--- a/docs/kamikami-sewer-tariff/03_説明資料/下水道使用料改定説明資料.docx
+++ b/docs/kamikami-sewer-tariff/03_説明資料/下水道使用料改定説明資料.docx
@@ -48,7 +48,7 @@
           <w:sz w:val="24"/>
           <w:szCs w:val="24"/>
         </w:rPr>
-        <w:t xml:space="preserve">― 6〜10㎥区分の是正を含む料金体系の見直し案 ―</w:t>
+        <w:t xml:space="preserve">― 6〜10㎥区分の単価差縮小を含む料金体系の見直し ―</w:t>
       </w:r>
     </w:p>
     <w:p>
@@ -62,7 +62,7 @@
           <w:sz w:val="19"/>
           <w:szCs w:val="19"/>
         </w:rPr>
-        <w:t xml:space="preserve">令和8年9月14日　　建設課</w:t>
+        <w:t xml:space="preserve">令和8年9月14日　　建設課　　【庁内検討用・事務局たたき台】</w:t>
       </w:r>
     </w:p>
     <w:tbl>
@@ -119,7 +119,7 @@
                 <w:sz w:val="20"/>
                 <w:szCs w:val="20"/>
               </w:rPr>
-              <w:t xml:space="preserve">① 現行体系は6〜10㎥の単価が40.7円と極端に低く、この区分だけで従量水量の約4割を流しながら収入は5%にとどまっている。</w:t>
+              <w:t xml:space="preserve">① 現行の6〜10㎥は税抜37円（税込40.7円）で、11〜50㎥の税抜174円（税込191.4円）の4.7分の1。公共下水道では従量課金対象水量の37.9%にこの単価が適用される一方、対応する従量収入は5.3%にとどまる。</w:t>
             </w:r>
           </w:p>
           <w:p>
@@ -133,7 +133,7 @@
                 <w:sz w:val="20"/>
                 <w:szCs w:val="20"/>
               </w:rPr>
-              <w:t xml:space="preserve">② この区分を11〜50㎥と同じ単価に揃えるだけで、年間約849万円（現行比+19.8%）の増収余地がある。</w:t>
+              <w:t xml:space="preserve">② この区分を現行の11〜50㎥単価（税抜174円）まで引き上げると、平年度で約8,493千円（現行調定額比 約+19.8%）の増収余地がある。</w:t>
             </w:r>
           </w:p>
           <w:p>
@@ -147,7 +147,7 @@
                 <w:sz w:val="20"/>
                 <w:szCs w:val="20"/>
               </w:rPr>
-              <w:t xml:space="preserve">③ ただし一度に揃えると月10㎥の世帯が+57.4%となるため、段階的に是正する。</w:t>
+              <w:t xml:space="preserve">③ ただし一気に引き上げると11〜50㎥が6〜10㎥を下回る逆転体系となり、月10㎥の世帯は+57.4%となるため、段階的に縮小する。</w:t>
             </w:r>
           </w:p>
           <w:p>
@@ -161,7 +161,7 @@
                 <w:sz w:val="20"/>
                 <w:szCs w:val="20"/>
               </w:rPr>
-              <w:t xml:space="preserve">④ 推奨案は「基本使用料は据置・6〜10㎥を40.7円→80円」。全体+10%で、月5㎥以下の世帯は据置となる。</w:t>
+              <w:t xml:space="preserve">④ 中心案（事務局たたき台）は税抜で「基本使用料1,008円 据置／6〜10㎥ 73円／11〜50㎥ 190円／51㎥〜 220円」。調定額ベースの平均増収率は約9.9%だが、6〜10㎥の単価自体は+97.3%、月10㎥世帯の請求額は+15.1%となる。</w:t>
             </w:r>
           </w:p>
         </w:tc>
@@ -199,7 +199,7 @@
           <w:sz w:val="21"/>
           <w:szCs w:val="21"/>
         </w:rPr>
-        <w:t xml:space="preserve">令和7年度の調定データ9,070件と令和6年度決算統計を分析した結果、現行の使用料体系に構造的な偏りがあることが判明した。本資料は、その内容と是正案を整理したものである。</w:t>
+        <w:t xml:space="preserve">令和7年度の調定データ9,070件と令和6年度決算統計を分析した結果、現行の使用料体系では6〜10㎥区分の単価が他区分と比べて著しく低く、負担の配分に偏りがあることが判明した。本資料は、その内容と見直し案を整理したものである。</w:t>
       </w:r>
     </w:p>
     <w:p>
@@ -213,9 +213,97 @@
           <w:sz w:val="21"/>
           <w:szCs w:val="21"/>
         </w:rPr>
-        <w:t xml:space="preserve">なお、経費回収率（決算統計32表ベース）は公共下水道49.9%・漁業集落排水36.9%であり、経営戦略が令和16年度の目標として掲げる水準（公共40%・漁集26%）は既に達成している。したがって本件は「目標未達を埋める改定」ではなく、「一般会計繰入をどこまで減らすか」と「体系の偏りをどう正すか」の判断である。</w:t>
+        <w:t xml:space="preserve">経費回収率について、令和6年度決算統計32表から算定した参考値は公共下水道49.9%・漁業集落排水36.9%である。ただし、経営戦略が用いる経費回収率とは算定範囲が異なるため直接比較はできない。本資料では、経営戦略が見込む使用料収入の水準を確保しつつ、現行料金体系の負担配分を見直すことを検討する。</w:t>
       </w:r>
     </w:p>
+    <w:tbl>
+      <w:tblPr>
+        <w:tblW w:type="dxa" w:w="9600"/>
+        <w:tblBorders>
+          <w:top w:val="single" w:color="E0CBBC" w:sz="4"/>
+          <w:left w:val="single" w:color="CF5B1A" w:sz="18"/>
+          <w:bottom w:val="single" w:color="E0CBBC" w:sz="4"/>
+          <w:right w:val="single" w:color="E0CBBC" w:sz="4"/>
+          <w:insideH w:val="none"/>
+          <w:insideV w:val="none"/>
+        </w:tblBorders>
+      </w:tblPr>
+      <w:tblGrid>
+        <w:gridCol w:w="9600"/>
+      </w:tblGrid>
+      <w:tr>
+        <w:tc>
+          <w:tcPr>
+            <w:tcW w:type="dxa" w:w="9600"/>
+            <w:shd w:fill="FDF6F1" w:color="auto" w:val="clear"/>
+            <w:tcMar>
+              <w:top w:type="dxa" w:w="140"/>
+              <w:left w:type="dxa" w:w="180"/>
+              <w:bottom w:type="dxa" w:w="140"/>
+              <w:right w:type="dxa" w:w="160"/>
+            </w:tcMar>
+          </w:tcPr>
+          <w:p>
+            <w:pPr>
+              <w:spacing w:after="70"/>
+            </w:pPr>
+            <w:r>
+              <w:rPr>
+                <w:rFonts w:ascii="MS Pゴシック" w:cs="MS Pゴシック" w:eastAsia="MS Pゴシック" w:hAnsi="MS Pゴシック"/>
+                <w:b/>
+                <w:bCs/>
+                <w:color w:val="CF5B1A"/>
+                <w:sz w:val="18"/>
+                <w:szCs w:val="18"/>
+              </w:rPr>
+              <w:t xml:space="preserve">本資料の位置づけ</w:t>
+            </w:r>
+          </w:p>
+          <w:p>
+            <w:pPr>
+              <w:spacing w:after="60" w:line="290"/>
+            </w:pPr>
+            <w:r>
+              <w:rPr>
+                <w:rFonts w:ascii="MS Pゴシック" w:cs="MS Pゴシック" w:eastAsia="MS Pゴシック" w:hAnsi="MS Pゴシック"/>
+                <w:color w:val="1A1A1A"/>
+                <w:sz w:val="20"/>
+                <w:szCs w:val="20"/>
+              </w:rPr>
+              <w:t xml:space="preserve">本資料は庁内検討のためのたたき台であり、料金表を確定するものではない。</w:t>
+            </w:r>
+          </w:p>
+          <w:p>
+            <w:pPr>
+              <w:spacing w:after="60" w:line="290"/>
+            </w:pPr>
+            <w:r>
+              <w:rPr>
+                <w:rFonts w:ascii="MS Pゴシック" w:cs="MS Pゴシック" w:eastAsia="MS Pゴシック" w:hAnsi="MS Pゴシック"/>
+                <w:color w:val="1A1A1A"/>
+                <w:sz w:val="20"/>
+                <w:szCs w:val="20"/>
+              </w:rPr>
+              <w:t xml:space="preserve">増収額は平年度ベース（令和7年度の1年分相当の調定分布に新料金を当てたもの）であり、施行日が未定のため初年度影響額は含まない。</w:t>
+            </w:r>
+          </w:p>
+          <w:p>
+            <w:pPr>
+              <w:spacing w:after="60" w:line="290"/>
+            </w:pPr>
+            <w:r>
+              <w:rPr>
+                <w:rFonts w:ascii="MS Pゴシック" w:cs="MS Pゴシック" w:eastAsia="MS Pゴシック" w:hAnsi="MS Pゴシック"/>
+                <w:color w:val="1A1A1A"/>
+                <w:sz w:val="20"/>
+                <w:szCs w:val="20"/>
+              </w:rPr>
+              <w:t xml:space="preserve">令和7年度の調定データには偶数月調定および毎月検針者の一部が含まれていない。この不足は増収額だけでなく料金単価の設計にも影響する（第9章）。</w:t>
+            </w:r>
+          </w:p>
+        </w:tc>
+      </w:tr>
+    </w:tbl>
     <w:p>
       <w:pPr>
         <w:pStyle w:val="Heading1"/>
@@ -255,6 +343,37 @@
         <w:t xml:space="preserve">2-1　現行の料金表</w:t>
       </w:r>
     </w:p>
+    <w:p>
+      <w:pPr>
+        <w:spacing w:after="120" w:before="0" w:line="300"/>
+      </w:pPr>
+      <w:r>
+        <w:rPr>
+          <w:rFonts w:ascii="MS Pゴシック" w:cs="MS Pゴシック" w:eastAsia="MS Pゴシック" w:hAnsi="MS Pゴシック"/>
+          <w:color w:val="1A1A1A"/>
+          <w:sz w:val="21"/>
+          <w:szCs w:val="21"/>
+        </w:rPr>
+        <w:t xml:space="preserve">階上町公共下水道条例および漁業集落排水処理施設条例の別表は税抜で定められており、条例により税抜額に消費税及び地方消費税を加算して1円未満を切り捨てる。両条例の別表は同額である。</w:t>
+      </w:r>
+    </w:p>
+    <w:p>
+      <w:pPr>
+        <w:keepNext/>
+        <w:spacing w:after="70" w:before="200"/>
+      </w:pPr>
+      <w:r>
+        <w:rPr>
+          <w:rFonts w:ascii="MS Pゴシック" w:cs="MS Pゴシック" w:eastAsia="MS Pゴシック" w:hAnsi="MS Pゴシック"/>
+          <w:b/>
+          <w:bCs/>
+          <w:color w:val="1A1A1A"/>
+          <w:sz w:val="19"/>
+          <w:szCs w:val="19"/>
+        </w:rPr>
+        <w:t xml:space="preserve">表1　現行の下水道使用料（一般汚水）</w:t>
+      </w:r>
+    </w:p>
     <w:tbl>
       <w:tblPr>
         <w:tblW w:type="dxa" w:w="9600"/>
@@ -268,11 +387,11 @@
         </w:tblBorders>
       </w:tblPr>
       <w:tblGrid>
-        <w:gridCol w:w="2200"/>
-        <w:gridCol w:w="2200"/>
-        <w:gridCol w:w="1700"/>
-        <w:gridCol w:w="1750"/>
-        <w:gridCol w:w="1750"/>
+        <w:gridCol w:w="2000"/>
+        <w:gridCol w:w="1900"/>
+        <w:gridCol w:w="1900"/>
+        <w:gridCol w:w="1900"/>
+        <w:gridCol w:w="1900"/>
       </w:tblGrid>
       <w:tr>
         <w:trPr>
@@ -280,7 +399,7 @@
         </w:trPr>
         <w:tc>
           <w:tcPr>
-            <w:tcW w:type="dxa" w:w="2200"/>
+            <w:tcW w:type="dxa" w:w="2000"/>
             <w:shd w:fill="DCEBED" w:color="auto" w:val="clear"/>
             <w:tcMar>
               <w:top w:type="dxa" w:w="60"/>
@@ -304,13 +423,13 @@
                 <w:sz w:val="18"/>
                 <w:szCs w:val="18"/>
               </w:rPr>
-              <w:t xml:space="preserve">区分（1か月あたり・税込）</w:t>
-            </w:r>
-          </w:p>
-        </w:tc>
-        <w:tc>
-          <w:tcPr>
-            <w:tcW w:type="dxa" w:w="2200"/>
+              <w:t xml:space="preserve">区分（1か月あたり）</w:t>
+            </w:r>
+          </w:p>
+        </w:tc>
+        <w:tc>
+          <w:tcPr>
+            <w:tcW w:type="dxa" w:w="1900"/>
             <w:shd w:fill="DCEBED" w:color="auto" w:val="clear"/>
             <w:tcMar>
               <w:top w:type="dxa" w:w="60"/>
@@ -340,7 +459,7 @@
         </w:tc>
         <w:tc>
           <w:tcPr>
-            <w:tcW w:type="dxa" w:w="1700"/>
+            <w:tcW w:type="dxa" w:w="1900"/>
             <w:shd w:fill="DCEBED" w:color="auto" w:val="clear"/>
             <w:tcMar>
               <w:top w:type="dxa" w:w="60"/>
@@ -370,7 +489,7 @@
         </w:tc>
         <w:tc>
           <w:tcPr>
-            <w:tcW w:type="dxa" w:w="1750"/>
+            <w:tcW w:type="dxa" w:w="1900"/>
             <w:shd w:fill="DCEBED" w:color="auto" w:val="clear"/>
             <w:tcMar>
               <w:top w:type="dxa" w:w="60"/>
@@ -400,7 +519,7 @@
         </w:tc>
         <w:tc>
           <w:tcPr>
-            <w:tcW w:type="dxa" w:w="1750"/>
+            <w:tcW w:type="dxa" w:w="1900"/>
             <w:shd w:fill="DCEBED" w:color="auto" w:val="clear"/>
             <w:tcMar>
               <w:top w:type="dxa" w:w="60"/>
@@ -432,7 +551,7 @@
       <w:tr>
         <w:tc>
           <w:tcPr>
-            <w:tcW w:type="dxa" w:w="2200"/>
+            <w:tcW w:type="dxa" w:w="2000"/>
             <w:tcMar>
               <w:top w:type="dxa" w:w="60"/>
               <w:left w:type="dxa" w:w="90"/>
@@ -455,123 +574,123 @@
                 <w:sz w:val="18"/>
                 <w:szCs w:val="18"/>
               </w:rPr>
-              <w:t xml:space="preserve">一般汚水</w:t>
-            </w:r>
-          </w:p>
-        </w:tc>
-        <w:tc>
-          <w:tcPr>
-            <w:tcW w:type="dxa" w:w="2200"/>
-            <w:tcMar>
-              <w:top w:type="dxa" w:w="60"/>
-              <w:left w:type="dxa" w:w="90"/>
-              <w:bottom w:type="dxa" w:w="60"/>
-              <w:right w:type="dxa" w:w="90"/>
-            </w:tcMar>
-            <w:vAlign w:val="center"/>
-          </w:tcPr>
-          <w:p>
-            <w:pPr>
-              <w:spacing w:after="0" w:line="260"/>
-              <w:jc w:val="right"/>
-            </w:pPr>
-            <w:r>
-              <w:rPr>
-                <w:rFonts w:ascii="MS Pゴシック" w:cs="MS Pゴシック" w:eastAsia="MS Pゴシック" w:hAnsi="MS Pゴシック"/>
-                <w:b w:val="false"/>
-                <w:bCs w:val="false"/>
-                <w:color w:val="1A1A1A"/>
-                <w:sz w:val="18"/>
-                <w:szCs w:val="18"/>
-              </w:rPr>
-              <w:t xml:space="preserve">1,108.8円</w:t>
-            </w:r>
-          </w:p>
-        </w:tc>
-        <w:tc>
-          <w:tcPr>
-            <w:tcW w:type="dxa" w:w="1700"/>
-            <w:tcMar>
-              <w:top w:type="dxa" w:w="60"/>
-              <w:left w:type="dxa" w:w="90"/>
-              <w:bottom w:type="dxa" w:w="60"/>
-              <w:right w:type="dxa" w:w="90"/>
-            </w:tcMar>
-            <w:vAlign w:val="center"/>
-          </w:tcPr>
-          <w:p>
-            <w:pPr>
-              <w:spacing w:after="0" w:line="260"/>
-              <w:jc w:val="right"/>
-            </w:pPr>
-            <w:r>
-              <w:rPr>
-                <w:rFonts w:ascii="MS Pゴシック" w:cs="MS Pゴシック" w:eastAsia="MS Pゴシック" w:hAnsi="MS Pゴシック"/>
-                <w:b w:val="false"/>
-                <w:bCs w:val="false"/>
-                <w:color w:val="1A1A1A"/>
-                <w:sz w:val="18"/>
-                <w:szCs w:val="18"/>
-              </w:rPr>
-              <w:t xml:space="preserve">40.7円</w:t>
-            </w:r>
-          </w:p>
-        </w:tc>
-        <w:tc>
-          <w:tcPr>
-            <w:tcW w:type="dxa" w:w="1750"/>
-            <w:tcMar>
-              <w:top w:type="dxa" w:w="60"/>
-              <w:left w:type="dxa" w:w="90"/>
-              <w:bottom w:type="dxa" w:w="60"/>
-              <w:right w:type="dxa" w:w="90"/>
-            </w:tcMar>
-            <w:vAlign w:val="center"/>
-          </w:tcPr>
-          <w:p>
-            <w:pPr>
-              <w:spacing w:after="0" w:line="260"/>
-              <w:jc w:val="right"/>
-            </w:pPr>
-            <w:r>
-              <w:rPr>
-                <w:rFonts w:ascii="MS Pゴシック" w:cs="MS Pゴシック" w:eastAsia="MS Pゴシック" w:hAnsi="MS Pゴシック"/>
-                <w:b w:val="false"/>
-                <w:bCs w:val="false"/>
-                <w:color w:val="1A1A1A"/>
-                <w:sz w:val="18"/>
-                <w:szCs w:val="18"/>
-              </w:rPr>
-              <w:t xml:space="preserve">191.4円</w:t>
-            </w:r>
-          </w:p>
-        </w:tc>
-        <w:tc>
-          <w:tcPr>
-            <w:tcW w:type="dxa" w:w="1750"/>
-            <w:tcMar>
-              <w:top w:type="dxa" w:w="60"/>
-              <w:left w:type="dxa" w:w="90"/>
-              <w:bottom w:type="dxa" w:w="60"/>
-              <w:right w:type="dxa" w:w="90"/>
-            </w:tcMar>
-            <w:vAlign w:val="center"/>
-          </w:tcPr>
-          <w:p>
-            <w:pPr>
-              <w:spacing w:after="0" w:line="260"/>
-              <w:jc w:val="right"/>
-            </w:pPr>
-            <w:r>
-              <w:rPr>
-                <w:rFonts w:ascii="MS Pゴシック" w:cs="MS Pゴシック" w:eastAsia="MS Pゴシック" w:hAnsi="MS Pゴシック"/>
-                <w:b w:val="false"/>
-                <w:bCs w:val="false"/>
-                <w:color w:val="1A1A1A"/>
-                <w:sz w:val="18"/>
-                <w:szCs w:val="18"/>
-              </w:rPr>
-              <w:t xml:space="preserve">220.0円</w:t>
+              <w:t xml:space="preserve">税抜（条例別表）</w:t>
+            </w:r>
+          </w:p>
+        </w:tc>
+        <w:tc>
+          <w:tcPr>
+            <w:tcW w:type="dxa" w:w="1900"/>
+            <w:tcMar>
+              <w:top w:type="dxa" w:w="60"/>
+              <w:left w:type="dxa" w:w="90"/>
+              <w:bottom w:type="dxa" w:w="60"/>
+              <w:right w:type="dxa" w:w="90"/>
+            </w:tcMar>
+            <w:vAlign w:val="center"/>
+          </w:tcPr>
+          <w:p>
+            <w:pPr>
+              <w:spacing w:after="0" w:line="260"/>
+              <w:jc w:val="right"/>
+            </w:pPr>
+            <w:r>
+              <w:rPr>
+                <w:rFonts w:ascii="MS Pゴシック" w:cs="MS Pゴシック" w:eastAsia="MS Pゴシック" w:hAnsi="MS Pゴシック"/>
+                <w:b w:val="false"/>
+                <w:bCs w:val="false"/>
+                <w:color w:val="1A1A1A"/>
+                <w:sz w:val="18"/>
+                <w:szCs w:val="18"/>
+              </w:rPr>
+              <w:t xml:space="preserve">1,008円</w:t>
+            </w:r>
+          </w:p>
+        </w:tc>
+        <w:tc>
+          <w:tcPr>
+            <w:tcW w:type="dxa" w:w="1900"/>
+            <w:tcMar>
+              <w:top w:type="dxa" w:w="60"/>
+              <w:left w:type="dxa" w:w="90"/>
+              <w:bottom w:type="dxa" w:w="60"/>
+              <w:right w:type="dxa" w:w="90"/>
+            </w:tcMar>
+            <w:vAlign w:val="center"/>
+          </w:tcPr>
+          <w:p>
+            <w:pPr>
+              <w:spacing w:after="0" w:line="260"/>
+              <w:jc w:val="right"/>
+            </w:pPr>
+            <w:r>
+              <w:rPr>
+                <w:rFonts w:ascii="MS Pゴシック" w:cs="MS Pゴシック" w:eastAsia="MS Pゴシック" w:hAnsi="MS Pゴシック"/>
+                <w:b w:val="false"/>
+                <w:bCs w:val="false"/>
+                <w:color w:val="1A1A1A"/>
+                <w:sz w:val="18"/>
+                <w:szCs w:val="18"/>
+              </w:rPr>
+              <w:t xml:space="preserve">37円</w:t>
+            </w:r>
+          </w:p>
+        </w:tc>
+        <w:tc>
+          <w:tcPr>
+            <w:tcW w:type="dxa" w:w="1900"/>
+            <w:tcMar>
+              <w:top w:type="dxa" w:w="60"/>
+              <w:left w:type="dxa" w:w="90"/>
+              <w:bottom w:type="dxa" w:w="60"/>
+              <w:right w:type="dxa" w:w="90"/>
+            </w:tcMar>
+            <w:vAlign w:val="center"/>
+          </w:tcPr>
+          <w:p>
+            <w:pPr>
+              <w:spacing w:after="0" w:line="260"/>
+              <w:jc w:val="right"/>
+            </w:pPr>
+            <w:r>
+              <w:rPr>
+                <w:rFonts w:ascii="MS Pゴシック" w:cs="MS Pゴシック" w:eastAsia="MS Pゴシック" w:hAnsi="MS Pゴシック"/>
+                <w:b w:val="false"/>
+                <w:bCs w:val="false"/>
+                <w:color w:val="1A1A1A"/>
+                <w:sz w:val="18"/>
+                <w:szCs w:val="18"/>
+              </w:rPr>
+              <w:t xml:space="preserve">174円</w:t>
+            </w:r>
+          </w:p>
+        </w:tc>
+        <w:tc>
+          <w:tcPr>
+            <w:tcW w:type="dxa" w:w="1900"/>
+            <w:tcMar>
+              <w:top w:type="dxa" w:w="60"/>
+              <w:left w:type="dxa" w:w="90"/>
+              <w:bottom w:type="dxa" w:w="60"/>
+              <w:right w:type="dxa" w:w="90"/>
+            </w:tcMar>
+            <w:vAlign w:val="center"/>
+          </w:tcPr>
+          <w:p>
+            <w:pPr>
+              <w:spacing w:after="0" w:line="260"/>
+              <w:jc w:val="right"/>
+            </w:pPr>
+            <w:r>
+              <w:rPr>
+                <w:rFonts w:ascii="MS Pゴシック" w:cs="MS Pゴシック" w:eastAsia="MS Pゴシック" w:hAnsi="MS Pゴシック"/>
+                <w:b w:val="false"/>
+                <w:bCs w:val="false"/>
+                <w:color w:val="1A1A1A"/>
+                <w:sz w:val="18"/>
+                <w:szCs w:val="18"/>
+              </w:rPr>
+              <w:t xml:space="preserve">200円</w:t>
             </w:r>
           </w:p>
         </w:tc>
@@ -579,7 +698,7 @@
       <w:tr>
         <w:tc>
           <w:tcPr>
-            <w:tcW w:type="dxa" w:w="2200"/>
+            <w:tcW w:type="dxa" w:w="2000"/>
             <w:shd w:fill="F4F7F7" w:color="auto" w:val="clear"/>
             <w:tcMar>
               <w:top w:type="dxa" w:w="60"/>
@@ -603,13 +722,13 @@
                 <w:sz w:val="18"/>
                 <w:szCs w:val="18"/>
               </w:rPr>
-              <w:t xml:space="preserve">（税抜換算）</w:t>
-            </w:r>
-          </w:p>
-        </w:tc>
-        <w:tc>
-          <w:tcPr>
-            <w:tcW w:type="dxa" w:w="2200"/>
+              <w:t xml:space="preserve">税込（参考）</w:t>
+            </w:r>
+          </w:p>
+        </w:tc>
+        <w:tc>
+          <w:tcPr>
+            <w:tcW w:type="dxa" w:w="1900"/>
             <w:shd w:fill="F4F7F7" w:color="auto" w:val="clear"/>
             <w:tcMar>
               <w:top w:type="dxa" w:w="60"/>
@@ -633,13 +752,13 @@
                 <w:sz w:val="18"/>
                 <w:szCs w:val="18"/>
               </w:rPr>
-              <w:t xml:space="preserve">1,008円</w:t>
-            </w:r>
-          </w:p>
-        </w:tc>
-        <w:tc>
-          <w:tcPr>
-            <w:tcW w:type="dxa" w:w="1700"/>
+              <w:t xml:space="preserve">1,108.8円</w:t>
+            </w:r>
+          </w:p>
+        </w:tc>
+        <w:tc>
+          <w:tcPr>
+            <w:tcW w:type="dxa" w:w="1900"/>
             <w:shd w:fill="F4F7F7" w:color="auto" w:val="clear"/>
             <w:tcMar>
               <w:top w:type="dxa" w:w="60"/>
@@ -663,13 +782,13 @@
                 <w:sz w:val="18"/>
                 <w:szCs w:val="18"/>
               </w:rPr>
-              <w:t xml:space="preserve">37円</w:t>
-            </w:r>
-          </w:p>
-        </w:tc>
-        <w:tc>
-          <w:tcPr>
-            <w:tcW w:type="dxa" w:w="1750"/>
+              <w:t xml:space="preserve">40.7円</w:t>
+            </w:r>
+          </w:p>
+        </w:tc>
+        <w:tc>
+          <w:tcPr>
+            <w:tcW w:type="dxa" w:w="1900"/>
             <w:shd w:fill="F4F7F7" w:color="auto" w:val="clear"/>
             <w:tcMar>
               <w:top w:type="dxa" w:w="60"/>
@@ -693,13 +812,13 @@
                 <w:sz w:val="18"/>
                 <w:szCs w:val="18"/>
               </w:rPr>
-              <w:t xml:space="preserve">174円</w:t>
-            </w:r>
-          </w:p>
-        </w:tc>
-        <w:tc>
-          <w:tcPr>
-            <w:tcW w:type="dxa" w:w="1750"/>
+              <w:t xml:space="preserve">191.4円</w:t>
+            </w:r>
+          </w:p>
+        </w:tc>
+        <w:tc>
+          <w:tcPr>
+            <w:tcW w:type="dxa" w:w="1900"/>
             <w:shd w:fill="F4F7F7" w:color="auto" w:val="clear"/>
             <w:tcMar>
               <w:top w:type="dxa" w:w="60"/>
@@ -723,7 +842,7 @@
                 <w:sz w:val="18"/>
                 <w:szCs w:val="18"/>
               </w:rPr>
-              <w:t xml:space="preserve">200円</w:t>
+              <w:t xml:space="preserve">220.0円</w:t>
             </w:r>
           </w:p>
         </w:tc>
@@ -731,7 +850,7 @@
     </w:tbl>
     <w:p>
       <w:pPr>
-        <w:spacing w:after="200" w:before="60"/>
+        <w:spacing w:after="200" w:before="40"/>
       </w:pPr>
       <w:r>
         <w:rPr>
@@ -740,7 +859,7 @@
           <w:sz w:val="17"/>
           <w:szCs w:val="17"/>
         </w:rPr>
-        <w:t xml:space="preserve">表1　現行の下水道使用料（公衆浴場は基本使用料1,108.8円＋6㎥〜62.7円/㎥）。調定は隔月のため、請求額はこの2倍となる。</w:t>
+        <w:t xml:space="preserve">公衆浴場汚水は別単価（税抜 基本1,008円＋6㎥〜57円）。調定は隔月のため、請求額はこの2倍となる。</w:t>
       </w:r>
     </w:p>
     <w:p>
@@ -772,7 +891,7 @@
           <w:sz w:val="21"/>
           <w:szCs w:val="21"/>
         </w:rPr>
-        <w:t xml:space="preserve">1㎥あたりの負担額を使用量別に計算すると、月10㎥で131.2円/㎥まで下がり、そこから緩やかに戻るU字カーブになる。基本使用料があるため少量ほど平均単価が高くなるのは体系上自然だが、6〜10㎥の単価が低すぎるため底が深い。</w:t>
+        <w:t xml:space="preserve">1㎥あたりの負担額を使用量別に計算すると、月10㎥で131.2円/㎥まで下がり、そこから緩やかに戻るU字カーブになる。基本使用料があるため少量ほど平均単価が高くなるのは体系上自然だが、6〜10㎥の単価が低いため底が深い。</w:t>
       </w:r>
     </w:p>
     <w:p>
@@ -849,7 +968,7 @@
           <w:sz w:val="21"/>
           <w:szCs w:val="21"/>
         </w:rPr>
-        <w:t xml:space="preserve">51㎥超の単価は「220円 −  2,031.7円÷使用量」で表され、220円/㎥に漸近する。つまりどれだけ大量に使っても、月5㎥の世帯が負担している221.8円/㎥を上回る層は存在しない。公共下水道の使用量の中央値は月10.5㎥であり、ちょうど単価の底に中央値の世帯がいる。</w:t>
+        <w:t xml:space="preserve">公共下水道の使用量の中央値は月10.5㎥であり、ちょうど単価の底に中央値の世帯がいる。</w:t>
       </w:r>
     </w:p>
     <w:p>
@@ -867,7 +986,7 @@
           <w:sz w:val="22"/>
           <w:szCs w:val="22"/>
         </w:rPr>
-        <w:t xml:space="preserve">2-3　6〜10㎥は「水量の4割・収入の5%」</w:t>
+        <w:t xml:space="preserve">2-3　6〜10㎥区分の水量と収入の乖離</w:t>
       </w:r>
     </w:p>
     <w:p>
@@ -878,7 +997,7 @@
       <w:r>
         <w:drawing>
           <wp:inline distT="0" distB="0" distL="0" distR="0">
-            <wp:extent cx="5905500" cy="2286000"/>
+            <wp:extent cx="5905500" cy="2390775"/>
             <wp:effectExtent t="0" r="0" b="0" l="0"/>
             <wp:docPr id="1" name="" descr="" title=""/>
             <wp:cNvGraphicFramePr>
@@ -903,7 +1022,7 @@
                   <pic:spPr bwMode="auto">
                     <a:xfrm>
                       <a:off x="0" y="0"/>
-                      <a:ext cx="5905500" cy="2286000"/>
+                      <a:ext cx="5905500" cy="2390775"/>
                     </a:xfrm>
                     <a:prstGeom prst="rect">
                       <a:avLst/>
@@ -930,7 +1049,24 @@
           <w:sz w:val="19"/>
           <w:szCs w:val="19"/>
         </w:rPr>
-        <w:t xml:space="preserve">図2　区分別の収入シェアと従量水量シェア（公共下水道・令和7年度）</w:t>
+        <w:t xml:space="preserve">図2　区分別の収入シェアと従量課金対象水量シェア（公共下水道・令和7年度）</w:t>
+      </w:r>
+    </w:p>
+    <w:p>
+      <w:pPr>
+        <w:keepNext/>
+        <w:spacing w:after="70" w:before="200"/>
+      </w:pPr>
+      <w:r>
+        <w:rPr>
+          <w:rFonts w:ascii="MS Pゴシック" w:cs="MS Pゴシック" w:eastAsia="MS Pゴシック" w:hAnsi="MS Pゴシック"/>
+          <w:b/>
+          <w:bCs/>
+          <w:color w:val="1A1A1A"/>
+          <w:sz w:val="19"/>
+          <w:szCs w:val="19"/>
+        </w:rPr>
+        <w:t xml:space="preserve">表2　公共下水道の区分別収入</w:t>
       </w:r>
     </w:p>
     <w:tbl>
@@ -949,8 +1085,8 @@
         <w:gridCol w:w="2700"/>
         <w:gridCol w:w="1750"/>
         <w:gridCol w:w="1550"/>
-        <w:gridCol w:w="1850"/>
-        <w:gridCol w:w="1750"/>
+        <w:gridCol w:w="1950"/>
+        <w:gridCol w:w="1650"/>
       </w:tblGrid>
       <w:tr>
         <w:trPr>
@@ -1048,7 +1184,7 @@
         </w:tc>
         <w:tc>
           <w:tcPr>
-            <w:tcW w:type="dxa" w:w="1850"/>
+            <w:tcW w:type="dxa" w:w="1950"/>
             <w:shd w:fill="DCEBED" w:color="auto" w:val="clear"/>
             <w:tcMar>
               <w:top w:type="dxa" w:w="60"/>
@@ -1072,13 +1208,13 @@
                 <w:sz w:val="18"/>
                 <w:szCs w:val="18"/>
               </w:rPr>
-              <w:t xml:space="preserve">従量水量（㎥）</w:t>
-            </w:r>
-          </w:p>
-        </w:tc>
-        <w:tc>
-          <w:tcPr>
-            <w:tcW w:type="dxa" w:w="1750"/>
+              <w:t xml:space="preserve">従量課金対象水量（㎥）</w:t>
+            </w:r>
+          </w:p>
+        </w:tc>
+        <w:tc>
+          <w:tcPr>
+            <w:tcW w:type="dxa" w:w="1650"/>
             <w:shd w:fill="DCEBED" w:color="auto" w:val="clear"/>
             <w:tcMar>
               <w:top w:type="dxa" w:w="60"/>
@@ -1197,7 +1333,7 @@
         </w:tc>
         <w:tc>
           <w:tcPr>
-            <w:tcW w:type="dxa" w:w="1850"/>
+            <w:tcW w:type="dxa" w:w="1950"/>
             <w:tcMar>
               <w:top w:type="dxa" w:w="60"/>
               <w:left w:type="dxa" w:w="90"/>
@@ -1226,7 +1362,7 @@
         </w:tc>
         <w:tc>
           <w:tcPr>
-            <w:tcW w:type="dxa" w:w="1750"/>
+            <w:tcW w:type="dxa" w:w="1650"/>
             <w:tcMar>
               <w:top w:type="dxa" w:w="60"/>
               <w:left w:type="dxa" w:w="90"/>
@@ -1347,7 +1483,7 @@
         </w:tc>
         <w:tc>
           <w:tcPr>
-            <w:tcW w:type="dxa" w:w="1850"/>
+            <w:tcW w:type="dxa" w:w="1950"/>
             <w:shd w:fill="FBEAE0" w:color="auto" w:val="clear"/>
             <w:tcMar>
               <w:top w:type="dxa" w:w="60"/>
@@ -1377,7 +1513,7 @@
         </w:tc>
         <w:tc>
           <w:tcPr>
-            <w:tcW w:type="dxa" w:w="1750"/>
+            <w:tcW w:type="dxa" w:w="1650"/>
             <w:shd w:fill="FBEAE0" w:color="auto" w:val="clear"/>
             <w:tcMar>
               <w:top w:type="dxa" w:w="60"/>
@@ -1496,7 +1632,7 @@
         </w:tc>
         <w:tc>
           <w:tcPr>
-            <w:tcW w:type="dxa" w:w="1850"/>
+            <w:tcW w:type="dxa" w:w="1950"/>
             <w:tcMar>
               <w:top w:type="dxa" w:w="60"/>
               <w:left w:type="dxa" w:w="90"/>
@@ -1525,7 +1661,7 @@
         </w:tc>
         <w:tc>
           <w:tcPr>
-            <w:tcW w:type="dxa" w:w="1750"/>
+            <w:tcW w:type="dxa" w:w="1650"/>
             <w:tcMar>
               <w:top w:type="dxa" w:w="60"/>
               <w:left w:type="dxa" w:w="90"/>
@@ -1646,7 +1782,7 @@
         </w:tc>
         <w:tc>
           <w:tcPr>
-            <w:tcW w:type="dxa" w:w="1850"/>
+            <w:tcW w:type="dxa" w:w="1950"/>
             <w:shd w:fill="F4F7F7" w:color="auto" w:val="clear"/>
             <w:tcMar>
               <w:top w:type="dxa" w:w="60"/>
@@ -1676,7 +1812,7 @@
         </w:tc>
         <w:tc>
           <w:tcPr>
-            <w:tcW w:type="dxa" w:w="1750"/>
+            <w:tcW w:type="dxa" w:w="1650"/>
             <w:shd w:fill="F4F7F7" w:color="auto" w:val="clear"/>
             <w:tcMar>
               <w:top w:type="dxa" w:w="60"/>
@@ -1795,7 +1931,7 @@
         </w:tc>
         <w:tc>
           <w:tcPr>
-            <w:tcW w:type="dxa" w:w="1850"/>
+            <w:tcW w:type="dxa" w:w="1950"/>
             <w:tcMar>
               <w:top w:type="dxa" w:w="60"/>
               <w:left w:type="dxa" w:w="90"/>
@@ -1824,7 +1960,7 @@
         </w:tc>
         <w:tc>
           <w:tcPr>
-            <w:tcW w:type="dxa" w:w="1750"/>
+            <w:tcW w:type="dxa" w:w="1650"/>
             <w:tcMar>
               <w:top w:type="dxa" w:w="60"/>
               <w:left w:type="dxa" w:w="90"/>
@@ -1855,7 +1991,7 @@
     </w:tbl>
     <w:p>
       <w:pPr>
-        <w:spacing w:after="200" w:before="60"/>
+        <w:spacing w:after="200" w:before="40"/>
       </w:pPr>
       <w:r>
         <w:rPr>
@@ -1864,9 +2000,83 @@
           <w:sz w:val="17"/>
           <w:szCs w:val="17"/>
         </w:rPr>
-        <w:t xml:space="preserve">表2　公共下水道の区分別収入。従量水量は2か月分の合計。漁業集落排水もほぼ同じ構造（6〜10㎥は水量33.9%・収入5.5%）。</w:t>
+        <w:t xml:space="preserve">従量課金対象水量は、基本使用料に含まれる水量（2か月10㎥）を除いた水量であり、全汚水量ではない。</w:t>
       </w:r>
     </w:p>
+    <w:tbl>
+      <w:tblPr>
+        <w:tblW w:type="dxa" w:w="9600"/>
+        <w:tblBorders>
+          <w:top w:val="single" w:color="E0CBBC" w:sz="4"/>
+          <w:left w:val="single" w:color="CF5B1A" w:sz="18"/>
+          <w:bottom w:val="single" w:color="E0CBBC" w:sz="4"/>
+          <w:right w:val="single" w:color="E0CBBC" w:sz="4"/>
+          <w:insideH w:val="none"/>
+          <w:insideV w:val="none"/>
+        </w:tblBorders>
+      </w:tblPr>
+      <w:tblGrid>
+        <w:gridCol w:w="9600"/>
+      </w:tblGrid>
+      <w:tr>
+        <w:tc>
+          <w:tcPr>
+            <w:tcW w:type="dxa" w:w="9600"/>
+            <w:shd w:fill="FDF6F1" w:color="auto" w:val="clear"/>
+            <w:tcMar>
+              <w:top w:type="dxa" w:w="140"/>
+              <w:left w:type="dxa" w:w="180"/>
+              <w:bottom w:type="dxa" w:w="140"/>
+              <w:right w:type="dxa" w:w="160"/>
+            </w:tcMar>
+          </w:tcPr>
+          <w:p>
+            <w:pPr>
+              <w:spacing w:after="70"/>
+            </w:pPr>
+            <w:r>
+              <w:rPr>
+                <w:rFonts w:ascii="MS Pゴシック" w:cs="MS Pゴシック" w:eastAsia="MS Pゴシック" w:hAnsi="MS Pゴシック"/>
+                <w:b/>
+                <w:bCs/>
+                <w:color w:val="CF5B1A"/>
+                <w:sz w:val="18"/>
+                <w:szCs w:val="18"/>
+              </w:rPr>
+              <w:t xml:space="preserve">正確な言い方</w:t>
+            </w:r>
+          </w:p>
+          <w:p>
+            <w:pPr>
+              <w:spacing w:after="60" w:line="290"/>
+            </w:pPr>
+            <w:r>
+              <w:rPr>
+                <w:rFonts w:ascii="MS Pゴシック" w:cs="MS Pゴシック" w:eastAsia="MS Pゴシック" w:hAnsi="MS Pゴシック"/>
+                <w:color w:val="1A1A1A"/>
+                <w:sz w:val="20"/>
+                <w:szCs w:val="20"/>
+              </w:rPr>
+              <w:t xml:space="preserve">公共下水道では、基本水量を除く従量課金対象水量の37.9%に6〜10㎥単価が適用されている一方、同区分に対応する従量収入は5.3%である。</w:t>
+            </w:r>
+          </w:p>
+          <w:p>
+            <w:pPr>
+              <w:spacing w:after="60" w:line="290"/>
+            </w:pPr>
+            <w:r>
+              <w:rPr>
+                <w:rFonts w:ascii="MS Pゴシック" w:cs="MS Pゴシック" w:eastAsia="MS Pゴシック" w:hAnsi="MS Pゴシック"/>
+                <w:color w:val="1A1A1A"/>
+                <w:sz w:val="20"/>
+                <w:szCs w:val="20"/>
+              </w:rPr>
+              <w:t xml:space="preserve">漁業集落排水もほぼ同じ構造で、水量33.9%・収入5.5%となっている。</w:t>
+            </w:r>
+          </w:p>
+        </w:tc>
+      </w:tr>
+    </w:tbl>
     <w:p>
       <w:pPr>
         <w:pStyle w:val="Heading1"/>
@@ -1885,7 +2095,7 @@
           <w:sz w:val="26"/>
           <w:szCs w:val="26"/>
         </w:rPr>
-        <w:t xml:space="preserve">3　6〜10㎥区分の是正余地</w:t>
+        <w:t xml:space="preserve">3　6〜10㎥区分の単価差の縮小余地</w:t>
       </w:r>
     </w:p>
     <w:p>
@@ -1899,7 +2109,24 @@
           <w:sz w:val="21"/>
           <w:szCs w:val="21"/>
         </w:rPr>
-        <w:t xml:space="preserve">6〜10㎥の単価40.7円は、11〜50㎥の191.4円の4.7分の1である。仮にこの区分を11〜50㎥と同じ単価に揃えると、2事業合計で次の増収となる。</w:t>
+        <w:t xml:space="preserve">6〜10㎥の税抜37円は、11〜50㎥の税抜174円の4.7分の1である。仮にこの区分を11〜50㎥と同じ単価に揃えると、2事業合計で次の増収となる。</w:t>
+      </w:r>
+    </w:p>
+    <w:p>
+      <w:pPr>
+        <w:keepNext/>
+        <w:spacing w:after="70" w:before="200"/>
+      </w:pPr>
+      <w:r>
+        <w:rPr>
+          <w:rFonts w:ascii="MS Pゴシック" w:cs="MS Pゴシック" w:eastAsia="MS Pゴシック" w:hAnsi="MS Pゴシック"/>
+          <w:b/>
+          <w:bCs/>
+          <w:color w:val="1A1A1A"/>
+          <w:sz w:val="19"/>
+          <w:szCs w:val="19"/>
+        </w:rPr>
+        <w:t xml:space="preserve">表3　6〜10㎥を現行の11〜50㎥単価（税抜174円）まで引き上げた場合の増収余地</w:t>
       </w:r>
     </w:p>
     <w:tbl>
@@ -2040,7 +2267,7 @@
                 <w:sz w:val="18"/>
                 <w:szCs w:val="18"/>
               </w:rPr>
-              <w:t xml:space="preserve">6〜10㎥の従量水量（2事業計）</w:t>
+              <w:t xml:space="preserve">現行調定額（税込）</w:t>
             </w:r>
           </w:p>
         </w:tc>
@@ -2069,7 +2296,7 @@
                 <w:sz w:val="18"/>
                 <w:szCs w:val="18"/>
               </w:rPr>
-              <w:t xml:space="preserve">56,362㎥</w:t>
+              <w:t xml:space="preserve">42,987,132円</w:t>
             </w:r>
           </w:p>
         </w:tc>
@@ -2098,7 +2325,7 @@
                 <w:sz w:val="18"/>
                 <w:szCs w:val="18"/>
               </w:rPr>
-              <w:t xml:space="preserve">2か月分の合計</w:t>
+              <w:t xml:space="preserve">R7年度奇数月6回調定</w:t>
             </w:r>
           </w:p>
         </w:tc>
@@ -2130,7 +2357,7 @@
                 <w:sz w:val="18"/>
                 <w:szCs w:val="18"/>
               </w:rPr>
-              <w:t xml:space="preserve">現行単価との差</w:t>
+              <w:t xml:space="preserve">6〜10㎥を税抜174円に揃えた場合</w:t>
             </w:r>
           </w:p>
         </w:tc>
@@ -2160,7 +2387,7 @@
                 <w:sz w:val="18"/>
                 <w:szCs w:val="18"/>
               </w:rPr>
-              <w:t xml:space="preserve">150.7円/㎥</w:t>
+              <w:t xml:space="preserve">51,480,990円</w:t>
             </w:r>
           </w:p>
         </w:tc>
@@ -2190,7 +2417,7 @@
                 <w:sz w:val="18"/>
                 <w:szCs w:val="18"/>
               </w:rPr>
-              <w:t xml:space="preserve">191.4円 − 40.7円</w:t>
+              <w:t xml:space="preserve">他の区分は現行のまま</w:t>
             </w:r>
           </w:p>
         </w:tc>
@@ -2222,7 +2449,7 @@
                 <w:sz w:val="18"/>
                 <w:szCs w:val="18"/>
               </w:rPr>
-              <w:t xml:space="preserve">増収額</w:t>
+              <w:t xml:space="preserve">増収余地（平年度・税込）</w:t>
             </w:r>
           </w:p>
         </w:tc>
@@ -2252,7 +2479,7 @@
                 <w:sz w:val="18"/>
                 <w:szCs w:val="18"/>
               </w:rPr>
-              <w:t xml:space="preserve">8,493,753円</w:t>
+              <w:t xml:space="preserve">8,493,858円</w:t>
             </w:r>
           </w:p>
         </w:tc>
@@ -2282,7 +2509,7 @@
                 <w:sz w:val="18"/>
                 <w:szCs w:val="18"/>
               </w:rPr>
-              <w:t xml:space="preserve">56,362㎥ × 150.7円</w:t>
+              <w:t xml:space="preserve">差引</w:t>
             </w:r>
           </w:p>
         </w:tc>
@@ -2344,7 +2571,7 @@
                 <w:sz w:val="18"/>
                 <w:szCs w:val="18"/>
               </w:rPr>
-              <w:t xml:space="preserve">+19.8%</w:t>
+              <w:t xml:space="preserve">約 +19.8%</w:t>
             </w:r>
           </w:p>
         </w:tc>
@@ -2374,26 +2601,12 @@
                 <w:sz w:val="18"/>
                 <w:szCs w:val="18"/>
               </w:rPr>
-              <w:t xml:space="preserve">現行 42,987,132円</w:t>
+              <w:t xml:space="preserve"/>
             </w:r>
           </w:p>
         </w:tc>
       </w:tr>
     </w:tbl>
-    <w:p>
-      <w:pPr>
-        <w:spacing w:after="200" w:before="60"/>
-      </w:pPr>
-      <w:r>
-        <w:rPr>
-          <w:rFonts w:ascii="MS Pゴシック" w:cs="MS Pゴシック" w:eastAsia="MS Pゴシック" w:hAnsi="MS Pゴシック"/>
-          <w:color w:val="5F6F74"/>
-          <w:sz w:val="17"/>
-          <w:szCs w:val="17"/>
-        </w:rPr>
-        <w:t xml:space="preserve">表3　6〜10㎥を11〜50㎥と同単価に揃えた場合の増収余地。</w:t>
-      </w:r>
-    </w:p>
     <w:tbl>
       <w:tblPr>
         <w:tblW w:type="dxa" w:w="9600"/>
@@ -2434,7 +2647,7 @@
                 <w:sz w:val="18"/>
                 <w:szCs w:val="18"/>
               </w:rPr>
-              <w:t xml:space="preserve">つまり</w:t>
+              <w:t xml:space="preserve">読み取り</w:t>
             </w:r>
           </w:p>
           <w:p>
@@ -2448,7 +2661,7 @@
                 <w:sz w:val="20"/>
                 <w:szCs w:val="20"/>
               </w:rPr>
-              <w:t xml:space="preserve">6〜10㎥区分の是正だけで、改定率19.8%に相当する増収余地がある。</w:t>
+              <w:t xml:space="preserve">6〜10㎥区分の単価差を解消するだけで、平均増収率19.8%に相当する規模の増収余地がある。</w:t>
             </w:r>
           </w:p>
           <w:p>
@@ -2462,7 +2675,7 @@
                 <w:sz w:val="20"/>
                 <w:szCs w:val="20"/>
               </w:rPr>
-              <w:t xml:space="preserve">言い換えれば、この区分を放置したまま全体を一律に引き上げると、本来この区分が負担すべき分を他の区分が肩代わりし続けることになる。</w:t>
+              <w:t xml:space="preserve">この区分の相対的に低い負担が維持される場合、必要な増収分は他の区分に配分することになる。</w:t>
             </w:r>
           </w:p>
         </w:tc>
@@ -2486,7 +2699,7 @@
           <w:sz w:val="26"/>
           <w:szCs w:val="26"/>
         </w:rPr>
-        <w:t xml:space="preserve">4　是正水準の選択肢</w:t>
+        <w:t xml:space="preserve">4　単価差をどこまで縮めるかの選択肢</w:t>
       </w:r>
     </w:p>
     <w:p>
@@ -2500,7 +2713,24 @@
           <w:sz w:val="21"/>
           <w:szCs w:val="21"/>
         </w:rPr>
-        <w:t xml:space="preserve">全体の改定率を+10%に固定し、基本使用料を据え置いたうえで、6〜10㎥をどこまで引き上げるかを4段階で比較した。6〜10㎥を上げるほど11〜50㎥は抑えられるため、負担の配分が変わる。</w:t>
+        <w:t xml:space="preserve">調定額ベースの平均増収率を約10%に固定し、基本使用料を据え置いたうえで、6〜10㎥をどこまで引き上げるかを比較した。6〜10㎥を上げるほど11〜50㎥は抑えられるため、負担の配分が変わる。</w:t>
+      </w:r>
+    </w:p>
+    <w:p>
+      <w:pPr>
+        <w:keepNext/>
+        <w:spacing w:after="70" w:before="200"/>
+      </w:pPr>
+      <w:r>
+        <w:rPr>
+          <w:rFonts w:ascii="MS Pゴシック" w:cs="MS Pゴシック" w:eastAsia="MS Pゴシック" w:hAnsi="MS Pゴシック"/>
+          <w:b/>
+          <w:bCs/>
+          <w:color w:val="1A1A1A"/>
+          <w:sz w:val="19"/>
+          <w:szCs w:val="19"/>
+        </w:rPr>
+        <w:t xml:space="preserve">表4　単価差の縮小水準別の料金と世帯影響（単価は税抜）</w:t>
       </w:r>
     </w:p>
     <w:tbl>
@@ -2516,13 +2746,14 @@
         </w:tblBorders>
       </w:tblPr>
       <w:tblGrid>
-        <w:gridCol w:w="2150"/>
-        <w:gridCol w:w="1200"/>
-        <w:gridCol w:w="1100"/>
-        <w:gridCol w:w="1400"/>
-        <w:gridCol w:w="1250"/>
-        <w:gridCol w:w="1250"/>
-        <w:gridCol w:w="1250"/>
+        <w:gridCol w:w="1750"/>
+        <w:gridCol w:w="1150"/>
+        <w:gridCol w:w="1050"/>
+        <w:gridCol w:w="1300"/>
+        <w:gridCol w:w="1350"/>
+        <w:gridCol w:w="1000"/>
+        <w:gridCol w:w="1000"/>
+        <w:gridCol w:w="1000"/>
       </w:tblGrid>
       <w:tr>
         <w:trPr>
@@ -2530,7 +2761,7 @@
         </w:trPr>
         <w:tc>
           <w:tcPr>
-            <w:tcW w:type="dxa" w:w="2150"/>
+            <w:tcW w:type="dxa" w:w="1750"/>
             <w:shd w:fill="DCEBED" w:color="auto" w:val="clear"/>
             <w:tcMar>
               <w:top w:type="dxa" w:w="60"/>
@@ -2554,13 +2785,13 @@
                 <w:sz w:val="18"/>
                 <w:szCs w:val="18"/>
               </w:rPr>
-              <w:t xml:space="preserve">是正水準</w:t>
-            </w:r>
-          </w:p>
-        </w:tc>
-        <w:tc>
-          <w:tcPr>
-            <w:tcW w:type="dxa" w:w="1200"/>
+              <w:t xml:space="preserve">水準</w:t>
+            </w:r>
+          </w:p>
+        </w:tc>
+        <w:tc>
+          <w:tcPr>
+            <w:tcW w:type="dxa" w:w="1150"/>
             <w:shd w:fill="DCEBED" w:color="auto" w:val="clear"/>
             <w:tcMar>
               <w:top w:type="dxa" w:w="60"/>
@@ -2590,7 +2821,7 @@
         </w:tc>
         <w:tc>
           <w:tcPr>
-            <w:tcW w:type="dxa" w:w="1100"/>
+            <w:tcW w:type="dxa" w:w="1050"/>
             <w:shd w:fill="DCEBED" w:color="auto" w:val="clear"/>
             <w:tcMar>
               <w:top w:type="dxa" w:w="60"/>
@@ -2614,13 +2845,13 @@
                 <w:sz w:val="18"/>
                 <w:szCs w:val="18"/>
               </w:rPr>
-              <w:t xml:space="preserve">是正率</w:t>
-            </w:r>
-          </w:p>
-        </w:tc>
-        <w:tc>
-          <w:tcPr>
-            <w:tcW w:type="dxa" w:w="1400"/>
+              <w:t xml:space="preserve">同 改定率</w:t>
+            </w:r>
+          </w:p>
+        </w:tc>
+        <w:tc>
+          <w:tcPr>
+            <w:tcW w:type="dxa" w:w="1300"/>
             <w:shd w:fill="DCEBED" w:color="auto" w:val="clear"/>
             <w:tcMar>
               <w:top w:type="dxa" w:w="60"/>
@@ -2644,13 +2875,43 @@
                 <w:sz w:val="18"/>
                 <w:szCs w:val="18"/>
               </w:rPr>
+              <w:t xml:space="preserve">単価差縮小率</w:t>
+            </w:r>
+          </w:p>
+        </w:tc>
+        <w:tc>
+          <w:tcPr>
+            <w:tcW w:type="dxa" w:w="1350"/>
+            <w:shd w:fill="DCEBED" w:color="auto" w:val="clear"/>
+            <w:tcMar>
+              <w:top w:type="dxa" w:w="60"/>
+              <w:left w:type="dxa" w:w="90"/>
+              <w:bottom w:type="dxa" w:w="60"/>
+              <w:right w:type="dxa" w:w="90"/>
+            </w:tcMar>
+            <w:vAlign w:val="center"/>
+          </w:tcPr>
+          <w:p>
+            <w:pPr>
+              <w:spacing w:after="0" w:line="260"/>
+              <w:jc w:val="center"/>
+            </w:pPr>
+            <w:r>
+              <w:rPr>
+                <w:rFonts w:ascii="MS Pゴシック" w:cs="MS Pゴシック" w:eastAsia="MS Pゴシック" w:hAnsi="MS Pゴシック"/>
+                <w:b/>
+                <w:bCs/>
+                <w:color w:val="1A1A1A"/>
+                <w:sz w:val="18"/>
+                <w:szCs w:val="18"/>
+              </w:rPr>
               <w:t xml:space="preserve">11〜50㎥</w:t>
             </w:r>
           </w:p>
         </w:tc>
         <w:tc>
           <w:tcPr>
-            <w:tcW w:type="dxa" w:w="1250"/>
+            <w:tcW w:type="dxa" w:w="1000"/>
             <w:shd w:fill="DCEBED" w:color="auto" w:val="clear"/>
             <w:tcMar>
               <w:top w:type="dxa" w:w="60"/>
@@ -2680,7 +2941,7 @@
         </w:tc>
         <w:tc>
           <w:tcPr>
-            <w:tcW w:type="dxa" w:w="1250"/>
+            <w:tcW w:type="dxa" w:w="1000"/>
             <w:shd w:fill="DCEBED" w:color="auto" w:val="clear"/>
             <w:tcMar>
               <w:top w:type="dxa" w:w="60"/>
@@ -2710,7 +2971,7 @@
         </w:tc>
         <w:tc>
           <w:tcPr>
-            <w:tcW w:type="dxa" w:w="1250"/>
+            <w:tcW w:type="dxa" w:w="1000"/>
             <w:shd w:fill="DCEBED" w:color="auto" w:val="clear"/>
             <w:tcMar>
               <w:top w:type="dxa" w:w="60"/>
@@ -2742,7 +3003,7 @@
       <w:tr>
         <w:tc>
           <w:tcPr>
-            <w:tcW w:type="dxa" w:w="2150"/>
+            <w:tcW w:type="dxa" w:w="1750"/>
             <w:tcMar>
               <w:top w:type="dxa" w:w="60"/>
               <w:left w:type="dxa" w:w="90"/>
@@ -2765,42 +3026,71 @@
                 <w:sz w:val="18"/>
                 <w:szCs w:val="18"/>
               </w:rPr>
-              <w:t xml:space="preserve">是正なし</w:t>
-            </w:r>
-          </w:p>
-        </w:tc>
-        <w:tc>
-          <w:tcPr>
-            <w:tcW w:type="dxa" w:w="1200"/>
-            <w:tcMar>
-              <w:top w:type="dxa" w:w="60"/>
-              <w:left w:type="dxa" w:w="90"/>
-              <w:bottom w:type="dxa" w:w="60"/>
-              <w:right w:type="dxa" w:w="90"/>
-            </w:tcMar>
-            <w:vAlign w:val="center"/>
-          </w:tcPr>
-          <w:p>
-            <w:pPr>
-              <w:spacing w:after="0" w:line="260"/>
-              <w:jc w:val="right"/>
-            </w:pPr>
-            <w:r>
-              <w:rPr>
-                <w:rFonts w:ascii="MS Pゴシック" w:cs="MS Pゴシック" w:eastAsia="MS Pゴシック" w:hAnsi="MS Pゴシック"/>
-                <w:b w:val="false"/>
-                <w:bCs w:val="false"/>
-                <w:color w:val="1A1A1A"/>
-                <w:sz w:val="18"/>
-                <w:szCs w:val="18"/>
-              </w:rPr>
-              <w:t xml:space="preserve">40.7円</w:t>
-            </w:r>
-          </w:p>
-        </w:tc>
-        <w:tc>
-          <w:tcPr>
-            <w:tcW w:type="dxa" w:w="1100"/>
+              <w:t xml:space="preserve">縮小なし</w:t>
+            </w:r>
+          </w:p>
+        </w:tc>
+        <w:tc>
+          <w:tcPr>
+            <w:tcW w:type="dxa" w:w="1150"/>
+            <w:tcMar>
+              <w:top w:type="dxa" w:w="60"/>
+              <w:left w:type="dxa" w:w="90"/>
+              <w:bottom w:type="dxa" w:w="60"/>
+              <w:right w:type="dxa" w:w="90"/>
+            </w:tcMar>
+            <w:vAlign w:val="center"/>
+          </w:tcPr>
+          <w:p>
+            <w:pPr>
+              <w:spacing w:after="0" w:line="260"/>
+              <w:jc w:val="right"/>
+            </w:pPr>
+            <w:r>
+              <w:rPr>
+                <w:rFonts w:ascii="MS Pゴシック" w:cs="MS Pゴシック" w:eastAsia="MS Pゴシック" w:hAnsi="MS Pゴシック"/>
+                <w:b w:val="false"/>
+                <w:bCs w:val="false"/>
+                <w:color w:val="1A1A1A"/>
+                <w:sz w:val="18"/>
+                <w:szCs w:val="18"/>
+              </w:rPr>
+              <w:t xml:space="preserve">37円</w:t>
+            </w:r>
+          </w:p>
+        </w:tc>
+        <w:tc>
+          <w:tcPr>
+            <w:tcW w:type="dxa" w:w="1050"/>
+            <w:tcMar>
+              <w:top w:type="dxa" w:w="60"/>
+              <w:left w:type="dxa" w:w="90"/>
+              <w:bottom w:type="dxa" w:w="60"/>
+              <w:right w:type="dxa" w:w="90"/>
+            </w:tcMar>
+            <w:vAlign w:val="center"/>
+          </w:tcPr>
+          <w:p>
+            <w:pPr>
+              <w:spacing w:after="0" w:line="260"/>
+              <w:jc w:val="right"/>
+            </w:pPr>
+            <w:r>
+              <w:rPr>
+                <w:rFonts w:ascii="MS Pゴシック" w:cs="MS Pゴシック" w:eastAsia="MS Pゴシック" w:hAnsi="MS Pゴシック"/>
+                <w:b w:val="false"/>
+                <w:bCs w:val="false"/>
+                <w:color w:val="1A1A1A"/>
+                <w:sz w:val="18"/>
+                <w:szCs w:val="18"/>
+              </w:rPr>
+              <w:t xml:space="preserve">±0%</w:t>
+            </w:r>
+          </w:p>
+        </w:tc>
+        <w:tc>
+          <w:tcPr>
+            <w:tcW w:type="dxa" w:w="1300"/>
             <w:tcMar>
               <w:top w:type="dxa" w:w="60"/>
               <w:left w:type="dxa" w:w="90"/>
@@ -2829,36 +3119,36 @@
         </w:tc>
         <w:tc>
           <w:tcPr>
-            <w:tcW w:type="dxa" w:w="1400"/>
-            <w:tcMar>
-              <w:top w:type="dxa" w:w="60"/>
-              <w:left w:type="dxa" w:w="90"/>
-              <w:bottom w:type="dxa" w:w="60"/>
-              <w:right w:type="dxa" w:w="90"/>
-            </w:tcMar>
-            <w:vAlign w:val="center"/>
-          </w:tcPr>
-          <w:p>
-            <w:pPr>
-              <w:spacing w:after="0" w:line="260"/>
-              <w:jc w:val="right"/>
-            </w:pPr>
-            <w:r>
-              <w:rPr>
-                <w:rFonts w:ascii="MS Pゴシック" w:cs="MS Pゴシック" w:eastAsia="MS Pゴシック" w:hAnsi="MS Pゴシック"/>
-                <w:b w:val="false"/>
-                <w:bCs w:val="false"/>
-                <w:color w:val="1A1A1A"/>
-                <w:sz w:val="18"/>
-                <w:szCs w:val="18"/>
-              </w:rPr>
-              <w:t xml:space="preserve">235.9円</w:t>
-            </w:r>
-          </w:p>
-        </w:tc>
-        <w:tc>
-          <w:tcPr>
-            <w:tcW w:type="dxa" w:w="1250"/>
+            <w:tcW w:type="dxa" w:w="1350"/>
+            <w:tcMar>
+              <w:top w:type="dxa" w:w="60"/>
+              <w:left w:type="dxa" w:w="90"/>
+              <w:bottom w:type="dxa" w:w="60"/>
+              <w:right w:type="dxa" w:w="90"/>
+            </w:tcMar>
+            <w:vAlign w:val="center"/>
+          </w:tcPr>
+          <w:p>
+            <w:pPr>
+              <w:spacing w:after="0" w:line="260"/>
+              <w:jc w:val="right"/>
+            </w:pPr>
+            <w:r>
+              <w:rPr>
+                <w:rFonts w:ascii="MS Pゴシック" w:cs="MS Pゴシック" w:eastAsia="MS Pゴシック" w:hAnsi="MS Pゴシック"/>
+                <w:b w:val="false"/>
+                <w:bCs w:val="false"/>
+                <w:color w:val="1A1A1A"/>
+                <w:sz w:val="18"/>
+                <w:szCs w:val="18"/>
+              </w:rPr>
+              <w:t xml:space="preserve">214円</w:t>
+            </w:r>
+          </w:p>
+        </w:tc>
+        <w:tc>
+          <w:tcPr>
+            <w:tcW w:type="dxa" w:w="1000"/>
             <w:tcMar>
               <w:top w:type="dxa" w:w="60"/>
               <w:left w:type="dxa" w:w="90"/>
@@ -2887,59 +3177,59 @@
         </w:tc>
         <w:tc>
           <w:tcPr>
-            <w:tcW w:type="dxa" w:w="1250"/>
-            <w:tcMar>
-              <w:top w:type="dxa" w:w="60"/>
-              <w:left w:type="dxa" w:w="90"/>
-              <w:bottom w:type="dxa" w:w="60"/>
-              <w:right w:type="dxa" w:w="90"/>
-            </w:tcMar>
-            <w:vAlign w:val="center"/>
-          </w:tcPr>
-          <w:p>
-            <w:pPr>
-              <w:spacing w:after="0" w:line="260"/>
-              <w:jc w:val="right"/>
-            </w:pPr>
-            <w:r>
-              <w:rPr>
-                <w:rFonts w:ascii="MS Pゴシック" w:cs="MS Pゴシック" w:eastAsia="MS Pゴシック" w:hAnsi="MS Pゴシック"/>
-                <w:b w:val="false"/>
-                <w:bCs w:val="false"/>
-                <w:color w:val="1A1A1A"/>
-                <w:sz w:val="18"/>
-                <w:szCs w:val="18"/>
-              </w:rPr>
-              <w:t xml:space="preserve">+13.8%</w:t>
-            </w:r>
-          </w:p>
-        </w:tc>
-        <w:tc>
-          <w:tcPr>
-            <w:tcW w:type="dxa" w:w="1250"/>
-            <w:tcMar>
-              <w:top w:type="dxa" w:w="60"/>
-              <w:left w:type="dxa" w:w="90"/>
-              <w:bottom w:type="dxa" w:w="60"/>
-              <w:right w:type="dxa" w:w="90"/>
-            </w:tcMar>
-            <w:vAlign w:val="center"/>
-          </w:tcPr>
-          <w:p>
-            <w:pPr>
-              <w:spacing w:after="0" w:line="260"/>
-              <w:jc w:val="right"/>
-            </w:pPr>
-            <w:r>
-              <w:rPr>
-                <w:rFonts w:ascii="MS Pゴシック" w:cs="MS Pゴシック" w:eastAsia="MS Pゴシック" w:hAnsi="MS Pゴシック"/>
-                <w:b w:val="false"/>
-                <w:bCs w:val="false"/>
-                <w:color w:val="1A1A1A"/>
-                <w:sz w:val="18"/>
-                <w:szCs w:val="18"/>
-              </w:rPr>
-              <w:t xml:space="preserve">+19.8%</w:t>
+            <w:tcW w:type="dxa" w:w="1000"/>
+            <w:tcMar>
+              <w:top w:type="dxa" w:w="60"/>
+              <w:left w:type="dxa" w:w="90"/>
+              <w:bottom w:type="dxa" w:w="60"/>
+              <w:right w:type="dxa" w:w="90"/>
+            </w:tcMar>
+            <w:vAlign w:val="center"/>
+          </w:tcPr>
+          <w:p>
+            <w:pPr>
+              <w:spacing w:after="0" w:line="260"/>
+              <w:jc w:val="right"/>
+            </w:pPr>
+            <w:r>
+              <w:rPr>
+                <w:rFonts w:ascii="MS Pゴシック" w:cs="MS Pゴシック" w:eastAsia="MS Pゴシック" w:hAnsi="MS Pゴシック"/>
+                <w:b w:val="false"/>
+                <w:bCs w:val="false"/>
+                <w:color w:val="1A1A1A"/>
+                <w:sz w:val="18"/>
+                <w:szCs w:val="18"/>
+              </w:rPr>
+              <w:t xml:space="preserve">+13.6%</w:t>
+            </w:r>
+          </w:p>
+        </w:tc>
+        <w:tc>
+          <w:tcPr>
+            <w:tcW w:type="dxa" w:w="1000"/>
+            <w:tcMar>
+              <w:top w:type="dxa" w:w="60"/>
+              <w:left w:type="dxa" w:w="90"/>
+              <w:bottom w:type="dxa" w:w="60"/>
+              <w:right w:type="dxa" w:w="90"/>
+            </w:tcMar>
+            <w:vAlign w:val="center"/>
+          </w:tcPr>
+          <w:p>
+            <w:pPr>
+              <w:spacing w:after="0" w:line="260"/>
+              <w:jc w:val="right"/>
+            </w:pPr>
+            <w:r>
+              <w:rPr>
+                <w:rFonts w:ascii="MS Pゴシック" w:cs="MS Pゴシック" w:eastAsia="MS Pゴシック" w:hAnsi="MS Pゴシック"/>
+                <w:b w:val="false"/>
+                <w:bCs w:val="false"/>
+                <w:color w:val="1A1A1A"/>
+                <w:sz w:val="18"/>
+                <w:szCs w:val="18"/>
+              </w:rPr>
+              <w:t xml:space="preserve">+19.6%</w:t>
             </w:r>
           </w:p>
         </w:tc>
@@ -2947,7 +3237,7 @@
       <w:tr>
         <w:tc>
           <w:tcPr>
-            <w:tcW w:type="dxa" w:w="2150"/>
+            <w:tcW w:type="dxa" w:w="1750"/>
             <w:shd w:fill="F4F7F7" w:color="auto" w:val="clear"/>
             <w:tcMar>
               <w:top w:type="dxa" w:w="60"/>
@@ -2971,13 +3261,13 @@
                 <w:sz w:val="18"/>
                 <w:szCs w:val="18"/>
               </w:rPr>
-              <w:t xml:space="preserve">弱い是正</w:t>
-            </w:r>
-          </w:p>
-        </w:tc>
-        <w:tc>
-          <w:tcPr>
-            <w:tcW w:type="dxa" w:w="1200"/>
+              <w:t xml:space="preserve">弱い縮小</w:t>
+            </w:r>
+          </w:p>
+        </w:tc>
+        <w:tc>
+          <w:tcPr>
+            <w:tcW w:type="dxa" w:w="1150"/>
             <w:shd w:fill="F4F7F7" w:color="auto" w:val="clear"/>
             <w:tcMar>
               <w:top w:type="dxa" w:w="60"/>
@@ -3001,13 +3291,13 @@
                 <w:sz w:val="18"/>
                 <w:szCs w:val="18"/>
               </w:rPr>
-              <w:t xml:space="preserve">60円</w:t>
-            </w:r>
-          </w:p>
-        </w:tc>
-        <w:tc>
-          <w:tcPr>
-            <w:tcW w:type="dxa" w:w="1100"/>
+              <w:t xml:space="preserve">55円</w:t>
+            </w:r>
+          </w:p>
+        </w:tc>
+        <w:tc>
+          <w:tcPr>
+            <w:tcW w:type="dxa" w:w="1050"/>
             <w:shd w:fill="F4F7F7" w:color="auto" w:val="clear"/>
             <w:tcMar>
               <w:top w:type="dxa" w:w="60"/>
@@ -3031,13 +3321,13 @@
                 <w:sz w:val="18"/>
                 <w:szCs w:val="18"/>
               </w:rPr>
-              <w:t xml:space="preserve">12.8%</w:t>
-            </w:r>
-          </w:p>
-        </w:tc>
-        <w:tc>
-          <w:tcPr>
-            <w:tcW w:type="dxa" w:w="1400"/>
+              <w:t xml:space="preserve">+48.6%</w:t>
+            </w:r>
+          </w:p>
+        </w:tc>
+        <w:tc>
+          <w:tcPr>
+            <w:tcW w:type="dxa" w:w="1300"/>
             <w:shd w:fill="F4F7F7" w:color="auto" w:val="clear"/>
             <w:tcMar>
               <w:top w:type="dxa" w:w="60"/>
@@ -3061,13 +3351,13 @@
                 <w:sz w:val="18"/>
                 <w:szCs w:val="18"/>
               </w:rPr>
-              <w:t xml:space="preserve">223.0円</w:t>
-            </w:r>
-          </w:p>
-        </w:tc>
-        <w:tc>
-          <w:tcPr>
-            <w:tcW w:type="dxa" w:w="1250"/>
+              <w:t xml:space="preserve">13.1%</w:t>
+            </w:r>
+          </w:p>
+        </w:tc>
+        <w:tc>
+          <w:tcPr>
+            <w:tcW w:type="dxa" w:w="1350"/>
             <w:shd w:fill="F4F7F7" w:color="auto" w:val="clear"/>
             <w:tcMar>
               <w:top w:type="dxa" w:w="60"/>
@@ -3091,13 +3381,13 @@
                 <w:sz w:val="18"/>
                 <w:szCs w:val="18"/>
               </w:rPr>
-              <w:t xml:space="preserve">+7.4%</w:t>
-            </w:r>
-          </w:p>
-        </w:tc>
-        <w:tc>
-          <w:tcPr>
-            <w:tcW w:type="dxa" w:w="1250"/>
+              <w:t xml:space="preserve">202円</w:t>
+            </w:r>
+          </w:p>
+        </w:tc>
+        <w:tc>
+          <w:tcPr>
+            <w:tcW w:type="dxa" w:w="1000"/>
             <w:shd w:fill="F4F7F7" w:color="auto" w:val="clear"/>
             <w:tcMar>
               <w:top w:type="dxa" w:w="60"/>
@@ -3121,13 +3411,13 @@
                 <w:sz w:val="18"/>
                 <w:szCs w:val="18"/>
               </w:rPr>
-              <w:t xml:space="preserve">+12.8%</w:t>
-            </w:r>
-          </w:p>
-        </w:tc>
-        <w:tc>
-          <w:tcPr>
-            <w:tcW w:type="dxa" w:w="1250"/>
+              <w:t xml:space="preserve">+7.5%</w:t>
+            </w:r>
+          </w:p>
+        </w:tc>
+        <w:tc>
+          <w:tcPr>
+            <w:tcW w:type="dxa" w:w="1000"/>
             <w:shd w:fill="F4F7F7" w:color="auto" w:val="clear"/>
             <w:tcMar>
               <w:top w:type="dxa" w:w="60"/>
@@ -3151,7 +3441,37 @@
                 <w:sz w:val="18"/>
                 <w:szCs w:val="18"/>
               </w:rPr>
-              <w:t xml:space="preserve">+15.2%</w:t>
+              <w:t xml:space="preserve">+12.6%</w:t>
+            </w:r>
+          </w:p>
+        </w:tc>
+        <w:tc>
+          <w:tcPr>
+            <w:tcW w:type="dxa" w:w="1000"/>
+            <w:shd w:fill="F4F7F7" w:color="auto" w:val="clear"/>
+            <w:tcMar>
+              <w:top w:type="dxa" w:w="60"/>
+              <w:left w:type="dxa" w:w="90"/>
+              <w:bottom w:type="dxa" w:w="60"/>
+              <w:right w:type="dxa" w:w="90"/>
+            </w:tcMar>
+            <w:vAlign w:val="center"/>
+          </w:tcPr>
+          <w:p>
+            <w:pPr>
+              <w:spacing w:after="0" w:line="260"/>
+              <w:jc w:val="right"/>
+            </w:pPr>
+            <w:r>
+              <w:rPr>
+                <w:rFonts w:ascii="MS Pゴシック" w:cs="MS Pゴシック" w:eastAsia="MS Pゴシック" w:hAnsi="MS Pゴシック"/>
+                <w:b w:val="false"/>
+                <w:bCs w:val="false"/>
+                <w:color w:val="1A1A1A"/>
+                <w:sz w:val="18"/>
+                <w:szCs w:val="18"/>
+              </w:rPr>
+              <w:t xml:space="preserve">+14.8%</w:t>
             </w:r>
           </w:p>
         </w:tc>
@@ -3159,7 +3479,7 @@
       <w:tr>
         <w:tc>
           <w:tcPr>
-            <w:tcW w:type="dxa" w:w="2150"/>
+            <w:tcW w:type="dxa" w:w="1750"/>
             <w:shd w:fill="FBEAE0" w:color="auto" w:val="clear"/>
             <w:tcMar>
               <w:top w:type="dxa" w:w="60"/>
@@ -3183,13 +3503,13 @@
                 <w:sz w:val="18"/>
                 <w:szCs w:val="18"/>
               </w:rPr>
-              <w:t xml:space="preserve">中程度の是正（推奨）</w:t>
-            </w:r>
-          </w:p>
-        </w:tc>
-        <w:tc>
-          <w:tcPr>
-            <w:tcW w:type="dxa" w:w="1200"/>
+              <w:t xml:space="preserve">中心案</w:t>
+            </w:r>
+          </w:p>
+        </w:tc>
+        <w:tc>
+          <w:tcPr>
+            <w:tcW w:type="dxa" w:w="1150"/>
             <w:shd w:fill="FBEAE0" w:color="auto" w:val="clear"/>
             <w:tcMar>
               <w:top w:type="dxa" w:w="60"/>
@@ -3213,13 +3533,13 @@
                 <w:sz w:val="18"/>
                 <w:szCs w:val="18"/>
               </w:rPr>
-              <w:t xml:space="preserve">80円</w:t>
-            </w:r>
-          </w:p>
-        </w:tc>
-        <w:tc>
-          <w:tcPr>
-            <w:tcW w:type="dxa" w:w="1100"/>
+              <w:t xml:space="preserve">73円</w:t>
+            </w:r>
+          </w:p>
+        </w:tc>
+        <w:tc>
+          <w:tcPr>
+            <w:tcW w:type="dxa" w:w="1050"/>
             <w:shd w:fill="FBEAE0" w:color="auto" w:val="clear"/>
             <w:tcMar>
               <w:top w:type="dxa" w:w="60"/>
@@ -3243,13 +3563,13 @@
                 <w:sz w:val="18"/>
                 <w:szCs w:val="18"/>
               </w:rPr>
-              <w:t xml:space="preserve">26.1%</w:t>
-            </w:r>
-          </w:p>
-        </w:tc>
-        <w:tc>
-          <w:tcPr>
-            <w:tcW w:type="dxa" w:w="1400"/>
+              <w:t xml:space="preserve">+97.3%</w:t>
+            </w:r>
+          </w:p>
+        </w:tc>
+        <w:tc>
+          <w:tcPr>
+            <w:tcW w:type="dxa" w:w="1300"/>
             <w:shd w:fill="FBEAE0" w:color="auto" w:val="clear"/>
             <w:tcMar>
               <w:top w:type="dxa" w:w="60"/>
@@ -3273,13 +3593,13 @@
                 <w:sz w:val="18"/>
                 <w:szCs w:val="18"/>
               </w:rPr>
-              <w:t xml:space="preserve">209.5円</w:t>
-            </w:r>
-          </w:p>
-        </w:tc>
-        <w:tc>
-          <w:tcPr>
-            <w:tcW w:type="dxa" w:w="1250"/>
+              <w:t xml:space="preserve">26.3%</w:t>
+            </w:r>
+          </w:p>
+        </w:tc>
+        <w:tc>
+          <w:tcPr>
+            <w:tcW w:type="dxa" w:w="1350"/>
             <w:shd w:fill="FBEAE0" w:color="auto" w:val="clear"/>
             <w:tcMar>
               <w:top w:type="dxa" w:w="60"/>
@@ -3303,13 +3623,13 @@
                 <w:sz w:val="18"/>
                 <w:szCs w:val="18"/>
               </w:rPr>
-              <w:t xml:space="preserve">+15.0%</w:t>
-            </w:r>
-          </w:p>
-        </w:tc>
-        <w:tc>
-          <w:tcPr>
-            <w:tcW w:type="dxa" w:w="1250"/>
+              <w:t xml:space="preserve">190円</w:t>
+            </w:r>
+          </w:p>
+        </w:tc>
+        <w:tc>
+          <w:tcPr>
+            <w:tcW w:type="dxa" w:w="1000"/>
             <w:shd w:fill="FBEAE0" w:color="auto" w:val="clear"/>
             <w:tcMar>
               <w:top w:type="dxa" w:w="60"/>
@@ -3333,13 +3653,13 @@
                 <w:sz w:val="18"/>
                 <w:szCs w:val="18"/>
               </w:rPr>
-              <w:t xml:space="preserve">+11.7%</w:t>
-            </w:r>
-          </w:p>
-        </w:tc>
-        <w:tc>
-          <w:tcPr>
-            <w:tcW w:type="dxa" w:w="1250"/>
+              <w:t xml:space="preserve">+15.1%</w:t>
+            </w:r>
+          </w:p>
+        </w:tc>
+        <w:tc>
+          <w:tcPr>
+            <w:tcW w:type="dxa" w:w="1000"/>
             <w:shd w:fill="FBEAE0" w:color="auto" w:val="clear"/>
             <w:tcMar>
               <w:top w:type="dxa" w:w="60"/>
@@ -3363,7 +3683,37 @@
                 <w:sz w:val="18"/>
                 <w:szCs w:val="18"/>
               </w:rPr>
-              <w:t xml:space="preserve">+10.3%</w:t>
+              <w:t xml:space="preserve">+11.6%</w:t>
+            </w:r>
+          </w:p>
+        </w:tc>
+        <w:tc>
+          <w:tcPr>
+            <w:tcW w:type="dxa" w:w="1000"/>
+            <w:shd w:fill="FBEAE0" w:color="auto" w:val="clear"/>
+            <w:tcMar>
+              <w:top w:type="dxa" w:w="60"/>
+              <w:left w:type="dxa" w:w="90"/>
+              <w:bottom w:type="dxa" w:w="60"/>
+              <w:right w:type="dxa" w:w="90"/>
+            </w:tcMar>
+            <w:vAlign w:val="center"/>
+          </w:tcPr>
+          <w:p>
+            <w:pPr>
+              <w:spacing w:after="0" w:line="260"/>
+              <w:jc w:val="right"/>
+            </w:pPr>
+            <w:r>
+              <w:rPr>
+                <w:rFonts w:ascii="MS Pゴシック" w:cs="MS Pゴシック" w:eastAsia="MS Pゴシック" w:hAnsi="MS Pゴシック"/>
+                <w:b/>
+                <w:bCs/>
+                <w:color w:val="1A1A1A"/>
+                <w:sz w:val="18"/>
+                <w:szCs w:val="18"/>
+              </w:rPr>
+              <w:t xml:space="preserve">+10.1%</w:t>
             </w:r>
           </w:p>
         </w:tc>
@@ -3371,7 +3721,7 @@
       <w:tr>
         <w:tc>
           <w:tcPr>
-            <w:tcW w:type="dxa" w:w="2150"/>
+            <w:tcW w:type="dxa" w:w="1750"/>
             <w:shd w:fill="F4F7F7" w:color="auto" w:val="clear"/>
             <w:tcMar>
               <w:top w:type="dxa" w:w="60"/>
@@ -3395,13 +3745,13 @@
                 <w:sz w:val="18"/>
                 <w:szCs w:val="18"/>
               </w:rPr>
-              <w:t xml:space="preserve">強い是正</w:t>
-            </w:r>
-          </w:p>
-        </w:tc>
-        <w:tc>
-          <w:tcPr>
-            <w:tcW w:type="dxa" w:w="1200"/>
+              <w:t xml:space="preserve">強い縮小</w:t>
+            </w:r>
+          </w:p>
+        </w:tc>
+        <w:tc>
+          <w:tcPr>
+            <w:tcW w:type="dxa" w:w="1150"/>
             <w:shd w:fill="F4F7F7" w:color="auto" w:val="clear"/>
             <w:tcMar>
               <w:top w:type="dxa" w:w="60"/>
@@ -3425,13 +3775,13 @@
                 <w:sz w:val="18"/>
                 <w:szCs w:val="18"/>
               </w:rPr>
-              <w:t xml:space="preserve">110円</w:t>
-            </w:r>
-          </w:p>
-        </w:tc>
-        <w:tc>
-          <w:tcPr>
-            <w:tcW w:type="dxa" w:w="1100"/>
+              <w:t xml:space="preserve">100円</w:t>
+            </w:r>
+          </w:p>
+        </w:tc>
+        <w:tc>
+          <w:tcPr>
+            <w:tcW w:type="dxa" w:w="1050"/>
             <w:shd w:fill="F4F7F7" w:color="auto" w:val="clear"/>
             <w:tcMar>
               <w:top w:type="dxa" w:w="60"/>
@@ -3455,13 +3805,43 @@
                 <w:sz w:val="18"/>
                 <w:szCs w:val="18"/>
               </w:rPr>
+              <w:t xml:space="preserve">+170.3%</w:t>
+            </w:r>
+          </w:p>
+        </w:tc>
+        <w:tc>
+          <w:tcPr>
+            <w:tcW w:type="dxa" w:w="1300"/>
+            <w:shd w:fill="F4F7F7" w:color="auto" w:val="clear"/>
+            <w:tcMar>
+              <w:top w:type="dxa" w:w="60"/>
+              <w:left w:type="dxa" w:w="90"/>
+              <w:bottom w:type="dxa" w:w="60"/>
+              <w:right w:type="dxa" w:w="90"/>
+            </w:tcMar>
+            <w:vAlign w:val="center"/>
+          </w:tcPr>
+          <w:p>
+            <w:pPr>
+              <w:spacing w:after="0" w:line="260"/>
+              <w:jc w:val="right"/>
+            </w:pPr>
+            <w:r>
+              <w:rPr>
+                <w:rFonts w:ascii="MS Pゴシック" w:cs="MS Pゴシック" w:eastAsia="MS Pゴシック" w:hAnsi="MS Pゴシック"/>
+                <w:b w:val="false"/>
+                <w:bCs w:val="false"/>
+                <w:color w:val="1A1A1A"/>
+                <w:sz w:val="18"/>
+                <w:szCs w:val="18"/>
+              </w:rPr>
               <w:t xml:space="preserve">46.0%</w:t>
             </w:r>
           </w:p>
         </w:tc>
         <w:tc>
           <w:tcPr>
-            <w:tcW w:type="dxa" w:w="1400"/>
+            <w:tcW w:type="dxa" w:w="1350"/>
             <w:shd w:fill="F4F7F7" w:color="auto" w:val="clear"/>
             <w:tcMar>
               <w:top w:type="dxa" w:w="60"/>
@@ -3485,13 +3865,13 @@
                 <w:sz w:val="18"/>
                 <w:szCs w:val="18"/>
               </w:rPr>
-              <w:t xml:space="preserve">189.4円</w:t>
-            </w:r>
-          </w:p>
-        </w:tc>
-        <w:tc>
-          <w:tcPr>
-            <w:tcW w:type="dxa" w:w="1250"/>
+              <w:t xml:space="preserve">172円</w:t>
+            </w:r>
+          </w:p>
+        </w:tc>
+        <w:tc>
+          <w:tcPr>
+            <w:tcW w:type="dxa" w:w="1000"/>
             <w:shd w:fill="F4F7F7" w:color="auto" w:val="clear"/>
             <w:tcMar>
               <w:top w:type="dxa" w:w="60"/>
@@ -3521,7 +3901,7 @@
         </w:tc>
         <w:tc>
           <w:tcPr>
-            <w:tcW w:type="dxa" w:w="1250"/>
+            <w:tcW w:type="dxa" w:w="1000"/>
             <w:shd w:fill="F4F7F7" w:color="auto" w:val="clear"/>
             <w:tcMar>
               <w:top w:type="dxa" w:w="60"/>
@@ -3551,7 +3931,7 @@
         </w:tc>
         <w:tc>
           <w:tcPr>
-            <w:tcW w:type="dxa" w:w="1250"/>
+            <w:tcW w:type="dxa" w:w="1000"/>
             <w:shd w:fill="F4F7F7" w:color="auto" w:val="clear"/>
             <w:tcMar>
               <w:top w:type="dxa" w:w="60"/>
@@ -3575,7 +3955,7 @@
                 <w:sz w:val="18"/>
                 <w:szCs w:val="18"/>
               </w:rPr>
-              <w:t xml:space="preserve">+3.0%</w:t>
+              <w:t xml:space="preserve">+2.9%</w:t>
             </w:r>
           </w:p>
         </w:tc>
@@ -3583,7 +3963,7 @@
       <w:tr>
         <w:tc>
           <w:tcPr>
-            <w:tcW w:type="dxa" w:w="2150"/>
+            <w:tcW w:type="dxa" w:w="1750"/>
             <w:tcMar>
               <w:top w:type="dxa" w:w="60"/>
               <w:left w:type="dxa" w:w="90"/>
@@ -3606,42 +3986,71 @@
                 <w:sz w:val="18"/>
                 <w:szCs w:val="18"/>
               </w:rPr>
-              <w:t xml:space="preserve">（参考）完全是正</w:t>
-            </w:r>
-          </w:p>
-        </w:tc>
-        <w:tc>
-          <w:tcPr>
-            <w:tcW w:type="dxa" w:w="1200"/>
-            <w:tcMar>
-              <w:top w:type="dxa" w:w="60"/>
-              <w:left w:type="dxa" w:w="90"/>
-              <w:bottom w:type="dxa" w:w="60"/>
-              <w:right w:type="dxa" w:w="90"/>
-            </w:tcMar>
-            <w:vAlign w:val="center"/>
-          </w:tcPr>
-          <w:p>
-            <w:pPr>
-              <w:spacing w:after="0" w:line="260"/>
-              <w:jc w:val="right"/>
-            </w:pPr>
-            <w:r>
-              <w:rPr>
-                <w:rFonts w:ascii="MS Pゴシック" w:cs="MS Pゴシック" w:eastAsia="MS Pゴシック" w:hAnsi="MS Pゴシック"/>
-                <w:b w:val="false"/>
-                <w:bCs w:val="false"/>
-                <w:color w:val="1A1A1A"/>
-                <w:sz w:val="18"/>
-                <w:szCs w:val="18"/>
-              </w:rPr>
-              <w:t xml:space="preserve">191.4円</w:t>
-            </w:r>
-          </w:p>
-        </w:tc>
-        <w:tc>
-          <w:tcPr>
-            <w:tcW w:type="dxa" w:w="1100"/>
+              <w:t xml:space="preserve">参考：174円まで引上げ</w:t>
+            </w:r>
+          </w:p>
+        </w:tc>
+        <w:tc>
+          <w:tcPr>
+            <w:tcW w:type="dxa" w:w="1150"/>
+            <w:tcMar>
+              <w:top w:type="dxa" w:w="60"/>
+              <w:left w:type="dxa" w:w="90"/>
+              <w:bottom w:type="dxa" w:w="60"/>
+              <w:right w:type="dxa" w:w="90"/>
+            </w:tcMar>
+            <w:vAlign w:val="center"/>
+          </w:tcPr>
+          <w:p>
+            <w:pPr>
+              <w:spacing w:after="0" w:line="260"/>
+              <w:jc w:val="right"/>
+            </w:pPr>
+            <w:r>
+              <w:rPr>
+                <w:rFonts w:ascii="MS Pゴシック" w:cs="MS Pゴシック" w:eastAsia="MS Pゴシック" w:hAnsi="MS Pゴシック"/>
+                <w:b w:val="false"/>
+                <w:bCs w:val="false"/>
+                <w:color w:val="1A1A1A"/>
+                <w:sz w:val="18"/>
+                <w:szCs w:val="18"/>
+              </w:rPr>
+              <w:t xml:space="preserve">174円</w:t>
+            </w:r>
+          </w:p>
+        </w:tc>
+        <w:tc>
+          <w:tcPr>
+            <w:tcW w:type="dxa" w:w="1050"/>
+            <w:tcMar>
+              <w:top w:type="dxa" w:w="60"/>
+              <w:left w:type="dxa" w:w="90"/>
+              <w:bottom w:type="dxa" w:w="60"/>
+              <w:right w:type="dxa" w:w="90"/>
+            </w:tcMar>
+            <w:vAlign w:val="center"/>
+          </w:tcPr>
+          <w:p>
+            <w:pPr>
+              <w:spacing w:after="0" w:line="260"/>
+              <w:jc w:val="right"/>
+            </w:pPr>
+            <w:r>
+              <w:rPr>
+                <w:rFonts w:ascii="MS Pゴシック" w:cs="MS Pゴシック" w:eastAsia="MS Pゴシック" w:hAnsi="MS Pゴシック"/>
+                <w:b w:val="false"/>
+                <w:bCs w:val="false"/>
+                <w:color w:val="1A1A1A"/>
+                <w:sz w:val="18"/>
+                <w:szCs w:val="18"/>
+              </w:rPr>
+              <w:t xml:space="preserve">+370.3%</w:t>
+            </w:r>
+          </w:p>
+        </w:tc>
+        <w:tc>
+          <w:tcPr>
+            <w:tcW w:type="dxa" w:w="1300"/>
             <w:tcMar>
               <w:top w:type="dxa" w:w="60"/>
               <w:left w:type="dxa" w:w="90"/>
@@ -3670,36 +4079,36 @@
         </w:tc>
         <w:tc>
           <w:tcPr>
-            <w:tcW w:type="dxa" w:w="1400"/>
-            <w:tcMar>
-              <w:top w:type="dxa" w:w="60"/>
-              <w:left w:type="dxa" w:w="90"/>
-              <w:bottom w:type="dxa" w:w="60"/>
-              <w:right w:type="dxa" w:w="90"/>
-            </w:tcMar>
-            <w:vAlign w:val="center"/>
-          </w:tcPr>
-          <w:p>
-            <w:pPr>
-              <w:spacing w:after="0" w:line="260"/>
-              <w:jc w:val="right"/>
-            </w:pPr>
-            <w:r>
-              <w:rPr>
-                <w:rFonts w:ascii="MS Pゴシック" w:cs="MS Pゴシック" w:eastAsia="MS Pゴシック" w:hAnsi="MS Pゴシック"/>
-                <w:b w:val="false"/>
-                <w:bCs w:val="false"/>
-                <w:color w:val="1A1A1A"/>
-                <w:sz w:val="18"/>
-                <w:szCs w:val="18"/>
-              </w:rPr>
-              <w:t xml:space="preserve">134.7円</w:t>
-            </w:r>
-          </w:p>
-        </w:tc>
-        <w:tc>
-          <w:tcPr>
-            <w:tcW w:type="dxa" w:w="1250"/>
+            <w:tcW w:type="dxa" w:w="1350"/>
+            <w:tcMar>
+              <w:top w:type="dxa" w:w="60"/>
+              <w:left w:type="dxa" w:w="90"/>
+              <w:bottom w:type="dxa" w:w="60"/>
+              <w:right w:type="dxa" w:w="90"/>
+            </w:tcMar>
+            <w:vAlign w:val="center"/>
+          </w:tcPr>
+          <w:p>
+            <w:pPr>
+              <w:spacing w:after="0" w:line="260"/>
+              <w:jc w:val="right"/>
+            </w:pPr>
+            <w:r>
+              <w:rPr>
+                <w:rFonts w:ascii="MS Pゴシック" w:cs="MS Pゴシック" w:eastAsia="MS Pゴシック" w:hAnsi="MS Pゴシック"/>
+                <w:b w:val="false"/>
+                <w:bCs w:val="false"/>
+                <w:color w:val="1A1A1A"/>
+                <w:sz w:val="18"/>
+                <w:szCs w:val="18"/>
+              </w:rPr>
+              <w:t xml:space="preserve">122円</w:t>
+            </w:r>
+          </w:p>
+        </w:tc>
+        <w:tc>
+          <w:tcPr>
+            <w:tcW w:type="dxa" w:w="1000"/>
             <w:tcMar>
               <w:top w:type="dxa" w:w="60"/>
               <w:left w:type="dxa" w:w="90"/>
@@ -3728,59 +4137,59 @@
         </w:tc>
         <w:tc>
           <w:tcPr>
-            <w:tcW w:type="dxa" w:w="1250"/>
-            <w:tcMar>
-              <w:top w:type="dxa" w:w="60"/>
-              <w:left w:type="dxa" w:w="90"/>
-              <w:bottom w:type="dxa" w:w="60"/>
-              <w:right w:type="dxa" w:w="90"/>
-            </w:tcMar>
-            <w:vAlign w:val="center"/>
-          </w:tcPr>
-          <w:p>
-            <w:pPr>
-              <w:spacing w:after="0" w:line="260"/>
-              <w:jc w:val="right"/>
-            </w:pPr>
-            <w:r>
-              <w:rPr>
-                <w:rFonts w:ascii="MS Pゴシック" w:cs="MS Pゴシック" w:eastAsia="MS Pゴシック" w:hAnsi="MS Pゴシック"/>
-                <w:b w:val="false"/>
-                <w:bCs w:val="false"/>
-                <w:color w:val="1A1A1A"/>
-                <w:sz w:val="18"/>
-                <w:szCs w:val="18"/>
-              </w:rPr>
-              <w:t xml:space="preserve">+5.8%</w:t>
-            </w:r>
-          </w:p>
-        </w:tc>
-        <w:tc>
-          <w:tcPr>
-            <w:tcW w:type="dxa" w:w="1250"/>
-            <w:tcMar>
-              <w:top w:type="dxa" w:w="60"/>
-              <w:left w:type="dxa" w:w="90"/>
-              <w:bottom w:type="dxa" w:w="60"/>
-              <w:right w:type="dxa" w:w="90"/>
-            </w:tcMar>
-            <w:vAlign w:val="center"/>
-          </w:tcPr>
-          <w:p>
-            <w:pPr>
-              <w:spacing w:after="0" w:line="260"/>
-              <w:jc w:val="right"/>
-            </w:pPr>
-            <w:r>
-              <w:rPr>
-                <w:rFonts w:ascii="MS Pゴシック" w:cs="MS Pゴシック" w:eastAsia="MS Pゴシック" w:hAnsi="MS Pゴシック"/>
-                <w:b w:val="false"/>
-                <w:bCs w:val="false"/>
-                <w:color w:val="1A1A1A"/>
-                <w:sz w:val="18"/>
-                <w:szCs w:val="18"/>
-              </w:rPr>
-              <w:t xml:space="preserve">−16.9%</w:t>
+            <w:tcW w:type="dxa" w:w="1000"/>
+            <w:tcMar>
+              <w:top w:type="dxa" w:w="60"/>
+              <w:left w:type="dxa" w:w="90"/>
+              <w:bottom w:type="dxa" w:w="60"/>
+              <w:right w:type="dxa" w:w="90"/>
+            </w:tcMar>
+            <w:vAlign w:val="center"/>
+          </w:tcPr>
+          <w:p>
+            <w:pPr>
+              <w:spacing w:after="0" w:line="260"/>
+              <w:jc w:val="right"/>
+            </w:pPr>
+            <w:r>
+              <w:rPr>
+                <w:rFonts w:ascii="MS Pゴシック" w:cs="MS Pゴシック" w:eastAsia="MS Pゴシック" w:hAnsi="MS Pゴシック"/>
+                <w:b w:val="false"/>
+                <w:bCs w:val="false"/>
+                <w:color w:val="1A1A1A"/>
+                <w:sz w:val="18"/>
+                <w:szCs w:val="18"/>
+              </w:rPr>
+              <w:t xml:space="preserve">+5.6%</w:t>
+            </w:r>
+          </w:p>
+        </w:tc>
+        <w:tc>
+          <w:tcPr>
+            <w:tcW w:type="dxa" w:w="1000"/>
+            <w:tcMar>
+              <w:top w:type="dxa" w:w="60"/>
+              <w:left w:type="dxa" w:w="90"/>
+              <w:bottom w:type="dxa" w:w="60"/>
+              <w:right w:type="dxa" w:w="90"/>
+            </w:tcMar>
+            <w:vAlign w:val="center"/>
+          </w:tcPr>
+          <w:p>
+            <w:pPr>
+              <w:spacing w:after="0" w:line="260"/>
+              <w:jc w:val="right"/>
+            </w:pPr>
+            <w:r>
+              <w:rPr>
+                <w:rFonts w:ascii="MS Pゴシック" w:cs="MS Pゴシック" w:eastAsia="MS Pゴシック" w:hAnsi="MS Pゴシック"/>
+                <w:b w:val="false"/>
+                <w:bCs w:val="false"/>
+                <w:color w:val="1A1A1A"/>
+                <w:sz w:val="18"/>
+                <w:szCs w:val="18"/>
+              </w:rPr>
+              <w:t xml:space="preserve">−17.1%</w:t>
             </w:r>
           </w:p>
         </w:tc>
@@ -3788,7 +4197,7 @@
     </w:tbl>
     <w:p>
       <w:pPr>
-        <w:spacing w:after="200" w:before="60"/>
+        <w:spacing w:after="200" w:before="40"/>
       </w:pPr>
       <w:r>
         <w:rPr>
@@ -3797,7 +4206,7 @@
           <w:sz w:val="17"/>
           <w:szCs w:val="17"/>
         </w:rPr>
-        <w:t xml:space="preserve">表4　是正水準別の料金と世帯影響（いずれも全体+10%・基本使用料は据置・51㎥〜は242.0円）。是正率は40.7円から191.4円までの到達度。</w:t>
+        <w:t xml:space="preserve">いずれも平均増収率 約10%・基本使用料は1,008円で据置・51㎥〜は220円。単価差縮小率は、現行の11〜50㎥単価174円への到達率。</w:t>
       </w:r>
     </w:p>
     <w:p>
@@ -3860,7 +4269,7 @@
           <w:sz w:val="19"/>
           <w:szCs w:val="19"/>
         </w:rPr>
-        <w:t xml:space="preserve">図3　是正水準別の負担増減率（月使用量別）</w:t>
+        <w:t xml:space="preserve">図3　単価差の縮小水準別の負担増減率（月使用量別）</w:t>
       </w:r>
     </w:p>
     <w:tbl>
@@ -3903,7 +4312,7 @@
                 <w:sz w:val="18"/>
                 <w:szCs w:val="18"/>
               </w:rPr>
-              <w:t xml:space="preserve">完全是正は一度にはできない</w:t>
+              <w:t xml:space="preserve">「174円まで引上げ」は実施案ではない</w:t>
             </w:r>
           </w:p>
           <w:p>
@@ -3917,7 +4326,7 @@
                 <w:sz w:val="20"/>
                 <w:szCs w:val="20"/>
               </w:rPr>
-              <w:t xml:space="preserve">6〜10㎥を一気に191.4円へ揃えると、月10㎥の世帯は+57.4%となる一方、月30㎥以上はむしろ減額（月50㎥で−16.9%）となり、負担の逆転が生じる。</w:t>
+              <w:t xml:space="preserve">6〜10㎥を174円に揃えると、平均増収率を約10%に保つために11〜50㎥が122円まで下がり、6〜10㎥より安くなる逆転体系となる。</w:t>
             </w:r>
           </w:p>
           <w:p>
@@ -3931,7 +4340,21 @@
                 <w:sz w:val="20"/>
                 <w:szCs w:val="20"/>
               </w:rPr>
-              <w:t xml:space="preserve">したがって是正は段階的に行う必要がある（第7章）。</w:t>
+              <w:t xml:space="preserve">また月10㎥の世帯は+57.4%となる一方、月30㎥以上は減額（月50㎥で−17.1%）となる。</w:t>
+            </w:r>
+          </w:p>
+          <w:p>
+            <w:pPr>
+              <w:spacing w:after="60" w:line="290"/>
+            </w:pPr>
+            <w:r>
+              <w:rPr>
+                <w:rFonts w:ascii="MS Pゴシック" w:cs="MS Pゴシック" w:eastAsia="MS Pゴシック" w:hAnsi="MS Pゴシック"/>
+                <w:color w:val="1A1A1A"/>
+                <w:sz w:val="20"/>
+                <w:szCs w:val="20"/>
+              </w:rPr>
+              <w:t xml:space="preserve">したがって表4の最下段は実施案ではなく、比較の端点として示すものである。</w:t>
             </w:r>
           </w:p>
         </w:tc>
@@ -3955,7 +4378,7 @@
           <w:sz w:val="26"/>
           <w:szCs w:val="26"/>
         </w:rPr>
-        <w:t xml:space="preserve">5　推奨案と各家庭への影響</w:t>
+        <w:t xml:space="preserve">5　中心案と各家庭への影響</w:t>
       </w:r>
     </w:p>
     <w:p>
@@ -3973,7 +4396,7 @@
           <w:sz w:val="22"/>
           <w:szCs w:val="22"/>
         </w:rPr>
-        <w:t xml:space="preserve">5-1　推奨案の料金表</w:t>
+        <w:t xml:space="preserve">5-1　中心案の料金表</w:t>
       </w:r>
     </w:p>
     <w:p>
@@ -3987,7 +4410,24 @@
           <w:sz w:val="21"/>
           <w:szCs w:val="21"/>
         </w:rPr>
-        <w:t xml:space="preserve">「基本使用料は据置、6〜10㎥を40.7円→80円」を推奨する。少量利用者（月5㎥以下・件数の約2割）を据え置きながら、最も割安な区分を是正できる。</w:t>
+        <w:t xml:space="preserve">「基本使用料は据置、6〜10㎥を税抜37円→73円」を比較上の中心案（事務局たたき台）とする。</w:t>
+      </w:r>
+    </w:p>
+    <w:p>
+      <w:pPr>
+        <w:keepNext/>
+        <w:spacing w:after="70" w:before="200"/>
+      </w:pPr>
+      <w:r>
+        <w:rPr>
+          <w:rFonts w:ascii="MS Pゴシック" w:cs="MS Pゴシック" w:eastAsia="MS Pゴシック" w:hAnsi="MS Pゴシック"/>
+          <w:b/>
+          <w:bCs/>
+          <w:color w:val="1A1A1A"/>
+          <w:sz w:val="19"/>
+          <w:szCs w:val="19"/>
+        </w:rPr>
+        <w:t xml:space="preserve">表5　料金案（条例別表と同じ税抜単価）</w:t>
       </w:r>
     </w:p>
     <w:tbl>
@@ -4003,11 +4443,13 @@
         </w:tblBorders>
       </w:tblPr>
       <w:tblGrid>
-        <w:gridCol w:w="2000"/>
-        <w:gridCol w:w="2300"/>
-        <w:gridCol w:w="1750"/>
-        <w:gridCol w:w="1750"/>
-        <w:gridCol w:w="1800"/>
+        <w:gridCol w:w="1950"/>
+        <w:gridCol w:w="1350"/>
+        <w:gridCol w:w="1250"/>
+        <w:gridCol w:w="1250"/>
+        <w:gridCol w:w="1250"/>
+        <w:gridCol w:w="1300"/>
+        <w:gridCol w:w="1250"/>
       </w:tblGrid>
       <w:tr>
         <w:trPr>
@@ -4015,7 +4457,7 @@
         </w:trPr>
         <w:tc>
           <w:tcPr>
-            <w:tcW w:type="dxa" w:w="2000"/>
+            <w:tcW w:type="dxa" w:w="1950"/>
             <w:shd w:fill="DCEBED" w:color="auto" w:val="clear"/>
             <w:tcMar>
               <w:top w:type="dxa" w:w="60"/>
@@ -4039,13 +4481,13 @@
                 <w:sz w:val="18"/>
                 <w:szCs w:val="18"/>
               </w:rPr>
-              <w:t xml:space="preserve">料金案（1か月・税込）</w:t>
-            </w:r>
-          </w:p>
-        </w:tc>
-        <w:tc>
-          <w:tcPr>
-            <w:tcW w:type="dxa" w:w="2300"/>
+              <w:t xml:space="preserve">料金案（1か月・税抜）</w:t>
+            </w:r>
+          </w:p>
+        </w:tc>
+        <w:tc>
+          <w:tcPr>
+            <w:tcW w:type="dxa" w:w="1350"/>
             <w:shd w:fill="DCEBED" w:color="auto" w:val="clear"/>
             <w:tcMar>
               <w:top w:type="dxa" w:w="60"/>
@@ -4069,13 +4511,13 @@
                 <w:sz w:val="18"/>
                 <w:szCs w:val="18"/>
               </w:rPr>
-              <w:t xml:space="preserve">基本使用料（5㎥まで）</w:t>
-            </w:r>
-          </w:p>
-        </w:tc>
-        <w:tc>
-          <w:tcPr>
-            <w:tcW w:type="dxa" w:w="1750"/>
+              <w:t xml:space="preserve">基本使用料</w:t>
+            </w:r>
+          </w:p>
+        </w:tc>
+        <w:tc>
+          <w:tcPr>
+            <w:tcW w:type="dxa" w:w="1250"/>
             <w:shd w:fill="DCEBED" w:color="auto" w:val="clear"/>
             <w:tcMar>
               <w:top w:type="dxa" w:w="60"/>
@@ -4105,7 +4547,7 @@
         </w:tc>
         <w:tc>
           <w:tcPr>
-            <w:tcW w:type="dxa" w:w="1750"/>
+            <w:tcW w:type="dxa" w:w="1250"/>
             <w:shd w:fill="DCEBED" w:color="auto" w:val="clear"/>
             <w:tcMar>
               <w:top w:type="dxa" w:w="60"/>
@@ -4135,7 +4577,7 @@
         </w:tc>
         <w:tc>
           <w:tcPr>
-            <w:tcW w:type="dxa" w:w="1800"/>
+            <w:tcW w:type="dxa" w:w="1250"/>
             <w:shd w:fill="DCEBED" w:color="auto" w:val="clear"/>
             <w:tcMar>
               <w:top w:type="dxa" w:w="60"/>
@@ -4160,6 +4602,66 @@
                 <w:szCs w:val="18"/>
               </w:rPr>
               <w:t xml:space="preserve">51㎥〜</w:t>
+            </w:r>
+          </w:p>
+        </w:tc>
+        <w:tc>
+          <w:tcPr>
+            <w:tcW w:type="dxa" w:w="1300"/>
+            <w:shd w:fill="DCEBED" w:color="auto" w:val="clear"/>
+            <w:tcMar>
+              <w:top w:type="dxa" w:w="60"/>
+              <w:left w:type="dxa" w:w="90"/>
+              <w:bottom w:type="dxa" w:w="60"/>
+              <w:right w:type="dxa" w:w="90"/>
+            </w:tcMar>
+            <w:vAlign w:val="center"/>
+          </w:tcPr>
+          <w:p>
+            <w:pPr>
+              <w:spacing w:after="0" w:line="260"/>
+              <w:jc w:val="center"/>
+            </w:pPr>
+            <w:r>
+              <w:rPr>
+                <w:rFonts w:ascii="MS Pゴシック" w:cs="MS Pゴシック" w:eastAsia="MS Pゴシック" w:hAnsi="MS Pゴシック"/>
+                <w:b/>
+                <w:bCs/>
+                <w:color w:val="1A1A1A"/>
+                <w:sz w:val="18"/>
+                <w:szCs w:val="18"/>
+              </w:rPr>
+              <w:t xml:space="preserve">単価差縮小率</w:t>
+            </w:r>
+          </w:p>
+        </w:tc>
+        <w:tc>
+          <w:tcPr>
+            <w:tcW w:type="dxa" w:w="1250"/>
+            <w:shd w:fill="DCEBED" w:color="auto" w:val="clear"/>
+            <w:tcMar>
+              <w:top w:type="dxa" w:w="60"/>
+              <w:left w:type="dxa" w:w="90"/>
+              <w:bottom w:type="dxa" w:w="60"/>
+              <w:right w:type="dxa" w:w="90"/>
+            </w:tcMar>
+            <w:vAlign w:val="center"/>
+          </w:tcPr>
+          <w:p>
+            <w:pPr>
+              <w:spacing w:after="0" w:line="260"/>
+              <w:jc w:val="center"/>
+            </w:pPr>
+            <w:r>
+              <w:rPr>
+                <w:rFonts w:ascii="MS Pゴシック" w:cs="MS Pゴシック" w:eastAsia="MS Pゴシック" w:hAnsi="MS Pゴシック"/>
+                <w:b/>
+                <w:bCs/>
+                <w:color w:val="1A1A1A"/>
+                <w:sz w:val="18"/>
+                <w:szCs w:val="18"/>
+              </w:rPr>
+              <w:t xml:space="preserve">平均増収率</w:t>
             </w:r>
           </w:p>
         </w:tc>
@@ -4167,7 +4669,7 @@
       <w:tr>
         <w:tc>
           <w:tcPr>
-            <w:tcW w:type="dxa" w:w="2000"/>
+            <w:tcW w:type="dxa" w:w="1950"/>
             <w:tcMar>
               <w:top w:type="dxa" w:w="60"/>
               <w:left w:type="dxa" w:w="90"/>
@@ -4196,117 +4698,175 @@
         </w:tc>
         <w:tc>
           <w:tcPr>
-            <w:tcW w:type="dxa" w:w="2300"/>
-            <w:tcMar>
-              <w:top w:type="dxa" w:w="60"/>
-              <w:left w:type="dxa" w:w="90"/>
-              <w:bottom w:type="dxa" w:w="60"/>
-              <w:right w:type="dxa" w:w="90"/>
-            </w:tcMar>
-            <w:vAlign w:val="center"/>
-          </w:tcPr>
-          <w:p>
-            <w:pPr>
-              <w:spacing w:after="0" w:line="260"/>
-              <w:jc w:val="right"/>
-            </w:pPr>
-            <w:r>
-              <w:rPr>
-                <w:rFonts w:ascii="MS Pゴシック" w:cs="MS Pゴシック" w:eastAsia="MS Pゴシック" w:hAnsi="MS Pゴシック"/>
-                <w:b w:val="false"/>
-                <w:bCs w:val="false"/>
-                <w:color w:val="1A1A1A"/>
-                <w:sz w:val="18"/>
-                <w:szCs w:val="18"/>
-              </w:rPr>
-              <w:t xml:space="preserve">1,108.8円</w:t>
-            </w:r>
-          </w:p>
-        </w:tc>
-        <w:tc>
-          <w:tcPr>
-            <w:tcW w:type="dxa" w:w="1750"/>
-            <w:tcMar>
-              <w:top w:type="dxa" w:w="60"/>
-              <w:left w:type="dxa" w:w="90"/>
-              <w:bottom w:type="dxa" w:w="60"/>
-              <w:right w:type="dxa" w:w="90"/>
-            </w:tcMar>
-            <w:vAlign w:val="center"/>
-          </w:tcPr>
-          <w:p>
-            <w:pPr>
-              <w:spacing w:after="0" w:line="260"/>
-              <w:jc w:val="right"/>
-            </w:pPr>
-            <w:r>
-              <w:rPr>
-                <w:rFonts w:ascii="MS Pゴシック" w:cs="MS Pゴシック" w:eastAsia="MS Pゴシック" w:hAnsi="MS Pゴシック"/>
-                <w:b w:val="false"/>
-                <w:bCs w:val="false"/>
-                <w:color w:val="1A1A1A"/>
-                <w:sz w:val="18"/>
-                <w:szCs w:val="18"/>
-              </w:rPr>
-              <w:t xml:space="preserve">40.7円</w:t>
-            </w:r>
-          </w:p>
-        </w:tc>
-        <w:tc>
-          <w:tcPr>
-            <w:tcW w:type="dxa" w:w="1750"/>
-            <w:tcMar>
-              <w:top w:type="dxa" w:w="60"/>
-              <w:left w:type="dxa" w:w="90"/>
-              <w:bottom w:type="dxa" w:w="60"/>
-              <w:right w:type="dxa" w:w="90"/>
-            </w:tcMar>
-            <w:vAlign w:val="center"/>
-          </w:tcPr>
-          <w:p>
-            <w:pPr>
-              <w:spacing w:after="0" w:line="260"/>
-              <w:jc w:val="right"/>
-            </w:pPr>
-            <w:r>
-              <w:rPr>
-                <w:rFonts w:ascii="MS Pゴシック" w:cs="MS Pゴシック" w:eastAsia="MS Pゴシック" w:hAnsi="MS Pゴシック"/>
-                <w:b w:val="false"/>
-                <w:bCs w:val="false"/>
-                <w:color w:val="1A1A1A"/>
-                <w:sz w:val="18"/>
-                <w:szCs w:val="18"/>
-              </w:rPr>
-              <w:t xml:space="preserve">191.4円</w:t>
-            </w:r>
-          </w:p>
-        </w:tc>
-        <w:tc>
-          <w:tcPr>
-            <w:tcW w:type="dxa" w:w="1800"/>
-            <w:tcMar>
-              <w:top w:type="dxa" w:w="60"/>
-              <w:left w:type="dxa" w:w="90"/>
-              <w:bottom w:type="dxa" w:w="60"/>
-              <w:right w:type="dxa" w:w="90"/>
-            </w:tcMar>
-            <w:vAlign w:val="center"/>
-          </w:tcPr>
-          <w:p>
-            <w:pPr>
-              <w:spacing w:after="0" w:line="260"/>
-              <w:jc w:val="right"/>
-            </w:pPr>
-            <w:r>
-              <w:rPr>
-                <w:rFonts w:ascii="MS Pゴシック" w:cs="MS Pゴシック" w:eastAsia="MS Pゴシック" w:hAnsi="MS Pゴシック"/>
-                <w:b w:val="false"/>
-                <w:bCs w:val="false"/>
-                <w:color w:val="1A1A1A"/>
-                <w:sz w:val="18"/>
-                <w:szCs w:val="18"/>
-              </w:rPr>
-              <w:t xml:space="preserve">220.0円</w:t>
+            <w:tcW w:type="dxa" w:w="1350"/>
+            <w:tcMar>
+              <w:top w:type="dxa" w:w="60"/>
+              <w:left w:type="dxa" w:w="90"/>
+              <w:bottom w:type="dxa" w:w="60"/>
+              <w:right w:type="dxa" w:w="90"/>
+            </w:tcMar>
+            <w:vAlign w:val="center"/>
+          </w:tcPr>
+          <w:p>
+            <w:pPr>
+              <w:spacing w:after="0" w:line="260"/>
+              <w:jc w:val="right"/>
+            </w:pPr>
+            <w:r>
+              <w:rPr>
+                <w:rFonts w:ascii="MS Pゴシック" w:cs="MS Pゴシック" w:eastAsia="MS Pゴシック" w:hAnsi="MS Pゴシック"/>
+                <w:b w:val="false"/>
+                <w:bCs w:val="false"/>
+                <w:color w:val="1A1A1A"/>
+                <w:sz w:val="18"/>
+                <w:szCs w:val="18"/>
+              </w:rPr>
+              <w:t xml:space="preserve">1,008円</w:t>
+            </w:r>
+          </w:p>
+        </w:tc>
+        <w:tc>
+          <w:tcPr>
+            <w:tcW w:type="dxa" w:w="1250"/>
+            <w:tcMar>
+              <w:top w:type="dxa" w:w="60"/>
+              <w:left w:type="dxa" w:w="90"/>
+              <w:bottom w:type="dxa" w:w="60"/>
+              <w:right w:type="dxa" w:w="90"/>
+            </w:tcMar>
+            <w:vAlign w:val="center"/>
+          </w:tcPr>
+          <w:p>
+            <w:pPr>
+              <w:spacing w:after="0" w:line="260"/>
+              <w:jc w:val="right"/>
+            </w:pPr>
+            <w:r>
+              <w:rPr>
+                <w:rFonts w:ascii="MS Pゴシック" w:cs="MS Pゴシック" w:eastAsia="MS Pゴシック" w:hAnsi="MS Pゴシック"/>
+                <w:b w:val="false"/>
+                <w:bCs w:val="false"/>
+                <w:color w:val="1A1A1A"/>
+                <w:sz w:val="18"/>
+                <w:szCs w:val="18"/>
+              </w:rPr>
+              <w:t xml:space="preserve">37円</w:t>
+            </w:r>
+          </w:p>
+        </w:tc>
+        <w:tc>
+          <w:tcPr>
+            <w:tcW w:type="dxa" w:w="1250"/>
+            <w:tcMar>
+              <w:top w:type="dxa" w:w="60"/>
+              <w:left w:type="dxa" w:w="90"/>
+              <w:bottom w:type="dxa" w:w="60"/>
+              <w:right w:type="dxa" w:w="90"/>
+            </w:tcMar>
+            <w:vAlign w:val="center"/>
+          </w:tcPr>
+          <w:p>
+            <w:pPr>
+              <w:spacing w:after="0" w:line="260"/>
+              <w:jc w:val="right"/>
+            </w:pPr>
+            <w:r>
+              <w:rPr>
+                <w:rFonts w:ascii="MS Pゴシック" w:cs="MS Pゴシック" w:eastAsia="MS Pゴシック" w:hAnsi="MS Pゴシック"/>
+                <w:b w:val="false"/>
+                <w:bCs w:val="false"/>
+                <w:color w:val="1A1A1A"/>
+                <w:sz w:val="18"/>
+                <w:szCs w:val="18"/>
+              </w:rPr>
+              <w:t xml:space="preserve">174円</w:t>
+            </w:r>
+          </w:p>
+        </w:tc>
+        <w:tc>
+          <w:tcPr>
+            <w:tcW w:type="dxa" w:w="1250"/>
+            <w:tcMar>
+              <w:top w:type="dxa" w:w="60"/>
+              <w:left w:type="dxa" w:w="90"/>
+              <w:bottom w:type="dxa" w:w="60"/>
+              <w:right w:type="dxa" w:w="90"/>
+            </w:tcMar>
+            <w:vAlign w:val="center"/>
+          </w:tcPr>
+          <w:p>
+            <w:pPr>
+              <w:spacing w:after="0" w:line="260"/>
+              <w:jc w:val="right"/>
+            </w:pPr>
+            <w:r>
+              <w:rPr>
+                <w:rFonts w:ascii="MS Pゴシック" w:cs="MS Pゴシック" w:eastAsia="MS Pゴシック" w:hAnsi="MS Pゴシック"/>
+                <w:b w:val="false"/>
+                <w:bCs w:val="false"/>
+                <w:color w:val="1A1A1A"/>
+                <w:sz w:val="18"/>
+                <w:szCs w:val="18"/>
+              </w:rPr>
+              <w:t xml:space="preserve">200円</w:t>
+            </w:r>
+          </w:p>
+        </w:tc>
+        <w:tc>
+          <w:tcPr>
+            <w:tcW w:type="dxa" w:w="1300"/>
+            <w:tcMar>
+              <w:top w:type="dxa" w:w="60"/>
+              <w:left w:type="dxa" w:w="90"/>
+              <w:bottom w:type="dxa" w:w="60"/>
+              <w:right w:type="dxa" w:w="90"/>
+            </w:tcMar>
+            <w:vAlign w:val="center"/>
+          </w:tcPr>
+          <w:p>
+            <w:pPr>
+              <w:spacing w:after="0" w:line="260"/>
+              <w:jc w:val="right"/>
+            </w:pPr>
+            <w:r>
+              <w:rPr>
+                <w:rFonts w:ascii="MS Pゴシック" w:cs="MS Pゴシック" w:eastAsia="MS Pゴシック" w:hAnsi="MS Pゴシック"/>
+                <w:b w:val="false"/>
+                <w:bCs w:val="false"/>
+                <w:color w:val="1A1A1A"/>
+                <w:sz w:val="18"/>
+                <w:szCs w:val="18"/>
+              </w:rPr>
+              <w:t xml:space="preserve">0%</w:t>
+            </w:r>
+          </w:p>
+        </w:tc>
+        <w:tc>
+          <w:tcPr>
+            <w:tcW w:type="dxa" w:w="1250"/>
+            <w:tcMar>
+              <w:top w:type="dxa" w:w="60"/>
+              <w:left w:type="dxa" w:w="90"/>
+              <w:bottom w:type="dxa" w:w="60"/>
+              <w:right w:type="dxa" w:w="90"/>
+            </w:tcMar>
+            <w:vAlign w:val="center"/>
+          </w:tcPr>
+          <w:p>
+            <w:pPr>
+              <w:spacing w:after="0" w:line="260"/>
+              <w:jc w:val="right"/>
+            </w:pPr>
+            <w:r>
+              <w:rPr>
+                <w:rFonts w:ascii="MS Pゴシック" w:cs="MS Pゴシック" w:eastAsia="MS Pゴシック" w:hAnsi="MS Pゴシック"/>
+                <w:b w:val="false"/>
+                <w:bCs w:val="false"/>
+                <w:color w:val="1A1A1A"/>
+                <w:sz w:val="18"/>
+                <w:szCs w:val="18"/>
+              </w:rPr>
+              <w:t xml:space="preserve">—</w:t>
             </w:r>
           </w:p>
         </w:tc>
@@ -4314,7 +4874,7 @@
       <w:tr>
         <w:tc>
           <w:tcPr>
-            <w:tcW w:type="dxa" w:w="2000"/>
+            <w:tcW w:type="dxa" w:w="1950"/>
             <w:shd w:fill="F4F7F7" w:color="auto" w:val="clear"/>
             <w:tcMar>
               <w:top w:type="dxa" w:w="60"/>
@@ -4338,13 +4898,13 @@
                 <w:sz w:val="18"/>
                 <w:szCs w:val="18"/>
               </w:rPr>
-              <w:t xml:space="preserve">推奨案 +5%</w:t>
-            </w:r>
-          </w:p>
-        </w:tc>
-        <w:tc>
-          <w:tcPr>
-            <w:tcW w:type="dxa" w:w="2300"/>
+              <w:t xml:space="preserve">参考 平均増収率 約5%</w:t>
+            </w:r>
+          </w:p>
+        </w:tc>
+        <w:tc>
+          <w:tcPr>
+            <w:tcW w:type="dxa" w:w="1350"/>
             <w:shd w:fill="F4F7F7" w:color="auto" w:val="clear"/>
             <w:tcMar>
               <w:top w:type="dxa" w:w="60"/>
@@ -4368,13 +4928,13 @@
                 <w:sz w:val="18"/>
                 <w:szCs w:val="18"/>
               </w:rPr>
-              <w:t xml:space="preserve">1,108.8円（据置）</w:t>
-            </w:r>
-          </w:p>
-        </w:tc>
-        <w:tc>
-          <w:tcPr>
-            <w:tcW w:type="dxa" w:w="1750"/>
+              <w:t xml:space="preserve">1,008円（据置）</w:t>
+            </w:r>
+          </w:p>
+        </w:tc>
+        <w:tc>
+          <w:tcPr>
+            <w:tcW w:type="dxa" w:w="1250"/>
             <w:shd w:fill="F4F7F7" w:color="auto" w:val="clear"/>
             <w:tcMar>
               <w:top w:type="dxa" w:w="60"/>
@@ -4398,13 +4958,13 @@
                 <w:sz w:val="18"/>
                 <w:szCs w:val="18"/>
               </w:rPr>
-              <w:t xml:space="preserve">60円</w:t>
-            </w:r>
-          </w:p>
-        </w:tc>
-        <w:tc>
-          <w:tcPr>
-            <w:tcW w:type="dxa" w:w="1750"/>
+              <w:t xml:space="preserve">55円</w:t>
+            </w:r>
+          </w:p>
+        </w:tc>
+        <w:tc>
+          <w:tcPr>
+            <w:tcW w:type="dxa" w:w="1250"/>
             <w:shd w:fill="F4F7F7" w:color="auto" w:val="clear"/>
             <w:tcMar>
               <w:top w:type="dxa" w:w="60"/>
@@ -4428,13 +4988,13 @@
                 <w:sz w:val="18"/>
                 <w:szCs w:val="18"/>
               </w:rPr>
-              <w:t xml:space="preserve">200.7円</w:t>
-            </w:r>
-          </w:p>
-        </w:tc>
-        <w:tc>
-          <w:tcPr>
-            <w:tcW w:type="dxa" w:w="1800"/>
+              <w:t xml:space="preserve">182円</w:t>
+            </w:r>
+          </w:p>
+        </w:tc>
+        <w:tc>
+          <w:tcPr>
+            <w:tcW w:type="dxa" w:w="1250"/>
             <w:shd w:fill="F4F7F7" w:color="auto" w:val="clear"/>
             <w:tcMar>
               <w:top w:type="dxa" w:w="60"/>
@@ -4458,7 +5018,67 @@
                 <w:sz w:val="18"/>
                 <w:szCs w:val="18"/>
               </w:rPr>
-              <w:t xml:space="preserve">231.0円</w:t>
+              <w:t xml:space="preserve">210円</w:t>
+            </w:r>
+          </w:p>
+        </w:tc>
+        <w:tc>
+          <w:tcPr>
+            <w:tcW w:type="dxa" w:w="1300"/>
+            <w:shd w:fill="F4F7F7" w:color="auto" w:val="clear"/>
+            <w:tcMar>
+              <w:top w:type="dxa" w:w="60"/>
+              <w:left w:type="dxa" w:w="90"/>
+              <w:bottom w:type="dxa" w:w="60"/>
+              <w:right w:type="dxa" w:w="90"/>
+            </w:tcMar>
+            <w:vAlign w:val="center"/>
+          </w:tcPr>
+          <w:p>
+            <w:pPr>
+              <w:spacing w:after="0" w:line="260"/>
+              <w:jc w:val="right"/>
+            </w:pPr>
+            <w:r>
+              <w:rPr>
+                <w:rFonts w:ascii="MS Pゴシック" w:cs="MS Pゴシック" w:eastAsia="MS Pゴシック" w:hAnsi="MS Pゴシック"/>
+                <w:b w:val="false"/>
+                <w:bCs w:val="false"/>
+                <w:color w:val="1A1A1A"/>
+                <w:sz w:val="18"/>
+                <w:szCs w:val="18"/>
+              </w:rPr>
+              <w:t xml:space="preserve">13.1%</w:t>
+            </w:r>
+          </w:p>
+        </w:tc>
+        <w:tc>
+          <w:tcPr>
+            <w:tcW w:type="dxa" w:w="1250"/>
+            <w:shd w:fill="F4F7F7" w:color="auto" w:val="clear"/>
+            <w:tcMar>
+              <w:top w:type="dxa" w:w="60"/>
+              <w:left w:type="dxa" w:w="90"/>
+              <w:bottom w:type="dxa" w:w="60"/>
+              <w:right w:type="dxa" w:w="90"/>
+            </w:tcMar>
+            <w:vAlign w:val="center"/>
+          </w:tcPr>
+          <w:p>
+            <w:pPr>
+              <w:spacing w:after="0" w:line="260"/>
+              <w:jc w:val="right"/>
+            </w:pPr>
+            <w:r>
+              <w:rPr>
+                <w:rFonts w:ascii="MS Pゴシック" w:cs="MS Pゴシック" w:eastAsia="MS Pゴシック" w:hAnsi="MS Pゴシック"/>
+                <w:b w:val="false"/>
+                <w:bCs w:val="false"/>
+                <w:color w:val="1A1A1A"/>
+                <w:sz w:val="18"/>
+                <w:szCs w:val="18"/>
+              </w:rPr>
+              <w:t xml:space="preserve">+4.97%</w:t>
             </w:r>
           </w:p>
         </w:tc>
@@ -4466,7 +5086,7 @@
       <w:tr>
         <w:tc>
           <w:tcPr>
-            <w:tcW w:type="dxa" w:w="2000"/>
+            <w:tcW w:type="dxa" w:w="1950"/>
             <w:shd w:fill="FBEAE0" w:color="auto" w:val="clear"/>
             <w:tcMar>
               <w:top w:type="dxa" w:w="60"/>
@@ -4490,13 +5110,13 @@
                 <w:sz w:val="18"/>
                 <w:szCs w:val="18"/>
               </w:rPr>
-              <w:t xml:space="preserve">推奨案 +10%</w:t>
-            </w:r>
-          </w:p>
-        </w:tc>
-        <w:tc>
-          <w:tcPr>
-            <w:tcW w:type="dxa" w:w="2300"/>
+              <w:t xml:space="preserve">中心案 平均増収率 約10%</w:t>
+            </w:r>
+          </w:p>
+        </w:tc>
+        <w:tc>
+          <w:tcPr>
+            <w:tcW w:type="dxa" w:w="1350"/>
             <w:shd w:fill="FBEAE0" w:color="auto" w:val="clear"/>
             <w:tcMar>
               <w:top w:type="dxa" w:w="60"/>
@@ -4520,13 +5140,13 @@
                 <w:sz w:val="18"/>
                 <w:szCs w:val="18"/>
               </w:rPr>
-              <w:t xml:space="preserve">1,108.8円（据置）</w:t>
-            </w:r>
-          </w:p>
-        </w:tc>
-        <w:tc>
-          <w:tcPr>
-            <w:tcW w:type="dxa" w:w="1750"/>
+              <w:t xml:space="preserve">1,008円（据置）</w:t>
+            </w:r>
+          </w:p>
+        </w:tc>
+        <w:tc>
+          <w:tcPr>
+            <w:tcW w:type="dxa" w:w="1250"/>
             <w:shd w:fill="FBEAE0" w:color="auto" w:val="clear"/>
             <w:tcMar>
               <w:top w:type="dxa" w:w="60"/>
@@ -4550,13 +5170,13 @@
                 <w:sz w:val="18"/>
                 <w:szCs w:val="18"/>
               </w:rPr>
-              <w:t xml:space="preserve">80円</w:t>
-            </w:r>
-          </w:p>
-        </w:tc>
-        <w:tc>
-          <w:tcPr>
-            <w:tcW w:type="dxa" w:w="1750"/>
+              <w:t xml:space="preserve">73円</w:t>
+            </w:r>
+          </w:p>
+        </w:tc>
+        <w:tc>
+          <w:tcPr>
+            <w:tcW w:type="dxa" w:w="1250"/>
             <w:shd w:fill="FBEAE0" w:color="auto" w:val="clear"/>
             <w:tcMar>
               <w:top w:type="dxa" w:w="60"/>
@@ -4580,13 +5200,13 @@
                 <w:sz w:val="18"/>
                 <w:szCs w:val="18"/>
               </w:rPr>
-              <w:t xml:space="preserve">209.5円</w:t>
-            </w:r>
-          </w:p>
-        </w:tc>
-        <w:tc>
-          <w:tcPr>
-            <w:tcW w:type="dxa" w:w="1800"/>
+              <w:t xml:space="preserve">190円</w:t>
+            </w:r>
+          </w:p>
+        </w:tc>
+        <w:tc>
+          <w:tcPr>
+            <w:tcW w:type="dxa" w:w="1250"/>
             <w:shd w:fill="FBEAE0" w:color="auto" w:val="clear"/>
             <w:tcMar>
               <w:top w:type="dxa" w:w="60"/>
@@ -4610,7 +5230,67 @@
                 <w:sz w:val="18"/>
                 <w:szCs w:val="18"/>
               </w:rPr>
-              <w:t xml:space="preserve">242.0円</w:t>
+              <w:t xml:space="preserve">220円</w:t>
+            </w:r>
+          </w:p>
+        </w:tc>
+        <w:tc>
+          <w:tcPr>
+            <w:tcW w:type="dxa" w:w="1300"/>
+            <w:shd w:fill="FBEAE0" w:color="auto" w:val="clear"/>
+            <w:tcMar>
+              <w:top w:type="dxa" w:w="60"/>
+              <w:left w:type="dxa" w:w="90"/>
+              <w:bottom w:type="dxa" w:w="60"/>
+              <w:right w:type="dxa" w:w="90"/>
+            </w:tcMar>
+            <w:vAlign w:val="center"/>
+          </w:tcPr>
+          <w:p>
+            <w:pPr>
+              <w:spacing w:after="0" w:line="260"/>
+              <w:jc w:val="right"/>
+            </w:pPr>
+            <w:r>
+              <w:rPr>
+                <w:rFonts w:ascii="MS Pゴシック" w:cs="MS Pゴシック" w:eastAsia="MS Pゴシック" w:hAnsi="MS Pゴシック"/>
+                <w:b/>
+                <w:bCs/>
+                <w:color w:val="1A1A1A"/>
+                <w:sz w:val="18"/>
+                <w:szCs w:val="18"/>
+              </w:rPr>
+              <w:t xml:space="preserve">26.3%</w:t>
+            </w:r>
+          </w:p>
+        </w:tc>
+        <w:tc>
+          <w:tcPr>
+            <w:tcW w:type="dxa" w:w="1250"/>
+            <w:shd w:fill="FBEAE0" w:color="auto" w:val="clear"/>
+            <w:tcMar>
+              <w:top w:type="dxa" w:w="60"/>
+              <w:left w:type="dxa" w:w="90"/>
+              <w:bottom w:type="dxa" w:w="60"/>
+              <w:right w:type="dxa" w:w="90"/>
+            </w:tcMar>
+            <w:vAlign w:val="center"/>
+          </w:tcPr>
+          <w:p>
+            <w:pPr>
+              <w:spacing w:after="0" w:line="260"/>
+              <w:jc w:val="right"/>
+            </w:pPr>
+            <w:r>
+              <w:rPr>
+                <w:rFonts w:ascii="MS Pゴシック" w:cs="MS Pゴシック" w:eastAsia="MS Pゴシック" w:hAnsi="MS Pゴシック"/>
+                <w:b/>
+                <w:bCs/>
+                <w:color w:val="1A1A1A"/>
+                <w:sz w:val="18"/>
+                <w:szCs w:val="18"/>
+              </w:rPr>
+              <w:t xml:space="preserve">+9.93%</w:t>
             </w:r>
           </w:p>
         </w:tc>
@@ -4618,7 +5298,7 @@
       <w:tr>
         <w:tc>
           <w:tcPr>
-            <w:tcW w:type="dxa" w:w="2000"/>
+            <w:tcW w:type="dxa" w:w="1950"/>
             <w:shd w:fill="F4F7F7" w:color="auto" w:val="clear"/>
             <w:tcMar>
               <w:top w:type="dxa" w:w="60"/>
@@ -4642,13 +5322,13 @@
                 <w:sz w:val="18"/>
                 <w:szCs w:val="18"/>
               </w:rPr>
-              <w:t xml:space="preserve">推奨案 +15%</w:t>
-            </w:r>
-          </w:p>
-        </w:tc>
-        <w:tc>
-          <w:tcPr>
-            <w:tcW w:type="dxa" w:w="2300"/>
+              <w:t xml:space="preserve">参考 平均増収率 約15%</w:t>
+            </w:r>
+          </w:p>
+        </w:tc>
+        <w:tc>
+          <w:tcPr>
+            <w:tcW w:type="dxa" w:w="1350"/>
             <w:shd w:fill="F4F7F7" w:color="auto" w:val="clear"/>
             <w:tcMar>
               <w:top w:type="dxa" w:w="60"/>
@@ -4672,13 +5352,13 @@
                 <w:sz w:val="18"/>
                 <w:szCs w:val="18"/>
               </w:rPr>
-              <w:t xml:space="preserve">1,108.8円（据置）</w:t>
-            </w:r>
-          </w:p>
-        </w:tc>
-        <w:tc>
-          <w:tcPr>
-            <w:tcW w:type="dxa" w:w="1750"/>
+              <w:t xml:space="preserve">1,008円（据置）</w:t>
+            </w:r>
+          </w:p>
+        </w:tc>
+        <w:tc>
+          <w:tcPr>
+            <w:tcW w:type="dxa" w:w="1250"/>
             <w:shd w:fill="F4F7F7" w:color="auto" w:val="clear"/>
             <w:tcMar>
               <w:top w:type="dxa" w:w="60"/>
@@ -4702,13 +5382,13 @@
                 <w:sz w:val="18"/>
                 <w:szCs w:val="18"/>
               </w:rPr>
-              <w:t xml:space="preserve">90円</w:t>
-            </w:r>
-          </w:p>
-        </w:tc>
-        <w:tc>
-          <w:tcPr>
-            <w:tcW w:type="dxa" w:w="1750"/>
+              <w:t xml:space="preserve">82円</w:t>
+            </w:r>
+          </w:p>
+        </w:tc>
+        <w:tc>
+          <w:tcPr>
+            <w:tcW w:type="dxa" w:w="1250"/>
             <w:shd w:fill="F4F7F7" w:color="auto" w:val="clear"/>
             <w:tcMar>
               <w:top w:type="dxa" w:w="60"/>
@@ -4732,13 +5412,13 @@
                 <w:sz w:val="18"/>
                 <w:szCs w:val="18"/>
               </w:rPr>
-              <w:t xml:space="preserve">225.1円</w:t>
-            </w:r>
-          </w:p>
-        </w:tc>
-        <w:tc>
-          <w:tcPr>
-            <w:tcW w:type="dxa" w:w="1800"/>
+              <w:t xml:space="preserve">205円</w:t>
+            </w:r>
+          </w:p>
+        </w:tc>
+        <w:tc>
+          <w:tcPr>
+            <w:tcW w:type="dxa" w:w="1250"/>
             <w:shd w:fill="F4F7F7" w:color="auto" w:val="clear"/>
             <w:tcMar>
               <w:top w:type="dxa" w:w="60"/>
@@ -4762,7 +5442,67 @@
                 <w:sz w:val="18"/>
                 <w:szCs w:val="18"/>
               </w:rPr>
-              <w:t xml:space="preserve">253.0円</w:t>
+              <w:t xml:space="preserve">230円</w:t>
+            </w:r>
+          </w:p>
+        </w:tc>
+        <w:tc>
+          <w:tcPr>
+            <w:tcW w:type="dxa" w:w="1300"/>
+            <w:shd w:fill="F4F7F7" w:color="auto" w:val="clear"/>
+            <w:tcMar>
+              <w:top w:type="dxa" w:w="60"/>
+              <w:left w:type="dxa" w:w="90"/>
+              <w:bottom w:type="dxa" w:w="60"/>
+              <w:right w:type="dxa" w:w="90"/>
+            </w:tcMar>
+            <w:vAlign w:val="center"/>
+          </w:tcPr>
+          <w:p>
+            <w:pPr>
+              <w:spacing w:after="0" w:line="260"/>
+              <w:jc w:val="right"/>
+            </w:pPr>
+            <w:r>
+              <w:rPr>
+                <w:rFonts w:ascii="MS Pゴシック" w:cs="MS Pゴシック" w:eastAsia="MS Pゴシック" w:hAnsi="MS Pゴシック"/>
+                <w:b w:val="false"/>
+                <w:bCs w:val="false"/>
+                <w:color w:val="1A1A1A"/>
+                <w:sz w:val="18"/>
+                <w:szCs w:val="18"/>
+              </w:rPr>
+              <w:t xml:space="preserve">32.8%</w:t>
+            </w:r>
+          </w:p>
+        </w:tc>
+        <w:tc>
+          <w:tcPr>
+            <w:tcW w:type="dxa" w:w="1250"/>
+            <w:shd w:fill="F4F7F7" w:color="auto" w:val="clear"/>
+            <w:tcMar>
+              <w:top w:type="dxa" w:w="60"/>
+              <w:left w:type="dxa" w:w="90"/>
+              <w:bottom w:type="dxa" w:w="60"/>
+              <w:right w:type="dxa" w:w="90"/>
+            </w:tcMar>
+            <w:vAlign w:val="center"/>
+          </w:tcPr>
+          <w:p>
+            <w:pPr>
+              <w:spacing w:after="0" w:line="260"/>
+              <w:jc w:val="right"/>
+            </w:pPr>
+            <w:r>
+              <w:rPr>
+                <w:rFonts w:ascii="MS Pゴシック" w:cs="MS Pゴシック" w:eastAsia="MS Pゴシック" w:hAnsi="MS Pゴシック"/>
+                <w:b w:val="false"/>
+                <w:bCs w:val="false"/>
+                <w:color w:val="1A1A1A"/>
+                <w:sz w:val="18"/>
+                <w:szCs w:val="18"/>
+              </w:rPr>
+              <w:t xml:space="preserve">+15.11%</w:t>
             </w:r>
           </w:p>
         </w:tc>
@@ -4770,7 +5510,7 @@
     </w:tbl>
     <w:p>
       <w:pPr>
-        <w:spacing w:after="200" w:before="60"/>
+        <w:spacing w:after="200" w:before="40"/>
       </w:pPr>
       <w:r>
         <w:rPr>
@@ -4779,7 +5519,227 @@
           <w:sz w:val="17"/>
           <w:szCs w:val="17"/>
         </w:rPr>
-        <w:t xml:space="preserve">表5　推奨案の料金表。区分の数は現行のままであり、条例改正は単価の差替えのみで足りる。</w:t>
+        <w:t xml:space="preserve">中心案の税込換算は 基本1,108.8円／6〜10㎥ 80.3円／11〜50㎥ 209.0円／51㎥〜 242.0円。</w:t>
+      </w:r>
+    </w:p>
+    <w:tbl>
+      <w:tblPr>
+        <w:tblW w:type="dxa" w:w="9600"/>
+        <w:tblBorders>
+          <w:top w:val="single" w:color="E0CBBC" w:sz="4"/>
+          <w:left w:val="single" w:color="CF5B1A" w:sz="18"/>
+          <w:bottom w:val="single" w:color="E0CBBC" w:sz="4"/>
+          <w:right w:val="single" w:color="E0CBBC" w:sz="4"/>
+          <w:insideH w:val="none"/>
+          <w:insideV w:val="none"/>
+        </w:tblBorders>
+      </w:tblPr>
+      <w:tblGrid>
+        <w:gridCol w:w="9600"/>
+      </w:tblGrid>
+      <w:tr>
+        <w:tc>
+          <w:tcPr>
+            <w:tcW w:type="dxa" w:w="9600"/>
+            <w:shd w:fill="FDF6F1" w:color="auto" w:val="clear"/>
+            <w:tcMar>
+              <w:top w:type="dxa" w:w="140"/>
+              <w:left w:type="dxa" w:w="180"/>
+              <w:bottom w:type="dxa" w:w="140"/>
+              <w:right w:type="dxa" w:w="160"/>
+            </w:tcMar>
+          </w:tcPr>
+          <w:p>
+            <w:pPr>
+              <w:spacing w:after="70"/>
+            </w:pPr>
+            <w:r>
+              <w:rPr>
+                <w:rFonts w:ascii="MS Pゴシック" w:cs="MS Pゴシック" w:eastAsia="MS Pゴシック" w:hAnsi="MS Pゴシック"/>
+                <w:b/>
+                <w:bCs/>
+                <w:color w:val="CF5B1A"/>
+                <w:sz w:val="18"/>
+                <w:szCs w:val="18"/>
+              </w:rPr>
+              <w:t xml:space="preserve">「平均増収率 約10%」と「区分単価の改定率」は別物</w:t>
+            </w:r>
+          </w:p>
+          <w:p>
+            <w:pPr>
+              <w:spacing w:after="60" w:line="290"/>
+            </w:pPr>
+            <w:r>
+              <w:rPr>
+                <w:rFonts w:ascii="MS Pゴシック" w:cs="MS Pゴシック" w:eastAsia="MS Pゴシック" w:hAnsi="MS Pゴシック"/>
+                <w:color w:val="1A1A1A"/>
+                <w:sz w:val="20"/>
+                <w:szCs w:val="20"/>
+              </w:rPr>
+              <w:t xml:space="preserve">中心案の区分単価の改定率は、基本使用料 ±0%、6〜10㎥ +97.3%、11〜50㎥ +9.2%、51㎥〜 +10.0% である。</w:t>
+            </w:r>
+          </w:p>
+          <w:p>
+            <w:pPr>
+              <w:spacing w:after="60" w:line="290"/>
+            </w:pPr>
+            <w:r>
+              <w:rPr>
+                <w:rFonts w:ascii="MS Pゴシック" w:cs="MS Pゴシック" w:eastAsia="MS Pゴシック" w:hAnsi="MS Pゴシック"/>
+                <w:color w:val="1A1A1A"/>
+                <w:sz w:val="20"/>
+                <w:szCs w:val="20"/>
+              </w:rPr>
+              <w:t xml:space="preserve">「10%改定」と表現すると6〜10㎥の+97.3%が見えなくなるため、本資料では「調定額ベースの平均増収率 約10%」と表記している。</w:t>
+            </w:r>
+          </w:p>
+          <w:p>
+            <w:pPr>
+              <w:spacing w:after="60" w:line="290"/>
+            </w:pPr>
+            <w:r>
+              <w:rPr>
+                <w:rFonts w:ascii="MS Pゴシック" w:cs="MS Pゴシック" w:eastAsia="MS Pゴシック" w:hAnsi="MS Pゴシック"/>
+                <w:color w:val="1A1A1A"/>
+                <w:sz w:val="20"/>
+                <w:szCs w:val="20"/>
+              </w:rPr>
+              <w:t xml:space="preserve">第2段階（累計 約20%）では、6〜10㎥は税抜37円→109円（+194.6%）となる。</w:t>
+            </w:r>
+          </w:p>
+        </w:tc>
+      </w:tr>
+    </w:tbl>
+    <w:p>
+      <w:pPr>
+        <w:pStyle w:val="Heading2"/>
+        <w:keepNext/>
+        <w:spacing w:after="100" w:before="240"/>
+      </w:pPr>
+      <w:r>
+        <w:rPr>
+          <w:rFonts w:ascii="MS Pゴシック" w:cs="MS Pゴシック" w:eastAsia="MS Pゴシック" w:hAnsi="MS Pゴシック"/>
+          <w:b/>
+          <w:bCs/>
+          <w:color w:val="12939E"/>
+          <w:sz w:val="22"/>
+          <w:szCs w:val="22"/>
+        </w:rPr>
+        <w:t xml:space="preserve">5-2　中心案を中心に置いた理由</w:t>
+      </w:r>
+    </w:p>
+    <w:p>
+      <w:pPr>
+        <w:spacing w:after="120" w:before="0" w:line="300"/>
+      </w:pPr>
+      <w:r>
+        <w:rPr>
+          <w:rFonts w:ascii="MS Pゴシック" w:cs="MS Pゴシック" w:eastAsia="MS Pゴシック" w:hAnsi="MS Pゴシック"/>
+          <w:color w:val="1A1A1A"/>
+          <w:sz w:val="21"/>
+          <w:szCs w:val="21"/>
+        </w:rPr>
+        <w:t xml:space="preserve">中心案は、次の4条件を比較的均衡して満たすため、比較上の中心に置いた。</w:t>
+      </w:r>
+    </w:p>
+    <w:p>
+      <w:pPr>
+        <w:spacing w:after="80" w:before="0" w:line="300"/>
+      </w:pPr>
+      <w:r>
+        <w:rPr>
+          <w:rFonts w:ascii="MS Pゴシック" w:cs="MS Pゴシック" w:eastAsia="MS Pゴシック" w:hAnsi="MS Pゴシック"/>
+          <w:b/>
+          <w:bCs/>
+          <w:color w:val="1A1A1A"/>
+          <w:sz w:val="20"/>
+          <w:szCs w:val="20"/>
+        </w:rPr>
+        <w:t xml:space="preserve">① 平均増収率　</w:t>
+      </w:r>
+      <w:r>
+        <w:rPr>
+          <w:rFonts w:ascii="MS Pゴシック" w:cs="MS Pゴシック" w:eastAsia="MS Pゴシック" w:hAnsi="MS Pゴシック"/>
+          <w:color w:val="1A1A1A"/>
+          <w:sz w:val="20"/>
+          <w:szCs w:val="20"/>
+        </w:rPr>
+        <w:t xml:space="preserve">調定額ベースで約9.9%を確保し、経営戦略が見込む収入水準に対応する。</w:t>
+      </w:r>
+    </w:p>
+    <w:p>
+      <w:pPr>
+        <w:spacing w:after="80" w:before="0" w:line="300"/>
+      </w:pPr>
+      <w:r>
+        <w:rPr>
+          <w:rFonts w:ascii="MS Pゴシック" w:cs="MS Pゴシック" w:eastAsia="MS Pゴシック" w:hAnsi="MS Pゴシック"/>
+          <w:b/>
+          <w:bCs/>
+          <w:color w:val="1A1A1A"/>
+          <w:sz w:val="20"/>
+          <w:szCs w:val="20"/>
+        </w:rPr>
+        <w:t xml:space="preserve">② 少量利用者　</w:t>
+      </w:r>
+      <w:r>
+        <w:rPr>
+          <w:rFonts w:ascii="MS Pゴシック" w:cs="MS Pゴシック" w:eastAsia="MS Pゴシック" w:hAnsi="MS Pゴシック"/>
+          <w:color w:val="1A1A1A"/>
+          <w:sz w:val="20"/>
+          <w:szCs w:val="20"/>
+        </w:rPr>
+        <w:t xml:space="preserve">月5㎥以下（公共で件数の21.7%）は基本使用料の据置により負担増が生じない。</w:t>
+      </w:r>
+    </w:p>
+    <w:p>
+      <w:pPr>
+        <w:spacing w:after="80" w:before="0" w:line="300"/>
+      </w:pPr>
+      <w:r>
+        <w:rPr>
+          <w:rFonts w:ascii="MS Pゴシック" w:cs="MS Pゴシック" w:eastAsia="MS Pゴシック" w:hAnsi="MS Pゴシック"/>
+          <w:b/>
+          <w:bCs/>
+          <w:color w:val="1A1A1A"/>
+          <w:sz w:val="20"/>
+          <w:szCs w:val="20"/>
+        </w:rPr>
+        <w:t xml:space="preserve">③ 負担のばらつき　</w:t>
+      </w:r>
+      <w:r>
+        <w:rPr>
+          <w:rFonts w:ascii="MS Pゴシック" w:cs="MS Pゴシック" w:eastAsia="MS Pゴシック" w:hAnsi="MS Pゴシック"/>
+          <w:color w:val="1A1A1A"/>
+          <w:sz w:val="20"/>
+          <w:szCs w:val="20"/>
+        </w:rPr>
+        <w:t xml:space="preserve">主要な使用量帯（月8〜50㎥）の増加率が+9.7%〜+15.1%（幅5.4ポイント）に収まる。弱い縮小では+4.8%〜+14.8%（幅10.0ポイント）、強い縮小では+2.9%〜+26.4%（幅23.5ポイント）となり、中心案が最も均等である。</w:t>
+      </w:r>
+    </w:p>
+    <w:p>
+      <w:pPr>
+        <w:spacing w:after="80" w:before="0" w:line="300"/>
+      </w:pPr>
+      <w:r>
+        <w:rPr>
+          <w:rFonts w:ascii="MS Pゴシック" w:cs="MS Pゴシック" w:eastAsia="MS Pゴシック" w:hAnsi="MS Pゴシック"/>
+          <w:b/>
+          <w:bCs/>
+          <w:color w:val="1A1A1A"/>
+          <w:sz w:val="20"/>
+          <w:szCs w:val="20"/>
+        </w:rPr>
+        <w:t xml:space="preserve">④ 単価の開き　</w:t>
+      </w:r>
+      <w:r>
+        <w:rPr>
+          <w:rFonts w:ascii="MS Pゴシック" w:cs="MS Pゴシック" w:eastAsia="MS Pゴシック" w:hAnsi="MS Pゴシック"/>
+          <w:color w:val="1A1A1A"/>
+          <w:sz w:val="20"/>
+          <w:szCs w:val="20"/>
+        </w:rPr>
+        <w:t xml:space="preserve">11㎥時点の単価の開きを4.70倍から2.60倍まで縮小する。</w:t>
       </w:r>
     </w:p>
     <w:p>
@@ -4797,7 +5757,7 @@
           <w:sz w:val="22"/>
           <w:szCs w:val="22"/>
         </w:rPr>
-        <w:t xml:space="preserve">5-2　各家庭への影響（推奨案+10%）</w:t>
+        <w:t xml:space="preserve">5-3　各家庭への影響（中心案）</w:t>
       </w:r>
     </w:p>
     <w:p>
@@ -4811,7 +5771,24 @@
           <w:sz w:val="21"/>
           <w:szCs w:val="21"/>
         </w:rPr>
-        <w:t xml:space="preserve">調定は隔月のため、実際の請求額は月額の2倍となる。次表は2か月分の請求額で示した。</w:t>
+        <w:t xml:space="preserve">調定は隔月のため、実際の請求額は月額の2倍となる。次表は2か月分の請求額（税込）で示した。</w:t>
+      </w:r>
+    </w:p>
+    <w:p>
+      <w:pPr>
+        <w:keepNext/>
+        <w:spacing w:after="70" w:before="200"/>
+      </w:pPr>
+      <w:r>
+        <w:rPr>
+          <w:rFonts w:ascii="MS Pゴシック" w:cs="MS Pゴシック" w:eastAsia="MS Pゴシック" w:hAnsi="MS Pゴシック"/>
+          <w:b/>
+          <w:bCs/>
+          <w:color w:val="1A1A1A"/>
+          <w:sz w:val="19"/>
+          <w:szCs w:val="19"/>
+        </w:rPr>
+        <w:t xml:space="preserve">表6　中心案における2か月分請求額の変化（一般汚水・税込）</w:t>
       </w:r>
     </w:p>
     <w:tbl>
@@ -4954,7 +5931,7 @@
                 <w:sz w:val="18"/>
                 <w:szCs w:val="18"/>
               </w:rPr>
-              <w:t xml:space="preserve">推奨案（2か月）</w:t>
+              <w:t xml:space="preserve">中心案（2か月）</w:t>
             </w:r>
           </w:p>
         </w:tc>
@@ -5318,7 +6295,7 @@
                 <w:sz w:val="18"/>
                 <w:szCs w:val="18"/>
               </w:rPr>
-              <w:t xml:space="preserve">2,697円</w:t>
+              <w:t xml:space="preserve">2,699円</w:t>
             </w:r>
           </w:p>
         </w:tc>
@@ -5348,7 +6325,7 @@
                 <w:sz w:val="18"/>
                 <w:szCs w:val="18"/>
               </w:rPr>
-              <w:t xml:space="preserve">+236円</w:t>
+              <w:t xml:space="preserve">+238円</w:t>
             </w:r>
           </w:p>
         </w:tc>
@@ -5378,7 +6355,7 @@
                 <w:sz w:val="18"/>
                 <w:szCs w:val="18"/>
               </w:rPr>
-              <w:t xml:space="preserve">+9.6%</w:t>
+              <w:t xml:space="preserve">+9.7%</w:t>
             </w:r>
           </w:p>
         </w:tc>
@@ -5500,7 +6477,7 @@
                 <w:sz w:val="18"/>
                 <w:szCs w:val="18"/>
               </w:rPr>
-              <w:t xml:space="preserve">3,017円</w:t>
+              <w:t xml:space="preserve">3,020円</w:t>
             </w:r>
           </w:p>
         </w:tc>
@@ -5530,7 +6507,7 @@
                 <w:sz w:val="18"/>
                 <w:szCs w:val="18"/>
               </w:rPr>
-              <w:t xml:space="preserve">+393円</w:t>
+              <w:t xml:space="preserve">+396円</w:t>
             </w:r>
           </w:p>
         </w:tc>
@@ -5560,7 +6537,7 @@
                 <w:sz w:val="18"/>
                 <w:szCs w:val="18"/>
               </w:rPr>
-              <w:t xml:space="preserve">+15.0%</w:t>
+              <w:t xml:space="preserve">+15.1%</w:t>
             </w:r>
           </w:p>
         </w:tc>
@@ -5682,7 +6659,7 @@
                 <w:sz w:val="18"/>
                 <w:szCs w:val="18"/>
               </w:rPr>
-              <w:t xml:space="preserve">5,112円</w:t>
+              <w:t xml:space="preserve">5,110円</w:t>
             </w:r>
           </w:p>
         </w:tc>
@@ -5712,7 +6689,7 @@
                 <w:sz w:val="18"/>
                 <w:szCs w:val="18"/>
               </w:rPr>
-              <w:t xml:space="preserve">+574円</w:t>
+              <w:t xml:space="preserve">+572円</w:t>
             </w:r>
           </w:p>
         </w:tc>
@@ -5860,7 +6837,7 @@
                 <w:sz w:val="18"/>
                 <w:szCs w:val="18"/>
               </w:rPr>
-              <w:t xml:space="preserve">7,207円</w:t>
+              <w:t xml:space="preserve">7,200円</w:t>
             </w:r>
           </w:p>
         </w:tc>
@@ -5889,7 +6866,7 @@
                 <w:sz w:val="18"/>
                 <w:szCs w:val="18"/>
               </w:rPr>
-              <w:t xml:space="preserve">+755円</w:t>
+              <w:t xml:space="preserve">+748円</w:t>
             </w:r>
           </w:p>
         </w:tc>
@@ -5918,7 +6895,7 @@
                 <w:sz w:val="18"/>
                 <w:szCs w:val="18"/>
               </w:rPr>
-              <w:t xml:space="preserve">+11.7%</w:t>
+              <w:t xml:space="preserve">+11.6%</w:t>
             </w:r>
           </w:p>
         </w:tc>
@@ -6040,7 +7017,7 @@
                 <w:sz w:val="18"/>
                 <w:szCs w:val="18"/>
               </w:rPr>
-              <w:t xml:space="preserve">9,302円</w:t>
+              <w:t xml:space="preserve">9,290円</w:t>
             </w:r>
           </w:p>
         </w:tc>
@@ -6070,7 +7047,7 @@
                 <w:sz w:val="18"/>
                 <w:szCs w:val="18"/>
               </w:rPr>
-              <w:t xml:space="preserve">+936円</w:t>
+              <w:t xml:space="preserve">+924円</w:t>
             </w:r>
           </w:p>
         </w:tc>
@@ -6100,7 +7077,7 @@
                 <w:sz w:val="18"/>
                 <w:szCs w:val="18"/>
               </w:rPr>
-              <w:t xml:space="preserve">+11.2%</w:t>
+              <w:t xml:space="preserve">+11.0%</w:t>
             </w:r>
           </w:p>
         </w:tc>
@@ -6218,7 +7195,7 @@
                 <w:sz w:val="18"/>
                 <w:szCs w:val="18"/>
               </w:rPr>
-              <w:t xml:space="preserve">11,397円</w:t>
+              <w:t xml:space="preserve">11,380円</w:t>
             </w:r>
           </w:p>
         </w:tc>
@@ -6247,7 +7224,7 @@
                 <w:sz w:val="18"/>
                 <w:szCs w:val="18"/>
               </w:rPr>
-              <w:t xml:space="preserve">+1,117円</w:t>
+              <w:t xml:space="preserve">+1,100円</w:t>
             </w:r>
           </w:p>
         </w:tc>
@@ -6276,7 +7253,7 @@
                 <w:sz w:val="18"/>
                 <w:szCs w:val="18"/>
               </w:rPr>
-              <w:t xml:space="preserve">+10.9%</w:t>
+              <w:t xml:space="preserve">+10.7%</w:t>
             </w:r>
           </w:p>
         </w:tc>
@@ -6398,7 +7375,7 @@
                 <w:sz w:val="18"/>
                 <w:szCs w:val="18"/>
               </w:rPr>
-              <w:t xml:space="preserve">15,587円</w:t>
+              <w:t xml:space="preserve">15,560円</w:t>
             </w:r>
           </w:p>
         </w:tc>
@@ -6428,7 +7405,7 @@
                 <w:sz w:val="18"/>
                 <w:szCs w:val="18"/>
               </w:rPr>
-              <w:t xml:space="preserve">+1,479円</w:t>
+              <w:t xml:space="preserve">+1,452円</w:t>
             </w:r>
           </w:p>
         </w:tc>
@@ -6458,7 +7435,7 @@
                 <w:sz w:val="18"/>
                 <w:szCs w:val="18"/>
               </w:rPr>
-              <w:t xml:space="preserve">+10.5%</w:t>
+              <w:t xml:space="preserve">+10.3%</w:t>
             </w:r>
           </w:p>
         </w:tc>
@@ -6576,7 +7553,7 @@
                 <w:sz w:val="18"/>
                 <w:szCs w:val="18"/>
               </w:rPr>
-              <w:t xml:space="preserve">19,777円</w:t>
+              <w:t xml:space="preserve">19,740円</w:t>
             </w:r>
           </w:p>
         </w:tc>
@@ -6605,7 +7582,7 @@
                 <w:sz w:val="18"/>
                 <w:szCs w:val="18"/>
               </w:rPr>
-              <w:t xml:space="preserve">+1,841円</w:t>
+              <w:t xml:space="preserve">+1,804円</w:t>
             </w:r>
           </w:p>
         </w:tc>
@@ -6634,7 +7611,7 @@
                 <w:sz w:val="18"/>
                 <w:szCs w:val="18"/>
               </w:rPr>
-              <w:t xml:space="preserve">+10.3%</w:t>
+              <w:t xml:space="preserve">+10.1%</w:t>
             </w:r>
           </w:p>
         </w:tc>
@@ -6756,7 +7733,7 @@
                 <w:sz w:val="18"/>
                 <w:szCs w:val="18"/>
               </w:rPr>
-              <w:t xml:space="preserve">43,977円</w:t>
+              <w:t xml:space="preserve">43,940円</w:t>
             </w:r>
           </w:p>
         </w:tc>
@@ -6786,7 +7763,7 @@
                 <w:sz w:val="18"/>
                 <w:szCs w:val="18"/>
               </w:rPr>
-              <w:t xml:space="preserve">+4,041円</w:t>
+              <w:t xml:space="preserve">+4,004円</w:t>
             </w:r>
           </w:p>
         </w:tc>
@@ -6816,26 +7793,12 @@
                 <w:sz w:val="18"/>
                 <w:szCs w:val="18"/>
               </w:rPr>
-              <w:t xml:space="preserve">+10.1%</w:t>
+              <w:t xml:space="preserve">+10.0%</w:t>
             </w:r>
           </w:p>
         </w:tc>
       </w:tr>
     </w:tbl>
-    <w:p>
-      <w:pPr>
-        <w:spacing w:after="200" w:before="60"/>
-      </w:pPr>
-      <w:r>
-        <w:rPr>
-          <w:rFonts w:ascii="MS Pゴシック" w:cs="MS Pゴシック" w:eastAsia="MS Pゴシック" w:hAnsi="MS Pゴシック"/>
-          <w:color w:val="5F6F74"/>
-          <w:sz w:val="17"/>
-          <w:szCs w:val="17"/>
-        </w:rPr>
-        <w:t xml:space="preserve">表6　推奨案+10%における2か月分請求額の変化（一般汚水・税込）。</w:t>
-      </w:r>
-    </w:p>
     <w:p>
       <w:pPr>
         <w:pStyle w:val="Heading2"/>
@@ -6851,7 +7814,24 @@
           <w:sz w:val="22"/>
           <w:szCs w:val="22"/>
         </w:rPr>
-        <w:t xml:space="preserve">5-3　どの世帯がどれだけいるか</w:t>
+        <w:t xml:space="preserve">5-4　どの世帯がどれだけいるか</w:t>
+      </w:r>
+    </w:p>
+    <w:p>
+      <w:pPr>
+        <w:keepNext/>
+        <w:spacing w:after="70" w:before="200"/>
+      </w:pPr>
+      <w:r>
+        <w:rPr>
+          <w:rFonts w:ascii="MS Pゴシック" w:cs="MS Pゴシック" w:eastAsia="MS Pゴシック" w:hAnsi="MS Pゴシック"/>
+          <w:b/>
+          <w:bCs/>
+          <w:color w:val="1A1A1A"/>
+          <w:sz w:val="19"/>
+          <w:szCs w:val="19"/>
+        </w:rPr>
+        <w:t xml:space="preserve">表7　月使用量帯別の構成（令和7年度調定）</w:t>
       </w:r>
     </w:p>
     <w:tbl>
@@ -6867,12 +7847,12 @@
         </w:tblBorders>
       </w:tblPr>
       <w:tblGrid>
-        <w:gridCol w:w="1650"/>
-        <w:gridCol w:w="1950"/>
-        <w:gridCol w:w="1150"/>
-        <w:gridCol w:w="1250"/>
-        <w:gridCol w:w="1250"/>
-        <w:gridCol w:w="1150"/>
+        <w:gridCol w:w="1700"/>
+        <w:gridCol w:w="1900"/>
+        <w:gridCol w:w="1200"/>
+        <w:gridCol w:w="1200"/>
+        <w:gridCol w:w="1200"/>
+        <w:gridCol w:w="1200"/>
         <w:gridCol w:w="1200"/>
       </w:tblGrid>
       <w:tr>
@@ -6881,7 +7861,7 @@
         </w:trPr>
         <w:tc>
           <w:tcPr>
-            <w:tcW w:type="dxa" w:w="1650"/>
+            <w:tcW w:type="dxa" w:w="1700"/>
             <w:shd w:fill="DCEBED" w:color="auto" w:val="clear"/>
             <w:tcMar>
               <w:top w:type="dxa" w:w="60"/>
@@ -6911,7 +7891,7 @@
         </w:tc>
         <w:tc>
           <w:tcPr>
-            <w:tcW w:type="dxa" w:w="1950"/>
+            <w:tcW w:type="dxa" w:w="1900"/>
             <w:shd w:fill="DCEBED" w:color="auto" w:val="clear"/>
             <w:tcMar>
               <w:top w:type="dxa" w:w="60"/>
@@ -6936,126 +7916,6 @@
                 <w:szCs w:val="18"/>
               </w:rPr>
               <w:t xml:space="preserve">世帯像の目安</w:t>
-            </w:r>
-          </w:p>
-        </w:tc>
-        <w:tc>
-          <w:tcPr>
-            <w:tcW w:type="dxa" w:w="1150"/>
-            <w:shd w:fill="DCEBED" w:color="auto" w:val="clear"/>
-            <w:tcMar>
-              <w:top w:type="dxa" w:w="60"/>
-              <w:left w:type="dxa" w:w="90"/>
-              <w:bottom w:type="dxa" w:w="60"/>
-              <w:right w:type="dxa" w:w="90"/>
-            </w:tcMar>
-            <w:vAlign w:val="center"/>
-          </w:tcPr>
-          <w:p>
-            <w:pPr>
-              <w:spacing w:after="0" w:line="260"/>
-              <w:jc w:val="center"/>
-            </w:pPr>
-            <w:r>
-              <w:rPr>
-                <w:rFonts w:ascii="MS Pゴシック" w:cs="MS Pゴシック" w:eastAsia="MS Pゴシック" w:hAnsi="MS Pゴシック"/>
-                <w:b/>
-                <w:bCs/>
-                <w:color w:val="1A1A1A"/>
-                <w:sz w:val="18"/>
-                <w:szCs w:val="18"/>
-              </w:rPr>
-              <w:t xml:space="preserve">公共 件数</w:t>
-            </w:r>
-          </w:p>
-        </w:tc>
-        <w:tc>
-          <w:tcPr>
-            <w:tcW w:type="dxa" w:w="1250"/>
-            <w:shd w:fill="DCEBED" w:color="auto" w:val="clear"/>
-            <w:tcMar>
-              <w:top w:type="dxa" w:w="60"/>
-              <w:left w:type="dxa" w:w="90"/>
-              <w:bottom w:type="dxa" w:w="60"/>
-              <w:right w:type="dxa" w:w="90"/>
-            </w:tcMar>
-            <w:vAlign w:val="center"/>
-          </w:tcPr>
-          <w:p>
-            <w:pPr>
-              <w:spacing w:after="0" w:line="260"/>
-              <w:jc w:val="center"/>
-            </w:pPr>
-            <w:r>
-              <w:rPr>
-                <w:rFonts w:ascii="MS Pゴシック" w:cs="MS Pゴシック" w:eastAsia="MS Pゴシック" w:hAnsi="MS Pゴシック"/>
-                <w:b/>
-                <w:bCs/>
-                <w:color w:val="1A1A1A"/>
-                <w:sz w:val="18"/>
-                <w:szCs w:val="18"/>
-              </w:rPr>
-              <w:t xml:space="preserve">公共 件数%</w:t>
-            </w:r>
-          </w:p>
-        </w:tc>
-        <w:tc>
-          <w:tcPr>
-            <w:tcW w:type="dxa" w:w="1250"/>
-            <w:shd w:fill="DCEBED" w:color="auto" w:val="clear"/>
-            <w:tcMar>
-              <w:top w:type="dxa" w:w="60"/>
-              <w:left w:type="dxa" w:w="90"/>
-              <w:bottom w:type="dxa" w:w="60"/>
-              <w:right w:type="dxa" w:w="90"/>
-            </w:tcMar>
-            <w:vAlign w:val="center"/>
-          </w:tcPr>
-          <w:p>
-            <w:pPr>
-              <w:spacing w:after="0" w:line="260"/>
-              <w:jc w:val="center"/>
-            </w:pPr>
-            <w:r>
-              <w:rPr>
-                <w:rFonts w:ascii="MS Pゴシック" w:cs="MS Pゴシック" w:eastAsia="MS Pゴシック" w:hAnsi="MS Pゴシック"/>
-                <w:b/>
-                <w:bCs/>
-                <w:color w:val="1A1A1A"/>
-                <w:sz w:val="18"/>
-                <w:szCs w:val="18"/>
-              </w:rPr>
-              <w:t xml:space="preserve">公共 金額%</w:t>
-            </w:r>
-          </w:p>
-        </w:tc>
-        <w:tc>
-          <w:tcPr>
-            <w:tcW w:type="dxa" w:w="1150"/>
-            <w:shd w:fill="DCEBED" w:color="auto" w:val="clear"/>
-            <w:tcMar>
-              <w:top w:type="dxa" w:w="60"/>
-              <w:left w:type="dxa" w:w="90"/>
-              <w:bottom w:type="dxa" w:w="60"/>
-              <w:right w:type="dxa" w:w="90"/>
-            </w:tcMar>
-            <w:vAlign w:val="center"/>
-          </w:tcPr>
-          <w:p>
-            <w:pPr>
-              <w:spacing w:after="0" w:line="260"/>
-              <w:jc w:val="center"/>
-            </w:pPr>
-            <w:r>
-              <w:rPr>
-                <w:rFonts w:ascii="MS Pゴシック" w:cs="MS Pゴシック" w:eastAsia="MS Pゴシック" w:hAnsi="MS Pゴシック"/>
-                <w:b/>
-                <w:bCs/>
-                <w:color w:val="1A1A1A"/>
-                <w:sz w:val="18"/>
-                <w:szCs w:val="18"/>
-              </w:rPr>
-              <w:t xml:space="preserve">漁集 件数</w:t>
             </w:r>
           </w:p>
         </w:tc>
@@ -7085,6 +7945,126 @@
                 <w:sz w:val="18"/>
                 <w:szCs w:val="18"/>
               </w:rPr>
+              <w:t xml:space="preserve">公共 件数</w:t>
+            </w:r>
+          </w:p>
+        </w:tc>
+        <w:tc>
+          <w:tcPr>
+            <w:tcW w:type="dxa" w:w="1200"/>
+            <w:shd w:fill="DCEBED" w:color="auto" w:val="clear"/>
+            <w:tcMar>
+              <w:top w:type="dxa" w:w="60"/>
+              <w:left w:type="dxa" w:w="90"/>
+              <w:bottom w:type="dxa" w:w="60"/>
+              <w:right w:type="dxa" w:w="90"/>
+            </w:tcMar>
+            <w:vAlign w:val="center"/>
+          </w:tcPr>
+          <w:p>
+            <w:pPr>
+              <w:spacing w:after="0" w:line="260"/>
+              <w:jc w:val="center"/>
+            </w:pPr>
+            <w:r>
+              <w:rPr>
+                <w:rFonts w:ascii="MS Pゴシック" w:cs="MS Pゴシック" w:eastAsia="MS Pゴシック" w:hAnsi="MS Pゴシック"/>
+                <w:b/>
+                <w:bCs/>
+                <w:color w:val="1A1A1A"/>
+                <w:sz w:val="18"/>
+                <w:szCs w:val="18"/>
+              </w:rPr>
+              <w:t xml:space="preserve">公共 件数%</w:t>
+            </w:r>
+          </w:p>
+        </w:tc>
+        <w:tc>
+          <w:tcPr>
+            <w:tcW w:type="dxa" w:w="1200"/>
+            <w:shd w:fill="DCEBED" w:color="auto" w:val="clear"/>
+            <w:tcMar>
+              <w:top w:type="dxa" w:w="60"/>
+              <w:left w:type="dxa" w:w="90"/>
+              <w:bottom w:type="dxa" w:w="60"/>
+              <w:right w:type="dxa" w:w="90"/>
+            </w:tcMar>
+            <w:vAlign w:val="center"/>
+          </w:tcPr>
+          <w:p>
+            <w:pPr>
+              <w:spacing w:after="0" w:line="260"/>
+              <w:jc w:val="center"/>
+            </w:pPr>
+            <w:r>
+              <w:rPr>
+                <w:rFonts w:ascii="MS Pゴシック" w:cs="MS Pゴシック" w:eastAsia="MS Pゴシック" w:hAnsi="MS Pゴシック"/>
+                <w:b/>
+                <w:bCs/>
+                <w:color w:val="1A1A1A"/>
+                <w:sz w:val="18"/>
+                <w:szCs w:val="18"/>
+              </w:rPr>
+              <w:t xml:space="preserve">公共 金額%</w:t>
+            </w:r>
+          </w:p>
+        </w:tc>
+        <w:tc>
+          <w:tcPr>
+            <w:tcW w:type="dxa" w:w="1200"/>
+            <w:shd w:fill="DCEBED" w:color="auto" w:val="clear"/>
+            <w:tcMar>
+              <w:top w:type="dxa" w:w="60"/>
+              <w:left w:type="dxa" w:w="90"/>
+              <w:bottom w:type="dxa" w:w="60"/>
+              <w:right w:type="dxa" w:w="90"/>
+            </w:tcMar>
+            <w:vAlign w:val="center"/>
+          </w:tcPr>
+          <w:p>
+            <w:pPr>
+              <w:spacing w:after="0" w:line="260"/>
+              <w:jc w:val="center"/>
+            </w:pPr>
+            <w:r>
+              <w:rPr>
+                <w:rFonts w:ascii="MS Pゴシック" w:cs="MS Pゴシック" w:eastAsia="MS Pゴシック" w:hAnsi="MS Pゴシック"/>
+                <w:b/>
+                <w:bCs/>
+                <w:color w:val="1A1A1A"/>
+                <w:sz w:val="18"/>
+                <w:szCs w:val="18"/>
+              </w:rPr>
+              <w:t xml:space="preserve">漁集 件数</w:t>
+            </w:r>
+          </w:p>
+        </w:tc>
+        <w:tc>
+          <w:tcPr>
+            <w:tcW w:type="dxa" w:w="1200"/>
+            <w:shd w:fill="DCEBED" w:color="auto" w:val="clear"/>
+            <w:tcMar>
+              <w:top w:type="dxa" w:w="60"/>
+              <w:left w:type="dxa" w:w="90"/>
+              <w:bottom w:type="dxa" w:w="60"/>
+              <w:right w:type="dxa" w:w="90"/>
+            </w:tcMar>
+            <w:vAlign w:val="center"/>
+          </w:tcPr>
+          <w:p>
+            <w:pPr>
+              <w:spacing w:after="0" w:line="260"/>
+              <w:jc w:val="center"/>
+            </w:pPr>
+            <w:r>
+              <w:rPr>
+                <w:rFonts w:ascii="MS Pゴシック" w:cs="MS Pゴシック" w:eastAsia="MS Pゴシック" w:hAnsi="MS Pゴシック"/>
+                <w:b/>
+                <w:bCs/>
+                <w:color w:val="1A1A1A"/>
+                <w:sz w:val="18"/>
+                <w:szCs w:val="18"/>
+              </w:rPr>
               <w:t xml:space="preserve">漁集 件数%</w:t>
             </w:r>
           </w:p>
@@ -7093,7 +8073,7 @@
       <w:tr>
         <w:tc>
           <w:tcPr>
-            <w:tcW w:type="dxa" w:w="1650"/>
+            <w:tcW w:type="dxa" w:w="1700"/>
             <w:shd w:fill="FBEAE0" w:color="auto" w:val="clear"/>
             <w:tcMar>
               <w:top w:type="dxa" w:w="60"/>
@@ -7123,7 +8103,7 @@
         </w:tc>
         <w:tc>
           <w:tcPr>
-            <w:tcW w:type="dxa" w:w="1950"/>
+            <w:tcW w:type="dxa" w:w="1900"/>
             <w:shd w:fill="FBEAE0" w:color="auto" w:val="clear"/>
             <w:tcMar>
               <w:top w:type="dxa" w:w="60"/>
@@ -7148,126 +8128,6 @@
                 <w:szCs w:val="18"/>
               </w:rPr>
               <w:t xml:space="preserve">単身・高齢世帯など</w:t>
-            </w:r>
-          </w:p>
-        </w:tc>
-        <w:tc>
-          <w:tcPr>
-            <w:tcW w:type="dxa" w:w="1150"/>
-            <w:shd w:fill="FBEAE0" w:color="auto" w:val="clear"/>
-            <w:tcMar>
-              <w:top w:type="dxa" w:w="60"/>
-              <w:left w:type="dxa" w:w="90"/>
-              <w:bottom w:type="dxa" w:w="60"/>
-              <w:right w:type="dxa" w:w="90"/>
-            </w:tcMar>
-            <w:vAlign w:val="center"/>
-          </w:tcPr>
-          <w:p>
-            <w:pPr>
-              <w:spacing w:after="0" w:line="260"/>
-              <w:jc w:val="right"/>
-            </w:pPr>
-            <w:r>
-              <w:rPr>
-                <w:rFonts w:ascii="MS Pゴシック" w:cs="MS Pゴシック" w:eastAsia="MS Pゴシック" w:hAnsi="MS Pゴシック"/>
-                <w:b/>
-                <w:bCs/>
-                <w:color w:val="1A1A1A"/>
-                <w:sz w:val="18"/>
-                <w:szCs w:val="18"/>
-              </w:rPr>
-              <w:t xml:space="preserve">1,657</w:t>
-            </w:r>
-          </w:p>
-        </w:tc>
-        <w:tc>
-          <w:tcPr>
-            <w:tcW w:type="dxa" w:w="1250"/>
-            <w:shd w:fill="FBEAE0" w:color="auto" w:val="clear"/>
-            <w:tcMar>
-              <w:top w:type="dxa" w:w="60"/>
-              <w:left w:type="dxa" w:w="90"/>
-              <w:bottom w:type="dxa" w:w="60"/>
-              <w:right w:type="dxa" w:w="90"/>
-            </w:tcMar>
-            <w:vAlign w:val="center"/>
-          </w:tcPr>
-          <w:p>
-            <w:pPr>
-              <w:spacing w:after="0" w:line="260"/>
-              <w:jc w:val="right"/>
-            </w:pPr>
-            <w:r>
-              <w:rPr>
-                <w:rFonts w:ascii="MS Pゴシック" w:cs="MS Pゴシック" w:eastAsia="MS Pゴシック" w:hAnsi="MS Pゴシック"/>
-                <w:b/>
-                <w:bCs/>
-                <w:color w:val="1A1A1A"/>
-                <w:sz w:val="18"/>
-                <w:szCs w:val="18"/>
-              </w:rPr>
-              <w:t xml:space="preserve">21.7%</w:t>
-            </w:r>
-          </w:p>
-        </w:tc>
-        <w:tc>
-          <w:tcPr>
-            <w:tcW w:type="dxa" w:w="1250"/>
-            <w:shd w:fill="FBEAE0" w:color="auto" w:val="clear"/>
-            <w:tcMar>
-              <w:top w:type="dxa" w:w="60"/>
-              <w:left w:type="dxa" w:w="90"/>
-              <w:bottom w:type="dxa" w:w="60"/>
-              <w:right w:type="dxa" w:w="90"/>
-            </w:tcMar>
-            <w:vAlign w:val="center"/>
-          </w:tcPr>
-          <w:p>
-            <w:pPr>
-              <w:spacing w:after="0" w:line="260"/>
-              <w:jc w:val="right"/>
-            </w:pPr>
-            <w:r>
-              <w:rPr>
-                <w:rFonts w:ascii="MS Pゴシック" w:cs="MS Pゴシック" w:eastAsia="MS Pゴシック" w:hAnsi="MS Pゴシック"/>
-                <w:b/>
-                <w:bCs/>
-                <w:color w:val="1A1A1A"/>
-                <w:sz w:val="18"/>
-                <w:szCs w:val="18"/>
-              </w:rPr>
-              <w:t xml:space="preserve">10.3%</w:t>
-            </w:r>
-          </w:p>
-        </w:tc>
-        <w:tc>
-          <w:tcPr>
-            <w:tcW w:type="dxa" w:w="1150"/>
-            <w:shd w:fill="FBEAE0" w:color="auto" w:val="clear"/>
-            <w:tcMar>
-              <w:top w:type="dxa" w:w="60"/>
-              <w:left w:type="dxa" w:w="90"/>
-              <w:bottom w:type="dxa" w:w="60"/>
-              <w:right w:type="dxa" w:w="90"/>
-            </w:tcMar>
-            <w:vAlign w:val="center"/>
-          </w:tcPr>
-          <w:p>
-            <w:pPr>
-              <w:spacing w:after="0" w:line="260"/>
-              <w:jc w:val="right"/>
-            </w:pPr>
-            <w:r>
-              <w:rPr>
-                <w:rFonts w:ascii="MS Pゴシック" w:cs="MS Pゴシック" w:eastAsia="MS Pゴシック" w:hAnsi="MS Pゴシック"/>
-                <w:b/>
-                <w:bCs/>
-                <w:color w:val="1A1A1A"/>
-                <w:sz w:val="18"/>
-                <w:szCs w:val="18"/>
-              </w:rPr>
-              <w:t xml:space="preserve">285</w:t>
             </w:r>
           </w:p>
         </w:tc>
@@ -7297,6 +8157,126 @@
                 <w:sz w:val="18"/>
                 <w:szCs w:val="18"/>
               </w:rPr>
+              <w:t xml:space="preserve">1,657</w:t>
+            </w:r>
+          </w:p>
+        </w:tc>
+        <w:tc>
+          <w:tcPr>
+            <w:tcW w:type="dxa" w:w="1200"/>
+            <w:shd w:fill="FBEAE0" w:color="auto" w:val="clear"/>
+            <w:tcMar>
+              <w:top w:type="dxa" w:w="60"/>
+              <w:left w:type="dxa" w:w="90"/>
+              <w:bottom w:type="dxa" w:w="60"/>
+              <w:right w:type="dxa" w:w="90"/>
+            </w:tcMar>
+            <w:vAlign w:val="center"/>
+          </w:tcPr>
+          <w:p>
+            <w:pPr>
+              <w:spacing w:after="0" w:line="260"/>
+              <w:jc w:val="right"/>
+            </w:pPr>
+            <w:r>
+              <w:rPr>
+                <w:rFonts w:ascii="MS Pゴシック" w:cs="MS Pゴシック" w:eastAsia="MS Pゴシック" w:hAnsi="MS Pゴシック"/>
+                <w:b/>
+                <w:bCs/>
+                <w:color w:val="1A1A1A"/>
+                <w:sz w:val="18"/>
+                <w:szCs w:val="18"/>
+              </w:rPr>
+              <w:t xml:space="preserve">21.7%</w:t>
+            </w:r>
+          </w:p>
+        </w:tc>
+        <w:tc>
+          <w:tcPr>
+            <w:tcW w:type="dxa" w:w="1200"/>
+            <w:shd w:fill="FBEAE0" w:color="auto" w:val="clear"/>
+            <w:tcMar>
+              <w:top w:type="dxa" w:w="60"/>
+              <w:left w:type="dxa" w:w="90"/>
+              <w:bottom w:type="dxa" w:w="60"/>
+              <w:right w:type="dxa" w:w="90"/>
+            </w:tcMar>
+            <w:vAlign w:val="center"/>
+          </w:tcPr>
+          <w:p>
+            <w:pPr>
+              <w:spacing w:after="0" w:line="260"/>
+              <w:jc w:val="right"/>
+            </w:pPr>
+            <w:r>
+              <w:rPr>
+                <w:rFonts w:ascii="MS Pゴシック" w:cs="MS Pゴシック" w:eastAsia="MS Pゴシック" w:hAnsi="MS Pゴシック"/>
+                <w:b/>
+                <w:bCs/>
+                <w:color w:val="1A1A1A"/>
+                <w:sz w:val="18"/>
+                <w:szCs w:val="18"/>
+              </w:rPr>
+              <w:t xml:space="preserve">10.3%</w:t>
+            </w:r>
+          </w:p>
+        </w:tc>
+        <w:tc>
+          <w:tcPr>
+            <w:tcW w:type="dxa" w:w="1200"/>
+            <w:shd w:fill="FBEAE0" w:color="auto" w:val="clear"/>
+            <w:tcMar>
+              <w:top w:type="dxa" w:w="60"/>
+              <w:left w:type="dxa" w:w="90"/>
+              <w:bottom w:type="dxa" w:w="60"/>
+              <w:right w:type="dxa" w:w="90"/>
+            </w:tcMar>
+            <w:vAlign w:val="center"/>
+          </w:tcPr>
+          <w:p>
+            <w:pPr>
+              <w:spacing w:after="0" w:line="260"/>
+              <w:jc w:val="right"/>
+            </w:pPr>
+            <w:r>
+              <w:rPr>
+                <w:rFonts w:ascii="MS Pゴシック" w:cs="MS Pゴシック" w:eastAsia="MS Pゴシック" w:hAnsi="MS Pゴシック"/>
+                <w:b/>
+                <w:bCs/>
+                <w:color w:val="1A1A1A"/>
+                <w:sz w:val="18"/>
+                <w:szCs w:val="18"/>
+              </w:rPr>
+              <w:t xml:space="preserve">285</w:t>
+            </w:r>
+          </w:p>
+        </w:tc>
+        <w:tc>
+          <w:tcPr>
+            <w:tcW w:type="dxa" w:w="1200"/>
+            <w:shd w:fill="FBEAE0" w:color="auto" w:val="clear"/>
+            <w:tcMar>
+              <w:top w:type="dxa" w:w="60"/>
+              <w:left w:type="dxa" w:w="90"/>
+              <w:bottom w:type="dxa" w:w="60"/>
+              <w:right w:type="dxa" w:w="90"/>
+            </w:tcMar>
+            <w:vAlign w:val="center"/>
+          </w:tcPr>
+          <w:p>
+            <w:pPr>
+              <w:spacing w:after="0" w:line="260"/>
+              <w:jc w:val="right"/>
+            </w:pPr>
+            <w:r>
+              <w:rPr>
+                <w:rFonts w:ascii="MS Pゴシック" w:cs="MS Pゴシック" w:eastAsia="MS Pゴシック" w:hAnsi="MS Pゴシック"/>
+                <w:b/>
+                <w:bCs/>
+                <w:color w:val="1A1A1A"/>
+                <w:sz w:val="18"/>
+                <w:szCs w:val="18"/>
+              </w:rPr>
               <w:t xml:space="preserve">19.9%</w:t>
             </w:r>
           </w:p>
@@ -7305,7 +8285,7 @@
       <w:tr>
         <w:tc>
           <w:tcPr>
-            <w:tcW w:type="dxa" w:w="1650"/>
+            <w:tcW w:type="dxa" w:w="1700"/>
             <w:shd w:fill="FBEAE0" w:color="auto" w:val="clear"/>
             <w:tcMar>
               <w:top w:type="dxa" w:w="60"/>
@@ -7335,7 +8315,7 @@
         </w:tc>
         <w:tc>
           <w:tcPr>
-            <w:tcW w:type="dxa" w:w="1950"/>
+            <w:tcW w:type="dxa" w:w="1900"/>
             <w:shd w:fill="FBEAE0" w:color="auto" w:val="clear"/>
             <w:tcMar>
               <w:top w:type="dxa" w:w="60"/>
@@ -7360,126 +8340,6 @@
                 <w:szCs w:val="18"/>
               </w:rPr>
               <w:t xml:space="preserve">2人世帯など</w:t>
-            </w:r>
-          </w:p>
-        </w:tc>
-        <w:tc>
-          <w:tcPr>
-            <w:tcW w:type="dxa" w:w="1150"/>
-            <w:shd w:fill="FBEAE0" w:color="auto" w:val="clear"/>
-            <w:tcMar>
-              <w:top w:type="dxa" w:w="60"/>
-              <w:left w:type="dxa" w:w="90"/>
-              <w:bottom w:type="dxa" w:w="60"/>
-              <w:right w:type="dxa" w:w="90"/>
-            </w:tcMar>
-            <w:vAlign w:val="center"/>
-          </w:tcPr>
-          <w:p>
-            <w:pPr>
-              <w:spacing w:after="0" w:line="260"/>
-              <w:jc w:val="right"/>
-            </w:pPr>
-            <w:r>
-              <w:rPr>
-                <w:rFonts w:ascii="MS Pゴシック" w:cs="MS Pゴシック" w:eastAsia="MS Pゴシック" w:hAnsi="MS Pゴシック"/>
-                <w:b/>
-                <w:bCs/>
-                <w:color w:val="1A1A1A"/>
-                <w:sz w:val="18"/>
-                <w:szCs w:val="18"/>
-              </w:rPr>
-              <w:t xml:space="preserve">1,870</w:t>
-            </w:r>
-          </w:p>
-        </w:tc>
-        <w:tc>
-          <w:tcPr>
-            <w:tcW w:type="dxa" w:w="1250"/>
-            <w:shd w:fill="FBEAE0" w:color="auto" w:val="clear"/>
-            <w:tcMar>
-              <w:top w:type="dxa" w:w="60"/>
-              <w:left w:type="dxa" w:w="90"/>
-              <w:bottom w:type="dxa" w:w="60"/>
-              <w:right w:type="dxa" w:w="90"/>
-            </w:tcMar>
-            <w:vAlign w:val="center"/>
-          </w:tcPr>
-          <w:p>
-            <w:pPr>
-              <w:spacing w:after="0" w:line="260"/>
-              <w:jc w:val="right"/>
-            </w:pPr>
-            <w:r>
-              <w:rPr>
-                <w:rFonts w:ascii="MS Pゴシック" w:cs="MS Pゴシック" w:eastAsia="MS Pゴシック" w:hAnsi="MS Pゴシック"/>
-                <w:b/>
-                <w:bCs/>
-                <w:color w:val="1A1A1A"/>
-                <w:sz w:val="18"/>
-                <w:szCs w:val="18"/>
-              </w:rPr>
-              <w:t xml:space="preserve">24.5%</w:t>
-            </w:r>
-          </w:p>
-        </w:tc>
-        <w:tc>
-          <w:tcPr>
-            <w:tcW w:type="dxa" w:w="1250"/>
-            <w:shd w:fill="FBEAE0" w:color="auto" w:val="clear"/>
-            <w:tcMar>
-              <w:top w:type="dxa" w:w="60"/>
-              <w:left w:type="dxa" w:w="90"/>
-              <w:bottom w:type="dxa" w:w="60"/>
-              <w:right w:type="dxa" w:w="90"/>
-            </w:tcMar>
-            <w:vAlign w:val="center"/>
-          </w:tcPr>
-          <w:p>
-            <w:pPr>
-              <w:spacing w:after="0" w:line="260"/>
-              <w:jc w:val="right"/>
-            </w:pPr>
-            <w:r>
-              <w:rPr>
-                <w:rFonts w:ascii="MS Pゴシック" w:cs="MS Pゴシック" w:eastAsia="MS Pゴシック" w:hAnsi="MS Pゴシック"/>
-                <w:b/>
-                <w:bCs/>
-                <w:color w:val="1A1A1A"/>
-                <w:sz w:val="18"/>
-                <w:szCs w:val="18"/>
-              </w:rPr>
-              <w:t xml:space="preserve">12.8%</w:t>
-            </w:r>
-          </w:p>
-        </w:tc>
-        <w:tc>
-          <w:tcPr>
-            <w:tcW w:type="dxa" w:w="1150"/>
-            <w:shd w:fill="FBEAE0" w:color="auto" w:val="clear"/>
-            <w:tcMar>
-              <w:top w:type="dxa" w:w="60"/>
-              <w:left w:type="dxa" w:w="90"/>
-              <w:bottom w:type="dxa" w:w="60"/>
-              <w:right w:type="dxa" w:w="90"/>
-            </w:tcMar>
-            <w:vAlign w:val="center"/>
-          </w:tcPr>
-          <w:p>
-            <w:pPr>
-              <w:spacing w:after="0" w:line="260"/>
-              <w:jc w:val="right"/>
-            </w:pPr>
-            <w:r>
-              <w:rPr>
-                <w:rFonts w:ascii="MS Pゴシック" w:cs="MS Pゴシック" w:eastAsia="MS Pゴシック" w:hAnsi="MS Pゴシック"/>
-                <w:b/>
-                <w:bCs/>
-                <w:color w:val="1A1A1A"/>
-                <w:sz w:val="18"/>
-                <w:szCs w:val="18"/>
-              </w:rPr>
-              <w:t xml:space="preserve">296</w:t>
             </w:r>
           </w:p>
         </w:tc>
@@ -7509,6 +8369,126 @@
                 <w:sz w:val="18"/>
                 <w:szCs w:val="18"/>
               </w:rPr>
+              <w:t xml:space="preserve">1,870</w:t>
+            </w:r>
+          </w:p>
+        </w:tc>
+        <w:tc>
+          <w:tcPr>
+            <w:tcW w:type="dxa" w:w="1200"/>
+            <w:shd w:fill="FBEAE0" w:color="auto" w:val="clear"/>
+            <w:tcMar>
+              <w:top w:type="dxa" w:w="60"/>
+              <w:left w:type="dxa" w:w="90"/>
+              <w:bottom w:type="dxa" w:w="60"/>
+              <w:right w:type="dxa" w:w="90"/>
+            </w:tcMar>
+            <w:vAlign w:val="center"/>
+          </w:tcPr>
+          <w:p>
+            <w:pPr>
+              <w:spacing w:after="0" w:line="260"/>
+              <w:jc w:val="right"/>
+            </w:pPr>
+            <w:r>
+              <w:rPr>
+                <w:rFonts w:ascii="MS Pゴシック" w:cs="MS Pゴシック" w:eastAsia="MS Pゴシック" w:hAnsi="MS Pゴシック"/>
+                <w:b/>
+                <w:bCs/>
+                <w:color w:val="1A1A1A"/>
+                <w:sz w:val="18"/>
+                <w:szCs w:val="18"/>
+              </w:rPr>
+              <w:t xml:space="preserve">24.5%</w:t>
+            </w:r>
+          </w:p>
+        </w:tc>
+        <w:tc>
+          <w:tcPr>
+            <w:tcW w:type="dxa" w:w="1200"/>
+            <w:shd w:fill="FBEAE0" w:color="auto" w:val="clear"/>
+            <w:tcMar>
+              <w:top w:type="dxa" w:w="60"/>
+              <w:left w:type="dxa" w:w="90"/>
+              <w:bottom w:type="dxa" w:w="60"/>
+              <w:right w:type="dxa" w:w="90"/>
+            </w:tcMar>
+            <w:vAlign w:val="center"/>
+          </w:tcPr>
+          <w:p>
+            <w:pPr>
+              <w:spacing w:after="0" w:line="260"/>
+              <w:jc w:val="right"/>
+            </w:pPr>
+            <w:r>
+              <w:rPr>
+                <w:rFonts w:ascii="MS Pゴシック" w:cs="MS Pゴシック" w:eastAsia="MS Pゴシック" w:hAnsi="MS Pゴシック"/>
+                <w:b/>
+                <w:bCs/>
+                <w:color w:val="1A1A1A"/>
+                <w:sz w:val="18"/>
+                <w:szCs w:val="18"/>
+              </w:rPr>
+              <w:t xml:space="preserve">12.8%</w:t>
+            </w:r>
+          </w:p>
+        </w:tc>
+        <w:tc>
+          <w:tcPr>
+            <w:tcW w:type="dxa" w:w="1200"/>
+            <w:shd w:fill="FBEAE0" w:color="auto" w:val="clear"/>
+            <w:tcMar>
+              <w:top w:type="dxa" w:w="60"/>
+              <w:left w:type="dxa" w:w="90"/>
+              <w:bottom w:type="dxa" w:w="60"/>
+              <w:right w:type="dxa" w:w="90"/>
+            </w:tcMar>
+            <w:vAlign w:val="center"/>
+          </w:tcPr>
+          <w:p>
+            <w:pPr>
+              <w:spacing w:after="0" w:line="260"/>
+              <w:jc w:val="right"/>
+            </w:pPr>
+            <w:r>
+              <w:rPr>
+                <w:rFonts w:ascii="MS Pゴシック" w:cs="MS Pゴシック" w:eastAsia="MS Pゴシック" w:hAnsi="MS Pゴシック"/>
+                <w:b/>
+                <w:bCs/>
+                <w:color w:val="1A1A1A"/>
+                <w:sz w:val="18"/>
+                <w:szCs w:val="18"/>
+              </w:rPr>
+              <w:t xml:space="preserve">296</w:t>
+            </w:r>
+          </w:p>
+        </w:tc>
+        <w:tc>
+          <w:tcPr>
+            <w:tcW w:type="dxa" w:w="1200"/>
+            <w:shd w:fill="FBEAE0" w:color="auto" w:val="clear"/>
+            <w:tcMar>
+              <w:top w:type="dxa" w:w="60"/>
+              <w:left w:type="dxa" w:w="90"/>
+              <w:bottom w:type="dxa" w:w="60"/>
+              <w:right w:type="dxa" w:w="90"/>
+            </w:tcMar>
+            <w:vAlign w:val="center"/>
+          </w:tcPr>
+          <w:p>
+            <w:pPr>
+              <w:spacing w:after="0" w:line="260"/>
+              <w:jc w:val="right"/>
+            </w:pPr>
+            <w:r>
+              <w:rPr>
+                <w:rFonts w:ascii="MS Pゴシック" w:cs="MS Pゴシック" w:eastAsia="MS Pゴシック" w:hAnsi="MS Pゴシック"/>
+                <w:b/>
+                <w:bCs/>
+                <w:color w:val="1A1A1A"/>
+                <w:sz w:val="18"/>
+                <w:szCs w:val="18"/>
+              </w:rPr>
               <w:t xml:space="preserve">20.7%</w:t>
             </w:r>
           </w:p>
@@ -7517,7 +8497,7 @@
       <w:tr>
         <w:tc>
           <w:tcPr>
-            <w:tcW w:type="dxa" w:w="1650"/>
+            <w:tcW w:type="dxa" w:w="1700"/>
             <w:tcMar>
               <w:top w:type="dxa" w:w="60"/>
               <w:left w:type="dxa" w:w="90"/>
@@ -7546,7 +8526,7 @@
         </w:tc>
         <w:tc>
           <w:tcPr>
-            <w:tcW w:type="dxa" w:w="1950"/>
+            <w:tcW w:type="dxa" w:w="1900"/>
             <w:tcMar>
               <w:top w:type="dxa" w:w="60"/>
               <w:left w:type="dxa" w:w="90"/>
@@ -7575,7 +8555,7 @@
         </w:tc>
         <w:tc>
           <w:tcPr>
-            <w:tcW w:type="dxa" w:w="1150"/>
+            <w:tcW w:type="dxa" w:w="1200"/>
             <w:tcMar>
               <w:top w:type="dxa" w:w="60"/>
               <w:left w:type="dxa" w:w="90"/>
@@ -7604,7 +8584,7 @@
         </w:tc>
         <w:tc>
           <w:tcPr>
-            <w:tcW w:type="dxa" w:w="1250"/>
+            <w:tcW w:type="dxa" w:w="1200"/>
             <w:tcMar>
               <w:top w:type="dxa" w:w="60"/>
               <w:left w:type="dxa" w:w="90"/>
@@ -7633,7 +8613,7 @@
         </w:tc>
         <w:tc>
           <w:tcPr>
-            <w:tcW w:type="dxa" w:w="1250"/>
+            <w:tcW w:type="dxa" w:w="1200"/>
             <w:tcMar>
               <w:top w:type="dxa" w:w="60"/>
               <w:left w:type="dxa" w:w="90"/>
@@ -7662,7 +8642,7 @@
         </w:tc>
         <w:tc>
           <w:tcPr>
-            <w:tcW w:type="dxa" w:w="1150"/>
+            <w:tcW w:type="dxa" w:w="1200"/>
             <w:tcMar>
               <w:top w:type="dxa" w:w="60"/>
               <w:left w:type="dxa" w:w="90"/>
@@ -7722,7 +8702,7 @@
       <w:tr>
         <w:tc>
           <w:tcPr>
-            <w:tcW w:type="dxa" w:w="1650"/>
+            <w:tcW w:type="dxa" w:w="1700"/>
             <w:shd w:fill="F4F7F7" w:color="auto" w:val="clear"/>
             <w:tcMar>
               <w:top w:type="dxa" w:w="60"/>
@@ -7752,7 +8732,7 @@
         </w:tc>
         <w:tc>
           <w:tcPr>
-            <w:tcW w:type="dxa" w:w="1950"/>
+            <w:tcW w:type="dxa" w:w="1900"/>
             <w:shd w:fill="F4F7F7" w:color="auto" w:val="clear"/>
             <w:tcMar>
               <w:top w:type="dxa" w:w="60"/>
@@ -7777,126 +8757,6 @@
                 <w:szCs w:val="18"/>
               </w:rPr>
               <w:t xml:space="preserve">5人以上世帯など</w:t>
-            </w:r>
-          </w:p>
-        </w:tc>
-        <w:tc>
-          <w:tcPr>
-            <w:tcW w:type="dxa" w:w="1150"/>
-            <w:shd w:fill="F4F7F7" w:color="auto" w:val="clear"/>
-            <w:tcMar>
-              <w:top w:type="dxa" w:w="60"/>
-              <w:left w:type="dxa" w:w="90"/>
-              <w:bottom w:type="dxa" w:w="60"/>
-              <w:right w:type="dxa" w:w="90"/>
-            </w:tcMar>
-            <w:vAlign w:val="center"/>
-          </w:tcPr>
-          <w:p>
-            <w:pPr>
-              <w:spacing w:after="0" w:line="260"/>
-              <w:jc w:val="right"/>
-            </w:pPr>
-            <w:r>
-              <w:rPr>
-                <w:rFonts w:ascii="MS Pゴシック" w:cs="MS Pゴシック" w:eastAsia="MS Pゴシック" w:hAnsi="MS Pゴシック"/>
-                <w:b w:val="false"/>
-                <w:bCs w:val="false"/>
-                <w:color w:val="1A1A1A"/>
-                <w:sz w:val="18"/>
-                <w:szCs w:val="18"/>
-              </w:rPr>
-              <w:t xml:space="preserve">935</w:t>
-            </w:r>
-          </w:p>
-        </w:tc>
-        <w:tc>
-          <w:tcPr>
-            <w:tcW w:type="dxa" w:w="1250"/>
-            <w:shd w:fill="F4F7F7" w:color="auto" w:val="clear"/>
-            <w:tcMar>
-              <w:top w:type="dxa" w:w="60"/>
-              <w:left w:type="dxa" w:w="90"/>
-              <w:bottom w:type="dxa" w:w="60"/>
-              <w:right w:type="dxa" w:w="90"/>
-            </w:tcMar>
-            <w:vAlign w:val="center"/>
-          </w:tcPr>
-          <w:p>
-            <w:pPr>
-              <w:spacing w:after="0" w:line="260"/>
-              <w:jc w:val="right"/>
-            </w:pPr>
-            <w:r>
-              <w:rPr>
-                <w:rFonts w:ascii="MS Pゴシック" w:cs="MS Pゴシック" w:eastAsia="MS Pゴシック" w:hAnsi="MS Pゴシック"/>
-                <w:b w:val="false"/>
-                <w:bCs w:val="false"/>
-                <w:color w:val="1A1A1A"/>
-                <w:sz w:val="18"/>
-                <w:szCs w:val="18"/>
-              </w:rPr>
-              <w:t xml:space="preserve">12.2%</w:t>
-            </w:r>
-          </w:p>
-        </w:tc>
-        <w:tc>
-          <w:tcPr>
-            <w:tcW w:type="dxa" w:w="1250"/>
-            <w:shd w:fill="F4F7F7" w:color="auto" w:val="clear"/>
-            <w:tcMar>
-              <w:top w:type="dxa" w:w="60"/>
-              <w:left w:type="dxa" w:w="90"/>
-              <w:bottom w:type="dxa" w:w="60"/>
-              <w:right w:type="dxa" w:w="90"/>
-            </w:tcMar>
-            <w:vAlign w:val="center"/>
-          </w:tcPr>
-          <w:p>
-            <w:pPr>
-              <w:spacing w:after="0" w:line="260"/>
-              <w:jc w:val="right"/>
-            </w:pPr>
-            <w:r>
-              <w:rPr>
-                <w:rFonts w:ascii="MS Pゴシック" w:cs="MS Pゴシック" w:eastAsia="MS Pゴシック" w:hAnsi="MS Pゴシック"/>
-                <w:b w:val="false"/>
-                <w:bCs w:val="false"/>
-                <w:color w:val="1A1A1A"/>
-                <w:sz w:val="18"/>
-                <w:szCs w:val="18"/>
-              </w:rPr>
-              <w:t xml:space="preserve">21.5%</w:t>
-            </w:r>
-          </w:p>
-        </w:tc>
-        <w:tc>
-          <w:tcPr>
-            <w:tcW w:type="dxa" w:w="1150"/>
-            <w:shd w:fill="F4F7F7" w:color="auto" w:val="clear"/>
-            <w:tcMar>
-              <w:top w:type="dxa" w:w="60"/>
-              <w:left w:type="dxa" w:w="90"/>
-              <w:bottom w:type="dxa" w:w="60"/>
-              <w:right w:type="dxa" w:w="90"/>
-            </w:tcMar>
-            <w:vAlign w:val="center"/>
-          </w:tcPr>
-          <w:p>
-            <w:pPr>
-              <w:spacing w:after="0" w:line="260"/>
-              <w:jc w:val="right"/>
-            </w:pPr>
-            <w:r>
-              <w:rPr>
-                <w:rFonts w:ascii="MS Pゴシック" w:cs="MS Pゴシック" w:eastAsia="MS Pゴシック" w:hAnsi="MS Pゴシック"/>
-                <w:b w:val="false"/>
-                <w:bCs w:val="false"/>
-                <w:color w:val="1A1A1A"/>
-                <w:sz w:val="18"/>
-                <w:szCs w:val="18"/>
-              </w:rPr>
-              <w:t xml:space="preserve">247</w:t>
             </w:r>
           </w:p>
         </w:tc>
@@ -7926,6 +8786,126 @@
                 <w:sz w:val="18"/>
                 <w:szCs w:val="18"/>
               </w:rPr>
+              <w:t xml:space="preserve">935</w:t>
+            </w:r>
+          </w:p>
+        </w:tc>
+        <w:tc>
+          <w:tcPr>
+            <w:tcW w:type="dxa" w:w="1200"/>
+            <w:shd w:fill="F4F7F7" w:color="auto" w:val="clear"/>
+            <w:tcMar>
+              <w:top w:type="dxa" w:w="60"/>
+              <w:left w:type="dxa" w:w="90"/>
+              <w:bottom w:type="dxa" w:w="60"/>
+              <w:right w:type="dxa" w:w="90"/>
+            </w:tcMar>
+            <w:vAlign w:val="center"/>
+          </w:tcPr>
+          <w:p>
+            <w:pPr>
+              <w:spacing w:after="0" w:line="260"/>
+              <w:jc w:val="right"/>
+            </w:pPr>
+            <w:r>
+              <w:rPr>
+                <w:rFonts w:ascii="MS Pゴシック" w:cs="MS Pゴシック" w:eastAsia="MS Pゴシック" w:hAnsi="MS Pゴシック"/>
+                <w:b w:val="false"/>
+                <w:bCs w:val="false"/>
+                <w:color w:val="1A1A1A"/>
+                <w:sz w:val="18"/>
+                <w:szCs w:val="18"/>
+              </w:rPr>
+              <w:t xml:space="preserve">12.2%</w:t>
+            </w:r>
+          </w:p>
+        </w:tc>
+        <w:tc>
+          <w:tcPr>
+            <w:tcW w:type="dxa" w:w="1200"/>
+            <w:shd w:fill="F4F7F7" w:color="auto" w:val="clear"/>
+            <w:tcMar>
+              <w:top w:type="dxa" w:w="60"/>
+              <w:left w:type="dxa" w:w="90"/>
+              <w:bottom w:type="dxa" w:w="60"/>
+              <w:right w:type="dxa" w:w="90"/>
+            </w:tcMar>
+            <w:vAlign w:val="center"/>
+          </w:tcPr>
+          <w:p>
+            <w:pPr>
+              <w:spacing w:after="0" w:line="260"/>
+              <w:jc w:val="right"/>
+            </w:pPr>
+            <w:r>
+              <w:rPr>
+                <w:rFonts w:ascii="MS Pゴシック" w:cs="MS Pゴシック" w:eastAsia="MS Pゴシック" w:hAnsi="MS Pゴシック"/>
+                <w:b w:val="false"/>
+                <w:bCs w:val="false"/>
+                <w:color w:val="1A1A1A"/>
+                <w:sz w:val="18"/>
+                <w:szCs w:val="18"/>
+              </w:rPr>
+              <w:t xml:space="preserve">21.5%</w:t>
+            </w:r>
+          </w:p>
+        </w:tc>
+        <w:tc>
+          <w:tcPr>
+            <w:tcW w:type="dxa" w:w="1200"/>
+            <w:shd w:fill="F4F7F7" w:color="auto" w:val="clear"/>
+            <w:tcMar>
+              <w:top w:type="dxa" w:w="60"/>
+              <w:left w:type="dxa" w:w="90"/>
+              <w:bottom w:type="dxa" w:w="60"/>
+              <w:right w:type="dxa" w:w="90"/>
+            </w:tcMar>
+            <w:vAlign w:val="center"/>
+          </w:tcPr>
+          <w:p>
+            <w:pPr>
+              <w:spacing w:after="0" w:line="260"/>
+              <w:jc w:val="right"/>
+            </w:pPr>
+            <w:r>
+              <w:rPr>
+                <w:rFonts w:ascii="MS Pゴシック" w:cs="MS Pゴシック" w:eastAsia="MS Pゴシック" w:hAnsi="MS Pゴシック"/>
+                <w:b w:val="false"/>
+                <w:bCs w:val="false"/>
+                <w:color w:val="1A1A1A"/>
+                <w:sz w:val="18"/>
+                <w:szCs w:val="18"/>
+              </w:rPr>
+              <w:t xml:space="preserve">247</w:t>
+            </w:r>
+          </w:p>
+        </w:tc>
+        <w:tc>
+          <w:tcPr>
+            <w:tcW w:type="dxa" w:w="1200"/>
+            <w:shd w:fill="F4F7F7" w:color="auto" w:val="clear"/>
+            <w:tcMar>
+              <w:top w:type="dxa" w:w="60"/>
+              <w:left w:type="dxa" w:w="90"/>
+              <w:bottom w:type="dxa" w:w="60"/>
+              <w:right w:type="dxa" w:w="90"/>
+            </w:tcMar>
+            <w:vAlign w:val="center"/>
+          </w:tcPr>
+          <w:p>
+            <w:pPr>
+              <w:spacing w:after="0" w:line="260"/>
+              <w:jc w:val="right"/>
+            </w:pPr>
+            <w:r>
+              <w:rPr>
+                <w:rFonts w:ascii="MS Pゴシック" w:cs="MS Pゴシック" w:eastAsia="MS Pゴシック" w:hAnsi="MS Pゴシック"/>
+                <w:b w:val="false"/>
+                <w:bCs w:val="false"/>
+                <w:color w:val="1A1A1A"/>
+                <w:sz w:val="18"/>
+                <w:szCs w:val="18"/>
+              </w:rPr>
               <w:t xml:space="preserve">17.3%</w:t>
             </w:r>
           </w:p>
@@ -7934,7 +8914,7 @@
       <w:tr>
         <w:tc>
           <w:tcPr>
-            <w:tcW w:type="dxa" w:w="1650"/>
+            <w:tcW w:type="dxa" w:w="1700"/>
             <w:tcMar>
               <w:top w:type="dxa" w:w="60"/>
               <w:left w:type="dxa" w:w="90"/>
@@ -7963,7 +8943,7 @@
         </w:tc>
         <w:tc>
           <w:tcPr>
-            <w:tcW w:type="dxa" w:w="1950"/>
+            <w:tcW w:type="dxa" w:w="1900"/>
             <w:tcMar>
               <w:top w:type="dxa" w:w="60"/>
               <w:left w:type="dxa" w:w="90"/>
@@ -7992,7 +8972,7 @@
         </w:tc>
         <w:tc>
           <w:tcPr>
-            <w:tcW w:type="dxa" w:w="1150"/>
+            <w:tcW w:type="dxa" w:w="1200"/>
             <w:tcMar>
               <w:top w:type="dxa" w:w="60"/>
               <w:left w:type="dxa" w:w="90"/>
@@ -8021,7 +9001,7 @@
         </w:tc>
         <w:tc>
           <w:tcPr>
-            <w:tcW w:type="dxa" w:w="1250"/>
+            <w:tcW w:type="dxa" w:w="1200"/>
             <w:tcMar>
               <w:top w:type="dxa" w:w="60"/>
               <w:left w:type="dxa" w:w="90"/>
@@ -8050,7 +9030,7 @@
         </w:tc>
         <w:tc>
           <w:tcPr>
-            <w:tcW w:type="dxa" w:w="1250"/>
+            <w:tcW w:type="dxa" w:w="1200"/>
             <w:tcMar>
               <w:top w:type="dxa" w:w="60"/>
               <w:left w:type="dxa" w:w="90"/>
@@ -8079,7 +9059,7 @@
         </w:tc>
         <w:tc>
           <w:tcPr>
-            <w:tcW w:type="dxa" w:w="1150"/>
+            <w:tcW w:type="dxa" w:w="1200"/>
             <w:tcMar>
               <w:top w:type="dxa" w:w="60"/>
               <w:left w:type="dxa" w:w="90"/>
@@ -8139,7 +9119,7 @@
       <w:tr>
         <w:tc>
           <w:tcPr>
-            <w:tcW w:type="dxa" w:w="1650"/>
+            <w:tcW w:type="dxa" w:w="1700"/>
             <w:shd w:fill="F4F7F7" w:color="auto" w:val="clear"/>
             <w:tcMar>
               <w:top w:type="dxa" w:w="60"/>
@@ -8169,7 +9149,7 @@
         </w:tc>
         <w:tc>
           <w:tcPr>
-            <w:tcW w:type="dxa" w:w="1950"/>
+            <w:tcW w:type="dxa" w:w="1900"/>
             <w:shd w:fill="F4F7F7" w:color="auto" w:val="clear"/>
             <w:tcMar>
               <w:top w:type="dxa" w:w="60"/>
@@ -8194,126 +9174,6 @@
                 <w:szCs w:val="18"/>
               </w:rPr>
               <w:t xml:space="preserve">大口（事業所・公共施設）</w:t>
-            </w:r>
-          </w:p>
-        </w:tc>
-        <w:tc>
-          <w:tcPr>
-            <w:tcW w:type="dxa" w:w="1150"/>
-            <w:shd w:fill="F4F7F7" w:color="auto" w:val="clear"/>
-            <w:tcMar>
-              <w:top w:type="dxa" w:w="60"/>
-              <w:left w:type="dxa" w:w="90"/>
-              <w:bottom w:type="dxa" w:w="60"/>
-              <w:right w:type="dxa" w:w="90"/>
-            </w:tcMar>
-            <w:vAlign w:val="center"/>
-          </w:tcPr>
-          <w:p>
-            <w:pPr>
-              <w:spacing w:after="0" w:line="260"/>
-              <w:jc w:val="right"/>
-            </w:pPr>
-            <w:r>
-              <w:rPr>
-                <w:rFonts w:ascii="MS Pゴシック" w:cs="MS Pゴシック" w:eastAsia="MS Pゴシック" w:hAnsi="MS Pゴシック"/>
-                <w:b w:val="false"/>
-                <w:bCs w:val="false"/>
-                <w:color w:val="1A1A1A"/>
-                <w:sz w:val="18"/>
-                <w:szCs w:val="18"/>
-              </w:rPr>
-              <w:t xml:space="preserve">64</w:t>
-            </w:r>
-          </w:p>
-        </w:tc>
-        <w:tc>
-          <w:tcPr>
-            <w:tcW w:type="dxa" w:w="1250"/>
-            <w:shd w:fill="F4F7F7" w:color="auto" w:val="clear"/>
-            <w:tcMar>
-              <w:top w:type="dxa" w:w="60"/>
-              <w:left w:type="dxa" w:w="90"/>
-              <w:bottom w:type="dxa" w:w="60"/>
-              <w:right w:type="dxa" w:w="90"/>
-            </w:tcMar>
-            <w:vAlign w:val="center"/>
-          </w:tcPr>
-          <w:p>
-            <w:pPr>
-              <w:spacing w:after="0" w:line="260"/>
-              <w:jc w:val="right"/>
-            </w:pPr>
-            <w:r>
-              <w:rPr>
-                <w:rFonts w:ascii="MS Pゴシック" w:cs="MS Pゴシック" w:eastAsia="MS Pゴシック" w:hAnsi="MS Pゴシック"/>
-                <w:b w:val="false"/>
-                <w:bCs w:val="false"/>
-                <w:color w:val="1A1A1A"/>
-                <w:sz w:val="18"/>
-                <w:szCs w:val="18"/>
-              </w:rPr>
-              <w:t xml:space="preserve">0.8%</w:t>
-            </w:r>
-          </w:p>
-        </w:tc>
-        <w:tc>
-          <w:tcPr>
-            <w:tcW w:type="dxa" w:w="1250"/>
-            <w:shd w:fill="F4F7F7" w:color="auto" w:val="clear"/>
-            <w:tcMar>
-              <w:top w:type="dxa" w:w="60"/>
-              <w:left w:type="dxa" w:w="90"/>
-              <w:bottom w:type="dxa" w:w="60"/>
-              <w:right w:type="dxa" w:w="90"/>
-            </w:tcMar>
-            <w:vAlign w:val="center"/>
-          </w:tcPr>
-          <w:p>
-            <w:pPr>
-              <w:spacing w:after="0" w:line="260"/>
-              <w:jc w:val="right"/>
-            </w:pPr>
-            <w:r>
-              <w:rPr>
-                <w:rFonts w:ascii="MS Pゴシック" w:cs="MS Pゴシック" w:eastAsia="MS Pゴシック" w:hAnsi="MS Pゴシック"/>
-                <w:b w:val="false"/>
-                <w:bCs w:val="false"/>
-                <w:color w:val="1A1A1A"/>
-                <w:sz w:val="18"/>
-                <w:szCs w:val="18"/>
-              </w:rPr>
-              <w:t xml:space="preserve">9.3%</w:t>
-            </w:r>
-          </w:p>
-        </w:tc>
-        <w:tc>
-          <w:tcPr>
-            <w:tcW w:type="dxa" w:w="1150"/>
-            <w:shd w:fill="F4F7F7" w:color="auto" w:val="clear"/>
-            <w:tcMar>
-              <w:top w:type="dxa" w:w="60"/>
-              <w:left w:type="dxa" w:w="90"/>
-              <w:bottom w:type="dxa" w:w="60"/>
-              <w:right w:type="dxa" w:w="90"/>
-            </w:tcMar>
-            <w:vAlign w:val="center"/>
-          </w:tcPr>
-          <w:p>
-            <w:pPr>
-              <w:spacing w:after="0" w:line="260"/>
-              <w:jc w:val="right"/>
-            </w:pPr>
-            <w:r>
-              <w:rPr>
-                <w:rFonts w:ascii="MS Pゴシック" w:cs="MS Pゴシック" w:eastAsia="MS Pゴシック" w:hAnsi="MS Pゴシック"/>
-                <w:b w:val="false"/>
-                <w:bCs w:val="false"/>
-                <w:color w:val="1A1A1A"/>
-                <w:sz w:val="18"/>
-                <w:szCs w:val="18"/>
-              </w:rPr>
-              <w:t xml:space="preserve">22</w:t>
             </w:r>
           </w:p>
         </w:tc>
@@ -8343,6 +9203,126 @@
                 <w:sz w:val="18"/>
                 <w:szCs w:val="18"/>
               </w:rPr>
+              <w:t xml:space="preserve">64</w:t>
+            </w:r>
+          </w:p>
+        </w:tc>
+        <w:tc>
+          <w:tcPr>
+            <w:tcW w:type="dxa" w:w="1200"/>
+            <w:shd w:fill="F4F7F7" w:color="auto" w:val="clear"/>
+            <w:tcMar>
+              <w:top w:type="dxa" w:w="60"/>
+              <w:left w:type="dxa" w:w="90"/>
+              <w:bottom w:type="dxa" w:w="60"/>
+              <w:right w:type="dxa" w:w="90"/>
+            </w:tcMar>
+            <w:vAlign w:val="center"/>
+          </w:tcPr>
+          <w:p>
+            <w:pPr>
+              <w:spacing w:after="0" w:line="260"/>
+              <w:jc w:val="right"/>
+            </w:pPr>
+            <w:r>
+              <w:rPr>
+                <w:rFonts w:ascii="MS Pゴシック" w:cs="MS Pゴシック" w:eastAsia="MS Pゴシック" w:hAnsi="MS Pゴシック"/>
+                <w:b w:val="false"/>
+                <w:bCs w:val="false"/>
+                <w:color w:val="1A1A1A"/>
+                <w:sz w:val="18"/>
+                <w:szCs w:val="18"/>
+              </w:rPr>
+              <w:t xml:space="preserve">0.8%</w:t>
+            </w:r>
+          </w:p>
+        </w:tc>
+        <w:tc>
+          <w:tcPr>
+            <w:tcW w:type="dxa" w:w="1200"/>
+            <w:shd w:fill="F4F7F7" w:color="auto" w:val="clear"/>
+            <w:tcMar>
+              <w:top w:type="dxa" w:w="60"/>
+              <w:left w:type="dxa" w:w="90"/>
+              <w:bottom w:type="dxa" w:w="60"/>
+              <w:right w:type="dxa" w:w="90"/>
+            </w:tcMar>
+            <w:vAlign w:val="center"/>
+          </w:tcPr>
+          <w:p>
+            <w:pPr>
+              <w:spacing w:after="0" w:line="260"/>
+              <w:jc w:val="right"/>
+            </w:pPr>
+            <w:r>
+              <w:rPr>
+                <w:rFonts w:ascii="MS Pゴシック" w:cs="MS Pゴシック" w:eastAsia="MS Pゴシック" w:hAnsi="MS Pゴシック"/>
+                <w:b w:val="false"/>
+                <w:bCs w:val="false"/>
+                <w:color w:val="1A1A1A"/>
+                <w:sz w:val="18"/>
+                <w:szCs w:val="18"/>
+              </w:rPr>
+              <w:t xml:space="preserve">9.3%</w:t>
+            </w:r>
+          </w:p>
+        </w:tc>
+        <w:tc>
+          <w:tcPr>
+            <w:tcW w:type="dxa" w:w="1200"/>
+            <w:shd w:fill="F4F7F7" w:color="auto" w:val="clear"/>
+            <w:tcMar>
+              <w:top w:type="dxa" w:w="60"/>
+              <w:left w:type="dxa" w:w="90"/>
+              <w:bottom w:type="dxa" w:w="60"/>
+              <w:right w:type="dxa" w:w="90"/>
+            </w:tcMar>
+            <w:vAlign w:val="center"/>
+          </w:tcPr>
+          <w:p>
+            <w:pPr>
+              <w:spacing w:after="0" w:line="260"/>
+              <w:jc w:val="right"/>
+            </w:pPr>
+            <w:r>
+              <w:rPr>
+                <w:rFonts w:ascii="MS Pゴシック" w:cs="MS Pゴシック" w:eastAsia="MS Pゴシック" w:hAnsi="MS Pゴシック"/>
+                <w:b w:val="false"/>
+                <w:bCs w:val="false"/>
+                <w:color w:val="1A1A1A"/>
+                <w:sz w:val="18"/>
+                <w:szCs w:val="18"/>
+              </w:rPr>
+              <w:t xml:space="preserve">22</w:t>
+            </w:r>
+          </w:p>
+        </w:tc>
+        <w:tc>
+          <w:tcPr>
+            <w:tcW w:type="dxa" w:w="1200"/>
+            <w:shd w:fill="F4F7F7" w:color="auto" w:val="clear"/>
+            <w:tcMar>
+              <w:top w:type="dxa" w:w="60"/>
+              <w:left w:type="dxa" w:w="90"/>
+              <w:bottom w:type="dxa" w:w="60"/>
+              <w:right w:type="dxa" w:w="90"/>
+            </w:tcMar>
+            <w:vAlign w:val="center"/>
+          </w:tcPr>
+          <w:p>
+            <w:pPr>
+              <w:spacing w:after="0" w:line="260"/>
+              <w:jc w:val="right"/>
+            </w:pPr>
+            <w:r>
+              <w:rPr>
+                <w:rFonts w:ascii="MS Pゴシック" w:cs="MS Pゴシック" w:eastAsia="MS Pゴシック" w:hAnsi="MS Pゴシック"/>
+                <w:b w:val="false"/>
+                <w:bCs w:val="false"/>
+                <w:color w:val="1A1A1A"/>
+                <w:sz w:val="18"/>
+                <w:szCs w:val="18"/>
+              </w:rPr>
               <w:t xml:space="preserve">1.5%</w:t>
             </w:r>
           </w:p>
@@ -8351,7 +9331,7 @@
       <w:tr>
         <w:tc>
           <w:tcPr>
-            <w:tcW w:type="dxa" w:w="1650"/>
+            <w:tcW w:type="dxa" w:w="1700"/>
             <w:tcMar>
               <w:top w:type="dxa" w:w="60"/>
               <w:left w:type="dxa" w:w="90"/>
@@ -8380,7 +9360,7 @@
         </w:tc>
         <w:tc>
           <w:tcPr>
-            <w:tcW w:type="dxa" w:w="1950"/>
+            <w:tcW w:type="dxa" w:w="1900"/>
             <w:tcMar>
               <w:top w:type="dxa" w:w="60"/>
               <w:left w:type="dxa" w:w="90"/>
@@ -8409,7 +9389,7 @@
         </w:tc>
         <w:tc>
           <w:tcPr>
-            <w:tcW w:type="dxa" w:w="1150"/>
+            <w:tcW w:type="dxa" w:w="1200"/>
             <w:tcMar>
               <w:top w:type="dxa" w:w="60"/>
               <w:left w:type="dxa" w:w="90"/>
@@ -8438,7 +9418,7 @@
         </w:tc>
         <w:tc>
           <w:tcPr>
-            <w:tcW w:type="dxa" w:w="1250"/>
+            <w:tcW w:type="dxa" w:w="1200"/>
             <w:tcMar>
               <w:top w:type="dxa" w:w="60"/>
               <w:left w:type="dxa" w:w="90"/>
@@ -8467,7 +9447,7 @@
         </w:tc>
         <w:tc>
           <w:tcPr>
-            <w:tcW w:type="dxa" w:w="1250"/>
+            <w:tcW w:type="dxa" w:w="1200"/>
             <w:tcMar>
               <w:top w:type="dxa" w:w="60"/>
               <w:left w:type="dxa" w:w="90"/>
@@ -8496,7 +9476,7 @@
         </w:tc>
         <w:tc>
           <w:tcPr>
-            <w:tcW w:type="dxa" w:w="1150"/>
+            <w:tcW w:type="dxa" w:w="1200"/>
             <w:tcMar>
               <w:top w:type="dxa" w:w="60"/>
               <w:left w:type="dxa" w:w="90"/>
@@ -8556,7 +9536,7 @@
     </w:tbl>
     <w:p>
       <w:pPr>
-        <w:spacing w:after="200" w:before="60"/>
+        <w:spacing w:after="200" w:before="40"/>
       </w:pPr>
       <w:r>
         <w:rPr>
@@ -8565,7 +9545,7 @@
           <w:sz w:val="17"/>
           <w:szCs w:val="17"/>
         </w:rPr>
-        <w:t xml:space="preserve">表7　月使用量帯別の構成（令和7年度調定）。据置となる月5㎥以下は件数の約2割、金額の約1割を占める。</w:t>
+        <w:t xml:space="preserve">据置となる月5㎥以下は件数の約2割、金額の約1割を占める。</w:t>
       </w:r>
     </w:p>
     <w:p>
@@ -8586,7 +9566,24 @@
           <w:sz w:val="26"/>
           <w:szCs w:val="26"/>
         </w:rPr>
-        <w:t xml:space="preserve">6　増収額と経費回収率</w:t>
+        <w:t xml:space="preserve">6　平年度増収額と参考経費回収率</w:t>
+      </w:r>
+    </w:p>
+    <w:p>
+      <w:pPr>
+        <w:keepNext/>
+        <w:spacing w:after="70" w:before="200"/>
+      </w:pPr>
+      <w:r>
+        <w:rPr>
+          <w:rFonts w:ascii="MS Pゴシック" w:cs="MS Pゴシック" w:eastAsia="MS Pゴシック" w:hAnsi="MS Pゴシック"/>
+          <w:b/>
+          <w:bCs/>
+          <w:color w:val="1A1A1A"/>
+          <w:sz w:val="19"/>
+          <w:szCs w:val="19"/>
+        </w:rPr>
+        <w:t xml:space="preserve">表8　料金案別の平年度増収額と参考経費回収率</w:t>
       </w:r>
     </w:p>
     <w:tbl>
@@ -8602,9 +9599,9 @@
         </w:tblBorders>
       </w:tblPr>
       <w:tblGrid>
-        <w:gridCol w:w="1700"/>
+        <w:gridCol w:w="1750"/>
         <w:gridCol w:w="1900"/>
-        <w:gridCol w:w="1600"/>
+        <w:gridCol w:w="1550"/>
         <w:gridCol w:w="1500"/>
         <w:gridCol w:w="1500"/>
         <w:gridCol w:w="1400"/>
@@ -8615,7 +9612,7 @@
         </w:trPr>
         <w:tc>
           <w:tcPr>
-            <w:tcW w:type="dxa" w:w="1700"/>
+            <w:tcW w:type="dxa" w:w="1750"/>
             <w:shd w:fill="DCEBED" w:color="auto" w:val="clear"/>
             <w:tcMar>
               <w:top w:type="dxa" w:w="60"/>
@@ -8669,13 +9666,13 @@
                 <w:sz w:val="18"/>
                 <w:szCs w:val="18"/>
               </w:rPr>
-              <w:t xml:space="preserve">増収額（年額）</w:t>
-            </w:r>
-          </w:p>
-        </w:tc>
-        <w:tc>
-          <w:tcPr>
-            <w:tcW w:type="dxa" w:w="1600"/>
+              <w:t xml:space="preserve">平年度増収額（参考）</w:t>
+            </w:r>
+          </w:p>
+        </w:tc>
+        <w:tc>
+          <w:tcPr>
+            <w:tcW w:type="dxa" w:w="1550"/>
             <w:shd w:fill="DCEBED" w:color="auto" w:val="clear"/>
             <w:tcMar>
               <w:top w:type="dxa" w:w="60"/>
@@ -8699,7 +9696,7 @@
                 <w:sz w:val="18"/>
                 <w:szCs w:val="18"/>
               </w:rPr>
-              <w:t xml:space="preserve">増収率</w:t>
+              <w:t xml:space="preserve">平均増収率</w:t>
             </w:r>
           </w:p>
         </w:tc>
@@ -8729,7 +9726,7 @@
                 <w:sz w:val="18"/>
                 <w:szCs w:val="18"/>
               </w:rPr>
-              <w:t xml:space="preserve">経費回収率 公共</w:t>
+              <w:t xml:space="preserve">参考経費回収率 公共</w:t>
             </w:r>
           </w:p>
         </w:tc>
@@ -8759,7 +9756,7 @@
                 <w:sz w:val="18"/>
                 <w:szCs w:val="18"/>
               </w:rPr>
-              <w:t xml:space="preserve">経費回収率 漁集</w:t>
+              <w:t xml:space="preserve">参考経費回収率 漁集</w:t>
             </w:r>
           </w:p>
         </w:tc>
@@ -8789,7 +9786,7 @@
                 <w:sz w:val="18"/>
                 <w:szCs w:val="18"/>
               </w:rPr>
-              <w:t xml:space="preserve">是正率</w:t>
+              <w:t xml:space="preserve">単価差縮小率</w:t>
             </w:r>
           </w:p>
         </w:tc>
@@ -8797,7 +9794,7 @@
       <w:tr>
         <w:tc>
           <w:tcPr>
-            <w:tcW w:type="dxa" w:w="1700"/>
+            <w:tcW w:type="dxa" w:w="1750"/>
             <w:tcMar>
               <w:top w:type="dxa" w:w="60"/>
               <w:left w:type="dxa" w:w="90"/>
@@ -8855,7 +9852,7 @@
         </w:tc>
         <w:tc>
           <w:tcPr>
-            <w:tcW w:type="dxa" w:w="1600"/>
+            <w:tcW w:type="dxa" w:w="1550"/>
             <w:tcMar>
               <w:top w:type="dxa" w:w="60"/>
               <w:left w:type="dxa" w:w="90"/>
@@ -8973,7 +9970,7 @@
       <w:tr>
         <w:tc>
           <w:tcPr>
-            <w:tcW w:type="dxa" w:w="1700"/>
+            <w:tcW w:type="dxa" w:w="1750"/>
             <w:shd w:fill="F4F7F7" w:color="auto" w:val="clear"/>
             <w:tcMar>
               <w:top w:type="dxa" w:w="60"/>
@@ -8997,7 +9994,7 @@
                 <w:sz w:val="18"/>
                 <w:szCs w:val="18"/>
               </w:rPr>
-              <w:t xml:space="preserve">推奨案 +5%</w:t>
+              <w:t xml:space="preserve">参考 約5%</w:t>
             </w:r>
           </w:p>
         </w:tc>
@@ -9027,13 +10024,13 @@
                 <w:sz w:val="18"/>
                 <w:szCs w:val="18"/>
               </w:rPr>
-              <w:t xml:space="preserve">2,148,290円</w:t>
-            </w:r>
-          </w:p>
-        </w:tc>
-        <w:tc>
-          <w:tcPr>
-            <w:tcW w:type="dxa" w:w="1600"/>
+              <w:t xml:space="preserve">2,135,226円</w:t>
+            </w:r>
+          </w:p>
+        </w:tc>
+        <w:tc>
+          <w:tcPr>
+            <w:tcW w:type="dxa" w:w="1550"/>
             <w:shd w:fill="F4F7F7" w:color="auto" w:val="clear"/>
             <w:tcMar>
               <w:top w:type="dxa" w:w="60"/>
@@ -9057,7 +10054,7 @@
                 <w:sz w:val="18"/>
                 <w:szCs w:val="18"/>
               </w:rPr>
-              <w:t xml:space="preserve">+5.00%</w:t>
+              <w:t xml:space="preserve">+4.97%</w:t>
             </w:r>
           </w:p>
         </w:tc>
@@ -9087,7 +10084,7 @@
                 <w:sz w:val="18"/>
                 <w:szCs w:val="18"/>
               </w:rPr>
-              <w:t xml:space="preserve">52.4%</w:t>
+              <w:t xml:space="preserve">52.3%</w:t>
             </w:r>
           </w:p>
         </w:tc>
@@ -9147,7 +10144,7 @@
                 <w:sz w:val="18"/>
                 <w:szCs w:val="18"/>
               </w:rPr>
-              <w:t xml:space="preserve">12.8%</w:t>
+              <w:t xml:space="preserve">13.1%</w:t>
             </w:r>
           </w:p>
         </w:tc>
@@ -9155,7 +10152,7 @@
       <w:tr>
         <w:tc>
           <w:tcPr>
-            <w:tcW w:type="dxa" w:w="1700"/>
+            <w:tcW w:type="dxa" w:w="1750"/>
             <w:shd w:fill="FBEAE0" w:color="auto" w:val="clear"/>
             <w:tcMar>
               <w:top w:type="dxa" w:w="60"/>
@@ -9179,7 +10176,7 @@
                 <w:sz w:val="18"/>
                 <w:szCs w:val="18"/>
               </w:rPr>
-              <w:t xml:space="preserve">推奨案 +10%</w:t>
+              <w:t xml:space="preserve">中心案 約10%</w:t>
             </w:r>
           </w:p>
         </w:tc>
@@ -9209,13 +10206,13 @@
                 <w:sz w:val="18"/>
                 <w:szCs w:val="18"/>
               </w:rPr>
-              <w:t xml:space="preserve">4,295,086円</w:t>
-            </w:r>
-          </w:p>
-        </w:tc>
-        <w:tc>
-          <w:tcPr>
-            <w:tcW w:type="dxa" w:w="1600"/>
+              <w:t xml:space="preserve">4,269,216円</w:t>
+            </w:r>
+          </w:p>
+        </w:tc>
+        <w:tc>
+          <w:tcPr>
+            <w:tcW w:type="dxa" w:w="1550"/>
             <w:shd w:fill="FBEAE0" w:color="auto" w:val="clear"/>
             <w:tcMar>
               <w:top w:type="dxa" w:w="60"/>
@@ -9239,7 +10236,7 @@
                 <w:sz w:val="18"/>
                 <w:szCs w:val="18"/>
               </w:rPr>
-              <w:t xml:space="preserve">+9.99%</w:t>
+              <w:t xml:space="preserve">+9.93%</w:t>
             </w:r>
           </w:p>
         </w:tc>
@@ -9329,7 +10326,7 @@
                 <w:sz w:val="18"/>
                 <w:szCs w:val="18"/>
               </w:rPr>
-              <w:t xml:space="preserve">26.1%</w:t>
+              <w:t xml:space="preserve">26.3%</w:t>
             </w:r>
           </w:p>
         </w:tc>
@@ -9337,7 +10334,7 @@
       <w:tr>
         <w:tc>
           <w:tcPr>
-            <w:tcW w:type="dxa" w:w="1700"/>
+            <w:tcW w:type="dxa" w:w="1750"/>
             <w:shd w:fill="F4F7F7" w:color="auto" w:val="clear"/>
             <w:tcMar>
               <w:top w:type="dxa" w:w="60"/>
@@ -9361,7 +10358,7 @@
                 <w:sz w:val="18"/>
                 <w:szCs w:val="18"/>
               </w:rPr>
-              <w:t xml:space="preserve">推奨案 +15%</w:t>
+              <w:t xml:space="preserve">参考 約15%</w:t>
             </w:r>
           </w:p>
         </w:tc>
@@ -9391,13 +10388,13 @@
                 <w:sz w:val="18"/>
                 <w:szCs w:val="18"/>
               </w:rPr>
-              <w:t xml:space="preserve">6,447,884円</w:t>
-            </w:r>
-          </w:p>
-        </w:tc>
-        <w:tc>
-          <w:tcPr>
-            <w:tcW w:type="dxa" w:w="1600"/>
+              <w:t xml:space="preserve">6,493,678円</w:t>
+            </w:r>
+          </w:p>
+        </w:tc>
+        <w:tc>
+          <w:tcPr>
+            <w:tcW w:type="dxa" w:w="1550"/>
             <w:shd w:fill="F4F7F7" w:color="auto" w:val="clear"/>
             <w:tcMar>
               <w:top w:type="dxa" w:w="60"/>
@@ -9421,7 +10418,7 @@
                 <w:sz w:val="18"/>
                 <w:szCs w:val="18"/>
               </w:rPr>
-              <w:t xml:space="preserve">+15.00%</w:t>
+              <w:t xml:space="preserve">+15.11%</w:t>
             </w:r>
           </w:p>
         </w:tc>
@@ -9451,7 +10448,7 @@
                 <w:sz w:val="18"/>
                 <w:szCs w:val="18"/>
               </w:rPr>
-              <w:t xml:space="preserve">57.3%</w:t>
+              <w:t xml:space="preserve">57.4%</w:t>
             </w:r>
           </w:p>
         </w:tc>
@@ -9481,7 +10478,7 @@
                 <w:sz w:val="18"/>
                 <w:szCs w:val="18"/>
               </w:rPr>
-              <w:t xml:space="preserve">42.6%</w:t>
+              <w:t xml:space="preserve">42.7%</w:t>
             </w:r>
           </w:p>
         </w:tc>
@@ -9511,7 +10508,7 @@
                 <w:sz w:val="18"/>
                 <w:szCs w:val="18"/>
               </w:rPr>
-              <w:t xml:space="preserve">32.7%</w:t>
+              <w:t xml:space="preserve">32.8%</w:t>
             </w:r>
           </w:p>
         </w:tc>
@@ -9519,7 +10516,7 @@
     </w:tbl>
     <w:p>
       <w:pPr>
-        <w:spacing w:after="200" w:before="60"/>
+        <w:spacing w:after="200" w:before="40"/>
       </w:pPr>
       <w:r>
         <w:rPr>
@@ -9528,7 +10525,7 @@
           <w:sz w:val="17"/>
           <w:szCs w:val="17"/>
         </w:rPr>
-        <w:t xml:space="preserve">表8　増収額はR7年度奇数月6回調定に各案を当てはめた再計算（税込）。経費回収率はR6決算統計（32表）に増収率を乗じたもので、汚水処理費はR6水準で据置。</w:t>
+        <w:t xml:space="preserve">増収額は平年度ベース（令和7年度の1年分相当の調定分布に新料金を当てたもの・税込）。施行日が未定のため初年度影響額は別途算定が必要。参考経費回収率は、令和6年度決算の使用料・汚水処理費を固定し使用料改定のみを反映した静態試算である。</w:t>
       </w:r>
     </w:p>
     <w:tbl>
@@ -9571,7 +10568,7 @@
                 <w:sz w:val="18"/>
                 <w:szCs w:val="18"/>
               </w:rPr>
-              <w:t xml:space="preserve">繰入金への影響</w:t>
+              <w:t xml:space="preserve">繰入金への影響（静態試算）</w:t>
             </w:r>
           </w:p>
           <w:p>
@@ -9585,7 +10582,7 @@
                 <w:sz w:val="20"/>
                 <w:szCs w:val="20"/>
               </w:rPr>
-              <w:t xml:space="preserve">基準内繰入金は改定しても変わらない。分流式下水道等に要する経費は「基準額のうち使用料収入で賄いきれない分」として満額繰入となっており、+15%程度の改定ではこの状態が続くためである。</w:t>
+              <w:t xml:space="preserve">令和6年度決算の費用構成を固定した静態試算では、平均増収率+15%程度までは使用料対象資本費が発生せず、基準内繰入額に影響しない。</w:t>
             </w:r>
           </w:p>
           <w:p>
@@ -9599,7 +10596,7 @@
                 <w:sz w:val="20"/>
                 <w:szCs w:val="20"/>
               </w:rPr>
-              <w:t xml:space="preserve">基準内繰入金が減り始めるのは、使用料収入が汚水維持管理費を超えたとき（公共で現行の2.00倍、漁集で2.71倍）であり、今回の改定率では届かない。</w:t>
+              <w:t xml:space="preserve">分流式下水道等に要する経費は「基準額のうち使用料収入で賄いきれない分」として満額繰入となっており、この状態が続くためである。</w:t>
             </w:r>
           </w:p>
           <w:p>
@@ -9613,7 +10610,21 @@
                 <w:sz w:val="20"/>
                 <w:szCs w:val="20"/>
               </w:rPr>
-              <w:t xml:space="preserve">したがって増収分は、基準外繰入金の削減（一般会計負担の軽減）または事業収支の改善に回る。</w:t>
+              <w:t xml:space="preserve">基準内繰入金が減り始めるのは使用料収入が汚水維持管理費を超えたとき（公共で現行の2.00倍、漁業集落排水で2.71倍）であり、今回の改定率では届かない。</w:t>
+            </w:r>
+          </w:p>
+          <w:p>
+            <w:pPr>
+              <w:spacing w:after="60" w:line="290"/>
+            </w:pPr>
+            <w:r>
+              <w:rPr>
+                <w:rFonts w:ascii="MS Pゴシック" w:cs="MS Pゴシック" w:eastAsia="MS Pゴシック" w:hAnsi="MS Pゴシック"/>
+                <w:color w:val="1A1A1A"/>
+                <w:sz w:val="20"/>
+                <w:szCs w:val="20"/>
+              </w:rPr>
+              <w:t xml:space="preserve">ただし令和13年度までの見通しとする場合は、減価償却費・支払利息・長期前受金戻入等が変動するため、年度別に再計算する必要がある。</w:t>
             </w:r>
           </w:p>
         </w:tc>
@@ -9637,7 +10648,7 @@
           <w:sz w:val="26"/>
           <w:szCs w:val="26"/>
         </w:rPr>
-        <w:t xml:space="preserve">7　段階的な是正の考え方</w:t>
+        <w:t xml:space="preserve">7　段階的な縮小の考え方</w:t>
       </w:r>
     </w:p>
     <w:p>
@@ -9651,7 +10662,24 @@
           <w:sz w:val="21"/>
           <w:szCs w:val="21"/>
         </w:rPr>
-        <w:t xml:space="preserve">経営戦略は令和8年度に+10%、令和13年度にさらに+10%（現行比+20%）の改定を織り込んでいる。この2段階に合わせて6〜10㎥を是正すると、次のようになる。</w:t>
+        <w:t xml:space="preserve">経営戦略は令和8年度に約+10%、令和13年度にさらに約+10%（現行比 約+20%）の使用料収入の増加を見込んでいる。この収入水準に合わせて6〜10㎥の単価差を段階的に縮小すると、次のようになる。</w:t>
+      </w:r>
+    </w:p>
+    <w:p>
+      <w:pPr>
+        <w:keepNext/>
+        <w:spacing w:after="70" w:before="200"/>
+      </w:pPr>
+      <w:r>
+        <w:rPr>
+          <w:rFonts w:ascii="MS Pゴシック" w:cs="MS Pゴシック" w:eastAsia="MS Pゴシック" w:hAnsi="MS Pゴシック"/>
+          <w:b/>
+          <w:bCs/>
+          <w:color w:val="1A1A1A"/>
+          <w:sz w:val="19"/>
+          <w:szCs w:val="19"/>
+        </w:rPr>
+        <w:t xml:space="preserve">表9　段階的縮小の料金表（1か月・税抜）</w:t>
       </w:r>
     </w:p>
     <w:tbl>
@@ -9667,12 +10695,13 @@
         </w:tblBorders>
       </w:tblPr>
       <w:tblGrid>
-        <w:gridCol w:w="2400"/>
-        <w:gridCol w:w="1400"/>
+        <w:gridCol w:w="2100"/>
         <w:gridCol w:w="1300"/>
-        <w:gridCol w:w="1400"/>
-        <w:gridCol w:w="1550"/>
-        <w:gridCol w:w="1550"/>
+        <w:gridCol w:w="1350"/>
+        <w:gridCol w:w="1300"/>
+        <w:gridCol w:w="1300"/>
+        <w:gridCol w:w="1150"/>
+        <w:gridCol w:w="1100"/>
       </w:tblGrid>
       <w:tr>
         <w:trPr>
@@ -9680,7 +10709,7 @@
         </w:trPr>
         <w:tc>
           <w:tcPr>
-            <w:tcW w:type="dxa" w:w="2400"/>
+            <w:tcW w:type="dxa" w:w="2100"/>
             <w:shd w:fill="DCEBED" w:color="auto" w:val="clear"/>
             <w:tcMar>
               <w:top w:type="dxa" w:w="60"/>
@@ -9705,36 +10734,6 @@
                 <w:szCs w:val="18"/>
               </w:rPr>
               <w:t xml:space="preserve">段階</w:t>
-            </w:r>
-          </w:p>
-        </w:tc>
-        <w:tc>
-          <w:tcPr>
-            <w:tcW w:type="dxa" w:w="1400"/>
-            <w:shd w:fill="DCEBED" w:color="auto" w:val="clear"/>
-            <w:tcMar>
-              <w:top w:type="dxa" w:w="60"/>
-              <w:left w:type="dxa" w:w="90"/>
-              <w:bottom w:type="dxa" w:w="60"/>
-              <w:right w:type="dxa" w:w="90"/>
-            </w:tcMar>
-            <w:vAlign w:val="center"/>
-          </w:tcPr>
-          <w:p>
-            <w:pPr>
-              <w:spacing w:after="0" w:line="260"/>
-              <w:jc w:val="center"/>
-            </w:pPr>
-            <w:r>
-              <w:rPr>
-                <w:rFonts w:ascii="MS Pゴシック" w:cs="MS Pゴシック" w:eastAsia="MS Pゴシック" w:hAnsi="MS Pゴシック"/>
-                <w:b/>
-                <w:bCs/>
-                <w:color w:val="1A1A1A"/>
-                <w:sz w:val="18"/>
-                <w:szCs w:val="18"/>
-              </w:rPr>
-              <w:t xml:space="preserve">6〜10㎥</w:t>
             </w:r>
           </w:p>
         </w:tc>
@@ -9764,13 +10763,13 @@
                 <w:sz w:val="18"/>
                 <w:szCs w:val="18"/>
               </w:rPr>
-              <w:t xml:space="preserve">是正率</w:t>
-            </w:r>
-          </w:p>
-        </w:tc>
-        <w:tc>
-          <w:tcPr>
-            <w:tcW w:type="dxa" w:w="1400"/>
+              <w:t xml:space="preserve">6〜10㎥</w:t>
+            </w:r>
+          </w:p>
+        </w:tc>
+        <w:tc>
+          <w:tcPr>
+            <w:tcW w:type="dxa" w:w="1350"/>
             <w:shd w:fill="DCEBED" w:color="auto" w:val="clear"/>
             <w:tcMar>
               <w:top w:type="dxa" w:w="60"/>
@@ -9794,13 +10793,73 @@
                 <w:sz w:val="18"/>
                 <w:szCs w:val="18"/>
               </w:rPr>
+              <w:t xml:space="preserve">同 改定率</w:t>
+            </w:r>
+          </w:p>
+        </w:tc>
+        <w:tc>
+          <w:tcPr>
+            <w:tcW w:type="dxa" w:w="1300"/>
+            <w:shd w:fill="DCEBED" w:color="auto" w:val="clear"/>
+            <w:tcMar>
+              <w:top w:type="dxa" w:w="60"/>
+              <w:left w:type="dxa" w:w="90"/>
+              <w:bottom w:type="dxa" w:w="60"/>
+              <w:right w:type="dxa" w:w="90"/>
+            </w:tcMar>
+            <w:vAlign w:val="center"/>
+          </w:tcPr>
+          <w:p>
+            <w:pPr>
+              <w:spacing w:after="0" w:line="260"/>
+              <w:jc w:val="center"/>
+            </w:pPr>
+            <w:r>
+              <w:rPr>
+                <w:rFonts w:ascii="MS Pゴシック" w:cs="MS Pゴシック" w:eastAsia="MS Pゴシック" w:hAnsi="MS Pゴシック"/>
+                <w:b/>
+                <w:bCs/>
+                <w:color w:val="1A1A1A"/>
+                <w:sz w:val="18"/>
+                <w:szCs w:val="18"/>
+              </w:rPr>
+              <w:t xml:space="preserve">単価差縮小率</w:t>
+            </w:r>
+          </w:p>
+        </w:tc>
+        <w:tc>
+          <w:tcPr>
+            <w:tcW w:type="dxa" w:w="1300"/>
+            <w:shd w:fill="DCEBED" w:color="auto" w:val="clear"/>
+            <w:tcMar>
+              <w:top w:type="dxa" w:w="60"/>
+              <w:left w:type="dxa" w:w="90"/>
+              <w:bottom w:type="dxa" w:w="60"/>
+              <w:right w:type="dxa" w:w="90"/>
+            </w:tcMar>
+            <w:vAlign w:val="center"/>
+          </w:tcPr>
+          <w:p>
+            <w:pPr>
+              <w:spacing w:after="0" w:line="260"/>
+              <w:jc w:val="center"/>
+            </w:pPr>
+            <w:r>
+              <w:rPr>
+                <w:rFonts w:ascii="MS Pゴシック" w:cs="MS Pゴシック" w:eastAsia="MS Pゴシック" w:hAnsi="MS Pゴシック"/>
+                <w:b/>
+                <w:bCs/>
+                <w:color w:val="1A1A1A"/>
+                <w:sz w:val="18"/>
+                <w:szCs w:val="18"/>
+              </w:rPr>
               <w:t xml:space="preserve">11〜50㎥</w:t>
             </w:r>
           </w:p>
         </w:tc>
         <w:tc>
           <w:tcPr>
-            <w:tcW w:type="dxa" w:w="1550"/>
+            <w:tcW w:type="dxa" w:w="1150"/>
             <w:shd w:fill="DCEBED" w:color="auto" w:val="clear"/>
             <w:tcMar>
               <w:top w:type="dxa" w:w="60"/>
@@ -9824,13 +10883,13 @@
                 <w:sz w:val="18"/>
                 <w:szCs w:val="18"/>
               </w:rPr>
-              <w:t xml:space="preserve">51㎥〜</w:t>
-            </w:r>
-          </w:p>
-        </w:tc>
-        <w:tc>
-          <w:tcPr>
-            <w:tcW w:type="dxa" w:w="1550"/>
+              <w:t xml:space="preserve">単価の開き</w:t>
+            </w:r>
+          </w:p>
+        </w:tc>
+        <w:tc>
+          <w:tcPr>
+            <w:tcW w:type="dxa" w:w="1100"/>
             <w:shd w:fill="DCEBED" w:color="auto" w:val="clear"/>
             <w:tcMar>
               <w:top w:type="dxa" w:w="60"/>
@@ -9854,7 +10913,7 @@
                 <w:sz w:val="18"/>
                 <w:szCs w:val="18"/>
               </w:rPr>
-              <w:t xml:space="preserve">現行比</w:t>
+              <w:t xml:space="preserve">平均増収率</w:t>
             </w:r>
           </w:p>
         </w:tc>
@@ -9862,7 +10921,7 @@
       <w:tr>
         <w:tc>
           <w:tcPr>
-            <w:tcW w:type="dxa" w:w="2400"/>
+            <w:tcW w:type="dxa" w:w="2100"/>
             <w:tcMar>
               <w:top w:type="dxa" w:w="60"/>
               <w:left w:type="dxa" w:w="90"/>
@@ -9891,35 +10950,6 @@
         </w:tc>
         <w:tc>
           <w:tcPr>
-            <w:tcW w:type="dxa" w:w="1400"/>
-            <w:tcMar>
-              <w:top w:type="dxa" w:w="60"/>
-              <w:left w:type="dxa" w:w="90"/>
-              <w:bottom w:type="dxa" w:w="60"/>
-              <w:right w:type="dxa" w:w="90"/>
-            </w:tcMar>
-            <w:vAlign w:val="center"/>
-          </w:tcPr>
-          <w:p>
-            <w:pPr>
-              <w:spacing w:after="0" w:line="260"/>
-              <w:jc w:val="right"/>
-            </w:pPr>
-            <w:r>
-              <w:rPr>
-                <w:rFonts w:ascii="MS Pゴシック" w:cs="MS Pゴシック" w:eastAsia="MS Pゴシック" w:hAnsi="MS Pゴシック"/>
-                <w:b w:val="false"/>
-                <w:bCs w:val="false"/>
-                <w:color w:val="1A1A1A"/>
-                <w:sz w:val="18"/>
-                <w:szCs w:val="18"/>
-              </w:rPr>
-              <w:t xml:space="preserve">40.7円</w:t>
-            </w:r>
-          </w:p>
-        </w:tc>
-        <w:tc>
-          <w:tcPr>
             <w:tcW w:type="dxa" w:w="1300"/>
             <w:tcMar>
               <w:top w:type="dxa" w:w="60"/>
@@ -9943,71 +10973,129 @@
                 <w:sz w:val="18"/>
                 <w:szCs w:val="18"/>
               </w:rPr>
+              <w:t xml:space="preserve">37円</w:t>
+            </w:r>
+          </w:p>
+        </w:tc>
+        <w:tc>
+          <w:tcPr>
+            <w:tcW w:type="dxa" w:w="1350"/>
+            <w:tcMar>
+              <w:top w:type="dxa" w:w="60"/>
+              <w:left w:type="dxa" w:w="90"/>
+              <w:bottom w:type="dxa" w:w="60"/>
+              <w:right w:type="dxa" w:w="90"/>
+            </w:tcMar>
+            <w:vAlign w:val="center"/>
+          </w:tcPr>
+          <w:p>
+            <w:pPr>
+              <w:spacing w:after="0" w:line="260"/>
+              <w:jc w:val="right"/>
+            </w:pPr>
+            <w:r>
+              <w:rPr>
+                <w:rFonts w:ascii="MS Pゴシック" w:cs="MS Pゴシック" w:eastAsia="MS Pゴシック" w:hAnsi="MS Pゴシック"/>
+                <w:b w:val="false"/>
+                <w:bCs w:val="false"/>
+                <w:color w:val="1A1A1A"/>
+                <w:sz w:val="18"/>
+                <w:szCs w:val="18"/>
+              </w:rPr>
+              <w:t xml:space="preserve">±0%</w:t>
+            </w:r>
+          </w:p>
+        </w:tc>
+        <w:tc>
+          <w:tcPr>
+            <w:tcW w:type="dxa" w:w="1300"/>
+            <w:tcMar>
+              <w:top w:type="dxa" w:w="60"/>
+              <w:left w:type="dxa" w:w="90"/>
+              <w:bottom w:type="dxa" w:w="60"/>
+              <w:right w:type="dxa" w:w="90"/>
+            </w:tcMar>
+            <w:vAlign w:val="center"/>
+          </w:tcPr>
+          <w:p>
+            <w:pPr>
+              <w:spacing w:after="0" w:line="260"/>
+              <w:jc w:val="right"/>
+            </w:pPr>
+            <w:r>
+              <w:rPr>
+                <w:rFonts w:ascii="MS Pゴシック" w:cs="MS Pゴシック" w:eastAsia="MS Pゴシック" w:hAnsi="MS Pゴシック"/>
+                <w:b w:val="false"/>
+                <w:bCs w:val="false"/>
+                <w:color w:val="1A1A1A"/>
+                <w:sz w:val="18"/>
+                <w:szCs w:val="18"/>
+              </w:rPr>
               <w:t xml:space="preserve">0%</w:t>
             </w:r>
           </w:p>
         </w:tc>
         <w:tc>
           <w:tcPr>
-            <w:tcW w:type="dxa" w:w="1400"/>
-            <w:tcMar>
-              <w:top w:type="dxa" w:w="60"/>
-              <w:left w:type="dxa" w:w="90"/>
-              <w:bottom w:type="dxa" w:w="60"/>
-              <w:right w:type="dxa" w:w="90"/>
-            </w:tcMar>
-            <w:vAlign w:val="center"/>
-          </w:tcPr>
-          <w:p>
-            <w:pPr>
-              <w:spacing w:after="0" w:line="260"/>
-              <w:jc w:val="right"/>
-            </w:pPr>
-            <w:r>
-              <w:rPr>
-                <w:rFonts w:ascii="MS Pゴシック" w:cs="MS Pゴシック" w:eastAsia="MS Pゴシック" w:hAnsi="MS Pゴシック"/>
-                <w:b w:val="false"/>
-                <w:bCs w:val="false"/>
-                <w:color w:val="1A1A1A"/>
-                <w:sz w:val="18"/>
-                <w:szCs w:val="18"/>
-              </w:rPr>
-              <w:t xml:space="preserve">191.4円</w:t>
-            </w:r>
-          </w:p>
-        </w:tc>
-        <w:tc>
-          <w:tcPr>
-            <w:tcW w:type="dxa" w:w="1550"/>
-            <w:tcMar>
-              <w:top w:type="dxa" w:w="60"/>
-              <w:left w:type="dxa" w:w="90"/>
-              <w:bottom w:type="dxa" w:w="60"/>
-              <w:right w:type="dxa" w:w="90"/>
-            </w:tcMar>
-            <w:vAlign w:val="center"/>
-          </w:tcPr>
-          <w:p>
-            <w:pPr>
-              <w:spacing w:after="0" w:line="260"/>
-              <w:jc w:val="right"/>
-            </w:pPr>
-            <w:r>
-              <w:rPr>
-                <w:rFonts w:ascii="MS Pゴシック" w:cs="MS Pゴシック" w:eastAsia="MS Pゴシック" w:hAnsi="MS Pゴシック"/>
-                <w:b w:val="false"/>
-                <w:bCs w:val="false"/>
-                <w:color w:val="1A1A1A"/>
-                <w:sz w:val="18"/>
-                <w:szCs w:val="18"/>
-              </w:rPr>
-              <w:t xml:space="preserve">220.0円</w:t>
-            </w:r>
-          </w:p>
-        </w:tc>
-        <w:tc>
-          <w:tcPr>
-            <w:tcW w:type="dxa" w:w="1550"/>
+            <w:tcW w:type="dxa" w:w="1300"/>
+            <w:tcMar>
+              <w:top w:type="dxa" w:w="60"/>
+              <w:left w:type="dxa" w:w="90"/>
+              <w:bottom w:type="dxa" w:w="60"/>
+              <w:right w:type="dxa" w:w="90"/>
+            </w:tcMar>
+            <w:vAlign w:val="center"/>
+          </w:tcPr>
+          <w:p>
+            <w:pPr>
+              <w:spacing w:after="0" w:line="260"/>
+              <w:jc w:val="right"/>
+            </w:pPr>
+            <w:r>
+              <w:rPr>
+                <w:rFonts w:ascii="MS Pゴシック" w:cs="MS Pゴシック" w:eastAsia="MS Pゴシック" w:hAnsi="MS Pゴシック"/>
+                <w:b w:val="false"/>
+                <w:bCs w:val="false"/>
+                <w:color w:val="1A1A1A"/>
+                <w:sz w:val="18"/>
+                <w:szCs w:val="18"/>
+              </w:rPr>
+              <w:t xml:space="preserve">174円</w:t>
+            </w:r>
+          </w:p>
+        </w:tc>
+        <w:tc>
+          <w:tcPr>
+            <w:tcW w:type="dxa" w:w="1150"/>
+            <w:tcMar>
+              <w:top w:type="dxa" w:w="60"/>
+              <w:left w:type="dxa" w:w="90"/>
+              <w:bottom w:type="dxa" w:w="60"/>
+              <w:right w:type="dxa" w:w="90"/>
+            </w:tcMar>
+            <w:vAlign w:val="center"/>
+          </w:tcPr>
+          <w:p>
+            <w:pPr>
+              <w:spacing w:after="0" w:line="260"/>
+              <w:jc w:val="right"/>
+            </w:pPr>
+            <w:r>
+              <w:rPr>
+                <w:rFonts w:ascii="MS Pゴシック" w:cs="MS Pゴシック" w:eastAsia="MS Pゴシック" w:hAnsi="MS Pゴシック"/>
+                <w:b w:val="false"/>
+                <w:bCs w:val="false"/>
+                <w:color w:val="1A1A1A"/>
+                <w:sz w:val="18"/>
+                <w:szCs w:val="18"/>
+              </w:rPr>
+              <w:t xml:space="preserve">4.70倍</w:t>
+            </w:r>
+          </w:p>
+        </w:tc>
+        <w:tc>
+          <w:tcPr>
+            <w:tcW w:type="dxa" w:w="1100"/>
             <w:tcMar>
               <w:top w:type="dxa" w:w="60"/>
               <w:left w:type="dxa" w:w="90"/>
@@ -10038,7 +11126,7 @@
       <w:tr>
         <w:tc>
           <w:tcPr>
-            <w:tcW w:type="dxa" w:w="2400"/>
+            <w:tcW w:type="dxa" w:w="2100"/>
             <w:shd w:fill="FBEAE0" w:color="auto" w:val="clear"/>
             <w:tcMar>
               <w:top w:type="dxa" w:w="60"/>
@@ -10063,36 +11151,6 @@
                 <w:szCs w:val="18"/>
               </w:rPr>
               <w:t xml:space="preserve">第1段階（令和8年度）</w:t>
-            </w:r>
-          </w:p>
-        </w:tc>
-        <w:tc>
-          <w:tcPr>
-            <w:tcW w:type="dxa" w:w="1400"/>
-            <w:shd w:fill="FBEAE0" w:color="auto" w:val="clear"/>
-            <w:tcMar>
-              <w:top w:type="dxa" w:w="60"/>
-              <w:left w:type="dxa" w:w="90"/>
-              <w:bottom w:type="dxa" w:w="60"/>
-              <w:right w:type="dxa" w:w="90"/>
-            </w:tcMar>
-            <w:vAlign w:val="center"/>
-          </w:tcPr>
-          <w:p>
-            <w:pPr>
-              <w:spacing w:after="0" w:line="260"/>
-              <w:jc w:val="right"/>
-            </w:pPr>
-            <w:r>
-              <w:rPr>
-                <w:rFonts w:ascii="MS Pゴシック" w:cs="MS Pゴシック" w:eastAsia="MS Pゴシック" w:hAnsi="MS Pゴシック"/>
-                <w:b/>
-                <w:bCs/>
-                <w:color w:val="1A1A1A"/>
-                <w:sz w:val="18"/>
-                <w:szCs w:val="18"/>
-              </w:rPr>
-              <w:t xml:space="preserve">80円</w:t>
             </w:r>
           </w:p>
         </w:tc>
@@ -10122,13 +11180,13 @@
                 <w:sz w:val="18"/>
                 <w:szCs w:val="18"/>
               </w:rPr>
-              <w:t xml:space="preserve">26.1%</w:t>
-            </w:r>
-          </w:p>
-        </w:tc>
-        <w:tc>
-          <w:tcPr>
-            <w:tcW w:type="dxa" w:w="1400"/>
+              <w:t xml:space="preserve">73円</w:t>
+            </w:r>
+          </w:p>
+        </w:tc>
+        <w:tc>
+          <w:tcPr>
+            <w:tcW w:type="dxa" w:w="1350"/>
             <w:shd w:fill="FBEAE0" w:color="auto" w:val="clear"/>
             <w:tcMar>
               <w:top w:type="dxa" w:w="60"/>
@@ -10152,13 +11210,13 @@
                 <w:sz w:val="18"/>
                 <w:szCs w:val="18"/>
               </w:rPr>
-              <w:t xml:space="preserve">209.5円</w:t>
-            </w:r>
-          </w:p>
-        </w:tc>
-        <w:tc>
-          <w:tcPr>
-            <w:tcW w:type="dxa" w:w="1550"/>
+              <w:t xml:space="preserve">+97.3%</w:t>
+            </w:r>
+          </w:p>
+        </w:tc>
+        <w:tc>
+          <w:tcPr>
+            <w:tcW w:type="dxa" w:w="1300"/>
             <w:shd w:fill="FBEAE0" w:color="auto" w:val="clear"/>
             <w:tcMar>
               <w:top w:type="dxa" w:w="60"/>
@@ -10182,13 +11240,13 @@
                 <w:sz w:val="18"/>
                 <w:szCs w:val="18"/>
               </w:rPr>
-              <w:t xml:space="preserve">242.0円</w:t>
-            </w:r>
-          </w:p>
-        </w:tc>
-        <w:tc>
-          <w:tcPr>
-            <w:tcW w:type="dxa" w:w="1550"/>
+              <w:t xml:space="preserve">26.3%</w:t>
+            </w:r>
+          </w:p>
+        </w:tc>
+        <w:tc>
+          <w:tcPr>
+            <w:tcW w:type="dxa" w:w="1300"/>
             <w:shd w:fill="FBEAE0" w:color="auto" w:val="clear"/>
             <w:tcMar>
               <w:top w:type="dxa" w:w="60"/>
@@ -10212,7 +11270,67 @@
                 <w:sz w:val="18"/>
                 <w:szCs w:val="18"/>
               </w:rPr>
-              <w:t xml:space="preserve">+10%</w:t>
+              <w:t xml:space="preserve">190円</w:t>
+            </w:r>
+          </w:p>
+        </w:tc>
+        <w:tc>
+          <w:tcPr>
+            <w:tcW w:type="dxa" w:w="1150"/>
+            <w:shd w:fill="FBEAE0" w:color="auto" w:val="clear"/>
+            <w:tcMar>
+              <w:top w:type="dxa" w:w="60"/>
+              <w:left w:type="dxa" w:w="90"/>
+              <w:bottom w:type="dxa" w:w="60"/>
+              <w:right w:type="dxa" w:w="90"/>
+            </w:tcMar>
+            <w:vAlign w:val="center"/>
+          </w:tcPr>
+          <w:p>
+            <w:pPr>
+              <w:spacing w:after="0" w:line="260"/>
+              <w:jc w:val="right"/>
+            </w:pPr>
+            <w:r>
+              <w:rPr>
+                <w:rFonts w:ascii="MS Pゴシック" w:cs="MS Pゴシック" w:eastAsia="MS Pゴシック" w:hAnsi="MS Pゴシック"/>
+                <w:b/>
+                <w:bCs/>
+                <w:color w:val="1A1A1A"/>
+                <w:sz w:val="18"/>
+                <w:szCs w:val="18"/>
+              </w:rPr>
+              <w:t xml:space="preserve">2.60倍</w:t>
+            </w:r>
+          </w:p>
+        </w:tc>
+        <w:tc>
+          <w:tcPr>
+            <w:tcW w:type="dxa" w:w="1100"/>
+            <w:shd w:fill="FBEAE0" w:color="auto" w:val="clear"/>
+            <w:tcMar>
+              <w:top w:type="dxa" w:w="60"/>
+              <w:left w:type="dxa" w:w="90"/>
+              <w:bottom w:type="dxa" w:w="60"/>
+              <w:right w:type="dxa" w:w="90"/>
+            </w:tcMar>
+            <w:vAlign w:val="center"/>
+          </w:tcPr>
+          <w:p>
+            <w:pPr>
+              <w:spacing w:after="0" w:line="260"/>
+              <w:jc w:val="right"/>
+            </w:pPr>
+            <w:r>
+              <w:rPr>
+                <w:rFonts w:ascii="MS Pゴシック" w:cs="MS Pゴシック" w:eastAsia="MS Pゴシック" w:hAnsi="MS Pゴシック"/>
+                <w:b/>
+                <w:bCs/>
+                <w:color w:val="1A1A1A"/>
+                <w:sz w:val="18"/>
+                <w:szCs w:val="18"/>
+              </w:rPr>
+              <w:t xml:space="preserve">+9.93%</w:t>
             </w:r>
           </w:p>
         </w:tc>
@@ -10220,7 +11338,7 @@
       <w:tr>
         <w:tc>
           <w:tcPr>
-            <w:tcW w:type="dxa" w:w="2400"/>
+            <w:tcW w:type="dxa" w:w="2100"/>
             <w:tcMar>
               <w:top w:type="dxa" w:w="60"/>
               <w:left w:type="dxa" w:w="90"/>
@@ -10249,35 +11367,6 @@
         </w:tc>
         <w:tc>
           <w:tcPr>
-            <w:tcW w:type="dxa" w:w="1400"/>
-            <w:tcMar>
-              <w:top w:type="dxa" w:w="60"/>
-              <w:left w:type="dxa" w:w="90"/>
-              <w:bottom w:type="dxa" w:w="60"/>
-              <w:right w:type="dxa" w:w="90"/>
-            </w:tcMar>
-            <w:vAlign w:val="center"/>
-          </w:tcPr>
-          <w:p>
-            <w:pPr>
-              <w:spacing w:after="0" w:line="260"/>
-              <w:jc w:val="right"/>
-            </w:pPr>
-            <w:r>
-              <w:rPr>
-                <w:rFonts w:ascii="MS Pゴシック" w:cs="MS Pゴシック" w:eastAsia="MS Pゴシック" w:hAnsi="MS Pゴシック"/>
-                <w:b w:val="false"/>
-                <w:bCs w:val="false"/>
-                <w:color w:val="1A1A1A"/>
-                <w:sz w:val="18"/>
-                <w:szCs w:val="18"/>
-              </w:rPr>
-              <w:t xml:space="preserve">120円</w:t>
-            </w:r>
-          </w:p>
-        </w:tc>
-        <w:tc>
-          <w:tcPr>
             <w:tcW w:type="dxa" w:w="1300"/>
             <w:tcMar>
               <w:top w:type="dxa" w:w="60"/>
@@ -10301,94 +11390,152 @@
                 <w:sz w:val="18"/>
                 <w:szCs w:val="18"/>
               </w:rPr>
+              <w:t xml:space="preserve">109円</w:t>
+            </w:r>
+          </w:p>
+        </w:tc>
+        <w:tc>
+          <w:tcPr>
+            <w:tcW w:type="dxa" w:w="1350"/>
+            <w:tcMar>
+              <w:top w:type="dxa" w:w="60"/>
+              <w:left w:type="dxa" w:w="90"/>
+              <w:bottom w:type="dxa" w:w="60"/>
+              <w:right w:type="dxa" w:w="90"/>
+            </w:tcMar>
+            <w:vAlign w:val="center"/>
+          </w:tcPr>
+          <w:p>
+            <w:pPr>
+              <w:spacing w:after="0" w:line="260"/>
+              <w:jc w:val="right"/>
+            </w:pPr>
+            <w:r>
+              <w:rPr>
+                <w:rFonts w:ascii="MS Pゴシック" w:cs="MS Pゴシック" w:eastAsia="MS Pゴシック" w:hAnsi="MS Pゴシック"/>
+                <w:b w:val="false"/>
+                <w:bCs w:val="false"/>
+                <w:color w:val="1A1A1A"/>
+                <w:sz w:val="18"/>
+                <w:szCs w:val="18"/>
+              </w:rPr>
+              <w:t xml:space="preserve">+194.6%</w:t>
+            </w:r>
+          </w:p>
+        </w:tc>
+        <w:tc>
+          <w:tcPr>
+            <w:tcW w:type="dxa" w:w="1300"/>
+            <w:tcMar>
+              <w:top w:type="dxa" w:w="60"/>
+              <w:left w:type="dxa" w:w="90"/>
+              <w:bottom w:type="dxa" w:w="60"/>
+              <w:right w:type="dxa" w:w="90"/>
+            </w:tcMar>
+            <w:vAlign w:val="center"/>
+          </w:tcPr>
+          <w:p>
+            <w:pPr>
+              <w:spacing w:after="0" w:line="260"/>
+              <w:jc w:val="right"/>
+            </w:pPr>
+            <w:r>
+              <w:rPr>
+                <w:rFonts w:ascii="MS Pゴシック" w:cs="MS Pゴシック" w:eastAsia="MS Pゴシック" w:hAnsi="MS Pゴシック"/>
+                <w:b w:val="false"/>
+                <w:bCs w:val="false"/>
+                <w:color w:val="1A1A1A"/>
+                <w:sz w:val="18"/>
+                <w:szCs w:val="18"/>
+              </w:rPr>
               <w:t xml:space="preserve">52.6%</w:t>
             </w:r>
           </w:p>
         </w:tc>
         <w:tc>
           <w:tcPr>
-            <w:tcW w:type="dxa" w:w="1400"/>
-            <w:tcMar>
-              <w:top w:type="dxa" w:w="60"/>
-              <w:left w:type="dxa" w:w="90"/>
-              <w:bottom w:type="dxa" w:w="60"/>
-              <w:right w:type="dxa" w:w="90"/>
-            </w:tcMar>
-            <w:vAlign w:val="center"/>
-          </w:tcPr>
-          <w:p>
-            <w:pPr>
-              <w:spacing w:after="0" w:line="260"/>
-              <w:jc w:val="right"/>
-            </w:pPr>
-            <w:r>
-              <w:rPr>
-                <w:rFonts w:ascii="MS Pゴシック" w:cs="MS Pゴシック" w:eastAsia="MS Pゴシック" w:hAnsi="MS Pゴシック"/>
-                <w:b w:val="false"/>
-                <w:bCs w:val="false"/>
-                <w:color w:val="1A1A1A"/>
-                <w:sz w:val="18"/>
-                <w:szCs w:val="18"/>
-              </w:rPr>
-              <w:t xml:space="preserve">227.2円</w:t>
-            </w:r>
-          </w:p>
-        </w:tc>
-        <w:tc>
-          <w:tcPr>
-            <w:tcW w:type="dxa" w:w="1550"/>
-            <w:tcMar>
-              <w:top w:type="dxa" w:w="60"/>
-              <w:left w:type="dxa" w:w="90"/>
-              <w:bottom w:type="dxa" w:w="60"/>
-              <w:right w:type="dxa" w:w="90"/>
-            </w:tcMar>
-            <w:vAlign w:val="center"/>
-          </w:tcPr>
-          <w:p>
-            <w:pPr>
-              <w:spacing w:after="0" w:line="260"/>
-              <w:jc w:val="right"/>
-            </w:pPr>
-            <w:r>
-              <w:rPr>
-                <w:rFonts w:ascii="MS Pゴシック" w:cs="MS Pゴシック" w:eastAsia="MS Pゴシック" w:hAnsi="MS Pゴシック"/>
-                <w:b w:val="false"/>
-                <w:bCs w:val="false"/>
-                <w:color w:val="1A1A1A"/>
-                <w:sz w:val="18"/>
-                <w:szCs w:val="18"/>
-              </w:rPr>
-              <w:t xml:space="preserve">264.0円</w:t>
-            </w:r>
-          </w:p>
-        </w:tc>
-        <w:tc>
-          <w:tcPr>
-            <w:tcW w:type="dxa" w:w="1550"/>
-            <w:tcMar>
-              <w:top w:type="dxa" w:w="60"/>
-              <w:left w:type="dxa" w:w="90"/>
-              <w:bottom w:type="dxa" w:w="60"/>
-              <w:right w:type="dxa" w:w="90"/>
-            </w:tcMar>
-            <w:vAlign w:val="center"/>
-          </w:tcPr>
-          <w:p>
-            <w:pPr>
-              <w:spacing w:after="0" w:line="260"/>
-              <w:jc w:val="right"/>
-            </w:pPr>
-            <w:r>
-              <w:rPr>
-                <w:rFonts w:ascii="MS Pゴシック" w:cs="MS Pゴシック" w:eastAsia="MS Pゴシック" w:hAnsi="MS Pゴシック"/>
-                <w:b w:val="false"/>
-                <w:bCs w:val="false"/>
-                <w:color w:val="1A1A1A"/>
-                <w:sz w:val="18"/>
-                <w:szCs w:val="18"/>
-              </w:rPr>
-              <w:t xml:space="preserve">+20%</w:t>
+            <w:tcW w:type="dxa" w:w="1300"/>
+            <w:tcMar>
+              <w:top w:type="dxa" w:w="60"/>
+              <w:left w:type="dxa" w:w="90"/>
+              <w:bottom w:type="dxa" w:w="60"/>
+              <w:right w:type="dxa" w:w="90"/>
+            </w:tcMar>
+            <w:vAlign w:val="center"/>
+          </w:tcPr>
+          <w:p>
+            <w:pPr>
+              <w:spacing w:after="0" w:line="260"/>
+              <w:jc w:val="right"/>
+            </w:pPr>
+            <w:r>
+              <w:rPr>
+                <w:rFonts w:ascii="MS Pゴシック" w:cs="MS Pゴシック" w:eastAsia="MS Pゴシック" w:hAnsi="MS Pゴシック"/>
+                <w:b w:val="false"/>
+                <w:bCs w:val="false"/>
+                <w:color w:val="1A1A1A"/>
+                <w:sz w:val="18"/>
+                <w:szCs w:val="18"/>
+              </w:rPr>
+              <w:t xml:space="preserve">207円</w:t>
+            </w:r>
+          </w:p>
+        </w:tc>
+        <w:tc>
+          <w:tcPr>
+            <w:tcW w:type="dxa" w:w="1150"/>
+            <w:tcMar>
+              <w:top w:type="dxa" w:w="60"/>
+              <w:left w:type="dxa" w:w="90"/>
+              <w:bottom w:type="dxa" w:w="60"/>
+              <w:right w:type="dxa" w:w="90"/>
+            </w:tcMar>
+            <w:vAlign w:val="center"/>
+          </w:tcPr>
+          <w:p>
+            <w:pPr>
+              <w:spacing w:after="0" w:line="260"/>
+              <w:jc w:val="right"/>
+            </w:pPr>
+            <w:r>
+              <w:rPr>
+                <w:rFonts w:ascii="MS Pゴシック" w:cs="MS Pゴシック" w:eastAsia="MS Pゴシック" w:hAnsi="MS Pゴシック"/>
+                <w:b w:val="false"/>
+                <w:bCs w:val="false"/>
+                <w:color w:val="1A1A1A"/>
+                <w:sz w:val="18"/>
+                <w:szCs w:val="18"/>
+              </w:rPr>
+              <w:t xml:space="preserve">1.90倍</w:t>
+            </w:r>
+          </w:p>
+        </w:tc>
+        <w:tc>
+          <w:tcPr>
+            <w:tcW w:type="dxa" w:w="1100"/>
+            <w:tcMar>
+              <w:top w:type="dxa" w:w="60"/>
+              <w:left w:type="dxa" w:w="90"/>
+              <w:bottom w:type="dxa" w:w="60"/>
+              <w:right w:type="dxa" w:w="90"/>
+            </w:tcMar>
+            <w:vAlign w:val="center"/>
+          </w:tcPr>
+          <w:p>
+            <w:pPr>
+              <w:spacing w:after="0" w:line="260"/>
+              <w:jc w:val="right"/>
+            </w:pPr>
+            <w:r>
+              <w:rPr>
+                <w:rFonts w:ascii="MS Pゴシック" w:cs="MS Pゴシック" w:eastAsia="MS Pゴシック" w:hAnsi="MS Pゴシック"/>
+                <w:b w:val="false"/>
+                <w:bCs w:val="false"/>
+                <w:color w:val="1A1A1A"/>
+                <w:sz w:val="18"/>
+                <w:szCs w:val="18"/>
+              </w:rPr>
+              <w:t xml:space="preserve">+20.08%</w:t>
             </w:r>
           </w:p>
         </w:tc>
@@ -10396,7 +11543,7 @@
     </w:tbl>
     <w:p>
       <w:pPr>
-        <w:spacing w:after="200" w:before="60"/>
+        <w:spacing w:after="200" w:before="40"/>
       </w:pPr>
       <w:r>
         <w:rPr>
@@ -10405,7 +11552,7 @@
           <w:sz w:val="17"/>
           <w:szCs w:val="17"/>
         </w:rPr>
-        <w:t xml:space="preserve">表9　段階的是正の料金表（1か月・税込）。基本使用料はいずれの段階も1,108.8円で据置。</w:t>
+        <w:t xml:space="preserve">基本使用料はいずれの段階も1,008円で据置、51㎥〜は第1段階220円・第2段階240円。</w:t>
       </w:r>
     </w:p>
     <w:p>
@@ -10468,7 +11615,7 @@
           <w:sz w:val="19"/>
           <w:szCs w:val="19"/>
         </w:rPr>
-        <w:t xml:space="preserve">図4　段階的是正による単価の段差の縮小</w:t>
+        <w:t xml:space="preserve">図4　段階的な縮小による単価の開きの縮小</w:t>
       </w:r>
     </w:p>
     <w:p>
@@ -10482,7 +11629,24 @@
           <w:sz w:val="21"/>
           <w:szCs w:val="21"/>
         </w:rPr>
-        <w:t xml:space="preserve">現行4.70倍の段差は、第1段階で2.62倍、第2段階で1.89倍まで縮まる。2段階を経ても完全是正（1.00倍）には至らないが、10年かけて偏りを大きく改善できる。</w:t>
+        <w:t xml:space="preserve">現行4.70倍の開きは、第1段階で2.60倍、第2段階で1.90倍まで縮まる。2段階を経ても同単価には至らないが、10年かけて偏りを大きく改善できる。</w:t>
+      </w:r>
+    </w:p>
+    <w:p>
+      <w:pPr>
+        <w:keepNext/>
+        <w:spacing w:after="70" w:before="200"/>
+      </w:pPr>
+      <w:r>
+        <w:rPr>
+          <w:rFonts w:ascii="MS Pゴシック" w:cs="MS Pゴシック" w:eastAsia="MS Pゴシック" w:hAnsi="MS Pゴシック"/>
+          <w:b/>
+          <w:bCs/>
+          <w:color w:val="1A1A1A"/>
+          <w:sz w:val="19"/>
+          <w:szCs w:val="19"/>
+        </w:rPr>
+        <w:t xml:space="preserve">表10　段階別の2か月請求額（一般汚水・税込）</w:t>
       </w:r>
     </w:p>
     <w:tbl>
@@ -10959,7 +12123,7 @@
                 <w:sz w:val="18"/>
                 <w:szCs w:val="18"/>
               </w:rPr>
-              <w:t xml:space="preserve">3,017円</w:t>
+              <w:t xml:space="preserve">3,020円</w:t>
             </w:r>
           </w:p>
         </w:tc>
@@ -10989,7 +12153,7 @@
                 <w:sz w:val="18"/>
                 <w:szCs w:val="18"/>
               </w:rPr>
-              <w:t xml:space="preserve">+15.0%</w:t>
+              <w:t xml:space="preserve">+15.1%</w:t>
             </w:r>
           </w:p>
         </w:tc>
@@ -11019,7 +12183,7 @@
                 <w:sz w:val="18"/>
                 <w:szCs w:val="18"/>
               </w:rPr>
-              <w:t xml:space="preserve">3,417円</w:t>
+              <w:t xml:space="preserve">3,416円</w:t>
             </w:r>
           </w:p>
         </w:tc>
@@ -11138,7 +12302,7 @@
                 <w:sz w:val="18"/>
                 <w:szCs w:val="18"/>
               </w:rPr>
-              <w:t xml:space="preserve">7,207円</w:t>
+              <w:t xml:space="preserve">7,200円</w:t>
             </w:r>
           </w:p>
         </w:tc>
@@ -11167,7 +12331,7 @@
                 <w:sz w:val="18"/>
                 <w:szCs w:val="18"/>
               </w:rPr>
-              <w:t xml:space="preserve">+11.7%</w:t>
+              <w:t xml:space="preserve">+11.6%</w:t>
             </w:r>
           </w:p>
         </w:tc>
@@ -11196,7 +12360,7 @@
                 <w:sz w:val="18"/>
                 <w:szCs w:val="18"/>
               </w:rPr>
-              <w:t xml:space="preserve">7,961円</w:t>
+              <w:t xml:space="preserve">7,970円</w:t>
             </w:r>
           </w:p>
         </w:tc>
@@ -11225,7 +12389,7 @@
                 <w:sz w:val="18"/>
                 <w:szCs w:val="18"/>
               </w:rPr>
-              <w:t xml:space="preserve">+23.4%</w:t>
+              <w:t xml:space="preserve">+23.5%</w:t>
             </w:r>
           </w:p>
         </w:tc>
@@ -11317,7 +12481,7 @@
                 <w:sz w:val="18"/>
                 <w:szCs w:val="18"/>
               </w:rPr>
-              <w:t xml:space="preserve">11,397円</w:t>
+              <w:t xml:space="preserve">11,380円</w:t>
             </w:r>
           </w:p>
         </w:tc>
@@ -11347,7 +12511,7 @@
                 <w:sz w:val="18"/>
                 <w:szCs w:val="18"/>
               </w:rPr>
-              <w:t xml:space="preserve">+10.9%</w:t>
+              <w:t xml:space="preserve">+10.7%</w:t>
             </w:r>
           </w:p>
         </w:tc>
@@ -11377,7 +12541,7 @@
                 <w:sz w:val="18"/>
                 <w:szCs w:val="18"/>
               </w:rPr>
-              <w:t xml:space="preserve">12,505円</w:t>
+              <w:t xml:space="preserve">12,524円</w:t>
             </w:r>
           </w:p>
         </w:tc>
@@ -11407,7 +12571,7 @@
                 <w:sz w:val="18"/>
                 <w:szCs w:val="18"/>
               </w:rPr>
-              <w:t xml:space="preserve">+21.6%</w:t>
+              <w:t xml:space="preserve">+21.8%</w:t>
             </w:r>
           </w:p>
         </w:tc>
@@ -11496,7 +12660,7 @@
                 <w:sz w:val="18"/>
                 <w:szCs w:val="18"/>
               </w:rPr>
-              <w:t xml:space="preserve">19,777円</w:t>
+              <w:t xml:space="preserve">19,740円</w:t>
             </w:r>
           </w:p>
         </w:tc>
@@ -11525,7 +12689,7 @@
                 <w:sz w:val="18"/>
                 <w:szCs w:val="18"/>
               </w:rPr>
-              <w:t xml:space="preserve">+10.3%</w:t>
+              <w:t xml:space="preserve">+10.1%</w:t>
             </w:r>
           </w:p>
         </w:tc>
@@ -11554,7 +12718,7 @@
                 <w:sz w:val="18"/>
                 <w:szCs w:val="18"/>
               </w:rPr>
-              <w:t xml:space="preserve">21,593円</w:t>
+              <w:t xml:space="preserve">21,632円</w:t>
             </w:r>
           </w:p>
         </w:tc>
@@ -11583,7 +12747,7 @@
                 <w:sz w:val="18"/>
                 <w:szCs w:val="18"/>
               </w:rPr>
-              <w:t xml:space="preserve">+20.4%</w:t>
+              <w:t xml:space="preserve">+20.6%</w:t>
             </w:r>
           </w:p>
         </w:tc>
@@ -11675,7 +12839,7 @@
                 <w:sz w:val="18"/>
                 <w:szCs w:val="18"/>
               </w:rPr>
-              <w:t xml:space="preserve">43,977円</w:t>
+              <w:t xml:space="preserve">43,940円</w:t>
             </w:r>
           </w:p>
         </w:tc>
@@ -11705,7 +12869,7 @@
                 <w:sz w:val="18"/>
                 <w:szCs w:val="18"/>
               </w:rPr>
-              <w:t xml:space="preserve">+10.1%</w:t>
+              <w:t xml:space="preserve">+10.0%</w:t>
             </w:r>
           </w:p>
         </w:tc>
@@ -11735,7 +12899,7 @@
                 <w:sz w:val="18"/>
                 <w:szCs w:val="18"/>
               </w:rPr>
-              <w:t xml:space="preserve">47,993円</w:t>
+              <w:t xml:space="preserve">48,032円</w:t>
             </w:r>
           </w:p>
         </w:tc>
@@ -11765,7 +12929,81 @@
                 <w:sz w:val="18"/>
                 <w:szCs w:val="18"/>
               </w:rPr>
-              <w:t xml:space="preserve">+20.2%</w:t>
+              <w:t xml:space="preserve">+20.3%</w:t>
+            </w:r>
+          </w:p>
+        </w:tc>
+      </w:tr>
+    </w:tbl>
+    <w:tbl>
+      <w:tblPr>
+        <w:tblW w:type="dxa" w:w="9600"/>
+        <w:tblBorders>
+          <w:top w:val="single" w:color="E0CBBC" w:sz="4"/>
+          <w:left w:val="single" w:color="CF5B1A" w:sz="18"/>
+          <w:bottom w:val="single" w:color="E0CBBC" w:sz="4"/>
+          <w:right w:val="single" w:color="E0CBBC" w:sz="4"/>
+          <w:insideH w:val="none"/>
+          <w:insideV w:val="none"/>
+        </w:tblBorders>
+      </w:tblPr>
+      <w:tblGrid>
+        <w:gridCol w:w="9600"/>
+      </w:tblGrid>
+      <w:tr>
+        <w:tc>
+          <w:tcPr>
+            <w:tcW w:type="dxa" w:w="9600"/>
+            <w:shd w:fill="FDF6F1" w:color="auto" w:val="clear"/>
+            <w:tcMar>
+              <w:top w:type="dxa" w:w="140"/>
+              <w:left w:type="dxa" w:w="180"/>
+              <w:bottom w:type="dxa" w:w="140"/>
+              <w:right w:type="dxa" w:w="160"/>
+            </w:tcMar>
+          </w:tcPr>
+          <w:p>
+            <w:pPr>
+              <w:spacing w:after="70"/>
+            </w:pPr>
+            <w:r>
+              <w:rPr>
+                <w:rFonts w:ascii="MS Pゴシック" w:cs="MS Pゴシック" w:eastAsia="MS Pゴシック" w:hAnsi="MS Pゴシック"/>
+                <w:b/>
+                <w:bCs/>
+                <w:color w:val="CF5B1A"/>
+                <w:sz w:val="18"/>
+                <w:szCs w:val="18"/>
+              </w:rPr>
+              <w:t xml:space="preserve">経営戦略との関係</w:t>
+            </w:r>
+          </w:p>
+          <w:p>
+            <w:pPr>
+              <w:spacing w:after="60" w:line="290"/>
+            </w:pPr>
+            <w:r>
+              <w:rPr>
+                <w:rFonts w:ascii="MS Pゴシック" w:cs="MS Pゴシック" w:eastAsia="MS Pゴシック" w:hAnsi="MS Pゴシック"/>
+                <w:color w:val="1A1A1A"/>
+                <w:sz w:val="20"/>
+                <w:szCs w:val="20"/>
+              </w:rPr>
+              <w:t xml:space="preserve">本案は「経営戦略が見込む約10%の増収水準を確保しつつ、現行料金体系の単価差を縮小する案」である。</w:t>
+            </w:r>
+          </w:p>
+          <w:p>
+            <w:pPr>
+              <w:spacing w:after="60" w:line="290"/>
+            </w:pPr>
+            <w:r>
+              <w:rPr>
+                <w:rFonts w:ascii="MS Pゴシック" w:cs="MS Pゴシック" w:eastAsia="MS Pゴシック" w:hAnsi="MS Pゴシック"/>
+                <w:color w:val="1A1A1A"/>
+                <w:sz w:val="20"/>
+                <w:szCs w:val="20"/>
+              </w:rPr>
+              <w:t xml:space="preserve">経営戦略が検証しているのは使用料収入の増加であり、区分間の負担配分までを事前に決定しているわけではない。</w:t>
             </w:r>
           </w:p>
         </w:tc>
@@ -11773,7 +13011,832 @@
     </w:tbl>
     <w:p>
       <w:pPr>
-        <w:spacing w:after="200" w:before="60"/>
+        <w:pStyle w:val="Heading1"/>
+        <w:keepNext/>
+        <w:pBdr>
+          <w:bottom w:val="single" w:color="12939E" w:sz="12" w:space="4"/>
+        </w:pBdr>
+        <w:spacing w:after="160" w:before="320"/>
+      </w:pPr>
+      <w:r>
+        <w:rPr>
+          <w:rFonts w:ascii="MS Pゴシック" w:cs="MS Pゴシック" w:eastAsia="MS Pゴシック" w:hAnsi="MS Pゴシック"/>
+          <w:b/>
+          <w:bCs/>
+          <w:color w:val="1A1A1A"/>
+          <w:sz w:val="26"/>
+          <w:szCs w:val="26"/>
+        </w:rPr>
+        <w:t xml:space="preserve">8　条例改正に向けた整理</w:t>
+      </w:r>
+    </w:p>
+    <w:p>
+      <w:pPr>
+        <w:spacing w:after="120" w:before="0" w:line="300"/>
+      </w:pPr>
+      <w:r>
+        <w:rPr>
+          <w:rFonts w:ascii="MS Pゴシック" w:cs="MS Pゴシック" w:eastAsia="MS Pゴシック" w:hAnsi="MS Pゴシック"/>
+          <w:color w:val="1A1A1A"/>
+          <w:sz w:val="21"/>
+          <w:szCs w:val="21"/>
+        </w:rPr>
+        <w:t xml:space="preserve">条例別表は税抜で定められているため、政策検討用の税込表示とは分けて整理する必要がある。改正対象は公共下水道条例・漁業集落排水処理施設条例の2条例である。</w:t>
+      </w:r>
+    </w:p>
+    <w:p>
+      <w:pPr>
+        <w:keepNext/>
+        <w:spacing w:after="70" w:before="200"/>
+      </w:pPr>
+      <w:r>
+        <w:rPr>
+          <w:rFonts w:ascii="MS Pゴシック" w:cs="MS Pゴシック" w:eastAsia="MS Pゴシック" w:hAnsi="MS Pゴシック"/>
+          <w:b/>
+          <w:bCs/>
+          <w:color w:val="1A1A1A"/>
+          <w:sz w:val="19"/>
+          <w:szCs w:val="19"/>
+        </w:rPr>
+        <w:t xml:space="preserve">表11　条例別表に載せる税抜単価</w:t>
+      </w:r>
+    </w:p>
+    <w:tbl>
+      <w:tblPr>
+        <w:tblW w:type="dxa" w:w="9600"/>
+        <w:tblBorders>
+          <w:top w:val="single" w:color="A9BEBE" w:sz="6"/>
+          <w:left w:val="single" w:color="A9BEBE" w:sz="6"/>
+          <w:bottom w:val="single" w:color="A9BEBE" w:sz="6"/>
+          <w:right w:val="single" w:color="A9BEBE" w:sz="6"/>
+          <w:insideH w:val="single" w:color="D3DEDE" w:sz="4"/>
+          <w:insideV w:val="single" w:color="D3DEDE" w:sz="4"/>
+        </w:tblBorders>
+      </w:tblPr>
+      <w:tblGrid>
+        <w:gridCol w:w="2500"/>
+        <w:gridCol w:w="1750"/>
+        <w:gridCol w:w="1750"/>
+        <w:gridCol w:w="1800"/>
+        <w:gridCol w:w="1800"/>
+      </w:tblGrid>
+      <w:tr>
+        <w:trPr>
+          <w:tblHeader/>
+        </w:trPr>
+        <w:tc>
+          <w:tcPr>
+            <w:tcW w:type="dxa" w:w="2500"/>
+            <w:shd w:fill="DCEBED" w:color="auto" w:val="clear"/>
+            <w:tcMar>
+              <w:top w:type="dxa" w:w="60"/>
+              <w:left w:type="dxa" w:w="90"/>
+              <w:bottom w:type="dxa" w:w="60"/>
+              <w:right w:type="dxa" w:w="90"/>
+            </w:tcMar>
+            <w:vAlign w:val="center"/>
+          </w:tcPr>
+          <w:p>
+            <w:pPr>
+              <w:spacing w:after="0" w:line="260"/>
+              <w:jc w:val="left"/>
+            </w:pPr>
+            <w:r>
+              <w:rPr>
+                <w:rFonts w:ascii="MS Pゴシック" w:cs="MS Pゴシック" w:eastAsia="MS Pゴシック" w:hAnsi="MS Pゴシック"/>
+                <w:b/>
+                <w:bCs/>
+                <w:color w:val="1A1A1A"/>
+                <w:sz w:val="18"/>
+                <w:szCs w:val="18"/>
+              </w:rPr>
+              <w:t xml:space="preserve">区分（1か月）</w:t>
+            </w:r>
+          </w:p>
+        </w:tc>
+        <w:tc>
+          <w:tcPr>
+            <w:tcW w:type="dxa" w:w="1750"/>
+            <w:shd w:fill="DCEBED" w:color="auto" w:val="clear"/>
+            <w:tcMar>
+              <w:top w:type="dxa" w:w="60"/>
+              <w:left w:type="dxa" w:w="90"/>
+              <w:bottom w:type="dxa" w:w="60"/>
+              <w:right w:type="dxa" w:w="90"/>
+            </w:tcMar>
+            <w:vAlign w:val="center"/>
+          </w:tcPr>
+          <w:p>
+            <w:pPr>
+              <w:spacing w:after="0" w:line="260"/>
+              <w:jc w:val="center"/>
+            </w:pPr>
+            <w:r>
+              <w:rPr>
+                <w:rFonts w:ascii="MS Pゴシック" w:cs="MS Pゴシック" w:eastAsia="MS Pゴシック" w:hAnsi="MS Pゴシック"/>
+                <w:b/>
+                <w:bCs/>
+                <w:color w:val="1A1A1A"/>
+                <w:sz w:val="18"/>
+                <w:szCs w:val="18"/>
+              </w:rPr>
+              <w:t xml:space="preserve">現行（税抜）</w:t>
+            </w:r>
+          </w:p>
+        </w:tc>
+        <w:tc>
+          <w:tcPr>
+            <w:tcW w:type="dxa" w:w="1750"/>
+            <w:shd w:fill="DCEBED" w:color="auto" w:val="clear"/>
+            <w:tcMar>
+              <w:top w:type="dxa" w:w="60"/>
+              <w:left w:type="dxa" w:w="90"/>
+              <w:bottom w:type="dxa" w:w="60"/>
+              <w:right w:type="dxa" w:w="90"/>
+            </w:tcMar>
+            <w:vAlign w:val="center"/>
+          </w:tcPr>
+          <w:p>
+            <w:pPr>
+              <w:spacing w:after="0" w:line="260"/>
+              <w:jc w:val="center"/>
+            </w:pPr>
+            <w:r>
+              <w:rPr>
+                <w:rFonts w:ascii="MS Pゴシック" w:cs="MS Pゴシック" w:eastAsia="MS Pゴシック" w:hAnsi="MS Pゴシック"/>
+                <w:b/>
+                <w:bCs/>
+                <w:color w:val="1A1A1A"/>
+                <w:sz w:val="18"/>
+                <w:szCs w:val="18"/>
+              </w:rPr>
+              <w:t xml:space="preserve">中心案（税抜）</w:t>
+            </w:r>
+          </w:p>
+        </w:tc>
+        <w:tc>
+          <w:tcPr>
+            <w:tcW w:type="dxa" w:w="1800"/>
+            <w:shd w:fill="DCEBED" w:color="auto" w:val="clear"/>
+            <w:tcMar>
+              <w:top w:type="dxa" w:w="60"/>
+              <w:left w:type="dxa" w:w="90"/>
+              <w:bottom w:type="dxa" w:w="60"/>
+              <w:right w:type="dxa" w:w="90"/>
+            </w:tcMar>
+            <w:vAlign w:val="center"/>
+          </w:tcPr>
+          <w:p>
+            <w:pPr>
+              <w:spacing w:after="0" w:line="260"/>
+              <w:jc w:val="center"/>
+            </w:pPr>
+            <w:r>
+              <w:rPr>
+                <w:rFonts w:ascii="MS Pゴシック" w:cs="MS Pゴシック" w:eastAsia="MS Pゴシック" w:hAnsi="MS Pゴシック"/>
+                <w:b/>
+                <w:bCs/>
+                <w:color w:val="1A1A1A"/>
+                <w:sz w:val="18"/>
+                <w:szCs w:val="18"/>
+              </w:rPr>
+              <w:t xml:space="preserve">第2段階（税抜）</w:t>
+            </w:r>
+          </w:p>
+        </w:tc>
+        <w:tc>
+          <w:tcPr>
+            <w:tcW w:type="dxa" w:w="1800"/>
+            <w:shd w:fill="DCEBED" w:color="auto" w:val="clear"/>
+            <w:tcMar>
+              <w:top w:type="dxa" w:w="60"/>
+              <w:left w:type="dxa" w:w="90"/>
+              <w:bottom w:type="dxa" w:w="60"/>
+              <w:right w:type="dxa" w:w="90"/>
+            </w:tcMar>
+            <w:vAlign w:val="center"/>
+          </w:tcPr>
+          <w:p>
+            <w:pPr>
+              <w:spacing w:after="0" w:line="260"/>
+              <w:jc w:val="center"/>
+            </w:pPr>
+            <w:r>
+              <w:rPr>
+                <w:rFonts w:ascii="MS Pゴシック" w:cs="MS Pゴシック" w:eastAsia="MS Pゴシック" w:hAnsi="MS Pゴシック"/>
+                <w:b/>
+                <w:bCs/>
+                <w:color w:val="1A1A1A"/>
+                <w:sz w:val="18"/>
+                <w:szCs w:val="18"/>
+              </w:rPr>
+              <w:t xml:space="preserve">中心案の税込（参考）</w:t>
+            </w:r>
+          </w:p>
+        </w:tc>
+      </w:tr>
+      <w:tr>
+        <w:tc>
+          <w:tcPr>
+            <w:tcW w:type="dxa" w:w="2500"/>
+            <w:tcMar>
+              <w:top w:type="dxa" w:w="60"/>
+              <w:left w:type="dxa" w:w="90"/>
+              <w:bottom w:type="dxa" w:w="60"/>
+              <w:right w:type="dxa" w:w="90"/>
+            </w:tcMar>
+            <w:vAlign w:val="center"/>
+          </w:tcPr>
+          <w:p>
+            <w:pPr>
+              <w:spacing w:after="0" w:line="260"/>
+              <w:jc w:val="left"/>
+            </w:pPr>
+            <w:r>
+              <w:rPr>
+                <w:rFonts w:ascii="MS Pゴシック" w:cs="MS Pゴシック" w:eastAsia="MS Pゴシック" w:hAnsi="MS Pゴシック"/>
+                <w:b w:val="false"/>
+                <w:bCs w:val="false"/>
+                <w:color w:val="1A1A1A"/>
+                <w:sz w:val="18"/>
+                <w:szCs w:val="18"/>
+              </w:rPr>
+              <w:t xml:space="preserve">基本使用料（5㎥まで）</w:t>
+            </w:r>
+          </w:p>
+        </w:tc>
+        <w:tc>
+          <w:tcPr>
+            <w:tcW w:type="dxa" w:w="1750"/>
+            <w:tcMar>
+              <w:top w:type="dxa" w:w="60"/>
+              <w:left w:type="dxa" w:w="90"/>
+              <w:bottom w:type="dxa" w:w="60"/>
+              <w:right w:type="dxa" w:w="90"/>
+            </w:tcMar>
+            <w:vAlign w:val="center"/>
+          </w:tcPr>
+          <w:p>
+            <w:pPr>
+              <w:spacing w:after="0" w:line="260"/>
+              <w:jc w:val="right"/>
+            </w:pPr>
+            <w:r>
+              <w:rPr>
+                <w:rFonts w:ascii="MS Pゴシック" w:cs="MS Pゴシック" w:eastAsia="MS Pゴシック" w:hAnsi="MS Pゴシック"/>
+                <w:b w:val="false"/>
+                <w:bCs w:val="false"/>
+                <w:color w:val="1A1A1A"/>
+                <w:sz w:val="18"/>
+                <w:szCs w:val="18"/>
+              </w:rPr>
+              <w:t xml:space="preserve">1,008円</w:t>
+            </w:r>
+          </w:p>
+        </w:tc>
+        <w:tc>
+          <w:tcPr>
+            <w:tcW w:type="dxa" w:w="1750"/>
+            <w:tcMar>
+              <w:top w:type="dxa" w:w="60"/>
+              <w:left w:type="dxa" w:w="90"/>
+              <w:bottom w:type="dxa" w:w="60"/>
+              <w:right w:type="dxa" w:w="90"/>
+            </w:tcMar>
+            <w:vAlign w:val="center"/>
+          </w:tcPr>
+          <w:p>
+            <w:pPr>
+              <w:spacing w:after="0" w:line="260"/>
+              <w:jc w:val="right"/>
+            </w:pPr>
+            <w:r>
+              <w:rPr>
+                <w:rFonts w:ascii="MS Pゴシック" w:cs="MS Pゴシック" w:eastAsia="MS Pゴシック" w:hAnsi="MS Pゴシック"/>
+                <w:b w:val="false"/>
+                <w:bCs w:val="false"/>
+                <w:color w:val="1A1A1A"/>
+                <w:sz w:val="18"/>
+                <w:szCs w:val="18"/>
+              </w:rPr>
+              <w:t xml:space="preserve">1,008円</w:t>
+            </w:r>
+          </w:p>
+        </w:tc>
+        <w:tc>
+          <w:tcPr>
+            <w:tcW w:type="dxa" w:w="1800"/>
+            <w:tcMar>
+              <w:top w:type="dxa" w:w="60"/>
+              <w:left w:type="dxa" w:w="90"/>
+              <w:bottom w:type="dxa" w:w="60"/>
+              <w:right w:type="dxa" w:w="90"/>
+            </w:tcMar>
+            <w:vAlign w:val="center"/>
+          </w:tcPr>
+          <w:p>
+            <w:pPr>
+              <w:spacing w:after="0" w:line="260"/>
+              <w:jc w:val="right"/>
+            </w:pPr>
+            <w:r>
+              <w:rPr>
+                <w:rFonts w:ascii="MS Pゴシック" w:cs="MS Pゴシック" w:eastAsia="MS Pゴシック" w:hAnsi="MS Pゴシック"/>
+                <w:b w:val="false"/>
+                <w:bCs w:val="false"/>
+                <w:color w:val="1A1A1A"/>
+                <w:sz w:val="18"/>
+                <w:szCs w:val="18"/>
+              </w:rPr>
+              <w:t xml:space="preserve">1,008円</w:t>
+            </w:r>
+          </w:p>
+        </w:tc>
+        <w:tc>
+          <w:tcPr>
+            <w:tcW w:type="dxa" w:w="1800"/>
+            <w:tcMar>
+              <w:top w:type="dxa" w:w="60"/>
+              <w:left w:type="dxa" w:w="90"/>
+              <w:bottom w:type="dxa" w:w="60"/>
+              <w:right w:type="dxa" w:w="90"/>
+            </w:tcMar>
+            <w:vAlign w:val="center"/>
+          </w:tcPr>
+          <w:p>
+            <w:pPr>
+              <w:spacing w:after="0" w:line="260"/>
+              <w:jc w:val="right"/>
+            </w:pPr>
+            <w:r>
+              <w:rPr>
+                <w:rFonts w:ascii="MS Pゴシック" w:cs="MS Pゴシック" w:eastAsia="MS Pゴシック" w:hAnsi="MS Pゴシック"/>
+                <w:b w:val="false"/>
+                <w:bCs w:val="false"/>
+                <w:color w:val="1A1A1A"/>
+                <w:sz w:val="18"/>
+                <w:szCs w:val="18"/>
+              </w:rPr>
+              <w:t xml:space="preserve">1,108.8円</w:t>
+            </w:r>
+          </w:p>
+        </w:tc>
+      </w:tr>
+      <w:tr>
+        <w:tc>
+          <w:tcPr>
+            <w:tcW w:type="dxa" w:w="2500"/>
+            <w:shd w:fill="FBEAE0" w:color="auto" w:val="clear"/>
+            <w:tcMar>
+              <w:top w:type="dxa" w:w="60"/>
+              <w:left w:type="dxa" w:w="90"/>
+              <w:bottom w:type="dxa" w:w="60"/>
+              <w:right w:type="dxa" w:w="90"/>
+            </w:tcMar>
+            <w:vAlign w:val="center"/>
+          </w:tcPr>
+          <w:p>
+            <w:pPr>
+              <w:spacing w:after="0" w:line="260"/>
+              <w:jc w:val="left"/>
+            </w:pPr>
+            <w:r>
+              <w:rPr>
+                <w:rFonts w:ascii="MS Pゴシック" w:cs="MS Pゴシック" w:eastAsia="MS Pゴシック" w:hAnsi="MS Pゴシック"/>
+                <w:b/>
+                <w:bCs/>
+                <w:color w:val="1A1A1A"/>
+                <w:sz w:val="18"/>
+                <w:szCs w:val="18"/>
+              </w:rPr>
+              <w:t xml:space="preserve">6〜10㎥（1㎥につき）</w:t>
+            </w:r>
+          </w:p>
+        </w:tc>
+        <w:tc>
+          <w:tcPr>
+            <w:tcW w:type="dxa" w:w="1750"/>
+            <w:shd w:fill="FBEAE0" w:color="auto" w:val="clear"/>
+            <w:tcMar>
+              <w:top w:type="dxa" w:w="60"/>
+              <w:left w:type="dxa" w:w="90"/>
+              <w:bottom w:type="dxa" w:w="60"/>
+              <w:right w:type="dxa" w:w="90"/>
+            </w:tcMar>
+            <w:vAlign w:val="center"/>
+          </w:tcPr>
+          <w:p>
+            <w:pPr>
+              <w:spacing w:after="0" w:line="260"/>
+              <w:jc w:val="right"/>
+            </w:pPr>
+            <w:r>
+              <w:rPr>
+                <w:rFonts w:ascii="MS Pゴシック" w:cs="MS Pゴシック" w:eastAsia="MS Pゴシック" w:hAnsi="MS Pゴシック"/>
+                <w:b/>
+                <w:bCs/>
+                <w:color w:val="1A1A1A"/>
+                <w:sz w:val="18"/>
+                <w:szCs w:val="18"/>
+              </w:rPr>
+              <w:t xml:space="preserve">37円</w:t>
+            </w:r>
+          </w:p>
+        </w:tc>
+        <w:tc>
+          <w:tcPr>
+            <w:tcW w:type="dxa" w:w="1750"/>
+            <w:shd w:fill="FBEAE0" w:color="auto" w:val="clear"/>
+            <w:tcMar>
+              <w:top w:type="dxa" w:w="60"/>
+              <w:left w:type="dxa" w:w="90"/>
+              <w:bottom w:type="dxa" w:w="60"/>
+              <w:right w:type="dxa" w:w="90"/>
+            </w:tcMar>
+            <w:vAlign w:val="center"/>
+          </w:tcPr>
+          <w:p>
+            <w:pPr>
+              <w:spacing w:after="0" w:line="260"/>
+              <w:jc w:val="right"/>
+            </w:pPr>
+            <w:r>
+              <w:rPr>
+                <w:rFonts w:ascii="MS Pゴシック" w:cs="MS Pゴシック" w:eastAsia="MS Pゴシック" w:hAnsi="MS Pゴシック"/>
+                <w:b/>
+                <w:bCs/>
+                <w:color w:val="1A1A1A"/>
+                <w:sz w:val="18"/>
+                <w:szCs w:val="18"/>
+              </w:rPr>
+              <w:t xml:space="preserve">73円</w:t>
+            </w:r>
+          </w:p>
+        </w:tc>
+        <w:tc>
+          <w:tcPr>
+            <w:tcW w:type="dxa" w:w="1800"/>
+            <w:shd w:fill="FBEAE0" w:color="auto" w:val="clear"/>
+            <w:tcMar>
+              <w:top w:type="dxa" w:w="60"/>
+              <w:left w:type="dxa" w:w="90"/>
+              <w:bottom w:type="dxa" w:w="60"/>
+              <w:right w:type="dxa" w:w="90"/>
+            </w:tcMar>
+            <w:vAlign w:val="center"/>
+          </w:tcPr>
+          <w:p>
+            <w:pPr>
+              <w:spacing w:after="0" w:line="260"/>
+              <w:jc w:val="right"/>
+            </w:pPr>
+            <w:r>
+              <w:rPr>
+                <w:rFonts w:ascii="MS Pゴシック" w:cs="MS Pゴシック" w:eastAsia="MS Pゴシック" w:hAnsi="MS Pゴシック"/>
+                <w:b/>
+                <w:bCs/>
+                <w:color w:val="1A1A1A"/>
+                <w:sz w:val="18"/>
+                <w:szCs w:val="18"/>
+              </w:rPr>
+              <w:t xml:space="preserve">109円</w:t>
+            </w:r>
+          </w:p>
+        </w:tc>
+        <w:tc>
+          <w:tcPr>
+            <w:tcW w:type="dxa" w:w="1800"/>
+            <w:shd w:fill="FBEAE0" w:color="auto" w:val="clear"/>
+            <w:tcMar>
+              <w:top w:type="dxa" w:w="60"/>
+              <w:left w:type="dxa" w:w="90"/>
+              <w:bottom w:type="dxa" w:w="60"/>
+              <w:right w:type="dxa" w:w="90"/>
+            </w:tcMar>
+            <w:vAlign w:val="center"/>
+          </w:tcPr>
+          <w:p>
+            <w:pPr>
+              <w:spacing w:after="0" w:line="260"/>
+              <w:jc w:val="right"/>
+            </w:pPr>
+            <w:r>
+              <w:rPr>
+                <w:rFonts w:ascii="MS Pゴシック" w:cs="MS Pゴシック" w:eastAsia="MS Pゴシック" w:hAnsi="MS Pゴシック"/>
+                <w:b/>
+                <w:bCs/>
+                <w:color w:val="1A1A1A"/>
+                <w:sz w:val="18"/>
+                <w:szCs w:val="18"/>
+              </w:rPr>
+              <w:t xml:space="preserve">80.3円</w:t>
+            </w:r>
+          </w:p>
+        </w:tc>
+      </w:tr>
+      <w:tr>
+        <w:tc>
+          <w:tcPr>
+            <w:tcW w:type="dxa" w:w="2500"/>
+            <w:tcMar>
+              <w:top w:type="dxa" w:w="60"/>
+              <w:left w:type="dxa" w:w="90"/>
+              <w:bottom w:type="dxa" w:w="60"/>
+              <w:right w:type="dxa" w:w="90"/>
+            </w:tcMar>
+            <w:vAlign w:val="center"/>
+          </w:tcPr>
+          <w:p>
+            <w:pPr>
+              <w:spacing w:after="0" w:line="260"/>
+              <w:jc w:val="left"/>
+            </w:pPr>
+            <w:r>
+              <w:rPr>
+                <w:rFonts w:ascii="MS Pゴシック" w:cs="MS Pゴシック" w:eastAsia="MS Pゴシック" w:hAnsi="MS Pゴシック"/>
+                <w:b w:val="false"/>
+                <w:bCs w:val="false"/>
+                <w:color w:val="1A1A1A"/>
+                <w:sz w:val="18"/>
+                <w:szCs w:val="18"/>
+              </w:rPr>
+              <w:t xml:space="preserve">11〜50㎥（1㎥につき）</w:t>
+            </w:r>
+          </w:p>
+        </w:tc>
+        <w:tc>
+          <w:tcPr>
+            <w:tcW w:type="dxa" w:w="1750"/>
+            <w:tcMar>
+              <w:top w:type="dxa" w:w="60"/>
+              <w:left w:type="dxa" w:w="90"/>
+              <w:bottom w:type="dxa" w:w="60"/>
+              <w:right w:type="dxa" w:w="90"/>
+            </w:tcMar>
+            <w:vAlign w:val="center"/>
+          </w:tcPr>
+          <w:p>
+            <w:pPr>
+              <w:spacing w:after="0" w:line="260"/>
+              <w:jc w:val="right"/>
+            </w:pPr>
+            <w:r>
+              <w:rPr>
+                <w:rFonts w:ascii="MS Pゴシック" w:cs="MS Pゴシック" w:eastAsia="MS Pゴシック" w:hAnsi="MS Pゴシック"/>
+                <w:b w:val="false"/>
+                <w:bCs w:val="false"/>
+                <w:color w:val="1A1A1A"/>
+                <w:sz w:val="18"/>
+                <w:szCs w:val="18"/>
+              </w:rPr>
+              <w:t xml:space="preserve">174円</w:t>
+            </w:r>
+          </w:p>
+        </w:tc>
+        <w:tc>
+          <w:tcPr>
+            <w:tcW w:type="dxa" w:w="1750"/>
+            <w:tcMar>
+              <w:top w:type="dxa" w:w="60"/>
+              <w:left w:type="dxa" w:w="90"/>
+              <w:bottom w:type="dxa" w:w="60"/>
+              <w:right w:type="dxa" w:w="90"/>
+            </w:tcMar>
+            <w:vAlign w:val="center"/>
+          </w:tcPr>
+          <w:p>
+            <w:pPr>
+              <w:spacing w:after="0" w:line="260"/>
+              <w:jc w:val="right"/>
+            </w:pPr>
+            <w:r>
+              <w:rPr>
+                <w:rFonts w:ascii="MS Pゴシック" w:cs="MS Pゴシック" w:eastAsia="MS Pゴシック" w:hAnsi="MS Pゴシック"/>
+                <w:b w:val="false"/>
+                <w:bCs w:val="false"/>
+                <w:color w:val="1A1A1A"/>
+                <w:sz w:val="18"/>
+                <w:szCs w:val="18"/>
+              </w:rPr>
+              <w:t xml:space="preserve">190円</w:t>
+            </w:r>
+          </w:p>
+        </w:tc>
+        <w:tc>
+          <w:tcPr>
+            <w:tcW w:type="dxa" w:w="1800"/>
+            <w:tcMar>
+              <w:top w:type="dxa" w:w="60"/>
+              <w:left w:type="dxa" w:w="90"/>
+              <w:bottom w:type="dxa" w:w="60"/>
+              <w:right w:type="dxa" w:w="90"/>
+            </w:tcMar>
+            <w:vAlign w:val="center"/>
+          </w:tcPr>
+          <w:p>
+            <w:pPr>
+              <w:spacing w:after="0" w:line="260"/>
+              <w:jc w:val="right"/>
+            </w:pPr>
+            <w:r>
+              <w:rPr>
+                <w:rFonts w:ascii="MS Pゴシック" w:cs="MS Pゴシック" w:eastAsia="MS Pゴシック" w:hAnsi="MS Pゴシック"/>
+                <w:b w:val="false"/>
+                <w:bCs w:val="false"/>
+                <w:color w:val="1A1A1A"/>
+                <w:sz w:val="18"/>
+                <w:szCs w:val="18"/>
+              </w:rPr>
+              <w:t xml:space="preserve">207円</w:t>
+            </w:r>
+          </w:p>
+        </w:tc>
+        <w:tc>
+          <w:tcPr>
+            <w:tcW w:type="dxa" w:w="1800"/>
+            <w:tcMar>
+              <w:top w:type="dxa" w:w="60"/>
+              <w:left w:type="dxa" w:w="90"/>
+              <w:bottom w:type="dxa" w:w="60"/>
+              <w:right w:type="dxa" w:w="90"/>
+            </w:tcMar>
+            <w:vAlign w:val="center"/>
+          </w:tcPr>
+          <w:p>
+            <w:pPr>
+              <w:spacing w:after="0" w:line="260"/>
+              <w:jc w:val="right"/>
+            </w:pPr>
+            <w:r>
+              <w:rPr>
+                <w:rFonts w:ascii="MS Pゴシック" w:cs="MS Pゴシック" w:eastAsia="MS Pゴシック" w:hAnsi="MS Pゴシック"/>
+                <w:b w:val="false"/>
+                <w:bCs w:val="false"/>
+                <w:color w:val="1A1A1A"/>
+                <w:sz w:val="18"/>
+                <w:szCs w:val="18"/>
+              </w:rPr>
+              <w:t xml:space="preserve">209.0円</w:t>
+            </w:r>
+          </w:p>
+        </w:tc>
+      </w:tr>
+      <w:tr>
+        <w:tc>
+          <w:tcPr>
+            <w:tcW w:type="dxa" w:w="2500"/>
+            <w:shd w:fill="F4F7F7" w:color="auto" w:val="clear"/>
+            <w:tcMar>
+              <w:top w:type="dxa" w:w="60"/>
+              <w:left w:type="dxa" w:w="90"/>
+              <w:bottom w:type="dxa" w:w="60"/>
+              <w:right w:type="dxa" w:w="90"/>
+            </w:tcMar>
+            <w:vAlign w:val="center"/>
+          </w:tcPr>
+          <w:p>
+            <w:pPr>
+              <w:spacing w:after="0" w:line="260"/>
+              <w:jc w:val="left"/>
+            </w:pPr>
+            <w:r>
+              <w:rPr>
+                <w:rFonts w:ascii="MS Pゴシック" w:cs="MS Pゴシック" w:eastAsia="MS Pゴシック" w:hAnsi="MS Pゴシック"/>
+                <w:b w:val="false"/>
+                <w:bCs w:val="false"/>
+                <w:color w:val="1A1A1A"/>
+                <w:sz w:val="18"/>
+                <w:szCs w:val="18"/>
+              </w:rPr>
+              <w:t xml:space="preserve">51㎥〜（1㎥につき）</w:t>
+            </w:r>
+          </w:p>
+        </w:tc>
+        <w:tc>
+          <w:tcPr>
+            <w:tcW w:type="dxa" w:w="1750"/>
+            <w:shd w:fill="F4F7F7" w:color="auto" w:val="clear"/>
+            <w:tcMar>
+              <w:top w:type="dxa" w:w="60"/>
+              <w:left w:type="dxa" w:w="90"/>
+              <w:bottom w:type="dxa" w:w="60"/>
+              <w:right w:type="dxa" w:w="90"/>
+            </w:tcMar>
+            <w:vAlign w:val="center"/>
+          </w:tcPr>
+          <w:p>
+            <w:pPr>
+              <w:spacing w:after="0" w:line="260"/>
+              <w:jc w:val="right"/>
+            </w:pPr>
+            <w:r>
+              <w:rPr>
+                <w:rFonts w:ascii="MS Pゴシック" w:cs="MS Pゴシック" w:eastAsia="MS Pゴシック" w:hAnsi="MS Pゴシック"/>
+                <w:b w:val="false"/>
+                <w:bCs w:val="false"/>
+                <w:color w:val="1A1A1A"/>
+                <w:sz w:val="18"/>
+                <w:szCs w:val="18"/>
+              </w:rPr>
+              <w:t xml:space="preserve">200円</w:t>
+            </w:r>
+          </w:p>
+        </w:tc>
+        <w:tc>
+          <w:tcPr>
+            <w:tcW w:type="dxa" w:w="1750"/>
+            <w:shd w:fill="F4F7F7" w:color="auto" w:val="clear"/>
+            <w:tcMar>
+              <w:top w:type="dxa" w:w="60"/>
+              <w:left w:type="dxa" w:w="90"/>
+              <w:bottom w:type="dxa" w:w="60"/>
+              <w:right w:type="dxa" w:w="90"/>
+            </w:tcMar>
+            <w:vAlign w:val="center"/>
+          </w:tcPr>
+          <w:p>
+            <w:pPr>
+              <w:spacing w:after="0" w:line="260"/>
+              <w:jc w:val="right"/>
+            </w:pPr>
+            <w:r>
+              <w:rPr>
+                <w:rFonts w:ascii="MS Pゴシック" w:cs="MS Pゴシック" w:eastAsia="MS Pゴシック" w:hAnsi="MS Pゴシック"/>
+                <w:b w:val="false"/>
+                <w:bCs w:val="false"/>
+                <w:color w:val="1A1A1A"/>
+                <w:sz w:val="18"/>
+                <w:szCs w:val="18"/>
+              </w:rPr>
+              <w:t xml:space="preserve">220円</w:t>
+            </w:r>
+          </w:p>
+        </w:tc>
+        <w:tc>
+          <w:tcPr>
+            <w:tcW w:type="dxa" w:w="1800"/>
+            <w:shd w:fill="F4F7F7" w:color="auto" w:val="clear"/>
+            <w:tcMar>
+              <w:top w:type="dxa" w:w="60"/>
+              <w:left w:type="dxa" w:w="90"/>
+              <w:bottom w:type="dxa" w:w="60"/>
+              <w:right w:type="dxa" w:w="90"/>
+            </w:tcMar>
+            <w:vAlign w:val="center"/>
+          </w:tcPr>
+          <w:p>
+            <w:pPr>
+              <w:spacing w:after="0" w:line="260"/>
+              <w:jc w:val="right"/>
+            </w:pPr>
+            <w:r>
+              <w:rPr>
+                <w:rFonts w:ascii="MS Pゴシック" w:cs="MS Pゴシック" w:eastAsia="MS Pゴシック" w:hAnsi="MS Pゴシック"/>
+                <w:b w:val="false"/>
+                <w:bCs w:val="false"/>
+                <w:color w:val="1A1A1A"/>
+                <w:sz w:val="18"/>
+                <w:szCs w:val="18"/>
+              </w:rPr>
+              <w:t xml:space="preserve">240円</w:t>
+            </w:r>
+          </w:p>
+        </w:tc>
+        <w:tc>
+          <w:tcPr>
+            <w:tcW w:type="dxa" w:w="1800"/>
+            <w:shd w:fill="F4F7F7" w:color="auto" w:val="clear"/>
+            <w:tcMar>
+              <w:top w:type="dxa" w:w="60"/>
+              <w:left w:type="dxa" w:w="90"/>
+              <w:bottom w:type="dxa" w:w="60"/>
+              <w:right w:type="dxa" w:w="90"/>
+            </w:tcMar>
+            <w:vAlign w:val="center"/>
+          </w:tcPr>
+          <w:p>
+            <w:pPr>
+              <w:spacing w:after="0" w:line="260"/>
+              <w:jc w:val="right"/>
+            </w:pPr>
+            <w:r>
+              <w:rPr>
+                <w:rFonts w:ascii="MS Pゴシック" w:cs="MS Pゴシック" w:eastAsia="MS Pゴシック" w:hAnsi="MS Pゴシック"/>
+                <w:b w:val="false"/>
+                <w:bCs w:val="false"/>
+                <w:color w:val="1A1A1A"/>
+                <w:sz w:val="18"/>
+                <w:szCs w:val="18"/>
+              </w:rPr>
+              <w:t xml:space="preserve">242.0円</w:t>
+            </w:r>
+          </w:p>
+        </w:tc>
+      </w:tr>
+    </w:tbl>
+    <w:p>
+      <w:pPr>
+        <w:spacing w:after="200" w:before="40"/>
       </w:pPr>
       <w:r>
         <w:rPr>
@@ -11782,7 +13845,131 @@
           <w:sz w:val="17"/>
           <w:szCs w:val="17"/>
         </w:rPr>
-        <w:t xml:space="preserve">表10　段階別の2か月請求額（一般汚水・税込）。</w:t>
+        <w:t xml:space="preserve">税込は税抜額に消費税及び地方消費税を加算し、1円未満を切り捨てて算定する。</w:t>
+      </w:r>
+    </w:p>
+    <w:p>
+      <w:pPr>
+        <w:spacing w:after="40" w:before="120" w:line="300"/>
+      </w:pPr>
+      <w:r>
+        <w:rPr>
+          <w:rFonts w:ascii="MS Pゴシック" w:cs="MS Pゴシック" w:eastAsia="MS Pゴシック" w:hAnsi="MS Pゴシック"/>
+          <w:b/>
+          <w:bCs/>
+          <w:color w:val="1A1A1A"/>
+          <w:sz w:val="20"/>
+          <w:szCs w:val="20"/>
+        </w:rPr>
+        <w:t xml:space="preserve">■ 税抜単価は整数に丸めている</w:t>
+      </w:r>
+    </w:p>
+    <w:p>
+      <w:pPr>
+        <w:spacing w:after="120" w:before="0" w:line="300"/>
+        <w:ind w:left="240"/>
+      </w:pPr>
+      <w:r>
+        <w:rPr>
+          <w:rFonts w:ascii="MS Pゴシック" w:cs="MS Pゴシック" w:eastAsia="MS Pゴシック" w:hAnsi="MS Pゴシック"/>
+          <w:color w:val="1A1A1A"/>
+          <w:sz w:val="21"/>
+          <w:szCs w:val="21"/>
+        </w:rPr>
+        <w:t xml:space="preserve">中心案の税込80.3円は税抜72.727…円ではなく、税抜73円を定めた結果である。政策検討用の税込値から逆算するのではなく、条例に載せる税抜単価を先に決め、そこから税込を導いている。</w:t>
+      </w:r>
+    </w:p>
+    <w:p>
+      <w:pPr>
+        <w:spacing w:after="40" w:before="120" w:line="300"/>
+      </w:pPr>
+      <w:r>
+        <w:rPr>
+          <w:rFonts w:ascii="MS Pゴシック" w:cs="MS Pゴシック" w:eastAsia="MS Pゴシック" w:hAnsi="MS Pゴシック"/>
+          <w:b/>
+          <w:bCs/>
+          <w:color w:val="1A1A1A"/>
+          <w:sz w:val="20"/>
+          <w:szCs w:val="20"/>
+        </w:rPr>
+        <w:t xml:space="preserve">■ 改正対象は2条例</w:t>
+      </w:r>
+    </w:p>
+    <w:p>
+      <w:pPr>
+        <w:spacing w:after="120" w:before="0" w:line="300"/>
+        <w:ind w:left="240"/>
+      </w:pPr>
+      <w:r>
+        <w:rPr>
+          <w:rFonts w:ascii="MS Pゴシック" w:cs="MS Pゴシック" w:eastAsia="MS Pゴシック" w:hAnsi="MS Pゴシック"/>
+          <w:color w:val="1A1A1A"/>
+          <w:sz w:val="21"/>
+          <w:szCs w:val="21"/>
+        </w:rPr>
+        <w:t xml:space="preserve">公共下水道条例と漁業集落排水処理施設条例の別表はいずれも同額であり、両方を改正する必要がある。</w:t>
+      </w:r>
+    </w:p>
+    <w:p>
+      <w:pPr>
+        <w:spacing w:after="40" w:before="120" w:line="300"/>
+      </w:pPr>
+      <w:r>
+        <w:rPr>
+          <w:rFonts w:ascii="MS Pゴシック" w:cs="MS Pゴシック" w:eastAsia="MS Pゴシック" w:hAnsi="MS Pゴシック"/>
+          <w:b/>
+          <w:bCs/>
+          <w:color w:val="1A1A1A"/>
+          <w:sz w:val="20"/>
+          <w:szCs w:val="20"/>
+        </w:rPr>
+        <w:t xml:space="preserve">■ 公衆浴場汚水の扱いが未定</w:t>
+      </w:r>
+    </w:p>
+    <w:p>
+      <w:pPr>
+        <w:spacing w:after="120" w:before="0" w:line="300"/>
+        <w:ind w:left="240"/>
+      </w:pPr>
+      <w:r>
+        <w:rPr>
+          <w:rFonts w:ascii="MS Pゴシック" w:cs="MS Pゴシック" w:eastAsia="MS Pゴシック" w:hAnsi="MS Pゴシック"/>
+          <w:color w:val="1A1A1A"/>
+          <w:sz w:val="21"/>
+          <w:szCs w:val="21"/>
+        </w:rPr>
+        <w:t xml:space="preserve">現行の公衆浴場汚水は税抜で基本使用料1,008円＋6㎥〜57円である。令和7年度の調定データからは適用者を確認できないため今回の試算対象外としているが、据え置くのか一般汚水と同率で改定するのかを決める必要がある。</w:t>
+      </w:r>
+    </w:p>
+    <w:p>
+      <w:pPr>
+        <w:spacing w:after="40" w:before="120" w:line="300"/>
+      </w:pPr>
+      <w:r>
+        <w:rPr>
+          <w:rFonts w:ascii="MS Pゴシック" w:cs="MS Pゴシック" w:eastAsia="MS Pゴシック" w:hAnsi="MS Pゴシック"/>
+          <w:b/>
+          <w:bCs/>
+          <w:color w:val="1A1A1A"/>
+          <w:sz w:val="20"/>
+          <w:szCs w:val="20"/>
+        </w:rPr>
+        <w:t xml:space="preserve">■ 端数処理</w:t>
+      </w:r>
+    </w:p>
+    <w:p>
+      <w:pPr>
+        <w:spacing w:after="120" w:before="0" w:line="300"/>
+        <w:ind w:left="240"/>
+      </w:pPr>
+      <w:r>
+        <w:rPr>
+          <w:rFonts w:ascii="MS Pゴシック" w:cs="MS Pゴシック" w:eastAsia="MS Pゴシック" w:hAnsi="MS Pゴシック"/>
+          <w:color w:val="1A1A1A"/>
+          <w:sz w:val="21"/>
+          <w:szCs w:val="21"/>
+        </w:rPr>
+        <w:t xml:space="preserve">2か月分の請求額は「税抜額×1.1」の1円未満を切り捨てて算定している。改正にあたっては端数処理の方法を条文上明確にする。</w:t>
       </w:r>
     </w:p>
     <w:p>
@@ -11803,7 +13990,38 @@
           <w:sz w:val="26"/>
           <w:szCs w:val="26"/>
         </w:rPr>
-        <w:t xml:space="preserve">8　留意事項</w:t>
+        <w:t xml:space="preserve">9　留意事項</w:t>
+      </w:r>
+    </w:p>
+    <w:p>
+      <w:pPr>
+        <w:spacing w:after="40" w:before="120" w:line="300"/>
+      </w:pPr>
+      <w:r>
+        <w:rPr>
+          <w:rFonts w:ascii="MS Pゴシック" w:cs="MS Pゴシック" w:eastAsia="MS Pゴシック" w:hAnsi="MS Pゴシック"/>
+          <w:b/>
+          <w:bCs/>
+          <w:color w:val="1A1A1A"/>
+          <w:sz w:val="20"/>
+          <w:szCs w:val="20"/>
+        </w:rPr>
+        <w:t xml:space="preserve">■ 料金表は暫定である</w:t>
+      </w:r>
+    </w:p>
+    <w:p>
+      <w:pPr>
+        <w:spacing w:after="120" w:before="0" w:line="300"/>
+        <w:ind w:left="240"/>
+      </w:pPr>
+      <w:r>
+        <w:rPr>
+          <w:rFonts w:ascii="MS Pゴシック" w:cs="MS Pゴシック" w:eastAsia="MS Pゴシック" w:hAnsi="MS Pゴシック"/>
+          <w:color w:val="1A1A1A"/>
+          <w:sz w:val="21"/>
+          <w:szCs w:val="21"/>
+        </w:rPr>
+        <w:t xml:space="preserve">中心案の11〜50㎥（税抜190円）は、平均増収率が約10%になるよう令和7年度の利用分布から逆算したものである。毎月検針の大口利用者のデータが一部欠けているため、51㎥〜から得られる増収が過小に評価され、その不足分を11〜50㎥で余分に回収する設計になっている可能性がある。したがって、データ不足は増収額だけでなく料金単価そのものにも影響する。6〜10㎥の単価差を縮小するという政策方向は本資料で議論できるが、73円・190円・220円を最終料金表として確定するのは年間調定データの補完後とすべきである。</w:t>
       </w:r>
     </w:p>
     <w:p>
@@ -11834,7 +14052,38 @@
           <w:sz w:val="21"/>
           <w:szCs w:val="21"/>
         </w:rPr>
-        <w:t xml:space="preserve">本資料の増収試算は、令和7年度の奇数月6回調定（9,070件・42,987,132円）に基づく。通常の隔月検針者については概ね12か月相当だが、偶数月調定および毎月検針者の一部を含まない。毎月検針の大口は年12回のうち6回しか捕捉できていないため、増収額はやや過小に出ている可能性がある。</w:t>
+        <w:t xml:space="preserve">本資料の増収試算は、令和7年度の奇数月6回調定（9,070件・42,987,132円）に基づく。通常の隔月検針者については概ね12か月相当だが、偶数月調定および毎月検針者の一部を含まない。</w:t>
+      </w:r>
+    </w:p>
+    <w:p>
+      <w:pPr>
+        <w:spacing w:after="40" w:before="120" w:line="300"/>
+      </w:pPr>
+      <w:r>
+        <w:rPr>
+          <w:rFonts w:ascii="MS Pゴシック" w:cs="MS Pゴシック" w:eastAsia="MS Pゴシック" w:hAnsi="MS Pゴシック"/>
+          <w:b/>
+          <w:bCs/>
+          <w:color w:val="1A1A1A"/>
+          <w:sz w:val="20"/>
+          <w:szCs w:val="20"/>
+        </w:rPr>
+        <w:t xml:space="preserve">■ 増収額は平年度ベース</w:t>
+      </w:r>
+    </w:p>
+    <w:p>
+      <w:pPr>
+        <w:spacing w:after="120" w:before="0" w:line="300"/>
+        <w:ind w:left="240"/>
+      </w:pPr>
+      <w:r>
+        <w:rPr>
+          <w:rFonts w:ascii="MS Pゴシック" w:cs="MS Pゴシック" w:eastAsia="MS Pゴシック" w:hAnsi="MS Pゴシック"/>
+          <w:color w:val="1A1A1A"/>
+          <w:sz w:val="21"/>
+          <w:szCs w:val="21"/>
+        </w:rPr>
+        <w:t xml:space="preserve">施行日・検針周期・施行日をまたぐ2か月請求の扱いが未定のため、初年度影響額は算定していない。施行日確定後に初年度影響額と平年度影響額を分けて示す必要がある。</w:t>
       </w:r>
     </w:p>
     <w:p>
@@ -11865,7 +14114,7 @@
           <w:sz w:val="21"/>
           <w:szCs w:val="21"/>
         </w:rPr>
-        <w:t xml:space="preserve">調定明細に使用水量の記載がないため、請求金額から算定式を逆引きして推計している。基本料金帯（2,217円）は1〜10㎥のいずれでも同額のため水量を特定できず、この分は推計の対象外としている。ただし改定後の金額には影響しない。</w:t>
+        <w:t xml:space="preserve">調定明細に使用水量の記載がないため、請求金額から算定式を逆引きして推計している。基本料金帯（2,217円）は1〜10㎥のいずれでも同額のため水量を特定できず、推計の対象外としている。ただし改定後の金額には影響しない。</w:t>
       </w:r>
     </w:p>
     <w:p>
@@ -11896,7 +14145,7 @@
           <w:sz w:val="21"/>
           <w:szCs w:val="21"/>
         </w:rPr>
-        <w:t xml:space="preserve">決算統計32表の汚水処理費（維持管理費の汚水分のみ）に対する使用料収入の比率である。経営戦略が用いている経費回収率（公共35.0%・漁集25.8%、令和4年度）は資本費を含む分母であり、本資料の数値とは連続しない。</w:t>
+        <w:t xml:space="preserve">本資料の参考値は決算統計32表の汚水処理費（維持管理費の汚水分のみ）に対する使用料収入の比率である。経営戦略が用いる経費回収率は算定範囲が異なり、直接比較はできない。</w:t>
       </w:r>
     </w:p>
     <w:p>
@@ -11912,7 +14161,7 @@
           <w:sz w:val="20"/>
           <w:szCs w:val="20"/>
         </w:rPr>
-        <w:t xml:space="preserve">■ 汚水処理費の前提</w:t>
+        <w:t xml:space="preserve">■ 令和8年度予算との突合</w:t>
       </w:r>
     </w:p>
     <w:p>
@@ -11927,38 +14176,7 @@
           <w:sz w:val="21"/>
           <w:szCs w:val="21"/>
         </w:rPr>
-        <w:t xml:space="preserve">経費回収率の試算は汚水処理費を令和6年度水準で据え置いている。維持管理費の変動は織り込んでいない。</w:t>
-      </w:r>
-    </w:p>
-    <w:p>
-      <w:pPr>
-        <w:spacing w:after="40" w:before="120" w:line="300"/>
-      </w:pPr>
-      <w:r>
-        <w:rPr>
-          <w:rFonts w:ascii="MS Pゴシック" w:cs="MS Pゴシック" w:eastAsia="MS Pゴシック" w:hAnsi="MS Pゴシック"/>
-          <w:b/>
-          <w:bCs/>
-          <w:color w:val="1A1A1A"/>
-          <w:sz w:val="20"/>
-          <w:szCs w:val="20"/>
-        </w:rPr>
-        <w:t xml:space="preserve">■ 端数処理</w:t>
-      </w:r>
-    </w:p>
-    <w:p>
-      <w:pPr>
-        <w:spacing w:after="120" w:before="0" w:line="300"/>
-        <w:ind w:left="240"/>
-      </w:pPr>
-      <w:r>
-        <w:rPr>
-          <w:rFonts w:ascii="MS Pゴシック" w:cs="MS Pゴシック" w:eastAsia="MS Pゴシック" w:hAnsi="MS Pゴシック"/>
-          <w:color w:val="1A1A1A"/>
-          <w:sz w:val="21"/>
-          <w:szCs w:val="21"/>
-        </w:rPr>
-        <w:t xml:space="preserve">2か月分の請求額は「税抜額×1.1」の1円未満を切り捨てて算定している。条例改正にあたっては端数処理の方法を明記する必要がある。</w:t>
+        <w:t xml:space="preserve">外部レビューにおいて、令和8年度予算の下水道使用料が41,906千円であるのに対し、経営戦略の採用シミュレーションの令和8年度使用料収入は公共44,463千円・漁集7,810千円（計52,273千円）であるとの指摘があった。この差の理由は本資料の分析範囲では確認できていない。打合せ前に予算と経営戦略の収入前提を突合しておく必要がある。</w:t>
       </w:r>
     </w:p>
     <w:p>
@@ -12071,7 +14289,7 @@
           <w:sz w:val="19"/>
           <w:szCs w:val="19"/>
         </w:rPr>
-        <w:t xml:space="preserve">改定の織り込み、経営目標、近隣比較（表2.9）</w:t>
+        <w:t xml:space="preserve">使用料収入の見込み、経営目標、近隣比較（表2.9）</w:t>
       </w:r>
     </w:p>
     <w:p>
@@ -12085,7 +14303,7 @@
           <w:sz w:val="19"/>
           <w:szCs w:val="19"/>
         </w:rPr>
-        <w:t xml:space="preserve">・階上町ホームページ　</w:t>
+        <w:t xml:space="preserve">・階上町公共下水道条例・漁業集落排水処理施設条例　</w:t>
       </w:r>
       <w:r>
         <w:rPr>
@@ -12094,7 +14312,7 @@
           <w:sz w:val="19"/>
           <w:szCs w:val="19"/>
         </w:rPr>
-        <w:t xml:space="preserve">現行の使用料体系</w:t>
+        <w:t xml:space="preserve">別表の税抜単価、消費税の加算と端数処理</w:t>
       </w:r>
     </w:p>
     <w:p>

--- a/docs/kamikami-sewer-tariff/03_説明資料/下水道使用料改定説明資料.docx
+++ b/docs/kamikami-sewer-tariff/03_説明資料/下水道使用料改定説明資料.docx
@@ -13990,7 +13990,1687 @@
           <w:sz w:val="26"/>
           <w:szCs w:val="26"/>
         </w:rPr>
-        <w:t xml:space="preserve">9　留意事項</w:t>
+        <w:t xml:space="preserve">9　令和8年度予算と経営戦略の関係</w:t>
+      </w:r>
+    </w:p>
+    <w:p>
+      <w:pPr>
+        <w:spacing w:after="120" w:before="0" w:line="300"/>
+      </w:pPr>
+      <w:r>
+        <w:rPr>
+          <w:rFonts w:ascii="MS Pゴシック" w:cs="MS Pゴシック" w:eastAsia="MS Pゴシック" w:hAnsi="MS Pゴシック"/>
+          <w:color w:val="1A1A1A"/>
+          <w:sz w:val="21"/>
+          <w:szCs w:val="21"/>
+        </w:rPr>
+        <w:t xml:space="preserve">令和8年度予算の下水道使用料は41,906千円である。一方、経営戦略の採用シミュレーションが見込む令和8年度使用料収入は52,273千円（公共44,463千円＋漁集7,810千円）であり、10,367千円の差がある。この差の内訳を整理した。</w:t>
+      </w:r>
+    </w:p>
+    <w:p>
+      <w:pPr>
+        <w:keepNext/>
+        <w:spacing w:after="70" w:before="200"/>
+      </w:pPr>
+      <w:r>
+        <w:rPr>
+          <w:rFonts w:ascii="MS Pゴシック" w:cs="MS Pゴシック" w:eastAsia="MS Pゴシック" w:hAnsi="MS Pゴシック"/>
+          <w:b/>
+          <w:bCs/>
+          <w:color w:val="1A1A1A"/>
+          <w:sz w:val="19"/>
+          <w:szCs w:val="19"/>
+        </w:rPr>
+        <w:t xml:space="preserve">表12　令和8年度予算と経営戦略の差異（単位：千円）</w:t>
+      </w:r>
+    </w:p>
+    <w:tbl>
+      <w:tblPr>
+        <w:tblW w:type="dxa" w:w="9600"/>
+        <w:tblBorders>
+          <w:top w:val="single" w:color="A9BEBE" w:sz="6"/>
+          <w:left w:val="single" w:color="A9BEBE" w:sz="6"/>
+          <w:bottom w:val="single" w:color="A9BEBE" w:sz="6"/>
+          <w:right w:val="single" w:color="A9BEBE" w:sz="6"/>
+          <w:insideH w:val="single" w:color="D3DEDE" w:sz="4"/>
+          <w:insideV w:val="single" w:color="D3DEDE" w:sz="4"/>
+        </w:tblBorders>
+      </w:tblPr>
+      <w:tblGrid>
+        <w:gridCol w:w="3900"/>
+        <w:gridCol w:w="1700"/>
+        <w:gridCol w:w="1700"/>
+        <w:gridCol w:w="2300"/>
+      </w:tblGrid>
+      <w:tr>
+        <w:trPr>
+          <w:tblHeader/>
+        </w:trPr>
+        <w:tc>
+          <w:tcPr>
+            <w:tcW w:type="dxa" w:w="3900"/>
+            <w:shd w:fill="DCEBED" w:color="auto" w:val="clear"/>
+            <w:tcMar>
+              <w:top w:type="dxa" w:w="60"/>
+              <w:left w:type="dxa" w:w="90"/>
+              <w:bottom w:type="dxa" w:w="60"/>
+              <w:right w:type="dxa" w:w="90"/>
+            </w:tcMar>
+            <w:vAlign w:val="center"/>
+          </w:tcPr>
+          <w:p>
+            <w:pPr>
+              <w:spacing w:after="0" w:line="260"/>
+              <w:jc w:val="left"/>
+            </w:pPr>
+            <w:r>
+              <w:rPr>
+                <w:rFonts w:ascii="MS Pゴシック" w:cs="MS Pゴシック" w:eastAsia="MS Pゴシック" w:hAnsi="MS Pゴシック"/>
+                <w:b/>
+                <w:bCs/>
+                <w:color w:val="1A1A1A"/>
+                <w:sz w:val="18"/>
+                <w:szCs w:val="18"/>
+              </w:rPr>
+              <w:t xml:space="preserve">段階</w:t>
+            </w:r>
+          </w:p>
+        </w:tc>
+        <w:tc>
+          <w:tcPr>
+            <w:tcW w:type="dxa" w:w="1700"/>
+            <w:shd w:fill="DCEBED" w:color="auto" w:val="clear"/>
+            <w:tcMar>
+              <w:top w:type="dxa" w:w="60"/>
+              <w:left w:type="dxa" w:w="90"/>
+              <w:bottom w:type="dxa" w:w="60"/>
+              <w:right w:type="dxa" w:w="90"/>
+            </w:tcMar>
+            <w:vAlign w:val="center"/>
+          </w:tcPr>
+          <w:p>
+            <w:pPr>
+              <w:spacing w:after="0" w:line="260"/>
+              <w:jc w:val="center"/>
+            </w:pPr>
+            <w:r>
+              <w:rPr>
+                <w:rFonts w:ascii="MS Pゴシック" w:cs="MS Pゴシック" w:eastAsia="MS Pゴシック" w:hAnsi="MS Pゴシック"/>
+                <w:b/>
+                <w:bCs/>
+                <w:color w:val="1A1A1A"/>
+                <w:sz w:val="18"/>
+                <w:szCs w:val="18"/>
+              </w:rPr>
+              <w:t xml:space="preserve">増減</w:t>
+            </w:r>
+          </w:p>
+        </w:tc>
+        <w:tc>
+          <w:tcPr>
+            <w:tcW w:type="dxa" w:w="1700"/>
+            <w:shd w:fill="DCEBED" w:color="auto" w:val="clear"/>
+            <w:tcMar>
+              <w:top w:type="dxa" w:w="60"/>
+              <w:left w:type="dxa" w:w="90"/>
+              <w:bottom w:type="dxa" w:w="60"/>
+              <w:right w:type="dxa" w:w="90"/>
+            </w:tcMar>
+            <w:vAlign w:val="center"/>
+          </w:tcPr>
+          <w:p>
+            <w:pPr>
+              <w:spacing w:after="0" w:line="260"/>
+              <w:jc w:val="center"/>
+            </w:pPr>
+            <w:r>
+              <w:rPr>
+                <w:rFonts w:ascii="MS Pゴシック" w:cs="MS Pゴシック" w:eastAsia="MS Pゴシック" w:hAnsi="MS Pゴシック"/>
+                <w:b/>
+                <w:bCs/>
+                <w:color w:val="1A1A1A"/>
+                <w:sz w:val="18"/>
+                <w:szCs w:val="18"/>
+              </w:rPr>
+              <w:t xml:space="preserve">残高</w:t>
+            </w:r>
+          </w:p>
+        </w:tc>
+        <w:tc>
+          <w:tcPr>
+            <w:tcW w:type="dxa" w:w="2300"/>
+            <w:shd w:fill="DCEBED" w:color="auto" w:val="clear"/>
+            <w:tcMar>
+              <w:top w:type="dxa" w:w="60"/>
+              <w:left w:type="dxa" w:w="90"/>
+              <w:bottom w:type="dxa" w:w="60"/>
+              <w:right w:type="dxa" w:w="90"/>
+            </w:tcMar>
+            <w:vAlign w:val="center"/>
+          </w:tcPr>
+          <w:p>
+            <w:pPr>
+              <w:spacing w:after="0" w:line="260"/>
+              <w:jc w:val="center"/>
+            </w:pPr>
+            <w:r>
+              <w:rPr>
+                <w:rFonts w:ascii="MS Pゴシック" w:cs="MS Pゴシック" w:eastAsia="MS Pゴシック" w:hAnsi="MS Pゴシック"/>
+                <w:b/>
+                <w:bCs/>
+                <w:color w:val="1A1A1A"/>
+                <w:sz w:val="18"/>
+                <w:szCs w:val="18"/>
+              </w:rPr>
+              <w:t xml:space="preserve">性質</w:t>
+            </w:r>
+          </w:p>
+        </w:tc>
+      </w:tr>
+      <w:tr>
+        <w:tc>
+          <w:tcPr>
+            <w:tcW w:type="dxa" w:w="3900"/>
+            <w:tcMar>
+              <w:top w:type="dxa" w:w="60"/>
+              <w:left w:type="dxa" w:w="90"/>
+              <w:bottom w:type="dxa" w:w="60"/>
+              <w:right w:type="dxa" w:w="90"/>
+            </w:tcMar>
+            <w:vAlign w:val="center"/>
+          </w:tcPr>
+          <w:p>
+            <w:pPr>
+              <w:spacing w:after="0" w:line="260"/>
+              <w:jc w:val="left"/>
+            </w:pPr>
+            <w:r>
+              <w:rPr>
+                <w:rFonts w:ascii="MS Pゴシック" w:cs="MS Pゴシック" w:eastAsia="MS Pゴシック" w:hAnsi="MS Pゴシック"/>
+                <w:b w:val="false"/>
+                <w:bCs w:val="false"/>
+                <w:color w:val="1A1A1A"/>
+                <w:sz w:val="18"/>
+                <w:szCs w:val="18"/>
+              </w:rPr>
+              <w:t xml:space="preserve">経営戦略 採用シミュレーション R8</w:t>
+            </w:r>
+          </w:p>
+        </w:tc>
+        <w:tc>
+          <w:tcPr>
+            <w:tcW w:type="dxa" w:w="1700"/>
+            <w:tcMar>
+              <w:top w:type="dxa" w:w="60"/>
+              <w:left w:type="dxa" w:w="90"/>
+              <w:bottom w:type="dxa" w:w="60"/>
+              <w:right w:type="dxa" w:w="90"/>
+            </w:tcMar>
+            <w:vAlign w:val="center"/>
+          </w:tcPr>
+          <w:p>
+            <w:pPr>
+              <w:spacing w:after="0" w:line="260"/>
+              <w:jc w:val="right"/>
+            </w:pPr>
+            <w:r>
+              <w:rPr>
+                <w:rFonts w:ascii="MS Pゴシック" w:cs="MS Pゴシック" w:eastAsia="MS Pゴシック" w:hAnsi="MS Pゴシック"/>
+                <w:b w:val="false"/>
+                <w:bCs w:val="false"/>
+                <w:color w:val="1A1A1A"/>
+                <w:sz w:val="18"/>
+                <w:szCs w:val="18"/>
+              </w:rPr>
+              <w:t xml:space="preserve">—</w:t>
+            </w:r>
+          </w:p>
+        </w:tc>
+        <w:tc>
+          <w:tcPr>
+            <w:tcW w:type="dxa" w:w="1700"/>
+            <w:tcMar>
+              <w:top w:type="dxa" w:w="60"/>
+              <w:left w:type="dxa" w:w="90"/>
+              <w:bottom w:type="dxa" w:w="60"/>
+              <w:right w:type="dxa" w:w="90"/>
+            </w:tcMar>
+            <w:vAlign w:val="center"/>
+          </w:tcPr>
+          <w:p>
+            <w:pPr>
+              <w:spacing w:after="0" w:line="260"/>
+              <w:jc w:val="right"/>
+            </w:pPr>
+            <w:r>
+              <w:rPr>
+                <w:rFonts w:ascii="MS Pゴシック" w:cs="MS Pゴシック" w:eastAsia="MS Pゴシック" w:hAnsi="MS Pゴシック"/>
+                <w:b w:val="false"/>
+                <w:bCs w:val="false"/>
+                <w:color w:val="1A1A1A"/>
+                <w:sz w:val="18"/>
+                <w:szCs w:val="18"/>
+              </w:rPr>
+              <w:t xml:space="preserve">52,273</w:t>
+            </w:r>
+          </w:p>
+        </w:tc>
+        <w:tc>
+          <w:tcPr>
+            <w:tcW w:type="dxa" w:w="2300"/>
+            <w:tcMar>
+              <w:top w:type="dxa" w:w="60"/>
+              <w:left w:type="dxa" w:w="90"/>
+              <w:bottom w:type="dxa" w:w="60"/>
+              <w:right w:type="dxa" w:w="90"/>
+            </w:tcMar>
+            <w:vAlign w:val="center"/>
+          </w:tcPr>
+          <w:p>
+            <w:pPr>
+              <w:spacing w:after="0" w:line="260"/>
+              <w:jc w:val="right"/>
+            </w:pPr>
+            <w:r>
+              <w:rPr>
+                <w:rFonts w:ascii="MS Pゴシック" w:cs="MS Pゴシック" w:eastAsia="MS Pゴシック" w:hAnsi="MS Pゴシック"/>
+                <w:b w:val="false"/>
+                <w:bCs w:val="false"/>
+                <w:color w:val="1A1A1A"/>
+                <w:sz w:val="18"/>
+                <w:szCs w:val="18"/>
+              </w:rPr>
+              <w:t xml:space="preserve">税込ベース</w:t>
+            </w:r>
+          </w:p>
+        </w:tc>
+      </w:tr>
+      <w:tr>
+        <w:tc>
+          <w:tcPr>
+            <w:tcW w:type="dxa" w:w="3900"/>
+            <w:shd w:fill="F4F7F7" w:color="auto" w:val="clear"/>
+            <w:tcMar>
+              <w:top w:type="dxa" w:w="60"/>
+              <w:left w:type="dxa" w:w="90"/>
+              <w:bottom w:type="dxa" w:w="60"/>
+              <w:right w:type="dxa" w:w="90"/>
+            </w:tcMar>
+            <w:vAlign w:val="center"/>
+          </w:tcPr>
+          <w:p>
+            <w:pPr>
+              <w:spacing w:after="0" w:line="260"/>
+              <w:jc w:val="left"/>
+            </w:pPr>
+            <w:r>
+              <w:rPr>
+                <w:rFonts w:ascii="MS Pゴシック" w:cs="MS Pゴシック" w:eastAsia="MS Pゴシック" w:hAnsi="MS Pゴシック"/>
+                <w:b w:val="false"/>
+                <w:bCs w:val="false"/>
+                <w:color w:val="1A1A1A"/>
+                <w:sz w:val="18"/>
+                <w:szCs w:val="18"/>
+              </w:rPr>
+              <w:t xml:space="preserve">− 使用料改定10%の未実施</w:t>
+            </w:r>
+          </w:p>
+        </w:tc>
+        <w:tc>
+          <w:tcPr>
+            <w:tcW w:type="dxa" w:w="1700"/>
+            <w:shd w:fill="F4F7F7" w:color="auto" w:val="clear"/>
+            <w:tcMar>
+              <w:top w:type="dxa" w:w="60"/>
+              <w:left w:type="dxa" w:w="90"/>
+              <w:bottom w:type="dxa" w:w="60"/>
+              <w:right w:type="dxa" w:w="90"/>
+            </w:tcMar>
+            <w:vAlign w:val="center"/>
+          </w:tcPr>
+          <w:p>
+            <w:pPr>
+              <w:spacing w:after="0" w:line="260"/>
+              <w:jc w:val="right"/>
+            </w:pPr>
+            <w:r>
+              <w:rPr>
+                <w:rFonts w:ascii="MS Pゴシック" w:cs="MS Pゴシック" w:eastAsia="MS Pゴシック" w:hAnsi="MS Pゴシック"/>
+                <w:b w:val="false"/>
+                <w:bCs w:val="false"/>
+                <w:color w:val="1A1A1A"/>
+                <w:sz w:val="18"/>
+                <w:szCs w:val="18"/>
+              </w:rPr>
+              <w:t xml:space="preserve">▲4,736</w:t>
+            </w:r>
+          </w:p>
+        </w:tc>
+        <w:tc>
+          <w:tcPr>
+            <w:tcW w:type="dxa" w:w="1700"/>
+            <w:shd w:fill="F4F7F7" w:color="auto" w:val="clear"/>
+            <w:tcMar>
+              <w:top w:type="dxa" w:w="60"/>
+              <w:left w:type="dxa" w:w="90"/>
+              <w:bottom w:type="dxa" w:w="60"/>
+              <w:right w:type="dxa" w:w="90"/>
+            </w:tcMar>
+            <w:vAlign w:val="center"/>
+          </w:tcPr>
+          <w:p>
+            <w:pPr>
+              <w:spacing w:after="0" w:line="260"/>
+              <w:jc w:val="right"/>
+            </w:pPr>
+            <w:r>
+              <w:rPr>
+                <w:rFonts w:ascii="MS Pゴシック" w:cs="MS Pゴシック" w:eastAsia="MS Pゴシック" w:hAnsi="MS Pゴシック"/>
+                <w:b w:val="false"/>
+                <w:bCs w:val="false"/>
+                <w:color w:val="1A1A1A"/>
+                <w:sz w:val="18"/>
+                <w:szCs w:val="18"/>
+              </w:rPr>
+              <w:t xml:space="preserve">47,538</w:t>
+            </w:r>
+          </w:p>
+        </w:tc>
+        <w:tc>
+          <w:tcPr>
+            <w:tcW w:type="dxa" w:w="2300"/>
+            <w:shd w:fill="F4F7F7" w:color="auto" w:val="clear"/>
+            <w:tcMar>
+              <w:top w:type="dxa" w:w="60"/>
+              <w:left w:type="dxa" w:w="90"/>
+              <w:bottom w:type="dxa" w:w="60"/>
+              <w:right w:type="dxa" w:w="90"/>
+            </w:tcMar>
+            <w:vAlign w:val="center"/>
+          </w:tcPr>
+          <w:p>
+            <w:pPr>
+              <w:spacing w:after="0" w:line="260"/>
+              <w:jc w:val="right"/>
+            </w:pPr>
+            <w:r>
+              <w:rPr>
+                <w:rFonts w:ascii="MS Pゴシック" w:cs="MS Pゴシック" w:eastAsia="MS Pゴシック" w:hAnsi="MS Pゴシック"/>
+                <w:b w:val="false"/>
+                <w:bCs w:val="false"/>
+                <w:color w:val="1A1A1A"/>
+                <w:sz w:val="18"/>
+                <w:szCs w:val="18"/>
+              </w:rPr>
+              <w:t xml:space="preserve">政策判断の未執行</w:t>
+            </w:r>
+          </w:p>
+        </w:tc>
+      </w:tr>
+      <w:tr>
+        <w:tc>
+          <w:tcPr>
+            <w:tcW w:type="dxa" w:w="3900"/>
+            <w:tcMar>
+              <w:top w:type="dxa" w:w="60"/>
+              <w:left w:type="dxa" w:w="90"/>
+              <w:bottom w:type="dxa" w:w="60"/>
+              <w:right w:type="dxa" w:w="90"/>
+            </w:tcMar>
+            <w:vAlign w:val="center"/>
+          </w:tcPr>
+          <w:p>
+            <w:pPr>
+              <w:spacing w:after="0" w:line="260"/>
+              <w:jc w:val="left"/>
+            </w:pPr>
+            <w:r>
+              <w:rPr>
+                <w:rFonts w:ascii="MS Pゴシック" w:cs="MS Pゴシック" w:eastAsia="MS Pゴシック" w:hAnsi="MS Pゴシック"/>
+                <w:b w:val="false"/>
+                <w:bCs w:val="false"/>
+                <w:color w:val="1A1A1A"/>
+                <w:sz w:val="18"/>
+                <w:szCs w:val="18"/>
+              </w:rPr>
+              <w:t xml:space="preserve">− 漁集 水洗化率80%分の上乗せ</w:t>
+            </w:r>
+          </w:p>
+        </w:tc>
+        <w:tc>
+          <w:tcPr>
+            <w:tcW w:type="dxa" w:w="1700"/>
+            <w:tcMar>
+              <w:top w:type="dxa" w:w="60"/>
+              <w:left w:type="dxa" w:w="90"/>
+              <w:bottom w:type="dxa" w:w="60"/>
+              <w:right w:type="dxa" w:w="90"/>
+            </w:tcMar>
+            <w:vAlign w:val="center"/>
+          </w:tcPr>
+          <w:p>
+            <w:pPr>
+              <w:spacing w:after="0" w:line="260"/>
+              <w:jc w:val="right"/>
+            </w:pPr>
+            <w:r>
+              <w:rPr>
+                <w:rFonts w:ascii="MS Pゴシック" w:cs="MS Pゴシック" w:eastAsia="MS Pゴシック" w:hAnsi="MS Pゴシック"/>
+                <w:b w:val="false"/>
+                <w:bCs w:val="false"/>
+                <w:color w:val="1A1A1A"/>
+                <w:sz w:val="18"/>
+                <w:szCs w:val="18"/>
+              </w:rPr>
+              <w:t xml:space="preserve">▲299</w:t>
+            </w:r>
+          </w:p>
+        </w:tc>
+        <w:tc>
+          <w:tcPr>
+            <w:tcW w:type="dxa" w:w="1700"/>
+            <w:tcMar>
+              <w:top w:type="dxa" w:w="60"/>
+              <w:left w:type="dxa" w:w="90"/>
+              <w:bottom w:type="dxa" w:w="60"/>
+              <w:right w:type="dxa" w:w="90"/>
+            </w:tcMar>
+            <w:vAlign w:val="center"/>
+          </w:tcPr>
+          <w:p>
+            <w:pPr>
+              <w:spacing w:after="0" w:line="260"/>
+              <w:jc w:val="right"/>
+            </w:pPr>
+            <w:r>
+              <w:rPr>
+                <w:rFonts w:ascii="MS Pゴシック" w:cs="MS Pゴシック" w:eastAsia="MS Pゴシック" w:hAnsi="MS Pゴシック"/>
+                <w:b w:val="false"/>
+                <w:bCs w:val="false"/>
+                <w:color w:val="1A1A1A"/>
+                <w:sz w:val="18"/>
+                <w:szCs w:val="18"/>
+              </w:rPr>
+              <w:t xml:space="preserve">47,238</w:t>
+            </w:r>
+          </w:p>
+        </w:tc>
+        <w:tc>
+          <w:tcPr>
+            <w:tcW w:type="dxa" w:w="2300"/>
+            <w:tcMar>
+              <w:top w:type="dxa" w:w="60"/>
+              <w:left w:type="dxa" w:w="90"/>
+              <w:bottom w:type="dxa" w:w="60"/>
+              <w:right w:type="dxa" w:w="90"/>
+            </w:tcMar>
+            <w:vAlign w:val="center"/>
+          </w:tcPr>
+          <w:p>
+            <w:pPr>
+              <w:spacing w:after="0" w:line="260"/>
+              <w:jc w:val="right"/>
+            </w:pPr>
+            <w:r>
+              <w:rPr>
+                <w:rFonts w:ascii="MS Pゴシック" w:cs="MS Pゴシック" w:eastAsia="MS Pゴシック" w:hAnsi="MS Pゴシック"/>
+                <w:b w:val="false"/>
+                <w:bCs w:val="false"/>
+                <w:color w:val="1A1A1A"/>
+                <w:sz w:val="18"/>
+                <w:szCs w:val="18"/>
+              </w:rPr>
+              <w:t xml:space="preserve">政策判断の未執行</w:t>
+            </w:r>
+          </w:p>
+        </w:tc>
+      </w:tr>
+      <w:tr>
+        <w:tc>
+          <w:tcPr>
+            <w:tcW w:type="dxa" w:w="3900"/>
+            <w:shd w:fill="FBEAE0" w:color="auto" w:val="clear"/>
+            <w:tcMar>
+              <w:top w:type="dxa" w:w="60"/>
+              <w:left w:type="dxa" w:w="90"/>
+              <w:bottom w:type="dxa" w:w="60"/>
+              <w:right w:type="dxa" w:w="90"/>
+            </w:tcMar>
+            <w:vAlign w:val="center"/>
+          </w:tcPr>
+          <w:p>
+            <w:pPr>
+              <w:spacing w:after="0" w:line="260"/>
+              <w:jc w:val="left"/>
+            </w:pPr>
+            <w:r>
+              <w:rPr>
+                <w:rFonts w:ascii="MS Pゴシック" w:cs="MS Pゴシック" w:eastAsia="MS Pゴシック" w:hAnsi="MS Pゴシック"/>
+                <w:b/>
+                <w:bCs/>
+                <w:color w:val="1A1A1A"/>
+                <w:sz w:val="18"/>
+                <w:szCs w:val="18"/>
+              </w:rPr>
+              <w:t xml:space="preserve">− 消費税相当（税込→税抜）</w:t>
+            </w:r>
+          </w:p>
+        </w:tc>
+        <w:tc>
+          <w:tcPr>
+            <w:tcW w:type="dxa" w:w="1700"/>
+            <w:shd w:fill="FBEAE0" w:color="auto" w:val="clear"/>
+            <w:tcMar>
+              <w:top w:type="dxa" w:w="60"/>
+              <w:left w:type="dxa" w:w="90"/>
+              <w:bottom w:type="dxa" w:w="60"/>
+              <w:right w:type="dxa" w:w="90"/>
+            </w:tcMar>
+            <w:vAlign w:val="center"/>
+          </w:tcPr>
+          <w:p>
+            <w:pPr>
+              <w:spacing w:after="0" w:line="260"/>
+              <w:jc w:val="right"/>
+            </w:pPr>
+            <w:r>
+              <w:rPr>
+                <w:rFonts w:ascii="MS Pゴシック" w:cs="MS Pゴシック" w:eastAsia="MS Pゴシック" w:hAnsi="MS Pゴシック"/>
+                <w:b/>
+                <w:bCs/>
+                <w:color w:val="1A1A1A"/>
+                <w:sz w:val="18"/>
+                <w:szCs w:val="18"/>
+              </w:rPr>
+              <w:t xml:space="preserve">▲4,294</w:t>
+            </w:r>
+          </w:p>
+        </w:tc>
+        <w:tc>
+          <w:tcPr>
+            <w:tcW w:type="dxa" w:w="1700"/>
+            <w:shd w:fill="FBEAE0" w:color="auto" w:val="clear"/>
+            <w:tcMar>
+              <w:top w:type="dxa" w:w="60"/>
+              <w:left w:type="dxa" w:w="90"/>
+              <w:bottom w:type="dxa" w:w="60"/>
+              <w:right w:type="dxa" w:w="90"/>
+            </w:tcMar>
+            <w:vAlign w:val="center"/>
+          </w:tcPr>
+          <w:p>
+            <w:pPr>
+              <w:spacing w:after="0" w:line="260"/>
+              <w:jc w:val="right"/>
+            </w:pPr>
+            <w:r>
+              <w:rPr>
+                <w:rFonts w:ascii="MS Pゴシック" w:cs="MS Pゴシック" w:eastAsia="MS Pゴシック" w:hAnsi="MS Pゴシック"/>
+                <w:b/>
+                <w:bCs/>
+                <w:color w:val="1A1A1A"/>
+                <w:sz w:val="18"/>
+                <w:szCs w:val="18"/>
+              </w:rPr>
+              <w:t xml:space="preserve">42,944</w:t>
+            </w:r>
+          </w:p>
+        </w:tc>
+        <w:tc>
+          <w:tcPr>
+            <w:tcW w:type="dxa" w:w="2300"/>
+            <w:shd w:fill="FBEAE0" w:color="auto" w:val="clear"/>
+            <w:tcMar>
+              <w:top w:type="dxa" w:w="60"/>
+              <w:left w:type="dxa" w:w="90"/>
+              <w:bottom w:type="dxa" w:w="60"/>
+              <w:right w:type="dxa" w:w="90"/>
+            </w:tcMar>
+            <w:vAlign w:val="center"/>
+          </w:tcPr>
+          <w:p>
+            <w:pPr>
+              <w:spacing w:after="0" w:line="260"/>
+              <w:jc w:val="right"/>
+            </w:pPr>
+            <w:r>
+              <w:rPr>
+                <w:rFonts w:ascii="MS Pゴシック" w:cs="MS Pゴシック" w:eastAsia="MS Pゴシック" w:hAnsi="MS Pゴシック"/>
+                <w:b/>
+                <w:bCs/>
+                <w:color w:val="1A1A1A"/>
+                <w:sz w:val="18"/>
+                <w:szCs w:val="18"/>
+              </w:rPr>
+              <w:t xml:space="preserve">基準の不一致</w:t>
+            </w:r>
+          </w:p>
+        </w:tc>
+      </w:tr>
+      <w:tr>
+        <w:tc>
+          <w:tcPr>
+            <w:tcW w:type="dxa" w:w="3900"/>
+            <w:tcMar>
+              <w:top w:type="dxa" w:w="60"/>
+              <w:left w:type="dxa" w:w="90"/>
+              <w:bottom w:type="dxa" w:w="60"/>
+              <w:right w:type="dxa" w:w="90"/>
+            </w:tcMar>
+            <w:vAlign w:val="center"/>
+          </w:tcPr>
+          <w:p>
+            <w:pPr>
+              <w:spacing w:after="0" w:line="260"/>
+              <w:jc w:val="left"/>
+            </w:pPr>
+            <w:r>
+              <w:rPr>
+                <w:rFonts w:ascii="MS Pゴシック" w:cs="MS Pゴシック" w:eastAsia="MS Pゴシック" w:hAnsi="MS Pゴシック"/>
+                <w:b w:val="false"/>
+                <w:bCs w:val="false"/>
+                <w:color w:val="1A1A1A"/>
+                <w:sz w:val="18"/>
+                <w:szCs w:val="18"/>
+              </w:rPr>
+              <w:t xml:space="preserve">− 残差（水量前提・収納率等）</w:t>
+            </w:r>
+          </w:p>
+        </w:tc>
+        <w:tc>
+          <w:tcPr>
+            <w:tcW w:type="dxa" w:w="1700"/>
+            <w:tcMar>
+              <w:top w:type="dxa" w:w="60"/>
+              <w:left w:type="dxa" w:w="90"/>
+              <w:bottom w:type="dxa" w:w="60"/>
+              <w:right w:type="dxa" w:w="90"/>
+            </w:tcMar>
+            <w:vAlign w:val="center"/>
+          </w:tcPr>
+          <w:p>
+            <w:pPr>
+              <w:spacing w:after="0" w:line="260"/>
+              <w:jc w:val="right"/>
+            </w:pPr>
+            <w:r>
+              <w:rPr>
+                <w:rFonts w:ascii="MS Pゴシック" w:cs="MS Pゴシック" w:eastAsia="MS Pゴシック" w:hAnsi="MS Pゴシック"/>
+                <w:b w:val="false"/>
+                <w:bCs w:val="false"/>
+                <w:color w:val="1A1A1A"/>
+                <w:sz w:val="18"/>
+                <w:szCs w:val="18"/>
+              </w:rPr>
+              <w:t xml:space="preserve">▲1,038</w:t>
+            </w:r>
+          </w:p>
+        </w:tc>
+        <w:tc>
+          <w:tcPr>
+            <w:tcW w:type="dxa" w:w="1700"/>
+            <w:tcMar>
+              <w:top w:type="dxa" w:w="60"/>
+              <w:left w:type="dxa" w:w="90"/>
+              <w:bottom w:type="dxa" w:w="60"/>
+              <w:right w:type="dxa" w:w="90"/>
+            </w:tcMar>
+            <w:vAlign w:val="center"/>
+          </w:tcPr>
+          <w:p>
+            <w:pPr>
+              <w:spacing w:after="0" w:line="260"/>
+              <w:jc w:val="right"/>
+            </w:pPr>
+            <w:r>
+              <w:rPr>
+                <w:rFonts w:ascii="MS Pゴシック" w:cs="MS Pゴシック" w:eastAsia="MS Pゴシック" w:hAnsi="MS Pゴシック"/>
+                <w:b w:val="false"/>
+                <w:bCs w:val="false"/>
+                <w:color w:val="1A1A1A"/>
+                <w:sz w:val="18"/>
+                <w:szCs w:val="18"/>
+              </w:rPr>
+              <w:t xml:space="preserve">41,906</w:t>
+            </w:r>
+          </w:p>
+        </w:tc>
+        <w:tc>
+          <w:tcPr>
+            <w:tcW w:type="dxa" w:w="2300"/>
+            <w:tcMar>
+              <w:top w:type="dxa" w:w="60"/>
+              <w:left w:type="dxa" w:w="90"/>
+              <w:bottom w:type="dxa" w:w="60"/>
+              <w:right w:type="dxa" w:w="90"/>
+            </w:tcMar>
+            <w:vAlign w:val="center"/>
+          </w:tcPr>
+          <w:p>
+            <w:pPr>
+              <w:spacing w:after="0" w:line="260"/>
+              <w:jc w:val="right"/>
+            </w:pPr>
+            <w:r>
+              <w:rPr>
+                <w:rFonts w:ascii="MS Pゴシック" w:cs="MS Pゴシック" w:eastAsia="MS Pゴシック" w:hAnsi="MS Pゴシック"/>
+                <w:b w:val="false"/>
+                <w:bCs w:val="false"/>
+                <w:color w:val="1A1A1A"/>
+                <w:sz w:val="18"/>
+                <w:szCs w:val="18"/>
+              </w:rPr>
+              <w:t xml:space="preserve">通常の予算査定幅</w:t>
+            </w:r>
+          </w:p>
+        </w:tc>
+      </w:tr>
+      <w:tr>
+        <w:tc>
+          <w:tcPr>
+            <w:tcW w:type="dxa" w:w="3900"/>
+            <w:shd w:fill="F4F7F7" w:color="auto" w:val="clear"/>
+            <w:tcMar>
+              <w:top w:type="dxa" w:w="60"/>
+              <w:left w:type="dxa" w:w="90"/>
+              <w:bottom w:type="dxa" w:w="60"/>
+              <w:right w:type="dxa" w:w="90"/>
+            </w:tcMar>
+            <w:vAlign w:val="center"/>
+          </w:tcPr>
+          <w:p>
+            <w:pPr>
+              <w:spacing w:after="0" w:line="260"/>
+              <w:jc w:val="left"/>
+            </w:pPr>
+            <w:r>
+              <w:rPr>
+                <w:rFonts w:ascii="MS Pゴシック" w:cs="MS Pゴシック" w:eastAsia="MS Pゴシック" w:hAnsi="MS Pゴシック"/>
+                <w:b w:val="false"/>
+                <w:bCs w:val="false"/>
+                <w:color w:val="1A1A1A"/>
+                <w:sz w:val="18"/>
+                <w:szCs w:val="18"/>
+              </w:rPr>
+              <w:t xml:space="preserve">令和8年度予算</w:t>
+            </w:r>
+          </w:p>
+        </w:tc>
+        <w:tc>
+          <w:tcPr>
+            <w:tcW w:type="dxa" w:w="1700"/>
+            <w:shd w:fill="F4F7F7" w:color="auto" w:val="clear"/>
+            <w:tcMar>
+              <w:top w:type="dxa" w:w="60"/>
+              <w:left w:type="dxa" w:w="90"/>
+              <w:bottom w:type="dxa" w:w="60"/>
+              <w:right w:type="dxa" w:w="90"/>
+            </w:tcMar>
+            <w:vAlign w:val="center"/>
+          </w:tcPr>
+          <w:p>
+            <w:pPr>
+              <w:spacing w:after="0" w:line="260"/>
+              <w:jc w:val="right"/>
+            </w:pPr>
+            <w:r>
+              <w:rPr>
+                <w:rFonts w:ascii="MS Pゴシック" w:cs="MS Pゴシック" w:eastAsia="MS Pゴシック" w:hAnsi="MS Pゴシック"/>
+                <w:b w:val="false"/>
+                <w:bCs w:val="false"/>
+                <w:color w:val="1A1A1A"/>
+                <w:sz w:val="18"/>
+                <w:szCs w:val="18"/>
+              </w:rPr>
+              <w:t xml:space="preserve">—</w:t>
+            </w:r>
+          </w:p>
+        </w:tc>
+        <w:tc>
+          <w:tcPr>
+            <w:tcW w:type="dxa" w:w="1700"/>
+            <w:shd w:fill="F4F7F7" w:color="auto" w:val="clear"/>
+            <w:tcMar>
+              <w:top w:type="dxa" w:w="60"/>
+              <w:left w:type="dxa" w:w="90"/>
+              <w:bottom w:type="dxa" w:w="60"/>
+              <w:right w:type="dxa" w:w="90"/>
+            </w:tcMar>
+            <w:vAlign w:val="center"/>
+          </w:tcPr>
+          <w:p>
+            <w:pPr>
+              <w:spacing w:after="0" w:line="260"/>
+              <w:jc w:val="right"/>
+            </w:pPr>
+            <w:r>
+              <w:rPr>
+                <w:rFonts w:ascii="MS Pゴシック" w:cs="MS Pゴシック" w:eastAsia="MS Pゴシック" w:hAnsi="MS Pゴシック"/>
+                <w:b w:val="false"/>
+                <w:bCs w:val="false"/>
+                <w:color w:val="1A1A1A"/>
+                <w:sz w:val="18"/>
+                <w:szCs w:val="18"/>
+              </w:rPr>
+              <w:t xml:space="preserve">41,906</w:t>
+            </w:r>
+          </w:p>
+        </w:tc>
+        <w:tc>
+          <w:tcPr>
+            <w:tcW w:type="dxa" w:w="2300"/>
+            <w:shd w:fill="F4F7F7" w:color="auto" w:val="clear"/>
+            <w:tcMar>
+              <w:top w:type="dxa" w:w="60"/>
+              <w:left w:type="dxa" w:w="90"/>
+              <w:bottom w:type="dxa" w:w="60"/>
+              <w:right w:type="dxa" w:w="90"/>
+            </w:tcMar>
+            <w:vAlign w:val="center"/>
+          </w:tcPr>
+          <w:p>
+            <w:pPr>
+              <w:spacing w:after="0" w:line="260"/>
+              <w:jc w:val="right"/>
+            </w:pPr>
+            <w:r>
+              <w:rPr>
+                <w:rFonts w:ascii="MS Pゴシック" w:cs="MS Pゴシック" w:eastAsia="MS Pゴシック" w:hAnsi="MS Pゴシック"/>
+                <w:b w:val="false"/>
+                <w:bCs w:val="false"/>
+                <w:color w:val="1A1A1A"/>
+                <w:sz w:val="18"/>
+                <w:szCs w:val="18"/>
+              </w:rPr>
+              <w:t xml:space="preserve">税抜ベース</w:t>
+            </w:r>
+          </w:p>
+        </w:tc>
+      </w:tr>
+    </w:tbl>
+    <w:p>
+      <w:pPr>
+        <w:spacing w:after="200" w:before="40"/>
+      </w:pPr>
+      <w:r>
+        <w:rPr>
+          <w:rFonts w:ascii="MS Pゴシック" w:cs="MS Pゴシック" w:eastAsia="MS Pゴシック" w:hAnsi="MS Pゴシック"/>
+          <w:color w:val="5F6F74"/>
+          <w:sz w:val="17"/>
+          <w:szCs w:val="17"/>
+        </w:rPr>
+        <w:t xml:space="preserve">経営戦略のケース①は「5年毎に10%ずつ使用料を上昇」させる想定であり、その初回が令和8年度にあたる。漁業集落排水はケース②（ケース①＋水洗化率80%）を採用している。</w:t>
+      </w:r>
+    </w:p>
+    <w:p>
+      <w:pPr>
+        <w:spacing w:after="40" w:before="160" w:line="300"/>
+      </w:pPr>
+      <w:r>
+        <w:rPr>
+          <w:rFonts w:ascii="MS Pゴシック" w:cs="MS Pゴシック" w:eastAsia="MS Pゴシック" w:hAnsi="MS Pゴシック"/>
+          <w:b/>
+          <w:bCs/>
+          <w:color w:val="1A1A1A"/>
+          <w:sz w:val="20"/>
+          <w:szCs w:val="20"/>
+        </w:rPr>
+        <w:t xml:space="preserve">■ 経営戦略の使用料収入は税込ベースで積算されている</w:t>
+      </w:r>
+    </w:p>
+    <w:p>
+      <w:pPr>
+        <w:spacing w:after="120" w:before="0" w:line="300"/>
+        <w:ind w:left="240"/>
+      </w:pPr>
+      <w:r>
+        <w:rPr>
+          <w:rFonts w:ascii="MS Pゴシック" w:cs="MS Pゴシック" w:eastAsia="MS Pゴシック" w:hAnsi="MS Pゴシック"/>
+          <w:color w:val="1A1A1A"/>
+          <w:sz w:val="21"/>
+          <w:szCs w:val="21"/>
+        </w:rPr>
+        <w:t xml:space="preserve">経営戦略の使用料収入は「有収水量×実績使用料単価」で算出され、単価は公共173.9円/㎥・漁集171.1円/㎥が採用されている。これは令和1〜4年度の実績平均であり、当時は法非適用（官庁会計）で使用料を税込計上していた。令和5年度の法適用以降、営業収益は税抜計上に変わっている。つまり税込ベースの単価を、税抜で決算・予算する期間に適用している。</w:t>
+      </w:r>
+    </w:p>
+    <w:p>
+      <w:pPr>
+        <w:keepNext/>
+        <w:spacing w:after="70" w:before="200"/>
+      </w:pPr>
+      <w:r>
+        <w:rPr>
+          <w:rFonts w:ascii="MS Pゴシック" w:cs="MS Pゴシック" w:eastAsia="MS Pゴシック" w:hAnsi="MS Pゴシック"/>
+          <w:b/>
+          <w:bCs/>
+          <w:color w:val="1A1A1A"/>
+          <w:sz w:val="19"/>
+          <w:szCs w:val="19"/>
+        </w:rPr>
+        <w:t xml:space="preserve">表13　令和6年度決算による検証（単位：千円）</w:t>
+      </w:r>
+    </w:p>
+    <w:tbl>
+      <w:tblPr>
+        <w:tblW w:type="dxa" w:w="9600"/>
+        <w:tblBorders>
+          <w:top w:val="single" w:color="A9BEBE" w:sz="6"/>
+          <w:left w:val="single" w:color="A9BEBE" w:sz="6"/>
+          <w:bottom w:val="single" w:color="A9BEBE" w:sz="6"/>
+          <w:right w:val="single" w:color="A9BEBE" w:sz="6"/>
+          <w:insideH w:val="single" w:color="D3DEDE" w:sz="4"/>
+          <w:insideV w:val="single" w:color="D3DEDE" w:sz="4"/>
+        </w:tblBorders>
+      </w:tblPr>
+      <w:tblGrid>
+        <w:gridCol w:w="2600"/>
+        <w:gridCol w:w="1750"/>
+        <w:gridCol w:w="1750"/>
+        <w:gridCol w:w="1750"/>
+        <w:gridCol w:w="1750"/>
+      </w:tblGrid>
+      <w:tr>
+        <w:trPr>
+          <w:tblHeader/>
+        </w:trPr>
+        <w:tc>
+          <w:tcPr>
+            <w:tcW w:type="dxa" w:w="2600"/>
+            <w:shd w:fill="DCEBED" w:color="auto" w:val="clear"/>
+            <w:tcMar>
+              <w:top w:type="dxa" w:w="60"/>
+              <w:left w:type="dxa" w:w="90"/>
+              <w:bottom w:type="dxa" w:w="60"/>
+              <w:right w:type="dxa" w:w="90"/>
+            </w:tcMar>
+            <w:vAlign w:val="center"/>
+          </w:tcPr>
+          <w:p>
+            <w:pPr>
+              <w:spacing w:after="0" w:line="260"/>
+              <w:jc w:val="left"/>
+            </w:pPr>
+            <w:r>
+              <w:rPr>
+                <w:rFonts w:ascii="MS Pゴシック" w:cs="MS Pゴシック" w:eastAsia="MS Pゴシック" w:hAnsi="MS Pゴシック"/>
+                <w:b/>
+                <w:bCs/>
+                <w:color w:val="1A1A1A"/>
+                <w:sz w:val="18"/>
+                <w:szCs w:val="18"/>
+              </w:rPr>
+              <w:t xml:space="preserve">事業</w:t>
+            </w:r>
+          </w:p>
+        </w:tc>
+        <w:tc>
+          <w:tcPr>
+            <w:tcW w:type="dxa" w:w="1750"/>
+            <w:shd w:fill="DCEBED" w:color="auto" w:val="clear"/>
+            <w:tcMar>
+              <w:top w:type="dxa" w:w="60"/>
+              <w:left w:type="dxa" w:w="90"/>
+              <w:bottom w:type="dxa" w:w="60"/>
+              <w:right w:type="dxa" w:w="90"/>
+            </w:tcMar>
+            <w:vAlign w:val="center"/>
+          </w:tcPr>
+          <w:p>
+            <w:pPr>
+              <w:spacing w:after="0" w:line="260"/>
+              <w:jc w:val="center"/>
+            </w:pPr>
+            <w:r>
+              <w:rPr>
+                <w:rFonts w:ascii="MS Pゴシック" w:cs="MS Pゴシック" w:eastAsia="MS Pゴシック" w:hAnsi="MS Pゴシック"/>
+                <w:b/>
+                <w:bCs/>
+                <w:color w:val="1A1A1A"/>
+                <w:sz w:val="18"/>
+                <w:szCs w:val="18"/>
+              </w:rPr>
+              <w:t xml:space="preserve">R6決算（税抜）</w:t>
+            </w:r>
+          </w:p>
+        </w:tc>
+        <w:tc>
+          <w:tcPr>
+            <w:tcW w:type="dxa" w:w="1750"/>
+            <w:shd w:fill="DCEBED" w:color="auto" w:val="clear"/>
+            <w:tcMar>
+              <w:top w:type="dxa" w:w="60"/>
+              <w:left w:type="dxa" w:w="90"/>
+              <w:bottom w:type="dxa" w:w="60"/>
+              <w:right w:type="dxa" w:w="90"/>
+            </w:tcMar>
+            <w:vAlign w:val="center"/>
+          </w:tcPr>
+          <w:p>
+            <w:pPr>
+              <w:spacing w:after="0" w:line="260"/>
+              <w:jc w:val="center"/>
+            </w:pPr>
+            <w:r>
+              <w:rPr>
+                <w:rFonts w:ascii="MS Pゴシック" w:cs="MS Pゴシック" w:eastAsia="MS Pゴシック" w:hAnsi="MS Pゴシック"/>
+                <w:b/>
+                <w:bCs/>
+                <w:color w:val="1A1A1A"/>
+                <w:sz w:val="18"/>
+                <w:szCs w:val="18"/>
+              </w:rPr>
+              <w:t xml:space="preserve">×1.1（税込換算）</w:t>
+            </w:r>
+          </w:p>
+        </w:tc>
+        <w:tc>
+          <w:tcPr>
+            <w:tcW w:type="dxa" w:w="1750"/>
+            <w:shd w:fill="DCEBED" w:color="auto" w:val="clear"/>
+            <w:tcMar>
+              <w:top w:type="dxa" w:w="60"/>
+              <w:left w:type="dxa" w:w="90"/>
+              <w:bottom w:type="dxa" w:w="60"/>
+              <w:right w:type="dxa" w:w="90"/>
+            </w:tcMar>
+            <w:vAlign w:val="center"/>
+          </w:tcPr>
+          <w:p>
+            <w:pPr>
+              <w:spacing w:after="0" w:line="260"/>
+              <w:jc w:val="center"/>
+            </w:pPr>
+            <w:r>
+              <w:rPr>
+                <w:rFonts w:ascii="MS Pゴシック" w:cs="MS Pゴシック" w:eastAsia="MS Pゴシック" w:hAnsi="MS Pゴシック"/>
+                <w:b/>
+                <w:bCs/>
+                <w:color w:val="1A1A1A"/>
+                <w:sz w:val="18"/>
+                <w:szCs w:val="18"/>
+              </w:rPr>
+              <w:t xml:space="preserve">経営戦略R6予測</w:t>
+            </w:r>
+          </w:p>
+        </w:tc>
+        <w:tc>
+          <w:tcPr>
+            <w:tcW w:type="dxa" w:w="1750"/>
+            <w:shd w:fill="DCEBED" w:color="auto" w:val="clear"/>
+            <w:tcMar>
+              <w:top w:type="dxa" w:w="60"/>
+              <w:left w:type="dxa" w:w="90"/>
+              <w:bottom w:type="dxa" w:w="60"/>
+              <w:right w:type="dxa" w:w="90"/>
+            </w:tcMar>
+            <w:vAlign w:val="center"/>
+          </w:tcPr>
+          <w:p>
+            <w:pPr>
+              <w:spacing w:after="0" w:line="260"/>
+              <w:jc w:val="center"/>
+            </w:pPr>
+            <w:r>
+              <w:rPr>
+                <w:rFonts w:ascii="MS Pゴシック" w:cs="MS Pゴシック" w:eastAsia="MS Pゴシック" w:hAnsi="MS Pゴシック"/>
+                <w:b/>
+                <w:bCs/>
+                <w:color w:val="1A1A1A"/>
+                <w:sz w:val="18"/>
+                <w:szCs w:val="18"/>
+              </w:rPr>
+              <w:t xml:space="preserve">比</w:t>
+            </w:r>
+          </w:p>
+        </w:tc>
+      </w:tr>
+      <w:tr>
+        <w:tc>
+          <w:tcPr>
+            <w:tcW w:type="dxa" w:w="2600"/>
+            <w:shd w:fill="FBEAE0" w:color="auto" w:val="clear"/>
+            <w:tcMar>
+              <w:top w:type="dxa" w:w="60"/>
+              <w:left w:type="dxa" w:w="90"/>
+              <w:bottom w:type="dxa" w:w="60"/>
+              <w:right w:type="dxa" w:w="90"/>
+            </w:tcMar>
+            <w:vAlign w:val="center"/>
+          </w:tcPr>
+          <w:p>
+            <w:pPr>
+              <w:spacing w:after="0" w:line="260"/>
+              <w:jc w:val="left"/>
+            </w:pPr>
+            <w:r>
+              <w:rPr>
+                <w:rFonts w:ascii="MS Pゴシック" w:cs="MS Pゴシック" w:eastAsia="MS Pゴシック" w:hAnsi="MS Pゴシック"/>
+                <w:b/>
+                <w:bCs/>
+                <w:color w:val="1A1A1A"/>
+                <w:sz w:val="18"/>
+                <w:szCs w:val="18"/>
+              </w:rPr>
+              <w:t xml:space="preserve">公共下水道</w:t>
+            </w:r>
+          </w:p>
+        </w:tc>
+        <w:tc>
+          <w:tcPr>
+            <w:tcW w:type="dxa" w:w="1750"/>
+            <w:shd w:fill="FBEAE0" w:color="auto" w:val="clear"/>
+            <w:tcMar>
+              <w:top w:type="dxa" w:w="60"/>
+              <w:left w:type="dxa" w:w="90"/>
+              <w:bottom w:type="dxa" w:w="60"/>
+              <w:right w:type="dxa" w:w="90"/>
+            </w:tcMar>
+            <w:vAlign w:val="center"/>
+          </w:tcPr>
+          <w:p>
+            <w:pPr>
+              <w:spacing w:after="0" w:line="260"/>
+              <w:jc w:val="right"/>
+            </w:pPr>
+            <w:r>
+              <w:rPr>
+                <w:rFonts w:ascii="MS Pゴシック" w:cs="MS Pゴシック" w:eastAsia="MS Pゴシック" w:hAnsi="MS Pゴシック"/>
+                <w:b/>
+                <w:bCs/>
+                <w:color w:val="1A1A1A"/>
+                <w:sz w:val="18"/>
+                <w:szCs w:val="18"/>
+              </w:rPr>
+              <w:t xml:space="preserve">33,652</w:t>
+            </w:r>
+          </w:p>
+        </w:tc>
+        <w:tc>
+          <w:tcPr>
+            <w:tcW w:type="dxa" w:w="1750"/>
+            <w:shd w:fill="FBEAE0" w:color="auto" w:val="clear"/>
+            <w:tcMar>
+              <w:top w:type="dxa" w:w="60"/>
+              <w:left w:type="dxa" w:w="90"/>
+              <w:bottom w:type="dxa" w:w="60"/>
+              <w:right w:type="dxa" w:w="90"/>
+            </w:tcMar>
+            <w:vAlign w:val="center"/>
+          </w:tcPr>
+          <w:p>
+            <w:pPr>
+              <w:spacing w:after="0" w:line="260"/>
+              <w:jc w:val="right"/>
+            </w:pPr>
+            <w:r>
+              <w:rPr>
+                <w:rFonts w:ascii="MS Pゴシック" w:cs="MS Pゴシック" w:eastAsia="MS Pゴシック" w:hAnsi="MS Pゴシック"/>
+                <w:b/>
+                <w:bCs/>
+                <w:color w:val="1A1A1A"/>
+                <w:sz w:val="18"/>
+                <w:szCs w:val="18"/>
+              </w:rPr>
+              <w:t xml:space="preserve">37,017</w:t>
+            </w:r>
+          </w:p>
+        </w:tc>
+        <w:tc>
+          <w:tcPr>
+            <w:tcW w:type="dxa" w:w="1750"/>
+            <w:shd w:fill="FBEAE0" w:color="auto" w:val="clear"/>
+            <w:tcMar>
+              <w:top w:type="dxa" w:w="60"/>
+              <w:left w:type="dxa" w:w="90"/>
+              <w:bottom w:type="dxa" w:w="60"/>
+              <w:right w:type="dxa" w:w="90"/>
+            </w:tcMar>
+            <w:vAlign w:val="center"/>
+          </w:tcPr>
+          <w:p>
+            <w:pPr>
+              <w:spacing w:after="0" w:line="260"/>
+              <w:jc w:val="right"/>
+            </w:pPr>
+            <w:r>
+              <w:rPr>
+                <w:rFonts w:ascii="MS Pゴシック" w:cs="MS Pゴシック" w:eastAsia="MS Pゴシック" w:hAnsi="MS Pゴシック"/>
+                <w:b/>
+                <w:bCs/>
+                <w:color w:val="1A1A1A"/>
+                <w:sz w:val="18"/>
+                <w:szCs w:val="18"/>
+              </w:rPr>
+              <w:t xml:space="preserve">37,065</w:t>
+            </w:r>
+          </w:p>
+        </w:tc>
+        <w:tc>
+          <w:tcPr>
+            <w:tcW w:type="dxa" w:w="1750"/>
+            <w:shd w:fill="FBEAE0" w:color="auto" w:val="clear"/>
+            <w:tcMar>
+              <w:top w:type="dxa" w:w="60"/>
+              <w:left w:type="dxa" w:w="90"/>
+              <w:bottom w:type="dxa" w:w="60"/>
+              <w:right w:type="dxa" w:w="90"/>
+            </w:tcMar>
+            <w:vAlign w:val="center"/>
+          </w:tcPr>
+          <w:p>
+            <w:pPr>
+              <w:spacing w:after="0" w:line="260"/>
+              <w:jc w:val="right"/>
+            </w:pPr>
+            <w:r>
+              <w:rPr>
+                <w:rFonts w:ascii="MS Pゴシック" w:cs="MS Pゴシック" w:eastAsia="MS Pゴシック" w:hAnsi="MS Pゴシック"/>
+                <w:b/>
+                <w:bCs/>
+                <w:color w:val="1A1A1A"/>
+                <w:sz w:val="18"/>
+                <w:szCs w:val="18"/>
+              </w:rPr>
+              <w:t xml:space="preserve">0.999</w:t>
+            </w:r>
+          </w:p>
+        </w:tc>
+      </w:tr>
+      <w:tr>
+        <w:tc>
+          <w:tcPr>
+            <w:tcW w:type="dxa" w:w="2600"/>
+            <w:shd w:fill="F4F7F7" w:color="auto" w:val="clear"/>
+            <w:tcMar>
+              <w:top w:type="dxa" w:w="60"/>
+              <w:left w:type="dxa" w:w="90"/>
+              <w:bottom w:type="dxa" w:w="60"/>
+              <w:right w:type="dxa" w:w="90"/>
+            </w:tcMar>
+            <w:vAlign w:val="center"/>
+          </w:tcPr>
+          <w:p>
+            <w:pPr>
+              <w:spacing w:after="0" w:line="260"/>
+              <w:jc w:val="left"/>
+            </w:pPr>
+            <w:r>
+              <w:rPr>
+                <w:rFonts w:ascii="MS Pゴシック" w:cs="MS Pゴシック" w:eastAsia="MS Pゴシック" w:hAnsi="MS Pゴシック"/>
+                <w:b w:val="false"/>
+                <w:bCs w:val="false"/>
+                <w:color w:val="1A1A1A"/>
+                <w:sz w:val="18"/>
+                <w:szCs w:val="18"/>
+              </w:rPr>
+              <w:t xml:space="preserve">漁業集落排水</w:t>
+            </w:r>
+          </w:p>
+        </w:tc>
+        <w:tc>
+          <w:tcPr>
+            <w:tcW w:type="dxa" w:w="1750"/>
+            <w:shd w:fill="F4F7F7" w:color="auto" w:val="clear"/>
+            <w:tcMar>
+              <w:top w:type="dxa" w:w="60"/>
+              <w:left w:type="dxa" w:w="90"/>
+              <w:bottom w:type="dxa" w:w="60"/>
+              <w:right w:type="dxa" w:w="90"/>
+            </w:tcMar>
+            <w:vAlign w:val="center"/>
+          </w:tcPr>
+          <w:p>
+            <w:pPr>
+              <w:spacing w:after="0" w:line="260"/>
+              <w:jc w:val="right"/>
+            </w:pPr>
+            <w:r>
+              <w:rPr>
+                <w:rFonts w:ascii="MS Pゴシック" w:cs="MS Pゴシック" w:eastAsia="MS Pゴシック" w:hAnsi="MS Pゴシック"/>
+                <w:b w:val="false"/>
+                <w:bCs w:val="false"/>
+                <w:color w:val="1A1A1A"/>
+                <w:sz w:val="18"/>
+                <w:szCs w:val="18"/>
+              </w:rPr>
+              <w:t xml:space="preserve">7,229</w:t>
+            </w:r>
+          </w:p>
+        </w:tc>
+        <w:tc>
+          <w:tcPr>
+            <w:tcW w:type="dxa" w:w="1750"/>
+            <w:shd w:fill="F4F7F7" w:color="auto" w:val="clear"/>
+            <w:tcMar>
+              <w:top w:type="dxa" w:w="60"/>
+              <w:left w:type="dxa" w:w="90"/>
+              <w:bottom w:type="dxa" w:w="60"/>
+              <w:right w:type="dxa" w:w="90"/>
+            </w:tcMar>
+            <w:vAlign w:val="center"/>
+          </w:tcPr>
+          <w:p>
+            <w:pPr>
+              <w:spacing w:after="0" w:line="260"/>
+              <w:jc w:val="right"/>
+            </w:pPr>
+            <w:r>
+              <w:rPr>
+                <w:rFonts w:ascii="MS Pゴシック" w:cs="MS Pゴシック" w:eastAsia="MS Pゴシック" w:hAnsi="MS Pゴシック"/>
+                <w:b w:val="false"/>
+                <w:bCs w:val="false"/>
+                <w:color w:val="1A1A1A"/>
+                <w:sz w:val="18"/>
+                <w:szCs w:val="18"/>
+              </w:rPr>
+              <w:t xml:space="preserve">7,952</w:t>
+            </w:r>
+          </w:p>
+        </w:tc>
+        <w:tc>
+          <w:tcPr>
+            <w:tcW w:type="dxa" w:w="1750"/>
+            <w:shd w:fill="F4F7F7" w:color="auto" w:val="clear"/>
+            <w:tcMar>
+              <w:top w:type="dxa" w:w="60"/>
+              <w:left w:type="dxa" w:w="90"/>
+              <w:bottom w:type="dxa" w:w="60"/>
+              <w:right w:type="dxa" w:w="90"/>
+            </w:tcMar>
+            <w:vAlign w:val="center"/>
+          </w:tcPr>
+          <w:p>
+            <w:pPr>
+              <w:spacing w:after="0" w:line="260"/>
+              <w:jc w:val="right"/>
+            </w:pPr>
+            <w:r>
+              <w:rPr>
+                <w:rFonts w:ascii="MS Pゴシック" w:cs="MS Pゴシック" w:eastAsia="MS Pゴシック" w:hAnsi="MS Pゴシック"/>
+                <w:b w:val="false"/>
+                <w:bCs w:val="false"/>
+                <w:color w:val="1A1A1A"/>
+                <w:sz w:val="18"/>
+                <w:szCs w:val="18"/>
+              </w:rPr>
+              <w:t xml:space="preserve">7,215</w:t>
+            </w:r>
+          </w:p>
+        </w:tc>
+        <w:tc>
+          <w:tcPr>
+            <w:tcW w:type="dxa" w:w="1750"/>
+            <w:shd w:fill="F4F7F7" w:color="auto" w:val="clear"/>
+            <w:tcMar>
+              <w:top w:type="dxa" w:w="60"/>
+              <w:left w:type="dxa" w:w="90"/>
+              <w:bottom w:type="dxa" w:w="60"/>
+              <w:right w:type="dxa" w:w="90"/>
+            </w:tcMar>
+            <w:vAlign w:val="center"/>
+          </w:tcPr>
+          <w:p>
+            <w:pPr>
+              <w:spacing w:after="0" w:line="260"/>
+              <w:jc w:val="right"/>
+            </w:pPr>
+            <w:r>
+              <w:rPr>
+                <w:rFonts w:ascii="MS Pゴシック" w:cs="MS Pゴシック" w:eastAsia="MS Pゴシック" w:hAnsi="MS Pゴシック"/>
+                <w:b w:val="false"/>
+                <w:bCs w:val="false"/>
+                <w:color w:val="1A1A1A"/>
+                <w:sz w:val="18"/>
+                <w:szCs w:val="18"/>
+              </w:rPr>
+              <w:t xml:space="preserve">1.102</w:t>
+            </w:r>
+          </w:p>
+        </w:tc>
+      </w:tr>
+      <w:tr>
+        <w:tc>
+          <w:tcPr>
+            <w:tcW w:type="dxa" w:w="2600"/>
+            <w:tcMar>
+              <w:top w:type="dxa" w:w="60"/>
+              <w:left w:type="dxa" w:w="90"/>
+              <w:bottom w:type="dxa" w:w="60"/>
+              <w:right w:type="dxa" w:w="90"/>
+            </w:tcMar>
+            <w:vAlign w:val="center"/>
+          </w:tcPr>
+          <w:p>
+            <w:pPr>
+              <w:spacing w:after="0" w:line="260"/>
+              <w:jc w:val="left"/>
+            </w:pPr>
+            <w:r>
+              <w:rPr>
+                <w:rFonts w:ascii="MS Pゴシック" w:cs="MS Pゴシック" w:eastAsia="MS Pゴシック" w:hAnsi="MS Pゴシック"/>
+                <w:b w:val="false"/>
+                <w:bCs w:val="false"/>
+                <w:color w:val="1A1A1A"/>
+                <w:sz w:val="18"/>
+                <w:szCs w:val="18"/>
+              </w:rPr>
+              <w:t xml:space="preserve">合計</w:t>
+            </w:r>
+          </w:p>
+        </w:tc>
+        <w:tc>
+          <w:tcPr>
+            <w:tcW w:type="dxa" w:w="1750"/>
+            <w:tcMar>
+              <w:top w:type="dxa" w:w="60"/>
+              <w:left w:type="dxa" w:w="90"/>
+              <w:bottom w:type="dxa" w:w="60"/>
+              <w:right w:type="dxa" w:w="90"/>
+            </w:tcMar>
+            <w:vAlign w:val="center"/>
+          </w:tcPr>
+          <w:p>
+            <w:pPr>
+              <w:spacing w:after="0" w:line="260"/>
+              <w:jc w:val="right"/>
+            </w:pPr>
+            <w:r>
+              <w:rPr>
+                <w:rFonts w:ascii="MS Pゴシック" w:cs="MS Pゴシック" w:eastAsia="MS Pゴシック" w:hAnsi="MS Pゴシック"/>
+                <w:b w:val="false"/>
+                <w:bCs w:val="false"/>
+                <w:color w:val="1A1A1A"/>
+                <w:sz w:val="18"/>
+                <w:szCs w:val="18"/>
+              </w:rPr>
+              <w:t xml:space="preserve">40,881</w:t>
+            </w:r>
+          </w:p>
+        </w:tc>
+        <w:tc>
+          <w:tcPr>
+            <w:tcW w:type="dxa" w:w="1750"/>
+            <w:tcMar>
+              <w:top w:type="dxa" w:w="60"/>
+              <w:left w:type="dxa" w:w="90"/>
+              <w:bottom w:type="dxa" w:w="60"/>
+              <w:right w:type="dxa" w:w="90"/>
+            </w:tcMar>
+            <w:vAlign w:val="center"/>
+          </w:tcPr>
+          <w:p>
+            <w:pPr>
+              <w:spacing w:after="0" w:line="260"/>
+              <w:jc w:val="right"/>
+            </w:pPr>
+            <w:r>
+              <w:rPr>
+                <w:rFonts w:ascii="MS Pゴシック" w:cs="MS Pゴシック" w:eastAsia="MS Pゴシック" w:hAnsi="MS Pゴシック"/>
+                <w:b w:val="false"/>
+                <w:bCs w:val="false"/>
+                <w:color w:val="1A1A1A"/>
+                <w:sz w:val="18"/>
+                <w:szCs w:val="18"/>
+              </w:rPr>
+              <w:t xml:space="preserve">44,969</w:t>
+            </w:r>
+          </w:p>
+        </w:tc>
+        <w:tc>
+          <w:tcPr>
+            <w:tcW w:type="dxa" w:w="1750"/>
+            <w:tcMar>
+              <w:top w:type="dxa" w:w="60"/>
+              <w:left w:type="dxa" w:w="90"/>
+              <w:bottom w:type="dxa" w:w="60"/>
+              <w:right w:type="dxa" w:w="90"/>
+            </w:tcMar>
+            <w:vAlign w:val="center"/>
+          </w:tcPr>
+          <w:p>
+            <w:pPr>
+              <w:spacing w:after="0" w:line="260"/>
+              <w:jc w:val="right"/>
+            </w:pPr>
+            <w:r>
+              <w:rPr>
+                <w:rFonts w:ascii="MS Pゴシック" w:cs="MS Pゴシック" w:eastAsia="MS Pゴシック" w:hAnsi="MS Pゴシック"/>
+                <w:b w:val="false"/>
+                <w:bCs w:val="false"/>
+                <w:color w:val="1A1A1A"/>
+                <w:sz w:val="18"/>
+                <w:szCs w:val="18"/>
+              </w:rPr>
+              <w:t xml:space="preserve">44,280</w:t>
+            </w:r>
+          </w:p>
+        </w:tc>
+        <w:tc>
+          <w:tcPr>
+            <w:tcW w:type="dxa" w:w="1750"/>
+            <w:tcMar>
+              <w:top w:type="dxa" w:w="60"/>
+              <w:left w:type="dxa" w:w="90"/>
+              <w:bottom w:type="dxa" w:w="60"/>
+              <w:right w:type="dxa" w:w="90"/>
+            </w:tcMar>
+            <w:vAlign w:val="center"/>
+          </w:tcPr>
+          <w:p>
+            <w:pPr>
+              <w:spacing w:after="0" w:line="260"/>
+              <w:jc w:val="right"/>
+            </w:pPr>
+            <w:r>
+              <w:rPr>
+                <w:rFonts w:ascii="MS Pゴシック" w:cs="MS Pゴシック" w:eastAsia="MS Pゴシック" w:hAnsi="MS Pゴシック"/>
+                <w:b w:val="false"/>
+                <w:bCs w:val="false"/>
+                <w:color w:val="1A1A1A"/>
+                <w:sz w:val="18"/>
+                <w:szCs w:val="18"/>
+              </w:rPr>
+              <w:t xml:space="preserve">1.016</w:t>
+            </w:r>
+          </w:p>
+        </w:tc>
+      </w:tr>
+    </w:tbl>
+    <w:p>
+      <w:pPr>
+        <w:spacing w:after="200" w:before="40"/>
+      </w:pPr>
+      <w:r>
+        <w:rPr>
+          <w:rFonts w:ascii="MS Pゴシック" w:cs="MS Pゴシック" w:eastAsia="MS Pゴシック" w:hAnsi="MS Pゴシック"/>
+          <w:color w:val="5F6F74"/>
+          <w:sz w:val="17"/>
+          <w:szCs w:val="17"/>
+        </w:rPr>
+        <w:t xml:space="preserve">公共の税込換算額を経営戦略の採用単価173.9円/㎥で割り戻すと212,865㎥となり、経営戦略の令和6年度有収水量予測213,135㎥と0.13%しか違わない。水量予測は当たっており、ずれているのは税の取扱いである。漁集が1.10を超えるのは有収水量が予測ほど減少していないためで、逆算すると約46,475㎥（予測42,167㎥）となる。</w:t>
+      </w:r>
+    </w:p>
+    <w:p>
+      <w:pPr>
+        <w:spacing w:after="40" w:before="160" w:line="300"/>
+      </w:pPr>
+      <w:r>
+        <w:rPr>
+          <w:rFonts w:ascii="MS Pゴシック" w:cs="MS Pゴシック" w:eastAsia="MS Pゴシック" w:hAnsi="MS Pゴシック"/>
+          <w:b/>
+          <w:bCs/>
+          <w:color w:val="1A1A1A"/>
+          <w:sz w:val="20"/>
+          <w:szCs w:val="20"/>
+        </w:rPr>
+        <w:t xml:space="preserve">■ 令和8年度予算は直近実績と整合している</w:t>
+      </w:r>
+    </w:p>
+    <w:p>
+      <w:pPr>
+        <w:spacing w:after="120" w:before="0" w:line="300"/>
+        <w:ind w:left="240"/>
+      </w:pPr>
+      <w:r>
+        <w:rPr>
+          <w:rFonts w:ascii="MS Pゴシック" w:cs="MS Pゴシック" w:eastAsia="MS Pゴシック" w:hAnsi="MS Pゴシック"/>
+          <w:color w:val="1A1A1A"/>
+          <w:sz w:val="21"/>
+          <w:szCs w:val="21"/>
+        </w:rPr>
+        <w:t xml:space="preserve">令和6年度決算40,881千円、令和7年度調定実績40,526千円（税抜換算）に対し、令和8年度予算41,906千円は前者比+2.5%・後者比+3.4%である。公共下水道の未整備地域整備による接続増を見込んだ計上として自然な水準であり、予算額そのものに不自然な点はない。同じ税込ベースに揃えて比較すると、予算41,906千円は税込46,097千円にあたり、経営戦略の現況継続47,238千円との差は1,141千円（2.4%）にとどまる。</w:t>
+      </w:r>
+    </w:p>
+    <w:p>
+      <w:pPr>
+        <w:spacing w:after="40" w:before="160" w:line="300"/>
+      </w:pPr>
+      <w:r>
+        <w:rPr>
+          <w:rFonts w:ascii="MS Pゴシック" w:cs="MS Pゴシック" w:eastAsia="MS Pゴシック" w:hAnsi="MS Pゴシック"/>
+          <w:b/>
+          <w:bCs/>
+          <w:color w:val="1A1A1A"/>
+          <w:sz w:val="20"/>
+          <w:szCs w:val="20"/>
+        </w:rPr>
+        <w:t xml:space="preserve">■ 改定の増収効果は予算額を基礎に評価する</w:t>
+      </w:r>
+    </w:p>
+    <w:p>
+      <w:pPr>
+        <w:spacing w:after="120" w:before="0" w:line="300"/>
+        <w:ind w:left="240"/>
+      </w:pPr>
+      <w:r>
+        <w:rPr>
+          <w:rFonts w:ascii="MS Pゴシック" w:cs="MS Pゴシック" w:eastAsia="MS Pゴシック" w:hAnsi="MS Pゴシック"/>
+          <w:color w:val="1A1A1A"/>
+          <w:sz w:val="21"/>
+          <w:szCs w:val="21"/>
+        </w:rPr>
+        <w:t xml:space="preserve">以上から、改定の増収効果は経営戦略の52,273千円ではなく令和8年度予算41,906千円を基礎に評価すべきである。中心案の調定額ベース平均増収率+9.93%を適用すると改定後は約46,067千円（税抜）、増収額は約4,161千円（税抜）となる。経営戦略のケース①が想定する「5年毎に10%」の初回改定に、中心案はちょうど相当する。なお経営戦略の52,273千円をそのまま目標額として扱うと消費税分を二重に見込むことになり、約4,300千円の過大目標となる点に注意が必要である。</w:t>
+      </w:r>
+    </w:p>
+    <w:p>
+      <w:pPr>
+        <w:pStyle w:val="Heading1"/>
+        <w:keepNext/>
+        <w:pBdr>
+          <w:bottom w:val="single" w:color="12939E" w:sz="12" w:space="4"/>
+        </w:pBdr>
+        <w:spacing w:after="160" w:before="320"/>
+      </w:pPr>
+      <w:r>
+        <w:rPr>
+          <w:rFonts w:ascii="MS Pゴシック" w:cs="MS Pゴシック" w:eastAsia="MS Pゴシック" w:hAnsi="MS Pゴシック"/>
+          <w:b/>
+          <w:bCs/>
+          <w:color w:val="1A1A1A"/>
+          <w:sz w:val="26"/>
+          <w:szCs w:val="26"/>
+        </w:rPr>
+        <w:t xml:space="preserve">10　留意事項</w:t>
       </w:r>
     </w:p>
     <w:p>
@@ -14052,7 +15732,7 @@
           <w:sz w:val="21"/>
           <w:szCs w:val="21"/>
         </w:rPr>
-        <w:t xml:space="preserve">本資料の増収試算は、令和7年度の奇数月6回調定（9,070件・42,987,132円）に基づく。通常の隔月検針者については概ね12か月相当だが、偶数月調定および毎月検針者の一部を含まない。</w:t>
+        <w:t xml:space="preserve">本資料の増収試算は、令和7年度の主検針月6回調定（9,070件・42,987,132円）に基づく。通常の隔月検針者については概ね12か月相当だが、偶数月調定および毎月検針者の一部を含まない。年間全件（12か月・9,220件）で集計すると調定額は44,578,708円となり、これを基礎とした場合の平年度増収額は約4,427千円（税込）・約4,024千円（税抜）となる。また集計ブックの「〜2,216」行は1件あたり2,216円（上限額）で評価されているが、令和7年度3月分の調定明細で実額を確認したところ71件で64,144円（平均903円）であり、集計ブックの評価は過大である。いずれも改定率および税抜単価には影響しない。</w:t>
       </w:r>
     </w:p>
     <w:p>
@@ -14161,7 +15841,7 @@
           <w:sz w:val="20"/>
           <w:szCs w:val="20"/>
         </w:rPr>
-        <w:t xml:space="preserve">■ 令和8年度予算との突合</w:t>
+        <w:t xml:space="preserve">■ 令和8年度予算額の一次資料確認</w:t>
       </w:r>
     </w:p>
     <w:p>
@@ -14176,7 +15856,38 @@
           <w:sz w:val="21"/>
           <w:szCs w:val="21"/>
         </w:rPr>
-        <w:t xml:space="preserve">外部レビューにおいて、令和8年度予算の下水道使用料が41,906千円であるのに対し、経営戦略の採用シミュレーションの令和8年度使用料収入は公共44,463千円・漁集7,810千円（計52,273千円）であるとの指摘があった。この差の理由は本資料の分析範囲では確認できていない。打合せ前に予算と経営戦略の収入前提を突合しておく必要がある。</w:t>
+        <w:t xml:space="preserve">第9章の分析は、41,906千円が「公共＋漁集の合算・税抜・当初予算」であることを前提としている。一次資料で確認する必要がある。なお仮に公共単独であれば令和7年度公共調定実績（税抜33,782千円）比で+24%となり、改定なしでは説明がつかないため、合算値である可能性が高い。</w:t>
+      </w:r>
+    </w:p>
+    <w:p>
+      <w:pPr>
+        <w:spacing w:after="40" w:before="120" w:line="300"/>
+      </w:pPr>
+      <w:r>
+        <w:rPr>
+          <w:rFonts w:ascii="MS Pゴシック" w:cs="MS Pゴシック" w:eastAsia="MS Pゴシック" w:hAnsi="MS Pゴシック"/>
+          <w:b/>
+          <w:bCs/>
+          <w:color w:val="1A1A1A"/>
+          <w:sz w:val="20"/>
+          <w:szCs w:val="20"/>
+        </w:rPr>
+        <w:t xml:space="preserve">■ 経営戦略の目標値は税抜へ読み替える</w:t>
+      </w:r>
+    </w:p>
+    <w:p>
+      <w:pPr>
+        <w:spacing w:after="120" w:before="0" w:line="300"/>
+        <w:ind w:left="240"/>
+      </w:pPr>
+      <w:r>
+        <w:rPr>
+          <w:rFonts w:ascii="MS Pゴシック" w:cs="MS Pゴシック" w:eastAsia="MS Pゴシック" w:hAnsi="MS Pゴシック"/>
+          <w:color w:val="1A1A1A"/>
+          <w:sz w:val="21"/>
+          <w:szCs w:val="21"/>
+        </w:rPr>
+        <w:t xml:space="preserve">経営戦略の経費回収率目標（公共40%・漁集26%）は、分子の使用料収入を税込・税抜のいずれで置くかで数ポイント動く。目標管理の基準を税抜（決算統計ベース）に統一する必要がある。現況継続の令和8年度は税抜42,944千円、採用ケースは税抜47,521千円と読み替えるのが正しい。</w:t>
       </w:r>
     </w:p>
     <w:p>

--- a/docs/kamikami-sewer-tariff/03_説明資料/下水道使用料改定説明資料.docx
+++ b/docs/kamikami-sewer-tariff/03_説明資料/下水道使用料改定説明資料.docx
@@ -14004,7 +14004,7 @@
           <w:sz w:val="21"/>
           <w:szCs w:val="21"/>
         </w:rPr>
-        <w:t xml:space="preserve">令和8年度予算の下水道使用料は41,906千円である。一方、経営戦略の採用シミュレーションが見込む令和8年度使用料収入は52,273千円（公共44,463千円＋漁集7,810千円）であり、10,367千円の差がある。この差の内訳を整理した。</w:t>
+        <w:t xml:space="preserve">令和8年度予算の下水道使用料は41,906千円である。一方、経営戦略の採用シミュレーションが見込む令和8年度使用料収入は52,273千円（公共44,463千円＋漁集7,810千円）であり、10,367千円の差がある。令和7年度決算書（案）で実績を確認したうえで、この差の内訳を整理した。</w:t>
       </w:r>
     </w:p>
     <w:p>
@@ -14673,7 +14673,7 @@
                 <w:sz w:val="18"/>
                 <w:szCs w:val="18"/>
               </w:rPr>
-              <w:t xml:space="preserve">− 残差（水量前提・収納率等）</w:t>
+              <w:t xml:space="preserve">− 残差（水量前提・単価・見込み）</w:t>
             </w:r>
           </w:p>
         </w:tc>
@@ -14899,7 +14899,7 @@
           <w:sz w:val="17"/>
           <w:szCs w:val="17"/>
         </w:rPr>
-        <w:t xml:space="preserve">経営戦略のケース①は「5年毎に10%ずつ使用料を上昇」させる想定であり、その初回が令和8年度にあたる。漁業集落排水はケース②（ケース①＋水洗化率80%）を採用している。</w:t>
+        <w:t xml:space="preserve">経営戦略のケース①は「5年毎に10%ずつ使用料を上昇」させる想定であり、その初回が令和8年度にあたる。漁業集落排水はケース②（ケース①＋水洗化率80%）を採用している。残差1,038千円の内訳は、有収水量を実勢に置き換える影響▲3,047千円、単価を実勢に置き換える影響＋690千円、予算の接続増見込み＋1,320千円である。</w:t>
       </w:r>
     </w:p>
     <w:p>
@@ -14930,7 +14930,7 @@
           <w:sz w:val="21"/>
           <w:szCs w:val="21"/>
         </w:rPr>
-        <w:t xml:space="preserve">経営戦略の使用料収入は「有収水量×実績使用料単価」で算出され、単価は公共173.9円/㎥・漁集171.1円/㎥が採用されている。これは令和1〜4年度の実績平均であり、当時は法非適用（官庁会計）で使用料を税込計上していた。令和5年度の法適用以降、営業収益は税抜計上に変わっている。つまり税込ベースの単価を、税抜で決算・予算する期間に適用している。</w:t>
+        <w:t xml:space="preserve">経営戦略の使用料収入は「有収水量×実績使用料単価」で算出され、単価は公共173.9円/㎥・漁集171.1円/㎥が採用されている。これは令和1〜4年度の実績平均である。地方公営企業法の適用は令和6年度からであり（決算書 注記）、令和1〜5年度は法非適用（官庁会計）で使用料を税込計上していた。法適用後の営業収益は税抜方式で計上されている。つまり税込ベースの単価を、税抜で決算・予算する期間に適用している。</w:t>
       </w:r>
     </w:p>
     <w:p>
@@ -14947,7 +14947,7 @@
           <w:sz w:val="19"/>
           <w:szCs w:val="19"/>
         </w:rPr>
-        <w:t xml:space="preserve">表13　令和6年度決算による検証（単位：千円）</w:t>
+        <w:t xml:space="preserve">表13　実績使用料単価との突合</w:t>
       </w:r>
     </w:p>
     <w:tbl>
@@ -14963,11 +14963,12 @@
         </w:tblBorders>
       </w:tblPr>
       <w:tblGrid>
-        <w:gridCol w:w="2600"/>
-        <w:gridCol w:w="1750"/>
-        <w:gridCol w:w="1750"/>
-        <w:gridCol w:w="1750"/>
-        <w:gridCol w:w="1750"/>
+        <w:gridCol w:w="1700"/>
+        <w:gridCol w:w="1700"/>
+        <w:gridCol w:w="1600"/>
+        <w:gridCol w:w="1500"/>
+        <w:gridCol w:w="1500"/>
+        <w:gridCol w:w="1600"/>
       </w:tblGrid>
       <w:tr>
         <w:trPr>
@@ -14975,7 +14976,7 @@
         </w:trPr>
         <w:tc>
           <w:tcPr>
-            <w:tcW w:type="dxa" w:w="2600"/>
+            <w:tcW w:type="dxa" w:w="1700"/>
             <w:shd w:fill="DCEBED" w:color="auto" w:val="clear"/>
             <w:tcMar>
               <w:top w:type="dxa" w:w="60"/>
@@ -14999,13 +15000,13 @@
                 <w:sz w:val="18"/>
                 <w:szCs w:val="18"/>
               </w:rPr>
-              <w:t xml:space="preserve">事業</w:t>
-            </w:r>
-          </w:p>
-        </w:tc>
-        <w:tc>
-          <w:tcPr>
-            <w:tcW w:type="dxa" w:w="1750"/>
+              <w:t xml:space="preserve">事業・年度</w:t>
+            </w:r>
+          </w:p>
+        </w:tc>
+        <w:tc>
+          <w:tcPr>
+            <w:tcW w:type="dxa" w:w="1700"/>
             <w:shd w:fill="DCEBED" w:color="auto" w:val="clear"/>
             <w:tcMar>
               <w:top w:type="dxa" w:w="60"/>
@@ -15029,13 +15030,13 @@
                 <w:sz w:val="18"/>
                 <w:szCs w:val="18"/>
               </w:rPr>
-              <w:t xml:space="preserve">R6決算（税抜）</w:t>
-            </w:r>
-          </w:p>
-        </w:tc>
-        <w:tc>
-          <w:tcPr>
-            <w:tcW w:type="dxa" w:w="1750"/>
+              <w:t xml:space="preserve">使用料(税抜)</w:t>
+            </w:r>
+          </w:p>
+        </w:tc>
+        <w:tc>
+          <w:tcPr>
+            <w:tcW w:type="dxa" w:w="1600"/>
             <w:shd w:fill="DCEBED" w:color="auto" w:val="clear"/>
             <w:tcMar>
               <w:top w:type="dxa" w:w="60"/>
@@ -15059,13 +15060,13 @@
                 <w:sz w:val="18"/>
                 <w:szCs w:val="18"/>
               </w:rPr>
-              <w:t xml:space="preserve">×1.1（税込換算）</w:t>
-            </w:r>
-          </w:p>
-        </w:tc>
-        <w:tc>
-          <w:tcPr>
-            <w:tcW w:type="dxa" w:w="1750"/>
+              <w:t xml:space="preserve">有収水量</w:t>
+            </w:r>
+          </w:p>
+        </w:tc>
+        <w:tc>
+          <w:tcPr>
+            <w:tcW w:type="dxa" w:w="1500"/>
             <w:shd w:fill="DCEBED" w:color="auto" w:val="clear"/>
             <w:tcMar>
               <w:top w:type="dxa" w:w="60"/>
@@ -15089,13 +15090,13 @@
                 <w:sz w:val="18"/>
                 <w:szCs w:val="18"/>
               </w:rPr>
-              <w:t xml:space="preserve">経営戦略R6予測</w:t>
-            </w:r>
-          </w:p>
-        </w:tc>
-        <w:tc>
-          <w:tcPr>
-            <w:tcW w:type="dxa" w:w="1750"/>
+              <w:t xml:space="preserve">実績単価(税込)</w:t>
+            </w:r>
+          </w:p>
+        </w:tc>
+        <w:tc>
+          <w:tcPr>
+            <w:tcW w:type="dxa" w:w="1500"/>
             <w:shd w:fill="DCEBED" w:color="auto" w:val="clear"/>
             <w:tcMar>
               <w:top w:type="dxa" w:w="60"/>
@@ -15119,7 +15120,37 @@
                 <w:sz w:val="18"/>
                 <w:szCs w:val="18"/>
               </w:rPr>
-              <w:t xml:space="preserve">比</w:t>
+              <w:t xml:space="preserve">経営戦略の単価</w:t>
+            </w:r>
+          </w:p>
+        </w:tc>
+        <w:tc>
+          <w:tcPr>
+            <w:tcW w:type="dxa" w:w="1600"/>
+            <w:shd w:fill="DCEBED" w:color="auto" w:val="clear"/>
+            <w:tcMar>
+              <w:top w:type="dxa" w:w="60"/>
+              <w:left w:type="dxa" w:w="90"/>
+              <w:bottom w:type="dxa" w:w="60"/>
+              <w:right w:type="dxa" w:w="90"/>
+            </w:tcMar>
+            <w:vAlign w:val="center"/>
+          </w:tcPr>
+          <w:p>
+            <w:pPr>
+              <w:spacing w:after="0" w:line="260"/>
+              <w:jc w:val="center"/>
+            </w:pPr>
+            <w:r>
+              <w:rPr>
+                <w:rFonts w:ascii="MS Pゴシック" w:cs="MS Pゴシック" w:eastAsia="MS Pゴシック" w:hAnsi="MS Pゴシック"/>
+                <w:b/>
+                <w:bCs/>
+                <w:color w:val="1A1A1A"/>
+                <w:sz w:val="18"/>
+                <w:szCs w:val="18"/>
+              </w:rPr>
+              <w:t xml:space="preserve">税込との差</w:t>
             </w:r>
           </w:p>
         </w:tc>
@@ -15127,7 +15158,183 @@
       <w:tr>
         <w:tc>
           <w:tcPr>
-            <w:tcW w:type="dxa" w:w="2600"/>
+            <w:tcW w:type="dxa" w:w="1700"/>
+            <w:tcMar>
+              <w:top w:type="dxa" w:w="60"/>
+              <w:left w:type="dxa" w:w="90"/>
+              <w:bottom w:type="dxa" w:w="60"/>
+              <w:right w:type="dxa" w:w="90"/>
+            </w:tcMar>
+            <w:vAlign w:val="center"/>
+          </w:tcPr>
+          <w:p>
+            <w:pPr>
+              <w:spacing w:after="0" w:line="260"/>
+              <w:jc w:val="left"/>
+            </w:pPr>
+            <w:r>
+              <w:rPr>
+                <w:rFonts w:ascii="MS Pゴシック" w:cs="MS Pゴシック" w:eastAsia="MS Pゴシック" w:hAnsi="MS Pゴシック"/>
+                <w:b w:val="false"/>
+                <w:bCs w:val="false"/>
+                <w:color w:val="1A1A1A"/>
+                <w:sz w:val="18"/>
+                <w:szCs w:val="18"/>
+              </w:rPr>
+              <w:t xml:space="preserve">公共 R6</w:t>
+            </w:r>
+          </w:p>
+        </w:tc>
+        <w:tc>
+          <w:tcPr>
+            <w:tcW w:type="dxa" w:w="1700"/>
+            <w:tcMar>
+              <w:top w:type="dxa" w:w="60"/>
+              <w:left w:type="dxa" w:w="90"/>
+              <w:bottom w:type="dxa" w:w="60"/>
+              <w:right w:type="dxa" w:w="90"/>
+            </w:tcMar>
+            <w:vAlign w:val="center"/>
+          </w:tcPr>
+          <w:p>
+            <w:pPr>
+              <w:spacing w:after="0" w:line="260"/>
+              <w:jc w:val="right"/>
+            </w:pPr>
+            <w:r>
+              <w:rPr>
+                <w:rFonts w:ascii="MS Pゴシック" w:cs="MS Pゴシック" w:eastAsia="MS Pゴシック" w:hAnsi="MS Pゴシック"/>
+                <w:b w:val="false"/>
+                <w:bCs w:val="false"/>
+                <w:color w:val="1A1A1A"/>
+                <w:sz w:val="18"/>
+                <w:szCs w:val="18"/>
+              </w:rPr>
+              <w:t xml:space="preserve">33,652千円</w:t>
+            </w:r>
+          </w:p>
+        </w:tc>
+        <w:tc>
+          <w:tcPr>
+            <w:tcW w:type="dxa" w:w="1600"/>
+            <w:tcMar>
+              <w:top w:type="dxa" w:w="60"/>
+              <w:left w:type="dxa" w:w="90"/>
+              <w:bottom w:type="dxa" w:w="60"/>
+              <w:right w:type="dxa" w:w="90"/>
+            </w:tcMar>
+            <w:vAlign w:val="center"/>
+          </w:tcPr>
+          <w:p>
+            <w:pPr>
+              <w:spacing w:after="0" w:line="260"/>
+              <w:jc w:val="right"/>
+            </w:pPr>
+            <w:r>
+              <w:rPr>
+                <w:rFonts w:ascii="MS Pゴシック" w:cs="MS Pゴシック" w:eastAsia="MS Pゴシック" w:hAnsi="MS Pゴシック"/>
+                <w:b w:val="false"/>
+                <w:bCs w:val="false"/>
+                <w:color w:val="1A1A1A"/>
+                <w:sz w:val="18"/>
+                <w:szCs w:val="18"/>
+              </w:rPr>
+              <w:t xml:space="preserve">209,289㎥</w:t>
+            </w:r>
+          </w:p>
+        </w:tc>
+        <w:tc>
+          <w:tcPr>
+            <w:tcW w:type="dxa" w:w="1500"/>
+            <w:tcMar>
+              <w:top w:type="dxa" w:w="60"/>
+              <w:left w:type="dxa" w:w="90"/>
+              <w:bottom w:type="dxa" w:w="60"/>
+              <w:right w:type="dxa" w:w="90"/>
+            </w:tcMar>
+            <w:vAlign w:val="center"/>
+          </w:tcPr>
+          <w:p>
+            <w:pPr>
+              <w:spacing w:after="0" w:line="260"/>
+              <w:jc w:val="right"/>
+            </w:pPr>
+            <w:r>
+              <w:rPr>
+                <w:rFonts w:ascii="MS Pゴシック" w:cs="MS Pゴシック" w:eastAsia="MS Pゴシック" w:hAnsi="MS Pゴシック"/>
+                <w:b w:val="false"/>
+                <w:bCs w:val="false"/>
+                <w:color w:val="1A1A1A"/>
+                <w:sz w:val="18"/>
+                <w:szCs w:val="18"/>
+              </w:rPr>
+              <w:t xml:space="preserve">176.9円</w:t>
+            </w:r>
+          </w:p>
+        </w:tc>
+        <w:tc>
+          <w:tcPr>
+            <w:tcW w:type="dxa" w:w="1500"/>
+            <w:tcMar>
+              <w:top w:type="dxa" w:w="60"/>
+              <w:left w:type="dxa" w:w="90"/>
+              <w:bottom w:type="dxa" w:w="60"/>
+              <w:right w:type="dxa" w:w="90"/>
+            </w:tcMar>
+            <w:vAlign w:val="center"/>
+          </w:tcPr>
+          <w:p>
+            <w:pPr>
+              <w:spacing w:after="0" w:line="260"/>
+              <w:jc w:val="right"/>
+            </w:pPr>
+            <w:r>
+              <w:rPr>
+                <w:rFonts w:ascii="MS Pゴシック" w:cs="MS Pゴシック" w:eastAsia="MS Pゴシック" w:hAnsi="MS Pゴシック"/>
+                <w:b w:val="false"/>
+                <w:bCs w:val="false"/>
+                <w:color w:val="1A1A1A"/>
+                <w:sz w:val="18"/>
+                <w:szCs w:val="18"/>
+              </w:rPr>
+              <w:t xml:space="preserve">173.9円</w:t>
+            </w:r>
+          </w:p>
+        </w:tc>
+        <w:tc>
+          <w:tcPr>
+            <w:tcW w:type="dxa" w:w="1600"/>
+            <w:tcMar>
+              <w:top w:type="dxa" w:w="60"/>
+              <w:left w:type="dxa" w:w="90"/>
+              <w:bottom w:type="dxa" w:w="60"/>
+              <w:right w:type="dxa" w:w="90"/>
+            </w:tcMar>
+            <w:vAlign w:val="center"/>
+          </w:tcPr>
+          <w:p>
+            <w:pPr>
+              <w:spacing w:after="0" w:line="260"/>
+              <w:jc w:val="right"/>
+            </w:pPr>
+            <w:r>
+              <w:rPr>
+                <w:rFonts w:ascii="MS Pゴシック" w:cs="MS Pゴシック" w:eastAsia="MS Pゴシック" w:hAnsi="MS Pゴシック"/>
+                <w:b w:val="false"/>
+                <w:bCs w:val="false"/>
+                <w:color w:val="1A1A1A"/>
+                <w:sz w:val="18"/>
+                <w:szCs w:val="18"/>
+              </w:rPr>
+              <w:t xml:space="preserve">−1.7%</w:t>
+            </w:r>
+          </w:p>
+        </w:tc>
+      </w:tr>
+      <w:tr>
+        <w:tc>
+          <w:tcPr>
+            <w:tcW w:type="dxa" w:w="1700"/>
             <w:shd w:fill="FBEAE0" w:color="auto" w:val="clear"/>
             <w:tcMar>
               <w:top w:type="dxa" w:w="60"/>
@@ -15151,13 +15358,13 @@
                 <w:sz w:val="18"/>
                 <w:szCs w:val="18"/>
               </w:rPr>
-              <w:t xml:space="preserve">公共下水道</w:t>
-            </w:r>
-          </w:p>
-        </w:tc>
-        <w:tc>
-          <w:tcPr>
-            <w:tcW w:type="dxa" w:w="1750"/>
+              <w:t xml:space="preserve">公共 R7</w:t>
+            </w:r>
+          </w:p>
+        </w:tc>
+        <w:tc>
+          <w:tcPr>
+            <w:tcW w:type="dxa" w:w="1700"/>
             <w:shd w:fill="FBEAE0" w:color="auto" w:val="clear"/>
             <w:tcMar>
               <w:top w:type="dxa" w:w="60"/>
@@ -15181,13 +15388,13 @@
                 <w:sz w:val="18"/>
                 <w:szCs w:val="18"/>
               </w:rPr>
-              <w:t xml:space="preserve">33,652</w:t>
-            </w:r>
-          </w:p>
-        </w:tc>
-        <w:tc>
-          <w:tcPr>
-            <w:tcW w:type="dxa" w:w="1750"/>
+              <w:t xml:space="preserve">33,794千円</w:t>
+            </w:r>
+          </w:p>
+        </w:tc>
+        <w:tc>
+          <w:tcPr>
+            <w:tcW w:type="dxa" w:w="1600"/>
             <w:shd w:fill="FBEAE0" w:color="auto" w:val="clear"/>
             <w:tcMar>
               <w:top w:type="dxa" w:w="60"/>
@@ -15211,13 +15418,13 @@
                 <w:sz w:val="18"/>
                 <w:szCs w:val="18"/>
               </w:rPr>
-              <w:t xml:space="preserve">37,017</w:t>
-            </w:r>
-          </w:p>
-        </w:tc>
-        <w:tc>
-          <w:tcPr>
-            <w:tcW w:type="dxa" w:w="1750"/>
+              <w:t xml:space="preserve">210,398㎥</w:t>
+            </w:r>
+          </w:p>
+        </w:tc>
+        <w:tc>
+          <w:tcPr>
+            <w:tcW w:type="dxa" w:w="1500"/>
             <w:shd w:fill="FBEAE0" w:color="auto" w:val="clear"/>
             <w:tcMar>
               <w:top w:type="dxa" w:w="60"/>
@@ -15241,13 +15448,13 @@
                 <w:sz w:val="18"/>
                 <w:szCs w:val="18"/>
               </w:rPr>
-              <w:t xml:space="preserve">37,065</w:t>
-            </w:r>
-          </w:p>
-        </w:tc>
-        <w:tc>
-          <w:tcPr>
-            <w:tcW w:type="dxa" w:w="1750"/>
+              <w:t xml:space="preserve">176.7円</w:t>
+            </w:r>
+          </w:p>
+        </w:tc>
+        <w:tc>
+          <w:tcPr>
+            <w:tcW w:type="dxa" w:w="1500"/>
             <w:shd w:fill="FBEAE0" w:color="auto" w:val="clear"/>
             <w:tcMar>
               <w:top w:type="dxa" w:w="60"/>
@@ -15271,7 +15478,37 @@
                 <w:sz w:val="18"/>
                 <w:szCs w:val="18"/>
               </w:rPr>
-              <w:t xml:space="preserve">0.999</w:t>
+              <w:t xml:space="preserve">173.9円</w:t>
+            </w:r>
+          </w:p>
+        </w:tc>
+        <w:tc>
+          <w:tcPr>
+            <w:tcW w:type="dxa" w:w="1600"/>
+            <w:shd w:fill="FBEAE0" w:color="auto" w:val="clear"/>
+            <w:tcMar>
+              <w:top w:type="dxa" w:w="60"/>
+              <w:left w:type="dxa" w:w="90"/>
+              <w:bottom w:type="dxa" w:w="60"/>
+              <w:right w:type="dxa" w:w="90"/>
+            </w:tcMar>
+            <w:vAlign w:val="center"/>
+          </w:tcPr>
+          <w:p>
+            <w:pPr>
+              <w:spacing w:after="0" w:line="260"/>
+              <w:jc w:val="right"/>
+            </w:pPr>
+            <w:r>
+              <w:rPr>
+                <w:rFonts w:ascii="MS Pゴシック" w:cs="MS Pゴシック" w:eastAsia="MS Pゴシック" w:hAnsi="MS Pゴシック"/>
+                <w:b/>
+                <w:bCs/>
+                <w:color w:val="1A1A1A"/>
+                <w:sz w:val="18"/>
+                <w:szCs w:val="18"/>
+              </w:rPr>
+              <w:t xml:space="preserve">−1.6%</w:t>
             </w:r>
           </w:p>
         </w:tc>
@@ -15279,8 +15516,7 @@
       <w:tr>
         <w:tc>
           <w:tcPr>
-            <w:tcW w:type="dxa" w:w="2600"/>
-            <w:shd w:fill="F4F7F7" w:color="auto" w:val="clear"/>
+            <w:tcW w:type="dxa" w:w="1700"/>
             <w:tcMar>
               <w:top w:type="dxa" w:w="60"/>
               <w:left w:type="dxa" w:w="90"/>
@@ -15303,127 +15539,152 @@
                 <w:sz w:val="18"/>
                 <w:szCs w:val="18"/>
               </w:rPr>
-              <w:t xml:space="preserve">漁業集落排水</w:t>
-            </w:r>
-          </w:p>
-        </w:tc>
-        <w:tc>
-          <w:tcPr>
-            <w:tcW w:type="dxa" w:w="1750"/>
-            <w:shd w:fill="F4F7F7" w:color="auto" w:val="clear"/>
-            <w:tcMar>
-              <w:top w:type="dxa" w:w="60"/>
-              <w:left w:type="dxa" w:w="90"/>
-              <w:bottom w:type="dxa" w:w="60"/>
-              <w:right w:type="dxa" w:w="90"/>
-            </w:tcMar>
-            <w:vAlign w:val="center"/>
-          </w:tcPr>
-          <w:p>
-            <w:pPr>
-              <w:spacing w:after="0" w:line="260"/>
-              <w:jc w:val="right"/>
-            </w:pPr>
-            <w:r>
-              <w:rPr>
-                <w:rFonts w:ascii="MS Pゴシック" w:cs="MS Pゴシック" w:eastAsia="MS Pゴシック" w:hAnsi="MS Pゴシック"/>
-                <w:b w:val="false"/>
-                <w:bCs w:val="false"/>
-                <w:color w:val="1A1A1A"/>
-                <w:sz w:val="18"/>
-                <w:szCs w:val="18"/>
-              </w:rPr>
-              <w:t xml:space="preserve">7,229</w:t>
-            </w:r>
-          </w:p>
-        </w:tc>
-        <w:tc>
-          <w:tcPr>
-            <w:tcW w:type="dxa" w:w="1750"/>
-            <w:shd w:fill="F4F7F7" w:color="auto" w:val="clear"/>
-            <w:tcMar>
-              <w:top w:type="dxa" w:w="60"/>
-              <w:left w:type="dxa" w:w="90"/>
-              <w:bottom w:type="dxa" w:w="60"/>
-              <w:right w:type="dxa" w:w="90"/>
-            </w:tcMar>
-            <w:vAlign w:val="center"/>
-          </w:tcPr>
-          <w:p>
-            <w:pPr>
-              <w:spacing w:after="0" w:line="260"/>
-              <w:jc w:val="right"/>
-            </w:pPr>
-            <w:r>
-              <w:rPr>
-                <w:rFonts w:ascii="MS Pゴシック" w:cs="MS Pゴシック" w:eastAsia="MS Pゴシック" w:hAnsi="MS Pゴシック"/>
-                <w:b w:val="false"/>
-                <w:bCs w:val="false"/>
-                <w:color w:val="1A1A1A"/>
-                <w:sz w:val="18"/>
-                <w:szCs w:val="18"/>
-              </w:rPr>
-              <w:t xml:space="preserve">7,952</w:t>
-            </w:r>
-          </w:p>
-        </w:tc>
-        <w:tc>
-          <w:tcPr>
-            <w:tcW w:type="dxa" w:w="1750"/>
-            <w:shd w:fill="F4F7F7" w:color="auto" w:val="clear"/>
-            <w:tcMar>
-              <w:top w:type="dxa" w:w="60"/>
-              <w:left w:type="dxa" w:w="90"/>
-              <w:bottom w:type="dxa" w:w="60"/>
-              <w:right w:type="dxa" w:w="90"/>
-            </w:tcMar>
-            <w:vAlign w:val="center"/>
-          </w:tcPr>
-          <w:p>
-            <w:pPr>
-              <w:spacing w:after="0" w:line="260"/>
-              <w:jc w:val="right"/>
-            </w:pPr>
-            <w:r>
-              <w:rPr>
-                <w:rFonts w:ascii="MS Pゴシック" w:cs="MS Pゴシック" w:eastAsia="MS Pゴシック" w:hAnsi="MS Pゴシック"/>
-                <w:b w:val="false"/>
-                <w:bCs w:val="false"/>
-                <w:color w:val="1A1A1A"/>
-                <w:sz w:val="18"/>
-                <w:szCs w:val="18"/>
-              </w:rPr>
-              <w:t xml:space="preserve">7,215</w:t>
-            </w:r>
-          </w:p>
-        </w:tc>
-        <w:tc>
-          <w:tcPr>
-            <w:tcW w:type="dxa" w:w="1750"/>
-            <w:shd w:fill="F4F7F7" w:color="auto" w:val="clear"/>
-            <w:tcMar>
-              <w:top w:type="dxa" w:w="60"/>
-              <w:left w:type="dxa" w:w="90"/>
-              <w:bottom w:type="dxa" w:w="60"/>
-              <w:right w:type="dxa" w:w="90"/>
-            </w:tcMar>
-            <w:vAlign w:val="center"/>
-          </w:tcPr>
-          <w:p>
-            <w:pPr>
-              <w:spacing w:after="0" w:line="260"/>
-              <w:jc w:val="right"/>
-            </w:pPr>
-            <w:r>
-              <w:rPr>
-                <w:rFonts w:ascii="MS Pゴシック" w:cs="MS Pゴシック" w:eastAsia="MS Pゴシック" w:hAnsi="MS Pゴシック"/>
-                <w:b w:val="false"/>
-                <w:bCs w:val="false"/>
-                <w:color w:val="1A1A1A"/>
-                <w:sz w:val="18"/>
-                <w:szCs w:val="18"/>
-              </w:rPr>
-              <w:t xml:space="preserve">1.102</w:t>
+              <w:t xml:space="preserve">漁集 R6</w:t>
+            </w:r>
+          </w:p>
+        </w:tc>
+        <w:tc>
+          <w:tcPr>
+            <w:tcW w:type="dxa" w:w="1700"/>
+            <w:tcMar>
+              <w:top w:type="dxa" w:w="60"/>
+              <w:left w:type="dxa" w:w="90"/>
+              <w:bottom w:type="dxa" w:w="60"/>
+              <w:right w:type="dxa" w:w="90"/>
+            </w:tcMar>
+            <w:vAlign w:val="center"/>
+          </w:tcPr>
+          <w:p>
+            <w:pPr>
+              <w:spacing w:after="0" w:line="260"/>
+              <w:jc w:val="right"/>
+            </w:pPr>
+            <w:r>
+              <w:rPr>
+                <w:rFonts w:ascii="MS Pゴシック" w:cs="MS Pゴシック" w:eastAsia="MS Pゴシック" w:hAnsi="MS Pゴシック"/>
+                <w:b w:val="false"/>
+                <w:bCs w:val="false"/>
+                <w:color w:val="1A1A1A"/>
+                <w:sz w:val="18"/>
+                <w:szCs w:val="18"/>
+              </w:rPr>
+              <w:t xml:space="preserve">7,229千円</w:t>
+            </w:r>
+          </w:p>
+        </w:tc>
+        <w:tc>
+          <w:tcPr>
+            <w:tcW w:type="dxa" w:w="1600"/>
+            <w:tcMar>
+              <w:top w:type="dxa" w:w="60"/>
+              <w:left w:type="dxa" w:w="90"/>
+              <w:bottom w:type="dxa" w:w="60"/>
+              <w:right w:type="dxa" w:w="90"/>
+            </w:tcMar>
+            <w:vAlign w:val="center"/>
+          </w:tcPr>
+          <w:p>
+            <w:pPr>
+              <w:spacing w:after="0" w:line="260"/>
+              <w:jc w:val="right"/>
+            </w:pPr>
+            <w:r>
+              <w:rPr>
+                <w:rFonts w:ascii="MS Pゴシック" w:cs="MS Pゴシック" w:eastAsia="MS Pゴシック" w:hAnsi="MS Pゴシック"/>
+                <w:b w:val="false"/>
+                <w:bCs w:val="false"/>
+                <w:color w:val="1A1A1A"/>
+                <w:sz w:val="18"/>
+                <w:szCs w:val="18"/>
+              </w:rPr>
+              <w:t xml:space="preserve">45,402㎥</w:t>
+            </w:r>
+          </w:p>
+        </w:tc>
+        <w:tc>
+          <w:tcPr>
+            <w:tcW w:type="dxa" w:w="1500"/>
+            <w:tcMar>
+              <w:top w:type="dxa" w:w="60"/>
+              <w:left w:type="dxa" w:w="90"/>
+              <w:bottom w:type="dxa" w:w="60"/>
+              <w:right w:type="dxa" w:w="90"/>
+            </w:tcMar>
+            <w:vAlign w:val="center"/>
+          </w:tcPr>
+          <w:p>
+            <w:pPr>
+              <w:spacing w:after="0" w:line="260"/>
+              <w:jc w:val="right"/>
+            </w:pPr>
+            <w:r>
+              <w:rPr>
+                <w:rFonts w:ascii="MS Pゴシック" w:cs="MS Pゴシック" w:eastAsia="MS Pゴシック" w:hAnsi="MS Pゴシック"/>
+                <w:b w:val="false"/>
+                <w:bCs w:val="false"/>
+                <w:color w:val="1A1A1A"/>
+                <w:sz w:val="18"/>
+                <w:szCs w:val="18"/>
+              </w:rPr>
+              <w:t xml:space="preserve">175.1円</w:t>
+            </w:r>
+          </w:p>
+        </w:tc>
+        <w:tc>
+          <w:tcPr>
+            <w:tcW w:type="dxa" w:w="1500"/>
+            <w:tcMar>
+              <w:top w:type="dxa" w:w="60"/>
+              <w:left w:type="dxa" w:w="90"/>
+              <w:bottom w:type="dxa" w:w="60"/>
+              <w:right w:type="dxa" w:w="90"/>
+            </w:tcMar>
+            <w:vAlign w:val="center"/>
+          </w:tcPr>
+          <w:p>
+            <w:pPr>
+              <w:spacing w:after="0" w:line="260"/>
+              <w:jc w:val="right"/>
+            </w:pPr>
+            <w:r>
+              <w:rPr>
+                <w:rFonts w:ascii="MS Pゴシック" w:cs="MS Pゴシック" w:eastAsia="MS Pゴシック" w:hAnsi="MS Pゴシック"/>
+                <w:b w:val="false"/>
+                <w:bCs w:val="false"/>
+                <w:color w:val="1A1A1A"/>
+                <w:sz w:val="18"/>
+                <w:szCs w:val="18"/>
+              </w:rPr>
+              <w:t xml:space="preserve">171.1円</w:t>
+            </w:r>
+          </w:p>
+        </w:tc>
+        <w:tc>
+          <w:tcPr>
+            <w:tcW w:type="dxa" w:w="1600"/>
+            <w:tcMar>
+              <w:top w:type="dxa" w:w="60"/>
+              <w:left w:type="dxa" w:w="90"/>
+              <w:bottom w:type="dxa" w:w="60"/>
+              <w:right w:type="dxa" w:w="90"/>
+            </w:tcMar>
+            <w:vAlign w:val="center"/>
+          </w:tcPr>
+          <w:p>
+            <w:pPr>
+              <w:spacing w:after="0" w:line="260"/>
+              <w:jc w:val="right"/>
+            </w:pPr>
+            <w:r>
+              <w:rPr>
+                <w:rFonts w:ascii="MS Pゴシック" w:cs="MS Pゴシック" w:eastAsia="MS Pゴシック" w:hAnsi="MS Pゴシック"/>
+                <w:b w:val="false"/>
+                <w:bCs w:val="false"/>
+                <w:color w:val="1A1A1A"/>
+                <w:sz w:val="18"/>
+                <w:szCs w:val="18"/>
+              </w:rPr>
+              <w:t xml:space="preserve">−2.3%</w:t>
             </w:r>
           </w:p>
         </w:tc>
@@ -15431,7 +15692,8 @@
       <w:tr>
         <w:tc>
           <w:tcPr>
-            <w:tcW w:type="dxa" w:w="2600"/>
+            <w:tcW w:type="dxa" w:w="1700"/>
+            <w:shd w:fill="F4F7F7" w:color="auto" w:val="clear"/>
             <w:tcMar>
               <w:top w:type="dxa" w:w="60"/>
               <w:left w:type="dxa" w:w="90"/>
@@ -15454,123 +15716,157 @@
                 <w:sz w:val="18"/>
                 <w:szCs w:val="18"/>
               </w:rPr>
-              <w:t xml:space="preserve">合計</w:t>
-            </w:r>
-          </w:p>
-        </w:tc>
-        <w:tc>
-          <w:tcPr>
-            <w:tcW w:type="dxa" w:w="1750"/>
-            <w:tcMar>
-              <w:top w:type="dxa" w:w="60"/>
-              <w:left w:type="dxa" w:w="90"/>
-              <w:bottom w:type="dxa" w:w="60"/>
-              <w:right w:type="dxa" w:w="90"/>
-            </w:tcMar>
-            <w:vAlign w:val="center"/>
-          </w:tcPr>
-          <w:p>
-            <w:pPr>
-              <w:spacing w:after="0" w:line="260"/>
-              <w:jc w:val="right"/>
-            </w:pPr>
-            <w:r>
-              <w:rPr>
-                <w:rFonts w:ascii="MS Pゴシック" w:cs="MS Pゴシック" w:eastAsia="MS Pゴシック" w:hAnsi="MS Pゴシック"/>
-                <w:b w:val="false"/>
-                <w:bCs w:val="false"/>
-                <w:color w:val="1A1A1A"/>
-                <w:sz w:val="18"/>
-                <w:szCs w:val="18"/>
-              </w:rPr>
-              <w:t xml:space="preserve">40,881</w:t>
-            </w:r>
-          </w:p>
-        </w:tc>
-        <w:tc>
-          <w:tcPr>
-            <w:tcW w:type="dxa" w:w="1750"/>
-            <w:tcMar>
-              <w:top w:type="dxa" w:w="60"/>
-              <w:left w:type="dxa" w:w="90"/>
-              <w:bottom w:type="dxa" w:w="60"/>
-              <w:right w:type="dxa" w:w="90"/>
-            </w:tcMar>
-            <w:vAlign w:val="center"/>
-          </w:tcPr>
-          <w:p>
-            <w:pPr>
-              <w:spacing w:after="0" w:line="260"/>
-              <w:jc w:val="right"/>
-            </w:pPr>
-            <w:r>
-              <w:rPr>
-                <w:rFonts w:ascii="MS Pゴシック" w:cs="MS Pゴシック" w:eastAsia="MS Pゴシック" w:hAnsi="MS Pゴシック"/>
-                <w:b w:val="false"/>
-                <w:bCs w:val="false"/>
-                <w:color w:val="1A1A1A"/>
-                <w:sz w:val="18"/>
-                <w:szCs w:val="18"/>
-              </w:rPr>
-              <w:t xml:space="preserve">44,969</w:t>
-            </w:r>
-          </w:p>
-        </w:tc>
-        <w:tc>
-          <w:tcPr>
-            <w:tcW w:type="dxa" w:w="1750"/>
-            <w:tcMar>
-              <w:top w:type="dxa" w:w="60"/>
-              <w:left w:type="dxa" w:w="90"/>
-              <w:bottom w:type="dxa" w:w="60"/>
-              <w:right w:type="dxa" w:w="90"/>
-            </w:tcMar>
-            <w:vAlign w:val="center"/>
-          </w:tcPr>
-          <w:p>
-            <w:pPr>
-              <w:spacing w:after="0" w:line="260"/>
-              <w:jc w:val="right"/>
-            </w:pPr>
-            <w:r>
-              <w:rPr>
-                <w:rFonts w:ascii="MS Pゴシック" w:cs="MS Pゴシック" w:eastAsia="MS Pゴシック" w:hAnsi="MS Pゴシック"/>
-                <w:b w:val="false"/>
-                <w:bCs w:val="false"/>
-                <w:color w:val="1A1A1A"/>
-                <w:sz w:val="18"/>
-                <w:szCs w:val="18"/>
-              </w:rPr>
-              <w:t xml:space="preserve">44,280</w:t>
-            </w:r>
-          </w:p>
-        </w:tc>
-        <w:tc>
-          <w:tcPr>
-            <w:tcW w:type="dxa" w:w="1750"/>
-            <w:tcMar>
-              <w:top w:type="dxa" w:w="60"/>
-              <w:left w:type="dxa" w:w="90"/>
-              <w:bottom w:type="dxa" w:w="60"/>
-              <w:right w:type="dxa" w:w="90"/>
-            </w:tcMar>
-            <w:vAlign w:val="center"/>
-          </w:tcPr>
-          <w:p>
-            <w:pPr>
-              <w:spacing w:after="0" w:line="260"/>
-              <w:jc w:val="right"/>
-            </w:pPr>
-            <w:r>
-              <w:rPr>
-                <w:rFonts w:ascii="MS Pゴシック" w:cs="MS Pゴシック" w:eastAsia="MS Pゴシック" w:hAnsi="MS Pゴシック"/>
-                <w:b w:val="false"/>
-                <w:bCs w:val="false"/>
-                <w:color w:val="1A1A1A"/>
-                <w:sz w:val="18"/>
-                <w:szCs w:val="18"/>
-              </w:rPr>
-              <w:t xml:space="preserve">1.016</w:t>
+              <w:t xml:space="preserve">漁集 R7</w:t>
+            </w:r>
+          </w:p>
+        </w:tc>
+        <w:tc>
+          <w:tcPr>
+            <w:tcW w:type="dxa" w:w="1700"/>
+            <w:shd w:fill="F4F7F7" w:color="auto" w:val="clear"/>
+            <w:tcMar>
+              <w:top w:type="dxa" w:w="60"/>
+              <w:left w:type="dxa" w:w="90"/>
+              <w:bottom w:type="dxa" w:w="60"/>
+              <w:right w:type="dxa" w:w="90"/>
+            </w:tcMar>
+            <w:vAlign w:val="center"/>
+          </w:tcPr>
+          <w:p>
+            <w:pPr>
+              <w:spacing w:after="0" w:line="260"/>
+              <w:jc w:val="right"/>
+            </w:pPr>
+            <w:r>
+              <w:rPr>
+                <w:rFonts w:ascii="MS Pゴシック" w:cs="MS Pゴシック" w:eastAsia="MS Pゴシック" w:hAnsi="MS Pゴシック"/>
+                <w:b w:val="false"/>
+                <w:bCs w:val="false"/>
+                <w:color w:val="1A1A1A"/>
+                <w:sz w:val="18"/>
+                <w:szCs w:val="18"/>
+              </w:rPr>
+              <w:t xml:space="preserve">6,792千円</w:t>
+            </w:r>
+          </w:p>
+        </w:tc>
+        <w:tc>
+          <w:tcPr>
+            <w:tcW w:type="dxa" w:w="1600"/>
+            <w:shd w:fill="F4F7F7" w:color="auto" w:val="clear"/>
+            <w:tcMar>
+              <w:top w:type="dxa" w:w="60"/>
+              <w:left w:type="dxa" w:w="90"/>
+              <w:bottom w:type="dxa" w:w="60"/>
+              <w:right w:type="dxa" w:w="90"/>
+            </w:tcMar>
+            <w:vAlign w:val="center"/>
+          </w:tcPr>
+          <w:p>
+            <w:pPr>
+              <w:spacing w:after="0" w:line="260"/>
+              <w:jc w:val="right"/>
+            </w:pPr>
+            <w:r>
+              <w:rPr>
+                <w:rFonts w:ascii="MS Pゴシック" w:cs="MS Pゴシック" w:eastAsia="MS Pゴシック" w:hAnsi="MS Pゴシック"/>
+                <w:b w:val="false"/>
+                <w:bCs w:val="false"/>
+                <w:color w:val="1A1A1A"/>
+                <w:sz w:val="18"/>
+                <w:szCs w:val="18"/>
+              </w:rPr>
+              <w:t xml:space="preserve">42,557㎥</w:t>
+            </w:r>
+          </w:p>
+        </w:tc>
+        <w:tc>
+          <w:tcPr>
+            <w:tcW w:type="dxa" w:w="1500"/>
+            <w:shd w:fill="F4F7F7" w:color="auto" w:val="clear"/>
+            <w:tcMar>
+              <w:top w:type="dxa" w:w="60"/>
+              <w:left w:type="dxa" w:w="90"/>
+              <w:bottom w:type="dxa" w:w="60"/>
+              <w:right w:type="dxa" w:w="90"/>
+            </w:tcMar>
+            <w:vAlign w:val="center"/>
+          </w:tcPr>
+          <w:p>
+            <w:pPr>
+              <w:spacing w:after="0" w:line="260"/>
+              <w:jc w:val="right"/>
+            </w:pPr>
+            <w:r>
+              <w:rPr>
+                <w:rFonts w:ascii="MS Pゴシック" w:cs="MS Pゴシック" w:eastAsia="MS Pゴシック" w:hAnsi="MS Pゴシック"/>
+                <w:b w:val="false"/>
+                <w:bCs w:val="false"/>
+                <w:color w:val="1A1A1A"/>
+                <w:sz w:val="18"/>
+                <w:szCs w:val="18"/>
+              </w:rPr>
+              <w:t xml:space="preserve">175.6円</w:t>
+            </w:r>
+          </w:p>
+        </w:tc>
+        <w:tc>
+          <w:tcPr>
+            <w:tcW w:type="dxa" w:w="1500"/>
+            <w:shd w:fill="F4F7F7" w:color="auto" w:val="clear"/>
+            <w:tcMar>
+              <w:top w:type="dxa" w:w="60"/>
+              <w:left w:type="dxa" w:w="90"/>
+              <w:bottom w:type="dxa" w:w="60"/>
+              <w:right w:type="dxa" w:w="90"/>
+            </w:tcMar>
+            <w:vAlign w:val="center"/>
+          </w:tcPr>
+          <w:p>
+            <w:pPr>
+              <w:spacing w:after="0" w:line="260"/>
+              <w:jc w:val="right"/>
+            </w:pPr>
+            <w:r>
+              <w:rPr>
+                <w:rFonts w:ascii="MS Pゴシック" w:cs="MS Pゴシック" w:eastAsia="MS Pゴシック" w:hAnsi="MS Pゴシック"/>
+                <w:b w:val="false"/>
+                <w:bCs w:val="false"/>
+                <w:color w:val="1A1A1A"/>
+                <w:sz w:val="18"/>
+                <w:szCs w:val="18"/>
+              </w:rPr>
+              <w:t xml:space="preserve">171.1円</w:t>
+            </w:r>
+          </w:p>
+        </w:tc>
+        <w:tc>
+          <w:tcPr>
+            <w:tcW w:type="dxa" w:w="1600"/>
+            <w:shd w:fill="F4F7F7" w:color="auto" w:val="clear"/>
+            <w:tcMar>
+              <w:top w:type="dxa" w:w="60"/>
+              <w:left w:type="dxa" w:w="90"/>
+              <w:bottom w:type="dxa" w:w="60"/>
+              <w:right w:type="dxa" w:w="90"/>
+            </w:tcMar>
+            <w:vAlign w:val="center"/>
+          </w:tcPr>
+          <w:p>
+            <w:pPr>
+              <w:spacing w:after="0" w:line="260"/>
+              <w:jc w:val="right"/>
+            </w:pPr>
+            <w:r>
+              <w:rPr>
+                <w:rFonts w:ascii="MS Pゴシック" w:cs="MS Pゴシック" w:eastAsia="MS Pゴシック" w:hAnsi="MS Pゴシック"/>
+                <w:b w:val="false"/>
+                <w:bCs w:val="false"/>
+                <w:color w:val="1A1A1A"/>
+                <w:sz w:val="18"/>
+                <w:szCs w:val="18"/>
+              </w:rPr>
+              <w:t xml:space="preserve">−2.5%</w:t>
             </w:r>
           </w:p>
         </w:tc>
@@ -15587,7 +15883,7 @@
           <w:sz w:val="17"/>
           <w:szCs w:val="17"/>
         </w:rPr>
-        <w:t xml:space="preserve">公共の税込換算額を経営戦略の採用単価173.9円/㎥で割り戻すと212,865㎥となり、経営戦略の令和6年度有収水量予測213,135㎥と0.13%しか違わない。水量予測は当たっており、ずれているのは税の取扱いである。漁集が1.10を超えるのは有収水量が予測ほど減少していないためで、逆算すると約46,475㎥（予測42,167㎥）となる。</w:t>
+        <w:t xml:space="preserve">経営戦略の採用単価は実績の税込単価とは1.6〜2.5%しか違わないのに対し、実績の税抜単価（159.2〜160.8円）とは7.2〜8.3%乖離する。税込ベースであることは明白である。なお有収水量の予測は、公共で令和7年度に+5.8%過大（実績210,398㎥に対し予測222,618㎥）、漁集では逆に減少を見込みすぎている。</w:t>
       </w:r>
     </w:p>
     <w:p>
@@ -15603,7 +15899,7 @@
           <w:sz w:val="20"/>
           <w:szCs w:val="20"/>
         </w:rPr>
-        <w:t xml:space="preserve">■ 令和8年度予算は直近実績と整合している</w:t>
+        <w:t xml:space="preserve">■ 令和7年度決算で増収試算の基礎データが裏づけられた</w:t>
       </w:r>
     </w:p>
     <w:p>
@@ -15618,7 +15914,38 @@
           <w:sz w:val="21"/>
           <w:szCs w:val="21"/>
         </w:rPr>
-        <w:t xml:space="preserve">令和6年度決算40,881千円、令和7年度調定実績40,526千円（税抜換算）に対し、令和8年度予算41,906千円は前者比+2.5%・後者比+3.4%である。公共下水道の未整備地域整備による接続増を見込んだ計上として自然な水準であり、予算額そのものに不自然な点はない。同じ税込ベースに揃えて比較すると、予算41,906千円は税込46,097千円にあたり、経営戦略の現況継続47,238千円との差は1,141千円（2.4%）にとどまる。</w:t>
+        <w:t xml:space="preserve">令和7年度決算の下水道使用料は40,586,357円（税抜）である。本資料が調定データから積み上げた推計は40,526,099円であり、決算との差は0.15%にとどまる。セグメント別では公共33,793,885円（推計との差0.04%）、漁集6,792,472円（同0.70%）である。また決算書が公表する経費回収率は令和7年度49.5%・令和6年度47.0%で、本資料が決算統計32表から算定した定義（汚水処理費＝維持管理費の汚水分のみ）と一致する。一方、経営戦略が用いる経費回収率は資本費を含む分母であり、この値とは連続しない。</w:t>
+      </w:r>
+    </w:p>
+    <w:p>
+      <w:pPr>
+        <w:spacing w:after="40" w:before="160" w:line="300"/>
+      </w:pPr>
+      <w:r>
+        <w:rPr>
+          <w:rFonts w:ascii="MS Pゴシック" w:cs="MS Pゴシック" w:eastAsia="MS Pゴシック" w:hAnsi="MS Pゴシック"/>
+          <w:b/>
+          <w:bCs/>
+          <w:color w:val="1A1A1A"/>
+          <w:sz w:val="20"/>
+          <w:szCs w:val="20"/>
+        </w:rPr>
+        <w:t xml:space="preserve">■ 令和8年度予算は決算実績と整合している</w:t>
+      </w:r>
+    </w:p>
+    <w:p>
+      <w:pPr>
+        <w:spacing w:after="120" w:before="0" w:line="300"/>
+        <w:ind w:left="240"/>
+      </w:pPr>
+      <w:r>
+        <w:rPr>
+          <w:rFonts w:ascii="MS Pゴシック" w:cs="MS Pゴシック" w:eastAsia="MS Pゴシック" w:hAnsi="MS Pゴシック"/>
+          <w:color w:val="1A1A1A"/>
+          <w:sz w:val="21"/>
+          <w:szCs w:val="21"/>
+        </w:rPr>
+        <w:t xml:space="preserve">令和6年度決算40,881千円、令和7年度決算40,586千円に対し、令和8年度予算41,906千円は令和7年度決算比+3.3%である。令和7年度に公共下水道の未普及解消事業（管渠延長291m・処理区域面積1.14㏊）を実施しており、接続増を見込んだ計上として自然な水準である。同じ税込ベースに揃えて比較すると、予算41,906千円は税込46,097千円にあたり、経営戦略の現況継続47,238千円との差は1,141千円（2.4%）にとどまる。</w:t>
       </w:r>
     </w:p>
     <w:p>
@@ -15856,7 +16183,7 @@
           <w:sz w:val="21"/>
           <w:szCs w:val="21"/>
         </w:rPr>
-        <w:t xml:space="preserve">第9章の分析は、41,906千円が「公共＋漁集の合算・税抜・当初予算」であることを前提としている。一次資料で確認する必要がある。なお仮に公共単独であれば令和7年度公共調定実績（税抜33,782千円）比で+24%となり、改定なしでは説明がつかないため、合算値である可能性が高い。</w:t>
+        <w:t xml:space="preserve">41,906千円は令和7年度決算書には現れない（決算報告書の営業収益は当初予算43,836千円・補正後43,704千円、いずれも税込）。令和8年度当初予算書の予定損益計算書または予算実施計画で確認する必要がある。なお下水道事業会計は公共・漁集を1会計2セグメントで経理しており、令和7年度決算40,586千円との連続性からも、41,906千円は「公共＋漁集の合算・税抜」とみて矛盾がない。</w:t>
       </w:r>
     </w:p>
     <w:p>
@@ -15887,7 +16214,7 @@
           <w:sz w:val="21"/>
           <w:szCs w:val="21"/>
         </w:rPr>
-        <w:t xml:space="preserve">経営戦略の経費回収率目標（公共40%・漁集26%）は、分子の使用料収入を税込・税抜のいずれで置くかで数ポイント動く。目標管理の基準を税抜（決算統計ベース）に統一する必要がある。現況継続の令和8年度は税抜42,944千円、採用ケースは税抜47,521千円と読み替えるのが正しい。</w:t>
+        <w:t xml:space="preserve">経営戦略の経費回収率目標（公共40%・漁集26%）は資本費を含む分母であり、決算書が公表する経費回収率（令和7年度49.5%）とは連続しない。使用料収入も税込・税抜のいずれで置くかで数ポイント動く。目標管理の基準を揃える必要がある。現況継続の令和8年度は税抜42,944千円、採用ケースは税抜47,521千円と読み替えるのが正しい。</w:t>
       </w:r>
     </w:p>
     <w:p>
@@ -15968,6 +16295,29 @@
           <w:sz w:val="19"/>
           <w:szCs w:val="19"/>
         </w:rPr>
+        <w:t xml:space="preserve">・令和7年度 階上町下水道事業会計決算書（案）（令和8年7月10日）　</w:t>
+      </w:r>
+      <w:r>
+        <w:rPr>
+          <w:rFonts w:ascii="MS Pゴシック" w:cs="MS Pゴシック" w:eastAsia="MS Pゴシック" w:hAnsi="MS Pゴシック"/>
+          <w:color w:val="5F6F74"/>
+          <w:sz w:val="19"/>
+          <w:szCs w:val="19"/>
+        </w:rPr>
+        <w:t xml:space="preserve">下水道使用料、有収水量、経費回収率、セグメント情報、注記</w:t>
+      </w:r>
+    </w:p>
+    <w:p>
+      <w:pPr>
+        <w:spacing w:after="60" w:before="0" w:line="300"/>
+      </w:pPr>
+      <w:r>
+        <w:rPr>
+          <w:rFonts w:ascii="MS Pゴシック" w:cs="MS Pゴシック" w:eastAsia="MS Pゴシック" w:hAnsi="MS Pゴシック"/>
+          <w:color w:val="1A1A1A"/>
+          <w:sz w:val="19"/>
+          <w:szCs w:val="19"/>
+        </w:rPr>
         <w:t xml:space="preserve">・令和6年度 地方公営企業決算状況調査 32表・40表　</w:t>
       </w:r>
       <w:r>
@@ -15977,7 +16327,7 @@
           <w:sz w:val="19"/>
           <w:szCs w:val="19"/>
         </w:rPr>
-        <w:t xml:space="preserve">汚水処理費、使用料収入、有収水量、繰入金</w:t>
+        <w:t xml:space="preserve">汚水処理費、使用料収入、繰入金</w:t>
       </w:r>
     </w:p>
     <w:p>

--- a/docs/kamikami-sewer-tariff/03_説明資料/下水道使用料改定説明資料.docx
+++ b/docs/kamikami-sewer-tariff/03_説明資料/下水道使用料改定説明資料.docx
@@ -14004,7 +14004,38 @@
           <w:sz w:val="21"/>
           <w:szCs w:val="21"/>
         </w:rPr>
-        <w:t xml:space="preserve">令和8年度予算の下水道使用料は41,906千円である。一方、経営戦略の採用シミュレーションが見込む令和8年度使用料収入は52,273千円（公共44,463千円＋漁集7,810千円）であり、10,367千円の差がある。令和7年度決算書（案）で実績を確認したうえで、この差の内訳を整理した。</w:t>
+        <w:t xml:space="preserve">令和8年度当初予算の下水道使用料は41,906千円である。一方、経営戦略の採用シミュレーションが見込む令和8年度使用料収入は52,273千円（公共44,463千円＋漁集7,810千円）であり、10,367千円の差がある。令和8年度当初予算書および令和7年度決算書（案）で確認したうえで、この差の内訳を整理した。</w:t>
+      </w:r>
+    </w:p>
+    <w:p>
+      <w:pPr>
+        <w:spacing w:after="40" w:before="120" w:line="300"/>
+      </w:pPr>
+      <w:r>
+        <w:rPr>
+          <w:rFonts w:ascii="MS Pゴシック" w:cs="MS Pゴシック" w:eastAsia="MS Pゴシック" w:hAnsi="MS Pゴシック"/>
+          <w:b/>
+          <w:bCs/>
+          <w:color w:val="1A1A1A"/>
+          <w:sz w:val="20"/>
+          <w:szCs w:val="20"/>
+        </w:rPr>
+        <w:t xml:space="preserve">■ 41,906千円は「公共＋漁集の合算・税込」である</w:t>
+      </w:r>
+    </w:p>
+    <w:p>
+      <w:pPr>
+        <w:spacing w:after="120" w:before="0" w:line="300"/>
+        <w:ind w:left="240"/>
+      </w:pPr>
+      <w:r>
+        <w:rPr>
+          <w:rFonts w:ascii="MS Pゴシック" w:cs="MS Pゴシック" w:eastAsia="MS Pゴシック" w:hAnsi="MS Pゴシック"/>
+          <w:color w:val="1A1A1A"/>
+          <w:sz w:val="21"/>
+          <w:szCs w:val="21"/>
+        </w:rPr>
+        <w:t xml:space="preserve">予算明細書は会計全体・公共下水道・漁業集落排水の3本立てで、公共34,356千円＋漁集7,550千円＝41,906千円である。基準は税込であり、同じ予算書に併載された令和7年度予定損益計算書（税抜）と突き合わせると機械的に確認できる。令和7年度当初予算の下水道使用料43,174千円を1.1で除すと39,249千円となり、予定損益計算書の39,250千円と一致する。経営戦略の使用料収入も税込ベースであるため、両者は同一土俵で直接比較できる。</w:t>
       </w:r>
     </w:p>
     <w:p>
@@ -14021,7 +14052,7 @@
           <w:sz w:val="19"/>
           <w:szCs w:val="19"/>
         </w:rPr>
-        <w:t xml:space="preserve">表12　令和8年度予算と経営戦略の差異（単位：千円）</w:t>
+        <w:t xml:space="preserve">表12　令和8年度予算と経営戦略の差異（単位：千円・税込）</w:t>
       </w:r>
     </w:p>
     <w:tbl>
@@ -14037,10 +14068,10 @@
         </w:tblBorders>
       </w:tblPr>
       <w:tblGrid>
-        <w:gridCol w:w="3900"/>
-        <w:gridCol w:w="1700"/>
-        <w:gridCol w:w="1700"/>
-        <w:gridCol w:w="2300"/>
+        <w:gridCol w:w="4000"/>
+        <w:gridCol w:w="1600"/>
+        <w:gridCol w:w="1600"/>
+        <w:gridCol w:w="2400"/>
       </w:tblGrid>
       <w:tr>
         <w:trPr>
@@ -14048,7 +14079,7 @@
         </w:trPr>
         <w:tc>
           <w:tcPr>
-            <w:tcW w:type="dxa" w:w="3900"/>
+            <w:tcW w:type="dxa" w:w="4000"/>
             <w:shd w:fill="DCEBED" w:color="auto" w:val="clear"/>
             <w:tcMar>
               <w:top w:type="dxa" w:w="60"/>
@@ -14078,7 +14109,7 @@
         </w:tc>
         <w:tc>
           <w:tcPr>
-            <w:tcW w:type="dxa" w:w="1700"/>
+            <w:tcW w:type="dxa" w:w="1600"/>
             <w:shd w:fill="DCEBED" w:color="auto" w:val="clear"/>
             <w:tcMar>
               <w:top w:type="dxa" w:w="60"/>
@@ -14108,7 +14139,7 @@
         </w:tc>
         <w:tc>
           <w:tcPr>
-            <w:tcW w:type="dxa" w:w="1700"/>
+            <w:tcW w:type="dxa" w:w="1600"/>
             <w:shd w:fill="DCEBED" w:color="auto" w:val="clear"/>
             <w:tcMar>
               <w:top w:type="dxa" w:w="60"/>
@@ -14138,7 +14169,7 @@
         </w:tc>
         <w:tc>
           <w:tcPr>
-            <w:tcW w:type="dxa" w:w="2300"/>
+            <w:tcW w:type="dxa" w:w="2400"/>
             <w:shd w:fill="DCEBED" w:color="auto" w:val="clear"/>
             <w:tcMar>
               <w:top w:type="dxa" w:w="60"/>
@@ -14170,7 +14201,7 @@
       <w:tr>
         <w:tc>
           <w:tcPr>
-            <w:tcW w:type="dxa" w:w="3900"/>
+            <w:tcW w:type="dxa" w:w="4000"/>
             <w:tcMar>
               <w:top w:type="dxa" w:w="60"/>
               <w:left w:type="dxa" w:w="90"/>
@@ -14199,7 +14230,7 @@
         </w:tc>
         <w:tc>
           <w:tcPr>
-            <w:tcW w:type="dxa" w:w="1700"/>
+            <w:tcW w:type="dxa" w:w="1600"/>
             <w:tcMar>
               <w:top w:type="dxa" w:w="60"/>
               <w:left w:type="dxa" w:w="90"/>
@@ -14228,7 +14259,7 @@
         </w:tc>
         <w:tc>
           <w:tcPr>
-            <w:tcW w:type="dxa" w:w="1700"/>
+            <w:tcW w:type="dxa" w:w="1600"/>
             <w:tcMar>
               <w:top w:type="dxa" w:w="60"/>
               <w:left w:type="dxa" w:w="90"/>
@@ -14257,7 +14288,7 @@
         </w:tc>
         <w:tc>
           <w:tcPr>
-            <w:tcW w:type="dxa" w:w="2300"/>
+            <w:tcW w:type="dxa" w:w="2400"/>
             <w:tcMar>
               <w:top w:type="dxa" w:w="60"/>
               <w:left w:type="dxa" w:w="90"/>
@@ -14288,8 +14319,8 @@
       <w:tr>
         <w:tc>
           <w:tcPr>
-            <w:tcW w:type="dxa" w:w="3900"/>
-            <w:shd w:fill="F4F7F7" w:color="auto" w:val="clear"/>
+            <w:tcW w:type="dxa" w:w="4000"/>
+            <w:shd w:fill="FBEAE0" w:color="auto" w:val="clear"/>
             <w:tcMar>
               <w:top w:type="dxa" w:w="60"/>
               <w:left w:type="dxa" w:w="90"/>
@@ -14306,8 +14337,8 @@
             <w:r>
               <w:rPr>
                 <w:rFonts w:ascii="MS Pゴシック" w:cs="MS Pゴシック" w:eastAsia="MS Pゴシック" w:hAnsi="MS Pゴシック"/>
-                <w:b w:val="false"/>
-                <w:bCs w:val="false"/>
+                <w:b/>
+                <w:bCs/>
                 <w:color w:val="1A1A1A"/>
                 <w:sz w:val="18"/>
                 <w:szCs w:val="18"/>
@@ -14318,26 +14349,26 @@
         </w:tc>
         <w:tc>
           <w:tcPr>
-            <w:tcW w:type="dxa" w:w="1700"/>
-            <w:shd w:fill="F4F7F7" w:color="auto" w:val="clear"/>
-            <w:tcMar>
-              <w:top w:type="dxa" w:w="60"/>
-              <w:left w:type="dxa" w:w="90"/>
-              <w:bottom w:type="dxa" w:w="60"/>
-              <w:right w:type="dxa" w:w="90"/>
-            </w:tcMar>
-            <w:vAlign w:val="center"/>
-          </w:tcPr>
-          <w:p>
-            <w:pPr>
-              <w:spacing w:after="0" w:line="260"/>
-              <w:jc w:val="right"/>
-            </w:pPr>
-            <w:r>
-              <w:rPr>
-                <w:rFonts w:ascii="MS Pゴシック" w:cs="MS Pゴシック" w:eastAsia="MS Pゴシック" w:hAnsi="MS Pゴシック"/>
-                <w:b w:val="false"/>
-                <w:bCs w:val="false"/>
+            <w:tcW w:type="dxa" w:w="1600"/>
+            <w:shd w:fill="FBEAE0" w:color="auto" w:val="clear"/>
+            <w:tcMar>
+              <w:top w:type="dxa" w:w="60"/>
+              <w:left w:type="dxa" w:w="90"/>
+              <w:bottom w:type="dxa" w:w="60"/>
+              <w:right w:type="dxa" w:w="90"/>
+            </w:tcMar>
+            <w:vAlign w:val="center"/>
+          </w:tcPr>
+          <w:p>
+            <w:pPr>
+              <w:spacing w:after="0" w:line="260"/>
+              <w:jc w:val="right"/>
+            </w:pPr>
+            <w:r>
+              <w:rPr>
+                <w:rFonts w:ascii="MS Pゴシック" w:cs="MS Pゴシック" w:eastAsia="MS Pゴシック" w:hAnsi="MS Pゴシック"/>
+                <w:b/>
+                <w:bCs/>
                 <w:color w:val="1A1A1A"/>
                 <w:sz w:val="18"/>
                 <w:szCs w:val="18"/>
@@ -14348,56 +14379,56 @@
         </w:tc>
         <w:tc>
           <w:tcPr>
-            <w:tcW w:type="dxa" w:w="1700"/>
-            <w:shd w:fill="F4F7F7" w:color="auto" w:val="clear"/>
-            <w:tcMar>
-              <w:top w:type="dxa" w:w="60"/>
-              <w:left w:type="dxa" w:w="90"/>
-              <w:bottom w:type="dxa" w:w="60"/>
-              <w:right w:type="dxa" w:w="90"/>
-            </w:tcMar>
-            <w:vAlign w:val="center"/>
-          </w:tcPr>
-          <w:p>
-            <w:pPr>
-              <w:spacing w:after="0" w:line="260"/>
-              <w:jc w:val="right"/>
-            </w:pPr>
-            <w:r>
-              <w:rPr>
-                <w:rFonts w:ascii="MS Pゴシック" w:cs="MS Pゴシック" w:eastAsia="MS Pゴシック" w:hAnsi="MS Pゴシック"/>
-                <w:b w:val="false"/>
-                <w:bCs w:val="false"/>
-                <w:color w:val="1A1A1A"/>
-                <w:sz w:val="18"/>
-                <w:szCs w:val="18"/>
-              </w:rPr>
-              <w:t xml:space="preserve">47,538</w:t>
-            </w:r>
-          </w:p>
-        </w:tc>
-        <w:tc>
-          <w:tcPr>
-            <w:tcW w:type="dxa" w:w="2300"/>
-            <w:shd w:fill="F4F7F7" w:color="auto" w:val="clear"/>
-            <w:tcMar>
-              <w:top w:type="dxa" w:w="60"/>
-              <w:left w:type="dxa" w:w="90"/>
-              <w:bottom w:type="dxa" w:w="60"/>
-              <w:right w:type="dxa" w:w="90"/>
-            </w:tcMar>
-            <w:vAlign w:val="center"/>
-          </w:tcPr>
-          <w:p>
-            <w:pPr>
-              <w:spacing w:after="0" w:line="260"/>
-              <w:jc w:val="right"/>
-            </w:pPr>
-            <w:r>
-              <w:rPr>
-                <w:rFonts w:ascii="MS Pゴシック" w:cs="MS Pゴシック" w:eastAsia="MS Pゴシック" w:hAnsi="MS Pゴシック"/>
-                <w:b w:val="false"/>
-                <w:bCs w:val="false"/>
+            <w:tcW w:type="dxa" w:w="1600"/>
+            <w:shd w:fill="FBEAE0" w:color="auto" w:val="clear"/>
+            <w:tcMar>
+              <w:top w:type="dxa" w:w="60"/>
+              <w:left w:type="dxa" w:w="90"/>
+              <w:bottom w:type="dxa" w:w="60"/>
+              <w:right w:type="dxa" w:w="90"/>
+            </w:tcMar>
+            <w:vAlign w:val="center"/>
+          </w:tcPr>
+          <w:p>
+            <w:pPr>
+              <w:spacing w:after="0" w:line="260"/>
+              <w:jc w:val="right"/>
+            </w:pPr>
+            <w:r>
+              <w:rPr>
+                <w:rFonts w:ascii="MS Pゴシック" w:cs="MS Pゴシック" w:eastAsia="MS Pゴシック" w:hAnsi="MS Pゴシック"/>
+                <w:b/>
+                <w:bCs/>
+                <w:color w:val="1A1A1A"/>
+                <w:sz w:val="18"/>
+                <w:szCs w:val="18"/>
+              </w:rPr>
+              <w:t xml:space="preserve">47,537</w:t>
+            </w:r>
+          </w:p>
+        </w:tc>
+        <w:tc>
+          <w:tcPr>
+            <w:tcW w:type="dxa" w:w="2400"/>
+            <w:shd w:fill="FBEAE0" w:color="auto" w:val="clear"/>
+            <w:tcMar>
+              <w:top w:type="dxa" w:w="60"/>
+              <w:left w:type="dxa" w:w="90"/>
+              <w:bottom w:type="dxa" w:w="60"/>
+              <w:right w:type="dxa" w:w="90"/>
+            </w:tcMar>
+            <w:vAlign w:val="center"/>
+          </w:tcPr>
+          <w:p>
+            <w:pPr>
+              <w:spacing w:after="0" w:line="260"/>
+              <w:jc w:val="right"/>
+            </w:pPr>
+            <w:r>
+              <w:rPr>
+                <w:rFonts w:ascii="MS Pゴシック" w:cs="MS Pゴシック" w:eastAsia="MS Pゴシック" w:hAnsi="MS Pゴシック"/>
+                <w:b/>
+                <w:bCs/>
                 <w:color w:val="1A1A1A"/>
                 <w:sz w:val="18"/>
                 <w:szCs w:val="18"/>
@@ -14410,7 +14441,7 @@
       <w:tr>
         <w:tc>
           <w:tcPr>
-            <w:tcW w:type="dxa" w:w="3900"/>
+            <w:tcW w:type="dxa" w:w="4000"/>
             <w:tcMar>
               <w:top w:type="dxa" w:w="60"/>
               <w:left w:type="dxa" w:w="90"/>
@@ -14439,7 +14470,7 @@
         </w:tc>
         <w:tc>
           <w:tcPr>
-            <w:tcW w:type="dxa" w:w="1700"/>
+            <w:tcW w:type="dxa" w:w="1600"/>
             <w:tcMar>
               <w:top w:type="dxa" w:w="60"/>
               <w:left w:type="dxa" w:w="90"/>
@@ -14468,7 +14499,7 @@
         </w:tc>
         <w:tc>
           <w:tcPr>
-            <w:tcW w:type="dxa" w:w="1700"/>
+            <w:tcW w:type="dxa" w:w="1600"/>
             <w:tcMar>
               <w:top w:type="dxa" w:w="60"/>
               <w:left w:type="dxa" w:w="90"/>
@@ -14497,7 +14528,7 @@
         </w:tc>
         <w:tc>
           <w:tcPr>
-            <w:tcW w:type="dxa" w:w="2300"/>
+            <w:tcW w:type="dxa" w:w="2400"/>
             <w:tcMar>
               <w:top w:type="dxa" w:w="60"/>
               <w:left w:type="dxa" w:w="90"/>
@@ -14528,7 +14559,7 @@
       <w:tr>
         <w:tc>
           <w:tcPr>
-            <w:tcW w:type="dxa" w:w="3900"/>
+            <w:tcW w:type="dxa" w:w="4000"/>
             <w:shd w:fill="FBEAE0" w:color="auto" w:val="clear"/>
             <w:tcMar>
               <w:top w:type="dxa" w:w="60"/>
@@ -14552,13 +14583,13 @@
                 <w:sz w:val="18"/>
                 <w:szCs w:val="18"/>
               </w:rPr>
-              <w:t xml:space="preserve">− 消費税相当（税込→税抜）</w:t>
-            </w:r>
-          </w:p>
-        </w:tc>
-        <w:tc>
-          <w:tcPr>
-            <w:tcW w:type="dxa" w:w="1700"/>
+              <w:t xml:space="preserve">− 有収水量を実勢へ</w:t>
+            </w:r>
+          </w:p>
+        </w:tc>
+        <w:tc>
+          <w:tcPr>
+            <w:tcW w:type="dxa" w:w="1600"/>
             <w:shd w:fill="FBEAE0" w:color="auto" w:val="clear"/>
             <w:tcMar>
               <w:top w:type="dxa" w:w="60"/>
@@ -14582,13 +14613,13 @@
                 <w:sz w:val="18"/>
                 <w:szCs w:val="18"/>
               </w:rPr>
-              <w:t xml:space="preserve">▲4,294</w:t>
-            </w:r>
-          </w:p>
-        </w:tc>
-        <w:tc>
-          <w:tcPr>
-            <w:tcW w:type="dxa" w:w="1700"/>
+              <w:t xml:space="preserve">▲3,352</w:t>
+            </w:r>
+          </w:p>
+        </w:tc>
+        <w:tc>
+          <w:tcPr>
+            <w:tcW w:type="dxa" w:w="1600"/>
             <w:shd w:fill="FBEAE0" w:color="auto" w:val="clear"/>
             <w:tcMar>
               <w:top w:type="dxa" w:w="60"/>
@@ -14612,13 +14643,13 @@
                 <w:sz w:val="18"/>
                 <w:szCs w:val="18"/>
               </w:rPr>
-              <w:t xml:space="preserve">42,944</w:t>
-            </w:r>
-          </w:p>
-        </w:tc>
-        <w:tc>
-          <w:tcPr>
-            <w:tcW w:type="dxa" w:w="2300"/>
+              <w:t xml:space="preserve">43,886</w:t>
+            </w:r>
+          </w:p>
+        </w:tc>
+        <w:tc>
+          <w:tcPr>
+            <w:tcW w:type="dxa" w:w="2400"/>
             <w:shd w:fill="FBEAE0" w:color="auto" w:val="clear"/>
             <w:tcMar>
               <w:top w:type="dxa" w:w="60"/>
@@ -14642,7 +14673,7 @@
                 <w:sz w:val="18"/>
                 <w:szCs w:val="18"/>
               </w:rPr>
-              <w:t xml:space="preserve">基準の不一致</w:t>
+              <w:t xml:space="preserve">経営戦略の見込み違い</w:t>
             </w:r>
           </w:p>
         </w:tc>
@@ -14650,7 +14681,7 @@
       <w:tr>
         <w:tc>
           <w:tcPr>
-            <w:tcW w:type="dxa" w:w="3900"/>
+            <w:tcW w:type="dxa" w:w="4000"/>
             <w:tcMar>
               <w:top w:type="dxa" w:w="60"/>
               <w:left w:type="dxa" w:w="90"/>
@@ -14673,94 +14704,94 @@
                 <w:sz w:val="18"/>
                 <w:szCs w:val="18"/>
               </w:rPr>
-              <w:t xml:space="preserve">− 残差（水量前提・単価・見込み）</w:t>
-            </w:r>
-          </w:p>
-        </w:tc>
-        <w:tc>
-          <w:tcPr>
-            <w:tcW w:type="dxa" w:w="1700"/>
-            <w:tcMar>
-              <w:top w:type="dxa" w:w="60"/>
-              <w:left w:type="dxa" w:w="90"/>
-              <w:bottom w:type="dxa" w:w="60"/>
-              <w:right w:type="dxa" w:w="90"/>
-            </w:tcMar>
-            <w:vAlign w:val="center"/>
-          </w:tcPr>
-          <w:p>
-            <w:pPr>
-              <w:spacing w:after="0" w:line="260"/>
-              <w:jc w:val="right"/>
-            </w:pPr>
-            <w:r>
-              <w:rPr>
-                <w:rFonts w:ascii="MS Pゴシック" w:cs="MS Pゴシック" w:eastAsia="MS Pゴシック" w:hAnsi="MS Pゴシック"/>
-                <w:b w:val="false"/>
-                <w:bCs w:val="false"/>
-                <w:color w:val="1A1A1A"/>
-                <w:sz w:val="18"/>
-                <w:szCs w:val="18"/>
-              </w:rPr>
-              <w:t xml:space="preserve">▲1,038</w:t>
-            </w:r>
-          </w:p>
-        </w:tc>
-        <w:tc>
-          <w:tcPr>
-            <w:tcW w:type="dxa" w:w="1700"/>
-            <w:tcMar>
-              <w:top w:type="dxa" w:w="60"/>
-              <w:left w:type="dxa" w:w="90"/>
-              <w:bottom w:type="dxa" w:w="60"/>
-              <w:right w:type="dxa" w:w="90"/>
-            </w:tcMar>
-            <w:vAlign w:val="center"/>
-          </w:tcPr>
-          <w:p>
-            <w:pPr>
-              <w:spacing w:after="0" w:line="260"/>
-              <w:jc w:val="right"/>
-            </w:pPr>
-            <w:r>
-              <w:rPr>
-                <w:rFonts w:ascii="MS Pゴシック" w:cs="MS Pゴシック" w:eastAsia="MS Pゴシック" w:hAnsi="MS Pゴシック"/>
-                <w:b w:val="false"/>
-                <w:bCs w:val="false"/>
-                <w:color w:val="1A1A1A"/>
-                <w:sz w:val="18"/>
-                <w:szCs w:val="18"/>
-              </w:rPr>
-              <w:t xml:space="preserve">41,906</w:t>
-            </w:r>
-          </w:p>
-        </w:tc>
-        <w:tc>
-          <w:tcPr>
-            <w:tcW w:type="dxa" w:w="2300"/>
-            <w:tcMar>
-              <w:top w:type="dxa" w:w="60"/>
-              <w:left w:type="dxa" w:w="90"/>
-              <w:bottom w:type="dxa" w:w="60"/>
-              <w:right w:type="dxa" w:w="90"/>
-            </w:tcMar>
-            <w:vAlign w:val="center"/>
-          </w:tcPr>
-          <w:p>
-            <w:pPr>
-              <w:spacing w:after="0" w:line="260"/>
-              <w:jc w:val="right"/>
-            </w:pPr>
-            <w:r>
-              <w:rPr>
-                <w:rFonts w:ascii="MS Pゴシック" w:cs="MS Pゴシック" w:eastAsia="MS Pゴシック" w:hAnsi="MS Pゴシック"/>
-                <w:b w:val="false"/>
-                <w:bCs w:val="false"/>
-                <w:color w:val="1A1A1A"/>
-                <w:sz w:val="18"/>
-                <w:szCs w:val="18"/>
-              </w:rPr>
-              <w:t xml:space="preserve">通常の予算査定幅</w:t>
+              <w:t xml:space="preserve">− 単価を実勢へ</w:t>
+            </w:r>
+          </w:p>
+        </w:tc>
+        <w:tc>
+          <w:tcPr>
+            <w:tcW w:type="dxa" w:w="1600"/>
+            <w:tcMar>
+              <w:top w:type="dxa" w:w="60"/>
+              <w:left w:type="dxa" w:w="90"/>
+              <w:bottom w:type="dxa" w:w="60"/>
+              <w:right w:type="dxa" w:w="90"/>
+            </w:tcMar>
+            <w:vAlign w:val="center"/>
+          </w:tcPr>
+          <w:p>
+            <w:pPr>
+              <w:spacing w:after="0" w:line="260"/>
+              <w:jc w:val="right"/>
+            </w:pPr>
+            <w:r>
+              <w:rPr>
+                <w:rFonts w:ascii="MS Pゴシック" w:cs="MS Pゴシック" w:eastAsia="MS Pゴシック" w:hAnsi="MS Pゴシック"/>
+                <w:b w:val="false"/>
+                <w:bCs w:val="false"/>
+                <w:color w:val="1A1A1A"/>
+                <w:sz w:val="18"/>
+                <w:szCs w:val="18"/>
+              </w:rPr>
+              <w:t xml:space="preserve">＋759</w:t>
+            </w:r>
+          </w:p>
+        </w:tc>
+        <w:tc>
+          <w:tcPr>
+            <w:tcW w:type="dxa" w:w="1600"/>
+            <w:tcMar>
+              <w:top w:type="dxa" w:w="60"/>
+              <w:left w:type="dxa" w:w="90"/>
+              <w:bottom w:type="dxa" w:w="60"/>
+              <w:right w:type="dxa" w:w="90"/>
+            </w:tcMar>
+            <w:vAlign w:val="center"/>
+          </w:tcPr>
+          <w:p>
+            <w:pPr>
+              <w:spacing w:after="0" w:line="260"/>
+              <w:jc w:val="right"/>
+            </w:pPr>
+            <w:r>
+              <w:rPr>
+                <w:rFonts w:ascii="MS Pゴシック" w:cs="MS Pゴシック" w:eastAsia="MS Pゴシック" w:hAnsi="MS Pゴシック"/>
+                <w:b w:val="false"/>
+                <w:bCs w:val="false"/>
+                <w:color w:val="1A1A1A"/>
+                <w:sz w:val="18"/>
+                <w:szCs w:val="18"/>
+              </w:rPr>
+              <w:t xml:space="preserve">44,645</w:t>
+            </w:r>
+          </w:p>
+        </w:tc>
+        <w:tc>
+          <w:tcPr>
+            <w:tcW w:type="dxa" w:w="2400"/>
+            <w:tcMar>
+              <w:top w:type="dxa" w:w="60"/>
+              <w:left w:type="dxa" w:w="90"/>
+              <w:bottom w:type="dxa" w:w="60"/>
+              <w:right w:type="dxa" w:w="90"/>
+            </w:tcMar>
+            <w:vAlign w:val="center"/>
+          </w:tcPr>
+          <w:p>
+            <w:pPr>
+              <w:spacing w:after="0" w:line="260"/>
+              <w:jc w:val="right"/>
+            </w:pPr>
+            <w:r>
+              <w:rPr>
+                <w:rFonts w:ascii="MS Pゴシック" w:cs="MS Pゴシック" w:eastAsia="MS Pゴシック" w:hAnsi="MS Pゴシック"/>
+                <w:b w:val="false"/>
+                <w:bCs w:val="false"/>
+                <w:color w:val="1A1A1A"/>
+                <w:sz w:val="18"/>
+                <w:szCs w:val="18"/>
+              </w:rPr>
+              <w:t xml:space="preserve">＝R7決算の税込換算額</w:t>
             </w:r>
           </w:p>
         </w:tc>
@@ -14768,7 +14799,7 @@
       <w:tr>
         <w:tc>
           <w:tcPr>
-            <w:tcW w:type="dxa" w:w="3900"/>
+            <w:tcW w:type="dxa" w:w="4000"/>
             <w:shd w:fill="F4F7F7" w:color="auto" w:val="clear"/>
             <w:tcMar>
               <w:top w:type="dxa" w:w="60"/>
@@ -14792,13 +14823,13 @@
                 <w:sz w:val="18"/>
                 <w:szCs w:val="18"/>
               </w:rPr>
-              <w:t xml:space="preserve">令和8年度予算</w:t>
-            </w:r>
-          </w:p>
-        </w:tc>
-        <w:tc>
-          <w:tcPr>
-            <w:tcW w:type="dxa" w:w="1700"/>
+              <w:t xml:space="preserve">− 予算の保守的計上</w:t>
+            </w:r>
+          </w:p>
+        </w:tc>
+        <w:tc>
+          <w:tcPr>
+            <w:tcW w:type="dxa" w:w="1600"/>
             <w:shd w:fill="F4F7F7" w:color="auto" w:val="clear"/>
             <w:tcMar>
               <w:top w:type="dxa" w:w="60"/>
@@ -14822,14 +14853,133 @@
                 <w:sz w:val="18"/>
                 <w:szCs w:val="18"/>
               </w:rPr>
+              <w:t xml:space="preserve">▲2,739</w:t>
+            </w:r>
+          </w:p>
+        </w:tc>
+        <w:tc>
+          <w:tcPr>
+            <w:tcW w:type="dxa" w:w="1600"/>
+            <w:shd w:fill="F4F7F7" w:color="auto" w:val="clear"/>
+            <w:tcMar>
+              <w:top w:type="dxa" w:w="60"/>
+              <w:left w:type="dxa" w:w="90"/>
+              <w:bottom w:type="dxa" w:w="60"/>
+              <w:right w:type="dxa" w:w="90"/>
+            </w:tcMar>
+            <w:vAlign w:val="center"/>
+          </w:tcPr>
+          <w:p>
+            <w:pPr>
+              <w:spacing w:after="0" w:line="260"/>
+              <w:jc w:val="right"/>
+            </w:pPr>
+            <w:r>
+              <w:rPr>
+                <w:rFonts w:ascii="MS Pゴシック" w:cs="MS Pゴシック" w:eastAsia="MS Pゴシック" w:hAnsi="MS Pゴシック"/>
+                <w:b w:val="false"/>
+                <w:bCs w:val="false"/>
+                <w:color w:val="1A1A1A"/>
+                <w:sz w:val="18"/>
+                <w:szCs w:val="18"/>
+              </w:rPr>
+              <w:t xml:space="preserve">41,906</w:t>
+            </w:r>
+          </w:p>
+        </w:tc>
+        <w:tc>
+          <w:tcPr>
+            <w:tcW w:type="dxa" w:w="2400"/>
+            <w:shd w:fill="F4F7F7" w:color="auto" w:val="clear"/>
+            <w:tcMar>
+              <w:top w:type="dxa" w:w="60"/>
+              <w:left w:type="dxa" w:w="90"/>
+              <w:bottom w:type="dxa" w:w="60"/>
+              <w:right w:type="dxa" w:w="90"/>
+            </w:tcMar>
+            <w:vAlign w:val="center"/>
+          </w:tcPr>
+          <w:p>
+            <w:pPr>
+              <w:spacing w:after="0" w:line="260"/>
+              <w:jc w:val="right"/>
+            </w:pPr>
+            <w:r>
+              <w:rPr>
+                <w:rFonts w:ascii="MS Pゴシック" w:cs="MS Pゴシック" w:eastAsia="MS Pゴシック" w:hAnsi="MS Pゴシック"/>
+                <w:b w:val="false"/>
+                <w:bCs w:val="false"/>
+                <w:color w:val="1A1A1A"/>
+                <w:sz w:val="18"/>
+                <w:szCs w:val="18"/>
+              </w:rPr>
+              <w:t xml:space="preserve">予算編成時点の情報制約</w:t>
+            </w:r>
+          </w:p>
+        </w:tc>
+      </w:tr>
+      <w:tr>
+        <w:tc>
+          <w:tcPr>
+            <w:tcW w:type="dxa" w:w="4000"/>
+            <w:tcMar>
+              <w:top w:type="dxa" w:w="60"/>
+              <w:left w:type="dxa" w:w="90"/>
+              <w:bottom w:type="dxa" w:w="60"/>
+              <w:right w:type="dxa" w:w="90"/>
+            </w:tcMar>
+            <w:vAlign w:val="center"/>
+          </w:tcPr>
+          <w:p>
+            <w:pPr>
+              <w:spacing w:after="0" w:line="260"/>
+              <w:jc w:val="left"/>
+            </w:pPr>
+            <w:r>
+              <w:rPr>
+                <w:rFonts w:ascii="MS Pゴシック" w:cs="MS Pゴシック" w:eastAsia="MS Pゴシック" w:hAnsi="MS Pゴシック"/>
+                <w:b w:val="false"/>
+                <w:bCs w:val="false"/>
+                <w:color w:val="1A1A1A"/>
+                <w:sz w:val="18"/>
+                <w:szCs w:val="18"/>
+              </w:rPr>
+              <w:t xml:space="preserve">令和8年度当初予算</w:t>
+            </w:r>
+          </w:p>
+        </w:tc>
+        <w:tc>
+          <w:tcPr>
+            <w:tcW w:type="dxa" w:w="1600"/>
+            <w:tcMar>
+              <w:top w:type="dxa" w:w="60"/>
+              <w:left w:type="dxa" w:w="90"/>
+              <w:bottom w:type="dxa" w:w="60"/>
+              <w:right w:type="dxa" w:w="90"/>
+            </w:tcMar>
+            <w:vAlign w:val="center"/>
+          </w:tcPr>
+          <w:p>
+            <w:pPr>
+              <w:spacing w:after="0" w:line="260"/>
+              <w:jc w:val="right"/>
+            </w:pPr>
+            <w:r>
+              <w:rPr>
+                <w:rFonts w:ascii="MS Pゴシック" w:cs="MS Pゴシック" w:eastAsia="MS Pゴシック" w:hAnsi="MS Pゴシック"/>
+                <w:b w:val="false"/>
+                <w:bCs w:val="false"/>
+                <w:color w:val="1A1A1A"/>
+                <w:sz w:val="18"/>
+                <w:szCs w:val="18"/>
+              </w:rPr>
               <w:t xml:space="preserve">—</w:t>
             </w:r>
           </w:p>
         </w:tc>
         <w:tc>
           <w:tcPr>
-            <w:tcW w:type="dxa" w:w="1700"/>
-            <w:shd w:fill="F4F7F7" w:color="auto" w:val="clear"/>
+            <w:tcW w:type="dxa" w:w="1600"/>
             <w:tcMar>
               <w:top w:type="dxa" w:w="60"/>
               <w:left w:type="dxa" w:w="90"/>
@@ -14858,31 +15008,30 @@
         </w:tc>
         <w:tc>
           <w:tcPr>
-            <w:tcW w:type="dxa" w:w="2300"/>
-            <w:shd w:fill="F4F7F7" w:color="auto" w:val="clear"/>
-            <w:tcMar>
-              <w:top w:type="dxa" w:w="60"/>
-              <w:left w:type="dxa" w:w="90"/>
-              <w:bottom w:type="dxa" w:w="60"/>
-              <w:right w:type="dxa" w:w="90"/>
-            </w:tcMar>
-            <w:vAlign w:val="center"/>
-          </w:tcPr>
-          <w:p>
-            <w:pPr>
-              <w:spacing w:after="0" w:line="260"/>
-              <w:jc w:val="right"/>
-            </w:pPr>
-            <w:r>
-              <w:rPr>
-                <w:rFonts w:ascii="MS Pゴシック" w:cs="MS Pゴシック" w:eastAsia="MS Pゴシック" w:hAnsi="MS Pゴシック"/>
-                <w:b w:val="false"/>
-                <w:bCs w:val="false"/>
-                <w:color w:val="1A1A1A"/>
-                <w:sz w:val="18"/>
-                <w:szCs w:val="18"/>
-              </w:rPr>
-              <w:t xml:space="preserve">税抜ベース</w:t>
+            <w:tcW w:type="dxa" w:w="2400"/>
+            <w:tcMar>
+              <w:top w:type="dxa" w:w="60"/>
+              <w:left w:type="dxa" w:w="90"/>
+              <w:bottom w:type="dxa" w:w="60"/>
+              <w:right w:type="dxa" w:w="90"/>
+            </w:tcMar>
+            <w:vAlign w:val="center"/>
+          </w:tcPr>
+          <w:p>
+            <w:pPr>
+              <w:spacing w:after="0" w:line="260"/>
+              <w:jc w:val="right"/>
+            </w:pPr>
+            <w:r>
+              <w:rPr>
+                <w:rFonts w:ascii="MS Pゴシック" w:cs="MS Pゴシック" w:eastAsia="MS Pゴシック" w:hAnsi="MS Pゴシック"/>
+                <w:b w:val="false"/>
+                <w:bCs w:val="false"/>
+                <w:color w:val="1A1A1A"/>
+                <w:sz w:val="18"/>
+                <w:szCs w:val="18"/>
+              </w:rPr>
+              <w:t xml:space="preserve">税込ベース</w:t>
             </w:r>
           </w:p>
         </w:tc>
@@ -14899,7 +15048,7 @@
           <w:sz w:val="17"/>
           <w:szCs w:val="17"/>
         </w:rPr>
-        <w:t xml:space="preserve">経営戦略のケース①は「5年毎に10%ずつ使用料を上昇」させる想定であり、その初回が令和8年度にあたる。漁業集落排水はケース②（ケース①＋水洗化率80%）を採用している。残差1,038千円の内訳は、有収水量を実勢に置き換える影響▲3,047千円、単価を実勢に置き換える影響＋690千円、予算の接続増見込み＋1,320千円である。</w:t>
+        <w:t xml:space="preserve">有収水量は経営戦略の272,275㎥に対し令和7年度実績252,955㎥（7.6%過大）、単価は経営戦略の173.49円/㎥に対し実績176.49円/㎥である。中間点の44,645千円は令和7年度決算の税込換算額であり、「経営戦略の前提→実績→予算」の順に分解できている。</w:t>
       </w:r>
     </w:p>
     <w:p>
@@ -14915,7 +15064,7 @@
           <w:sz w:val="20"/>
           <w:szCs w:val="20"/>
         </w:rPr>
-        <w:t xml:space="preserve">■ 経営戦略の使用料収入は税込ベースで積算されている</w:t>
+        <w:t xml:space="preserve">■ 令和8年度予算は令和7年度決算を6.1%下回る保守的な計上である</w:t>
       </w:r>
     </w:p>
     <w:p>
@@ -14930,7 +15079,7 @@
           <w:sz w:val="21"/>
           <w:szCs w:val="21"/>
         </w:rPr>
-        <w:t xml:space="preserve">経営戦略の使用料収入は「有収水量×実績使用料単価」で算出され、単価は公共173.9円/㎥・漁集171.1円/㎥が採用されている。これは令和1〜4年度の実績平均である。地方公営企業法の適用は令和6年度からであり（決算書 注記）、令和1〜5年度は法非適用（官庁会計）で使用料を税込計上していた。法適用後の営業収益は税抜方式で計上されている。つまり税込ベースの単価を、税抜で決算・予算する期間に適用している。</w:t>
+        <w:t xml:space="preserve">税抜換算すると、令和8年度当初予算38,096千円は令和7年度決算40,586千円を6.1%下回る。令和8年度当初予算は令和8年3月議会の議決事項であり、令和7年度決算（案）が固まる令和8年7月より前に編成される。そのため令和7年度の見込み（予定損益計算書39,250千円）を基礎に、さらに2.9%の減を見込んだ額となっている。実際の令和7年度決算は町自身の見込みを3.4%上回った。したがって、増収試算の基礎を予算額に置くと過小評価となる。</w:t>
       </w:r>
     </w:p>
     <w:p>
@@ -14947,7 +15096,7 @@
           <w:sz w:val="19"/>
           <w:szCs w:val="19"/>
         </w:rPr>
-        <w:t xml:space="preserve">表13　実績使用料単価との突合</w:t>
+        <w:t xml:space="preserve">表13　増収試算の基礎の比較（単位：千円）</w:t>
       </w:r>
     </w:p>
     <w:tbl>
@@ -14963,12 +15112,11 @@
         </w:tblBorders>
       </w:tblPr>
       <w:tblGrid>
+        <w:gridCol w:w="2800"/>
         <w:gridCol w:w="1700"/>
         <w:gridCol w:w="1700"/>
-        <w:gridCol w:w="1600"/>
-        <w:gridCol w:w="1500"/>
-        <w:gridCol w:w="1500"/>
-        <w:gridCol w:w="1600"/>
+        <w:gridCol w:w="1700"/>
+        <w:gridCol w:w="1700"/>
       </w:tblGrid>
       <w:tr>
         <w:trPr>
@@ -14976,6 +15124,36 @@
         </w:trPr>
         <w:tc>
           <w:tcPr>
+            <w:tcW w:type="dxa" w:w="2800"/>
+            <w:shd w:fill="DCEBED" w:color="auto" w:val="clear"/>
+            <w:tcMar>
+              <w:top w:type="dxa" w:w="60"/>
+              <w:left w:type="dxa" w:w="90"/>
+              <w:bottom w:type="dxa" w:w="60"/>
+              <w:right w:type="dxa" w:w="90"/>
+            </w:tcMar>
+            <w:vAlign w:val="center"/>
+          </w:tcPr>
+          <w:p>
+            <w:pPr>
+              <w:spacing w:after="0" w:line="260"/>
+              <w:jc w:val="left"/>
+            </w:pPr>
+            <w:r>
+              <w:rPr>
+                <w:rFonts w:ascii="MS Pゴシック" w:cs="MS Pゴシック" w:eastAsia="MS Pゴシック" w:hAnsi="MS Pゴシック"/>
+                <w:b/>
+                <w:bCs/>
+                <w:color w:val="1A1A1A"/>
+                <w:sz w:val="18"/>
+                <w:szCs w:val="18"/>
+              </w:rPr>
+              <w:t xml:space="preserve">基礎</w:t>
+            </w:r>
+          </w:p>
+        </w:tc>
+        <w:tc>
+          <w:tcPr>
             <w:tcW w:type="dxa" w:w="1700"/>
             <w:shd w:fill="DCEBED" w:color="auto" w:val="clear"/>
             <w:tcMar>
@@ -14989,18 +15167,18 @@
           <w:p>
             <w:pPr>
               <w:spacing w:after="0" w:line="260"/>
-              <w:jc w:val="left"/>
-            </w:pPr>
-            <w:r>
-              <w:rPr>
-                <w:rFonts w:ascii="MS Pゴシック" w:cs="MS Pゴシック" w:eastAsia="MS Pゴシック" w:hAnsi="MS Pゴシック"/>
-                <w:b/>
-                <w:bCs/>
-                <w:color w:val="1A1A1A"/>
-                <w:sz w:val="18"/>
-                <w:szCs w:val="18"/>
-              </w:rPr>
-              <w:t xml:space="preserve">事業・年度</w:t>
+              <w:jc w:val="center"/>
+            </w:pPr>
+            <w:r>
+              <w:rPr>
+                <w:rFonts w:ascii="MS Pゴシック" w:cs="MS Pゴシック" w:eastAsia="MS Pゴシック" w:hAnsi="MS Pゴシック"/>
+                <w:b/>
+                <w:bCs/>
+                <w:color w:val="1A1A1A"/>
+                <w:sz w:val="18"/>
+                <w:szCs w:val="18"/>
+              </w:rPr>
+              <w:t xml:space="preserve">金額（税込）</w:t>
             </w:r>
           </w:p>
         </w:tc>
@@ -15030,13 +15208,13 @@
                 <w:sz w:val="18"/>
                 <w:szCs w:val="18"/>
               </w:rPr>
-              <w:t xml:space="preserve">使用料(税抜)</w:t>
-            </w:r>
-          </w:p>
-        </w:tc>
-        <w:tc>
-          <w:tcPr>
-            <w:tcW w:type="dxa" w:w="1600"/>
+              <w:t xml:space="preserve">改定後</w:t>
+            </w:r>
+          </w:p>
+        </w:tc>
+        <w:tc>
+          <w:tcPr>
+            <w:tcW w:type="dxa" w:w="1700"/>
             <w:shd w:fill="DCEBED" w:color="auto" w:val="clear"/>
             <w:tcMar>
               <w:top w:type="dxa" w:w="60"/>
@@ -15060,13 +15238,13 @@
                 <w:sz w:val="18"/>
                 <w:szCs w:val="18"/>
               </w:rPr>
-              <w:t xml:space="preserve">有収水量</w:t>
-            </w:r>
-          </w:p>
-        </w:tc>
-        <w:tc>
-          <w:tcPr>
-            <w:tcW w:type="dxa" w:w="1500"/>
+              <w:t xml:space="preserve">増収（税込）</w:t>
+            </w:r>
+          </w:p>
+        </w:tc>
+        <w:tc>
+          <w:tcPr>
+            <w:tcW w:type="dxa" w:w="1700"/>
             <w:shd w:fill="DCEBED" w:color="auto" w:val="clear"/>
             <w:tcMar>
               <w:top w:type="dxa" w:w="60"/>
@@ -15090,67 +15268,7 @@
                 <w:sz w:val="18"/>
                 <w:szCs w:val="18"/>
               </w:rPr>
-              <w:t xml:space="preserve">実績単価(税込)</w:t>
-            </w:r>
-          </w:p>
-        </w:tc>
-        <w:tc>
-          <w:tcPr>
-            <w:tcW w:type="dxa" w:w="1500"/>
-            <w:shd w:fill="DCEBED" w:color="auto" w:val="clear"/>
-            <w:tcMar>
-              <w:top w:type="dxa" w:w="60"/>
-              <w:left w:type="dxa" w:w="90"/>
-              <w:bottom w:type="dxa" w:w="60"/>
-              <w:right w:type="dxa" w:w="90"/>
-            </w:tcMar>
-            <w:vAlign w:val="center"/>
-          </w:tcPr>
-          <w:p>
-            <w:pPr>
-              <w:spacing w:after="0" w:line="260"/>
-              <w:jc w:val="center"/>
-            </w:pPr>
-            <w:r>
-              <w:rPr>
-                <w:rFonts w:ascii="MS Pゴシック" w:cs="MS Pゴシック" w:eastAsia="MS Pゴシック" w:hAnsi="MS Pゴシック"/>
-                <w:b/>
-                <w:bCs/>
-                <w:color w:val="1A1A1A"/>
-                <w:sz w:val="18"/>
-                <w:szCs w:val="18"/>
-              </w:rPr>
-              <w:t xml:space="preserve">経営戦略の単価</w:t>
-            </w:r>
-          </w:p>
-        </w:tc>
-        <w:tc>
-          <w:tcPr>
-            <w:tcW w:type="dxa" w:w="1600"/>
-            <w:shd w:fill="DCEBED" w:color="auto" w:val="clear"/>
-            <w:tcMar>
-              <w:top w:type="dxa" w:w="60"/>
-              <w:left w:type="dxa" w:w="90"/>
-              <w:bottom w:type="dxa" w:w="60"/>
-              <w:right w:type="dxa" w:w="90"/>
-            </w:tcMar>
-            <w:vAlign w:val="center"/>
-          </w:tcPr>
-          <w:p>
-            <w:pPr>
-              <w:spacing w:after="0" w:line="260"/>
-              <w:jc w:val="center"/>
-            </w:pPr>
-            <w:r>
-              <w:rPr>
-                <w:rFonts w:ascii="MS Pゴシック" w:cs="MS Pゴシック" w:eastAsia="MS Pゴシック" w:hAnsi="MS Pゴシック"/>
-                <w:b/>
-                <w:bCs/>
-                <w:color w:val="1A1A1A"/>
-                <w:sz w:val="18"/>
-                <w:szCs w:val="18"/>
-              </w:rPr>
-              <w:t xml:space="preserve">税込との差</w:t>
+              <w:t xml:space="preserve">増収（税抜）</w:t>
             </w:r>
           </w:p>
         </w:tc>
@@ -15158,6 +15276,35 @@
       <w:tr>
         <w:tc>
           <w:tcPr>
+            <w:tcW w:type="dxa" w:w="2800"/>
+            <w:tcMar>
+              <w:top w:type="dxa" w:w="60"/>
+              <w:left w:type="dxa" w:w="90"/>
+              <w:bottom w:type="dxa" w:w="60"/>
+              <w:right w:type="dxa" w:w="90"/>
+            </w:tcMar>
+            <w:vAlign w:val="center"/>
+          </w:tcPr>
+          <w:p>
+            <w:pPr>
+              <w:spacing w:after="0" w:line="260"/>
+              <w:jc w:val="left"/>
+            </w:pPr>
+            <w:r>
+              <w:rPr>
+                <w:rFonts w:ascii="MS Pゴシック" w:cs="MS Pゴシック" w:eastAsia="MS Pゴシック" w:hAnsi="MS Pゴシック"/>
+                <w:b w:val="false"/>
+                <w:bCs w:val="false"/>
+                <w:color w:val="1A1A1A"/>
+                <w:sz w:val="18"/>
+                <w:szCs w:val="18"/>
+              </w:rPr>
+              <w:t xml:space="preserve">令和8年度当初予算</w:t>
+            </w:r>
+          </w:p>
+        </w:tc>
+        <w:tc>
+          <w:tcPr>
             <w:tcW w:type="dxa" w:w="1700"/>
             <w:tcMar>
               <w:top w:type="dxa" w:w="60"/>
@@ -15170,18 +15317,18 @@
           <w:p>
             <w:pPr>
               <w:spacing w:after="0" w:line="260"/>
-              <w:jc w:val="left"/>
-            </w:pPr>
-            <w:r>
-              <w:rPr>
-                <w:rFonts w:ascii="MS Pゴシック" w:cs="MS Pゴシック" w:eastAsia="MS Pゴシック" w:hAnsi="MS Pゴシック"/>
-                <w:b w:val="false"/>
-                <w:bCs w:val="false"/>
-                <w:color w:val="1A1A1A"/>
-                <w:sz w:val="18"/>
-                <w:szCs w:val="18"/>
-              </w:rPr>
-              <w:t xml:space="preserve">公共 R6</w:t>
+              <w:jc w:val="right"/>
+            </w:pPr>
+            <w:r>
+              <w:rPr>
+                <w:rFonts w:ascii="MS Pゴシック" w:cs="MS Pゴシック" w:eastAsia="MS Pゴシック" w:hAnsi="MS Pゴシック"/>
+                <w:b w:val="false"/>
+                <w:bCs w:val="false"/>
+                <w:color w:val="1A1A1A"/>
+                <w:sz w:val="18"/>
+                <w:szCs w:val="18"/>
+              </w:rPr>
+              <w:t xml:space="preserve">41,906</w:t>
             </w:r>
           </w:p>
         </w:tc>
@@ -15210,123 +15357,65 @@
                 <w:sz w:val="18"/>
                 <w:szCs w:val="18"/>
               </w:rPr>
-              <w:t xml:space="preserve">33,652千円</w:t>
-            </w:r>
-          </w:p>
-        </w:tc>
-        <w:tc>
-          <w:tcPr>
-            <w:tcW w:type="dxa" w:w="1600"/>
-            <w:tcMar>
-              <w:top w:type="dxa" w:w="60"/>
-              <w:left w:type="dxa" w:w="90"/>
-              <w:bottom w:type="dxa" w:w="60"/>
-              <w:right w:type="dxa" w:w="90"/>
-            </w:tcMar>
-            <w:vAlign w:val="center"/>
-          </w:tcPr>
-          <w:p>
-            <w:pPr>
-              <w:spacing w:after="0" w:line="260"/>
-              <w:jc w:val="right"/>
-            </w:pPr>
-            <w:r>
-              <w:rPr>
-                <w:rFonts w:ascii="MS Pゴシック" w:cs="MS Pゴシック" w:eastAsia="MS Pゴシック" w:hAnsi="MS Pゴシック"/>
-                <w:b w:val="false"/>
-                <w:bCs w:val="false"/>
-                <w:color w:val="1A1A1A"/>
-                <w:sz w:val="18"/>
-                <w:szCs w:val="18"/>
-              </w:rPr>
-              <w:t xml:space="preserve">209,289㎥</w:t>
-            </w:r>
-          </w:p>
-        </w:tc>
-        <w:tc>
-          <w:tcPr>
-            <w:tcW w:type="dxa" w:w="1500"/>
-            <w:tcMar>
-              <w:top w:type="dxa" w:w="60"/>
-              <w:left w:type="dxa" w:w="90"/>
-              <w:bottom w:type="dxa" w:w="60"/>
-              <w:right w:type="dxa" w:w="90"/>
-            </w:tcMar>
-            <w:vAlign w:val="center"/>
-          </w:tcPr>
-          <w:p>
-            <w:pPr>
-              <w:spacing w:after="0" w:line="260"/>
-              <w:jc w:val="right"/>
-            </w:pPr>
-            <w:r>
-              <w:rPr>
-                <w:rFonts w:ascii="MS Pゴシック" w:cs="MS Pゴシック" w:eastAsia="MS Pゴシック" w:hAnsi="MS Pゴシック"/>
-                <w:b w:val="false"/>
-                <w:bCs w:val="false"/>
-                <w:color w:val="1A1A1A"/>
-                <w:sz w:val="18"/>
-                <w:szCs w:val="18"/>
-              </w:rPr>
-              <w:t xml:space="preserve">176.9円</w:t>
-            </w:r>
-          </w:p>
-        </w:tc>
-        <w:tc>
-          <w:tcPr>
-            <w:tcW w:type="dxa" w:w="1500"/>
-            <w:tcMar>
-              <w:top w:type="dxa" w:w="60"/>
-              <w:left w:type="dxa" w:w="90"/>
-              <w:bottom w:type="dxa" w:w="60"/>
-              <w:right w:type="dxa" w:w="90"/>
-            </w:tcMar>
-            <w:vAlign w:val="center"/>
-          </w:tcPr>
-          <w:p>
-            <w:pPr>
-              <w:spacing w:after="0" w:line="260"/>
-              <w:jc w:val="right"/>
-            </w:pPr>
-            <w:r>
-              <w:rPr>
-                <w:rFonts w:ascii="MS Pゴシック" w:cs="MS Pゴシック" w:eastAsia="MS Pゴシック" w:hAnsi="MS Pゴシック"/>
-                <w:b w:val="false"/>
-                <w:bCs w:val="false"/>
-                <w:color w:val="1A1A1A"/>
-                <w:sz w:val="18"/>
-                <w:szCs w:val="18"/>
-              </w:rPr>
-              <w:t xml:space="preserve">173.9円</w:t>
-            </w:r>
-          </w:p>
-        </w:tc>
-        <w:tc>
-          <w:tcPr>
-            <w:tcW w:type="dxa" w:w="1600"/>
-            <w:tcMar>
-              <w:top w:type="dxa" w:w="60"/>
-              <w:left w:type="dxa" w:w="90"/>
-              <w:bottom w:type="dxa" w:w="60"/>
-              <w:right w:type="dxa" w:w="90"/>
-            </w:tcMar>
-            <w:vAlign w:val="center"/>
-          </w:tcPr>
-          <w:p>
-            <w:pPr>
-              <w:spacing w:after="0" w:line="260"/>
-              <w:jc w:val="right"/>
-            </w:pPr>
-            <w:r>
-              <w:rPr>
-                <w:rFonts w:ascii="MS Pゴシック" w:cs="MS Pゴシック" w:eastAsia="MS Pゴシック" w:hAnsi="MS Pゴシック"/>
-                <w:b w:val="false"/>
-                <w:bCs w:val="false"/>
-                <w:color w:val="1A1A1A"/>
-                <w:sz w:val="18"/>
-                <w:szCs w:val="18"/>
-              </w:rPr>
-              <w:t xml:space="preserve">−1.7%</w:t>
+              <w:t xml:space="preserve">46,067</w:t>
+            </w:r>
+          </w:p>
+        </w:tc>
+        <w:tc>
+          <w:tcPr>
+            <w:tcW w:type="dxa" w:w="1700"/>
+            <w:tcMar>
+              <w:top w:type="dxa" w:w="60"/>
+              <w:left w:type="dxa" w:w="90"/>
+              <w:bottom w:type="dxa" w:w="60"/>
+              <w:right w:type="dxa" w:w="90"/>
+            </w:tcMar>
+            <w:vAlign w:val="center"/>
+          </w:tcPr>
+          <w:p>
+            <w:pPr>
+              <w:spacing w:after="0" w:line="260"/>
+              <w:jc w:val="right"/>
+            </w:pPr>
+            <w:r>
+              <w:rPr>
+                <w:rFonts w:ascii="MS Pゴシック" w:cs="MS Pゴシック" w:eastAsia="MS Pゴシック" w:hAnsi="MS Pゴシック"/>
+                <w:b w:val="false"/>
+                <w:bCs w:val="false"/>
+                <w:color w:val="1A1A1A"/>
+                <w:sz w:val="18"/>
+                <w:szCs w:val="18"/>
+              </w:rPr>
+              <w:t xml:space="preserve">+4,161</w:t>
+            </w:r>
+          </w:p>
+        </w:tc>
+        <w:tc>
+          <w:tcPr>
+            <w:tcW w:type="dxa" w:w="1700"/>
+            <w:tcMar>
+              <w:top w:type="dxa" w:w="60"/>
+              <w:left w:type="dxa" w:w="90"/>
+              <w:bottom w:type="dxa" w:w="60"/>
+              <w:right w:type="dxa" w:w="90"/>
+            </w:tcMar>
+            <w:vAlign w:val="center"/>
+          </w:tcPr>
+          <w:p>
+            <w:pPr>
+              <w:spacing w:after="0" w:line="260"/>
+              <w:jc w:val="right"/>
+            </w:pPr>
+            <w:r>
+              <w:rPr>
+                <w:rFonts w:ascii="MS Pゴシック" w:cs="MS Pゴシック" w:eastAsia="MS Pゴシック" w:hAnsi="MS Pゴシック"/>
+                <w:b w:val="false"/>
+                <w:bCs w:val="false"/>
+                <w:color w:val="1A1A1A"/>
+                <w:sz w:val="18"/>
+                <w:szCs w:val="18"/>
+              </w:rPr>
+              <w:t xml:space="preserve">+3,783</w:t>
             </w:r>
           </w:p>
         </w:tc>
@@ -15334,6 +15423,36 @@
       <w:tr>
         <w:tc>
           <w:tcPr>
+            <w:tcW w:type="dxa" w:w="2800"/>
+            <w:shd w:fill="FBEAE0" w:color="auto" w:val="clear"/>
+            <w:tcMar>
+              <w:top w:type="dxa" w:w="60"/>
+              <w:left w:type="dxa" w:w="90"/>
+              <w:bottom w:type="dxa" w:w="60"/>
+              <w:right w:type="dxa" w:w="90"/>
+            </w:tcMar>
+            <w:vAlign w:val="center"/>
+          </w:tcPr>
+          <w:p>
+            <w:pPr>
+              <w:spacing w:after="0" w:line="260"/>
+              <w:jc w:val="left"/>
+            </w:pPr>
+            <w:r>
+              <w:rPr>
+                <w:rFonts w:ascii="MS Pゴシック" w:cs="MS Pゴシック" w:eastAsia="MS Pゴシック" w:hAnsi="MS Pゴシック"/>
+                <w:b/>
+                <w:bCs/>
+                <w:color w:val="1A1A1A"/>
+                <w:sz w:val="18"/>
+                <w:szCs w:val="18"/>
+              </w:rPr>
+              <w:t xml:space="preserve">令和7年度 年間全件調定</w:t>
+            </w:r>
+          </w:p>
+        </w:tc>
+        <w:tc>
+          <w:tcPr>
             <w:tcW w:type="dxa" w:w="1700"/>
             <w:shd w:fill="FBEAE0" w:color="auto" w:val="clear"/>
             <w:tcMar>
@@ -15347,18 +15466,18 @@
           <w:p>
             <w:pPr>
               <w:spacing w:after="0" w:line="260"/>
-              <w:jc w:val="left"/>
-            </w:pPr>
-            <w:r>
-              <w:rPr>
-                <w:rFonts w:ascii="MS Pゴシック" w:cs="MS Pゴシック" w:eastAsia="MS Pゴシック" w:hAnsi="MS Pゴシック"/>
-                <w:b/>
-                <w:bCs/>
-                <w:color w:val="1A1A1A"/>
-                <w:sz w:val="18"/>
-                <w:szCs w:val="18"/>
-              </w:rPr>
-              <w:t xml:space="preserve">公共 R7</w:t>
+              <w:jc w:val="right"/>
+            </w:pPr>
+            <w:r>
+              <w:rPr>
+                <w:rFonts w:ascii="MS Pゴシック" w:cs="MS Pゴシック" w:eastAsia="MS Pゴシック" w:hAnsi="MS Pゴシック"/>
+                <w:b/>
+                <w:bCs/>
+                <w:color w:val="1A1A1A"/>
+                <w:sz w:val="18"/>
+                <w:szCs w:val="18"/>
+              </w:rPr>
+              <w:t xml:space="preserve">44,579</w:t>
             </w:r>
           </w:p>
         </w:tc>
@@ -15388,13 +15507,13 @@
                 <w:sz w:val="18"/>
                 <w:szCs w:val="18"/>
               </w:rPr>
-              <w:t xml:space="preserve">33,794千円</w:t>
-            </w:r>
-          </w:p>
-        </w:tc>
-        <w:tc>
-          <w:tcPr>
-            <w:tcW w:type="dxa" w:w="1600"/>
+              <w:t xml:space="preserve">49,005</w:t>
+            </w:r>
+          </w:p>
+        </w:tc>
+        <w:tc>
+          <w:tcPr>
+            <w:tcW w:type="dxa" w:w="1700"/>
             <w:shd w:fill="FBEAE0" w:color="auto" w:val="clear"/>
             <w:tcMar>
               <w:top w:type="dxa" w:w="60"/>
@@ -15418,13 +15537,13 @@
                 <w:sz w:val="18"/>
                 <w:szCs w:val="18"/>
               </w:rPr>
-              <w:t xml:space="preserve">210,398㎥</w:t>
-            </w:r>
-          </w:p>
-        </w:tc>
-        <w:tc>
-          <w:tcPr>
-            <w:tcW w:type="dxa" w:w="1500"/>
+              <w:t xml:space="preserve">+4,427</w:t>
+            </w:r>
+          </w:p>
+        </w:tc>
+        <w:tc>
+          <w:tcPr>
+            <w:tcW w:type="dxa" w:w="1700"/>
             <w:shd w:fill="FBEAE0" w:color="auto" w:val="clear"/>
             <w:tcMar>
               <w:top w:type="dxa" w:w="60"/>
@@ -15448,67 +15567,7 @@
                 <w:sz w:val="18"/>
                 <w:szCs w:val="18"/>
               </w:rPr>
-              <w:t xml:space="preserve">176.7円</w:t>
-            </w:r>
-          </w:p>
-        </w:tc>
-        <w:tc>
-          <w:tcPr>
-            <w:tcW w:type="dxa" w:w="1500"/>
-            <w:shd w:fill="FBEAE0" w:color="auto" w:val="clear"/>
-            <w:tcMar>
-              <w:top w:type="dxa" w:w="60"/>
-              <w:left w:type="dxa" w:w="90"/>
-              <w:bottom w:type="dxa" w:w="60"/>
-              <w:right w:type="dxa" w:w="90"/>
-            </w:tcMar>
-            <w:vAlign w:val="center"/>
-          </w:tcPr>
-          <w:p>
-            <w:pPr>
-              <w:spacing w:after="0" w:line="260"/>
-              <w:jc w:val="right"/>
-            </w:pPr>
-            <w:r>
-              <w:rPr>
-                <w:rFonts w:ascii="MS Pゴシック" w:cs="MS Pゴシック" w:eastAsia="MS Pゴシック" w:hAnsi="MS Pゴシック"/>
-                <w:b/>
-                <w:bCs/>
-                <w:color w:val="1A1A1A"/>
-                <w:sz w:val="18"/>
-                <w:szCs w:val="18"/>
-              </w:rPr>
-              <w:t xml:space="preserve">173.9円</w:t>
-            </w:r>
-          </w:p>
-        </w:tc>
-        <w:tc>
-          <w:tcPr>
-            <w:tcW w:type="dxa" w:w="1600"/>
-            <w:shd w:fill="FBEAE0" w:color="auto" w:val="clear"/>
-            <w:tcMar>
-              <w:top w:type="dxa" w:w="60"/>
-              <w:left w:type="dxa" w:w="90"/>
-              <w:bottom w:type="dxa" w:w="60"/>
-              <w:right w:type="dxa" w:w="90"/>
-            </w:tcMar>
-            <w:vAlign w:val="center"/>
-          </w:tcPr>
-          <w:p>
-            <w:pPr>
-              <w:spacing w:after="0" w:line="260"/>
-              <w:jc w:val="right"/>
-            </w:pPr>
-            <w:r>
-              <w:rPr>
-                <w:rFonts w:ascii="MS Pゴシック" w:cs="MS Pゴシック" w:eastAsia="MS Pゴシック" w:hAnsi="MS Pゴシック"/>
-                <w:b/>
-                <w:bCs/>
-                <w:color w:val="1A1A1A"/>
-                <w:sz w:val="18"/>
-                <w:szCs w:val="18"/>
-              </w:rPr>
-              <w:t xml:space="preserve">−1.6%</w:t>
+              <w:t xml:space="preserve">+4,024</w:t>
             </w:r>
           </w:p>
         </w:tc>
@@ -15516,6 +15575,35 @@
       <w:tr>
         <w:tc>
           <w:tcPr>
+            <w:tcW w:type="dxa" w:w="2800"/>
+            <w:tcMar>
+              <w:top w:type="dxa" w:w="60"/>
+              <w:left w:type="dxa" w:w="90"/>
+              <w:bottom w:type="dxa" w:w="60"/>
+              <w:right w:type="dxa" w:w="90"/>
+            </w:tcMar>
+            <w:vAlign w:val="center"/>
+          </w:tcPr>
+          <w:p>
+            <w:pPr>
+              <w:spacing w:after="0" w:line="260"/>
+              <w:jc w:val="left"/>
+            </w:pPr>
+            <w:r>
+              <w:rPr>
+                <w:rFonts w:ascii="MS Pゴシック" w:cs="MS Pゴシック" w:eastAsia="MS Pゴシック" w:hAnsi="MS Pゴシック"/>
+                <w:b w:val="false"/>
+                <w:bCs w:val="false"/>
+                <w:color w:val="1A1A1A"/>
+                <w:sz w:val="18"/>
+                <w:szCs w:val="18"/>
+              </w:rPr>
+              <w:t xml:space="preserve">令和7年度決算（税込換算）</w:t>
+            </w:r>
+          </w:p>
+        </w:tc>
+        <w:tc>
+          <w:tcPr>
             <w:tcW w:type="dxa" w:w="1700"/>
             <w:tcMar>
               <w:top w:type="dxa" w:w="60"/>
@@ -15528,18 +15616,18 @@
           <w:p>
             <w:pPr>
               <w:spacing w:after="0" w:line="260"/>
-              <w:jc w:val="left"/>
-            </w:pPr>
-            <w:r>
-              <w:rPr>
-                <w:rFonts w:ascii="MS Pゴシック" w:cs="MS Pゴシック" w:eastAsia="MS Pゴシック" w:hAnsi="MS Pゴシック"/>
-                <w:b w:val="false"/>
-                <w:bCs w:val="false"/>
-                <w:color w:val="1A1A1A"/>
-                <w:sz w:val="18"/>
-                <w:szCs w:val="18"/>
-              </w:rPr>
-              <w:t xml:space="preserve">漁集 R6</w:t>
+              <w:jc w:val="right"/>
+            </w:pPr>
+            <w:r>
+              <w:rPr>
+                <w:rFonts w:ascii="MS Pゴシック" w:cs="MS Pゴシック" w:eastAsia="MS Pゴシック" w:hAnsi="MS Pゴシック"/>
+                <w:b w:val="false"/>
+                <w:bCs w:val="false"/>
+                <w:color w:val="1A1A1A"/>
+                <w:sz w:val="18"/>
+                <w:szCs w:val="18"/>
+              </w:rPr>
+              <w:t xml:space="preserve">44,645</w:t>
             </w:r>
           </w:p>
         </w:tc>
@@ -15568,305 +15656,65 @@
                 <w:sz w:val="18"/>
                 <w:szCs w:val="18"/>
               </w:rPr>
-              <w:t xml:space="preserve">7,229千円</w:t>
-            </w:r>
-          </w:p>
-        </w:tc>
-        <w:tc>
-          <w:tcPr>
-            <w:tcW w:type="dxa" w:w="1600"/>
-            <w:tcMar>
-              <w:top w:type="dxa" w:w="60"/>
-              <w:left w:type="dxa" w:w="90"/>
-              <w:bottom w:type="dxa" w:w="60"/>
-              <w:right w:type="dxa" w:w="90"/>
-            </w:tcMar>
-            <w:vAlign w:val="center"/>
-          </w:tcPr>
-          <w:p>
-            <w:pPr>
-              <w:spacing w:after="0" w:line="260"/>
-              <w:jc w:val="right"/>
-            </w:pPr>
-            <w:r>
-              <w:rPr>
-                <w:rFonts w:ascii="MS Pゴシック" w:cs="MS Pゴシック" w:eastAsia="MS Pゴシック" w:hAnsi="MS Pゴシック"/>
-                <w:b w:val="false"/>
-                <w:bCs w:val="false"/>
-                <w:color w:val="1A1A1A"/>
-                <w:sz w:val="18"/>
-                <w:szCs w:val="18"/>
-              </w:rPr>
-              <w:t xml:space="preserve">45,402㎥</w:t>
-            </w:r>
-          </w:p>
-        </w:tc>
-        <w:tc>
-          <w:tcPr>
-            <w:tcW w:type="dxa" w:w="1500"/>
-            <w:tcMar>
-              <w:top w:type="dxa" w:w="60"/>
-              <w:left w:type="dxa" w:w="90"/>
-              <w:bottom w:type="dxa" w:w="60"/>
-              <w:right w:type="dxa" w:w="90"/>
-            </w:tcMar>
-            <w:vAlign w:val="center"/>
-          </w:tcPr>
-          <w:p>
-            <w:pPr>
-              <w:spacing w:after="0" w:line="260"/>
-              <w:jc w:val="right"/>
-            </w:pPr>
-            <w:r>
-              <w:rPr>
-                <w:rFonts w:ascii="MS Pゴシック" w:cs="MS Pゴシック" w:eastAsia="MS Pゴシック" w:hAnsi="MS Pゴシック"/>
-                <w:b w:val="false"/>
-                <w:bCs w:val="false"/>
-                <w:color w:val="1A1A1A"/>
-                <w:sz w:val="18"/>
-                <w:szCs w:val="18"/>
-              </w:rPr>
-              <w:t xml:space="preserve">175.1円</w:t>
-            </w:r>
-          </w:p>
-        </w:tc>
-        <w:tc>
-          <w:tcPr>
-            <w:tcW w:type="dxa" w:w="1500"/>
-            <w:tcMar>
-              <w:top w:type="dxa" w:w="60"/>
-              <w:left w:type="dxa" w:w="90"/>
-              <w:bottom w:type="dxa" w:w="60"/>
-              <w:right w:type="dxa" w:w="90"/>
-            </w:tcMar>
-            <w:vAlign w:val="center"/>
-          </w:tcPr>
-          <w:p>
-            <w:pPr>
-              <w:spacing w:after="0" w:line="260"/>
-              <w:jc w:val="right"/>
-            </w:pPr>
-            <w:r>
-              <w:rPr>
-                <w:rFonts w:ascii="MS Pゴシック" w:cs="MS Pゴシック" w:eastAsia="MS Pゴシック" w:hAnsi="MS Pゴシック"/>
-                <w:b w:val="false"/>
-                <w:bCs w:val="false"/>
-                <w:color w:val="1A1A1A"/>
-                <w:sz w:val="18"/>
-                <w:szCs w:val="18"/>
-              </w:rPr>
-              <w:t xml:space="preserve">171.1円</w:t>
-            </w:r>
-          </w:p>
-        </w:tc>
-        <w:tc>
-          <w:tcPr>
-            <w:tcW w:type="dxa" w:w="1600"/>
-            <w:tcMar>
-              <w:top w:type="dxa" w:w="60"/>
-              <w:left w:type="dxa" w:w="90"/>
-              <w:bottom w:type="dxa" w:w="60"/>
-              <w:right w:type="dxa" w:w="90"/>
-            </w:tcMar>
-            <w:vAlign w:val="center"/>
-          </w:tcPr>
-          <w:p>
-            <w:pPr>
-              <w:spacing w:after="0" w:line="260"/>
-              <w:jc w:val="right"/>
-            </w:pPr>
-            <w:r>
-              <w:rPr>
-                <w:rFonts w:ascii="MS Pゴシック" w:cs="MS Pゴシック" w:eastAsia="MS Pゴシック" w:hAnsi="MS Pゴシック"/>
-                <w:b w:val="false"/>
-                <w:bCs w:val="false"/>
-                <w:color w:val="1A1A1A"/>
-                <w:sz w:val="18"/>
-                <w:szCs w:val="18"/>
-              </w:rPr>
-              <w:t xml:space="preserve">−2.3%</w:t>
-            </w:r>
-          </w:p>
-        </w:tc>
-      </w:tr>
-      <w:tr>
+              <w:t xml:space="preserve">49,078</w:t>
+            </w:r>
+          </w:p>
+        </w:tc>
         <w:tc>
           <w:tcPr>
             <w:tcW w:type="dxa" w:w="1700"/>
-            <w:shd w:fill="F4F7F7" w:color="auto" w:val="clear"/>
-            <w:tcMar>
-              <w:top w:type="dxa" w:w="60"/>
-              <w:left w:type="dxa" w:w="90"/>
-              <w:bottom w:type="dxa" w:w="60"/>
-              <w:right w:type="dxa" w:w="90"/>
-            </w:tcMar>
-            <w:vAlign w:val="center"/>
-          </w:tcPr>
-          <w:p>
-            <w:pPr>
-              <w:spacing w:after="0" w:line="260"/>
-              <w:jc w:val="left"/>
-            </w:pPr>
-            <w:r>
-              <w:rPr>
-                <w:rFonts w:ascii="MS Pゴシック" w:cs="MS Pゴシック" w:eastAsia="MS Pゴシック" w:hAnsi="MS Pゴシック"/>
-                <w:b w:val="false"/>
-                <w:bCs w:val="false"/>
-                <w:color w:val="1A1A1A"/>
-                <w:sz w:val="18"/>
-                <w:szCs w:val="18"/>
-              </w:rPr>
-              <w:t xml:space="preserve">漁集 R7</w:t>
+            <w:tcMar>
+              <w:top w:type="dxa" w:w="60"/>
+              <w:left w:type="dxa" w:w="90"/>
+              <w:bottom w:type="dxa" w:w="60"/>
+              <w:right w:type="dxa" w:w="90"/>
+            </w:tcMar>
+            <w:vAlign w:val="center"/>
+          </w:tcPr>
+          <w:p>
+            <w:pPr>
+              <w:spacing w:after="0" w:line="260"/>
+              <w:jc w:val="right"/>
+            </w:pPr>
+            <w:r>
+              <w:rPr>
+                <w:rFonts w:ascii="MS Pゴシック" w:cs="MS Pゴシック" w:eastAsia="MS Pゴシック" w:hAnsi="MS Pゴシック"/>
+                <w:b w:val="false"/>
+                <w:bCs w:val="false"/>
+                <w:color w:val="1A1A1A"/>
+                <w:sz w:val="18"/>
+                <w:szCs w:val="18"/>
+              </w:rPr>
+              <w:t xml:space="preserve">+4,433</w:t>
             </w:r>
           </w:p>
         </w:tc>
         <w:tc>
           <w:tcPr>
             <w:tcW w:type="dxa" w:w="1700"/>
-            <w:shd w:fill="F4F7F7" w:color="auto" w:val="clear"/>
-            <w:tcMar>
-              <w:top w:type="dxa" w:w="60"/>
-              <w:left w:type="dxa" w:w="90"/>
-              <w:bottom w:type="dxa" w:w="60"/>
-              <w:right w:type="dxa" w:w="90"/>
-            </w:tcMar>
-            <w:vAlign w:val="center"/>
-          </w:tcPr>
-          <w:p>
-            <w:pPr>
-              <w:spacing w:after="0" w:line="260"/>
-              <w:jc w:val="right"/>
-            </w:pPr>
-            <w:r>
-              <w:rPr>
-                <w:rFonts w:ascii="MS Pゴシック" w:cs="MS Pゴシック" w:eastAsia="MS Pゴシック" w:hAnsi="MS Pゴシック"/>
-                <w:b w:val="false"/>
-                <w:bCs w:val="false"/>
-                <w:color w:val="1A1A1A"/>
-                <w:sz w:val="18"/>
-                <w:szCs w:val="18"/>
-              </w:rPr>
-              <w:t xml:space="preserve">6,792千円</w:t>
-            </w:r>
-          </w:p>
-        </w:tc>
-        <w:tc>
-          <w:tcPr>
-            <w:tcW w:type="dxa" w:w="1600"/>
-            <w:shd w:fill="F4F7F7" w:color="auto" w:val="clear"/>
-            <w:tcMar>
-              <w:top w:type="dxa" w:w="60"/>
-              <w:left w:type="dxa" w:w="90"/>
-              <w:bottom w:type="dxa" w:w="60"/>
-              <w:right w:type="dxa" w:w="90"/>
-            </w:tcMar>
-            <w:vAlign w:val="center"/>
-          </w:tcPr>
-          <w:p>
-            <w:pPr>
-              <w:spacing w:after="0" w:line="260"/>
-              <w:jc w:val="right"/>
-            </w:pPr>
-            <w:r>
-              <w:rPr>
-                <w:rFonts w:ascii="MS Pゴシック" w:cs="MS Pゴシック" w:eastAsia="MS Pゴシック" w:hAnsi="MS Pゴシック"/>
-                <w:b w:val="false"/>
-                <w:bCs w:val="false"/>
-                <w:color w:val="1A1A1A"/>
-                <w:sz w:val="18"/>
-                <w:szCs w:val="18"/>
-              </w:rPr>
-              <w:t xml:space="preserve">42,557㎥</w:t>
-            </w:r>
-          </w:p>
-        </w:tc>
-        <w:tc>
-          <w:tcPr>
-            <w:tcW w:type="dxa" w:w="1500"/>
-            <w:shd w:fill="F4F7F7" w:color="auto" w:val="clear"/>
-            <w:tcMar>
-              <w:top w:type="dxa" w:w="60"/>
-              <w:left w:type="dxa" w:w="90"/>
-              <w:bottom w:type="dxa" w:w="60"/>
-              <w:right w:type="dxa" w:w="90"/>
-            </w:tcMar>
-            <w:vAlign w:val="center"/>
-          </w:tcPr>
-          <w:p>
-            <w:pPr>
-              <w:spacing w:after="0" w:line="260"/>
-              <w:jc w:val="right"/>
-            </w:pPr>
-            <w:r>
-              <w:rPr>
-                <w:rFonts w:ascii="MS Pゴシック" w:cs="MS Pゴシック" w:eastAsia="MS Pゴシック" w:hAnsi="MS Pゴシック"/>
-                <w:b w:val="false"/>
-                <w:bCs w:val="false"/>
-                <w:color w:val="1A1A1A"/>
-                <w:sz w:val="18"/>
-                <w:szCs w:val="18"/>
-              </w:rPr>
-              <w:t xml:space="preserve">175.6円</w:t>
-            </w:r>
-          </w:p>
-        </w:tc>
-        <w:tc>
-          <w:tcPr>
-            <w:tcW w:type="dxa" w:w="1500"/>
-            <w:shd w:fill="F4F7F7" w:color="auto" w:val="clear"/>
-            <w:tcMar>
-              <w:top w:type="dxa" w:w="60"/>
-              <w:left w:type="dxa" w:w="90"/>
-              <w:bottom w:type="dxa" w:w="60"/>
-              <w:right w:type="dxa" w:w="90"/>
-            </w:tcMar>
-            <w:vAlign w:val="center"/>
-          </w:tcPr>
-          <w:p>
-            <w:pPr>
-              <w:spacing w:after="0" w:line="260"/>
-              <w:jc w:val="right"/>
-            </w:pPr>
-            <w:r>
-              <w:rPr>
-                <w:rFonts w:ascii="MS Pゴシック" w:cs="MS Pゴシック" w:eastAsia="MS Pゴシック" w:hAnsi="MS Pゴシック"/>
-                <w:b w:val="false"/>
-                <w:bCs w:val="false"/>
-                <w:color w:val="1A1A1A"/>
-                <w:sz w:val="18"/>
-                <w:szCs w:val="18"/>
-              </w:rPr>
-              <w:t xml:space="preserve">171.1円</w:t>
-            </w:r>
-          </w:p>
-        </w:tc>
-        <w:tc>
-          <w:tcPr>
-            <w:tcW w:type="dxa" w:w="1600"/>
-            <w:shd w:fill="F4F7F7" w:color="auto" w:val="clear"/>
-            <w:tcMar>
-              <w:top w:type="dxa" w:w="60"/>
-              <w:left w:type="dxa" w:w="90"/>
-              <w:bottom w:type="dxa" w:w="60"/>
-              <w:right w:type="dxa" w:w="90"/>
-            </w:tcMar>
-            <w:vAlign w:val="center"/>
-          </w:tcPr>
-          <w:p>
-            <w:pPr>
-              <w:spacing w:after="0" w:line="260"/>
-              <w:jc w:val="right"/>
-            </w:pPr>
-            <w:r>
-              <w:rPr>
-                <w:rFonts w:ascii="MS Pゴシック" w:cs="MS Pゴシック" w:eastAsia="MS Pゴシック" w:hAnsi="MS Pゴシック"/>
-                <w:b w:val="false"/>
-                <w:bCs w:val="false"/>
-                <w:color w:val="1A1A1A"/>
-                <w:sz w:val="18"/>
-                <w:szCs w:val="18"/>
-              </w:rPr>
-              <w:t xml:space="preserve">−2.5%</w:t>
+            <w:tcMar>
+              <w:top w:type="dxa" w:w="60"/>
+              <w:left w:type="dxa" w:w="90"/>
+              <w:bottom w:type="dxa" w:w="60"/>
+              <w:right w:type="dxa" w:w="90"/>
+            </w:tcMar>
+            <w:vAlign w:val="center"/>
+          </w:tcPr>
+          <w:p>
+            <w:pPr>
+              <w:spacing w:after="0" w:line="260"/>
+              <w:jc w:val="right"/>
+            </w:pPr>
+            <w:r>
+              <w:rPr>
+                <w:rFonts w:ascii="MS Pゴシック" w:cs="MS Pゴシック" w:eastAsia="MS Pゴシック" w:hAnsi="MS Pゴシック"/>
+                <w:b w:val="false"/>
+                <w:bCs w:val="false"/>
+                <w:color w:val="1A1A1A"/>
+                <w:sz w:val="18"/>
+                <w:szCs w:val="18"/>
+              </w:rPr>
+              <w:t xml:space="preserve">+4,030</w:t>
             </w:r>
           </w:p>
         </w:tc>
@@ -15883,7 +15731,7 @@
           <w:sz w:val="17"/>
           <w:szCs w:val="17"/>
         </w:rPr>
-        <w:t xml:space="preserve">経営戦略の採用単価は実績の税込単価とは1.6〜2.5%しか違わないのに対し、実績の税抜単価（159.2〜160.8円）とは7.2〜8.3%乖離する。税込ベースであることは明白である。なお有収水量の予測は、公共で令和7年度に+5.8%過大（実績210,398㎥に対し予測222,618㎥）、漁集では逆に減少を見込みすぎている。</w:t>
+        <w:t xml:space="preserve">令和7年度の年間全件調定額44,579千円と決算の税込換算44,645千円は0.15%で一致する。中心案の増収率は調定額（税込）ベースで算定しているため、税込の基礎に当てはめるのが正しい。平年度増収額は約4,427千円（税込）・約4,024千円（税抜）とし、予算ベースの4,161千円は保守的な下限として併記するのが妥当である。</w:t>
       </w:r>
     </w:p>
     <w:p>
@@ -15899,7 +15747,7 @@
           <w:sz w:val="20"/>
           <w:szCs w:val="20"/>
         </w:rPr>
-        <w:t xml:space="preserve">■ 令和7年度決算で増収試算の基礎データが裏づけられた</w:t>
+        <w:t xml:space="preserve">■ 経営戦略の使用料収入は税込ベースである</w:t>
       </w:r>
     </w:p>
     <w:p>
@@ -15914,7 +15762,7 @@
           <w:sz w:val="21"/>
           <w:szCs w:val="21"/>
         </w:rPr>
-        <w:t xml:space="preserve">令和7年度決算の下水道使用料は40,586,357円（税抜）である。本資料が調定データから積み上げた推計は40,526,099円であり、決算との差は0.15%にとどまる。セグメント別では公共33,793,885円（推計との差0.04%）、漁集6,792,472円（同0.70%）である。また決算書が公表する経費回収率は令和7年度49.5%・令和6年度47.0%で、本資料が決算統計32表から算定した定義（汚水処理費＝維持管理費の汚水分のみ）と一致する。一方、経営戦略が用いる経費回収率は資本費を含む分母であり、この値とは連続しない。</w:t>
+        <w:t xml:space="preserve">経営戦略の使用料収入は「有収水量×実績使用料単価」で算出され、単価は公共173.9円/㎥・漁集171.1円/㎥（令和1〜4年度の実績平均）が採用されている。地方公営企業法の適用は令和6年度からであり、令和1〜5年度は法非適用（官庁会計）で使用料を税込計上していた。実績単価と突き合わせると、経営戦略の採用単価は実績の税込単価（公共176.7〜176.9円・漁集175.1〜175.6円）とは1.6〜2.5%しか違わないのに対し、実績の税抜単価（159.2〜160.8円）とは7.2〜8.3%乖離する。予算との比較では影響しないが、決算・損益計算書や経費回収率と並べる場合は1.1で除する必要がある。</w:t>
       </w:r>
     </w:p>
     <w:p>
@@ -15930,7 +15778,7 @@
           <w:sz w:val="20"/>
           <w:szCs w:val="20"/>
         </w:rPr>
-        <w:t xml:space="preserve">■ 令和8年度予算は決算実績と整合している</w:t>
+        <w:t xml:space="preserve">■ 改定しても経営戦略の52,273千円には届かない</w:t>
       </w:r>
     </w:p>
     <w:p>
@@ -15945,38 +15793,7 @@
           <w:sz w:val="21"/>
           <w:szCs w:val="21"/>
         </w:rPr>
-        <w:t xml:space="preserve">令和6年度決算40,881千円、令和7年度決算40,586千円に対し、令和8年度予算41,906千円は令和7年度決算比+3.3%である。令和7年度に公共下水道の未普及解消事業（管渠延長291m・処理区域面積1.14㏊）を実施しており、接続増を見込んだ計上として自然な水準である。同じ税込ベースに揃えて比較すると、予算41,906千円は税込46,097千円にあたり、経営戦略の現況継続47,238千円との差は1,141千円（2.4%）にとどまる。</w:t>
-      </w:r>
-    </w:p>
-    <w:p>
-      <w:pPr>
-        <w:spacing w:after="40" w:before="160" w:line="300"/>
-      </w:pPr>
-      <w:r>
-        <w:rPr>
-          <w:rFonts w:ascii="MS Pゴシック" w:cs="MS Pゴシック" w:eastAsia="MS Pゴシック" w:hAnsi="MS Pゴシック"/>
-          <w:b/>
-          <w:bCs/>
-          <w:color w:val="1A1A1A"/>
-          <w:sz w:val="20"/>
-          <w:szCs w:val="20"/>
-        </w:rPr>
-        <w:t xml:space="preserve">■ 改定の増収効果は予算額を基礎に評価する</w:t>
-      </w:r>
-    </w:p>
-    <w:p>
-      <w:pPr>
-        <w:spacing w:after="120" w:before="0" w:line="300"/>
-        <w:ind w:left="240"/>
-      </w:pPr>
-      <w:r>
-        <w:rPr>
-          <w:rFonts w:ascii="MS Pゴシック" w:cs="MS Pゴシック" w:eastAsia="MS Pゴシック" w:hAnsi="MS Pゴシック"/>
-          <w:color w:val="1A1A1A"/>
-          <w:sz w:val="21"/>
-          <w:szCs w:val="21"/>
-        </w:rPr>
-        <w:t xml:space="preserve">以上から、改定の増収効果は経営戦略の52,273千円ではなく令和8年度予算41,906千円を基礎に評価すべきである。中心案の調定額ベース平均増収率+9.93%を適用すると改定後は約46,067千円（税抜）、増収額は約4,161千円（税抜）となる。経営戦略のケース①が想定する「5年毎に10%」の初回改定に、中心案はちょうど相当する。なお経営戦略の52,273千円をそのまま目標額として扱うと消費税分を二重に見込むことになり、約4,300千円の過大目標となる点に注意が必要である。</w:t>
+        <w:t xml:space="preserve">中心案を令和7年度の年間全件調定額に適用すると49,005千円（税込）となり、経営戦略の採用ケース52,273千円とは3,268千円の差が残る。経営戦略の見込みには、改定分だけでなく実現していない有収水量の増加が織り込まれているためである。改定を行っても経営戦略の水準には届かないことを、あらかじめ整理しておく必要がある。なお改定水準としては、経営戦略のケース①が想定する「5年毎に10%ずつ」の初回改定に中心案がちょうど相当する。</w:t>
       </w:r>
     </w:p>
     <w:p>
@@ -16183,7 +16000,7 @@
           <w:sz w:val="21"/>
           <w:szCs w:val="21"/>
         </w:rPr>
-        <w:t xml:space="preserve">41,906千円は令和7年度決算書には現れない（決算報告書の営業収益は当初予算43,836千円・補正後43,704千円、いずれも税込）。令和8年度当初予算書の予定損益計算書または予算実施計画で確認する必要がある。なお下水道事業会計は公共・漁集を1会計2セグメントで経理しており、令和7年度決算40,586千円との連続性からも、41,906千円は「公共＋漁集の合算・税抜」とみて矛盾がない。</w:t>
+        <w:t xml:space="preserve">41,906千円は令和8年度当初予算書（予算実施計画・予算明細書）で確定した。公共34,356千円＋漁集7,550千円の合算であり、基準は税込である。税抜換算は38,096千円。</w:t>
       </w:r>
     </w:p>
     <w:p>
@@ -16282,6 +16099,29 @@
           <w:szCs w:val="19"/>
         </w:rPr>
         <w:t xml:space="preserve">金額別度数分布、水量区分別構成</w:t>
+      </w:r>
+    </w:p>
+    <w:p>
+      <w:pPr>
+        <w:spacing w:after="60" w:before="0" w:line="300"/>
+      </w:pPr>
+      <w:r>
+        <w:rPr>
+          <w:rFonts w:ascii="MS Pゴシック" w:cs="MS Pゴシック" w:eastAsia="MS Pゴシック" w:hAnsi="MS Pゴシック"/>
+          <w:color w:val="1A1A1A"/>
+          <w:sz w:val="19"/>
+          <w:szCs w:val="19"/>
+        </w:rPr>
+        <w:t xml:space="preserve">・令和8年度 階上町下水道事業会計予算・予算に関する説明書　</w:t>
+      </w:r>
+      <w:r>
+        <w:rPr>
+          <w:rFonts w:ascii="MS Pゴシック" w:cs="MS Pゴシック" w:eastAsia="MS Pゴシック" w:hAnsi="MS Pゴシック"/>
+          <w:color w:val="5F6F74"/>
+          <w:sz w:val="19"/>
+          <w:szCs w:val="19"/>
+        </w:rPr>
+        <w:t xml:space="preserve">下水道使用料の当初予算額、予算明細書（公共・漁集）、予定損益計算書</w:t>
       </w:r>
     </w:p>
     <w:p>

--- a/docs/kamikami-sewer-tariff/03_説明資料/下水道使用料改定説明資料.docx
+++ b/docs/kamikami-sewer-tariff/03_説明資料/下水道使用料改定説明資料.docx
@@ -14004,7 +14004,7 @@
           <w:sz w:val="21"/>
           <w:szCs w:val="21"/>
         </w:rPr>
-        <w:t xml:space="preserve">令和8年度当初予算の下水道使用料は41,906千円である。一方、経営戦略の採用シミュレーションが見込む令和8年度使用料収入は52,273千円（公共44,463千円＋漁集7,810千円）であり、10,367千円の差がある。令和8年度当初予算書および令和7年度決算書（案）で確認したうえで、この差の内訳を整理した。</w:t>
+        <w:t xml:space="preserve">経常収支比率・経費回収率は損益（税抜）ベースの指標であり、3条予算（税込）と混在させると不整合になる。本章はすべて税抜＝損益ベースに統一して整理している。</w:t>
       </w:r>
     </w:p>
     <w:p>
@@ -14020,7 +14020,7 @@
           <w:sz w:val="20"/>
           <w:szCs w:val="20"/>
         </w:rPr>
-        <w:t xml:space="preserve">■ 41,906千円は「公共＋漁集の合算・税込」である</w:t>
+        <w:t xml:space="preserve">■ 決算統計は調査表ごとに税区分が分かれている</w:t>
       </w:r>
     </w:p>
     <w:p>
@@ -14035,7 +14035,7 @@
           <w:sz w:val="21"/>
           <w:szCs w:val="21"/>
         </w:rPr>
-        <w:t xml:space="preserve">予算明細書は会計全体・公共下水道・漁業集落排水の3本立てで、公共34,356千円＋漁集7,550千円＝41,906千円である。基準は税込であり、同じ予算書に併載された令和7年度予定損益計算書（税抜）と突き合わせると機械的に確認できる。令和7年度当初予算の下水道使用料43,174千円を1.1で除すと39,249千円となり、予定損益計算書の39,250千円と一致する。経営戦略の使用料収入も税込ベースであるため、両者は同一土俵で直接比較できる。</w:t>
+        <w:t xml:space="preserve">令和6年度 地方公営企業決算状況調査表作成要領によれば、20表 損益計算書・21表 費用構成表・32表 経営分析に関する調（一）は税抜、23表 資本的収支に関する調・26表 歳入歳出決算に関する調・33表 経営分析に関する調（二）は税込である。さらに32表の26．は「（02行）列24「（再掲）下水道使用料」は、20表列3（法非適用企業にあっては26表列3）と同額を記入する」と定めている。つまり決算統計上の下水道使用料は、法適用企業では税抜、法非適用企業では税込である。本町は令和6年度から法適用であり、令和1〜5年度は税込、令和6年度以降は税抜という断絶がある。</w:t>
       </w:r>
     </w:p>
     <w:p>
@@ -14052,7 +14052,7 @@
           <w:sz w:val="19"/>
           <w:szCs w:val="19"/>
         </w:rPr>
-        <w:t xml:space="preserve">表12　令和8年度予算と経営戦略の差異（単位：千円・税込）</w:t>
+        <w:t xml:space="preserve">表12　本町の各数値の税区分</w:t>
       </w:r>
     </w:p>
     <w:tbl>
@@ -14068,10 +14068,9 @@
         </w:tblBorders>
       </w:tblPr>
       <w:tblGrid>
-        <w:gridCol w:w="4000"/>
-        <w:gridCol w:w="1600"/>
-        <w:gridCol w:w="1600"/>
-        <w:gridCol w:w="2400"/>
+        <w:gridCol w:w="3400"/>
+        <w:gridCol w:w="1300"/>
+        <w:gridCol w:w="4900"/>
       </w:tblGrid>
       <w:tr>
         <w:trPr>
@@ -14079,7 +14078,7 @@
         </w:trPr>
         <w:tc>
           <w:tcPr>
-            <w:tcW w:type="dxa" w:w="4000"/>
+            <w:tcW w:type="dxa" w:w="3400"/>
             <w:shd w:fill="DCEBED" w:color="auto" w:val="clear"/>
             <w:tcMar>
               <w:top w:type="dxa" w:w="60"/>
@@ -14103,13 +14102,13 @@
                 <w:sz w:val="18"/>
                 <w:szCs w:val="18"/>
               </w:rPr>
-              <w:t xml:space="preserve">段階</w:t>
-            </w:r>
-          </w:p>
-        </w:tc>
-        <w:tc>
-          <w:tcPr>
-            <w:tcW w:type="dxa" w:w="1600"/>
+              <w:t xml:space="preserve">資料・数値</w:t>
+            </w:r>
+          </w:p>
+        </w:tc>
+        <w:tc>
+          <w:tcPr>
+            <w:tcW w:type="dxa" w:w="1300"/>
             <w:shd w:fill="DCEBED" w:color="auto" w:val="clear"/>
             <w:tcMar>
               <w:top w:type="dxa" w:w="60"/>
@@ -14133,13 +14132,13 @@
                 <w:sz w:val="18"/>
                 <w:szCs w:val="18"/>
               </w:rPr>
-              <w:t xml:space="preserve">増減</w:t>
-            </w:r>
-          </w:p>
-        </w:tc>
-        <w:tc>
-          <w:tcPr>
-            <w:tcW w:type="dxa" w:w="1600"/>
+              <w:t xml:space="preserve">税区分</w:t>
+            </w:r>
+          </w:p>
+        </w:tc>
+        <w:tc>
+          <w:tcPr>
+            <w:tcW w:type="dxa" w:w="4900"/>
             <w:shd w:fill="DCEBED" w:color="auto" w:val="clear"/>
             <w:tcMar>
               <w:top w:type="dxa" w:w="60"/>
@@ -14163,37 +14162,7 @@
                 <w:sz w:val="18"/>
                 <w:szCs w:val="18"/>
               </w:rPr>
-              <w:t xml:space="preserve">残高</w:t>
-            </w:r>
-          </w:p>
-        </w:tc>
-        <w:tc>
-          <w:tcPr>
-            <w:tcW w:type="dxa" w:w="2400"/>
-            <w:shd w:fill="DCEBED" w:color="auto" w:val="clear"/>
-            <w:tcMar>
-              <w:top w:type="dxa" w:w="60"/>
-              <w:left w:type="dxa" w:w="90"/>
-              <w:bottom w:type="dxa" w:w="60"/>
-              <w:right w:type="dxa" w:w="90"/>
-            </w:tcMar>
-            <w:vAlign w:val="center"/>
-          </w:tcPr>
-          <w:p>
-            <w:pPr>
-              <w:spacing w:after="0" w:line="260"/>
-              <w:jc w:val="center"/>
-            </w:pPr>
-            <w:r>
-              <w:rPr>
-                <w:rFonts w:ascii="MS Pゴシック" w:cs="MS Pゴシック" w:eastAsia="MS Pゴシック" w:hAnsi="MS Pゴシック"/>
-                <w:b/>
-                <w:bCs/>
-                <w:color w:val="1A1A1A"/>
-                <w:sz w:val="18"/>
-                <w:szCs w:val="18"/>
-              </w:rPr>
-              <w:t xml:space="preserve">性質</w:t>
+              <w:t xml:space="preserve">根拠</w:t>
             </w:r>
           </w:p>
         </w:tc>
@@ -14201,7 +14170,7 @@
       <w:tr>
         <w:tc>
           <w:tcPr>
-            <w:tcW w:type="dxa" w:w="4000"/>
+            <w:tcW w:type="dxa" w:w="3400"/>
             <w:tcMar>
               <w:top w:type="dxa" w:w="60"/>
               <w:left w:type="dxa" w:w="90"/>
@@ -14224,94 +14193,65 @@
                 <w:sz w:val="18"/>
                 <w:szCs w:val="18"/>
               </w:rPr>
-              <w:t xml:space="preserve">経営戦略 採用シミュレーション R8</w:t>
-            </w:r>
-          </w:p>
-        </w:tc>
-        <w:tc>
-          <w:tcPr>
-            <w:tcW w:type="dxa" w:w="1600"/>
-            <w:tcMar>
-              <w:top w:type="dxa" w:w="60"/>
-              <w:left w:type="dxa" w:w="90"/>
-              <w:bottom w:type="dxa" w:w="60"/>
-              <w:right w:type="dxa" w:w="90"/>
-            </w:tcMar>
-            <w:vAlign w:val="center"/>
-          </w:tcPr>
-          <w:p>
-            <w:pPr>
-              <w:spacing w:after="0" w:line="260"/>
-              <w:jc w:val="right"/>
-            </w:pPr>
-            <w:r>
-              <w:rPr>
-                <w:rFonts w:ascii="MS Pゴシック" w:cs="MS Pゴシック" w:eastAsia="MS Pゴシック" w:hAnsi="MS Pゴシック"/>
-                <w:b w:val="false"/>
-                <w:bCs w:val="false"/>
-                <w:color w:val="1A1A1A"/>
-                <w:sz w:val="18"/>
-                <w:szCs w:val="18"/>
-              </w:rPr>
-              <w:t xml:space="preserve">—</w:t>
-            </w:r>
-          </w:p>
-        </w:tc>
-        <w:tc>
-          <w:tcPr>
-            <w:tcW w:type="dxa" w:w="1600"/>
-            <w:tcMar>
-              <w:top w:type="dxa" w:w="60"/>
-              <w:left w:type="dxa" w:w="90"/>
-              <w:bottom w:type="dxa" w:w="60"/>
-              <w:right w:type="dxa" w:w="90"/>
-            </w:tcMar>
-            <w:vAlign w:val="center"/>
-          </w:tcPr>
-          <w:p>
-            <w:pPr>
-              <w:spacing w:after="0" w:line="260"/>
-              <w:jc w:val="right"/>
-            </w:pPr>
-            <w:r>
-              <w:rPr>
-                <w:rFonts w:ascii="MS Pゴシック" w:cs="MS Pゴシック" w:eastAsia="MS Pゴシック" w:hAnsi="MS Pゴシック"/>
-                <w:b w:val="false"/>
-                <w:bCs w:val="false"/>
-                <w:color w:val="1A1A1A"/>
-                <w:sz w:val="18"/>
-                <w:szCs w:val="18"/>
-              </w:rPr>
-              <w:t xml:space="preserve">52,273</w:t>
-            </w:r>
-          </w:p>
-        </w:tc>
-        <w:tc>
-          <w:tcPr>
-            <w:tcW w:type="dxa" w:w="2400"/>
-            <w:tcMar>
-              <w:top w:type="dxa" w:w="60"/>
-              <w:left w:type="dxa" w:w="90"/>
-              <w:bottom w:type="dxa" w:w="60"/>
-              <w:right w:type="dxa" w:w="90"/>
-            </w:tcMar>
-            <w:vAlign w:val="center"/>
-          </w:tcPr>
-          <w:p>
-            <w:pPr>
-              <w:spacing w:after="0" w:line="260"/>
-              <w:jc w:val="right"/>
-            </w:pPr>
-            <w:r>
-              <w:rPr>
-                <w:rFonts w:ascii="MS Pゴシック" w:cs="MS Pゴシック" w:eastAsia="MS Pゴシック" w:hAnsi="MS Pゴシック"/>
-                <w:b w:val="false"/>
-                <w:bCs w:val="false"/>
-                <w:color w:val="1A1A1A"/>
-                <w:sz w:val="18"/>
-                <w:szCs w:val="18"/>
-              </w:rPr>
-              <w:t xml:space="preserve">税込ベース</w:t>
+              <w:t xml:space="preserve">3条予算（収益的収入）・予算明細書</w:t>
+            </w:r>
+          </w:p>
+        </w:tc>
+        <w:tc>
+          <w:tcPr>
+            <w:tcW w:type="dxa" w:w="1300"/>
+            <w:tcMar>
+              <w:top w:type="dxa" w:w="60"/>
+              <w:left w:type="dxa" w:w="90"/>
+              <w:bottom w:type="dxa" w:w="60"/>
+              <w:right w:type="dxa" w:w="90"/>
+            </w:tcMar>
+            <w:vAlign w:val="center"/>
+          </w:tcPr>
+          <w:p>
+            <w:pPr>
+              <w:spacing w:after="0" w:line="260"/>
+              <w:jc w:val="right"/>
+            </w:pPr>
+            <w:r>
+              <w:rPr>
+                <w:rFonts w:ascii="MS Pゴシック" w:cs="MS Pゴシック" w:eastAsia="MS Pゴシック" w:hAnsi="MS Pゴシック"/>
+                <w:b w:val="false"/>
+                <w:bCs w:val="false"/>
+                <w:color w:val="1A1A1A"/>
+                <w:sz w:val="18"/>
+                <w:szCs w:val="18"/>
+              </w:rPr>
+              <w:t xml:space="preserve">税込</w:t>
+            </w:r>
+          </w:p>
+        </w:tc>
+        <w:tc>
+          <w:tcPr>
+            <w:tcW w:type="dxa" w:w="4900"/>
+            <w:tcMar>
+              <w:top w:type="dxa" w:w="60"/>
+              <w:left w:type="dxa" w:w="90"/>
+              <w:bottom w:type="dxa" w:w="60"/>
+              <w:right w:type="dxa" w:w="90"/>
+            </w:tcMar>
+            <w:vAlign w:val="center"/>
+          </w:tcPr>
+          <w:p>
+            <w:pPr>
+              <w:spacing w:after="0" w:line="260"/>
+              <w:jc w:val="right"/>
+            </w:pPr>
+            <w:r>
+              <w:rPr>
+                <w:rFonts w:ascii="MS Pゴシック" w:cs="MS Pゴシック" w:eastAsia="MS Pゴシック" w:hAnsi="MS Pゴシック"/>
+                <w:b w:val="false"/>
+                <w:bCs w:val="false"/>
+                <w:color w:val="1A1A1A"/>
+                <w:sz w:val="18"/>
+                <w:szCs w:val="18"/>
+              </w:rPr>
+              <w:t xml:space="preserve">R7当初予算43,174千円÷1.1＝39,249千円＝予定損益計算書39,250千円</w:t>
             </w:r>
           </w:p>
         </w:tc>
@@ -14319,8 +14259,8 @@
       <w:tr>
         <w:tc>
           <w:tcPr>
-            <w:tcW w:type="dxa" w:w="4000"/>
-            <w:shd w:fill="FBEAE0" w:color="auto" w:val="clear"/>
+            <w:tcW w:type="dxa" w:w="3400"/>
+            <w:shd w:fill="F4F7F7" w:color="auto" w:val="clear"/>
             <w:tcMar>
               <w:top w:type="dxa" w:w="60"/>
               <w:left w:type="dxa" w:w="90"/>
@@ -14337,103 +14277,73 @@
             <w:r>
               <w:rPr>
                 <w:rFonts w:ascii="MS Pゴシック" w:cs="MS Pゴシック" w:eastAsia="MS Pゴシック" w:hAnsi="MS Pゴシック"/>
-                <w:b/>
-                <w:bCs/>
-                <w:color w:val="1A1A1A"/>
-                <w:sz w:val="18"/>
-                <w:szCs w:val="18"/>
-              </w:rPr>
-              <w:t xml:space="preserve">− 使用料改定10%の未実施</w:t>
-            </w:r>
-          </w:p>
-        </w:tc>
-        <w:tc>
-          <w:tcPr>
-            <w:tcW w:type="dxa" w:w="1600"/>
-            <w:shd w:fill="FBEAE0" w:color="auto" w:val="clear"/>
-            <w:tcMar>
-              <w:top w:type="dxa" w:w="60"/>
-              <w:left w:type="dxa" w:w="90"/>
-              <w:bottom w:type="dxa" w:w="60"/>
-              <w:right w:type="dxa" w:w="90"/>
-            </w:tcMar>
-            <w:vAlign w:val="center"/>
-          </w:tcPr>
-          <w:p>
-            <w:pPr>
-              <w:spacing w:after="0" w:line="260"/>
-              <w:jc w:val="right"/>
-            </w:pPr>
-            <w:r>
-              <w:rPr>
-                <w:rFonts w:ascii="MS Pゴシック" w:cs="MS Pゴシック" w:eastAsia="MS Pゴシック" w:hAnsi="MS Pゴシック"/>
-                <w:b/>
-                <w:bCs/>
-                <w:color w:val="1A1A1A"/>
-                <w:sz w:val="18"/>
-                <w:szCs w:val="18"/>
-              </w:rPr>
-              <w:t xml:space="preserve">▲4,736</w:t>
-            </w:r>
-          </w:p>
-        </w:tc>
-        <w:tc>
-          <w:tcPr>
-            <w:tcW w:type="dxa" w:w="1600"/>
-            <w:shd w:fill="FBEAE0" w:color="auto" w:val="clear"/>
-            <w:tcMar>
-              <w:top w:type="dxa" w:w="60"/>
-              <w:left w:type="dxa" w:w="90"/>
-              <w:bottom w:type="dxa" w:w="60"/>
-              <w:right w:type="dxa" w:w="90"/>
-            </w:tcMar>
-            <w:vAlign w:val="center"/>
-          </w:tcPr>
-          <w:p>
-            <w:pPr>
-              <w:spacing w:after="0" w:line="260"/>
-              <w:jc w:val="right"/>
-            </w:pPr>
-            <w:r>
-              <w:rPr>
-                <w:rFonts w:ascii="MS Pゴシック" w:cs="MS Pゴシック" w:eastAsia="MS Pゴシック" w:hAnsi="MS Pゴシック"/>
-                <w:b/>
-                <w:bCs/>
-                <w:color w:val="1A1A1A"/>
-                <w:sz w:val="18"/>
-                <w:szCs w:val="18"/>
-              </w:rPr>
-              <w:t xml:space="preserve">47,537</w:t>
-            </w:r>
-          </w:p>
-        </w:tc>
-        <w:tc>
-          <w:tcPr>
-            <w:tcW w:type="dxa" w:w="2400"/>
-            <w:shd w:fill="FBEAE0" w:color="auto" w:val="clear"/>
-            <w:tcMar>
-              <w:top w:type="dxa" w:w="60"/>
-              <w:left w:type="dxa" w:w="90"/>
-              <w:bottom w:type="dxa" w:w="60"/>
-              <w:right w:type="dxa" w:w="90"/>
-            </w:tcMar>
-            <w:vAlign w:val="center"/>
-          </w:tcPr>
-          <w:p>
-            <w:pPr>
-              <w:spacing w:after="0" w:line="260"/>
-              <w:jc w:val="right"/>
-            </w:pPr>
-            <w:r>
-              <w:rPr>
-                <w:rFonts w:ascii="MS Pゴシック" w:cs="MS Pゴシック" w:eastAsia="MS Pゴシック" w:hAnsi="MS Pゴシック"/>
-                <w:b/>
-                <w:bCs/>
-                <w:color w:val="1A1A1A"/>
-                <w:sz w:val="18"/>
-                <w:szCs w:val="18"/>
-              </w:rPr>
-              <w:t xml:space="preserve">政策判断の未執行</w:t>
+                <w:b w:val="false"/>
+                <w:bCs w:val="false"/>
+                <w:color w:val="1A1A1A"/>
+                <w:sz w:val="18"/>
+                <w:szCs w:val="18"/>
+              </w:rPr>
+              <w:t xml:space="preserve">決算報告書</w:t>
+            </w:r>
+          </w:p>
+        </w:tc>
+        <w:tc>
+          <w:tcPr>
+            <w:tcW w:type="dxa" w:w="1300"/>
+            <w:shd w:fill="F4F7F7" w:color="auto" w:val="clear"/>
+            <w:tcMar>
+              <w:top w:type="dxa" w:w="60"/>
+              <w:left w:type="dxa" w:w="90"/>
+              <w:bottom w:type="dxa" w:w="60"/>
+              <w:right w:type="dxa" w:w="90"/>
+            </w:tcMar>
+            <w:vAlign w:val="center"/>
+          </w:tcPr>
+          <w:p>
+            <w:pPr>
+              <w:spacing w:after="0" w:line="260"/>
+              <w:jc w:val="right"/>
+            </w:pPr>
+            <w:r>
+              <w:rPr>
+                <w:rFonts w:ascii="MS Pゴシック" w:cs="MS Pゴシック" w:eastAsia="MS Pゴシック" w:hAnsi="MS Pゴシック"/>
+                <w:b w:val="false"/>
+                <w:bCs w:val="false"/>
+                <w:color w:val="1A1A1A"/>
+                <w:sz w:val="18"/>
+                <w:szCs w:val="18"/>
+              </w:rPr>
+              <w:t xml:space="preserve">税込</w:t>
+            </w:r>
+          </w:p>
+        </w:tc>
+        <w:tc>
+          <w:tcPr>
+            <w:tcW w:type="dxa" w:w="4900"/>
+            <w:shd w:fill="F4F7F7" w:color="auto" w:val="clear"/>
+            <w:tcMar>
+              <w:top w:type="dxa" w:w="60"/>
+              <w:left w:type="dxa" w:w="90"/>
+              <w:bottom w:type="dxa" w:w="60"/>
+              <w:right w:type="dxa" w:w="90"/>
+            </w:tcMar>
+            <w:vAlign w:val="center"/>
+          </w:tcPr>
+          <w:p>
+            <w:pPr>
+              <w:spacing w:after="0" w:line="260"/>
+              <w:jc w:val="right"/>
+            </w:pPr>
+            <w:r>
+              <w:rPr>
+                <w:rFonts w:ascii="MS Pゴシック" w:cs="MS Pゴシック" w:eastAsia="MS Pゴシック" w:hAnsi="MS Pゴシック"/>
+                <w:b w:val="false"/>
+                <w:bCs w:val="false"/>
+                <w:color w:val="1A1A1A"/>
+                <w:sz w:val="18"/>
+                <w:szCs w:val="18"/>
+              </w:rPr>
+              <w:t xml:space="preserve">決算額欄に「うち仮受消費税及び地方消費税4,054,480円」</w:t>
             </w:r>
           </w:p>
         </w:tc>
@@ -14441,7 +14351,8 @@
       <w:tr>
         <w:tc>
           <w:tcPr>
-            <w:tcW w:type="dxa" w:w="4000"/>
+            <w:tcW w:type="dxa" w:w="3400"/>
+            <w:shd w:fill="FBEAE0" w:color="auto" w:val="clear"/>
             <w:tcMar>
               <w:top w:type="dxa" w:w="60"/>
               <w:left w:type="dxa" w:w="90"/>
@@ -14458,100 +14369,73 @@
             <w:r>
               <w:rPr>
                 <w:rFonts w:ascii="MS Pゴシック" w:cs="MS Pゴシック" w:eastAsia="MS Pゴシック" w:hAnsi="MS Pゴシック"/>
-                <w:b w:val="false"/>
-                <w:bCs w:val="false"/>
-                <w:color w:val="1A1A1A"/>
-                <w:sz w:val="18"/>
-                <w:szCs w:val="18"/>
-              </w:rPr>
-              <w:t xml:space="preserve">− 漁集 水洗化率80%分の上乗せ</w:t>
-            </w:r>
-          </w:p>
-        </w:tc>
-        <w:tc>
-          <w:tcPr>
-            <w:tcW w:type="dxa" w:w="1600"/>
-            <w:tcMar>
-              <w:top w:type="dxa" w:w="60"/>
-              <w:left w:type="dxa" w:w="90"/>
-              <w:bottom w:type="dxa" w:w="60"/>
-              <w:right w:type="dxa" w:w="90"/>
-            </w:tcMar>
-            <w:vAlign w:val="center"/>
-          </w:tcPr>
-          <w:p>
-            <w:pPr>
-              <w:spacing w:after="0" w:line="260"/>
-              <w:jc w:val="right"/>
-            </w:pPr>
-            <w:r>
-              <w:rPr>
-                <w:rFonts w:ascii="MS Pゴシック" w:cs="MS Pゴシック" w:eastAsia="MS Pゴシック" w:hAnsi="MS Pゴシック"/>
-                <w:b w:val="false"/>
-                <w:bCs w:val="false"/>
-                <w:color w:val="1A1A1A"/>
-                <w:sz w:val="18"/>
-                <w:szCs w:val="18"/>
-              </w:rPr>
-              <w:t xml:space="preserve">▲299</w:t>
-            </w:r>
-          </w:p>
-        </w:tc>
-        <w:tc>
-          <w:tcPr>
-            <w:tcW w:type="dxa" w:w="1600"/>
-            <w:tcMar>
-              <w:top w:type="dxa" w:w="60"/>
-              <w:left w:type="dxa" w:w="90"/>
-              <w:bottom w:type="dxa" w:w="60"/>
-              <w:right w:type="dxa" w:w="90"/>
-            </w:tcMar>
-            <w:vAlign w:val="center"/>
-          </w:tcPr>
-          <w:p>
-            <w:pPr>
-              <w:spacing w:after="0" w:line="260"/>
-              <w:jc w:val="right"/>
-            </w:pPr>
-            <w:r>
-              <w:rPr>
-                <w:rFonts w:ascii="MS Pゴシック" w:cs="MS Pゴシック" w:eastAsia="MS Pゴシック" w:hAnsi="MS Pゴシック"/>
-                <w:b w:val="false"/>
-                <w:bCs w:val="false"/>
-                <w:color w:val="1A1A1A"/>
-                <w:sz w:val="18"/>
-                <w:szCs w:val="18"/>
-              </w:rPr>
-              <w:t xml:space="preserve">47,238</w:t>
-            </w:r>
-          </w:p>
-        </w:tc>
-        <w:tc>
-          <w:tcPr>
-            <w:tcW w:type="dxa" w:w="2400"/>
-            <w:tcMar>
-              <w:top w:type="dxa" w:w="60"/>
-              <w:left w:type="dxa" w:w="90"/>
-              <w:bottom w:type="dxa" w:w="60"/>
-              <w:right w:type="dxa" w:w="90"/>
-            </w:tcMar>
-            <w:vAlign w:val="center"/>
-          </w:tcPr>
-          <w:p>
-            <w:pPr>
-              <w:spacing w:after="0" w:line="260"/>
-              <w:jc w:val="right"/>
-            </w:pPr>
-            <w:r>
-              <w:rPr>
-                <w:rFonts w:ascii="MS Pゴシック" w:cs="MS Pゴシック" w:eastAsia="MS Pゴシック" w:hAnsi="MS Pゴシック"/>
-                <w:b w:val="false"/>
-                <w:bCs w:val="false"/>
-                <w:color w:val="1A1A1A"/>
-                <w:sz w:val="18"/>
-                <w:szCs w:val="18"/>
-              </w:rPr>
-              <w:t xml:space="preserve">政策判断の未執行</w:t>
+                <w:b/>
+                <w:bCs/>
+                <w:color w:val="1A1A1A"/>
+                <w:sz w:val="18"/>
+                <w:szCs w:val="18"/>
+              </w:rPr>
+              <w:t xml:space="preserve">損益計算書</w:t>
+            </w:r>
+          </w:p>
+        </w:tc>
+        <w:tc>
+          <w:tcPr>
+            <w:tcW w:type="dxa" w:w="1300"/>
+            <w:shd w:fill="FBEAE0" w:color="auto" w:val="clear"/>
+            <w:tcMar>
+              <w:top w:type="dxa" w:w="60"/>
+              <w:left w:type="dxa" w:w="90"/>
+              <w:bottom w:type="dxa" w:w="60"/>
+              <w:right w:type="dxa" w:w="90"/>
+            </w:tcMar>
+            <w:vAlign w:val="center"/>
+          </w:tcPr>
+          <w:p>
+            <w:pPr>
+              <w:spacing w:after="0" w:line="260"/>
+              <w:jc w:val="right"/>
+            </w:pPr>
+            <w:r>
+              <w:rPr>
+                <w:rFonts w:ascii="MS Pゴシック" w:cs="MS Pゴシック" w:eastAsia="MS Pゴシック" w:hAnsi="MS Pゴシック"/>
+                <w:b/>
+                <w:bCs/>
+                <w:color w:val="1A1A1A"/>
+                <w:sz w:val="18"/>
+                <w:szCs w:val="18"/>
+              </w:rPr>
+              <w:t xml:space="preserve">税抜</w:t>
+            </w:r>
+          </w:p>
+        </w:tc>
+        <w:tc>
+          <w:tcPr>
+            <w:tcW w:type="dxa" w:w="4900"/>
+            <w:shd w:fill="FBEAE0" w:color="auto" w:val="clear"/>
+            <w:tcMar>
+              <w:top w:type="dxa" w:w="60"/>
+              <w:left w:type="dxa" w:w="90"/>
+              <w:bottom w:type="dxa" w:w="60"/>
+              <w:right w:type="dxa" w:w="90"/>
+            </w:tcMar>
+            <w:vAlign w:val="center"/>
+          </w:tcPr>
+          <w:p>
+            <w:pPr>
+              <w:spacing w:after="0" w:line="260"/>
+              <w:jc w:val="right"/>
+            </w:pPr>
+            <w:r>
+              <w:rPr>
+                <w:rFonts w:ascii="MS Pゴシック" w:cs="MS Pゴシック" w:eastAsia="MS Pゴシック" w:hAnsi="MS Pゴシック"/>
+                <w:b/>
+                <w:bCs/>
+                <w:color w:val="1A1A1A"/>
+                <w:sz w:val="18"/>
+                <w:szCs w:val="18"/>
+              </w:rPr>
+              <w:t xml:space="preserve">決算書 注記Ⅰ-3「消費税及び地方消費税の会計処理は税抜方式」</w:t>
             </w:r>
           </w:p>
         </w:tc>
@@ -14559,8 +14443,8 @@
       <w:tr>
         <w:tc>
           <w:tcPr>
-            <w:tcW w:type="dxa" w:w="4000"/>
-            <w:shd w:fill="FBEAE0" w:color="auto" w:val="clear"/>
+            <w:tcW w:type="dxa" w:w="3400"/>
+            <w:shd w:fill="F4F7F7" w:color="auto" w:val="clear"/>
             <w:tcMar>
               <w:top w:type="dxa" w:w="60"/>
               <w:left w:type="dxa" w:w="90"/>
@@ -14577,103 +14461,73 @@
             <w:r>
               <w:rPr>
                 <w:rFonts w:ascii="MS Pゴシック" w:cs="MS Pゴシック" w:eastAsia="MS Pゴシック" w:hAnsi="MS Pゴシック"/>
-                <w:b/>
-                <w:bCs/>
-                <w:color w:val="1A1A1A"/>
-                <w:sz w:val="18"/>
-                <w:szCs w:val="18"/>
-              </w:rPr>
-              <w:t xml:space="preserve">− 有収水量を実勢へ</w:t>
-            </w:r>
-          </w:p>
-        </w:tc>
-        <w:tc>
-          <w:tcPr>
-            <w:tcW w:type="dxa" w:w="1600"/>
-            <w:shd w:fill="FBEAE0" w:color="auto" w:val="clear"/>
-            <w:tcMar>
-              <w:top w:type="dxa" w:w="60"/>
-              <w:left w:type="dxa" w:w="90"/>
-              <w:bottom w:type="dxa" w:w="60"/>
-              <w:right w:type="dxa" w:w="90"/>
-            </w:tcMar>
-            <w:vAlign w:val="center"/>
-          </w:tcPr>
-          <w:p>
-            <w:pPr>
-              <w:spacing w:after="0" w:line="260"/>
-              <w:jc w:val="right"/>
-            </w:pPr>
-            <w:r>
-              <w:rPr>
-                <w:rFonts w:ascii="MS Pゴシック" w:cs="MS Pゴシック" w:eastAsia="MS Pゴシック" w:hAnsi="MS Pゴシック"/>
-                <w:b/>
-                <w:bCs/>
-                <w:color w:val="1A1A1A"/>
-                <w:sz w:val="18"/>
-                <w:szCs w:val="18"/>
-              </w:rPr>
-              <w:t xml:space="preserve">▲3,352</w:t>
-            </w:r>
-          </w:p>
-        </w:tc>
-        <w:tc>
-          <w:tcPr>
-            <w:tcW w:type="dxa" w:w="1600"/>
-            <w:shd w:fill="FBEAE0" w:color="auto" w:val="clear"/>
-            <w:tcMar>
-              <w:top w:type="dxa" w:w="60"/>
-              <w:left w:type="dxa" w:w="90"/>
-              <w:bottom w:type="dxa" w:w="60"/>
-              <w:right w:type="dxa" w:w="90"/>
-            </w:tcMar>
-            <w:vAlign w:val="center"/>
-          </w:tcPr>
-          <w:p>
-            <w:pPr>
-              <w:spacing w:after="0" w:line="260"/>
-              <w:jc w:val="right"/>
-            </w:pPr>
-            <w:r>
-              <w:rPr>
-                <w:rFonts w:ascii="MS Pゴシック" w:cs="MS Pゴシック" w:eastAsia="MS Pゴシック" w:hAnsi="MS Pゴシック"/>
-                <w:b/>
-                <w:bCs/>
-                <w:color w:val="1A1A1A"/>
-                <w:sz w:val="18"/>
-                <w:szCs w:val="18"/>
-              </w:rPr>
-              <w:t xml:space="preserve">43,886</w:t>
-            </w:r>
-          </w:p>
-        </w:tc>
-        <w:tc>
-          <w:tcPr>
-            <w:tcW w:type="dxa" w:w="2400"/>
-            <w:shd w:fill="FBEAE0" w:color="auto" w:val="clear"/>
-            <w:tcMar>
-              <w:top w:type="dxa" w:w="60"/>
-              <w:left w:type="dxa" w:w="90"/>
-              <w:bottom w:type="dxa" w:w="60"/>
-              <w:right w:type="dxa" w:w="90"/>
-            </w:tcMar>
-            <w:vAlign w:val="center"/>
-          </w:tcPr>
-          <w:p>
-            <w:pPr>
-              <w:spacing w:after="0" w:line="260"/>
-              <w:jc w:val="right"/>
-            </w:pPr>
-            <w:r>
-              <w:rPr>
-                <w:rFonts w:ascii="MS Pゴシック" w:cs="MS Pゴシック" w:eastAsia="MS Pゴシック" w:hAnsi="MS Pゴシック"/>
-                <w:b/>
-                <w:bCs/>
-                <w:color w:val="1A1A1A"/>
-                <w:sz w:val="18"/>
-                <w:szCs w:val="18"/>
-              </w:rPr>
-              <w:t xml:space="preserve">経営戦略の見込み違い</w:t>
+                <w:b w:val="false"/>
+                <w:bCs w:val="false"/>
+                <w:color w:val="1A1A1A"/>
+                <w:sz w:val="18"/>
+                <w:szCs w:val="18"/>
+              </w:rPr>
+              <w:t xml:space="preserve">決算統計32表(24) 下水道使用料</w:t>
+            </w:r>
+          </w:p>
+        </w:tc>
+        <w:tc>
+          <w:tcPr>
+            <w:tcW w:type="dxa" w:w="1300"/>
+            <w:shd w:fill="F4F7F7" w:color="auto" w:val="clear"/>
+            <w:tcMar>
+              <w:top w:type="dxa" w:w="60"/>
+              <w:left w:type="dxa" w:w="90"/>
+              <w:bottom w:type="dxa" w:w="60"/>
+              <w:right w:type="dxa" w:w="90"/>
+            </w:tcMar>
+            <w:vAlign w:val="center"/>
+          </w:tcPr>
+          <w:p>
+            <w:pPr>
+              <w:spacing w:after="0" w:line="260"/>
+              <w:jc w:val="right"/>
+            </w:pPr>
+            <w:r>
+              <w:rPr>
+                <w:rFonts w:ascii="MS Pゴシック" w:cs="MS Pゴシック" w:eastAsia="MS Pゴシック" w:hAnsi="MS Pゴシック"/>
+                <w:b w:val="false"/>
+                <w:bCs w:val="false"/>
+                <w:color w:val="1A1A1A"/>
+                <w:sz w:val="18"/>
+                <w:szCs w:val="18"/>
+              </w:rPr>
+              <w:t xml:space="preserve">税抜</w:t>
+            </w:r>
+          </w:p>
+        </w:tc>
+        <w:tc>
+          <w:tcPr>
+            <w:tcW w:type="dxa" w:w="4900"/>
+            <w:shd w:fill="F4F7F7" w:color="auto" w:val="clear"/>
+            <w:tcMar>
+              <w:top w:type="dxa" w:w="60"/>
+              <w:left w:type="dxa" w:w="90"/>
+              <w:bottom w:type="dxa" w:w="60"/>
+              <w:right w:type="dxa" w:w="90"/>
+            </w:tcMar>
+            <w:vAlign w:val="center"/>
+          </w:tcPr>
+          <w:p>
+            <w:pPr>
+              <w:spacing w:after="0" w:line="260"/>
+              <w:jc w:val="right"/>
+            </w:pPr>
+            <w:r>
+              <w:rPr>
+                <w:rFonts w:ascii="MS Pゴシック" w:cs="MS Pゴシック" w:eastAsia="MS Pゴシック" w:hAnsi="MS Pゴシック"/>
+                <w:b w:val="false"/>
+                <w:bCs w:val="false"/>
+                <w:color w:val="1A1A1A"/>
+                <w:sz w:val="18"/>
+                <w:szCs w:val="18"/>
+              </w:rPr>
+              <w:t xml:space="preserve">作成要領26．＋法適用は令和6年度から</w:t>
             </w:r>
           </w:p>
         </w:tc>
@@ -14681,7 +14535,7 @@
       <w:tr>
         <w:tc>
           <w:tcPr>
-            <w:tcW w:type="dxa" w:w="4000"/>
+            <w:tcW w:type="dxa" w:w="3400"/>
             <w:tcMar>
               <w:top w:type="dxa" w:w="60"/>
               <w:left w:type="dxa" w:w="90"/>
@@ -14704,94 +14558,65 @@
                 <w:sz w:val="18"/>
                 <w:szCs w:val="18"/>
               </w:rPr>
-              <w:t xml:space="preserve">− 単価を実勢へ</w:t>
-            </w:r>
-          </w:p>
-        </w:tc>
-        <w:tc>
-          <w:tcPr>
-            <w:tcW w:type="dxa" w:w="1600"/>
-            <w:tcMar>
-              <w:top w:type="dxa" w:w="60"/>
-              <w:left w:type="dxa" w:w="90"/>
-              <w:bottom w:type="dxa" w:w="60"/>
-              <w:right w:type="dxa" w:w="90"/>
-            </w:tcMar>
-            <w:vAlign w:val="center"/>
-          </w:tcPr>
-          <w:p>
-            <w:pPr>
-              <w:spacing w:after="0" w:line="260"/>
-              <w:jc w:val="right"/>
-            </w:pPr>
-            <w:r>
-              <w:rPr>
-                <w:rFonts w:ascii="MS Pゴシック" w:cs="MS Pゴシック" w:eastAsia="MS Pゴシック" w:hAnsi="MS Pゴシック"/>
-                <w:b w:val="false"/>
-                <w:bCs w:val="false"/>
-                <w:color w:val="1A1A1A"/>
-                <w:sz w:val="18"/>
-                <w:szCs w:val="18"/>
-              </w:rPr>
-              <w:t xml:space="preserve">＋759</w:t>
-            </w:r>
-          </w:p>
-        </w:tc>
-        <w:tc>
-          <w:tcPr>
-            <w:tcW w:type="dxa" w:w="1600"/>
-            <w:tcMar>
-              <w:top w:type="dxa" w:w="60"/>
-              <w:left w:type="dxa" w:w="90"/>
-              <w:bottom w:type="dxa" w:w="60"/>
-              <w:right w:type="dxa" w:w="90"/>
-            </w:tcMar>
-            <w:vAlign w:val="center"/>
-          </w:tcPr>
-          <w:p>
-            <w:pPr>
-              <w:spacing w:after="0" w:line="260"/>
-              <w:jc w:val="right"/>
-            </w:pPr>
-            <w:r>
-              <w:rPr>
-                <w:rFonts w:ascii="MS Pゴシック" w:cs="MS Pゴシック" w:eastAsia="MS Pゴシック" w:hAnsi="MS Pゴシック"/>
-                <w:b w:val="false"/>
-                <w:bCs w:val="false"/>
-                <w:color w:val="1A1A1A"/>
-                <w:sz w:val="18"/>
-                <w:szCs w:val="18"/>
-              </w:rPr>
-              <w:t xml:space="preserve">44,645</w:t>
-            </w:r>
-          </w:p>
-        </w:tc>
-        <w:tc>
-          <w:tcPr>
-            <w:tcW w:type="dxa" w:w="2400"/>
-            <w:tcMar>
-              <w:top w:type="dxa" w:w="60"/>
-              <w:left w:type="dxa" w:w="90"/>
-              <w:bottom w:type="dxa" w:w="60"/>
-              <w:right w:type="dxa" w:w="90"/>
-            </w:tcMar>
-            <w:vAlign w:val="center"/>
-          </w:tcPr>
-          <w:p>
-            <w:pPr>
-              <w:spacing w:after="0" w:line="260"/>
-              <w:jc w:val="right"/>
-            </w:pPr>
-            <w:r>
-              <w:rPr>
-                <w:rFonts w:ascii="MS Pゴシック" w:cs="MS Pゴシック" w:eastAsia="MS Pゴシック" w:hAnsi="MS Pゴシック"/>
-                <w:b w:val="false"/>
-                <w:bCs w:val="false"/>
-                <w:color w:val="1A1A1A"/>
-                <w:sz w:val="18"/>
-                <w:szCs w:val="18"/>
-              </w:rPr>
-              <w:t xml:space="preserve">＝R7決算の税込換算額</w:t>
+              <w:t xml:space="preserve">調定額（条例による賦課）</w:t>
+            </w:r>
+          </w:p>
+        </w:tc>
+        <w:tc>
+          <w:tcPr>
+            <w:tcW w:type="dxa" w:w="1300"/>
+            <w:tcMar>
+              <w:top w:type="dxa" w:w="60"/>
+              <w:left w:type="dxa" w:w="90"/>
+              <w:bottom w:type="dxa" w:w="60"/>
+              <w:right w:type="dxa" w:w="90"/>
+            </w:tcMar>
+            <w:vAlign w:val="center"/>
+          </w:tcPr>
+          <w:p>
+            <w:pPr>
+              <w:spacing w:after="0" w:line="260"/>
+              <w:jc w:val="right"/>
+            </w:pPr>
+            <w:r>
+              <w:rPr>
+                <w:rFonts w:ascii="MS Pゴシック" w:cs="MS Pゴシック" w:eastAsia="MS Pゴシック" w:hAnsi="MS Pゴシック"/>
+                <w:b w:val="false"/>
+                <w:bCs w:val="false"/>
+                <w:color w:val="1A1A1A"/>
+                <w:sz w:val="18"/>
+                <w:szCs w:val="18"/>
+              </w:rPr>
+              <w:t xml:space="preserve">税込</w:t>
+            </w:r>
+          </w:p>
+        </w:tc>
+        <w:tc>
+          <w:tcPr>
+            <w:tcW w:type="dxa" w:w="4900"/>
+            <w:tcMar>
+              <w:top w:type="dxa" w:w="60"/>
+              <w:left w:type="dxa" w:w="90"/>
+              <w:bottom w:type="dxa" w:w="60"/>
+              <w:right w:type="dxa" w:w="90"/>
+            </w:tcMar>
+            <w:vAlign w:val="center"/>
+          </w:tcPr>
+          <w:p>
+            <w:pPr>
+              <w:spacing w:after="0" w:line="260"/>
+              <w:jc w:val="right"/>
+            </w:pPr>
+            <w:r>
+              <w:rPr>
+                <w:rFonts w:ascii="MS Pゴシック" w:cs="MS Pゴシック" w:eastAsia="MS Pゴシック" w:hAnsi="MS Pゴシック"/>
+                <w:b w:val="false"/>
+                <w:bCs w:val="false"/>
+                <w:color w:val="1A1A1A"/>
+                <w:sz w:val="18"/>
+                <w:szCs w:val="18"/>
+              </w:rPr>
+              <w:t xml:space="preserve">条例第17条（税抜額に消費税を加算し1円未満切捨て）</w:t>
             </w:r>
           </w:p>
         </w:tc>
@@ -14799,8 +14624,8 @@
       <w:tr>
         <w:tc>
           <w:tcPr>
-            <w:tcW w:type="dxa" w:w="4000"/>
-            <w:shd w:fill="F4F7F7" w:color="auto" w:val="clear"/>
+            <w:tcW w:type="dxa" w:w="3400"/>
+            <w:shd w:fill="FBEAE0" w:color="auto" w:val="clear"/>
             <w:tcMar>
               <w:top w:type="dxa" w:w="60"/>
               <w:left w:type="dxa" w:w="90"/>
@@ -14817,240 +14642,78 @@
             <w:r>
               <w:rPr>
                 <w:rFonts w:ascii="MS Pゴシック" w:cs="MS Pゴシック" w:eastAsia="MS Pゴシック" w:hAnsi="MS Pゴシック"/>
-                <w:b w:val="false"/>
-                <w:bCs w:val="false"/>
-                <w:color w:val="1A1A1A"/>
-                <w:sz w:val="18"/>
-                <w:szCs w:val="18"/>
-              </w:rPr>
-              <w:t xml:space="preserve">− 予算の保守的計上</w:t>
-            </w:r>
-          </w:p>
-        </w:tc>
-        <w:tc>
-          <w:tcPr>
-            <w:tcW w:type="dxa" w:w="1600"/>
-            <w:shd w:fill="F4F7F7" w:color="auto" w:val="clear"/>
-            <w:tcMar>
-              <w:top w:type="dxa" w:w="60"/>
-              <w:left w:type="dxa" w:w="90"/>
-              <w:bottom w:type="dxa" w:w="60"/>
-              <w:right w:type="dxa" w:w="90"/>
-            </w:tcMar>
-            <w:vAlign w:val="center"/>
-          </w:tcPr>
-          <w:p>
-            <w:pPr>
-              <w:spacing w:after="0" w:line="260"/>
-              <w:jc w:val="right"/>
-            </w:pPr>
-            <w:r>
-              <w:rPr>
-                <w:rFonts w:ascii="MS Pゴシック" w:cs="MS Pゴシック" w:eastAsia="MS Pゴシック" w:hAnsi="MS Pゴシック"/>
-                <w:b w:val="false"/>
-                <w:bCs w:val="false"/>
-                <w:color w:val="1A1A1A"/>
-                <w:sz w:val="18"/>
-                <w:szCs w:val="18"/>
-              </w:rPr>
-              <w:t xml:space="preserve">▲2,739</w:t>
-            </w:r>
-          </w:p>
-        </w:tc>
-        <w:tc>
-          <w:tcPr>
-            <w:tcW w:type="dxa" w:w="1600"/>
-            <w:shd w:fill="F4F7F7" w:color="auto" w:val="clear"/>
-            <w:tcMar>
-              <w:top w:type="dxa" w:w="60"/>
-              <w:left w:type="dxa" w:w="90"/>
-              <w:bottom w:type="dxa" w:w="60"/>
-              <w:right w:type="dxa" w:w="90"/>
-            </w:tcMar>
-            <w:vAlign w:val="center"/>
-          </w:tcPr>
-          <w:p>
-            <w:pPr>
-              <w:spacing w:after="0" w:line="260"/>
-              <w:jc w:val="right"/>
-            </w:pPr>
-            <w:r>
-              <w:rPr>
-                <w:rFonts w:ascii="MS Pゴシック" w:cs="MS Pゴシック" w:eastAsia="MS Pゴシック" w:hAnsi="MS Pゴシック"/>
-                <w:b w:val="false"/>
-                <w:bCs w:val="false"/>
-                <w:color w:val="1A1A1A"/>
-                <w:sz w:val="18"/>
-                <w:szCs w:val="18"/>
-              </w:rPr>
-              <w:t xml:space="preserve">41,906</w:t>
-            </w:r>
-          </w:p>
-        </w:tc>
-        <w:tc>
-          <w:tcPr>
-            <w:tcW w:type="dxa" w:w="2400"/>
-            <w:shd w:fill="F4F7F7" w:color="auto" w:val="clear"/>
-            <w:tcMar>
-              <w:top w:type="dxa" w:w="60"/>
-              <w:left w:type="dxa" w:w="90"/>
-              <w:bottom w:type="dxa" w:w="60"/>
-              <w:right w:type="dxa" w:w="90"/>
-            </w:tcMar>
-            <w:vAlign w:val="center"/>
-          </w:tcPr>
-          <w:p>
-            <w:pPr>
-              <w:spacing w:after="0" w:line="260"/>
-              <w:jc w:val="right"/>
-            </w:pPr>
-            <w:r>
-              <w:rPr>
-                <w:rFonts w:ascii="MS Pゴシック" w:cs="MS Pゴシック" w:eastAsia="MS Pゴシック" w:hAnsi="MS Pゴシック"/>
-                <w:b w:val="false"/>
-                <w:bCs w:val="false"/>
-                <w:color w:val="1A1A1A"/>
-                <w:sz w:val="18"/>
-                <w:szCs w:val="18"/>
-              </w:rPr>
-              <w:t xml:space="preserve">予算編成時点の情報制約</w:t>
-            </w:r>
-          </w:p>
-        </w:tc>
-      </w:tr>
-      <w:tr>
-        <w:tc>
-          <w:tcPr>
-            <w:tcW w:type="dxa" w:w="4000"/>
-            <w:tcMar>
-              <w:top w:type="dxa" w:w="60"/>
-              <w:left w:type="dxa" w:w="90"/>
-              <w:bottom w:type="dxa" w:w="60"/>
-              <w:right w:type="dxa" w:w="90"/>
-            </w:tcMar>
-            <w:vAlign w:val="center"/>
-          </w:tcPr>
-          <w:p>
-            <w:pPr>
-              <w:spacing w:after="0" w:line="260"/>
-              <w:jc w:val="left"/>
-            </w:pPr>
-            <w:r>
-              <w:rPr>
-                <w:rFonts w:ascii="MS Pゴシック" w:cs="MS Pゴシック" w:eastAsia="MS Pゴシック" w:hAnsi="MS Pゴシック"/>
-                <w:b w:val="false"/>
-                <w:bCs w:val="false"/>
-                <w:color w:val="1A1A1A"/>
-                <w:sz w:val="18"/>
-                <w:szCs w:val="18"/>
-              </w:rPr>
-              <w:t xml:space="preserve">令和8年度当初予算</w:t>
-            </w:r>
-          </w:p>
-        </w:tc>
-        <w:tc>
-          <w:tcPr>
-            <w:tcW w:type="dxa" w:w="1600"/>
-            <w:tcMar>
-              <w:top w:type="dxa" w:w="60"/>
-              <w:left w:type="dxa" w:w="90"/>
-              <w:bottom w:type="dxa" w:w="60"/>
-              <w:right w:type="dxa" w:w="90"/>
-            </w:tcMar>
-            <w:vAlign w:val="center"/>
-          </w:tcPr>
-          <w:p>
-            <w:pPr>
-              <w:spacing w:after="0" w:line="260"/>
-              <w:jc w:val="right"/>
-            </w:pPr>
-            <w:r>
-              <w:rPr>
-                <w:rFonts w:ascii="MS Pゴシック" w:cs="MS Pゴシック" w:eastAsia="MS Pゴシック" w:hAnsi="MS Pゴシック"/>
-                <w:b w:val="false"/>
-                <w:bCs w:val="false"/>
-                <w:color w:val="1A1A1A"/>
-                <w:sz w:val="18"/>
-                <w:szCs w:val="18"/>
-              </w:rPr>
-              <w:t xml:space="preserve">—</w:t>
-            </w:r>
-          </w:p>
-        </w:tc>
-        <w:tc>
-          <w:tcPr>
-            <w:tcW w:type="dxa" w:w="1600"/>
-            <w:tcMar>
-              <w:top w:type="dxa" w:w="60"/>
-              <w:left w:type="dxa" w:w="90"/>
-              <w:bottom w:type="dxa" w:w="60"/>
-              <w:right w:type="dxa" w:w="90"/>
-            </w:tcMar>
-            <w:vAlign w:val="center"/>
-          </w:tcPr>
-          <w:p>
-            <w:pPr>
-              <w:spacing w:after="0" w:line="260"/>
-              <w:jc w:val="right"/>
-            </w:pPr>
-            <w:r>
-              <w:rPr>
-                <w:rFonts w:ascii="MS Pゴシック" w:cs="MS Pゴシック" w:eastAsia="MS Pゴシック" w:hAnsi="MS Pゴシック"/>
-                <w:b w:val="false"/>
-                <w:bCs w:val="false"/>
-                <w:color w:val="1A1A1A"/>
-                <w:sz w:val="18"/>
-                <w:szCs w:val="18"/>
-              </w:rPr>
-              <w:t xml:space="preserve">41,906</w:t>
-            </w:r>
-          </w:p>
-        </w:tc>
-        <w:tc>
-          <w:tcPr>
-            <w:tcW w:type="dxa" w:w="2400"/>
-            <w:tcMar>
-              <w:top w:type="dxa" w:w="60"/>
-              <w:left w:type="dxa" w:w="90"/>
-              <w:bottom w:type="dxa" w:w="60"/>
-              <w:right w:type="dxa" w:w="90"/>
-            </w:tcMar>
-            <w:vAlign w:val="center"/>
-          </w:tcPr>
-          <w:p>
-            <w:pPr>
-              <w:spacing w:after="0" w:line="260"/>
-              <w:jc w:val="right"/>
-            </w:pPr>
-            <w:r>
-              <w:rPr>
-                <w:rFonts w:ascii="MS Pゴシック" w:cs="MS Pゴシック" w:eastAsia="MS Pゴシック" w:hAnsi="MS Pゴシック"/>
-                <w:b w:val="false"/>
-                <w:bCs w:val="false"/>
-                <w:color w:val="1A1A1A"/>
-                <w:sz w:val="18"/>
-                <w:szCs w:val="18"/>
-              </w:rPr>
-              <w:t xml:space="preserve">税込ベース</w:t>
+                <w:b/>
+                <w:bCs/>
+                <w:color w:val="1A1A1A"/>
+                <w:sz w:val="18"/>
+                <w:szCs w:val="18"/>
+              </w:rPr>
+              <w:t xml:space="preserve">経常収支比率・経費回収率</w:t>
+            </w:r>
+          </w:p>
+        </w:tc>
+        <w:tc>
+          <w:tcPr>
+            <w:tcW w:type="dxa" w:w="1300"/>
+            <w:shd w:fill="FBEAE0" w:color="auto" w:val="clear"/>
+            <w:tcMar>
+              <w:top w:type="dxa" w:w="60"/>
+              <w:left w:type="dxa" w:w="90"/>
+              <w:bottom w:type="dxa" w:w="60"/>
+              <w:right w:type="dxa" w:w="90"/>
+            </w:tcMar>
+            <w:vAlign w:val="center"/>
+          </w:tcPr>
+          <w:p>
+            <w:pPr>
+              <w:spacing w:after="0" w:line="260"/>
+              <w:jc w:val="right"/>
+            </w:pPr>
+            <w:r>
+              <w:rPr>
+                <w:rFonts w:ascii="MS Pゴシック" w:cs="MS Pゴシック" w:eastAsia="MS Pゴシック" w:hAnsi="MS Pゴシック"/>
+                <w:b/>
+                <w:bCs/>
+                <w:color w:val="1A1A1A"/>
+                <w:sz w:val="18"/>
+                <w:szCs w:val="18"/>
+              </w:rPr>
+              <w:t xml:space="preserve">税抜</w:t>
+            </w:r>
+          </w:p>
+        </w:tc>
+        <w:tc>
+          <w:tcPr>
+            <w:tcW w:type="dxa" w:w="4900"/>
+            <w:shd w:fill="FBEAE0" w:color="auto" w:val="clear"/>
+            <w:tcMar>
+              <w:top w:type="dxa" w:w="60"/>
+              <w:left w:type="dxa" w:w="90"/>
+              <w:bottom w:type="dxa" w:w="60"/>
+              <w:right w:type="dxa" w:w="90"/>
+            </w:tcMar>
+            <w:vAlign w:val="center"/>
+          </w:tcPr>
+          <w:p>
+            <w:pPr>
+              <w:spacing w:after="0" w:line="260"/>
+              <w:jc w:val="right"/>
+            </w:pPr>
+            <w:r>
+              <w:rPr>
+                <w:rFonts w:ascii="MS Pゴシック" w:cs="MS Pゴシック" w:eastAsia="MS Pゴシック" w:hAnsi="MS Pゴシック"/>
+                <w:b/>
+                <w:bCs/>
+                <w:color w:val="1A1A1A"/>
+                <w:sz w:val="18"/>
+                <w:szCs w:val="18"/>
+              </w:rPr>
+              <w:t xml:space="preserve">20表・32表から算定</w:t>
             </w:r>
           </w:p>
         </w:tc>
       </w:tr>
     </w:tbl>
-    <w:p>
-      <w:pPr>
-        <w:spacing w:after="200" w:before="40"/>
-      </w:pPr>
-      <w:r>
-        <w:rPr>
-          <w:rFonts w:ascii="MS Pゴシック" w:cs="MS Pゴシック" w:eastAsia="MS Pゴシック" w:hAnsi="MS Pゴシック"/>
-          <w:color w:val="5F6F74"/>
-          <w:sz w:val="17"/>
-          <w:szCs w:val="17"/>
-        </w:rPr>
-        <w:t xml:space="preserve">有収水量は経営戦略の272,275㎥に対し令和7年度実績252,955㎥（7.6%過大）、単価は経営戦略の173.49円/㎥に対し実績176.49円/㎥である。中間点の44,645千円は令和7年度決算の税込換算額であり、「経営戦略の前提→実績→予算」の順に分解できている。</w:t>
-      </w:r>
-    </w:p>
     <w:p>
       <w:pPr>
         <w:spacing w:after="40" w:before="160" w:line="300"/>
@@ -15064,7 +14727,7 @@
           <w:sz w:val="20"/>
           <w:szCs w:val="20"/>
         </w:rPr>
-        <w:t xml:space="preserve">■ 令和8年度予算は令和7年度決算を6.1%下回る保守的な計上である</w:t>
+        <w:t xml:space="preserve">■ 経営戦略の使用料収入は税区分が不整合である</w:t>
       </w:r>
     </w:p>
     <w:p>
@@ -15079,7 +14742,7 @@
           <w:sz w:val="21"/>
           <w:szCs w:val="21"/>
         </w:rPr>
-        <w:t xml:space="preserve">税抜換算すると、令和8年度当初予算38,096千円は令和7年度決算40,586千円を6.1%下回る。令和8年度当初予算は令和8年3月議会の議決事項であり、令和7年度決算（案）が固まる令和8年7月より前に編成される。そのため令和7年度の見込み（予定損益計算書39,250千円）を基礎に、さらに2.9%の減を見込んだ額となっている。実際の令和7年度決算は町自身の見込みを3.4%上回った。したがって、増収試算の基礎を予算額に置くと過小評価となる。</w:t>
+        <w:t xml:space="preserve">経営戦略の使用料収入は「有収水量×実績使用料単価」で算出され、単価は公共173.9円/㎥・漁集171.1円/㎥（令和1〜4年度の実績平均）が採用されている。令和1〜4年度は法非適用期間であるため、この実績単価は税込ベースである。一方、経営戦略の収支シミュレーションは減価償却費・長期前受金戻入・経常収支比率を扱う損益ベース＝税抜の枠組みである。つまり税込ベースの単価を税抜ベースのシミュレーションに投入しており、経営戦略の使用料収入は税抜ベースとして約9.1%過大である。実績単価と突き合わせると、採用単価は実績の税込単価（公共176.7〜176.9円・漁集175.1〜175.6円）とは1.6〜2.5%しか違わないのに対し、実績の税抜単価（159.2〜160.8円）とは7.2〜8.3%乖離する。</w:t>
       </w:r>
     </w:p>
     <w:p>
@@ -15096,7 +14759,7 @@
           <w:sz w:val="19"/>
           <w:szCs w:val="19"/>
         </w:rPr>
-        <w:t xml:space="preserve">表13　増収試算の基礎の比較（単位：千円）</w:t>
+        <w:t xml:space="preserve">表13　令和8年度の差異ブリッジ（単位：千円・すべて税抜）</w:t>
       </w:r>
     </w:p>
     <w:tbl>
@@ -15112,11 +14775,10 @@
         </w:tblBorders>
       </w:tblPr>
       <w:tblGrid>
-        <w:gridCol w:w="2800"/>
-        <w:gridCol w:w="1700"/>
-        <w:gridCol w:w="1700"/>
-        <w:gridCol w:w="1700"/>
-        <w:gridCol w:w="1700"/>
+        <w:gridCol w:w="4200"/>
+        <w:gridCol w:w="1500"/>
+        <w:gridCol w:w="1500"/>
+        <w:gridCol w:w="2400"/>
       </w:tblGrid>
       <w:tr>
         <w:trPr>
@@ -15124,7 +14786,7 @@
         </w:trPr>
         <w:tc>
           <w:tcPr>
-            <w:tcW w:type="dxa" w:w="2800"/>
+            <w:tcW w:type="dxa" w:w="4200"/>
             <w:shd w:fill="DCEBED" w:color="auto" w:val="clear"/>
             <w:tcMar>
               <w:top w:type="dxa" w:w="60"/>
@@ -15148,13 +14810,13 @@
                 <w:sz w:val="18"/>
                 <w:szCs w:val="18"/>
               </w:rPr>
-              <w:t xml:space="preserve">基礎</w:t>
-            </w:r>
-          </w:p>
-        </w:tc>
-        <w:tc>
-          <w:tcPr>
-            <w:tcW w:type="dxa" w:w="1700"/>
+              <w:t xml:space="preserve">段階</w:t>
+            </w:r>
+          </w:p>
+        </w:tc>
+        <w:tc>
+          <w:tcPr>
+            <w:tcW w:type="dxa" w:w="1500"/>
             <w:shd w:fill="DCEBED" w:color="auto" w:val="clear"/>
             <w:tcMar>
               <w:top w:type="dxa" w:w="60"/>
@@ -15178,13 +14840,13 @@
                 <w:sz w:val="18"/>
                 <w:szCs w:val="18"/>
               </w:rPr>
-              <w:t xml:space="preserve">金額（税込）</w:t>
-            </w:r>
-          </w:p>
-        </w:tc>
-        <w:tc>
-          <w:tcPr>
-            <w:tcW w:type="dxa" w:w="1700"/>
+              <w:t xml:space="preserve">増減</w:t>
+            </w:r>
+          </w:p>
+        </w:tc>
+        <w:tc>
+          <w:tcPr>
+            <w:tcW w:type="dxa" w:w="1500"/>
             <w:shd w:fill="DCEBED" w:color="auto" w:val="clear"/>
             <w:tcMar>
               <w:top w:type="dxa" w:w="60"/>
@@ -15208,13 +14870,13 @@
                 <w:sz w:val="18"/>
                 <w:szCs w:val="18"/>
               </w:rPr>
-              <w:t xml:space="preserve">改定後</w:t>
-            </w:r>
-          </w:p>
-        </w:tc>
-        <w:tc>
-          <w:tcPr>
-            <w:tcW w:type="dxa" w:w="1700"/>
+              <w:t xml:space="preserve">残高</w:t>
+            </w:r>
+          </w:p>
+        </w:tc>
+        <w:tc>
+          <w:tcPr>
+            <w:tcW w:type="dxa" w:w="2400"/>
             <w:shd w:fill="DCEBED" w:color="auto" w:val="clear"/>
             <w:tcMar>
               <w:top w:type="dxa" w:w="60"/>
@@ -15238,37 +14900,7 @@
                 <w:sz w:val="18"/>
                 <w:szCs w:val="18"/>
               </w:rPr>
-              <w:t xml:space="preserve">増収（税込）</w:t>
-            </w:r>
-          </w:p>
-        </w:tc>
-        <w:tc>
-          <w:tcPr>
-            <w:tcW w:type="dxa" w:w="1700"/>
-            <w:shd w:fill="DCEBED" w:color="auto" w:val="clear"/>
-            <w:tcMar>
-              <w:top w:type="dxa" w:w="60"/>
-              <w:left w:type="dxa" w:w="90"/>
-              <w:bottom w:type="dxa" w:w="60"/>
-              <w:right w:type="dxa" w:w="90"/>
-            </w:tcMar>
-            <w:vAlign w:val="center"/>
-          </w:tcPr>
-          <w:p>
-            <w:pPr>
-              <w:spacing w:after="0" w:line="260"/>
-              <w:jc w:val="center"/>
-            </w:pPr>
-            <w:r>
-              <w:rPr>
-                <w:rFonts w:ascii="MS Pゴシック" w:cs="MS Pゴシック" w:eastAsia="MS Pゴシック" w:hAnsi="MS Pゴシック"/>
-                <w:b/>
-                <w:bCs/>
-                <w:color w:val="1A1A1A"/>
-                <w:sz w:val="18"/>
-                <w:szCs w:val="18"/>
-              </w:rPr>
-              <w:t xml:space="preserve">増収（税抜）</w:t>
+              <w:t xml:space="preserve">性質</w:t>
             </w:r>
           </w:p>
         </w:tc>
@@ -15276,7 +14908,7 @@
       <w:tr>
         <w:tc>
           <w:tcPr>
-            <w:tcW w:type="dxa" w:w="2800"/>
+            <w:tcW w:type="dxa" w:w="4200"/>
             <w:tcMar>
               <w:top w:type="dxa" w:w="60"/>
               <w:left w:type="dxa" w:w="90"/>
@@ -15299,123 +14931,94 @@
                 <w:sz w:val="18"/>
                 <w:szCs w:val="18"/>
               </w:rPr>
-              <w:t xml:space="preserve">令和8年度当初予算</w:t>
-            </w:r>
-          </w:p>
-        </w:tc>
-        <w:tc>
-          <w:tcPr>
-            <w:tcW w:type="dxa" w:w="1700"/>
-            <w:tcMar>
-              <w:top w:type="dxa" w:w="60"/>
-              <w:left w:type="dxa" w:w="90"/>
-              <w:bottom w:type="dxa" w:w="60"/>
-              <w:right w:type="dxa" w:w="90"/>
-            </w:tcMar>
-            <w:vAlign w:val="center"/>
-          </w:tcPr>
-          <w:p>
-            <w:pPr>
-              <w:spacing w:after="0" w:line="260"/>
-              <w:jc w:val="right"/>
-            </w:pPr>
-            <w:r>
-              <w:rPr>
-                <w:rFonts w:ascii="MS Pゴシック" w:cs="MS Pゴシック" w:eastAsia="MS Pゴシック" w:hAnsi="MS Pゴシック"/>
-                <w:b w:val="false"/>
-                <w:bCs w:val="false"/>
-                <w:color w:val="1A1A1A"/>
-                <w:sz w:val="18"/>
-                <w:szCs w:val="18"/>
-              </w:rPr>
-              <w:t xml:space="preserve">41,906</w:t>
-            </w:r>
-          </w:p>
-        </w:tc>
-        <w:tc>
-          <w:tcPr>
-            <w:tcW w:type="dxa" w:w="1700"/>
-            <w:tcMar>
-              <w:top w:type="dxa" w:w="60"/>
-              <w:left w:type="dxa" w:w="90"/>
-              <w:bottom w:type="dxa" w:w="60"/>
-              <w:right w:type="dxa" w:w="90"/>
-            </w:tcMar>
-            <w:vAlign w:val="center"/>
-          </w:tcPr>
-          <w:p>
-            <w:pPr>
-              <w:spacing w:after="0" w:line="260"/>
-              <w:jc w:val="right"/>
-            </w:pPr>
-            <w:r>
-              <w:rPr>
-                <w:rFonts w:ascii="MS Pゴシック" w:cs="MS Pゴシック" w:eastAsia="MS Pゴシック" w:hAnsi="MS Pゴシック"/>
-                <w:b w:val="false"/>
-                <w:bCs w:val="false"/>
-                <w:color w:val="1A1A1A"/>
-                <w:sz w:val="18"/>
-                <w:szCs w:val="18"/>
-              </w:rPr>
-              <w:t xml:space="preserve">46,067</w:t>
-            </w:r>
-          </w:p>
-        </w:tc>
-        <w:tc>
-          <w:tcPr>
-            <w:tcW w:type="dxa" w:w="1700"/>
-            <w:tcMar>
-              <w:top w:type="dxa" w:w="60"/>
-              <w:left w:type="dxa" w:w="90"/>
-              <w:bottom w:type="dxa" w:w="60"/>
-              <w:right w:type="dxa" w:w="90"/>
-            </w:tcMar>
-            <w:vAlign w:val="center"/>
-          </w:tcPr>
-          <w:p>
-            <w:pPr>
-              <w:spacing w:after="0" w:line="260"/>
-              <w:jc w:val="right"/>
-            </w:pPr>
-            <w:r>
-              <w:rPr>
-                <w:rFonts w:ascii="MS Pゴシック" w:cs="MS Pゴシック" w:eastAsia="MS Pゴシック" w:hAnsi="MS Pゴシック"/>
-                <w:b w:val="false"/>
-                <w:bCs w:val="false"/>
-                <w:color w:val="1A1A1A"/>
-                <w:sz w:val="18"/>
-                <w:szCs w:val="18"/>
-              </w:rPr>
-              <w:t xml:space="preserve">+4,161</w:t>
-            </w:r>
-          </w:p>
-        </w:tc>
-        <w:tc>
-          <w:tcPr>
-            <w:tcW w:type="dxa" w:w="1700"/>
-            <w:tcMar>
-              <w:top w:type="dxa" w:w="60"/>
-              <w:left w:type="dxa" w:w="90"/>
-              <w:bottom w:type="dxa" w:w="60"/>
-              <w:right w:type="dxa" w:w="90"/>
-            </w:tcMar>
-            <w:vAlign w:val="center"/>
-          </w:tcPr>
-          <w:p>
-            <w:pPr>
-              <w:spacing w:after="0" w:line="260"/>
-              <w:jc w:val="right"/>
-            </w:pPr>
-            <w:r>
-              <w:rPr>
-                <w:rFonts w:ascii="MS Pゴシック" w:cs="MS Pゴシック" w:eastAsia="MS Pゴシック" w:hAnsi="MS Pゴシック"/>
-                <w:b w:val="false"/>
-                <w:bCs w:val="false"/>
-                <w:color w:val="1A1A1A"/>
-                <w:sz w:val="18"/>
-                <w:szCs w:val="18"/>
-              </w:rPr>
-              <w:t xml:space="preserve">+3,783</w:t>
+              <w:t xml:space="preserve">経営戦略 採用シミュレーション R8（記載値）</w:t>
+            </w:r>
+          </w:p>
+        </w:tc>
+        <w:tc>
+          <w:tcPr>
+            <w:tcW w:type="dxa" w:w="1500"/>
+            <w:tcMar>
+              <w:top w:type="dxa" w:w="60"/>
+              <w:left w:type="dxa" w:w="90"/>
+              <w:bottom w:type="dxa" w:w="60"/>
+              <w:right w:type="dxa" w:w="90"/>
+            </w:tcMar>
+            <w:vAlign w:val="center"/>
+          </w:tcPr>
+          <w:p>
+            <w:pPr>
+              <w:spacing w:after="0" w:line="260"/>
+              <w:jc w:val="right"/>
+            </w:pPr>
+            <w:r>
+              <w:rPr>
+                <w:rFonts w:ascii="MS Pゴシック" w:cs="MS Pゴシック" w:eastAsia="MS Pゴシック" w:hAnsi="MS Pゴシック"/>
+                <w:b w:val="false"/>
+                <w:bCs w:val="false"/>
+                <w:color w:val="1A1A1A"/>
+                <w:sz w:val="18"/>
+                <w:szCs w:val="18"/>
+              </w:rPr>
+              <w:t xml:space="preserve">—</w:t>
+            </w:r>
+          </w:p>
+        </w:tc>
+        <w:tc>
+          <w:tcPr>
+            <w:tcW w:type="dxa" w:w="1500"/>
+            <w:tcMar>
+              <w:top w:type="dxa" w:w="60"/>
+              <w:left w:type="dxa" w:w="90"/>
+              <w:bottom w:type="dxa" w:w="60"/>
+              <w:right w:type="dxa" w:w="90"/>
+            </w:tcMar>
+            <w:vAlign w:val="center"/>
+          </w:tcPr>
+          <w:p>
+            <w:pPr>
+              <w:spacing w:after="0" w:line="260"/>
+              <w:jc w:val="right"/>
+            </w:pPr>
+            <w:r>
+              <w:rPr>
+                <w:rFonts w:ascii="MS Pゴシック" w:cs="MS Pゴシック" w:eastAsia="MS Pゴシック" w:hAnsi="MS Pゴシック"/>
+                <w:b w:val="false"/>
+                <w:bCs w:val="false"/>
+                <w:color w:val="1A1A1A"/>
+                <w:sz w:val="18"/>
+                <w:szCs w:val="18"/>
+              </w:rPr>
+              <w:t xml:space="preserve">52,273</w:t>
+            </w:r>
+          </w:p>
+        </w:tc>
+        <w:tc>
+          <w:tcPr>
+            <w:tcW w:type="dxa" w:w="2400"/>
+            <w:tcMar>
+              <w:top w:type="dxa" w:w="60"/>
+              <w:left w:type="dxa" w:w="90"/>
+              <w:bottom w:type="dxa" w:w="60"/>
+              <w:right w:type="dxa" w:w="90"/>
+            </w:tcMar>
+            <w:vAlign w:val="center"/>
+          </w:tcPr>
+          <w:p>
+            <w:pPr>
+              <w:spacing w:after="0" w:line="260"/>
+              <w:jc w:val="right"/>
+            </w:pPr>
+            <w:r>
+              <w:rPr>
+                <w:rFonts w:ascii="MS Pゴシック" w:cs="MS Pゴシック" w:eastAsia="MS Pゴシック" w:hAnsi="MS Pゴシック"/>
+                <w:b w:val="false"/>
+                <w:bCs w:val="false"/>
+                <w:color w:val="1A1A1A"/>
+                <w:sz w:val="18"/>
+                <w:szCs w:val="18"/>
+              </w:rPr>
+              <w:t xml:space="preserve">税込単価で積算</w:t>
             </w:r>
           </w:p>
         </w:tc>
@@ -15423,7 +15026,7 @@
       <w:tr>
         <w:tc>
           <w:tcPr>
-            <w:tcW w:type="dxa" w:w="2800"/>
+            <w:tcW w:type="dxa" w:w="4200"/>
             <w:shd w:fill="FBEAE0" w:color="auto" w:val="clear"/>
             <w:tcMar>
               <w:top w:type="dxa" w:w="60"/>
@@ -15447,13 +15050,13 @@
                 <w:sz w:val="18"/>
                 <w:szCs w:val="18"/>
               </w:rPr>
-              <w:t xml:space="preserve">令和7年度 年間全件調定</w:t>
-            </w:r>
-          </w:p>
-        </w:tc>
-        <w:tc>
-          <w:tcPr>
-            <w:tcW w:type="dxa" w:w="1700"/>
+              <w:t xml:space="preserve">− 単価の税区分による過大（÷1.1）</w:t>
+            </w:r>
+          </w:p>
+        </w:tc>
+        <w:tc>
+          <w:tcPr>
+            <w:tcW w:type="dxa" w:w="1500"/>
             <w:shd w:fill="FBEAE0" w:color="auto" w:val="clear"/>
             <w:tcMar>
               <w:top w:type="dxa" w:w="60"/>
@@ -15477,13 +15080,13 @@
                 <w:sz w:val="18"/>
                 <w:szCs w:val="18"/>
               </w:rPr>
-              <w:t xml:space="preserve">44,579</w:t>
-            </w:r>
-          </w:p>
-        </w:tc>
-        <w:tc>
-          <w:tcPr>
-            <w:tcW w:type="dxa" w:w="1700"/>
+              <w:t xml:space="preserve">▲4,752</w:t>
+            </w:r>
+          </w:p>
+        </w:tc>
+        <w:tc>
+          <w:tcPr>
+            <w:tcW w:type="dxa" w:w="1500"/>
             <w:shd w:fill="FBEAE0" w:color="auto" w:val="clear"/>
             <w:tcMar>
               <w:top w:type="dxa" w:w="60"/>
@@ -15507,13 +15110,13 @@
                 <w:sz w:val="18"/>
                 <w:szCs w:val="18"/>
               </w:rPr>
-              <w:t xml:space="preserve">49,005</w:t>
-            </w:r>
-          </w:p>
-        </w:tc>
-        <w:tc>
-          <w:tcPr>
-            <w:tcW w:type="dxa" w:w="1700"/>
+              <w:t xml:space="preserve">47,521</w:t>
+            </w:r>
+          </w:p>
+        </w:tc>
+        <w:tc>
+          <w:tcPr>
+            <w:tcW w:type="dxa" w:w="2400"/>
             <w:shd w:fill="FBEAE0" w:color="auto" w:val="clear"/>
             <w:tcMar>
               <w:top w:type="dxa" w:w="60"/>
@@ -15537,37 +15140,7 @@
                 <w:sz w:val="18"/>
                 <w:szCs w:val="18"/>
               </w:rPr>
-              <w:t xml:space="preserve">+4,427</w:t>
-            </w:r>
-          </w:p>
-        </w:tc>
-        <w:tc>
-          <w:tcPr>
-            <w:tcW w:type="dxa" w:w="1700"/>
-            <w:shd w:fill="FBEAE0" w:color="auto" w:val="clear"/>
-            <w:tcMar>
-              <w:top w:type="dxa" w:w="60"/>
-              <w:left w:type="dxa" w:w="90"/>
-              <w:bottom w:type="dxa" w:w="60"/>
-              <w:right w:type="dxa" w:w="90"/>
-            </w:tcMar>
-            <w:vAlign w:val="center"/>
-          </w:tcPr>
-          <w:p>
-            <w:pPr>
-              <w:spacing w:after="0" w:line="260"/>
-              <w:jc w:val="right"/>
-            </w:pPr>
-            <w:r>
-              <w:rPr>
-                <w:rFonts w:ascii="MS Pゴシック" w:cs="MS Pゴシック" w:eastAsia="MS Pゴシック" w:hAnsi="MS Pゴシック"/>
-                <w:b/>
-                <w:bCs/>
-                <w:color w:val="1A1A1A"/>
-                <w:sz w:val="18"/>
-                <w:szCs w:val="18"/>
-              </w:rPr>
-              <w:t xml:space="preserve">+4,024</w:t>
+              <w:t xml:space="preserve">経営戦略側の不整合</w:t>
             </w:r>
           </w:p>
         </w:tc>
@@ -15575,7 +15148,7 @@
       <w:tr>
         <w:tc>
           <w:tcPr>
-            <w:tcW w:type="dxa" w:w="2800"/>
+            <w:tcW w:type="dxa" w:w="4200"/>
             <w:tcMar>
               <w:top w:type="dxa" w:w="60"/>
               <w:left w:type="dxa" w:w="90"/>
@@ -15598,123 +15171,574 @@
                 <w:sz w:val="18"/>
                 <w:szCs w:val="18"/>
               </w:rPr>
-              <w:t xml:space="preserve">令和7年度決算（税込換算）</w:t>
-            </w:r>
-          </w:p>
-        </w:tc>
-        <w:tc>
-          <w:tcPr>
-            <w:tcW w:type="dxa" w:w="1700"/>
-            <w:tcMar>
-              <w:top w:type="dxa" w:w="60"/>
-              <w:left w:type="dxa" w:w="90"/>
-              <w:bottom w:type="dxa" w:w="60"/>
-              <w:right w:type="dxa" w:w="90"/>
-            </w:tcMar>
-            <w:vAlign w:val="center"/>
-          </w:tcPr>
-          <w:p>
-            <w:pPr>
-              <w:spacing w:after="0" w:line="260"/>
-              <w:jc w:val="right"/>
-            </w:pPr>
-            <w:r>
-              <w:rPr>
-                <w:rFonts w:ascii="MS Pゴシック" w:cs="MS Pゴシック" w:eastAsia="MS Pゴシック" w:hAnsi="MS Pゴシック"/>
-                <w:b w:val="false"/>
-                <w:bCs w:val="false"/>
-                <w:color w:val="1A1A1A"/>
-                <w:sz w:val="18"/>
-                <w:szCs w:val="18"/>
-              </w:rPr>
-              <w:t xml:space="preserve">44,645</w:t>
-            </w:r>
-          </w:p>
-        </w:tc>
-        <w:tc>
-          <w:tcPr>
-            <w:tcW w:type="dxa" w:w="1700"/>
-            <w:tcMar>
-              <w:top w:type="dxa" w:w="60"/>
-              <w:left w:type="dxa" w:w="90"/>
-              <w:bottom w:type="dxa" w:w="60"/>
-              <w:right w:type="dxa" w:w="90"/>
-            </w:tcMar>
-            <w:vAlign w:val="center"/>
-          </w:tcPr>
-          <w:p>
-            <w:pPr>
-              <w:spacing w:after="0" w:line="260"/>
-              <w:jc w:val="right"/>
-            </w:pPr>
-            <w:r>
-              <w:rPr>
-                <w:rFonts w:ascii="MS Pゴシック" w:cs="MS Pゴシック" w:eastAsia="MS Pゴシック" w:hAnsi="MS Pゴシック"/>
-                <w:b w:val="false"/>
-                <w:bCs w:val="false"/>
-                <w:color w:val="1A1A1A"/>
-                <w:sz w:val="18"/>
-                <w:szCs w:val="18"/>
-              </w:rPr>
-              <w:t xml:space="preserve">49,078</w:t>
-            </w:r>
-          </w:p>
-        </w:tc>
-        <w:tc>
-          <w:tcPr>
-            <w:tcW w:type="dxa" w:w="1700"/>
-            <w:tcMar>
-              <w:top w:type="dxa" w:w="60"/>
-              <w:left w:type="dxa" w:w="90"/>
-              <w:bottom w:type="dxa" w:w="60"/>
-              <w:right w:type="dxa" w:w="90"/>
-            </w:tcMar>
-            <w:vAlign w:val="center"/>
-          </w:tcPr>
-          <w:p>
-            <w:pPr>
-              <w:spacing w:after="0" w:line="260"/>
-              <w:jc w:val="right"/>
-            </w:pPr>
-            <w:r>
-              <w:rPr>
-                <w:rFonts w:ascii="MS Pゴシック" w:cs="MS Pゴシック" w:eastAsia="MS Pゴシック" w:hAnsi="MS Pゴシック"/>
-                <w:b w:val="false"/>
-                <w:bCs w:val="false"/>
-                <w:color w:val="1A1A1A"/>
-                <w:sz w:val="18"/>
-                <w:szCs w:val="18"/>
-              </w:rPr>
-              <w:t xml:space="preserve">+4,433</w:t>
-            </w:r>
-          </w:p>
-        </w:tc>
-        <w:tc>
-          <w:tcPr>
-            <w:tcW w:type="dxa" w:w="1700"/>
-            <w:tcMar>
-              <w:top w:type="dxa" w:w="60"/>
-              <w:left w:type="dxa" w:w="90"/>
-              <w:bottom w:type="dxa" w:w="60"/>
-              <w:right w:type="dxa" w:w="90"/>
-            </w:tcMar>
-            <w:vAlign w:val="center"/>
-          </w:tcPr>
-          <w:p>
-            <w:pPr>
-              <w:spacing w:after="0" w:line="260"/>
-              <w:jc w:val="right"/>
-            </w:pPr>
-            <w:r>
-              <w:rPr>
-                <w:rFonts w:ascii="MS Pゴシック" w:cs="MS Pゴシック" w:eastAsia="MS Pゴシック" w:hAnsi="MS Pゴシック"/>
-                <w:b w:val="false"/>
-                <w:bCs w:val="false"/>
-                <w:color w:val="1A1A1A"/>
-                <w:sz w:val="18"/>
-                <w:szCs w:val="18"/>
-              </w:rPr>
-              <w:t xml:space="preserve">+4,030</w:t>
+              <w:t xml:space="preserve">− 使用料改定10%の未実施</w:t>
+            </w:r>
+          </w:p>
+        </w:tc>
+        <w:tc>
+          <w:tcPr>
+            <w:tcW w:type="dxa" w:w="1500"/>
+            <w:tcMar>
+              <w:top w:type="dxa" w:w="60"/>
+              <w:left w:type="dxa" w:w="90"/>
+              <w:bottom w:type="dxa" w:w="60"/>
+              <w:right w:type="dxa" w:w="90"/>
+            </w:tcMar>
+            <w:vAlign w:val="center"/>
+          </w:tcPr>
+          <w:p>
+            <w:pPr>
+              <w:spacing w:after="0" w:line="260"/>
+              <w:jc w:val="right"/>
+            </w:pPr>
+            <w:r>
+              <w:rPr>
+                <w:rFonts w:ascii="MS Pゴシック" w:cs="MS Pゴシック" w:eastAsia="MS Pゴシック" w:hAnsi="MS Pゴシック"/>
+                <w:b w:val="false"/>
+                <w:bCs w:val="false"/>
+                <w:color w:val="1A1A1A"/>
+                <w:sz w:val="18"/>
+                <w:szCs w:val="18"/>
+              </w:rPr>
+              <w:t xml:space="preserve">▲4,305</w:t>
+            </w:r>
+          </w:p>
+        </w:tc>
+        <w:tc>
+          <w:tcPr>
+            <w:tcW w:type="dxa" w:w="1500"/>
+            <w:tcMar>
+              <w:top w:type="dxa" w:w="60"/>
+              <w:left w:type="dxa" w:w="90"/>
+              <w:bottom w:type="dxa" w:w="60"/>
+              <w:right w:type="dxa" w:w="90"/>
+            </w:tcMar>
+            <w:vAlign w:val="center"/>
+          </w:tcPr>
+          <w:p>
+            <w:pPr>
+              <w:spacing w:after="0" w:line="260"/>
+              <w:jc w:val="right"/>
+            </w:pPr>
+            <w:r>
+              <w:rPr>
+                <w:rFonts w:ascii="MS Pゴシック" w:cs="MS Pゴシック" w:eastAsia="MS Pゴシック" w:hAnsi="MS Pゴシック"/>
+                <w:b w:val="false"/>
+                <w:bCs w:val="false"/>
+                <w:color w:val="1A1A1A"/>
+                <w:sz w:val="18"/>
+                <w:szCs w:val="18"/>
+              </w:rPr>
+              <w:t xml:space="preserve">43,215</w:t>
+            </w:r>
+          </w:p>
+        </w:tc>
+        <w:tc>
+          <w:tcPr>
+            <w:tcW w:type="dxa" w:w="2400"/>
+            <w:tcMar>
+              <w:top w:type="dxa" w:w="60"/>
+              <w:left w:type="dxa" w:w="90"/>
+              <w:bottom w:type="dxa" w:w="60"/>
+              <w:right w:type="dxa" w:w="90"/>
+            </w:tcMar>
+            <w:vAlign w:val="center"/>
+          </w:tcPr>
+          <w:p>
+            <w:pPr>
+              <w:spacing w:after="0" w:line="260"/>
+              <w:jc w:val="right"/>
+            </w:pPr>
+            <w:r>
+              <w:rPr>
+                <w:rFonts w:ascii="MS Pゴシック" w:cs="MS Pゴシック" w:eastAsia="MS Pゴシック" w:hAnsi="MS Pゴシック"/>
+                <w:b w:val="false"/>
+                <w:bCs w:val="false"/>
+                <w:color w:val="1A1A1A"/>
+                <w:sz w:val="18"/>
+                <w:szCs w:val="18"/>
+              </w:rPr>
+              <w:t xml:space="preserve">政策判断の未執行</w:t>
+            </w:r>
+          </w:p>
+        </w:tc>
+      </w:tr>
+      <w:tr>
+        <w:tc>
+          <w:tcPr>
+            <w:tcW w:type="dxa" w:w="4200"/>
+            <w:shd w:fill="F4F7F7" w:color="auto" w:val="clear"/>
+            <w:tcMar>
+              <w:top w:type="dxa" w:w="60"/>
+              <w:left w:type="dxa" w:w="90"/>
+              <w:bottom w:type="dxa" w:w="60"/>
+              <w:right w:type="dxa" w:w="90"/>
+            </w:tcMar>
+            <w:vAlign w:val="center"/>
+          </w:tcPr>
+          <w:p>
+            <w:pPr>
+              <w:spacing w:after="0" w:line="260"/>
+              <w:jc w:val="left"/>
+            </w:pPr>
+            <w:r>
+              <w:rPr>
+                <w:rFonts w:ascii="MS Pゴシック" w:cs="MS Pゴシック" w:eastAsia="MS Pゴシック" w:hAnsi="MS Pゴシック"/>
+                <w:b w:val="false"/>
+                <w:bCs w:val="false"/>
+                <w:color w:val="1A1A1A"/>
+                <w:sz w:val="18"/>
+                <w:szCs w:val="18"/>
+              </w:rPr>
+              <w:t xml:space="preserve">− 漁集 水洗化率80%分の上乗せ</w:t>
+            </w:r>
+          </w:p>
+        </w:tc>
+        <w:tc>
+          <w:tcPr>
+            <w:tcW w:type="dxa" w:w="1500"/>
+            <w:shd w:fill="F4F7F7" w:color="auto" w:val="clear"/>
+            <w:tcMar>
+              <w:top w:type="dxa" w:w="60"/>
+              <w:left w:type="dxa" w:w="90"/>
+              <w:bottom w:type="dxa" w:w="60"/>
+              <w:right w:type="dxa" w:w="90"/>
+            </w:tcMar>
+            <w:vAlign w:val="center"/>
+          </w:tcPr>
+          <w:p>
+            <w:pPr>
+              <w:spacing w:after="0" w:line="260"/>
+              <w:jc w:val="right"/>
+            </w:pPr>
+            <w:r>
+              <w:rPr>
+                <w:rFonts w:ascii="MS Pゴシック" w:cs="MS Pゴシック" w:eastAsia="MS Pゴシック" w:hAnsi="MS Pゴシック"/>
+                <w:b w:val="false"/>
+                <w:bCs w:val="false"/>
+                <w:color w:val="1A1A1A"/>
+                <w:sz w:val="18"/>
+                <w:szCs w:val="18"/>
+              </w:rPr>
+              <w:t xml:space="preserve">▲272</w:t>
+            </w:r>
+          </w:p>
+        </w:tc>
+        <w:tc>
+          <w:tcPr>
+            <w:tcW w:type="dxa" w:w="1500"/>
+            <w:shd w:fill="F4F7F7" w:color="auto" w:val="clear"/>
+            <w:tcMar>
+              <w:top w:type="dxa" w:w="60"/>
+              <w:left w:type="dxa" w:w="90"/>
+              <w:bottom w:type="dxa" w:w="60"/>
+              <w:right w:type="dxa" w:w="90"/>
+            </w:tcMar>
+            <w:vAlign w:val="center"/>
+          </w:tcPr>
+          <w:p>
+            <w:pPr>
+              <w:spacing w:after="0" w:line="260"/>
+              <w:jc w:val="right"/>
+            </w:pPr>
+            <w:r>
+              <w:rPr>
+                <w:rFonts w:ascii="MS Pゴシック" w:cs="MS Pゴシック" w:eastAsia="MS Pゴシック" w:hAnsi="MS Pゴシック"/>
+                <w:b w:val="false"/>
+                <w:bCs w:val="false"/>
+                <w:color w:val="1A1A1A"/>
+                <w:sz w:val="18"/>
+                <w:szCs w:val="18"/>
+              </w:rPr>
+              <w:t xml:space="preserve">42,944</w:t>
+            </w:r>
+          </w:p>
+        </w:tc>
+        <w:tc>
+          <w:tcPr>
+            <w:tcW w:type="dxa" w:w="2400"/>
+            <w:shd w:fill="F4F7F7" w:color="auto" w:val="clear"/>
+            <w:tcMar>
+              <w:top w:type="dxa" w:w="60"/>
+              <w:left w:type="dxa" w:w="90"/>
+              <w:bottom w:type="dxa" w:w="60"/>
+              <w:right w:type="dxa" w:w="90"/>
+            </w:tcMar>
+            <w:vAlign w:val="center"/>
+          </w:tcPr>
+          <w:p>
+            <w:pPr>
+              <w:spacing w:after="0" w:line="260"/>
+              <w:jc w:val="right"/>
+            </w:pPr>
+            <w:r>
+              <w:rPr>
+                <w:rFonts w:ascii="MS Pゴシック" w:cs="MS Pゴシック" w:eastAsia="MS Pゴシック" w:hAnsi="MS Pゴシック"/>
+                <w:b w:val="false"/>
+                <w:bCs w:val="false"/>
+                <w:color w:val="1A1A1A"/>
+                <w:sz w:val="18"/>
+                <w:szCs w:val="18"/>
+              </w:rPr>
+              <w:t xml:space="preserve">＝現況継続R8の税抜相当</w:t>
+            </w:r>
+          </w:p>
+        </w:tc>
+      </w:tr>
+      <w:tr>
+        <w:tc>
+          <w:tcPr>
+            <w:tcW w:type="dxa" w:w="4200"/>
+            <w:tcMar>
+              <w:top w:type="dxa" w:w="60"/>
+              <w:left w:type="dxa" w:w="90"/>
+              <w:bottom w:type="dxa" w:w="60"/>
+              <w:right w:type="dxa" w:w="90"/>
+            </w:tcMar>
+            <w:vAlign w:val="center"/>
+          </w:tcPr>
+          <w:p>
+            <w:pPr>
+              <w:spacing w:after="0" w:line="260"/>
+              <w:jc w:val="left"/>
+            </w:pPr>
+            <w:r>
+              <w:rPr>
+                <w:rFonts w:ascii="MS Pゴシック" w:cs="MS Pゴシック" w:eastAsia="MS Pゴシック" w:hAnsi="MS Pゴシック"/>
+                <w:b w:val="false"/>
+                <w:bCs w:val="false"/>
+                <w:color w:val="1A1A1A"/>
+                <w:sz w:val="18"/>
+                <w:szCs w:val="18"/>
+              </w:rPr>
+              <w:t xml:space="preserve">− 有収水量を実勢へ</w:t>
+            </w:r>
+          </w:p>
+        </w:tc>
+        <w:tc>
+          <w:tcPr>
+            <w:tcW w:type="dxa" w:w="1500"/>
+            <w:tcMar>
+              <w:top w:type="dxa" w:w="60"/>
+              <w:left w:type="dxa" w:w="90"/>
+              <w:bottom w:type="dxa" w:w="60"/>
+              <w:right w:type="dxa" w:w="90"/>
+            </w:tcMar>
+            <w:vAlign w:val="center"/>
+          </w:tcPr>
+          <w:p>
+            <w:pPr>
+              <w:spacing w:after="0" w:line="260"/>
+              <w:jc w:val="right"/>
+            </w:pPr>
+            <w:r>
+              <w:rPr>
+                <w:rFonts w:ascii="MS Pゴシック" w:cs="MS Pゴシック" w:eastAsia="MS Pゴシック" w:hAnsi="MS Pゴシック"/>
+                <w:b w:val="false"/>
+                <w:bCs w:val="false"/>
+                <w:color w:val="1A1A1A"/>
+                <w:sz w:val="18"/>
+                <w:szCs w:val="18"/>
+              </w:rPr>
+              <w:t xml:space="preserve">▲3,047</w:t>
+            </w:r>
+          </w:p>
+        </w:tc>
+        <w:tc>
+          <w:tcPr>
+            <w:tcW w:type="dxa" w:w="1500"/>
+            <w:tcMar>
+              <w:top w:type="dxa" w:w="60"/>
+              <w:left w:type="dxa" w:w="90"/>
+              <w:bottom w:type="dxa" w:w="60"/>
+              <w:right w:type="dxa" w:w="90"/>
+            </w:tcMar>
+            <w:vAlign w:val="center"/>
+          </w:tcPr>
+          <w:p>
+            <w:pPr>
+              <w:spacing w:after="0" w:line="260"/>
+              <w:jc w:val="right"/>
+            </w:pPr>
+            <w:r>
+              <w:rPr>
+                <w:rFonts w:ascii="MS Pゴシック" w:cs="MS Pゴシック" w:eastAsia="MS Pゴシック" w:hAnsi="MS Pゴシック"/>
+                <w:b w:val="false"/>
+                <w:bCs w:val="false"/>
+                <w:color w:val="1A1A1A"/>
+                <w:sz w:val="18"/>
+                <w:szCs w:val="18"/>
+              </w:rPr>
+              <w:t xml:space="preserve">39,896</w:t>
+            </w:r>
+          </w:p>
+        </w:tc>
+        <w:tc>
+          <w:tcPr>
+            <w:tcW w:type="dxa" w:w="2400"/>
+            <w:tcMar>
+              <w:top w:type="dxa" w:w="60"/>
+              <w:left w:type="dxa" w:w="90"/>
+              <w:bottom w:type="dxa" w:w="60"/>
+              <w:right w:type="dxa" w:w="90"/>
+            </w:tcMar>
+            <w:vAlign w:val="center"/>
+          </w:tcPr>
+          <w:p>
+            <w:pPr>
+              <w:spacing w:after="0" w:line="260"/>
+              <w:jc w:val="right"/>
+            </w:pPr>
+            <w:r>
+              <w:rPr>
+                <w:rFonts w:ascii="MS Pゴシック" w:cs="MS Pゴシック" w:eastAsia="MS Pゴシック" w:hAnsi="MS Pゴシック"/>
+                <w:b w:val="false"/>
+                <w:bCs w:val="false"/>
+                <w:color w:val="1A1A1A"/>
+                <w:sz w:val="18"/>
+                <w:szCs w:val="18"/>
+              </w:rPr>
+              <w:t xml:space="preserve">経営戦略側の見込み違い</w:t>
+            </w:r>
+          </w:p>
+        </w:tc>
+      </w:tr>
+      <w:tr>
+        <w:tc>
+          <w:tcPr>
+            <w:tcW w:type="dxa" w:w="4200"/>
+            <w:shd w:fill="FBEAE0" w:color="auto" w:val="clear"/>
+            <w:tcMar>
+              <w:top w:type="dxa" w:w="60"/>
+              <w:left w:type="dxa" w:w="90"/>
+              <w:bottom w:type="dxa" w:w="60"/>
+              <w:right w:type="dxa" w:w="90"/>
+            </w:tcMar>
+            <w:vAlign w:val="center"/>
+          </w:tcPr>
+          <w:p>
+            <w:pPr>
+              <w:spacing w:after="0" w:line="260"/>
+              <w:jc w:val="left"/>
+            </w:pPr>
+            <w:r>
+              <w:rPr>
+                <w:rFonts w:ascii="MS Pゴシック" w:cs="MS Pゴシック" w:eastAsia="MS Pゴシック" w:hAnsi="MS Pゴシック"/>
+                <w:b/>
+                <w:bCs/>
+                <w:color w:val="1A1A1A"/>
+                <w:sz w:val="18"/>
+                <w:szCs w:val="18"/>
+              </w:rPr>
+              <w:t xml:space="preserve">− 単価を実勢へ</w:t>
+            </w:r>
+          </w:p>
+        </w:tc>
+        <w:tc>
+          <w:tcPr>
+            <w:tcW w:type="dxa" w:w="1500"/>
+            <w:shd w:fill="FBEAE0" w:color="auto" w:val="clear"/>
+            <w:tcMar>
+              <w:top w:type="dxa" w:w="60"/>
+              <w:left w:type="dxa" w:w="90"/>
+              <w:bottom w:type="dxa" w:w="60"/>
+              <w:right w:type="dxa" w:w="90"/>
+            </w:tcMar>
+            <w:vAlign w:val="center"/>
+          </w:tcPr>
+          <w:p>
+            <w:pPr>
+              <w:spacing w:after="0" w:line="260"/>
+              <w:jc w:val="right"/>
+            </w:pPr>
+            <w:r>
+              <w:rPr>
+                <w:rFonts w:ascii="MS Pゴシック" w:cs="MS Pゴシック" w:eastAsia="MS Pゴシック" w:hAnsi="MS Pゴシック"/>
+                <w:b/>
+                <w:bCs/>
+                <w:color w:val="1A1A1A"/>
+                <w:sz w:val="18"/>
+                <w:szCs w:val="18"/>
+              </w:rPr>
+              <w:t xml:space="preserve">＋690</w:t>
+            </w:r>
+          </w:p>
+        </w:tc>
+        <w:tc>
+          <w:tcPr>
+            <w:tcW w:type="dxa" w:w="1500"/>
+            <w:shd w:fill="FBEAE0" w:color="auto" w:val="clear"/>
+            <w:tcMar>
+              <w:top w:type="dxa" w:w="60"/>
+              <w:left w:type="dxa" w:w="90"/>
+              <w:bottom w:type="dxa" w:w="60"/>
+              <w:right w:type="dxa" w:w="90"/>
+            </w:tcMar>
+            <w:vAlign w:val="center"/>
+          </w:tcPr>
+          <w:p>
+            <w:pPr>
+              <w:spacing w:after="0" w:line="260"/>
+              <w:jc w:val="right"/>
+            </w:pPr>
+            <w:r>
+              <w:rPr>
+                <w:rFonts w:ascii="MS Pゴシック" w:cs="MS Pゴシック" w:eastAsia="MS Pゴシック" w:hAnsi="MS Pゴシック"/>
+                <w:b/>
+                <w:bCs/>
+                <w:color w:val="1A1A1A"/>
+                <w:sz w:val="18"/>
+                <w:szCs w:val="18"/>
+              </w:rPr>
+              <w:t xml:space="preserve">40,586</w:t>
+            </w:r>
+          </w:p>
+        </w:tc>
+        <w:tc>
+          <w:tcPr>
+            <w:tcW w:type="dxa" w:w="2400"/>
+            <w:shd w:fill="FBEAE0" w:color="auto" w:val="clear"/>
+            <w:tcMar>
+              <w:top w:type="dxa" w:w="60"/>
+              <w:left w:type="dxa" w:w="90"/>
+              <w:bottom w:type="dxa" w:w="60"/>
+              <w:right w:type="dxa" w:w="90"/>
+            </w:tcMar>
+            <w:vAlign w:val="center"/>
+          </w:tcPr>
+          <w:p>
+            <w:pPr>
+              <w:spacing w:after="0" w:line="260"/>
+              <w:jc w:val="right"/>
+            </w:pPr>
+            <w:r>
+              <w:rPr>
+                <w:rFonts w:ascii="MS Pゴシック" w:cs="MS Pゴシック" w:eastAsia="MS Pゴシック" w:hAnsi="MS Pゴシック"/>
+                <w:b/>
+                <w:bCs/>
+                <w:color w:val="1A1A1A"/>
+                <w:sz w:val="18"/>
+                <w:szCs w:val="18"/>
+              </w:rPr>
+              <w:t xml:space="preserve">＝令和7年度決算（損益）</w:t>
+            </w:r>
+          </w:p>
+        </w:tc>
+      </w:tr>
+      <w:tr>
+        <w:tc>
+          <w:tcPr>
+            <w:tcW w:type="dxa" w:w="4200"/>
+            <w:tcMar>
+              <w:top w:type="dxa" w:w="60"/>
+              <w:left w:type="dxa" w:w="90"/>
+              <w:bottom w:type="dxa" w:w="60"/>
+              <w:right w:type="dxa" w:w="90"/>
+            </w:tcMar>
+            <w:vAlign w:val="center"/>
+          </w:tcPr>
+          <w:p>
+            <w:pPr>
+              <w:spacing w:after="0" w:line="260"/>
+              <w:jc w:val="left"/>
+            </w:pPr>
+            <w:r>
+              <w:rPr>
+                <w:rFonts w:ascii="MS Pゴシック" w:cs="MS Pゴシック" w:eastAsia="MS Pゴシック" w:hAnsi="MS Pゴシック"/>
+                <w:b w:val="false"/>
+                <w:bCs w:val="false"/>
+                <w:color w:val="1A1A1A"/>
+                <w:sz w:val="18"/>
+                <w:szCs w:val="18"/>
+              </w:rPr>
+              <w:t xml:space="preserve">− 予算の保守的計上</w:t>
+            </w:r>
+          </w:p>
+        </w:tc>
+        <w:tc>
+          <w:tcPr>
+            <w:tcW w:type="dxa" w:w="1500"/>
+            <w:tcMar>
+              <w:top w:type="dxa" w:w="60"/>
+              <w:left w:type="dxa" w:w="90"/>
+              <w:bottom w:type="dxa" w:w="60"/>
+              <w:right w:type="dxa" w:w="90"/>
+            </w:tcMar>
+            <w:vAlign w:val="center"/>
+          </w:tcPr>
+          <w:p>
+            <w:pPr>
+              <w:spacing w:after="0" w:line="260"/>
+              <w:jc w:val="right"/>
+            </w:pPr>
+            <w:r>
+              <w:rPr>
+                <w:rFonts w:ascii="MS Pゴシック" w:cs="MS Pゴシック" w:eastAsia="MS Pゴシック" w:hAnsi="MS Pゴシック"/>
+                <w:b w:val="false"/>
+                <w:bCs w:val="false"/>
+                <w:color w:val="1A1A1A"/>
+                <w:sz w:val="18"/>
+                <w:szCs w:val="18"/>
+              </w:rPr>
+              <w:t xml:space="preserve">▲2,490</w:t>
+            </w:r>
+          </w:p>
+        </w:tc>
+        <w:tc>
+          <w:tcPr>
+            <w:tcW w:type="dxa" w:w="1500"/>
+            <w:tcMar>
+              <w:top w:type="dxa" w:w="60"/>
+              <w:left w:type="dxa" w:w="90"/>
+              <w:bottom w:type="dxa" w:w="60"/>
+              <w:right w:type="dxa" w:w="90"/>
+            </w:tcMar>
+            <w:vAlign w:val="center"/>
+          </w:tcPr>
+          <w:p>
+            <w:pPr>
+              <w:spacing w:after="0" w:line="260"/>
+              <w:jc w:val="right"/>
+            </w:pPr>
+            <w:r>
+              <w:rPr>
+                <w:rFonts w:ascii="MS Pゴシック" w:cs="MS Pゴシック" w:eastAsia="MS Pゴシック" w:hAnsi="MS Pゴシック"/>
+                <w:b w:val="false"/>
+                <w:bCs w:val="false"/>
+                <w:color w:val="1A1A1A"/>
+                <w:sz w:val="18"/>
+                <w:szCs w:val="18"/>
+              </w:rPr>
+              <w:t xml:space="preserve">38,096</w:t>
+            </w:r>
+          </w:p>
+        </w:tc>
+        <w:tc>
+          <w:tcPr>
+            <w:tcW w:type="dxa" w:w="2400"/>
+            <w:tcMar>
+              <w:top w:type="dxa" w:w="60"/>
+              <w:left w:type="dxa" w:w="90"/>
+              <w:bottom w:type="dxa" w:w="60"/>
+              <w:right w:type="dxa" w:w="90"/>
+            </w:tcMar>
+            <w:vAlign w:val="center"/>
+          </w:tcPr>
+          <w:p>
+            <w:pPr>
+              <w:spacing w:after="0" w:line="260"/>
+              <w:jc w:val="right"/>
+            </w:pPr>
+            <w:r>
+              <w:rPr>
+                <w:rFonts w:ascii="MS Pゴシック" w:cs="MS Pゴシック" w:eastAsia="MS Pゴシック" w:hAnsi="MS Pゴシック"/>
+                <w:b w:val="false"/>
+                <w:bCs w:val="false"/>
+                <w:color w:val="1A1A1A"/>
+                <w:sz w:val="18"/>
+                <w:szCs w:val="18"/>
+              </w:rPr>
+              <w:t xml:space="preserve">＝令和8年度予算の税抜換算</w:t>
             </w:r>
           </w:p>
         </w:tc>
@@ -15731,7 +15755,7 @@
           <w:sz w:val="17"/>
           <w:szCs w:val="17"/>
         </w:rPr>
-        <w:t xml:space="preserve">令和7年度の年間全件調定額44,579千円と決算の税込換算44,645千円は0.15%で一致する。中心案の増収率は調定額（税込）ベースで算定しているため、税込の基礎に当てはめるのが正しい。平年度増収額は約4,427千円（税込）・約4,024千円（税抜）とし、予算ベースの4,161千円は保守的な下限として併記するのが妥当である。</w:t>
+        <w:t xml:space="preserve">経営戦略のケース①は「5年毎に10%ずつ使用料を上昇」させる想定であり、その初回が令和8年度にあたる。有収水量は経営戦略の272,275㎥に対し令和7年度実績252,955㎥（7.6%過大）である。令和8年度当初予算の下水道使用料41,906千円（税込）は公共34,356千円＋漁集7,550千円の合算で、税抜換算38,096千円。記載値52,273千円との差は合計14,177千円となる。中間点が「経営戦略の現況継続42,944→令和7年度決算40,586→令和8年度予算38,096」と並び、すべて税抜で通っている。予算が決算を6.1%下回るのは、令和8年度当初予算が令和7年度決算（案）が固まるより前に編成されるためである。</w:t>
       </w:r>
     </w:p>
     <w:p>
@@ -15747,7 +15771,7 @@
           <w:sz w:val="20"/>
           <w:szCs w:val="20"/>
         </w:rPr>
-        <w:t xml:space="preserve">■ 経営戦略の使用料収入は税込ベースである</w:t>
+        <w:t xml:space="preserve">■ 改定の効果（税抜・損益ベース）</w:t>
       </w:r>
     </w:p>
     <w:p>
@@ -15762,12 +15786,13 @@
           <w:sz w:val="21"/>
           <w:szCs w:val="21"/>
         </w:rPr>
-        <w:t xml:space="preserve">経営戦略の使用料収入は「有収水量×実績使用料単価」で算出され、単価は公共173.9円/㎥・漁集171.1円/㎥（令和1〜4年度の実績平均）が採用されている。地方公営企業法の適用は令和6年度からであり、令和1〜5年度は法非適用（官庁会計）で使用料を税込計上していた。実績単価と突き合わせると、経営戦略の採用単価は実績の税込単価（公共176.7〜176.9円・漁集175.1〜175.6円）とは1.6〜2.5%しか違わないのに対し、実績の税抜単価（159.2〜160.8円）とは7.2〜8.3%乖離する。予算との比較では影響しないが、決算・損益計算書や経費回収率と並べる場合は1.1で除する必要がある。</w:t>
+        <w:t xml:space="preserve">中心案の調定額ベース平均増収率+9.93%は比率であるため、税抜の基礎にそのまま適用できる。令和7年度の年間全件調定額（税抜40,526千円）を基礎とすると改定後は44,550千円、増収額は約4,024千円（税抜）・約4,427千円（税込）となる。令和7年度決算（税抜40,586千円）を基礎としてもほぼ同じで、両者は0.15%で一致する。令和8年度予算を基礎にすると実績を6.1%下回るため増収額も約240千円小さく出るので、保守的な下限として併記するのが妥当である。</w:t>
       </w:r>
     </w:p>
     <w:p>
       <w:pPr>
-        <w:spacing w:after="40" w:before="160" w:line="300"/>
+        <w:keepNext/>
+        <w:spacing w:after="70" w:before="200"/>
       </w:pPr>
       <w:r>
         <w:rPr>
@@ -15775,25 +15800,412 @@
           <w:b/>
           <w:bCs/>
           <w:color w:val="1A1A1A"/>
-          <w:sz w:val="20"/>
-          <w:szCs w:val="20"/>
+          <w:sz w:val="19"/>
+          <w:szCs w:val="19"/>
         </w:rPr>
-        <w:t xml:space="preserve">■ 改定しても経営戦略の52,273千円には届かない</w:t>
+        <w:t xml:space="preserve">表14　経営指標への反映（令和7年度決算を基礎とした静態試算・税抜）</w:t>
       </w:r>
     </w:p>
+    <w:tbl>
+      <w:tblPr>
+        <w:tblW w:type="dxa" w:w="9600"/>
+        <w:tblBorders>
+          <w:top w:val="single" w:color="A9BEBE" w:sz="6"/>
+          <w:left w:val="single" w:color="A9BEBE" w:sz="6"/>
+          <w:bottom w:val="single" w:color="A9BEBE" w:sz="6"/>
+          <w:right w:val="single" w:color="A9BEBE" w:sz="6"/>
+          <w:insideH w:val="single" w:color="D3DEDE" w:sz="4"/>
+          <w:insideV w:val="single" w:color="D3DEDE" w:sz="4"/>
+        </w:tblBorders>
+      </w:tblPr>
+      <w:tblGrid>
+        <w:gridCol w:w="3200"/>
+        <w:gridCol w:w="2100"/>
+        <w:gridCol w:w="2100"/>
+        <w:gridCol w:w="2200"/>
+      </w:tblGrid>
+      <w:tr>
+        <w:trPr>
+          <w:tblHeader/>
+        </w:trPr>
+        <w:tc>
+          <w:tcPr>
+            <w:tcW w:type="dxa" w:w="3200"/>
+            <w:shd w:fill="DCEBED" w:color="auto" w:val="clear"/>
+            <w:tcMar>
+              <w:top w:type="dxa" w:w="60"/>
+              <w:left w:type="dxa" w:w="90"/>
+              <w:bottom w:type="dxa" w:w="60"/>
+              <w:right w:type="dxa" w:w="90"/>
+            </w:tcMar>
+            <w:vAlign w:val="center"/>
+          </w:tcPr>
+          <w:p>
+            <w:pPr>
+              <w:spacing w:after="0" w:line="260"/>
+              <w:jc w:val="left"/>
+            </w:pPr>
+            <w:r>
+              <w:rPr>
+                <w:rFonts w:ascii="MS Pゴシック" w:cs="MS Pゴシック" w:eastAsia="MS Pゴシック" w:hAnsi="MS Pゴシック"/>
+                <w:b/>
+                <w:bCs/>
+                <w:color w:val="1A1A1A"/>
+                <w:sz w:val="18"/>
+                <w:szCs w:val="18"/>
+              </w:rPr>
+              <w:t xml:space="preserve">指標</w:t>
+            </w:r>
+          </w:p>
+        </w:tc>
+        <w:tc>
+          <w:tcPr>
+            <w:tcW w:type="dxa" w:w="2100"/>
+            <w:shd w:fill="DCEBED" w:color="auto" w:val="clear"/>
+            <w:tcMar>
+              <w:top w:type="dxa" w:w="60"/>
+              <w:left w:type="dxa" w:w="90"/>
+              <w:bottom w:type="dxa" w:w="60"/>
+              <w:right w:type="dxa" w:w="90"/>
+            </w:tcMar>
+            <w:vAlign w:val="center"/>
+          </w:tcPr>
+          <w:p>
+            <w:pPr>
+              <w:spacing w:after="0" w:line="260"/>
+              <w:jc w:val="center"/>
+            </w:pPr>
+            <w:r>
+              <w:rPr>
+                <w:rFonts w:ascii="MS Pゴシック" w:cs="MS Pゴシック" w:eastAsia="MS Pゴシック" w:hAnsi="MS Pゴシック"/>
+                <w:b/>
+                <w:bCs/>
+                <w:color w:val="1A1A1A"/>
+                <w:sz w:val="18"/>
+                <w:szCs w:val="18"/>
+              </w:rPr>
+              <w:t xml:space="preserve">R7実績</w:t>
+            </w:r>
+          </w:p>
+        </w:tc>
+        <w:tc>
+          <w:tcPr>
+            <w:tcW w:type="dxa" w:w="2100"/>
+            <w:shd w:fill="DCEBED" w:color="auto" w:val="clear"/>
+            <w:tcMar>
+              <w:top w:type="dxa" w:w="60"/>
+              <w:left w:type="dxa" w:w="90"/>
+              <w:bottom w:type="dxa" w:w="60"/>
+              <w:right w:type="dxa" w:w="90"/>
+            </w:tcMar>
+            <w:vAlign w:val="center"/>
+          </w:tcPr>
+          <w:p>
+            <w:pPr>
+              <w:spacing w:after="0" w:line="260"/>
+              <w:jc w:val="center"/>
+            </w:pPr>
+            <w:r>
+              <w:rPr>
+                <w:rFonts w:ascii="MS Pゴシック" w:cs="MS Pゴシック" w:eastAsia="MS Pゴシック" w:hAnsi="MS Pゴシック"/>
+                <w:b/>
+                <w:bCs/>
+                <w:color w:val="1A1A1A"/>
+                <w:sz w:val="18"/>
+                <w:szCs w:val="18"/>
+              </w:rPr>
+              <w:t xml:space="preserve">改定後</w:t>
+            </w:r>
+          </w:p>
+        </w:tc>
+        <w:tc>
+          <w:tcPr>
+            <w:tcW w:type="dxa" w:w="2200"/>
+            <w:shd w:fill="DCEBED" w:color="auto" w:val="clear"/>
+            <w:tcMar>
+              <w:top w:type="dxa" w:w="60"/>
+              <w:left w:type="dxa" w:w="90"/>
+              <w:bottom w:type="dxa" w:w="60"/>
+              <w:right w:type="dxa" w:w="90"/>
+            </w:tcMar>
+            <w:vAlign w:val="center"/>
+          </w:tcPr>
+          <w:p>
+            <w:pPr>
+              <w:spacing w:after="0" w:line="260"/>
+              <w:jc w:val="center"/>
+            </w:pPr>
+            <w:r>
+              <w:rPr>
+                <w:rFonts w:ascii="MS Pゴシック" w:cs="MS Pゴシック" w:eastAsia="MS Pゴシック" w:hAnsi="MS Pゴシック"/>
+                <w:b/>
+                <w:bCs/>
+                <w:color w:val="1A1A1A"/>
+                <w:sz w:val="18"/>
+                <w:szCs w:val="18"/>
+              </w:rPr>
+              <w:t xml:space="preserve">増減</w:t>
+            </w:r>
+          </w:p>
+        </w:tc>
+      </w:tr>
+      <w:tr>
+        <w:tc>
+          <w:tcPr>
+            <w:tcW w:type="dxa" w:w="3200"/>
+            <w:shd w:fill="FBEAE0" w:color="auto" w:val="clear"/>
+            <w:tcMar>
+              <w:top w:type="dxa" w:w="60"/>
+              <w:left w:type="dxa" w:w="90"/>
+              <w:bottom w:type="dxa" w:w="60"/>
+              <w:right w:type="dxa" w:w="90"/>
+            </w:tcMar>
+            <w:vAlign w:val="center"/>
+          </w:tcPr>
+          <w:p>
+            <w:pPr>
+              <w:spacing w:after="0" w:line="260"/>
+              <w:jc w:val="left"/>
+            </w:pPr>
+            <w:r>
+              <w:rPr>
+                <w:rFonts w:ascii="MS Pゴシック" w:cs="MS Pゴシック" w:eastAsia="MS Pゴシック" w:hAnsi="MS Pゴシック"/>
+                <w:b/>
+                <w:bCs/>
+                <w:color w:val="1A1A1A"/>
+                <w:sz w:val="18"/>
+                <w:szCs w:val="18"/>
+              </w:rPr>
+              <w:t xml:space="preserve">経費回収率</w:t>
+            </w:r>
+          </w:p>
+        </w:tc>
+        <w:tc>
+          <w:tcPr>
+            <w:tcW w:type="dxa" w:w="2100"/>
+            <w:shd w:fill="FBEAE0" w:color="auto" w:val="clear"/>
+            <w:tcMar>
+              <w:top w:type="dxa" w:w="60"/>
+              <w:left w:type="dxa" w:w="90"/>
+              <w:bottom w:type="dxa" w:w="60"/>
+              <w:right w:type="dxa" w:w="90"/>
+            </w:tcMar>
+            <w:vAlign w:val="center"/>
+          </w:tcPr>
+          <w:p>
+            <w:pPr>
+              <w:spacing w:after="0" w:line="260"/>
+              <w:jc w:val="right"/>
+            </w:pPr>
+            <w:r>
+              <w:rPr>
+                <w:rFonts w:ascii="MS Pゴシック" w:cs="MS Pゴシック" w:eastAsia="MS Pゴシック" w:hAnsi="MS Pゴシック"/>
+                <w:b/>
+                <w:bCs/>
+                <w:color w:val="1A1A1A"/>
+                <w:sz w:val="18"/>
+                <w:szCs w:val="18"/>
+              </w:rPr>
+              <w:t xml:space="preserve">49.5%</w:t>
+            </w:r>
+          </w:p>
+        </w:tc>
+        <w:tc>
+          <w:tcPr>
+            <w:tcW w:type="dxa" w:w="2100"/>
+            <w:shd w:fill="FBEAE0" w:color="auto" w:val="clear"/>
+            <w:tcMar>
+              <w:top w:type="dxa" w:w="60"/>
+              <w:left w:type="dxa" w:w="90"/>
+              <w:bottom w:type="dxa" w:w="60"/>
+              <w:right w:type="dxa" w:w="90"/>
+            </w:tcMar>
+            <w:vAlign w:val="center"/>
+          </w:tcPr>
+          <w:p>
+            <w:pPr>
+              <w:spacing w:after="0" w:line="260"/>
+              <w:jc w:val="right"/>
+            </w:pPr>
+            <w:r>
+              <w:rPr>
+                <w:rFonts w:ascii="MS Pゴシック" w:cs="MS Pゴシック" w:eastAsia="MS Pゴシック" w:hAnsi="MS Pゴシック"/>
+                <w:b/>
+                <w:bCs/>
+                <w:color w:val="1A1A1A"/>
+                <w:sz w:val="18"/>
+                <w:szCs w:val="18"/>
+              </w:rPr>
+              <w:t xml:space="preserve">54.4%</w:t>
+            </w:r>
+          </w:p>
+        </w:tc>
+        <w:tc>
+          <w:tcPr>
+            <w:tcW w:type="dxa" w:w="2200"/>
+            <w:shd w:fill="FBEAE0" w:color="auto" w:val="clear"/>
+            <w:tcMar>
+              <w:top w:type="dxa" w:w="60"/>
+              <w:left w:type="dxa" w:w="90"/>
+              <w:bottom w:type="dxa" w:w="60"/>
+              <w:right w:type="dxa" w:w="90"/>
+            </w:tcMar>
+            <w:vAlign w:val="center"/>
+          </w:tcPr>
+          <w:p>
+            <w:pPr>
+              <w:spacing w:after="0" w:line="260"/>
+              <w:jc w:val="right"/>
+            </w:pPr>
+            <w:r>
+              <w:rPr>
+                <w:rFonts w:ascii="MS Pゴシック" w:cs="MS Pゴシック" w:eastAsia="MS Pゴシック" w:hAnsi="MS Pゴシック"/>
+                <w:b/>
+                <w:bCs/>
+                <w:color w:val="1A1A1A"/>
+                <w:sz w:val="18"/>
+                <w:szCs w:val="18"/>
+              </w:rPr>
+              <w:t xml:space="preserve">+4.9ポイント</w:t>
+            </w:r>
+          </w:p>
+        </w:tc>
+      </w:tr>
+      <w:tr>
+        <w:tc>
+          <w:tcPr>
+            <w:tcW w:type="dxa" w:w="3200"/>
+            <w:shd w:fill="F4F7F7" w:color="auto" w:val="clear"/>
+            <w:tcMar>
+              <w:top w:type="dxa" w:w="60"/>
+              <w:left w:type="dxa" w:w="90"/>
+              <w:bottom w:type="dxa" w:w="60"/>
+              <w:right w:type="dxa" w:w="90"/>
+            </w:tcMar>
+            <w:vAlign w:val="center"/>
+          </w:tcPr>
+          <w:p>
+            <w:pPr>
+              <w:spacing w:after="0" w:line="260"/>
+              <w:jc w:val="left"/>
+            </w:pPr>
+            <w:r>
+              <w:rPr>
+                <w:rFonts w:ascii="MS Pゴシック" w:cs="MS Pゴシック" w:eastAsia="MS Pゴシック" w:hAnsi="MS Pゴシック"/>
+                <w:b w:val="false"/>
+                <w:bCs w:val="false"/>
+                <w:color w:val="1A1A1A"/>
+                <w:sz w:val="18"/>
+                <w:szCs w:val="18"/>
+              </w:rPr>
+              <w:t xml:space="preserve">経常収支比率</w:t>
+            </w:r>
+          </w:p>
+        </w:tc>
+        <w:tc>
+          <w:tcPr>
+            <w:tcW w:type="dxa" w:w="2100"/>
+            <w:shd w:fill="F4F7F7" w:color="auto" w:val="clear"/>
+            <w:tcMar>
+              <w:top w:type="dxa" w:w="60"/>
+              <w:left w:type="dxa" w:w="90"/>
+              <w:bottom w:type="dxa" w:w="60"/>
+              <w:right w:type="dxa" w:w="90"/>
+            </w:tcMar>
+            <w:vAlign w:val="center"/>
+          </w:tcPr>
+          <w:p>
+            <w:pPr>
+              <w:spacing w:after="0" w:line="260"/>
+              <w:jc w:val="right"/>
+            </w:pPr>
+            <w:r>
+              <w:rPr>
+                <w:rFonts w:ascii="MS Pゴシック" w:cs="MS Pゴシック" w:eastAsia="MS Pゴシック" w:hAnsi="MS Pゴシック"/>
+                <w:b w:val="false"/>
+                <w:bCs w:val="false"/>
+                <w:color w:val="1A1A1A"/>
+                <w:sz w:val="18"/>
+                <w:szCs w:val="18"/>
+              </w:rPr>
+              <w:t xml:space="preserve">87.5%</w:t>
+            </w:r>
+          </w:p>
+        </w:tc>
+        <w:tc>
+          <w:tcPr>
+            <w:tcW w:type="dxa" w:w="2100"/>
+            <w:shd w:fill="F4F7F7" w:color="auto" w:val="clear"/>
+            <w:tcMar>
+              <w:top w:type="dxa" w:w="60"/>
+              <w:left w:type="dxa" w:w="90"/>
+              <w:bottom w:type="dxa" w:w="60"/>
+              <w:right w:type="dxa" w:w="90"/>
+            </w:tcMar>
+            <w:vAlign w:val="center"/>
+          </w:tcPr>
+          <w:p>
+            <w:pPr>
+              <w:spacing w:after="0" w:line="260"/>
+              <w:jc w:val="right"/>
+            </w:pPr>
+            <w:r>
+              <w:rPr>
+                <w:rFonts w:ascii="MS Pゴシック" w:cs="MS Pゴシック" w:eastAsia="MS Pゴシック" w:hAnsi="MS Pゴシック"/>
+                <w:b w:val="false"/>
+                <w:bCs w:val="false"/>
+                <w:color w:val="1A1A1A"/>
+                <w:sz w:val="18"/>
+                <w:szCs w:val="18"/>
+              </w:rPr>
+              <w:t xml:space="preserve">89.0%</w:t>
+            </w:r>
+          </w:p>
+        </w:tc>
+        <w:tc>
+          <w:tcPr>
+            <w:tcW w:type="dxa" w:w="2200"/>
+            <w:shd w:fill="F4F7F7" w:color="auto" w:val="clear"/>
+            <w:tcMar>
+              <w:top w:type="dxa" w:w="60"/>
+              <w:left w:type="dxa" w:w="90"/>
+              <w:bottom w:type="dxa" w:w="60"/>
+              <w:right w:type="dxa" w:w="90"/>
+            </w:tcMar>
+            <w:vAlign w:val="center"/>
+          </w:tcPr>
+          <w:p>
+            <w:pPr>
+              <w:spacing w:after="0" w:line="260"/>
+              <w:jc w:val="right"/>
+            </w:pPr>
+            <w:r>
+              <w:rPr>
+                <w:rFonts w:ascii="MS Pゴシック" w:cs="MS Pゴシック" w:eastAsia="MS Pゴシック" w:hAnsi="MS Pゴシック"/>
+                <w:b w:val="false"/>
+                <w:bCs w:val="false"/>
+                <w:color w:val="1A1A1A"/>
+                <w:sz w:val="18"/>
+                <w:szCs w:val="18"/>
+              </w:rPr>
+              <w:t xml:space="preserve">+1.5ポイント</w:t>
+            </w:r>
+          </w:p>
+        </w:tc>
+      </w:tr>
+    </w:tbl>
     <w:p>
       <w:pPr>
-        <w:spacing w:after="120" w:before="0" w:line="300"/>
-        <w:ind w:left="240"/>
+        <w:spacing w:after="200" w:before="40"/>
       </w:pPr>
       <w:r>
         <w:rPr>
           <w:rFonts w:ascii="MS Pゴシック" w:cs="MS Pゴシック" w:eastAsia="MS Pゴシック" w:hAnsi="MS Pゴシック"/>
-          <w:color w:val="1A1A1A"/>
-          <w:sz w:val="21"/>
-          <w:szCs w:val="21"/>
+          <w:color w:val="5F6F74"/>
+          <w:sz w:val="17"/>
+          <w:szCs w:val="17"/>
         </w:rPr>
-        <w:t xml:space="preserve">中心案を令和7年度の年間全件調定額に適用すると49,005千円（税込）となり、経営戦略の採用ケース52,273千円とは3,268千円の差が残る。経営戦略の見込みには、改定分だけでなく実現していない有収水量の増加が織り込まれているためである。改定を行っても経営戦略の水準には届かないことを、あらかじめ整理しておく必要がある。なお改定水準としては、経営戦略のケース①が想定する「5年毎に10%ずつ」の初回改定に中心案がちょうど相当する。</w:t>
+        <w:t xml:space="preserve">経費回収率＝使用料（税抜）÷汚水処理費。汚水処理費は令和7年度の49.5%から逆算した約81,993千円で据え置いた静態試算である。経常収支比率＝経常収益237,340千円÷経常費用271,139千円に増収分を加算。いずれも税抜で統一している。仮に使用料を税込のまま算定すると経費回収率は54.5%となり5.0ポイント過大となる。なお経営戦略の経費回収率目標（公共40%・漁集26%）は資本費を含む分母であり、分子も税込ベースで積算されているため、この値と直接比較してはならない。</w:t>
       </w:r>
     </w:p>
     <w:p>
@@ -16000,7 +16412,7 @@
           <w:sz w:val="21"/>
           <w:szCs w:val="21"/>
         </w:rPr>
-        <w:t xml:space="preserve">41,906千円は令和8年度当初予算書（予算実施計画・予算明細書）で確定した。公共34,356千円＋漁集7,550千円の合算であり、基準は税込である。税抜換算は38,096千円。</w:t>
+        <w:t xml:space="preserve">令和8年度当初予算の下水道使用料41,906千円は3条予算であり税込である。損益ベースの数値と並べる場合は必ず税抜換算38,096千円を用いる。経営戦略の使用料収入も税込単価で積算されているため、税抜相当（現況継続R8 42,944千円・採用ケースR8 47,521千円）に読み替える必要がある。</w:t>
       </w:r>
     </w:p>
     <w:p>
@@ -16031,7 +16443,7 @@
           <w:sz w:val="21"/>
           <w:szCs w:val="21"/>
         </w:rPr>
-        <w:t xml:space="preserve">経営戦略の経費回収率目標（公共40%・漁集26%）は資本費を含む分母であり、決算書が公表する経費回収率（令和7年度49.5%）とは連続しない。使用料収入も税込・税抜のいずれで置くかで数ポイント動く。目標管理の基準を揃える必要がある。現況継続の令和8年度は税抜42,944千円、採用ケースは税抜47,521千円と読み替えるのが正しい。</w:t>
+        <w:t xml:space="preserve">経営戦略の経費回収率目標（公共40%・漁集26%）は資本費を含む分母であり、決算書が公表する経費回収率（令和7年度49.5%）とは連続しない。さらに分子の使用料収入も税込ベースで積算されている。目標水準を管理指標として使うには、分母の定義と分子の税区分の両方を揃え直す必要がある。</w:t>
       </w:r>
     </w:p>
     <w:p>
@@ -16099,6 +16511,29 @@
           <w:szCs w:val="19"/>
         </w:rPr>
         <w:t xml:space="preserve">金額別度数分布、水量区分別構成</w:t>
+      </w:r>
+    </w:p>
+    <w:p>
+      <w:pPr>
+        <w:spacing w:after="60" w:before="0" w:line="300"/>
+      </w:pPr>
+      <w:r>
+        <w:rPr>
+          <w:rFonts w:ascii="MS Pゴシック" w:cs="MS Pゴシック" w:eastAsia="MS Pゴシック" w:hAnsi="MS Pゴシック"/>
+          <w:color w:val="1A1A1A"/>
+          <w:sz w:val="19"/>
+          <w:szCs w:val="19"/>
+        </w:rPr>
+        <w:t xml:space="preserve">・令和6年度 地方公営企業決算状況調査表作成要領　</w:t>
+      </w:r>
+      <w:r>
+        <w:rPr>
+          <w:rFonts w:ascii="MS Pゴシック" w:cs="MS Pゴシック" w:eastAsia="MS Pゴシック" w:hAnsi="MS Pゴシック"/>
+          <w:color w:val="5F6F74"/>
+          <w:sz w:val="19"/>
+          <w:szCs w:val="19"/>
+        </w:rPr>
+        <w:t xml:space="preserve">各調査表の税区分、32表26．（再掲）下水道使用料の定義</w:t>
       </w:r>
     </w:p>
     <w:p>

--- a/docs/kamikami-sewer-tariff/03_説明資料/下水道使用料改定説明資料.docx
+++ b/docs/kamikami-sewer-tariff/03_説明資料/下水道使用料改定説明資料.docx
@@ -119,7 +119,7 @@
                 <w:sz w:val="20"/>
                 <w:szCs w:val="20"/>
               </w:rPr>
-              <w:t xml:space="preserve">① 現行の6〜10㎥は税抜37円（税込40.7円）で、11〜50㎥の税抜174円（税込191.4円）の4.7分の1。公共下水道では従量課金対象水量の37.9%にこの単価が適用される一方、対応する従量収入は5.3%にとどまる。</w:t>
+              <w:t xml:space="preserve">① 現行の6〜10㎥は税抜37円（税込40.7円）で、11〜50㎥の税抜174円（税込191.4円）の4.7分の1。2事業合計では従量課金対象水量の34.9%にこの単価が適用される一方、従量収入に占める割合は10.0%にとどまる（いずれも従量部分を分母とする）。</w:t>
             </w:r>
           </w:p>
           <w:p>
@@ -199,7 +199,7 @@
           <w:sz w:val="21"/>
           <w:szCs w:val="21"/>
         </w:rPr>
-        <w:t xml:space="preserve">令和7年度の調定データ9,070件と令和6年度決算統計を分析した結果、現行の使用料体系では6〜10㎥区分の単価が他区分と比べて著しく低く、負担の配分に偏りがあることが判明した。本資料は、その内容と見直し案を整理したものである。</w:t>
+        <w:t xml:space="preserve">令和7年度の調定データ9,220件（12か月・全件）と令和6年度決算統計を分析した結果、現行の使用料体系では6〜10㎥区分の単価が他区分と比べて著しく低く、負担の配分に偏りがあることが判明した。本資料は、その内容と見直し案を整理したものである。</w:t>
       </w:r>
     </w:p>
     <w:p>
@@ -1049,7 +1049,7 @@
           <w:sz w:val="19"/>
           <w:szCs w:val="19"/>
         </w:rPr>
-        <w:t xml:space="preserve">図2　区分別の収入シェアと従量課金対象水量シェア（公共下水道・令和7年度）</w:t>
+        <w:t xml:space="preserve">図2　従量部分における区分別の収入シェアと水量シェア（2事業合計・令和7年度）</w:t>
       </w:r>
     </w:p>
     <w:p>
@@ -1066,7 +1066,7 @@
           <w:sz w:val="19"/>
           <w:szCs w:val="19"/>
         </w:rPr>
-        <w:t xml:space="preserve">表2　公共下水道の区分別収入</w:t>
+        <w:t xml:space="preserve">表2　区分別の収入と従量課金対象水量（2事業合計・令和7年度12か月全件）</w:t>
       </w:r>
     </w:p>
     <w:tbl>
@@ -1082,11 +1082,12 @@
         </w:tblBorders>
       </w:tblPr>
       <w:tblGrid>
-        <w:gridCol w:w="2700"/>
-        <w:gridCol w:w="1750"/>
-        <w:gridCol w:w="1550"/>
         <w:gridCol w:w="1950"/>
+        <w:gridCol w:w="1600"/>
         <w:gridCol w:w="1650"/>
+        <w:gridCol w:w="1650"/>
+        <w:gridCol w:w="1700"/>
+        <w:gridCol w:w="1050"/>
       </w:tblGrid>
       <w:tr>
         <w:trPr>
@@ -1094,96 +1095,6 @@
         </w:trPr>
         <w:tc>
           <w:tcPr>
-            <w:tcW w:type="dxa" w:w="2700"/>
-            <w:shd w:fill="DCEBED" w:color="auto" w:val="clear"/>
-            <w:tcMar>
-              <w:top w:type="dxa" w:w="60"/>
-              <w:left w:type="dxa" w:w="90"/>
-              <w:bottom w:type="dxa" w:w="60"/>
-              <w:right w:type="dxa" w:w="90"/>
-            </w:tcMar>
-            <w:vAlign w:val="center"/>
-          </w:tcPr>
-          <w:p>
-            <w:pPr>
-              <w:spacing w:after="0" w:line="260"/>
-              <w:jc w:val="left"/>
-            </w:pPr>
-            <w:r>
-              <w:rPr>
-                <w:rFonts w:ascii="MS Pゴシック" w:cs="MS Pゴシック" w:eastAsia="MS Pゴシック" w:hAnsi="MS Pゴシック"/>
-                <w:b/>
-                <w:bCs/>
-                <w:color w:val="1A1A1A"/>
-                <w:sz w:val="18"/>
-                <w:szCs w:val="18"/>
-              </w:rPr>
-              <w:t xml:space="preserve">区分</w:t>
-            </w:r>
-          </w:p>
-        </w:tc>
-        <w:tc>
-          <w:tcPr>
-            <w:tcW w:type="dxa" w:w="1750"/>
-            <w:shd w:fill="DCEBED" w:color="auto" w:val="clear"/>
-            <w:tcMar>
-              <w:top w:type="dxa" w:w="60"/>
-              <w:left w:type="dxa" w:w="90"/>
-              <w:bottom w:type="dxa" w:w="60"/>
-              <w:right w:type="dxa" w:w="90"/>
-            </w:tcMar>
-            <w:vAlign w:val="center"/>
-          </w:tcPr>
-          <w:p>
-            <w:pPr>
-              <w:spacing w:after="0" w:line="260"/>
-              <w:jc w:val="center"/>
-            </w:pPr>
-            <w:r>
-              <w:rPr>
-                <w:rFonts w:ascii="MS Pゴシック" w:cs="MS Pゴシック" w:eastAsia="MS Pゴシック" w:hAnsi="MS Pゴシック"/>
-                <w:b/>
-                <w:bCs/>
-                <w:color w:val="1A1A1A"/>
-                <w:sz w:val="18"/>
-                <w:szCs w:val="18"/>
-              </w:rPr>
-              <w:t xml:space="preserve">収入（円）</w:t>
-            </w:r>
-          </w:p>
-        </w:tc>
-        <w:tc>
-          <w:tcPr>
-            <w:tcW w:type="dxa" w:w="1550"/>
-            <w:shd w:fill="DCEBED" w:color="auto" w:val="clear"/>
-            <w:tcMar>
-              <w:top w:type="dxa" w:w="60"/>
-              <w:left w:type="dxa" w:w="90"/>
-              <w:bottom w:type="dxa" w:w="60"/>
-              <w:right w:type="dxa" w:w="90"/>
-            </w:tcMar>
-            <w:vAlign w:val="center"/>
-          </w:tcPr>
-          <w:p>
-            <w:pPr>
-              <w:spacing w:after="0" w:line="260"/>
-              <w:jc w:val="center"/>
-            </w:pPr>
-            <w:r>
-              <w:rPr>
-                <w:rFonts w:ascii="MS Pゴシック" w:cs="MS Pゴシック" w:eastAsia="MS Pゴシック" w:hAnsi="MS Pゴシック"/>
-                <w:b/>
-                <w:bCs/>
-                <w:color w:val="1A1A1A"/>
-                <w:sz w:val="18"/>
-                <w:szCs w:val="18"/>
-              </w:rPr>
-              <w:t xml:space="preserve">収入シェア</w:t>
-            </w:r>
-          </w:p>
-        </w:tc>
-        <w:tc>
-          <w:tcPr>
             <w:tcW w:type="dxa" w:w="1950"/>
             <w:shd w:fill="DCEBED" w:color="auto" w:val="clear"/>
             <w:tcMar>
@@ -1197,6 +1108,36 @@
           <w:p>
             <w:pPr>
               <w:spacing w:after="0" w:line="260"/>
+              <w:jc w:val="left"/>
+            </w:pPr>
+            <w:r>
+              <w:rPr>
+                <w:rFonts w:ascii="MS Pゴシック" w:cs="MS Pゴシック" w:eastAsia="MS Pゴシック" w:hAnsi="MS Pゴシック"/>
+                <w:b/>
+                <w:bCs/>
+                <w:color w:val="1A1A1A"/>
+                <w:sz w:val="18"/>
+                <w:szCs w:val="18"/>
+              </w:rPr>
+              <w:t xml:space="preserve">区分</w:t>
+            </w:r>
+          </w:p>
+        </w:tc>
+        <w:tc>
+          <w:tcPr>
+            <w:tcW w:type="dxa" w:w="1600"/>
+            <w:shd w:fill="DCEBED" w:color="auto" w:val="clear"/>
+            <w:tcMar>
+              <w:top w:type="dxa" w:w="60"/>
+              <w:left w:type="dxa" w:w="90"/>
+              <w:bottom w:type="dxa" w:w="60"/>
+              <w:right w:type="dxa" w:w="90"/>
+            </w:tcMar>
+            <w:vAlign w:val="center"/>
+          </w:tcPr>
+          <w:p>
+            <w:pPr>
+              <w:spacing w:after="0" w:line="260"/>
               <w:jc w:val="center"/>
             </w:pPr>
             <w:r>
@@ -1208,7 +1149,7 @@
                 <w:sz w:val="18"/>
                 <w:szCs w:val="18"/>
               </w:rPr>
-              <w:t xml:space="preserve">従量課金対象水量（㎥）</w:t>
+              <w:t xml:space="preserve">収入（円）</w:t>
             </w:r>
           </w:p>
         </w:tc>
@@ -1238,7 +1179,97 @@
                 <w:sz w:val="18"/>
                 <w:szCs w:val="18"/>
               </w:rPr>
-              <w:t xml:space="preserve">水量シェア</w:t>
+              <w:t xml:space="preserve">調定額に対する比</w:t>
+            </w:r>
+          </w:p>
+        </w:tc>
+        <w:tc>
+          <w:tcPr>
+            <w:tcW w:type="dxa" w:w="1650"/>
+            <w:shd w:fill="DCEBED" w:color="auto" w:val="clear"/>
+            <w:tcMar>
+              <w:top w:type="dxa" w:w="60"/>
+              <w:left w:type="dxa" w:w="90"/>
+              <w:bottom w:type="dxa" w:w="60"/>
+              <w:right w:type="dxa" w:w="90"/>
+            </w:tcMar>
+            <w:vAlign w:val="center"/>
+          </w:tcPr>
+          <w:p>
+            <w:pPr>
+              <w:spacing w:after="0" w:line="260"/>
+              <w:jc w:val="center"/>
+            </w:pPr>
+            <w:r>
+              <w:rPr>
+                <w:rFonts w:ascii="MS Pゴシック" w:cs="MS Pゴシック" w:eastAsia="MS Pゴシック" w:hAnsi="MS Pゴシック"/>
+                <w:b/>
+                <w:bCs/>
+                <w:color w:val="1A1A1A"/>
+                <w:sz w:val="18"/>
+                <w:szCs w:val="18"/>
+              </w:rPr>
+              <w:t xml:space="preserve">従量収入に対する比</w:t>
+            </w:r>
+          </w:p>
+        </w:tc>
+        <w:tc>
+          <w:tcPr>
+            <w:tcW w:type="dxa" w:w="1700"/>
+            <w:shd w:fill="DCEBED" w:color="auto" w:val="clear"/>
+            <w:tcMar>
+              <w:top w:type="dxa" w:w="60"/>
+              <w:left w:type="dxa" w:w="90"/>
+              <w:bottom w:type="dxa" w:w="60"/>
+              <w:right w:type="dxa" w:w="90"/>
+            </w:tcMar>
+            <w:vAlign w:val="center"/>
+          </w:tcPr>
+          <w:p>
+            <w:pPr>
+              <w:spacing w:after="0" w:line="260"/>
+              <w:jc w:val="center"/>
+            </w:pPr>
+            <w:r>
+              <w:rPr>
+                <w:rFonts w:ascii="MS Pゴシック" w:cs="MS Pゴシック" w:eastAsia="MS Pゴシック" w:hAnsi="MS Pゴシック"/>
+                <w:b/>
+                <w:bCs/>
+                <w:color w:val="1A1A1A"/>
+                <w:sz w:val="18"/>
+                <w:szCs w:val="18"/>
+              </w:rPr>
+              <w:t xml:space="preserve">従量課金対象水量（㎥）</w:t>
+            </w:r>
+          </w:p>
+        </w:tc>
+        <w:tc>
+          <w:tcPr>
+            <w:tcW w:type="dxa" w:w="1050"/>
+            <w:shd w:fill="DCEBED" w:color="auto" w:val="clear"/>
+            <w:tcMar>
+              <w:top w:type="dxa" w:w="60"/>
+              <w:left w:type="dxa" w:w="90"/>
+              <w:bottom w:type="dxa" w:w="60"/>
+              <w:right w:type="dxa" w:w="90"/>
+            </w:tcMar>
+            <w:vAlign w:val="center"/>
+          </w:tcPr>
+          <w:p>
+            <w:pPr>
+              <w:spacing w:after="0" w:line="260"/>
+              <w:jc w:val="center"/>
+            </w:pPr>
+            <w:r>
+              <w:rPr>
+                <w:rFonts w:ascii="MS Pゴシック" w:cs="MS Pゴシック" w:eastAsia="MS Pゴシック" w:hAnsi="MS Pゴシック"/>
+                <w:b/>
+                <w:bCs/>
+                <w:color w:val="1A1A1A"/>
+                <w:sz w:val="18"/>
+                <w:szCs w:val="18"/>
+              </w:rPr>
+              <w:t xml:space="preserve">水量比</w:t>
             </w:r>
           </w:p>
         </w:tc>
@@ -1246,7 +1277,7 @@
       <w:tr>
         <w:tc>
           <w:tcPr>
-            <w:tcW w:type="dxa" w:w="2700"/>
+            <w:tcW w:type="dxa" w:w="1950"/>
             <w:tcMar>
               <w:top w:type="dxa" w:w="60"/>
               <w:left w:type="dxa" w:w="90"/>
@@ -1275,65 +1306,65 @@
         </w:tc>
         <w:tc>
           <w:tcPr>
-            <w:tcW w:type="dxa" w:w="1750"/>
-            <w:tcMar>
-              <w:top w:type="dxa" w:w="60"/>
-              <w:left w:type="dxa" w:w="90"/>
-              <w:bottom w:type="dxa" w:w="60"/>
-              <w:right w:type="dxa" w:w="90"/>
-            </w:tcMar>
-            <w:vAlign w:val="center"/>
-          </w:tcPr>
-          <w:p>
-            <w:pPr>
-              <w:spacing w:after="0" w:line="260"/>
-              <w:jc w:val="right"/>
-            </w:pPr>
-            <w:r>
-              <w:rPr>
-                <w:rFonts w:ascii="MS Pゴシック" w:cs="MS Pゴシック" w:eastAsia="MS Pゴシック" w:hAnsi="MS Pゴシック"/>
-                <w:b w:val="false"/>
-                <w:bCs w:val="false"/>
-                <w:color w:val="1A1A1A"/>
-                <w:sz w:val="18"/>
-                <w:szCs w:val="18"/>
-              </w:rPr>
-              <w:t xml:space="preserve">15,864,710</w:t>
-            </w:r>
-          </w:p>
-        </w:tc>
-        <w:tc>
-          <w:tcPr>
-            <w:tcW w:type="dxa" w:w="1550"/>
-            <w:tcMar>
-              <w:top w:type="dxa" w:w="60"/>
-              <w:left w:type="dxa" w:w="90"/>
-              <w:bottom w:type="dxa" w:w="60"/>
-              <w:right w:type="dxa" w:w="90"/>
-            </w:tcMar>
-            <w:vAlign w:val="center"/>
-          </w:tcPr>
-          <w:p>
-            <w:pPr>
-              <w:spacing w:after="0" w:line="260"/>
-              <w:jc w:val="right"/>
-            </w:pPr>
-            <w:r>
-              <w:rPr>
-                <w:rFonts w:ascii="MS Pゴシック" w:cs="MS Pゴシック" w:eastAsia="MS Pゴシック" w:hAnsi="MS Pゴシック"/>
-                <w:b w:val="false"/>
-                <w:bCs w:val="false"/>
-                <w:color w:val="1A1A1A"/>
-                <w:sz w:val="18"/>
-                <w:szCs w:val="18"/>
-              </w:rPr>
-              <w:t xml:space="preserve">44.5%</w:t>
-            </w:r>
-          </w:p>
-        </w:tc>
-        <w:tc>
-          <w:tcPr>
-            <w:tcW w:type="dxa" w:w="1950"/>
+            <w:tcW w:type="dxa" w:w="1600"/>
+            <w:tcMar>
+              <w:top w:type="dxa" w:w="60"/>
+              <w:left w:type="dxa" w:w="90"/>
+              <w:bottom w:type="dxa" w:w="60"/>
+              <w:right w:type="dxa" w:w="90"/>
+            </w:tcMar>
+            <w:vAlign w:val="center"/>
+          </w:tcPr>
+          <w:p>
+            <w:pPr>
+              <w:spacing w:after="0" w:line="260"/>
+              <w:jc w:val="right"/>
+            </w:pPr>
+            <w:r>
+              <w:rPr>
+                <w:rFonts w:ascii="MS Pゴシック" w:cs="MS Pゴシック" w:eastAsia="MS Pゴシック" w:hAnsi="MS Pゴシック"/>
+                <w:b w:val="false"/>
+                <w:bCs w:val="false"/>
+                <w:color w:val="1A1A1A"/>
+                <w:sz w:val="18"/>
+                <w:szCs w:val="18"/>
+              </w:rPr>
+              <w:t xml:space="preserve">19,065,816</w:t>
+            </w:r>
+          </w:p>
+        </w:tc>
+        <w:tc>
+          <w:tcPr>
+            <w:tcW w:type="dxa" w:w="1650"/>
+            <w:tcMar>
+              <w:top w:type="dxa" w:w="60"/>
+              <w:left w:type="dxa" w:w="90"/>
+              <w:bottom w:type="dxa" w:w="60"/>
+              <w:right w:type="dxa" w:w="90"/>
+            </w:tcMar>
+            <w:vAlign w:val="center"/>
+          </w:tcPr>
+          <w:p>
+            <w:pPr>
+              <w:spacing w:after="0" w:line="260"/>
+              <w:jc w:val="right"/>
+            </w:pPr>
+            <w:r>
+              <w:rPr>
+                <w:rFonts w:ascii="MS Pゴシック" w:cs="MS Pゴシック" w:eastAsia="MS Pゴシック" w:hAnsi="MS Pゴシック"/>
+                <w:b w:val="false"/>
+                <w:bCs w:val="false"/>
+                <w:color w:val="1A1A1A"/>
+                <w:sz w:val="18"/>
+                <w:szCs w:val="18"/>
+              </w:rPr>
+              <w:t xml:space="preserve">42.8%</w:t>
+            </w:r>
+          </w:p>
+        </w:tc>
+        <w:tc>
+          <w:tcPr>
+            <w:tcW w:type="dxa" w:w="1650"/>
             <w:tcMar>
               <w:top w:type="dxa" w:w="60"/>
               <w:left w:type="dxa" w:w="90"/>
@@ -1362,7 +1393,36 @@
         </w:tc>
         <w:tc>
           <w:tcPr>
-            <w:tcW w:type="dxa" w:w="1650"/>
+            <w:tcW w:type="dxa" w:w="1700"/>
+            <w:tcMar>
+              <w:top w:type="dxa" w:w="60"/>
+              <w:left w:type="dxa" w:w="90"/>
+              <w:bottom w:type="dxa" w:w="60"/>
+              <w:right w:type="dxa" w:w="90"/>
+            </w:tcMar>
+            <w:vAlign w:val="center"/>
+          </w:tcPr>
+          <w:p>
+            <w:pPr>
+              <w:spacing w:after="0" w:line="260"/>
+              <w:jc w:val="right"/>
+            </w:pPr>
+            <w:r>
+              <w:rPr>
+                <w:rFonts w:ascii="MS Pゴシック" w:cs="MS Pゴシック" w:eastAsia="MS Pゴシック" w:hAnsi="MS Pゴシック"/>
+                <w:b w:val="false"/>
+                <w:bCs w:val="false"/>
+                <w:color w:val="1A1A1A"/>
+                <w:sz w:val="18"/>
+                <w:szCs w:val="18"/>
+              </w:rPr>
+              <w:t xml:space="preserve">—</w:t>
+            </w:r>
+          </w:p>
+        </w:tc>
+        <w:tc>
+          <w:tcPr>
+            <w:tcW w:type="dxa" w:w="1050"/>
             <w:tcMar>
               <w:top w:type="dxa" w:w="60"/>
               <w:left w:type="dxa" w:w="90"/>
@@ -1393,96 +1453,6 @@
       <w:tr>
         <w:tc>
           <w:tcPr>
-            <w:tcW w:type="dxa" w:w="2700"/>
-            <w:shd w:fill="FBEAE0" w:color="auto" w:val="clear"/>
-            <w:tcMar>
-              <w:top w:type="dxa" w:w="60"/>
-              <w:left w:type="dxa" w:w="90"/>
-              <w:bottom w:type="dxa" w:w="60"/>
-              <w:right w:type="dxa" w:w="90"/>
-            </w:tcMar>
-            <w:vAlign w:val="center"/>
-          </w:tcPr>
-          <w:p>
-            <w:pPr>
-              <w:spacing w:after="0" w:line="260"/>
-              <w:jc w:val="left"/>
-            </w:pPr>
-            <w:r>
-              <w:rPr>
-                <w:rFonts w:ascii="MS Pゴシック" w:cs="MS Pゴシック" w:eastAsia="MS Pゴシック" w:hAnsi="MS Pゴシック"/>
-                <w:b/>
-                <w:bCs/>
-                <w:color w:val="1A1A1A"/>
-                <w:sz w:val="18"/>
-                <w:szCs w:val="18"/>
-              </w:rPr>
-              <w:t xml:space="preserve">6〜10㎥</w:t>
-            </w:r>
-          </w:p>
-        </w:tc>
-        <w:tc>
-          <w:tcPr>
-            <w:tcW w:type="dxa" w:w="1750"/>
-            <w:shd w:fill="FBEAE0" w:color="auto" w:val="clear"/>
-            <w:tcMar>
-              <w:top w:type="dxa" w:w="60"/>
-              <w:left w:type="dxa" w:w="90"/>
-              <w:bottom w:type="dxa" w:w="60"/>
-              <w:right w:type="dxa" w:w="90"/>
-            </w:tcMar>
-            <w:vAlign w:val="center"/>
-          </w:tcPr>
-          <w:p>
-            <w:pPr>
-              <w:spacing w:after="0" w:line="260"/>
-              <w:jc w:val="right"/>
-            </w:pPr>
-            <w:r>
-              <w:rPr>
-                <w:rFonts w:ascii="MS Pゴシック" w:cs="MS Pゴシック" w:eastAsia="MS Pゴシック" w:hAnsi="MS Pゴシック"/>
-                <w:b/>
-                <w:bCs/>
-                <w:color w:val="1A1A1A"/>
-                <w:sz w:val="18"/>
-                <w:szCs w:val="18"/>
-              </w:rPr>
-              <w:t xml:space="preserve">1,888,236</w:t>
-            </w:r>
-          </w:p>
-        </w:tc>
-        <w:tc>
-          <w:tcPr>
-            <w:tcW w:type="dxa" w:w="1550"/>
-            <w:shd w:fill="FBEAE0" w:color="auto" w:val="clear"/>
-            <w:tcMar>
-              <w:top w:type="dxa" w:w="60"/>
-              <w:left w:type="dxa" w:w="90"/>
-              <w:bottom w:type="dxa" w:w="60"/>
-              <w:right w:type="dxa" w:w="90"/>
-            </w:tcMar>
-            <w:vAlign w:val="center"/>
-          </w:tcPr>
-          <w:p>
-            <w:pPr>
-              <w:spacing w:after="0" w:line="260"/>
-              <w:jc w:val="right"/>
-            </w:pPr>
-            <w:r>
-              <w:rPr>
-                <w:rFonts w:ascii="MS Pゴシック" w:cs="MS Pゴシック" w:eastAsia="MS Pゴシック" w:hAnsi="MS Pゴシック"/>
-                <w:b/>
-                <w:bCs/>
-                <w:color w:val="1A1A1A"/>
-                <w:sz w:val="18"/>
-                <w:szCs w:val="18"/>
-              </w:rPr>
-              <w:t xml:space="preserve">5.3%</w:t>
-            </w:r>
-          </w:p>
-        </w:tc>
-        <w:tc>
-          <w:tcPr>
             <w:tcW w:type="dxa" w:w="1950"/>
             <w:shd w:fill="FBEAE0" w:color="auto" w:val="clear"/>
             <w:tcMar>
@@ -1496,18 +1466,48 @@
           <w:p>
             <w:pPr>
               <w:spacing w:after="0" w:line="260"/>
-              <w:jc w:val="right"/>
-            </w:pPr>
-            <w:r>
-              <w:rPr>
-                <w:rFonts w:ascii="MS Pゴシック" w:cs="MS Pゴシック" w:eastAsia="MS Pゴシック" w:hAnsi="MS Pゴシック"/>
-                <w:b/>
-                <w:bCs/>
-                <w:color w:val="1A1A1A"/>
-                <w:sz w:val="18"/>
-                <w:szCs w:val="18"/>
-              </w:rPr>
-              <w:t xml:space="preserve">46,394</w:t>
+              <w:jc w:val="left"/>
+            </w:pPr>
+            <w:r>
+              <w:rPr>
+                <w:rFonts w:ascii="MS Pゴシック" w:cs="MS Pゴシック" w:eastAsia="MS Pゴシック" w:hAnsi="MS Pゴシック"/>
+                <w:b/>
+                <w:bCs/>
+                <w:color w:val="1A1A1A"/>
+                <w:sz w:val="18"/>
+                <w:szCs w:val="18"/>
+              </w:rPr>
+              <w:t xml:space="preserve">6〜10㎥</w:t>
+            </w:r>
+          </w:p>
+        </w:tc>
+        <w:tc>
+          <w:tcPr>
+            <w:tcW w:type="dxa" w:w="1600"/>
+            <w:shd w:fill="FBEAE0" w:color="auto" w:val="clear"/>
+            <w:tcMar>
+              <w:top w:type="dxa" w:w="60"/>
+              <w:left w:type="dxa" w:w="90"/>
+              <w:bottom w:type="dxa" w:w="60"/>
+              <w:right w:type="dxa" w:w="90"/>
+            </w:tcMar>
+            <w:vAlign w:val="center"/>
+          </w:tcPr>
+          <w:p>
+            <w:pPr>
+              <w:spacing w:after="0" w:line="260"/>
+              <w:jc w:val="right"/>
+            </w:pPr>
+            <w:r>
+              <w:rPr>
+                <w:rFonts w:ascii="MS Pゴシック" w:cs="MS Pゴシック" w:eastAsia="MS Pゴシック" w:hAnsi="MS Pゴシック"/>
+                <w:b/>
+                <w:bCs/>
+                <w:color w:val="1A1A1A"/>
+                <w:sz w:val="18"/>
+                <w:szCs w:val="18"/>
+              </w:rPr>
+              <w:t xml:space="preserve">2,300,568</w:t>
             </w:r>
           </w:p>
         </w:tc>
@@ -1537,7 +1537,97 @@
                 <w:sz w:val="18"/>
                 <w:szCs w:val="18"/>
               </w:rPr>
-              <w:t xml:space="preserve">37.9%</w:t>
+              <w:t xml:space="preserve">5.2%</w:t>
+            </w:r>
+          </w:p>
+        </w:tc>
+        <w:tc>
+          <w:tcPr>
+            <w:tcW w:type="dxa" w:w="1650"/>
+            <w:shd w:fill="FBEAE0" w:color="auto" w:val="clear"/>
+            <w:tcMar>
+              <w:top w:type="dxa" w:w="60"/>
+              <w:left w:type="dxa" w:w="90"/>
+              <w:bottom w:type="dxa" w:w="60"/>
+              <w:right w:type="dxa" w:w="90"/>
+            </w:tcMar>
+            <w:vAlign w:val="center"/>
+          </w:tcPr>
+          <w:p>
+            <w:pPr>
+              <w:spacing w:after="0" w:line="260"/>
+              <w:jc w:val="right"/>
+            </w:pPr>
+            <w:r>
+              <w:rPr>
+                <w:rFonts w:ascii="MS Pゴシック" w:cs="MS Pゴシック" w:eastAsia="MS Pゴシック" w:hAnsi="MS Pゴシック"/>
+                <w:b/>
+                <w:bCs/>
+                <w:color w:val="1A1A1A"/>
+                <w:sz w:val="18"/>
+                <w:szCs w:val="18"/>
+              </w:rPr>
+              <w:t xml:space="preserve">10.0%</w:t>
+            </w:r>
+          </w:p>
+        </w:tc>
+        <w:tc>
+          <w:tcPr>
+            <w:tcW w:type="dxa" w:w="1700"/>
+            <w:shd w:fill="FBEAE0" w:color="auto" w:val="clear"/>
+            <w:tcMar>
+              <w:top w:type="dxa" w:w="60"/>
+              <w:left w:type="dxa" w:w="90"/>
+              <w:bottom w:type="dxa" w:w="60"/>
+              <w:right w:type="dxa" w:w="90"/>
+            </w:tcMar>
+            <w:vAlign w:val="center"/>
+          </w:tcPr>
+          <w:p>
+            <w:pPr>
+              <w:spacing w:after="0" w:line="260"/>
+              <w:jc w:val="right"/>
+            </w:pPr>
+            <w:r>
+              <w:rPr>
+                <w:rFonts w:ascii="MS Pゴシック" w:cs="MS Pゴシック" w:eastAsia="MS Pゴシック" w:hAnsi="MS Pゴシック"/>
+                <w:b/>
+                <w:bCs/>
+                <w:color w:val="1A1A1A"/>
+                <w:sz w:val="18"/>
+                <w:szCs w:val="18"/>
+              </w:rPr>
+              <w:t xml:space="preserve">56,525</w:t>
+            </w:r>
+          </w:p>
+        </w:tc>
+        <w:tc>
+          <w:tcPr>
+            <w:tcW w:type="dxa" w:w="1050"/>
+            <w:shd w:fill="FBEAE0" w:color="auto" w:val="clear"/>
+            <w:tcMar>
+              <w:top w:type="dxa" w:w="60"/>
+              <w:left w:type="dxa" w:w="90"/>
+              <w:bottom w:type="dxa" w:w="60"/>
+              <w:right w:type="dxa" w:w="90"/>
+            </w:tcMar>
+            <w:vAlign w:val="center"/>
+          </w:tcPr>
+          <w:p>
+            <w:pPr>
+              <w:spacing w:after="0" w:line="260"/>
+              <w:jc w:val="right"/>
+            </w:pPr>
+            <w:r>
+              <w:rPr>
+                <w:rFonts w:ascii="MS Pゴシック" w:cs="MS Pゴシック" w:eastAsia="MS Pゴシック" w:hAnsi="MS Pゴシック"/>
+                <w:b/>
+                <w:bCs/>
+                <w:color w:val="1A1A1A"/>
+                <w:sz w:val="18"/>
+                <w:szCs w:val="18"/>
+              </w:rPr>
+              <w:t xml:space="preserve">34.9%</w:t>
             </w:r>
           </w:p>
         </w:tc>
@@ -1545,7 +1635,7 @@
       <w:tr>
         <w:tc>
           <w:tcPr>
-            <w:tcW w:type="dxa" w:w="2700"/>
+            <w:tcW w:type="dxa" w:w="1950"/>
             <w:tcMar>
               <w:top w:type="dxa" w:w="60"/>
               <w:left w:type="dxa" w:w="90"/>
@@ -1574,88 +1664,30 @@
         </w:tc>
         <w:tc>
           <w:tcPr>
-            <w:tcW w:type="dxa" w:w="1750"/>
-            <w:tcMar>
-              <w:top w:type="dxa" w:w="60"/>
-              <w:left w:type="dxa" w:w="90"/>
-              <w:bottom w:type="dxa" w:w="60"/>
-              <w:right w:type="dxa" w:w="90"/>
-            </w:tcMar>
-            <w:vAlign w:val="center"/>
-          </w:tcPr>
-          <w:p>
-            <w:pPr>
-              <w:spacing w:after="0" w:line="260"/>
-              <w:jc w:val="right"/>
-            </w:pPr>
-            <w:r>
-              <w:rPr>
-                <w:rFonts w:ascii="MS Pゴシック" w:cs="MS Pゴシック" w:eastAsia="MS Pゴシック" w:hAnsi="MS Pゴシック"/>
-                <w:b w:val="false"/>
-                <w:bCs w:val="false"/>
-                <w:color w:val="1A1A1A"/>
-                <w:sz w:val="18"/>
-                <w:szCs w:val="18"/>
-              </w:rPr>
-              <w:t xml:space="preserve">12,699,581</w:t>
-            </w:r>
-          </w:p>
-        </w:tc>
-        <w:tc>
-          <w:tcPr>
-            <w:tcW w:type="dxa" w:w="1550"/>
-            <w:tcMar>
-              <w:top w:type="dxa" w:w="60"/>
-              <w:left w:type="dxa" w:w="90"/>
-              <w:bottom w:type="dxa" w:w="60"/>
-              <w:right w:type="dxa" w:w="90"/>
-            </w:tcMar>
-            <w:vAlign w:val="center"/>
-          </w:tcPr>
-          <w:p>
-            <w:pPr>
-              <w:spacing w:after="0" w:line="260"/>
-              <w:jc w:val="right"/>
-            </w:pPr>
-            <w:r>
-              <w:rPr>
-                <w:rFonts w:ascii="MS Pゴシック" w:cs="MS Pゴシック" w:eastAsia="MS Pゴシック" w:hAnsi="MS Pゴシック"/>
-                <w:b w:val="false"/>
-                <w:bCs w:val="false"/>
-                <w:color w:val="1A1A1A"/>
-                <w:sz w:val="18"/>
-                <w:szCs w:val="18"/>
-              </w:rPr>
-              <w:t xml:space="preserve">35.7%</w:t>
-            </w:r>
-          </w:p>
-        </w:tc>
-        <w:tc>
-          <w:tcPr>
-            <w:tcW w:type="dxa" w:w="1950"/>
-            <w:tcMar>
-              <w:top w:type="dxa" w:w="60"/>
-              <w:left w:type="dxa" w:w="90"/>
-              <w:bottom w:type="dxa" w:w="60"/>
-              <w:right w:type="dxa" w:w="90"/>
-            </w:tcMar>
-            <w:vAlign w:val="center"/>
-          </w:tcPr>
-          <w:p>
-            <w:pPr>
-              <w:spacing w:after="0" w:line="260"/>
-              <w:jc w:val="right"/>
-            </w:pPr>
-            <w:r>
-              <w:rPr>
-                <w:rFonts w:ascii="MS Pゴシック" w:cs="MS Pゴシック" w:eastAsia="MS Pゴシック" w:hAnsi="MS Pゴシック"/>
-                <w:b w:val="false"/>
-                <w:bCs w:val="false"/>
-                <w:color w:val="1A1A1A"/>
-                <w:sz w:val="18"/>
-                <w:szCs w:val="18"/>
-              </w:rPr>
-              <w:t xml:space="preserve">66,351</w:t>
+            <w:tcW w:type="dxa" w:w="1600"/>
+            <w:tcMar>
+              <w:top w:type="dxa" w:w="60"/>
+              <w:left w:type="dxa" w:w="90"/>
+              <w:bottom w:type="dxa" w:w="60"/>
+              <w:right w:type="dxa" w:w="90"/>
+            </w:tcMar>
+            <w:vAlign w:val="center"/>
+          </w:tcPr>
+          <w:p>
+            <w:pPr>
+              <w:spacing w:after="0" w:line="260"/>
+              <w:jc w:val="right"/>
+            </w:pPr>
+            <w:r>
+              <w:rPr>
+                <w:rFonts w:ascii="MS Pゴシック" w:cs="MS Pゴシック" w:eastAsia="MS Pゴシック" w:hAnsi="MS Pゴシック"/>
+                <w:b w:val="false"/>
+                <w:bCs w:val="false"/>
+                <w:color w:val="1A1A1A"/>
+                <w:sz w:val="18"/>
+                <w:szCs w:val="18"/>
+              </w:rPr>
+              <w:t xml:space="preserve">16,262,110</w:t>
             </w:r>
           </w:p>
         </w:tc>
@@ -1684,7 +1716,94 @@
                 <w:sz w:val="18"/>
                 <w:szCs w:val="18"/>
               </w:rPr>
-              <w:t xml:space="preserve">54.1%</w:t>
+              <w:t xml:space="preserve">36.5%</w:t>
+            </w:r>
+          </w:p>
+        </w:tc>
+        <w:tc>
+          <w:tcPr>
+            <w:tcW w:type="dxa" w:w="1650"/>
+            <w:tcMar>
+              <w:top w:type="dxa" w:w="60"/>
+              <w:left w:type="dxa" w:w="90"/>
+              <w:bottom w:type="dxa" w:w="60"/>
+              <w:right w:type="dxa" w:w="90"/>
+            </w:tcMar>
+            <w:vAlign w:val="center"/>
+          </w:tcPr>
+          <w:p>
+            <w:pPr>
+              <w:spacing w:after="0" w:line="260"/>
+              <w:jc w:val="right"/>
+            </w:pPr>
+            <w:r>
+              <w:rPr>
+                <w:rFonts w:ascii="MS Pゴシック" w:cs="MS Pゴシック" w:eastAsia="MS Pゴシック" w:hAnsi="MS Pゴシック"/>
+                <w:b w:val="false"/>
+                <w:bCs w:val="false"/>
+                <w:color w:val="1A1A1A"/>
+                <w:sz w:val="18"/>
+                <w:szCs w:val="18"/>
+              </w:rPr>
+              <w:t xml:space="preserve">70.5%</w:t>
+            </w:r>
+          </w:p>
+        </w:tc>
+        <w:tc>
+          <w:tcPr>
+            <w:tcW w:type="dxa" w:w="1700"/>
+            <w:tcMar>
+              <w:top w:type="dxa" w:w="60"/>
+              <w:left w:type="dxa" w:w="90"/>
+              <w:bottom w:type="dxa" w:w="60"/>
+              <w:right w:type="dxa" w:w="90"/>
+            </w:tcMar>
+            <w:vAlign w:val="center"/>
+          </w:tcPr>
+          <w:p>
+            <w:pPr>
+              <w:spacing w:after="0" w:line="260"/>
+              <w:jc w:val="right"/>
+            </w:pPr>
+            <w:r>
+              <w:rPr>
+                <w:rFonts w:ascii="MS Pゴシック" w:cs="MS Pゴシック" w:eastAsia="MS Pゴシック" w:hAnsi="MS Pゴシック"/>
+                <w:b w:val="false"/>
+                <w:bCs w:val="false"/>
+                <w:color w:val="1A1A1A"/>
+                <w:sz w:val="18"/>
+                <w:szCs w:val="18"/>
+              </w:rPr>
+              <w:t xml:space="preserve">84,964</w:t>
+            </w:r>
+          </w:p>
+        </w:tc>
+        <w:tc>
+          <w:tcPr>
+            <w:tcW w:type="dxa" w:w="1050"/>
+            <w:tcMar>
+              <w:top w:type="dxa" w:w="60"/>
+              <w:left w:type="dxa" w:w="90"/>
+              <w:bottom w:type="dxa" w:w="60"/>
+              <w:right w:type="dxa" w:w="90"/>
+            </w:tcMar>
+            <w:vAlign w:val="center"/>
+          </w:tcPr>
+          <w:p>
+            <w:pPr>
+              <w:spacing w:after="0" w:line="260"/>
+              <w:jc w:val="right"/>
+            </w:pPr>
+            <w:r>
+              <w:rPr>
+                <w:rFonts w:ascii="MS Pゴシック" w:cs="MS Pゴシック" w:eastAsia="MS Pゴシック" w:hAnsi="MS Pゴシック"/>
+                <w:b w:val="false"/>
+                <w:bCs w:val="false"/>
+                <w:color w:val="1A1A1A"/>
+                <w:sz w:val="18"/>
+                <w:szCs w:val="18"/>
+              </w:rPr>
+              <w:t xml:space="preserve">52.5%</w:t>
             </w:r>
           </w:p>
         </w:tc>
@@ -1692,96 +1811,6 @@
       <w:tr>
         <w:tc>
           <w:tcPr>
-            <w:tcW w:type="dxa" w:w="2700"/>
-            <w:shd w:fill="F4F7F7" w:color="auto" w:val="clear"/>
-            <w:tcMar>
-              <w:top w:type="dxa" w:w="60"/>
-              <w:left w:type="dxa" w:w="90"/>
-              <w:bottom w:type="dxa" w:w="60"/>
-              <w:right w:type="dxa" w:w="90"/>
-            </w:tcMar>
-            <w:vAlign w:val="center"/>
-          </w:tcPr>
-          <w:p>
-            <w:pPr>
-              <w:spacing w:after="0" w:line="260"/>
-              <w:jc w:val="left"/>
-            </w:pPr>
-            <w:r>
-              <w:rPr>
-                <w:rFonts w:ascii="MS Pゴシック" w:cs="MS Pゴシック" w:eastAsia="MS Pゴシック" w:hAnsi="MS Pゴシック"/>
-                <w:b w:val="false"/>
-                <w:bCs w:val="false"/>
-                <w:color w:val="1A1A1A"/>
-                <w:sz w:val="18"/>
-                <w:szCs w:val="18"/>
-              </w:rPr>
-              <w:t xml:space="preserve">51㎥〜（大口）</w:t>
-            </w:r>
-          </w:p>
-        </w:tc>
-        <w:tc>
-          <w:tcPr>
-            <w:tcW w:type="dxa" w:w="1750"/>
-            <w:shd w:fill="F4F7F7" w:color="auto" w:val="clear"/>
-            <w:tcMar>
-              <w:top w:type="dxa" w:w="60"/>
-              <w:left w:type="dxa" w:w="90"/>
-              <w:bottom w:type="dxa" w:w="60"/>
-              <w:right w:type="dxa" w:w="90"/>
-            </w:tcMar>
-            <w:vAlign w:val="center"/>
-          </w:tcPr>
-          <w:p>
-            <w:pPr>
-              <w:spacing w:after="0" w:line="260"/>
-              <w:jc w:val="right"/>
-            </w:pPr>
-            <w:r>
-              <w:rPr>
-                <w:rFonts w:ascii="MS Pゴシック" w:cs="MS Pゴシック" w:eastAsia="MS Pゴシック" w:hAnsi="MS Pゴシック"/>
-                <w:b w:val="false"/>
-                <w:bCs w:val="false"/>
-                <w:color w:val="1A1A1A"/>
-                <w:sz w:val="18"/>
-                <w:szCs w:val="18"/>
-              </w:rPr>
-              <w:t xml:space="preserve">2,156,440</w:t>
-            </w:r>
-          </w:p>
-        </w:tc>
-        <w:tc>
-          <w:tcPr>
-            <w:tcW w:type="dxa" w:w="1550"/>
-            <w:shd w:fill="F4F7F7" w:color="auto" w:val="clear"/>
-            <w:tcMar>
-              <w:top w:type="dxa" w:w="60"/>
-              <w:left w:type="dxa" w:w="90"/>
-              <w:bottom w:type="dxa" w:w="60"/>
-              <w:right w:type="dxa" w:w="90"/>
-            </w:tcMar>
-            <w:vAlign w:val="center"/>
-          </w:tcPr>
-          <w:p>
-            <w:pPr>
-              <w:spacing w:after="0" w:line="260"/>
-              <w:jc w:val="right"/>
-            </w:pPr>
-            <w:r>
-              <w:rPr>
-                <w:rFonts w:ascii="MS Pゴシック" w:cs="MS Pゴシック" w:eastAsia="MS Pゴシック" w:hAnsi="MS Pゴシック"/>
-                <w:b w:val="false"/>
-                <w:bCs w:val="false"/>
-                <w:color w:val="1A1A1A"/>
-                <w:sz w:val="18"/>
-                <w:szCs w:val="18"/>
-              </w:rPr>
-              <w:t xml:space="preserve">6.1%</w:t>
-            </w:r>
-          </w:p>
-        </w:tc>
-        <w:tc>
-          <w:tcPr>
             <w:tcW w:type="dxa" w:w="1950"/>
             <w:shd w:fill="F4F7F7" w:color="auto" w:val="clear"/>
             <w:tcMar>
@@ -1795,18 +1824,48 @@
           <w:p>
             <w:pPr>
               <w:spacing w:after="0" w:line="260"/>
-              <w:jc w:val="right"/>
-            </w:pPr>
-            <w:r>
-              <w:rPr>
-                <w:rFonts w:ascii="MS Pゴシック" w:cs="MS Pゴシック" w:eastAsia="MS Pゴシック" w:hAnsi="MS Pゴシック"/>
-                <w:b w:val="false"/>
-                <w:bCs w:val="false"/>
-                <w:color w:val="1A1A1A"/>
-                <w:sz w:val="18"/>
-                <w:szCs w:val="18"/>
-              </w:rPr>
-              <w:t xml:space="preserve">9,802</w:t>
+              <w:jc w:val="left"/>
+            </w:pPr>
+            <w:r>
+              <w:rPr>
+                <w:rFonts w:ascii="MS Pゴシック" w:cs="MS Pゴシック" w:eastAsia="MS Pゴシック" w:hAnsi="MS Pゴシック"/>
+                <w:b w:val="false"/>
+                <w:bCs w:val="false"/>
+                <w:color w:val="1A1A1A"/>
+                <w:sz w:val="18"/>
+                <w:szCs w:val="18"/>
+              </w:rPr>
+              <w:t xml:space="preserve">51㎥〜（大口）</w:t>
+            </w:r>
+          </w:p>
+        </w:tc>
+        <w:tc>
+          <w:tcPr>
+            <w:tcW w:type="dxa" w:w="1600"/>
+            <w:shd w:fill="F4F7F7" w:color="auto" w:val="clear"/>
+            <w:tcMar>
+              <w:top w:type="dxa" w:w="60"/>
+              <w:left w:type="dxa" w:w="90"/>
+              <w:bottom w:type="dxa" w:w="60"/>
+              <w:right w:type="dxa" w:w="90"/>
+            </w:tcMar>
+            <w:vAlign w:val="center"/>
+          </w:tcPr>
+          <w:p>
+            <w:pPr>
+              <w:spacing w:after="0" w:line="260"/>
+              <w:jc w:val="right"/>
+            </w:pPr>
+            <w:r>
+              <w:rPr>
+                <w:rFonts w:ascii="MS Pゴシック" w:cs="MS Pゴシック" w:eastAsia="MS Pゴシック" w:hAnsi="MS Pゴシック"/>
+                <w:b w:val="false"/>
+                <w:bCs w:val="false"/>
+                <w:color w:val="1A1A1A"/>
+                <w:sz w:val="18"/>
+                <w:szCs w:val="18"/>
+              </w:rPr>
+              <w:t xml:space="preserve">4,508,900</w:t>
             </w:r>
           </w:p>
         </w:tc>
@@ -1836,7 +1895,97 @@
                 <w:sz w:val="18"/>
                 <w:szCs w:val="18"/>
               </w:rPr>
-              <w:t xml:space="preserve">8.0%</w:t>
+              <w:t xml:space="preserve">10.1%</w:t>
+            </w:r>
+          </w:p>
+        </w:tc>
+        <w:tc>
+          <w:tcPr>
+            <w:tcW w:type="dxa" w:w="1650"/>
+            <w:shd w:fill="F4F7F7" w:color="auto" w:val="clear"/>
+            <w:tcMar>
+              <w:top w:type="dxa" w:w="60"/>
+              <w:left w:type="dxa" w:w="90"/>
+              <w:bottom w:type="dxa" w:w="60"/>
+              <w:right w:type="dxa" w:w="90"/>
+            </w:tcMar>
+            <w:vAlign w:val="center"/>
+          </w:tcPr>
+          <w:p>
+            <w:pPr>
+              <w:spacing w:after="0" w:line="260"/>
+              <w:jc w:val="right"/>
+            </w:pPr>
+            <w:r>
+              <w:rPr>
+                <w:rFonts w:ascii="MS Pゴシック" w:cs="MS Pゴシック" w:eastAsia="MS Pゴシック" w:hAnsi="MS Pゴシック"/>
+                <w:b w:val="false"/>
+                <w:bCs w:val="false"/>
+                <w:color w:val="1A1A1A"/>
+                <w:sz w:val="18"/>
+                <w:szCs w:val="18"/>
+              </w:rPr>
+              <w:t xml:space="preserve">19.5%</w:t>
+            </w:r>
+          </w:p>
+        </w:tc>
+        <w:tc>
+          <w:tcPr>
+            <w:tcW w:type="dxa" w:w="1700"/>
+            <w:shd w:fill="F4F7F7" w:color="auto" w:val="clear"/>
+            <w:tcMar>
+              <w:top w:type="dxa" w:w="60"/>
+              <w:left w:type="dxa" w:w="90"/>
+              <w:bottom w:type="dxa" w:w="60"/>
+              <w:right w:type="dxa" w:w="90"/>
+            </w:tcMar>
+            <w:vAlign w:val="center"/>
+          </w:tcPr>
+          <w:p>
+            <w:pPr>
+              <w:spacing w:after="0" w:line="260"/>
+              <w:jc w:val="right"/>
+            </w:pPr>
+            <w:r>
+              <w:rPr>
+                <w:rFonts w:ascii="MS Pゴシック" w:cs="MS Pゴシック" w:eastAsia="MS Pゴシック" w:hAnsi="MS Pゴシック"/>
+                <w:b w:val="false"/>
+                <w:bCs w:val="false"/>
+                <w:color w:val="1A1A1A"/>
+                <w:sz w:val="18"/>
+                <w:szCs w:val="18"/>
+              </w:rPr>
+              <w:t xml:space="preserve">20,495</w:t>
+            </w:r>
+          </w:p>
+        </w:tc>
+        <w:tc>
+          <w:tcPr>
+            <w:tcW w:type="dxa" w:w="1050"/>
+            <w:shd w:fill="F4F7F7" w:color="auto" w:val="clear"/>
+            <w:tcMar>
+              <w:top w:type="dxa" w:w="60"/>
+              <w:left w:type="dxa" w:w="90"/>
+              <w:bottom w:type="dxa" w:w="60"/>
+              <w:right w:type="dxa" w:w="90"/>
+            </w:tcMar>
+            <w:vAlign w:val="center"/>
+          </w:tcPr>
+          <w:p>
+            <w:pPr>
+              <w:spacing w:after="0" w:line="260"/>
+              <w:jc w:val="right"/>
+            </w:pPr>
+            <w:r>
+              <w:rPr>
+                <w:rFonts w:ascii="MS Pゴシック" w:cs="MS Pゴシック" w:eastAsia="MS Pゴシック" w:hAnsi="MS Pゴシック"/>
+                <w:b w:val="false"/>
+                <w:bCs w:val="false"/>
+                <w:color w:val="1A1A1A"/>
+                <w:sz w:val="18"/>
+                <w:szCs w:val="18"/>
+              </w:rPr>
+              <w:t xml:space="preserve">12.7%</w:t>
             </w:r>
           </w:p>
         </w:tc>
@@ -1844,7 +1993,7 @@
       <w:tr>
         <w:tc>
           <w:tcPr>
-            <w:tcW w:type="dxa" w:w="2700"/>
+            <w:tcW w:type="dxa" w:w="1950"/>
             <w:tcMar>
               <w:top w:type="dxa" w:w="60"/>
               <w:left w:type="dxa" w:w="90"/>
@@ -1867,71 +2016,71 @@
                 <w:sz w:val="18"/>
                 <w:szCs w:val="18"/>
               </w:rPr>
-              <w:t xml:space="preserve">特殊算定（日割・異動等）</w:t>
-            </w:r>
-          </w:p>
-        </w:tc>
-        <w:tc>
-          <w:tcPr>
-            <w:tcW w:type="dxa" w:w="1750"/>
-            <w:tcMar>
-              <w:top w:type="dxa" w:w="60"/>
-              <w:left w:type="dxa" w:w="90"/>
-              <w:bottom w:type="dxa" w:w="60"/>
-              <w:right w:type="dxa" w:w="90"/>
-            </w:tcMar>
-            <w:vAlign w:val="center"/>
-          </w:tcPr>
-          <w:p>
-            <w:pPr>
-              <w:spacing w:after="0" w:line="260"/>
-              <w:jc w:val="right"/>
-            </w:pPr>
-            <w:r>
-              <w:rPr>
-                <w:rFonts w:ascii="MS Pゴシック" w:cs="MS Pゴシック" w:eastAsia="MS Pゴシック" w:hAnsi="MS Pゴシック"/>
-                <w:b w:val="false"/>
-                <w:bCs w:val="false"/>
-                <w:color w:val="1A1A1A"/>
-                <w:sz w:val="18"/>
-                <w:szCs w:val="18"/>
-              </w:rPr>
-              <w:t xml:space="preserve">3,007,563</w:t>
-            </w:r>
-          </w:p>
-        </w:tc>
-        <w:tc>
-          <w:tcPr>
-            <w:tcW w:type="dxa" w:w="1550"/>
-            <w:tcMar>
-              <w:top w:type="dxa" w:w="60"/>
-              <w:left w:type="dxa" w:w="90"/>
-              <w:bottom w:type="dxa" w:w="60"/>
-              <w:right w:type="dxa" w:w="90"/>
-            </w:tcMar>
-            <w:vAlign w:val="center"/>
-          </w:tcPr>
-          <w:p>
-            <w:pPr>
-              <w:spacing w:after="0" w:line="260"/>
-              <w:jc w:val="right"/>
-            </w:pPr>
-            <w:r>
-              <w:rPr>
-                <w:rFonts w:ascii="MS Pゴシック" w:cs="MS Pゴシック" w:eastAsia="MS Pゴシック" w:hAnsi="MS Pゴシック"/>
-                <w:b w:val="false"/>
-                <w:bCs w:val="false"/>
-                <w:color w:val="1A1A1A"/>
-                <w:sz w:val="18"/>
-                <w:szCs w:val="18"/>
-              </w:rPr>
-              <w:t xml:space="preserve">8.4%</w:t>
-            </w:r>
-          </w:p>
-        </w:tc>
-        <w:tc>
-          <w:tcPr>
-            <w:tcW w:type="dxa" w:w="1950"/>
+              <w:t xml:space="preserve">日割・異動等</w:t>
+            </w:r>
+          </w:p>
+        </w:tc>
+        <w:tc>
+          <w:tcPr>
+            <w:tcW w:type="dxa" w:w="1600"/>
+            <w:tcMar>
+              <w:top w:type="dxa" w:w="60"/>
+              <w:left w:type="dxa" w:w="90"/>
+              <w:bottom w:type="dxa" w:w="60"/>
+              <w:right w:type="dxa" w:w="90"/>
+            </w:tcMar>
+            <w:vAlign w:val="center"/>
+          </w:tcPr>
+          <w:p>
+            <w:pPr>
+              <w:spacing w:after="0" w:line="260"/>
+              <w:jc w:val="right"/>
+            </w:pPr>
+            <w:r>
+              <w:rPr>
+                <w:rFonts w:ascii="MS Pゴシック" w:cs="MS Pゴシック" w:eastAsia="MS Pゴシック" w:hAnsi="MS Pゴシック"/>
+                <w:b w:val="false"/>
+                <w:bCs w:val="false"/>
+                <w:color w:val="1A1A1A"/>
+                <w:sz w:val="18"/>
+                <w:szCs w:val="18"/>
+              </w:rPr>
+              <w:t xml:space="preserve">2,445,216</w:t>
+            </w:r>
+          </w:p>
+        </w:tc>
+        <w:tc>
+          <w:tcPr>
+            <w:tcW w:type="dxa" w:w="1650"/>
+            <w:tcMar>
+              <w:top w:type="dxa" w:w="60"/>
+              <w:left w:type="dxa" w:w="90"/>
+              <w:bottom w:type="dxa" w:w="60"/>
+              <w:right w:type="dxa" w:w="90"/>
+            </w:tcMar>
+            <w:vAlign w:val="center"/>
+          </w:tcPr>
+          <w:p>
+            <w:pPr>
+              <w:spacing w:after="0" w:line="260"/>
+              <w:jc w:val="right"/>
+            </w:pPr>
+            <w:r>
+              <w:rPr>
+                <w:rFonts w:ascii="MS Pゴシック" w:cs="MS Pゴシック" w:eastAsia="MS Pゴシック" w:hAnsi="MS Pゴシック"/>
+                <w:b w:val="false"/>
+                <w:bCs w:val="false"/>
+                <w:color w:val="1A1A1A"/>
+                <w:sz w:val="18"/>
+                <w:szCs w:val="18"/>
+              </w:rPr>
+              <w:t xml:space="preserve">5.5%</w:t>
+            </w:r>
+          </w:p>
+        </w:tc>
+        <w:tc>
+          <w:tcPr>
+            <w:tcW w:type="dxa" w:w="1650"/>
             <w:tcMar>
               <w:top w:type="dxa" w:w="60"/>
               <w:left w:type="dxa" w:w="90"/>
@@ -1960,7 +2109,36 @@
         </w:tc>
         <w:tc>
           <w:tcPr>
-            <w:tcW w:type="dxa" w:w="1650"/>
+            <w:tcW w:type="dxa" w:w="1700"/>
+            <w:tcMar>
+              <w:top w:type="dxa" w:w="60"/>
+              <w:left w:type="dxa" w:w="90"/>
+              <w:bottom w:type="dxa" w:w="60"/>
+              <w:right w:type="dxa" w:w="90"/>
+            </w:tcMar>
+            <w:vAlign w:val="center"/>
+          </w:tcPr>
+          <w:p>
+            <w:pPr>
+              <w:spacing w:after="0" w:line="260"/>
+              <w:jc w:val="right"/>
+            </w:pPr>
+            <w:r>
+              <w:rPr>
+                <w:rFonts w:ascii="MS Pゴシック" w:cs="MS Pゴシック" w:eastAsia="MS Pゴシック" w:hAnsi="MS Pゴシック"/>
+                <w:b w:val="false"/>
+                <w:bCs w:val="false"/>
+                <w:color w:val="1A1A1A"/>
+                <w:sz w:val="18"/>
+                <w:szCs w:val="18"/>
+              </w:rPr>
+              <w:t xml:space="preserve">—</w:t>
+            </w:r>
+          </w:p>
+        </w:tc>
+        <w:tc>
+          <w:tcPr>
+            <w:tcW w:type="dxa" w:w="1050"/>
             <w:tcMar>
               <w:top w:type="dxa" w:w="60"/>
               <w:left w:type="dxa" w:w="90"/>
@@ -2000,7 +2178,7 @@
           <w:sz w:val="17"/>
           <w:szCs w:val="17"/>
         </w:rPr>
-        <w:t xml:space="preserve">従量課金対象水量は、基本使用料に含まれる水量（2か月10㎥）を除いた水量であり、全汚水量ではない。</w:t>
+        <w:t xml:space="preserve">「調定額に対する比」は基本使用料と日割・異動等を含む調定額全体を分母とし、「従量収入に対する比」は従量部分（6〜10㎥・11〜50㎥・51㎥〜の合計23,071,577円）を分母とする。水量比の分母は従量課金対象水量161,984㎥であり、これは基本水量（1か月5㎥）を超える水量であって全汚水量ではない。水量シェアと対比する際は、分母を揃えた「従量収入に対する比」を用いる。</w:t>
       </w:r>
     </w:p>
     <w:tbl>
@@ -2057,7 +2235,7 @@
                 <w:sz w:val="20"/>
                 <w:szCs w:val="20"/>
               </w:rPr>
-              <w:t xml:space="preserve">公共下水道では、基本水量を除く従量課金対象水量の37.9%に6〜10㎥単価が適用されている一方、同区分に対応する従量収入は5.3%である。</w:t>
+              <w:t xml:space="preserve">2事業合計では、従量課金対象水量の34.9%に6〜10㎥単価が適用される一方、従量収入に占める割合は10.0%である（分母はいずれも従量部分）。</w:t>
             </w:r>
           </w:p>
           <w:p>
@@ -2071,7 +2249,21 @@
                 <w:sz w:val="20"/>
                 <w:szCs w:val="20"/>
               </w:rPr>
-              <w:t xml:space="preserve">漁業集落排水もほぼ同じ構造で、水量33.9%・収入5.5%となっている。</w:t>
+              <w:t xml:space="preserve">公共下水道は水量35.2%・従量収入10.0%、漁業集落排水は水量33.7%・従量収入9.6%で、両事業ともほぼ同じ構造である。</w:t>
+            </w:r>
+          </w:p>
+          <w:p>
+            <w:pPr>
+              <w:spacing w:after="60" w:line="290"/>
+            </w:pPr>
+            <w:r>
+              <w:rPr>
+                <w:rFonts w:ascii="MS Pゴシック" w:cs="MS Pゴシック" w:eastAsia="MS Pゴシック" w:hAnsi="MS Pゴシック"/>
+                <w:color w:val="1A1A1A"/>
+                <w:sz w:val="20"/>
+                <w:szCs w:val="20"/>
+              </w:rPr>
+              <w:t xml:space="preserve">調定額全体（基本使用料・日割等を含む）を分母にすると6〜10㎥は5.2%となるが、これは水量シェアと分母が異なるため、直接対比してはならない。</w:t>
             </w:r>
           </w:p>
         </w:tc>
@@ -2296,7 +2488,7 @@
                 <w:sz w:val="18"/>
                 <w:szCs w:val="18"/>
               </w:rPr>
-              <w:t xml:space="preserve">42,987,132円</w:t>
+              <w:t xml:space="preserve">44,578,708円</w:t>
             </w:r>
           </w:p>
         </w:tc>
@@ -2325,7 +2517,7 @@
                 <w:sz w:val="18"/>
                 <w:szCs w:val="18"/>
               </w:rPr>
-              <w:t xml:space="preserve">R7年度奇数月6回調定</w:t>
+              <w:t xml:space="preserve">R7年度12か月・全件</w:t>
             </w:r>
           </w:p>
         </w:tc>
@@ -2387,7 +2579,7 @@
                 <w:sz w:val="18"/>
                 <w:szCs w:val="18"/>
               </w:rPr>
-              <w:t xml:space="preserve">51,480,990円</w:t>
+              <w:t xml:space="preserve">53,591,475円</w:t>
             </w:r>
           </w:p>
         </w:tc>
@@ -2479,7 +2671,7 @@
                 <w:sz w:val="18"/>
                 <w:szCs w:val="18"/>
               </w:rPr>
-              <w:t xml:space="preserve">8,493,858円</w:t>
+              <w:t xml:space="preserve">9,012,766円</w:t>
             </w:r>
           </w:p>
         </w:tc>
@@ -2518,6 +2710,98 @@
         <w:tc>
           <w:tcPr>
             <w:tcW w:type="dxa" w:w="4200"/>
+            <w:shd w:fill="F4F7F7" w:color="auto" w:val="clear"/>
+            <w:tcMar>
+              <w:top w:type="dxa" w:w="60"/>
+              <w:left w:type="dxa" w:w="90"/>
+              <w:bottom w:type="dxa" w:w="60"/>
+              <w:right w:type="dxa" w:w="90"/>
+            </w:tcMar>
+            <w:vAlign w:val="center"/>
+          </w:tcPr>
+          <w:p>
+            <w:pPr>
+              <w:spacing w:after="0" w:line="260"/>
+              <w:jc w:val="left"/>
+            </w:pPr>
+            <w:r>
+              <w:rPr>
+                <w:rFonts w:ascii="MS Pゴシック" w:cs="MS Pゴシック" w:eastAsia="MS Pゴシック" w:hAnsi="MS Pゴシック"/>
+                <w:b w:val="false"/>
+                <w:bCs w:val="false"/>
+                <w:color w:val="1A1A1A"/>
+                <w:sz w:val="18"/>
+                <w:szCs w:val="18"/>
+              </w:rPr>
+              <w:t xml:space="preserve">うち従量部分のみ</w:t>
+            </w:r>
+          </w:p>
+        </w:tc>
+        <w:tc>
+          <w:tcPr>
+            <w:tcW w:type="dxa" w:w="2700"/>
+            <w:shd w:fill="F4F7F7" w:color="auto" w:val="clear"/>
+            <w:tcMar>
+              <w:top w:type="dxa" w:w="60"/>
+              <w:left w:type="dxa" w:w="90"/>
+              <w:bottom w:type="dxa" w:w="60"/>
+              <w:right w:type="dxa" w:w="90"/>
+            </w:tcMar>
+            <w:vAlign w:val="center"/>
+          </w:tcPr>
+          <w:p>
+            <w:pPr>
+              <w:spacing w:after="0" w:line="260"/>
+              <w:jc w:val="right"/>
+            </w:pPr>
+            <w:r>
+              <w:rPr>
+                <w:rFonts w:ascii="MS Pゴシック" w:cs="MS Pゴシック" w:eastAsia="MS Pゴシック" w:hAnsi="MS Pゴシック"/>
+                <w:b w:val="false"/>
+                <w:bCs w:val="false"/>
+                <w:color w:val="1A1A1A"/>
+                <w:sz w:val="18"/>
+                <w:szCs w:val="18"/>
+              </w:rPr>
+              <w:t xml:space="preserve">8,518,401円</w:t>
+            </w:r>
+          </w:p>
+        </w:tc>
+        <w:tc>
+          <w:tcPr>
+            <w:tcW w:type="dxa" w:w="2700"/>
+            <w:shd w:fill="F4F7F7" w:color="auto" w:val="clear"/>
+            <w:tcMar>
+              <w:top w:type="dxa" w:w="60"/>
+              <w:left w:type="dxa" w:w="90"/>
+              <w:bottom w:type="dxa" w:w="60"/>
+              <w:right w:type="dxa" w:w="90"/>
+            </w:tcMar>
+            <w:vAlign w:val="center"/>
+          </w:tcPr>
+          <w:p>
+            <w:pPr>
+              <w:spacing w:after="0" w:line="260"/>
+              <w:jc w:val="right"/>
+            </w:pPr>
+            <w:r>
+              <w:rPr>
+                <w:rFonts w:ascii="MS Pゴシック" w:cs="MS Pゴシック" w:eastAsia="MS Pゴシック" w:hAnsi="MS Pゴシック"/>
+                <w:b w:val="false"/>
+                <w:bCs w:val="false"/>
+                <w:color w:val="1A1A1A"/>
+                <w:sz w:val="18"/>
+                <w:szCs w:val="18"/>
+              </w:rPr>
+              <w:t xml:space="preserve">日割・異動等への波及を除く</w:t>
+            </w:r>
+          </w:p>
+        </w:tc>
+      </w:tr>
+      <w:tr>
+        <w:tc>
+          <w:tcPr>
+            <w:tcW w:type="dxa" w:w="4200"/>
             <w:shd w:fill="FBEAE0" w:color="auto" w:val="clear"/>
             <w:tcMar>
               <w:top w:type="dxa" w:w="60"/>
@@ -2571,7 +2855,7 @@
                 <w:sz w:val="18"/>
                 <w:szCs w:val="18"/>
               </w:rPr>
-              <w:t xml:space="preserve">約 +19.8%</w:t>
+              <w:t xml:space="preserve">約 +20.2%</w:t>
             </w:r>
           </w:p>
         </w:tc>
@@ -2661,7 +2945,7 @@
                 <w:sz w:val="20"/>
                 <w:szCs w:val="20"/>
               </w:rPr>
-              <w:t xml:space="preserve">6〜10㎥区分の単価差を解消するだけで、平均増収率19.8%に相当する規模の増収余地がある。</w:t>
+              <w:t xml:space="preserve">6〜10㎥区分の単価差を解消するだけで、平均増収率20.2%に相当する規模の増収余地がある。</w:t>
             </w:r>
           </w:p>
           <w:p>
@@ -10024,7 +10308,7 @@
                 <w:sz w:val="18"/>
                 <w:szCs w:val="18"/>
               </w:rPr>
-              <w:t xml:space="preserve">2,135,226円</w:t>
+              <w:t xml:space="preserve">2,213,919円</w:t>
             </w:r>
           </w:p>
         </w:tc>
@@ -10084,7 +10368,7 @@
                 <w:sz w:val="18"/>
                 <w:szCs w:val="18"/>
               </w:rPr>
-              <w:t xml:space="preserve">52.3%</w:t>
+              <w:t xml:space="preserve">52.4%</w:t>
             </w:r>
           </w:p>
         </w:tc>
@@ -10114,7 +10398,7 @@
                 <w:sz w:val="18"/>
                 <w:szCs w:val="18"/>
               </w:rPr>
-              <w:t xml:space="preserve">38.7%</w:t>
+              <w:t xml:space="preserve">38.6%</w:t>
             </w:r>
           </w:p>
         </w:tc>
@@ -10206,7 +10490,7 @@
                 <w:sz w:val="18"/>
                 <w:szCs w:val="18"/>
               </w:rPr>
-              <w:t xml:space="preserve">4,269,216円</w:t>
+              <w:t xml:space="preserve">4,426,499円</w:t>
             </w:r>
           </w:p>
         </w:tc>
@@ -10296,7 +10580,7 @@
                 <w:sz w:val="18"/>
                 <w:szCs w:val="18"/>
               </w:rPr>
-              <w:t xml:space="preserve">40.6%</w:t>
+              <w:t xml:space="preserve">40.3%</w:t>
             </w:r>
           </w:p>
         </w:tc>
@@ -10388,7 +10672,7 @@
                 <w:sz w:val="18"/>
                 <w:szCs w:val="18"/>
               </w:rPr>
-              <w:t xml:space="preserve">6,493,678円</w:t>
+              <w:t xml:space="preserve">6,741,656円</w:t>
             </w:r>
           </w:p>
         </w:tc>
@@ -10418,7 +10702,7 @@
                 <w:sz w:val="18"/>
                 <w:szCs w:val="18"/>
               </w:rPr>
-              <w:t xml:space="preserve">+15.11%</w:t>
+              <w:t xml:space="preserve">+15.12%</w:t>
             </w:r>
           </w:p>
         </w:tc>
@@ -10478,7 +10762,7 @@
                 <w:sz w:val="18"/>
                 <w:szCs w:val="18"/>
               </w:rPr>
-              <w:t xml:space="preserve">42.7%</w:t>
+              <w:t xml:space="preserve">42.3%</w:t>
             </w:r>
           </w:p>
         </w:tc>
@@ -10525,7 +10809,7 @@
           <w:sz w:val="17"/>
           <w:szCs w:val="17"/>
         </w:rPr>
-        <w:t xml:space="preserve">増収額は平年度ベース（令和7年度の1年分相当の調定分布に新料金を当てたもの・税込）。施行日が未定のため初年度影響額は別途算定が必要。参考経費回収率は、令和6年度決算の使用料・汚水処理費を固定し使用料改定のみを反映した静態試算である。</w:t>
+        <w:t xml:space="preserve">増収額は平年度ベース（令和7年度12か月・全件の調定分布に新料金を当てたもの・税込）。税抜では中心案4,024,090円。施行日が未定のため初年度影響額は別途算定が必要。参考経費回収率は、令和6年度決算の使用料・汚水処理費を固定し使用料改定のみを反映した静態試算である。</w:t>
       </w:r>
     </w:p>
     <w:tbl>
@@ -13058,7 +13342,7 @@
           <w:sz w:val="19"/>
           <w:szCs w:val="19"/>
         </w:rPr>
-        <w:t xml:space="preserve">表11　条例別表に載せる税抜単価</w:t>
+        <w:t xml:space="preserve">表11　条例別表（第17条関係）の改正案</w:t>
       </w:r>
     </w:p>
     <w:tbl>
@@ -13074,11 +13358,12 @@
         </w:tblBorders>
       </w:tblPr>
       <w:tblGrid>
-        <w:gridCol w:w="2500"/>
-        <w:gridCol w:w="1750"/>
-        <w:gridCol w:w="1750"/>
-        <w:gridCol w:w="1800"/>
-        <w:gridCol w:w="1800"/>
+        <w:gridCol w:w="1900"/>
+        <w:gridCol w:w="1900"/>
+        <w:gridCol w:w="1550"/>
+        <w:gridCol w:w="1450"/>
+        <w:gridCol w:w="1450"/>
+        <w:gridCol w:w="1350"/>
       </w:tblGrid>
       <w:tr>
         <w:trPr>
@@ -13086,7 +13371,7 @@
         </w:trPr>
         <w:tc>
           <w:tcPr>
-            <w:tcW w:type="dxa" w:w="2500"/>
+            <w:tcW w:type="dxa" w:w="1900"/>
             <w:shd w:fill="DCEBED" w:color="auto" w:val="clear"/>
             <w:tcMar>
               <w:top w:type="dxa" w:w="60"/>
@@ -13110,13 +13395,13 @@
                 <w:sz w:val="18"/>
                 <w:szCs w:val="18"/>
               </w:rPr>
-              <w:t xml:space="preserve">区分（1か月）</w:t>
-            </w:r>
-          </w:p>
-        </w:tc>
-        <w:tc>
-          <w:tcPr>
-            <w:tcW w:type="dxa" w:w="1750"/>
+              <w:t xml:space="preserve">区分</w:t>
+            </w:r>
+          </w:p>
+        </w:tc>
+        <w:tc>
+          <w:tcPr>
+            <w:tcW w:type="dxa" w:w="1900"/>
             <w:shd w:fill="DCEBED" w:color="auto" w:val="clear"/>
             <w:tcMar>
               <w:top w:type="dxa" w:w="60"/>
@@ -13140,13 +13425,43 @@
                 <w:sz w:val="18"/>
                 <w:szCs w:val="18"/>
               </w:rPr>
+              <w:t xml:space="preserve">条例別表の区分（1か月につき）</w:t>
+            </w:r>
+          </w:p>
+        </w:tc>
+        <w:tc>
+          <w:tcPr>
+            <w:tcW w:type="dxa" w:w="1550"/>
+            <w:shd w:fill="DCEBED" w:color="auto" w:val="clear"/>
+            <w:tcMar>
+              <w:top w:type="dxa" w:w="60"/>
+              <w:left w:type="dxa" w:w="90"/>
+              <w:bottom w:type="dxa" w:w="60"/>
+              <w:right w:type="dxa" w:w="90"/>
+            </w:tcMar>
+            <w:vAlign w:val="center"/>
+          </w:tcPr>
+          <w:p>
+            <w:pPr>
+              <w:spacing w:after="0" w:line="260"/>
+              <w:jc w:val="center"/>
+            </w:pPr>
+            <w:r>
+              <w:rPr>
+                <w:rFonts w:ascii="MS Pゴシック" w:cs="MS Pゴシック" w:eastAsia="MS Pゴシック" w:hAnsi="MS Pゴシック"/>
+                <w:b/>
+                <w:bCs/>
+                <w:color w:val="1A1A1A"/>
+                <w:sz w:val="18"/>
+                <w:szCs w:val="18"/>
+              </w:rPr>
               <w:t xml:space="preserve">現行（税抜）</w:t>
             </w:r>
           </w:p>
         </w:tc>
         <w:tc>
           <w:tcPr>
-            <w:tcW w:type="dxa" w:w="1750"/>
+            <w:tcW w:type="dxa" w:w="1450"/>
             <w:shd w:fill="DCEBED" w:color="auto" w:val="clear"/>
             <w:tcMar>
               <w:top w:type="dxa" w:w="60"/>
@@ -13176,7 +13491,7 @@
         </w:tc>
         <w:tc>
           <w:tcPr>
-            <w:tcW w:type="dxa" w:w="1800"/>
+            <w:tcW w:type="dxa" w:w="1450"/>
             <w:shd w:fill="DCEBED" w:color="auto" w:val="clear"/>
             <w:tcMar>
               <w:top w:type="dxa" w:w="60"/>
@@ -13206,7 +13521,7 @@
         </w:tc>
         <w:tc>
           <w:tcPr>
-            <w:tcW w:type="dxa" w:w="1800"/>
+            <w:tcW w:type="dxa" w:w="1350"/>
             <w:shd w:fill="DCEBED" w:color="auto" w:val="clear"/>
             <w:tcMar>
               <w:top w:type="dxa" w:w="60"/>
@@ -13230,7 +13545,7 @@
                 <w:sz w:val="18"/>
                 <w:szCs w:val="18"/>
               </w:rPr>
-              <w:t xml:space="preserve">中心案の税込（参考）</w:t>
+              <w:t xml:space="preserve">中心案の税込</w:t>
             </w:r>
           </w:p>
         </w:tc>
@@ -13238,7 +13553,7 @@
       <w:tr>
         <w:tc>
           <w:tcPr>
-            <w:tcW w:type="dxa" w:w="2500"/>
+            <w:tcW w:type="dxa" w:w="1900"/>
             <w:tcMar>
               <w:top w:type="dxa" w:w="60"/>
               <w:left w:type="dxa" w:w="90"/>
@@ -13261,13 +13576,42 @@
                 <w:sz w:val="18"/>
                 <w:szCs w:val="18"/>
               </w:rPr>
-              <w:t xml:space="preserve">基本使用料（5㎥まで）</w:t>
-            </w:r>
-          </w:p>
-        </w:tc>
-        <w:tc>
-          <w:tcPr>
-            <w:tcW w:type="dxa" w:w="1750"/>
+              <w:t xml:space="preserve">一般汚水 基本使用料</w:t>
+            </w:r>
+          </w:p>
+        </w:tc>
+        <w:tc>
+          <w:tcPr>
+            <w:tcW w:type="dxa" w:w="1900"/>
+            <w:tcMar>
+              <w:top w:type="dxa" w:w="60"/>
+              <w:left w:type="dxa" w:w="90"/>
+              <w:bottom w:type="dxa" w:w="60"/>
+              <w:right w:type="dxa" w:w="90"/>
+            </w:tcMar>
+            <w:vAlign w:val="center"/>
+          </w:tcPr>
+          <w:p>
+            <w:pPr>
+              <w:spacing w:after="0" w:line="260"/>
+              <w:jc w:val="right"/>
+            </w:pPr>
+            <w:r>
+              <w:rPr>
+                <w:rFonts w:ascii="MS Pゴシック" w:cs="MS Pゴシック" w:eastAsia="MS Pゴシック" w:hAnsi="MS Pゴシック"/>
+                <w:b w:val="false"/>
+                <w:bCs w:val="false"/>
+                <w:color w:val="1A1A1A"/>
+                <w:sz w:val="18"/>
+                <w:szCs w:val="18"/>
+              </w:rPr>
+              <w:t xml:space="preserve">基本水量 5㎥まで</w:t>
+            </w:r>
+          </w:p>
+        </w:tc>
+        <w:tc>
+          <w:tcPr>
+            <w:tcW w:type="dxa" w:w="1550"/>
             <w:tcMar>
               <w:top w:type="dxa" w:w="60"/>
               <w:left w:type="dxa" w:w="90"/>
@@ -13296,7 +13640,7 @@
         </w:tc>
         <w:tc>
           <w:tcPr>
-            <w:tcW w:type="dxa" w:w="1750"/>
+            <w:tcW w:type="dxa" w:w="1450"/>
             <w:tcMar>
               <w:top w:type="dxa" w:w="60"/>
               <w:left w:type="dxa" w:w="90"/>
@@ -13325,7 +13669,7 @@
         </w:tc>
         <w:tc>
           <w:tcPr>
-            <w:tcW w:type="dxa" w:w="1800"/>
+            <w:tcW w:type="dxa" w:w="1450"/>
             <w:tcMar>
               <w:top w:type="dxa" w:w="60"/>
               <w:left w:type="dxa" w:w="90"/>
@@ -13354,7 +13698,7 @@
         </w:tc>
         <w:tc>
           <w:tcPr>
-            <w:tcW w:type="dxa" w:w="1800"/>
+            <w:tcW w:type="dxa" w:w="1350"/>
             <w:tcMar>
               <w:top w:type="dxa" w:w="60"/>
               <w:left w:type="dxa" w:w="90"/>
@@ -13385,7 +13729,7 @@
       <w:tr>
         <w:tc>
           <w:tcPr>
-            <w:tcW w:type="dxa" w:w="2500"/>
+            <w:tcW w:type="dxa" w:w="1900"/>
             <w:shd w:fill="FBEAE0" w:color="auto" w:val="clear"/>
             <w:tcMar>
               <w:top w:type="dxa" w:w="60"/>
@@ -13409,13 +13753,13 @@
                 <w:sz w:val="18"/>
                 <w:szCs w:val="18"/>
               </w:rPr>
-              <w:t xml:space="preserve">6〜10㎥（1㎥につき）</w:t>
-            </w:r>
-          </w:p>
-        </w:tc>
-        <w:tc>
-          <w:tcPr>
-            <w:tcW w:type="dxa" w:w="1750"/>
+              <w:t xml:space="preserve">一般汚水 超過使用料</w:t>
+            </w:r>
+          </w:p>
+        </w:tc>
+        <w:tc>
+          <w:tcPr>
+            <w:tcW w:type="dxa" w:w="1900"/>
             <w:shd w:fill="FBEAE0" w:color="auto" w:val="clear"/>
             <w:tcMar>
               <w:top w:type="dxa" w:w="60"/>
@@ -13439,13 +13783,43 @@
                 <w:sz w:val="18"/>
                 <w:szCs w:val="18"/>
               </w:rPr>
+              <w:t xml:space="preserve">5㎥を超え10㎥まで</w:t>
+            </w:r>
+          </w:p>
+        </w:tc>
+        <w:tc>
+          <w:tcPr>
+            <w:tcW w:type="dxa" w:w="1550"/>
+            <w:shd w:fill="FBEAE0" w:color="auto" w:val="clear"/>
+            <w:tcMar>
+              <w:top w:type="dxa" w:w="60"/>
+              <w:left w:type="dxa" w:w="90"/>
+              <w:bottom w:type="dxa" w:w="60"/>
+              <w:right w:type="dxa" w:w="90"/>
+            </w:tcMar>
+            <w:vAlign w:val="center"/>
+          </w:tcPr>
+          <w:p>
+            <w:pPr>
+              <w:spacing w:after="0" w:line="260"/>
+              <w:jc w:val="right"/>
+            </w:pPr>
+            <w:r>
+              <w:rPr>
+                <w:rFonts w:ascii="MS Pゴシック" w:cs="MS Pゴシック" w:eastAsia="MS Pゴシック" w:hAnsi="MS Pゴシック"/>
+                <w:b/>
+                <w:bCs/>
+                <w:color w:val="1A1A1A"/>
+                <w:sz w:val="18"/>
+                <w:szCs w:val="18"/>
+              </w:rPr>
               <w:t xml:space="preserve">37円</w:t>
             </w:r>
           </w:p>
         </w:tc>
         <w:tc>
           <w:tcPr>
-            <w:tcW w:type="dxa" w:w="1750"/>
+            <w:tcW w:type="dxa" w:w="1450"/>
             <w:shd w:fill="FBEAE0" w:color="auto" w:val="clear"/>
             <w:tcMar>
               <w:top w:type="dxa" w:w="60"/>
@@ -13475,7 +13849,7 @@
         </w:tc>
         <w:tc>
           <w:tcPr>
-            <w:tcW w:type="dxa" w:w="1800"/>
+            <w:tcW w:type="dxa" w:w="1450"/>
             <w:shd w:fill="FBEAE0" w:color="auto" w:val="clear"/>
             <w:tcMar>
               <w:top w:type="dxa" w:w="60"/>
@@ -13505,7 +13879,7 @@
         </w:tc>
         <w:tc>
           <w:tcPr>
-            <w:tcW w:type="dxa" w:w="1800"/>
+            <w:tcW w:type="dxa" w:w="1350"/>
             <w:shd w:fill="FBEAE0" w:color="auto" w:val="clear"/>
             <w:tcMar>
               <w:top w:type="dxa" w:w="60"/>
@@ -13537,7 +13911,7 @@
       <w:tr>
         <w:tc>
           <w:tcPr>
-            <w:tcW w:type="dxa" w:w="2500"/>
+            <w:tcW w:type="dxa" w:w="1900"/>
             <w:tcMar>
               <w:top w:type="dxa" w:w="60"/>
               <w:left w:type="dxa" w:w="90"/>
@@ -13560,13 +13934,42 @@
                 <w:sz w:val="18"/>
                 <w:szCs w:val="18"/>
               </w:rPr>
-              <w:t xml:space="preserve">11〜50㎥（1㎥につき）</w:t>
-            </w:r>
-          </w:p>
-        </w:tc>
-        <w:tc>
-          <w:tcPr>
-            <w:tcW w:type="dxa" w:w="1750"/>
+              <w:t xml:space="preserve"/>
+            </w:r>
+          </w:p>
+        </w:tc>
+        <w:tc>
+          <w:tcPr>
+            <w:tcW w:type="dxa" w:w="1900"/>
+            <w:tcMar>
+              <w:top w:type="dxa" w:w="60"/>
+              <w:left w:type="dxa" w:w="90"/>
+              <w:bottom w:type="dxa" w:w="60"/>
+              <w:right w:type="dxa" w:w="90"/>
+            </w:tcMar>
+            <w:vAlign w:val="center"/>
+          </w:tcPr>
+          <w:p>
+            <w:pPr>
+              <w:spacing w:after="0" w:line="260"/>
+              <w:jc w:val="right"/>
+            </w:pPr>
+            <w:r>
+              <w:rPr>
+                <w:rFonts w:ascii="MS Pゴシック" w:cs="MS Pゴシック" w:eastAsia="MS Pゴシック" w:hAnsi="MS Pゴシック"/>
+                <w:b w:val="false"/>
+                <w:bCs w:val="false"/>
+                <w:color w:val="1A1A1A"/>
+                <w:sz w:val="18"/>
+                <w:szCs w:val="18"/>
+              </w:rPr>
+              <w:t xml:space="preserve">10㎥を超え50㎥まで</w:t>
+            </w:r>
+          </w:p>
+        </w:tc>
+        <w:tc>
+          <w:tcPr>
+            <w:tcW w:type="dxa" w:w="1550"/>
             <w:tcMar>
               <w:top w:type="dxa" w:w="60"/>
               <w:left w:type="dxa" w:w="90"/>
@@ -13595,7 +13998,7 @@
         </w:tc>
         <w:tc>
           <w:tcPr>
-            <w:tcW w:type="dxa" w:w="1750"/>
+            <w:tcW w:type="dxa" w:w="1450"/>
             <w:tcMar>
               <w:top w:type="dxa" w:w="60"/>
               <w:left w:type="dxa" w:w="90"/>
@@ -13624,7 +14027,7 @@
         </w:tc>
         <w:tc>
           <w:tcPr>
-            <w:tcW w:type="dxa" w:w="1800"/>
+            <w:tcW w:type="dxa" w:w="1450"/>
             <w:tcMar>
               <w:top w:type="dxa" w:w="60"/>
               <w:left w:type="dxa" w:w="90"/>
@@ -13653,7 +14056,7 @@
         </w:tc>
         <w:tc>
           <w:tcPr>
-            <w:tcW w:type="dxa" w:w="1800"/>
+            <w:tcW w:type="dxa" w:w="1350"/>
             <w:tcMar>
               <w:top w:type="dxa" w:w="60"/>
               <w:left w:type="dxa" w:w="90"/>
@@ -13684,7 +14087,7 @@
       <w:tr>
         <w:tc>
           <w:tcPr>
-            <w:tcW w:type="dxa" w:w="2500"/>
+            <w:tcW w:type="dxa" w:w="1900"/>
             <w:shd w:fill="F4F7F7" w:color="auto" w:val="clear"/>
             <w:tcMar>
               <w:top w:type="dxa" w:w="60"/>
@@ -13708,13 +14111,13 @@
                 <w:sz w:val="18"/>
                 <w:szCs w:val="18"/>
               </w:rPr>
-              <w:t xml:space="preserve">51㎥〜（1㎥につき）</w:t>
-            </w:r>
-          </w:p>
-        </w:tc>
-        <w:tc>
-          <w:tcPr>
-            <w:tcW w:type="dxa" w:w="1750"/>
+              <w:t xml:space="preserve"/>
+            </w:r>
+          </w:p>
+        </w:tc>
+        <w:tc>
+          <w:tcPr>
+            <w:tcW w:type="dxa" w:w="1900"/>
             <w:shd w:fill="F4F7F7" w:color="auto" w:val="clear"/>
             <w:tcMar>
               <w:top w:type="dxa" w:w="60"/>
@@ -13738,13 +14141,43 @@
                 <w:sz w:val="18"/>
                 <w:szCs w:val="18"/>
               </w:rPr>
+              <w:t xml:space="preserve">50㎥を超える分</w:t>
+            </w:r>
+          </w:p>
+        </w:tc>
+        <w:tc>
+          <w:tcPr>
+            <w:tcW w:type="dxa" w:w="1550"/>
+            <w:shd w:fill="F4F7F7" w:color="auto" w:val="clear"/>
+            <w:tcMar>
+              <w:top w:type="dxa" w:w="60"/>
+              <w:left w:type="dxa" w:w="90"/>
+              <w:bottom w:type="dxa" w:w="60"/>
+              <w:right w:type="dxa" w:w="90"/>
+            </w:tcMar>
+            <w:vAlign w:val="center"/>
+          </w:tcPr>
+          <w:p>
+            <w:pPr>
+              <w:spacing w:after="0" w:line="260"/>
+              <w:jc w:val="right"/>
+            </w:pPr>
+            <w:r>
+              <w:rPr>
+                <w:rFonts w:ascii="MS Pゴシック" w:cs="MS Pゴシック" w:eastAsia="MS Pゴシック" w:hAnsi="MS Pゴシック"/>
+                <w:b w:val="false"/>
+                <w:bCs w:val="false"/>
+                <w:color w:val="1A1A1A"/>
+                <w:sz w:val="18"/>
+                <w:szCs w:val="18"/>
+              </w:rPr>
               <w:t xml:space="preserve">200円</w:t>
             </w:r>
           </w:p>
         </w:tc>
         <w:tc>
           <w:tcPr>
-            <w:tcW w:type="dxa" w:w="1750"/>
+            <w:tcW w:type="dxa" w:w="1450"/>
             <w:shd w:fill="F4F7F7" w:color="auto" w:val="clear"/>
             <w:tcMar>
               <w:top w:type="dxa" w:w="60"/>
@@ -13774,7 +14207,7 @@
         </w:tc>
         <w:tc>
           <w:tcPr>
-            <w:tcW w:type="dxa" w:w="1800"/>
+            <w:tcW w:type="dxa" w:w="1450"/>
             <w:shd w:fill="F4F7F7" w:color="auto" w:val="clear"/>
             <w:tcMar>
               <w:top w:type="dxa" w:w="60"/>
@@ -13804,7 +14237,7 @@
         </w:tc>
         <w:tc>
           <w:tcPr>
-            <w:tcW w:type="dxa" w:w="1800"/>
+            <w:tcW w:type="dxa" w:w="1350"/>
             <w:shd w:fill="F4F7F7" w:color="auto" w:val="clear"/>
             <w:tcMar>
               <w:top w:type="dxa" w:w="60"/>
@@ -13829,6 +14262,364 @@
                 <w:szCs w:val="18"/>
               </w:rPr>
               <w:t xml:space="preserve">242.0円</w:t>
+            </w:r>
+          </w:p>
+        </w:tc>
+      </w:tr>
+      <w:tr>
+        <w:tc>
+          <w:tcPr>
+            <w:tcW w:type="dxa" w:w="1900"/>
+            <w:tcMar>
+              <w:top w:type="dxa" w:w="60"/>
+              <w:left w:type="dxa" w:w="90"/>
+              <w:bottom w:type="dxa" w:w="60"/>
+              <w:right w:type="dxa" w:w="90"/>
+            </w:tcMar>
+            <w:vAlign w:val="center"/>
+          </w:tcPr>
+          <w:p>
+            <w:pPr>
+              <w:spacing w:after="0" w:line="260"/>
+              <w:jc w:val="left"/>
+            </w:pPr>
+            <w:r>
+              <w:rPr>
+                <w:rFonts w:ascii="MS Pゴシック" w:cs="MS Pゴシック" w:eastAsia="MS Pゴシック" w:hAnsi="MS Pゴシック"/>
+                <w:b w:val="false"/>
+                <w:bCs w:val="false"/>
+                <w:color w:val="1A1A1A"/>
+                <w:sz w:val="18"/>
+                <w:szCs w:val="18"/>
+              </w:rPr>
+              <w:t xml:space="preserve">公衆浴場汚水 基本使用料</w:t>
+            </w:r>
+          </w:p>
+        </w:tc>
+        <w:tc>
+          <w:tcPr>
+            <w:tcW w:type="dxa" w:w="1900"/>
+            <w:tcMar>
+              <w:top w:type="dxa" w:w="60"/>
+              <w:left w:type="dxa" w:w="90"/>
+              <w:bottom w:type="dxa" w:w="60"/>
+              <w:right w:type="dxa" w:w="90"/>
+            </w:tcMar>
+            <w:vAlign w:val="center"/>
+          </w:tcPr>
+          <w:p>
+            <w:pPr>
+              <w:spacing w:after="0" w:line="260"/>
+              <w:jc w:val="right"/>
+            </w:pPr>
+            <w:r>
+              <w:rPr>
+                <w:rFonts w:ascii="MS Pゴシック" w:cs="MS Pゴシック" w:eastAsia="MS Pゴシック" w:hAnsi="MS Pゴシック"/>
+                <w:b w:val="false"/>
+                <w:bCs w:val="false"/>
+                <w:color w:val="1A1A1A"/>
+                <w:sz w:val="18"/>
+                <w:szCs w:val="18"/>
+              </w:rPr>
+              <w:t xml:space="preserve">基本水量 5㎥まで</w:t>
+            </w:r>
+          </w:p>
+        </w:tc>
+        <w:tc>
+          <w:tcPr>
+            <w:tcW w:type="dxa" w:w="1550"/>
+            <w:tcMar>
+              <w:top w:type="dxa" w:w="60"/>
+              <w:left w:type="dxa" w:w="90"/>
+              <w:bottom w:type="dxa" w:w="60"/>
+              <w:right w:type="dxa" w:w="90"/>
+            </w:tcMar>
+            <w:vAlign w:val="center"/>
+          </w:tcPr>
+          <w:p>
+            <w:pPr>
+              <w:spacing w:after="0" w:line="260"/>
+              <w:jc w:val="right"/>
+            </w:pPr>
+            <w:r>
+              <w:rPr>
+                <w:rFonts w:ascii="MS Pゴシック" w:cs="MS Pゴシック" w:eastAsia="MS Pゴシック" w:hAnsi="MS Pゴシック"/>
+                <w:b w:val="false"/>
+                <w:bCs w:val="false"/>
+                <w:color w:val="1A1A1A"/>
+                <w:sz w:val="18"/>
+                <w:szCs w:val="18"/>
+              </w:rPr>
+              <w:t xml:space="preserve">1,008円</w:t>
+            </w:r>
+          </w:p>
+        </w:tc>
+        <w:tc>
+          <w:tcPr>
+            <w:tcW w:type="dxa" w:w="1450"/>
+            <w:tcMar>
+              <w:top w:type="dxa" w:w="60"/>
+              <w:left w:type="dxa" w:w="90"/>
+              <w:bottom w:type="dxa" w:w="60"/>
+              <w:right w:type="dxa" w:w="90"/>
+            </w:tcMar>
+            <w:vAlign w:val="center"/>
+          </w:tcPr>
+          <w:p>
+            <w:pPr>
+              <w:spacing w:after="0" w:line="260"/>
+              <w:jc w:val="right"/>
+            </w:pPr>
+            <w:r>
+              <w:rPr>
+                <w:rFonts w:ascii="MS Pゴシック" w:cs="MS Pゴシック" w:eastAsia="MS Pゴシック" w:hAnsi="MS Pゴシック"/>
+                <w:b w:val="false"/>
+                <w:bCs w:val="false"/>
+                <w:color w:val="1A1A1A"/>
+                <w:sz w:val="18"/>
+                <w:szCs w:val="18"/>
+              </w:rPr>
+              <w:t xml:space="preserve">要決定</w:t>
+            </w:r>
+          </w:p>
+        </w:tc>
+        <w:tc>
+          <w:tcPr>
+            <w:tcW w:type="dxa" w:w="1450"/>
+            <w:tcMar>
+              <w:top w:type="dxa" w:w="60"/>
+              <w:left w:type="dxa" w:w="90"/>
+              <w:bottom w:type="dxa" w:w="60"/>
+              <w:right w:type="dxa" w:w="90"/>
+            </w:tcMar>
+            <w:vAlign w:val="center"/>
+          </w:tcPr>
+          <w:p>
+            <w:pPr>
+              <w:spacing w:after="0" w:line="260"/>
+              <w:jc w:val="right"/>
+            </w:pPr>
+            <w:r>
+              <w:rPr>
+                <w:rFonts w:ascii="MS Pゴシック" w:cs="MS Pゴシック" w:eastAsia="MS Pゴシック" w:hAnsi="MS Pゴシック"/>
+                <w:b w:val="false"/>
+                <w:bCs w:val="false"/>
+                <w:color w:val="1A1A1A"/>
+                <w:sz w:val="18"/>
+                <w:szCs w:val="18"/>
+              </w:rPr>
+              <w:t xml:space="preserve">要決定</w:t>
+            </w:r>
+          </w:p>
+        </w:tc>
+        <w:tc>
+          <w:tcPr>
+            <w:tcW w:type="dxa" w:w="1350"/>
+            <w:tcMar>
+              <w:top w:type="dxa" w:w="60"/>
+              <w:left w:type="dxa" w:w="90"/>
+              <w:bottom w:type="dxa" w:w="60"/>
+              <w:right w:type="dxa" w:w="90"/>
+            </w:tcMar>
+            <w:vAlign w:val="center"/>
+          </w:tcPr>
+          <w:p>
+            <w:pPr>
+              <w:spacing w:after="0" w:line="260"/>
+              <w:jc w:val="right"/>
+            </w:pPr>
+            <w:r>
+              <w:rPr>
+                <w:rFonts w:ascii="MS Pゴシック" w:cs="MS Pゴシック" w:eastAsia="MS Pゴシック" w:hAnsi="MS Pゴシック"/>
+                <w:b w:val="false"/>
+                <w:bCs w:val="false"/>
+                <w:color w:val="1A1A1A"/>
+                <w:sz w:val="18"/>
+                <w:szCs w:val="18"/>
+              </w:rPr>
+              <w:t xml:space="preserve">—</w:t>
+            </w:r>
+          </w:p>
+        </w:tc>
+      </w:tr>
+      <w:tr>
+        <w:tc>
+          <w:tcPr>
+            <w:tcW w:type="dxa" w:w="1900"/>
+            <w:shd w:fill="F4F7F7" w:color="auto" w:val="clear"/>
+            <w:tcMar>
+              <w:top w:type="dxa" w:w="60"/>
+              <w:left w:type="dxa" w:w="90"/>
+              <w:bottom w:type="dxa" w:w="60"/>
+              <w:right w:type="dxa" w:w="90"/>
+            </w:tcMar>
+            <w:vAlign w:val="center"/>
+          </w:tcPr>
+          <w:p>
+            <w:pPr>
+              <w:spacing w:after="0" w:line="260"/>
+              <w:jc w:val="left"/>
+            </w:pPr>
+            <w:r>
+              <w:rPr>
+                <w:rFonts w:ascii="MS Pゴシック" w:cs="MS Pゴシック" w:eastAsia="MS Pゴシック" w:hAnsi="MS Pゴシック"/>
+                <w:b w:val="false"/>
+                <w:bCs w:val="false"/>
+                <w:color w:val="1A1A1A"/>
+                <w:sz w:val="18"/>
+                <w:szCs w:val="18"/>
+              </w:rPr>
+              <w:t xml:space="preserve">公衆浴場汚水 超過使用料</w:t>
+            </w:r>
+          </w:p>
+        </w:tc>
+        <w:tc>
+          <w:tcPr>
+            <w:tcW w:type="dxa" w:w="1900"/>
+            <w:shd w:fill="F4F7F7" w:color="auto" w:val="clear"/>
+            <w:tcMar>
+              <w:top w:type="dxa" w:w="60"/>
+              <w:left w:type="dxa" w:w="90"/>
+              <w:bottom w:type="dxa" w:w="60"/>
+              <w:right w:type="dxa" w:w="90"/>
+            </w:tcMar>
+            <w:vAlign w:val="center"/>
+          </w:tcPr>
+          <w:p>
+            <w:pPr>
+              <w:spacing w:after="0" w:line="260"/>
+              <w:jc w:val="right"/>
+            </w:pPr>
+            <w:r>
+              <w:rPr>
+                <w:rFonts w:ascii="MS Pゴシック" w:cs="MS Pゴシック" w:eastAsia="MS Pゴシック" w:hAnsi="MS Pゴシック"/>
+                <w:b w:val="false"/>
+                <w:bCs w:val="false"/>
+                <w:color w:val="1A1A1A"/>
+                <w:sz w:val="18"/>
+                <w:szCs w:val="18"/>
+              </w:rPr>
+              <w:t xml:space="preserve">5㎥を超える分</w:t>
+            </w:r>
+          </w:p>
+        </w:tc>
+        <w:tc>
+          <w:tcPr>
+            <w:tcW w:type="dxa" w:w="1550"/>
+            <w:shd w:fill="F4F7F7" w:color="auto" w:val="clear"/>
+            <w:tcMar>
+              <w:top w:type="dxa" w:w="60"/>
+              <w:left w:type="dxa" w:w="90"/>
+              <w:bottom w:type="dxa" w:w="60"/>
+              <w:right w:type="dxa" w:w="90"/>
+            </w:tcMar>
+            <w:vAlign w:val="center"/>
+          </w:tcPr>
+          <w:p>
+            <w:pPr>
+              <w:spacing w:after="0" w:line="260"/>
+              <w:jc w:val="right"/>
+            </w:pPr>
+            <w:r>
+              <w:rPr>
+                <w:rFonts w:ascii="MS Pゴシック" w:cs="MS Pゴシック" w:eastAsia="MS Pゴシック" w:hAnsi="MS Pゴシック"/>
+                <w:b w:val="false"/>
+                <w:bCs w:val="false"/>
+                <w:color w:val="1A1A1A"/>
+                <w:sz w:val="18"/>
+                <w:szCs w:val="18"/>
+              </w:rPr>
+              <w:t xml:space="preserve">57円</w:t>
+            </w:r>
+          </w:p>
+        </w:tc>
+        <w:tc>
+          <w:tcPr>
+            <w:tcW w:type="dxa" w:w="1450"/>
+            <w:shd w:fill="F4F7F7" w:color="auto" w:val="clear"/>
+            <w:tcMar>
+              <w:top w:type="dxa" w:w="60"/>
+              <w:left w:type="dxa" w:w="90"/>
+              <w:bottom w:type="dxa" w:w="60"/>
+              <w:right w:type="dxa" w:w="90"/>
+            </w:tcMar>
+            <w:vAlign w:val="center"/>
+          </w:tcPr>
+          <w:p>
+            <w:pPr>
+              <w:spacing w:after="0" w:line="260"/>
+              <w:jc w:val="right"/>
+            </w:pPr>
+            <w:r>
+              <w:rPr>
+                <w:rFonts w:ascii="MS Pゴシック" w:cs="MS Pゴシック" w:eastAsia="MS Pゴシック" w:hAnsi="MS Pゴシック"/>
+                <w:b w:val="false"/>
+                <w:bCs w:val="false"/>
+                <w:color w:val="1A1A1A"/>
+                <w:sz w:val="18"/>
+                <w:szCs w:val="18"/>
+              </w:rPr>
+              <w:t xml:space="preserve">要決定</w:t>
+            </w:r>
+          </w:p>
+        </w:tc>
+        <w:tc>
+          <w:tcPr>
+            <w:tcW w:type="dxa" w:w="1450"/>
+            <w:shd w:fill="F4F7F7" w:color="auto" w:val="clear"/>
+            <w:tcMar>
+              <w:top w:type="dxa" w:w="60"/>
+              <w:left w:type="dxa" w:w="90"/>
+              <w:bottom w:type="dxa" w:w="60"/>
+              <w:right w:type="dxa" w:w="90"/>
+            </w:tcMar>
+            <w:vAlign w:val="center"/>
+          </w:tcPr>
+          <w:p>
+            <w:pPr>
+              <w:spacing w:after="0" w:line="260"/>
+              <w:jc w:val="right"/>
+            </w:pPr>
+            <w:r>
+              <w:rPr>
+                <w:rFonts w:ascii="MS Pゴシック" w:cs="MS Pゴシック" w:eastAsia="MS Pゴシック" w:hAnsi="MS Pゴシック"/>
+                <w:b w:val="false"/>
+                <w:bCs w:val="false"/>
+                <w:color w:val="1A1A1A"/>
+                <w:sz w:val="18"/>
+                <w:szCs w:val="18"/>
+              </w:rPr>
+              <w:t xml:space="preserve">要決定</w:t>
+            </w:r>
+          </w:p>
+        </w:tc>
+        <w:tc>
+          <w:tcPr>
+            <w:tcW w:type="dxa" w:w="1350"/>
+            <w:shd w:fill="F4F7F7" w:color="auto" w:val="clear"/>
+            <w:tcMar>
+              <w:top w:type="dxa" w:w="60"/>
+              <w:left w:type="dxa" w:w="90"/>
+              <w:bottom w:type="dxa" w:w="60"/>
+              <w:right w:type="dxa" w:w="90"/>
+            </w:tcMar>
+            <w:vAlign w:val="center"/>
+          </w:tcPr>
+          <w:p>
+            <w:pPr>
+              <w:spacing w:after="0" w:line="260"/>
+              <w:jc w:val="right"/>
+            </w:pPr>
+            <w:r>
+              <w:rPr>
+                <w:rFonts w:ascii="MS Pゴシック" w:cs="MS Pゴシック" w:eastAsia="MS Pゴシック" w:hAnsi="MS Pゴシック"/>
+                <w:b w:val="false"/>
+                <w:bCs w:val="false"/>
+                <w:color w:val="1A1A1A"/>
+                <w:sz w:val="18"/>
+                <w:szCs w:val="18"/>
+              </w:rPr>
+              <w:t xml:space="preserve">—</w:t>
             </w:r>
           </w:p>
         </w:tc>
@@ -13845,7 +14636,7 @@
           <w:sz w:val="17"/>
           <w:szCs w:val="17"/>
         </w:rPr>
-        <w:t xml:space="preserve">税込は税抜額に消費税及び地方消費税を加算し、1円未満を切り捨てて算定する。</w:t>
+        <w:t xml:space="preserve">区分の表記は現行別表の文言（「5㎥を超え10㎥まで」等）に合わせている。本資料の本文では読みやすさのため「6〜10㎥」等と表記しているが、整数水量では同一である。税込は第17条ただし書のとおり、税抜額に消費税及び地方消費税を加算し1円未満を切り捨てて算定する。</w:t>
       </w:r>
     </w:p>
     <w:p>
@@ -13938,7 +14729,7 @@
           <w:sz w:val="21"/>
           <w:szCs w:val="21"/>
         </w:rPr>
-        <w:t xml:space="preserve">現行の公衆浴場汚水は税抜で基本使用料1,008円＋6㎥〜57円である。令和7年度の調定データからは適用者を確認できないため今回の試算対象外としているが、据え置くのか一般汚水と同率で改定するのかを決める必要がある。</w:t>
+        <w:t xml:space="preserve">現行の公衆浴場汚水は税抜で基本使用料1,008円（5㎥まで）＋5㎥を超える分57円である。令和7年度の調定データを公衆浴場汚水の算定式で照合したところ、一般汚水では生じ得ない金額が2件あったが、いずれも水量欄と突き合わせると1か月検針の一般汚水（88㎥・145㎥）であることが確認できた。したがって適用者は確認できないが、台帳側での確認は別途必要である。据え置くのか一般汚水と同率で改定するのかを決める必要がある。</w:t>
       </w:r>
     </w:p>
     <w:p>
@@ -13954,7 +14745,7 @@
           <w:sz w:val="20"/>
           <w:szCs w:val="20"/>
         </w:rPr>
-        <w:t xml:space="preserve">■ 端数処理</w:t>
+        <w:t xml:space="preserve">■ 端数処理と2か月請求の算定</w:t>
       </w:r>
     </w:p>
     <w:p>
@@ -13969,7 +14760,38 @@
           <w:sz w:val="21"/>
           <w:szCs w:val="21"/>
         </w:rPr>
-        <w:t xml:space="preserve">2か月分の請求額は「税抜額×1.1」の1円未満を切り捨てて算定している。改正にあたっては端数処理の方法を条文上明確にする。</w:t>
+        <w:t xml:space="preserve">第17条ただし書により、税抜額に消費税を加算した額の1円未満を切り捨てる。第18条第3項により、2か月ごとに認定する場合は各月均等に排除したものとみなして算定する。実データで検証したところ、基本水量内の2か月請求額は2,217円であり、各月ごとに切り捨てた場合の2,216円は1件も存在しない。すなわち切捨ては2か月分をまとめて1回行っている。改正にあたってはこの取扱いを条文上明確にすることが望ましい。</w:t>
+      </w:r>
+    </w:p>
+    <w:p>
+      <w:pPr>
+        <w:spacing w:after="40" w:before="120" w:line="300"/>
+      </w:pPr>
+      <w:r>
+        <w:rPr>
+          <w:rFonts w:ascii="MS Pゴシック" w:cs="MS Pゴシック" w:eastAsia="MS Pゴシック" w:hAnsi="MS Pゴシック"/>
+          <w:b/>
+          <w:bCs/>
+          <w:color w:val="1A1A1A"/>
+          <w:sz w:val="20"/>
+          <w:szCs w:val="20"/>
+        </w:rPr>
+        <w:t xml:space="preserve">■ 日割算定の範囲</w:t>
+      </w:r>
+    </w:p>
+    <w:p>
+      <w:pPr>
+        <w:spacing w:after="120" w:before="0" w:line="300"/>
+        <w:ind w:left="240"/>
+      </w:pPr>
+      <w:r>
+        <w:rPr>
+          <w:rFonts w:ascii="MS Pゴシック" w:cs="MS Pゴシック" w:eastAsia="MS Pゴシック" w:hAnsi="MS Pゴシック"/>
+          <w:color w:val="1A1A1A"/>
+          <w:sz w:val="21"/>
+          <w:szCs w:val="21"/>
+        </w:rPr>
+        <w:t xml:space="preserve">第18条第4項により、日割算定は排除汚水量が基本水量未満のときに限られる。本資料が「日割・異動等」として区分した記録は、この規定に対応するものである。</w:t>
       </w:r>
     </w:p>
     <w:p>
@@ -16257,7 +17079,7 @@
           <w:sz w:val="21"/>
           <w:szCs w:val="21"/>
         </w:rPr>
-        <w:t xml:space="preserve">中心案の11〜50㎥（税抜190円）は、平均増収率が約10%になるよう令和7年度の利用分布から逆算したものである。毎月検針の大口利用者のデータが一部欠けているため、51㎥〜から得られる増収が過小に評価され、その不足分を11〜50㎥で余分に回収する設計になっている可能性がある。したがって、データ不足は増収額だけでなく料金単価そのものにも影響する。6〜10㎥の単価差を縮小するという政策方向は本資料で議論できるが、73円・190円・220円を最終料金表として確定するのは年間調定データの補完後とすべきである。</w:t>
+        <w:t xml:space="preserve">中心案の11〜50㎥（税抜190円）は、平均増収率が約10%になるよう令和7年度の利用分布から逆算したものである。集計ブックの水量欄と検針区分（毎月・隔月）を用いて分類をやり直した結果、毎月検針の大口利用者も算定に取り込めており、51㎥〜の従量収入は従量部分の19.5%（当初の把握では12.9%）となった。ただし水量欄が空欄の日割・異動等が2事業合計で587件・2,445千円（調定額の5.5%）残っており、これらは現行額に平均改定率を乗じる簡便法で扱っている。6〜10㎥の単価差を縮小するという政策方向は本資料で確定的に議論できるが、73円・190円・220円を最終料金表として確定する前に、この587件の内訳を確認することが望ましい。</w:t>
       </w:r>
     </w:p>
     <w:p>
@@ -16288,7 +17110,7 @@
           <w:sz w:val="21"/>
           <w:szCs w:val="21"/>
         </w:rPr>
-        <w:t xml:space="preserve">本資料の増収試算は、令和7年度の主検針月6回調定（9,070件・42,987,132円）に基づく。通常の隔月検針者については概ね12か月相当だが、偶数月調定および毎月検針者の一部を含まない。年間全件（12か月・9,220件）で集計すると調定額は44,578,708円となり、これを基礎とした場合の平年度増収額は約4,427千円（税込）・約4,024千円（税抜）となる。また集計ブックの「〜2,216」行は1件あたり2,216円（上限額）で評価されているが、令和7年度3月分の調定明細で実額を確認したところ71件で64,144円（平均903円）であり、集計ブックの評価は過大である。いずれも改定率および税抜単価には影響しない。</w:t>
+        <w:t xml:space="preserve">本資料の増収試算は、令和7年度の年間全件調定（12か月・9,220件・44,578,708円）に基づく。各記録は集計ブックの水量欄と算定式を照合し、隔月検針・毎月検針・基本水量内・日割等に分類している。集計ブックの「〜2,216」行は1件あたり2,216円（上限額）で評価されていたが、令和7年度3月分の調定明細で実額を確認したところ71件で64,144円（平均903円）であったため、本資料では実測平均で評価している。</w:t>
       </w:r>
     </w:p>
     <w:p>

--- a/docs/kamikami-sewer-tariff/03_説明資料/下水道使用料改定説明資料.docx
+++ b/docs/kamikami-sewer-tariff/03_説明資料/下水道使用料改定説明資料.docx
@@ -1329,7 +1329,7 @@
                 <w:sz w:val="18"/>
                 <w:szCs w:val="18"/>
               </w:rPr>
-              <w:t xml:space="preserve">19,065,816</w:t>
+              <w:t xml:space="preserve">19,041,422</w:t>
             </w:r>
           </w:p>
         </w:tc>
@@ -1358,7 +1358,7 @@
                 <w:sz w:val="18"/>
                 <w:szCs w:val="18"/>
               </w:rPr>
-              <w:t xml:space="preserve">42.8%</w:t>
+              <w:t xml:space="preserve">42.7%</w:t>
             </w:r>
           </w:p>
         </w:tc>
@@ -2045,7 +2045,7 @@
                 <w:sz w:val="18"/>
                 <w:szCs w:val="18"/>
               </w:rPr>
-              <w:t xml:space="preserve">2,445,216</w:t>
+              <w:t xml:space="preserve">2,458,405</w:t>
             </w:r>
           </w:p>
         </w:tc>
@@ -2488,7 +2488,7 @@
                 <w:sz w:val="18"/>
                 <w:szCs w:val="18"/>
               </w:rPr>
-              <w:t xml:space="preserve">44,578,708円</w:t>
+              <w:t xml:space="preserve">44,567,510円</w:t>
             </w:r>
           </w:p>
         </w:tc>
@@ -2579,7 +2579,7 @@
                 <w:sz w:val="18"/>
                 <w:szCs w:val="18"/>
               </w:rPr>
-              <w:t xml:space="preserve">53,591,475円</w:t>
+              <w:t xml:space="preserve">53,583,231円</w:t>
             </w:r>
           </w:p>
         </w:tc>
@@ -2671,7 +2671,7 @@
                 <w:sz w:val="18"/>
                 <w:szCs w:val="18"/>
               </w:rPr>
-              <w:t xml:space="preserve">9,012,766円</w:t>
+              <w:t xml:space="preserve">9,015,721円</w:t>
             </w:r>
           </w:p>
         </w:tc>
@@ -5574,7 +5574,7 @@
                 <w:sz w:val="18"/>
                 <w:szCs w:val="18"/>
               </w:rPr>
-              <w:t xml:space="preserve">+9.93%</w:t>
+              <w:t xml:space="preserve">+9.94%</w:t>
             </w:r>
           </w:p>
         </w:tc>
@@ -10308,7 +10308,7 @@
                 <w:sz w:val="18"/>
                 <w:szCs w:val="18"/>
               </w:rPr>
-              <w:t xml:space="preserve">2,213,919円</w:t>
+              <w:t xml:space="preserve">2,214,645円</w:t>
             </w:r>
           </w:p>
         </w:tc>
@@ -10490,7 +10490,7 @@
                 <w:sz w:val="18"/>
                 <w:szCs w:val="18"/>
               </w:rPr>
-              <w:t xml:space="preserve">4,426,499円</w:t>
+              <w:t xml:space="preserve">4,427,950円</w:t>
             </w:r>
           </w:p>
         </w:tc>
@@ -10520,7 +10520,7 @@
                 <w:sz w:val="18"/>
                 <w:szCs w:val="18"/>
               </w:rPr>
-              <w:t xml:space="preserve">+9.93%</w:t>
+              <w:t xml:space="preserve">+9.94%</w:t>
             </w:r>
           </w:p>
         </w:tc>
@@ -10580,7 +10580,7 @@
                 <w:sz w:val="18"/>
                 <w:szCs w:val="18"/>
               </w:rPr>
-              <w:t xml:space="preserve">40.3%</w:t>
+              <w:t xml:space="preserve">40.4%</w:t>
             </w:r>
           </w:p>
         </w:tc>
@@ -10672,7 +10672,7 @@
                 <w:sz w:val="18"/>
                 <w:szCs w:val="18"/>
               </w:rPr>
-              <w:t xml:space="preserve">6,741,656円</w:t>
+              <w:t xml:space="preserve">6,743,866円</w:t>
             </w:r>
           </w:p>
         </w:tc>
@@ -10702,7 +10702,7 @@
                 <w:sz w:val="18"/>
                 <w:szCs w:val="18"/>
               </w:rPr>
-              <w:t xml:space="preserve">+15.12%</w:t>
+              <w:t xml:space="preserve">+15.13%</w:t>
             </w:r>
           </w:p>
         </w:tc>
@@ -10809,7 +10809,7 @@
           <w:sz w:val="17"/>
           <w:szCs w:val="17"/>
         </w:rPr>
-        <w:t xml:space="preserve">増収額は平年度ベース（令和7年度12か月・全件の調定分布に新料金を当てたもの・税込）。税抜では中心案4,024,090円。施行日が未定のため初年度影響額は別途算定が必要。参考経費回収率は、令和6年度決算の使用料・汚水処理費を固定し使用料改定のみを反映した静態試算である。</w:t>
+        <w:t xml:space="preserve">増収額は平年度ベース（令和7年度12か月・全件の調定分布に新料金を当てたもの・税込）。税抜では中心案4,025,409円。施行日が未定のため初年度影響額は別途算定が必要。参考経費回収率は、令和6年度決算の使用料・汚水処理費を固定し使用料改定のみを反映した静態試算である。</w:t>
       </w:r>
     </w:p>
     <w:tbl>
@@ -11614,7 +11614,7 @@
                 <w:sz w:val="18"/>
                 <w:szCs w:val="18"/>
               </w:rPr>
-              <w:t xml:space="preserve">+9.93%</w:t>
+              <w:t xml:space="preserve">+9.94%</w:t>
             </w:r>
           </w:p>
         </w:tc>
@@ -16608,7 +16608,7 @@
           <w:sz w:val="21"/>
           <w:szCs w:val="21"/>
         </w:rPr>
-        <w:t xml:space="preserve">中心案の調定額ベース平均増収率+9.93%は比率であるため、税抜の基礎にそのまま適用できる。令和7年度の年間全件調定額（税抜40,526千円）を基礎とすると改定後は44,550千円、増収額は約4,024千円（税抜）・約4,427千円（税込）となる。令和7年度決算（税抜40,586千円）を基礎としてもほぼ同じで、両者は0.15%で一致する。令和8年度予算を基礎にすると実績を6.1%下回るため増収額も約240千円小さく出るので、保守的な下限として併記するのが妥当である。</w:t>
+        <w:t xml:space="preserve">中心案の調定額ベース平均増収率+9.94%は比率であるため、税抜の基礎にそのまま適用できる。令和7年度の年間全件調定額（税抜40,516千円）を基礎とすると改定後は44,541千円、増収額は約4,025千円（税抜）・約4,428千円（税込）となる。令和7年度決算（税抜40,586千円）を基礎としてもほぼ同じで、両者は0.17%で一致する。令和8年度予算を基礎にすると実績を6.1%下回るため増収額も約240千円小さく出るので、保守的な下限として併記するのが妥当である。</w:t>
       </w:r>
     </w:p>
     <w:p>
@@ -17079,7 +17079,7 @@
           <w:sz w:val="21"/>
           <w:szCs w:val="21"/>
         </w:rPr>
-        <w:t xml:space="preserve">中心案の11〜50㎥（税抜190円）は、平均増収率が約10%になるよう令和7年度の利用分布から逆算したものである。集計ブックの水量欄と検針区分（毎月・隔月）を用いて分類をやり直した結果、毎月検針の大口利用者も算定に取り込めており、51㎥〜の従量収入は従量部分の19.5%（当初の把握では12.9%）となった。ただし水量欄が空欄の日割・異動等が2事業合計で587件・2,445千円（調定額の5.5%）残っており、これらは現行額に平均改定率を乗じる簡便法で扱っている。6〜10㎥の単価差を縮小するという政策方向は本資料で確定的に議論できるが、73円・190円・220円を最終料金表として確定する前に、この587件の内訳を確認することが望ましい。</w:t>
+        <w:t xml:space="preserve">中心案の11〜50㎥（税抜190円）は、平均増収率が約10%になるよう令和7年度の利用分布から逆算したものである。集計ブックの水量欄と検針区分（毎月・隔月）を用いて分類をやり直した結果、毎月検針の大口利用者も算定に取り込めており、51㎥〜の従量収入は従量部分の19.5%（当初の把握では12.9%）となった。ただし水量欄が空欄の日割・異動等が2事業合計で598件・2,458千円（調定額の5.5%）残っており、これらは現行額に平均改定率を乗じる簡便法で扱っている。6〜10㎥の単価差を縮小するという政策方向は本資料で確定的に議論できるが、73円・190円・220円を最終料金表として確定する前に、この598件の内訳を確認することが望ましい。</w:t>
       </w:r>
     </w:p>
     <w:p>
@@ -17110,7 +17110,7 @@
           <w:sz w:val="21"/>
           <w:szCs w:val="21"/>
         </w:rPr>
-        <w:t xml:space="preserve">本資料の増収試算は、令和7年度の年間全件調定（12か月・9,220件・44,578,708円）に基づく。各記録は集計ブックの水量欄と算定式を照合し、隔月検針・毎月検針・基本水量内・日割等に分類している。集計ブックの「〜2,216」行は1件あたり2,216円（上限額）で評価されていたが、令和7年度3月分の調定明細で実額を確認したところ71件で64,144円（平均903円）であったため、本資料では実測平均で評価している。</w:t>
+        <w:t xml:space="preserve">本資料の増収試算は、令和7年度の年間全件調定（12か月・9,220件・44,567,510円）に基づく。各記録は集計ブックの水量欄と算定式を照合し、隔月検針・毎月検針・基本水量内・日割等に分類している。集計ブックの「〜2,216」行は1件あたり2,216円（上限額）で評価されていたが、令和7年度3月分の調定明細で実額を確認したところ71件で64,144円（平均903円）であったため、本資料では実測平均で評価している。漁業集落排水は集計ブックに日割の行がなく、日割11件が基本使用料2,217円に切り上げて基本料金帯に計上されていたため、調定明細の実額13,189円（平均1,199円）で評価し直している（11,198円の過大を補正）。</w:t>
       </w:r>
     </w:p>
     <w:p>

--- a/docs/kamikami-sewer-tariff/03_説明資料/下水道使用料改定説明資料.docx
+++ b/docs/kamikami-sewer-tariff/03_説明資料/下水道使用料改定説明資料.docx
@@ -133,7 +133,7 @@
                 <w:sz w:val="20"/>
                 <w:szCs w:val="20"/>
               </w:rPr>
-              <w:t xml:space="preserve">② この区分を現行の11〜50㎥単価（税抜174円）まで引き上げると、平年度で約8,493千円（現行調定額比 約+19.8%）の増収余地がある。</w:t>
+              <w:t xml:space="preserve">② この区分を現行の11〜50㎥単価（税抜174円）まで引き上げると、平年度で約9,016千円（現行調定額比 約+20.2%）の増収余地がある。うち従量部分のみの増収は約8,518千円である。</w:t>
             </w:r>
           </w:p>
           <w:p>
@@ -298,7 +298,7 @@
                 <w:sz w:val="20"/>
                 <w:szCs w:val="20"/>
               </w:rPr>
-              <w:t xml:space="preserve">令和7年度の調定データには偶数月調定および毎月検針者の一部が含まれていない。この不足は増収額だけでなく料金単価の設計にも影響する（第9章）。</w:t>
+              <w:t xml:space="preserve">増収試算は令和7年度の年間全件調定9,220件・44,567,510円を基礎としている。ただし水量を特定できない日割・異動等598件（調定額の5.5%）については、現行額に平均改定率を乗じる簡便法によっている。</w:t>
             </w:r>
           </w:p>
         </w:tc>
@@ -859,7 +859,7 @@
           <w:sz w:val="17"/>
           <w:szCs w:val="17"/>
         </w:rPr>
-        <w:t xml:space="preserve">公衆浴場汚水は別単価（税抜 基本1,008円＋6㎥〜57円）。調定は隔月のため、請求額はこの2倍となる。</w:t>
+        <w:t xml:space="preserve">公衆浴場汚水は別単価（税抜 基本1,008円＋5㎥を超える分57円）。隔月徴収の場合は、2か月分の税抜使用料を算定したうえで消費税等を加算し、1円未満を切り捨てて請求する。</w:t>
       </w:r>
     </w:p>
     <w:p>
@@ -5973,7 +5973,7 @@
           <w:sz w:val="20"/>
           <w:szCs w:val="20"/>
         </w:rPr>
-        <w:t xml:space="preserve">月5㎥以下（公共で件数の21.7%）は基本使用料の据置により負担増が生じない。</w:t>
+        <w:t xml:space="preserve">月5㎥以下（公共で件数の21.3%）は基本使用料の据置により負担増が生じない。</w:t>
       </w:r>
     </w:p>
     <w:p>
@@ -6055,7 +6055,7 @@
           <w:sz w:val="21"/>
           <w:szCs w:val="21"/>
         </w:rPr>
-        <w:t xml:space="preserve">調定は隔月のため、実際の請求額は月額の2倍となる。次表は2か月分の請求額（税込）で示した。</w:t>
+        <w:t xml:space="preserve">多くの使用者は隔月徴収であり、2か月分の税抜使用料を算定したうえで消費税等を加算し、1円未満を切り捨てて請求する（条例第17条・第18条第3項）。したがって請求額は月額の税込表示を単純に2倍した額とは一致しない。次表は2か月分の請求額（税込）で示した。</w:t>
       </w:r>
     </w:p>
     <w:p>
@@ -6155,7 +6155,7 @@
                 <w:sz w:val="18"/>
                 <w:szCs w:val="18"/>
               </w:rPr>
-              <w:t xml:space="preserve">世帯像の目安</w:t>
+              <w:t xml:space="preserve">参考イメージ</w:t>
             </w:r>
           </w:p>
         </w:tc>
@@ -6337,7 +6337,7 @@
                 <w:sz w:val="18"/>
                 <w:szCs w:val="18"/>
               </w:rPr>
-              <w:t xml:space="preserve">単身・高齢世帯</w:t>
+              <w:t xml:space="preserve">少量利用</w:t>
             </w:r>
           </w:p>
         </w:tc>
@@ -6519,7 +6519,7 @@
                 <w:sz w:val="18"/>
                 <w:szCs w:val="18"/>
               </w:rPr>
-              <w:t xml:space="preserve">2人世帯</w:t>
+              <w:t xml:space="preserve">少量利用</w:t>
             </w:r>
           </w:p>
         </w:tc>
@@ -6701,7 +6701,7 @@
                 <w:sz w:val="18"/>
                 <w:szCs w:val="18"/>
               </w:rPr>
-              <w:t xml:space="preserve">2人世帯</w:t>
+              <w:t xml:space="preserve">少量利用</w:t>
             </w:r>
           </w:p>
         </w:tc>
@@ -6883,7 +6883,7 @@
                 <w:sz w:val="18"/>
                 <w:szCs w:val="18"/>
               </w:rPr>
-              <w:t xml:space="preserve">3〜4人世帯</w:t>
+              <w:t xml:space="preserve">中位帯</w:t>
             </w:r>
           </w:p>
         </w:tc>
@@ -7063,7 +7063,7 @@
                 <w:sz w:val="18"/>
                 <w:szCs w:val="18"/>
               </w:rPr>
-              <w:t xml:space="preserve">4人世帯</w:t>
+              <w:t xml:space="preserve">中位帯</w:t>
             </w:r>
           </w:p>
         </w:tc>
@@ -7241,7 +7241,7 @@
                 <w:sz w:val="18"/>
                 <w:szCs w:val="18"/>
               </w:rPr>
-              <w:t xml:space="preserve">5人世帯</w:t>
+              <w:t xml:space="preserve">中位帯</w:t>
             </w:r>
           </w:p>
         </w:tc>
@@ -7421,7 +7421,7 @@
                 <w:sz w:val="18"/>
                 <w:szCs w:val="18"/>
               </w:rPr>
-              <w:t xml:space="preserve">5人以上世帯</w:t>
+              <w:t xml:space="preserve">中位帯</w:t>
             </w:r>
           </w:p>
         </w:tc>
@@ -7599,7 +7599,7 @@
                 <w:sz w:val="18"/>
                 <w:szCs w:val="18"/>
               </w:rPr>
-              <w:t xml:space="preserve">小規模事業所</w:t>
+              <w:t xml:space="preserve">多量利用</w:t>
             </w:r>
           </w:p>
         </w:tc>
@@ -7779,7 +7779,7 @@
                 <w:sz w:val="18"/>
                 <w:szCs w:val="18"/>
               </w:rPr>
-              <w:t xml:space="preserve">小規模事業所</w:t>
+              <w:t xml:space="preserve">多量利用</w:t>
             </w:r>
           </w:p>
         </w:tc>
@@ -7957,7 +7957,7 @@
                 <w:sz w:val="18"/>
                 <w:szCs w:val="18"/>
               </w:rPr>
-              <w:t xml:space="preserve">大口事業所</w:t>
+              <w:t xml:space="preserve">大口</w:t>
             </w:r>
           </w:p>
         </w:tc>
@@ -8115,7 +8115,7 @@
           <w:sz w:val="19"/>
           <w:szCs w:val="19"/>
         </w:rPr>
-        <w:t xml:space="preserve">表7　月使用量帯別の構成（令和7年度調定）</w:t>
+        <w:t xml:space="preserve">表7　月使用量帯別の構成（令和7年度・12か月全件）</w:t>
       </w:r>
     </w:p>
     <w:tbl>
@@ -8131,13 +8131,13 @@
         </w:tblBorders>
       </w:tblPr>
       <w:tblGrid>
-        <w:gridCol w:w="1700"/>
-        <w:gridCol w:w="1900"/>
-        <w:gridCol w:w="1200"/>
-        <w:gridCol w:w="1200"/>
-        <w:gridCol w:w="1200"/>
-        <w:gridCol w:w="1200"/>
-        <w:gridCol w:w="1200"/>
+        <w:gridCol w:w="1500"/>
+        <w:gridCol w:w="1250"/>
+        <w:gridCol w:w="1250"/>
+        <w:gridCol w:w="1250"/>
+        <w:gridCol w:w="1450"/>
+        <w:gridCol w:w="1450"/>
+        <w:gridCol w:w="1450"/>
       </w:tblGrid>
       <w:tr>
         <w:trPr>
@@ -8145,7 +8145,7 @@
         </w:trPr>
         <w:tc>
           <w:tcPr>
-            <w:tcW w:type="dxa" w:w="1700"/>
+            <w:tcW w:type="dxa" w:w="1500"/>
             <w:shd w:fill="DCEBED" w:color="auto" w:val="clear"/>
             <w:tcMar>
               <w:top w:type="dxa" w:w="60"/>
@@ -8175,7 +8175,7 @@
         </w:tc>
         <w:tc>
           <w:tcPr>
-            <w:tcW w:type="dxa" w:w="1900"/>
+            <w:tcW w:type="dxa" w:w="1250"/>
             <w:shd w:fill="DCEBED" w:color="auto" w:val="clear"/>
             <w:tcMar>
               <w:top w:type="dxa" w:w="60"/>
@@ -8199,13 +8199,13 @@
                 <w:sz w:val="18"/>
                 <w:szCs w:val="18"/>
               </w:rPr>
-              <w:t xml:space="preserve">世帯像の目安</w:t>
-            </w:r>
-          </w:p>
-        </w:tc>
-        <w:tc>
-          <w:tcPr>
-            <w:tcW w:type="dxa" w:w="1200"/>
+              <w:t xml:space="preserve">公共 件数</w:t>
+            </w:r>
+          </w:p>
+        </w:tc>
+        <w:tc>
+          <w:tcPr>
+            <w:tcW w:type="dxa" w:w="1250"/>
             <w:shd w:fill="DCEBED" w:color="auto" w:val="clear"/>
             <w:tcMar>
               <w:top w:type="dxa" w:w="60"/>
@@ -8229,13 +8229,13 @@
                 <w:sz w:val="18"/>
                 <w:szCs w:val="18"/>
               </w:rPr>
-              <w:t xml:space="preserve">公共 件数</w:t>
-            </w:r>
-          </w:p>
-        </w:tc>
-        <w:tc>
-          <w:tcPr>
-            <w:tcW w:type="dxa" w:w="1200"/>
+              <w:t xml:space="preserve">公共 件数%</w:t>
+            </w:r>
+          </w:p>
+        </w:tc>
+        <w:tc>
+          <w:tcPr>
+            <w:tcW w:type="dxa" w:w="1250"/>
             <w:shd w:fill="DCEBED" w:color="auto" w:val="clear"/>
             <w:tcMar>
               <w:top w:type="dxa" w:w="60"/>
@@ -8259,13 +8259,13 @@
                 <w:sz w:val="18"/>
                 <w:szCs w:val="18"/>
               </w:rPr>
-              <w:t xml:space="preserve">公共 件数%</w:t>
-            </w:r>
-          </w:p>
-        </w:tc>
-        <w:tc>
-          <w:tcPr>
-            <w:tcW w:type="dxa" w:w="1200"/>
+              <w:t xml:space="preserve">公共 金額%</w:t>
+            </w:r>
+          </w:p>
+        </w:tc>
+        <w:tc>
+          <w:tcPr>
+            <w:tcW w:type="dxa" w:w="1450"/>
             <w:shd w:fill="DCEBED" w:color="auto" w:val="clear"/>
             <w:tcMar>
               <w:top w:type="dxa" w:w="60"/>
@@ -8289,13 +8289,13 @@
                 <w:sz w:val="18"/>
                 <w:szCs w:val="18"/>
               </w:rPr>
-              <w:t xml:space="preserve">公共 金額%</w:t>
-            </w:r>
-          </w:p>
-        </w:tc>
-        <w:tc>
-          <w:tcPr>
-            <w:tcW w:type="dxa" w:w="1200"/>
+              <w:t xml:space="preserve">漁集 件数</w:t>
+            </w:r>
+          </w:p>
+        </w:tc>
+        <w:tc>
+          <w:tcPr>
+            <w:tcW w:type="dxa" w:w="1450"/>
             <w:shd w:fill="DCEBED" w:color="auto" w:val="clear"/>
             <w:tcMar>
               <w:top w:type="dxa" w:w="60"/>
@@ -8319,13 +8319,13 @@
                 <w:sz w:val="18"/>
                 <w:szCs w:val="18"/>
               </w:rPr>
-              <w:t xml:space="preserve">漁集 件数</w:t>
-            </w:r>
-          </w:p>
-        </w:tc>
-        <w:tc>
-          <w:tcPr>
-            <w:tcW w:type="dxa" w:w="1200"/>
+              <w:t xml:space="preserve">漁集 件数%</w:t>
+            </w:r>
+          </w:p>
+        </w:tc>
+        <w:tc>
+          <w:tcPr>
+            <w:tcW w:type="dxa" w:w="1450"/>
             <w:shd w:fill="DCEBED" w:color="auto" w:val="clear"/>
             <w:tcMar>
               <w:top w:type="dxa" w:w="60"/>
@@ -8349,7 +8349,7 @@
                 <w:sz w:val="18"/>
                 <w:szCs w:val="18"/>
               </w:rPr>
-              <w:t xml:space="preserve">漁集 件数%</w:t>
+              <w:t xml:space="preserve">漁集 金額%</w:t>
             </w:r>
           </w:p>
         </w:tc>
@@ -8357,7 +8357,7 @@
       <w:tr>
         <w:tc>
           <w:tcPr>
-            <w:tcW w:type="dxa" w:w="1700"/>
+            <w:tcW w:type="dxa" w:w="1500"/>
             <w:shd w:fill="FBEAE0" w:color="auto" w:val="clear"/>
             <w:tcMar>
               <w:top w:type="dxa" w:w="60"/>
@@ -8387,7 +8387,7 @@
         </w:tc>
         <w:tc>
           <w:tcPr>
-            <w:tcW w:type="dxa" w:w="1900"/>
+            <w:tcW w:type="dxa" w:w="1250"/>
             <w:shd w:fill="FBEAE0" w:color="auto" w:val="clear"/>
             <w:tcMar>
               <w:top w:type="dxa" w:w="60"/>
@@ -8411,13 +8411,13 @@
                 <w:sz w:val="18"/>
                 <w:szCs w:val="18"/>
               </w:rPr>
-              <w:t xml:space="preserve">単身・高齢世帯など</w:t>
-            </w:r>
-          </w:p>
-        </w:tc>
-        <w:tc>
-          <w:tcPr>
-            <w:tcW w:type="dxa" w:w="1200"/>
+              <w:t xml:space="preserve">1,657</w:t>
+            </w:r>
+          </w:p>
+        </w:tc>
+        <w:tc>
+          <w:tcPr>
+            <w:tcW w:type="dxa" w:w="1250"/>
             <w:shd w:fill="FBEAE0" w:color="auto" w:val="clear"/>
             <w:tcMar>
               <w:top w:type="dxa" w:w="60"/>
@@ -8441,13 +8441,13 @@
                 <w:sz w:val="18"/>
                 <w:szCs w:val="18"/>
               </w:rPr>
-              <w:t xml:space="preserve">1,657</w:t>
-            </w:r>
-          </w:p>
-        </w:tc>
-        <w:tc>
-          <w:tcPr>
-            <w:tcW w:type="dxa" w:w="1200"/>
+              <w:t xml:space="preserve">21.3%</w:t>
+            </w:r>
+          </w:p>
+        </w:tc>
+        <w:tc>
+          <w:tcPr>
+            <w:tcW w:type="dxa" w:w="1250"/>
             <w:shd w:fill="FBEAE0" w:color="auto" w:val="clear"/>
             <w:tcMar>
               <w:top w:type="dxa" w:w="60"/>
@@ -8471,13 +8471,13 @@
                 <w:sz w:val="18"/>
                 <w:szCs w:val="18"/>
               </w:rPr>
-              <w:t xml:space="preserve">21.7%</w:t>
-            </w:r>
-          </w:p>
-        </w:tc>
-        <w:tc>
-          <w:tcPr>
-            <w:tcW w:type="dxa" w:w="1200"/>
+              <w:t xml:space="preserve">9.9%</w:t>
+            </w:r>
+          </w:p>
+        </w:tc>
+        <w:tc>
+          <w:tcPr>
+            <w:tcW w:type="dxa" w:w="1450"/>
             <w:shd w:fill="FBEAE0" w:color="auto" w:val="clear"/>
             <w:tcMar>
               <w:top w:type="dxa" w:w="60"/>
@@ -8501,13 +8501,13 @@
                 <w:sz w:val="18"/>
                 <w:szCs w:val="18"/>
               </w:rPr>
-              <w:t xml:space="preserve">10.3%</w:t>
-            </w:r>
-          </w:p>
-        </w:tc>
-        <w:tc>
-          <w:tcPr>
-            <w:tcW w:type="dxa" w:w="1200"/>
+              <w:t xml:space="preserve">277</w:t>
+            </w:r>
+          </w:p>
+        </w:tc>
+        <w:tc>
+          <w:tcPr>
+            <w:tcW w:type="dxa" w:w="1450"/>
             <w:shd w:fill="FBEAE0" w:color="auto" w:val="clear"/>
             <w:tcMar>
               <w:top w:type="dxa" w:w="60"/>
@@ -8531,13 +8531,13 @@
                 <w:sz w:val="18"/>
                 <w:szCs w:val="18"/>
               </w:rPr>
-              <w:t xml:space="preserve">285</w:t>
-            </w:r>
-          </w:p>
-        </w:tc>
-        <w:tc>
-          <w:tcPr>
-            <w:tcW w:type="dxa" w:w="1200"/>
+              <w:t xml:space="preserve">19.3%</w:t>
+            </w:r>
+          </w:p>
+        </w:tc>
+        <w:tc>
+          <w:tcPr>
+            <w:tcW w:type="dxa" w:w="1450"/>
             <w:shd w:fill="FBEAE0" w:color="auto" w:val="clear"/>
             <w:tcMar>
               <w:top w:type="dxa" w:w="60"/>
@@ -8561,7 +8561,7 @@
                 <w:sz w:val="18"/>
                 <w:szCs w:val="18"/>
               </w:rPr>
-              <w:t xml:space="preserve">19.9%</w:t>
+              <w:t xml:space="preserve">8.3%</w:t>
             </w:r>
           </w:p>
         </w:tc>
@@ -8569,7 +8569,7 @@
       <w:tr>
         <w:tc>
           <w:tcPr>
-            <w:tcW w:type="dxa" w:w="1700"/>
+            <w:tcW w:type="dxa" w:w="1500"/>
             <w:shd w:fill="FBEAE0" w:color="auto" w:val="clear"/>
             <w:tcMar>
               <w:top w:type="dxa" w:w="60"/>
@@ -8599,7 +8599,7 @@
         </w:tc>
         <w:tc>
           <w:tcPr>
-            <w:tcW w:type="dxa" w:w="1900"/>
+            <w:tcW w:type="dxa" w:w="1250"/>
             <w:shd w:fill="FBEAE0" w:color="auto" w:val="clear"/>
             <w:tcMar>
               <w:top w:type="dxa" w:w="60"/>
@@ -8623,13 +8623,13 @@
                 <w:sz w:val="18"/>
                 <w:szCs w:val="18"/>
               </w:rPr>
-              <w:t xml:space="preserve">2人世帯など</w:t>
-            </w:r>
-          </w:p>
-        </w:tc>
-        <w:tc>
-          <w:tcPr>
-            <w:tcW w:type="dxa" w:w="1200"/>
+              <w:t xml:space="preserve">1,870</w:t>
+            </w:r>
+          </w:p>
+        </w:tc>
+        <w:tc>
+          <w:tcPr>
+            <w:tcW w:type="dxa" w:w="1250"/>
             <w:shd w:fill="FBEAE0" w:color="auto" w:val="clear"/>
             <w:tcMar>
               <w:top w:type="dxa" w:w="60"/>
@@ -8653,13 +8653,13 @@
                 <w:sz w:val="18"/>
                 <w:szCs w:val="18"/>
               </w:rPr>
-              <w:t xml:space="preserve">1,870</w:t>
-            </w:r>
-          </w:p>
-        </w:tc>
-        <w:tc>
-          <w:tcPr>
-            <w:tcW w:type="dxa" w:w="1200"/>
+              <w:t xml:space="preserve">24.0%</w:t>
+            </w:r>
+          </w:p>
+        </w:tc>
+        <w:tc>
+          <w:tcPr>
+            <w:tcW w:type="dxa" w:w="1250"/>
             <w:shd w:fill="FBEAE0" w:color="auto" w:val="clear"/>
             <w:tcMar>
               <w:top w:type="dxa" w:w="60"/>
@@ -8683,13 +8683,13 @@
                 <w:sz w:val="18"/>
                 <w:szCs w:val="18"/>
               </w:rPr>
-              <w:t xml:space="preserve">24.5%</w:t>
-            </w:r>
-          </w:p>
-        </w:tc>
-        <w:tc>
-          <w:tcPr>
-            <w:tcW w:type="dxa" w:w="1200"/>
+              <w:t xml:space="preserve">12.3%</w:t>
+            </w:r>
+          </w:p>
+        </w:tc>
+        <w:tc>
+          <w:tcPr>
+            <w:tcW w:type="dxa" w:w="1450"/>
             <w:shd w:fill="FBEAE0" w:color="auto" w:val="clear"/>
             <w:tcMar>
               <w:top w:type="dxa" w:w="60"/>
@@ -8713,13 +8713,13 @@
                 <w:sz w:val="18"/>
                 <w:szCs w:val="18"/>
               </w:rPr>
-              <w:t xml:space="preserve">12.8%</w:t>
-            </w:r>
-          </w:p>
-        </w:tc>
-        <w:tc>
-          <w:tcPr>
-            <w:tcW w:type="dxa" w:w="1200"/>
+              <w:t xml:space="preserve">297</w:t>
+            </w:r>
+          </w:p>
+        </w:tc>
+        <w:tc>
+          <w:tcPr>
+            <w:tcW w:type="dxa" w:w="1450"/>
             <w:shd w:fill="FBEAE0" w:color="auto" w:val="clear"/>
             <w:tcMar>
               <w:top w:type="dxa" w:w="60"/>
@@ -8743,13 +8743,13 @@
                 <w:sz w:val="18"/>
                 <w:szCs w:val="18"/>
               </w:rPr>
-              <w:t xml:space="preserve">296</w:t>
-            </w:r>
-          </w:p>
-        </w:tc>
-        <w:tc>
-          <w:tcPr>
-            <w:tcW w:type="dxa" w:w="1200"/>
+              <w:t xml:space="preserve">20.7%</w:t>
+            </w:r>
+          </w:p>
+        </w:tc>
+        <w:tc>
+          <w:tcPr>
+            <w:tcW w:type="dxa" w:w="1450"/>
             <w:shd w:fill="FBEAE0" w:color="auto" w:val="clear"/>
             <w:tcMar>
               <w:top w:type="dxa" w:w="60"/>
@@ -8773,7 +8773,7 @@
                 <w:sz w:val="18"/>
                 <w:szCs w:val="18"/>
               </w:rPr>
-              <w:t xml:space="preserve">20.7%</w:t>
+              <w:t xml:space="preserve">9.7%</w:t>
             </w:r>
           </w:p>
         </w:tc>
@@ -8781,7 +8781,7 @@
       <w:tr>
         <w:tc>
           <w:tcPr>
-            <w:tcW w:type="dxa" w:w="1700"/>
+            <w:tcW w:type="dxa" w:w="1500"/>
             <w:tcMar>
               <w:top w:type="dxa" w:w="60"/>
               <w:left w:type="dxa" w:w="90"/>
@@ -8810,36 +8810,7 @@
         </w:tc>
         <w:tc>
           <w:tcPr>
-            <w:tcW w:type="dxa" w:w="1900"/>
-            <w:tcMar>
-              <w:top w:type="dxa" w:w="60"/>
-              <w:left w:type="dxa" w:w="90"/>
-              <w:bottom w:type="dxa" w:w="60"/>
-              <w:right w:type="dxa" w:w="90"/>
-            </w:tcMar>
-            <w:vAlign w:val="center"/>
-          </w:tcPr>
-          <w:p>
-            <w:pPr>
-              <w:spacing w:after="0" w:line="260"/>
-              <w:jc w:val="right"/>
-            </w:pPr>
-            <w:r>
-              <w:rPr>
-                <w:rFonts w:ascii="MS Pゴシック" w:cs="MS Pゴシック" w:eastAsia="MS Pゴシック" w:hAnsi="MS Pゴシック"/>
-                <w:b w:val="false"/>
-                <w:bCs w:val="false"/>
-                <w:color w:val="1A1A1A"/>
-                <w:sz w:val="18"/>
-                <w:szCs w:val="18"/>
-              </w:rPr>
-              <w:t xml:space="preserve">3〜4人世帯など</w:t>
-            </w:r>
-          </w:p>
-        </w:tc>
-        <w:tc>
-          <w:tcPr>
-            <w:tcW w:type="dxa" w:w="1200"/>
+            <w:tcW w:type="dxa" w:w="1250"/>
             <w:tcMar>
               <w:top w:type="dxa" w:w="60"/>
               <w:left w:type="dxa" w:w="90"/>
@@ -8868,65 +8839,65 @@
         </w:tc>
         <w:tc>
           <w:tcPr>
-            <w:tcW w:type="dxa" w:w="1200"/>
-            <w:tcMar>
-              <w:top w:type="dxa" w:w="60"/>
-              <w:left w:type="dxa" w:w="90"/>
-              <w:bottom w:type="dxa" w:w="60"/>
-              <w:right w:type="dxa" w:w="90"/>
-            </w:tcMar>
-            <w:vAlign w:val="center"/>
-          </w:tcPr>
-          <w:p>
-            <w:pPr>
-              <w:spacing w:after="0" w:line="260"/>
-              <w:jc w:val="right"/>
-            </w:pPr>
-            <w:r>
-              <w:rPr>
-                <w:rFonts w:ascii="MS Pゴシック" w:cs="MS Pゴシック" w:eastAsia="MS Pゴシック" w:hAnsi="MS Pゴシック"/>
-                <w:b w:val="false"/>
-                <w:bCs w:val="false"/>
-                <w:color w:val="1A1A1A"/>
-                <w:sz w:val="18"/>
-                <w:szCs w:val="18"/>
-              </w:rPr>
-              <w:t xml:space="preserve">31.2%</w:t>
-            </w:r>
-          </w:p>
-        </w:tc>
-        <w:tc>
-          <w:tcPr>
-            <w:tcW w:type="dxa" w:w="1200"/>
-            <w:tcMar>
-              <w:top w:type="dxa" w:w="60"/>
-              <w:left w:type="dxa" w:w="90"/>
-              <w:bottom w:type="dxa" w:w="60"/>
-              <w:right w:type="dxa" w:w="90"/>
-            </w:tcMar>
-            <w:vAlign w:val="center"/>
-          </w:tcPr>
-          <w:p>
-            <w:pPr>
-              <w:spacing w:after="0" w:line="260"/>
-              <w:jc w:val="right"/>
-            </w:pPr>
-            <w:r>
-              <w:rPr>
-                <w:rFonts w:ascii="MS Pゴシック" w:cs="MS Pゴシック" w:eastAsia="MS Pゴシック" w:hAnsi="MS Pゴシック"/>
-                <w:b w:val="false"/>
-                <w:bCs w:val="false"/>
-                <w:color w:val="1A1A1A"/>
-                <w:sz w:val="18"/>
-                <w:szCs w:val="18"/>
-              </w:rPr>
-              <w:t xml:space="preserve">29.1%</w:t>
-            </w:r>
-          </w:p>
-        </w:tc>
-        <w:tc>
-          <w:tcPr>
-            <w:tcW w:type="dxa" w:w="1200"/>
+            <w:tcW w:type="dxa" w:w="1250"/>
+            <w:tcMar>
+              <w:top w:type="dxa" w:w="60"/>
+              <w:left w:type="dxa" w:w="90"/>
+              <w:bottom w:type="dxa" w:w="60"/>
+              <w:right w:type="dxa" w:w="90"/>
+            </w:tcMar>
+            <w:vAlign w:val="center"/>
+          </w:tcPr>
+          <w:p>
+            <w:pPr>
+              <w:spacing w:after="0" w:line="260"/>
+              <w:jc w:val="right"/>
+            </w:pPr>
+            <w:r>
+              <w:rPr>
+                <w:rFonts w:ascii="MS Pゴシック" w:cs="MS Pゴシック" w:eastAsia="MS Pゴシック" w:hAnsi="MS Pゴシック"/>
+                <w:b w:val="false"/>
+                <w:bCs w:val="false"/>
+                <w:color w:val="1A1A1A"/>
+                <w:sz w:val="18"/>
+                <w:szCs w:val="18"/>
+              </w:rPr>
+              <w:t xml:space="preserve">30.6%</w:t>
+            </w:r>
+          </w:p>
+        </w:tc>
+        <w:tc>
+          <w:tcPr>
+            <w:tcW w:type="dxa" w:w="1250"/>
+            <w:tcMar>
+              <w:top w:type="dxa" w:w="60"/>
+              <w:left w:type="dxa" w:w="90"/>
+              <w:bottom w:type="dxa" w:w="60"/>
+              <w:right w:type="dxa" w:w="90"/>
+            </w:tcMar>
+            <w:vAlign w:val="center"/>
+          </w:tcPr>
+          <w:p>
+            <w:pPr>
+              <w:spacing w:after="0" w:line="260"/>
+              <w:jc w:val="right"/>
+            </w:pPr>
+            <w:r>
+              <w:rPr>
+                <w:rFonts w:ascii="MS Pゴシック" w:cs="MS Pゴシック" w:eastAsia="MS Pゴシック" w:hAnsi="MS Pゴシック"/>
+                <w:b w:val="false"/>
+                <w:bCs w:val="false"/>
+                <w:color w:val="1A1A1A"/>
+                <w:sz w:val="18"/>
+                <w:szCs w:val="18"/>
+              </w:rPr>
+              <w:t xml:space="preserve">27.9%</w:t>
+            </w:r>
+          </w:p>
+        </w:tc>
+        <w:tc>
+          <w:tcPr>
+            <w:tcW w:type="dxa" w:w="1450"/>
             <w:tcMar>
               <w:top w:type="dxa" w:w="60"/>
               <w:left w:type="dxa" w:w="90"/>
@@ -8955,30 +8926,59 @@
         </w:tc>
         <w:tc>
           <w:tcPr>
-            <w:tcW w:type="dxa" w:w="1200"/>
-            <w:tcMar>
-              <w:top w:type="dxa" w:w="60"/>
-              <w:left w:type="dxa" w:w="90"/>
-              <w:bottom w:type="dxa" w:w="60"/>
-              <w:right w:type="dxa" w:w="90"/>
-            </w:tcMar>
-            <w:vAlign w:val="center"/>
-          </w:tcPr>
-          <w:p>
-            <w:pPr>
-              <w:spacing w:after="0" w:line="260"/>
-              <w:jc w:val="right"/>
-            </w:pPr>
-            <w:r>
-              <w:rPr>
-                <w:rFonts w:ascii="MS Pゴシック" w:cs="MS Pゴシック" w:eastAsia="MS Pゴシック" w:hAnsi="MS Pゴシック"/>
-                <w:b w:val="false"/>
-                <w:bCs w:val="false"/>
-                <w:color w:val="1A1A1A"/>
-                <w:sz w:val="18"/>
-                <w:szCs w:val="18"/>
-              </w:rPr>
-              <w:t xml:space="preserve">35.3%</w:t>
+            <w:tcW w:type="dxa" w:w="1450"/>
+            <w:tcMar>
+              <w:top w:type="dxa" w:w="60"/>
+              <w:left w:type="dxa" w:w="90"/>
+              <w:bottom w:type="dxa" w:w="60"/>
+              <w:right w:type="dxa" w:w="90"/>
+            </w:tcMar>
+            <w:vAlign w:val="center"/>
+          </w:tcPr>
+          <w:p>
+            <w:pPr>
+              <w:spacing w:after="0" w:line="260"/>
+              <w:jc w:val="right"/>
+            </w:pPr>
+            <w:r>
+              <w:rPr>
+                <w:rFonts w:ascii="MS Pゴシック" w:cs="MS Pゴシック" w:eastAsia="MS Pゴシック" w:hAnsi="MS Pゴシック"/>
+                <w:b w:val="false"/>
+                <w:bCs w:val="false"/>
+                <w:color w:val="1A1A1A"/>
+                <w:sz w:val="18"/>
+                <w:szCs w:val="18"/>
+              </w:rPr>
+              <w:t xml:space="preserve">35.2%</w:t>
+            </w:r>
+          </w:p>
+        </w:tc>
+        <w:tc>
+          <w:tcPr>
+            <w:tcW w:type="dxa" w:w="1450"/>
+            <w:tcMar>
+              <w:top w:type="dxa" w:w="60"/>
+              <w:left w:type="dxa" w:w="90"/>
+              <w:bottom w:type="dxa" w:w="60"/>
+              <w:right w:type="dxa" w:w="90"/>
+            </w:tcMar>
+            <w:vAlign w:val="center"/>
+          </w:tcPr>
+          <w:p>
+            <w:pPr>
+              <w:spacing w:after="0" w:line="260"/>
+              <w:jc w:val="right"/>
+            </w:pPr>
+            <w:r>
+              <w:rPr>
+                <w:rFonts w:ascii="MS Pゴシック" w:cs="MS Pゴシック" w:eastAsia="MS Pゴシック" w:hAnsi="MS Pゴシック"/>
+                <w:b w:val="false"/>
+                <w:bCs w:val="false"/>
+                <w:color w:val="1A1A1A"/>
+                <w:sz w:val="18"/>
+                <w:szCs w:val="18"/>
+              </w:rPr>
+              <w:t xml:space="preserve">29.9%</w:t>
             </w:r>
           </w:p>
         </w:tc>
@@ -8986,7 +8986,7 @@
       <w:tr>
         <w:tc>
           <w:tcPr>
-            <w:tcW w:type="dxa" w:w="1700"/>
+            <w:tcW w:type="dxa" w:w="1500"/>
             <w:shd w:fill="F4F7F7" w:color="auto" w:val="clear"/>
             <w:tcMar>
               <w:top w:type="dxa" w:w="60"/>
@@ -9016,7 +9016,7 @@
         </w:tc>
         <w:tc>
           <w:tcPr>
-            <w:tcW w:type="dxa" w:w="1900"/>
+            <w:tcW w:type="dxa" w:w="1250"/>
             <w:shd w:fill="F4F7F7" w:color="auto" w:val="clear"/>
             <w:tcMar>
               <w:top w:type="dxa" w:w="60"/>
@@ -9040,13 +9040,13 @@
                 <w:sz w:val="18"/>
                 <w:szCs w:val="18"/>
               </w:rPr>
-              <w:t xml:space="preserve">5人以上世帯など</w:t>
-            </w:r>
-          </w:p>
-        </w:tc>
-        <w:tc>
-          <w:tcPr>
-            <w:tcW w:type="dxa" w:w="1200"/>
+              <w:t xml:space="preserve">938</w:t>
+            </w:r>
+          </w:p>
+        </w:tc>
+        <w:tc>
+          <w:tcPr>
+            <w:tcW w:type="dxa" w:w="1250"/>
             <w:shd w:fill="F4F7F7" w:color="auto" w:val="clear"/>
             <w:tcMar>
               <w:top w:type="dxa" w:w="60"/>
@@ -9070,13 +9070,13 @@
                 <w:sz w:val="18"/>
                 <w:szCs w:val="18"/>
               </w:rPr>
-              <w:t xml:space="preserve">935</w:t>
-            </w:r>
-          </w:p>
-        </w:tc>
-        <w:tc>
-          <w:tcPr>
-            <w:tcW w:type="dxa" w:w="1200"/>
+              <w:t xml:space="preserve">12.1%</w:t>
+            </w:r>
+          </w:p>
+        </w:tc>
+        <w:tc>
+          <w:tcPr>
+            <w:tcW w:type="dxa" w:w="1250"/>
             <w:shd w:fill="F4F7F7" w:color="auto" w:val="clear"/>
             <w:tcMar>
               <w:top w:type="dxa" w:w="60"/>
@@ -9100,13 +9100,13 @@
                 <w:sz w:val="18"/>
                 <w:szCs w:val="18"/>
               </w:rPr>
-              <w:t xml:space="preserve">12.2%</w:t>
-            </w:r>
-          </w:p>
-        </w:tc>
-        <w:tc>
-          <w:tcPr>
-            <w:tcW w:type="dxa" w:w="1200"/>
+              <w:t xml:space="preserve">20.6%</w:t>
+            </w:r>
+          </w:p>
+        </w:tc>
+        <w:tc>
+          <w:tcPr>
+            <w:tcW w:type="dxa" w:w="1450"/>
             <w:shd w:fill="F4F7F7" w:color="auto" w:val="clear"/>
             <w:tcMar>
               <w:top w:type="dxa" w:w="60"/>
@@ -9130,13 +9130,13 @@
                 <w:sz w:val="18"/>
                 <w:szCs w:val="18"/>
               </w:rPr>
-              <w:t xml:space="preserve">21.5%</w:t>
-            </w:r>
-          </w:p>
-        </w:tc>
-        <w:tc>
-          <w:tcPr>
-            <w:tcW w:type="dxa" w:w="1200"/>
+              <w:t xml:space="preserve">250</w:t>
+            </w:r>
+          </w:p>
+        </w:tc>
+        <w:tc>
+          <w:tcPr>
+            <w:tcW w:type="dxa" w:w="1450"/>
             <w:shd w:fill="F4F7F7" w:color="auto" w:val="clear"/>
             <w:tcMar>
               <w:top w:type="dxa" w:w="60"/>
@@ -9160,13 +9160,13 @@
                 <w:sz w:val="18"/>
                 <w:szCs w:val="18"/>
               </w:rPr>
-              <w:t xml:space="preserve">247</w:t>
-            </w:r>
-          </w:p>
-        </w:tc>
-        <w:tc>
-          <w:tcPr>
-            <w:tcW w:type="dxa" w:w="1200"/>
+              <w:t xml:space="preserve">17.4%</w:t>
+            </w:r>
+          </w:p>
+        </w:tc>
+        <w:tc>
+          <w:tcPr>
+            <w:tcW w:type="dxa" w:w="1450"/>
             <w:shd w:fill="F4F7F7" w:color="auto" w:val="clear"/>
             <w:tcMar>
               <w:top w:type="dxa" w:w="60"/>
@@ -9190,7 +9190,7 @@
                 <w:sz w:val="18"/>
                 <w:szCs w:val="18"/>
               </w:rPr>
-              <w:t xml:space="preserve">17.3%</w:t>
+              <w:t xml:space="preserve">27.8%</w:t>
             </w:r>
           </w:p>
         </w:tc>
@@ -9198,7 +9198,7 @@
       <w:tr>
         <w:tc>
           <w:tcPr>
-            <w:tcW w:type="dxa" w:w="1700"/>
+            <w:tcW w:type="dxa" w:w="1500"/>
             <w:tcMar>
               <w:top w:type="dxa" w:w="60"/>
               <w:left w:type="dxa" w:w="90"/>
@@ -9227,123 +9227,94 @@
         </w:tc>
         <w:tc>
           <w:tcPr>
-            <w:tcW w:type="dxa" w:w="1900"/>
-            <w:tcMar>
-              <w:top w:type="dxa" w:w="60"/>
-              <w:left w:type="dxa" w:w="90"/>
-              <w:bottom w:type="dxa" w:w="60"/>
-              <w:right w:type="dxa" w:w="90"/>
-            </w:tcMar>
-            <w:vAlign w:val="center"/>
-          </w:tcPr>
-          <w:p>
-            <w:pPr>
-              <w:spacing w:after="0" w:line="260"/>
-              <w:jc w:val="right"/>
-            </w:pPr>
-            <w:r>
-              <w:rPr>
-                <w:rFonts w:ascii="MS Pゴシック" w:cs="MS Pゴシック" w:eastAsia="MS Pゴシック" w:hAnsi="MS Pゴシック"/>
-                <w:b w:val="false"/>
-                <w:bCs w:val="false"/>
-                <w:color w:val="1A1A1A"/>
-                <w:sz w:val="18"/>
-                <w:szCs w:val="18"/>
-              </w:rPr>
-              <w:t xml:space="preserve">小規模事業所など</w:t>
-            </w:r>
-          </w:p>
-        </w:tc>
-        <w:tc>
-          <w:tcPr>
-            <w:tcW w:type="dxa" w:w="1200"/>
-            <w:tcMar>
-              <w:top w:type="dxa" w:w="60"/>
-              <w:left w:type="dxa" w:w="90"/>
-              <w:bottom w:type="dxa" w:w="60"/>
-              <w:right w:type="dxa" w:w="90"/>
-            </w:tcMar>
-            <w:vAlign w:val="center"/>
-          </w:tcPr>
-          <w:p>
-            <w:pPr>
-              <w:spacing w:after="0" w:line="260"/>
-              <w:jc w:val="right"/>
-            </w:pPr>
-            <w:r>
-              <w:rPr>
-                <w:rFonts w:ascii="MS Pゴシック" w:cs="MS Pゴシック" w:eastAsia="MS Pゴシック" w:hAnsi="MS Pゴシック"/>
-                <w:b w:val="false"/>
-                <w:bCs w:val="false"/>
-                <w:color w:val="1A1A1A"/>
-                <w:sz w:val="18"/>
-                <w:szCs w:val="18"/>
-              </w:rPr>
-              <w:t xml:space="preserve">244</w:t>
-            </w:r>
-          </w:p>
-        </w:tc>
-        <w:tc>
-          <w:tcPr>
-            <w:tcW w:type="dxa" w:w="1200"/>
-            <w:tcMar>
-              <w:top w:type="dxa" w:w="60"/>
-              <w:left w:type="dxa" w:w="90"/>
-              <w:bottom w:type="dxa" w:w="60"/>
-              <w:right w:type="dxa" w:w="90"/>
-            </w:tcMar>
-            <w:vAlign w:val="center"/>
-          </w:tcPr>
-          <w:p>
-            <w:pPr>
-              <w:spacing w:after="0" w:line="260"/>
-              <w:jc w:val="right"/>
-            </w:pPr>
-            <w:r>
-              <w:rPr>
-                <w:rFonts w:ascii="MS Pゴシック" w:cs="MS Pゴシック" w:eastAsia="MS Pゴシック" w:hAnsi="MS Pゴシック"/>
-                <w:b w:val="false"/>
-                <w:bCs w:val="false"/>
-                <w:color w:val="1A1A1A"/>
-                <w:sz w:val="18"/>
-                <w:szCs w:val="18"/>
-              </w:rPr>
-              <w:t xml:space="preserve">3.2%</w:t>
-            </w:r>
-          </w:p>
-        </w:tc>
-        <w:tc>
-          <w:tcPr>
-            <w:tcW w:type="dxa" w:w="1200"/>
-            <w:tcMar>
-              <w:top w:type="dxa" w:w="60"/>
-              <w:left w:type="dxa" w:w="90"/>
-              <w:bottom w:type="dxa" w:w="60"/>
-              <w:right w:type="dxa" w:w="90"/>
-            </w:tcMar>
-            <w:vAlign w:val="center"/>
-          </w:tcPr>
-          <w:p>
-            <w:pPr>
-              <w:spacing w:after="0" w:line="260"/>
-              <w:jc w:val="right"/>
-            </w:pPr>
-            <w:r>
-              <w:rPr>
-                <w:rFonts w:ascii="MS Pゴシック" w:cs="MS Pゴシック" w:eastAsia="MS Pゴシック" w:hAnsi="MS Pゴシック"/>
-                <w:b w:val="false"/>
-                <w:bCs w:val="false"/>
-                <w:color w:val="1A1A1A"/>
-                <w:sz w:val="18"/>
-                <w:szCs w:val="18"/>
-              </w:rPr>
-              <w:t xml:space="preserve">8.6%</w:t>
-            </w:r>
-          </w:p>
-        </w:tc>
-        <w:tc>
-          <w:tcPr>
-            <w:tcW w:type="dxa" w:w="1200"/>
+            <w:tcW w:type="dxa" w:w="1250"/>
+            <w:tcMar>
+              <w:top w:type="dxa" w:w="60"/>
+              <w:left w:type="dxa" w:w="90"/>
+              <w:bottom w:type="dxa" w:w="60"/>
+              <w:right w:type="dxa" w:w="90"/>
+            </w:tcMar>
+            <w:vAlign w:val="center"/>
+          </w:tcPr>
+          <w:p>
+            <w:pPr>
+              <w:spacing w:after="0" w:line="260"/>
+              <w:jc w:val="right"/>
+            </w:pPr>
+            <w:r>
+              <w:rPr>
+                <w:rFonts w:ascii="MS Pゴシック" w:cs="MS Pゴシック" w:eastAsia="MS Pゴシック" w:hAnsi="MS Pゴシック"/>
+                <w:b w:val="false"/>
+                <w:bCs w:val="false"/>
+                <w:color w:val="1A1A1A"/>
+                <w:sz w:val="18"/>
+                <w:szCs w:val="18"/>
+              </w:rPr>
+              <w:t xml:space="preserve">255</w:t>
+            </w:r>
+          </w:p>
+        </w:tc>
+        <w:tc>
+          <w:tcPr>
+            <w:tcW w:type="dxa" w:w="1250"/>
+            <w:tcMar>
+              <w:top w:type="dxa" w:w="60"/>
+              <w:left w:type="dxa" w:w="90"/>
+              <w:bottom w:type="dxa" w:w="60"/>
+              <w:right w:type="dxa" w:w="90"/>
+            </w:tcMar>
+            <w:vAlign w:val="center"/>
+          </w:tcPr>
+          <w:p>
+            <w:pPr>
+              <w:spacing w:after="0" w:line="260"/>
+              <w:jc w:val="right"/>
+            </w:pPr>
+            <w:r>
+              <w:rPr>
+                <w:rFonts w:ascii="MS Pゴシック" w:cs="MS Pゴシック" w:eastAsia="MS Pゴシック" w:hAnsi="MS Pゴシック"/>
+                <w:b w:val="false"/>
+                <w:bCs w:val="false"/>
+                <w:color w:val="1A1A1A"/>
+                <w:sz w:val="18"/>
+                <w:szCs w:val="18"/>
+              </w:rPr>
+              <w:t xml:space="preserve">3.3%</w:t>
+            </w:r>
+          </w:p>
+        </w:tc>
+        <w:tc>
+          <w:tcPr>
+            <w:tcW w:type="dxa" w:w="1250"/>
+            <w:tcMar>
+              <w:top w:type="dxa" w:w="60"/>
+              <w:left w:type="dxa" w:w="90"/>
+              <w:bottom w:type="dxa" w:w="60"/>
+              <w:right w:type="dxa" w:w="90"/>
+            </w:tcMar>
+            <w:vAlign w:val="center"/>
+          </w:tcPr>
+          <w:p>
+            <w:pPr>
+              <w:spacing w:after="0" w:line="260"/>
+              <w:jc w:val="right"/>
+            </w:pPr>
+            <w:r>
+              <w:rPr>
+                <w:rFonts w:ascii="MS Pゴシック" w:cs="MS Pゴシック" w:eastAsia="MS Pゴシック" w:hAnsi="MS Pゴシック"/>
+                <w:b w:val="false"/>
+                <w:bCs w:val="false"/>
+                <w:color w:val="1A1A1A"/>
+                <w:sz w:val="18"/>
+                <w:szCs w:val="18"/>
+              </w:rPr>
+              <w:t xml:space="preserve">8.4%</w:t>
+            </w:r>
+          </w:p>
+        </w:tc>
+        <w:tc>
+          <w:tcPr>
+            <w:tcW w:type="dxa" w:w="1450"/>
             <w:tcMar>
               <w:top w:type="dxa" w:w="60"/>
               <w:left w:type="dxa" w:w="90"/>
@@ -9372,7 +9343,7 @@
         </w:tc>
         <w:tc>
           <w:tcPr>
-            <w:tcW w:type="dxa" w:w="1200"/>
+            <w:tcW w:type="dxa" w:w="1450"/>
             <w:tcMar>
               <w:top w:type="dxa" w:w="60"/>
               <w:left w:type="dxa" w:w="90"/>
@@ -9396,6 +9367,35 @@
                 <w:szCs w:val="18"/>
               </w:rPr>
               <w:t xml:space="preserve">4.8%</w:t>
+            </w:r>
+          </w:p>
+        </w:tc>
+        <w:tc>
+          <w:tcPr>
+            <w:tcW w:type="dxa" w:w="1450"/>
+            <w:tcMar>
+              <w:top w:type="dxa" w:w="60"/>
+              <w:left w:type="dxa" w:w="90"/>
+              <w:bottom w:type="dxa" w:w="60"/>
+              <w:right w:type="dxa" w:w="90"/>
+            </w:tcMar>
+            <w:vAlign w:val="center"/>
+          </w:tcPr>
+          <w:p>
+            <w:pPr>
+              <w:spacing w:after="0" w:line="260"/>
+              <w:jc w:val="right"/>
+            </w:pPr>
+            <w:r>
+              <w:rPr>
+                <w:rFonts w:ascii="MS Pゴシック" w:cs="MS Pゴシック" w:eastAsia="MS Pゴシック" w:hAnsi="MS Pゴシック"/>
+                <w:b w:val="false"/>
+                <w:bCs w:val="false"/>
+                <w:color w:val="1A1A1A"/>
+                <w:sz w:val="18"/>
+                <w:szCs w:val="18"/>
+              </w:rPr>
+              <w:t xml:space="preserve">12.4%</w:t>
             </w:r>
           </w:p>
         </w:tc>
@@ -9403,7 +9403,7 @@
       <w:tr>
         <w:tc>
           <w:tcPr>
-            <w:tcW w:type="dxa" w:w="1700"/>
+            <w:tcW w:type="dxa" w:w="1500"/>
             <w:shd w:fill="F4F7F7" w:color="auto" w:val="clear"/>
             <w:tcMar>
               <w:top w:type="dxa" w:w="60"/>
@@ -9433,7 +9433,7 @@
         </w:tc>
         <w:tc>
           <w:tcPr>
-            <w:tcW w:type="dxa" w:w="1900"/>
+            <w:tcW w:type="dxa" w:w="1250"/>
             <w:shd w:fill="F4F7F7" w:color="auto" w:val="clear"/>
             <w:tcMar>
               <w:top w:type="dxa" w:w="60"/>
@@ -9457,13 +9457,13 @@
                 <w:sz w:val="18"/>
                 <w:szCs w:val="18"/>
               </w:rPr>
-              <w:t xml:space="preserve">大口（事業所・公共施設）</w:t>
-            </w:r>
-          </w:p>
-        </w:tc>
-        <w:tc>
-          <w:tcPr>
-            <w:tcW w:type="dxa" w:w="1200"/>
+              <w:t xml:space="preserve">96</w:t>
+            </w:r>
+          </w:p>
+        </w:tc>
+        <w:tc>
+          <w:tcPr>
+            <w:tcW w:type="dxa" w:w="1250"/>
             <w:shd w:fill="F4F7F7" w:color="auto" w:val="clear"/>
             <w:tcMar>
               <w:top w:type="dxa" w:w="60"/>
@@ -9487,13 +9487,13 @@
                 <w:sz w:val="18"/>
                 <w:szCs w:val="18"/>
               </w:rPr>
-              <w:t xml:space="preserve">64</w:t>
-            </w:r>
-          </w:p>
-        </w:tc>
-        <w:tc>
-          <w:tcPr>
-            <w:tcW w:type="dxa" w:w="1200"/>
+              <w:t xml:space="preserve">1.2%</w:t>
+            </w:r>
+          </w:p>
+        </w:tc>
+        <w:tc>
+          <w:tcPr>
+            <w:tcW w:type="dxa" w:w="1250"/>
             <w:shd w:fill="F4F7F7" w:color="auto" w:val="clear"/>
             <w:tcMar>
               <w:top w:type="dxa" w:w="60"/>
@@ -9517,13 +9517,13 @@
                 <w:sz w:val="18"/>
                 <w:szCs w:val="18"/>
               </w:rPr>
-              <w:t xml:space="preserve">0.8%</w:t>
-            </w:r>
-          </w:p>
-        </w:tc>
-        <w:tc>
-          <w:tcPr>
-            <w:tcW w:type="dxa" w:w="1200"/>
+              <w:t xml:space="preserve">14.4%</w:t>
+            </w:r>
+          </w:p>
+        </w:tc>
+        <w:tc>
+          <w:tcPr>
+            <w:tcW w:type="dxa" w:w="1450"/>
             <w:shd w:fill="F4F7F7" w:color="auto" w:val="clear"/>
             <w:tcMar>
               <w:top w:type="dxa" w:w="60"/>
@@ -9547,13 +9547,13 @@
                 <w:sz w:val="18"/>
                 <w:szCs w:val="18"/>
               </w:rPr>
-              <w:t xml:space="preserve">9.3%</w:t>
-            </w:r>
-          </w:p>
-        </w:tc>
-        <w:tc>
-          <w:tcPr>
-            <w:tcW w:type="dxa" w:w="1200"/>
+              <w:t xml:space="preserve">24</w:t>
+            </w:r>
+          </w:p>
+        </w:tc>
+        <w:tc>
+          <w:tcPr>
+            <w:tcW w:type="dxa" w:w="1450"/>
             <w:shd w:fill="F4F7F7" w:color="auto" w:val="clear"/>
             <w:tcMar>
               <w:top w:type="dxa" w:w="60"/>
@@ -9577,13 +9577,13 @@
                 <w:sz w:val="18"/>
                 <w:szCs w:val="18"/>
               </w:rPr>
-              <w:t xml:space="preserve">22</w:t>
-            </w:r>
-          </w:p>
-        </w:tc>
-        <w:tc>
-          <w:tcPr>
-            <w:tcW w:type="dxa" w:w="1200"/>
+              <w:t xml:space="preserve">1.7%</w:t>
+            </w:r>
+          </w:p>
+        </w:tc>
+        <w:tc>
+          <w:tcPr>
+            <w:tcW w:type="dxa" w:w="1450"/>
             <w:shd w:fill="F4F7F7" w:color="auto" w:val="clear"/>
             <w:tcMar>
               <w:top w:type="dxa" w:w="60"/>
@@ -9607,7 +9607,7 @@
                 <w:sz w:val="18"/>
                 <w:szCs w:val="18"/>
               </w:rPr>
-              <w:t xml:space="preserve">1.5%</w:t>
+              <w:t xml:space="preserve">11.4%</w:t>
             </w:r>
           </w:p>
         </w:tc>
@@ -9615,7 +9615,7 @@
       <w:tr>
         <w:tc>
           <w:tcPr>
-            <w:tcW w:type="dxa" w:w="1700"/>
+            <w:tcW w:type="dxa" w:w="1500"/>
             <w:tcMar>
               <w:top w:type="dxa" w:w="60"/>
               <w:left w:type="dxa" w:w="90"/>
@@ -9638,181 +9638,181 @@
                 <w:sz w:val="18"/>
                 <w:szCs w:val="18"/>
               </w:rPr>
-              <w:t xml:space="preserve">特殊算定</w:t>
-            </w:r>
-          </w:p>
-        </w:tc>
-        <w:tc>
-          <w:tcPr>
-            <w:tcW w:type="dxa" w:w="1900"/>
-            <w:tcMar>
-              <w:top w:type="dxa" w:w="60"/>
-              <w:left w:type="dxa" w:w="90"/>
-              <w:bottom w:type="dxa" w:w="60"/>
-              <w:right w:type="dxa" w:w="90"/>
-            </w:tcMar>
-            <w:vAlign w:val="center"/>
-          </w:tcPr>
-          <w:p>
-            <w:pPr>
-              <w:spacing w:after="0" w:line="260"/>
-              <w:jc w:val="right"/>
-            </w:pPr>
-            <w:r>
-              <w:rPr>
-                <w:rFonts w:ascii="MS Pゴシック" w:cs="MS Pゴシック" w:eastAsia="MS Pゴシック" w:hAnsi="MS Pゴシック"/>
-                <w:b w:val="false"/>
-                <w:bCs w:val="false"/>
-                <w:color w:val="1A1A1A"/>
-                <w:sz w:val="18"/>
-                <w:szCs w:val="18"/>
-              </w:rPr>
               <w:t xml:space="preserve">日割・異動等</w:t>
             </w:r>
           </w:p>
         </w:tc>
         <w:tc>
           <w:tcPr>
-            <w:tcW w:type="dxa" w:w="1200"/>
-            <w:tcMar>
-              <w:top w:type="dxa" w:w="60"/>
-              <w:left w:type="dxa" w:w="90"/>
-              <w:bottom w:type="dxa" w:w="60"/>
-              <w:right w:type="dxa" w:w="90"/>
-            </w:tcMar>
-            <w:vAlign w:val="center"/>
-          </w:tcPr>
-          <w:p>
-            <w:pPr>
-              <w:spacing w:after="0" w:line="260"/>
-              <w:jc w:val="right"/>
-            </w:pPr>
-            <w:r>
-              <w:rPr>
-                <w:rFonts w:ascii="MS Pゴシック" w:cs="MS Pゴシック" w:eastAsia="MS Pゴシック" w:hAnsi="MS Pゴシック"/>
-                <w:b w:val="false"/>
-                <w:bCs w:val="false"/>
-                <w:color w:val="1A1A1A"/>
-                <w:sz w:val="18"/>
-                <w:szCs w:val="18"/>
-              </w:rPr>
-              <w:t xml:space="preserve">487</w:t>
-            </w:r>
-          </w:p>
-        </w:tc>
-        <w:tc>
-          <w:tcPr>
-            <w:tcW w:type="dxa" w:w="1200"/>
-            <w:tcMar>
-              <w:top w:type="dxa" w:w="60"/>
-              <w:left w:type="dxa" w:w="90"/>
-              <w:bottom w:type="dxa" w:w="60"/>
-              <w:right w:type="dxa" w:w="90"/>
-            </w:tcMar>
-            <w:vAlign w:val="center"/>
-          </w:tcPr>
-          <w:p>
-            <w:pPr>
-              <w:spacing w:after="0" w:line="260"/>
-              <w:jc w:val="right"/>
-            </w:pPr>
-            <w:r>
-              <w:rPr>
-                <w:rFonts w:ascii="MS Pゴシック" w:cs="MS Pゴシック" w:eastAsia="MS Pゴシック" w:hAnsi="MS Pゴシック"/>
-                <w:b w:val="false"/>
-                <w:bCs w:val="false"/>
-                <w:color w:val="1A1A1A"/>
-                <w:sz w:val="18"/>
-                <w:szCs w:val="18"/>
-              </w:rPr>
-              <w:t xml:space="preserve">6.4%</w:t>
-            </w:r>
-          </w:p>
-        </w:tc>
-        <w:tc>
-          <w:tcPr>
-            <w:tcW w:type="dxa" w:w="1200"/>
-            <w:tcMar>
-              <w:top w:type="dxa" w:w="60"/>
-              <w:left w:type="dxa" w:w="90"/>
-              <w:bottom w:type="dxa" w:w="60"/>
-              <w:right w:type="dxa" w:w="90"/>
-            </w:tcMar>
-            <w:vAlign w:val="center"/>
-          </w:tcPr>
-          <w:p>
-            <w:pPr>
-              <w:spacing w:after="0" w:line="260"/>
-              <w:jc w:val="right"/>
-            </w:pPr>
-            <w:r>
-              <w:rPr>
-                <w:rFonts w:ascii="MS Pゴシック" w:cs="MS Pゴシック" w:eastAsia="MS Pゴシック" w:hAnsi="MS Pゴシック"/>
-                <w:b w:val="false"/>
-                <w:bCs w:val="false"/>
-                <w:color w:val="1A1A1A"/>
-                <w:sz w:val="18"/>
-                <w:szCs w:val="18"/>
-              </w:rPr>
-              <w:t xml:space="preserve">8.4%</w:t>
-            </w:r>
-          </w:p>
-        </w:tc>
-        <w:tc>
-          <w:tcPr>
-            <w:tcW w:type="dxa" w:w="1200"/>
-            <w:tcMar>
-              <w:top w:type="dxa" w:w="60"/>
-              <w:left w:type="dxa" w:w="90"/>
-              <w:bottom w:type="dxa" w:w="60"/>
-              <w:right w:type="dxa" w:w="90"/>
-            </w:tcMar>
-            <w:vAlign w:val="center"/>
-          </w:tcPr>
-          <w:p>
-            <w:pPr>
-              <w:spacing w:after="0" w:line="260"/>
-              <w:jc w:val="right"/>
-            </w:pPr>
-            <w:r>
-              <w:rPr>
-                <w:rFonts w:ascii="MS Pゴシック" w:cs="MS Pゴシック" w:eastAsia="MS Pゴシック" w:hAnsi="MS Pゴシック"/>
-                <w:b w:val="false"/>
-                <w:bCs w:val="false"/>
-                <w:color w:val="1A1A1A"/>
-                <w:sz w:val="18"/>
-                <w:szCs w:val="18"/>
-              </w:rPr>
-              <w:t xml:space="preserve">5</w:t>
-            </w:r>
-          </w:p>
-        </w:tc>
-        <w:tc>
-          <w:tcPr>
-            <w:tcW w:type="dxa" w:w="1200"/>
-            <w:tcMar>
-              <w:top w:type="dxa" w:w="60"/>
-              <w:left w:type="dxa" w:w="90"/>
-              <w:bottom w:type="dxa" w:w="60"/>
-              <w:right w:type="dxa" w:w="90"/>
-            </w:tcMar>
-            <w:vAlign w:val="center"/>
-          </w:tcPr>
-          <w:p>
-            <w:pPr>
-              <w:spacing w:after="0" w:line="260"/>
-              <w:jc w:val="right"/>
-            </w:pPr>
-            <w:r>
-              <w:rPr>
-                <w:rFonts w:ascii="MS Pゴシック" w:cs="MS Pゴシック" w:eastAsia="MS Pゴシック" w:hAnsi="MS Pゴシック"/>
-                <w:b w:val="false"/>
-                <w:bCs w:val="false"/>
-                <w:color w:val="1A1A1A"/>
-                <w:sz w:val="18"/>
-                <w:szCs w:val="18"/>
-              </w:rPr>
-              <w:t xml:space="preserve">0.3%</w:t>
+            <w:tcW w:type="dxa" w:w="1250"/>
+            <w:tcMar>
+              <w:top w:type="dxa" w:w="60"/>
+              <w:left w:type="dxa" w:w="90"/>
+              <w:bottom w:type="dxa" w:w="60"/>
+              <w:right w:type="dxa" w:w="90"/>
+            </w:tcMar>
+            <w:vAlign w:val="center"/>
+          </w:tcPr>
+          <w:p>
+            <w:pPr>
+              <w:spacing w:after="0" w:line="260"/>
+              <w:jc w:val="right"/>
+            </w:pPr>
+            <w:r>
+              <w:rPr>
+                <w:rFonts w:ascii="MS Pゴシック" w:cs="MS Pゴシック" w:eastAsia="MS Pゴシック" w:hAnsi="MS Pゴシック"/>
+                <w:b w:val="false"/>
+                <w:bCs w:val="false"/>
+                <w:color w:val="1A1A1A"/>
+                <w:sz w:val="18"/>
+                <w:szCs w:val="18"/>
+              </w:rPr>
+              <w:t xml:space="preserve">584</w:t>
+            </w:r>
+          </w:p>
+        </w:tc>
+        <w:tc>
+          <w:tcPr>
+            <w:tcW w:type="dxa" w:w="1250"/>
+            <w:tcMar>
+              <w:top w:type="dxa" w:w="60"/>
+              <w:left w:type="dxa" w:w="90"/>
+              <w:bottom w:type="dxa" w:w="60"/>
+              <w:right w:type="dxa" w:w="90"/>
+            </w:tcMar>
+            <w:vAlign w:val="center"/>
+          </w:tcPr>
+          <w:p>
+            <w:pPr>
+              <w:spacing w:after="0" w:line="260"/>
+              <w:jc w:val="right"/>
+            </w:pPr>
+            <w:r>
+              <w:rPr>
+                <w:rFonts w:ascii="MS Pゴシック" w:cs="MS Pゴシック" w:eastAsia="MS Pゴシック" w:hAnsi="MS Pゴシック"/>
+                <w:b w:val="false"/>
+                <w:bCs w:val="false"/>
+                <w:color w:val="1A1A1A"/>
+                <w:sz w:val="18"/>
+                <w:szCs w:val="18"/>
+              </w:rPr>
+              <w:t xml:space="preserve">7.5%</w:t>
+            </w:r>
+          </w:p>
+        </w:tc>
+        <w:tc>
+          <w:tcPr>
+            <w:tcW w:type="dxa" w:w="1250"/>
+            <w:tcMar>
+              <w:top w:type="dxa" w:w="60"/>
+              <w:left w:type="dxa" w:w="90"/>
+              <w:bottom w:type="dxa" w:w="60"/>
+              <w:right w:type="dxa" w:w="90"/>
+            </w:tcMar>
+            <w:vAlign w:val="center"/>
+          </w:tcPr>
+          <w:p>
+            <w:pPr>
+              <w:spacing w:after="0" w:line="260"/>
+              <w:jc w:val="right"/>
+            </w:pPr>
+            <w:r>
+              <w:rPr>
+                <w:rFonts w:ascii="MS Pゴシック" w:cs="MS Pゴシック" w:eastAsia="MS Pゴシック" w:hAnsi="MS Pゴシック"/>
+                <w:b w:val="false"/>
+                <w:bCs w:val="false"/>
+                <w:color w:val="1A1A1A"/>
+                <w:sz w:val="18"/>
+                <w:szCs w:val="18"/>
+              </w:rPr>
+              <w:t xml:space="preserve">6.5%</w:t>
+            </w:r>
+          </w:p>
+        </w:tc>
+        <w:tc>
+          <w:tcPr>
+            <w:tcW w:type="dxa" w:w="1450"/>
+            <w:tcMar>
+              <w:top w:type="dxa" w:w="60"/>
+              <w:left w:type="dxa" w:w="90"/>
+              <w:bottom w:type="dxa" w:w="60"/>
+              <w:right w:type="dxa" w:w="90"/>
+            </w:tcMar>
+            <w:vAlign w:val="center"/>
+          </w:tcPr>
+          <w:p>
+            <w:pPr>
+              <w:spacing w:after="0" w:line="260"/>
+              <w:jc w:val="right"/>
+            </w:pPr>
+            <w:r>
+              <w:rPr>
+                <w:rFonts w:ascii="MS Pゴシック" w:cs="MS Pゴシック" w:eastAsia="MS Pゴシック" w:hAnsi="MS Pゴシック"/>
+                <w:b w:val="false"/>
+                <w:bCs w:val="false"/>
+                <w:color w:val="1A1A1A"/>
+                <w:sz w:val="18"/>
+                <w:szCs w:val="18"/>
+              </w:rPr>
+              <w:t xml:space="preserve">14</w:t>
+            </w:r>
+          </w:p>
+        </w:tc>
+        <w:tc>
+          <w:tcPr>
+            <w:tcW w:type="dxa" w:w="1450"/>
+            <w:tcMar>
+              <w:top w:type="dxa" w:w="60"/>
+              <w:left w:type="dxa" w:w="90"/>
+              <w:bottom w:type="dxa" w:w="60"/>
+              <w:right w:type="dxa" w:w="90"/>
+            </w:tcMar>
+            <w:vAlign w:val="center"/>
+          </w:tcPr>
+          <w:p>
+            <w:pPr>
+              <w:spacing w:after="0" w:line="260"/>
+              <w:jc w:val="right"/>
+            </w:pPr>
+            <w:r>
+              <w:rPr>
+                <w:rFonts w:ascii="MS Pゴシック" w:cs="MS Pゴシック" w:eastAsia="MS Pゴシック" w:hAnsi="MS Pゴシック"/>
+                <w:b w:val="false"/>
+                <w:bCs w:val="false"/>
+                <w:color w:val="1A1A1A"/>
+                <w:sz w:val="18"/>
+                <w:szCs w:val="18"/>
+              </w:rPr>
+              <w:t xml:space="preserve">1.0%</w:t>
+            </w:r>
+          </w:p>
+        </w:tc>
+        <w:tc>
+          <w:tcPr>
+            <w:tcW w:type="dxa" w:w="1450"/>
+            <w:tcMar>
+              <w:top w:type="dxa" w:w="60"/>
+              <w:left w:type="dxa" w:w="90"/>
+              <w:bottom w:type="dxa" w:w="60"/>
+              <w:right w:type="dxa" w:w="90"/>
+            </w:tcMar>
+            <w:vAlign w:val="center"/>
+          </w:tcPr>
+          <w:p>
+            <w:pPr>
+              <w:spacing w:after="0" w:line="260"/>
+              <w:jc w:val="right"/>
+            </w:pPr>
+            <w:r>
+              <w:rPr>
+                <w:rFonts w:ascii="MS Pゴシック" w:cs="MS Pゴシック" w:eastAsia="MS Pゴシック" w:hAnsi="MS Pゴシック"/>
+                <w:b w:val="false"/>
+                <w:bCs w:val="false"/>
+                <w:color w:val="1A1A1A"/>
+                <w:sz w:val="18"/>
+                <w:szCs w:val="18"/>
+              </w:rPr>
+              <w:t xml:space="preserve">0.5%</w:t>
             </w:r>
           </w:p>
         </w:tc>
@@ -9829,7 +9829,7 @@
           <w:sz w:val="17"/>
           <w:szCs w:val="17"/>
         </w:rPr>
-        <w:t xml:space="preserve">据置となる月5㎥以下は件数の約2割、金額の約1割を占める。</w:t>
+        <w:t xml:space="preserve">毎月検針者は月あたりの水量で区分している。据置となる月5㎥以下は公共で件数の21.3%・金額の9.9%を占める。月51㎥〜は公共96件（件数の1.2%）で金額の14.4%を占めており、件数は少ないが金額の寄与は小さくない。水量帯と世帯人数・年齢の対応関係は調定データから確認できないため、ここでは世帯像を付していない。</w:t>
       </w:r>
     </w:p>
     <w:p>
@@ -16608,7 +16608,7 @@
           <w:sz w:val="21"/>
           <w:szCs w:val="21"/>
         </w:rPr>
-        <w:t xml:space="preserve">中心案の調定額ベース平均増収率+9.94%は比率であるため、税抜の基礎にそのまま適用できる。令和7年度の年間全件調定額（税抜40,516千円）を基礎とすると改定後は44,541千円、増収額は約4,025千円（税抜）・約4,428千円（税込）となる。令和7年度決算（税抜40,586千円）を基礎としてもほぼ同じで、両者は0.17%で一致する。令和8年度予算を基礎にすると実績を6.1%下回るため増収額も約240千円小さく出るので、保守的な下限として併記するのが妥当である。</w:t>
+        <w:t xml:space="preserve">中心案の平均増収率+9.94%は、令和7年度の利用構成から導いた加重平均である（基本±0%／6〜10㎥+97.3%／11〜50㎥+9.2%／51㎥〜+10.0%）。利用構成が変われば率も変わるため、他の基礎額に当てはめる場合は「令和7年度と同程度の利用構成が継続する」という前提を置いた近似適用となる。令和7年度の年間全件調定額（税抜40,516千円）を基礎とすると改定後は44,541千円、増収額は約4,025千円（税抜）・約4,428千円（税込）となる。令和7年度決算（税抜40,586千円）を基礎としてもほぼ同じで、両者は0.17%で一致する。令和8年度予算を基礎にすると実績を6.1%下回るため増収額も約240千円小さく出るので、保守的な下限として併記するのが妥当である。</w:t>
       </w:r>
     </w:p>
     <w:p>

--- a/docs/kamikami-sewer-tariff/03_説明資料/下水道使用料改定説明資料.docx
+++ b/docs/kamikami-sewer-tariff/03_説明資料/下水道使用料改定説明資料.docx
@@ -4386,7 +4386,7 @@
                 <w:sz w:val="18"/>
                 <w:szCs w:val="18"/>
               </w:rPr>
-              <w:t xml:space="preserve">122円</w:t>
+              <w:t xml:space="preserve">123円</w:t>
             </w:r>
           </w:p>
         </w:tc>
@@ -4444,7 +4444,7 @@
                 <w:sz w:val="18"/>
                 <w:szCs w:val="18"/>
               </w:rPr>
-              <w:t xml:space="preserve">+5.6%</w:t>
+              <w:t xml:space="preserve">+6.0%</w:t>
             </w:r>
           </w:p>
         </w:tc>
@@ -4473,7 +4473,7 @@
                 <w:sz w:val="18"/>
                 <w:szCs w:val="18"/>
               </w:rPr>
-              <w:t xml:space="preserve">−17.1%</w:t>
+              <w:t xml:space="preserve">−16.6%</w:t>
             </w:r>
           </w:p>
         </w:tc>
@@ -4610,7 +4610,7 @@
                 <w:sz w:val="20"/>
                 <w:szCs w:val="20"/>
               </w:rPr>
-              <w:t xml:space="preserve">6〜10㎥を174円に揃えると、平均増収率を約10%に保つために11〜50㎥が122円まで下がり、6〜10㎥より安くなる逆転体系となる。</w:t>
+              <w:t xml:space="preserve">6〜10㎥を174円に揃えると、平均増収率を約10%に保つために11〜50㎥が123円まで下がり、6〜10㎥より安くなる逆転体系となる。</w:t>
             </w:r>
           </w:p>
           <w:p>
@@ -4624,7 +4624,7 @@
                 <w:sz w:val="20"/>
                 <w:szCs w:val="20"/>
               </w:rPr>
-              <w:t xml:space="preserve">また月10㎥の世帯は+57.4%となる一方、月30㎥以上は減額（月50㎥で−17.1%）となる。</w:t>
+              <w:t xml:space="preserve">また月10㎥の世帯は+57.4%となる一方、月30㎥以上は減額（月50㎥で−16.6%）となる。</w:t>
             </w:r>
           </w:p>
           <w:p>
@@ -11819,7 +11819,7 @@
                 <w:sz w:val="18"/>
                 <w:szCs w:val="18"/>
               </w:rPr>
-              <w:t xml:space="preserve">+20.08%</w:t>
+              <w:t xml:space="preserve">+20.10%</w:t>
             </w:r>
           </w:p>
         </w:tc>

--- a/docs/kamikami-sewer-tariff/03_説明資料/下水道使用料改定説明資料.docx
+++ b/docs/kamikami-sewer-tariff/03_説明資料/下水道使用料改定説明資料.docx
@@ -386,7 +386,7 @@
                 <w:sz w:val="20"/>
                 <w:szCs w:val="20"/>
               </w:rPr>
-              <w:t xml:space="preserve">増収試算は令和7年度の年間全件調定9,220件・44,567,510円を基礎としている。ただし異動等で水量を特定できない516件（調定額の4.5%）については、現行額に平均改定率を乗じる簡便法によっている。</w:t>
+              <w:t xml:space="preserve">増収試算は令和7年度の年間全件調定9,220件・44,567,510円（補正推計額）を基礎としている。ただし異動等で水量を特定できない96件・2,001,629円（調定額の4.5%）については、現行額に平均改定率を乗じる簡便法によっている。</w:t>
             </w:r>
           </w:p>
           <w:p>
@@ -1070,7 +1070,7 @@
           <w:sz w:val="21"/>
           <w:szCs w:val="21"/>
         </w:rPr>
-        <w:t xml:space="preserve">公共下水道の使用量の中央値は月10.5㎥であり、ちょうど単価の底に中央値の世帯がいる。</w:t>
+        <w:t xml:space="preserve">通常算定レコードの月換算使用量の中央値は公共下水道で10.5㎥であり、ちょうど単価の底にあたる。これは調定レコード単位の中央値であって、利用者・世帯単位の中央値ではない。</w:t>
       </w:r>
     </w:p>
     <w:p>
@@ -1151,7 +1151,7 @@
           <w:sz w:val="19"/>
           <w:szCs w:val="19"/>
         </w:rPr>
-        <w:t xml:space="preserve">図2　従量部分における区分別の収入シェアと水量シェア（2事業合計・令和7年度）</w:t>
+        <w:t xml:space="preserve">図2　区分別の従量収入シェアと従量課金対象水量シェア（2事業合計・令和7年度）</w:t>
       </w:r>
     </w:p>
     <w:p>
@@ -2638,7 +2638,7 @@
           <w:sz w:val="17"/>
           <w:szCs w:val="17"/>
         </w:rPr>
-        <w:t xml:space="preserve">区分別収入は税抜の構成要素に消費税を加算した額だが、請求単位では1円未満が切り捨てられる。この切捨て差は記録ごとに各成分へ比例配分しており、区分別収入の合計は調定額の実額44,567,510円と一致する。「調定額に対する比」は調定額全体を分母とし、「従量収入に対する比」は従量部分（6〜10㎥・11〜50㎥・51㎥〜の合計23,070,442円）を分母とする。水量比の分母は従量課金対象水量161,984㎥であり、基本水量（1か月5㎥）を超える水量であって全汚水量ではない。水量シェアと対比する際は、分母を揃えた「従量収入に対する比」を用いる。</w:t>
+        <w:t xml:space="preserve">区分別収入は税抜の構成要素に消費税を加算した額だが、請求単位では1円未満が切り捨てられる。この切捨て差は記録ごとに各成分へ比例配分しており、区分別収入の合計は調定額44,567,510円と一致する。なお公共の日割491件は3月実績からの推計を含むため、この額は補正推計額である。「調定額に対する比」は調定額全体を分母とし、「従量収入に対する比」は従量部分（6〜10㎥・11〜50㎥・51㎥〜の合計23,070,442円）を分母とする。水量比の分母は従量課金対象水量161,984㎥であり、基本水量（1か月5㎥）を超える水量であって全汚水量ではない。水量シェアと対比する際は、分母を揃えた「従量収入に対する比」を用いる。</w:t>
       </w:r>
     </w:p>
     <w:tbl>
@@ -7689,7 +7689,7 @@
           <w:sz w:val="21"/>
           <w:szCs w:val="21"/>
         </w:rPr>
-        <w:t xml:space="preserve">基本使用料1,008円を据え置くため、月5㎥以下（2事業合計1,934件・全体の21.0%）は両案とも±0%である。ただし月6〜10㎥は2,167件・23.5%あり、月10㎥以下でみると全体の44.5%を占める。したがって本資料の案は「少量利用者に配慮した料金体系」ではなく、「最低使用量帯（月5㎥以下）の負担を据え置きつつ、6〜10㎥区分の単価差を縮小する案」である。</w:t>
+        <w:t xml:space="preserve">基本使用料1,008円を据え置くため、月5㎥以下（2事業合計1,934レコード・全体の21.0%）は両案とも±0%である。ただし月6〜10㎥は2,167レコード・23.5%あり、月10㎥以下でみると全体の44.5%を占める。なおこれは年間の調定レコード数の構成比であり、利用者数・世帯数の割合ではない。したがって本資料の案は「少量利用者に配慮した料金体系」ではなく、「最低使用量帯（月5㎥以下）の負担を据え置きつつ、6〜10㎥区分の単価差を縮小する案」である。</w:t>
       </w:r>
     </w:p>
     <w:p>
@@ -9909,7 +9909,7 @@
                 <w:sz w:val="18"/>
                 <w:szCs w:val="18"/>
               </w:rPr>
-              <w:t xml:space="preserve">公共 件数%</w:t>
+              <w:t xml:space="preserve">公共 構成比</w:t>
             </w:r>
           </w:p>
         </w:tc>
@@ -9999,7 +9999,7 @@
                 <w:sz w:val="18"/>
                 <w:szCs w:val="18"/>
               </w:rPr>
-              <w:t xml:space="preserve">漁集 件数%</w:t>
+              <w:t xml:space="preserve">漁集 構成比</w:t>
             </w:r>
           </w:p>
         </w:tc>
@@ -11509,9 +11509,6361 @@
           <w:sz w:val="17"/>
           <w:szCs w:val="17"/>
         </w:rPr>
-        <w:t xml:space="preserve">毎月検針者は月あたりの水量で区分している。据置となる月5㎥以下は2事業合計1,934件（全体の21.0%）、月6〜10㎥は2,167件（23.5%）で、両者で44.5%を占める。月51㎥〜は公共96件（件数の1.2%）で金額の14.4%を占めており、件数は少ないが金額の寄与は小さくない。水量帯と世帯人数・年齢の対応関係は調定データから確認できないため、世帯像は付していない。</w:t>
+        <w:t xml:space="preserve">件数は年間の調定レコード数であり、利用者数・世帯数ではない。同じ利用者が隔月検針なら年6回、毎月検針なら年12回カウントされるため、構成比は契約者構成とは一致しない。据置となる月5㎥以下は2事業合計1,934レコード（全体の21.0%）、月6〜10㎥は2,167レコード（23.5%）で、両者で44.5%を占める。月51㎥〜は公共96レコード（1.2%）で金額の14.4%を占めており、件数は少ないが金額の寄与は小さくない。水量帯と世帯人数・年齢の対応関係は調定データから確認できないため、世帯像は付していない。</w:t>
       </w:r>
     </w:p>
+    <w:p>
+      <w:pPr>
+        <w:pStyle w:val="Heading2"/>
+        <w:keepNext/>
+        <w:spacing w:after="100" w:before="240"/>
+      </w:pPr>
+      <w:r>
+        <w:rPr>
+          <w:rFonts w:ascii="MS Pゴシック" w:cs="MS Pゴシック" w:eastAsia="MS Pゴシック" w:hAnsi="MS Pゴシック"/>
+          <w:b/>
+          <w:bCs/>
+          <w:color w:val="12939E"/>
+          <w:sz w:val="22"/>
+          <w:szCs w:val="22"/>
+        </w:rPr>
+        <w:t xml:space="preserve">5-5　一律改定（全体改定率）との比較</w:t>
+      </w:r>
+    </w:p>
+    <w:p>
+      <w:pPr>
+        <w:spacing w:after="120" w:before="0" w:line="300"/>
+      </w:pPr>
+      <w:r>
+        <w:rPr>
+          <w:rFonts w:ascii="MS Pゴシック" w:cs="MS Pゴシック" w:eastAsia="MS Pゴシック" w:hAnsi="MS Pゴシック"/>
+          <w:color w:val="1A1A1A"/>
+          <w:sz w:val="21"/>
+          <w:szCs w:val="21"/>
+        </w:rPr>
+        <w:t xml:space="preserve">経営戦略の収支シミュレーションは、使用料収入全体に一律の改定率を乗じて将来値を置いている。同じ考え方で現行料金表の全単価を一律に引き上げた場合の影響を示す。</w:t>
+      </w:r>
+    </w:p>
+    <w:p>
+      <w:pPr>
+        <w:keepNext/>
+        <w:spacing w:after="70" w:before="200"/>
+      </w:pPr>
+      <w:r>
+        <w:rPr>
+          <w:rFonts w:ascii="MS Pゴシック" w:cs="MS Pゴシック" w:eastAsia="MS Pゴシック" w:hAnsi="MS Pゴシック"/>
+          <w:b/>
+          <w:bCs/>
+          <w:color w:val="1A1A1A"/>
+          <w:sz w:val="19"/>
+          <w:szCs w:val="19"/>
+        </w:rPr>
+        <w:t xml:space="preserve">表9　一律改定（全体改定率）の料金表と収入への影響</w:t>
+      </w:r>
+    </w:p>
+    <w:tbl>
+      <w:tblPr>
+        <w:tblW w:type="dxa" w:w="9600"/>
+        <w:tblBorders>
+          <w:top w:val="single" w:color="A9BEBE" w:sz="6"/>
+          <w:left w:val="single" w:color="A9BEBE" w:sz="6"/>
+          <w:bottom w:val="single" w:color="A9BEBE" w:sz="6"/>
+          <w:right w:val="single" w:color="A9BEBE" w:sz="6"/>
+          <w:insideH w:val="single" w:color="D3DEDE" w:sz="4"/>
+          <w:insideV w:val="single" w:color="D3DEDE" w:sz="4"/>
+        </w:tblBorders>
+      </w:tblPr>
+      <w:tblGrid>
+        <w:gridCol w:w="1150"/>
+        <w:gridCol w:w="1300"/>
+        <w:gridCol w:w="1000"/>
+        <w:gridCol w:w="1150"/>
+        <w:gridCol w:w="1000"/>
+        <w:gridCol w:w="1150"/>
+        <w:gridCol w:w="1400"/>
+        <w:gridCol w:w="1450"/>
+      </w:tblGrid>
+      <w:tr>
+        <w:trPr>
+          <w:tblHeader/>
+        </w:trPr>
+        <w:tc>
+          <w:tcPr>
+            <w:tcW w:type="dxa" w:w="1150"/>
+            <w:shd w:fill="DCEBED" w:color="auto" w:val="clear"/>
+            <w:tcMar>
+              <w:top w:type="dxa" w:w="60"/>
+              <w:left w:type="dxa" w:w="90"/>
+              <w:bottom w:type="dxa" w:w="60"/>
+              <w:right w:type="dxa" w:w="90"/>
+            </w:tcMar>
+            <w:vAlign w:val="center"/>
+          </w:tcPr>
+          <w:p>
+            <w:pPr>
+              <w:spacing w:after="0" w:line="260"/>
+              <w:jc w:val="left"/>
+            </w:pPr>
+            <w:r>
+              <w:rPr>
+                <w:rFonts w:ascii="MS Pゴシック" w:cs="MS Pゴシック" w:eastAsia="MS Pゴシック" w:hAnsi="MS Pゴシック"/>
+                <w:b/>
+                <w:bCs/>
+                <w:color w:val="1A1A1A"/>
+                <w:sz w:val="18"/>
+                <w:szCs w:val="18"/>
+              </w:rPr>
+              <w:t xml:space="preserve">改定率</w:t>
+            </w:r>
+          </w:p>
+        </w:tc>
+        <w:tc>
+          <w:tcPr>
+            <w:tcW w:type="dxa" w:w="1300"/>
+            <w:shd w:fill="DCEBED" w:color="auto" w:val="clear"/>
+            <w:tcMar>
+              <w:top w:type="dxa" w:w="60"/>
+              <w:left w:type="dxa" w:w="90"/>
+              <w:bottom w:type="dxa" w:w="60"/>
+              <w:right w:type="dxa" w:w="90"/>
+            </w:tcMar>
+            <w:vAlign w:val="center"/>
+          </w:tcPr>
+          <w:p>
+            <w:pPr>
+              <w:spacing w:after="0" w:line="260"/>
+              <w:jc w:val="center"/>
+            </w:pPr>
+            <w:r>
+              <w:rPr>
+                <w:rFonts w:ascii="MS Pゴシック" w:cs="MS Pゴシック" w:eastAsia="MS Pゴシック" w:hAnsi="MS Pゴシック"/>
+                <w:b/>
+                <w:bCs/>
+                <w:color w:val="1A1A1A"/>
+                <w:sz w:val="18"/>
+                <w:szCs w:val="18"/>
+              </w:rPr>
+              <w:t xml:space="preserve">基本使用料</w:t>
+            </w:r>
+          </w:p>
+        </w:tc>
+        <w:tc>
+          <w:tcPr>
+            <w:tcW w:type="dxa" w:w="1000"/>
+            <w:shd w:fill="DCEBED" w:color="auto" w:val="clear"/>
+            <w:tcMar>
+              <w:top w:type="dxa" w:w="60"/>
+              <w:left w:type="dxa" w:w="90"/>
+              <w:bottom w:type="dxa" w:w="60"/>
+              <w:right w:type="dxa" w:w="90"/>
+            </w:tcMar>
+            <w:vAlign w:val="center"/>
+          </w:tcPr>
+          <w:p>
+            <w:pPr>
+              <w:spacing w:after="0" w:line="260"/>
+              <w:jc w:val="center"/>
+            </w:pPr>
+            <w:r>
+              <w:rPr>
+                <w:rFonts w:ascii="MS Pゴシック" w:cs="MS Pゴシック" w:eastAsia="MS Pゴシック" w:hAnsi="MS Pゴシック"/>
+                <w:b/>
+                <w:bCs/>
+                <w:color w:val="1A1A1A"/>
+                <w:sz w:val="18"/>
+                <w:szCs w:val="18"/>
+              </w:rPr>
+              <w:t xml:space="preserve">6〜10㎥</w:t>
+            </w:r>
+          </w:p>
+        </w:tc>
+        <w:tc>
+          <w:tcPr>
+            <w:tcW w:type="dxa" w:w="1150"/>
+            <w:shd w:fill="DCEBED" w:color="auto" w:val="clear"/>
+            <w:tcMar>
+              <w:top w:type="dxa" w:w="60"/>
+              <w:left w:type="dxa" w:w="90"/>
+              <w:bottom w:type="dxa" w:w="60"/>
+              <w:right w:type="dxa" w:w="90"/>
+            </w:tcMar>
+            <w:vAlign w:val="center"/>
+          </w:tcPr>
+          <w:p>
+            <w:pPr>
+              <w:spacing w:after="0" w:line="260"/>
+              <w:jc w:val="center"/>
+            </w:pPr>
+            <w:r>
+              <w:rPr>
+                <w:rFonts w:ascii="MS Pゴシック" w:cs="MS Pゴシック" w:eastAsia="MS Pゴシック" w:hAnsi="MS Pゴシック"/>
+                <w:b/>
+                <w:bCs/>
+                <w:color w:val="1A1A1A"/>
+                <w:sz w:val="18"/>
+                <w:szCs w:val="18"/>
+              </w:rPr>
+              <w:t xml:space="preserve">11〜50㎥</w:t>
+            </w:r>
+          </w:p>
+        </w:tc>
+        <w:tc>
+          <w:tcPr>
+            <w:tcW w:type="dxa" w:w="1000"/>
+            <w:shd w:fill="DCEBED" w:color="auto" w:val="clear"/>
+            <w:tcMar>
+              <w:top w:type="dxa" w:w="60"/>
+              <w:left w:type="dxa" w:w="90"/>
+              <w:bottom w:type="dxa" w:w="60"/>
+              <w:right w:type="dxa" w:w="90"/>
+            </w:tcMar>
+            <w:vAlign w:val="center"/>
+          </w:tcPr>
+          <w:p>
+            <w:pPr>
+              <w:spacing w:after="0" w:line="260"/>
+              <w:jc w:val="center"/>
+            </w:pPr>
+            <w:r>
+              <w:rPr>
+                <w:rFonts w:ascii="MS Pゴシック" w:cs="MS Pゴシック" w:eastAsia="MS Pゴシック" w:hAnsi="MS Pゴシック"/>
+                <w:b/>
+                <w:bCs/>
+                <w:color w:val="1A1A1A"/>
+                <w:sz w:val="18"/>
+                <w:szCs w:val="18"/>
+              </w:rPr>
+              <w:t xml:space="preserve">51㎥〜</w:t>
+            </w:r>
+          </w:p>
+        </w:tc>
+        <w:tc>
+          <w:tcPr>
+            <w:tcW w:type="dxa" w:w="1150"/>
+            <w:shd w:fill="DCEBED" w:color="auto" w:val="clear"/>
+            <w:tcMar>
+              <w:top w:type="dxa" w:w="60"/>
+              <w:left w:type="dxa" w:w="90"/>
+              <w:bottom w:type="dxa" w:w="60"/>
+              <w:right w:type="dxa" w:w="90"/>
+            </w:tcMar>
+            <w:vAlign w:val="center"/>
+          </w:tcPr>
+          <w:p>
+            <w:pPr>
+              <w:spacing w:after="0" w:line="260"/>
+              <w:jc w:val="center"/>
+            </w:pPr>
+            <w:r>
+              <w:rPr>
+                <w:rFonts w:ascii="MS Pゴシック" w:cs="MS Pゴシック" w:eastAsia="MS Pゴシック" w:hAnsi="MS Pゴシック"/>
+                <w:b/>
+                <w:bCs/>
+                <w:color w:val="1A1A1A"/>
+                <w:sz w:val="18"/>
+                <w:szCs w:val="18"/>
+              </w:rPr>
+              <w:t xml:space="preserve">平均増収率</w:t>
+            </w:r>
+          </w:p>
+        </w:tc>
+        <w:tc>
+          <w:tcPr>
+            <w:tcW w:type="dxa" w:w="1400"/>
+            <w:shd w:fill="DCEBED" w:color="auto" w:val="clear"/>
+            <w:tcMar>
+              <w:top w:type="dxa" w:w="60"/>
+              <w:left w:type="dxa" w:w="90"/>
+              <w:bottom w:type="dxa" w:w="60"/>
+              <w:right w:type="dxa" w:w="90"/>
+            </w:tcMar>
+            <w:vAlign w:val="center"/>
+          </w:tcPr>
+          <w:p>
+            <w:pPr>
+              <w:spacing w:after="0" w:line="260"/>
+              <w:jc w:val="center"/>
+            </w:pPr>
+            <w:r>
+              <w:rPr>
+                <w:rFonts w:ascii="MS Pゴシック" w:cs="MS Pゴシック" w:eastAsia="MS Pゴシック" w:hAnsi="MS Pゴシック"/>
+                <w:b/>
+                <w:bCs/>
+                <w:color w:val="1A1A1A"/>
+                <w:sz w:val="18"/>
+                <w:szCs w:val="18"/>
+              </w:rPr>
+              <w:t xml:space="preserve">平年度増収額（税込）</w:t>
+            </w:r>
+          </w:p>
+        </w:tc>
+        <w:tc>
+          <w:tcPr>
+            <w:tcW w:type="dxa" w:w="1450"/>
+            <w:shd w:fill="DCEBED" w:color="auto" w:val="clear"/>
+            <w:tcMar>
+              <w:top w:type="dxa" w:w="60"/>
+              <w:left w:type="dxa" w:w="90"/>
+              <w:bottom w:type="dxa" w:w="60"/>
+              <w:right w:type="dxa" w:w="90"/>
+            </w:tcMar>
+            <w:vAlign w:val="center"/>
+          </w:tcPr>
+          <w:p>
+            <w:pPr>
+              <w:spacing w:after="0" w:line="260"/>
+              <w:jc w:val="center"/>
+            </w:pPr>
+            <w:r>
+              <w:rPr>
+                <w:rFonts w:ascii="MS Pゴシック" w:cs="MS Pゴシック" w:eastAsia="MS Pゴシック" w:hAnsi="MS Pゴシック"/>
+                <w:b/>
+                <w:bCs/>
+                <w:color w:val="1A1A1A"/>
+                <w:sz w:val="18"/>
+                <w:szCs w:val="18"/>
+              </w:rPr>
+              <w:t xml:space="preserve">経費回収率</w:t>
+            </w:r>
+          </w:p>
+        </w:tc>
+      </w:tr>
+      <w:tr>
+        <w:tc>
+          <w:tcPr>
+            <w:tcW w:type="dxa" w:w="1150"/>
+            <w:tcMar>
+              <w:top w:type="dxa" w:w="60"/>
+              <w:left w:type="dxa" w:w="90"/>
+              <w:bottom w:type="dxa" w:w="60"/>
+              <w:right w:type="dxa" w:w="90"/>
+            </w:tcMar>
+            <w:vAlign w:val="center"/>
+          </w:tcPr>
+          <w:p>
+            <w:pPr>
+              <w:spacing w:after="0" w:line="260"/>
+              <w:jc w:val="left"/>
+            </w:pPr>
+            <w:r>
+              <w:rPr>
+                <w:rFonts w:ascii="MS Pゴシック" w:cs="MS Pゴシック" w:eastAsia="MS Pゴシック" w:hAnsi="MS Pゴシック"/>
+                <w:b w:val="false"/>
+                <w:bCs w:val="false"/>
+                <w:color w:val="1A1A1A"/>
+                <w:sz w:val="18"/>
+                <w:szCs w:val="18"/>
+              </w:rPr>
+              <w:t xml:space="preserve">現行</w:t>
+            </w:r>
+          </w:p>
+        </w:tc>
+        <w:tc>
+          <w:tcPr>
+            <w:tcW w:type="dxa" w:w="1300"/>
+            <w:tcMar>
+              <w:top w:type="dxa" w:w="60"/>
+              <w:left w:type="dxa" w:w="90"/>
+              <w:bottom w:type="dxa" w:w="60"/>
+              <w:right w:type="dxa" w:w="90"/>
+            </w:tcMar>
+            <w:vAlign w:val="center"/>
+          </w:tcPr>
+          <w:p>
+            <w:pPr>
+              <w:spacing w:after="0" w:line="260"/>
+              <w:jc w:val="right"/>
+            </w:pPr>
+            <w:r>
+              <w:rPr>
+                <w:rFonts w:ascii="MS Pゴシック" w:cs="MS Pゴシック" w:eastAsia="MS Pゴシック" w:hAnsi="MS Pゴシック"/>
+                <w:b w:val="false"/>
+                <w:bCs w:val="false"/>
+                <w:color w:val="1A1A1A"/>
+                <w:sz w:val="18"/>
+                <w:szCs w:val="18"/>
+              </w:rPr>
+              <w:t xml:space="preserve">1,008円</w:t>
+            </w:r>
+          </w:p>
+        </w:tc>
+        <w:tc>
+          <w:tcPr>
+            <w:tcW w:type="dxa" w:w="1000"/>
+            <w:tcMar>
+              <w:top w:type="dxa" w:w="60"/>
+              <w:left w:type="dxa" w:w="90"/>
+              <w:bottom w:type="dxa" w:w="60"/>
+              <w:right w:type="dxa" w:w="90"/>
+            </w:tcMar>
+            <w:vAlign w:val="center"/>
+          </w:tcPr>
+          <w:p>
+            <w:pPr>
+              <w:spacing w:after="0" w:line="260"/>
+              <w:jc w:val="right"/>
+            </w:pPr>
+            <w:r>
+              <w:rPr>
+                <w:rFonts w:ascii="MS Pゴシック" w:cs="MS Pゴシック" w:eastAsia="MS Pゴシック" w:hAnsi="MS Pゴシック"/>
+                <w:b w:val="false"/>
+                <w:bCs w:val="false"/>
+                <w:color w:val="1A1A1A"/>
+                <w:sz w:val="18"/>
+                <w:szCs w:val="18"/>
+              </w:rPr>
+              <w:t xml:space="preserve">37円</w:t>
+            </w:r>
+          </w:p>
+        </w:tc>
+        <w:tc>
+          <w:tcPr>
+            <w:tcW w:type="dxa" w:w="1150"/>
+            <w:tcMar>
+              <w:top w:type="dxa" w:w="60"/>
+              <w:left w:type="dxa" w:w="90"/>
+              <w:bottom w:type="dxa" w:w="60"/>
+              <w:right w:type="dxa" w:w="90"/>
+            </w:tcMar>
+            <w:vAlign w:val="center"/>
+          </w:tcPr>
+          <w:p>
+            <w:pPr>
+              <w:spacing w:after="0" w:line="260"/>
+              <w:jc w:val="right"/>
+            </w:pPr>
+            <w:r>
+              <w:rPr>
+                <w:rFonts w:ascii="MS Pゴシック" w:cs="MS Pゴシック" w:eastAsia="MS Pゴシック" w:hAnsi="MS Pゴシック"/>
+                <w:b w:val="false"/>
+                <w:bCs w:val="false"/>
+                <w:color w:val="1A1A1A"/>
+                <w:sz w:val="18"/>
+                <w:szCs w:val="18"/>
+              </w:rPr>
+              <w:t xml:space="preserve">174円</w:t>
+            </w:r>
+          </w:p>
+        </w:tc>
+        <w:tc>
+          <w:tcPr>
+            <w:tcW w:type="dxa" w:w="1000"/>
+            <w:tcMar>
+              <w:top w:type="dxa" w:w="60"/>
+              <w:left w:type="dxa" w:w="90"/>
+              <w:bottom w:type="dxa" w:w="60"/>
+              <w:right w:type="dxa" w:w="90"/>
+            </w:tcMar>
+            <w:vAlign w:val="center"/>
+          </w:tcPr>
+          <w:p>
+            <w:pPr>
+              <w:spacing w:after="0" w:line="260"/>
+              <w:jc w:val="right"/>
+            </w:pPr>
+            <w:r>
+              <w:rPr>
+                <w:rFonts w:ascii="MS Pゴシック" w:cs="MS Pゴシック" w:eastAsia="MS Pゴシック" w:hAnsi="MS Pゴシック"/>
+                <w:b w:val="false"/>
+                <w:bCs w:val="false"/>
+                <w:color w:val="1A1A1A"/>
+                <w:sz w:val="18"/>
+                <w:szCs w:val="18"/>
+              </w:rPr>
+              <w:t xml:space="preserve">200円</w:t>
+            </w:r>
+          </w:p>
+        </w:tc>
+        <w:tc>
+          <w:tcPr>
+            <w:tcW w:type="dxa" w:w="1150"/>
+            <w:tcMar>
+              <w:top w:type="dxa" w:w="60"/>
+              <w:left w:type="dxa" w:w="90"/>
+              <w:bottom w:type="dxa" w:w="60"/>
+              <w:right w:type="dxa" w:w="90"/>
+            </w:tcMar>
+            <w:vAlign w:val="center"/>
+          </w:tcPr>
+          <w:p>
+            <w:pPr>
+              <w:spacing w:after="0" w:line="260"/>
+              <w:jc w:val="right"/>
+            </w:pPr>
+            <w:r>
+              <w:rPr>
+                <w:rFonts w:ascii="MS Pゴシック" w:cs="MS Pゴシック" w:eastAsia="MS Pゴシック" w:hAnsi="MS Pゴシック"/>
+                <w:b w:val="false"/>
+                <w:bCs w:val="false"/>
+                <w:color w:val="1A1A1A"/>
+                <w:sz w:val="18"/>
+                <w:szCs w:val="18"/>
+              </w:rPr>
+              <w:t xml:space="preserve">—</w:t>
+            </w:r>
+          </w:p>
+        </w:tc>
+        <w:tc>
+          <w:tcPr>
+            <w:tcW w:type="dxa" w:w="1400"/>
+            <w:tcMar>
+              <w:top w:type="dxa" w:w="60"/>
+              <w:left w:type="dxa" w:w="90"/>
+              <w:bottom w:type="dxa" w:w="60"/>
+              <w:right w:type="dxa" w:w="90"/>
+            </w:tcMar>
+            <w:vAlign w:val="center"/>
+          </w:tcPr>
+          <w:p>
+            <w:pPr>
+              <w:spacing w:after="0" w:line="260"/>
+              <w:jc w:val="right"/>
+            </w:pPr>
+            <w:r>
+              <w:rPr>
+                <w:rFonts w:ascii="MS Pゴシック" w:cs="MS Pゴシック" w:eastAsia="MS Pゴシック" w:hAnsi="MS Pゴシック"/>
+                <w:b w:val="false"/>
+                <w:bCs w:val="false"/>
+                <w:color w:val="1A1A1A"/>
+                <w:sz w:val="18"/>
+                <w:szCs w:val="18"/>
+              </w:rPr>
+              <w:t xml:space="preserve">—</w:t>
+            </w:r>
+          </w:p>
+        </w:tc>
+        <w:tc>
+          <w:tcPr>
+            <w:tcW w:type="dxa" w:w="1450"/>
+            <w:tcMar>
+              <w:top w:type="dxa" w:w="60"/>
+              <w:left w:type="dxa" w:w="90"/>
+              <w:bottom w:type="dxa" w:w="60"/>
+              <w:right w:type="dxa" w:w="90"/>
+            </w:tcMar>
+            <w:vAlign w:val="center"/>
+          </w:tcPr>
+          <w:p>
+            <w:pPr>
+              <w:spacing w:after="0" w:line="260"/>
+              <w:jc w:val="right"/>
+            </w:pPr>
+            <w:r>
+              <w:rPr>
+                <w:rFonts w:ascii="MS Pゴシック" w:cs="MS Pゴシック" w:eastAsia="MS Pゴシック" w:hAnsi="MS Pゴシック"/>
+                <w:b w:val="false"/>
+                <w:bCs w:val="false"/>
+                <w:color w:val="1A1A1A"/>
+                <w:sz w:val="18"/>
+                <w:szCs w:val="18"/>
+              </w:rPr>
+              <w:t xml:space="preserve">49.5%</w:t>
+            </w:r>
+          </w:p>
+        </w:tc>
+      </w:tr>
+      <w:tr>
+        <w:tc>
+          <w:tcPr>
+            <w:tcW w:type="dxa" w:w="1150"/>
+            <w:shd w:fill="F4F7F7" w:color="auto" w:val="clear"/>
+            <w:tcMar>
+              <w:top w:type="dxa" w:w="60"/>
+              <w:left w:type="dxa" w:w="90"/>
+              <w:bottom w:type="dxa" w:w="60"/>
+              <w:right w:type="dxa" w:w="90"/>
+            </w:tcMar>
+            <w:vAlign w:val="center"/>
+          </w:tcPr>
+          <w:p>
+            <w:pPr>
+              <w:spacing w:after="0" w:line="260"/>
+              <w:jc w:val="left"/>
+            </w:pPr>
+            <w:r>
+              <w:rPr>
+                <w:rFonts w:ascii="MS Pゴシック" w:cs="MS Pゴシック" w:eastAsia="MS Pゴシック" w:hAnsi="MS Pゴシック"/>
+                <w:b w:val="false"/>
+                <w:bCs w:val="false"/>
+                <w:color w:val="1A1A1A"/>
+                <w:sz w:val="18"/>
+                <w:szCs w:val="18"/>
+              </w:rPr>
+              <w:t xml:space="preserve">+5%</w:t>
+            </w:r>
+          </w:p>
+        </w:tc>
+        <w:tc>
+          <w:tcPr>
+            <w:tcW w:type="dxa" w:w="1300"/>
+            <w:shd w:fill="F4F7F7" w:color="auto" w:val="clear"/>
+            <w:tcMar>
+              <w:top w:type="dxa" w:w="60"/>
+              <w:left w:type="dxa" w:w="90"/>
+              <w:bottom w:type="dxa" w:w="60"/>
+              <w:right w:type="dxa" w:w="90"/>
+            </w:tcMar>
+            <w:vAlign w:val="center"/>
+          </w:tcPr>
+          <w:p>
+            <w:pPr>
+              <w:spacing w:after="0" w:line="260"/>
+              <w:jc w:val="right"/>
+            </w:pPr>
+            <w:r>
+              <w:rPr>
+                <w:rFonts w:ascii="MS Pゴシック" w:cs="MS Pゴシック" w:eastAsia="MS Pゴシック" w:hAnsi="MS Pゴシック"/>
+                <w:b w:val="false"/>
+                <w:bCs w:val="false"/>
+                <w:color w:val="1A1A1A"/>
+                <w:sz w:val="18"/>
+                <w:szCs w:val="18"/>
+              </w:rPr>
+              <w:t xml:space="preserve">1,058円</w:t>
+            </w:r>
+          </w:p>
+        </w:tc>
+        <w:tc>
+          <w:tcPr>
+            <w:tcW w:type="dxa" w:w="1000"/>
+            <w:shd w:fill="F4F7F7" w:color="auto" w:val="clear"/>
+            <w:tcMar>
+              <w:top w:type="dxa" w:w="60"/>
+              <w:left w:type="dxa" w:w="90"/>
+              <w:bottom w:type="dxa" w:w="60"/>
+              <w:right w:type="dxa" w:w="90"/>
+            </w:tcMar>
+            <w:vAlign w:val="center"/>
+          </w:tcPr>
+          <w:p>
+            <w:pPr>
+              <w:spacing w:after="0" w:line="260"/>
+              <w:jc w:val="right"/>
+            </w:pPr>
+            <w:r>
+              <w:rPr>
+                <w:rFonts w:ascii="MS Pゴシック" w:cs="MS Pゴシック" w:eastAsia="MS Pゴシック" w:hAnsi="MS Pゴシック"/>
+                <w:b w:val="false"/>
+                <w:bCs w:val="false"/>
+                <w:color w:val="1A1A1A"/>
+                <w:sz w:val="18"/>
+                <w:szCs w:val="18"/>
+              </w:rPr>
+              <w:t xml:space="preserve">39円</w:t>
+            </w:r>
+          </w:p>
+        </w:tc>
+        <w:tc>
+          <w:tcPr>
+            <w:tcW w:type="dxa" w:w="1150"/>
+            <w:shd w:fill="F4F7F7" w:color="auto" w:val="clear"/>
+            <w:tcMar>
+              <w:top w:type="dxa" w:w="60"/>
+              <w:left w:type="dxa" w:w="90"/>
+              <w:bottom w:type="dxa" w:w="60"/>
+              <w:right w:type="dxa" w:w="90"/>
+            </w:tcMar>
+            <w:vAlign w:val="center"/>
+          </w:tcPr>
+          <w:p>
+            <w:pPr>
+              <w:spacing w:after="0" w:line="260"/>
+              <w:jc w:val="right"/>
+            </w:pPr>
+            <w:r>
+              <w:rPr>
+                <w:rFonts w:ascii="MS Pゴシック" w:cs="MS Pゴシック" w:eastAsia="MS Pゴシック" w:hAnsi="MS Pゴシック"/>
+                <w:b w:val="false"/>
+                <w:bCs w:val="false"/>
+                <w:color w:val="1A1A1A"/>
+                <w:sz w:val="18"/>
+                <w:szCs w:val="18"/>
+              </w:rPr>
+              <w:t xml:space="preserve">183円</w:t>
+            </w:r>
+          </w:p>
+        </w:tc>
+        <w:tc>
+          <w:tcPr>
+            <w:tcW w:type="dxa" w:w="1000"/>
+            <w:shd w:fill="F4F7F7" w:color="auto" w:val="clear"/>
+            <w:tcMar>
+              <w:top w:type="dxa" w:w="60"/>
+              <w:left w:type="dxa" w:w="90"/>
+              <w:bottom w:type="dxa" w:w="60"/>
+              <w:right w:type="dxa" w:w="90"/>
+            </w:tcMar>
+            <w:vAlign w:val="center"/>
+          </w:tcPr>
+          <w:p>
+            <w:pPr>
+              <w:spacing w:after="0" w:line="260"/>
+              <w:jc w:val="right"/>
+            </w:pPr>
+            <w:r>
+              <w:rPr>
+                <w:rFonts w:ascii="MS Pゴシック" w:cs="MS Pゴシック" w:eastAsia="MS Pゴシック" w:hAnsi="MS Pゴシック"/>
+                <w:b w:val="false"/>
+                <w:bCs w:val="false"/>
+                <w:color w:val="1A1A1A"/>
+                <w:sz w:val="18"/>
+                <w:szCs w:val="18"/>
+              </w:rPr>
+              <w:t xml:space="preserve">210円</w:t>
+            </w:r>
+          </w:p>
+        </w:tc>
+        <w:tc>
+          <w:tcPr>
+            <w:tcW w:type="dxa" w:w="1150"/>
+            <w:shd w:fill="F4F7F7" w:color="auto" w:val="clear"/>
+            <w:tcMar>
+              <w:top w:type="dxa" w:w="60"/>
+              <w:left w:type="dxa" w:w="90"/>
+              <w:bottom w:type="dxa" w:w="60"/>
+              <w:right w:type="dxa" w:w="90"/>
+            </w:tcMar>
+            <w:vAlign w:val="center"/>
+          </w:tcPr>
+          <w:p>
+            <w:pPr>
+              <w:spacing w:after="0" w:line="260"/>
+              <w:jc w:val="right"/>
+            </w:pPr>
+            <w:r>
+              <w:rPr>
+                <w:rFonts w:ascii="MS Pゴシック" w:cs="MS Pゴシック" w:eastAsia="MS Pゴシック" w:hAnsi="MS Pゴシック"/>
+                <w:b w:val="false"/>
+                <w:bCs w:val="false"/>
+                <w:color w:val="1A1A1A"/>
+                <w:sz w:val="18"/>
+                <w:szCs w:val="18"/>
+              </w:rPr>
+              <w:t xml:space="preserve">+5.07%</w:t>
+            </w:r>
+          </w:p>
+        </w:tc>
+        <w:tc>
+          <w:tcPr>
+            <w:tcW w:type="dxa" w:w="1400"/>
+            <w:shd w:fill="F4F7F7" w:color="auto" w:val="clear"/>
+            <w:tcMar>
+              <w:top w:type="dxa" w:w="60"/>
+              <w:left w:type="dxa" w:w="90"/>
+              <w:bottom w:type="dxa" w:w="60"/>
+              <w:right w:type="dxa" w:w="90"/>
+            </w:tcMar>
+            <w:vAlign w:val="center"/>
+          </w:tcPr>
+          <w:p>
+            <w:pPr>
+              <w:spacing w:after="0" w:line="260"/>
+              <w:jc w:val="right"/>
+            </w:pPr>
+            <w:r>
+              <w:rPr>
+                <w:rFonts w:ascii="MS Pゴシック" w:cs="MS Pゴシック" w:eastAsia="MS Pゴシック" w:hAnsi="MS Pゴシック"/>
+                <w:b w:val="false"/>
+                <w:bCs w:val="false"/>
+                <w:color w:val="1A1A1A"/>
+                <w:sz w:val="18"/>
+                <w:szCs w:val="18"/>
+              </w:rPr>
+              <w:t xml:space="preserve">2,258,063円</w:t>
+            </w:r>
+          </w:p>
+        </w:tc>
+        <w:tc>
+          <w:tcPr>
+            <w:tcW w:type="dxa" w:w="1450"/>
+            <w:shd w:fill="F4F7F7" w:color="auto" w:val="clear"/>
+            <w:tcMar>
+              <w:top w:type="dxa" w:w="60"/>
+              <w:left w:type="dxa" w:w="90"/>
+              <w:bottom w:type="dxa" w:w="60"/>
+              <w:right w:type="dxa" w:w="90"/>
+            </w:tcMar>
+            <w:vAlign w:val="center"/>
+          </w:tcPr>
+          <w:p>
+            <w:pPr>
+              <w:spacing w:after="0" w:line="260"/>
+              <w:jc w:val="right"/>
+            </w:pPr>
+            <w:r>
+              <w:rPr>
+                <w:rFonts w:ascii="MS Pゴシック" w:cs="MS Pゴシック" w:eastAsia="MS Pゴシック" w:hAnsi="MS Pゴシック"/>
+                <w:b w:val="false"/>
+                <w:bCs w:val="false"/>
+                <w:color w:val="1A1A1A"/>
+                <w:sz w:val="18"/>
+                <w:szCs w:val="18"/>
+              </w:rPr>
+              <w:t xml:space="preserve">52.0%</w:t>
+            </w:r>
+          </w:p>
+        </w:tc>
+      </w:tr>
+      <w:tr>
+        <w:tc>
+          <w:tcPr>
+            <w:tcW w:type="dxa" w:w="1150"/>
+            <w:shd w:fill="FBEAE0" w:color="auto" w:val="clear"/>
+            <w:tcMar>
+              <w:top w:type="dxa" w:w="60"/>
+              <w:left w:type="dxa" w:w="90"/>
+              <w:bottom w:type="dxa" w:w="60"/>
+              <w:right w:type="dxa" w:w="90"/>
+            </w:tcMar>
+            <w:vAlign w:val="center"/>
+          </w:tcPr>
+          <w:p>
+            <w:pPr>
+              <w:spacing w:after="0" w:line="260"/>
+              <w:jc w:val="left"/>
+            </w:pPr>
+            <w:r>
+              <w:rPr>
+                <w:rFonts w:ascii="MS Pゴシック" w:cs="MS Pゴシック" w:eastAsia="MS Pゴシック" w:hAnsi="MS Pゴシック"/>
+                <w:b/>
+                <w:bCs/>
+                <w:color w:val="1A1A1A"/>
+                <w:sz w:val="18"/>
+                <w:szCs w:val="18"/>
+              </w:rPr>
+              <w:t xml:space="preserve">+10%</w:t>
+            </w:r>
+          </w:p>
+        </w:tc>
+        <w:tc>
+          <w:tcPr>
+            <w:tcW w:type="dxa" w:w="1300"/>
+            <w:shd w:fill="FBEAE0" w:color="auto" w:val="clear"/>
+            <w:tcMar>
+              <w:top w:type="dxa" w:w="60"/>
+              <w:left w:type="dxa" w:w="90"/>
+              <w:bottom w:type="dxa" w:w="60"/>
+              <w:right w:type="dxa" w:w="90"/>
+            </w:tcMar>
+            <w:vAlign w:val="center"/>
+          </w:tcPr>
+          <w:p>
+            <w:pPr>
+              <w:spacing w:after="0" w:line="260"/>
+              <w:jc w:val="right"/>
+            </w:pPr>
+            <w:r>
+              <w:rPr>
+                <w:rFonts w:ascii="MS Pゴシック" w:cs="MS Pゴシック" w:eastAsia="MS Pゴシック" w:hAnsi="MS Pゴシック"/>
+                <w:b/>
+                <w:bCs/>
+                <w:color w:val="1A1A1A"/>
+                <w:sz w:val="18"/>
+                <w:szCs w:val="18"/>
+              </w:rPr>
+              <w:t xml:space="preserve">1,109円</w:t>
+            </w:r>
+          </w:p>
+        </w:tc>
+        <w:tc>
+          <w:tcPr>
+            <w:tcW w:type="dxa" w:w="1000"/>
+            <w:shd w:fill="FBEAE0" w:color="auto" w:val="clear"/>
+            <w:tcMar>
+              <w:top w:type="dxa" w:w="60"/>
+              <w:left w:type="dxa" w:w="90"/>
+              <w:bottom w:type="dxa" w:w="60"/>
+              <w:right w:type="dxa" w:w="90"/>
+            </w:tcMar>
+            <w:vAlign w:val="center"/>
+          </w:tcPr>
+          <w:p>
+            <w:pPr>
+              <w:spacing w:after="0" w:line="260"/>
+              <w:jc w:val="right"/>
+            </w:pPr>
+            <w:r>
+              <w:rPr>
+                <w:rFonts w:ascii="MS Pゴシック" w:cs="MS Pゴシック" w:eastAsia="MS Pゴシック" w:hAnsi="MS Pゴシック"/>
+                <w:b/>
+                <w:bCs/>
+                <w:color w:val="1A1A1A"/>
+                <w:sz w:val="18"/>
+                <w:szCs w:val="18"/>
+              </w:rPr>
+              <w:t xml:space="preserve">41円</w:t>
+            </w:r>
+          </w:p>
+        </w:tc>
+        <w:tc>
+          <w:tcPr>
+            <w:tcW w:type="dxa" w:w="1150"/>
+            <w:shd w:fill="FBEAE0" w:color="auto" w:val="clear"/>
+            <w:tcMar>
+              <w:top w:type="dxa" w:w="60"/>
+              <w:left w:type="dxa" w:w="90"/>
+              <w:bottom w:type="dxa" w:w="60"/>
+              <w:right w:type="dxa" w:w="90"/>
+            </w:tcMar>
+            <w:vAlign w:val="center"/>
+          </w:tcPr>
+          <w:p>
+            <w:pPr>
+              <w:spacing w:after="0" w:line="260"/>
+              <w:jc w:val="right"/>
+            </w:pPr>
+            <w:r>
+              <w:rPr>
+                <w:rFonts w:ascii="MS Pゴシック" w:cs="MS Pゴシック" w:eastAsia="MS Pゴシック" w:hAnsi="MS Pゴシック"/>
+                <w:b/>
+                <w:bCs/>
+                <w:color w:val="1A1A1A"/>
+                <w:sz w:val="18"/>
+                <w:szCs w:val="18"/>
+              </w:rPr>
+              <w:t xml:space="preserve">191円</w:t>
+            </w:r>
+          </w:p>
+        </w:tc>
+        <w:tc>
+          <w:tcPr>
+            <w:tcW w:type="dxa" w:w="1000"/>
+            <w:shd w:fill="FBEAE0" w:color="auto" w:val="clear"/>
+            <w:tcMar>
+              <w:top w:type="dxa" w:w="60"/>
+              <w:left w:type="dxa" w:w="90"/>
+              <w:bottom w:type="dxa" w:w="60"/>
+              <w:right w:type="dxa" w:w="90"/>
+            </w:tcMar>
+            <w:vAlign w:val="center"/>
+          </w:tcPr>
+          <w:p>
+            <w:pPr>
+              <w:spacing w:after="0" w:line="260"/>
+              <w:jc w:val="right"/>
+            </w:pPr>
+            <w:r>
+              <w:rPr>
+                <w:rFonts w:ascii="MS Pゴシック" w:cs="MS Pゴシック" w:eastAsia="MS Pゴシック" w:hAnsi="MS Pゴシック"/>
+                <w:b/>
+                <w:bCs/>
+                <w:color w:val="1A1A1A"/>
+                <w:sz w:val="18"/>
+                <w:szCs w:val="18"/>
+              </w:rPr>
+              <w:t xml:space="preserve">220円</w:t>
+            </w:r>
+          </w:p>
+        </w:tc>
+        <w:tc>
+          <w:tcPr>
+            <w:tcW w:type="dxa" w:w="1150"/>
+            <w:shd w:fill="FBEAE0" w:color="auto" w:val="clear"/>
+            <w:tcMar>
+              <w:top w:type="dxa" w:w="60"/>
+              <w:left w:type="dxa" w:w="90"/>
+              <w:bottom w:type="dxa" w:w="60"/>
+              <w:right w:type="dxa" w:w="90"/>
+            </w:tcMar>
+            <w:vAlign w:val="center"/>
+          </w:tcPr>
+          <w:p>
+            <w:pPr>
+              <w:spacing w:after="0" w:line="260"/>
+              <w:jc w:val="right"/>
+            </w:pPr>
+            <w:r>
+              <w:rPr>
+                <w:rFonts w:ascii="MS Pゴシック" w:cs="MS Pゴシック" w:eastAsia="MS Pゴシック" w:hAnsi="MS Pゴシック"/>
+                <w:b/>
+                <w:bCs/>
+                <w:color w:val="1A1A1A"/>
+                <w:sz w:val="18"/>
+                <w:szCs w:val="18"/>
+              </w:rPr>
+              <w:t xml:space="preserve">+9.97%</w:t>
+            </w:r>
+          </w:p>
+        </w:tc>
+        <w:tc>
+          <w:tcPr>
+            <w:tcW w:type="dxa" w:w="1400"/>
+            <w:shd w:fill="FBEAE0" w:color="auto" w:val="clear"/>
+            <w:tcMar>
+              <w:top w:type="dxa" w:w="60"/>
+              <w:left w:type="dxa" w:w="90"/>
+              <w:bottom w:type="dxa" w:w="60"/>
+              <w:right w:type="dxa" w:w="90"/>
+            </w:tcMar>
+            <w:vAlign w:val="center"/>
+          </w:tcPr>
+          <w:p>
+            <w:pPr>
+              <w:spacing w:after="0" w:line="260"/>
+              <w:jc w:val="right"/>
+            </w:pPr>
+            <w:r>
+              <w:rPr>
+                <w:rFonts w:ascii="MS Pゴシック" w:cs="MS Pゴシック" w:eastAsia="MS Pゴシック" w:hAnsi="MS Pゴシック"/>
+                <w:b/>
+                <w:bCs/>
+                <w:color w:val="1A1A1A"/>
+                <w:sz w:val="18"/>
+                <w:szCs w:val="18"/>
+              </w:rPr>
+              <w:t xml:space="preserve">4,441,559円</w:t>
+            </w:r>
+          </w:p>
+        </w:tc>
+        <w:tc>
+          <w:tcPr>
+            <w:tcW w:type="dxa" w:w="1450"/>
+            <w:shd w:fill="FBEAE0" w:color="auto" w:val="clear"/>
+            <w:tcMar>
+              <w:top w:type="dxa" w:w="60"/>
+              <w:left w:type="dxa" w:w="90"/>
+              <w:bottom w:type="dxa" w:w="60"/>
+              <w:right w:type="dxa" w:w="90"/>
+            </w:tcMar>
+            <w:vAlign w:val="center"/>
+          </w:tcPr>
+          <w:p>
+            <w:pPr>
+              <w:spacing w:after="0" w:line="260"/>
+              <w:jc w:val="right"/>
+            </w:pPr>
+            <w:r>
+              <w:rPr>
+                <w:rFonts w:ascii="MS Pゴシック" w:cs="MS Pゴシック" w:eastAsia="MS Pゴシック" w:hAnsi="MS Pゴシック"/>
+                <w:b/>
+                <w:bCs/>
+                <w:color w:val="1A1A1A"/>
+                <w:sz w:val="18"/>
+                <w:szCs w:val="18"/>
+              </w:rPr>
+              <w:t xml:space="preserve">54.4%</w:t>
+            </w:r>
+          </w:p>
+        </w:tc>
+      </w:tr>
+      <w:tr>
+        <w:tc>
+          <w:tcPr>
+            <w:tcW w:type="dxa" w:w="1150"/>
+            <w:shd w:fill="F4F7F7" w:color="auto" w:val="clear"/>
+            <w:tcMar>
+              <w:top w:type="dxa" w:w="60"/>
+              <w:left w:type="dxa" w:w="90"/>
+              <w:bottom w:type="dxa" w:w="60"/>
+              <w:right w:type="dxa" w:w="90"/>
+            </w:tcMar>
+            <w:vAlign w:val="center"/>
+          </w:tcPr>
+          <w:p>
+            <w:pPr>
+              <w:spacing w:after="0" w:line="260"/>
+              <w:jc w:val="left"/>
+            </w:pPr>
+            <w:r>
+              <w:rPr>
+                <w:rFonts w:ascii="MS Pゴシック" w:cs="MS Pゴシック" w:eastAsia="MS Pゴシック" w:hAnsi="MS Pゴシック"/>
+                <w:b w:val="false"/>
+                <w:bCs w:val="false"/>
+                <w:color w:val="1A1A1A"/>
+                <w:sz w:val="18"/>
+                <w:szCs w:val="18"/>
+              </w:rPr>
+              <w:t xml:space="preserve">+15%</w:t>
+            </w:r>
+          </w:p>
+        </w:tc>
+        <w:tc>
+          <w:tcPr>
+            <w:tcW w:type="dxa" w:w="1300"/>
+            <w:shd w:fill="F4F7F7" w:color="auto" w:val="clear"/>
+            <w:tcMar>
+              <w:top w:type="dxa" w:w="60"/>
+              <w:left w:type="dxa" w:w="90"/>
+              <w:bottom w:type="dxa" w:w="60"/>
+              <w:right w:type="dxa" w:w="90"/>
+            </w:tcMar>
+            <w:vAlign w:val="center"/>
+          </w:tcPr>
+          <w:p>
+            <w:pPr>
+              <w:spacing w:after="0" w:line="260"/>
+              <w:jc w:val="right"/>
+            </w:pPr>
+            <w:r>
+              <w:rPr>
+                <w:rFonts w:ascii="MS Pゴシック" w:cs="MS Pゴシック" w:eastAsia="MS Pゴシック" w:hAnsi="MS Pゴシック"/>
+                <w:b w:val="false"/>
+                <w:bCs w:val="false"/>
+                <w:color w:val="1A1A1A"/>
+                <w:sz w:val="18"/>
+                <w:szCs w:val="18"/>
+              </w:rPr>
+              <w:t xml:space="preserve">1,159円</w:t>
+            </w:r>
+          </w:p>
+        </w:tc>
+        <w:tc>
+          <w:tcPr>
+            <w:tcW w:type="dxa" w:w="1000"/>
+            <w:shd w:fill="F4F7F7" w:color="auto" w:val="clear"/>
+            <w:tcMar>
+              <w:top w:type="dxa" w:w="60"/>
+              <w:left w:type="dxa" w:w="90"/>
+              <w:bottom w:type="dxa" w:w="60"/>
+              <w:right w:type="dxa" w:w="90"/>
+            </w:tcMar>
+            <w:vAlign w:val="center"/>
+          </w:tcPr>
+          <w:p>
+            <w:pPr>
+              <w:spacing w:after="0" w:line="260"/>
+              <w:jc w:val="right"/>
+            </w:pPr>
+            <w:r>
+              <w:rPr>
+                <w:rFonts w:ascii="MS Pゴシック" w:cs="MS Pゴシック" w:eastAsia="MS Pゴシック" w:hAnsi="MS Pゴシック"/>
+                <w:b w:val="false"/>
+                <w:bCs w:val="false"/>
+                <w:color w:val="1A1A1A"/>
+                <w:sz w:val="18"/>
+                <w:szCs w:val="18"/>
+              </w:rPr>
+              <w:t xml:space="preserve">43円</w:t>
+            </w:r>
+          </w:p>
+        </w:tc>
+        <w:tc>
+          <w:tcPr>
+            <w:tcW w:type="dxa" w:w="1150"/>
+            <w:shd w:fill="F4F7F7" w:color="auto" w:val="clear"/>
+            <w:tcMar>
+              <w:top w:type="dxa" w:w="60"/>
+              <w:left w:type="dxa" w:w="90"/>
+              <w:bottom w:type="dxa" w:w="60"/>
+              <w:right w:type="dxa" w:w="90"/>
+            </w:tcMar>
+            <w:vAlign w:val="center"/>
+          </w:tcPr>
+          <w:p>
+            <w:pPr>
+              <w:spacing w:after="0" w:line="260"/>
+              <w:jc w:val="right"/>
+            </w:pPr>
+            <w:r>
+              <w:rPr>
+                <w:rFonts w:ascii="MS Pゴシック" w:cs="MS Pゴシック" w:eastAsia="MS Pゴシック" w:hAnsi="MS Pゴシック"/>
+                <w:b w:val="false"/>
+                <w:bCs w:val="false"/>
+                <w:color w:val="1A1A1A"/>
+                <w:sz w:val="18"/>
+                <w:szCs w:val="18"/>
+              </w:rPr>
+              <w:t xml:space="preserve">200円</w:t>
+            </w:r>
+          </w:p>
+        </w:tc>
+        <w:tc>
+          <w:tcPr>
+            <w:tcW w:type="dxa" w:w="1000"/>
+            <w:shd w:fill="F4F7F7" w:color="auto" w:val="clear"/>
+            <w:tcMar>
+              <w:top w:type="dxa" w:w="60"/>
+              <w:left w:type="dxa" w:w="90"/>
+              <w:bottom w:type="dxa" w:w="60"/>
+              <w:right w:type="dxa" w:w="90"/>
+            </w:tcMar>
+            <w:vAlign w:val="center"/>
+          </w:tcPr>
+          <w:p>
+            <w:pPr>
+              <w:spacing w:after="0" w:line="260"/>
+              <w:jc w:val="right"/>
+            </w:pPr>
+            <w:r>
+              <w:rPr>
+                <w:rFonts w:ascii="MS Pゴシック" w:cs="MS Pゴシック" w:eastAsia="MS Pゴシック" w:hAnsi="MS Pゴシック"/>
+                <w:b w:val="false"/>
+                <w:bCs w:val="false"/>
+                <w:color w:val="1A1A1A"/>
+                <w:sz w:val="18"/>
+                <w:szCs w:val="18"/>
+              </w:rPr>
+              <w:t xml:space="preserve">230円</w:t>
+            </w:r>
+          </w:p>
+        </w:tc>
+        <w:tc>
+          <w:tcPr>
+            <w:tcW w:type="dxa" w:w="1150"/>
+            <w:shd w:fill="F4F7F7" w:color="auto" w:val="clear"/>
+            <w:tcMar>
+              <w:top w:type="dxa" w:w="60"/>
+              <w:left w:type="dxa" w:w="90"/>
+              <w:bottom w:type="dxa" w:w="60"/>
+              <w:right w:type="dxa" w:w="90"/>
+            </w:tcMar>
+            <w:vAlign w:val="center"/>
+          </w:tcPr>
+          <w:p>
+            <w:pPr>
+              <w:spacing w:after="0" w:line="260"/>
+              <w:jc w:val="right"/>
+            </w:pPr>
+            <w:r>
+              <w:rPr>
+                <w:rFonts w:ascii="MS Pゴシック" w:cs="MS Pゴシック" w:eastAsia="MS Pゴシック" w:hAnsi="MS Pゴシック"/>
+                <w:b w:val="false"/>
+                <w:bCs w:val="false"/>
+                <w:color w:val="1A1A1A"/>
+                <w:sz w:val="18"/>
+                <w:szCs w:val="18"/>
+              </w:rPr>
+              <w:t xml:space="preserve">+15.03%</w:t>
+            </w:r>
+          </w:p>
+        </w:tc>
+        <w:tc>
+          <w:tcPr>
+            <w:tcW w:type="dxa" w:w="1400"/>
+            <w:shd w:fill="F4F7F7" w:color="auto" w:val="clear"/>
+            <w:tcMar>
+              <w:top w:type="dxa" w:w="60"/>
+              <w:left w:type="dxa" w:w="90"/>
+              <w:bottom w:type="dxa" w:w="60"/>
+              <w:right w:type="dxa" w:w="90"/>
+            </w:tcMar>
+            <w:vAlign w:val="center"/>
+          </w:tcPr>
+          <w:p>
+            <w:pPr>
+              <w:spacing w:after="0" w:line="260"/>
+              <w:jc w:val="right"/>
+            </w:pPr>
+            <w:r>
+              <w:rPr>
+                <w:rFonts w:ascii="MS Pゴシック" w:cs="MS Pゴシック" w:eastAsia="MS Pゴシック" w:hAnsi="MS Pゴシック"/>
+                <w:b w:val="false"/>
+                <w:bCs w:val="false"/>
+                <w:color w:val="1A1A1A"/>
+                <w:sz w:val="18"/>
+                <w:szCs w:val="18"/>
+              </w:rPr>
+              <w:t xml:space="preserve">6,698,369円</w:t>
+            </w:r>
+          </w:p>
+        </w:tc>
+        <w:tc>
+          <w:tcPr>
+            <w:tcW w:type="dxa" w:w="1450"/>
+            <w:shd w:fill="F4F7F7" w:color="auto" w:val="clear"/>
+            <w:tcMar>
+              <w:top w:type="dxa" w:w="60"/>
+              <w:left w:type="dxa" w:w="90"/>
+              <w:bottom w:type="dxa" w:w="60"/>
+              <w:right w:type="dxa" w:w="90"/>
+            </w:tcMar>
+            <w:vAlign w:val="center"/>
+          </w:tcPr>
+          <w:p>
+            <w:pPr>
+              <w:spacing w:after="0" w:line="260"/>
+              <w:jc w:val="right"/>
+            </w:pPr>
+            <w:r>
+              <w:rPr>
+                <w:rFonts w:ascii="MS Pゴシック" w:cs="MS Pゴシック" w:eastAsia="MS Pゴシック" w:hAnsi="MS Pゴシック"/>
+                <w:b w:val="false"/>
+                <w:bCs w:val="false"/>
+                <w:color w:val="1A1A1A"/>
+                <w:sz w:val="18"/>
+                <w:szCs w:val="18"/>
+              </w:rPr>
+              <w:t xml:space="preserve">56.9%</w:t>
+            </w:r>
+          </w:p>
+        </w:tc>
+      </w:tr>
+    </w:tbl>
+    <w:p>
+      <w:pPr>
+        <w:spacing w:after="200" w:before="40"/>
+      </w:pPr>
+      <w:r>
+        <w:rPr>
+          <w:rFonts w:ascii="MS Pゴシック" w:cs="MS Pゴシック" w:eastAsia="MS Pゴシック" w:hAnsi="MS Pゴシック"/>
+          <w:color w:val="5F6F74"/>
+          <w:sz w:val="17"/>
+          <w:szCs w:val="17"/>
+        </w:rPr>
+        <w:t xml:space="preserve">単価は税抜。条例別表は整数で定めるため、現行単価に（1＋改定率）を乗じて四捨五入した。この端数処理により実際の平均増収率は改定率と厳密には一致しない。税抜の増収額は+5%で2,052,785円、+10%で4,037,780円、+15%で6,089,426円。一律改定では基本使用料も引き上げるため、基本水量未満の日割額も改定率どおり増える点が構造見直し案と異なる。</w:t>
+      </w:r>
+    </w:p>
+    <w:p>
+      <w:pPr>
+        <w:keepNext/>
+        <w:spacing w:after="70" w:before="200"/>
+      </w:pPr>
+      <w:r>
+        <w:rPr>
+          <w:rFonts w:ascii="MS Pゴシック" w:cs="MS Pゴシック" w:eastAsia="MS Pゴシック" w:hAnsi="MS Pゴシック"/>
+          <w:b/>
+          <w:bCs/>
+          <w:color w:val="1A1A1A"/>
+          <w:sz w:val="19"/>
+          <w:szCs w:val="19"/>
+        </w:rPr>
+        <w:t xml:space="preserve">表10　一律改定における2か月請求額の変化（一般汚水・税込）</w:t>
+      </w:r>
+    </w:p>
+    <w:tbl>
+      <w:tblPr>
+        <w:tblW w:type="dxa" w:w="9600"/>
+        <w:tblBorders>
+          <w:top w:val="single" w:color="A9BEBE" w:sz="6"/>
+          <w:left w:val="single" w:color="A9BEBE" w:sz="6"/>
+          <w:bottom w:val="single" w:color="A9BEBE" w:sz="6"/>
+          <w:right w:val="single" w:color="A9BEBE" w:sz="6"/>
+          <w:insideH w:val="single" w:color="D3DEDE" w:sz="4"/>
+          <w:insideV w:val="single" w:color="D3DEDE" w:sz="4"/>
+        </w:tblBorders>
+      </w:tblPr>
+      <w:tblGrid>
+        <w:gridCol w:w="1200"/>
+        <w:gridCol w:w="1400"/>
+        <w:gridCol w:w="1300"/>
+        <w:gridCol w:w="1050"/>
+        <w:gridCol w:w="1300"/>
+        <w:gridCol w:w="1050"/>
+        <w:gridCol w:w="1300"/>
+        <w:gridCol w:w="1000"/>
+      </w:tblGrid>
+      <w:tr>
+        <w:trPr>
+          <w:tblHeader/>
+        </w:trPr>
+        <w:tc>
+          <w:tcPr>
+            <w:tcW w:type="dxa" w:w="1200"/>
+            <w:shd w:fill="DCEBED" w:color="auto" w:val="clear"/>
+            <w:tcMar>
+              <w:top w:type="dxa" w:w="60"/>
+              <w:left w:type="dxa" w:w="90"/>
+              <w:bottom w:type="dxa" w:w="60"/>
+              <w:right w:type="dxa" w:w="90"/>
+            </w:tcMar>
+            <w:vAlign w:val="center"/>
+          </w:tcPr>
+          <w:p>
+            <w:pPr>
+              <w:spacing w:after="0" w:line="260"/>
+              <w:jc w:val="left"/>
+            </w:pPr>
+            <w:r>
+              <w:rPr>
+                <w:rFonts w:ascii="MS Pゴシック" w:cs="MS Pゴシック" w:eastAsia="MS Pゴシック" w:hAnsi="MS Pゴシック"/>
+                <w:b/>
+                <w:bCs/>
+                <w:color w:val="1A1A1A"/>
+                <w:sz w:val="18"/>
+                <w:szCs w:val="18"/>
+              </w:rPr>
+              <w:t xml:space="preserve">月使用量</w:t>
+            </w:r>
+          </w:p>
+        </w:tc>
+        <w:tc>
+          <w:tcPr>
+            <w:tcW w:type="dxa" w:w="1400"/>
+            <w:shd w:fill="DCEBED" w:color="auto" w:val="clear"/>
+            <w:tcMar>
+              <w:top w:type="dxa" w:w="60"/>
+              <w:left w:type="dxa" w:w="90"/>
+              <w:bottom w:type="dxa" w:w="60"/>
+              <w:right w:type="dxa" w:w="90"/>
+            </w:tcMar>
+            <w:vAlign w:val="center"/>
+          </w:tcPr>
+          <w:p>
+            <w:pPr>
+              <w:spacing w:after="0" w:line="260"/>
+              <w:jc w:val="center"/>
+            </w:pPr>
+            <w:r>
+              <w:rPr>
+                <w:rFonts w:ascii="MS Pゴシック" w:cs="MS Pゴシック" w:eastAsia="MS Pゴシック" w:hAnsi="MS Pゴシック"/>
+                <w:b/>
+                <w:bCs/>
+                <w:color w:val="1A1A1A"/>
+                <w:sz w:val="18"/>
+                <w:szCs w:val="18"/>
+              </w:rPr>
+              <w:t xml:space="preserve">現行（2か月）</w:t>
+            </w:r>
+          </w:p>
+        </w:tc>
+        <w:tc>
+          <w:tcPr>
+            <w:tcW w:type="dxa" w:w="1300"/>
+            <w:shd w:fill="DCEBED" w:color="auto" w:val="clear"/>
+            <w:tcMar>
+              <w:top w:type="dxa" w:w="60"/>
+              <w:left w:type="dxa" w:w="90"/>
+              <w:bottom w:type="dxa" w:w="60"/>
+              <w:right w:type="dxa" w:w="90"/>
+            </w:tcMar>
+            <w:vAlign w:val="center"/>
+          </w:tcPr>
+          <w:p>
+            <w:pPr>
+              <w:spacing w:after="0" w:line="260"/>
+              <w:jc w:val="center"/>
+            </w:pPr>
+            <w:r>
+              <w:rPr>
+                <w:rFonts w:ascii="MS Pゴシック" w:cs="MS Pゴシック" w:eastAsia="MS Pゴシック" w:hAnsi="MS Pゴシック"/>
+                <w:b/>
+                <w:bCs/>
+                <w:color w:val="1A1A1A"/>
+                <w:sz w:val="18"/>
+                <w:szCs w:val="18"/>
+              </w:rPr>
+              <w:t xml:space="preserve">+5%</w:t>
+            </w:r>
+          </w:p>
+        </w:tc>
+        <w:tc>
+          <w:tcPr>
+            <w:tcW w:type="dxa" w:w="1050"/>
+            <w:shd w:fill="DCEBED" w:color="auto" w:val="clear"/>
+            <w:tcMar>
+              <w:top w:type="dxa" w:w="60"/>
+              <w:left w:type="dxa" w:w="90"/>
+              <w:bottom w:type="dxa" w:w="60"/>
+              <w:right w:type="dxa" w:w="90"/>
+            </w:tcMar>
+            <w:vAlign w:val="center"/>
+          </w:tcPr>
+          <w:p>
+            <w:pPr>
+              <w:spacing w:after="0" w:line="260"/>
+              <w:jc w:val="center"/>
+            </w:pPr>
+            <w:r>
+              <w:rPr>
+                <w:rFonts w:ascii="MS Pゴシック" w:cs="MS Pゴシック" w:eastAsia="MS Pゴシック" w:hAnsi="MS Pゴシック"/>
+                <w:b/>
+                <w:bCs/>
+                <w:color w:val="1A1A1A"/>
+                <w:sz w:val="18"/>
+                <w:szCs w:val="18"/>
+              </w:rPr>
+              <w:t xml:space="preserve">増減率</w:t>
+            </w:r>
+          </w:p>
+        </w:tc>
+        <w:tc>
+          <w:tcPr>
+            <w:tcW w:type="dxa" w:w="1300"/>
+            <w:shd w:fill="DCEBED" w:color="auto" w:val="clear"/>
+            <w:tcMar>
+              <w:top w:type="dxa" w:w="60"/>
+              <w:left w:type="dxa" w:w="90"/>
+              <w:bottom w:type="dxa" w:w="60"/>
+              <w:right w:type="dxa" w:w="90"/>
+            </w:tcMar>
+            <w:vAlign w:val="center"/>
+          </w:tcPr>
+          <w:p>
+            <w:pPr>
+              <w:spacing w:after="0" w:line="260"/>
+              <w:jc w:val="center"/>
+            </w:pPr>
+            <w:r>
+              <w:rPr>
+                <w:rFonts w:ascii="MS Pゴシック" w:cs="MS Pゴシック" w:eastAsia="MS Pゴシック" w:hAnsi="MS Pゴシック"/>
+                <w:b/>
+                <w:bCs/>
+                <w:color w:val="1A1A1A"/>
+                <w:sz w:val="18"/>
+                <w:szCs w:val="18"/>
+              </w:rPr>
+              <w:t xml:space="preserve">+10%</w:t>
+            </w:r>
+          </w:p>
+        </w:tc>
+        <w:tc>
+          <w:tcPr>
+            <w:tcW w:type="dxa" w:w="1050"/>
+            <w:shd w:fill="DCEBED" w:color="auto" w:val="clear"/>
+            <w:tcMar>
+              <w:top w:type="dxa" w:w="60"/>
+              <w:left w:type="dxa" w:w="90"/>
+              <w:bottom w:type="dxa" w:w="60"/>
+              <w:right w:type="dxa" w:w="90"/>
+            </w:tcMar>
+            <w:vAlign w:val="center"/>
+          </w:tcPr>
+          <w:p>
+            <w:pPr>
+              <w:spacing w:after="0" w:line="260"/>
+              <w:jc w:val="center"/>
+            </w:pPr>
+            <w:r>
+              <w:rPr>
+                <w:rFonts w:ascii="MS Pゴシック" w:cs="MS Pゴシック" w:eastAsia="MS Pゴシック" w:hAnsi="MS Pゴシック"/>
+                <w:b/>
+                <w:bCs/>
+                <w:color w:val="1A1A1A"/>
+                <w:sz w:val="18"/>
+                <w:szCs w:val="18"/>
+              </w:rPr>
+              <w:t xml:space="preserve">増減率</w:t>
+            </w:r>
+          </w:p>
+        </w:tc>
+        <w:tc>
+          <w:tcPr>
+            <w:tcW w:type="dxa" w:w="1300"/>
+            <w:shd w:fill="DCEBED" w:color="auto" w:val="clear"/>
+            <w:tcMar>
+              <w:top w:type="dxa" w:w="60"/>
+              <w:left w:type="dxa" w:w="90"/>
+              <w:bottom w:type="dxa" w:w="60"/>
+              <w:right w:type="dxa" w:w="90"/>
+            </w:tcMar>
+            <w:vAlign w:val="center"/>
+          </w:tcPr>
+          <w:p>
+            <w:pPr>
+              <w:spacing w:after="0" w:line="260"/>
+              <w:jc w:val="center"/>
+            </w:pPr>
+            <w:r>
+              <w:rPr>
+                <w:rFonts w:ascii="MS Pゴシック" w:cs="MS Pゴシック" w:eastAsia="MS Pゴシック" w:hAnsi="MS Pゴシック"/>
+                <w:b/>
+                <w:bCs/>
+                <w:color w:val="1A1A1A"/>
+                <w:sz w:val="18"/>
+                <w:szCs w:val="18"/>
+              </w:rPr>
+              <w:t xml:space="preserve">+15%</w:t>
+            </w:r>
+          </w:p>
+        </w:tc>
+        <w:tc>
+          <w:tcPr>
+            <w:tcW w:type="dxa" w:w="1000"/>
+            <w:shd w:fill="DCEBED" w:color="auto" w:val="clear"/>
+            <w:tcMar>
+              <w:top w:type="dxa" w:w="60"/>
+              <w:left w:type="dxa" w:w="90"/>
+              <w:bottom w:type="dxa" w:w="60"/>
+              <w:right w:type="dxa" w:w="90"/>
+            </w:tcMar>
+            <w:vAlign w:val="center"/>
+          </w:tcPr>
+          <w:p>
+            <w:pPr>
+              <w:spacing w:after="0" w:line="260"/>
+              <w:jc w:val="center"/>
+            </w:pPr>
+            <w:r>
+              <w:rPr>
+                <w:rFonts w:ascii="MS Pゴシック" w:cs="MS Pゴシック" w:eastAsia="MS Pゴシック" w:hAnsi="MS Pゴシック"/>
+                <w:b/>
+                <w:bCs/>
+                <w:color w:val="1A1A1A"/>
+                <w:sz w:val="18"/>
+                <w:szCs w:val="18"/>
+              </w:rPr>
+              <w:t xml:space="preserve">増減率</w:t>
+            </w:r>
+          </w:p>
+        </w:tc>
+      </w:tr>
+      <w:tr>
+        <w:tc>
+          <w:tcPr>
+            <w:tcW w:type="dxa" w:w="1200"/>
+            <w:shd w:fill="FBEAE0" w:color="auto" w:val="clear"/>
+            <w:tcMar>
+              <w:top w:type="dxa" w:w="60"/>
+              <w:left w:type="dxa" w:w="90"/>
+              <w:bottom w:type="dxa" w:w="60"/>
+              <w:right w:type="dxa" w:w="90"/>
+            </w:tcMar>
+            <w:vAlign w:val="center"/>
+          </w:tcPr>
+          <w:p>
+            <w:pPr>
+              <w:spacing w:after="0" w:line="260"/>
+              <w:jc w:val="left"/>
+            </w:pPr>
+            <w:r>
+              <w:rPr>
+                <w:rFonts w:ascii="MS Pゴシック" w:cs="MS Pゴシック" w:eastAsia="MS Pゴシック" w:hAnsi="MS Pゴシック"/>
+                <w:b/>
+                <w:bCs/>
+                <w:color w:val="1A1A1A"/>
+                <w:sz w:val="18"/>
+                <w:szCs w:val="18"/>
+              </w:rPr>
+              <w:t xml:space="preserve">5㎥</w:t>
+            </w:r>
+          </w:p>
+        </w:tc>
+        <w:tc>
+          <w:tcPr>
+            <w:tcW w:type="dxa" w:w="1400"/>
+            <w:shd w:fill="FBEAE0" w:color="auto" w:val="clear"/>
+            <w:tcMar>
+              <w:top w:type="dxa" w:w="60"/>
+              <w:left w:type="dxa" w:w="90"/>
+              <w:bottom w:type="dxa" w:w="60"/>
+              <w:right w:type="dxa" w:w="90"/>
+            </w:tcMar>
+            <w:vAlign w:val="center"/>
+          </w:tcPr>
+          <w:p>
+            <w:pPr>
+              <w:spacing w:after="0" w:line="260"/>
+              <w:jc w:val="right"/>
+            </w:pPr>
+            <w:r>
+              <w:rPr>
+                <w:rFonts w:ascii="MS Pゴシック" w:cs="MS Pゴシック" w:eastAsia="MS Pゴシック" w:hAnsi="MS Pゴシック"/>
+                <w:b/>
+                <w:bCs/>
+                <w:color w:val="1A1A1A"/>
+                <w:sz w:val="18"/>
+                <w:szCs w:val="18"/>
+              </w:rPr>
+              <w:t xml:space="preserve">2,217円</w:t>
+            </w:r>
+          </w:p>
+        </w:tc>
+        <w:tc>
+          <w:tcPr>
+            <w:tcW w:type="dxa" w:w="1300"/>
+            <w:shd w:fill="FBEAE0" w:color="auto" w:val="clear"/>
+            <w:tcMar>
+              <w:top w:type="dxa" w:w="60"/>
+              <w:left w:type="dxa" w:w="90"/>
+              <w:bottom w:type="dxa" w:w="60"/>
+              <w:right w:type="dxa" w:w="90"/>
+            </w:tcMar>
+            <w:vAlign w:val="center"/>
+          </w:tcPr>
+          <w:p>
+            <w:pPr>
+              <w:spacing w:after="0" w:line="260"/>
+              <w:jc w:val="right"/>
+            </w:pPr>
+            <w:r>
+              <w:rPr>
+                <w:rFonts w:ascii="MS Pゴシック" w:cs="MS Pゴシック" w:eastAsia="MS Pゴシック" w:hAnsi="MS Pゴシック"/>
+                <w:b/>
+                <w:bCs/>
+                <w:color w:val="1A1A1A"/>
+                <w:sz w:val="18"/>
+                <w:szCs w:val="18"/>
+              </w:rPr>
+              <w:t xml:space="preserve">2,327円</w:t>
+            </w:r>
+          </w:p>
+        </w:tc>
+        <w:tc>
+          <w:tcPr>
+            <w:tcW w:type="dxa" w:w="1050"/>
+            <w:shd w:fill="FBEAE0" w:color="auto" w:val="clear"/>
+            <w:tcMar>
+              <w:top w:type="dxa" w:w="60"/>
+              <w:left w:type="dxa" w:w="90"/>
+              <w:bottom w:type="dxa" w:w="60"/>
+              <w:right w:type="dxa" w:w="90"/>
+            </w:tcMar>
+            <w:vAlign w:val="center"/>
+          </w:tcPr>
+          <w:p>
+            <w:pPr>
+              <w:spacing w:after="0" w:line="260"/>
+              <w:jc w:val="right"/>
+            </w:pPr>
+            <w:r>
+              <w:rPr>
+                <w:rFonts w:ascii="MS Pゴシック" w:cs="MS Pゴシック" w:eastAsia="MS Pゴシック" w:hAnsi="MS Pゴシック"/>
+                <w:b/>
+                <w:bCs/>
+                <w:color w:val="1A1A1A"/>
+                <w:sz w:val="18"/>
+                <w:szCs w:val="18"/>
+              </w:rPr>
+              <w:t xml:space="preserve">+5.0%</w:t>
+            </w:r>
+          </w:p>
+        </w:tc>
+        <w:tc>
+          <w:tcPr>
+            <w:tcW w:type="dxa" w:w="1300"/>
+            <w:shd w:fill="FBEAE0" w:color="auto" w:val="clear"/>
+            <w:tcMar>
+              <w:top w:type="dxa" w:w="60"/>
+              <w:left w:type="dxa" w:w="90"/>
+              <w:bottom w:type="dxa" w:w="60"/>
+              <w:right w:type="dxa" w:w="90"/>
+            </w:tcMar>
+            <w:vAlign w:val="center"/>
+          </w:tcPr>
+          <w:p>
+            <w:pPr>
+              <w:spacing w:after="0" w:line="260"/>
+              <w:jc w:val="right"/>
+            </w:pPr>
+            <w:r>
+              <w:rPr>
+                <w:rFonts w:ascii="MS Pゴシック" w:cs="MS Pゴシック" w:eastAsia="MS Pゴシック" w:hAnsi="MS Pゴシック"/>
+                <w:b/>
+                <w:bCs/>
+                <w:color w:val="1A1A1A"/>
+                <w:sz w:val="18"/>
+                <w:szCs w:val="18"/>
+              </w:rPr>
+              <w:t xml:space="preserve">2,439円</w:t>
+            </w:r>
+          </w:p>
+        </w:tc>
+        <w:tc>
+          <w:tcPr>
+            <w:tcW w:type="dxa" w:w="1050"/>
+            <w:shd w:fill="FBEAE0" w:color="auto" w:val="clear"/>
+            <w:tcMar>
+              <w:top w:type="dxa" w:w="60"/>
+              <w:left w:type="dxa" w:w="90"/>
+              <w:bottom w:type="dxa" w:w="60"/>
+              <w:right w:type="dxa" w:w="90"/>
+            </w:tcMar>
+            <w:vAlign w:val="center"/>
+          </w:tcPr>
+          <w:p>
+            <w:pPr>
+              <w:spacing w:after="0" w:line="260"/>
+              <w:jc w:val="right"/>
+            </w:pPr>
+            <w:r>
+              <w:rPr>
+                <w:rFonts w:ascii="MS Pゴシック" w:cs="MS Pゴシック" w:eastAsia="MS Pゴシック" w:hAnsi="MS Pゴシック"/>
+                <w:b/>
+                <w:bCs/>
+                <w:color w:val="1A1A1A"/>
+                <w:sz w:val="18"/>
+                <w:szCs w:val="18"/>
+              </w:rPr>
+              <w:t xml:space="preserve">+10.0%</w:t>
+            </w:r>
+          </w:p>
+        </w:tc>
+        <w:tc>
+          <w:tcPr>
+            <w:tcW w:type="dxa" w:w="1300"/>
+            <w:shd w:fill="FBEAE0" w:color="auto" w:val="clear"/>
+            <w:tcMar>
+              <w:top w:type="dxa" w:w="60"/>
+              <w:left w:type="dxa" w:w="90"/>
+              <w:bottom w:type="dxa" w:w="60"/>
+              <w:right w:type="dxa" w:w="90"/>
+            </w:tcMar>
+            <w:vAlign w:val="center"/>
+          </w:tcPr>
+          <w:p>
+            <w:pPr>
+              <w:spacing w:after="0" w:line="260"/>
+              <w:jc w:val="right"/>
+            </w:pPr>
+            <w:r>
+              <w:rPr>
+                <w:rFonts w:ascii="MS Pゴシック" w:cs="MS Pゴシック" w:eastAsia="MS Pゴシック" w:hAnsi="MS Pゴシック"/>
+                <w:b/>
+                <w:bCs/>
+                <w:color w:val="1A1A1A"/>
+                <w:sz w:val="18"/>
+                <w:szCs w:val="18"/>
+              </w:rPr>
+              <w:t xml:space="preserve">2,549円</w:t>
+            </w:r>
+          </w:p>
+        </w:tc>
+        <w:tc>
+          <w:tcPr>
+            <w:tcW w:type="dxa" w:w="1000"/>
+            <w:shd w:fill="FBEAE0" w:color="auto" w:val="clear"/>
+            <w:tcMar>
+              <w:top w:type="dxa" w:w="60"/>
+              <w:left w:type="dxa" w:w="90"/>
+              <w:bottom w:type="dxa" w:w="60"/>
+              <w:right w:type="dxa" w:w="90"/>
+            </w:tcMar>
+            <w:vAlign w:val="center"/>
+          </w:tcPr>
+          <w:p>
+            <w:pPr>
+              <w:spacing w:after="0" w:line="260"/>
+              <w:jc w:val="right"/>
+            </w:pPr>
+            <w:r>
+              <w:rPr>
+                <w:rFonts w:ascii="MS Pゴシック" w:cs="MS Pゴシック" w:eastAsia="MS Pゴシック" w:hAnsi="MS Pゴシック"/>
+                <w:b/>
+                <w:bCs/>
+                <w:color w:val="1A1A1A"/>
+                <w:sz w:val="18"/>
+                <w:szCs w:val="18"/>
+              </w:rPr>
+              <w:t xml:space="preserve">+15.0%</w:t>
+            </w:r>
+          </w:p>
+        </w:tc>
+      </w:tr>
+      <w:tr>
+        <w:tc>
+          <w:tcPr>
+            <w:tcW w:type="dxa" w:w="1200"/>
+            <w:shd w:fill="F4F7F7" w:color="auto" w:val="clear"/>
+            <w:tcMar>
+              <w:top w:type="dxa" w:w="60"/>
+              <w:left w:type="dxa" w:w="90"/>
+              <w:bottom w:type="dxa" w:w="60"/>
+              <w:right w:type="dxa" w:w="90"/>
+            </w:tcMar>
+            <w:vAlign w:val="center"/>
+          </w:tcPr>
+          <w:p>
+            <w:pPr>
+              <w:spacing w:after="0" w:line="260"/>
+              <w:jc w:val="left"/>
+            </w:pPr>
+            <w:r>
+              <w:rPr>
+                <w:rFonts w:ascii="MS Pゴシック" w:cs="MS Pゴシック" w:eastAsia="MS Pゴシック" w:hAnsi="MS Pゴシック"/>
+                <w:b w:val="false"/>
+                <w:bCs w:val="false"/>
+                <w:color w:val="1A1A1A"/>
+                <w:sz w:val="18"/>
+                <w:szCs w:val="18"/>
+              </w:rPr>
+              <w:t xml:space="preserve">8㎥</w:t>
+            </w:r>
+          </w:p>
+        </w:tc>
+        <w:tc>
+          <w:tcPr>
+            <w:tcW w:type="dxa" w:w="1400"/>
+            <w:shd w:fill="F4F7F7" w:color="auto" w:val="clear"/>
+            <w:tcMar>
+              <w:top w:type="dxa" w:w="60"/>
+              <w:left w:type="dxa" w:w="90"/>
+              <w:bottom w:type="dxa" w:w="60"/>
+              <w:right w:type="dxa" w:w="90"/>
+            </w:tcMar>
+            <w:vAlign w:val="center"/>
+          </w:tcPr>
+          <w:p>
+            <w:pPr>
+              <w:spacing w:after="0" w:line="260"/>
+              <w:jc w:val="right"/>
+            </w:pPr>
+            <w:r>
+              <w:rPr>
+                <w:rFonts w:ascii="MS Pゴシック" w:cs="MS Pゴシック" w:eastAsia="MS Pゴシック" w:hAnsi="MS Pゴシック"/>
+                <w:b w:val="false"/>
+                <w:bCs w:val="false"/>
+                <w:color w:val="1A1A1A"/>
+                <w:sz w:val="18"/>
+                <w:szCs w:val="18"/>
+              </w:rPr>
+              <w:t xml:space="preserve">2,461円</w:t>
+            </w:r>
+          </w:p>
+        </w:tc>
+        <w:tc>
+          <w:tcPr>
+            <w:tcW w:type="dxa" w:w="1300"/>
+            <w:shd w:fill="F4F7F7" w:color="auto" w:val="clear"/>
+            <w:tcMar>
+              <w:top w:type="dxa" w:w="60"/>
+              <w:left w:type="dxa" w:w="90"/>
+              <w:bottom w:type="dxa" w:w="60"/>
+              <w:right w:type="dxa" w:w="90"/>
+            </w:tcMar>
+            <w:vAlign w:val="center"/>
+          </w:tcPr>
+          <w:p>
+            <w:pPr>
+              <w:spacing w:after="0" w:line="260"/>
+              <w:jc w:val="right"/>
+            </w:pPr>
+            <w:r>
+              <w:rPr>
+                <w:rFonts w:ascii="MS Pゴシック" w:cs="MS Pゴシック" w:eastAsia="MS Pゴシック" w:hAnsi="MS Pゴシック"/>
+                <w:b w:val="false"/>
+                <w:bCs w:val="false"/>
+                <w:color w:val="1A1A1A"/>
+                <w:sz w:val="18"/>
+                <w:szCs w:val="18"/>
+              </w:rPr>
+              <w:t xml:space="preserve">2,585円</w:t>
+            </w:r>
+          </w:p>
+        </w:tc>
+        <w:tc>
+          <w:tcPr>
+            <w:tcW w:type="dxa" w:w="1050"/>
+            <w:shd w:fill="F4F7F7" w:color="auto" w:val="clear"/>
+            <w:tcMar>
+              <w:top w:type="dxa" w:w="60"/>
+              <w:left w:type="dxa" w:w="90"/>
+              <w:bottom w:type="dxa" w:w="60"/>
+              <w:right w:type="dxa" w:w="90"/>
+            </w:tcMar>
+            <w:vAlign w:val="center"/>
+          </w:tcPr>
+          <w:p>
+            <w:pPr>
+              <w:spacing w:after="0" w:line="260"/>
+              <w:jc w:val="right"/>
+            </w:pPr>
+            <w:r>
+              <w:rPr>
+                <w:rFonts w:ascii="MS Pゴシック" w:cs="MS Pゴシック" w:eastAsia="MS Pゴシック" w:hAnsi="MS Pゴシック"/>
+                <w:b w:val="false"/>
+                <w:bCs w:val="false"/>
+                <w:color w:val="1A1A1A"/>
+                <w:sz w:val="18"/>
+                <w:szCs w:val="18"/>
+              </w:rPr>
+              <w:t xml:space="preserve">+5.0%</w:t>
+            </w:r>
+          </w:p>
+        </w:tc>
+        <w:tc>
+          <w:tcPr>
+            <w:tcW w:type="dxa" w:w="1300"/>
+            <w:shd w:fill="F4F7F7" w:color="auto" w:val="clear"/>
+            <w:tcMar>
+              <w:top w:type="dxa" w:w="60"/>
+              <w:left w:type="dxa" w:w="90"/>
+              <w:bottom w:type="dxa" w:w="60"/>
+              <w:right w:type="dxa" w:w="90"/>
+            </w:tcMar>
+            <w:vAlign w:val="center"/>
+          </w:tcPr>
+          <w:p>
+            <w:pPr>
+              <w:spacing w:after="0" w:line="260"/>
+              <w:jc w:val="right"/>
+            </w:pPr>
+            <w:r>
+              <w:rPr>
+                <w:rFonts w:ascii="MS Pゴシック" w:cs="MS Pゴシック" w:eastAsia="MS Pゴシック" w:hAnsi="MS Pゴシック"/>
+                <w:b w:val="false"/>
+                <w:bCs w:val="false"/>
+                <w:color w:val="1A1A1A"/>
+                <w:sz w:val="18"/>
+                <w:szCs w:val="18"/>
+              </w:rPr>
+              <w:t xml:space="preserve">2,710円</w:t>
+            </w:r>
+          </w:p>
+        </w:tc>
+        <w:tc>
+          <w:tcPr>
+            <w:tcW w:type="dxa" w:w="1050"/>
+            <w:shd w:fill="F4F7F7" w:color="auto" w:val="clear"/>
+            <w:tcMar>
+              <w:top w:type="dxa" w:w="60"/>
+              <w:left w:type="dxa" w:w="90"/>
+              <w:bottom w:type="dxa" w:w="60"/>
+              <w:right w:type="dxa" w:w="90"/>
+            </w:tcMar>
+            <w:vAlign w:val="center"/>
+          </w:tcPr>
+          <w:p>
+            <w:pPr>
+              <w:spacing w:after="0" w:line="260"/>
+              <w:jc w:val="right"/>
+            </w:pPr>
+            <w:r>
+              <w:rPr>
+                <w:rFonts w:ascii="MS Pゴシック" w:cs="MS Pゴシック" w:eastAsia="MS Pゴシック" w:hAnsi="MS Pゴシック"/>
+                <w:b w:val="false"/>
+                <w:bCs w:val="false"/>
+                <w:color w:val="1A1A1A"/>
+                <w:sz w:val="18"/>
+                <w:szCs w:val="18"/>
+              </w:rPr>
+              <w:t xml:space="preserve">+10.1%</w:t>
+            </w:r>
+          </w:p>
+        </w:tc>
+        <w:tc>
+          <w:tcPr>
+            <w:tcW w:type="dxa" w:w="1300"/>
+            <w:shd w:fill="F4F7F7" w:color="auto" w:val="clear"/>
+            <w:tcMar>
+              <w:top w:type="dxa" w:w="60"/>
+              <w:left w:type="dxa" w:w="90"/>
+              <w:bottom w:type="dxa" w:w="60"/>
+              <w:right w:type="dxa" w:w="90"/>
+            </w:tcMar>
+            <w:vAlign w:val="center"/>
+          </w:tcPr>
+          <w:p>
+            <w:pPr>
+              <w:spacing w:after="0" w:line="260"/>
+              <w:jc w:val="right"/>
+            </w:pPr>
+            <w:r>
+              <w:rPr>
+                <w:rFonts w:ascii="MS Pゴシック" w:cs="MS Pゴシック" w:eastAsia="MS Pゴシック" w:hAnsi="MS Pゴシック"/>
+                <w:b w:val="false"/>
+                <w:bCs w:val="false"/>
+                <w:color w:val="1A1A1A"/>
+                <w:sz w:val="18"/>
+                <w:szCs w:val="18"/>
+              </w:rPr>
+              <w:t xml:space="preserve">2,833円</w:t>
+            </w:r>
+          </w:p>
+        </w:tc>
+        <w:tc>
+          <w:tcPr>
+            <w:tcW w:type="dxa" w:w="1000"/>
+            <w:shd w:fill="F4F7F7" w:color="auto" w:val="clear"/>
+            <w:tcMar>
+              <w:top w:type="dxa" w:w="60"/>
+              <w:left w:type="dxa" w:w="90"/>
+              <w:bottom w:type="dxa" w:w="60"/>
+              <w:right w:type="dxa" w:w="90"/>
+            </w:tcMar>
+            <w:vAlign w:val="center"/>
+          </w:tcPr>
+          <w:p>
+            <w:pPr>
+              <w:spacing w:after="0" w:line="260"/>
+              <w:jc w:val="right"/>
+            </w:pPr>
+            <w:r>
+              <w:rPr>
+                <w:rFonts w:ascii="MS Pゴシック" w:cs="MS Pゴシック" w:eastAsia="MS Pゴシック" w:hAnsi="MS Pゴシック"/>
+                <w:b w:val="false"/>
+                <w:bCs w:val="false"/>
+                <w:color w:val="1A1A1A"/>
+                <w:sz w:val="18"/>
+                <w:szCs w:val="18"/>
+              </w:rPr>
+              <w:t xml:space="preserve">+15.1%</w:t>
+            </w:r>
+          </w:p>
+        </w:tc>
+      </w:tr>
+      <w:tr>
+        <w:tc>
+          <w:tcPr>
+            <w:tcW w:type="dxa" w:w="1200"/>
+            <w:tcMar>
+              <w:top w:type="dxa" w:w="60"/>
+              <w:left w:type="dxa" w:w="90"/>
+              <w:bottom w:type="dxa" w:w="60"/>
+              <w:right w:type="dxa" w:w="90"/>
+            </w:tcMar>
+            <w:vAlign w:val="center"/>
+          </w:tcPr>
+          <w:p>
+            <w:pPr>
+              <w:spacing w:after="0" w:line="260"/>
+              <w:jc w:val="left"/>
+            </w:pPr>
+            <w:r>
+              <w:rPr>
+                <w:rFonts w:ascii="MS Pゴシック" w:cs="MS Pゴシック" w:eastAsia="MS Pゴシック" w:hAnsi="MS Pゴシック"/>
+                <w:b w:val="false"/>
+                <w:bCs w:val="false"/>
+                <w:color w:val="1A1A1A"/>
+                <w:sz w:val="18"/>
+                <w:szCs w:val="18"/>
+              </w:rPr>
+              <w:t xml:space="preserve">10㎥</w:t>
+            </w:r>
+          </w:p>
+        </w:tc>
+        <w:tc>
+          <w:tcPr>
+            <w:tcW w:type="dxa" w:w="1400"/>
+            <w:tcMar>
+              <w:top w:type="dxa" w:w="60"/>
+              <w:left w:type="dxa" w:w="90"/>
+              <w:bottom w:type="dxa" w:w="60"/>
+              <w:right w:type="dxa" w:w="90"/>
+            </w:tcMar>
+            <w:vAlign w:val="center"/>
+          </w:tcPr>
+          <w:p>
+            <w:pPr>
+              <w:spacing w:after="0" w:line="260"/>
+              <w:jc w:val="right"/>
+            </w:pPr>
+            <w:r>
+              <w:rPr>
+                <w:rFonts w:ascii="MS Pゴシック" w:cs="MS Pゴシック" w:eastAsia="MS Pゴシック" w:hAnsi="MS Pゴシック"/>
+                <w:b w:val="false"/>
+                <w:bCs w:val="false"/>
+                <w:color w:val="1A1A1A"/>
+                <w:sz w:val="18"/>
+                <w:szCs w:val="18"/>
+              </w:rPr>
+              <w:t xml:space="preserve">2,624円</w:t>
+            </w:r>
+          </w:p>
+        </w:tc>
+        <w:tc>
+          <w:tcPr>
+            <w:tcW w:type="dxa" w:w="1300"/>
+            <w:tcMar>
+              <w:top w:type="dxa" w:w="60"/>
+              <w:left w:type="dxa" w:w="90"/>
+              <w:bottom w:type="dxa" w:w="60"/>
+              <w:right w:type="dxa" w:w="90"/>
+            </w:tcMar>
+            <w:vAlign w:val="center"/>
+          </w:tcPr>
+          <w:p>
+            <w:pPr>
+              <w:spacing w:after="0" w:line="260"/>
+              <w:jc w:val="right"/>
+            </w:pPr>
+            <w:r>
+              <w:rPr>
+                <w:rFonts w:ascii="MS Pゴシック" w:cs="MS Pゴシック" w:eastAsia="MS Pゴシック" w:hAnsi="MS Pゴシック"/>
+                <w:b w:val="false"/>
+                <w:bCs w:val="false"/>
+                <w:color w:val="1A1A1A"/>
+                <w:sz w:val="18"/>
+                <w:szCs w:val="18"/>
+              </w:rPr>
+              <w:t xml:space="preserve">2,756円</w:t>
+            </w:r>
+          </w:p>
+        </w:tc>
+        <w:tc>
+          <w:tcPr>
+            <w:tcW w:type="dxa" w:w="1050"/>
+            <w:tcMar>
+              <w:top w:type="dxa" w:w="60"/>
+              <w:left w:type="dxa" w:w="90"/>
+              <w:bottom w:type="dxa" w:w="60"/>
+              <w:right w:type="dxa" w:w="90"/>
+            </w:tcMar>
+            <w:vAlign w:val="center"/>
+          </w:tcPr>
+          <w:p>
+            <w:pPr>
+              <w:spacing w:after="0" w:line="260"/>
+              <w:jc w:val="right"/>
+            </w:pPr>
+            <w:r>
+              <w:rPr>
+                <w:rFonts w:ascii="MS Pゴシック" w:cs="MS Pゴシック" w:eastAsia="MS Pゴシック" w:hAnsi="MS Pゴシック"/>
+                <w:b w:val="false"/>
+                <w:bCs w:val="false"/>
+                <w:color w:val="1A1A1A"/>
+                <w:sz w:val="18"/>
+                <w:szCs w:val="18"/>
+              </w:rPr>
+              <w:t xml:space="preserve">+5.0%</w:t>
+            </w:r>
+          </w:p>
+        </w:tc>
+        <w:tc>
+          <w:tcPr>
+            <w:tcW w:type="dxa" w:w="1300"/>
+            <w:tcMar>
+              <w:top w:type="dxa" w:w="60"/>
+              <w:left w:type="dxa" w:w="90"/>
+              <w:bottom w:type="dxa" w:w="60"/>
+              <w:right w:type="dxa" w:w="90"/>
+            </w:tcMar>
+            <w:vAlign w:val="center"/>
+          </w:tcPr>
+          <w:p>
+            <w:pPr>
+              <w:spacing w:after="0" w:line="260"/>
+              <w:jc w:val="right"/>
+            </w:pPr>
+            <w:r>
+              <w:rPr>
+                <w:rFonts w:ascii="MS Pゴシック" w:cs="MS Pゴシック" w:eastAsia="MS Pゴシック" w:hAnsi="MS Pゴシック"/>
+                <w:b w:val="false"/>
+                <w:bCs w:val="false"/>
+                <w:color w:val="1A1A1A"/>
+                <w:sz w:val="18"/>
+                <w:szCs w:val="18"/>
+              </w:rPr>
+              <w:t xml:space="preserve">2,890円</w:t>
+            </w:r>
+          </w:p>
+        </w:tc>
+        <w:tc>
+          <w:tcPr>
+            <w:tcW w:type="dxa" w:w="1050"/>
+            <w:tcMar>
+              <w:top w:type="dxa" w:w="60"/>
+              <w:left w:type="dxa" w:w="90"/>
+              <w:bottom w:type="dxa" w:w="60"/>
+              <w:right w:type="dxa" w:w="90"/>
+            </w:tcMar>
+            <w:vAlign w:val="center"/>
+          </w:tcPr>
+          <w:p>
+            <w:pPr>
+              <w:spacing w:after="0" w:line="260"/>
+              <w:jc w:val="right"/>
+            </w:pPr>
+            <w:r>
+              <w:rPr>
+                <w:rFonts w:ascii="MS Pゴシック" w:cs="MS Pゴシック" w:eastAsia="MS Pゴシック" w:hAnsi="MS Pゴシック"/>
+                <w:b w:val="false"/>
+                <w:bCs w:val="false"/>
+                <w:color w:val="1A1A1A"/>
+                <w:sz w:val="18"/>
+                <w:szCs w:val="18"/>
+              </w:rPr>
+              <w:t xml:space="preserve">+10.1%</w:t>
+            </w:r>
+          </w:p>
+        </w:tc>
+        <w:tc>
+          <w:tcPr>
+            <w:tcW w:type="dxa" w:w="1300"/>
+            <w:tcMar>
+              <w:top w:type="dxa" w:w="60"/>
+              <w:left w:type="dxa" w:w="90"/>
+              <w:bottom w:type="dxa" w:w="60"/>
+              <w:right w:type="dxa" w:w="90"/>
+            </w:tcMar>
+            <w:vAlign w:val="center"/>
+          </w:tcPr>
+          <w:p>
+            <w:pPr>
+              <w:spacing w:after="0" w:line="260"/>
+              <w:jc w:val="right"/>
+            </w:pPr>
+            <w:r>
+              <w:rPr>
+                <w:rFonts w:ascii="MS Pゴシック" w:cs="MS Pゴシック" w:eastAsia="MS Pゴシック" w:hAnsi="MS Pゴシック"/>
+                <w:b w:val="false"/>
+                <w:bCs w:val="false"/>
+                <w:color w:val="1A1A1A"/>
+                <w:sz w:val="18"/>
+                <w:szCs w:val="18"/>
+              </w:rPr>
+              <w:t xml:space="preserve">3,022円</w:t>
+            </w:r>
+          </w:p>
+        </w:tc>
+        <w:tc>
+          <w:tcPr>
+            <w:tcW w:type="dxa" w:w="1000"/>
+            <w:tcMar>
+              <w:top w:type="dxa" w:w="60"/>
+              <w:left w:type="dxa" w:w="90"/>
+              <w:bottom w:type="dxa" w:w="60"/>
+              <w:right w:type="dxa" w:w="90"/>
+            </w:tcMar>
+            <w:vAlign w:val="center"/>
+          </w:tcPr>
+          <w:p>
+            <w:pPr>
+              <w:spacing w:after="0" w:line="260"/>
+              <w:jc w:val="right"/>
+            </w:pPr>
+            <w:r>
+              <w:rPr>
+                <w:rFonts w:ascii="MS Pゴシック" w:cs="MS Pゴシック" w:eastAsia="MS Pゴシック" w:hAnsi="MS Pゴシック"/>
+                <w:b w:val="false"/>
+                <w:bCs w:val="false"/>
+                <w:color w:val="1A1A1A"/>
+                <w:sz w:val="18"/>
+                <w:szCs w:val="18"/>
+              </w:rPr>
+              <w:t xml:space="preserve">+15.2%</w:t>
+            </w:r>
+          </w:p>
+        </w:tc>
+      </w:tr>
+      <w:tr>
+        <w:tc>
+          <w:tcPr>
+            <w:tcW w:type="dxa" w:w="1200"/>
+            <w:shd w:fill="F4F7F7" w:color="auto" w:val="clear"/>
+            <w:tcMar>
+              <w:top w:type="dxa" w:w="60"/>
+              <w:left w:type="dxa" w:w="90"/>
+              <w:bottom w:type="dxa" w:w="60"/>
+              <w:right w:type="dxa" w:w="90"/>
+            </w:tcMar>
+            <w:vAlign w:val="center"/>
+          </w:tcPr>
+          <w:p>
+            <w:pPr>
+              <w:spacing w:after="0" w:line="260"/>
+              <w:jc w:val="left"/>
+            </w:pPr>
+            <w:r>
+              <w:rPr>
+                <w:rFonts w:ascii="MS Pゴシック" w:cs="MS Pゴシック" w:eastAsia="MS Pゴシック" w:hAnsi="MS Pゴシック"/>
+                <w:b w:val="false"/>
+                <w:bCs w:val="false"/>
+                <w:color w:val="1A1A1A"/>
+                <w:sz w:val="18"/>
+                <w:szCs w:val="18"/>
+              </w:rPr>
+              <w:t xml:space="preserve">15㎥</w:t>
+            </w:r>
+          </w:p>
+        </w:tc>
+        <w:tc>
+          <w:tcPr>
+            <w:tcW w:type="dxa" w:w="1400"/>
+            <w:shd w:fill="F4F7F7" w:color="auto" w:val="clear"/>
+            <w:tcMar>
+              <w:top w:type="dxa" w:w="60"/>
+              <w:left w:type="dxa" w:w="90"/>
+              <w:bottom w:type="dxa" w:w="60"/>
+              <w:right w:type="dxa" w:w="90"/>
+            </w:tcMar>
+            <w:vAlign w:val="center"/>
+          </w:tcPr>
+          <w:p>
+            <w:pPr>
+              <w:spacing w:after="0" w:line="260"/>
+              <w:jc w:val="right"/>
+            </w:pPr>
+            <w:r>
+              <w:rPr>
+                <w:rFonts w:ascii="MS Pゴシック" w:cs="MS Pゴシック" w:eastAsia="MS Pゴシック" w:hAnsi="MS Pゴシック"/>
+                <w:b w:val="false"/>
+                <w:bCs w:val="false"/>
+                <w:color w:val="1A1A1A"/>
+                <w:sz w:val="18"/>
+                <w:szCs w:val="18"/>
+              </w:rPr>
+              <w:t xml:space="preserve">4,538円</w:t>
+            </w:r>
+          </w:p>
+        </w:tc>
+        <w:tc>
+          <w:tcPr>
+            <w:tcW w:type="dxa" w:w="1300"/>
+            <w:shd w:fill="F4F7F7" w:color="auto" w:val="clear"/>
+            <w:tcMar>
+              <w:top w:type="dxa" w:w="60"/>
+              <w:left w:type="dxa" w:w="90"/>
+              <w:bottom w:type="dxa" w:w="60"/>
+              <w:right w:type="dxa" w:w="90"/>
+            </w:tcMar>
+            <w:vAlign w:val="center"/>
+          </w:tcPr>
+          <w:p>
+            <w:pPr>
+              <w:spacing w:after="0" w:line="260"/>
+              <w:jc w:val="right"/>
+            </w:pPr>
+            <w:r>
+              <w:rPr>
+                <w:rFonts w:ascii="MS Pゴシック" w:cs="MS Pゴシック" w:eastAsia="MS Pゴシック" w:hAnsi="MS Pゴシック"/>
+                <w:b w:val="false"/>
+                <w:bCs w:val="false"/>
+                <w:color w:val="1A1A1A"/>
+                <w:sz w:val="18"/>
+                <w:szCs w:val="18"/>
+              </w:rPr>
+              <w:t xml:space="preserve">4,769円</w:t>
+            </w:r>
+          </w:p>
+        </w:tc>
+        <w:tc>
+          <w:tcPr>
+            <w:tcW w:type="dxa" w:w="1050"/>
+            <w:shd w:fill="F4F7F7" w:color="auto" w:val="clear"/>
+            <w:tcMar>
+              <w:top w:type="dxa" w:w="60"/>
+              <w:left w:type="dxa" w:w="90"/>
+              <w:bottom w:type="dxa" w:w="60"/>
+              <w:right w:type="dxa" w:w="90"/>
+            </w:tcMar>
+            <w:vAlign w:val="center"/>
+          </w:tcPr>
+          <w:p>
+            <w:pPr>
+              <w:spacing w:after="0" w:line="260"/>
+              <w:jc w:val="right"/>
+            </w:pPr>
+            <w:r>
+              <w:rPr>
+                <w:rFonts w:ascii="MS Pゴシック" w:cs="MS Pゴシック" w:eastAsia="MS Pゴシック" w:hAnsi="MS Pゴシック"/>
+                <w:b w:val="false"/>
+                <w:bCs w:val="false"/>
+                <w:color w:val="1A1A1A"/>
+                <w:sz w:val="18"/>
+                <w:szCs w:val="18"/>
+              </w:rPr>
+              <w:t xml:space="preserve">+5.1%</w:t>
+            </w:r>
+          </w:p>
+        </w:tc>
+        <w:tc>
+          <w:tcPr>
+            <w:tcW w:type="dxa" w:w="1300"/>
+            <w:shd w:fill="F4F7F7" w:color="auto" w:val="clear"/>
+            <w:tcMar>
+              <w:top w:type="dxa" w:w="60"/>
+              <w:left w:type="dxa" w:w="90"/>
+              <w:bottom w:type="dxa" w:w="60"/>
+              <w:right w:type="dxa" w:w="90"/>
+            </w:tcMar>
+            <w:vAlign w:val="center"/>
+          </w:tcPr>
+          <w:p>
+            <w:pPr>
+              <w:spacing w:after="0" w:line="260"/>
+              <w:jc w:val="right"/>
+            </w:pPr>
+            <w:r>
+              <w:rPr>
+                <w:rFonts w:ascii="MS Pゴシック" w:cs="MS Pゴシック" w:eastAsia="MS Pゴシック" w:hAnsi="MS Pゴシック"/>
+                <w:b w:val="false"/>
+                <w:bCs w:val="false"/>
+                <w:color w:val="1A1A1A"/>
+                <w:sz w:val="18"/>
+                <w:szCs w:val="18"/>
+              </w:rPr>
+              <w:t xml:space="preserve">4,991円</w:t>
+            </w:r>
+          </w:p>
+        </w:tc>
+        <w:tc>
+          <w:tcPr>
+            <w:tcW w:type="dxa" w:w="1050"/>
+            <w:shd w:fill="F4F7F7" w:color="auto" w:val="clear"/>
+            <w:tcMar>
+              <w:top w:type="dxa" w:w="60"/>
+              <w:left w:type="dxa" w:w="90"/>
+              <w:bottom w:type="dxa" w:w="60"/>
+              <w:right w:type="dxa" w:w="90"/>
+            </w:tcMar>
+            <w:vAlign w:val="center"/>
+          </w:tcPr>
+          <w:p>
+            <w:pPr>
+              <w:spacing w:after="0" w:line="260"/>
+              <w:jc w:val="right"/>
+            </w:pPr>
+            <w:r>
+              <w:rPr>
+                <w:rFonts w:ascii="MS Pゴシック" w:cs="MS Pゴシック" w:eastAsia="MS Pゴシック" w:hAnsi="MS Pゴシック"/>
+                <w:b w:val="false"/>
+                <w:bCs w:val="false"/>
+                <w:color w:val="1A1A1A"/>
+                <w:sz w:val="18"/>
+                <w:szCs w:val="18"/>
+              </w:rPr>
+              <w:t xml:space="preserve">+10.0%</w:t>
+            </w:r>
+          </w:p>
+        </w:tc>
+        <w:tc>
+          <w:tcPr>
+            <w:tcW w:type="dxa" w:w="1300"/>
+            <w:shd w:fill="F4F7F7" w:color="auto" w:val="clear"/>
+            <w:tcMar>
+              <w:top w:type="dxa" w:w="60"/>
+              <w:left w:type="dxa" w:w="90"/>
+              <w:bottom w:type="dxa" w:w="60"/>
+              <w:right w:type="dxa" w:w="90"/>
+            </w:tcMar>
+            <w:vAlign w:val="center"/>
+          </w:tcPr>
+          <w:p>
+            <w:pPr>
+              <w:spacing w:after="0" w:line="260"/>
+              <w:jc w:val="right"/>
+            </w:pPr>
+            <w:r>
+              <w:rPr>
+                <w:rFonts w:ascii="MS Pゴシック" w:cs="MS Pゴシック" w:eastAsia="MS Pゴシック" w:hAnsi="MS Pゴシック"/>
+                <w:b w:val="false"/>
+                <w:bCs w:val="false"/>
+                <w:color w:val="1A1A1A"/>
+                <w:sz w:val="18"/>
+                <w:szCs w:val="18"/>
+              </w:rPr>
+              <w:t xml:space="preserve">5,222円</w:t>
+            </w:r>
+          </w:p>
+        </w:tc>
+        <w:tc>
+          <w:tcPr>
+            <w:tcW w:type="dxa" w:w="1000"/>
+            <w:shd w:fill="F4F7F7" w:color="auto" w:val="clear"/>
+            <w:tcMar>
+              <w:top w:type="dxa" w:w="60"/>
+              <w:left w:type="dxa" w:w="90"/>
+              <w:bottom w:type="dxa" w:w="60"/>
+              <w:right w:type="dxa" w:w="90"/>
+            </w:tcMar>
+            <w:vAlign w:val="center"/>
+          </w:tcPr>
+          <w:p>
+            <w:pPr>
+              <w:spacing w:after="0" w:line="260"/>
+              <w:jc w:val="right"/>
+            </w:pPr>
+            <w:r>
+              <w:rPr>
+                <w:rFonts w:ascii="MS Pゴシック" w:cs="MS Pゴシック" w:eastAsia="MS Pゴシック" w:hAnsi="MS Pゴシック"/>
+                <w:b w:val="false"/>
+                <w:bCs w:val="false"/>
+                <w:color w:val="1A1A1A"/>
+                <w:sz w:val="18"/>
+                <w:szCs w:val="18"/>
+              </w:rPr>
+              <w:t xml:space="preserve">+15.1%</w:t>
+            </w:r>
+          </w:p>
+        </w:tc>
+      </w:tr>
+      <w:tr>
+        <w:tc>
+          <w:tcPr>
+            <w:tcW w:type="dxa" w:w="1200"/>
+            <w:tcMar>
+              <w:top w:type="dxa" w:w="60"/>
+              <w:left w:type="dxa" w:w="90"/>
+              <w:bottom w:type="dxa" w:w="60"/>
+              <w:right w:type="dxa" w:w="90"/>
+            </w:tcMar>
+            <w:vAlign w:val="center"/>
+          </w:tcPr>
+          <w:p>
+            <w:pPr>
+              <w:spacing w:after="0" w:line="260"/>
+              <w:jc w:val="left"/>
+            </w:pPr>
+            <w:r>
+              <w:rPr>
+                <w:rFonts w:ascii="MS Pゴシック" w:cs="MS Pゴシック" w:eastAsia="MS Pゴシック" w:hAnsi="MS Pゴシック"/>
+                <w:b w:val="false"/>
+                <w:bCs w:val="false"/>
+                <w:color w:val="1A1A1A"/>
+                <w:sz w:val="18"/>
+                <w:szCs w:val="18"/>
+              </w:rPr>
+              <w:t xml:space="preserve">20㎥</w:t>
+            </w:r>
+          </w:p>
+        </w:tc>
+        <w:tc>
+          <w:tcPr>
+            <w:tcW w:type="dxa" w:w="1400"/>
+            <w:tcMar>
+              <w:top w:type="dxa" w:w="60"/>
+              <w:left w:type="dxa" w:w="90"/>
+              <w:bottom w:type="dxa" w:w="60"/>
+              <w:right w:type="dxa" w:w="90"/>
+            </w:tcMar>
+            <w:vAlign w:val="center"/>
+          </w:tcPr>
+          <w:p>
+            <w:pPr>
+              <w:spacing w:after="0" w:line="260"/>
+              <w:jc w:val="right"/>
+            </w:pPr>
+            <w:r>
+              <w:rPr>
+                <w:rFonts w:ascii="MS Pゴシック" w:cs="MS Pゴシック" w:eastAsia="MS Pゴシック" w:hAnsi="MS Pゴシック"/>
+                <w:b w:val="false"/>
+                <w:bCs w:val="false"/>
+                <w:color w:val="1A1A1A"/>
+                <w:sz w:val="18"/>
+                <w:szCs w:val="18"/>
+              </w:rPr>
+              <w:t xml:space="preserve">6,452円</w:t>
+            </w:r>
+          </w:p>
+        </w:tc>
+        <w:tc>
+          <w:tcPr>
+            <w:tcW w:type="dxa" w:w="1300"/>
+            <w:tcMar>
+              <w:top w:type="dxa" w:w="60"/>
+              <w:left w:type="dxa" w:w="90"/>
+              <w:bottom w:type="dxa" w:w="60"/>
+              <w:right w:type="dxa" w:w="90"/>
+            </w:tcMar>
+            <w:vAlign w:val="center"/>
+          </w:tcPr>
+          <w:p>
+            <w:pPr>
+              <w:spacing w:after="0" w:line="260"/>
+              <w:jc w:val="right"/>
+            </w:pPr>
+            <w:r>
+              <w:rPr>
+                <w:rFonts w:ascii="MS Pゴシック" w:cs="MS Pゴシック" w:eastAsia="MS Pゴシック" w:hAnsi="MS Pゴシック"/>
+                <w:b w:val="false"/>
+                <w:bCs w:val="false"/>
+                <w:color w:val="1A1A1A"/>
+                <w:sz w:val="18"/>
+                <w:szCs w:val="18"/>
+              </w:rPr>
+              <w:t xml:space="preserve">6,782円</w:t>
+            </w:r>
+          </w:p>
+        </w:tc>
+        <w:tc>
+          <w:tcPr>
+            <w:tcW w:type="dxa" w:w="1050"/>
+            <w:tcMar>
+              <w:top w:type="dxa" w:w="60"/>
+              <w:left w:type="dxa" w:w="90"/>
+              <w:bottom w:type="dxa" w:w="60"/>
+              <w:right w:type="dxa" w:w="90"/>
+            </w:tcMar>
+            <w:vAlign w:val="center"/>
+          </w:tcPr>
+          <w:p>
+            <w:pPr>
+              <w:spacing w:after="0" w:line="260"/>
+              <w:jc w:val="right"/>
+            </w:pPr>
+            <w:r>
+              <w:rPr>
+                <w:rFonts w:ascii="MS Pゴシック" w:cs="MS Pゴシック" w:eastAsia="MS Pゴシック" w:hAnsi="MS Pゴシック"/>
+                <w:b w:val="false"/>
+                <w:bCs w:val="false"/>
+                <w:color w:val="1A1A1A"/>
+                <w:sz w:val="18"/>
+                <w:szCs w:val="18"/>
+              </w:rPr>
+              <w:t xml:space="preserve">+5.1%</w:t>
+            </w:r>
+          </w:p>
+        </w:tc>
+        <w:tc>
+          <w:tcPr>
+            <w:tcW w:type="dxa" w:w="1300"/>
+            <w:tcMar>
+              <w:top w:type="dxa" w:w="60"/>
+              <w:left w:type="dxa" w:w="90"/>
+              <w:bottom w:type="dxa" w:w="60"/>
+              <w:right w:type="dxa" w:w="90"/>
+            </w:tcMar>
+            <w:vAlign w:val="center"/>
+          </w:tcPr>
+          <w:p>
+            <w:pPr>
+              <w:spacing w:after="0" w:line="260"/>
+              <w:jc w:val="right"/>
+            </w:pPr>
+            <w:r>
+              <w:rPr>
+                <w:rFonts w:ascii="MS Pゴシック" w:cs="MS Pゴシック" w:eastAsia="MS Pゴシック" w:hAnsi="MS Pゴシック"/>
+                <w:b w:val="false"/>
+                <w:bCs w:val="false"/>
+                <w:color w:val="1A1A1A"/>
+                <w:sz w:val="18"/>
+                <w:szCs w:val="18"/>
+              </w:rPr>
+              <w:t xml:space="preserve">7,092円</w:t>
+            </w:r>
+          </w:p>
+        </w:tc>
+        <w:tc>
+          <w:tcPr>
+            <w:tcW w:type="dxa" w:w="1050"/>
+            <w:tcMar>
+              <w:top w:type="dxa" w:w="60"/>
+              <w:left w:type="dxa" w:w="90"/>
+              <w:bottom w:type="dxa" w:w="60"/>
+              <w:right w:type="dxa" w:w="90"/>
+            </w:tcMar>
+            <w:vAlign w:val="center"/>
+          </w:tcPr>
+          <w:p>
+            <w:pPr>
+              <w:spacing w:after="0" w:line="260"/>
+              <w:jc w:val="right"/>
+            </w:pPr>
+            <w:r>
+              <w:rPr>
+                <w:rFonts w:ascii="MS Pゴシック" w:cs="MS Pゴシック" w:eastAsia="MS Pゴシック" w:hAnsi="MS Pゴシック"/>
+                <w:b w:val="false"/>
+                <w:bCs w:val="false"/>
+                <w:color w:val="1A1A1A"/>
+                <w:sz w:val="18"/>
+                <w:szCs w:val="18"/>
+              </w:rPr>
+              <w:t xml:space="preserve">+9.9%</w:t>
+            </w:r>
+          </w:p>
+        </w:tc>
+        <w:tc>
+          <w:tcPr>
+            <w:tcW w:type="dxa" w:w="1300"/>
+            <w:tcMar>
+              <w:top w:type="dxa" w:w="60"/>
+              <w:left w:type="dxa" w:w="90"/>
+              <w:bottom w:type="dxa" w:w="60"/>
+              <w:right w:type="dxa" w:w="90"/>
+            </w:tcMar>
+            <w:vAlign w:val="center"/>
+          </w:tcPr>
+          <w:p>
+            <w:pPr>
+              <w:spacing w:after="0" w:line="260"/>
+              <w:jc w:val="right"/>
+            </w:pPr>
+            <w:r>
+              <w:rPr>
+                <w:rFonts w:ascii="MS Pゴシック" w:cs="MS Pゴシック" w:eastAsia="MS Pゴシック" w:hAnsi="MS Pゴシック"/>
+                <w:b w:val="false"/>
+                <w:bCs w:val="false"/>
+                <w:color w:val="1A1A1A"/>
+                <w:sz w:val="18"/>
+                <w:szCs w:val="18"/>
+              </w:rPr>
+              <w:t xml:space="preserve">7,422円</w:t>
+            </w:r>
+          </w:p>
+        </w:tc>
+        <w:tc>
+          <w:tcPr>
+            <w:tcW w:type="dxa" w:w="1000"/>
+            <w:tcMar>
+              <w:top w:type="dxa" w:w="60"/>
+              <w:left w:type="dxa" w:w="90"/>
+              <w:bottom w:type="dxa" w:w="60"/>
+              <w:right w:type="dxa" w:w="90"/>
+            </w:tcMar>
+            <w:vAlign w:val="center"/>
+          </w:tcPr>
+          <w:p>
+            <w:pPr>
+              <w:spacing w:after="0" w:line="260"/>
+              <w:jc w:val="right"/>
+            </w:pPr>
+            <w:r>
+              <w:rPr>
+                <w:rFonts w:ascii="MS Pゴシック" w:cs="MS Pゴシック" w:eastAsia="MS Pゴシック" w:hAnsi="MS Pゴシック"/>
+                <w:b w:val="false"/>
+                <w:bCs w:val="false"/>
+                <w:color w:val="1A1A1A"/>
+                <w:sz w:val="18"/>
+                <w:szCs w:val="18"/>
+              </w:rPr>
+              <w:t xml:space="preserve">+15.0%</w:t>
+            </w:r>
+          </w:p>
+        </w:tc>
+      </w:tr>
+      <w:tr>
+        <w:tc>
+          <w:tcPr>
+            <w:tcW w:type="dxa" w:w="1200"/>
+            <w:shd w:fill="F4F7F7" w:color="auto" w:val="clear"/>
+            <w:tcMar>
+              <w:top w:type="dxa" w:w="60"/>
+              <w:left w:type="dxa" w:w="90"/>
+              <w:bottom w:type="dxa" w:w="60"/>
+              <w:right w:type="dxa" w:w="90"/>
+            </w:tcMar>
+            <w:vAlign w:val="center"/>
+          </w:tcPr>
+          <w:p>
+            <w:pPr>
+              <w:spacing w:after="0" w:line="260"/>
+              <w:jc w:val="left"/>
+            </w:pPr>
+            <w:r>
+              <w:rPr>
+                <w:rFonts w:ascii="MS Pゴシック" w:cs="MS Pゴシック" w:eastAsia="MS Pゴシック" w:hAnsi="MS Pゴシック"/>
+                <w:b w:val="false"/>
+                <w:bCs w:val="false"/>
+                <w:color w:val="1A1A1A"/>
+                <w:sz w:val="18"/>
+                <w:szCs w:val="18"/>
+              </w:rPr>
+              <w:t xml:space="preserve">30㎥</w:t>
+            </w:r>
+          </w:p>
+        </w:tc>
+        <w:tc>
+          <w:tcPr>
+            <w:tcW w:type="dxa" w:w="1400"/>
+            <w:shd w:fill="F4F7F7" w:color="auto" w:val="clear"/>
+            <w:tcMar>
+              <w:top w:type="dxa" w:w="60"/>
+              <w:left w:type="dxa" w:w="90"/>
+              <w:bottom w:type="dxa" w:w="60"/>
+              <w:right w:type="dxa" w:w="90"/>
+            </w:tcMar>
+            <w:vAlign w:val="center"/>
+          </w:tcPr>
+          <w:p>
+            <w:pPr>
+              <w:spacing w:after="0" w:line="260"/>
+              <w:jc w:val="right"/>
+            </w:pPr>
+            <w:r>
+              <w:rPr>
+                <w:rFonts w:ascii="MS Pゴシック" w:cs="MS Pゴシック" w:eastAsia="MS Pゴシック" w:hAnsi="MS Pゴシック"/>
+                <w:b w:val="false"/>
+                <w:bCs w:val="false"/>
+                <w:color w:val="1A1A1A"/>
+                <w:sz w:val="18"/>
+                <w:szCs w:val="18"/>
+              </w:rPr>
+              <w:t xml:space="preserve">10,280円</w:t>
+            </w:r>
+          </w:p>
+        </w:tc>
+        <w:tc>
+          <w:tcPr>
+            <w:tcW w:type="dxa" w:w="1300"/>
+            <w:shd w:fill="F4F7F7" w:color="auto" w:val="clear"/>
+            <w:tcMar>
+              <w:top w:type="dxa" w:w="60"/>
+              <w:left w:type="dxa" w:w="90"/>
+              <w:bottom w:type="dxa" w:w="60"/>
+              <w:right w:type="dxa" w:w="90"/>
+            </w:tcMar>
+            <w:vAlign w:val="center"/>
+          </w:tcPr>
+          <w:p>
+            <w:pPr>
+              <w:spacing w:after="0" w:line="260"/>
+              <w:jc w:val="right"/>
+            </w:pPr>
+            <w:r>
+              <w:rPr>
+                <w:rFonts w:ascii="MS Pゴシック" w:cs="MS Pゴシック" w:eastAsia="MS Pゴシック" w:hAnsi="MS Pゴシック"/>
+                <w:b w:val="false"/>
+                <w:bCs w:val="false"/>
+                <w:color w:val="1A1A1A"/>
+                <w:sz w:val="18"/>
+                <w:szCs w:val="18"/>
+              </w:rPr>
+              <w:t xml:space="preserve">10,808円</w:t>
+            </w:r>
+          </w:p>
+        </w:tc>
+        <w:tc>
+          <w:tcPr>
+            <w:tcW w:type="dxa" w:w="1050"/>
+            <w:shd w:fill="F4F7F7" w:color="auto" w:val="clear"/>
+            <w:tcMar>
+              <w:top w:type="dxa" w:w="60"/>
+              <w:left w:type="dxa" w:w="90"/>
+              <w:bottom w:type="dxa" w:w="60"/>
+              <w:right w:type="dxa" w:w="90"/>
+            </w:tcMar>
+            <w:vAlign w:val="center"/>
+          </w:tcPr>
+          <w:p>
+            <w:pPr>
+              <w:spacing w:after="0" w:line="260"/>
+              <w:jc w:val="right"/>
+            </w:pPr>
+            <w:r>
+              <w:rPr>
+                <w:rFonts w:ascii="MS Pゴシック" w:cs="MS Pゴシック" w:eastAsia="MS Pゴシック" w:hAnsi="MS Pゴシック"/>
+                <w:b w:val="false"/>
+                <w:bCs w:val="false"/>
+                <w:color w:val="1A1A1A"/>
+                <w:sz w:val="18"/>
+                <w:szCs w:val="18"/>
+              </w:rPr>
+              <w:t xml:space="preserve">+5.1%</w:t>
+            </w:r>
+          </w:p>
+        </w:tc>
+        <w:tc>
+          <w:tcPr>
+            <w:tcW w:type="dxa" w:w="1300"/>
+            <w:shd w:fill="F4F7F7" w:color="auto" w:val="clear"/>
+            <w:tcMar>
+              <w:top w:type="dxa" w:w="60"/>
+              <w:left w:type="dxa" w:w="90"/>
+              <w:bottom w:type="dxa" w:w="60"/>
+              <w:right w:type="dxa" w:w="90"/>
+            </w:tcMar>
+            <w:vAlign w:val="center"/>
+          </w:tcPr>
+          <w:p>
+            <w:pPr>
+              <w:spacing w:after="0" w:line="260"/>
+              <w:jc w:val="right"/>
+            </w:pPr>
+            <w:r>
+              <w:rPr>
+                <w:rFonts w:ascii="MS Pゴシック" w:cs="MS Pゴシック" w:eastAsia="MS Pゴシック" w:hAnsi="MS Pゴシック"/>
+                <w:b w:val="false"/>
+                <w:bCs w:val="false"/>
+                <w:color w:val="1A1A1A"/>
+                <w:sz w:val="18"/>
+                <w:szCs w:val="18"/>
+              </w:rPr>
+              <w:t xml:space="preserve">11,294円</w:t>
+            </w:r>
+          </w:p>
+        </w:tc>
+        <w:tc>
+          <w:tcPr>
+            <w:tcW w:type="dxa" w:w="1050"/>
+            <w:shd w:fill="F4F7F7" w:color="auto" w:val="clear"/>
+            <w:tcMar>
+              <w:top w:type="dxa" w:w="60"/>
+              <w:left w:type="dxa" w:w="90"/>
+              <w:bottom w:type="dxa" w:w="60"/>
+              <w:right w:type="dxa" w:w="90"/>
+            </w:tcMar>
+            <w:vAlign w:val="center"/>
+          </w:tcPr>
+          <w:p>
+            <w:pPr>
+              <w:spacing w:after="0" w:line="260"/>
+              <w:jc w:val="right"/>
+            </w:pPr>
+            <w:r>
+              <w:rPr>
+                <w:rFonts w:ascii="MS Pゴシック" w:cs="MS Pゴシック" w:eastAsia="MS Pゴシック" w:hAnsi="MS Pゴシック"/>
+                <w:b w:val="false"/>
+                <w:bCs w:val="false"/>
+                <w:color w:val="1A1A1A"/>
+                <w:sz w:val="18"/>
+                <w:szCs w:val="18"/>
+              </w:rPr>
+              <w:t xml:space="preserve">+9.9%</w:t>
+            </w:r>
+          </w:p>
+        </w:tc>
+        <w:tc>
+          <w:tcPr>
+            <w:tcW w:type="dxa" w:w="1300"/>
+            <w:shd w:fill="F4F7F7" w:color="auto" w:val="clear"/>
+            <w:tcMar>
+              <w:top w:type="dxa" w:w="60"/>
+              <w:left w:type="dxa" w:w="90"/>
+              <w:bottom w:type="dxa" w:w="60"/>
+              <w:right w:type="dxa" w:w="90"/>
+            </w:tcMar>
+            <w:vAlign w:val="center"/>
+          </w:tcPr>
+          <w:p>
+            <w:pPr>
+              <w:spacing w:after="0" w:line="260"/>
+              <w:jc w:val="right"/>
+            </w:pPr>
+            <w:r>
+              <w:rPr>
+                <w:rFonts w:ascii="MS Pゴシック" w:cs="MS Pゴシック" w:eastAsia="MS Pゴシック" w:hAnsi="MS Pゴシック"/>
+                <w:b w:val="false"/>
+                <w:bCs w:val="false"/>
+                <w:color w:val="1A1A1A"/>
+                <w:sz w:val="18"/>
+                <w:szCs w:val="18"/>
+              </w:rPr>
+              <w:t xml:space="preserve">11,822円</w:t>
+            </w:r>
+          </w:p>
+        </w:tc>
+        <w:tc>
+          <w:tcPr>
+            <w:tcW w:type="dxa" w:w="1000"/>
+            <w:shd w:fill="F4F7F7" w:color="auto" w:val="clear"/>
+            <w:tcMar>
+              <w:top w:type="dxa" w:w="60"/>
+              <w:left w:type="dxa" w:w="90"/>
+              <w:bottom w:type="dxa" w:w="60"/>
+              <w:right w:type="dxa" w:w="90"/>
+            </w:tcMar>
+            <w:vAlign w:val="center"/>
+          </w:tcPr>
+          <w:p>
+            <w:pPr>
+              <w:spacing w:after="0" w:line="260"/>
+              <w:jc w:val="right"/>
+            </w:pPr>
+            <w:r>
+              <w:rPr>
+                <w:rFonts w:ascii="MS Pゴシック" w:cs="MS Pゴシック" w:eastAsia="MS Pゴシック" w:hAnsi="MS Pゴシック"/>
+                <w:b w:val="false"/>
+                <w:bCs w:val="false"/>
+                <w:color w:val="1A1A1A"/>
+                <w:sz w:val="18"/>
+                <w:szCs w:val="18"/>
+              </w:rPr>
+              <w:t xml:space="preserve">+15.0%</w:t>
+            </w:r>
+          </w:p>
+        </w:tc>
+      </w:tr>
+      <w:tr>
+        <w:tc>
+          <w:tcPr>
+            <w:tcW w:type="dxa" w:w="1200"/>
+            <w:tcMar>
+              <w:top w:type="dxa" w:w="60"/>
+              <w:left w:type="dxa" w:w="90"/>
+              <w:bottom w:type="dxa" w:w="60"/>
+              <w:right w:type="dxa" w:w="90"/>
+            </w:tcMar>
+            <w:vAlign w:val="center"/>
+          </w:tcPr>
+          <w:p>
+            <w:pPr>
+              <w:spacing w:after="0" w:line="260"/>
+              <w:jc w:val="left"/>
+            </w:pPr>
+            <w:r>
+              <w:rPr>
+                <w:rFonts w:ascii="MS Pゴシック" w:cs="MS Pゴシック" w:eastAsia="MS Pゴシック" w:hAnsi="MS Pゴシック"/>
+                <w:b w:val="false"/>
+                <w:bCs w:val="false"/>
+                <w:color w:val="1A1A1A"/>
+                <w:sz w:val="18"/>
+                <w:szCs w:val="18"/>
+              </w:rPr>
+              <w:t xml:space="preserve">50㎥</w:t>
+            </w:r>
+          </w:p>
+        </w:tc>
+        <w:tc>
+          <w:tcPr>
+            <w:tcW w:type="dxa" w:w="1400"/>
+            <w:tcMar>
+              <w:top w:type="dxa" w:w="60"/>
+              <w:left w:type="dxa" w:w="90"/>
+              <w:bottom w:type="dxa" w:w="60"/>
+              <w:right w:type="dxa" w:w="90"/>
+            </w:tcMar>
+            <w:vAlign w:val="center"/>
+          </w:tcPr>
+          <w:p>
+            <w:pPr>
+              <w:spacing w:after="0" w:line="260"/>
+              <w:jc w:val="right"/>
+            </w:pPr>
+            <w:r>
+              <w:rPr>
+                <w:rFonts w:ascii="MS Pゴシック" w:cs="MS Pゴシック" w:eastAsia="MS Pゴシック" w:hAnsi="MS Pゴシック"/>
+                <w:b w:val="false"/>
+                <w:bCs w:val="false"/>
+                <w:color w:val="1A1A1A"/>
+                <w:sz w:val="18"/>
+                <w:szCs w:val="18"/>
+              </w:rPr>
+              <w:t xml:space="preserve">17,936円</w:t>
+            </w:r>
+          </w:p>
+        </w:tc>
+        <w:tc>
+          <w:tcPr>
+            <w:tcW w:type="dxa" w:w="1300"/>
+            <w:tcMar>
+              <w:top w:type="dxa" w:w="60"/>
+              <w:left w:type="dxa" w:w="90"/>
+              <w:bottom w:type="dxa" w:w="60"/>
+              <w:right w:type="dxa" w:w="90"/>
+            </w:tcMar>
+            <w:vAlign w:val="center"/>
+          </w:tcPr>
+          <w:p>
+            <w:pPr>
+              <w:spacing w:after="0" w:line="260"/>
+              <w:jc w:val="right"/>
+            </w:pPr>
+            <w:r>
+              <w:rPr>
+                <w:rFonts w:ascii="MS Pゴシック" w:cs="MS Pゴシック" w:eastAsia="MS Pゴシック" w:hAnsi="MS Pゴシック"/>
+                <w:b w:val="false"/>
+                <w:bCs w:val="false"/>
+                <w:color w:val="1A1A1A"/>
+                <w:sz w:val="18"/>
+                <w:szCs w:val="18"/>
+              </w:rPr>
+              <w:t xml:space="preserve">18,860円</w:t>
+            </w:r>
+          </w:p>
+        </w:tc>
+        <w:tc>
+          <w:tcPr>
+            <w:tcW w:type="dxa" w:w="1050"/>
+            <w:tcMar>
+              <w:top w:type="dxa" w:w="60"/>
+              <w:left w:type="dxa" w:w="90"/>
+              <w:bottom w:type="dxa" w:w="60"/>
+              <w:right w:type="dxa" w:w="90"/>
+            </w:tcMar>
+            <w:vAlign w:val="center"/>
+          </w:tcPr>
+          <w:p>
+            <w:pPr>
+              <w:spacing w:after="0" w:line="260"/>
+              <w:jc w:val="right"/>
+            </w:pPr>
+            <w:r>
+              <w:rPr>
+                <w:rFonts w:ascii="MS Pゴシック" w:cs="MS Pゴシック" w:eastAsia="MS Pゴシック" w:hAnsi="MS Pゴシック"/>
+                <w:b w:val="false"/>
+                <w:bCs w:val="false"/>
+                <w:color w:val="1A1A1A"/>
+                <w:sz w:val="18"/>
+                <w:szCs w:val="18"/>
+              </w:rPr>
+              <w:t xml:space="preserve">+5.2%</w:t>
+            </w:r>
+          </w:p>
+        </w:tc>
+        <w:tc>
+          <w:tcPr>
+            <w:tcW w:type="dxa" w:w="1300"/>
+            <w:tcMar>
+              <w:top w:type="dxa" w:w="60"/>
+              <w:left w:type="dxa" w:w="90"/>
+              <w:bottom w:type="dxa" w:w="60"/>
+              <w:right w:type="dxa" w:w="90"/>
+            </w:tcMar>
+            <w:vAlign w:val="center"/>
+          </w:tcPr>
+          <w:p>
+            <w:pPr>
+              <w:spacing w:after="0" w:line="260"/>
+              <w:jc w:val="right"/>
+            </w:pPr>
+            <w:r>
+              <w:rPr>
+                <w:rFonts w:ascii="MS Pゴシック" w:cs="MS Pゴシック" w:eastAsia="MS Pゴシック" w:hAnsi="MS Pゴシック"/>
+                <w:b w:val="false"/>
+                <w:bCs w:val="false"/>
+                <w:color w:val="1A1A1A"/>
+                <w:sz w:val="18"/>
+                <w:szCs w:val="18"/>
+              </w:rPr>
+              <w:t xml:space="preserve">19,698円</w:t>
+            </w:r>
+          </w:p>
+        </w:tc>
+        <w:tc>
+          <w:tcPr>
+            <w:tcW w:type="dxa" w:w="1050"/>
+            <w:tcMar>
+              <w:top w:type="dxa" w:w="60"/>
+              <w:left w:type="dxa" w:w="90"/>
+              <w:bottom w:type="dxa" w:w="60"/>
+              <w:right w:type="dxa" w:w="90"/>
+            </w:tcMar>
+            <w:vAlign w:val="center"/>
+          </w:tcPr>
+          <w:p>
+            <w:pPr>
+              <w:spacing w:after="0" w:line="260"/>
+              <w:jc w:val="right"/>
+            </w:pPr>
+            <w:r>
+              <w:rPr>
+                <w:rFonts w:ascii="MS Pゴシック" w:cs="MS Pゴシック" w:eastAsia="MS Pゴシック" w:hAnsi="MS Pゴシック"/>
+                <w:b w:val="false"/>
+                <w:bCs w:val="false"/>
+                <w:color w:val="1A1A1A"/>
+                <w:sz w:val="18"/>
+                <w:szCs w:val="18"/>
+              </w:rPr>
+              <w:t xml:space="preserve">+9.8%</w:t>
+            </w:r>
+          </w:p>
+        </w:tc>
+        <w:tc>
+          <w:tcPr>
+            <w:tcW w:type="dxa" w:w="1300"/>
+            <w:tcMar>
+              <w:top w:type="dxa" w:w="60"/>
+              <w:left w:type="dxa" w:w="90"/>
+              <w:bottom w:type="dxa" w:w="60"/>
+              <w:right w:type="dxa" w:w="90"/>
+            </w:tcMar>
+            <w:vAlign w:val="center"/>
+          </w:tcPr>
+          <w:p>
+            <w:pPr>
+              <w:spacing w:after="0" w:line="260"/>
+              <w:jc w:val="right"/>
+            </w:pPr>
+            <w:r>
+              <w:rPr>
+                <w:rFonts w:ascii="MS Pゴシック" w:cs="MS Pゴシック" w:eastAsia="MS Pゴシック" w:hAnsi="MS Pゴシック"/>
+                <w:b w:val="false"/>
+                <w:bCs w:val="false"/>
+                <w:color w:val="1A1A1A"/>
+                <w:sz w:val="18"/>
+                <w:szCs w:val="18"/>
+              </w:rPr>
+              <w:t xml:space="preserve">20,622円</w:t>
+            </w:r>
+          </w:p>
+        </w:tc>
+        <w:tc>
+          <w:tcPr>
+            <w:tcW w:type="dxa" w:w="1000"/>
+            <w:tcMar>
+              <w:top w:type="dxa" w:w="60"/>
+              <w:left w:type="dxa" w:w="90"/>
+              <w:bottom w:type="dxa" w:w="60"/>
+              <w:right w:type="dxa" w:w="90"/>
+            </w:tcMar>
+            <w:vAlign w:val="center"/>
+          </w:tcPr>
+          <w:p>
+            <w:pPr>
+              <w:spacing w:after="0" w:line="260"/>
+              <w:jc w:val="right"/>
+            </w:pPr>
+            <w:r>
+              <w:rPr>
+                <w:rFonts w:ascii="MS Pゴシック" w:cs="MS Pゴシック" w:eastAsia="MS Pゴシック" w:hAnsi="MS Pゴシック"/>
+                <w:b w:val="false"/>
+                <w:bCs w:val="false"/>
+                <w:color w:val="1A1A1A"/>
+                <w:sz w:val="18"/>
+                <w:szCs w:val="18"/>
+              </w:rPr>
+              <w:t xml:space="preserve">+15.0%</w:t>
+            </w:r>
+          </w:p>
+        </w:tc>
+      </w:tr>
+      <w:tr>
+        <w:tc>
+          <w:tcPr>
+            <w:tcW w:type="dxa" w:w="1200"/>
+            <w:shd w:fill="F4F7F7" w:color="auto" w:val="clear"/>
+            <w:tcMar>
+              <w:top w:type="dxa" w:w="60"/>
+              <w:left w:type="dxa" w:w="90"/>
+              <w:bottom w:type="dxa" w:w="60"/>
+              <w:right w:type="dxa" w:w="90"/>
+            </w:tcMar>
+            <w:vAlign w:val="center"/>
+          </w:tcPr>
+          <w:p>
+            <w:pPr>
+              <w:spacing w:after="0" w:line="260"/>
+              <w:jc w:val="left"/>
+            </w:pPr>
+            <w:r>
+              <w:rPr>
+                <w:rFonts w:ascii="MS Pゴシック" w:cs="MS Pゴシック" w:eastAsia="MS Pゴシック" w:hAnsi="MS Pゴシック"/>
+                <w:b w:val="false"/>
+                <w:bCs w:val="false"/>
+                <w:color w:val="1A1A1A"/>
+                <w:sz w:val="18"/>
+                <w:szCs w:val="18"/>
+              </w:rPr>
+              <w:t xml:space="preserve">100㎥</w:t>
+            </w:r>
+          </w:p>
+        </w:tc>
+        <w:tc>
+          <w:tcPr>
+            <w:tcW w:type="dxa" w:w="1400"/>
+            <w:shd w:fill="F4F7F7" w:color="auto" w:val="clear"/>
+            <w:tcMar>
+              <w:top w:type="dxa" w:w="60"/>
+              <w:left w:type="dxa" w:w="90"/>
+              <w:bottom w:type="dxa" w:w="60"/>
+              <w:right w:type="dxa" w:w="90"/>
+            </w:tcMar>
+            <w:vAlign w:val="center"/>
+          </w:tcPr>
+          <w:p>
+            <w:pPr>
+              <w:spacing w:after="0" w:line="260"/>
+              <w:jc w:val="right"/>
+            </w:pPr>
+            <w:r>
+              <w:rPr>
+                <w:rFonts w:ascii="MS Pゴシック" w:cs="MS Pゴシック" w:eastAsia="MS Pゴシック" w:hAnsi="MS Pゴシック"/>
+                <w:b w:val="false"/>
+                <w:bCs w:val="false"/>
+                <w:color w:val="1A1A1A"/>
+                <w:sz w:val="18"/>
+                <w:szCs w:val="18"/>
+              </w:rPr>
+              <w:t xml:space="preserve">39,936円</w:t>
+            </w:r>
+          </w:p>
+        </w:tc>
+        <w:tc>
+          <w:tcPr>
+            <w:tcW w:type="dxa" w:w="1300"/>
+            <w:shd w:fill="F4F7F7" w:color="auto" w:val="clear"/>
+            <w:tcMar>
+              <w:top w:type="dxa" w:w="60"/>
+              <w:left w:type="dxa" w:w="90"/>
+              <w:bottom w:type="dxa" w:w="60"/>
+              <w:right w:type="dxa" w:w="90"/>
+            </w:tcMar>
+            <w:vAlign w:val="center"/>
+          </w:tcPr>
+          <w:p>
+            <w:pPr>
+              <w:spacing w:after="0" w:line="260"/>
+              <w:jc w:val="right"/>
+            </w:pPr>
+            <w:r>
+              <w:rPr>
+                <w:rFonts w:ascii="MS Pゴシック" w:cs="MS Pゴシック" w:eastAsia="MS Pゴシック" w:hAnsi="MS Pゴシック"/>
+                <w:b w:val="false"/>
+                <w:bCs w:val="false"/>
+                <w:color w:val="1A1A1A"/>
+                <w:sz w:val="18"/>
+                <w:szCs w:val="18"/>
+              </w:rPr>
+              <w:t xml:space="preserve">41,960円</w:t>
+            </w:r>
+          </w:p>
+        </w:tc>
+        <w:tc>
+          <w:tcPr>
+            <w:tcW w:type="dxa" w:w="1050"/>
+            <w:shd w:fill="F4F7F7" w:color="auto" w:val="clear"/>
+            <w:tcMar>
+              <w:top w:type="dxa" w:w="60"/>
+              <w:left w:type="dxa" w:w="90"/>
+              <w:bottom w:type="dxa" w:w="60"/>
+              <w:right w:type="dxa" w:w="90"/>
+            </w:tcMar>
+            <w:vAlign w:val="center"/>
+          </w:tcPr>
+          <w:p>
+            <w:pPr>
+              <w:spacing w:after="0" w:line="260"/>
+              <w:jc w:val="right"/>
+            </w:pPr>
+            <w:r>
+              <w:rPr>
+                <w:rFonts w:ascii="MS Pゴシック" w:cs="MS Pゴシック" w:eastAsia="MS Pゴシック" w:hAnsi="MS Pゴシック"/>
+                <w:b w:val="false"/>
+                <w:bCs w:val="false"/>
+                <w:color w:val="1A1A1A"/>
+                <w:sz w:val="18"/>
+                <w:szCs w:val="18"/>
+              </w:rPr>
+              <w:t xml:space="preserve">+5.1%</w:t>
+            </w:r>
+          </w:p>
+        </w:tc>
+        <w:tc>
+          <w:tcPr>
+            <w:tcW w:type="dxa" w:w="1300"/>
+            <w:shd w:fill="F4F7F7" w:color="auto" w:val="clear"/>
+            <w:tcMar>
+              <w:top w:type="dxa" w:w="60"/>
+              <w:left w:type="dxa" w:w="90"/>
+              <w:bottom w:type="dxa" w:w="60"/>
+              <w:right w:type="dxa" w:w="90"/>
+            </w:tcMar>
+            <w:vAlign w:val="center"/>
+          </w:tcPr>
+          <w:p>
+            <w:pPr>
+              <w:spacing w:after="0" w:line="260"/>
+              <w:jc w:val="right"/>
+            </w:pPr>
+            <w:r>
+              <w:rPr>
+                <w:rFonts w:ascii="MS Pゴシック" w:cs="MS Pゴシック" w:eastAsia="MS Pゴシック" w:hAnsi="MS Pゴシック"/>
+                <w:b w:val="false"/>
+                <w:bCs w:val="false"/>
+                <w:color w:val="1A1A1A"/>
+                <w:sz w:val="18"/>
+                <w:szCs w:val="18"/>
+              </w:rPr>
+              <w:t xml:space="preserve">43,898円</w:t>
+            </w:r>
+          </w:p>
+        </w:tc>
+        <w:tc>
+          <w:tcPr>
+            <w:tcW w:type="dxa" w:w="1050"/>
+            <w:shd w:fill="F4F7F7" w:color="auto" w:val="clear"/>
+            <w:tcMar>
+              <w:top w:type="dxa" w:w="60"/>
+              <w:left w:type="dxa" w:w="90"/>
+              <w:bottom w:type="dxa" w:w="60"/>
+              <w:right w:type="dxa" w:w="90"/>
+            </w:tcMar>
+            <w:vAlign w:val="center"/>
+          </w:tcPr>
+          <w:p>
+            <w:pPr>
+              <w:spacing w:after="0" w:line="260"/>
+              <w:jc w:val="right"/>
+            </w:pPr>
+            <w:r>
+              <w:rPr>
+                <w:rFonts w:ascii="MS Pゴシック" w:cs="MS Pゴシック" w:eastAsia="MS Pゴシック" w:hAnsi="MS Pゴシック"/>
+                <w:b w:val="false"/>
+                <w:bCs w:val="false"/>
+                <w:color w:val="1A1A1A"/>
+                <w:sz w:val="18"/>
+                <w:szCs w:val="18"/>
+              </w:rPr>
+              <w:t xml:space="preserve">+9.9%</w:t>
+            </w:r>
+          </w:p>
+        </w:tc>
+        <w:tc>
+          <w:tcPr>
+            <w:tcW w:type="dxa" w:w="1300"/>
+            <w:shd w:fill="F4F7F7" w:color="auto" w:val="clear"/>
+            <w:tcMar>
+              <w:top w:type="dxa" w:w="60"/>
+              <w:left w:type="dxa" w:w="90"/>
+              <w:bottom w:type="dxa" w:w="60"/>
+              <w:right w:type="dxa" w:w="90"/>
+            </w:tcMar>
+            <w:vAlign w:val="center"/>
+          </w:tcPr>
+          <w:p>
+            <w:pPr>
+              <w:spacing w:after="0" w:line="260"/>
+              <w:jc w:val="right"/>
+            </w:pPr>
+            <w:r>
+              <w:rPr>
+                <w:rFonts w:ascii="MS Pゴシック" w:cs="MS Pゴシック" w:eastAsia="MS Pゴシック" w:hAnsi="MS Pゴシック"/>
+                <w:b w:val="false"/>
+                <w:bCs w:val="false"/>
+                <w:color w:val="1A1A1A"/>
+                <w:sz w:val="18"/>
+                <w:szCs w:val="18"/>
+              </w:rPr>
+              <w:t xml:space="preserve">45,922円</w:t>
+            </w:r>
+          </w:p>
+        </w:tc>
+        <w:tc>
+          <w:tcPr>
+            <w:tcW w:type="dxa" w:w="1000"/>
+            <w:shd w:fill="F4F7F7" w:color="auto" w:val="clear"/>
+            <w:tcMar>
+              <w:top w:type="dxa" w:w="60"/>
+              <w:left w:type="dxa" w:w="90"/>
+              <w:bottom w:type="dxa" w:w="60"/>
+              <w:right w:type="dxa" w:w="90"/>
+            </w:tcMar>
+            <w:vAlign w:val="center"/>
+          </w:tcPr>
+          <w:p>
+            <w:pPr>
+              <w:spacing w:after="0" w:line="260"/>
+              <w:jc w:val="right"/>
+            </w:pPr>
+            <w:r>
+              <w:rPr>
+                <w:rFonts w:ascii="MS Pゴシック" w:cs="MS Pゴシック" w:eastAsia="MS Pゴシック" w:hAnsi="MS Pゴシック"/>
+                <w:b w:val="false"/>
+                <w:bCs w:val="false"/>
+                <w:color w:val="1A1A1A"/>
+                <w:sz w:val="18"/>
+                <w:szCs w:val="18"/>
+              </w:rPr>
+              <w:t xml:space="preserve">+15.0%</w:t>
+            </w:r>
+          </w:p>
+        </w:tc>
+      </w:tr>
+    </w:tbl>
+    <w:p>
+      <w:pPr>
+        <w:spacing w:after="200" w:before="40"/>
+      </w:pPr>
+      <w:r>
+        <w:rPr>
+          <w:rFonts w:ascii="MS Pゴシック" w:cs="MS Pゴシック" w:eastAsia="MS Pゴシック" w:hAnsi="MS Pゴシック"/>
+          <w:color w:val="5F6F74"/>
+          <w:sz w:val="17"/>
+          <w:szCs w:val="17"/>
+        </w:rPr>
+        <w:t xml:space="preserve">一律改定では、どの使用量帯もほぼ改定率どおりの負担増となる。月5㎥以下の1,934レコード（全体の21.0%）も改定率どおり増える点が構造見直し案との最大の違いである。</w:t>
+      </w:r>
+    </w:p>
+    <w:p>
+      <w:pPr>
+        <w:keepNext/>
+        <w:spacing w:after="70" w:before="200"/>
+      </w:pPr>
+      <w:r>
+        <w:rPr>
+          <w:rFonts w:ascii="MS Pゴシック" w:cs="MS Pゴシック" w:eastAsia="MS Pゴシック" w:hAnsi="MS Pゴシック"/>
+          <w:b/>
+          <w:bCs/>
+          <w:color w:val="1A1A1A"/>
+          <w:sz w:val="19"/>
+          <w:szCs w:val="19"/>
+        </w:rPr>
+        <w:t xml:space="preserve">表11　同じ約10%増収での3案比較</w:t>
+      </w:r>
+    </w:p>
+    <w:tbl>
+      <w:tblPr>
+        <w:tblW w:type="dxa" w:w="9600"/>
+        <w:tblBorders>
+          <w:top w:val="single" w:color="A9BEBE" w:sz="6"/>
+          <w:left w:val="single" w:color="A9BEBE" w:sz="6"/>
+          <w:bottom w:val="single" w:color="A9BEBE" w:sz="6"/>
+          <w:right w:val="single" w:color="A9BEBE" w:sz="6"/>
+          <w:insideH w:val="single" w:color="D3DEDE" w:sz="4"/>
+          <w:insideV w:val="single" w:color="D3DEDE" w:sz="4"/>
+        </w:tblBorders>
+      </w:tblPr>
+      <w:tblGrid>
+        <w:gridCol w:w="1900"/>
+        <w:gridCol w:w="1100"/>
+        <w:gridCol w:w="1000"/>
+        <w:gridCol w:w="1100"/>
+        <w:gridCol w:w="950"/>
+        <w:gridCol w:w="950"/>
+        <w:gridCol w:w="1300"/>
+        <w:gridCol w:w="1300"/>
+      </w:tblGrid>
+      <w:tr>
+        <w:trPr>
+          <w:tblHeader/>
+        </w:trPr>
+        <w:tc>
+          <w:tcPr>
+            <w:tcW w:type="dxa" w:w="1900"/>
+            <w:shd w:fill="DCEBED" w:color="auto" w:val="clear"/>
+            <w:tcMar>
+              <w:top w:type="dxa" w:w="60"/>
+              <w:left w:type="dxa" w:w="90"/>
+              <w:bottom w:type="dxa" w:w="60"/>
+              <w:right w:type="dxa" w:w="90"/>
+            </w:tcMar>
+            <w:vAlign w:val="center"/>
+          </w:tcPr>
+          <w:p>
+            <w:pPr>
+              <w:spacing w:after="0" w:line="260"/>
+              <w:jc w:val="left"/>
+            </w:pPr>
+            <w:r>
+              <w:rPr>
+                <w:rFonts w:ascii="MS Pゴシック" w:cs="MS Pゴシック" w:eastAsia="MS Pゴシック" w:hAnsi="MS Pゴシック"/>
+                <w:b/>
+                <w:bCs/>
+                <w:color w:val="1A1A1A"/>
+                <w:sz w:val="18"/>
+                <w:szCs w:val="18"/>
+              </w:rPr>
+              <w:t xml:space="preserve">案</w:t>
+            </w:r>
+          </w:p>
+        </w:tc>
+        <w:tc>
+          <w:tcPr>
+            <w:tcW w:type="dxa" w:w="1100"/>
+            <w:shd w:fill="DCEBED" w:color="auto" w:val="clear"/>
+            <w:tcMar>
+              <w:top w:type="dxa" w:w="60"/>
+              <w:left w:type="dxa" w:w="90"/>
+              <w:bottom w:type="dxa" w:w="60"/>
+              <w:right w:type="dxa" w:w="90"/>
+            </w:tcMar>
+            <w:vAlign w:val="center"/>
+          </w:tcPr>
+          <w:p>
+            <w:pPr>
+              <w:spacing w:after="0" w:line="260"/>
+              <w:jc w:val="center"/>
+            </w:pPr>
+            <w:r>
+              <w:rPr>
+                <w:rFonts w:ascii="MS Pゴシック" w:cs="MS Pゴシック" w:eastAsia="MS Pゴシック" w:hAnsi="MS Pゴシック"/>
+                <w:b/>
+                <w:bCs/>
+                <w:color w:val="1A1A1A"/>
+                <w:sz w:val="18"/>
+                <w:szCs w:val="18"/>
+              </w:rPr>
+              <w:t xml:space="preserve">基本使用料</w:t>
+            </w:r>
+          </w:p>
+        </w:tc>
+        <w:tc>
+          <w:tcPr>
+            <w:tcW w:type="dxa" w:w="1000"/>
+            <w:shd w:fill="DCEBED" w:color="auto" w:val="clear"/>
+            <w:tcMar>
+              <w:top w:type="dxa" w:w="60"/>
+              <w:left w:type="dxa" w:w="90"/>
+              <w:bottom w:type="dxa" w:w="60"/>
+              <w:right w:type="dxa" w:w="90"/>
+            </w:tcMar>
+            <w:vAlign w:val="center"/>
+          </w:tcPr>
+          <w:p>
+            <w:pPr>
+              <w:spacing w:after="0" w:line="260"/>
+              <w:jc w:val="center"/>
+            </w:pPr>
+            <w:r>
+              <w:rPr>
+                <w:rFonts w:ascii="MS Pゴシック" w:cs="MS Pゴシック" w:eastAsia="MS Pゴシック" w:hAnsi="MS Pゴシック"/>
+                <w:b/>
+                <w:bCs/>
+                <w:color w:val="1A1A1A"/>
+                <w:sz w:val="18"/>
+                <w:szCs w:val="18"/>
+              </w:rPr>
+              <w:t xml:space="preserve">6〜10㎥</w:t>
+            </w:r>
+          </w:p>
+        </w:tc>
+        <w:tc>
+          <w:tcPr>
+            <w:tcW w:type="dxa" w:w="1100"/>
+            <w:shd w:fill="DCEBED" w:color="auto" w:val="clear"/>
+            <w:tcMar>
+              <w:top w:type="dxa" w:w="60"/>
+              <w:left w:type="dxa" w:w="90"/>
+              <w:bottom w:type="dxa" w:w="60"/>
+              <w:right w:type="dxa" w:w="90"/>
+            </w:tcMar>
+            <w:vAlign w:val="center"/>
+          </w:tcPr>
+          <w:p>
+            <w:pPr>
+              <w:spacing w:after="0" w:line="260"/>
+              <w:jc w:val="center"/>
+            </w:pPr>
+            <w:r>
+              <w:rPr>
+                <w:rFonts w:ascii="MS Pゴシック" w:cs="MS Pゴシック" w:eastAsia="MS Pゴシック" w:hAnsi="MS Pゴシック"/>
+                <w:b/>
+                <w:bCs/>
+                <w:color w:val="1A1A1A"/>
+                <w:sz w:val="18"/>
+                <w:szCs w:val="18"/>
+              </w:rPr>
+              <w:t xml:space="preserve">11〜50㎥</w:t>
+            </w:r>
+          </w:p>
+        </w:tc>
+        <w:tc>
+          <w:tcPr>
+            <w:tcW w:type="dxa" w:w="950"/>
+            <w:shd w:fill="DCEBED" w:color="auto" w:val="clear"/>
+            <w:tcMar>
+              <w:top w:type="dxa" w:w="60"/>
+              <w:left w:type="dxa" w:w="90"/>
+              <w:bottom w:type="dxa" w:w="60"/>
+              <w:right w:type="dxa" w:w="90"/>
+            </w:tcMar>
+            <w:vAlign w:val="center"/>
+          </w:tcPr>
+          <w:p>
+            <w:pPr>
+              <w:spacing w:after="0" w:line="260"/>
+              <w:jc w:val="center"/>
+            </w:pPr>
+            <w:r>
+              <w:rPr>
+                <w:rFonts w:ascii="MS Pゴシック" w:cs="MS Pゴシック" w:eastAsia="MS Pゴシック" w:hAnsi="MS Pゴシック"/>
+                <w:b/>
+                <w:bCs/>
+                <w:color w:val="1A1A1A"/>
+                <w:sz w:val="18"/>
+                <w:szCs w:val="18"/>
+              </w:rPr>
+              <w:t xml:space="preserve">51㎥〜</w:t>
+            </w:r>
+          </w:p>
+        </w:tc>
+        <w:tc>
+          <w:tcPr>
+            <w:tcW w:type="dxa" w:w="950"/>
+            <w:shd w:fill="DCEBED" w:color="auto" w:val="clear"/>
+            <w:tcMar>
+              <w:top w:type="dxa" w:w="60"/>
+              <w:left w:type="dxa" w:w="90"/>
+              <w:bottom w:type="dxa" w:w="60"/>
+              <w:right w:type="dxa" w:w="90"/>
+            </w:tcMar>
+            <w:vAlign w:val="center"/>
+          </w:tcPr>
+          <w:p>
+            <w:pPr>
+              <w:spacing w:after="0" w:line="260"/>
+              <w:jc w:val="center"/>
+            </w:pPr>
+            <w:r>
+              <w:rPr>
+                <w:rFonts w:ascii="MS Pゴシック" w:cs="MS Pゴシック" w:eastAsia="MS Pゴシック" w:hAnsi="MS Pゴシック"/>
+                <w:b/>
+                <w:bCs/>
+                <w:color w:val="1A1A1A"/>
+                <w:sz w:val="18"/>
+                <w:szCs w:val="18"/>
+              </w:rPr>
+              <w:t xml:space="preserve">単価の開き</w:t>
+            </w:r>
+          </w:p>
+        </w:tc>
+        <w:tc>
+          <w:tcPr>
+            <w:tcW w:type="dxa" w:w="1300"/>
+            <w:shd w:fill="DCEBED" w:color="auto" w:val="clear"/>
+            <w:tcMar>
+              <w:top w:type="dxa" w:w="60"/>
+              <w:left w:type="dxa" w:w="90"/>
+              <w:bottom w:type="dxa" w:w="60"/>
+              <w:right w:type="dxa" w:w="90"/>
+            </w:tcMar>
+            <w:vAlign w:val="center"/>
+          </w:tcPr>
+          <w:p>
+            <w:pPr>
+              <w:spacing w:after="0" w:line="260"/>
+              <w:jc w:val="center"/>
+            </w:pPr>
+            <w:r>
+              <w:rPr>
+                <w:rFonts w:ascii="MS Pゴシック" w:cs="MS Pゴシック" w:eastAsia="MS Pゴシック" w:hAnsi="MS Pゴシック"/>
+                <w:b/>
+                <w:bCs/>
+                <w:color w:val="1A1A1A"/>
+                <w:sz w:val="18"/>
+                <w:szCs w:val="18"/>
+              </w:rPr>
+              <w:t xml:space="preserve">平均増収率</w:t>
+            </w:r>
+          </w:p>
+        </w:tc>
+        <w:tc>
+          <w:tcPr>
+            <w:tcW w:type="dxa" w:w="1300"/>
+            <w:shd w:fill="DCEBED" w:color="auto" w:val="clear"/>
+            <w:tcMar>
+              <w:top w:type="dxa" w:w="60"/>
+              <w:left w:type="dxa" w:w="90"/>
+              <w:bottom w:type="dxa" w:w="60"/>
+              <w:right w:type="dxa" w:w="90"/>
+            </w:tcMar>
+            <w:vAlign w:val="center"/>
+          </w:tcPr>
+          <w:p>
+            <w:pPr>
+              <w:spacing w:after="0" w:line="260"/>
+              <w:jc w:val="center"/>
+            </w:pPr>
+            <w:r>
+              <w:rPr>
+                <w:rFonts w:ascii="MS Pゴシック" w:cs="MS Pゴシック" w:eastAsia="MS Pゴシック" w:hAnsi="MS Pゴシック"/>
+                <w:b/>
+                <w:bCs/>
+                <w:color w:val="1A1A1A"/>
+                <w:sz w:val="18"/>
+                <w:szCs w:val="18"/>
+              </w:rPr>
+              <w:t xml:space="preserve">平年度増収額</w:t>
+            </w:r>
+          </w:p>
+        </w:tc>
+      </w:tr>
+      <w:tr>
+        <w:tc>
+          <w:tcPr>
+            <w:tcW w:type="dxa" w:w="1900"/>
+            <w:tcMar>
+              <w:top w:type="dxa" w:w="60"/>
+              <w:left w:type="dxa" w:w="90"/>
+              <w:bottom w:type="dxa" w:w="60"/>
+              <w:right w:type="dxa" w:w="90"/>
+            </w:tcMar>
+            <w:vAlign w:val="center"/>
+          </w:tcPr>
+          <w:p>
+            <w:pPr>
+              <w:spacing w:after="0" w:line="260"/>
+              <w:jc w:val="left"/>
+            </w:pPr>
+            <w:r>
+              <w:rPr>
+                <w:rFonts w:ascii="MS Pゴシック" w:cs="MS Pゴシック" w:eastAsia="MS Pゴシック" w:hAnsi="MS Pゴシック"/>
+                <w:b w:val="false"/>
+                <w:bCs w:val="false"/>
+                <w:color w:val="1A1A1A"/>
+                <w:sz w:val="18"/>
+                <w:szCs w:val="18"/>
+              </w:rPr>
+              <w:t xml:space="preserve">一律改定 +10%</w:t>
+            </w:r>
+          </w:p>
+        </w:tc>
+        <w:tc>
+          <w:tcPr>
+            <w:tcW w:type="dxa" w:w="1100"/>
+            <w:tcMar>
+              <w:top w:type="dxa" w:w="60"/>
+              <w:left w:type="dxa" w:w="90"/>
+              <w:bottom w:type="dxa" w:w="60"/>
+              <w:right w:type="dxa" w:w="90"/>
+            </w:tcMar>
+            <w:vAlign w:val="center"/>
+          </w:tcPr>
+          <w:p>
+            <w:pPr>
+              <w:spacing w:after="0" w:line="260"/>
+              <w:jc w:val="right"/>
+            </w:pPr>
+            <w:r>
+              <w:rPr>
+                <w:rFonts w:ascii="MS Pゴシック" w:cs="MS Pゴシック" w:eastAsia="MS Pゴシック" w:hAnsi="MS Pゴシック"/>
+                <w:b w:val="false"/>
+                <w:bCs w:val="false"/>
+                <w:color w:val="1A1A1A"/>
+                <w:sz w:val="18"/>
+                <w:szCs w:val="18"/>
+              </w:rPr>
+              <w:t xml:space="preserve">1,109円</w:t>
+            </w:r>
+          </w:p>
+        </w:tc>
+        <w:tc>
+          <w:tcPr>
+            <w:tcW w:type="dxa" w:w="1000"/>
+            <w:tcMar>
+              <w:top w:type="dxa" w:w="60"/>
+              <w:left w:type="dxa" w:w="90"/>
+              <w:bottom w:type="dxa" w:w="60"/>
+              <w:right w:type="dxa" w:w="90"/>
+            </w:tcMar>
+            <w:vAlign w:val="center"/>
+          </w:tcPr>
+          <w:p>
+            <w:pPr>
+              <w:spacing w:after="0" w:line="260"/>
+              <w:jc w:val="right"/>
+            </w:pPr>
+            <w:r>
+              <w:rPr>
+                <w:rFonts w:ascii="MS Pゴシック" w:cs="MS Pゴシック" w:eastAsia="MS Pゴシック" w:hAnsi="MS Pゴシック"/>
+                <w:b w:val="false"/>
+                <w:bCs w:val="false"/>
+                <w:color w:val="1A1A1A"/>
+                <w:sz w:val="18"/>
+                <w:szCs w:val="18"/>
+              </w:rPr>
+              <w:t xml:space="preserve">41円</w:t>
+            </w:r>
+          </w:p>
+        </w:tc>
+        <w:tc>
+          <w:tcPr>
+            <w:tcW w:type="dxa" w:w="1100"/>
+            <w:tcMar>
+              <w:top w:type="dxa" w:w="60"/>
+              <w:left w:type="dxa" w:w="90"/>
+              <w:bottom w:type="dxa" w:w="60"/>
+              <w:right w:type="dxa" w:w="90"/>
+            </w:tcMar>
+            <w:vAlign w:val="center"/>
+          </w:tcPr>
+          <w:p>
+            <w:pPr>
+              <w:spacing w:after="0" w:line="260"/>
+              <w:jc w:val="right"/>
+            </w:pPr>
+            <w:r>
+              <w:rPr>
+                <w:rFonts w:ascii="MS Pゴシック" w:cs="MS Pゴシック" w:eastAsia="MS Pゴシック" w:hAnsi="MS Pゴシック"/>
+                <w:b w:val="false"/>
+                <w:bCs w:val="false"/>
+                <w:color w:val="1A1A1A"/>
+                <w:sz w:val="18"/>
+                <w:szCs w:val="18"/>
+              </w:rPr>
+              <w:t xml:space="preserve">191円</w:t>
+            </w:r>
+          </w:p>
+        </w:tc>
+        <w:tc>
+          <w:tcPr>
+            <w:tcW w:type="dxa" w:w="950"/>
+            <w:tcMar>
+              <w:top w:type="dxa" w:w="60"/>
+              <w:left w:type="dxa" w:w="90"/>
+              <w:bottom w:type="dxa" w:w="60"/>
+              <w:right w:type="dxa" w:w="90"/>
+            </w:tcMar>
+            <w:vAlign w:val="center"/>
+          </w:tcPr>
+          <w:p>
+            <w:pPr>
+              <w:spacing w:after="0" w:line="260"/>
+              <w:jc w:val="right"/>
+            </w:pPr>
+            <w:r>
+              <w:rPr>
+                <w:rFonts w:ascii="MS Pゴシック" w:cs="MS Pゴシック" w:eastAsia="MS Pゴシック" w:hAnsi="MS Pゴシック"/>
+                <w:b w:val="false"/>
+                <w:bCs w:val="false"/>
+                <w:color w:val="1A1A1A"/>
+                <w:sz w:val="18"/>
+                <w:szCs w:val="18"/>
+              </w:rPr>
+              <w:t xml:space="preserve">220円</w:t>
+            </w:r>
+          </w:p>
+        </w:tc>
+        <w:tc>
+          <w:tcPr>
+            <w:tcW w:type="dxa" w:w="950"/>
+            <w:tcMar>
+              <w:top w:type="dxa" w:w="60"/>
+              <w:left w:type="dxa" w:w="90"/>
+              <w:bottom w:type="dxa" w:w="60"/>
+              <w:right w:type="dxa" w:w="90"/>
+            </w:tcMar>
+            <w:vAlign w:val="center"/>
+          </w:tcPr>
+          <w:p>
+            <w:pPr>
+              <w:spacing w:after="0" w:line="260"/>
+              <w:jc w:val="right"/>
+            </w:pPr>
+            <w:r>
+              <w:rPr>
+                <w:rFonts w:ascii="MS Pゴシック" w:cs="MS Pゴシック" w:eastAsia="MS Pゴシック" w:hAnsi="MS Pゴシック"/>
+                <w:b w:val="false"/>
+                <w:bCs w:val="false"/>
+                <w:color w:val="1A1A1A"/>
+                <w:sz w:val="18"/>
+                <w:szCs w:val="18"/>
+              </w:rPr>
+              <w:t xml:space="preserve">4.66倍</w:t>
+            </w:r>
+          </w:p>
+        </w:tc>
+        <w:tc>
+          <w:tcPr>
+            <w:tcW w:type="dxa" w:w="1300"/>
+            <w:tcMar>
+              <w:top w:type="dxa" w:w="60"/>
+              <w:left w:type="dxa" w:w="90"/>
+              <w:bottom w:type="dxa" w:w="60"/>
+              <w:right w:type="dxa" w:w="90"/>
+            </w:tcMar>
+            <w:vAlign w:val="center"/>
+          </w:tcPr>
+          <w:p>
+            <w:pPr>
+              <w:spacing w:after="0" w:line="260"/>
+              <w:jc w:val="right"/>
+            </w:pPr>
+            <w:r>
+              <w:rPr>
+                <w:rFonts w:ascii="MS Pゴシック" w:cs="MS Pゴシック" w:eastAsia="MS Pゴシック" w:hAnsi="MS Pゴシック"/>
+                <w:b w:val="false"/>
+                <w:bCs w:val="false"/>
+                <w:color w:val="1A1A1A"/>
+                <w:sz w:val="18"/>
+                <w:szCs w:val="18"/>
+              </w:rPr>
+              <w:t xml:space="preserve">+9.97%</w:t>
+            </w:r>
+          </w:p>
+        </w:tc>
+        <w:tc>
+          <w:tcPr>
+            <w:tcW w:type="dxa" w:w="1300"/>
+            <w:tcMar>
+              <w:top w:type="dxa" w:w="60"/>
+              <w:left w:type="dxa" w:w="90"/>
+              <w:bottom w:type="dxa" w:w="60"/>
+              <w:right w:type="dxa" w:w="90"/>
+            </w:tcMar>
+            <w:vAlign w:val="center"/>
+          </w:tcPr>
+          <w:p>
+            <w:pPr>
+              <w:spacing w:after="0" w:line="260"/>
+              <w:jc w:val="right"/>
+            </w:pPr>
+            <w:r>
+              <w:rPr>
+                <w:rFonts w:ascii="MS Pゴシック" w:cs="MS Pゴシック" w:eastAsia="MS Pゴシック" w:hAnsi="MS Pゴシック"/>
+                <w:b w:val="false"/>
+                <w:bCs w:val="false"/>
+                <w:color w:val="1A1A1A"/>
+                <w:sz w:val="18"/>
+                <w:szCs w:val="18"/>
+              </w:rPr>
+              <w:t xml:space="preserve">4,441,559円</w:t>
+            </w:r>
+          </w:p>
+        </w:tc>
+      </w:tr>
+      <w:tr>
+        <w:tc>
+          <w:tcPr>
+            <w:tcW w:type="dxa" w:w="1900"/>
+            <w:shd w:fill="FBEAE0" w:color="auto" w:val="clear"/>
+            <w:tcMar>
+              <w:top w:type="dxa" w:w="60"/>
+              <w:left w:type="dxa" w:w="90"/>
+              <w:bottom w:type="dxa" w:w="60"/>
+              <w:right w:type="dxa" w:w="90"/>
+            </w:tcMar>
+            <w:vAlign w:val="center"/>
+          </w:tcPr>
+          <w:p>
+            <w:pPr>
+              <w:spacing w:after="0" w:line="260"/>
+              <w:jc w:val="left"/>
+            </w:pPr>
+            <w:r>
+              <w:rPr>
+                <w:rFonts w:ascii="MS Pゴシック" w:cs="MS Pゴシック" w:eastAsia="MS Pゴシック" w:hAnsi="MS Pゴシック"/>
+                <w:b/>
+                <w:bCs/>
+                <w:color w:val="1A1A1A"/>
+                <w:sz w:val="18"/>
+                <w:szCs w:val="18"/>
+              </w:rPr>
+              <w:t xml:space="preserve">A案 少量利用配慮型</w:t>
+            </w:r>
+          </w:p>
+        </w:tc>
+        <w:tc>
+          <w:tcPr>
+            <w:tcW w:type="dxa" w:w="1100"/>
+            <w:shd w:fill="FBEAE0" w:color="auto" w:val="clear"/>
+            <w:tcMar>
+              <w:top w:type="dxa" w:w="60"/>
+              <w:left w:type="dxa" w:w="90"/>
+              <w:bottom w:type="dxa" w:w="60"/>
+              <w:right w:type="dxa" w:w="90"/>
+            </w:tcMar>
+            <w:vAlign w:val="center"/>
+          </w:tcPr>
+          <w:p>
+            <w:pPr>
+              <w:spacing w:after="0" w:line="260"/>
+              <w:jc w:val="right"/>
+            </w:pPr>
+            <w:r>
+              <w:rPr>
+                <w:rFonts w:ascii="MS Pゴシック" w:cs="MS Pゴシック" w:eastAsia="MS Pゴシック" w:hAnsi="MS Pゴシック"/>
+                <w:b/>
+                <w:bCs/>
+                <w:color w:val="1A1A1A"/>
+                <w:sz w:val="18"/>
+                <w:szCs w:val="18"/>
+              </w:rPr>
+              <w:t xml:space="preserve">1,008円</w:t>
+            </w:r>
+          </w:p>
+        </w:tc>
+        <w:tc>
+          <w:tcPr>
+            <w:tcW w:type="dxa" w:w="1000"/>
+            <w:shd w:fill="FBEAE0" w:color="auto" w:val="clear"/>
+            <w:tcMar>
+              <w:top w:type="dxa" w:w="60"/>
+              <w:left w:type="dxa" w:w="90"/>
+              <w:bottom w:type="dxa" w:w="60"/>
+              <w:right w:type="dxa" w:w="90"/>
+            </w:tcMar>
+            <w:vAlign w:val="center"/>
+          </w:tcPr>
+          <w:p>
+            <w:pPr>
+              <w:spacing w:after="0" w:line="260"/>
+              <w:jc w:val="right"/>
+            </w:pPr>
+            <w:r>
+              <w:rPr>
+                <w:rFonts w:ascii="MS Pゴシック" w:cs="MS Pゴシック" w:eastAsia="MS Pゴシック" w:hAnsi="MS Pゴシック"/>
+                <w:b/>
+                <w:bCs/>
+                <w:color w:val="1A1A1A"/>
+                <w:sz w:val="18"/>
+                <w:szCs w:val="18"/>
+              </w:rPr>
+              <w:t xml:space="preserve">55円</w:t>
+            </w:r>
+          </w:p>
+        </w:tc>
+        <w:tc>
+          <w:tcPr>
+            <w:tcW w:type="dxa" w:w="1100"/>
+            <w:shd w:fill="FBEAE0" w:color="auto" w:val="clear"/>
+            <w:tcMar>
+              <w:top w:type="dxa" w:w="60"/>
+              <w:left w:type="dxa" w:w="90"/>
+              <w:bottom w:type="dxa" w:w="60"/>
+              <w:right w:type="dxa" w:w="90"/>
+            </w:tcMar>
+            <w:vAlign w:val="center"/>
+          </w:tcPr>
+          <w:p>
+            <w:pPr>
+              <w:spacing w:after="0" w:line="260"/>
+              <w:jc w:val="right"/>
+            </w:pPr>
+            <w:r>
+              <w:rPr>
+                <w:rFonts w:ascii="MS Pゴシック" w:cs="MS Pゴシック" w:eastAsia="MS Pゴシック" w:hAnsi="MS Pゴシック"/>
+                <w:b/>
+                <w:bCs/>
+                <w:color w:val="1A1A1A"/>
+                <w:sz w:val="18"/>
+                <w:szCs w:val="18"/>
+              </w:rPr>
+              <w:t xml:space="preserve">203円</w:t>
+            </w:r>
+          </w:p>
+        </w:tc>
+        <w:tc>
+          <w:tcPr>
+            <w:tcW w:type="dxa" w:w="950"/>
+            <w:shd w:fill="FBEAE0" w:color="auto" w:val="clear"/>
+            <w:tcMar>
+              <w:top w:type="dxa" w:w="60"/>
+              <w:left w:type="dxa" w:w="90"/>
+              <w:bottom w:type="dxa" w:w="60"/>
+              <w:right w:type="dxa" w:w="90"/>
+            </w:tcMar>
+            <w:vAlign w:val="center"/>
+          </w:tcPr>
+          <w:p>
+            <w:pPr>
+              <w:spacing w:after="0" w:line="260"/>
+              <w:jc w:val="right"/>
+            </w:pPr>
+            <w:r>
+              <w:rPr>
+                <w:rFonts w:ascii="MS Pゴシック" w:cs="MS Pゴシック" w:eastAsia="MS Pゴシック" w:hAnsi="MS Pゴシック"/>
+                <w:b/>
+                <w:bCs/>
+                <w:color w:val="1A1A1A"/>
+                <w:sz w:val="18"/>
+                <w:szCs w:val="18"/>
+              </w:rPr>
+              <w:t xml:space="preserve">220円</w:t>
+            </w:r>
+          </w:p>
+        </w:tc>
+        <w:tc>
+          <w:tcPr>
+            <w:tcW w:type="dxa" w:w="950"/>
+            <w:shd w:fill="FBEAE0" w:color="auto" w:val="clear"/>
+            <w:tcMar>
+              <w:top w:type="dxa" w:w="60"/>
+              <w:left w:type="dxa" w:w="90"/>
+              <w:bottom w:type="dxa" w:w="60"/>
+              <w:right w:type="dxa" w:w="90"/>
+            </w:tcMar>
+            <w:vAlign w:val="center"/>
+          </w:tcPr>
+          <w:p>
+            <w:pPr>
+              <w:spacing w:after="0" w:line="260"/>
+              <w:jc w:val="right"/>
+            </w:pPr>
+            <w:r>
+              <w:rPr>
+                <w:rFonts w:ascii="MS Pゴシック" w:cs="MS Pゴシック" w:eastAsia="MS Pゴシック" w:hAnsi="MS Pゴシック"/>
+                <w:b/>
+                <w:bCs/>
+                <w:color w:val="1A1A1A"/>
+                <w:sz w:val="18"/>
+                <w:szCs w:val="18"/>
+              </w:rPr>
+              <w:t xml:space="preserve">3.69倍</w:t>
+            </w:r>
+          </w:p>
+        </w:tc>
+        <w:tc>
+          <w:tcPr>
+            <w:tcW w:type="dxa" w:w="1300"/>
+            <w:shd w:fill="FBEAE0" w:color="auto" w:val="clear"/>
+            <w:tcMar>
+              <w:top w:type="dxa" w:w="60"/>
+              <w:left w:type="dxa" w:w="90"/>
+              <w:bottom w:type="dxa" w:w="60"/>
+              <w:right w:type="dxa" w:w="90"/>
+            </w:tcMar>
+            <w:vAlign w:val="center"/>
+          </w:tcPr>
+          <w:p>
+            <w:pPr>
+              <w:spacing w:after="0" w:line="260"/>
+              <w:jc w:val="right"/>
+            </w:pPr>
+            <w:r>
+              <w:rPr>
+                <w:rFonts w:ascii="MS Pゴシック" w:cs="MS Pゴシック" w:eastAsia="MS Pゴシック" w:hAnsi="MS Pゴシック"/>
+                <w:b/>
+                <w:bCs/>
+                <w:color w:val="1A1A1A"/>
+                <w:sz w:val="18"/>
+                <w:szCs w:val="18"/>
+              </w:rPr>
+              <w:t xml:space="preserve">+10.06%</w:t>
+            </w:r>
+          </w:p>
+        </w:tc>
+        <w:tc>
+          <w:tcPr>
+            <w:tcW w:type="dxa" w:w="1300"/>
+            <w:shd w:fill="FBEAE0" w:color="auto" w:val="clear"/>
+            <w:tcMar>
+              <w:top w:type="dxa" w:w="60"/>
+              <w:left w:type="dxa" w:w="90"/>
+              <w:bottom w:type="dxa" w:w="60"/>
+              <w:right w:type="dxa" w:w="90"/>
+            </w:tcMar>
+            <w:vAlign w:val="center"/>
+          </w:tcPr>
+          <w:p>
+            <w:pPr>
+              <w:spacing w:after="0" w:line="260"/>
+              <w:jc w:val="right"/>
+            </w:pPr>
+            <w:r>
+              <w:rPr>
+                <w:rFonts w:ascii="MS Pゴシック" w:cs="MS Pゴシック" w:eastAsia="MS Pゴシック" w:hAnsi="MS Pゴシック"/>
+                <w:b/>
+                <w:bCs/>
+                <w:color w:val="1A1A1A"/>
+                <w:sz w:val="18"/>
+                <w:szCs w:val="18"/>
+              </w:rPr>
+              <w:t xml:space="preserve">4,481,621円</w:t>
+            </w:r>
+          </w:p>
+        </w:tc>
+      </w:tr>
+      <w:tr>
+        <w:tc>
+          <w:tcPr>
+            <w:tcW w:type="dxa" w:w="1900"/>
+            <w:shd w:fill="FBEAE0" w:color="auto" w:val="clear"/>
+            <w:tcMar>
+              <w:top w:type="dxa" w:w="60"/>
+              <w:left w:type="dxa" w:w="90"/>
+              <w:bottom w:type="dxa" w:w="60"/>
+              <w:right w:type="dxa" w:w="90"/>
+            </w:tcMar>
+            <w:vAlign w:val="center"/>
+          </w:tcPr>
+          <w:p>
+            <w:pPr>
+              <w:spacing w:after="0" w:line="260"/>
+              <w:jc w:val="left"/>
+            </w:pPr>
+            <w:r>
+              <w:rPr>
+                <w:rFonts w:ascii="MS Pゴシック" w:cs="MS Pゴシック" w:eastAsia="MS Pゴシック" w:hAnsi="MS Pゴシック"/>
+                <w:b/>
+                <w:bCs/>
+                <w:color w:val="1A1A1A"/>
+                <w:sz w:val="18"/>
+                <w:szCs w:val="18"/>
+              </w:rPr>
+              <w:t xml:space="preserve">B案 負担均衡型</w:t>
+            </w:r>
+          </w:p>
+        </w:tc>
+        <w:tc>
+          <w:tcPr>
+            <w:tcW w:type="dxa" w:w="1100"/>
+            <w:shd w:fill="FBEAE0" w:color="auto" w:val="clear"/>
+            <w:tcMar>
+              <w:top w:type="dxa" w:w="60"/>
+              <w:left w:type="dxa" w:w="90"/>
+              <w:bottom w:type="dxa" w:w="60"/>
+              <w:right w:type="dxa" w:w="90"/>
+            </w:tcMar>
+            <w:vAlign w:val="center"/>
+          </w:tcPr>
+          <w:p>
+            <w:pPr>
+              <w:spacing w:after="0" w:line="260"/>
+              <w:jc w:val="right"/>
+            </w:pPr>
+            <w:r>
+              <w:rPr>
+                <w:rFonts w:ascii="MS Pゴシック" w:cs="MS Pゴシック" w:eastAsia="MS Pゴシック" w:hAnsi="MS Pゴシック"/>
+                <w:b/>
+                <w:bCs/>
+                <w:color w:val="1A1A1A"/>
+                <w:sz w:val="18"/>
+                <w:szCs w:val="18"/>
+              </w:rPr>
+              <w:t xml:space="preserve">1,008円</w:t>
+            </w:r>
+          </w:p>
+        </w:tc>
+        <w:tc>
+          <w:tcPr>
+            <w:tcW w:type="dxa" w:w="1000"/>
+            <w:shd w:fill="FBEAE0" w:color="auto" w:val="clear"/>
+            <w:tcMar>
+              <w:top w:type="dxa" w:w="60"/>
+              <w:left w:type="dxa" w:w="90"/>
+              <w:bottom w:type="dxa" w:w="60"/>
+              <w:right w:type="dxa" w:w="90"/>
+            </w:tcMar>
+            <w:vAlign w:val="center"/>
+          </w:tcPr>
+          <w:p>
+            <w:pPr>
+              <w:spacing w:after="0" w:line="260"/>
+              <w:jc w:val="right"/>
+            </w:pPr>
+            <w:r>
+              <w:rPr>
+                <w:rFonts w:ascii="MS Pゴシック" w:cs="MS Pゴシック" w:eastAsia="MS Pゴシック" w:hAnsi="MS Pゴシック"/>
+                <w:b/>
+                <w:bCs/>
+                <w:color w:val="1A1A1A"/>
+                <w:sz w:val="18"/>
+                <w:szCs w:val="18"/>
+              </w:rPr>
+              <w:t xml:space="preserve">73円</w:t>
+            </w:r>
+          </w:p>
+        </w:tc>
+        <w:tc>
+          <w:tcPr>
+            <w:tcW w:type="dxa" w:w="1100"/>
+            <w:shd w:fill="FBEAE0" w:color="auto" w:val="clear"/>
+            <w:tcMar>
+              <w:top w:type="dxa" w:w="60"/>
+              <w:left w:type="dxa" w:w="90"/>
+              <w:bottom w:type="dxa" w:w="60"/>
+              <w:right w:type="dxa" w:w="90"/>
+            </w:tcMar>
+            <w:vAlign w:val="center"/>
+          </w:tcPr>
+          <w:p>
+            <w:pPr>
+              <w:spacing w:after="0" w:line="260"/>
+              <w:jc w:val="right"/>
+            </w:pPr>
+            <w:r>
+              <w:rPr>
+                <w:rFonts w:ascii="MS Pゴシック" w:cs="MS Pゴシック" w:eastAsia="MS Pゴシック" w:hAnsi="MS Pゴシック"/>
+                <w:b/>
+                <w:bCs/>
+                <w:color w:val="1A1A1A"/>
+                <w:sz w:val="18"/>
+                <w:szCs w:val="18"/>
+              </w:rPr>
+              <w:t xml:space="preserve">191円</w:t>
+            </w:r>
+          </w:p>
+        </w:tc>
+        <w:tc>
+          <w:tcPr>
+            <w:tcW w:type="dxa" w:w="950"/>
+            <w:shd w:fill="FBEAE0" w:color="auto" w:val="clear"/>
+            <w:tcMar>
+              <w:top w:type="dxa" w:w="60"/>
+              <w:left w:type="dxa" w:w="90"/>
+              <w:bottom w:type="dxa" w:w="60"/>
+              <w:right w:type="dxa" w:w="90"/>
+            </w:tcMar>
+            <w:vAlign w:val="center"/>
+          </w:tcPr>
+          <w:p>
+            <w:pPr>
+              <w:spacing w:after="0" w:line="260"/>
+              <w:jc w:val="right"/>
+            </w:pPr>
+            <w:r>
+              <w:rPr>
+                <w:rFonts w:ascii="MS Pゴシック" w:cs="MS Pゴシック" w:eastAsia="MS Pゴシック" w:hAnsi="MS Pゴシック"/>
+                <w:b/>
+                <w:bCs/>
+                <w:color w:val="1A1A1A"/>
+                <w:sz w:val="18"/>
+                <w:szCs w:val="18"/>
+              </w:rPr>
+              <w:t xml:space="preserve">220円</w:t>
+            </w:r>
+          </w:p>
+        </w:tc>
+        <w:tc>
+          <w:tcPr>
+            <w:tcW w:type="dxa" w:w="950"/>
+            <w:shd w:fill="FBEAE0" w:color="auto" w:val="clear"/>
+            <w:tcMar>
+              <w:top w:type="dxa" w:w="60"/>
+              <w:left w:type="dxa" w:w="90"/>
+              <w:bottom w:type="dxa" w:w="60"/>
+              <w:right w:type="dxa" w:w="90"/>
+            </w:tcMar>
+            <w:vAlign w:val="center"/>
+          </w:tcPr>
+          <w:p>
+            <w:pPr>
+              <w:spacing w:after="0" w:line="260"/>
+              <w:jc w:val="right"/>
+            </w:pPr>
+            <w:r>
+              <w:rPr>
+                <w:rFonts w:ascii="MS Pゴシック" w:cs="MS Pゴシック" w:eastAsia="MS Pゴシック" w:hAnsi="MS Pゴシック"/>
+                <w:b/>
+                <w:bCs/>
+                <w:color w:val="1A1A1A"/>
+                <w:sz w:val="18"/>
+                <w:szCs w:val="18"/>
+              </w:rPr>
+              <w:t xml:space="preserve">2.62倍</w:t>
+            </w:r>
+          </w:p>
+        </w:tc>
+        <w:tc>
+          <w:tcPr>
+            <w:tcW w:type="dxa" w:w="1300"/>
+            <w:shd w:fill="FBEAE0" w:color="auto" w:val="clear"/>
+            <w:tcMar>
+              <w:top w:type="dxa" w:w="60"/>
+              <w:left w:type="dxa" w:w="90"/>
+              <w:bottom w:type="dxa" w:w="60"/>
+              <w:right w:type="dxa" w:w="90"/>
+            </w:tcMar>
+            <w:vAlign w:val="center"/>
+          </w:tcPr>
+          <w:p>
+            <w:pPr>
+              <w:spacing w:after="0" w:line="260"/>
+              <w:jc w:val="right"/>
+            </w:pPr>
+            <w:r>
+              <w:rPr>
+                <w:rFonts w:ascii="MS Pゴシック" w:cs="MS Pゴシック" w:eastAsia="MS Pゴシック" w:hAnsi="MS Pゴシック"/>
+                <w:b/>
+                <w:bCs/>
+                <w:color w:val="1A1A1A"/>
+                <w:sz w:val="18"/>
+                <w:szCs w:val="18"/>
+              </w:rPr>
+              <w:t xml:space="preserve">+10.05%</w:t>
+            </w:r>
+          </w:p>
+        </w:tc>
+        <w:tc>
+          <w:tcPr>
+            <w:tcW w:type="dxa" w:w="1300"/>
+            <w:shd w:fill="FBEAE0" w:color="auto" w:val="clear"/>
+            <w:tcMar>
+              <w:top w:type="dxa" w:w="60"/>
+              <w:left w:type="dxa" w:w="90"/>
+              <w:bottom w:type="dxa" w:w="60"/>
+              <w:right w:type="dxa" w:w="90"/>
+            </w:tcMar>
+            <w:vAlign w:val="center"/>
+          </w:tcPr>
+          <w:p>
+            <w:pPr>
+              <w:spacing w:after="0" w:line="260"/>
+              <w:jc w:val="right"/>
+            </w:pPr>
+            <w:r>
+              <w:rPr>
+                <w:rFonts w:ascii="MS Pゴシック" w:cs="MS Pゴシック" w:eastAsia="MS Pゴシック" w:hAnsi="MS Pゴシック"/>
+                <w:b/>
+                <w:bCs/>
+                <w:color w:val="1A1A1A"/>
+                <w:sz w:val="18"/>
+                <w:szCs w:val="18"/>
+              </w:rPr>
+              <w:t xml:space="preserve">4,478,920円</w:t>
+            </w:r>
+          </w:p>
+        </w:tc>
+      </w:tr>
+    </w:tbl>
+    <w:p>
+      <w:pPr>
+        <w:spacing w:after="200" w:before="40"/>
+      </w:pPr>
+      <w:r>
+        <w:rPr>
+          <w:rFonts w:ascii="MS Pゴシック" w:cs="MS Pゴシック" w:eastAsia="MS Pゴシック" w:hAnsi="MS Pゴシック"/>
+          <w:color w:val="5F6F74"/>
+          <w:sz w:val="17"/>
+          <w:szCs w:val="17"/>
+        </w:rPr>
+        <w:t xml:space="preserve">単価は税抜。3案とも増収額はほぼ同じで、経費回収率もいずれも約54.4〜54.5%となる。異なるのは負担の配分だけである。</w:t>
+      </w:r>
+    </w:p>
+    <w:p>
+      <w:pPr>
+        <w:keepNext/>
+        <w:spacing w:after="70" w:before="200"/>
+      </w:pPr>
+      <w:r>
+        <w:rPr>
+          <w:rFonts w:ascii="MS Pゴシック" w:cs="MS Pゴシック" w:eastAsia="MS Pゴシック" w:hAnsi="MS Pゴシック"/>
+          <w:b/>
+          <w:bCs/>
+          <w:color w:val="1A1A1A"/>
+          <w:sz w:val="19"/>
+          <w:szCs w:val="19"/>
+        </w:rPr>
+        <w:t xml:space="preserve">表12　使用量帯別にみた3案の負担増（代表値・2か月請求額）</w:t>
+      </w:r>
+    </w:p>
+    <w:tbl>
+      <w:tblPr>
+        <w:tblW w:type="dxa" w:w="9600"/>
+        <w:tblBorders>
+          <w:top w:val="single" w:color="A9BEBE" w:sz="6"/>
+          <w:left w:val="single" w:color="A9BEBE" w:sz="6"/>
+          <w:bottom w:val="single" w:color="A9BEBE" w:sz="6"/>
+          <w:right w:val="single" w:color="A9BEBE" w:sz="6"/>
+          <w:insideH w:val="single" w:color="D3DEDE" w:sz="4"/>
+          <w:insideV w:val="single" w:color="D3DEDE" w:sz="4"/>
+        </w:tblBorders>
+      </w:tblPr>
+      <w:tblGrid>
+        <w:gridCol w:w="1500"/>
+        <w:gridCol w:w="1150"/>
+        <w:gridCol w:w="1100"/>
+        <w:gridCol w:w="1650"/>
+        <w:gridCol w:w="1800"/>
+        <w:gridCol w:w="1600"/>
+        <w:gridCol w:w="800"/>
+      </w:tblGrid>
+      <w:tr>
+        <w:trPr>
+          <w:tblHeader/>
+        </w:trPr>
+        <w:tc>
+          <w:tcPr>
+            <w:tcW w:type="dxa" w:w="1500"/>
+            <w:shd w:fill="DCEBED" w:color="auto" w:val="clear"/>
+            <w:tcMar>
+              <w:top w:type="dxa" w:w="60"/>
+              <w:left w:type="dxa" w:w="90"/>
+              <w:bottom w:type="dxa" w:w="60"/>
+              <w:right w:type="dxa" w:w="90"/>
+            </w:tcMar>
+            <w:vAlign w:val="center"/>
+          </w:tcPr>
+          <w:p>
+            <w:pPr>
+              <w:spacing w:after="0" w:line="260"/>
+              <w:jc w:val="left"/>
+            </w:pPr>
+            <w:r>
+              <w:rPr>
+                <w:rFonts w:ascii="MS Pゴシック" w:cs="MS Pゴシック" w:eastAsia="MS Pゴシック" w:hAnsi="MS Pゴシック"/>
+                <w:b/>
+                <w:bCs/>
+                <w:color w:val="1A1A1A"/>
+                <w:sz w:val="18"/>
+                <w:szCs w:val="18"/>
+              </w:rPr>
+              <w:t xml:space="preserve">月使用量帯</w:t>
+            </w:r>
+          </w:p>
+        </w:tc>
+        <w:tc>
+          <w:tcPr>
+            <w:tcW w:type="dxa" w:w="1150"/>
+            <w:shd w:fill="DCEBED" w:color="auto" w:val="clear"/>
+            <w:tcMar>
+              <w:top w:type="dxa" w:w="60"/>
+              <w:left w:type="dxa" w:w="90"/>
+              <w:bottom w:type="dxa" w:w="60"/>
+              <w:right w:type="dxa" w:w="90"/>
+            </w:tcMar>
+            <w:vAlign w:val="center"/>
+          </w:tcPr>
+          <w:p>
+            <w:pPr>
+              <w:spacing w:after="0" w:line="260"/>
+              <w:jc w:val="center"/>
+            </w:pPr>
+            <w:r>
+              <w:rPr>
+                <w:rFonts w:ascii="MS Pゴシック" w:cs="MS Pゴシック" w:eastAsia="MS Pゴシック" w:hAnsi="MS Pゴシック"/>
+                <w:b/>
+                <w:bCs/>
+                <w:color w:val="1A1A1A"/>
+                <w:sz w:val="18"/>
+                <w:szCs w:val="18"/>
+              </w:rPr>
+              <w:t xml:space="preserve">件数</w:t>
+            </w:r>
+          </w:p>
+        </w:tc>
+        <w:tc>
+          <w:tcPr>
+            <w:tcW w:type="dxa" w:w="1100"/>
+            <w:shd w:fill="DCEBED" w:color="auto" w:val="clear"/>
+            <w:tcMar>
+              <w:top w:type="dxa" w:w="60"/>
+              <w:left w:type="dxa" w:w="90"/>
+              <w:bottom w:type="dxa" w:w="60"/>
+              <w:right w:type="dxa" w:w="90"/>
+            </w:tcMar>
+            <w:vAlign w:val="center"/>
+          </w:tcPr>
+          <w:p>
+            <w:pPr>
+              <w:spacing w:after="0" w:line="260"/>
+              <w:jc w:val="center"/>
+            </w:pPr>
+            <w:r>
+              <w:rPr>
+                <w:rFonts w:ascii="MS Pゴシック" w:cs="MS Pゴシック" w:eastAsia="MS Pゴシック" w:hAnsi="MS Pゴシック"/>
+                <w:b/>
+                <w:bCs/>
+                <w:color w:val="1A1A1A"/>
+                <w:sz w:val="18"/>
+                <w:szCs w:val="18"/>
+              </w:rPr>
+              <w:t xml:space="preserve">構成比</w:t>
+            </w:r>
+          </w:p>
+        </w:tc>
+        <w:tc>
+          <w:tcPr>
+            <w:tcW w:type="dxa" w:w="1650"/>
+            <w:shd w:fill="DCEBED" w:color="auto" w:val="clear"/>
+            <w:tcMar>
+              <w:top w:type="dxa" w:w="60"/>
+              <w:left w:type="dxa" w:w="90"/>
+              <w:bottom w:type="dxa" w:w="60"/>
+              <w:right w:type="dxa" w:w="90"/>
+            </w:tcMar>
+            <w:vAlign w:val="center"/>
+          </w:tcPr>
+          <w:p>
+            <w:pPr>
+              <w:spacing w:after="0" w:line="260"/>
+              <w:jc w:val="center"/>
+            </w:pPr>
+            <w:r>
+              <w:rPr>
+                <w:rFonts w:ascii="MS Pゴシック" w:cs="MS Pゴシック" w:eastAsia="MS Pゴシック" w:hAnsi="MS Pゴシック"/>
+                <w:b/>
+                <w:bCs/>
+                <w:color w:val="1A1A1A"/>
+                <w:sz w:val="18"/>
+                <w:szCs w:val="18"/>
+              </w:rPr>
+              <w:t xml:space="preserve">一律改定 +10%</w:t>
+            </w:r>
+          </w:p>
+        </w:tc>
+        <w:tc>
+          <w:tcPr>
+            <w:tcW w:type="dxa" w:w="1800"/>
+            <w:shd w:fill="DCEBED" w:color="auto" w:val="clear"/>
+            <w:tcMar>
+              <w:top w:type="dxa" w:w="60"/>
+              <w:left w:type="dxa" w:w="90"/>
+              <w:bottom w:type="dxa" w:w="60"/>
+              <w:right w:type="dxa" w:w="90"/>
+            </w:tcMar>
+            <w:vAlign w:val="center"/>
+          </w:tcPr>
+          <w:p>
+            <w:pPr>
+              <w:spacing w:after="0" w:line="260"/>
+              <w:jc w:val="center"/>
+            </w:pPr>
+            <w:r>
+              <w:rPr>
+                <w:rFonts w:ascii="MS Pゴシック" w:cs="MS Pゴシック" w:eastAsia="MS Pゴシック" w:hAnsi="MS Pゴシック"/>
+                <w:b/>
+                <w:bCs/>
+                <w:color w:val="1A1A1A"/>
+                <w:sz w:val="18"/>
+                <w:szCs w:val="18"/>
+              </w:rPr>
+              <w:t xml:space="preserve">A案 少量利用配慮型</w:t>
+            </w:r>
+          </w:p>
+        </w:tc>
+        <w:tc>
+          <w:tcPr>
+            <w:tcW w:type="dxa" w:w="1600"/>
+            <w:shd w:fill="DCEBED" w:color="auto" w:val="clear"/>
+            <w:tcMar>
+              <w:top w:type="dxa" w:w="60"/>
+              <w:left w:type="dxa" w:w="90"/>
+              <w:bottom w:type="dxa" w:w="60"/>
+              <w:right w:type="dxa" w:w="90"/>
+            </w:tcMar>
+            <w:vAlign w:val="center"/>
+          </w:tcPr>
+          <w:p>
+            <w:pPr>
+              <w:spacing w:after="0" w:line="260"/>
+              <w:jc w:val="center"/>
+            </w:pPr>
+            <w:r>
+              <w:rPr>
+                <w:rFonts w:ascii="MS Pゴシック" w:cs="MS Pゴシック" w:eastAsia="MS Pゴシック" w:hAnsi="MS Pゴシック"/>
+                <w:b/>
+                <w:bCs/>
+                <w:color w:val="1A1A1A"/>
+                <w:sz w:val="18"/>
+                <w:szCs w:val="18"/>
+              </w:rPr>
+              <w:t xml:space="preserve">B案 負担均衡型</w:t>
+            </w:r>
+          </w:p>
+        </w:tc>
+        <w:tc>
+          <w:tcPr>
+            <w:tcW w:type="dxa" w:w="800"/>
+            <w:shd w:fill="DCEBED" w:color="auto" w:val="clear"/>
+            <w:tcMar>
+              <w:top w:type="dxa" w:w="60"/>
+              <w:left w:type="dxa" w:w="90"/>
+              <w:bottom w:type="dxa" w:w="60"/>
+              <w:right w:type="dxa" w:w="90"/>
+            </w:tcMar>
+            <w:vAlign w:val="center"/>
+          </w:tcPr>
+          <w:p>
+            <w:pPr>
+              <w:spacing w:after="0" w:line="260"/>
+              <w:jc w:val="center"/>
+            </w:pPr>
+            <w:r>
+              <w:rPr>
+                <w:rFonts w:ascii="MS Pゴシック" w:cs="MS Pゴシック" w:eastAsia="MS Pゴシック" w:hAnsi="MS Pゴシック"/>
+                <w:b/>
+                <w:bCs/>
+                <w:color w:val="1A1A1A"/>
+                <w:sz w:val="18"/>
+                <w:szCs w:val="18"/>
+              </w:rPr>
+              <w:t xml:space="preserve">代表値</w:t>
+            </w:r>
+          </w:p>
+        </w:tc>
+      </w:tr>
+      <w:tr>
+        <w:tc>
+          <w:tcPr>
+            <w:tcW w:type="dxa" w:w="1500"/>
+            <w:shd w:fill="FBEAE0" w:color="auto" w:val="clear"/>
+            <w:tcMar>
+              <w:top w:type="dxa" w:w="60"/>
+              <w:left w:type="dxa" w:w="90"/>
+              <w:bottom w:type="dxa" w:w="60"/>
+              <w:right w:type="dxa" w:w="90"/>
+            </w:tcMar>
+            <w:vAlign w:val="center"/>
+          </w:tcPr>
+          <w:p>
+            <w:pPr>
+              <w:spacing w:after="0" w:line="260"/>
+              <w:jc w:val="left"/>
+            </w:pPr>
+            <w:r>
+              <w:rPr>
+                <w:rFonts w:ascii="MS Pゴシック" w:cs="MS Pゴシック" w:eastAsia="MS Pゴシック" w:hAnsi="MS Pゴシック"/>
+                <w:b/>
+                <w:bCs/>
+                <w:color w:val="1A1A1A"/>
+                <w:sz w:val="18"/>
+                <w:szCs w:val="18"/>
+              </w:rPr>
+              <w:t xml:space="preserve">月5㎥以下</w:t>
+            </w:r>
+          </w:p>
+        </w:tc>
+        <w:tc>
+          <w:tcPr>
+            <w:tcW w:type="dxa" w:w="1150"/>
+            <w:shd w:fill="FBEAE0" w:color="auto" w:val="clear"/>
+            <w:tcMar>
+              <w:top w:type="dxa" w:w="60"/>
+              <w:left w:type="dxa" w:w="90"/>
+              <w:bottom w:type="dxa" w:w="60"/>
+              <w:right w:type="dxa" w:w="90"/>
+            </w:tcMar>
+            <w:vAlign w:val="center"/>
+          </w:tcPr>
+          <w:p>
+            <w:pPr>
+              <w:spacing w:after="0" w:line="260"/>
+              <w:jc w:val="right"/>
+            </w:pPr>
+            <w:r>
+              <w:rPr>
+                <w:rFonts w:ascii="MS Pゴシック" w:cs="MS Pゴシック" w:eastAsia="MS Pゴシック" w:hAnsi="MS Pゴシック"/>
+                <w:b/>
+                <w:bCs/>
+                <w:color w:val="1A1A1A"/>
+                <w:sz w:val="18"/>
+                <w:szCs w:val="18"/>
+              </w:rPr>
+              <w:t xml:space="preserve">1,934件</w:t>
+            </w:r>
+          </w:p>
+        </w:tc>
+        <w:tc>
+          <w:tcPr>
+            <w:tcW w:type="dxa" w:w="1100"/>
+            <w:shd w:fill="FBEAE0" w:color="auto" w:val="clear"/>
+            <w:tcMar>
+              <w:top w:type="dxa" w:w="60"/>
+              <w:left w:type="dxa" w:w="90"/>
+              <w:bottom w:type="dxa" w:w="60"/>
+              <w:right w:type="dxa" w:w="90"/>
+            </w:tcMar>
+            <w:vAlign w:val="center"/>
+          </w:tcPr>
+          <w:p>
+            <w:pPr>
+              <w:spacing w:after="0" w:line="260"/>
+              <w:jc w:val="right"/>
+            </w:pPr>
+            <w:r>
+              <w:rPr>
+                <w:rFonts w:ascii="MS Pゴシック" w:cs="MS Pゴシック" w:eastAsia="MS Pゴシック" w:hAnsi="MS Pゴシック"/>
+                <w:b/>
+                <w:bCs/>
+                <w:color w:val="1A1A1A"/>
+                <w:sz w:val="18"/>
+                <w:szCs w:val="18"/>
+              </w:rPr>
+              <w:t xml:space="preserve">21.0%</w:t>
+            </w:r>
+          </w:p>
+        </w:tc>
+        <w:tc>
+          <w:tcPr>
+            <w:tcW w:type="dxa" w:w="1650"/>
+            <w:shd w:fill="FBEAE0" w:color="auto" w:val="clear"/>
+            <w:tcMar>
+              <w:top w:type="dxa" w:w="60"/>
+              <w:left w:type="dxa" w:w="90"/>
+              <w:bottom w:type="dxa" w:w="60"/>
+              <w:right w:type="dxa" w:w="90"/>
+            </w:tcMar>
+            <w:vAlign w:val="center"/>
+          </w:tcPr>
+          <w:p>
+            <w:pPr>
+              <w:spacing w:after="0" w:line="260"/>
+              <w:jc w:val="right"/>
+            </w:pPr>
+            <w:r>
+              <w:rPr>
+                <w:rFonts w:ascii="MS Pゴシック" w:cs="MS Pゴシック" w:eastAsia="MS Pゴシック" w:hAnsi="MS Pゴシック"/>
+                <w:b/>
+                <w:bCs/>
+                <w:color w:val="1A1A1A"/>
+                <w:sz w:val="18"/>
+                <w:szCs w:val="18"/>
+              </w:rPr>
+              <w:t xml:space="preserve">+10.0%</w:t>
+            </w:r>
+          </w:p>
+        </w:tc>
+        <w:tc>
+          <w:tcPr>
+            <w:tcW w:type="dxa" w:w="1800"/>
+            <w:shd w:fill="FBEAE0" w:color="auto" w:val="clear"/>
+            <w:tcMar>
+              <w:top w:type="dxa" w:w="60"/>
+              <w:left w:type="dxa" w:w="90"/>
+              <w:bottom w:type="dxa" w:w="60"/>
+              <w:right w:type="dxa" w:w="90"/>
+            </w:tcMar>
+            <w:vAlign w:val="center"/>
+          </w:tcPr>
+          <w:p>
+            <w:pPr>
+              <w:spacing w:after="0" w:line="260"/>
+              <w:jc w:val="right"/>
+            </w:pPr>
+            <w:r>
+              <w:rPr>
+                <w:rFonts w:ascii="MS Pゴシック" w:cs="MS Pゴシック" w:eastAsia="MS Pゴシック" w:hAnsi="MS Pゴシック"/>
+                <w:b/>
+                <w:bCs/>
+                <w:color w:val="1A1A1A"/>
+                <w:sz w:val="18"/>
+                <w:szCs w:val="18"/>
+              </w:rPr>
+              <w:t xml:space="preserve">±0%</w:t>
+            </w:r>
+          </w:p>
+        </w:tc>
+        <w:tc>
+          <w:tcPr>
+            <w:tcW w:type="dxa" w:w="1600"/>
+            <w:shd w:fill="FBEAE0" w:color="auto" w:val="clear"/>
+            <w:tcMar>
+              <w:top w:type="dxa" w:w="60"/>
+              <w:left w:type="dxa" w:w="90"/>
+              <w:bottom w:type="dxa" w:w="60"/>
+              <w:right w:type="dxa" w:w="90"/>
+            </w:tcMar>
+            <w:vAlign w:val="center"/>
+          </w:tcPr>
+          <w:p>
+            <w:pPr>
+              <w:spacing w:after="0" w:line="260"/>
+              <w:jc w:val="right"/>
+            </w:pPr>
+            <w:r>
+              <w:rPr>
+                <w:rFonts w:ascii="MS Pゴシック" w:cs="MS Pゴシック" w:eastAsia="MS Pゴシック" w:hAnsi="MS Pゴシック"/>
+                <w:b/>
+                <w:bCs/>
+                <w:color w:val="1A1A1A"/>
+                <w:sz w:val="18"/>
+                <w:szCs w:val="18"/>
+              </w:rPr>
+              <w:t xml:space="preserve">±0%</w:t>
+            </w:r>
+          </w:p>
+        </w:tc>
+        <w:tc>
+          <w:tcPr>
+            <w:tcW w:type="dxa" w:w="800"/>
+            <w:shd w:fill="FBEAE0" w:color="auto" w:val="clear"/>
+            <w:tcMar>
+              <w:top w:type="dxa" w:w="60"/>
+              <w:left w:type="dxa" w:w="90"/>
+              <w:bottom w:type="dxa" w:w="60"/>
+              <w:right w:type="dxa" w:w="90"/>
+            </w:tcMar>
+            <w:vAlign w:val="center"/>
+          </w:tcPr>
+          <w:p>
+            <w:pPr>
+              <w:spacing w:after="0" w:line="260"/>
+              <w:jc w:val="right"/>
+            </w:pPr>
+            <w:r>
+              <w:rPr>
+                <w:rFonts w:ascii="MS Pゴシック" w:cs="MS Pゴシック" w:eastAsia="MS Pゴシック" w:hAnsi="MS Pゴシック"/>
+                <w:b/>
+                <w:bCs/>
+                <w:color w:val="1A1A1A"/>
+                <w:sz w:val="18"/>
+                <w:szCs w:val="18"/>
+              </w:rPr>
+              <w:t xml:space="preserve">5㎥</w:t>
+            </w:r>
+          </w:p>
+        </w:tc>
+      </w:tr>
+      <w:tr>
+        <w:tc>
+          <w:tcPr>
+            <w:tcW w:type="dxa" w:w="1500"/>
+            <w:shd w:fill="FBEAE0" w:color="auto" w:val="clear"/>
+            <w:tcMar>
+              <w:top w:type="dxa" w:w="60"/>
+              <w:left w:type="dxa" w:w="90"/>
+              <w:bottom w:type="dxa" w:w="60"/>
+              <w:right w:type="dxa" w:w="90"/>
+            </w:tcMar>
+            <w:vAlign w:val="center"/>
+          </w:tcPr>
+          <w:p>
+            <w:pPr>
+              <w:spacing w:after="0" w:line="260"/>
+              <w:jc w:val="left"/>
+            </w:pPr>
+            <w:r>
+              <w:rPr>
+                <w:rFonts w:ascii="MS Pゴシック" w:cs="MS Pゴシック" w:eastAsia="MS Pゴシック" w:hAnsi="MS Pゴシック"/>
+                <w:b/>
+                <w:bCs/>
+                <w:color w:val="1A1A1A"/>
+                <w:sz w:val="18"/>
+                <w:szCs w:val="18"/>
+              </w:rPr>
+              <w:t xml:space="preserve">月6〜10㎥</w:t>
+            </w:r>
+          </w:p>
+        </w:tc>
+        <w:tc>
+          <w:tcPr>
+            <w:tcW w:type="dxa" w:w="1150"/>
+            <w:shd w:fill="FBEAE0" w:color="auto" w:val="clear"/>
+            <w:tcMar>
+              <w:top w:type="dxa" w:w="60"/>
+              <w:left w:type="dxa" w:w="90"/>
+              <w:bottom w:type="dxa" w:w="60"/>
+              <w:right w:type="dxa" w:w="90"/>
+            </w:tcMar>
+            <w:vAlign w:val="center"/>
+          </w:tcPr>
+          <w:p>
+            <w:pPr>
+              <w:spacing w:after="0" w:line="260"/>
+              <w:jc w:val="right"/>
+            </w:pPr>
+            <w:r>
+              <w:rPr>
+                <w:rFonts w:ascii="MS Pゴシック" w:cs="MS Pゴシック" w:eastAsia="MS Pゴシック" w:hAnsi="MS Pゴシック"/>
+                <w:b/>
+                <w:bCs/>
+                <w:color w:val="1A1A1A"/>
+                <w:sz w:val="18"/>
+                <w:szCs w:val="18"/>
+              </w:rPr>
+              <w:t xml:space="preserve">2,167件</w:t>
+            </w:r>
+          </w:p>
+        </w:tc>
+        <w:tc>
+          <w:tcPr>
+            <w:tcW w:type="dxa" w:w="1100"/>
+            <w:shd w:fill="FBEAE0" w:color="auto" w:val="clear"/>
+            <w:tcMar>
+              <w:top w:type="dxa" w:w="60"/>
+              <w:left w:type="dxa" w:w="90"/>
+              <w:bottom w:type="dxa" w:w="60"/>
+              <w:right w:type="dxa" w:w="90"/>
+            </w:tcMar>
+            <w:vAlign w:val="center"/>
+          </w:tcPr>
+          <w:p>
+            <w:pPr>
+              <w:spacing w:after="0" w:line="260"/>
+              <w:jc w:val="right"/>
+            </w:pPr>
+            <w:r>
+              <w:rPr>
+                <w:rFonts w:ascii="MS Pゴシック" w:cs="MS Pゴシック" w:eastAsia="MS Pゴシック" w:hAnsi="MS Pゴシック"/>
+                <w:b/>
+                <w:bCs/>
+                <w:color w:val="1A1A1A"/>
+                <w:sz w:val="18"/>
+                <w:szCs w:val="18"/>
+              </w:rPr>
+              <w:t xml:space="preserve">23.5%</w:t>
+            </w:r>
+          </w:p>
+        </w:tc>
+        <w:tc>
+          <w:tcPr>
+            <w:tcW w:type="dxa" w:w="1650"/>
+            <w:shd w:fill="FBEAE0" w:color="auto" w:val="clear"/>
+            <w:tcMar>
+              <w:top w:type="dxa" w:w="60"/>
+              <w:left w:type="dxa" w:w="90"/>
+              <w:bottom w:type="dxa" w:w="60"/>
+              <w:right w:type="dxa" w:w="90"/>
+            </w:tcMar>
+            <w:vAlign w:val="center"/>
+          </w:tcPr>
+          <w:p>
+            <w:pPr>
+              <w:spacing w:after="0" w:line="260"/>
+              <w:jc w:val="right"/>
+            </w:pPr>
+            <w:r>
+              <w:rPr>
+                <w:rFonts w:ascii="MS Pゴシック" w:cs="MS Pゴシック" w:eastAsia="MS Pゴシック" w:hAnsi="MS Pゴシック"/>
+                <w:b/>
+                <w:bCs/>
+                <w:color w:val="1A1A1A"/>
+                <w:sz w:val="18"/>
+                <w:szCs w:val="18"/>
+              </w:rPr>
+              <w:t xml:space="preserve">+10.1%</w:t>
+            </w:r>
+          </w:p>
+        </w:tc>
+        <w:tc>
+          <w:tcPr>
+            <w:tcW w:type="dxa" w:w="1800"/>
+            <w:shd w:fill="FBEAE0" w:color="auto" w:val="clear"/>
+            <w:tcMar>
+              <w:top w:type="dxa" w:w="60"/>
+              <w:left w:type="dxa" w:w="90"/>
+              <w:bottom w:type="dxa" w:w="60"/>
+              <w:right w:type="dxa" w:w="90"/>
+            </w:tcMar>
+            <w:vAlign w:val="center"/>
+          </w:tcPr>
+          <w:p>
+            <w:pPr>
+              <w:spacing w:after="0" w:line="260"/>
+              <w:jc w:val="right"/>
+            </w:pPr>
+            <w:r>
+              <w:rPr>
+                <w:rFonts w:ascii="MS Pゴシック" w:cs="MS Pゴシック" w:eastAsia="MS Pゴシック" w:hAnsi="MS Pゴシック"/>
+                <w:b/>
+                <w:bCs/>
+                <w:color w:val="1A1A1A"/>
+                <w:sz w:val="18"/>
+                <w:szCs w:val="18"/>
+              </w:rPr>
+              <w:t xml:space="preserve">+4.8%</w:t>
+            </w:r>
+          </w:p>
+        </w:tc>
+        <w:tc>
+          <w:tcPr>
+            <w:tcW w:type="dxa" w:w="1600"/>
+            <w:shd w:fill="FBEAE0" w:color="auto" w:val="clear"/>
+            <w:tcMar>
+              <w:top w:type="dxa" w:w="60"/>
+              <w:left w:type="dxa" w:w="90"/>
+              <w:bottom w:type="dxa" w:w="60"/>
+              <w:right w:type="dxa" w:w="90"/>
+            </w:tcMar>
+            <w:vAlign w:val="center"/>
+          </w:tcPr>
+          <w:p>
+            <w:pPr>
+              <w:spacing w:after="0" w:line="260"/>
+              <w:jc w:val="right"/>
+            </w:pPr>
+            <w:r>
+              <w:rPr>
+                <w:rFonts w:ascii="MS Pゴシック" w:cs="MS Pゴシック" w:eastAsia="MS Pゴシック" w:hAnsi="MS Pゴシック"/>
+                <w:b/>
+                <w:bCs/>
+                <w:color w:val="1A1A1A"/>
+                <w:sz w:val="18"/>
+                <w:szCs w:val="18"/>
+              </w:rPr>
+              <w:t xml:space="preserve">+9.7%</w:t>
+            </w:r>
+          </w:p>
+        </w:tc>
+        <w:tc>
+          <w:tcPr>
+            <w:tcW w:type="dxa" w:w="800"/>
+            <w:shd w:fill="FBEAE0" w:color="auto" w:val="clear"/>
+            <w:tcMar>
+              <w:top w:type="dxa" w:w="60"/>
+              <w:left w:type="dxa" w:w="90"/>
+              <w:bottom w:type="dxa" w:w="60"/>
+              <w:right w:type="dxa" w:w="90"/>
+            </w:tcMar>
+            <w:vAlign w:val="center"/>
+          </w:tcPr>
+          <w:p>
+            <w:pPr>
+              <w:spacing w:after="0" w:line="260"/>
+              <w:jc w:val="right"/>
+            </w:pPr>
+            <w:r>
+              <w:rPr>
+                <w:rFonts w:ascii="MS Pゴシック" w:cs="MS Pゴシック" w:eastAsia="MS Pゴシック" w:hAnsi="MS Pゴシック"/>
+                <w:b/>
+                <w:bCs/>
+                <w:color w:val="1A1A1A"/>
+                <w:sz w:val="18"/>
+                <w:szCs w:val="18"/>
+              </w:rPr>
+              <w:t xml:space="preserve">8㎥</w:t>
+            </w:r>
+          </w:p>
+        </w:tc>
+      </w:tr>
+      <w:tr>
+        <w:tc>
+          <w:tcPr>
+            <w:tcW w:type="dxa" w:w="1500"/>
+            <w:tcMar>
+              <w:top w:type="dxa" w:w="60"/>
+              <w:left w:type="dxa" w:w="90"/>
+              <w:bottom w:type="dxa" w:w="60"/>
+              <w:right w:type="dxa" w:w="90"/>
+            </w:tcMar>
+            <w:vAlign w:val="center"/>
+          </w:tcPr>
+          <w:p>
+            <w:pPr>
+              <w:spacing w:after="0" w:line="260"/>
+              <w:jc w:val="left"/>
+            </w:pPr>
+            <w:r>
+              <w:rPr>
+                <w:rFonts w:ascii="MS Pゴシック" w:cs="MS Pゴシック" w:eastAsia="MS Pゴシック" w:hAnsi="MS Pゴシック"/>
+                <w:b w:val="false"/>
+                <w:bCs w:val="false"/>
+                <w:color w:val="1A1A1A"/>
+                <w:sz w:val="18"/>
+                <w:szCs w:val="18"/>
+              </w:rPr>
+              <w:t xml:space="preserve">月11〜20㎥</w:t>
+            </w:r>
+          </w:p>
+        </w:tc>
+        <w:tc>
+          <w:tcPr>
+            <w:tcW w:type="dxa" w:w="1150"/>
+            <w:tcMar>
+              <w:top w:type="dxa" w:w="60"/>
+              <w:left w:type="dxa" w:w="90"/>
+              <w:bottom w:type="dxa" w:w="60"/>
+              <w:right w:type="dxa" w:w="90"/>
+            </w:tcMar>
+            <w:vAlign w:val="center"/>
+          </w:tcPr>
+          <w:p>
+            <w:pPr>
+              <w:spacing w:after="0" w:line="260"/>
+              <w:jc w:val="right"/>
+            </w:pPr>
+            <w:r>
+              <w:rPr>
+                <w:rFonts w:ascii="MS Pゴシック" w:cs="MS Pゴシック" w:eastAsia="MS Pゴシック" w:hAnsi="MS Pゴシック"/>
+                <w:b w:val="false"/>
+                <w:bCs w:val="false"/>
+                <w:color w:val="1A1A1A"/>
+                <w:sz w:val="18"/>
+                <w:szCs w:val="18"/>
+              </w:rPr>
+              <w:t xml:space="preserve">2,889件</w:t>
+            </w:r>
+          </w:p>
+        </w:tc>
+        <w:tc>
+          <w:tcPr>
+            <w:tcW w:type="dxa" w:w="1100"/>
+            <w:tcMar>
+              <w:top w:type="dxa" w:w="60"/>
+              <w:left w:type="dxa" w:w="90"/>
+              <w:bottom w:type="dxa" w:w="60"/>
+              <w:right w:type="dxa" w:w="90"/>
+            </w:tcMar>
+            <w:vAlign w:val="center"/>
+          </w:tcPr>
+          <w:p>
+            <w:pPr>
+              <w:spacing w:after="0" w:line="260"/>
+              <w:jc w:val="right"/>
+            </w:pPr>
+            <w:r>
+              <w:rPr>
+                <w:rFonts w:ascii="MS Pゴシック" w:cs="MS Pゴシック" w:eastAsia="MS Pゴシック" w:hAnsi="MS Pゴシック"/>
+                <w:b w:val="false"/>
+                <w:bCs w:val="false"/>
+                <w:color w:val="1A1A1A"/>
+                <w:sz w:val="18"/>
+                <w:szCs w:val="18"/>
+              </w:rPr>
+              <w:t xml:space="preserve">31.3%</w:t>
+            </w:r>
+          </w:p>
+        </w:tc>
+        <w:tc>
+          <w:tcPr>
+            <w:tcW w:type="dxa" w:w="1650"/>
+            <w:tcMar>
+              <w:top w:type="dxa" w:w="60"/>
+              <w:left w:type="dxa" w:w="90"/>
+              <w:bottom w:type="dxa" w:w="60"/>
+              <w:right w:type="dxa" w:w="90"/>
+            </w:tcMar>
+            <w:vAlign w:val="center"/>
+          </w:tcPr>
+          <w:p>
+            <w:pPr>
+              <w:spacing w:after="0" w:line="260"/>
+              <w:jc w:val="right"/>
+            </w:pPr>
+            <w:r>
+              <w:rPr>
+                <w:rFonts w:ascii="MS Pゴシック" w:cs="MS Pゴシック" w:eastAsia="MS Pゴシック" w:hAnsi="MS Pゴシック"/>
+                <w:b w:val="false"/>
+                <w:bCs w:val="false"/>
+                <w:color w:val="1A1A1A"/>
+                <w:sz w:val="18"/>
+                <w:szCs w:val="18"/>
+              </w:rPr>
+              <w:t xml:space="preserve">+10.0%</w:t>
+            </w:r>
+          </w:p>
+        </w:tc>
+        <w:tc>
+          <w:tcPr>
+            <w:tcW w:type="dxa" w:w="1800"/>
+            <w:tcMar>
+              <w:top w:type="dxa" w:w="60"/>
+              <w:left w:type="dxa" w:w="90"/>
+              <w:bottom w:type="dxa" w:w="60"/>
+              <w:right w:type="dxa" w:w="90"/>
+            </w:tcMar>
+            <w:vAlign w:val="center"/>
+          </w:tcPr>
+          <w:p>
+            <w:pPr>
+              <w:spacing w:after="0" w:line="260"/>
+              <w:jc w:val="right"/>
+            </w:pPr>
+            <w:r>
+              <w:rPr>
+                <w:rFonts w:ascii="MS Pゴシック" w:cs="MS Pゴシック" w:eastAsia="MS Pゴシック" w:hAnsi="MS Pゴシック"/>
+                <w:b w:val="false"/>
+                <w:bCs w:val="false"/>
+                <w:color w:val="1A1A1A"/>
+                <w:sz w:val="18"/>
+                <w:szCs w:val="18"/>
+              </w:rPr>
+              <w:t xml:space="preserve">+11.4%</w:t>
+            </w:r>
+          </w:p>
+        </w:tc>
+        <w:tc>
+          <w:tcPr>
+            <w:tcW w:type="dxa" w:w="1600"/>
+            <w:tcMar>
+              <w:top w:type="dxa" w:w="60"/>
+              <w:left w:type="dxa" w:w="90"/>
+              <w:bottom w:type="dxa" w:w="60"/>
+              <w:right w:type="dxa" w:w="90"/>
+            </w:tcMar>
+            <w:vAlign w:val="center"/>
+          </w:tcPr>
+          <w:p>
+            <w:pPr>
+              <w:spacing w:after="0" w:line="260"/>
+              <w:jc w:val="right"/>
+            </w:pPr>
+            <w:r>
+              <w:rPr>
+                <w:rFonts w:ascii="MS Pゴシック" w:cs="MS Pゴシック" w:eastAsia="MS Pゴシック" w:hAnsi="MS Pゴシック"/>
+                <w:b w:val="false"/>
+                <w:bCs w:val="false"/>
+                <w:color w:val="1A1A1A"/>
+                <w:sz w:val="18"/>
+                <w:szCs w:val="18"/>
+              </w:rPr>
+              <w:t xml:space="preserve">+12.8%</w:t>
+            </w:r>
+          </w:p>
+        </w:tc>
+        <w:tc>
+          <w:tcPr>
+            <w:tcW w:type="dxa" w:w="800"/>
+            <w:tcMar>
+              <w:top w:type="dxa" w:w="60"/>
+              <w:left w:type="dxa" w:w="90"/>
+              <w:bottom w:type="dxa" w:w="60"/>
+              <w:right w:type="dxa" w:w="90"/>
+            </w:tcMar>
+            <w:vAlign w:val="center"/>
+          </w:tcPr>
+          <w:p>
+            <w:pPr>
+              <w:spacing w:after="0" w:line="260"/>
+              <w:jc w:val="right"/>
+            </w:pPr>
+            <w:r>
+              <w:rPr>
+                <w:rFonts w:ascii="MS Pゴシック" w:cs="MS Pゴシック" w:eastAsia="MS Pゴシック" w:hAnsi="MS Pゴシック"/>
+                <w:b w:val="false"/>
+                <w:bCs w:val="false"/>
+                <w:color w:val="1A1A1A"/>
+                <w:sz w:val="18"/>
+                <w:szCs w:val="18"/>
+              </w:rPr>
+              <w:t xml:space="preserve">15㎥</w:t>
+            </w:r>
+          </w:p>
+        </w:tc>
+      </w:tr>
+      <w:tr>
+        <w:tc>
+          <w:tcPr>
+            <w:tcW w:type="dxa" w:w="1500"/>
+            <w:shd w:fill="F4F7F7" w:color="auto" w:val="clear"/>
+            <w:tcMar>
+              <w:top w:type="dxa" w:w="60"/>
+              <w:left w:type="dxa" w:w="90"/>
+              <w:bottom w:type="dxa" w:w="60"/>
+              <w:right w:type="dxa" w:w="90"/>
+            </w:tcMar>
+            <w:vAlign w:val="center"/>
+          </w:tcPr>
+          <w:p>
+            <w:pPr>
+              <w:spacing w:after="0" w:line="260"/>
+              <w:jc w:val="left"/>
+            </w:pPr>
+            <w:r>
+              <w:rPr>
+                <w:rFonts w:ascii="MS Pゴシック" w:cs="MS Pゴシック" w:eastAsia="MS Pゴシック" w:hAnsi="MS Pゴシック"/>
+                <w:b w:val="false"/>
+                <w:bCs w:val="false"/>
+                <w:color w:val="1A1A1A"/>
+                <w:sz w:val="18"/>
+                <w:szCs w:val="18"/>
+              </w:rPr>
+              <w:t xml:space="preserve">月21〜30㎥</w:t>
+            </w:r>
+          </w:p>
+        </w:tc>
+        <w:tc>
+          <w:tcPr>
+            <w:tcW w:type="dxa" w:w="1150"/>
+            <w:shd w:fill="F4F7F7" w:color="auto" w:val="clear"/>
+            <w:tcMar>
+              <w:top w:type="dxa" w:w="60"/>
+              <w:left w:type="dxa" w:w="90"/>
+              <w:bottom w:type="dxa" w:w="60"/>
+              <w:right w:type="dxa" w:w="90"/>
+            </w:tcMar>
+            <w:vAlign w:val="center"/>
+          </w:tcPr>
+          <w:p>
+            <w:pPr>
+              <w:spacing w:after="0" w:line="260"/>
+              <w:jc w:val="right"/>
+            </w:pPr>
+            <w:r>
+              <w:rPr>
+                <w:rFonts w:ascii="MS Pゴシック" w:cs="MS Pゴシック" w:eastAsia="MS Pゴシック" w:hAnsi="MS Pゴシック"/>
+                <w:b w:val="false"/>
+                <w:bCs w:val="false"/>
+                <w:color w:val="1A1A1A"/>
+                <w:sz w:val="18"/>
+                <w:szCs w:val="18"/>
+              </w:rPr>
+              <w:t xml:space="preserve">1,188件</w:t>
+            </w:r>
+          </w:p>
+        </w:tc>
+        <w:tc>
+          <w:tcPr>
+            <w:tcW w:type="dxa" w:w="1100"/>
+            <w:shd w:fill="F4F7F7" w:color="auto" w:val="clear"/>
+            <w:tcMar>
+              <w:top w:type="dxa" w:w="60"/>
+              <w:left w:type="dxa" w:w="90"/>
+              <w:bottom w:type="dxa" w:w="60"/>
+              <w:right w:type="dxa" w:w="90"/>
+            </w:tcMar>
+            <w:vAlign w:val="center"/>
+          </w:tcPr>
+          <w:p>
+            <w:pPr>
+              <w:spacing w:after="0" w:line="260"/>
+              <w:jc w:val="right"/>
+            </w:pPr>
+            <w:r>
+              <w:rPr>
+                <w:rFonts w:ascii="MS Pゴシック" w:cs="MS Pゴシック" w:eastAsia="MS Pゴシック" w:hAnsi="MS Pゴシック"/>
+                <w:b w:val="false"/>
+                <w:bCs w:val="false"/>
+                <w:color w:val="1A1A1A"/>
+                <w:sz w:val="18"/>
+                <w:szCs w:val="18"/>
+              </w:rPr>
+              <w:t xml:space="preserve">12.9%</w:t>
+            </w:r>
+          </w:p>
+        </w:tc>
+        <w:tc>
+          <w:tcPr>
+            <w:tcW w:type="dxa" w:w="1650"/>
+            <w:shd w:fill="F4F7F7" w:color="auto" w:val="clear"/>
+            <w:tcMar>
+              <w:top w:type="dxa" w:w="60"/>
+              <w:left w:type="dxa" w:w="90"/>
+              <w:bottom w:type="dxa" w:w="60"/>
+              <w:right w:type="dxa" w:w="90"/>
+            </w:tcMar>
+            <w:vAlign w:val="center"/>
+          </w:tcPr>
+          <w:p>
+            <w:pPr>
+              <w:spacing w:after="0" w:line="260"/>
+              <w:jc w:val="right"/>
+            </w:pPr>
+            <w:r>
+              <w:rPr>
+                <w:rFonts w:ascii="MS Pゴシック" w:cs="MS Pゴシック" w:eastAsia="MS Pゴシック" w:hAnsi="MS Pゴシック"/>
+                <w:b w:val="false"/>
+                <w:bCs w:val="false"/>
+                <w:color w:val="1A1A1A"/>
+                <w:sz w:val="18"/>
+                <w:szCs w:val="18"/>
+              </w:rPr>
+              <w:t xml:space="preserve">+9.9%</w:t>
+            </w:r>
+          </w:p>
+        </w:tc>
+        <w:tc>
+          <w:tcPr>
+            <w:tcW w:type="dxa" w:w="1800"/>
+            <w:shd w:fill="F4F7F7" w:color="auto" w:val="clear"/>
+            <w:tcMar>
+              <w:top w:type="dxa" w:w="60"/>
+              <w:left w:type="dxa" w:w="90"/>
+              <w:bottom w:type="dxa" w:w="60"/>
+              <w:right w:type="dxa" w:w="90"/>
+            </w:tcMar>
+            <w:vAlign w:val="center"/>
+          </w:tcPr>
+          <w:p>
+            <w:pPr>
+              <w:spacing w:after="0" w:line="260"/>
+              <w:jc w:val="right"/>
+            </w:pPr>
+            <w:r>
+              <w:rPr>
+                <w:rFonts w:ascii="MS Pゴシック" w:cs="MS Pゴシック" w:eastAsia="MS Pゴシック" w:hAnsi="MS Pゴシック"/>
+                <w:b w:val="false"/>
+                <w:bCs w:val="false"/>
+                <w:color w:val="1A1A1A"/>
+                <w:sz w:val="18"/>
+                <w:szCs w:val="18"/>
+              </w:rPr>
+              <w:t xml:space="preserve">+13.8%</w:t>
+            </w:r>
+          </w:p>
+        </w:tc>
+        <w:tc>
+          <w:tcPr>
+            <w:tcW w:type="dxa" w:w="1600"/>
+            <w:shd w:fill="F4F7F7" w:color="auto" w:val="clear"/>
+            <w:tcMar>
+              <w:top w:type="dxa" w:w="60"/>
+              <w:left w:type="dxa" w:w="90"/>
+              <w:bottom w:type="dxa" w:w="60"/>
+              <w:right w:type="dxa" w:w="90"/>
+            </w:tcMar>
+            <w:vAlign w:val="center"/>
+          </w:tcPr>
+          <w:p>
+            <w:pPr>
+              <w:spacing w:after="0" w:line="260"/>
+              <w:jc w:val="right"/>
+            </w:pPr>
+            <w:r>
+              <w:rPr>
+                <w:rFonts w:ascii="MS Pゴシック" w:cs="MS Pゴシック" w:eastAsia="MS Pゴシック" w:hAnsi="MS Pゴシック"/>
+                <w:b w:val="false"/>
+                <w:bCs w:val="false"/>
+                <w:color w:val="1A1A1A"/>
+                <w:sz w:val="18"/>
+                <w:szCs w:val="18"/>
+              </w:rPr>
+              <w:t xml:space="preserve">+11.4%</w:t>
+            </w:r>
+          </w:p>
+        </w:tc>
+        <w:tc>
+          <w:tcPr>
+            <w:tcW w:type="dxa" w:w="800"/>
+            <w:shd w:fill="F4F7F7" w:color="auto" w:val="clear"/>
+            <w:tcMar>
+              <w:top w:type="dxa" w:w="60"/>
+              <w:left w:type="dxa" w:w="90"/>
+              <w:bottom w:type="dxa" w:w="60"/>
+              <w:right w:type="dxa" w:w="90"/>
+            </w:tcMar>
+            <w:vAlign w:val="center"/>
+          </w:tcPr>
+          <w:p>
+            <w:pPr>
+              <w:spacing w:after="0" w:line="260"/>
+              <w:jc w:val="right"/>
+            </w:pPr>
+            <w:r>
+              <w:rPr>
+                <w:rFonts w:ascii="MS Pゴシック" w:cs="MS Pゴシック" w:eastAsia="MS Pゴシック" w:hAnsi="MS Pゴシック"/>
+                <w:b w:val="false"/>
+                <w:bCs w:val="false"/>
+                <w:color w:val="1A1A1A"/>
+                <w:sz w:val="18"/>
+                <w:szCs w:val="18"/>
+              </w:rPr>
+              <w:t xml:space="preserve">25㎥</w:t>
+            </w:r>
+          </w:p>
+        </w:tc>
+      </w:tr>
+      <w:tr>
+        <w:tc>
+          <w:tcPr>
+            <w:tcW w:type="dxa" w:w="1500"/>
+            <w:tcMar>
+              <w:top w:type="dxa" w:w="60"/>
+              <w:left w:type="dxa" w:w="90"/>
+              <w:bottom w:type="dxa" w:w="60"/>
+              <w:right w:type="dxa" w:w="90"/>
+            </w:tcMar>
+            <w:vAlign w:val="center"/>
+          </w:tcPr>
+          <w:p>
+            <w:pPr>
+              <w:spacing w:after="0" w:line="260"/>
+              <w:jc w:val="left"/>
+            </w:pPr>
+            <w:r>
+              <w:rPr>
+                <w:rFonts w:ascii="MS Pゴシック" w:cs="MS Pゴシック" w:eastAsia="MS Pゴシック" w:hAnsi="MS Pゴシック"/>
+                <w:b w:val="false"/>
+                <w:bCs w:val="false"/>
+                <w:color w:val="1A1A1A"/>
+                <w:sz w:val="18"/>
+                <w:szCs w:val="18"/>
+              </w:rPr>
+              <w:t xml:space="preserve">月31〜50㎥</w:t>
+            </w:r>
+          </w:p>
+        </w:tc>
+        <w:tc>
+          <w:tcPr>
+            <w:tcW w:type="dxa" w:w="1150"/>
+            <w:tcMar>
+              <w:top w:type="dxa" w:w="60"/>
+              <w:left w:type="dxa" w:w="90"/>
+              <w:bottom w:type="dxa" w:w="60"/>
+              <w:right w:type="dxa" w:w="90"/>
+            </w:tcMar>
+            <w:vAlign w:val="center"/>
+          </w:tcPr>
+          <w:p>
+            <w:pPr>
+              <w:spacing w:after="0" w:line="260"/>
+              <w:jc w:val="right"/>
+            </w:pPr>
+            <w:r>
+              <w:rPr>
+                <w:rFonts w:ascii="MS Pゴシック" w:cs="MS Pゴシック" w:eastAsia="MS Pゴシック" w:hAnsi="MS Pゴシック"/>
+                <w:b w:val="false"/>
+                <w:bCs w:val="false"/>
+                <w:color w:val="1A1A1A"/>
+                <w:sz w:val="18"/>
+                <w:szCs w:val="18"/>
+              </w:rPr>
+              <w:t xml:space="preserve">324件</w:t>
+            </w:r>
+          </w:p>
+        </w:tc>
+        <w:tc>
+          <w:tcPr>
+            <w:tcW w:type="dxa" w:w="1100"/>
+            <w:tcMar>
+              <w:top w:type="dxa" w:w="60"/>
+              <w:left w:type="dxa" w:w="90"/>
+              <w:bottom w:type="dxa" w:w="60"/>
+              <w:right w:type="dxa" w:w="90"/>
+            </w:tcMar>
+            <w:vAlign w:val="center"/>
+          </w:tcPr>
+          <w:p>
+            <w:pPr>
+              <w:spacing w:after="0" w:line="260"/>
+              <w:jc w:val="right"/>
+            </w:pPr>
+            <w:r>
+              <w:rPr>
+                <w:rFonts w:ascii="MS Pゴシック" w:cs="MS Pゴシック" w:eastAsia="MS Pゴシック" w:hAnsi="MS Pゴシック"/>
+                <w:b w:val="false"/>
+                <w:bCs w:val="false"/>
+                <w:color w:val="1A1A1A"/>
+                <w:sz w:val="18"/>
+                <w:szCs w:val="18"/>
+              </w:rPr>
+              <w:t xml:space="preserve">3.5%</w:t>
+            </w:r>
+          </w:p>
+        </w:tc>
+        <w:tc>
+          <w:tcPr>
+            <w:tcW w:type="dxa" w:w="1650"/>
+            <w:tcMar>
+              <w:top w:type="dxa" w:w="60"/>
+              <w:left w:type="dxa" w:w="90"/>
+              <w:bottom w:type="dxa" w:w="60"/>
+              <w:right w:type="dxa" w:w="90"/>
+            </w:tcMar>
+            <w:vAlign w:val="center"/>
+          </w:tcPr>
+          <w:p>
+            <w:pPr>
+              <w:spacing w:after="0" w:line="260"/>
+              <w:jc w:val="right"/>
+            </w:pPr>
+            <w:r>
+              <w:rPr>
+                <w:rFonts w:ascii="MS Pゴシック" w:cs="MS Pゴシック" w:eastAsia="MS Pゴシック" w:hAnsi="MS Pゴシック"/>
+                <w:b w:val="false"/>
+                <w:bCs w:val="false"/>
+                <w:color w:val="1A1A1A"/>
+                <w:sz w:val="18"/>
+                <w:szCs w:val="18"/>
+              </w:rPr>
+              <w:t xml:space="preserve">+9.8%</w:t>
+            </w:r>
+          </w:p>
+        </w:tc>
+        <w:tc>
+          <w:tcPr>
+            <w:tcW w:type="dxa" w:w="1800"/>
+            <w:tcMar>
+              <w:top w:type="dxa" w:w="60"/>
+              <w:left w:type="dxa" w:w="90"/>
+              <w:bottom w:type="dxa" w:w="60"/>
+              <w:right w:type="dxa" w:w="90"/>
+            </w:tcMar>
+            <w:vAlign w:val="center"/>
+          </w:tcPr>
+          <w:p>
+            <w:pPr>
+              <w:spacing w:after="0" w:line="260"/>
+              <w:jc w:val="right"/>
+            </w:pPr>
+            <w:r>
+              <w:rPr>
+                <w:rFonts w:ascii="MS Pゴシック" w:cs="MS Pゴシック" w:eastAsia="MS Pゴシック" w:hAnsi="MS Pゴシック"/>
+                <w:b w:val="false"/>
+                <w:bCs w:val="false"/>
+                <w:color w:val="1A1A1A"/>
+                <w:sz w:val="18"/>
+                <w:szCs w:val="18"/>
+              </w:rPr>
+              <w:t xml:space="preserve">+15.0%</w:t>
+            </w:r>
+          </w:p>
+        </w:tc>
+        <w:tc>
+          <w:tcPr>
+            <w:tcW w:type="dxa" w:w="1600"/>
+            <w:tcMar>
+              <w:top w:type="dxa" w:w="60"/>
+              <w:left w:type="dxa" w:w="90"/>
+              <w:bottom w:type="dxa" w:w="60"/>
+              <w:right w:type="dxa" w:w="90"/>
+            </w:tcMar>
+            <w:vAlign w:val="center"/>
+          </w:tcPr>
+          <w:p>
+            <w:pPr>
+              <w:spacing w:after="0" w:line="260"/>
+              <w:jc w:val="right"/>
+            </w:pPr>
+            <w:r>
+              <w:rPr>
+                <w:rFonts w:ascii="MS Pゴシック" w:cs="MS Pゴシック" w:eastAsia="MS Pゴシック" w:hAnsi="MS Pゴシック"/>
+                <w:b w:val="false"/>
+                <w:bCs w:val="false"/>
+                <w:color w:val="1A1A1A"/>
+                <w:sz w:val="18"/>
+                <w:szCs w:val="18"/>
+              </w:rPr>
+              <w:t xml:space="preserve">+10.8%</w:t>
+            </w:r>
+          </w:p>
+        </w:tc>
+        <w:tc>
+          <w:tcPr>
+            <w:tcW w:type="dxa" w:w="800"/>
+            <w:tcMar>
+              <w:top w:type="dxa" w:w="60"/>
+              <w:left w:type="dxa" w:w="90"/>
+              <w:bottom w:type="dxa" w:w="60"/>
+              <w:right w:type="dxa" w:w="90"/>
+            </w:tcMar>
+            <w:vAlign w:val="center"/>
+          </w:tcPr>
+          <w:p>
+            <w:pPr>
+              <w:spacing w:after="0" w:line="260"/>
+              <w:jc w:val="right"/>
+            </w:pPr>
+            <w:r>
+              <w:rPr>
+                <w:rFonts w:ascii="MS Pゴシック" w:cs="MS Pゴシック" w:eastAsia="MS Pゴシック" w:hAnsi="MS Pゴシック"/>
+                <w:b w:val="false"/>
+                <w:bCs w:val="false"/>
+                <w:color w:val="1A1A1A"/>
+                <w:sz w:val="18"/>
+                <w:szCs w:val="18"/>
+              </w:rPr>
+              <w:t xml:space="preserve">40㎥</w:t>
+            </w:r>
+          </w:p>
+        </w:tc>
+      </w:tr>
+      <w:tr>
+        <w:tc>
+          <w:tcPr>
+            <w:tcW w:type="dxa" w:w="1500"/>
+            <w:shd w:fill="F4F7F7" w:color="auto" w:val="clear"/>
+            <w:tcMar>
+              <w:top w:type="dxa" w:w="60"/>
+              <w:left w:type="dxa" w:w="90"/>
+              <w:bottom w:type="dxa" w:w="60"/>
+              <w:right w:type="dxa" w:w="90"/>
+            </w:tcMar>
+            <w:vAlign w:val="center"/>
+          </w:tcPr>
+          <w:p>
+            <w:pPr>
+              <w:spacing w:after="0" w:line="260"/>
+              <w:jc w:val="left"/>
+            </w:pPr>
+            <w:r>
+              <w:rPr>
+                <w:rFonts w:ascii="MS Pゴシック" w:cs="MS Pゴシック" w:eastAsia="MS Pゴシック" w:hAnsi="MS Pゴシック"/>
+                <w:b w:val="false"/>
+                <w:bCs w:val="false"/>
+                <w:color w:val="1A1A1A"/>
+                <w:sz w:val="18"/>
+                <w:szCs w:val="18"/>
+              </w:rPr>
+              <w:t xml:space="preserve">月51㎥〜</w:t>
+            </w:r>
+          </w:p>
+        </w:tc>
+        <w:tc>
+          <w:tcPr>
+            <w:tcW w:type="dxa" w:w="1150"/>
+            <w:shd w:fill="F4F7F7" w:color="auto" w:val="clear"/>
+            <w:tcMar>
+              <w:top w:type="dxa" w:w="60"/>
+              <w:left w:type="dxa" w:w="90"/>
+              <w:bottom w:type="dxa" w:w="60"/>
+              <w:right w:type="dxa" w:w="90"/>
+            </w:tcMar>
+            <w:vAlign w:val="center"/>
+          </w:tcPr>
+          <w:p>
+            <w:pPr>
+              <w:spacing w:after="0" w:line="260"/>
+              <w:jc w:val="right"/>
+            </w:pPr>
+            <w:r>
+              <w:rPr>
+                <w:rFonts w:ascii="MS Pゴシック" w:cs="MS Pゴシック" w:eastAsia="MS Pゴシック" w:hAnsi="MS Pゴシック"/>
+                <w:b w:val="false"/>
+                <w:bCs w:val="false"/>
+                <w:color w:val="1A1A1A"/>
+                <w:sz w:val="18"/>
+                <w:szCs w:val="18"/>
+              </w:rPr>
+              <w:t xml:space="preserve">120件</w:t>
+            </w:r>
+          </w:p>
+        </w:tc>
+        <w:tc>
+          <w:tcPr>
+            <w:tcW w:type="dxa" w:w="1100"/>
+            <w:shd w:fill="F4F7F7" w:color="auto" w:val="clear"/>
+            <w:tcMar>
+              <w:top w:type="dxa" w:w="60"/>
+              <w:left w:type="dxa" w:w="90"/>
+              <w:bottom w:type="dxa" w:w="60"/>
+              <w:right w:type="dxa" w:w="90"/>
+            </w:tcMar>
+            <w:vAlign w:val="center"/>
+          </w:tcPr>
+          <w:p>
+            <w:pPr>
+              <w:spacing w:after="0" w:line="260"/>
+              <w:jc w:val="right"/>
+            </w:pPr>
+            <w:r>
+              <w:rPr>
+                <w:rFonts w:ascii="MS Pゴシック" w:cs="MS Pゴシック" w:eastAsia="MS Pゴシック" w:hAnsi="MS Pゴシック"/>
+                <w:b w:val="false"/>
+                <w:bCs w:val="false"/>
+                <w:color w:val="1A1A1A"/>
+                <w:sz w:val="18"/>
+                <w:szCs w:val="18"/>
+              </w:rPr>
+              <w:t xml:space="preserve">1.3%</w:t>
+            </w:r>
+          </w:p>
+        </w:tc>
+        <w:tc>
+          <w:tcPr>
+            <w:tcW w:type="dxa" w:w="1650"/>
+            <w:shd w:fill="F4F7F7" w:color="auto" w:val="clear"/>
+            <w:tcMar>
+              <w:top w:type="dxa" w:w="60"/>
+              <w:left w:type="dxa" w:w="90"/>
+              <w:bottom w:type="dxa" w:w="60"/>
+              <w:right w:type="dxa" w:w="90"/>
+            </w:tcMar>
+            <w:vAlign w:val="center"/>
+          </w:tcPr>
+          <w:p>
+            <w:pPr>
+              <w:spacing w:after="0" w:line="260"/>
+              <w:jc w:val="right"/>
+            </w:pPr>
+            <w:r>
+              <w:rPr>
+                <w:rFonts w:ascii="MS Pゴシック" w:cs="MS Pゴシック" w:eastAsia="MS Pゴシック" w:hAnsi="MS Pゴシック"/>
+                <w:b w:val="false"/>
+                <w:bCs w:val="false"/>
+                <w:color w:val="1A1A1A"/>
+                <w:sz w:val="18"/>
+                <w:szCs w:val="18"/>
+              </w:rPr>
+              <w:t xml:space="preserve">+9.9%</w:t>
+            </w:r>
+          </w:p>
+        </w:tc>
+        <w:tc>
+          <w:tcPr>
+            <w:tcW w:type="dxa" w:w="1800"/>
+            <w:shd w:fill="F4F7F7" w:color="auto" w:val="clear"/>
+            <w:tcMar>
+              <w:top w:type="dxa" w:w="60"/>
+              <w:left w:type="dxa" w:w="90"/>
+              <w:bottom w:type="dxa" w:w="60"/>
+              <w:right w:type="dxa" w:w="90"/>
+            </w:tcMar>
+            <w:vAlign w:val="center"/>
+          </w:tcPr>
+          <w:p>
+            <w:pPr>
+              <w:spacing w:after="0" w:line="260"/>
+              <w:jc w:val="right"/>
+            </w:pPr>
+            <w:r>
+              <w:rPr>
+                <w:rFonts w:ascii="MS Pゴシック" w:cs="MS Pゴシック" w:eastAsia="MS Pゴシック" w:hAnsi="MS Pゴシック"/>
+                <w:b w:val="false"/>
+                <w:bCs w:val="false"/>
+                <w:color w:val="1A1A1A"/>
+                <w:sz w:val="18"/>
+                <w:szCs w:val="18"/>
+              </w:rPr>
+              <w:t xml:space="preserve">+12.4%</w:t>
+            </w:r>
+          </w:p>
+        </w:tc>
+        <w:tc>
+          <w:tcPr>
+            <w:tcW w:type="dxa" w:w="1600"/>
+            <w:shd w:fill="F4F7F7" w:color="auto" w:val="clear"/>
+            <w:tcMar>
+              <w:top w:type="dxa" w:w="60"/>
+              <w:left w:type="dxa" w:w="90"/>
+              <w:bottom w:type="dxa" w:w="60"/>
+              <w:right w:type="dxa" w:w="90"/>
+            </w:tcMar>
+            <w:vAlign w:val="center"/>
+          </w:tcPr>
+          <w:p>
+            <w:pPr>
+              <w:spacing w:after="0" w:line="260"/>
+              <w:jc w:val="right"/>
+            </w:pPr>
+            <w:r>
+              <w:rPr>
+                <w:rFonts w:ascii="MS Pゴシック" w:cs="MS Pゴシック" w:eastAsia="MS Pゴシック" w:hAnsi="MS Pゴシック"/>
+                <w:b w:val="false"/>
+                <w:bCs w:val="false"/>
+                <w:color w:val="1A1A1A"/>
+                <w:sz w:val="18"/>
+                <w:szCs w:val="18"/>
+              </w:rPr>
+              <w:t xml:space="preserve">+10.2%</w:t>
+            </w:r>
+          </w:p>
+        </w:tc>
+        <w:tc>
+          <w:tcPr>
+            <w:tcW w:type="dxa" w:w="800"/>
+            <w:shd w:fill="F4F7F7" w:color="auto" w:val="clear"/>
+            <w:tcMar>
+              <w:top w:type="dxa" w:w="60"/>
+              <w:left w:type="dxa" w:w="90"/>
+              <w:bottom w:type="dxa" w:w="60"/>
+              <w:right w:type="dxa" w:w="90"/>
+            </w:tcMar>
+            <w:vAlign w:val="center"/>
+          </w:tcPr>
+          <w:p>
+            <w:pPr>
+              <w:spacing w:after="0" w:line="260"/>
+              <w:jc w:val="right"/>
+            </w:pPr>
+            <w:r>
+              <w:rPr>
+                <w:rFonts w:ascii="MS Pゴシック" w:cs="MS Pゴシック" w:eastAsia="MS Pゴシック" w:hAnsi="MS Pゴシック"/>
+                <w:b w:val="false"/>
+                <w:bCs w:val="false"/>
+                <w:color w:val="1A1A1A"/>
+                <w:sz w:val="18"/>
+                <w:szCs w:val="18"/>
+              </w:rPr>
+              <w:t xml:space="preserve">100㎥</w:t>
+            </w:r>
+          </w:p>
+        </w:tc>
+      </w:tr>
+      <w:tr>
+        <w:tc>
+          <w:tcPr>
+            <w:tcW w:type="dxa" w:w="1500"/>
+            <w:tcMar>
+              <w:top w:type="dxa" w:w="60"/>
+              <w:left w:type="dxa" w:w="90"/>
+              <w:bottom w:type="dxa" w:w="60"/>
+              <w:right w:type="dxa" w:w="90"/>
+            </w:tcMar>
+            <w:vAlign w:val="center"/>
+          </w:tcPr>
+          <w:p>
+            <w:pPr>
+              <w:spacing w:after="0" w:line="260"/>
+              <w:jc w:val="left"/>
+            </w:pPr>
+            <w:r>
+              <w:rPr>
+                <w:rFonts w:ascii="MS Pゴシック" w:cs="MS Pゴシック" w:eastAsia="MS Pゴシック" w:hAnsi="MS Pゴシック"/>
+                <w:b w:val="false"/>
+                <w:bCs w:val="false"/>
+                <w:color w:val="1A1A1A"/>
+                <w:sz w:val="18"/>
+                <w:szCs w:val="18"/>
+              </w:rPr>
+              <w:t xml:space="preserve">日割・異動等</w:t>
+            </w:r>
+          </w:p>
+        </w:tc>
+        <w:tc>
+          <w:tcPr>
+            <w:tcW w:type="dxa" w:w="1150"/>
+            <w:tcMar>
+              <w:top w:type="dxa" w:w="60"/>
+              <w:left w:type="dxa" w:w="90"/>
+              <w:bottom w:type="dxa" w:w="60"/>
+              <w:right w:type="dxa" w:w="90"/>
+            </w:tcMar>
+            <w:vAlign w:val="center"/>
+          </w:tcPr>
+          <w:p>
+            <w:pPr>
+              <w:spacing w:after="0" w:line="260"/>
+              <w:jc w:val="right"/>
+            </w:pPr>
+            <w:r>
+              <w:rPr>
+                <w:rFonts w:ascii="MS Pゴシック" w:cs="MS Pゴシック" w:eastAsia="MS Pゴシック" w:hAnsi="MS Pゴシック"/>
+                <w:b w:val="false"/>
+                <w:bCs w:val="false"/>
+                <w:color w:val="1A1A1A"/>
+                <w:sz w:val="18"/>
+                <w:szCs w:val="18"/>
+              </w:rPr>
+              <w:t xml:space="preserve">598件</w:t>
+            </w:r>
+          </w:p>
+        </w:tc>
+        <w:tc>
+          <w:tcPr>
+            <w:tcW w:type="dxa" w:w="1100"/>
+            <w:tcMar>
+              <w:top w:type="dxa" w:w="60"/>
+              <w:left w:type="dxa" w:w="90"/>
+              <w:bottom w:type="dxa" w:w="60"/>
+              <w:right w:type="dxa" w:w="90"/>
+            </w:tcMar>
+            <w:vAlign w:val="center"/>
+          </w:tcPr>
+          <w:p>
+            <w:pPr>
+              <w:spacing w:after="0" w:line="260"/>
+              <w:jc w:val="right"/>
+            </w:pPr>
+            <w:r>
+              <w:rPr>
+                <w:rFonts w:ascii="MS Pゴシック" w:cs="MS Pゴシック" w:eastAsia="MS Pゴシック" w:hAnsi="MS Pゴシック"/>
+                <w:b w:val="false"/>
+                <w:bCs w:val="false"/>
+                <w:color w:val="1A1A1A"/>
+                <w:sz w:val="18"/>
+                <w:szCs w:val="18"/>
+              </w:rPr>
+              <w:t xml:space="preserve">6.5%</w:t>
+            </w:r>
+          </w:p>
+        </w:tc>
+        <w:tc>
+          <w:tcPr>
+            <w:tcW w:type="dxa" w:w="1650"/>
+            <w:tcMar>
+              <w:top w:type="dxa" w:w="60"/>
+              <w:left w:type="dxa" w:w="90"/>
+              <w:bottom w:type="dxa" w:w="60"/>
+              <w:right w:type="dxa" w:w="90"/>
+            </w:tcMar>
+            <w:vAlign w:val="center"/>
+          </w:tcPr>
+          <w:p>
+            <w:pPr>
+              <w:spacing w:after="0" w:line="260"/>
+              <w:jc w:val="right"/>
+            </w:pPr>
+            <w:r>
+              <w:rPr>
+                <w:rFonts w:ascii="MS Pゴシック" w:cs="MS Pゴシック" w:eastAsia="MS Pゴシック" w:hAnsi="MS Pゴシック"/>
+                <w:b w:val="false"/>
+                <w:bCs w:val="false"/>
+                <w:color w:val="1A1A1A"/>
+                <w:sz w:val="18"/>
+                <w:szCs w:val="18"/>
+              </w:rPr>
+              <w:t xml:space="preserve">+10.0%</w:t>
+            </w:r>
+          </w:p>
+        </w:tc>
+        <w:tc>
+          <w:tcPr>
+            <w:tcW w:type="dxa" w:w="1800"/>
+            <w:tcMar>
+              <w:top w:type="dxa" w:w="60"/>
+              <w:left w:type="dxa" w:w="90"/>
+              <w:bottom w:type="dxa" w:w="60"/>
+              <w:right w:type="dxa" w:w="90"/>
+            </w:tcMar>
+            <w:vAlign w:val="center"/>
+          </w:tcPr>
+          <w:p>
+            <w:pPr>
+              <w:spacing w:after="0" w:line="260"/>
+              <w:jc w:val="right"/>
+            </w:pPr>
+            <w:r>
+              <w:rPr>
+                <w:rFonts w:ascii="MS Pゴシック" w:cs="MS Pゴシック" w:eastAsia="MS Pゴシック" w:hAnsi="MS Pゴシック"/>
+                <w:b w:val="false"/>
+                <w:bCs w:val="false"/>
+                <w:color w:val="1A1A1A"/>
+                <w:sz w:val="18"/>
+                <w:szCs w:val="18"/>
+              </w:rPr>
+              <w:t xml:space="preserve">±0%</w:t>
+            </w:r>
+          </w:p>
+        </w:tc>
+        <w:tc>
+          <w:tcPr>
+            <w:tcW w:type="dxa" w:w="1600"/>
+            <w:tcMar>
+              <w:top w:type="dxa" w:w="60"/>
+              <w:left w:type="dxa" w:w="90"/>
+              <w:bottom w:type="dxa" w:w="60"/>
+              <w:right w:type="dxa" w:w="90"/>
+            </w:tcMar>
+            <w:vAlign w:val="center"/>
+          </w:tcPr>
+          <w:p>
+            <w:pPr>
+              <w:spacing w:after="0" w:line="260"/>
+              <w:jc w:val="right"/>
+            </w:pPr>
+            <w:r>
+              <w:rPr>
+                <w:rFonts w:ascii="MS Pゴシック" w:cs="MS Pゴシック" w:eastAsia="MS Pゴシック" w:hAnsi="MS Pゴシック"/>
+                <w:b w:val="false"/>
+                <w:bCs w:val="false"/>
+                <w:color w:val="1A1A1A"/>
+                <w:sz w:val="18"/>
+                <w:szCs w:val="18"/>
+              </w:rPr>
+              <w:t xml:space="preserve">±0%</w:t>
+            </w:r>
+          </w:p>
+        </w:tc>
+        <w:tc>
+          <w:tcPr>
+            <w:tcW w:type="dxa" w:w="800"/>
+            <w:tcMar>
+              <w:top w:type="dxa" w:w="60"/>
+              <w:left w:type="dxa" w:w="90"/>
+              <w:bottom w:type="dxa" w:w="60"/>
+              <w:right w:type="dxa" w:w="90"/>
+            </w:tcMar>
+            <w:vAlign w:val="center"/>
+          </w:tcPr>
+          <w:p>
+            <w:pPr>
+              <w:spacing w:after="0" w:line="260"/>
+              <w:jc w:val="right"/>
+            </w:pPr>
+            <w:r>
+              <w:rPr>
+                <w:rFonts w:ascii="MS Pゴシック" w:cs="MS Pゴシック" w:eastAsia="MS Pゴシック" w:hAnsi="MS Pゴシック"/>
+                <w:b w:val="false"/>
+                <w:bCs w:val="false"/>
+                <w:color w:val="1A1A1A"/>
+                <w:sz w:val="18"/>
+                <w:szCs w:val="18"/>
+              </w:rPr>
+              <w:t xml:space="preserve">—</w:t>
+            </w:r>
+          </w:p>
+        </w:tc>
+      </w:tr>
+    </w:tbl>
+    <w:p>
+      <w:pPr>
+        <w:spacing w:after="200" w:before="40"/>
+      </w:pPr>
+      <w:r>
+        <w:rPr>
+          <w:rFonts w:ascii="MS Pゴシック" w:cs="MS Pゴシック" w:eastAsia="MS Pゴシック" w:hAnsi="MS Pゴシック"/>
+          <w:color w:val="5F6F74"/>
+          <w:sz w:val="17"/>
+          <w:szCs w:val="17"/>
+        </w:rPr>
+        <w:t xml:space="preserve">一律改定は全帯ほぼ改定率どおりで、6〜10㎥と11〜50㎥の単価の開きは4.70倍から4.66倍にしか縮まらない。構造見直し案は月5㎥以下と日割を据え置くかわりに、中位帯以上（A案）または6〜10㎥（B案）の負担が一律改定より大きくなる。</w:t>
+      </w:r>
+    </w:p>
+    <w:tbl>
+      <w:tblPr>
+        <w:tblW w:type="dxa" w:w="9600"/>
+        <w:tblBorders>
+          <w:top w:val="single" w:color="E0CBBC" w:sz="4"/>
+          <w:left w:val="single" w:color="CF5B1A" w:sz="18"/>
+          <w:bottom w:val="single" w:color="E0CBBC" w:sz="4"/>
+          <w:right w:val="single" w:color="E0CBBC" w:sz="4"/>
+          <w:insideH w:val="none"/>
+          <w:insideV w:val="none"/>
+        </w:tblBorders>
+      </w:tblPr>
+      <w:tblGrid>
+        <w:gridCol w:w="9600"/>
+      </w:tblGrid>
+      <w:tr>
+        <w:tc>
+          <w:tcPr>
+            <w:tcW w:type="dxa" w:w="9600"/>
+            <w:shd w:fill="FDF6F1" w:color="auto" w:val="clear"/>
+            <w:tcMar>
+              <w:top w:type="dxa" w:w="140"/>
+              <w:left w:type="dxa" w:w="180"/>
+              <w:bottom w:type="dxa" w:w="140"/>
+              <w:right w:type="dxa" w:w="160"/>
+            </w:tcMar>
+          </w:tcPr>
+          <w:p>
+            <w:pPr>
+              <w:spacing w:after="70"/>
+            </w:pPr>
+            <w:r>
+              <w:rPr>
+                <w:rFonts w:ascii="MS Pゴシック" w:cs="MS Pゴシック" w:eastAsia="MS Pゴシック" w:hAnsi="MS Pゴシック"/>
+                <w:b/>
+                <w:bCs/>
+                <w:color w:val="CF5B1A"/>
+                <w:sz w:val="18"/>
+                <w:szCs w:val="18"/>
+              </w:rPr>
+              <w:t xml:space="preserve">一律改定と構造見直しの使い分け</w:t>
+            </w:r>
+          </w:p>
+          <w:p>
+            <w:pPr>
+              <w:spacing w:after="60" w:line="290"/>
+            </w:pPr>
+            <w:r>
+              <w:rPr>
+                <w:rFonts w:ascii="MS Pゴシック" w:cs="MS Pゴシック" w:eastAsia="MS Pゴシック" w:hAnsi="MS Pゴシック"/>
+                <w:color w:val="1A1A1A"/>
+                <w:sz w:val="20"/>
+                <w:szCs w:val="20"/>
+              </w:rPr>
+              <w:t xml:space="preserve">増収額と経費回収率の改善幅は、どの方法でもほぼ同じである（約10%改善でいずれも54.4〜54.5%）。選択の論点は収入額ではなく負担の配分にある。</w:t>
+            </w:r>
+          </w:p>
+          <w:p>
+            <w:pPr>
+              <w:spacing w:after="60" w:line="290"/>
+            </w:pPr>
+            <w:r>
+              <w:rPr>
+                <w:rFonts w:ascii="MS Pゴシック" w:cs="MS Pゴシック" w:eastAsia="MS Pゴシック" w:hAnsi="MS Pゴシック"/>
+                <w:color w:val="1A1A1A"/>
+                <w:sz w:val="20"/>
+                <w:szCs w:val="20"/>
+              </w:rPr>
+              <w:t xml:space="preserve">一律改定は分かりやすく、全使用者が同率で負担する点で公平と説明しやすい。ただし6〜10㎥の単価が11〜50㎥の4.7分の1という現行体系の偏りはそのまま残る。</w:t>
+            </w:r>
+          </w:p>
+          <w:p>
+            <w:pPr>
+              <w:spacing w:after="60" w:line="290"/>
+            </w:pPr>
+            <w:r>
+              <w:rPr>
+                <w:rFonts w:ascii="MS Pゴシック" w:cs="MS Pゴシック" w:eastAsia="MS Pゴシック" w:hAnsi="MS Pゴシック"/>
+                <w:color w:val="1A1A1A"/>
+                <w:sz w:val="20"/>
+                <w:szCs w:val="20"/>
+              </w:rPr>
+              <w:t xml:space="preserve">構造見直し案は月5㎥以下（1,934件・21.0%）と日割を据え置けるが、その分を他の帯が負担する。6〜10㎥の偏りは縮小する。</w:t>
+            </w:r>
+          </w:p>
+          <w:p>
+            <w:pPr>
+              <w:spacing w:after="60" w:line="290"/>
+            </w:pPr>
+            <w:r>
+              <w:rPr>
+                <w:rFonts w:ascii="MS Pゴシック" w:cs="MS Pゴシック" w:eastAsia="MS Pゴシック" w:hAnsi="MS Pゴシック"/>
+                <w:color w:val="1A1A1A"/>
+                <w:sz w:val="20"/>
+                <w:szCs w:val="20"/>
+              </w:rPr>
+              <w:t xml:space="preserve">5%・15%でも同じ関係が成り立つ。約5%では一律+5.07%（増収2,258千円）に対し構造見直し+4.92%（同2,191千円）、約15%では一律+15.03%（同6,698千円）に対し構造見直し+14.97%（同6,671千円）である。</w:t>
+            </w:r>
+          </w:p>
+        </w:tc>
+      </w:tr>
+    </w:tbl>
     <w:p>
       <w:pPr>
         <w:pStyle w:val="Heading1"/>
@@ -11547,7 +17899,7 @@
           <w:sz w:val="19"/>
           <w:szCs w:val="19"/>
         </w:rPr>
-        <w:t xml:space="preserve">表9　料金案別の平年度増収額と経費回収率</w:t>
+        <w:t xml:space="preserve">表13　料金案別の平年度増収額と経費回収率</w:t>
       </w:r>
     </w:p>
     <w:tbl>
@@ -11563,13 +17915,11 @@
         </w:tblBorders>
       </w:tblPr>
       <w:tblGrid>
-        <w:gridCol w:w="2350"/>
+        <w:gridCol w:w="2700"/>
+        <w:gridCol w:w="2000"/>
+        <w:gridCol w:w="1800"/>
         <w:gridCol w:w="1600"/>
-        <w:gridCol w:w="1250"/>
-        <w:gridCol w:w="1350"/>
-        <w:gridCol w:w="1350"/>
-        <w:gridCol w:w="1350"/>
-        <w:gridCol w:w="1350"/>
+        <w:gridCol w:w="1500"/>
       </w:tblGrid>
       <w:tr>
         <w:trPr>
@@ -11577,7 +17927,7 @@
         </w:trPr>
         <w:tc>
           <w:tcPr>
-            <w:tcW w:type="dxa" w:w="2350"/>
+            <w:tcW w:type="dxa" w:w="2700"/>
             <w:shd w:fill="DCEBED" w:color="auto" w:val="clear"/>
             <w:tcMar>
               <w:top w:type="dxa" w:w="60"/>
@@ -11602,6 +17952,66 @@
                 <w:szCs w:val="18"/>
               </w:rPr>
               <w:t xml:space="preserve">料金案</w:t>
+            </w:r>
+          </w:p>
+        </w:tc>
+        <w:tc>
+          <w:tcPr>
+            <w:tcW w:type="dxa" w:w="2000"/>
+            <w:shd w:fill="DCEBED" w:color="auto" w:val="clear"/>
+            <w:tcMar>
+              <w:top w:type="dxa" w:w="60"/>
+              <w:left w:type="dxa" w:w="90"/>
+              <w:bottom w:type="dxa" w:w="60"/>
+              <w:right w:type="dxa" w:w="90"/>
+            </w:tcMar>
+            <w:vAlign w:val="center"/>
+          </w:tcPr>
+          <w:p>
+            <w:pPr>
+              <w:spacing w:after="0" w:line="260"/>
+              <w:jc w:val="center"/>
+            </w:pPr>
+            <w:r>
+              <w:rPr>
+                <w:rFonts w:ascii="MS Pゴシック" w:cs="MS Pゴシック" w:eastAsia="MS Pゴシック" w:hAnsi="MS Pゴシック"/>
+                <w:b/>
+                <w:bCs/>
+                <w:color w:val="1A1A1A"/>
+                <w:sz w:val="18"/>
+                <w:szCs w:val="18"/>
+              </w:rPr>
+              <w:t xml:space="preserve">平年度増収額（税込）</w:t>
+            </w:r>
+          </w:p>
+        </w:tc>
+        <w:tc>
+          <w:tcPr>
+            <w:tcW w:type="dxa" w:w="1800"/>
+            <w:shd w:fill="DCEBED" w:color="auto" w:val="clear"/>
+            <w:tcMar>
+              <w:top w:type="dxa" w:w="60"/>
+              <w:left w:type="dxa" w:w="90"/>
+              <w:bottom w:type="dxa" w:w="60"/>
+              <w:right w:type="dxa" w:w="90"/>
+            </w:tcMar>
+            <w:vAlign w:val="center"/>
+          </w:tcPr>
+          <w:p>
+            <w:pPr>
+              <w:spacing w:after="0" w:line="260"/>
+              <w:jc w:val="center"/>
+            </w:pPr>
+            <w:r>
+              <w:rPr>
+                <w:rFonts w:ascii="MS Pゴシック" w:cs="MS Pゴシック" w:eastAsia="MS Pゴシック" w:hAnsi="MS Pゴシック"/>
+                <w:b/>
+                <w:bCs/>
+                <w:color w:val="1A1A1A"/>
+                <w:sz w:val="18"/>
+                <w:szCs w:val="18"/>
+              </w:rPr>
+              <w:t xml:space="preserve">同（税抜）</w:t>
             </w:r>
           </w:p>
         </w:tc>
@@ -11631,13 +18041,13 @@
                 <w:sz w:val="18"/>
                 <w:szCs w:val="18"/>
               </w:rPr>
-              <w:t xml:space="preserve">平年度増収額（税込）</w:t>
-            </w:r>
-          </w:p>
-        </w:tc>
-        <w:tc>
-          <w:tcPr>
-            <w:tcW w:type="dxa" w:w="1250"/>
+              <w:t xml:space="preserve">平均増収率</w:t>
+            </w:r>
+          </w:p>
+        </w:tc>
+        <w:tc>
+          <w:tcPr>
+            <w:tcW w:type="dxa" w:w="1500"/>
             <w:shd w:fill="DCEBED" w:color="auto" w:val="clear"/>
             <w:tcMar>
               <w:top w:type="dxa" w:w="60"/>
@@ -11661,127 +18071,7 @@
                 <w:sz w:val="18"/>
                 <w:szCs w:val="18"/>
               </w:rPr>
-              <w:t xml:space="preserve">同（税抜）</w:t>
-            </w:r>
-          </w:p>
-        </w:tc>
-        <w:tc>
-          <w:tcPr>
-            <w:tcW w:type="dxa" w:w="1350"/>
-            <w:shd w:fill="DCEBED" w:color="auto" w:val="clear"/>
-            <w:tcMar>
-              <w:top w:type="dxa" w:w="60"/>
-              <w:left w:type="dxa" w:w="90"/>
-              <w:bottom w:type="dxa" w:w="60"/>
-              <w:right w:type="dxa" w:w="90"/>
-            </w:tcMar>
-            <w:vAlign w:val="center"/>
-          </w:tcPr>
-          <w:p>
-            <w:pPr>
-              <w:spacing w:after="0" w:line="260"/>
-              <w:jc w:val="center"/>
-            </w:pPr>
-            <w:r>
-              <w:rPr>
-                <w:rFonts w:ascii="MS Pゴシック" w:cs="MS Pゴシック" w:eastAsia="MS Pゴシック" w:hAnsi="MS Pゴシック"/>
-                <w:b/>
-                <w:bCs/>
-                <w:color w:val="1A1A1A"/>
-                <w:sz w:val="18"/>
-                <w:szCs w:val="18"/>
-              </w:rPr>
-              <w:t xml:space="preserve">平均増収率</w:t>
-            </w:r>
-          </w:p>
-        </w:tc>
-        <w:tc>
-          <w:tcPr>
-            <w:tcW w:type="dxa" w:w="1350"/>
-            <w:shd w:fill="DCEBED" w:color="auto" w:val="clear"/>
-            <w:tcMar>
-              <w:top w:type="dxa" w:w="60"/>
-              <w:left w:type="dxa" w:w="90"/>
-              <w:bottom w:type="dxa" w:w="60"/>
-              <w:right w:type="dxa" w:w="90"/>
-            </w:tcMar>
-            <w:vAlign w:val="center"/>
-          </w:tcPr>
-          <w:p>
-            <w:pPr>
-              <w:spacing w:after="0" w:line="260"/>
-              <w:jc w:val="center"/>
-            </w:pPr>
-            <w:r>
-              <w:rPr>
-                <w:rFonts w:ascii="MS Pゴシック" w:cs="MS Pゴシック" w:eastAsia="MS Pゴシック" w:hAnsi="MS Pゴシック"/>
-                <w:b/>
-                <w:bCs/>
-                <w:color w:val="1A1A1A"/>
-                <w:sz w:val="18"/>
-                <w:szCs w:val="18"/>
-              </w:rPr>
               <w:t xml:space="preserve">経費回収率</w:t>
-            </w:r>
-          </w:p>
-        </w:tc>
-        <w:tc>
-          <w:tcPr>
-            <w:tcW w:type="dxa" w:w="1350"/>
-            <w:shd w:fill="DCEBED" w:color="auto" w:val="clear"/>
-            <w:tcMar>
-              <w:top w:type="dxa" w:w="60"/>
-              <w:left w:type="dxa" w:w="90"/>
-              <w:bottom w:type="dxa" w:w="60"/>
-              <w:right w:type="dxa" w:w="90"/>
-            </w:tcMar>
-            <w:vAlign w:val="center"/>
-          </w:tcPr>
-          <w:p>
-            <w:pPr>
-              <w:spacing w:after="0" w:line="260"/>
-              <w:jc w:val="center"/>
-            </w:pPr>
-            <w:r>
-              <w:rPr>
-                <w:rFonts w:ascii="MS Pゴシック" w:cs="MS Pゴシック" w:eastAsia="MS Pゴシック" w:hAnsi="MS Pゴシック"/>
-                <w:b/>
-                <w:bCs/>
-                <w:color w:val="1A1A1A"/>
-                <w:sz w:val="18"/>
-                <w:szCs w:val="18"/>
-              </w:rPr>
-              <w:t xml:space="preserve">公共</w:t>
-            </w:r>
-          </w:p>
-        </w:tc>
-        <w:tc>
-          <w:tcPr>
-            <w:tcW w:type="dxa" w:w="1350"/>
-            <w:shd w:fill="DCEBED" w:color="auto" w:val="clear"/>
-            <w:tcMar>
-              <w:top w:type="dxa" w:w="60"/>
-              <w:left w:type="dxa" w:w="90"/>
-              <w:bottom w:type="dxa" w:w="60"/>
-              <w:right w:type="dxa" w:w="90"/>
-            </w:tcMar>
-            <w:vAlign w:val="center"/>
-          </w:tcPr>
-          <w:p>
-            <w:pPr>
-              <w:spacing w:after="0" w:line="260"/>
-              <w:jc w:val="center"/>
-            </w:pPr>
-            <w:r>
-              <w:rPr>
-                <w:rFonts w:ascii="MS Pゴシック" w:cs="MS Pゴシック" w:eastAsia="MS Pゴシック" w:hAnsi="MS Pゴシック"/>
-                <w:b/>
-                <w:bCs/>
-                <w:color w:val="1A1A1A"/>
-                <w:sz w:val="18"/>
-                <w:szCs w:val="18"/>
-              </w:rPr>
-              <w:t xml:space="preserve">漁集</w:t>
             </w:r>
           </w:p>
         </w:tc>
@@ -11789,7 +18079,7 @@
       <w:tr>
         <w:tc>
           <w:tcPr>
-            <w:tcW w:type="dxa" w:w="2350"/>
+            <w:tcW w:type="dxa" w:w="2700"/>
             <w:tcMar>
               <w:top w:type="dxa" w:w="60"/>
               <w:left w:type="dxa" w:w="90"/>
@@ -11818,6 +18108,64 @@
         </w:tc>
         <w:tc>
           <w:tcPr>
+            <w:tcW w:type="dxa" w:w="2000"/>
+            <w:tcMar>
+              <w:top w:type="dxa" w:w="60"/>
+              <w:left w:type="dxa" w:w="90"/>
+              <w:bottom w:type="dxa" w:w="60"/>
+              <w:right w:type="dxa" w:w="90"/>
+            </w:tcMar>
+            <w:vAlign w:val="center"/>
+          </w:tcPr>
+          <w:p>
+            <w:pPr>
+              <w:spacing w:after="0" w:line="260"/>
+              <w:jc w:val="right"/>
+            </w:pPr>
+            <w:r>
+              <w:rPr>
+                <w:rFonts w:ascii="MS Pゴシック" w:cs="MS Pゴシック" w:eastAsia="MS Pゴシック" w:hAnsi="MS Pゴシック"/>
+                <w:b w:val="false"/>
+                <w:bCs w:val="false"/>
+                <w:color w:val="1A1A1A"/>
+                <w:sz w:val="18"/>
+                <w:szCs w:val="18"/>
+              </w:rPr>
+              <w:t xml:space="preserve">—</w:t>
+            </w:r>
+          </w:p>
+        </w:tc>
+        <w:tc>
+          <w:tcPr>
+            <w:tcW w:type="dxa" w:w="1800"/>
+            <w:tcMar>
+              <w:top w:type="dxa" w:w="60"/>
+              <w:left w:type="dxa" w:w="90"/>
+              <w:bottom w:type="dxa" w:w="60"/>
+              <w:right w:type="dxa" w:w="90"/>
+            </w:tcMar>
+            <w:vAlign w:val="center"/>
+          </w:tcPr>
+          <w:p>
+            <w:pPr>
+              <w:spacing w:after="0" w:line="260"/>
+              <w:jc w:val="right"/>
+            </w:pPr>
+            <w:r>
+              <w:rPr>
+                <w:rFonts w:ascii="MS Pゴシック" w:cs="MS Pゴシック" w:eastAsia="MS Pゴシック" w:hAnsi="MS Pゴシック"/>
+                <w:b w:val="false"/>
+                <w:bCs w:val="false"/>
+                <w:color w:val="1A1A1A"/>
+                <w:sz w:val="18"/>
+                <w:szCs w:val="18"/>
+              </w:rPr>
+              <w:t xml:space="preserve">—</w:t>
+            </w:r>
+          </w:p>
+        </w:tc>
+        <w:tc>
+          <w:tcPr>
             <w:tcW w:type="dxa" w:w="1600"/>
             <w:tcMar>
               <w:top w:type="dxa" w:w="60"/>
@@ -11847,65 +18195,7 @@
         </w:tc>
         <w:tc>
           <w:tcPr>
-            <w:tcW w:type="dxa" w:w="1250"/>
-            <w:tcMar>
-              <w:top w:type="dxa" w:w="60"/>
-              <w:left w:type="dxa" w:w="90"/>
-              <w:bottom w:type="dxa" w:w="60"/>
-              <w:right w:type="dxa" w:w="90"/>
-            </w:tcMar>
-            <w:vAlign w:val="center"/>
-          </w:tcPr>
-          <w:p>
-            <w:pPr>
-              <w:spacing w:after="0" w:line="260"/>
-              <w:jc w:val="right"/>
-            </w:pPr>
-            <w:r>
-              <w:rPr>
-                <w:rFonts w:ascii="MS Pゴシック" w:cs="MS Pゴシック" w:eastAsia="MS Pゴシック" w:hAnsi="MS Pゴシック"/>
-                <w:b w:val="false"/>
-                <w:bCs w:val="false"/>
-                <w:color w:val="1A1A1A"/>
-                <w:sz w:val="18"/>
-                <w:szCs w:val="18"/>
-              </w:rPr>
-              <w:t xml:space="preserve">—</w:t>
-            </w:r>
-          </w:p>
-        </w:tc>
-        <w:tc>
-          <w:tcPr>
-            <w:tcW w:type="dxa" w:w="1350"/>
-            <w:tcMar>
-              <w:top w:type="dxa" w:w="60"/>
-              <w:left w:type="dxa" w:w="90"/>
-              <w:bottom w:type="dxa" w:w="60"/>
-              <w:right w:type="dxa" w:w="90"/>
-            </w:tcMar>
-            <w:vAlign w:val="center"/>
-          </w:tcPr>
-          <w:p>
-            <w:pPr>
-              <w:spacing w:after="0" w:line="260"/>
-              <w:jc w:val="right"/>
-            </w:pPr>
-            <w:r>
-              <w:rPr>
-                <w:rFonts w:ascii="MS Pゴシック" w:cs="MS Pゴシック" w:eastAsia="MS Pゴシック" w:hAnsi="MS Pゴシック"/>
-                <w:b w:val="false"/>
-                <w:bCs w:val="false"/>
-                <w:color w:val="1A1A1A"/>
-                <w:sz w:val="18"/>
-                <w:szCs w:val="18"/>
-              </w:rPr>
-              <w:t xml:space="preserve">—</w:t>
-            </w:r>
-          </w:p>
-        </w:tc>
-        <w:tc>
-          <w:tcPr>
-            <w:tcW w:type="dxa" w:w="1350"/>
+            <w:tcW w:type="dxa" w:w="1500"/>
             <w:tcMar>
               <w:top w:type="dxa" w:w="60"/>
               <w:left w:type="dxa" w:w="90"/>
@@ -11929,64 +18219,6 @@
                 <w:szCs w:val="18"/>
               </w:rPr>
               <w:t xml:space="preserve">49.5%</w:t>
-            </w:r>
-          </w:p>
-        </w:tc>
-        <w:tc>
-          <w:tcPr>
-            <w:tcW w:type="dxa" w:w="1350"/>
-            <w:tcMar>
-              <w:top w:type="dxa" w:w="60"/>
-              <w:left w:type="dxa" w:w="90"/>
-              <w:bottom w:type="dxa" w:w="60"/>
-              <w:right w:type="dxa" w:w="90"/>
-            </w:tcMar>
-            <w:vAlign w:val="center"/>
-          </w:tcPr>
-          <w:p>
-            <w:pPr>
-              <w:spacing w:after="0" w:line="260"/>
-              <w:jc w:val="right"/>
-            </w:pPr>
-            <w:r>
-              <w:rPr>
-                <w:rFonts w:ascii="MS Pゴシック" w:cs="MS Pゴシック" w:eastAsia="MS Pゴシック" w:hAnsi="MS Pゴシック"/>
-                <w:b w:val="false"/>
-                <w:bCs w:val="false"/>
-                <w:color w:val="1A1A1A"/>
-                <w:sz w:val="18"/>
-                <w:szCs w:val="18"/>
-              </w:rPr>
-              <w:t xml:space="preserve">49.9%</w:t>
-            </w:r>
-          </w:p>
-        </w:tc>
-        <w:tc>
-          <w:tcPr>
-            <w:tcW w:type="dxa" w:w="1350"/>
-            <w:tcMar>
-              <w:top w:type="dxa" w:w="60"/>
-              <w:left w:type="dxa" w:w="90"/>
-              <w:bottom w:type="dxa" w:w="60"/>
-              <w:right w:type="dxa" w:w="90"/>
-            </w:tcMar>
-            <w:vAlign w:val="center"/>
-          </w:tcPr>
-          <w:p>
-            <w:pPr>
-              <w:spacing w:after="0" w:line="260"/>
-              <w:jc w:val="right"/>
-            </w:pPr>
-            <w:r>
-              <w:rPr>
-                <w:rFonts w:ascii="MS Pゴシック" w:cs="MS Pゴシック" w:eastAsia="MS Pゴシック" w:hAnsi="MS Pゴシック"/>
-                <w:b w:val="false"/>
-                <w:bCs w:val="false"/>
-                <w:color w:val="1A1A1A"/>
-                <w:sz w:val="18"/>
-                <w:szCs w:val="18"/>
-              </w:rPr>
-              <w:t xml:space="preserve">36.9%</w:t>
             </w:r>
           </w:p>
         </w:tc>
@@ -11994,7 +18226,7 @@
       <w:tr>
         <w:tc>
           <w:tcPr>
-            <w:tcW w:type="dxa" w:w="2350"/>
+            <w:tcW w:type="dxa" w:w="2700"/>
             <w:shd w:fill="F4F7F7" w:color="auto" w:val="clear"/>
             <w:tcMar>
               <w:top w:type="dxa" w:w="60"/>
@@ -12019,6 +18251,66 @@
                 <w:szCs w:val="18"/>
               </w:rPr>
               <w:t xml:space="preserve">約5%改善</w:t>
+            </w:r>
+          </w:p>
+        </w:tc>
+        <w:tc>
+          <w:tcPr>
+            <w:tcW w:type="dxa" w:w="2000"/>
+            <w:shd w:fill="F4F7F7" w:color="auto" w:val="clear"/>
+            <w:tcMar>
+              <w:top w:type="dxa" w:w="60"/>
+              <w:left w:type="dxa" w:w="90"/>
+              <w:bottom w:type="dxa" w:w="60"/>
+              <w:right w:type="dxa" w:w="90"/>
+            </w:tcMar>
+            <w:vAlign w:val="center"/>
+          </w:tcPr>
+          <w:p>
+            <w:pPr>
+              <w:spacing w:after="0" w:line="260"/>
+              <w:jc w:val="right"/>
+            </w:pPr>
+            <w:r>
+              <w:rPr>
+                <w:rFonts w:ascii="MS Pゴシック" w:cs="MS Pゴシック" w:eastAsia="MS Pゴシック" w:hAnsi="MS Pゴシック"/>
+                <w:b w:val="false"/>
+                <w:bCs w:val="false"/>
+                <w:color w:val="1A1A1A"/>
+                <w:sz w:val="18"/>
+                <w:szCs w:val="18"/>
+              </w:rPr>
+              <w:t xml:space="preserve">2,190,879円</w:t>
+            </w:r>
+          </w:p>
+        </w:tc>
+        <w:tc>
+          <w:tcPr>
+            <w:tcW w:type="dxa" w:w="1800"/>
+            <w:shd w:fill="F4F7F7" w:color="auto" w:val="clear"/>
+            <w:tcMar>
+              <w:top w:type="dxa" w:w="60"/>
+              <w:left w:type="dxa" w:w="90"/>
+              <w:bottom w:type="dxa" w:w="60"/>
+              <w:right w:type="dxa" w:w="90"/>
+            </w:tcMar>
+            <w:vAlign w:val="center"/>
+          </w:tcPr>
+          <w:p>
+            <w:pPr>
+              <w:spacing w:after="0" w:line="260"/>
+              <w:jc w:val="right"/>
+            </w:pPr>
+            <w:r>
+              <w:rPr>
+                <w:rFonts w:ascii="MS Pゴシック" w:cs="MS Pゴシック" w:eastAsia="MS Pゴシック" w:hAnsi="MS Pゴシック"/>
+                <w:b w:val="false"/>
+                <w:bCs w:val="false"/>
+                <w:color w:val="1A1A1A"/>
+                <w:sz w:val="18"/>
+                <w:szCs w:val="18"/>
+              </w:rPr>
+              <w:t xml:space="preserve">1,991,709円</w:t>
             </w:r>
           </w:p>
         </w:tc>
@@ -12048,13 +18340,13 @@
                 <w:sz w:val="18"/>
                 <w:szCs w:val="18"/>
               </w:rPr>
-              <w:t xml:space="preserve">2,190,879円</w:t>
-            </w:r>
-          </w:p>
-        </w:tc>
-        <w:tc>
-          <w:tcPr>
-            <w:tcW w:type="dxa" w:w="1250"/>
+              <w:t xml:space="preserve">+4.92%</w:t>
+            </w:r>
+          </w:p>
+        </w:tc>
+        <w:tc>
+          <w:tcPr>
+            <w:tcW w:type="dxa" w:w="1500"/>
             <w:shd w:fill="F4F7F7" w:color="auto" w:val="clear"/>
             <w:tcMar>
               <w:top w:type="dxa" w:w="60"/>
@@ -12078,127 +18370,7 @@
                 <w:sz w:val="18"/>
                 <w:szCs w:val="18"/>
               </w:rPr>
-              <w:t xml:space="preserve">1,991,709円</w:t>
-            </w:r>
-          </w:p>
-        </w:tc>
-        <w:tc>
-          <w:tcPr>
-            <w:tcW w:type="dxa" w:w="1350"/>
-            <w:shd w:fill="F4F7F7" w:color="auto" w:val="clear"/>
-            <w:tcMar>
-              <w:top w:type="dxa" w:w="60"/>
-              <w:left w:type="dxa" w:w="90"/>
-              <w:bottom w:type="dxa" w:w="60"/>
-              <w:right w:type="dxa" w:w="90"/>
-            </w:tcMar>
-            <w:vAlign w:val="center"/>
-          </w:tcPr>
-          <w:p>
-            <w:pPr>
-              <w:spacing w:after="0" w:line="260"/>
-              <w:jc w:val="right"/>
-            </w:pPr>
-            <w:r>
-              <w:rPr>
-                <w:rFonts w:ascii="MS Pゴシック" w:cs="MS Pゴシック" w:eastAsia="MS Pゴシック" w:hAnsi="MS Pゴシック"/>
-                <w:b w:val="false"/>
-                <w:bCs w:val="false"/>
-                <w:color w:val="1A1A1A"/>
-                <w:sz w:val="18"/>
-                <w:szCs w:val="18"/>
-              </w:rPr>
-              <w:t xml:space="preserve">+4.92%</w:t>
-            </w:r>
-          </w:p>
-        </w:tc>
-        <w:tc>
-          <w:tcPr>
-            <w:tcW w:type="dxa" w:w="1350"/>
-            <w:shd w:fill="F4F7F7" w:color="auto" w:val="clear"/>
-            <w:tcMar>
-              <w:top w:type="dxa" w:w="60"/>
-              <w:left w:type="dxa" w:w="90"/>
-              <w:bottom w:type="dxa" w:w="60"/>
-              <w:right w:type="dxa" w:w="90"/>
-            </w:tcMar>
-            <w:vAlign w:val="center"/>
-          </w:tcPr>
-          <w:p>
-            <w:pPr>
-              <w:spacing w:after="0" w:line="260"/>
-              <w:jc w:val="right"/>
-            </w:pPr>
-            <w:r>
-              <w:rPr>
-                <w:rFonts w:ascii="MS Pゴシック" w:cs="MS Pゴシック" w:eastAsia="MS Pゴシック" w:hAnsi="MS Pゴシック"/>
-                <w:b w:val="false"/>
-                <w:bCs w:val="false"/>
-                <w:color w:val="1A1A1A"/>
-                <w:sz w:val="18"/>
-                <w:szCs w:val="18"/>
-              </w:rPr>
               <w:t xml:space="preserve">51.9%</w:t>
-            </w:r>
-          </w:p>
-        </w:tc>
-        <w:tc>
-          <w:tcPr>
-            <w:tcW w:type="dxa" w:w="1350"/>
-            <w:shd w:fill="F4F7F7" w:color="auto" w:val="clear"/>
-            <w:tcMar>
-              <w:top w:type="dxa" w:w="60"/>
-              <w:left w:type="dxa" w:w="90"/>
-              <w:bottom w:type="dxa" w:w="60"/>
-              <w:right w:type="dxa" w:w="90"/>
-            </w:tcMar>
-            <w:vAlign w:val="center"/>
-          </w:tcPr>
-          <w:p>
-            <w:pPr>
-              <w:spacing w:after="0" w:line="260"/>
-              <w:jc w:val="right"/>
-            </w:pPr>
-            <w:r>
-              <w:rPr>
-                <w:rFonts w:ascii="MS Pゴシック" w:cs="MS Pゴシック" w:eastAsia="MS Pゴシック" w:hAnsi="MS Pゴシック"/>
-                <w:b w:val="false"/>
-                <w:bCs w:val="false"/>
-                <w:color w:val="1A1A1A"/>
-                <w:sz w:val="18"/>
-                <w:szCs w:val="18"/>
-              </w:rPr>
-              <w:t xml:space="preserve">52.3%</w:t>
-            </w:r>
-          </w:p>
-        </w:tc>
-        <w:tc>
-          <w:tcPr>
-            <w:tcW w:type="dxa" w:w="1350"/>
-            <w:shd w:fill="F4F7F7" w:color="auto" w:val="clear"/>
-            <w:tcMar>
-              <w:top w:type="dxa" w:w="60"/>
-              <w:left w:type="dxa" w:w="90"/>
-              <w:bottom w:type="dxa" w:w="60"/>
-              <w:right w:type="dxa" w:w="90"/>
-            </w:tcMar>
-            <w:vAlign w:val="center"/>
-          </w:tcPr>
-          <w:p>
-            <w:pPr>
-              <w:spacing w:after="0" w:line="260"/>
-              <w:jc w:val="right"/>
-            </w:pPr>
-            <w:r>
-              <w:rPr>
-                <w:rFonts w:ascii="MS Pゴシック" w:cs="MS Pゴシック" w:eastAsia="MS Pゴシック" w:hAnsi="MS Pゴシック"/>
-                <w:b w:val="false"/>
-                <w:bCs w:val="false"/>
-                <w:color w:val="1A1A1A"/>
-                <w:sz w:val="18"/>
-                <w:szCs w:val="18"/>
-              </w:rPr>
-              <w:t xml:space="preserve">38.6%</w:t>
             </w:r>
           </w:p>
         </w:tc>
@@ -12206,7 +18378,7 @@
       <w:tr>
         <w:tc>
           <w:tcPr>
-            <w:tcW w:type="dxa" w:w="2350"/>
+            <w:tcW w:type="dxa" w:w="2700"/>
             <w:shd w:fill="FBEAE0" w:color="auto" w:val="clear"/>
             <w:tcMar>
               <w:top w:type="dxa" w:w="60"/>
@@ -12231,6 +18403,66 @@
                 <w:szCs w:val="18"/>
               </w:rPr>
               <w:t xml:space="preserve">A案（約10%改善）</w:t>
+            </w:r>
+          </w:p>
+        </w:tc>
+        <w:tc>
+          <w:tcPr>
+            <w:tcW w:type="dxa" w:w="2000"/>
+            <w:shd w:fill="FBEAE0" w:color="auto" w:val="clear"/>
+            <w:tcMar>
+              <w:top w:type="dxa" w:w="60"/>
+              <w:left w:type="dxa" w:w="90"/>
+              <w:bottom w:type="dxa" w:w="60"/>
+              <w:right w:type="dxa" w:w="90"/>
+            </w:tcMar>
+            <w:vAlign w:val="center"/>
+          </w:tcPr>
+          <w:p>
+            <w:pPr>
+              <w:spacing w:after="0" w:line="260"/>
+              <w:jc w:val="right"/>
+            </w:pPr>
+            <w:r>
+              <w:rPr>
+                <w:rFonts w:ascii="MS Pゴシック" w:cs="MS Pゴシック" w:eastAsia="MS Pゴシック" w:hAnsi="MS Pゴシック"/>
+                <w:b/>
+                <w:bCs/>
+                <w:color w:val="1A1A1A"/>
+                <w:sz w:val="18"/>
+                <w:szCs w:val="18"/>
+              </w:rPr>
+              <w:t xml:space="preserve">4,481,621円</w:t>
+            </w:r>
+          </w:p>
+        </w:tc>
+        <w:tc>
+          <w:tcPr>
+            <w:tcW w:type="dxa" w:w="1800"/>
+            <w:shd w:fill="FBEAE0" w:color="auto" w:val="clear"/>
+            <w:tcMar>
+              <w:top w:type="dxa" w:w="60"/>
+              <w:left w:type="dxa" w:w="90"/>
+              <w:bottom w:type="dxa" w:w="60"/>
+              <w:right w:type="dxa" w:w="90"/>
+            </w:tcMar>
+            <w:vAlign w:val="center"/>
+          </w:tcPr>
+          <w:p>
+            <w:pPr>
+              <w:spacing w:after="0" w:line="260"/>
+              <w:jc w:val="right"/>
+            </w:pPr>
+            <w:r>
+              <w:rPr>
+                <w:rFonts w:ascii="MS Pゴシック" w:cs="MS Pゴシック" w:eastAsia="MS Pゴシック" w:hAnsi="MS Pゴシック"/>
+                <w:b/>
+                <w:bCs/>
+                <w:color w:val="1A1A1A"/>
+                <w:sz w:val="18"/>
+                <w:szCs w:val="18"/>
+              </w:rPr>
+              <w:t xml:space="preserve">4,074,201円</w:t>
             </w:r>
           </w:p>
         </w:tc>
@@ -12260,13 +18492,13 @@
                 <w:sz w:val="18"/>
                 <w:szCs w:val="18"/>
               </w:rPr>
-              <w:t xml:space="preserve">4,481,621円</w:t>
-            </w:r>
-          </w:p>
-        </w:tc>
-        <w:tc>
-          <w:tcPr>
-            <w:tcW w:type="dxa" w:w="1250"/>
+              <w:t xml:space="preserve">+10.06%</w:t>
+            </w:r>
+          </w:p>
+        </w:tc>
+        <w:tc>
+          <w:tcPr>
+            <w:tcW w:type="dxa" w:w="1500"/>
             <w:shd w:fill="FBEAE0" w:color="auto" w:val="clear"/>
             <w:tcMar>
               <w:top w:type="dxa" w:w="60"/>
@@ -12290,127 +18522,7 @@
                 <w:sz w:val="18"/>
                 <w:szCs w:val="18"/>
               </w:rPr>
-              <w:t xml:space="preserve">4,074,201円</w:t>
-            </w:r>
-          </w:p>
-        </w:tc>
-        <w:tc>
-          <w:tcPr>
-            <w:tcW w:type="dxa" w:w="1350"/>
-            <w:shd w:fill="FBEAE0" w:color="auto" w:val="clear"/>
-            <w:tcMar>
-              <w:top w:type="dxa" w:w="60"/>
-              <w:left w:type="dxa" w:w="90"/>
-              <w:bottom w:type="dxa" w:w="60"/>
-              <w:right w:type="dxa" w:w="90"/>
-            </w:tcMar>
-            <w:vAlign w:val="center"/>
-          </w:tcPr>
-          <w:p>
-            <w:pPr>
-              <w:spacing w:after="0" w:line="260"/>
-              <w:jc w:val="right"/>
-            </w:pPr>
-            <w:r>
-              <w:rPr>
-                <w:rFonts w:ascii="MS Pゴシック" w:cs="MS Pゴシック" w:eastAsia="MS Pゴシック" w:hAnsi="MS Pゴシック"/>
-                <w:b/>
-                <w:bCs/>
-                <w:color w:val="1A1A1A"/>
-                <w:sz w:val="18"/>
-                <w:szCs w:val="18"/>
-              </w:rPr>
-              <w:t xml:space="preserve">+10.06%</w:t>
-            </w:r>
-          </w:p>
-        </w:tc>
-        <w:tc>
-          <w:tcPr>
-            <w:tcW w:type="dxa" w:w="1350"/>
-            <w:shd w:fill="FBEAE0" w:color="auto" w:val="clear"/>
-            <w:tcMar>
-              <w:top w:type="dxa" w:w="60"/>
-              <w:left w:type="dxa" w:w="90"/>
-              <w:bottom w:type="dxa" w:w="60"/>
-              <w:right w:type="dxa" w:w="90"/>
-            </w:tcMar>
-            <w:vAlign w:val="center"/>
-          </w:tcPr>
-          <w:p>
-            <w:pPr>
-              <w:spacing w:after="0" w:line="260"/>
-              <w:jc w:val="right"/>
-            </w:pPr>
-            <w:r>
-              <w:rPr>
-                <w:rFonts w:ascii="MS Pゴシック" w:cs="MS Pゴシック" w:eastAsia="MS Pゴシック" w:hAnsi="MS Pゴシック"/>
-                <w:b/>
-                <w:bCs/>
-                <w:color w:val="1A1A1A"/>
-                <w:sz w:val="18"/>
-                <w:szCs w:val="18"/>
-              </w:rPr>
               <w:t xml:space="preserve">54.5%</w:t>
-            </w:r>
-          </w:p>
-        </w:tc>
-        <w:tc>
-          <w:tcPr>
-            <w:tcW w:type="dxa" w:w="1350"/>
-            <w:shd w:fill="FBEAE0" w:color="auto" w:val="clear"/>
-            <w:tcMar>
-              <w:top w:type="dxa" w:w="60"/>
-              <w:left w:type="dxa" w:w="90"/>
-              <w:bottom w:type="dxa" w:w="60"/>
-              <w:right w:type="dxa" w:w="90"/>
-            </w:tcMar>
-            <w:vAlign w:val="center"/>
-          </w:tcPr>
-          <w:p>
-            <w:pPr>
-              <w:spacing w:after="0" w:line="260"/>
-              <w:jc w:val="right"/>
-            </w:pPr>
-            <w:r>
-              <w:rPr>
-                <w:rFonts w:ascii="MS Pゴシック" w:cs="MS Pゴシック" w:eastAsia="MS Pゴシック" w:hAnsi="MS Pゴシック"/>
-                <w:b/>
-                <w:bCs/>
-                <w:color w:val="1A1A1A"/>
-                <w:sz w:val="18"/>
-                <w:szCs w:val="18"/>
-              </w:rPr>
-              <w:t xml:space="preserve">54.8%</w:t>
-            </w:r>
-          </w:p>
-        </w:tc>
-        <w:tc>
-          <w:tcPr>
-            <w:tcW w:type="dxa" w:w="1350"/>
-            <w:shd w:fill="FBEAE0" w:color="auto" w:val="clear"/>
-            <w:tcMar>
-              <w:top w:type="dxa" w:w="60"/>
-              <w:left w:type="dxa" w:w="90"/>
-              <w:bottom w:type="dxa" w:w="60"/>
-              <w:right w:type="dxa" w:w="90"/>
-            </w:tcMar>
-            <w:vAlign w:val="center"/>
-          </w:tcPr>
-          <w:p>
-            <w:pPr>
-              <w:spacing w:after="0" w:line="260"/>
-              <w:jc w:val="right"/>
-            </w:pPr>
-            <w:r>
-              <w:rPr>
-                <w:rFonts w:ascii="MS Pゴシック" w:cs="MS Pゴシック" w:eastAsia="MS Pゴシック" w:hAnsi="MS Pゴシック"/>
-                <w:b/>
-                <w:bCs/>
-                <w:color w:val="1A1A1A"/>
-                <w:sz w:val="18"/>
-                <w:szCs w:val="18"/>
-              </w:rPr>
-              <w:t xml:space="preserve">40.6%</w:t>
             </w:r>
           </w:p>
         </w:tc>
@@ -12418,7 +18530,7 @@
       <w:tr>
         <w:tc>
           <w:tcPr>
-            <w:tcW w:type="dxa" w:w="2350"/>
+            <w:tcW w:type="dxa" w:w="2700"/>
             <w:shd w:fill="FBEAE0" w:color="auto" w:val="clear"/>
             <w:tcMar>
               <w:top w:type="dxa" w:w="60"/>
@@ -12443,6 +18555,66 @@
                 <w:szCs w:val="18"/>
               </w:rPr>
               <w:t xml:space="preserve">B案（約10%改善）</w:t>
+            </w:r>
+          </w:p>
+        </w:tc>
+        <w:tc>
+          <w:tcPr>
+            <w:tcW w:type="dxa" w:w="2000"/>
+            <w:shd w:fill="FBEAE0" w:color="auto" w:val="clear"/>
+            <w:tcMar>
+              <w:top w:type="dxa" w:w="60"/>
+              <w:left w:type="dxa" w:w="90"/>
+              <w:bottom w:type="dxa" w:w="60"/>
+              <w:right w:type="dxa" w:w="90"/>
+            </w:tcMar>
+            <w:vAlign w:val="center"/>
+          </w:tcPr>
+          <w:p>
+            <w:pPr>
+              <w:spacing w:after="0" w:line="260"/>
+              <w:jc w:val="right"/>
+            </w:pPr>
+            <w:r>
+              <w:rPr>
+                <w:rFonts w:ascii="MS Pゴシック" w:cs="MS Pゴシック" w:eastAsia="MS Pゴシック" w:hAnsi="MS Pゴシック"/>
+                <w:b/>
+                <w:bCs/>
+                <w:color w:val="1A1A1A"/>
+                <w:sz w:val="18"/>
+                <w:szCs w:val="18"/>
+              </w:rPr>
+              <w:t xml:space="preserve">4,478,920円</w:t>
+            </w:r>
+          </w:p>
+        </w:tc>
+        <w:tc>
+          <w:tcPr>
+            <w:tcW w:type="dxa" w:w="1800"/>
+            <w:shd w:fill="FBEAE0" w:color="auto" w:val="clear"/>
+            <w:tcMar>
+              <w:top w:type="dxa" w:w="60"/>
+              <w:left w:type="dxa" w:w="90"/>
+              <w:bottom w:type="dxa" w:w="60"/>
+              <w:right w:type="dxa" w:w="90"/>
+            </w:tcMar>
+            <w:vAlign w:val="center"/>
+          </w:tcPr>
+          <w:p>
+            <w:pPr>
+              <w:spacing w:after="0" w:line="260"/>
+              <w:jc w:val="right"/>
+            </w:pPr>
+            <w:r>
+              <w:rPr>
+                <w:rFonts w:ascii="MS Pゴシック" w:cs="MS Pゴシック" w:eastAsia="MS Pゴシック" w:hAnsi="MS Pゴシック"/>
+                <w:b/>
+                <w:bCs/>
+                <w:color w:val="1A1A1A"/>
+                <w:sz w:val="18"/>
+                <w:szCs w:val="18"/>
+              </w:rPr>
+              <w:t xml:space="preserve">4,071,745円</w:t>
             </w:r>
           </w:p>
         </w:tc>
@@ -12472,13 +18644,13 @@
                 <w:sz w:val="18"/>
                 <w:szCs w:val="18"/>
               </w:rPr>
-              <w:t xml:space="preserve">4,478,920円</w:t>
-            </w:r>
-          </w:p>
-        </w:tc>
-        <w:tc>
-          <w:tcPr>
-            <w:tcW w:type="dxa" w:w="1250"/>
+              <w:t xml:space="preserve">+10.05%</w:t>
+            </w:r>
+          </w:p>
+        </w:tc>
+        <w:tc>
+          <w:tcPr>
+            <w:tcW w:type="dxa" w:w="1500"/>
             <w:shd w:fill="FBEAE0" w:color="auto" w:val="clear"/>
             <w:tcMar>
               <w:top w:type="dxa" w:w="60"/>
@@ -12502,127 +18674,7 @@
                 <w:sz w:val="18"/>
                 <w:szCs w:val="18"/>
               </w:rPr>
-              <w:t xml:space="preserve">4,071,745円</w:t>
-            </w:r>
-          </w:p>
-        </w:tc>
-        <w:tc>
-          <w:tcPr>
-            <w:tcW w:type="dxa" w:w="1350"/>
-            <w:shd w:fill="FBEAE0" w:color="auto" w:val="clear"/>
-            <w:tcMar>
-              <w:top w:type="dxa" w:w="60"/>
-              <w:left w:type="dxa" w:w="90"/>
-              <w:bottom w:type="dxa" w:w="60"/>
-              <w:right w:type="dxa" w:w="90"/>
-            </w:tcMar>
-            <w:vAlign w:val="center"/>
-          </w:tcPr>
-          <w:p>
-            <w:pPr>
-              <w:spacing w:after="0" w:line="260"/>
-              <w:jc w:val="right"/>
-            </w:pPr>
-            <w:r>
-              <w:rPr>
-                <w:rFonts w:ascii="MS Pゴシック" w:cs="MS Pゴシック" w:eastAsia="MS Pゴシック" w:hAnsi="MS Pゴシック"/>
-                <w:b/>
-                <w:bCs/>
-                <w:color w:val="1A1A1A"/>
-                <w:sz w:val="18"/>
-                <w:szCs w:val="18"/>
-              </w:rPr>
-              <w:t xml:space="preserve">+10.05%</w:t>
-            </w:r>
-          </w:p>
-        </w:tc>
-        <w:tc>
-          <w:tcPr>
-            <w:tcW w:type="dxa" w:w="1350"/>
-            <w:shd w:fill="FBEAE0" w:color="auto" w:val="clear"/>
-            <w:tcMar>
-              <w:top w:type="dxa" w:w="60"/>
-              <w:left w:type="dxa" w:w="90"/>
-              <w:bottom w:type="dxa" w:w="60"/>
-              <w:right w:type="dxa" w:w="90"/>
-            </w:tcMar>
-            <w:vAlign w:val="center"/>
-          </w:tcPr>
-          <w:p>
-            <w:pPr>
-              <w:spacing w:after="0" w:line="260"/>
-              <w:jc w:val="right"/>
-            </w:pPr>
-            <w:r>
-              <w:rPr>
-                <w:rFonts w:ascii="MS Pゴシック" w:cs="MS Pゴシック" w:eastAsia="MS Pゴシック" w:hAnsi="MS Pゴシック"/>
-                <w:b/>
-                <w:bCs/>
-                <w:color w:val="1A1A1A"/>
-                <w:sz w:val="18"/>
-                <w:szCs w:val="18"/>
-              </w:rPr>
               <w:t xml:space="preserve">54.5%</w:t>
-            </w:r>
-          </w:p>
-        </w:tc>
-        <w:tc>
-          <w:tcPr>
-            <w:tcW w:type="dxa" w:w="1350"/>
-            <w:shd w:fill="FBEAE0" w:color="auto" w:val="clear"/>
-            <w:tcMar>
-              <w:top w:type="dxa" w:w="60"/>
-              <w:left w:type="dxa" w:w="90"/>
-              <w:bottom w:type="dxa" w:w="60"/>
-              <w:right w:type="dxa" w:w="90"/>
-            </w:tcMar>
-            <w:vAlign w:val="center"/>
-          </w:tcPr>
-          <w:p>
-            <w:pPr>
-              <w:spacing w:after="0" w:line="260"/>
-              <w:jc w:val="right"/>
-            </w:pPr>
-            <w:r>
-              <w:rPr>
-                <w:rFonts w:ascii="MS Pゴシック" w:cs="MS Pゴシック" w:eastAsia="MS Pゴシック" w:hAnsi="MS Pゴシック"/>
-                <w:b/>
-                <w:bCs/>
-                <w:color w:val="1A1A1A"/>
-                <w:sz w:val="18"/>
-                <w:szCs w:val="18"/>
-              </w:rPr>
-              <w:t xml:space="preserve">54.9%</w:t>
-            </w:r>
-          </w:p>
-        </w:tc>
-        <w:tc>
-          <w:tcPr>
-            <w:tcW w:type="dxa" w:w="1350"/>
-            <w:shd w:fill="FBEAE0" w:color="auto" w:val="clear"/>
-            <w:tcMar>
-              <w:top w:type="dxa" w:w="60"/>
-              <w:left w:type="dxa" w:w="90"/>
-              <w:bottom w:type="dxa" w:w="60"/>
-              <w:right w:type="dxa" w:w="90"/>
-            </w:tcMar>
-            <w:vAlign w:val="center"/>
-          </w:tcPr>
-          <w:p>
-            <w:pPr>
-              <w:spacing w:after="0" w:line="260"/>
-              <w:jc w:val="right"/>
-            </w:pPr>
-            <w:r>
-              <w:rPr>
-                <w:rFonts w:ascii="MS Pゴシック" w:cs="MS Pゴシック" w:eastAsia="MS Pゴシック" w:hAnsi="MS Pゴシック"/>
-                <w:b/>
-                <w:bCs/>
-                <w:color w:val="1A1A1A"/>
-                <w:sz w:val="18"/>
-                <w:szCs w:val="18"/>
-              </w:rPr>
-              <w:t xml:space="preserve">40.4%</w:t>
             </w:r>
           </w:p>
         </w:tc>
@@ -12630,7 +18682,7 @@
       <w:tr>
         <w:tc>
           <w:tcPr>
-            <w:tcW w:type="dxa" w:w="2350"/>
+            <w:tcW w:type="dxa" w:w="2700"/>
             <w:tcMar>
               <w:top w:type="dxa" w:w="60"/>
               <w:left w:type="dxa" w:w="90"/>
@@ -12659,6 +18711,64 @@
         </w:tc>
         <w:tc>
           <w:tcPr>
+            <w:tcW w:type="dxa" w:w="2000"/>
+            <w:tcMar>
+              <w:top w:type="dxa" w:w="60"/>
+              <w:left w:type="dxa" w:w="90"/>
+              <w:bottom w:type="dxa" w:w="60"/>
+              <w:right w:type="dxa" w:w="90"/>
+            </w:tcMar>
+            <w:vAlign w:val="center"/>
+          </w:tcPr>
+          <w:p>
+            <w:pPr>
+              <w:spacing w:after="0" w:line="260"/>
+              <w:jc w:val="right"/>
+            </w:pPr>
+            <w:r>
+              <w:rPr>
+                <w:rFonts w:ascii="MS Pゴシック" w:cs="MS Pゴシック" w:eastAsia="MS Pゴシック" w:hAnsi="MS Pゴシック"/>
+                <w:b w:val="false"/>
+                <w:bCs w:val="false"/>
+                <w:color w:val="1A1A1A"/>
+                <w:sz w:val="18"/>
+                <w:szCs w:val="18"/>
+              </w:rPr>
+              <w:t xml:space="preserve">6,671,497円</w:t>
+            </w:r>
+          </w:p>
+        </w:tc>
+        <w:tc>
+          <w:tcPr>
+            <w:tcW w:type="dxa" w:w="1800"/>
+            <w:tcMar>
+              <w:top w:type="dxa" w:w="60"/>
+              <w:left w:type="dxa" w:w="90"/>
+              <w:bottom w:type="dxa" w:w="60"/>
+              <w:right w:type="dxa" w:w="90"/>
+            </w:tcMar>
+            <w:vAlign w:val="center"/>
+          </w:tcPr>
+          <w:p>
+            <w:pPr>
+              <w:spacing w:after="0" w:line="260"/>
+              <w:jc w:val="right"/>
+            </w:pPr>
+            <w:r>
+              <w:rPr>
+                <w:rFonts w:ascii="MS Pゴシック" w:cs="MS Pゴシック" w:eastAsia="MS Pゴシック" w:hAnsi="MS Pゴシック"/>
+                <w:b w:val="false"/>
+                <w:bCs w:val="false"/>
+                <w:color w:val="1A1A1A"/>
+                <w:sz w:val="18"/>
+                <w:szCs w:val="18"/>
+              </w:rPr>
+              <w:t xml:space="preserve">6,064,997円</w:t>
+            </w:r>
+          </w:p>
+        </w:tc>
+        <w:tc>
+          <w:tcPr>
             <w:tcW w:type="dxa" w:w="1600"/>
             <w:tcMar>
               <w:top w:type="dxa" w:w="60"/>
@@ -12682,71 +18792,13 @@
                 <w:sz w:val="18"/>
                 <w:szCs w:val="18"/>
               </w:rPr>
-              <w:t xml:space="preserve">6,671,497円</w:t>
-            </w:r>
-          </w:p>
-        </w:tc>
-        <w:tc>
-          <w:tcPr>
-            <w:tcW w:type="dxa" w:w="1250"/>
-            <w:tcMar>
-              <w:top w:type="dxa" w:w="60"/>
-              <w:left w:type="dxa" w:w="90"/>
-              <w:bottom w:type="dxa" w:w="60"/>
-              <w:right w:type="dxa" w:w="90"/>
-            </w:tcMar>
-            <w:vAlign w:val="center"/>
-          </w:tcPr>
-          <w:p>
-            <w:pPr>
-              <w:spacing w:after="0" w:line="260"/>
-              <w:jc w:val="right"/>
-            </w:pPr>
-            <w:r>
-              <w:rPr>
-                <w:rFonts w:ascii="MS Pゴシック" w:cs="MS Pゴシック" w:eastAsia="MS Pゴシック" w:hAnsi="MS Pゴシック"/>
-                <w:b w:val="false"/>
-                <w:bCs w:val="false"/>
-                <w:color w:val="1A1A1A"/>
-                <w:sz w:val="18"/>
-                <w:szCs w:val="18"/>
-              </w:rPr>
-              <w:t xml:space="preserve">6,064,997円</w:t>
-            </w:r>
-          </w:p>
-        </w:tc>
-        <w:tc>
-          <w:tcPr>
-            <w:tcW w:type="dxa" w:w="1350"/>
-            <w:tcMar>
-              <w:top w:type="dxa" w:w="60"/>
-              <w:left w:type="dxa" w:w="90"/>
-              <w:bottom w:type="dxa" w:w="60"/>
-              <w:right w:type="dxa" w:w="90"/>
-            </w:tcMar>
-            <w:vAlign w:val="center"/>
-          </w:tcPr>
-          <w:p>
-            <w:pPr>
-              <w:spacing w:after="0" w:line="260"/>
-              <w:jc w:val="right"/>
-            </w:pPr>
-            <w:r>
-              <w:rPr>
-                <w:rFonts w:ascii="MS Pゴシック" w:cs="MS Pゴシック" w:eastAsia="MS Pゴシック" w:hAnsi="MS Pゴシック"/>
-                <w:b w:val="false"/>
-                <w:bCs w:val="false"/>
-                <w:color w:val="1A1A1A"/>
-                <w:sz w:val="18"/>
-                <w:szCs w:val="18"/>
-              </w:rPr>
               <w:t xml:space="preserve">+14.97%</w:t>
             </w:r>
           </w:p>
         </w:tc>
         <w:tc>
           <w:tcPr>
-            <w:tcW w:type="dxa" w:w="1350"/>
+            <w:tcW w:type="dxa" w:w="1500"/>
             <w:tcMar>
               <w:top w:type="dxa" w:w="60"/>
               <w:left w:type="dxa" w:w="90"/>
@@ -12770,64 +18822,6 @@
                 <w:szCs w:val="18"/>
               </w:rPr>
               <w:t xml:space="preserve">56.9%</w:t>
-            </w:r>
-          </w:p>
-        </w:tc>
-        <w:tc>
-          <w:tcPr>
-            <w:tcW w:type="dxa" w:w="1350"/>
-            <w:tcMar>
-              <w:top w:type="dxa" w:w="60"/>
-              <w:left w:type="dxa" w:w="90"/>
-              <w:bottom w:type="dxa" w:w="60"/>
-              <w:right w:type="dxa" w:w="90"/>
-            </w:tcMar>
-            <w:vAlign w:val="center"/>
-          </w:tcPr>
-          <w:p>
-            <w:pPr>
-              <w:spacing w:after="0" w:line="260"/>
-              <w:jc w:val="right"/>
-            </w:pPr>
-            <w:r>
-              <w:rPr>
-                <w:rFonts w:ascii="MS Pゴシック" w:cs="MS Pゴシック" w:eastAsia="MS Pゴシック" w:hAnsi="MS Pゴシック"/>
-                <w:b w:val="false"/>
-                <w:bCs w:val="false"/>
-                <w:color w:val="1A1A1A"/>
-                <w:sz w:val="18"/>
-                <w:szCs w:val="18"/>
-              </w:rPr>
-              <w:t xml:space="preserve">57.3%</w:t>
-            </w:r>
-          </w:p>
-        </w:tc>
-        <w:tc>
-          <w:tcPr>
-            <w:tcW w:type="dxa" w:w="1350"/>
-            <w:tcMar>
-              <w:top w:type="dxa" w:w="60"/>
-              <w:left w:type="dxa" w:w="90"/>
-              <w:bottom w:type="dxa" w:w="60"/>
-              <w:right w:type="dxa" w:w="90"/>
-            </w:tcMar>
-            <w:vAlign w:val="center"/>
-          </w:tcPr>
-          <w:p>
-            <w:pPr>
-              <w:spacing w:after="0" w:line="260"/>
-              <w:jc w:val="right"/>
-            </w:pPr>
-            <w:r>
-              <w:rPr>
-                <w:rFonts w:ascii="MS Pゴシック" w:cs="MS Pゴシック" w:eastAsia="MS Pゴシック" w:hAnsi="MS Pゴシック"/>
-                <w:b w:val="false"/>
-                <w:bCs w:val="false"/>
-                <w:color w:val="1A1A1A"/>
-                <w:sz w:val="18"/>
-                <w:szCs w:val="18"/>
-              </w:rPr>
-              <w:t xml:space="preserve">42.3%</w:t>
             </w:r>
           </w:p>
         </w:tc>
@@ -12844,7 +18838,963 @@
           <w:sz w:val="17"/>
           <w:szCs w:val="17"/>
         </w:rPr>
-        <w:t xml:space="preserve">増収額は平年度ベース（令和7年度12か月・全件の調定分布に新料金を当てたもの）。施行日が未定のため初年度影響額は別途算定が必要。経費回収率の「49.5%」は令和7年度決算の公表値であり、改定後は汚水処理費を令和7年度水準（約81,993千円）で据え置いた静態試算である。公共・漁集の内訳は令和6年度決算統計32表の事業別数値に増収分（税抜）を加算したもので、算定年度が異なるため合計値とは一致しない。</w:t>
+        <w:t xml:space="preserve">増収額は平年度ベース（令和7年度12か月・全件の調定分布に新料金を当てたもの）。施行日が未定のため初年度影響額は別途算定が必要。経費回収率の「49.5%」は令和7年度決算の公表値であり、改定後は汚水処理費を令和7年度水準（約81,993千円）で据え置いた静態試算である。事業別の参考値（令和6年度決算統計ベース）は別添の試算エビデンスによる。</w:t>
+      </w:r>
+    </w:p>
+    <w:p>
+      <w:pPr>
+        <w:keepNext/>
+        <w:spacing w:after="70" w:before="200"/>
+      </w:pPr>
+      <w:r>
+        <w:rPr>
+          <w:rFonts w:ascii="MS Pゴシック" w:cs="MS Pゴシック" w:eastAsia="MS Pゴシック" w:hAnsi="MS Pゴシック"/>
+          <w:b/>
+          <w:bCs/>
+          <w:color w:val="1A1A1A"/>
+          <w:sz w:val="19"/>
+          <w:szCs w:val="19"/>
+        </w:rPr>
+        <w:t xml:space="preserve">表14　繰入金の扱いによる経常収支比率への効果の違い</w:t>
+      </w:r>
+    </w:p>
+    <w:tbl>
+      <w:tblPr>
+        <w:tblW w:type="dxa" w:w="9600"/>
+        <w:tblBorders>
+          <w:top w:val="single" w:color="A9BEBE" w:sz="6"/>
+          <w:left w:val="single" w:color="A9BEBE" w:sz="6"/>
+          <w:bottom w:val="single" w:color="A9BEBE" w:sz="6"/>
+          <w:right w:val="single" w:color="A9BEBE" w:sz="6"/>
+          <w:insideH w:val="single" w:color="D3DEDE" w:sz="4"/>
+          <w:insideV w:val="single" w:color="D3DEDE" w:sz="4"/>
+        </w:tblBorders>
+      </w:tblPr>
+      <w:tblGrid>
+        <w:gridCol w:w="2600"/>
+        <w:gridCol w:w="1600"/>
+        <w:gridCol w:w="1700"/>
+        <w:gridCol w:w="1850"/>
+        <w:gridCol w:w="1850"/>
+      </w:tblGrid>
+      <w:tr>
+        <w:trPr>
+          <w:tblHeader/>
+        </w:trPr>
+        <w:tc>
+          <w:tcPr>
+            <w:tcW w:type="dxa" w:w="2600"/>
+            <w:shd w:fill="DCEBED" w:color="auto" w:val="clear"/>
+            <w:tcMar>
+              <w:top w:type="dxa" w:w="60"/>
+              <w:left w:type="dxa" w:w="90"/>
+              <w:bottom w:type="dxa" w:w="60"/>
+              <w:right w:type="dxa" w:w="90"/>
+            </w:tcMar>
+            <w:vAlign w:val="center"/>
+          </w:tcPr>
+          <w:p>
+            <w:pPr>
+              <w:spacing w:after="0" w:line="260"/>
+              <w:jc w:val="left"/>
+            </w:pPr>
+            <w:r>
+              <w:rPr>
+                <w:rFonts w:ascii="MS Pゴシック" w:cs="MS Pゴシック" w:eastAsia="MS Pゴシック" w:hAnsi="MS Pゴシック"/>
+                <w:b/>
+                <w:bCs/>
+                <w:color w:val="1A1A1A"/>
+                <w:sz w:val="18"/>
+                <w:szCs w:val="18"/>
+              </w:rPr>
+              <w:t xml:space="preserve">料金案</w:t>
+            </w:r>
+          </w:p>
+        </w:tc>
+        <w:tc>
+          <w:tcPr>
+            <w:tcW w:type="dxa" w:w="1600"/>
+            <w:shd w:fill="DCEBED" w:color="auto" w:val="clear"/>
+            <w:tcMar>
+              <w:top w:type="dxa" w:w="60"/>
+              <w:left w:type="dxa" w:w="90"/>
+              <w:bottom w:type="dxa" w:w="60"/>
+              <w:right w:type="dxa" w:w="90"/>
+            </w:tcMar>
+            <w:vAlign w:val="center"/>
+          </w:tcPr>
+          <w:p>
+            <w:pPr>
+              <w:spacing w:after="0" w:line="260"/>
+              <w:jc w:val="center"/>
+            </w:pPr>
+            <w:r>
+              <w:rPr>
+                <w:rFonts w:ascii="MS Pゴシック" w:cs="MS Pゴシック" w:eastAsia="MS Pゴシック" w:hAnsi="MS Pゴシック"/>
+                <w:b/>
+                <w:bCs/>
+                <w:color w:val="1A1A1A"/>
+                <w:sz w:val="18"/>
+                <w:szCs w:val="18"/>
+              </w:rPr>
+              <w:t xml:space="preserve">増収額（税抜・決算ベース）</w:t>
+            </w:r>
+          </w:p>
+        </w:tc>
+        <w:tc>
+          <w:tcPr>
+            <w:tcW w:type="dxa" w:w="1700"/>
+            <w:shd w:fill="DCEBED" w:color="auto" w:val="clear"/>
+            <w:tcMar>
+              <w:top w:type="dxa" w:w="60"/>
+              <w:left w:type="dxa" w:w="90"/>
+              <w:bottom w:type="dxa" w:w="60"/>
+              <w:right w:type="dxa" w:w="90"/>
+            </w:tcMar>
+            <w:vAlign w:val="center"/>
+          </w:tcPr>
+          <w:p>
+            <w:pPr>
+              <w:spacing w:after="0" w:line="260"/>
+              <w:jc w:val="center"/>
+            </w:pPr>
+            <w:r>
+              <w:rPr>
+                <w:rFonts w:ascii="MS Pゴシック" w:cs="MS Pゴシック" w:eastAsia="MS Pゴシック" w:hAnsi="MS Pゴシック"/>
+                <w:b/>
+                <w:bCs/>
+                <w:color w:val="1A1A1A"/>
+                <w:sz w:val="18"/>
+                <w:szCs w:val="18"/>
+              </w:rPr>
+              <w:t xml:space="preserve">経費回収率</w:t>
+            </w:r>
+          </w:p>
+        </w:tc>
+        <w:tc>
+          <w:tcPr>
+            <w:tcW w:type="dxa" w:w="1850"/>
+            <w:shd w:fill="DCEBED" w:color="auto" w:val="clear"/>
+            <w:tcMar>
+              <w:top w:type="dxa" w:w="60"/>
+              <w:left w:type="dxa" w:w="90"/>
+              <w:bottom w:type="dxa" w:w="60"/>
+              <w:right w:type="dxa" w:w="90"/>
+            </w:tcMar>
+            <w:vAlign w:val="center"/>
+          </w:tcPr>
+          <w:p>
+            <w:pPr>
+              <w:spacing w:after="0" w:line="260"/>
+              <w:jc w:val="center"/>
+            </w:pPr>
+            <w:r>
+              <w:rPr>
+                <w:rFonts w:ascii="MS Pゴシック" w:cs="MS Pゴシック" w:eastAsia="MS Pゴシック" w:hAnsi="MS Pゴシック"/>
+                <w:b/>
+                <w:bCs/>
+                <w:color w:val="1A1A1A"/>
+                <w:sz w:val="18"/>
+                <w:szCs w:val="18"/>
+              </w:rPr>
+              <w:t xml:space="preserve">①繰入金を据え置く場合</w:t>
+            </w:r>
+          </w:p>
+        </w:tc>
+        <w:tc>
+          <w:tcPr>
+            <w:tcW w:type="dxa" w:w="1850"/>
+            <w:shd w:fill="DCEBED" w:color="auto" w:val="clear"/>
+            <w:tcMar>
+              <w:top w:type="dxa" w:w="60"/>
+              <w:left w:type="dxa" w:w="90"/>
+              <w:bottom w:type="dxa" w:w="60"/>
+              <w:right w:type="dxa" w:w="90"/>
+            </w:tcMar>
+            <w:vAlign w:val="center"/>
+          </w:tcPr>
+          <w:p>
+            <w:pPr>
+              <w:spacing w:after="0" w:line="260"/>
+              <w:jc w:val="center"/>
+            </w:pPr>
+            <w:r>
+              <w:rPr>
+                <w:rFonts w:ascii="MS Pゴシック" w:cs="MS Pゴシック" w:eastAsia="MS Pゴシック" w:hAnsi="MS Pゴシック"/>
+                <w:b/>
+                <w:bCs/>
+                <w:color w:val="1A1A1A"/>
+                <w:sz w:val="18"/>
+                <w:szCs w:val="18"/>
+              </w:rPr>
+              <w:t xml:space="preserve">②増収分だけ基準外繰入金を減額する場合</w:t>
+            </w:r>
+          </w:p>
+        </w:tc>
+      </w:tr>
+      <w:tr>
+        <w:tc>
+          <w:tcPr>
+            <w:tcW w:type="dxa" w:w="2600"/>
+            <w:tcMar>
+              <w:top w:type="dxa" w:w="60"/>
+              <w:left w:type="dxa" w:w="90"/>
+              <w:bottom w:type="dxa" w:w="60"/>
+              <w:right w:type="dxa" w:w="90"/>
+            </w:tcMar>
+            <w:vAlign w:val="center"/>
+          </w:tcPr>
+          <w:p>
+            <w:pPr>
+              <w:spacing w:after="0" w:line="260"/>
+              <w:jc w:val="left"/>
+            </w:pPr>
+            <w:r>
+              <w:rPr>
+                <w:rFonts w:ascii="MS Pゴシック" w:cs="MS Pゴシック" w:eastAsia="MS Pゴシック" w:hAnsi="MS Pゴシック"/>
+                <w:b w:val="false"/>
+                <w:bCs w:val="false"/>
+                <w:color w:val="1A1A1A"/>
+                <w:sz w:val="18"/>
+                <w:szCs w:val="18"/>
+              </w:rPr>
+              <w:t xml:space="preserve">現行</w:t>
+            </w:r>
+          </w:p>
+        </w:tc>
+        <w:tc>
+          <w:tcPr>
+            <w:tcW w:type="dxa" w:w="1600"/>
+            <w:tcMar>
+              <w:top w:type="dxa" w:w="60"/>
+              <w:left w:type="dxa" w:w="90"/>
+              <w:bottom w:type="dxa" w:w="60"/>
+              <w:right w:type="dxa" w:w="90"/>
+            </w:tcMar>
+            <w:vAlign w:val="center"/>
+          </w:tcPr>
+          <w:p>
+            <w:pPr>
+              <w:spacing w:after="0" w:line="260"/>
+              <w:jc w:val="right"/>
+            </w:pPr>
+            <w:r>
+              <w:rPr>
+                <w:rFonts w:ascii="MS Pゴシック" w:cs="MS Pゴシック" w:eastAsia="MS Pゴシック" w:hAnsi="MS Pゴシック"/>
+                <w:b w:val="false"/>
+                <w:bCs w:val="false"/>
+                <w:color w:val="1A1A1A"/>
+                <w:sz w:val="18"/>
+                <w:szCs w:val="18"/>
+              </w:rPr>
+              <w:t xml:space="preserve">—</w:t>
+            </w:r>
+          </w:p>
+        </w:tc>
+        <w:tc>
+          <w:tcPr>
+            <w:tcW w:type="dxa" w:w="1700"/>
+            <w:tcMar>
+              <w:top w:type="dxa" w:w="60"/>
+              <w:left w:type="dxa" w:w="90"/>
+              <w:bottom w:type="dxa" w:w="60"/>
+              <w:right w:type="dxa" w:w="90"/>
+            </w:tcMar>
+            <w:vAlign w:val="center"/>
+          </w:tcPr>
+          <w:p>
+            <w:pPr>
+              <w:spacing w:after="0" w:line="260"/>
+              <w:jc w:val="right"/>
+            </w:pPr>
+            <w:r>
+              <w:rPr>
+                <w:rFonts w:ascii="MS Pゴシック" w:cs="MS Pゴシック" w:eastAsia="MS Pゴシック" w:hAnsi="MS Pゴシック"/>
+                <w:b w:val="false"/>
+                <w:bCs w:val="false"/>
+                <w:color w:val="1A1A1A"/>
+                <w:sz w:val="18"/>
+                <w:szCs w:val="18"/>
+              </w:rPr>
+              <w:t xml:space="preserve">49.5%</w:t>
+            </w:r>
+          </w:p>
+        </w:tc>
+        <w:tc>
+          <w:tcPr>
+            <w:tcW w:type="dxa" w:w="1850"/>
+            <w:tcMar>
+              <w:top w:type="dxa" w:w="60"/>
+              <w:left w:type="dxa" w:w="90"/>
+              <w:bottom w:type="dxa" w:w="60"/>
+              <w:right w:type="dxa" w:w="90"/>
+            </w:tcMar>
+            <w:vAlign w:val="center"/>
+          </w:tcPr>
+          <w:p>
+            <w:pPr>
+              <w:spacing w:after="0" w:line="260"/>
+              <w:jc w:val="right"/>
+            </w:pPr>
+            <w:r>
+              <w:rPr>
+                <w:rFonts w:ascii="MS Pゴシック" w:cs="MS Pゴシック" w:eastAsia="MS Pゴシック" w:hAnsi="MS Pゴシック"/>
+                <w:b w:val="false"/>
+                <w:bCs w:val="false"/>
+                <w:color w:val="1A1A1A"/>
+                <w:sz w:val="18"/>
+                <w:szCs w:val="18"/>
+              </w:rPr>
+              <w:t xml:space="preserve">87.5%</w:t>
+            </w:r>
+          </w:p>
+        </w:tc>
+        <w:tc>
+          <w:tcPr>
+            <w:tcW w:type="dxa" w:w="1850"/>
+            <w:tcMar>
+              <w:top w:type="dxa" w:w="60"/>
+              <w:left w:type="dxa" w:w="90"/>
+              <w:bottom w:type="dxa" w:w="60"/>
+              <w:right w:type="dxa" w:w="90"/>
+            </w:tcMar>
+            <w:vAlign w:val="center"/>
+          </w:tcPr>
+          <w:p>
+            <w:pPr>
+              <w:spacing w:after="0" w:line="260"/>
+              <w:jc w:val="right"/>
+            </w:pPr>
+            <w:r>
+              <w:rPr>
+                <w:rFonts w:ascii="MS Pゴシック" w:cs="MS Pゴシック" w:eastAsia="MS Pゴシック" w:hAnsi="MS Pゴシック"/>
+                <w:b w:val="false"/>
+                <w:bCs w:val="false"/>
+                <w:color w:val="1A1A1A"/>
+                <w:sz w:val="18"/>
+                <w:szCs w:val="18"/>
+              </w:rPr>
+              <w:t xml:space="preserve">87.5%</w:t>
+            </w:r>
+          </w:p>
+        </w:tc>
+      </w:tr>
+      <w:tr>
+        <w:tc>
+          <w:tcPr>
+            <w:tcW w:type="dxa" w:w="2600"/>
+            <w:shd w:fill="F4F7F7" w:color="auto" w:val="clear"/>
+            <w:tcMar>
+              <w:top w:type="dxa" w:w="60"/>
+              <w:left w:type="dxa" w:w="90"/>
+              <w:bottom w:type="dxa" w:w="60"/>
+              <w:right w:type="dxa" w:w="90"/>
+            </w:tcMar>
+            <w:vAlign w:val="center"/>
+          </w:tcPr>
+          <w:p>
+            <w:pPr>
+              <w:spacing w:after="0" w:line="260"/>
+              <w:jc w:val="left"/>
+            </w:pPr>
+            <w:r>
+              <w:rPr>
+                <w:rFonts w:ascii="MS Pゴシック" w:cs="MS Pゴシック" w:eastAsia="MS Pゴシック" w:hAnsi="MS Pゴシック"/>
+                <w:b w:val="false"/>
+                <w:bCs w:val="false"/>
+                <w:color w:val="1A1A1A"/>
+                <w:sz w:val="18"/>
+                <w:szCs w:val="18"/>
+              </w:rPr>
+              <w:t xml:space="preserve">約5%改善</w:t>
+            </w:r>
+          </w:p>
+        </w:tc>
+        <w:tc>
+          <w:tcPr>
+            <w:tcW w:type="dxa" w:w="1600"/>
+            <w:shd w:fill="F4F7F7" w:color="auto" w:val="clear"/>
+            <w:tcMar>
+              <w:top w:type="dxa" w:w="60"/>
+              <w:left w:type="dxa" w:w="90"/>
+              <w:bottom w:type="dxa" w:w="60"/>
+              <w:right w:type="dxa" w:w="90"/>
+            </w:tcMar>
+            <w:vAlign w:val="center"/>
+          </w:tcPr>
+          <w:p>
+            <w:pPr>
+              <w:spacing w:after="0" w:line="260"/>
+              <w:jc w:val="right"/>
+            </w:pPr>
+            <w:r>
+              <w:rPr>
+                <w:rFonts w:ascii="MS Pゴシック" w:cs="MS Pゴシック" w:eastAsia="MS Pゴシック" w:hAnsi="MS Pゴシック"/>
+                <w:b w:val="false"/>
+                <w:bCs w:val="false"/>
+                <w:color w:val="1A1A1A"/>
+                <w:sz w:val="18"/>
+                <w:szCs w:val="18"/>
+              </w:rPr>
+              <w:t xml:space="preserve">1,997千円</w:t>
+            </w:r>
+          </w:p>
+        </w:tc>
+        <w:tc>
+          <w:tcPr>
+            <w:tcW w:type="dxa" w:w="1700"/>
+            <w:shd w:fill="F4F7F7" w:color="auto" w:val="clear"/>
+            <w:tcMar>
+              <w:top w:type="dxa" w:w="60"/>
+              <w:left w:type="dxa" w:w="90"/>
+              <w:bottom w:type="dxa" w:w="60"/>
+              <w:right w:type="dxa" w:w="90"/>
+            </w:tcMar>
+            <w:vAlign w:val="center"/>
+          </w:tcPr>
+          <w:p>
+            <w:pPr>
+              <w:spacing w:after="0" w:line="260"/>
+              <w:jc w:val="right"/>
+            </w:pPr>
+            <w:r>
+              <w:rPr>
+                <w:rFonts w:ascii="MS Pゴシック" w:cs="MS Pゴシック" w:eastAsia="MS Pゴシック" w:hAnsi="MS Pゴシック"/>
+                <w:b w:val="false"/>
+                <w:bCs w:val="false"/>
+                <w:color w:val="1A1A1A"/>
+                <w:sz w:val="18"/>
+                <w:szCs w:val="18"/>
+              </w:rPr>
+              <w:t xml:space="preserve">51.9%</w:t>
+            </w:r>
+          </w:p>
+        </w:tc>
+        <w:tc>
+          <w:tcPr>
+            <w:tcW w:type="dxa" w:w="1850"/>
+            <w:shd w:fill="F4F7F7" w:color="auto" w:val="clear"/>
+            <w:tcMar>
+              <w:top w:type="dxa" w:w="60"/>
+              <w:left w:type="dxa" w:w="90"/>
+              <w:bottom w:type="dxa" w:w="60"/>
+              <w:right w:type="dxa" w:w="90"/>
+            </w:tcMar>
+            <w:vAlign w:val="center"/>
+          </w:tcPr>
+          <w:p>
+            <w:pPr>
+              <w:spacing w:after="0" w:line="260"/>
+              <w:jc w:val="right"/>
+            </w:pPr>
+            <w:r>
+              <w:rPr>
+                <w:rFonts w:ascii="MS Pゴシック" w:cs="MS Pゴシック" w:eastAsia="MS Pゴシック" w:hAnsi="MS Pゴシック"/>
+                <w:b w:val="false"/>
+                <w:bCs w:val="false"/>
+                <w:color w:val="1A1A1A"/>
+                <w:sz w:val="18"/>
+                <w:szCs w:val="18"/>
+              </w:rPr>
+              <w:t xml:space="preserve">88.3%</w:t>
+            </w:r>
+          </w:p>
+        </w:tc>
+        <w:tc>
+          <w:tcPr>
+            <w:tcW w:type="dxa" w:w="1850"/>
+            <w:shd w:fill="F4F7F7" w:color="auto" w:val="clear"/>
+            <w:tcMar>
+              <w:top w:type="dxa" w:w="60"/>
+              <w:left w:type="dxa" w:w="90"/>
+              <w:bottom w:type="dxa" w:w="60"/>
+              <w:right w:type="dxa" w:w="90"/>
+            </w:tcMar>
+            <w:vAlign w:val="center"/>
+          </w:tcPr>
+          <w:p>
+            <w:pPr>
+              <w:spacing w:after="0" w:line="260"/>
+              <w:jc w:val="right"/>
+            </w:pPr>
+            <w:r>
+              <w:rPr>
+                <w:rFonts w:ascii="MS Pゴシック" w:cs="MS Pゴシック" w:eastAsia="MS Pゴシック" w:hAnsi="MS Pゴシック"/>
+                <w:b w:val="false"/>
+                <w:bCs w:val="false"/>
+                <w:color w:val="1A1A1A"/>
+                <w:sz w:val="18"/>
+                <w:szCs w:val="18"/>
+              </w:rPr>
+              <w:t xml:space="preserve">87.5%</w:t>
+            </w:r>
+          </w:p>
+        </w:tc>
+      </w:tr>
+      <w:tr>
+        <w:tc>
+          <w:tcPr>
+            <w:tcW w:type="dxa" w:w="2600"/>
+            <w:shd w:fill="FBEAE0" w:color="auto" w:val="clear"/>
+            <w:tcMar>
+              <w:top w:type="dxa" w:w="60"/>
+              <w:left w:type="dxa" w:w="90"/>
+              <w:bottom w:type="dxa" w:w="60"/>
+              <w:right w:type="dxa" w:w="90"/>
+            </w:tcMar>
+            <w:vAlign w:val="center"/>
+          </w:tcPr>
+          <w:p>
+            <w:pPr>
+              <w:spacing w:after="0" w:line="260"/>
+              <w:jc w:val="left"/>
+            </w:pPr>
+            <w:r>
+              <w:rPr>
+                <w:rFonts w:ascii="MS Pゴシック" w:cs="MS Pゴシック" w:eastAsia="MS Pゴシック" w:hAnsi="MS Pゴシック"/>
+                <w:b/>
+                <w:bCs/>
+                <w:color w:val="1A1A1A"/>
+                <w:sz w:val="18"/>
+                <w:szCs w:val="18"/>
+              </w:rPr>
+              <w:t xml:space="preserve">A案（約10%）</w:t>
+            </w:r>
+          </w:p>
+        </w:tc>
+        <w:tc>
+          <w:tcPr>
+            <w:tcW w:type="dxa" w:w="1600"/>
+            <w:shd w:fill="FBEAE0" w:color="auto" w:val="clear"/>
+            <w:tcMar>
+              <w:top w:type="dxa" w:w="60"/>
+              <w:left w:type="dxa" w:w="90"/>
+              <w:bottom w:type="dxa" w:w="60"/>
+              <w:right w:type="dxa" w:w="90"/>
+            </w:tcMar>
+            <w:vAlign w:val="center"/>
+          </w:tcPr>
+          <w:p>
+            <w:pPr>
+              <w:spacing w:after="0" w:line="260"/>
+              <w:jc w:val="right"/>
+            </w:pPr>
+            <w:r>
+              <w:rPr>
+                <w:rFonts w:ascii="MS Pゴシック" w:cs="MS Pゴシック" w:eastAsia="MS Pゴシック" w:hAnsi="MS Pゴシック"/>
+                <w:b/>
+                <w:bCs/>
+                <w:color w:val="1A1A1A"/>
+                <w:sz w:val="18"/>
+                <w:szCs w:val="18"/>
+              </w:rPr>
+              <w:t xml:space="preserve">4,083千円</w:t>
+            </w:r>
+          </w:p>
+        </w:tc>
+        <w:tc>
+          <w:tcPr>
+            <w:tcW w:type="dxa" w:w="1700"/>
+            <w:shd w:fill="FBEAE0" w:color="auto" w:val="clear"/>
+            <w:tcMar>
+              <w:top w:type="dxa" w:w="60"/>
+              <w:left w:type="dxa" w:w="90"/>
+              <w:bottom w:type="dxa" w:w="60"/>
+              <w:right w:type="dxa" w:w="90"/>
+            </w:tcMar>
+            <w:vAlign w:val="center"/>
+          </w:tcPr>
+          <w:p>
+            <w:pPr>
+              <w:spacing w:after="0" w:line="260"/>
+              <w:jc w:val="right"/>
+            </w:pPr>
+            <w:r>
+              <w:rPr>
+                <w:rFonts w:ascii="MS Pゴシック" w:cs="MS Pゴシック" w:eastAsia="MS Pゴシック" w:hAnsi="MS Pゴシック"/>
+                <w:b/>
+                <w:bCs/>
+                <w:color w:val="1A1A1A"/>
+                <w:sz w:val="18"/>
+                <w:szCs w:val="18"/>
+              </w:rPr>
+              <w:t xml:space="preserve">54.5%</w:t>
+            </w:r>
+          </w:p>
+        </w:tc>
+        <w:tc>
+          <w:tcPr>
+            <w:tcW w:type="dxa" w:w="1850"/>
+            <w:shd w:fill="FBEAE0" w:color="auto" w:val="clear"/>
+            <w:tcMar>
+              <w:top w:type="dxa" w:w="60"/>
+              <w:left w:type="dxa" w:w="90"/>
+              <w:bottom w:type="dxa" w:w="60"/>
+              <w:right w:type="dxa" w:w="90"/>
+            </w:tcMar>
+            <w:vAlign w:val="center"/>
+          </w:tcPr>
+          <w:p>
+            <w:pPr>
+              <w:spacing w:after="0" w:line="260"/>
+              <w:jc w:val="right"/>
+            </w:pPr>
+            <w:r>
+              <w:rPr>
+                <w:rFonts w:ascii="MS Pゴシック" w:cs="MS Pゴシック" w:eastAsia="MS Pゴシック" w:hAnsi="MS Pゴシック"/>
+                <w:b/>
+                <w:bCs/>
+                <w:color w:val="1A1A1A"/>
+                <w:sz w:val="18"/>
+                <w:szCs w:val="18"/>
+              </w:rPr>
+              <w:t xml:space="preserve">89.0%</w:t>
+            </w:r>
+          </w:p>
+        </w:tc>
+        <w:tc>
+          <w:tcPr>
+            <w:tcW w:type="dxa" w:w="1850"/>
+            <w:shd w:fill="FBEAE0" w:color="auto" w:val="clear"/>
+            <w:tcMar>
+              <w:top w:type="dxa" w:w="60"/>
+              <w:left w:type="dxa" w:w="90"/>
+              <w:bottom w:type="dxa" w:w="60"/>
+              <w:right w:type="dxa" w:w="90"/>
+            </w:tcMar>
+            <w:vAlign w:val="center"/>
+          </w:tcPr>
+          <w:p>
+            <w:pPr>
+              <w:spacing w:after="0" w:line="260"/>
+              <w:jc w:val="right"/>
+            </w:pPr>
+            <w:r>
+              <w:rPr>
+                <w:rFonts w:ascii="MS Pゴシック" w:cs="MS Pゴシック" w:eastAsia="MS Pゴシック" w:hAnsi="MS Pゴシック"/>
+                <w:b/>
+                <w:bCs/>
+                <w:color w:val="1A1A1A"/>
+                <w:sz w:val="18"/>
+                <w:szCs w:val="18"/>
+              </w:rPr>
+              <w:t xml:space="preserve">87.5%</w:t>
+            </w:r>
+          </w:p>
+        </w:tc>
+      </w:tr>
+      <w:tr>
+        <w:tc>
+          <w:tcPr>
+            <w:tcW w:type="dxa" w:w="2600"/>
+            <w:shd w:fill="FBEAE0" w:color="auto" w:val="clear"/>
+            <w:tcMar>
+              <w:top w:type="dxa" w:w="60"/>
+              <w:left w:type="dxa" w:w="90"/>
+              <w:bottom w:type="dxa" w:w="60"/>
+              <w:right w:type="dxa" w:w="90"/>
+            </w:tcMar>
+            <w:vAlign w:val="center"/>
+          </w:tcPr>
+          <w:p>
+            <w:pPr>
+              <w:spacing w:after="0" w:line="260"/>
+              <w:jc w:val="left"/>
+            </w:pPr>
+            <w:r>
+              <w:rPr>
+                <w:rFonts w:ascii="MS Pゴシック" w:cs="MS Pゴシック" w:eastAsia="MS Pゴシック" w:hAnsi="MS Pゴシック"/>
+                <w:b/>
+                <w:bCs/>
+                <w:color w:val="1A1A1A"/>
+                <w:sz w:val="18"/>
+                <w:szCs w:val="18"/>
+              </w:rPr>
+              <w:t xml:space="preserve">B案（約10%）</w:t>
+            </w:r>
+          </w:p>
+        </w:tc>
+        <w:tc>
+          <w:tcPr>
+            <w:tcW w:type="dxa" w:w="1600"/>
+            <w:shd w:fill="FBEAE0" w:color="auto" w:val="clear"/>
+            <w:tcMar>
+              <w:top w:type="dxa" w:w="60"/>
+              <w:left w:type="dxa" w:w="90"/>
+              <w:bottom w:type="dxa" w:w="60"/>
+              <w:right w:type="dxa" w:w="90"/>
+            </w:tcMar>
+            <w:vAlign w:val="center"/>
+          </w:tcPr>
+          <w:p>
+            <w:pPr>
+              <w:spacing w:after="0" w:line="260"/>
+              <w:jc w:val="right"/>
+            </w:pPr>
+            <w:r>
+              <w:rPr>
+                <w:rFonts w:ascii="MS Pゴシック" w:cs="MS Pゴシック" w:eastAsia="MS Pゴシック" w:hAnsi="MS Pゴシック"/>
+                <w:b/>
+                <w:bCs/>
+                <w:color w:val="1A1A1A"/>
+                <w:sz w:val="18"/>
+                <w:szCs w:val="18"/>
+              </w:rPr>
+              <w:t xml:space="preserve">4,079千円</w:t>
+            </w:r>
+          </w:p>
+        </w:tc>
+        <w:tc>
+          <w:tcPr>
+            <w:tcW w:type="dxa" w:w="1700"/>
+            <w:shd w:fill="FBEAE0" w:color="auto" w:val="clear"/>
+            <w:tcMar>
+              <w:top w:type="dxa" w:w="60"/>
+              <w:left w:type="dxa" w:w="90"/>
+              <w:bottom w:type="dxa" w:w="60"/>
+              <w:right w:type="dxa" w:w="90"/>
+            </w:tcMar>
+            <w:vAlign w:val="center"/>
+          </w:tcPr>
+          <w:p>
+            <w:pPr>
+              <w:spacing w:after="0" w:line="260"/>
+              <w:jc w:val="right"/>
+            </w:pPr>
+            <w:r>
+              <w:rPr>
+                <w:rFonts w:ascii="MS Pゴシック" w:cs="MS Pゴシック" w:eastAsia="MS Pゴシック" w:hAnsi="MS Pゴシック"/>
+                <w:b/>
+                <w:bCs/>
+                <w:color w:val="1A1A1A"/>
+                <w:sz w:val="18"/>
+                <w:szCs w:val="18"/>
+              </w:rPr>
+              <w:t xml:space="preserve">54.5%</w:t>
+            </w:r>
+          </w:p>
+        </w:tc>
+        <w:tc>
+          <w:tcPr>
+            <w:tcW w:type="dxa" w:w="1850"/>
+            <w:shd w:fill="FBEAE0" w:color="auto" w:val="clear"/>
+            <w:tcMar>
+              <w:top w:type="dxa" w:w="60"/>
+              <w:left w:type="dxa" w:w="90"/>
+              <w:bottom w:type="dxa" w:w="60"/>
+              <w:right w:type="dxa" w:w="90"/>
+            </w:tcMar>
+            <w:vAlign w:val="center"/>
+          </w:tcPr>
+          <w:p>
+            <w:pPr>
+              <w:spacing w:after="0" w:line="260"/>
+              <w:jc w:val="right"/>
+            </w:pPr>
+            <w:r>
+              <w:rPr>
+                <w:rFonts w:ascii="MS Pゴシック" w:cs="MS Pゴシック" w:eastAsia="MS Pゴシック" w:hAnsi="MS Pゴシック"/>
+                <w:b/>
+                <w:bCs/>
+                <w:color w:val="1A1A1A"/>
+                <w:sz w:val="18"/>
+                <w:szCs w:val="18"/>
+              </w:rPr>
+              <w:t xml:space="preserve">89.0%</w:t>
+            </w:r>
+          </w:p>
+        </w:tc>
+        <w:tc>
+          <w:tcPr>
+            <w:tcW w:type="dxa" w:w="1850"/>
+            <w:shd w:fill="FBEAE0" w:color="auto" w:val="clear"/>
+            <w:tcMar>
+              <w:top w:type="dxa" w:w="60"/>
+              <w:left w:type="dxa" w:w="90"/>
+              <w:bottom w:type="dxa" w:w="60"/>
+              <w:right w:type="dxa" w:w="90"/>
+            </w:tcMar>
+            <w:vAlign w:val="center"/>
+          </w:tcPr>
+          <w:p>
+            <w:pPr>
+              <w:spacing w:after="0" w:line="260"/>
+              <w:jc w:val="right"/>
+            </w:pPr>
+            <w:r>
+              <w:rPr>
+                <w:rFonts w:ascii="MS Pゴシック" w:cs="MS Pゴシック" w:eastAsia="MS Pゴシック" w:hAnsi="MS Pゴシック"/>
+                <w:b/>
+                <w:bCs/>
+                <w:color w:val="1A1A1A"/>
+                <w:sz w:val="18"/>
+                <w:szCs w:val="18"/>
+              </w:rPr>
+              <w:t xml:space="preserve">87.5%</w:t>
+            </w:r>
+          </w:p>
+        </w:tc>
+      </w:tr>
+      <w:tr>
+        <w:tc>
+          <w:tcPr>
+            <w:tcW w:type="dxa" w:w="2600"/>
+            <w:tcMar>
+              <w:top w:type="dxa" w:w="60"/>
+              <w:left w:type="dxa" w:w="90"/>
+              <w:bottom w:type="dxa" w:w="60"/>
+              <w:right w:type="dxa" w:w="90"/>
+            </w:tcMar>
+            <w:vAlign w:val="center"/>
+          </w:tcPr>
+          <w:p>
+            <w:pPr>
+              <w:spacing w:after="0" w:line="260"/>
+              <w:jc w:val="left"/>
+            </w:pPr>
+            <w:r>
+              <w:rPr>
+                <w:rFonts w:ascii="MS Pゴシック" w:cs="MS Pゴシック" w:eastAsia="MS Pゴシック" w:hAnsi="MS Pゴシック"/>
+                <w:b w:val="false"/>
+                <w:bCs w:val="false"/>
+                <w:color w:val="1A1A1A"/>
+                <w:sz w:val="18"/>
+                <w:szCs w:val="18"/>
+              </w:rPr>
+              <w:t xml:space="preserve">約15%改善</w:t>
+            </w:r>
+          </w:p>
+        </w:tc>
+        <w:tc>
+          <w:tcPr>
+            <w:tcW w:type="dxa" w:w="1600"/>
+            <w:tcMar>
+              <w:top w:type="dxa" w:w="60"/>
+              <w:left w:type="dxa" w:w="90"/>
+              <w:bottom w:type="dxa" w:w="60"/>
+              <w:right w:type="dxa" w:w="90"/>
+            </w:tcMar>
+            <w:vAlign w:val="center"/>
+          </w:tcPr>
+          <w:p>
+            <w:pPr>
+              <w:spacing w:after="0" w:line="260"/>
+              <w:jc w:val="right"/>
+            </w:pPr>
+            <w:r>
+              <w:rPr>
+                <w:rFonts w:ascii="MS Pゴシック" w:cs="MS Pゴシック" w:eastAsia="MS Pゴシック" w:hAnsi="MS Pゴシック"/>
+                <w:b w:val="false"/>
+                <w:bCs w:val="false"/>
+                <w:color w:val="1A1A1A"/>
+                <w:sz w:val="18"/>
+                <w:szCs w:val="18"/>
+              </w:rPr>
+              <w:t xml:space="preserve">6,076千円</w:t>
+            </w:r>
+          </w:p>
+        </w:tc>
+        <w:tc>
+          <w:tcPr>
+            <w:tcW w:type="dxa" w:w="1700"/>
+            <w:tcMar>
+              <w:top w:type="dxa" w:w="60"/>
+              <w:left w:type="dxa" w:w="90"/>
+              <w:bottom w:type="dxa" w:w="60"/>
+              <w:right w:type="dxa" w:w="90"/>
+            </w:tcMar>
+            <w:vAlign w:val="center"/>
+          </w:tcPr>
+          <w:p>
+            <w:pPr>
+              <w:spacing w:after="0" w:line="260"/>
+              <w:jc w:val="right"/>
+            </w:pPr>
+            <w:r>
+              <w:rPr>
+                <w:rFonts w:ascii="MS Pゴシック" w:cs="MS Pゴシック" w:eastAsia="MS Pゴシック" w:hAnsi="MS Pゴシック"/>
+                <w:b w:val="false"/>
+                <w:bCs w:val="false"/>
+                <w:color w:val="1A1A1A"/>
+                <w:sz w:val="18"/>
+                <w:szCs w:val="18"/>
+              </w:rPr>
+              <w:t xml:space="preserve">56.9%</w:t>
+            </w:r>
+          </w:p>
+        </w:tc>
+        <w:tc>
+          <w:tcPr>
+            <w:tcW w:type="dxa" w:w="1850"/>
+            <w:tcMar>
+              <w:top w:type="dxa" w:w="60"/>
+              <w:left w:type="dxa" w:w="90"/>
+              <w:bottom w:type="dxa" w:w="60"/>
+              <w:right w:type="dxa" w:w="90"/>
+            </w:tcMar>
+            <w:vAlign w:val="center"/>
+          </w:tcPr>
+          <w:p>
+            <w:pPr>
+              <w:spacing w:after="0" w:line="260"/>
+              <w:jc w:val="right"/>
+            </w:pPr>
+            <w:r>
+              <w:rPr>
+                <w:rFonts w:ascii="MS Pゴシック" w:cs="MS Pゴシック" w:eastAsia="MS Pゴシック" w:hAnsi="MS Pゴシック"/>
+                <w:b w:val="false"/>
+                <w:bCs w:val="false"/>
+                <w:color w:val="1A1A1A"/>
+                <w:sz w:val="18"/>
+                <w:szCs w:val="18"/>
+              </w:rPr>
+              <w:t xml:space="preserve">89.8%</w:t>
+            </w:r>
+          </w:p>
+        </w:tc>
+        <w:tc>
+          <w:tcPr>
+            <w:tcW w:type="dxa" w:w="1850"/>
+            <w:tcMar>
+              <w:top w:type="dxa" w:w="60"/>
+              <w:left w:type="dxa" w:w="90"/>
+              <w:bottom w:type="dxa" w:w="60"/>
+              <w:right w:type="dxa" w:w="90"/>
+            </w:tcMar>
+            <w:vAlign w:val="center"/>
+          </w:tcPr>
+          <w:p>
+            <w:pPr>
+              <w:spacing w:after="0" w:line="260"/>
+              <w:jc w:val="right"/>
+            </w:pPr>
+            <w:r>
+              <w:rPr>
+                <w:rFonts w:ascii="MS Pゴシック" w:cs="MS Pゴシック" w:eastAsia="MS Pゴシック" w:hAnsi="MS Pゴシック"/>
+                <w:b w:val="false"/>
+                <w:bCs w:val="false"/>
+                <w:color w:val="1A1A1A"/>
+                <w:sz w:val="18"/>
+                <w:szCs w:val="18"/>
+              </w:rPr>
+              <w:t xml:space="preserve">87.5%</w:t>
+            </w:r>
+          </w:p>
+        </w:tc>
+      </w:tr>
+    </w:tbl>
+    <w:p>
+      <w:pPr>
+        <w:spacing w:after="200" w:before="40"/>
+      </w:pPr>
+      <w:r>
+        <w:rPr>
+          <w:rFonts w:ascii="MS Pゴシック" w:cs="MS Pゴシック" w:eastAsia="MS Pゴシック" w:hAnsi="MS Pゴシック"/>
+          <w:color w:val="5F6F74"/>
+          <w:sz w:val="17"/>
+          <w:szCs w:val="17"/>
+        </w:rPr>
+        <w:t xml:space="preserve">経常収支比率は令和7年度決算の経常収益237,340千円÷経常費用271,139千円＝87.5%を基礎とした静態試算。①は経常収益に増収額を上乗せして再計算したものである。本表の増収額は、経常収益と分母を揃えるため令和7年度決算の使用料収入40,586千円（税抜）に表13の平均増収率を乗じた額であり、調定分布から積み上げた表13の税抜増収額（A案4,074千円等）とは基礎が異なるため数千円単位で一致しない。経費回収率は使用料収入÷汚水処理費であり繰入金を含まないため、①②いずれでも同じ値になる。</w:t>
       </w:r>
     </w:p>
     <w:tbl>
@@ -12887,7 +19837,7 @@
                 <w:sz w:val="18"/>
                 <w:szCs w:val="18"/>
               </w:rPr>
-              <w:t xml:space="preserve">経常収支比率への効果</w:t>
+              <w:t xml:space="preserve">分流式下水道等に要する経費（基準内繰入金）は今回の改定率では減らない</w:t>
             </w:r>
           </w:p>
           <w:p>
@@ -12901,7 +19851,7 @@
                 <w:sz w:val="20"/>
                 <w:szCs w:val="20"/>
               </w:rPr>
-              <w:t xml:space="preserve">令和7年度決算の経常収支比率は87.5%（経常収益237,340千円÷経常費用271,139千円）である。</w:t>
+              <w:t xml:space="preserve">繰出基準では、使用料対象資本費＝max(0, 使用料収入−汚水維持管理費)とされ、分流式下水道等に要する経費は資本費からこれを控除した額となる。使用料収入が増えれば基準内繰入金が減るのは、使用料収入が汚水維持管理費を上回ってからである。</w:t>
             </w:r>
           </w:p>
           <w:p>
@@ -12915,7 +19865,7 @@
                 <w:sz w:val="20"/>
                 <w:szCs w:val="20"/>
               </w:rPr>
-              <w:t xml:space="preserve">A案・B案の増収額（税抜約4,072〜4,074千円）を経常収益に加算すると、経常収支比率は約89.0%となる（+1.5ポイント）。</w:t>
+              <w:t xml:space="preserve">令和7年度は使用料収入40,586千円に対し汚水維持管理費が約81,993千円であり、使用料対象資本費はゼロである。+15%改定でも46,662千円にとどまり、汚水維持管理費を超えるには約2.02倍（+102%）の水準が必要になる。事業別でも公共2.00倍・漁業集落排水2.89倍である。</w:t>
             </w:r>
           </w:p>
           <w:p>
@@ -12929,7 +19879,35 @@
                 <w:sz w:val="20"/>
                 <w:szCs w:val="20"/>
               </w:rPr>
-              <w:t xml:space="preserve">健全経営の水準とされる100%には届かないため、使用料改定のみで収支が均衡するわけではない。</w:t>
+              <w:t xml:space="preserve">したがって今回検討する5〜15%の範囲では、繰出基準上は基準内繰入金は減額されず、増収分はそのまま経常収益の増加となる（表14の①）。</w:t>
+            </w:r>
+          </w:p>
+          <w:p>
+            <w:pPr>
+              <w:spacing w:after="60" w:line="290"/>
+            </w:pPr>
+            <w:r>
+              <w:rPr>
+                <w:rFonts w:ascii="MS Pゴシック" w:cs="MS Pゴシック" w:eastAsia="MS Pゴシック" w:hAnsi="MS Pゴシック"/>
+                <w:color w:val="1A1A1A"/>
+                <w:sz w:val="20"/>
+                <w:szCs w:val="20"/>
+              </w:rPr>
+              <w:t xml:space="preserve">ただし基準外繰入金を増収分だけ減額するという政策判断を採る場合は、経常収支比率は87.5%のまま変わらない（表14の②）。この場合は一般会計の負担が同額軽減される。どちらを採るかは繰出基準ではなく町の財政運営の判断である。</w:t>
+            </w:r>
+          </w:p>
+          <w:p>
+            <w:pPr>
+              <w:spacing w:after="60" w:line="290"/>
+            </w:pPr>
+            <w:r>
+              <w:rPr>
+                <w:rFonts w:ascii="MS Pゴシック" w:cs="MS Pゴシック" w:eastAsia="MS Pゴシック" w:hAnsi="MS Pゴシック"/>
+                <w:color w:val="1A1A1A"/>
+                <w:sz w:val="20"/>
+                <w:szCs w:val="20"/>
+              </w:rPr>
+              <w:t xml:space="preserve">いずれの場合も経費回収率は改善する。経費回収率は使用料収入と汚水処理費だけで決まり、繰入金の扱いに左右されないためである。</w:t>
             </w:r>
           </w:p>
         </w:tc>
@@ -13086,7 +20064,7 @@
           <w:sz w:val="19"/>
           <w:szCs w:val="19"/>
         </w:rPr>
-        <w:t xml:space="preserve">表10　段階的縮小の料金表（1か月・税抜）</w:t>
+        <w:t xml:space="preserve">表15　段階的縮小の料金表（1か月・税抜）</w:t>
       </w:r>
     </w:p>
     <w:tbl>
@@ -14053,7 +21031,7 @@
           <w:sz w:val="19"/>
           <w:szCs w:val="19"/>
         </w:rPr>
-        <w:t xml:space="preserve">表11　段階別の2か月請求額（一般汚水・税込）</w:t>
+        <w:t xml:space="preserve">表16　段階別の2か月請求額（一般汚水・税込）</w:t>
       </w:r>
     </w:p>
     <w:tbl>
@@ -15291,7 +22269,7 @@
           <w:sz w:val="19"/>
           <w:szCs w:val="19"/>
         </w:rPr>
-        <w:t xml:space="preserve">表12　条例別表（第17条関係／漁集は第19条関係）の改正案</w:t>
+        <w:t xml:space="preserve">表17　条例別表（第17条関係／漁集は第19条関係）の改正案</w:t>
       </w:r>
     </w:p>
     <w:tbl>
@@ -17100,7 +24078,7 @@
           <w:sz w:val="19"/>
           <w:szCs w:val="19"/>
         </w:rPr>
-        <w:t xml:space="preserve">表13　令和8年度予算と経営戦略の差異（単位：千円・すべて税抜）</w:t>
+        <w:t xml:space="preserve">表18　令和8年度予算と経営戦略の差異（単位：千円・すべて税抜）</w:t>
       </w:r>
     </w:p>
     <w:tbl>
@@ -18148,7 +25126,7 @@
           <w:sz w:val="21"/>
           <w:szCs w:val="21"/>
         </w:rPr>
-        <w:t xml:space="preserve">A案の11〜50㎥（税抜203円）とB案の同191円は、平均増収率が約10%になるよう令和7年度の利用分布から逆算したものである。集計ブックの水量欄と検針区分（毎月・隔月）を用いて分類しており、毎月検針の大口利用者も算定に取り込めている。ただし水量欄が空欄の異動等が2事業合計で516件・2,002千円（調定額の4.5%）残っており、これらは現行額に平均改定率を乗じる簡便法で扱っている。6〜10㎥の単価差を縮小するという政策方向は本資料で確定的に議論できるが、税抜単価を最終確定する前にこの516件の内訳を確認することが望ましい。</w:t>
+        <w:t xml:space="preserve">A案の11〜50㎥（税抜203円）とB案の同191円は、平均増収率が約10%になるよう令和7年度の利用分布から逆算したものである。集計ブックの水量欄と検針区分（毎月・隔月）を用いて分類しており、毎月検針の大口利用者も算定に取り込めている。ただし水量欄が空欄の異動等が2事業合計で96件・2,001,629円（調定額の4.5%）残っており、これらは現行額に平均改定率を乗じる簡便法で扱っている。1件あたり約2.1万円と金額が大きいため、税抜単価を最終確定する前にこの96件の内訳を確認することが望ましい。</w:t>
       </w:r>
     </w:p>
     <w:p>
@@ -18179,7 +25157,7 @@
           <w:sz w:val="21"/>
           <w:szCs w:val="21"/>
         </w:rPr>
-        <w:t xml:space="preserve">本資料の増収試算は、令和7年度の年間全件調定（12か月・9,220件・44,567,510円）に基づく。各記録は集計ブックの水量欄と算定式を照合し、隔月検針・毎月検針・基本水量内・日割等に分類している。集計ブックは公共の「〜2,216」行を1件あたり2,216円（上限額）で、漁集の日割11件を基本使用料2,217円で計上していたため、いずれも調定明細の実額で評価し直している。</w:t>
+        <w:t xml:space="preserve">本資料の増収試算は、令和7年度の年間全件調定（12か月・9,220件・44,567,510円）に基づく。各記録は集計ブックの水量欄と算定式を照合し、隔月検針・毎月検針・基本水量内・日割等に分類している。集計ブックは公共の「〜2,216」行を1件あたり2,216円（上限額）で、漁集の日割11件を基本使用料2,217円で計上していたため、いずれも調定明細により評価し直している。ただし公共の日割491件は令和7年度3月分の実績71件・64,144円（平均903.4円）を他月にも適用した推計であり、実額が判明しているのは3月分71件のみである。漁業集落排水の日割11件・13,189円は年間の実額である。したがって44,567,510円は実額ではなく補正推計額である。日割は基本使用料を据え置く限り改定差額に影響しない。</w:t>
       </w:r>
     </w:p>
     <w:p>

--- a/docs/kamikami-sewer-tariff/03_説明資料/下水道使用料改定説明資料.docx
+++ b/docs/kamikami-sewer-tariff/03_説明資料/下水道使用料改定説明資料.docx
@@ -400,7 +400,7 @@
                 <w:sz w:val="20"/>
                 <w:szCs w:val="20"/>
               </w:rPr>
-              <w:t xml:space="preserve">基本水量未満の日割（598件のうち502件・456,776円）は、基本使用料1,008円を据え置く以上いずれの案でも変わらないため、据置として算定している。</w:t>
+              <w:t xml:space="preserve">基本水量未満の日割502件・456,776円は、基本使用料1,008円を据え置く以上いずれの案でも変わらないため、据置として算定している。水量を特定できない異動等96件・2,001,629円とは分けて扱っている。</w:t>
             </w:r>
           </w:p>
         </w:tc>
@@ -5116,7 +5116,7 @@
                 <w:sz w:val="18"/>
                 <w:szCs w:val="18"/>
               </w:rPr>
-              <w:t xml:space="preserve">縮小なし（一律改定）</w:t>
+              <w:t xml:space="preserve">縮小なし（上位区分調整型）</w:t>
             </w:r>
           </w:p>
         </w:tc>
@@ -6296,7 +6296,7 @@
           <w:sz w:val="17"/>
           <w:szCs w:val="17"/>
         </w:rPr>
-        <w:t xml:space="preserve">いずれも平均増収率 約10%・基本使用料は1,008円で据置・51㎥〜は220円。単価差縮小率は、現行の11〜50㎥単価174円への到達率。</w:t>
+        <w:t xml:space="preserve">いずれも平均増収率 約10%・基本使用料は1,008円で据置・51㎥〜は220円。単価差縮小率は、現行の11〜50㎥単価174円への到達率。最上段の「縮小なし（上位区分調整型）」は、基本使用料と6〜10㎥を据え置き11㎥以上だけを引き上げる組合せであり、全区分を同率で引き上げる5-5節の一律改定（表9）とは別物である。</w:t>
       </w:r>
     </w:p>
     <w:p>
@@ -6430,7 +6430,7 @@
                 <w:sz w:val="20"/>
                 <w:szCs w:val="20"/>
               </w:rPr>
-              <w:t xml:space="preserve">また月10㎥の世帯は+57.4%となる一方、月30㎥以上は減額（月50㎥で−16.1%）となる。</w:t>
+              <w:t xml:space="preserve">また月10㎥利用の場合は+57.4%となる一方、月30㎥以上は減額（月50㎥で−16.1%）となる。</w:t>
             </w:r>
           </w:p>
           <w:p>
@@ -6468,7 +6468,7 @@
           <w:sz w:val="26"/>
           <w:szCs w:val="26"/>
         </w:rPr>
-        <w:t xml:space="preserve">5　2案の比較と各家庭への影響</w:t>
+        <w:t xml:space="preserve">5　2案の比較と使用量別の請求影響</w:t>
       </w:r>
     </w:p>
     <w:p>
@@ -7596,7 +7596,7 @@
           <w:sz w:val="21"/>
           <w:szCs w:val="21"/>
         </w:rPr>
-        <w:t xml:space="preserve">生活必需的な少量使用の負担増を抑えることを優先する。月10㎥の世帯は+7.5%にとどまるが、その分を中位帯以上が負担し、月50㎥は+15.3%となる。単価差の縮小は13.1%で、6〜10㎥の低単価はかなり残る。</w:t>
+        <w:t xml:space="preserve">生活必需的な少量使用の負担増を抑えることを優先する。月10㎥利用の場合は+7.5%にとどまるが、その分を中位帯以上が負担し、月50㎥は+15.3%となる。単価差の縮小は13.1%で、6〜10㎥の低単価はかなり残る。</w:t>
       </w:r>
     </w:p>
     <w:p>
@@ -7627,7 +7627,7 @@
           <w:sz w:val="21"/>
           <w:szCs w:val="21"/>
         </w:rPr>
-        <w:t xml:space="preserve">月8㎥から月50㎥までの増加率を概ね+10〜15%の幅に収め、区分間の単価差をより大きく縮める（縮小率26.3%）。一方で月10㎥の世帯は+15.1%となり、少量利用者の負担増はA案より大きい。</w:t>
+        <w:t xml:space="preserve">月8㎥から月50㎥までの増加率を概ね+10〜15%の幅に収め、区分間の単価差をより大きく縮める（縮小率26.3%）。一方で月10㎥利用の場合は+15.1%となり、少量利用の負担増はA案より大きい。</w:t>
       </w:r>
     </w:p>
     <w:p>
@@ -7707,7 +7707,7 @@
           <w:sz w:val="22"/>
           <w:szCs w:val="22"/>
         </w:rPr>
-        <w:t xml:space="preserve">5-3　各家庭への影響</w:t>
+        <w:t xml:space="preserve">5-3　使用量別の請求影響</w:t>
       </w:r>
     </w:p>
     <w:p>
@@ -11509,7 +11509,7 @@
           <w:sz w:val="17"/>
           <w:szCs w:val="17"/>
         </w:rPr>
-        <w:t xml:space="preserve">件数は年間の調定レコード数であり、利用者数・世帯数ではない。同じ利用者が隔月検針なら年6回、毎月検針なら年12回カウントされるため、構成比は契約者構成とは一致しない。据置となる月5㎥以下は2事業合計1,934レコード（全体の21.0%）、月6〜10㎥は2,167レコード（23.5%）で、両者で44.5%を占める。月51㎥〜は公共96レコード（1.2%）で金額の14.4%を占めており、件数は少ないが金額の寄与は小さくない。水量帯と世帯人数・年齢の対応関係は調定データから確認できないため、世帯像は付していない。</w:t>
+        <w:t xml:space="preserve">件数は年間の調定レコード数であり、利用者数・世帯数ではない。同じ利用者が隔月検針なら年6回、毎月検針なら年12回カウントされるため、構成比は契約者構成とは一致しない。据置となる月5㎥以下は2事業合計1,934レコード（全体の21.0%）、月6〜10㎥は2,167レコード（23.5%）で、両者で44.5%を占める。月51㎥〜は公共96レコード（1.2%）で金額の14.4%を占めており、件数は少ないが金額の寄与は小さくない。最下段の「日割・異動等」は、基本水量未満の日割502件（2事業合計）と水量を特定できない異動等96件の合計であり、改定の影響は両者で異なる（表12で分けて示す）。水量帯と世帯人数・年齢の対応関係は調定データから確認できないため、世帯像は付していない。</w:t>
       </w:r>
     </w:p>
     <w:p>
@@ -17568,7 +17568,7 @@
                 <w:sz w:val="18"/>
                 <w:szCs w:val="18"/>
               </w:rPr>
-              <w:t xml:space="preserve">日割・異動等</w:t>
+              <w:t xml:space="preserve">日割（基本水量未満）</w:t>
             </w:r>
           </w:p>
         </w:tc>
@@ -17597,7 +17597,7 @@
                 <w:sz w:val="18"/>
                 <w:szCs w:val="18"/>
               </w:rPr>
-              <w:t xml:space="preserve">598件</w:t>
+              <w:t xml:space="preserve">502件</w:t>
             </w:r>
           </w:p>
         </w:tc>
@@ -17626,7 +17626,7 @@
                 <w:sz w:val="18"/>
                 <w:szCs w:val="18"/>
               </w:rPr>
-              <w:t xml:space="preserve">6.5%</w:t>
+              <w:t xml:space="preserve">5.4%</w:t>
             </w:r>
           </w:p>
         </w:tc>
@@ -17720,6 +17720,218 @@
         <w:tc>
           <w:tcPr>
             <w:tcW w:type="dxa" w:w="800"/>
+            <w:tcMar>
+              <w:top w:type="dxa" w:w="60"/>
+              <w:left w:type="dxa" w:w="90"/>
+              <w:bottom w:type="dxa" w:w="60"/>
+              <w:right w:type="dxa" w:w="90"/>
+            </w:tcMar>
+            <w:vAlign w:val="center"/>
+          </w:tcPr>
+          <w:p>
+            <w:pPr>
+              <w:spacing w:after="0" w:line="260"/>
+              <w:jc w:val="right"/>
+            </w:pPr>
+            <w:r>
+              <w:rPr>
+                <w:rFonts w:ascii="MS Pゴシック" w:cs="MS Pゴシック" w:eastAsia="MS Pゴシック" w:hAnsi="MS Pゴシック"/>
+                <w:b w:val="false"/>
+                <w:bCs w:val="false"/>
+                <w:color w:val="1A1A1A"/>
+                <w:sz w:val="18"/>
+                <w:szCs w:val="18"/>
+              </w:rPr>
+              <w:t xml:space="preserve">—</w:t>
+            </w:r>
+          </w:p>
+        </w:tc>
+      </w:tr>
+      <w:tr>
+        <w:tc>
+          <w:tcPr>
+            <w:tcW w:type="dxa" w:w="1500"/>
+            <w:shd w:fill="F4F7F7" w:color="auto" w:val="clear"/>
+            <w:tcMar>
+              <w:top w:type="dxa" w:w="60"/>
+              <w:left w:type="dxa" w:w="90"/>
+              <w:bottom w:type="dxa" w:w="60"/>
+              <w:right w:type="dxa" w:w="90"/>
+            </w:tcMar>
+            <w:vAlign w:val="center"/>
+          </w:tcPr>
+          <w:p>
+            <w:pPr>
+              <w:spacing w:after="0" w:line="260"/>
+              <w:jc w:val="left"/>
+            </w:pPr>
+            <w:r>
+              <w:rPr>
+                <w:rFonts w:ascii="MS Pゴシック" w:cs="MS Pゴシック" w:eastAsia="MS Pゴシック" w:hAnsi="MS Pゴシック"/>
+                <w:b w:val="false"/>
+                <w:bCs w:val="false"/>
+                <w:color w:val="1A1A1A"/>
+                <w:sz w:val="18"/>
+                <w:szCs w:val="18"/>
+              </w:rPr>
+              <w:t xml:space="preserve">異動等（水量不明）</w:t>
+            </w:r>
+          </w:p>
+        </w:tc>
+        <w:tc>
+          <w:tcPr>
+            <w:tcW w:type="dxa" w:w="1150"/>
+            <w:shd w:fill="F4F7F7" w:color="auto" w:val="clear"/>
+            <w:tcMar>
+              <w:top w:type="dxa" w:w="60"/>
+              <w:left w:type="dxa" w:w="90"/>
+              <w:bottom w:type="dxa" w:w="60"/>
+              <w:right w:type="dxa" w:w="90"/>
+            </w:tcMar>
+            <w:vAlign w:val="center"/>
+          </w:tcPr>
+          <w:p>
+            <w:pPr>
+              <w:spacing w:after="0" w:line="260"/>
+              <w:jc w:val="right"/>
+            </w:pPr>
+            <w:r>
+              <w:rPr>
+                <w:rFonts w:ascii="MS Pゴシック" w:cs="MS Pゴシック" w:eastAsia="MS Pゴシック" w:hAnsi="MS Pゴシック"/>
+                <w:b w:val="false"/>
+                <w:bCs w:val="false"/>
+                <w:color w:val="1A1A1A"/>
+                <w:sz w:val="18"/>
+                <w:szCs w:val="18"/>
+              </w:rPr>
+              <w:t xml:space="preserve">96件</w:t>
+            </w:r>
+          </w:p>
+        </w:tc>
+        <w:tc>
+          <w:tcPr>
+            <w:tcW w:type="dxa" w:w="1100"/>
+            <w:shd w:fill="F4F7F7" w:color="auto" w:val="clear"/>
+            <w:tcMar>
+              <w:top w:type="dxa" w:w="60"/>
+              <w:left w:type="dxa" w:w="90"/>
+              <w:bottom w:type="dxa" w:w="60"/>
+              <w:right w:type="dxa" w:w="90"/>
+            </w:tcMar>
+            <w:vAlign w:val="center"/>
+          </w:tcPr>
+          <w:p>
+            <w:pPr>
+              <w:spacing w:after="0" w:line="260"/>
+              <w:jc w:val="right"/>
+            </w:pPr>
+            <w:r>
+              <w:rPr>
+                <w:rFonts w:ascii="MS Pゴシック" w:cs="MS Pゴシック" w:eastAsia="MS Pゴシック" w:hAnsi="MS Pゴシック"/>
+                <w:b w:val="false"/>
+                <w:bCs w:val="false"/>
+                <w:color w:val="1A1A1A"/>
+                <w:sz w:val="18"/>
+                <w:szCs w:val="18"/>
+              </w:rPr>
+              <w:t xml:space="preserve">1.0%</w:t>
+            </w:r>
+          </w:p>
+        </w:tc>
+        <w:tc>
+          <w:tcPr>
+            <w:tcW w:type="dxa" w:w="1650"/>
+            <w:shd w:fill="F4F7F7" w:color="auto" w:val="clear"/>
+            <w:tcMar>
+              <w:top w:type="dxa" w:w="60"/>
+              <w:left w:type="dxa" w:w="90"/>
+              <w:bottom w:type="dxa" w:w="60"/>
+              <w:right w:type="dxa" w:w="90"/>
+            </w:tcMar>
+            <w:vAlign w:val="center"/>
+          </w:tcPr>
+          <w:p>
+            <w:pPr>
+              <w:spacing w:after="0" w:line="260"/>
+              <w:jc w:val="right"/>
+            </w:pPr>
+            <w:r>
+              <w:rPr>
+                <w:rFonts w:ascii="MS Pゴシック" w:cs="MS Pゴシック" w:eastAsia="MS Pゴシック" w:hAnsi="MS Pゴシック"/>
+                <w:b w:val="false"/>
+                <w:bCs w:val="false"/>
+                <w:color w:val="1A1A1A"/>
+                <w:sz w:val="18"/>
+                <w:szCs w:val="18"/>
+              </w:rPr>
+              <w:t xml:space="preserve">+10.0%</w:t>
+            </w:r>
+          </w:p>
+        </w:tc>
+        <w:tc>
+          <w:tcPr>
+            <w:tcW w:type="dxa" w:w="1800"/>
+            <w:shd w:fill="F4F7F7" w:color="auto" w:val="clear"/>
+            <w:tcMar>
+              <w:top w:type="dxa" w:w="60"/>
+              <w:left w:type="dxa" w:w="90"/>
+              <w:bottom w:type="dxa" w:w="60"/>
+              <w:right w:type="dxa" w:w="90"/>
+            </w:tcMar>
+            <w:vAlign w:val="center"/>
+          </w:tcPr>
+          <w:p>
+            <w:pPr>
+              <w:spacing w:after="0" w:line="260"/>
+              <w:jc w:val="right"/>
+            </w:pPr>
+            <w:r>
+              <w:rPr>
+                <w:rFonts w:ascii="MS Pゴシック" w:cs="MS Pゴシック" w:eastAsia="MS Pゴシック" w:hAnsi="MS Pゴシック"/>
+                <w:b w:val="false"/>
+                <w:bCs w:val="false"/>
+                <w:color w:val="1A1A1A"/>
+                <w:sz w:val="18"/>
+                <w:szCs w:val="18"/>
+              </w:rPr>
+              <w:t xml:space="preserve">約+10%※</w:t>
+            </w:r>
+          </w:p>
+        </w:tc>
+        <w:tc>
+          <w:tcPr>
+            <w:tcW w:type="dxa" w:w="1600"/>
+            <w:shd w:fill="F4F7F7" w:color="auto" w:val="clear"/>
+            <w:tcMar>
+              <w:top w:type="dxa" w:w="60"/>
+              <w:left w:type="dxa" w:w="90"/>
+              <w:bottom w:type="dxa" w:w="60"/>
+              <w:right w:type="dxa" w:w="90"/>
+            </w:tcMar>
+            <w:vAlign w:val="center"/>
+          </w:tcPr>
+          <w:p>
+            <w:pPr>
+              <w:spacing w:after="0" w:line="260"/>
+              <w:jc w:val="right"/>
+            </w:pPr>
+            <w:r>
+              <w:rPr>
+                <w:rFonts w:ascii="MS Pゴシック" w:cs="MS Pゴシック" w:eastAsia="MS Pゴシック" w:hAnsi="MS Pゴシック"/>
+                <w:b w:val="false"/>
+                <w:bCs w:val="false"/>
+                <w:color w:val="1A1A1A"/>
+                <w:sz w:val="18"/>
+                <w:szCs w:val="18"/>
+              </w:rPr>
+              <w:t xml:space="preserve">約+10%※</w:t>
+            </w:r>
+          </w:p>
+        </w:tc>
+        <w:tc>
+          <w:tcPr>
+            <w:tcW w:type="dxa" w:w="800"/>
+            <w:shd w:fill="F4F7F7" w:color="auto" w:val="clear"/>
             <w:tcMar>
               <w:top w:type="dxa" w:w="60"/>
               <w:left w:type="dxa" w:w="90"/>
@@ -17759,7 +17971,7 @@
           <w:sz w:val="17"/>
           <w:szCs w:val="17"/>
         </w:rPr>
-        <w:t xml:space="preserve">一律改定は全帯ほぼ改定率どおりで、6〜10㎥と11〜50㎥の単価の開きは4.70倍から4.66倍にしか縮まらない。構造見直し案は月5㎥以下と日割を据え置くかわりに、中位帯以上（A案）または6〜10㎥（B案）の負担が一律改定より大きくなる。</w:t>
+        <w:t xml:space="preserve">※異動等96件は水量を特定できないため、A案・B案では平均増収率を乗じる簡便法によっている（増収額には反映済み）。日割502件は基本使用料1,008円を据え置く以上A案・B案とも変わらないが、一律改定では基本使用料も上がるため改定率どおり増える。一律改定は全帯ほぼ改定率どおりで、6〜10㎥と11〜50㎥の単価の開きは4.70倍から4.66倍にしか縮まらない。構造見直し案は月5㎥以下と日割を据え置くかわりに、中位帯以上（A案）または6〜10㎥（B案）の負担が一律改定より大きくなる。</w:t>
       </w:r>
     </w:p>
     <w:tbl>
@@ -18838,7 +19050,7 @@
           <w:sz w:val="17"/>
           <w:szCs w:val="17"/>
         </w:rPr>
-        <w:t xml:space="preserve">増収額は平年度ベース（令和7年度12か月・全件の調定分布に新料金を当てたもの）。施行日が未定のため初年度影響額は別途算定が必要。経費回収率の「49.5%」は令和7年度決算の公表値であり、改定後は汚水処理費を令和7年度水準（約81,993千円）で据え置いた静態試算である。事業別の参考値（令和6年度決算統計ベース）は別添の試算エビデンスによる。</w:t>
+        <w:t xml:space="preserve">増収額は平年度ベース（令和7年度12か月・全件の調定分布に新料金を当てたもの）。施行日が未定のため初年度影響額は別途算定が必要。経費回収率の「49.5%」は令和7年度決算の公表値であり、改定後は汚水処理費を令和7年度水準で据え置いた静態試算である（使用料収入40,586千円÷49.5%＝約81,993千円。これは経費回収率の分母である汚水処理費であって、その内訳［維持管理費・資本費の別］は令和7年度の決算統計32表・40表を取得するまで確定できない）。事業別の参考値（令和6年度決算統計ベース）は別添の試算エビデンスによる。</w:t>
       </w:r>
     </w:p>
     <w:p>
@@ -19794,7 +20006,7 @@
           <w:sz w:val="17"/>
           <w:szCs w:val="17"/>
         </w:rPr>
-        <w:t xml:space="preserve">経常収支比率は令和7年度決算の経常収益237,340千円÷経常費用271,139千円＝87.5%を基礎とした静態試算。①は経常収益に増収額を上乗せして再計算したものである。本表の増収額は、経常収益と分母を揃えるため令和7年度決算の使用料収入40,586千円（税抜）に表13の平均増収率を乗じた額であり、調定分布から積み上げた表13の税抜増収額（A案4,074千円等）とは基礎が異なるため数千円単位で一致しない。経費回収率は使用料収入÷汚水処理費であり繰入金を含まないため、①②いずれでも同じ値になる。</w:t>
+        <w:t xml:space="preserve">経常収支比率は令和7年度決算の経常収益237,340千円÷経常費用271,139千円＝87.5%を基礎とした静態試算。①は経常収益に増収額を上乗せして再計算したものである。本表の増収額は、経常収益と分母を揃えるため令和7年度決算の使用料収入40,586千円（税抜）に表13の平均増収率を乗じた額であり、調定分布から積み上げた表13の税抜増収額（A案4,074千円等）とは基礎が異なるため数千円単位で一致しない。経費回収率は使用料収入÷汚水処理費であり繰入金を含まないため、①②いずれでも同じ値になる。①は基準内繰入金が変わらないことを前提としており、その根拠は下の参考試算による。</w:t>
       </w:r>
     </w:p>
     <w:tbl>
@@ -19837,7 +20049,7 @@
                 <w:sz w:val="18"/>
                 <w:szCs w:val="18"/>
               </w:rPr>
-              <w:t xml:space="preserve">分流式下水道等に要する経費（基準内繰入金）は今回の改定率では減らない</w:t>
+              <w:t xml:space="preserve">【参考試算】今回の改定率では使用料対象資本費が発生する水準に至らない（令和6年度決算統計ベース）</w:t>
             </w:r>
           </w:p>
           <w:p>
@@ -19851,7 +20063,7 @@
                 <w:sz w:val="20"/>
                 <w:szCs w:val="20"/>
               </w:rPr>
-              <w:t xml:space="preserve">繰出基準では、使用料対象資本費＝max(0, 使用料収入−汚水維持管理費)とされ、分流式下水道等に要する経費は資本費からこれを控除した額となる。使用料収入が増えれば基準内繰入金が減るのは、使用料収入が汚水維持管理費を上回ってからである。</w:t>
+              <w:t xml:space="preserve">「使用料収入が増えれば分流式下水道等に要する経費（基準内繰入金）が減るのではないか」という論点について、内訳を一次資料で確認できる令和6年度決算統計（32表・40表）の費用構成を固定した参考試算で整理する。</w:t>
             </w:r>
           </w:p>
           <w:p>
@@ -19865,7 +20077,7 @@
                 <w:sz w:val="20"/>
                 <w:szCs w:val="20"/>
               </w:rPr>
-              <w:t xml:space="preserve">令和7年度は使用料収入40,586千円に対し汚水維持管理費が約81,993千円であり、使用料対象資本費はゼロである。+15%改定でも46,662千円にとどまり、汚水維持管理費を超えるには約2.02倍（+102%）の水準が必要になる。事業別でも公共2.00倍・漁業集落排水2.89倍である。</w:t>
+              <w:t xml:space="preserve">令和6年度は、資本費（減価償却費−長期前受金戻入＋支払利息）が公共87,806千円・漁業集落排水8,954千円であるのに対し、分流式下水道等に要する経費＋その他が同額の87,806千円・8,954千円であり、資本費の全額が基準内繰入金で措置されている。すなわち使用料対象資本費はゼロであった。</w:t>
             </w:r>
           </w:p>
           <w:p>
@@ -19879,7 +20091,7 @@
                 <w:sz w:val="20"/>
                 <w:szCs w:val="20"/>
               </w:rPr>
-              <w:t xml:space="preserve">したがって今回検討する5〜15%の範囲では、繰出基準上は基準内繰入金は減額されず、増収分はそのまま経常収益の増加となる（表14の①）。</w:t>
+              <w:t xml:space="preserve">使用料対象資本費が発生するのは、使用料収入が汚水分の維持管理費を上回ってからである。令和6年度の汚水分維持管理費は公共67,464千円・漁業集落排水19,614千円で、使用料収入33,652千円・7,229千円の約2.00倍・約2.71倍にあたる。+15%改定後でも38,700千円・8,313千円にとどまり、この水準には届かない。</w:t>
             </w:r>
           </w:p>
           <w:p>
@@ -19893,7 +20105,7 @@
                 <w:sz w:val="20"/>
                 <w:szCs w:val="20"/>
               </w:rPr>
-              <w:t xml:space="preserve">ただし基準外繰入金を増収分だけ減額するという政策判断を採る場合は、経常収支比率は87.5%のまま変わらない（表14の②）。この場合は一般会計の負担が同額軽減される。どちらを採るかは繰出基準ではなく町の財政運営の判断である。</w:t>
+              <w:t xml:space="preserve">なお分流式下水道等に要する経費の運用では、適正な使用料水準（税抜150円/㎥）を前提に整理する例が多い。令和6年度の使用料単価は公共160.8円/㎥・漁業集落排水159.2円/㎥でこの水準を満たしており、150円/㎥×有収水量（公共31,393千円・漁業集落排水6,810千円）で計算しても汚水分維持管理費を下回るため、いずれの整理でも結論は変わらない。</w:t>
             </w:r>
           </w:p>
           <w:p>
@@ -19907,53 +20119,7 @@
                 <w:sz w:val="20"/>
                 <w:szCs w:val="20"/>
               </w:rPr>
-              <w:t xml:space="preserve">いずれの場合も経費回収率は改善する。経費回収率は使用料収入と汚水処理費だけで決まり、繰入金の扱いに左右されないためである。</w:t>
-            </w:r>
-          </w:p>
-        </w:tc>
-      </w:tr>
-    </w:tbl>
-    <w:tbl>
-      <w:tblPr>
-        <w:tblW w:type="dxa" w:w="9600"/>
-        <w:tblBorders>
-          <w:top w:val="single" w:color="E0CBBC" w:sz="4"/>
-          <w:left w:val="single" w:color="CF5B1A" w:sz="18"/>
-          <w:bottom w:val="single" w:color="E0CBBC" w:sz="4"/>
-          <w:right w:val="single" w:color="E0CBBC" w:sz="4"/>
-          <w:insideH w:val="none"/>
-          <w:insideV w:val="none"/>
-        </w:tblBorders>
-      </w:tblPr>
-      <w:tblGrid>
-        <w:gridCol w:w="9600"/>
-      </w:tblGrid>
-      <w:tr>
-        <w:tc>
-          <w:tcPr>
-            <w:tcW w:type="dxa" w:w="9600"/>
-            <w:shd w:fill="FDF6F1" w:color="auto" w:val="clear"/>
-            <w:tcMar>
-              <w:top w:type="dxa" w:w="140"/>
-              <w:left w:type="dxa" w:w="180"/>
-              <w:bottom w:type="dxa" w:w="140"/>
-              <w:right w:type="dxa" w:w="160"/>
-            </w:tcMar>
-          </w:tcPr>
-          <w:p>
-            <w:pPr>
-              <w:spacing w:after="70"/>
-            </w:pPr>
-            <w:r>
-              <w:rPr>
-                <w:rFonts w:ascii="MS Pゴシック" w:cs="MS Pゴシック" w:eastAsia="MS Pゴシック" w:hAnsi="MS Pゴシック"/>
-                <w:b/>
-                <w:bCs/>
-                <w:color w:val="CF5B1A"/>
-                <w:sz w:val="18"/>
-                <w:szCs w:val="18"/>
-              </w:rPr>
-              <w:t xml:space="preserve">繰入金への影響（静態試算）</w:t>
+              <w:t xml:space="preserve">したがって今回検討する5〜15%の範囲では、令和6年度の費用構成を前提とするかぎり基準内繰入金は減額されず、増収分はそのまま経常収益の増加となる（表14の①）。ただしこれは令和6年度の費用構成を固定した参考試算であり、令和7年度の決算統計32表・40表を取得したうえで年度を揃えて再確認する必要がある。</w:t>
             </w:r>
           </w:p>
           <w:p>
@@ -19967,7 +20133,7 @@
                 <w:sz w:val="20"/>
                 <w:szCs w:val="20"/>
               </w:rPr>
-              <w:t xml:space="preserve">令和6年度決算の費用構成を固定した静態試算では、平均増収率+15%程度までは使用料対象資本費が発生せず、基準内繰入額に影響しない。</w:t>
+              <w:t xml:space="preserve">ただし基準外繰入金を増収分だけ減額するという政策判断を採る場合は、経常収支比率は87.5%のまま変わらない（表14の②）。この場合は一般会計の負担が同額軽減される。どちらを採るかは繰出基準の問題ではなく町の財政運営の判断である。</w:t>
             </w:r>
           </w:p>
           <w:p>
@@ -19981,7 +20147,7 @@
                 <w:sz w:val="20"/>
                 <w:szCs w:val="20"/>
               </w:rPr>
-              <w:t xml:space="preserve">分流式下水道等に要する経費は「基準額のうち使用料収入で賄いきれない分」として満額繰入となっており、この状態が続くためである。</w:t>
+              <w:t xml:space="preserve">いずれの場合も経費回収率は改善する。経費回収率は使用料収入と汚水処理費だけで決まり、繰入金の扱いに左右されないためである。</w:t>
             </w:r>
           </w:p>
           <w:p>
@@ -19995,21 +20161,7 @@
                 <w:sz w:val="20"/>
                 <w:szCs w:val="20"/>
               </w:rPr>
-              <w:t xml:space="preserve">基準内繰入金が減り始めるのは使用料収入が汚水維持管理費を超えたとき（公共で現行の2.00倍、漁業集落排水で2.71倍）であり、今回の改定率では届かない。</w:t>
-            </w:r>
-          </w:p>
-          <w:p>
-            <w:pPr>
-              <w:spacing w:after="60" w:line="290"/>
-            </w:pPr>
-            <w:r>
-              <w:rPr>
-                <w:rFonts w:ascii="MS Pゴシック" w:cs="MS Pゴシック" w:eastAsia="MS Pゴシック" w:hAnsi="MS Pゴシック"/>
-                <w:color w:val="1A1A1A"/>
-                <w:sz w:val="20"/>
-                <w:szCs w:val="20"/>
-              </w:rPr>
-              <w:t xml:space="preserve">ただし令和13年度までの見通しとする場合は、減価償却費・支払利息・長期前受金戻入等が変動するため、年度別に再計算する必要がある。</w:t>
+              <w:t xml:space="preserve">令和13年度までの見通しとする場合は、減価償却費・支払利息・長期前受金戻入等が変動するため、年度別に再計算する必要がある。</w:t>
             </w:r>
           </w:p>
         </w:tc>

--- a/docs/kamikami-sewer-tariff/03_説明資料/下水道使用料改定説明資料.docx
+++ b/docs/kamikami-sewer-tariff/03_説明資料/下水道使用料改定説明資料.docx
@@ -284,7 +284,7 @@
                 <w:sz w:val="20"/>
                 <w:szCs w:val="20"/>
               </w:rPr>
-              <w:t xml:space="preserve">一方で、経営戦略の将来推計値には税区分（税込単価を税抜の枠組みに適用）・経費回収率の定義（資本費を含む分母）・有収水量前提の3点で不整合が確認された（第9章）。</w:t>
+              <w:t xml:space="preserve">一方で、経営戦略の将来推計値には税区分（税込単価を税抜の枠組みに適用）・経費回収率の定義（資本費を含む分母）・有収水量前提の3点で不整合が確認された（第10章）。</w:t>
             </w:r>
           </w:p>
           <w:p>
@@ -18094,7 +18094,53 @@
           <w:sz w:val="26"/>
           <w:szCs w:val="26"/>
         </w:rPr>
-        <w:t xml:space="preserve">6　平年度増収額と経費回収率</w:t>
+        <w:t xml:space="preserve">6　基本使用料と料金区分を変える場合</w:t>
+      </w:r>
+    </w:p>
+    <w:p>
+      <w:pPr>
+        <w:spacing w:after="120" w:before="0" w:line="300"/>
+      </w:pPr>
+      <w:r>
+        <w:rPr>
+          <w:rFonts w:ascii="MS Pゴシック" w:cs="MS Pゴシック" w:eastAsia="MS Pゴシック" w:hAnsi="MS Pゴシック"/>
+          <w:color w:val="1A1A1A"/>
+          <w:sz w:val="21"/>
+          <w:szCs w:val="21"/>
+        </w:rPr>
+        <w:t xml:space="preserve">第4章・第5章の案は、基本使用料1,008円と現行の4区分（5㎥まで／5超10㎥／10超50㎥／50㎥超）を固定したうえで、従量単価だけを動かしたものである。料金体系にはこのほかに「基本使用料の額」と「料金区分の切り方」という2つの設計レバーがある。本章ではこの2つを動かした場合を試算する。いずれも令和7年度の年間全件調定9,220レコード・44,567,510円を基礎とし、算定は条例の規定（第18条第3項の各月均等按分、第17条ただし書の2か月一括・1円未満切捨て）に従っている。</w:t>
+      </w:r>
+    </w:p>
+    <w:p>
+      <w:pPr>
+        <w:pStyle w:val="Heading2"/>
+        <w:keepNext/>
+        <w:spacing w:after="100" w:before="240"/>
+      </w:pPr>
+      <w:r>
+        <w:rPr>
+          <w:rFonts w:ascii="MS Pゴシック" w:cs="MS Pゴシック" w:eastAsia="MS Pゴシック" w:hAnsi="MS Pゴシック"/>
+          <w:b/>
+          <w:bCs/>
+          <w:color w:val="12939E"/>
+          <w:sz w:val="22"/>
+          <w:szCs w:val="22"/>
+        </w:rPr>
+        <w:t xml:space="preserve">6-1　基本使用料を改定する場合</w:t>
+      </w:r>
+    </w:p>
+    <w:p>
+      <w:pPr>
+        <w:spacing w:after="120" w:before="0" w:line="300"/>
+      </w:pPr>
+      <w:r>
+        <w:rPr>
+          <w:rFonts w:ascii="MS Pゴシック" w:cs="MS Pゴシック" w:eastAsia="MS Pゴシック" w:hAnsi="MS Pゴシック"/>
+          <w:color w:val="1A1A1A"/>
+          <w:sz w:val="21"/>
+          <w:szCs w:val="21"/>
+        </w:rPr>
+        <w:t xml:space="preserve">基本使用料は調定額の42.7%を占める最大の収入源であり、水量に関係なく全件に及ぶ。まず従量単価を据え置いたまま基本使用料だけを改定した場合をみる。</w:t>
       </w:r>
     </w:p>
     <w:p>
@@ -18111,7 +18157,7891 @@
           <w:sz w:val="19"/>
           <w:szCs w:val="19"/>
         </w:rPr>
-        <w:t xml:space="preserve">表13　料金案別の平年度増収額と経費回収率</w:t>
+        <w:t xml:space="preserve">表13　基本使用料のみを改定した場合（従量単価は現行のまま）</w:t>
+      </w:r>
+    </w:p>
+    <w:tbl>
+      <w:tblPr>
+        <w:tblW w:type="dxa" w:w="9600"/>
+        <w:tblBorders>
+          <w:top w:val="single" w:color="A9BEBE" w:sz="6"/>
+          <w:left w:val="single" w:color="A9BEBE" w:sz="6"/>
+          <w:bottom w:val="single" w:color="A9BEBE" w:sz="6"/>
+          <w:right w:val="single" w:color="A9BEBE" w:sz="6"/>
+          <w:insideH w:val="single" w:color="D3DEDE" w:sz="4"/>
+          <w:insideV w:val="single" w:color="D3DEDE" w:sz="4"/>
+        </w:tblBorders>
+      </w:tblPr>
+      <w:tblGrid>
+        <w:gridCol w:w="1500"/>
+        <w:gridCol w:w="1100"/>
+        <w:gridCol w:w="1500"/>
+        <w:gridCol w:w="1100"/>
+        <w:gridCol w:w="1800"/>
+        <w:gridCol w:w="1300"/>
+        <w:gridCol w:w="1200"/>
+      </w:tblGrid>
+      <w:tr>
+        <w:trPr>
+          <w:tblHeader/>
+        </w:trPr>
+        <w:tc>
+          <w:tcPr>
+            <w:tcW w:type="dxa" w:w="1500"/>
+            <w:shd w:fill="DCEBED" w:color="auto" w:val="clear"/>
+            <w:tcMar>
+              <w:top w:type="dxa" w:w="60"/>
+              <w:left w:type="dxa" w:w="90"/>
+              <w:bottom w:type="dxa" w:w="60"/>
+              <w:right w:type="dxa" w:w="90"/>
+            </w:tcMar>
+            <w:vAlign w:val="center"/>
+          </w:tcPr>
+          <w:p>
+            <w:pPr>
+              <w:spacing w:after="0" w:line="260"/>
+              <w:jc w:val="left"/>
+            </w:pPr>
+            <w:r>
+              <w:rPr>
+                <w:rFonts w:ascii="MS Pゴシック" w:cs="MS Pゴシック" w:eastAsia="MS Pゴシック" w:hAnsi="MS Pゴシック"/>
+                <w:b/>
+                <w:bCs/>
+                <w:color w:val="1A1A1A"/>
+                <w:sz w:val="18"/>
+                <w:szCs w:val="18"/>
+              </w:rPr>
+              <w:t xml:space="preserve">基本使用料（税抜）</w:t>
+            </w:r>
+          </w:p>
+        </w:tc>
+        <w:tc>
+          <w:tcPr>
+            <w:tcW w:type="dxa" w:w="1100"/>
+            <w:shd w:fill="DCEBED" w:color="auto" w:val="clear"/>
+            <w:tcMar>
+              <w:top w:type="dxa" w:w="60"/>
+              <w:left w:type="dxa" w:w="90"/>
+              <w:bottom w:type="dxa" w:w="60"/>
+              <w:right w:type="dxa" w:w="90"/>
+            </w:tcMar>
+            <w:vAlign w:val="center"/>
+          </w:tcPr>
+          <w:p>
+            <w:pPr>
+              <w:spacing w:after="0" w:line="260"/>
+              <w:jc w:val="center"/>
+            </w:pPr>
+            <w:r>
+              <w:rPr>
+                <w:rFonts w:ascii="MS Pゴシック" w:cs="MS Pゴシック" w:eastAsia="MS Pゴシック" w:hAnsi="MS Pゴシック"/>
+                <w:b/>
+                <w:bCs/>
+                <w:color w:val="1A1A1A"/>
+                <w:sz w:val="18"/>
+                <w:szCs w:val="18"/>
+              </w:rPr>
+              <w:t xml:space="preserve">改定率</w:t>
+            </w:r>
+          </w:p>
+        </w:tc>
+        <w:tc>
+          <w:tcPr>
+            <w:tcW w:type="dxa" w:w="1500"/>
+            <w:shd w:fill="DCEBED" w:color="auto" w:val="clear"/>
+            <w:tcMar>
+              <w:top w:type="dxa" w:w="60"/>
+              <w:left w:type="dxa" w:w="90"/>
+              <w:bottom w:type="dxa" w:w="60"/>
+              <w:right w:type="dxa" w:w="90"/>
+            </w:tcMar>
+            <w:vAlign w:val="center"/>
+          </w:tcPr>
+          <w:p>
+            <w:pPr>
+              <w:spacing w:after="0" w:line="260"/>
+              <w:jc w:val="center"/>
+            </w:pPr>
+            <w:r>
+              <w:rPr>
+                <w:rFonts w:ascii="MS Pゴシック" w:cs="MS Pゴシック" w:eastAsia="MS Pゴシック" w:hAnsi="MS Pゴシック"/>
+                <w:b/>
+                <w:bCs/>
+                <w:color w:val="1A1A1A"/>
+                <w:sz w:val="18"/>
+                <w:szCs w:val="18"/>
+              </w:rPr>
+              <w:t xml:space="preserve">月5㎥の2か月請求額</w:t>
+            </w:r>
+          </w:p>
+        </w:tc>
+        <w:tc>
+          <w:tcPr>
+            <w:tcW w:type="dxa" w:w="1100"/>
+            <w:shd w:fill="DCEBED" w:color="auto" w:val="clear"/>
+            <w:tcMar>
+              <w:top w:type="dxa" w:w="60"/>
+              <w:left w:type="dxa" w:w="90"/>
+              <w:bottom w:type="dxa" w:w="60"/>
+              <w:right w:type="dxa" w:w="90"/>
+            </w:tcMar>
+            <w:vAlign w:val="center"/>
+          </w:tcPr>
+          <w:p>
+            <w:pPr>
+              <w:spacing w:after="0" w:line="260"/>
+              <w:jc w:val="center"/>
+            </w:pPr>
+            <w:r>
+              <w:rPr>
+                <w:rFonts w:ascii="MS Pゴシック" w:cs="MS Pゴシック" w:eastAsia="MS Pゴシック" w:hAnsi="MS Pゴシック"/>
+                <w:b/>
+                <w:bCs/>
+                <w:color w:val="1A1A1A"/>
+                <w:sz w:val="18"/>
+                <w:szCs w:val="18"/>
+              </w:rPr>
+              <w:t xml:space="preserve">同 増減率</w:t>
+            </w:r>
+          </w:p>
+        </w:tc>
+        <w:tc>
+          <w:tcPr>
+            <w:tcW w:type="dxa" w:w="1800"/>
+            <w:shd w:fill="DCEBED" w:color="auto" w:val="clear"/>
+            <w:tcMar>
+              <w:top w:type="dxa" w:w="60"/>
+              <w:left w:type="dxa" w:w="90"/>
+              <w:bottom w:type="dxa" w:w="60"/>
+              <w:right w:type="dxa" w:w="90"/>
+            </w:tcMar>
+            <w:vAlign w:val="center"/>
+          </w:tcPr>
+          <w:p>
+            <w:pPr>
+              <w:spacing w:after="0" w:line="260"/>
+              <w:jc w:val="center"/>
+            </w:pPr>
+            <w:r>
+              <w:rPr>
+                <w:rFonts w:ascii="MS Pゴシック" w:cs="MS Pゴシック" w:eastAsia="MS Pゴシック" w:hAnsi="MS Pゴシック"/>
+                <w:b/>
+                <w:bCs/>
+                <w:color w:val="1A1A1A"/>
+                <w:sz w:val="18"/>
+                <w:szCs w:val="18"/>
+              </w:rPr>
+              <w:t xml:space="preserve">平年度増収額（税込）</w:t>
+            </w:r>
+          </w:p>
+        </w:tc>
+        <w:tc>
+          <w:tcPr>
+            <w:tcW w:type="dxa" w:w="1300"/>
+            <w:shd w:fill="DCEBED" w:color="auto" w:val="clear"/>
+            <w:tcMar>
+              <w:top w:type="dxa" w:w="60"/>
+              <w:left w:type="dxa" w:w="90"/>
+              <w:bottom w:type="dxa" w:w="60"/>
+              <w:right w:type="dxa" w:w="90"/>
+            </w:tcMar>
+            <w:vAlign w:val="center"/>
+          </w:tcPr>
+          <w:p>
+            <w:pPr>
+              <w:spacing w:after="0" w:line="260"/>
+              <w:jc w:val="center"/>
+            </w:pPr>
+            <w:r>
+              <w:rPr>
+                <w:rFonts w:ascii="MS Pゴシック" w:cs="MS Pゴシック" w:eastAsia="MS Pゴシック" w:hAnsi="MS Pゴシック"/>
+                <w:b/>
+                <w:bCs/>
+                <w:color w:val="1A1A1A"/>
+                <w:sz w:val="18"/>
+                <w:szCs w:val="18"/>
+              </w:rPr>
+              <w:t xml:space="preserve">平均増収率</w:t>
+            </w:r>
+          </w:p>
+        </w:tc>
+        <w:tc>
+          <w:tcPr>
+            <w:tcW w:type="dxa" w:w="1200"/>
+            <w:shd w:fill="DCEBED" w:color="auto" w:val="clear"/>
+            <w:tcMar>
+              <w:top w:type="dxa" w:w="60"/>
+              <w:left w:type="dxa" w:w="90"/>
+              <w:bottom w:type="dxa" w:w="60"/>
+              <w:right w:type="dxa" w:w="90"/>
+            </w:tcMar>
+            <w:vAlign w:val="center"/>
+          </w:tcPr>
+          <w:p>
+            <w:pPr>
+              <w:spacing w:after="0" w:line="260"/>
+              <w:jc w:val="center"/>
+            </w:pPr>
+            <w:r>
+              <w:rPr>
+                <w:rFonts w:ascii="MS Pゴシック" w:cs="MS Pゴシック" w:eastAsia="MS Pゴシック" w:hAnsi="MS Pゴシック"/>
+                <w:b/>
+                <w:bCs/>
+                <w:color w:val="1A1A1A"/>
+                <w:sz w:val="18"/>
+                <w:szCs w:val="18"/>
+              </w:rPr>
+              <w:t xml:space="preserve">経費回収率</w:t>
+            </w:r>
+          </w:p>
+        </w:tc>
+      </w:tr>
+      <w:tr>
+        <w:tc>
+          <w:tcPr>
+            <w:tcW w:type="dxa" w:w="1500"/>
+            <w:tcMar>
+              <w:top w:type="dxa" w:w="60"/>
+              <w:left w:type="dxa" w:w="90"/>
+              <w:bottom w:type="dxa" w:w="60"/>
+              <w:right w:type="dxa" w:w="90"/>
+            </w:tcMar>
+            <w:vAlign w:val="center"/>
+          </w:tcPr>
+          <w:p>
+            <w:pPr>
+              <w:spacing w:after="0" w:line="260"/>
+              <w:jc w:val="left"/>
+            </w:pPr>
+            <w:r>
+              <w:rPr>
+                <w:rFonts w:ascii="MS Pゴシック" w:cs="MS Pゴシック" w:eastAsia="MS Pゴシック" w:hAnsi="MS Pゴシック"/>
+                <w:b w:val="false"/>
+                <w:bCs w:val="false"/>
+                <w:color w:val="1A1A1A"/>
+                <w:sz w:val="18"/>
+                <w:szCs w:val="18"/>
+              </w:rPr>
+              <w:t xml:space="preserve">1,008円（現行）</w:t>
+            </w:r>
+          </w:p>
+        </w:tc>
+        <w:tc>
+          <w:tcPr>
+            <w:tcW w:type="dxa" w:w="1100"/>
+            <w:tcMar>
+              <w:top w:type="dxa" w:w="60"/>
+              <w:left w:type="dxa" w:w="90"/>
+              <w:bottom w:type="dxa" w:w="60"/>
+              <w:right w:type="dxa" w:w="90"/>
+            </w:tcMar>
+            <w:vAlign w:val="center"/>
+          </w:tcPr>
+          <w:p>
+            <w:pPr>
+              <w:spacing w:after="0" w:line="260"/>
+              <w:jc w:val="right"/>
+            </w:pPr>
+            <w:r>
+              <w:rPr>
+                <w:rFonts w:ascii="MS Pゴシック" w:cs="MS Pゴシック" w:eastAsia="MS Pゴシック" w:hAnsi="MS Pゴシック"/>
+                <w:b w:val="false"/>
+                <w:bCs w:val="false"/>
+                <w:color w:val="1A1A1A"/>
+                <w:sz w:val="18"/>
+                <w:szCs w:val="18"/>
+              </w:rPr>
+              <w:t xml:space="preserve">±0%</w:t>
+            </w:r>
+          </w:p>
+        </w:tc>
+        <w:tc>
+          <w:tcPr>
+            <w:tcW w:type="dxa" w:w="1500"/>
+            <w:tcMar>
+              <w:top w:type="dxa" w:w="60"/>
+              <w:left w:type="dxa" w:w="90"/>
+              <w:bottom w:type="dxa" w:w="60"/>
+              <w:right w:type="dxa" w:w="90"/>
+            </w:tcMar>
+            <w:vAlign w:val="center"/>
+          </w:tcPr>
+          <w:p>
+            <w:pPr>
+              <w:spacing w:after="0" w:line="260"/>
+              <w:jc w:val="right"/>
+            </w:pPr>
+            <w:r>
+              <w:rPr>
+                <w:rFonts w:ascii="MS Pゴシック" w:cs="MS Pゴシック" w:eastAsia="MS Pゴシック" w:hAnsi="MS Pゴシック"/>
+                <w:b w:val="false"/>
+                <w:bCs w:val="false"/>
+                <w:color w:val="1A1A1A"/>
+                <w:sz w:val="18"/>
+                <w:szCs w:val="18"/>
+              </w:rPr>
+              <w:t xml:space="preserve">2,217円</w:t>
+            </w:r>
+          </w:p>
+        </w:tc>
+        <w:tc>
+          <w:tcPr>
+            <w:tcW w:type="dxa" w:w="1100"/>
+            <w:tcMar>
+              <w:top w:type="dxa" w:w="60"/>
+              <w:left w:type="dxa" w:w="90"/>
+              <w:bottom w:type="dxa" w:w="60"/>
+              <w:right w:type="dxa" w:w="90"/>
+            </w:tcMar>
+            <w:vAlign w:val="center"/>
+          </w:tcPr>
+          <w:p>
+            <w:pPr>
+              <w:spacing w:after="0" w:line="260"/>
+              <w:jc w:val="right"/>
+            </w:pPr>
+            <w:r>
+              <w:rPr>
+                <w:rFonts w:ascii="MS Pゴシック" w:cs="MS Pゴシック" w:eastAsia="MS Pゴシック" w:hAnsi="MS Pゴシック"/>
+                <w:b w:val="false"/>
+                <w:bCs w:val="false"/>
+                <w:color w:val="1A1A1A"/>
+                <w:sz w:val="18"/>
+                <w:szCs w:val="18"/>
+              </w:rPr>
+              <w:t xml:space="preserve">±0%</w:t>
+            </w:r>
+          </w:p>
+        </w:tc>
+        <w:tc>
+          <w:tcPr>
+            <w:tcW w:type="dxa" w:w="1800"/>
+            <w:tcMar>
+              <w:top w:type="dxa" w:w="60"/>
+              <w:left w:type="dxa" w:w="90"/>
+              <w:bottom w:type="dxa" w:w="60"/>
+              <w:right w:type="dxa" w:w="90"/>
+            </w:tcMar>
+            <w:vAlign w:val="center"/>
+          </w:tcPr>
+          <w:p>
+            <w:pPr>
+              <w:spacing w:after="0" w:line="260"/>
+              <w:jc w:val="right"/>
+            </w:pPr>
+            <w:r>
+              <w:rPr>
+                <w:rFonts w:ascii="MS Pゴシック" w:cs="MS Pゴシック" w:eastAsia="MS Pゴシック" w:hAnsi="MS Pゴシック"/>
+                <w:b w:val="false"/>
+                <w:bCs w:val="false"/>
+                <w:color w:val="1A1A1A"/>
+                <w:sz w:val="18"/>
+                <w:szCs w:val="18"/>
+              </w:rPr>
+              <w:t xml:space="preserve">—</w:t>
+            </w:r>
+          </w:p>
+        </w:tc>
+        <w:tc>
+          <w:tcPr>
+            <w:tcW w:type="dxa" w:w="1300"/>
+            <w:tcMar>
+              <w:top w:type="dxa" w:w="60"/>
+              <w:left w:type="dxa" w:w="90"/>
+              <w:bottom w:type="dxa" w:w="60"/>
+              <w:right w:type="dxa" w:w="90"/>
+            </w:tcMar>
+            <w:vAlign w:val="center"/>
+          </w:tcPr>
+          <w:p>
+            <w:pPr>
+              <w:spacing w:after="0" w:line="260"/>
+              <w:jc w:val="right"/>
+            </w:pPr>
+            <w:r>
+              <w:rPr>
+                <w:rFonts w:ascii="MS Pゴシック" w:cs="MS Pゴシック" w:eastAsia="MS Pゴシック" w:hAnsi="MS Pゴシック"/>
+                <w:b w:val="false"/>
+                <w:bCs w:val="false"/>
+                <w:color w:val="1A1A1A"/>
+                <w:sz w:val="18"/>
+                <w:szCs w:val="18"/>
+              </w:rPr>
+              <w:t xml:space="preserve">—</w:t>
+            </w:r>
+          </w:p>
+        </w:tc>
+        <w:tc>
+          <w:tcPr>
+            <w:tcW w:type="dxa" w:w="1200"/>
+            <w:tcMar>
+              <w:top w:type="dxa" w:w="60"/>
+              <w:left w:type="dxa" w:w="90"/>
+              <w:bottom w:type="dxa" w:w="60"/>
+              <w:right w:type="dxa" w:w="90"/>
+            </w:tcMar>
+            <w:vAlign w:val="center"/>
+          </w:tcPr>
+          <w:p>
+            <w:pPr>
+              <w:spacing w:after="0" w:line="260"/>
+              <w:jc w:val="right"/>
+            </w:pPr>
+            <w:r>
+              <w:rPr>
+                <w:rFonts w:ascii="MS Pゴシック" w:cs="MS Pゴシック" w:eastAsia="MS Pゴシック" w:hAnsi="MS Pゴシック"/>
+                <w:b w:val="false"/>
+                <w:bCs w:val="false"/>
+                <w:color w:val="1A1A1A"/>
+                <w:sz w:val="18"/>
+                <w:szCs w:val="18"/>
+              </w:rPr>
+              <w:t xml:space="preserve">49.5%</w:t>
+            </w:r>
+          </w:p>
+        </w:tc>
+      </w:tr>
+      <w:tr>
+        <w:tc>
+          <w:tcPr>
+            <w:tcW w:type="dxa" w:w="1500"/>
+            <w:shd w:fill="F4F7F7" w:color="auto" w:val="clear"/>
+            <w:tcMar>
+              <w:top w:type="dxa" w:w="60"/>
+              <w:left w:type="dxa" w:w="90"/>
+              <w:bottom w:type="dxa" w:w="60"/>
+              <w:right w:type="dxa" w:w="90"/>
+            </w:tcMar>
+            <w:vAlign w:val="center"/>
+          </w:tcPr>
+          <w:p>
+            <w:pPr>
+              <w:spacing w:after="0" w:line="260"/>
+              <w:jc w:val="left"/>
+            </w:pPr>
+            <w:r>
+              <w:rPr>
+                <w:rFonts w:ascii="MS Pゴシック" w:cs="MS Pゴシック" w:eastAsia="MS Pゴシック" w:hAnsi="MS Pゴシック"/>
+                <w:b w:val="false"/>
+                <w:bCs w:val="false"/>
+                <w:color w:val="1A1A1A"/>
+                <w:sz w:val="18"/>
+                <w:szCs w:val="18"/>
+              </w:rPr>
+              <w:t xml:space="preserve">1,058円</w:t>
+            </w:r>
+          </w:p>
+        </w:tc>
+        <w:tc>
+          <w:tcPr>
+            <w:tcW w:type="dxa" w:w="1100"/>
+            <w:shd w:fill="F4F7F7" w:color="auto" w:val="clear"/>
+            <w:tcMar>
+              <w:top w:type="dxa" w:w="60"/>
+              <w:left w:type="dxa" w:w="90"/>
+              <w:bottom w:type="dxa" w:w="60"/>
+              <w:right w:type="dxa" w:w="90"/>
+            </w:tcMar>
+            <w:vAlign w:val="center"/>
+          </w:tcPr>
+          <w:p>
+            <w:pPr>
+              <w:spacing w:after="0" w:line="260"/>
+              <w:jc w:val="right"/>
+            </w:pPr>
+            <w:r>
+              <w:rPr>
+                <w:rFonts w:ascii="MS Pゴシック" w:cs="MS Pゴシック" w:eastAsia="MS Pゴシック" w:hAnsi="MS Pゴシック"/>
+                <w:b w:val="false"/>
+                <w:bCs w:val="false"/>
+                <w:color w:val="1A1A1A"/>
+                <w:sz w:val="18"/>
+                <w:szCs w:val="18"/>
+              </w:rPr>
+              <w:t xml:space="preserve">+5.0%</w:t>
+            </w:r>
+          </w:p>
+        </w:tc>
+        <w:tc>
+          <w:tcPr>
+            <w:tcW w:type="dxa" w:w="1500"/>
+            <w:shd w:fill="F4F7F7" w:color="auto" w:val="clear"/>
+            <w:tcMar>
+              <w:top w:type="dxa" w:w="60"/>
+              <w:left w:type="dxa" w:w="90"/>
+              <w:bottom w:type="dxa" w:w="60"/>
+              <w:right w:type="dxa" w:w="90"/>
+            </w:tcMar>
+            <w:vAlign w:val="center"/>
+          </w:tcPr>
+          <w:p>
+            <w:pPr>
+              <w:spacing w:after="0" w:line="260"/>
+              <w:jc w:val="right"/>
+            </w:pPr>
+            <w:r>
+              <w:rPr>
+                <w:rFonts w:ascii="MS Pゴシック" w:cs="MS Pゴシック" w:eastAsia="MS Pゴシック" w:hAnsi="MS Pゴシック"/>
+                <w:b w:val="false"/>
+                <w:bCs w:val="false"/>
+                <w:color w:val="1A1A1A"/>
+                <w:sz w:val="18"/>
+                <w:szCs w:val="18"/>
+              </w:rPr>
+              <w:t xml:space="preserve">2,327円</w:t>
+            </w:r>
+          </w:p>
+        </w:tc>
+        <w:tc>
+          <w:tcPr>
+            <w:tcW w:type="dxa" w:w="1100"/>
+            <w:shd w:fill="F4F7F7" w:color="auto" w:val="clear"/>
+            <w:tcMar>
+              <w:top w:type="dxa" w:w="60"/>
+              <w:left w:type="dxa" w:w="90"/>
+              <w:bottom w:type="dxa" w:w="60"/>
+              <w:right w:type="dxa" w:w="90"/>
+            </w:tcMar>
+            <w:vAlign w:val="center"/>
+          </w:tcPr>
+          <w:p>
+            <w:pPr>
+              <w:spacing w:after="0" w:line="260"/>
+              <w:jc w:val="right"/>
+            </w:pPr>
+            <w:r>
+              <w:rPr>
+                <w:rFonts w:ascii="MS Pゴシック" w:cs="MS Pゴシック" w:eastAsia="MS Pゴシック" w:hAnsi="MS Pゴシック"/>
+                <w:b w:val="false"/>
+                <w:bCs w:val="false"/>
+                <w:color w:val="1A1A1A"/>
+                <w:sz w:val="18"/>
+                <w:szCs w:val="18"/>
+              </w:rPr>
+              <w:t xml:space="preserve">+5.0%</w:t>
+            </w:r>
+          </w:p>
+        </w:tc>
+        <w:tc>
+          <w:tcPr>
+            <w:tcW w:type="dxa" w:w="1800"/>
+            <w:shd w:fill="F4F7F7" w:color="auto" w:val="clear"/>
+            <w:tcMar>
+              <w:top w:type="dxa" w:w="60"/>
+              <w:left w:type="dxa" w:w="90"/>
+              <w:bottom w:type="dxa" w:w="60"/>
+              <w:right w:type="dxa" w:w="90"/>
+            </w:tcMar>
+            <w:vAlign w:val="center"/>
+          </w:tcPr>
+          <w:p>
+            <w:pPr>
+              <w:spacing w:after="0" w:line="260"/>
+              <w:jc w:val="right"/>
+            </w:pPr>
+            <w:r>
+              <w:rPr>
+                <w:rFonts w:ascii="MS Pゴシック" w:cs="MS Pゴシック" w:eastAsia="MS Pゴシック" w:hAnsi="MS Pゴシック"/>
+                <w:b w:val="false"/>
+                <w:bCs w:val="false"/>
+                <w:color w:val="1A1A1A"/>
+                <w:sz w:val="18"/>
+                <w:szCs w:val="18"/>
+              </w:rPr>
+              <w:t xml:space="preserve">1,012,653円</w:t>
+            </w:r>
+          </w:p>
+        </w:tc>
+        <w:tc>
+          <w:tcPr>
+            <w:tcW w:type="dxa" w:w="1300"/>
+            <w:shd w:fill="F4F7F7" w:color="auto" w:val="clear"/>
+            <w:tcMar>
+              <w:top w:type="dxa" w:w="60"/>
+              <w:left w:type="dxa" w:w="90"/>
+              <w:bottom w:type="dxa" w:w="60"/>
+              <w:right w:type="dxa" w:w="90"/>
+            </w:tcMar>
+            <w:vAlign w:val="center"/>
+          </w:tcPr>
+          <w:p>
+            <w:pPr>
+              <w:spacing w:after="0" w:line="260"/>
+              <w:jc w:val="right"/>
+            </w:pPr>
+            <w:r>
+              <w:rPr>
+                <w:rFonts w:ascii="MS Pゴシック" w:cs="MS Pゴシック" w:eastAsia="MS Pゴシック" w:hAnsi="MS Pゴシック"/>
+                <w:b w:val="false"/>
+                <w:bCs w:val="false"/>
+                <w:color w:val="1A1A1A"/>
+                <w:sz w:val="18"/>
+                <w:szCs w:val="18"/>
+              </w:rPr>
+              <w:t xml:space="preserve">+2.27%</w:t>
+            </w:r>
+          </w:p>
+        </w:tc>
+        <w:tc>
+          <w:tcPr>
+            <w:tcW w:type="dxa" w:w="1200"/>
+            <w:shd w:fill="F4F7F7" w:color="auto" w:val="clear"/>
+            <w:tcMar>
+              <w:top w:type="dxa" w:w="60"/>
+              <w:left w:type="dxa" w:w="90"/>
+              <w:bottom w:type="dxa" w:w="60"/>
+              <w:right w:type="dxa" w:w="90"/>
+            </w:tcMar>
+            <w:vAlign w:val="center"/>
+          </w:tcPr>
+          <w:p>
+            <w:pPr>
+              <w:spacing w:after="0" w:line="260"/>
+              <w:jc w:val="right"/>
+            </w:pPr>
+            <w:r>
+              <w:rPr>
+                <w:rFonts w:ascii="MS Pゴシック" w:cs="MS Pゴシック" w:eastAsia="MS Pゴシック" w:hAnsi="MS Pゴシック"/>
+                <w:b w:val="false"/>
+                <w:bCs w:val="false"/>
+                <w:color w:val="1A1A1A"/>
+                <w:sz w:val="18"/>
+                <w:szCs w:val="18"/>
+              </w:rPr>
+              <w:t xml:space="preserve">50.6%</w:t>
+            </w:r>
+          </w:p>
+        </w:tc>
+      </w:tr>
+      <w:tr>
+        <w:tc>
+          <w:tcPr>
+            <w:tcW w:type="dxa" w:w="1500"/>
+            <w:tcMar>
+              <w:top w:type="dxa" w:w="60"/>
+              <w:left w:type="dxa" w:w="90"/>
+              <w:bottom w:type="dxa" w:w="60"/>
+              <w:right w:type="dxa" w:w="90"/>
+            </w:tcMar>
+            <w:vAlign w:val="center"/>
+          </w:tcPr>
+          <w:p>
+            <w:pPr>
+              <w:spacing w:after="0" w:line="260"/>
+              <w:jc w:val="left"/>
+            </w:pPr>
+            <w:r>
+              <w:rPr>
+                <w:rFonts w:ascii="MS Pゴシック" w:cs="MS Pゴシック" w:eastAsia="MS Pゴシック" w:hAnsi="MS Pゴシック"/>
+                <w:b w:val="false"/>
+                <w:bCs w:val="false"/>
+                <w:color w:val="1A1A1A"/>
+                <w:sz w:val="18"/>
+                <w:szCs w:val="18"/>
+              </w:rPr>
+              <w:t xml:space="preserve">1,109円</w:t>
+            </w:r>
+          </w:p>
+        </w:tc>
+        <w:tc>
+          <w:tcPr>
+            <w:tcW w:type="dxa" w:w="1100"/>
+            <w:tcMar>
+              <w:top w:type="dxa" w:w="60"/>
+              <w:left w:type="dxa" w:w="90"/>
+              <w:bottom w:type="dxa" w:w="60"/>
+              <w:right w:type="dxa" w:w="90"/>
+            </w:tcMar>
+            <w:vAlign w:val="center"/>
+          </w:tcPr>
+          <w:p>
+            <w:pPr>
+              <w:spacing w:after="0" w:line="260"/>
+              <w:jc w:val="right"/>
+            </w:pPr>
+            <w:r>
+              <w:rPr>
+                <w:rFonts w:ascii="MS Pゴシック" w:cs="MS Pゴシック" w:eastAsia="MS Pゴシック" w:hAnsi="MS Pゴシック"/>
+                <w:b w:val="false"/>
+                <w:bCs w:val="false"/>
+                <w:color w:val="1A1A1A"/>
+                <w:sz w:val="18"/>
+                <w:szCs w:val="18"/>
+              </w:rPr>
+              <w:t xml:space="preserve">+10.0%</w:t>
+            </w:r>
+          </w:p>
+        </w:tc>
+        <w:tc>
+          <w:tcPr>
+            <w:tcW w:type="dxa" w:w="1500"/>
+            <w:tcMar>
+              <w:top w:type="dxa" w:w="60"/>
+              <w:left w:type="dxa" w:w="90"/>
+              <w:bottom w:type="dxa" w:w="60"/>
+              <w:right w:type="dxa" w:w="90"/>
+            </w:tcMar>
+            <w:vAlign w:val="center"/>
+          </w:tcPr>
+          <w:p>
+            <w:pPr>
+              <w:spacing w:after="0" w:line="260"/>
+              <w:jc w:val="right"/>
+            </w:pPr>
+            <w:r>
+              <w:rPr>
+                <w:rFonts w:ascii="MS Pゴシック" w:cs="MS Pゴシック" w:eastAsia="MS Pゴシック" w:hAnsi="MS Pゴシック"/>
+                <w:b w:val="false"/>
+                <w:bCs w:val="false"/>
+                <w:color w:val="1A1A1A"/>
+                <w:sz w:val="18"/>
+                <w:szCs w:val="18"/>
+              </w:rPr>
+              <w:t xml:space="preserve">2,439円</w:t>
+            </w:r>
+          </w:p>
+        </w:tc>
+        <w:tc>
+          <w:tcPr>
+            <w:tcW w:type="dxa" w:w="1100"/>
+            <w:tcMar>
+              <w:top w:type="dxa" w:w="60"/>
+              <w:left w:type="dxa" w:w="90"/>
+              <w:bottom w:type="dxa" w:w="60"/>
+              <w:right w:type="dxa" w:w="90"/>
+            </w:tcMar>
+            <w:vAlign w:val="center"/>
+          </w:tcPr>
+          <w:p>
+            <w:pPr>
+              <w:spacing w:after="0" w:line="260"/>
+              <w:jc w:val="right"/>
+            </w:pPr>
+            <w:r>
+              <w:rPr>
+                <w:rFonts w:ascii="MS Pゴシック" w:cs="MS Pゴシック" w:eastAsia="MS Pゴシック" w:hAnsi="MS Pゴシック"/>
+                <w:b w:val="false"/>
+                <w:bCs w:val="false"/>
+                <w:color w:val="1A1A1A"/>
+                <w:sz w:val="18"/>
+                <w:szCs w:val="18"/>
+              </w:rPr>
+              <w:t xml:space="preserve">+10.0%</w:t>
+            </w:r>
+          </w:p>
+        </w:tc>
+        <w:tc>
+          <w:tcPr>
+            <w:tcW w:type="dxa" w:w="1800"/>
+            <w:tcMar>
+              <w:top w:type="dxa" w:w="60"/>
+              <w:left w:type="dxa" w:w="90"/>
+              <w:bottom w:type="dxa" w:w="60"/>
+              <w:right w:type="dxa" w:w="90"/>
+            </w:tcMar>
+            <w:vAlign w:val="center"/>
+          </w:tcPr>
+          <w:p>
+            <w:pPr>
+              <w:spacing w:after="0" w:line="260"/>
+              <w:jc w:val="right"/>
+            </w:pPr>
+            <w:r>
+              <w:rPr>
+                <w:rFonts w:ascii="MS Pゴシック" w:cs="MS Pゴシック" w:eastAsia="MS Pゴシック" w:hAnsi="MS Pゴシック"/>
+                <w:b w:val="false"/>
+                <w:bCs w:val="false"/>
+                <w:color w:val="1A1A1A"/>
+                <w:sz w:val="18"/>
+                <w:szCs w:val="18"/>
+              </w:rPr>
+              <w:t xml:space="preserve">2,045,107円</w:t>
+            </w:r>
+          </w:p>
+        </w:tc>
+        <w:tc>
+          <w:tcPr>
+            <w:tcW w:type="dxa" w:w="1300"/>
+            <w:tcMar>
+              <w:top w:type="dxa" w:w="60"/>
+              <w:left w:type="dxa" w:w="90"/>
+              <w:bottom w:type="dxa" w:w="60"/>
+              <w:right w:type="dxa" w:w="90"/>
+            </w:tcMar>
+            <w:vAlign w:val="center"/>
+          </w:tcPr>
+          <w:p>
+            <w:pPr>
+              <w:spacing w:after="0" w:line="260"/>
+              <w:jc w:val="right"/>
+            </w:pPr>
+            <w:r>
+              <w:rPr>
+                <w:rFonts w:ascii="MS Pゴシック" w:cs="MS Pゴシック" w:eastAsia="MS Pゴシック" w:hAnsi="MS Pゴシック"/>
+                <w:b w:val="false"/>
+                <w:bCs w:val="false"/>
+                <w:color w:val="1A1A1A"/>
+                <w:sz w:val="18"/>
+                <w:szCs w:val="18"/>
+              </w:rPr>
+              <w:t xml:space="preserve">+4.59%</w:t>
+            </w:r>
+          </w:p>
+        </w:tc>
+        <w:tc>
+          <w:tcPr>
+            <w:tcW w:type="dxa" w:w="1200"/>
+            <w:tcMar>
+              <w:top w:type="dxa" w:w="60"/>
+              <w:left w:type="dxa" w:w="90"/>
+              <w:bottom w:type="dxa" w:w="60"/>
+              <w:right w:type="dxa" w:w="90"/>
+            </w:tcMar>
+            <w:vAlign w:val="center"/>
+          </w:tcPr>
+          <w:p>
+            <w:pPr>
+              <w:spacing w:after="0" w:line="260"/>
+              <w:jc w:val="right"/>
+            </w:pPr>
+            <w:r>
+              <w:rPr>
+                <w:rFonts w:ascii="MS Pゴシック" w:cs="MS Pゴシック" w:eastAsia="MS Pゴシック" w:hAnsi="MS Pゴシック"/>
+                <w:b w:val="false"/>
+                <w:bCs w:val="false"/>
+                <w:color w:val="1A1A1A"/>
+                <w:sz w:val="18"/>
+                <w:szCs w:val="18"/>
+              </w:rPr>
+              <w:t xml:space="preserve">51.8%</w:t>
+            </w:r>
+          </w:p>
+        </w:tc>
+      </w:tr>
+      <w:tr>
+        <w:tc>
+          <w:tcPr>
+            <w:tcW w:type="dxa" w:w="1500"/>
+            <w:shd w:fill="F4F7F7" w:color="auto" w:val="clear"/>
+            <w:tcMar>
+              <w:top w:type="dxa" w:w="60"/>
+              <w:left w:type="dxa" w:w="90"/>
+              <w:bottom w:type="dxa" w:w="60"/>
+              <w:right w:type="dxa" w:w="90"/>
+            </w:tcMar>
+            <w:vAlign w:val="center"/>
+          </w:tcPr>
+          <w:p>
+            <w:pPr>
+              <w:spacing w:after="0" w:line="260"/>
+              <w:jc w:val="left"/>
+            </w:pPr>
+            <w:r>
+              <w:rPr>
+                <w:rFonts w:ascii="MS Pゴシック" w:cs="MS Pゴシック" w:eastAsia="MS Pゴシック" w:hAnsi="MS Pゴシック"/>
+                <w:b w:val="false"/>
+                <w:bCs w:val="false"/>
+                <w:color w:val="1A1A1A"/>
+                <w:sz w:val="18"/>
+                <w:szCs w:val="18"/>
+              </w:rPr>
+              <w:t xml:space="preserve">1,159円</w:t>
+            </w:r>
+          </w:p>
+        </w:tc>
+        <w:tc>
+          <w:tcPr>
+            <w:tcW w:type="dxa" w:w="1100"/>
+            <w:shd w:fill="F4F7F7" w:color="auto" w:val="clear"/>
+            <w:tcMar>
+              <w:top w:type="dxa" w:w="60"/>
+              <w:left w:type="dxa" w:w="90"/>
+              <w:bottom w:type="dxa" w:w="60"/>
+              <w:right w:type="dxa" w:w="90"/>
+            </w:tcMar>
+            <w:vAlign w:val="center"/>
+          </w:tcPr>
+          <w:p>
+            <w:pPr>
+              <w:spacing w:after="0" w:line="260"/>
+              <w:jc w:val="right"/>
+            </w:pPr>
+            <w:r>
+              <w:rPr>
+                <w:rFonts w:ascii="MS Pゴシック" w:cs="MS Pゴシック" w:eastAsia="MS Pゴシック" w:hAnsi="MS Pゴシック"/>
+                <w:b w:val="false"/>
+                <w:bCs w:val="false"/>
+                <w:color w:val="1A1A1A"/>
+                <w:sz w:val="18"/>
+                <w:szCs w:val="18"/>
+              </w:rPr>
+              <w:t xml:space="preserve">+15.0%</w:t>
+            </w:r>
+          </w:p>
+        </w:tc>
+        <w:tc>
+          <w:tcPr>
+            <w:tcW w:type="dxa" w:w="1500"/>
+            <w:shd w:fill="F4F7F7" w:color="auto" w:val="clear"/>
+            <w:tcMar>
+              <w:top w:type="dxa" w:w="60"/>
+              <w:left w:type="dxa" w:w="90"/>
+              <w:bottom w:type="dxa" w:w="60"/>
+              <w:right w:type="dxa" w:w="90"/>
+            </w:tcMar>
+            <w:vAlign w:val="center"/>
+          </w:tcPr>
+          <w:p>
+            <w:pPr>
+              <w:spacing w:after="0" w:line="260"/>
+              <w:jc w:val="right"/>
+            </w:pPr>
+            <w:r>
+              <w:rPr>
+                <w:rFonts w:ascii="MS Pゴシック" w:cs="MS Pゴシック" w:eastAsia="MS Pゴシック" w:hAnsi="MS Pゴシック"/>
+                <w:b w:val="false"/>
+                <w:bCs w:val="false"/>
+                <w:color w:val="1A1A1A"/>
+                <w:sz w:val="18"/>
+                <w:szCs w:val="18"/>
+              </w:rPr>
+              <w:t xml:space="preserve">2,549円</w:t>
+            </w:r>
+          </w:p>
+        </w:tc>
+        <w:tc>
+          <w:tcPr>
+            <w:tcW w:type="dxa" w:w="1100"/>
+            <w:shd w:fill="F4F7F7" w:color="auto" w:val="clear"/>
+            <w:tcMar>
+              <w:top w:type="dxa" w:w="60"/>
+              <w:left w:type="dxa" w:w="90"/>
+              <w:bottom w:type="dxa" w:w="60"/>
+              <w:right w:type="dxa" w:w="90"/>
+            </w:tcMar>
+            <w:vAlign w:val="center"/>
+          </w:tcPr>
+          <w:p>
+            <w:pPr>
+              <w:spacing w:after="0" w:line="260"/>
+              <w:jc w:val="right"/>
+            </w:pPr>
+            <w:r>
+              <w:rPr>
+                <w:rFonts w:ascii="MS Pゴシック" w:cs="MS Pゴシック" w:eastAsia="MS Pゴシック" w:hAnsi="MS Pゴシック"/>
+                <w:b w:val="false"/>
+                <w:bCs w:val="false"/>
+                <w:color w:val="1A1A1A"/>
+                <w:sz w:val="18"/>
+                <w:szCs w:val="18"/>
+              </w:rPr>
+              <w:t xml:space="preserve">+15.0%</w:t>
+            </w:r>
+          </w:p>
+        </w:tc>
+        <w:tc>
+          <w:tcPr>
+            <w:tcW w:type="dxa" w:w="1800"/>
+            <w:shd w:fill="F4F7F7" w:color="auto" w:val="clear"/>
+            <w:tcMar>
+              <w:top w:type="dxa" w:w="60"/>
+              <w:left w:type="dxa" w:w="90"/>
+              <w:bottom w:type="dxa" w:w="60"/>
+              <w:right w:type="dxa" w:w="90"/>
+            </w:tcMar>
+            <w:vAlign w:val="center"/>
+          </w:tcPr>
+          <w:p>
+            <w:pPr>
+              <w:spacing w:after="0" w:line="260"/>
+              <w:jc w:val="right"/>
+            </w:pPr>
+            <w:r>
+              <w:rPr>
+                <w:rFonts w:ascii="MS Pゴシック" w:cs="MS Pゴシック" w:eastAsia="MS Pゴシック" w:hAnsi="MS Pゴシック"/>
+                <w:b w:val="false"/>
+                <w:bCs w:val="false"/>
+                <w:color w:val="1A1A1A"/>
+                <w:sz w:val="18"/>
+                <w:szCs w:val="18"/>
+              </w:rPr>
+              <w:t xml:space="preserve">3,057,760円</w:t>
+            </w:r>
+          </w:p>
+        </w:tc>
+        <w:tc>
+          <w:tcPr>
+            <w:tcW w:type="dxa" w:w="1300"/>
+            <w:shd w:fill="F4F7F7" w:color="auto" w:val="clear"/>
+            <w:tcMar>
+              <w:top w:type="dxa" w:w="60"/>
+              <w:left w:type="dxa" w:w="90"/>
+              <w:bottom w:type="dxa" w:w="60"/>
+              <w:right w:type="dxa" w:w="90"/>
+            </w:tcMar>
+            <w:vAlign w:val="center"/>
+          </w:tcPr>
+          <w:p>
+            <w:pPr>
+              <w:spacing w:after="0" w:line="260"/>
+              <w:jc w:val="right"/>
+            </w:pPr>
+            <w:r>
+              <w:rPr>
+                <w:rFonts w:ascii="MS Pゴシック" w:cs="MS Pゴシック" w:eastAsia="MS Pゴシック" w:hAnsi="MS Pゴシック"/>
+                <w:b w:val="false"/>
+                <w:bCs w:val="false"/>
+                <w:color w:val="1A1A1A"/>
+                <w:sz w:val="18"/>
+                <w:szCs w:val="18"/>
+              </w:rPr>
+              <w:t xml:space="preserve">+6.86%</w:t>
+            </w:r>
+          </w:p>
+        </w:tc>
+        <w:tc>
+          <w:tcPr>
+            <w:tcW w:type="dxa" w:w="1200"/>
+            <w:shd w:fill="F4F7F7" w:color="auto" w:val="clear"/>
+            <w:tcMar>
+              <w:top w:type="dxa" w:w="60"/>
+              <w:left w:type="dxa" w:w="90"/>
+              <w:bottom w:type="dxa" w:w="60"/>
+              <w:right w:type="dxa" w:w="90"/>
+            </w:tcMar>
+            <w:vAlign w:val="center"/>
+          </w:tcPr>
+          <w:p>
+            <w:pPr>
+              <w:spacing w:after="0" w:line="260"/>
+              <w:jc w:val="right"/>
+            </w:pPr>
+            <w:r>
+              <w:rPr>
+                <w:rFonts w:ascii="MS Pゴシック" w:cs="MS Pゴシック" w:eastAsia="MS Pゴシック" w:hAnsi="MS Pゴシック"/>
+                <w:b w:val="false"/>
+                <w:bCs w:val="false"/>
+                <w:color w:val="1A1A1A"/>
+                <w:sz w:val="18"/>
+                <w:szCs w:val="18"/>
+              </w:rPr>
+              <w:t xml:space="preserve">52.9%</w:t>
+            </w:r>
+          </w:p>
+        </w:tc>
+      </w:tr>
+      <w:tr>
+        <w:tc>
+          <w:tcPr>
+            <w:tcW w:type="dxa" w:w="1500"/>
+            <w:shd w:fill="FBEAE0" w:color="auto" w:val="clear"/>
+            <w:tcMar>
+              <w:top w:type="dxa" w:w="60"/>
+              <w:left w:type="dxa" w:w="90"/>
+              <w:bottom w:type="dxa" w:w="60"/>
+              <w:right w:type="dxa" w:w="90"/>
+            </w:tcMar>
+            <w:vAlign w:val="center"/>
+          </w:tcPr>
+          <w:p>
+            <w:pPr>
+              <w:spacing w:after="0" w:line="260"/>
+              <w:jc w:val="left"/>
+            </w:pPr>
+            <w:r>
+              <w:rPr>
+                <w:rFonts w:ascii="MS Pゴシック" w:cs="MS Pゴシック" w:eastAsia="MS Pゴシック" w:hAnsi="MS Pゴシック"/>
+                <w:b/>
+                <w:bCs/>
+                <w:color w:val="1A1A1A"/>
+                <w:sz w:val="18"/>
+                <w:szCs w:val="18"/>
+              </w:rPr>
+              <w:t xml:space="preserve">1,228円</w:t>
+            </w:r>
+          </w:p>
+        </w:tc>
+        <w:tc>
+          <w:tcPr>
+            <w:tcW w:type="dxa" w:w="1100"/>
+            <w:shd w:fill="FBEAE0" w:color="auto" w:val="clear"/>
+            <w:tcMar>
+              <w:top w:type="dxa" w:w="60"/>
+              <w:left w:type="dxa" w:w="90"/>
+              <w:bottom w:type="dxa" w:w="60"/>
+              <w:right w:type="dxa" w:w="90"/>
+            </w:tcMar>
+            <w:vAlign w:val="center"/>
+          </w:tcPr>
+          <w:p>
+            <w:pPr>
+              <w:spacing w:after="0" w:line="260"/>
+              <w:jc w:val="right"/>
+            </w:pPr>
+            <w:r>
+              <w:rPr>
+                <w:rFonts w:ascii="MS Pゴシック" w:cs="MS Pゴシック" w:eastAsia="MS Pゴシック" w:hAnsi="MS Pゴシック"/>
+                <w:b/>
+                <w:bCs/>
+                <w:color w:val="1A1A1A"/>
+                <w:sz w:val="18"/>
+                <w:szCs w:val="18"/>
+              </w:rPr>
+              <w:t xml:space="preserve">+21.8%</w:t>
+            </w:r>
+          </w:p>
+        </w:tc>
+        <w:tc>
+          <w:tcPr>
+            <w:tcW w:type="dxa" w:w="1500"/>
+            <w:shd w:fill="FBEAE0" w:color="auto" w:val="clear"/>
+            <w:tcMar>
+              <w:top w:type="dxa" w:w="60"/>
+              <w:left w:type="dxa" w:w="90"/>
+              <w:bottom w:type="dxa" w:w="60"/>
+              <w:right w:type="dxa" w:w="90"/>
+            </w:tcMar>
+            <w:vAlign w:val="center"/>
+          </w:tcPr>
+          <w:p>
+            <w:pPr>
+              <w:spacing w:after="0" w:line="260"/>
+              <w:jc w:val="right"/>
+            </w:pPr>
+            <w:r>
+              <w:rPr>
+                <w:rFonts w:ascii="MS Pゴシック" w:cs="MS Pゴシック" w:eastAsia="MS Pゴシック" w:hAnsi="MS Pゴシック"/>
+                <w:b/>
+                <w:bCs/>
+                <w:color w:val="1A1A1A"/>
+                <w:sz w:val="18"/>
+                <w:szCs w:val="18"/>
+              </w:rPr>
+              <w:t xml:space="preserve">2,701円</w:t>
+            </w:r>
+          </w:p>
+        </w:tc>
+        <w:tc>
+          <w:tcPr>
+            <w:tcW w:type="dxa" w:w="1100"/>
+            <w:shd w:fill="FBEAE0" w:color="auto" w:val="clear"/>
+            <w:tcMar>
+              <w:top w:type="dxa" w:w="60"/>
+              <w:left w:type="dxa" w:w="90"/>
+              <w:bottom w:type="dxa" w:w="60"/>
+              <w:right w:type="dxa" w:w="90"/>
+            </w:tcMar>
+            <w:vAlign w:val="center"/>
+          </w:tcPr>
+          <w:p>
+            <w:pPr>
+              <w:spacing w:after="0" w:line="260"/>
+              <w:jc w:val="right"/>
+            </w:pPr>
+            <w:r>
+              <w:rPr>
+                <w:rFonts w:ascii="MS Pゴシック" w:cs="MS Pゴシック" w:eastAsia="MS Pゴシック" w:hAnsi="MS Pゴシック"/>
+                <w:b/>
+                <w:bCs/>
+                <w:color w:val="1A1A1A"/>
+                <w:sz w:val="18"/>
+                <w:szCs w:val="18"/>
+              </w:rPr>
+              <w:t xml:space="preserve">+21.8%</w:t>
+            </w:r>
+          </w:p>
+        </w:tc>
+        <w:tc>
+          <w:tcPr>
+            <w:tcW w:type="dxa" w:w="1800"/>
+            <w:shd w:fill="FBEAE0" w:color="auto" w:val="clear"/>
+            <w:tcMar>
+              <w:top w:type="dxa" w:w="60"/>
+              <w:left w:type="dxa" w:w="90"/>
+              <w:bottom w:type="dxa" w:w="60"/>
+              <w:right w:type="dxa" w:w="90"/>
+            </w:tcMar>
+            <w:vAlign w:val="center"/>
+          </w:tcPr>
+          <w:p>
+            <w:pPr>
+              <w:spacing w:after="0" w:line="260"/>
+              <w:jc w:val="right"/>
+            </w:pPr>
+            <w:r>
+              <w:rPr>
+                <w:rFonts w:ascii="MS Pゴシック" w:cs="MS Pゴシック" w:eastAsia="MS Pゴシック" w:hAnsi="MS Pゴシック"/>
+                <w:b/>
+                <w:bCs/>
+                <w:color w:val="1A1A1A"/>
+                <w:sz w:val="18"/>
+                <w:szCs w:val="18"/>
+              </w:rPr>
+              <w:t xml:space="preserve">4,455,674円</w:t>
+            </w:r>
+          </w:p>
+        </w:tc>
+        <w:tc>
+          <w:tcPr>
+            <w:tcW w:type="dxa" w:w="1300"/>
+            <w:shd w:fill="FBEAE0" w:color="auto" w:val="clear"/>
+            <w:tcMar>
+              <w:top w:type="dxa" w:w="60"/>
+              <w:left w:type="dxa" w:w="90"/>
+              <w:bottom w:type="dxa" w:w="60"/>
+              <w:right w:type="dxa" w:w="90"/>
+            </w:tcMar>
+            <w:vAlign w:val="center"/>
+          </w:tcPr>
+          <w:p>
+            <w:pPr>
+              <w:spacing w:after="0" w:line="260"/>
+              <w:jc w:val="right"/>
+            </w:pPr>
+            <w:r>
+              <w:rPr>
+                <w:rFonts w:ascii="MS Pゴシック" w:cs="MS Pゴシック" w:eastAsia="MS Pゴシック" w:hAnsi="MS Pゴシック"/>
+                <w:b/>
+                <w:bCs/>
+                <w:color w:val="1A1A1A"/>
+                <w:sz w:val="18"/>
+                <w:szCs w:val="18"/>
+              </w:rPr>
+              <w:t xml:space="preserve">+10.00%</w:t>
+            </w:r>
+          </w:p>
+        </w:tc>
+        <w:tc>
+          <w:tcPr>
+            <w:tcW w:type="dxa" w:w="1200"/>
+            <w:shd w:fill="FBEAE0" w:color="auto" w:val="clear"/>
+            <w:tcMar>
+              <w:top w:type="dxa" w:w="60"/>
+              <w:left w:type="dxa" w:w="90"/>
+              <w:bottom w:type="dxa" w:w="60"/>
+              <w:right w:type="dxa" w:w="90"/>
+            </w:tcMar>
+            <w:vAlign w:val="center"/>
+          </w:tcPr>
+          <w:p>
+            <w:pPr>
+              <w:spacing w:after="0" w:line="260"/>
+              <w:jc w:val="right"/>
+            </w:pPr>
+            <w:r>
+              <w:rPr>
+                <w:rFonts w:ascii="MS Pゴシック" w:cs="MS Pゴシック" w:eastAsia="MS Pゴシック" w:hAnsi="MS Pゴシック"/>
+                <w:b/>
+                <w:bCs/>
+                <w:color w:val="1A1A1A"/>
+                <w:sz w:val="18"/>
+                <w:szCs w:val="18"/>
+              </w:rPr>
+              <w:t xml:space="preserve">54.4%</w:t>
+            </w:r>
+          </w:p>
+        </w:tc>
+      </w:tr>
+    </w:tbl>
+    <w:p>
+      <w:pPr>
+        <w:spacing w:after="200" w:before="40"/>
+      </w:pPr>
+      <w:r>
+        <w:rPr>
+          <w:rFonts w:ascii="MS Pゴシック" w:cs="MS Pゴシック" w:eastAsia="MS Pゴシック" w:hAnsi="MS Pゴシック"/>
+          <w:color w:val="5F6F74"/>
+          <w:sz w:val="17"/>
+          <w:szCs w:val="17"/>
+        </w:rPr>
+        <w:t xml:space="preserve">基本使用料を税抜100円引き上げると平年度で約2,025千円（平均増収率+4.54ポイント）の増収となる。基本使用料だけで平均増収率+10%を得るには1,228円（+21.8%）が必要で、このとき月5㎥以下の2か月請求額は2,217円→2,701円となる。</w:t>
+      </w:r>
+    </w:p>
+    <w:tbl>
+      <w:tblPr>
+        <w:tblW w:type="dxa" w:w="9600"/>
+        <w:tblBorders>
+          <w:top w:val="single" w:color="E0CBBC" w:sz="4"/>
+          <w:left w:val="single" w:color="CF5B1A" w:sz="18"/>
+          <w:bottom w:val="single" w:color="E0CBBC" w:sz="4"/>
+          <w:right w:val="single" w:color="E0CBBC" w:sz="4"/>
+          <w:insideH w:val="none"/>
+          <w:insideV w:val="none"/>
+        </w:tblBorders>
+      </w:tblPr>
+      <w:tblGrid>
+        <w:gridCol w:w="9600"/>
+      </w:tblGrid>
+      <w:tr>
+        <w:tc>
+          <w:tcPr>
+            <w:tcW w:type="dxa" w:w="9600"/>
+            <w:shd w:fill="FDF6F1" w:color="auto" w:val="clear"/>
+            <w:tcMar>
+              <w:top w:type="dxa" w:w="140"/>
+              <w:left w:type="dxa" w:w="180"/>
+              <w:bottom w:type="dxa" w:w="140"/>
+              <w:right w:type="dxa" w:w="160"/>
+            </w:tcMar>
+          </w:tcPr>
+          <w:p>
+            <w:pPr>
+              <w:spacing w:after="70"/>
+            </w:pPr>
+            <w:r>
+              <w:rPr>
+                <w:rFonts w:ascii="MS Pゴシック" w:cs="MS Pゴシック" w:eastAsia="MS Pゴシック" w:hAnsi="MS Pゴシック"/>
+                <w:b/>
+                <w:bCs/>
+                <w:color w:val="CF5B1A"/>
+                <w:sz w:val="18"/>
+                <w:szCs w:val="18"/>
+              </w:rPr>
+              <w:t xml:space="preserve">基本使用料を動かすとA案・B案にはなかった影響が2つ生じる</w:t>
+            </w:r>
+          </w:p>
+          <w:p>
+            <w:pPr>
+              <w:spacing w:after="60" w:line="290"/>
+            </w:pPr>
+            <w:r>
+              <w:rPr>
+                <w:rFonts w:ascii="MS Pゴシック" w:cs="MS Pゴシック" w:eastAsia="MS Pゴシック" w:hAnsi="MS Pゴシック"/>
+                <w:color w:val="1A1A1A"/>
+                <w:sz w:val="20"/>
+                <w:szCs w:val="20"/>
+              </w:rPr>
+              <w:t xml:space="preserve">第一に、月5㎥以下の1,934レコード（全体の21.0%）が改定率どおり増える。A案・B案は基本使用料を据え置くため、この層は±0%であった。</w:t>
+            </w:r>
+          </w:p>
+          <w:p>
+            <w:pPr>
+              <w:spacing w:after="60" w:line="290"/>
+            </w:pPr>
+            <w:r>
+              <w:rPr>
+                <w:rFonts w:ascii="MS Pゴシック" w:cs="MS Pゴシック" w:eastAsia="MS Pゴシック" w:hAnsi="MS Pゴシック"/>
+                <w:color w:val="1A1A1A"/>
+                <w:sz w:val="20"/>
+                <w:szCs w:val="20"/>
+              </w:rPr>
+              <w:t xml:space="preserve">第二に、日割502件（456,776円）が連動して増える。日割は基本使用料を日数で按分した額（第18条第4項／漁集は第20条第4項）であるため、基本使用料の改定率がそのまま反映される。A案・B案で日割を据置としていたのは、基本使用料を据え置いていたためである。</w:t>
+            </w:r>
+          </w:p>
+          <w:p>
+            <w:pPr>
+              <w:spacing w:after="60" w:line="290"/>
+            </w:pPr>
+            <w:r>
+              <w:rPr>
+                <w:rFonts w:ascii="MS Pゴシック" w:cs="MS Pゴシック" w:eastAsia="MS Pゴシック" w:hAnsi="MS Pゴシック"/>
+                <w:color w:val="1A1A1A"/>
+                <w:sz w:val="20"/>
+                <w:szCs w:val="20"/>
+              </w:rPr>
+              <w:t xml:space="preserve">この2つを合わせると、基本使用料の改定は「据え置かれる層がなくなる」改定になる。一律改定（第5章5-5）と同じ性質であり、分かりやすい反面、少量利用への配慮は働かない。</w:t>
+            </w:r>
+          </w:p>
+        </w:tc>
+      </w:tr>
+    </w:tbl>
+    <w:p>
+      <w:pPr>
+        <w:spacing w:after="120" w:before="0" w:line="300"/>
+      </w:pPr>
+      <w:r>
+        <w:rPr>
+          <w:rFonts w:ascii="MS Pゴシック" w:cs="MS Pゴシック" w:eastAsia="MS Pゴシック" w:hAnsi="MS Pゴシック"/>
+          <w:color w:val="1A1A1A"/>
+          <w:sz w:val="21"/>
+          <w:szCs w:val="21"/>
+        </w:rPr>
+        <w:t xml:space="preserve">次に、平均増収率を約10%に固定したうえで、基本使用料の改定率を変えた場合をみる。基本使用料を上げた分だけ従量単価を下げられる関係にある。</w:t>
+      </w:r>
+    </w:p>
+    <w:p>
+      <w:pPr>
+        <w:keepNext/>
+        <w:spacing w:after="70" w:before="200"/>
+      </w:pPr>
+      <w:r>
+        <w:rPr>
+          <w:rFonts w:ascii="MS Pゴシック" w:cs="MS Pゴシック" w:eastAsia="MS Pゴシック" w:hAnsi="MS Pゴシック"/>
+          <w:b/>
+          <w:bCs/>
+          <w:color w:val="1A1A1A"/>
+          <w:sz w:val="19"/>
+          <w:szCs w:val="19"/>
+        </w:rPr>
+        <w:t xml:space="preserve">表14　平均増収率を約10%に固定し、基本使用料の改定率を変えた場合</w:t>
+      </w:r>
+    </w:p>
+    <w:tbl>
+      <w:tblPr>
+        <w:tblW w:type="dxa" w:w="9600"/>
+        <w:tblBorders>
+          <w:top w:val="single" w:color="A9BEBE" w:sz="6"/>
+          <w:left w:val="single" w:color="A9BEBE" w:sz="6"/>
+          <w:bottom w:val="single" w:color="A9BEBE" w:sz="6"/>
+          <w:right w:val="single" w:color="A9BEBE" w:sz="6"/>
+          <w:insideH w:val="single" w:color="D3DEDE" w:sz="4"/>
+          <w:insideV w:val="single" w:color="D3DEDE" w:sz="4"/>
+        </w:tblBorders>
+      </w:tblPr>
+      <w:tblGrid>
+        <w:gridCol w:w="1200"/>
+        <w:gridCol w:w="900"/>
+        <w:gridCol w:w="1000"/>
+        <w:gridCol w:w="1000"/>
+        <w:gridCol w:w="880"/>
+        <w:gridCol w:w="1000"/>
+        <w:gridCol w:w="1000"/>
+        <w:gridCol w:w="1000"/>
+        <w:gridCol w:w="1220"/>
+      </w:tblGrid>
+      <w:tr>
+        <w:trPr>
+          <w:tblHeader/>
+        </w:trPr>
+        <w:tc>
+          <w:tcPr>
+            <w:tcW w:type="dxa" w:w="1200"/>
+            <w:shd w:fill="DCEBED" w:color="auto" w:val="clear"/>
+            <w:tcMar>
+              <w:top w:type="dxa" w:w="60"/>
+              <w:left w:type="dxa" w:w="90"/>
+              <w:bottom w:type="dxa" w:w="60"/>
+              <w:right w:type="dxa" w:w="90"/>
+            </w:tcMar>
+            <w:vAlign w:val="center"/>
+          </w:tcPr>
+          <w:p>
+            <w:pPr>
+              <w:spacing w:after="0" w:line="260"/>
+              <w:jc w:val="left"/>
+            </w:pPr>
+            <w:r>
+              <w:rPr>
+                <w:rFonts w:ascii="MS Pゴシック" w:cs="MS Pゴシック" w:eastAsia="MS Pゴシック" w:hAnsi="MS Pゴシック"/>
+                <w:b/>
+                <w:bCs/>
+                <w:color w:val="1A1A1A"/>
+                <w:sz w:val="18"/>
+                <w:szCs w:val="18"/>
+              </w:rPr>
+              <w:t xml:space="preserve">基本使用料</w:t>
+            </w:r>
+          </w:p>
+        </w:tc>
+        <w:tc>
+          <w:tcPr>
+            <w:tcW w:type="dxa" w:w="900"/>
+            <w:shd w:fill="DCEBED" w:color="auto" w:val="clear"/>
+            <w:tcMar>
+              <w:top w:type="dxa" w:w="60"/>
+              <w:left w:type="dxa" w:w="90"/>
+              <w:bottom w:type="dxa" w:w="60"/>
+              <w:right w:type="dxa" w:w="90"/>
+            </w:tcMar>
+            <w:vAlign w:val="center"/>
+          </w:tcPr>
+          <w:p>
+            <w:pPr>
+              <w:spacing w:after="0" w:line="260"/>
+              <w:jc w:val="center"/>
+            </w:pPr>
+            <w:r>
+              <w:rPr>
+                <w:rFonts w:ascii="MS Pゴシック" w:cs="MS Pゴシック" w:eastAsia="MS Pゴシック" w:hAnsi="MS Pゴシック"/>
+                <w:b/>
+                <w:bCs/>
+                <w:color w:val="1A1A1A"/>
+                <w:sz w:val="18"/>
+                <w:szCs w:val="18"/>
+              </w:rPr>
+              <w:t xml:space="preserve">6〜10㎥</w:t>
+            </w:r>
+          </w:p>
+        </w:tc>
+        <w:tc>
+          <w:tcPr>
+            <w:tcW w:type="dxa" w:w="1000"/>
+            <w:shd w:fill="DCEBED" w:color="auto" w:val="clear"/>
+            <w:tcMar>
+              <w:top w:type="dxa" w:w="60"/>
+              <w:left w:type="dxa" w:w="90"/>
+              <w:bottom w:type="dxa" w:w="60"/>
+              <w:right w:type="dxa" w:w="90"/>
+            </w:tcMar>
+            <w:vAlign w:val="center"/>
+          </w:tcPr>
+          <w:p>
+            <w:pPr>
+              <w:spacing w:after="0" w:line="260"/>
+              <w:jc w:val="center"/>
+            </w:pPr>
+            <w:r>
+              <w:rPr>
+                <w:rFonts w:ascii="MS Pゴシック" w:cs="MS Pゴシック" w:eastAsia="MS Pゴシック" w:hAnsi="MS Pゴシック"/>
+                <w:b/>
+                <w:bCs/>
+                <w:color w:val="1A1A1A"/>
+                <w:sz w:val="18"/>
+                <w:szCs w:val="18"/>
+              </w:rPr>
+              <w:t xml:space="preserve">11〜50㎥</w:t>
+            </w:r>
+          </w:p>
+        </w:tc>
+        <w:tc>
+          <w:tcPr>
+            <w:tcW w:type="dxa" w:w="1000"/>
+            <w:shd w:fill="DCEBED" w:color="auto" w:val="clear"/>
+            <w:tcMar>
+              <w:top w:type="dxa" w:w="60"/>
+              <w:left w:type="dxa" w:w="90"/>
+              <w:bottom w:type="dxa" w:w="60"/>
+              <w:right w:type="dxa" w:w="90"/>
+            </w:tcMar>
+            <w:vAlign w:val="center"/>
+          </w:tcPr>
+          <w:p>
+            <w:pPr>
+              <w:spacing w:after="0" w:line="260"/>
+              <w:jc w:val="center"/>
+            </w:pPr>
+            <w:r>
+              <w:rPr>
+                <w:rFonts w:ascii="MS Pゴシック" w:cs="MS Pゴシック" w:eastAsia="MS Pゴシック" w:hAnsi="MS Pゴシック"/>
+                <w:b/>
+                <w:bCs/>
+                <w:color w:val="1A1A1A"/>
+                <w:sz w:val="18"/>
+                <w:szCs w:val="18"/>
+              </w:rPr>
+              <w:t xml:space="preserve">単価の開き</w:t>
+            </w:r>
+          </w:p>
+        </w:tc>
+        <w:tc>
+          <w:tcPr>
+            <w:tcW w:type="dxa" w:w="880"/>
+            <w:shd w:fill="DCEBED" w:color="auto" w:val="clear"/>
+            <w:tcMar>
+              <w:top w:type="dxa" w:w="60"/>
+              <w:left w:type="dxa" w:w="90"/>
+              <w:bottom w:type="dxa" w:w="60"/>
+              <w:right w:type="dxa" w:w="90"/>
+            </w:tcMar>
+            <w:vAlign w:val="center"/>
+          </w:tcPr>
+          <w:p>
+            <w:pPr>
+              <w:spacing w:after="0" w:line="260"/>
+              <w:jc w:val="center"/>
+            </w:pPr>
+            <w:r>
+              <w:rPr>
+                <w:rFonts w:ascii="MS Pゴシック" w:cs="MS Pゴシック" w:eastAsia="MS Pゴシック" w:hAnsi="MS Pゴシック"/>
+                <w:b/>
+                <w:bCs/>
+                <w:color w:val="1A1A1A"/>
+                <w:sz w:val="18"/>
+                <w:szCs w:val="18"/>
+              </w:rPr>
+              <w:t xml:space="preserve">月5㎥</w:t>
+            </w:r>
+          </w:p>
+        </w:tc>
+        <w:tc>
+          <w:tcPr>
+            <w:tcW w:type="dxa" w:w="1000"/>
+            <w:shd w:fill="DCEBED" w:color="auto" w:val="clear"/>
+            <w:tcMar>
+              <w:top w:type="dxa" w:w="60"/>
+              <w:left w:type="dxa" w:w="90"/>
+              <w:bottom w:type="dxa" w:w="60"/>
+              <w:right w:type="dxa" w:w="90"/>
+            </w:tcMar>
+            <w:vAlign w:val="center"/>
+          </w:tcPr>
+          <w:p>
+            <w:pPr>
+              <w:spacing w:after="0" w:line="260"/>
+              <w:jc w:val="center"/>
+            </w:pPr>
+            <w:r>
+              <w:rPr>
+                <w:rFonts w:ascii="MS Pゴシック" w:cs="MS Pゴシック" w:eastAsia="MS Pゴシック" w:hAnsi="MS Pゴシック"/>
+                <w:b/>
+                <w:bCs/>
+                <w:color w:val="1A1A1A"/>
+                <w:sz w:val="18"/>
+                <w:szCs w:val="18"/>
+              </w:rPr>
+              <w:t xml:space="preserve">月10㎥</w:t>
+            </w:r>
+          </w:p>
+        </w:tc>
+        <w:tc>
+          <w:tcPr>
+            <w:tcW w:type="dxa" w:w="1000"/>
+            <w:shd w:fill="DCEBED" w:color="auto" w:val="clear"/>
+            <w:tcMar>
+              <w:top w:type="dxa" w:w="60"/>
+              <w:left w:type="dxa" w:w="90"/>
+              <w:bottom w:type="dxa" w:w="60"/>
+              <w:right w:type="dxa" w:w="90"/>
+            </w:tcMar>
+            <w:vAlign w:val="center"/>
+          </w:tcPr>
+          <w:p>
+            <w:pPr>
+              <w:spacing w:after="0" w:line="260"/>
+              <w:jc w:val="center"/>
+            </w:pPr>
+            <w:r>
+              <w:rPr>
+                <w:rFonts w:ascii="MS Pゴシック" w:cs="MS Pゴシック" w:eastAsia="MS Pゴシック" w:hAnsi="MS Pゴシック"/>
+                <w:b/>
+                <w:bCs/>
+                <w:color w:val="1A1A1A"/>
+                <w:sz w:val="18"/>
+                <w:szCs w:val="18"/>
+              </w:rPr>
+              <w:t xml:space="preserve">月20㎥</w:t>
+            </w:r>
+          </w:p>
+        </w:tc>
+        <w:tc>
+          <w:tcPr>
+            <w:tcW w:type="dxa" w:w="1000"/>
+            <w:shd w:fill="DCEBED" w:color="auto" w:val="clear"/>
+            <w:tcMar>
+              <w:top w:type="dxa" w:w="60"/>
+              <w:left w:type="dxa" w:w="90"/>
+              <w:bottom w:type="dxa" w:w="60"/>
+              <w:right w:type="dxa" w:w="90"/>
+            </w:tcMar>
+            <w:vAlign w:val="center"/>
+          </w:tcPr>
+          <w:p>
+            <w:pPr>
+              <w:spacing w:after="0" w:line="260"/>
+              <w:jc w:val="center"/>
+            </w:pPr>
+            <w:r>
+              <w:rPr>
+                <w:rFonts w:ascii="MS Pゴシック" w:cs="MS Pゴシック" w:eastAsia="MS Pゴシック" w:hAnsi="MS Pゴシック"/>
+                <w:b/>
+                <w:bCs/>
+                <w:color w:val="1A1A1A"/>
+                <w:sz w:val="18"/>
+                <w:szCs w:val="18"/>
+              </w:rPr>
+              <w:t xml:space="preserve">月50㎥</w:t>
+            </w:r>
+          </w:p>
+        </w:tc>
+        <w:tc>
+          <w:tcPr>
+            <w:tcW w:type="dxa" w:w="1220"/>
+            <w:shd w:fill="DCEBED" w:color="auto" w:val="clear"/>
+            <w:tcMar>
+              <w:top w:type="dxa" w:w="60"/>
+              <w:left w:type="dxa" w:w="90"/>
+              <w:bottom w:type="dxa" w:w="60"/>
+              <w:right w:type="dxa" w:w="90"/>
+            </w:tcMar>
+            <w:vAlign w:val="center"/>
+          </w:tcPr>
+          <w:p>
+            <w:pPr>
+              <w:spacing w:after="0" w:line="260"/>
+              <w:jc w:val="center"/>
+            </w:pPr>
+            <w:r>
+              <w:rPr>
+                <w:rFonts w:ascii="MS Pゴシック" w:cs="MS Pゴシック" w:eastAsia="MS Pゴシック" w:hAnsi="MS Pゴシック"/>
+                <w:b/>
+                <w:bCs/>
+                <w:color w:val="1A1A1A"/>
+                <w:sz w:val="18"/>
+                <w:szCs w:val="18"/>
+              </w:rPr>
+              <w:t xml:space="preserve">平均増収率</w:t>
+            </w:r>
+          </w:p>
+        </w:tc>
+      </w:tr>
+      <w:tr>
+        <w:tc>
+          <w:tcPr>
+            <w:tcW w:type="dxa" w:w="1200"/>
+            <w:shd w:fill="FBEAE0" w:color="auto" w:val="clear"/>
+            <w:tcMar>
+              <w:top w:type="dxa" w:w="60"/>
+              <w:left w:type="dxa" w:w="90"/>
+              <w:bottom w:type="dxa" w:w="60"/>
+              <w:right w:type="dxa" w:w="90"/>
+            </w:tcMar>
+            <w:vAlign w:val="center"/>
+          </w:tcPr>
+          <w:p>
+            <w:pPr>
+              <w:spacing w:after="0" w:line="260"/>
+              <w:jc w:val="left"/>
+            </w:pPr>
+            <w:r>
+              <w:rPr>
+                <w:rFonts w:ascii="MS Pゴシック" w:cs="MS Pゴシック" w:eastAsia="MS Pゴシック" w:hAnsi="MS Pゴシック"/>
+                <w:b/>
+                <w:bCs/>
+                <w:color w:val="1A1A1A"/>
+                <w:sz w:val="18"/>
+                <w:szCs w:val="18"/>
+              </w:rPr>
+              <w:t xml:space="preserve">1,008円（B案）</w:t>
+            </w:r>
+          </w:p>
+        </w:tc>
+        <w:tc>
+          <w:tcPr>
+            <w:tcW w:type="dxa" w:w="900"/>
+            <w:shd w:fill="FBEAE0" w:color="auto" w:val="clear"/>
+            <w:tcMar>
+              <w:top w:type="dxa" w:w="60"/>
+              <w:left w:type="dxa" w:w="90"/>
+              <w:bottom w:type="dxa" w:w="60"/>
+              <w:right w:type="dxa" w:w="90"/>
+            </w:tcMar>
+            <w:vAlign w:val="center"/>
+          </w:tcPr>
+          <w:p>
+            <w:pPr>
+              <w:spacing w:after="0" w:line="260"/>
+              <w:jc w:val="right"/>
+            </w:pPr>
+            <w:r>
+              <w:rPr>
+                <w:rFonts w:ascii="MS Pゴシック" w:cs="MS Pゴシック" w:eastAsia="MS Pゴシック" w:hAnsi="MS Pゴシック"/>
+                <w:b/>
+                <w:bCs/>
+                <w:color w:val="1A1A1A"/>
+                <w:sz w:val="18"/>
+                <w:szCs w:val="18"/>
+              </w:rPr>
+              <w:t xml:space="preserve">73円</w:t>
+            </w:r>
+          </w:p>
+        </w:tc>
+        <w:tc>
+          <w:tcPr>
+            <w:tcW w:type="dxa" w:w="1000"/>
+            <w:shd w:fill="FBEAE0" w:color="auto" w:val="clear"/>
+            <w:tcMar>
+              <w:top w:type="dxa" w:w="60"/>
+              <w:left w:type="dxa" w:w="90"/>
+              <w:bottom w:type="dxa" w:w="60"/>
+              <w:right w:type="dxa" w:w="90"/>
+            </w:tcMar>
+            <w:vAlign w:val="center"/>
+          </w:tcPr>
+          <w:p>
+            <w:pPr>
+              <w:spacing w:after="0" w:line="260"/>
+              <w:jc w:val="right"/>
+            </w:pPr>
+            <w:r>
+              <w:rPr>
+                <w:rFonts w:ascii="MS Pゴシック" w:cs="MS Pゴシック" w:eastAsia="MS Pゴシック" w:hAnsi="MS Pゴシック"/>
+                <w:b/>
+                <w:bCs/>
+                <w:color w:val="1A1A1A"/>
+                <w:sz w:val="18"/>
+                <w:szCs w:val="18"/>
+              </w:rPr>
+              <w:t xml:space="preserve">191円</w:t>
+            </w:r>
+          </w:p>
+        </w:tc>
+        <w:tc>
+          <w:tcPr>
+            <w:tcW w:type="dxa" w:w="1000"/>
+            <w:shd w:fill="FBEAE0" w:color="auto" w:val="clear"/>
+            <w:tcMar>
+              <w:top w:type="dxa" w:w="60"/>
+              <w:left w:type="dxa" w:w="90"/>
+              <w:bottom w:type="dxa" w:w="60"/>
+              <w:right w:type="dxa" w:w="90"/>
+            </w:tcMar>
+            <w:vAlign w:val="center"/>
+          </w:tcPr>
+          <w:p>
+            <w:pPr>
+              <w:spacing w:after="0" w:line="260"/>
+              <w:jc w:val="right"/>
+            </w:pPr>
+            <w:r>
+              <w:rPr>
+                <w:rFonts w:ascii="MS Pゴシック" w:cs="MS Pゴシック" w:eastAsia="MS Pゴシック" w:hAnsi="MS Pゴシック"/>
+                <w:b/>
+                <w:bCs/>
+                <w:color w:val="1A1A1A"/>
+                <w:sz w:val="18"/>
+                <w:szCs w:val="18"/>
+              </w:rPr>
+              <w:t xml:space="preserve">2.62倍</w:t>
+            </w:r>
+          </w:p>
+        </w:tc>
+        <w:tc>
+          <w:tcPr>
+            <w:tcW w:type="dxa" w:w="880"/>
+            <w:shd w:fill="FBEAE0" w:color="auto" w:val="clear"/>
+            <w:tcMar>
+              <w:top w:type="dxa" w:w="60"/>
+              <w:left w:type="dxa" w:w="90"/>
+              <w:bottom w:type="dxa" w:w="60"/>
+              <w:right w:type="dxa" w:w="90"/>
+            </w:tcMar>
+            <w:vAlign w:val="center"/>
+          </w:tcPr>
+          <w:p>
+            <w:pPr>
+              <w:spacing w:after="0" w:line="260"/>
+              <w:jc w:val="right"/>
+            </w:pPr>
+            <w:r>
+              <w:rPr>
+                <w:rFonts w:ascii="MS Pゴシック" w:cs="MS Pゴシック" w:eastAsia="MS Pゴシック" w:hAnsi="MS Pゴシック"/>
+                <w:b/>
+                <w:bCs/>
+                <w:color w:val="1A1A1A"/>
+                <w:sz w:val="18"/>
+                <w:szCs w:val="18"/>
+              </w:rPr>
+              <w:t xml:space="preserve">±0%</w:t>
+            </w:r>
+          </w:p>
+        </w:tc>
+        <w:tc>
+          <w:tcPr>
+            <w:tcW w:type="dxa" w:w="1000"/>
+            <w:shd w:fill="FBEAE0" w:color="auto" w:val="clear"/>
+            <w:tcMar>
+              <w:top w:type="dxa" w:w="60"/>
+              <w:left w:type="dxa" w:w="90"/>
+              <w:bottom w:type="dxa" w:w="60"/>
+              <w:right w:type="dxa" w:w="90"/>
+            </w:tcMar>
+            <w:vAlign w:val="center"/>
+          </w:tcPr>
+          <w:p>
+            <w:pPr>
+              <w:spacing w:after="0" w:line="260"/>
+              <w:jc w:val="right"/>
+            </w:pPr>
+            <w:r>
+              <w:rPr>
+                <w:rFonts w:ascii="MS Pゴシック" w:cs="MS Pゴシック" w:eastAsia="MS Pゴシック" w:hAnsi="MS Pゴシック"/>
+                <w:b/>
+                <w:bCs/>
+                <w:color w:val="1A1A1A"/>
+                <w:sz w:val="18"/>
+                <w:szCs w:val="18"/>
+              </w:rPr>
+              <w:t xml:space="preserve">+15.1%</w:t>
+            </w:r>
+          </w:p>
+        </w:tc>
+        <w:tc>
+          <w:tcPr>
+            <w:tcW w:type="dxa" w:w="1000"/>
+            <w:shd w:fill="FBEAE0" w:color="auto" w:val="clear"/>
+            <w:tcMar>
+              <w:top w:type="dxa" w:w="60"/>
+              <w:left w:type="dxa" w:w="90"/>
+              <w:bottom w:type="dxa" w:w="60"/>
+              <w:right w:type="dxa" w:w="90"/>
+            </w:tcMar>
+            <w:vAlign w:val="center"/>
+          </w:tcPr>
+          <w:p>
+            <w:pPr>
+              <w:spacing w:after="0" w:line="260"/>
+              <w:jc w:val="right"/>
+            </w:pPr>
+            <w:r>
+              <w:rPr>
+                <w:rFonts w:ascii="MS Pゴシック" w:cs="MS Pゴシック" w:eastAsia="MS Pゴシック" w:hAnsi="MS Pゴシック"/>
+                <w:b/>
+                <w:bCs/>
+                <w:color w:val="1A1A1A"/>
+                <w:sz w:val="18"/>
+                <w:szCs w:val="18"/>
+              </w:rPr>
+              <w:t xml:space="preserve">+11.9%</w:t>
+            </w:r>
+          </w:p>
+        </w:tc>
+        <w:tc>
+          <w:tcPr>
+            <w:tcW w:type="dxa" w:w="1000"/>
+            <w:shd w:fill="FBEAE0" w:color="auto" w:val="clear"/>
+            <w:tcMar>
+              <w:top w:type="dxa" w:w="60"/>
+              <w:left w:type="dxa" w:w="90"/>
+              <w:bottom w:type="dxa" w:w="60"/>
+              <w:right w:type="dxa" w:w="90"/>
+            </w:tcMar>
+            <w:vAlign w:val="center"/>
+          </w:tcPr>
+          <w:p>
+            <w:pPr>
+              <w:spacing w:after="0" w:line="260"/>
+              <w:jc w:val="right"/>
+            </w:pPr>
+            <w:r>
+              <w:rPr>
+                <w:rFonts w:ascii="MS Pゴシック" w:cs="MS Pゴシック" w:eastAsia="MS Pゴシック" w:hAnsi="MS Pゴシック"/>
+                <w:b/>
+                <w:bCs/>
+                <w:color w:val="1A1A1A"/>
+                <w:sz w:val="18"/>
+                <w:szCs w:val="18"/>
+              </w:rPr>
+              <w:t xml:space="preserve">+10.5%</w:t>
+            </w:r>
+          </w:p>
+        </w:tc>
+        <w:tc>
+          <w:tcPr>
+            <w:tcW w:type="dxa" w:w="1220"/>
+            <w:shd w:fill="FBEAE0" w:color="auto" w:val="clear"/>
+            <w:tcMar>
+              <w:top w:type="dxa" w:w="60"/>
+              <w:left w:type="dxa" w:w="90"/>
+              <w:bottom w:type="dxa" w:w="60"/>
+              <w:right w:type="dxa" w:w="90"/>
+            </w:tcMar>
+            <w:vAlign w:val="center"/>
+          </w:tcPr>
+          <w:p>
+            <w:pPr>
+              <w:spacing w:after="0" w:line="260"/>
+              <w:jc w:val="right"/>
+            </w:pPr>
+            <w:r>
+              <w:rPr>
+                <w:rFonts w:ascii="MS Pゴシック" w:cs="MS Pゴシック" w:eastAsia="MS Pゴシック" w:hAnsi="MS Pゴシック"/>
+                <w:b/>
+                <w:bCs/>
+                <w:color w:val="1A1A1A"/>
+                <w:sz w:val="18"/>
+                <w:szCs w:val="18"/>
+              </w:rPr>
+              <w:t xml:space="preserve">+10.05%</w:t>
+            </w:r>
+          </w:p>
+        </w:tc>
+      </w:tr>
+      <w:tr>
+        <w:tc>
+          <w:tcPr>
+            <w:tcW w:type="dxa" w:w="1200"/>
+            <w:shd w:fill="F4F7F7" w:color="auto" w:val="clear"/>
+            <w:tcMar>
+              <w:top w:type="dxa" w:w="60"/>
+              <w:left w:type="dxa" w:w="90"/>
+              <w:bottom w:type="dxa" w:w="60"/>
+              <w:right w:type="dxa" w:w="90"/>
+            </w:tcMar>
+            <w:vAlign w:val="center"/>
+          </w:tcPr>
+          <w:p>
+            <w:pPr>
+              <w:spacing w:after="0" w:line="260"/>
+              <w:jc w:val="left"/>
+            </w:pPr>
+            <w:r>
+              <w:rPr>
+                <w:rFonts w:ascii="MS Pゴシック" w:cs="MS Pゴシック" w:eastAsia="MS Pゴシック" w:hAnsi="MS Pゴシック"/>
+                <w:b w:val="false"/>
+                <w:bCs w:val="false"/>
+                <w:color w:val="1A1A1A"/>
+                <w:sz w:val="18"/>
+                <w:szCs w:val="18"/>
+              </w:rPr>
+              <w:t xml:space="preserve">1,058円</w:t>
+            </w:r>
+          </w:p>
+        </w:tc>
+        <w:tc>
+          <w:tcPr>
+            <w:tcW w:type="dxa" w:w="900"/>
+            <w:shd w:fill="F4F7F7" w:color="auto" w:val="clear"/>
+            <w:tcMar>
+              <w:top w:type="dxa" w:w="60"/>
+              <w:left w:type="dxa" w:w="90"/>
+              <w:bottom w:type="dxa" w:w="60"/>
+              <w:right w:type="dxa" w:w="90"/>
+            </w:tcMar>
+            <w:vAlign w:val="center"/>
+          </w:tcPr>
+          <w:p>
+            <w:pPr>
+              <w:spacing w:after="0" w:line="260"/>
+              <w:jc w:val="right"/>
+            </w:pPr>
+            <w:r>
+              <w:rPr>
+                <w:rFonts w:ascii="MS Pゴシック" w:cs="MS Pゴシック" w:eastAsia="MS Pゴシック" w:hAnsi="MS Pゴシック"/>
+                <w:b w:val="false"/>
+                <w:bCs w:val="false"/>
+                <w:color w:val="1A1A1A"/>
+                <w:sz w:val="18"/>
+                <w:szCs w:val="18"/>
+              </w:rPr>
+              <w:t xml:space="preserve">73円</w:t>
+            </w:r>
+          </w:p>
+        </w:tc>
+        <w:tc>
+          <w:tcPr>
+            <w:tcW w:type="dxa" w:w="1000"/>
+            <w:shd w:fill="F4F7F7" w:color="auto" w:val="clear"/>
+            <w:tcMar>
+              <w:top w:type="dxa" w:w="60"/>
+              <w:left w:type="dxa" w:w="90"/>
+              <w:bottom w:type="dxa" w:w="60"/>
+              <w:right w:type="dxa" w:w="90"/>
+            </w:tcMar>
+            <w:vAlign w:val="center"/>
+          </w:tcPr>
+          <w:p>
+            <w:pPr>
+              <w:spacing w:after="0" w:line="260"/>
+              <w:jc w:val="right"/>
+            </w:pPr>
+            <w:r>
+              <w:rPr>
+                <w:rFonts w:ascii="MS Pゴシック" w:cs="MS Pゴシック" w:eastAsia="MS Pゴシック" w:hAnsi="MS Pゴシック"/>
+                <w:b w:val="false"/>
+                <w:bCs w:val="false"/>
+                <w:color w:val="1A1A1A"/>
+                <w:sz w:val="18"/>
+                <w:szCs w:val="18"/>
+              </w:rPr>
+              <w:t xml:space="preserve">180円</w:t>
+            </w:r>
+          </w:p>
+        </w:tc>
+        <w:tc>
+          <w:tcPr>
+            <w:tcW w:type="dxa" w:w="1000"/>
+            <w:shd w:fill="F4F7F7" w:color="auto" w:val="clear"/>
+            <w:tcMar>
+              <w:top w:type="dxa" w:w="60"/>
+              <w:left w:type="dxa" w:w="90"/>
+              <w:bottom w:type="dxa" w:w="60"/>
+              <w:right w:type="dxa" w:w="90"/>
+            </w:tcMar>
+            <w:vAlign w:val="center"/>
+          </w:tcPr>
+          <w:p>
+            <w:pPr>
+              <w:spacing w:after="0" w:line="260"/>
+              <w:jc w:val="right"/>
+            </w:pPr>
+            <w:r>
+              <w:rPr>
+                <w:rFonts w:ascii="MS Pゴシック" w:cs="MS Pゴシック" w:eastAsia="MS Pゴシック" w:hAnsi="MS Pゴシック"/>
+                <w:b w:val="false"/>
+                <w:bCs w:val="false"/>
+                <w:color w:val="1A1A1A"/>
+                <w:sz w:val="18"/>
+                <w:szCs w:val="18"/>
+              </w:rPr>
+              <w:t xml:space="preserve">2.47倍</w:t>
+            </w:r>
+          </w:p>
+        </w:tc>
+        <w:tc>
+          <w:tcPr>
+            <w:tcW w:type="dxa" w:w="880"/>
+            <w:shd w:fill="F4F7F7" w:color="auto" w:val="clear"/>
+            <w:tcMar>
+              <w:top w:type="dxa" w:w="60"/>
+              <w:left w:type="dxa" w:w="90"/>
+              <w:bottom w:type="dxa" w:w="60"/>
+              <w:right w:type="dxa" w:w="90"/>
+            </w:tcMar>
+            <w:vAlign w:val="center"/>
+          </w:tcPr>
+          <w:p>
+            <w:pPr>
+              <w:spacing w:after="0" w:line="260"/>
+              <w:jc w:val="right"/>
+            </w:pPr>
+            <w:r>
+              <w:rPr>
+                <w:rFonts w:ascii="MS Pゴシック" w:cs="MS Pゴシック" w:eastAsia="MS Pゴシック" w:hAnsi="MS Pゴシック"/>
+                <w:b w:val="false"/>
+                <w:bCs w:val="false"/>
+                <w:color w:val="1A1A1A"/>
+                <w:sz w:val="18"/>
+                <w:szCs w:val="18"/>
+              </w:rPr>
+              <w:t xml:space="preserve">+5.0%</w:t>
+            </w:r>
+          </w:p>
+        </w:tc>
+        <w:tc>
+          <w:tcPr>
+            <w:tcW w:type="dxa" w:w="1000"/>
+            <w:shd w:fill="F4F7F7" w:color="auto" w:val="clear"/>
+            <w:tcMar>
+              <w:top w:type="dxa" w:w="60"/>
+              <w:left w:type="dxa" w:w="90"/>
+              <w:bottom w:type="dxa" w:w="60"/>
+              <w:right w:type="dxa" w:w="90"/>
+            </w:tcMar>
+            <w:vAlign w:val="center"/>
+          </w:tcPr>
+          <w:p>
+            <w:pPr>
+              <w:spacing w:after="0" w:line="260"/>
+              <w:jc w:val="right"/>
+            </w:pPr>
+            <w:r>
+              <w:rPr>
+                <w:rFonts w:ascii="MS Pゴシック" w:cs="MS Pゴシック" w:eastAsia="MS Pゴシック" w:hAnsi="MS Pゴシック"/>
+                <w:b w:val="false"/>
+                <w:bCs w:val="false"/>
+                <w:color w:val="1A1A1A"/>
+                <w:sz w:val="18"/>
+                <w:szCs w:val="18"/>
+              </w:rPr>
+              <w:t xml:space="preserve">+19.3%</w:t>
+            </w:r>
+          </w:p>
+        </w:tc>
+        <w:tc>
+          <w:tcPr>
+            <w:tcW w:type="dxa" w:w="1000"/>
+            <w:shd w:fill="F4F7F7" w:color="auto" w:val="clear"/>
+            <w:tcMar>
+              <w:top w:type="dxa" w:w="60"/>
+              <w:left w:type="dxa" w:w="90"/>
+              <w:bottom w:type="dxa" w:w="60"/>
+              <w:right w:type="dxa" w:w="90"/>
+            </w:tcMar>
+            <w:vAlign w:val="center"/>
+          </w:tcPr>
+          <w:p>
+            <w:pPr>
+              <w:spacing w:after="0" w:line="260"/>
+              <w:jc w:val="right"/>
+            </w:pPr>
+            <w:r>
+              <w:rPr>
+                <w:rFonts w:ascii="MS Pゴシック" w:cs="MS Pゴシック" w:eastAsia="MS Pゴシック" w:hAnsi="MS Pゴシック"/>
+                <w:b w:val="false"/>
+                <w:bCs w:val="false"/>
+                <w:color w:val="1A1A1A"/>
+                <w:sz w:val="18"/>
+                <w:szCs w:val="18"/>
+              </w:rPr>
+              <w:t xml:space="preserve">+9.9%</w:t>
+            </w:r>
+          </w:p>
+        </w:tc>
+        <w:tc>
+          <w:tcPr>
+            <w:tcW w:type="dxa" w:w="1000"/>
+            <w:shd w:fill="F4F7F7" w:color="auto" w:val="clear"/>
+            <w:tcMar>
+              <w:top w:type="dxa" w:w="60"/>
+              <w:left w:type="dxa" w:w="90"/>
+              <w:bottom w:type="dxa" w:w="60"/>
+              <w:right w:type="dxa" w:w="90"/>
+            </w:tcMar>
+            <w:vAlign w:val="center"/>
+          </w:tcPr>
+          <w:p>
+            <w:pPr>
+              <w:spacing w:after="0" w:line="260"/>
+              <w:jc w:val="right"/>
+            </w:pPr>
+            <w:r>
+              <w:rPr>
+                <w:rFonts w:ascii="MS Pゴシック" w:cs="MS Pゴシック" w:eastAsia="MS Pゴシック" w:hAnsi="MS Pゴシック"/>
+                <w:b w:val="false"/>
+                <w:bCs w:val="false"/>
+                <w:color w:val="1A1A1A"/>
+                <w:sz w:val="18"/>
+                <w:szCs w:val="18"/>
+              </w:rPr>
+              <w:t xml:space="preserve">+5.8%</w:t>
+            </w:r>
+          </w:p>
+        </w:tc>
+        <w:tc>
+          <w:tcPr>
+            <w:tcW w:type="dxa" w:w="1220"/>
+            <w:shd w:fill="F4F7F7" w:color="auto" w:val="clear"/>
+            <w:tcMar>
+              <w:top w:type="dxa" w:w="60"/>
+              <w:left w:type="dxa" w:w="90"/>
+              <w:bottom w:type="dxa" w:w="60"/>
+              <w:right w:type="dxa" w:w="90"/>
+            </w:tcMar>
+            <w:vAlign w:val="center"/>
+          </w:tcPr>
+          <w:p>
+            <w:pPr>
+              <w:spacing w:after="0" w:line="260"/>
+              <w:jc w:val="right"/>
+            </w:pPr>
+            <w:r>
+              <w:rPr>
+                <w:rFonts w:ascii="MS Pゴシック" w:cs="MS Pゴシック" w:eastAsia="MS Pゴシック" w:hAnsi="MS Pゴシック"/>
+                <w:b w:val="false"/>
+                <w:bCs w:val="false"/>
+                <w:color w:val="1A1A1A"/>
+                <w:sz w:val="18"/>
+                <w:szCs w:val="18"/>
+              </w:rPr>
+              <w:t xml:space="preserve">+9.91%</w:t>
+            </w:r>
+          </w:p>
+        </w:tc>
+      </w:tr>
+      <w:tr>
+        <w:tc>
+          <w:tcPr>
+            <w:tcW w:type="dxa" w:w="1200"/>
+            <w:tcMar>
+              <w:top w:type="dxa" w:w="60"/>
+              <w:left w:type="dxa" w:w="90"/>
+              <w:bottom w:type="dxa" w:w="60"/>
+              <w:right w:type="dxa" w:w="90"/>
+            </w:tcMar>
+            <w:vAlign w:val="center"/>
+          </w:tcPr>
+          <w:p>
+            <w:pPr>
+              <w:spacing w:after="0" w:line="260"/>
+              <w:jc w:val="left"/>
+            </w:pPr>
+            <w:r>
+              <w:rPr>
+                <w:rFonts w:ascii="MS Pゴシック" w:cs="MS Pゴシック" w:eastAsia="MS Pゴシック" w:hAnsi="MS Pゴシック"/>
+                <w:b w:val="false"/>
+                <w:bCs w:val="false"/>
+                <w:color w:val="1A1A1A"/>
+                <w:sz w:val="18"/>
+                <w:szCs w:val="18"/>
+              </w:rPr>
+              <w:t xml:space="preserve">1,109円</w:t>
+            </w:r>
+          </w:p>
+        </w:tc>
+        <w:tc>
+          <w:tcPr>
+            <w:tcW w:type="dxa" w:w="900"/>
+            <w:tcMar>
+              <w:top w:type="dxa" w:w="60"/>
+              <w:left w:type="dxa" w:w="90"/>
+              <w:bottom w:type="dxa" w:w="60"/>
+              <w:right w:type="dxa" w:w="90"/>
+            </w:tcMar>
+            <w:vAlign w:val="center"/>
+          </w:tcPr>
+          <w:p>
+            <w:pPr>
+              <w:spacing w:after="0" w:line="260"/>
+              <w:jc w:val="right"/>
+            </w:pPr>
+            <w:r>
+              <w:rPr>
+                <w:rFonts w:ascii="MS Pゴシック" w:cs="MS Pゴシック" w:eastAsia="MS Pゴシック" w:hAnsi="MS Pゴシック"/>
+                <w:b w:val="false"/>
+                <w:bCs w:val="false"/>
+                <w:color w:val="1A1A1A"/>
+                <w:sz w:val="18"/>
+                <w:szCs w:val="18"/>
+              </w:rPr>
+              <w:t xml:space="preserve">73円</w:t>
+            </w:r>
+          </w:p>
+        </w:tc>
+        <w:tc>
+          <w:tcPr>
+            <w:tcW w:type="dxa" w:w="1000"/>
+            <w:tcMar>
+              <w:top w:type="dxa" w:w="60"/>
+              <w:left w:type="dxa" w:w="90"/>
+              <w:bottom w:type="dxa" w:w="60"/>
+              <w:right w:type="dxa" w:w="90"/>
+            </w:tcMar>
+            <w:vAlign w:val="center"/>
+          </w:tcPr>
+          <w:p>
+            <w:pPr>
+              <w:spacing w:after="0" w:line="260"/>
+              <w:jc w:val="right"/>
+            </w:pPr>
+            <w:r>
+              <w:rPr>
+                <w:rFonts w:ascii="MS Pゴシック" w:cs="MS Pゴシック" w:eastAsia="MS Pゴシック" w:hAnsi="MS Pゴシック"/>
+                <w:b w:val="false"/>
+                <w:bCs w:val="false"/>
+                <w:color w:val="1A1A1A"/>
+                <w:sz w:val="18"/>
+                <w:szCs w:val="18"/>
+              </w:rPr>
+              <w:t xml:space="preserve">170円</w:t>
+            </w:r>
+          </w:p>
+        </w:tc>
+        <w:tc>
+          <w:tcPr>
+            <w:tcW w:type="dxa" w:w="1000"/>
+            <w:tcMar>
+              <w:top w:type="dxa" w:w="60"/>
+              <w:left w:type="dxa" w:w="90"/>
+              <w:bottom w:type="dxa" w:w="60"/>
+              <w:right w:type="dxa" w:w="90"/>
+            </w:tcMar>
+            <w:vAlign w:val="center"/>
+          </w:tcPr>
+          <w:p>
+            <w:pPr>
+              <w:spacing w:after="0" w:line="260"/>
+              <w:jc w:val="right"/>
+            </w:pPr>
+            <w:r>
+              <w:rPr>
+                <w:rFonts w:ascii="MS Pゴシック" w:cs="MS Pゴシック" w:eastAsia="MS Pゴシック" w:hAnsi="MS Pゴシック"/>
+                <w:b w:val="false"/>
+                <w:bCs w:val="false"/>
+                <w:color w:val="1A1A1A"/>
+                <w:sz w:val="18"/>
+                <w:szCs w:val="18"/>
+              </w:rPr>
+              <w:t xml:space="preserve">2.33倍</w:t>
+            </w:r>
+          </w:p>
+        </w:tc>
+        <w:tc>
+          <w:tcPr>
+            <w:tcW w:type="dxa" w:w="880"/>
+            <w:tcMar>
+              <w:top w:type="dxa" w:w="60"/>
+              <w:left w:type="dxa" w:w="90"/>
+              <w:bottom w:type="dxa" w:w="60"/>
+              <w:right w:type="dxa" w:w="90"/>
+            </w:tcMar>
+            <w:vAlign w:val="center"/>
+          </w:tcPr>
+          <w:p>
+            <w:pPr>
+              <w:spacing w:after="0" w:line="260"/>
+              <w:jc w:val="right"/>
+            </w:pPr>
+            <w:r>
+              <w:rPr>
+                <w:rFonts w:ascii="MS Pゴシック" w:cs="MS Pゴシック" w:eastAsia="MS Pゴシック" w:hAnsi="MS Pゴシック"/>
+                <w:b w:val="false"/>
+                <w:bCs w:val="false"/>
+                <w:color w:val="1A1A1A"/>
+                <w:sz w:val="18"/>
+                <w:szCs w:val="18"/>
+              </w:rPr>
+              <w:t xml:space="preserve">+10.0%</w:t>
+            </w:r>
+          </w:p>
+        </w:tc>
+        <w:tc>
+          <w:tcPr>
+            <w:tcW w:type="dxa" w:w="1000"/>
+            <w:tcMar>
+              <w:top w:type="dxa" w:w="60"/>
+              <w:left w:type="dxa" w:w="90"/>
+              <w:bottom w:type="dxa" w:w="60"/>
+              <w:right w:type="dxa" w:w="90"/>
+            </w:tcMar>
+            <w:vAlign w:val="center"/>
+          </w:tcPr>
+          <w:p>
+            <w:pPr>
+              <w:spacing w:after="0" w:line="260"/>
+              <w:jc w:val="right"/>
+            </w:pPr>
+            <w:r>
+              <w:rPr>
+                <w:rFonts w:ascii="MS Pゴシック" w:cs="MS Pゴシック" w:eastAsia="MS Pゴシック" w:hAnsi="MS Pゴシック"/>
+                <w:b w:val="false"/>
+                <w:bCs w:val="false"/>
+                <w:color w:val="1A1A1A"/>
+                <w:sz w:val="18"/>
+                <w:szCs w:val="18"/>
+              </w:rPr>
+              <w:t xml:space="preserve">+23.6%</w:t>
+            </w:r>
+          </w:p>
+        </w:tc>
+        <w:tc>
+          <w:tcPr>
+            <w:tcW w:type="dxa" w:w="1000"/>
+            <w:tcMar>
+              <w:top w:type="dxa" w:w="60"/>
+              <w:left w:type="dxa" w:w="90"/>
+              <w:bottom w:type="dxa" w:w="60"/>
+              <w:right w:type="dxa" w:w="90"/>
+            </w:tcMar>
+            <w:vAlign w:val="center"/>
+          </w:tcPr>
+          <w:p>
+            <w:pPr>
+              <w:spacing w:after="0" w:line="260"/>
+              <w:jc w:val="right"/>
+            </w:pPr>
+            <w:r>
+              <w:rPr>
+                <w:rFonts w:ascii="MS Pゴシック" w:cs="MS Pゴシック" w:eastAsia="MS Pゴシック" w:hAnsi="MS Pゴシック"/>
+                <w:b w:val="false"/>
+                <w:bCs w:val="false"/>
+                <w:color w:val="1A1A1A"/>
+                <w:sz w:val="18"/>
+                <w:szCs w:val="18"/>
+              </w:rPr>
+              <w:t xml:space="preserve">+8.2%</w:t>
+            </w:r>
+          </w:p>
+        </w:tc>
+        <w:tc>
+          <w:tcPr>
+            <w:tcW w:type="dxa" w:w="1000"/>
+            <w:tcMar>
+              <w:top w:type="dxa" w:w="60"/>
+              <w:left w:type="dxa" w:w="90"/>
+              <w:bottom w:type="dxa" w:w="60"/>
+              <w:right w:type="dxa" w:w="90"/>
+            </w:tcMar>
+            <w:vAlign w:val="center"/>
+          </w:tcPr>
+          <w:p>
+            <w:pPr>
+              <w:spacing w:after="0" w:line="260"/>
+              <w:jc w:val="right"/>
+            </w:pPr>
+            <w:r>
+              <w:rPr>
+                <w:rFonts w:ascii="MS Pゴシック" w:cs="MS Pゴシック" w:eastAsia="MS Pゴシック" w:hAnsi="MS Pゴシック"/>
+                <w:b w:val="false"/>
+                <w:bCs w:val="false"/>
+                <w:color w:val="1A1A1A"/>
+                <w:sz w:val="18"/>
+                <w:szCs w:val="18"/>
+              </w:rPr>
+              <w:t xml:space="preserve">+1.5%</w:t>
+            </w:r>
+          </w:p>
+        </w:tc>
+        <w:tc>
+          <w:tcPr>
+            <w:tcW w:type="dxa" w:w="1220"/>
+            <w:tcMar>
+              <w:top w:type="dxa" w:w="60"/>
+              <w:left w:type="dxa" w:w="90"/>
+              <w:bottom w:type="dxa" w:w="60"/>
+              <w:right w:type="dxa" w:w="90"/>
+            </w:tcMar>
+            <w:vAlign w:val="center"/>
+          </w:tcPr>
+          <w:p>
+            <w:pPr>
+              <w:spacing w:after="0" w:line="260"/>
+              <w:jc w:val="right"/>
+            </w:pPr>
+            <w:r>
+              <w:rPr>
+                <w:rFonts w:ascii="MS Pゴシック" w:cs="MS Pゴシック" w:eastAsia="MS Pゴシック" w:hAnsi="MS Pゴシック"/>
+                <w:b w:val="false"/>
+                <w:bCs w:val="false"/>
+                <w:color w:val="1A1A1A"/>
+                <w:sz w:val="18"/>
+                <w:szCs w:val="18"/>
+              </w:rPr>
+              <w:t xml:space="preserve">+10.02%</w:t>
+            </w:r>
+          </w:p>
+        </w:tc>
+      </w:tr>
+      <w:tr>
+        <w:tc>
+          <w:tcPr>
+            <w:tcW w:type="dxa" w:w="1200"/>
+            <w:shd w:fill="F4F7F7" w:color="auto" w:val="clear"/>
+            <w:tcMar>
+              <w:top w:type="dxa" w:w="60"/>
+              <w:left w:type="dxa" w:w="90"/>
+              <w:bottom w:type="dxa" w:w="60"/>
+              <w:right w:type="dxa" w:w="90"/>
+            </w:tcMar>
+            <w:vAlign w:val="center"/>
+          </w:tcPr>
+          <w:p>
+            <w:pPr>
+              <w:spacing w:after="0" w:line="260"/>
+              <w:jc w:val="left"/>
+            </w:pPr>
+            <w:r>
+              <w:rPr>
+                <w:rFonts w:ascii="MS Pゴシック" w:cs="MS Pゴシック" w:eastAsia="MS Pゴシック" w:hAnsi="MS Pゴシック"/>
+                <w:b w:val="false"/>
+                <w:bCs w:val="false"/>
+                <w:color w:val="1A1A1A"/>
+                <w:sz w:val="18"/>
+                <w:szCs w:val="18"/>
+              </w:rPr>
+              <w:t xml:space="preserve">1,159円</w:t>
+            </w:r>
+          </w:p>
+        </w:tc>
+        <w:tc>
+          <w:tcPr>
+            <w:tcW w:type="dxa" w:w="900"/>
+            <w:shd w:fill="F4F7F7" w:color="auto" w:val="clear"/>
+            <w:tcMar>
+              <w:top w:type="dxa" w:w="60"/>
+              <w:left w:type="dxa" w:w="90"/>
+              <w:bottom w:type="dxa" w:w="60"/>
+              <w:right w:type="dxa" w:w="90"/>
+            </w:tcMar>
+            <w:vAlign w:val="center"/>
+          </w:tcPr>
+          <w:p>
+            <w:pPr>
+              <w:spacing w:after="0" w:line="260"/>
+              <w:jc w:val="right"/>
+            </w:pPr>
+            <w:r>
+              <w:rPr>
+                <w:rFonts w:ascii="MS Pゴシック" w:cs="MS Pゴシック" w:eastAsia="MS Pゴシック" w:hAnsi="MS Pゴシック"/>
+                <w:b w:val="false"/>
+                <w:bCs w:val="false"/>
+                <w:color w:val="1A1A1A"/>
+                <w:sz w:val="18"/>
+                <w:szCs w:val="18"/>
+              </w:rPr>
+              <w:t xml:space="preserve">73円</w:t>
+            </w:r>
+          </w:p>
+        </w:tc>
+        <w:tc>
+          <w:tcPr>
+            <w:tcW w:type="dxa" w:w="1000"/>
+            <w:shd w:fill="F4F7F7" w:color="auto" w:val="clear"/>
+            <w:tcMar>
+              <w:top w:type="dxa" w:w="60"/>
+              <w:left w:type="dxa" w:w="90"/>
+              <w:bottom w:type="dxa" w:w="60"/>
+              <w:right w:type="dxa" w:w="90"/>
+            </w:tcMar>
+            <w:vAlign w:val="center"/>
+          </w:tcPr>
+          <w:p>
+            <w:pPr>
+              <w:spacing w:after="0" w:line="260"/>
+              <w:jc w:val="right"/>
+            </w:pPr>
+            <w:r>
+              <w:rPr>
+                <w:rFonts w:ascii="MS Pゴシック" w:cs="MS Pゴシック" w:eastAsia="MS Pゴシック" w:hAnsi="MS Pゴシック"/>
+                <w:b w:val="false"/>
+                <w:bCs w:val="false"/>
+                <w:color w:val="1A1A1A"/>
+                <w:sz w:val="18"/>
+                <w:szCs w:val="18"/>
+              </w:rPr>
+              <w:t xml:space="preserve">160円</w:t>
+            </w:r>
+          </w:p>
+        </w:tc>
+        <w:tc>
+          <w:tcPr>
+            <w:tcW w:type="dxa" w:w="1000"/>
+            <w:shd w:fill="F4F7F7" w:color="auto" w:val="clear"/>
+            <w:tcMar>
+              <w:top w:type="dxa" w:w="60"/>
+              <w:left w:type="dxa" w:w="90"/>
+              <w:bottom w:type="dxa" w:w="60"/>
+              <w:right w:type="dxa" w:w="90"/>
+            </w:tcMar>
+            <w:vAlign w:val="center"/>
+          </w:tcPr>
+          <w:p>
+            <w:pPr>
+              <w:spacing w:after="0" w:line="260"/>
+              <w:jc w:val="right"/>
+            </w:pPr>
+            <w:r>
+              <w:rPr>
+                <w:rFonts w:ascii="MS Pゴシック" w:cs="MS Pゴシック" w:eastAsia="MS Pゴシック" w:hAnsi="MS Pゴシック"/>
+                <w:b w:val="false"/>
+                <w:bCs w:val="false"/>
+                <w:color w:val="1A1A1A"/>
+                <w:sz w:val="18"/>
+                <w:szCs w:val="18"/>
+              </w:rPr>
+              <w:t xml:space="preserve">2.19倍</w:t>
+            </w:r>
+          </w:p>
+        </w:tc>
+        <w:tc>
+          <w:tcPr>
+            <w:tcW w:type="dxa" w:w="880"/>
+            <w:shd w:fill="F4F7F7" w:color="auto" w:val="clear"/>
+            <w:tcMar>
+              <w:top w:type="dxa" w:w="60"/>
+              <w:left w:type="dxa" w:w="90"/>
+              <w:bottom w:type="dxa" w:w="60"/>
+              <w:right w:type="dxa" w:w="90"/>
+            </w:tcMar>
+            <w:vAlign w:val="center"/>
+          </w:tcPr>
+          <w:p>
+            <w:pPr>
+              <w:spacing w:after="0" w:line="260"/>
+              <w:jc w:val="right"/>
+            </w:pPr>
+            <w:r>
+              <w:rPr>
+                <w:rFonts w:ascii="MS Pゴシック" w:cs="MS Pゴシック" w:eastAsia="MS Pゴシック" w:hAnsi="MS Pゴシック"/>
+                <w:b w:val="false"/>
+                <w:bCs w:val="false"/>
+                <w:color w:val="1A1A1A"/>
+                <w:sz w:val="18"/>
+                <w:szCs w:val="18"/>
+              </w:rPr>
+              <w:t xml:space="preserve">+15.0%</w:t>
+            </w:r>
+          </w:p>
+        </w:tc>
+        <w:tc>
+          <w:tcPr>
+            <w:tcW w:type="dxa" w:w="1000"/>
+            <w:shd w:fill="F4F7F7" w:color="auto" w:val="clear"/>
+            <w:tcMar>
+              <w:top w:type="dxa" w:w="60"/>
+              <w:left w:type="dxa" w:w="90"/>
+              <w:bottom w:type="dxa" w:w="60"/>
+              <w:right w:type="dxa" w:w="90"/>
+            </w:tcMar>
+            <w:vAlign w:val="center"/>
+          </w:tcPr>
+          <w:p>
+            <w:pPr>
+              <w:spacing w:after="0" w:line="260"/>
+              <w:jc w:val="right"/>
+            </w:pPr>
+            <w:r>
+              <w:rPr>
+                <w:rFonts w:ascii="MS Pゴシック" w:cs="MS Pゴシック" w:eastAsia="MS Pゴシック" w:hAnsi="MS Pゴシック"/>
+                <w:b w:val="false"/>
+                <w:bCs w:val="false"/>
+                <w:color w:val="1A1A1A"/>
+                <w:sz w:val="18"/>
+                <w:szCs w:val="18"/>
+              </w:rPr>
+              <w:t xml:space="preserve">+27.7%</w:t>
+            </w:r>
+          </w:p>
+        </w:tc>
+        <w:tc>
+          <w:tcPr>
+            <w:tcW w:type="dxa" w:w="1000"/>
+            <w:shd w:fill="F4F7F7" w:color="auto" w:val="clear"/>
+            <w:tcMar>
+              <w:top w:type="dxa" w:w="60"/>
+              <w:left w:type="dxa" w:w="90"/>
+              <w:bottom w:type="dxa" w:w="60"/>
+              <w:right w:type="dxa" w:w="90"/>
+            </w:tcMar>
+            <w:vAlign w:val="center"/>
+          </w:tcPr>
+          <w:p>
+            <w:pPr>
+              <w:spacing w:after="0" w:line="260"/>
+              <w:jc w:val="right"/>
+            </w:pPr>
+            <w:r>
+              <w:rPr>
+                <w:rFonts w:ascii="MS Pゴシック" w:cs="MS Pゴシック" w:eastAsia="MS Pゴシック" w:hAnsi="MS Pゴシック"/>
+                <w:b w:val="false"/>
+                <w:bCs w:val="false"/>
+                <w:color w:val="1A1A1A"/>
+                <w:sz w:val="18"/>
+                <w:szCs w:val="18"/>
+              </w:rPr>
+              <w:t xml:space="preserve">+6.5%</w:t>
+            </w:r>
+          </w:p>
+        </w:tc>
+        <w:tc>
+          <w:tcPr>
+            <w:tcW w:type="dxa" w:w="1000"/>
+            <w:shd w:fill="F4F7F7" w:color="auto" w:val="clear"/>
+            <w:tcMar>
+              <w:top w:type="dxa" w:w="60"/>
+              <w:left w:type="dxa" w:w="90"/>
+              <w:bottom w:type="dxa" w:w="60"/>
+              <w:right w:type="dxa" w:w="90"/>
+            </w:tcMar>
+            <w:vAlign w:val="center"/>
+          </w:tcPr>
+          <w:p>
+            <w:pPr>
+              <w:spacing w:after="0" w:line="260"/>
+              <w:jc w:val="right"/>
+            </w:pPr>
+            <w:r>
+              <w:rPr>
+                <w:rFonts w:ascii="MS Pゴシック" w:cs="MS Pゴシック" w:eastAsia="MS Pゴシック" w:hAnsi="MS Pゴシック"/>
+                <w:b w:val="false"/>
+                <w:bCs w:val="false"/>
+                <w:color w:val="1A1A1A"/>
+                <w:sz w:val="18"/>
+                <w:szCs w:val="18"/>
+              </w:rPr>
+              <w:t xml:space="preserve">−2.8%</w:t>
+            </w:r>
+          </w:p>
+        </w:tc>
+        <w:tc>
+          <w:tcPr>
+            <w:tcW w:type="dxa" w:w="1220"/>
+            <w:shd w:fill="F4F7F7" w:color="auto" w:val="clear"/>
+            <w:tcMar>
+              <w:top w:type="dxa" w:w="60"/>
+              <w:left w:type="dxa" w:w="90"/>
+              <w:bottom w:type="dxa" w:w="60"/>
+              <w:right w:type="dxa" w:w="90"/>
+            </w:tcMar>
+            <w:vAlign w:val="center"/>
+          </w:tcPr>
+          <w:p>
+            <w:pPr>
+              <w:spacing w:after="0" w:line="260"/>
+              <w:jc w:val="right"/>
+            </w:pPr>
+            <w:r>
+              <w:rPr>
+                <w:rFonts w:ascii="MS Pゴシック" w:cs="MS Pゴシック" w:eastAsia="MS Pゴシック" w:hAnsi="MS Pゴシック"/>
+                <w:b w:val="false"/>
+                <w:bCs w:val="false"/>
+                <w:color w:val="1A1A1A"/>
+                <w:sz w:val="18"/>
+                <w:szCs w:val="18"/>
+              </w:rPr>
+              <w:t xml:space="preserve">+10.10%</w:t>
+            </w:r>
+          </w:p>
+        </w:tc>
+      </w:tr>
+    </w:tbl>
+    <w:p>
+      <w:pPr>
+        <w:spacing w:after="200" w:before="40"/>
+      </w:pPr>
+      <w:r>
+        <w:rPr>
+          <w:rFonts w:ascii="MS Pゴシック" w:cs="MS Pゴシック" w:eastAsia="MS Pゴシック" w:hAnsi="MS Pゴシック"/>
+          <w:color w:val="5F6F74"/>
+          <w:sz w:val="17"/>
+          <w:szCs w:val="17"/>
+        </w:rPr>
+        <w:t xml:space="preserve">6〜10㎥は73円（B案の水準）、51㎥〜は220円に固定し、11〜50㎥を平均増収率が約10%になるよう逆算した。平年度増収額は順に4,478,920円／4,414,533円／4,467,578円／4,501,679円、経費回収率はいずれも54.4〜54.5%である。</w:t>
+      </w:r>
+    </w:p>
+    <w:tbl>
+      <w:tblPr>
+        <w:tblW w:type="dxa" w:w="9600"/>
+        <w:tblBorders>
+          <w:top w:val="single" w:color="E0CBBC" w:sz="4"/>
+          <w:left w:val="single" w:color="CF5B1A" w:sz="18"/>
+          <w:bottom w:val="single" w:color="E0CBBC" w:sz="4"/>
+          <w:right w:val="single" w:color="E0CBBC" w:sz="4"/>
+          <w:insideH w:val="none"/>
+          <w:insideV w:val="none"/>
+        </w:tblBorders>
+      </w:tblPr>
+      <w:tblGrid>
+        <w:gridCol w:w="9600"/>
+      </w:tblGrid>
+      <w:tr>
+        <w:tc>
+          <w:tcPr>
+            <w:tcW w:type="dxa" w:w="9600"/>
+            <w:shd w:fill="FDF6F1" w:color="auto" w:val="clear"/>
+            <w:tcMar>
+              <w:top w:type="dxa" w:w="140"/>
+              <w:left w:type="dxa" w:w="180"/>
+              <w:bottom w:type="dxa" w:w="140"/>
+              <w:right w:type="dxa" w:w="160"/>
+            </w:tcMar>
+          </w:tcPr>
+          <w:p>
+            <w:pPr>
+              <w:spacing w:after="70"/>
+            </w:pPr>
+            <w:r>
+              <w:rPr>
+                <w:rFonts w:ascii="MS Pゴシック" w:cs="MS Pゴシック" w:eastAsia="MS Pゴシック" w:hAnsi="MS Pゴシック"/>
+                <w:b/>
+                <w:bCs/>
+                <w:color w:val="CF5B1A"/>
+                <w:sz w:val="18"/>
+                <w:szCs w:val="18"/>
+              </w:rPr>
+              <w:t xml:space="preserve">基本使用料を上げるほど負担は月10㎥前後に集中し、大口は軽くなる</w:t>
+            </w:r>
+          </w:p>
+          <w:p>
+            <w:pPr>
+              <w:spacing w:after="60" w:line="290"/>
+            </w:pPr>
+            <w:r>
+              <w:rPr>
+                <w:rFonts w:ascii="MS Pゴシック" w:cs="MS Pゴシック" w:eastAsia="MS Pゴシック" w:hAnsi="MS Pゴシック"/>
+                <w:color w:val="1A1A1A"/>
+                <w:sz w:val="20"/>
+                <w:szCs w:val="20"/>
+              </w:rPr>
+              <w:t xml:space="preserve">基本使用料を上げると11〜50㎥を下げられるため、中位帯・大口の負担は軽くなる。基本使用料1,159円では月50㎥が−2.8%となり、215レコード（全体の2.3%）が減額になる。</w:t>
+            </w:r>
+          </w:p>
+          <w:p>
+            <w:pPr>
+              <w:spacing w:after="60" w:line="290"/>
+            </w:pPr>
+            <w:r>
+              <w:rPr>
+                <w:rFonts w:ascii="MS Pゴシック" w:cs="MS Pゴシック" w:eastAsia="MS Pゴシック" w:hAnsi="MS Pゴシック"/>
+                <w:color w:val="1A1A1A"/>
+                <w:sz w:val="20"/>
+                <w:szCs w:val="20"/>
+              </w:rPr>
+              <w:t xml:space="preserve">一方で月10㎥前後は、基本使用料の引上げと6〜10㎥単価の引上げを二重に受けるため+27.7%まで上がる。B案の+15.1%と比べて負担増が大きい。</w:t>
+            </w:r>
+          </w:p>
+          <w:p>
+            <w:pPr>
+              <w:spacing w:after="60" w:line="290"/>
+            </w:pPr>
+            <w:r>
+              <w:rPr>
+                <w:rFonts w:ascii="MS Pゴシック" w:cs="MS Pゴシック" w:eastAsia="MS Pゴシック" w:hAnsi="MS Pゴシック"/>
+                <w:color w:val="1A1A1A"/>
+                <w:sz w:val="20"/>
+                <w:szCs w:val="20"/>
+              </w:rPr>
+              <w:t xml:space="preserve">基本使用料の引上げは収入の安定（水量変動に左右されない）という利点があるが、本件の目的である「6〜10㎥区分の単価差の縮小」との相性はよくない。単価差を縮めながら基本使用料も上げると、同じ層に負担が二重に及ぶためである。</w:t>
+            </w:r>
+          </w:p>
+        </w:tc>
+      </w:tr>
+    </w:tbl>
+    <w:p>
+      <w:pPr>
+        <w:pStyle w:val="Heading2"/>
+        <w:keepNext/>
+        <w:spacing w:after="100" w:before="240"/>
+      </w:pPr>
+      <w:r>
+        <w:rPr>
+          <w:rFonts w:ascii="MS Pゴシック" w:cs="MS Pゴシック" w:eastAsia="MS Pゴシック" w:hAnsi="MS Pゴシック"/>
+          <w:b/>
+          <w:bCs/>
+          <w:color w:val="12939E"/>
+          <w:sz w:val="22"/>
+          <w:szCs w:val="22"/>
+        </w:rPr>
+        <w:t xml:space="preserve">6-2　料金区分を変える場合</w:t>
+      </w:r>
+    </w:p>
+    <w:p>
+      <w:pPr>
+        <w:spacing w:after="120" w:before="0" w:line="300"/>
+      </w:pPr>
+      <w:r>
+        <w:rPr>
+          <w:rFonts w:ascii="MS Pゴシック" w:cs="MS Pゴシック" w:eastAsia="MS Pゴシック" w:hAnsi="MS Pゴシック"/>
+          <w:color w:val="1A1A1A"/>
+          <w:sz w:val="21"/>
+          <w:szCs w:val="21"/>
+        </w:rPr>
+        <w:t xml:space="preserve">料金区分の切り方には、区分数・境界水量・基本水量という3つの変数がある。次表は代表的な変更案を、いずれも平均増収率が約10%になるよう単価を逆算して比較したものである。</w:t>
+      </w:r>
+    </w:p>
+    <w:p>
+      <w:pPr>
+        <w:keepNext/>
+        <w:spacing w:after="70" w:before="200"/>
+      </w:pPr>
+      <w:r>
+        <w:rPr>
+          <w:rFonts w:ascii="MS Pゴシック" w:cs="MS Pゴシック" w:eastAsia="MS Pゴシック" w:hAnsi="MS Pゴシック"/>
+          <w:b/>
+          <w:bCs/>
+          <w:color w:val="1A1A1A"/>
+          <w:sz w:val="19"/>
+          <w:szCs w:val="19"/>
+        </w:rPr>
+        <w:t xml:space="preserve">表15　料金区分を変えた場合の比較（いずれも平均増収率 約10%）</w:t>
+      </w:r>
+    </w:p>
+    <w:tbl>
+      <w:tblPr>
+        <w:tblW w:type="dxa" w:w="9600"/>
+        <w:tblBorders>
+          <w:top w:val="single" w:color="A9BEBE" w:sz="6"/>
+          <w:left w:val="single" w:color="A9BEBE" w:sz="6"/>
+          <w:bottom w:val="single" w:color="A9BEBE" w:sz="6"/>
+          <w:right w:val="single" w:color="A9BEBE" w:sz="6"/>
+          <w:insideH w:val="single" w:color="D3DEDE" w:sz="4"/>
+          <w:insideV w:val="single" w:color="D3DEDE" w:sz="4"/>
+        </w:tblBorders>
+      </w:tblPr>
+      <w:tblGrid>
+        <w:gridCol w:w="1800"/>
+        <w:gridCol w:w="2400"/>
+        <w:gridCol w:w="1420"/>
+        <w:gridCol w:w="1150"/>
+        <w:gridCol w:w="950"/>
+        <w:gridCol w:w="1180"/>
+      </w:tblGrid>
+      <w:tr>
+        <w:trPr>
+          <w:tblHeader/>
+        </w:trPr>
+        <w:tc>
+          <w:tcPr>
+            <w:tcW w:type="dxa" w:w="1800"/>
+            <w:shd w:fill="DCEBED" w:color="auto" w:val="clear"/>
+            <w:tcMar>
+              <w:top w:type="dxa" w:w="60"/>
+              <w:left w:type="dxa" w:w="90"/>
+              <w:bottom w:type="dxa" w:w="60"/>
+              <w:right w:type="dxa" w:w="90"/>
+            </w:tcMar>
+            <w:vAlign w:val="center"/>
+          </w:tcPr>
+          <w:p>
+            <w:pPr>
+              <w:spacing w:after="0" w:line="260"/>
+              <w:jc w:val="left"/>
+            </w:pPr>
+            <w:r>
+              <w:rPr>
+                <w:rFonts w:ascii="MS Pゴシック" w:cs="MS Pゴシック" w:eastAsia="MS Pゴシック" w:hAnsi="MS Pゴシック"/>
+                <w:b/>
+                <w:bCs/>
+                <w:color w:val="1A1A1A"/>
+                <w:sz w:val="18"/>
+                <w:szCs w:val="18"/>
+              </w:rPr>
+              <w:t xml:space="preserve">案</w:t>
+            </w:r>
+          </w:p>
+        </w:tc>
+        <w:tc>
+          <w:tcPr>
+            <w:tcW w:type="dxa" w:w="2400"/>
+            <w:shd w:fill="DCEBED" w:color="auto" w:val="clear"/>
+            <w:tcMar>
+              <w:top w:type="dxa" w:w="60"/>
+              <w:left w:type="dxa" w:w="90"/>
+              <w:bottom w:type="dxa" w:w="60"/>
+              <w:right w:type="dxa" w:w="90"/>
+            </w:tcMar>
+            <w:vAlign w:val="center"/>
+          </w:tcPr>
+          <w:p>
+            <w:pPr>
+              <w:spacing w:after="0" w:line="260"/>
+              <w:jc w:val="center"/>
+            </w:pPr>
+            <w:r>
+              <w:rPr>
+                <w:rFonts w:ascii="MS Pゴシック" w:cs="MS Pゴシック" w:eastAsia="MS Pゴシック" w:hAnsi="MS Pゴシック"/>
+                <w:b/>
+                <w:bCs/>
+                <w:color w:val="1A1A1A"/>
+                <w:sz w:val="18"/>
+                <w:szCs w:val="18"/>
+              </w:rPr>
+              <w:t xml:space="preserve">構成（基本使用料／基本水量／従量単価・税抜）</w:t>
+            </w:r>
+          </w:p>
+        </w:tc>
+        <w:tc>
+          <w:tcPr>
+            <w:tcW w:type="dxa" w:w="1420"/>
+            <w:shd w:fill="DCEBED" w:color="auto" w:val="clear"/>
+            <w:tcMar>
+              <w:top w:type="dxa" w:w="60"/>
+              <w:left w:type="dxa" w:w="90"/>
+              <w:bottom w:type="dxa" w:w="60"/>
+              <w:right w:type="dxa" w:w="90"/>
+            </w:tcMar>
+            <w:vAlign w:val="center"/>
+          </w:tcPr>
+          <w:p>
+            <w:pPr>
+              <w:spacing w:after="0" w:line="260"/>
+              <w:jc w:val="center"/>
+            </w:pPr>
+            <w:r>
+              <w:rPr>
+                <w:rFonts w:ascii="MS Pゴシック" w:cs="MS Pゴシック" w:eastAsia="MS Pゴシック" w:hAnsi="MS Pゴシック"/>
+                <w:b/>
+                <w:bCs/>
+                <w:color w:val="1A1A1A"/>
+                <w:sz w:val="18"/>
+                <w:szCs w:val="18"/>
+              </w:rPr>
+              <w:t xml:space="preserve">平年度増収額</w:t>
+            </w:r>
+          </w:p>
+        </w:tc>
+        <w:tc>
+          <w:tcPr>
+            <w:tcW w:type="dxa" w:w="1150"/>
+            <w:shd w:fill="DCEBED" w:color="auto" w:val="clear"/>
+            <w:tcMar>
+              <w:top w:type="dxa" w:w="60"/>
+              <w:left w:type="dxa" w:w="90"/>
+              <w:bottom w:type="dxa" w:w="60"/>
+              <w:right w:type="dxa" w:w="90"/>
+            </w:tcMar>
+            <w:vAlign w:val="center"/>
+          </w:tcPr>
+          <w:p>
+            <w:pPr>
+              <w:spacing w:after="0" w:line="260"/>
+              <w:jc w:val="center"/>
+            </w:pPr>
+            <w:r>
+              <w:rPr>
+                <w:rFonts w:ascii="MS Pゴシック" w:cs="MS Pゴシック" w:eastAsia="MS Pゴシック" w:hAnsi="MS Pゴシック"/>
+                <w:b/>
+                <w:bCs/>
+                <w:color w:val="1A1A1A"/>
+                <w:sz w:val="18"/>
+                <w:szCs w:val="18"/>
+              </w:rPr>
+              <w:t xml:space="preserve">平均増収率</w:t>
+            </w:r>
+          </w:p>
+        </w:tc>
+        <w:tc>
+          <w:tcPr>
+            <w:tcW w:type="dxa" w:w="950"/>
+            <w:shd w:fill="DCEBED" w:color="auto" w:val="clear"/>
+            <w:tcMar>
+              <w:top w:type="dxa" w:w="60"/>
+              <w:left w:type="dxa" w:w="90"/>
+              <w:bottom w:type="dxa" w:w="60"/>
+              <w:right w:type="dxa" w:w="90"/>
+            </w:tcMar>
+            <w:vAlign w:val="center"/>
+          </w:tcPr>
+          <w:p>
+            <w:pPr>
+              <w:spacing w:after="0" w:line="260"/>
+              <w:jc w:val="center"/>
+            </w:pPr>
+            <w:r>
+              <w:rPr>
+                <w:rFonts w:ascii="MS Pゴシック" w:cs="MS Pゴシック" w:eastAsia="MS Pゴシック" w:hAnsi="MS Pゴシック"/>
+                <w:b/>
+                <w:bCs/>
+                <w:color w:val="1A1A1A"/>
+                <w:sz w:val="18"/>
+                <w:szCs w:val="18"/>
+              </w:rPr>
+              <w:t xml:space="preserve">経費回収率</w:t>
+            </w:r>
+          </w:p>
+        </w:tc>
+        <w:tc>
+          <w:tcPr>
+            <w:tcW w:type="dxa" w:w="1180"/>
+            <w:shd w:fill="DCEBED" w:color="auto" w:val="clear"/>
+            <w:tcMar>
+              <w:top w:type="dxa" w:w="60"/>
+              <w:left w:type="dxa" w:w="90"/>
+              <w:bottom w:type="dxa" w:w="60"/>
+              <w:right w:type="dxa" w:w="90"/>
+            </w:tcMar>
+            <w:vAlign w:val="center"/>
+          </w:tcPr>
+          <w:p>
+            <w:pPr>
+              <w:spacing w:after="0" w:line="260"/>
+              <w:jc w:val="center"/>
+            </w:pPr>
+            <w:r>
+              <w:rPr>
+                <w:rFonts w:ascii="MS Pゴシック" w:cs="MS Pゴシック" w:eastAsia="MS Pゴシック" w:hAnsi="MS Pゴシック"/>
+                <w:b/>
+                <w:bCs/>
+                <w:color w:val="1A1A1A"/>
+                <w:sz w:val="18"/>
+                <w:szCs w:val="18"/>
+              </w:rPr>
+              <w:t xml:space="preserve">負担が減るレコード</w:t>
+            </w:r>
+          </w:p>
+        </w:tc>
+      </w:tr>
+      <w:tr>
+        <w:tc>
+          <w:tcPr>
+            <w:tcW w:type="dxa" w:w="1800"/>
+            <w:shd w:fill="FBEAE0" w:color="auto" w:val="clear"/>
+            <w:tcMar>
+              <w:top w:type="dxa" w:w="60"/>
+              <w:left w:type="dxa" w:w="90"/>
+              <w:bottom w:type="dxa" w:w="60"/>
+              <w:right w:type="dxa" w:w="90"/>
+            </w:tcMar>
+            <w:vAlign w:val="center"/>
+          </w:tcPr>
+          <w:p>
+            <w:pPr>
+              <w:spacing w:after="0" w:line="260"/>
+              <w:jc w:val="left"/>
+            </w:pPr>
+            <w:r>
+              <w:rPr>
+                <w:rFonts w:ascii="MS Pゴシック" w:cs="MS Pゴシック" w:eastAsia="MS Pゴシック" w:hAnsi="MS Pゴシック"/>
+                <w:b/>
+                <w:bCs/>
+                <w:color w:val="1A1A1A"/>
+                <w:sz w:val="18"/>
+                <w:szCs w:val="18"/>
+              </w:rPr>
+              <w:t xml:space="preserve">B案（現行4区分・基準）</w:t>
+            </w:r>
+          </w:p>
+        </w:tc>
+        <w:tc>
+          <w:tcPr>
+            <w:tcW w:type="dxa" w:w="2400"/>
+            <w:shd w:fill="FBEAE0" w:color="auto" w:val="clear"/>
+            <w:tcMar>
+              <w:top w:type="dxa" w:w="60"/>
+              <w:left w:type="dxa" w:w="90"/>
+              <w:bottom w:type="dxa" w:w="60"/>
+              <w:right w:type="dxa" w:w="90"/>
+            </w:tcMar>
+            <w:vAlign w:val="center"/>
+          </w:tcPr>
+          <w:p>
+            <w:pPr>
+              <w:spacing w:after="0" w:line="260"/>
+              <w:jc w:val="right"/>
+            </w:pPr>
+            <w:r>
+              <w:rPr>
+                <w:rFonts w:ascii="MS Pゴシック" w:cs="MS Pゴシック" w:eastAsia="MS Pゴシック" w:hAnsi="MS Pゴシック"/>
+                <w:b/>
+                <w:bCs/>
+                <w:color w:val="1A1A1A"/>
+                <w:sz w:val="18"/>
+                <w:szCs w:val="18"/>
+              </w:rPr>
+              <w:t xml:space="preserve">1,008円／5㎥／73・191・220円</w:t>
+            </w:r>
+          </w:p>
+        </w:tc>
+        <w:tc>
+          <w:tcPr>
+            <w:tcW w:type="dxa" w:w="1420"/>
+            <w:shd w:fill="FBEAE0" w:color="auto" w:val="clear"/>
+            <w:tcMar>
+              <w:top w:type="dxa" w:w="60"/>
+              <w:left w:type="dxa" w:w="90"/>
+              <w:bottom w:type="dxa" w:w="60"/>
+              <w:right w:type="dxa" w:w="90"/>
+            </w:tcMar>
+            <w:vAlign w:val="center"/>
+          </w:tcPr>
+          <w:p>
+            <w:pPr>
+              <w:spacing w:after="0" w:line="260"/>
+              <w:jc w:val="right"/>
+            </w:pPr>
+            <w:r>
+              <w:rPr>
+                <w:rFonts w:ascii="MS Pゴシック" w:cs="MS Pゴシック" w:eastAsia="MS Pゴシック" w:hAnsi="MS Pゴシック"/>
+                <w:b/>
+                <w:bCs/>
+                <w:color w:val="1A1A1A"/>
+                <w:sz w:val="18"/>
+                <w:szCs w:val="18"/>
+              </w:rPr>
+              <w:t xml:space="preserve">4,478,920円</w:t>
+            </w:r>
+          </w:p>
+        </w:tc>
+        <w:tc>
+          <w:tcPr>
+            <w:tcW w:type="dxa" w:w="1150"/>
+            <w:shd w:fill="FBEAE0" w:color="auto" w:val="clear"/>
+            <w:tcMar>
+              <w:top w:type="dxa" w:w="60"/>
+              <w:left w:type="dxa" w:w="90"/>
+              <w:bottom w:type="dxa" w:w="60"/>
+              <w:right w:type="dxa" w:w="90"/>
+            </w:tcMar>
+            <w:vAlign w:val="center"/>
+          </w:tcPr>
+          <w:p>
+            <w:pPr>
+              <w:spacing w:after="0" w:line="260"/>
+              <w:jc w:val="right"/>
+            </w:pPr>
+            <w:r>
+              <w:rPr>
+                <w:rFonts w:ascii="MS Pゴシック" w:cs="MS Pゴシック" w:eastAsia="MS Pゴシック" w:hAnsi="MS Pゴシック"/>
+                <w:b/>
+                <w:bCs/>
+                <w:color w:val="1A1A1A"/>
+                <w:sz w:val="18"/>
+                <w:szCs w:val="18"/>
+              </w:rPr>
+              <w:t xml:space="preserve">+10.05%</w:t>
+            </w:r>
+          </w:p>
+        </w:tc>
+        <w:tc>
+          <w:tcPr>
+            <w:tcW w:type="dxa" w:w="950"/>
+            <w:shd w:fill="FBEAE0" w:color="auto" w:val="clear"/>
+            <w:tcMar>
+              <w:top w:type="dxa" w:w="60"/>
+              <w:left w:type="dxa" w:w="90"/>
+              <w:bottom w:type="dxa" w:w="60"/>
+              <w:right w:type="dxa" w:w="90"/>
+            </w:tcMar>
+            <w:vAlign w:val="center"/>
+          </w:tcPr>
+          <w:p>
+            <w:pPr>
+              <w:spacing w:after="0" w:line="260"/>
+              <w:jc w:val="right"/>
+            </w:pPr>
+            <w:r>
+              <w:rPr>
+                <w:rFonts w:ascii="MS Pゴシック" w:cs="MS Pゴシック" w:eastAsia="MS Pゴシック" w:hAnsi="MS Pゴシック"/>
+                <w:b/>
+                <w:bCs/>
+                <w:color w:val="1A1A1A"/>
+                <w:sz w:val="18"/>
+                <w:szCs w:val="18"/>
+              </w:rPr>
+              <w:t xml:space="preserve">54.5%</w:t>
+            </w:r>
+          </w:p>
+        </w:tc>
+        <w:tc>
+          <w:tcPr>
+            <w:tcW w:type="dxa" w:w="1180"/>
+            <w:shd w:fill="FBEAE0" w:color="auto" w:val="clear"/>
+            <w:tcMar>
+              <w:top w:type="dxa" w:w="60"/>
+              <w:left w:type="dxa" w:w="90"/>
+              <w:bottom w:type="dxa" w:w="60"/>
+              <w:right w:type="dxa" w:w="90"/>
+            </w:tcMar>
+            <w:vAlign w:val="center"/>
+          </w:tcPr>
+          <w:p>
+            <w:pPr>
+              <w:spacing w:after="0" w:line="260"/>
+              <w:jc w:val="right"/>
+            </w:pPr>
+            <w:r>
+              <w:rPr>
+                <w:rFonts w:ascii="MS Pゴシック" w:cs="MS Pゴシック" w:eastAsia="MS Pゴシック" w:hAnsi="MS Pゴシック"/>
+                <w:b/>
+                <w:bCs/>
+                <w:color w:val="1A1A1A"/>
+                <w:sz w:val="18"/>
+                <w:szCs w:val="18"/>
+              </w:rPr>
+              <w:t xml:space="preserve">0件</w:t>
+            </w:r>
+          </w:p>
+        </w:tc>
+      </w:tr>
+      <w:tr>
+        <w:tc>
+          <w:tcPr>
+            <w:tcW w:type="dxa" w:w="1800"/>
+            <w:shd w:fill="F4F7F7" w:color="auto" w:val="clear"/>
+            <w:tcMar>
+              <w:top w:type="dxa" w:w="60"/>
+              <w:left w:type="dxa" w:w="90"/>
+              <w:bottom w:type="dxa" w:w="60"/>
+              <w:right w:type="dxa" w:w="90"/>
+            </w:tcMar>
+            <w:vAlign w:val="center"/>
+          </w:tcPr>
+          <w:p>
+            <w:pPr>
+              <w:spacing w:after="0" w:line="260"/>
+              <w:jc w:val="left"/>
+            </w:pPr>
+            <w:r>
+              <w:rPr>
+                <w:rFonts w:ascii="MS Pゴシック" w:cs="MS Pゴシック" w:eastAsia="MS Pゴシック" w:hAnsi="MS Pゴシック"/>
+                <w:b w:val="false"/>
+                <w:bCs w:val="false"/>
+                <w:color w:val="1A1A1A"/>
+                <w:sz w:val="18"/>
+                <w:szCs w:val="18"/>
+              </w:rPr>
+              <w:t xml:space="preserve">B-1　3区分化（6〜10㎥を統合）</w:t>
+            </w:r>
+          </w:p>
+        </w:tc>
+        <w:tc>
+          <w:tcPr>
+            <w:tcW w:type="dxa" w:w="2400"/>
+            <w:shd w:fill="F4F7F7" w:color="auto" w:val="clear"/>
+            <w:tcMar>
+              <w:top w:type="dxa" w:w="60"/>
+              <w:left w:type="dxa" w:w="90"/>
+              <w:bottom w:type="dxa" w:w="60"/>
+              <w:right w:type="dxa" w:w="90"/>
+            </w:tcMar>
+            <w:vAlign w:val="center"/>
+          </w:tcPr>
+          <w:p>
+            <w:pPr>
+              <w:spacing w:after="0" w:line="260"/>
+              <w:jc w:val="right"/>
+            </w:pPr>
+            <w:r>
+              <w:rPr>
+                <w:rFonts w:ascii="MS Pゴシック" w:cs="MS Pゴシック" w:eastAsia="MS Pゴシック" w:hAnsi="MS Pゴシック"/>
+                <w:b w:val="false"/>
+                <w:bCs w:val="false"/>
+                <w:color w:val="1A1A1A"/>
+                <w:sz w:val="18"/>
+                <w:szCs w:val="18"/>
+              </w:rPr>
+              <w:t xml:space="preserve">1,008円／5㎥／144・220円</w:t>
+            </w:r>
+          </w:p>
+        </w:tc>
+        <w:tc>
+          <w:tcPr>
+            <w:tcW w:type="dxa" w:w="1420"/>
+            <w:shd w:fill="F4F7F7" w:color="auto" w:val="clear"/>
+            <w:tcMar>
+              <w:top w:type="dxa" w:w="60"/>
+              <w:left w:type="dxa" w:w="90"/>
+              <w:bottom w:type="dxa" w:w="60"/>
+              <w:right w:type="dxa" w:w="90"/>
+            </w:tcMar>
+            <w:vAlign w:val="center"/>
+          </w:tcPr>
+          <w:p>
+            <w:pPr>
+              <w:spacing w:after="0" w:line="260"/>
+              <w:jc w:val="right"/>
+            </w:pPr>
+            <w:r>
+              <w:rPr>
+                <w:rFonts w:ascii="MS Pゴシック" w:cs="MS Pゴシック" w:eastAsia="MS Pゴシック" w:hAnsi="MS Pゴシック"/>
+                <w:b w:val="false"/>
+                <w:bCs w:val="false"/>
+                <w:color w:val="1A1A1A"/>
+                <w:sz w:val="18"/>
+                <w:szCs w:val="18"/>
+              </w:rPr>
+              <w:t xml:space="preserve">4,502,366円</w:t>
+            </w:r>
+          </w:p>
+        </w:tc>
+        <w:tc>
+          <w:tcPr>
+            <w:tcW w:type="dxa" w:w="1150"/>
+            <w:shd w:fill="F4F7F7" w:color="auto" w:val="clear"/>
+            <w:tcMar>
+              <w:top w:type="dxa" w:w="60"/>
+              <w:left w:type="dxa" w:w="90"/>
+              <w:bottom w:type="dxa" w:w="60"/>
+              <w:right w:type="dxa" w:w="90"/>
+            </w:tcMar>
+            <w:vAlign w:val="center"/>
+          </w:tcPr>
+          <w:p>
+            <w:pPr>
+              <w:spacing w:after="0" w:line="260"/>
+              <w:jc w:val="right"/>
+            </w:pPr>
+            <w:r>
+              <w:rPr>
+                <w:rFonts w:ascii="MS Pゴシック" w:cs="MS Pゴシック" w:eastAsia="MS Pゴシック" w:hAnsi="MS Pゴシック"/>
+                <w:b w:val="false"/>
+                <w:bCs w:val="false"/>
+                <w:color w:val="1A1A1A"/>
+                <w:sz w:val="18"/>
+                <w:szCs w:val="18"/>
+              </w:rPr>
+              <w:t xml:space="preserve">+10.10%</w:t>
+            </w:r>
+          </w:p>
+        </w:tc>
+        <w:tc>
+          <w:tcPr>
+            <w:tcW w:type="dxa" w:w="950"/>
+            <w:shd w:fill="F4F7F7" w:color="auto" w:val="clear"/>
+            <w:tcMar>
+              <w:top w:type="dxa" w:w="60"/>
+              <w:left w:type="dxa" w:w="90"/>
+              <w:bottom w:type="dxa" w:w="60"/>
+              <w:right w:type="dxa" w:w="90"/>
+            </w:tcMar>
+            <w:vAlign w:val="center"/>
+          </w:tcPr>
+          <w:p>
+            <w:pPr>
+              <w:spacing w:after="0" w:line="260"/>
+              <w:jc w:val="right"/>
+            </w:pPr>
+            <w:r>
+              <w:rPr>
+                <w:rFonts w:ascii="MS Pゴシック" w:cs="MS Pゴシック" w:eastAsia="MS Pゴシック" w:hAnsi="MS Pゴシック"/>
+                <w:b w:val="false"/>
+                <w:bCs w:val="false"/>
+                <w:color w:val="1A1A1A"/>
+                <w:sz w:val="18"/>
+                <w:szCs w:val="18"/>
+              </w:rPr>
+              <w:t xml:space="preserve">54.5%</w:t>
+            </w:r>
+          </w:p>
+        </w:tc>
+        <w:tc>
+          <w:tcPr>
+            <w:tcW w:type="dxa" w:w="1180"/>
+            <w:shd w:fill="F4F7F7" w:color="auto" w:val="clear"/>
+            <w:tcMar>
+              <w:top w:type="dxa" w:w="60"/>
+              <w:left w:type="dxa" w:w="90"/>
+              <w:bottom w:type="dxa" w:w="60"/>
+              <w:right w:type="dxa" w:w="90"/>
+            </w:tcMar>
+            <w:vAlign w:val="center"/>
+          </w:tcPr>
+          <w:p>
+            <w:pPr>
+              <w:spacing w:after="0" w:line="260"/>
+              <w:jc w:val="right"/>
+            </w:pPr>
+            <w:r>
+              <w:rPr>
+                <w:rFonts w:ascii="MS Pゴシック" w:cs="MS Pゴシック" w:eastAsia="MS Pゴシック" w:hAnsi="MS Pゴシック"/>
+                <w:b w:val="false"/>
+                <w:bCs w:val="false"/>
+                <w:color w:val="1A1A1A"/>
+                <w:sz w:val="18"/>
+                <w:szCs w:val="18"/>
+              </w:rPr>
+              <w:t xml:space="preserve">574件（6.2%）</w:t>
+            </w:r>
+          </w:p>
+        </w:tc>
+      </w:tr>
+      <w:tr>
+        <w:tc>
+          <w:tcPr>
+            <w:tcW w:type="dxa" w:w="1800"/>
+            <w:tcMar>
+              <w:top w:type="dxa" w:w="60"/>
+              <w:left w:type="dxa" w:w="90"/>
+              <w:bottom w:type="dxa" w:w="60"/>
+              <w:right w:type="dxa" w:w="90"/>
+            </w:tcMar>
+            <w:vAlign w:val="center"/>
+          </w:tcPr>
+          <w:p>
+            <w:pPr>
+              <w:spacing w:after="0" w:line="260"/>
+              <w:jc w:val="left"/>
+            </w:pPr>
+            <w:r>
+              <w:rPr>
+                <w:rFonts w:ascii="MS Pゴシック" w:cs="MS Pゴシック" w:eastAsia="MS Pゴシック" w:hAnsi="MS Pゴシック"/>
+                <w:b w:val="false"/>
+                <w:bCs w:val="false"/>
+                <w:color w:val="1A1A1A"/>
+                <w:sz w:val="18"/>
+                <w:szCs w:val="18"/>
+              </w:rPr>
+              <w:t xml:space="preserve">B-2　第1境界を10㎥→20㎥</w:t>
+            </w:r>
+          </w:p>
+        </w:tc>
+        <w:tc>
+          <w:tcPr>
+            <w:tcW w:type="dxa" w:w="2400"/>
+            <w:tcMar>
+              <w:top w:type="dxa" w:w="60"/>
+              <w:left w:type="dxa" w:w="90"/>
+              <w:bottom w:type="dxa" w:w="60"/>
+              <w:right w:type="dxa" w:w="90"/>
+            </w:tcMar>
+            <w:vAlign w:val="center"/>
+          </w:tcPr>
+          <w:p>
+            <w:pPr>
+              <w:spacing w:after="0" w:line="260"/>
+              <w:jc w:val="right"/>
+            </w:pPr>
+            <w:r>
+              <w:rPr>
+                <w:rFonts w:ascii="MS Pゴシック" w:cs="MS Pゴシック" w:eastAsia="MS Pゴシック" w:hAnsi="MS Pゴシック"/>
+                <w:b w:val="false"/>
+                <w:bCs w:val="false"/>
+                <w:color w:val="1A1A1A"/>
+                <w:sz w:val="18"/>
+                <w:szCs w:val="18"/>
+              </w:rPr>
+              <w:t xml:space="preserve">1,008円／5㎥／133・191・220円</w:t>
+            </w:r>
+          </w:p>
+        </w:tc>
+        <w:tc>
+          <w:tcPr>
+            <w:tcW w:type="dxa" w:w="1420"/>
+            <w:tcMar>
+              <w:top w:type="dxa" w:w="60"/>
+              <w:left w:type="dxa" w:w="90"/>
+              <w:bottom w:type="dxa" w:w="60"/>
+              <w:right w:type="dxa" w:w="90"/>
+            </w:tcMar>
+            <w:vAlign w:val="center"/>
+          </w:tcPr>
+          <w:p>
+            <w:pPr>
+              <w:spacing w:after="0" w:line="260"/>
+              <w:jc w:val="right"/>
+            </w:pPr>
+            <w:r>
+              <w:rPr>
+                <w:rFonts w:ascii="MS Pゴシック" w:cs="MS Pゴシック" w:eastAsia="MS Pゴシック" w:hAnsi="MS Pゴシック"/>
+                <w:b w:val="false"/>
+                <w:bCs w:val="false"/>
+                <w:color w:val="1A1A1A"/>
+                <w:sz w:val="18"/>
+                <w:szCs w:val="18"/>
+              </w:rPr>
+              <w:t xml:space="preserve">4,505,627円</w:t>
+            </w:r>
+          </w:p>
+        </w:tc>
+        <w:tc>
+          <w:tcPr>
+            <w:tcW w:type="dxa" w:w="1150"/>
+            <w:tcMar>
+              <w:top w:type="dxa" w:w="60"/>
+              <w:left w:type="dxa" w:w="90"/>
+              <w:bottom w:type="dxa" w:w="60"/>
+              <w:right w:type="dxa" w:w="90"/>
+            </w:tcMar>
+            <w:vAlign w:val="center"/>
+          </w:tcPr>
+          <w:p>
+            <w:pPr>
+              <w:spacing w:after="0" w:line="260"/>
+              <w:jc w:val="right"/>
+            </w:pPr>
+            <w:r>
+              <w:rPr>
+                <w:rFonts w:ascii="MS Pゴシック" w:cs="MS Pゴシック" w:eastAsia="MS Pゴシック" w:hAnsi="MS Pゴシック"/>
+                <w:b w:val="false"/>
+                <w:bCs w:val="false"/>
+                <w:color w:val="1A1A1A"/>
+                <w:sz w:val="18"/>
+                <w:szCs w:val="18"/>
+              </w:rPr>
+              <w:t xml:space="preserve">+10.11%</w:t>
+            </w:r>
+          </w:p>
+        </w:tc>
+        <w:tc>
+          <w:tcPr>
+            <w:tcW w:type="dxa" w:w="950"/>
+            <w:tcMar>
+              <w:top w:type="dxa" w:w="60"/>
+              <w:left w:type="dxa" w:w="90"/>
+              <w:bottom w:type="dxa" w:w="60"/>
+              <w:right w:type="dxa" w:w="90"/>
+            </w:tcMar>
+            <w:vAlign w:val="center"/>
+          </w:tcPr>
+          <w:p>
+            <w:pPr>
+              <w:spacing w:after="0" w:line="260"/>
+              <w:jc w:val="right"/>
+            </w:pPr>
+            <w:r>
+              <w:rPr>
+                <w:rFonts w:ascii="MS Pゴシック" w:cs="MS Pゴシック" w:eastAsia="MS Pゴシック" w:hAnsi="MS Pゴシック"/>
+                <w:b w:val="false"/>
+                <w:bCs w:val="false"/>
+                <w:color w:val="1A1A1A"/>
+                <w:sz w:val="18"/>
+                <w:szCs w:val="18"/>
+              </w:rPr>
+              <w:t xml:space="preserve">54.5%</w:t>
+            </w:r>
+          </w:p>
+        </w:tc>
+        <w:tc>
+          <w:tcPr>
+            <w:tcW w:type="dxa" w:w="1180"/>
+            <w:tcMar>
+              <w:top w:type="dxa" w:w="60"/>
+              <w:left w:type="dxa" w:w="90"/>
+              <w:bottom w:type="dxa" w:w="60"/>
+              <w:right w:type="dxa" w:w="90"/>
+            </w:tcMar>
+            <w:vAlign w:val="center"/>
+          </w:tcPr>
+          <w:p>
+            <w:pPr>
+              <w:spacing w:after="0" w:line="260"/>
+              <w:jc w:val="right"/>
+            </w:pPr>
+            <w:r>
+              <w:rPr>
+                <w:rFonts w:ascii="MS Pゴシック" w:cs="MS Pゴシック" w:eastAsia="MS Pゴシック" w:hAnsi="MS Pゴシック"/>
+                <w:b w:val="false"/>
+                <w:bCs w:val="false"/>
+                <w:color w:val="1A1A1A"/>
+                <w:sz w:val="18"/>
+                <w:szCs w:val="18"/>
+              </w:rPr>
+              <w:t xml:space="preserve">0件</w:t>
+            </w:r>
+          </w:p>
+        </w:tc>
+      </w:tr>
+      <w:tr>
+        <w:tc>
+          <w:tcPr>
+            <w:tcW w:type="dxa" w:w="1800"/>
+            <w:shd w:fill="F4F7F7" w:color="auto" w:val="clear"/>
+            <w:tcMar>
+              <w:top w:type="dxa" w:w="60"/>
+              <w:left w:type="dxa" w:w="90"/>
+              <w:bottom w:type="dxa" w:w="60"/>
+              <w:right w:type="dxa" w:w="90"/>
+            </w:tcMar>
+            <w:vAlign w:val="center"/>
+          </w:tcPr>
+          <w:p>
+            <w:pPr>
+              <w:spacing w:after="0" w:line="260"/>
+              <w:jc w:val="left"/>
+            </w:pPr>
+            <w:r>
+              <w:rPr>
+                <w:rFonts w:ascii="MS Pゴシック" w:cs="MS Pゴシック" w:eastAsia="MS Pゴシック" w:hAnsi="MS Pゴシック"/>
+                <w:b w:val="false"/>
+                <w:bCs w:val="false"/>
+                <w:color w:val="1A1A1A"/>
+                <w:sz w:val="18"/>
+                <w:szCs w:val="18"/>
+              </w:rPr>
+              <w:t xml:space="preserve">B-3　上位境界を50㎥→100㎥</w:t>
+            </w:r>
+          </w:p>
+        </w:tc>
+        <w:tc>
+          <w:tcPr>
+            <w:tcW w:type="dxa" w:w="2400"/>
+            <w:shd w:fill="F4F7F7" w:color="auto" w:val="clear"/>
+            <w:tcMar>
+              <w:top w:type="dxa" w:w="60"/>
+              <w:left w:type="dxa" w:w="90"/>
+              <w:bottom w:type="dxa" w:w="60"/>
+              <w:right w:type="dxa" w:w="90"/>
+            </w:tcMar>
+            <w:vAlign w:val="center"/>
+          </w:tcPr>
+          <w:p>
+            <w:pPr>
+              <w:spacing w:after="0" w:line="260"/>
+              <w:jc w:val="right"/>
+            </w:pPr>
+            <w:r>
+              <w:rPr>
+                <w:rFonts w:ascii="MS Pゴシック" w:cs="MS Pゴシック" w:eastAsia="MS Pゴシック" w:hAnsi="MS Pゴシック"/>
+                <w:b w:val="false"/>
+                <w:bCs w:val="false"/>
+                <w:color w:val="1A1A1A"/>
+                <w:sz w:val="18"/>
+                <w:szCs w:val="18"/>
+              </w:rPr>
+              <w:t xml:space="preserve">1,008円／5㎥／73・193・220円</w:t>
+            </w:r>
+          </w:p>
+        </w:tc>
+        <w:tc>
+          <w:tcPr>
+            <w:tcW w:type="dxa" w:w="1420"/>
+            <w:shd w:fill="F4F7F7" w:color="auto" w:val="clear"/>
+            <w:tcMar>
+              <w:top w:type="dxa" w:w="60"/>
+              <w:left w:type="dxa" w:w="90"/>
+              <w:bottom w:type="dxa" w:w="60"/>
+              <w:right w:type="dxa" w:w="90"/>
+            </w:tcMar>
+            <w:vAlign w:val="center"/>
+          </w:tcPr>
+          <w:p>
+            <w:pPr>
+              <w:spacing w:after="0" w:line="260"/>
+              <w:jc w:val="right"/>
+            </w:pPr>
+            <w:r>
+              <w:rPr>
+                <w:rFonts w:ascii="MS Pゴシック" w:cs="MS Pゴシック" w:eastAsia="MS Pゴシック" w:hAnsi="MS Pゴシック"/>
+                <w:b w:val="false"/>
+                <w:bCs w:val="false"/>
+                <w:color w:val="1A1A1A"/>
+                <w:sz w:val="18"/>
+                <w:szCs w:val="18"/>
+              </w:rPr>
+              <w:t xml:space="preserve">4,505,699円</w:t>
+            </w:r>
+          </w:p>
+        </w:tc>
+        <w:tc>
+          <w:tcPr>
+            <w:tcW w:type="dxa" w:w="1150"/>
+            <w:shd w:fill="F4F7F7" w:color="auto" w:val="clear"/>
+            <w:tcMar>
+              <w:top w:type="dxa" w:w="60"/>
+              <w:left w:type="dxa" w:w="90"/>
+              <w:bottom w:type="dxa" w:w="60"/>
+              <w:right w:type="dxa" w:w="90"/>
+            </w:tcMar>
+            <w:vAlign w:val="center"/>
+          </w:tcPr>
+          <w:p>
+            <w:pPr>
+              <w:spacing w:after="0" w:line="260"/>
+              <w:jc w:val="right"/>
+            </w:pPr>
+            <w:r>
+              <w:rPr>
+                <w:rFonts w:ascii="MS Pゴシック" w:cs="MS Pゴシック" w:eastAsia="MS Pゴシック" w:hAnsi="MS Pゴシック"/>
+                <w:b w:val="false"/>
+                <w:bCs w:val="false"/>
+                <w:color w:val="1A1A1A"/>
+                <w:sz w:val="18"/>
+                <w:szCs w:val="18"/>
+              </w:rPr>
+              <w:t xml:space="preserve">+10.11%</w:t>
+            </w:r>
+          </w:p>
+        </w:tc>
+        <w:tc>
+          <w:tcPr>
+            <w:tcW w:type="dxa" w:w="950"/>
+            <w:shd w:fill="F4F7F7" w:color="auto" w:val="clear"/>
+            <w:tcMar>
+              <w:top w:type="dxa" w:w="60"/>
+              <w:left w:type="dxa" w:w="90"/>
+              <w:bottom w:type="dxa" w:w="60"/>
+              <w:right w:type="dxa" w:w="90"/>
+            </w:tcMar>
+            <w:vAlign w:val="center"/>
+          </w:tcPr>
+          <w:p>
+            <w:pPr>
+              <w:spacing w:after="0" w:line="260"/>
+              <w:jc w:val="right"/>
+            </w:pPr>
+            <w:r>
+              <w:rPr>
+                <w:rFonts w:ascii="MS Pゴシック" w:cs="MS Pゴシック" w:eastAsia="MS Pゴシック" w:hAnsi="MS Pゴシック"/>
+                <w:b w:val="false"/>
+                <w:bCs w:val="false"/>
+                <w:color w:val="1A1A1A"/>
+                <w:sz w:val="18"/>
+                <w:szCs w:val="18"/>
+              </w:rPr>
+              <w:t xml:space="preserve">54.5%</w:t>
+            </w:r>
+          </w:p>
+        </w:tc>
+        <w:tc>
+          <w:tcPr>
+            <w:tcW w:type="dxa" w:w="1180"/>
+            <w:shd w:fill="F4F7F7" w:color="auto" w:val="clear"/>
+            <w:tcMar>
+              <w:top w:type="dxa" w:w="60"/>
+              <w:left w:type="dxa" w:w="90"/>
+              <w:bottom w:type="dxa" w:w="60"/>
+              <w:right w:type="dxa" w:w="90"/>
+            </w:tcMar>
+            <w:vAlign w:val="center"/>
+          </w:tcPr>
+          <w:p>
+            <w:pPr>
+              <w:spacing w:after="0" w:line="260"/>
+              <w:jc w:val="right"/>
+            </w:pPr>
+            <w:r>
+              <w:rPr>
+                <w:rFonts w:ascii="MS Pゴシック" w:cs="MS Pゴシック" w:eastAsia="MS Pゴシック" w:hAnsi="MS Pゴシック"/>
+                <w:b w:val="false"/>
+                <w:bCs w:val="false"/>
+                <w:color w:val="1A1A1A"/>
+                <w:sz w:val="18"/>
+                <w:szCs w:val="18"/>
+              </w:rPr>
+              <w:t xml:space="preserve">0件</w:t>
+            </w:r>
+          </w:p>
+        </w:tc>
+      </w:tr>
+      <w:tr>
+        <w:tc>
+          <w:tcPr>
+            <w:tcW w:type="dxa" w:w="1800"/>
+            <w:tcMar>
+              <w:top w:type="dxa" w:w="60"/>
+              <w:left w:type="dxa" w:w="90"/>
+              <w:bottom w:type="dxa" w:w="60"/>
+              <w:right w:type="dxa" w:w="90"/>
+            </w:tcMar>
+            <w:vAlign w:val="center"/>
+          </w:tcPr>
+          <w:p>
+            <w:pPr>
+              <w:spacing w:after="0" w:line="260"/>
+              <w:jc w:val="left"/>
+            </w:pPr>
+            <w:r>
+              <w:rPr>
+                <w:rFonts w:ascii="MS Pゴシック" w:cs="MS Pゴシック" w:eastAsia="MS Pゴシック" w:hAnsi="MS Pゴシック"/>
+                <w:b w:val="false"/>
+                <w:bCs w:val="false"/>
+                <w:color w:val="1A1A1A"/>
+                <w:sz w:val="18"/>
+                <w:szCs w:val="18"/>
+              </w:rPr>
+              <w:t xml:space="preserve">B-4　大口区分の新設（100㎥超）</w:t>
+            </w:r>
+          </w:p>
+        </w:tc>
+        <w:tc>
+          <w:tcPr>
+            <w:tcW w:type="dxa" w:w="2400"/>
+            <w:tcMar>
+              <w:top w:type="dxa" w:w="60"/>
+              <w:left w:type="dxa" w:w="90"/>
+              <w:bottom w:type="dxa" w:w="60"/>
+              <w:right w:type="dxa" w:w="90"/>
+            </w:tcMar>
+            <w:vAlign w:val="center"/>
+          </w:tcPr>
+          <w:p>
+            <w:pPr>
+              <w:spacing w:after="0" w:line="260"/>
+              <w:jc w:val="right"/>
+            </w:pPr>
+            <w:r>
+              <w:rPr>
+                <w:rFonts w:ascii="MS Pゴシック" w:cs="MS Pゴシック" w:eastAsia="MS Pゴシック" w:hAnsi="MS Pゴシック"/>
+                <w:b w:val="false"/>
+                <w:bCs w:val="false"/>
+                <w:color w:val="1A1A1A"/>
+                <w:sz w:val="18"/>
+                <w:szCs w:val="18"/>
+              </w:rPr>
+              <w:t xml:space="preserve">1,008円／5㎥／73・184・220・260円</w:t>
+            </w:r>
+          </w:p>
+        </w:tc>
+        <w:tc>
+          <w:tcPr>
+            <w:tcW w:type="dxa" w:w="1420"/>
+            <w:tcMar>
+              <w:top w:type="dxa" w:w="60"/>
+              <w:left w:type="dxa" w:w="90"/>
+              <w:bottom w:type="dxa" w:w="60"/>
+              <w:right w:type="dxa" w:w="90"/>
+            </w:tcMar>
+            <w:vAlign w:val="center"/>
+          </w:tcPr>
+          <w:p>
+            <w:pPr>
+              <w:spacing w:after="0" w:line="260"/>
+              <w:jc w:val="right"/>
+            </w:pPr>
+            <w:r>
+              <w:rPr>
+                <w:rFonts w:ascii="MS Pゴシック" w:cs="MS Pゴシック" w:eastAsia="MS Pゴシック" w:hAnsi="MS Pゴシック"/>
+                <w:b w:val="false"/>
+                <w:bCs w:val="false"/>
+                <w:color w:val="1A1A1A"/>
+                <w:sz w:val="18"/>
+                <w:szCs w:val="18"/>
+              </w:rPr>
+              <w:t xml:space="preserve">4,488,153円</w:t>
+            </w:r>
+          </w:p>
+        </w:tc>
+        <w:tc>
+          <w:tcPr>
+            <w:tcW w:type="dxa" w:w="1150"/>
+            <w:tcMar>
+              <w:top w:type="dxa" w:w="60"/>
+              <w:left w:type="dxa" w:w="90"/>
+              <w:bottom w:type="dxa" w:w="60"/>
+              <w:right w:type="dxa" w:w="90"/>
+            </w:tcMar>
+            <w:vAlign w:val="center"/>
+          </w:tcPr>
+          <w:p>
+            <w:pPr>
+              <w:spacing w:after="0" w:line="260"/>
+              <w:jc w:val="right"/>
+            </w:pPr>
+            <w:r>
+              <w:rPr>
+                <w:rFonts w:ascii="MS Pゴシック" w:cs="MS Pゴシック" w:eastAsia="MS Pゴシック" w:hAnsi="MS Pゴシック"/>
+                <w:b w:val="false"/>
+                <w:bCs w:val="false"/>
+                <w:color w:val="1A1A1A"/>
+                <w:sz w:val="18"/>
+                <w:szCs w:val="18"/>
+              </w:rPr>
+              <w:t xml:space="preserve">+10.07%</w:t>
+            </w:r>
+          </w:p>
+        </w:tc>
+        <w:tc>
+          <w:tcPr>
+            <w:tcW w:type="dxa" w:w="950"/>
+            <w:tcMar>
+              <w:top w:type="dxa" w:w="60"/>
+              <w:left w:type="dxa" w:w="90"/>
+              <w:bottom w:type="dxa" w:w="60"/>
+              <w:right w:type="dxa" w:w="90"/>
+            </w:tcMar>
+            <w:vAlign w:val="center"/>
+          </w:tcPr>
+          <w:p>
+            <w:pPr>
+              <w:spacing w:after="0" w:line="260"/>
+              <w:jc w:val="right"/>
+            </w:pPr>
+            <w:r>
+              <w:rPr>
+                <w:rFonts w:ascii="MS Pゴシック" w:cs="MS Pゴシック" w:eastAsia="MS Pゴシック" w:hAnsi="MS Pゴシック"/>
+                <w:b w:val="false"/>
+                <w:bCs w:val="false"/>
+                <w:color w:val="1A1A1A"/>
+                <w:sz w:val="18"/>
+                <w:szCs w:val="18"/>
+              </w:rPr>
+              <w:t xml:space="preserve">54.5%</w:t>
+            </w:r>
+          </w:p>
+        </w:tc>
+        <w:tc>
+          <w:tcPr>
+            <w:tcW w:type="dxa" w:w="1180"/>
+            <w:tcMar>
+              <w:top w:type="dxa" w:w="60"/>
+              <w:left w:type="dxa" w:w="90"/>
+              <w:bottom w:type="dxa" w:w="60"/>
+              <w:right w:type="dxa" w:w="90"/>
+            </w:tcMar>
+            <w:vAlign w:val="center"/>
+          </w:tcPr>
+          <w:p>
+            <w:pPr>
+              <w:spacing w:after="0" w:line="260"/>
+              <w:jc w:val="right"/>
+            </w:pPr>
+            <w:r>
+              <w:rPr>
+                <w:rFonts w:ascii="MS Pゴシック" w:cs="MS Pゴシック" w:eastAsia="MS Pゴシック" w:hAnsi="MS Pゴシック"/>
+                <w:b w:val="false"/>
+                <w:bCs w:val="false"/>
+                <w:color w:val="1A1A1A"/>
+                <w:sz w:val="18"/>
+                <w:szCs w:val="18"/>
+              </w:rPr>
+              <w:t xml:space="preserve">0件</w:t>
+            </w:r>
+          </w:p>
+        </w:tc>
+      </w:tr>
+      <w:tr>
+        <w:tc>
+          <w:tcPr>
+            <w:tcW w:type="dxa" w:w="1800"/>
+            <w:shd w:fill="F4F7F7" w:color="auto" w:val="clear"/>
+            <w:tcMar>
+              <w:top w:type="dxa" w:w="60"/>
+              <w:left w:type="dxa" w:w="90"/>
+              <w:bottom w:type="dxa" w:w="60"/>
+              <w:right w:type="dxa" w:w="90"/>
+            </w:tcMar>
+            <w:vAlign w:val="center"/>
+          </w:tcPr>
+          <w:p>
+            <w:pPr>
+              <w:spacing w:after="0" w:line="260"/>
+              <w:jc w:val="left"/>
+            </w:pPr>
+            <w:r>
+              <w:rPr>
+                <w:rFonts w:ascii="MS Pゴシック" w:cs="MS Pゴシック" w:eastAsia="MS Pゴシック" w:hAnsi="MS Pゴシック"/>
+                <w:b w:val="false"/>
+                <w:bCs w:val="false"/>
+                <w:color w:val="1A1A1A"/>
+                <w:sz w:val="18"/>
+                <w:szCs w:val="18"/>
+              </w:rPr>
+              <w:t xml:space="preserve">B-5　基本水量を5㎥→10㎥</w:t>
+            </w:r>
+          </w:p>
+        </w:tc>
+        <w:tc>
+          <w:tcPr>
+            <w:tcW w:type="dxa" w:w="2400"/>
+            <w:shd w:fill="F4F7F7" w:color="auto" w:val="clear"/>
+            <w:tcMar>
+              <w:top w:type="dxa" w:w="60"/>
+              <w:left w:type="dxa" w:w="90"/>
+              <w:bottom w:type="dxa" w:w="60"/>
+              <w:right w:type="dxa" w:w="90"/>
+            </w:tcMar>
+            <w:vAlign w:val="center"/>
+          </w:tcPr>
+          <w:p>
+            <w:pPr>
+              <w:spacing w:after="0" w:line="260"/>
+              <w:jc w:val="right"/>
+            </w:pPr>
+            <w:r>
+              <w:rPr>
+                <w:rFonts w:ascii="MS Pゴシック" w:cs="MS Pゴシック" w:eastAsia="MS Pゴシック" w:hAnsi="MS Pゴシック"/>
+                <w:b w:val="false"/>
+                <w:bCs w:val="false"/>
+                <w:color w:val="1A1A1A"/>
+                <w:sz w:val="18"/>
+                <w:szCs w:val="18"/>
+              </w:rPr>
+              <w:t xml:space="preserve">1,200円／10㎥／200・220円</w:t>
+            </w:r>
+          </w:p>
+        </w:tc>
+        <w:tc>
+          <w:tcPr>
+            <w:tcW w:type="dxa" w:w="1420"/>
+            <w:shd w:fill="F4F7F7" w:color="auto" w:val="clear"/>
+            <w:tcMar>
+              <w:top w:type="dxa" w:w="60"/>
+              <w:left w:type="dxa" w:w="90"/>
+              <w:bottom w:type="dxa" w:w="60"/>
+              <w:right w:type="dxa" w:w="90"/>
+            </w:tcMar>
+            <w:vAlign w:val="center"/>
+          </w:tcPr>
+          <w:p>
+            <w:pPr>
+              <w:spacing w:after="0" w:line="260"/>
+              <w:jc w:val="right"/>
+            </w:pPr>
+            <w:r>
+              <w:rPr>
+                <w:rFonts w:ascii="MS Pゴシック" w:cs="MS Pゴシック" w:eastAsia="MS Pゴシック" w:hAnsi="MS Pゴシック"/>
+                <w:b w:val="false"/>
+                <w:bCs w:val="false"/>
+                <w:color w:val="1A1A1A"/>
+                <w:sz w:val="18"/>
+                <w:szCs w:val="18"/>
+              </w:rPr>
+              <w:t xml:space="preserve">4,500,246円</w:t>
+            </w:r>
+          </w:p>
+        </w:tc>
+        <w:tc>
+          <w:tcPr>
+            <w:tcW w:type="dxa" w:w="1150"/>
+            <w:shd w:fill="F4F7F7" w:color="auto" w:val="clear"/>
+            <w:tcMar>
+              <w:top w:type="dxa" w:w="60"/>
+              <w:left w:type="dxa" w:w="90"/>
+              <w:bottom w:type="dxa" w:w="60"/>
+              <w:right w:type="dxa" w:w="90"/>
+            </w:tcMar>
+            <w:vAlign w:val="center"/>
+          </w:tcPr>
+          <w:p>
+            <w:pPr>
+              <w:spacing w:after="0" w:line="260"/>
+              <w:jc w:val="right"/>
+            </w:pPr>
+            <w:r>
+              <w:rPr>
+                <w:rFonts w:ascii="MS Pゴシック" w:cs="MS Pゴシック" w:eastAsia="MS Pゴシック" w:hAnsi="MS Pゴシック"/>
+                <w:b w:val="false"/>
+                <w:bCs w:val="false"/>
+                <w:color w:val="1A1A1A"/>
+                <w:sz w:val="18"/>
+                <w:szCs w:val="18"/>
+              </w:rPr>
+              <w:t xml:space="preserve">+10.10%</w:t>
+            </w:r>
+          </w:p>
+        </w:tc>
+        <w:tc>
+          <w:tcPr>
+            <w:tcW w:type="dxa" w:w="950"/>
+            <w:shd w:fill="F4F7F7" w:color="auto" w:val="clear"/>
+            <w:tcMar>
+              <w:top w:type="dxa" w:w="60"/>
+              <w:left w:type="dxa" w:w="90"/>
+              <w:bottom w:type="dxa" w:w="60"/>
+              <w:right w:type="dxa" w:w="90"/>
+            </w:tcMar>
+            <w:vAlign w:val="center"/>
+          </w:tcPr>
+          <w:p>
+            <w:pPr>
+              <w:spacing w:after="0" w:line="260"/>
+              <w:jc w:val="right"/>
+            </w:pPr>
+            <w:r>
+              <w:rPr>
+                <w:rFonts w:ascii="MS Pゴシック" w:cs="MS Pゴシック" w:eastAsia="MS Pゴシック" w:hAnsi="MS Pゴシック"/>
+                <w:b w:val="false"/>
+                <w:bCs w:val="false"/>
+                <w:color w:val="1A1A1A"/>
+                <w:sz w:val="18"/>
+                <w:szCs w:val="18"/>
+              </w:rPr>
+              <w:t xml:space="preserve">54.5%</w:t>
+            </w:r>
+          </w:p>
+        </w:tc>
+        <w:tc>
+          <w:tcPr>
+            <w:tcW w:type="dxa" w:w="1180"/>
+            <w:shd w:fill="F4F7F7" w:color="auto" w:val="clear"/>
+            <w:tcMar>
+              <w:top w:type="dxa" w:w="60"/>
+              <w:left w:type="dxa" w:w="90"/>
+              <w:bottom w:type="dxa" w:w="60"/>
+              <w:right w:type="dxa" w:w="90"/>
+            </w:tcMar>
+            <w:vAlign w:val="center"/>
+          </w:tcPr>
+          <w:p>
+            <w:pPr>
+              <w:spacing w:after="0" w:line="260"/>
+              <w:jc w:val="right"/>
+            </w:pPr>
+            <w:r>
+              <w:rPr>
+                <w:rFonts w:ascii="MS Pゴシック" w:cs="MS Pゴシック" w:eastAsia="MS Pゴシック" w:hAnsi="MS Pゴシック"/>
+                <w:b w:val="false"/>
+                <w:bCs w:val="false"/>
+                <w:color w:val="1A1A1A"/>
+                <w:sz w:val="18"/>
+                <w:szCs w:val="18"/>
+              </w:rPr>
+              <w:t xml:space="preserve">0件</w:t>
+            </w:r>
+          </w:p>
+        </w:tc>
+      </w:tr>
+      <w:tr>
+        <w:tc>
+          <w:tcPr>
+            <w:tcW w:type="dxa" w:w="1800"/>
+            <w:tcMar>
+              <w:top w:type="dxa" w:w="60"/>
+              <w:left w:type="dxa" w:w="90"/>
+              <w:bottom w:type="dxa" w:w="60"/>
+              <w:right w:type="dxa" w:w="90"/>
+            </w:tcMar>
+            <w:vAlign w:val="center"/>
+          </w:tcPr>
+          <w:p>
+            <w:pPr>
+              <w:spacing w:after="0" w:line="260"/>
+              <w:jc w:val="left"/>
+            </w:pPr>
+            <w:r>
+              <w:rPr>
+                <w:rFonts w:ascii="MS Pゴシック" w:cs="MS Pゴシック" w:eastAsia="MS Pゴシック" w:hAnsi="MS Pゴシック"/>
+                <w:b w:val="false"/>
+                <w:bCs w:val="false"/>
+                <w:color w:val="1A1A1A"/>
+                <w:sz w:val="18"/>
+                <w:szCs w:val="18"/>
+              </w:rPr>
+              <w:t xml:space="preserve">B-6　基本水量の廃止（1㎥目から課金）</w:t>
+            </w:r>
+          </w:p>
+        </w:tc>
+        <w:tc>
+          <w:tcPr>
+            <w:tcW w:type="dxa" w:w="2400"/>
+            <w:tcMar>
+              <w:top w:type="dxa" w:w="60"/>
+              <w:left w:type="dxa" w:w="90"/>
+              <w:bottom w:type="dxa" w:w="60"/>
+              <w:right w:type="dxa" w:w="90"/>
+            </w:tcMar>
+            <w:vAlign w:val="center"/>
+          </w:tcPr>
+          <w:p>
+            <w:pPr>
+              <w:spacing w:after="0" w:line="260"/>
+              <w:jc w:val="right"/>
+            </w:pPr>
+            <w:r>
+              <w:rPr>
+                <w:rFonts w:ascii="MS Pゴシック" w:cs="MS Pゴシック" w:eastAsia="MS Pゴシック" w:hAnsi="MS Pゴシック"/>
+                <w:b w:val="false"/>
+                <w:bCs w:val="false"/>
+                <w:color w:val="1A1A1A"/>
+                <w:sz w:val="18"/>
+                <w:szCs w:val="18"/>
+              </w:rPr>
+              <w:t xml:space="preserve">1,008円／0㎥／31・191・220円</w:t>
+            </w:r>
+          </w:p>
+        </w:tc>
+        <w:tc>
+          <w:tcPr>
+            <w:tcW w:type="dxa" w:w="1420"/>
+            <w:tcMar>
+              <w:top w:type="dxa" w:w="60"/>
+              <w:left w:type="dxa" w:w="90"/>
+              <w:bottom w:type="dxa" w:w="60"/>
+              <w:right w:type="dxa" w:w="90"/>
+            </w:tcMar>
+            <w:vAlign w:val="center"/>
+          </w:tcPr>
+          <w:p>
+            <w:pPr>
+              <w:spacing w:after="0" w:line="260"/>
+              <w:jc w:val="right"/>
+            </w:pPr>
+            <w:r>
+              <w:rPr>
+                <w:rFonts w:ascii="MS Pゴシック" w:cs="MS Pゴシック" w:eastAsia="MS Pゴシック" w:hAnsi="MS Pゴシック"/>
+                <w:b w:val="false"/>
+                <w:bCs w:val="false"/>
+                <w:color w:val="1A1A1A"/>
+                <w:sz w:val="18"/>
+                <w:szCs w:val="18"/>
+              </w:rPr>
+              <w:t xml:space="preserve">4,466,073円</w:t>
+            </w:r>
+          </w:p>
+        </w:tc>
+        <w:tc>
+          <w:tcPr>
+            <w:tcW w:type="dxa" w:w="1150"/>
+            <w:tcMar>
+              <w:top w:type="dxa" w:w="60"/>
+              <w:left w:type="dxa" w:w="90"/>
+              <w:bottom w:type="dxa" w:w="60"/>
+              <w:right w:type="dxa" w:w="90"/>
+            </w:tcMar>
+            <w:vAlign w:val="center"/>
+          </w:tcPr>
+          <w:p>
+            <w:pPr>
+              <w:spacing w:after="0" w:line="260"/>
+              <w:jc w:val="right"/>
+            </w:pPr>
+            <w:r>
+              <w:rPr>
+                <w:rFonts w:ascii="MS Pゴシック" w:cs="MS Pゴシック" w:eastAsia="MS Pゴシック" w:hAnsi="MS Pゴシック"/>
+                <w:b w:val="false"/>
+                <w:bCs w:val="false"/>
+                <w:color w:val="1A1A1A"/>
+                <w:sz w:val="18"/>
+                <w:szCs w:val="18"/>
+              </w:rPr>
+              <w:t xml:space="preserve">+10.02%</w:t>
+            </w:r>
+          </w:p>
+        </w:tc>
+        <w:tc>
+          <w:tcPr>
+            <w:tcW w:type="dxa" w:w="950"/>
+            <w:tcMar>
+              <w:top w:type="dxa" w:w="60"/>
+              <w:left w:type="dxa" w:w="90"/>
+              <w:bottom w:type="dxa" w:w="60"/>
+              <w:right w:type="dxa" w:w="90"/>
+            </w:tcMar>
+            <w:vAlign w:val="center"/>
+          </w:tcPr>
+          <w:p>
+            <w:pPr>
+              <w:spacing w:after="0" w:line="260"/>
+              <w:jc w:val="right"/>
+            </w:pPr>
+            <w:r>
+              <w:rPr>
+                <w:rFonts w:ascii="MS Pゴシック" w:cs="MS Pゴシック" w:eastAsia="MS Pゴシック" w:hAnsi="MS Pゴシック"/>
+                <w:b w:val="false"/>
+                <w:bCs w:val="false"/>
+                <w:color w:val="1A1A1A"/>
+                <w:sz w:val="18"/>
+                <w:szCs w:val="18"/>
+              </w:rPr>
+              <w:t xml:space="preserve">54.5%</w:t>
+            </w:r>
+          </w:p>
+        </w:tc>
+        <w:tc>
+          <w:tcPr>
+            <w:tcW w:type="dxa" w:w="1180"/>
+            <w:tcMar>
+              <w:top w:type="dxa" w:w="60"/>
+              <w:left w:type="dxa" w:w="90"/>
+              <w:bottom w:type="dxa" w:w="60"/>
+              <w:right w:type="dxa" w:w="90"/>
+            </w:tcMar>
+            <w:vAlign w:val="center"/>
+          </w:tcPr>
+          <w:p>
+            <w:pPr>
+              <w:spacing w:after="0" w:line="260"/>
+              <w:jc w:val="right"/>
+            </w:pPr>
+            <w:r>
+              <w:rPr>
+                <w:rFonts w:ascii="MS Pゴシック" w:cs="MS Pゴシック" w:eastAsia="MS Pゴシック" w:hAnsi="MS Pゴシック"/>
+                <w:b w:val="false"/>
+                <w:bCs w:val="false"/>
+                <w:color w:val="1A1A1A"/>
+                <w:sz w:val="18"/>
+                <w:szCs w:val="18"/>
+              </w:rPr>
+              <w:t xml:space="preserve">0件</w:t>
+            </w:r>
+          </w:p>
+        </w:tc>
+      </w:tr>
+    </w:tbl>
+    <w:p>
+      <w:pPr>
+        <w:spacing w:after="200" w:before="40"/>
+      </w:pPr>
+      <w:r>
+        <w:rPr>
+          <w:rFonts w:ascii="MS Pゴシック" w:cs="MS Pゴシック" w:eastAsia="MS Pゴシック" w:hAnsi="MS Pゴシック"/>
+          <w:color w:val="5F6F74"/>
+          <w:sz w:val="17"/>
+          <w:szCs w:val="17"/>
+        </w:rPr>
+        <w:t xml:space="preserve">増収額・経費回収率は7案ともほぼ同じである（4,466〜4,506千円・54.5%）。区分の切り方を変えても総額は動かず、動くのは負担の配分だけである。この点は一律改定との比較（第5章5-5）と同じ構図である。</w:t>
+      </w:r>
+    </w:p>
+    <w:p>
+      <w:pPr>
+        <w:keepNext/>
+        <w:spacing w:after="70" w:before="200"/>
+      </w:pPr>
+      <w:r>
+        <w:rPr>
+          <w:rFonts w:ascii="MS Pゴシック" w:cs="MS Pゴシック" w:eastAsia="MS Pゴシック" w:hAnsi="MS Pゴシック"/>
+          <w:b/>
+          <w:bCs/>
+          <w:color w:val="1A1A1A"/>
+          <w:sz w:val="19"/>
+          <w:szCs w:val="19"/>
+        </w:rPr>
+        <w:t xml:space="preserve">表16　区分変更案の使用量別2か月請求額（一般汚水・税込・現行比）</w:t>
+      </w:r>
+    </w:p>
+    <w:tbl>
+      <w:tblPr>
+        <w:tblW w:type="dxa" w:w="9600"/>
+        <w:tblBorders>
+          <w:top w:val="single" w:color="A9BEBE" w:sz="6"/>
+          <w:left w:val="single" w:color="A9BEBE" w:sz="6"/>
+          <w:bottom w:val="single" w:color="A9BEBE" w:sz="6"/>
+          <w:right w:val="single" w:color="A9BEBE" w:sz="6"/>
+          <w:insideH w:val="single" w:color="D3DEDE" w:sz="4"/>
+          <w:insideV w:val="single" w:color="D3DEDE" w:sz="4"/>
+        </w:tblBorders>
+      </w:tblPr>
+      <w:tblGrid>
+        <w:gridCol w:w="2100"/>
+        <w:gridCol w:w="985"/>
+        <w:gridCol w:w="985"/>
+        <w:gridCol w:w="985"/>
+        <w:gridCol w:w="985"/>
+        <w:gridCol w:w="985"/>
+        <w:gridCol w:w="985"/>
+        <w:gridCol w:w="985"/>
+        <w:gridCol w:w="985"/>
+      </w:tblGrid>
+      <w:tr>
+        <w:trPr>
+          <w:tblHeader/>
+        </w:trPr>
+        <w:tc>
+          <w:tcPr>
+            <w:tcW w:type="dxa" w:w="2100"/>
+            <w:shd w:fill="DCEBED" w:color="auto" w:val="clear"/>
+            <w:tcMar>
+              <w:top w:type="dxa" w:w="60"/>
+              <w:left w:type="dxa" w:w="90"/>
+              <w:bottom w:type="dxa" w:w="60"/>
+              <w:right w:type="dxa" w:w="90"/>
+            </w:tcMar>
+            <w:vAlign w:val="center"/>
+          </w:tcPr>
+          <w:p>
+            <w:pPr>
+              <w:spacing w:after="0" w:line="260"/>
+              <w:jc w:val="left"/>
+            </w:pPr>
+            <w:r>
+              <w:rPr>
+                <w:rFonts w:ascii="MS Pゴシック" w:cs="MS Pゴシック" w:eastAsia="MS Pゴシック" w:hAnsi="MS Pゴシック"/>
+                <w:b/>
+                <w:bCs/>
+                <w:color w:val="1A1A1A"/>
+                <w:sz w:val="18"/>
+                <w:szCs w:val="18"/>
+              </w:rPr>
+              <w:t xml:space="preserve">案</w:t>
+            </w:r>
+          </w:p>
+        </w:tc>
+        <w:tc>
+          <w:tcPr>
+            <w:tcW w:type="dxa" w:w="985"/>
+            <w:shd w:fill="DCEBED" w:color="auto" w:val="clear"/>
+            <w:tcMar>
+              <w:top w:type="dxa" w:w="60"/>
+              <w:left w:type="dxa" w:w="90"/>
+              <w:bottom w:type="dxa" w:w="60"/>
+              <w:right w:type="dxa" w:w="90"/>
+            </w:tcMar>
+            <w:vAlign w:val="center"/>
+          </w:tcPr>
+          <w:p>
+            <w:pPr>
+              <w:spacing w:after="0" w:line="260"/>
+              <w:jc w:val="center"/>
+            </w:pPr>
+            <w:r>
+              <w:rPr>
+                <w:rFonts w:ascii="MS Pゴシック" w:cs="MS Pゴシック" w:eastAsia="MS Pゴシック" w:hAnsi="MS Pゴシック"/>
+                <w:b/>
+                <w:bCs/>
+                <w:color w:val="1A1A1A"/>
+                <w:sz w:val="18"/>
+                <w:szCs w:val="18"/>
+              </w:rPr>
+              <w:t xml:space="preserve">月5㎥</w:t>
+            </w:r>
+          </w:p>
+        </w:tc>
+        <w:tc>
+          <w:tcPr>
+            <w:tcW w:type="dxa" w:w="985"/>
+            <w:shd w:fill="DCEBED" w:color="auto" w:val="clear"/>
+            <w:tcMar>
+              <w:top w:type="dxa" w:w="60"/>
+              <w:left w:type="dxa" w:w="90"/>
+              <w:bottom w:type="dxa" w:w="60"/>
+              <w:right w:type="dxa" w:w="90"/>
+            </w:tcMar>
+            <w:vAlign w:val="center"/>
+          </w:tcPr>
+          <w:p>
+            <w:pPr>
+              <w:spacing w:after="0" w:line="260"/>
+              <w:jc w:val="center"/>
+            </w:pPr>
+            <w:r>
+              <w:rPr>
+                <w:rFonts w:ascii="MS Pゴシック" w:cs="MS Pゴシック" w:eastAsia="MS Pゴシック" w:hAnsi="MS Pゴシック"/>
+                <w:b/>
+                <w:bCs/>
+                <w:color w:val="1A1A1A"/>
+                <w:sz w:val="18"/>
+                <w:szCs w:val="18"/>
+              </w:rPr>
+              <w:t xml:space="preserve">月8㎥</w:t>
+            </w:r>
+          </w:p>
+        </w:tc>
+        <w:tc>
+          <w:tcPr>
+            <w:tcW w:type="dxa" w:w="985"/>
+            <w:shd w:fill="DCEBED" w:color="auto" w:val="clear"/>
+            <w:tcMar>
+              <w:top w:type="dxa" w:w="60"/>
+              <w:left w:type="dxa" w:w="90"/>
+              <w:bottom w:type="dxa" w:w="60"/>
+              <w:right w:type="dxa" w:w="90"/>
+            </w:tcMar>
+            <w:vAlign w:val="center"/>
+          </w:tcPr>
+          <w:p>
+            <w:pPr>
+              <w:spacing w:after="0" w:line="260"/>
+              <w:jc w:val="center"/>
+            </w:pPr>
+            <w:r>
+              <w:rPr>
+                <w:rFonts w:ascii="MS Pゴシック" w:cs="MS Pゴシック" w:eastAsia="MS Pゴシック" w:hAnsi="MS Pゴシック"/>
+                <w:b/>
+                <w:bCs/>
+                <w:color w:val="1A1A1A"/>
+                <w:sz w:val="18"/>
+                <w:szCs w:val="18"/>
+              </w:rPr>
+              <w:t xml:space="preserve">月10㎥</w:t>
+            </w:r>
+          </w:p>
+        </w:tc>
+        <w:tc>
+          <w:tcPr>
+            <w:tcW w:type="dxa" w:w="985"/>
+            <w:shd w:fill="DCEBED" w:color="auto" w:val="clear"/>
+            <w:tcMar>
+              <w:top w:type="dxa" w:w="60"/>
+              <w:left w:type="dxa" w:w="90"/>
+              <w:bottom w:type="dxa" w:w="60"/>
+              <w:right w:type="dxa" w:w="90"/>
+            </w:tcMar>
+            <w:vAlign w:val="center"/>
+          </w:tcPr>
+          <w:p>
+            <w:pPr>
+              <w:spacing w:after="0" w:line="260"/>
+              <w:jc w:val="center"/>
+            </w:pPr>
+            <w:r>
+              <w:rPr>
+                <w:rFonts w:ascii="MS Pゴシック" w:cs="MS Pゴシック" w:eastAsia="MS Pゴシック" w:hAnsi="MS Pゴシック"/>
+                <w:b/>
+                <w:bCs/>
+                <w:color w:val="1A1A1A"/>
+                <w:sz w:val="18"/>
+                <w:szCs w:val="18"/>
+              </w:rPr>
+              <w:t xml:space="preserve">月15㎥</w:t>
+            </w:r>
+          </w:p>
+        </w:tc>
+        <w:tc>
+          <w:tcPr>
+            <w:tcW w:type="dxa" w:w="985"/>
+            <w:shd w:fill="DCEBED" w:color="auto" w:val="clear"/>
+            <w:tcMar>
+              <w:top w:type="dxa" w:w="60"/>
+              <w:left w:type="dxa" w:w="90"/>
+              <w:bottom w:type="dxa" w:w="60"/>
+              <w:right w:type="dxa" w:w="90"/>
+            </w:tcMar>
+            <w:vAlign w:val="center"/>
+          </w:tcPr>
+          <w:p>
+            <w:pPr>
+              <w:spacing w:after="0" w:line="260"/>
+              <w:jc w:val="center"/>
+            </w:pPr>
+            <w:r>
+              <w:rPr>
+                <w:rFonts w:ascii="MS Pゴシック" w:cs="MS Pゴシック" w:eastAsia="MS Pゴシック" w:hAnsi="MS Pゴシック"/>
+                <w:b/>
+                <w:bCs/>
+                <w:color w:val="1A1A1A"/>
+                <w:sz w:val="18"/>
+                <w:szCs w:val="18"/>
+              </w:rPr>
+              <w:t xml:space="preserve">月20㎥</w:t>
+            </w:r>
+          </w:p>
+        </w:tc>
+        <w:tc>
+          <w:tcPr>
+            <w:tcW w:type="dxa" w:w="985"/>
+            <w:shd w:fill="DCEBED" w:color="auto" w:val="clear"/>
+            <w:tcMar>
+              <w:top w:type="dxa" w:w="60"/>
+              <w:left w:type="dxa" w:w="90"/>
+              <w:bottom w:type="dxa" w:w="60"/>
+              <w:right w:type="dxa" w:w="90"/>
+            </w:tcMar>
+            <w:vAlign w:val="center"/>
+          </w:tcPr>
+          <w:p>
+            <w:pPr>
+              <w:spacing w:after="0" w:line="260"/>
+              <w:jc w:val="center"/>
+            </w:pPr>
+            <w:r>
+              <w:rPr>
+                <w:rFonts w:ascii="MS Pゴシック" w:cs="MS Pゴシック" w:eastAsia="MS Pゴシック" w:hAnsi="MS Pゴシック"/>
+                <w:b/>
+                <w:bCs/>
+                <w:color w:val="1A1A1A"/>
+                <w:sz w:val="18"/>
+                <w:szCs w:val="18"/>
+              </w:rPr>
+              <w:t xml:space="preserve">月30㎥</w:t>
+            </w:r>
+          </w:p>
+        </w:tc>
+        <w:tc>
+          <w:tcPr>
+            <w:tcW w:type="dxa" w:w="985"/>
+            <w:shd w:fill="DCEBED" w:color="auto" w:val="clear"/>
+            <w:tcMar>
+              <w:top w:type="dxa" w:w="60"/>
+              <w:left w:type="dxa" w:w="90"/>
+              <w:bottom w:type="dxa" w:w="60"/>
+              <w:right w:type="dxa" w:w="90"/>
+            </w:tcMar>
+            <w:vAlign w:val="center"/>
+          </w:tcPr>
+          <w:p>
+            <w:pPr>
+              <w:spacing w:after="0" w:line="260"/>
+              <w:jc w:val="center"/>
+            </w:pPr>
+            <w:r>
+              <w:rPr>
+                <w:rFonts w:ascii="MS Pゴシック" w:cs="MS Pゴシック" w:eastAsia="MS Pゴシック" w:hAnsi="MS Pゴシック"/>
+                <w:b/>
+                <w:bCs/>
+                <w:color w:val="1A1A1A"/>
+                <w:sz w:val="18"/>
+                <w:szCs w:val="18"/>
+              </w:rPr>
+              <w:t xml:space="preserve">月50㎥</w:t>
+            </w:r>
+          </w:p>
+        </w:tc>
+        <w:tc>
+          <w:tcPr>
+            <w:tcW w:type="dxa" w:w="985"/>
+            <w:shd w:fill="DCEBED" w:color="auto" w:val="clear"/>
+            <w:tcMar>
+              <w:top w:type="dxa" w:w="60"/>
+              <w:left w:type="dxa" w:w="90"/>
+              <w:bottom w:type="dxa" w:w="60"/>
+              <w:right w:type="dxa" w:w="90"/>
+            </w:tcMar>
+            <w:vAlign w:val="center"/>
+          </w:tcPr>
+          <w:p>
+            <w:pPr>
+              <w:spacing w:after="0" w:line="260"/>
+              <w:jc w:val="center"/>
+            </w:pPr>
+            <w:r>
+              <w:rPr>
+                <w:rFonts w:ascii="MS Pゴシック" w:cs="MS Pゴシック" w:eastAsia="MS Pゴシック" w:hAnsi="MS Pゴシック"/>
+                <w:b/>
+                <w:bCs/>
+                <w:color w:val="1A1A1A"/>
+                <w:sz w:val="18"/>
+                <w:szCs w:val="18"/>
+              </w:rPr>
+              <w:t xml:space="preserve">月100㎥</w:t>
+            </w:r>
+          </w:p>
+        </w:tc>
+      </w:tr>
+      <w:tr>
+        <w:tc>
+          <w:tcPr>
+            <w:tcW w:type="dxa" w:w="2100"/>
+            <w:tcMar>
+              <w:top w:type="dxa" w:w="60"/>
+              <w:left w:type="dxa" w:w="90"/>
+              <w:bottom w:type="dxa" w:w="60"/>
+              <w:right w:type="dxa" w:w="90"/>
+            </w:tcMar>
+            <w:vAlign w:val="center"/>
+          </w:tcPr>
+          <w:p>
+            <w:pPr>
+              <w:spacing w:after="0" w:line="260"/>
+              <w:jc w:val="left"/>
+            </w:pPr>
+            <w:r>
+              <w:rPr>
+                <w:rFonts w:ascii="MS Pゴシック" w:cs="MS Pゴシック" w:eastAsia="MS Pゴシック" w:hAnsi="MS Pゴシック"/>
+                <w:b w:val="false"/>
+                <w:bCs w:val="false"/>
+                <w:color w:val="1A1A1A"/>
+                <w:sz w:val="18"/>
+                <w:szCs w:val="18"/>
+              </w:rPr>
+              <w:t xml:space="preserve">現行（2か月請求額）</w:t>
+            </w:r>
+          </w:p>
+        </w:tc>
+        <w:tc>
+          <w:tcPr>
+            <w:tcW w:type="dxa" w:w="985"/>
+            <w:tcMar>
+              <w:top w:type="dxa" w:w="60"/>
+              <w:left w:type="dxa" w:w="90"/>
+              <w:bottom w:type="dxa" w:w="60"/>
+              <w:right w:type="dxa" w:w="90"/>
+            </w:tcMar>
+            <w:vAlign w:val="center"/>
+          </w:tcPr>
+          <w:p>
+            <w:pPr>
+              <w:spacing w:after="0" w:line="260"/>
+              <w:jc w:val="right"/>
+            </w:pPr>
+            <w:r>
+              <w:rPr>
+                <w:rFonts w:ascii="MS Pゴシック" w:cs="MS Pゴシック" w:eastAsia="MS Pゴシック" w:hAnsi="MS Pゴシック"/>
+                <w:b w:val="false"/>
+                <w:bCs w:val="false"/>
+                <w:color w:val="1A1A1A"/>
+                <w:sz w:val="18"/>
+                <w:szCs w:val="18"/>
+              </w:rPr>
+              <w:t xml:space="preserve">2,217円</w:t>
+            </w:r>
+          </w:p>
+        </w:tc>
+        <w:tc>
+          <w:tcPr>
+            <w:tcW w:type="dxa" w:w="985"/>
+            <w:tcMar>
+              <w:top w:type="dxa" w:w="60"/>
+              <w:left w:type="dxa" w:w="90"/>
+              <w:bottom w:type="dxa" w:w="60"/>
+              <w:right w:type="dxa" w:w="90"/>
+            </w:tcMar>
+            <w:vAlign w:val="center"/>
+          </w:tcPr>
+          <w:p>
+            <w:pPr>
+              <w:spacing w:after="0" w:line="260"/>
+              <w:jc w:val="right"/>
+            </w:pPr>
+            <w:r>
+              <w:rPr>
+                <w:rFonts w:ascii="MS Pゴシック" w:cs="MS Pゴシック" w:eastAsia="MS Pゴシック" w:hAnsi="MS Pゴシック"/>
+                <w:b w:val="false"/>
+                <w:bCs w:val="false"/>
+                <w:color w:val="1A1A1A"/>
+                <w:sz w:val="18"/>
+                <w:szCs w:val="18"/>
+              </w:rPr>
+              <w:t xml:space="preserve">2,461円</w:t>
+            </w:r>
+          </w:p>
+        </w:tc>
+        <w:tc>
+          <w:tcPr>
+            <w:tcW w:type="dxa" w:w="985"/>
+            <w:tcMar>
+              <w:top w:type="dxa" w:w="60"/>
+              <w:left w:type="dxa" w:w="90"/>
+              <w:bottom w:type="dxa" w:w="60"/>
+              <w:right w:type="dxa" w:w="90"/>
+            </w:tcMar>
+            <w:vAlign w:val="center"/>
+          </w:tcPr>
+          <w:p>
+            <w:pPr>
+              <w:spacing w:after="0" w:line="260"/>
+              <w:jc w:val="right"/>
+            </w:pPr>
+            <w:r>
+              <w:rPr>
+                <w:rFonts w:ascii="MS Pゴシック" w:cs="MS Pゴシック" w:eastAsia="MS Pゴシック" w:hAnsi="MS Pゴシック"/>
+                <w:b w:val="false"/>
+                <w:bCs w:val="false"/>
+                <w:color w:val="1A1A1A"/>
+                <w:sz w:val="18"/>
+                <w:szCs w:val="18"/>
+              </w:rPr>
+              <w:t xml:space="preserve">2,624円</w:t>
+            </w:r>
+          </w:p>
+        </w:tc>
+        <w:tc>
+          <w:tcPr>
+            <w:tcW w:type="dxa" w:w="985"/>
+            <w:tcMar>
+              <w:top w:type="dxa" w:w="60"/>
+              <w:left w:type="dxa" w:w="90"/>
+              <w:bottom w:type="dxa" w:w="60"/>
+              <w:right w:type="dxa" w:w="90"/>
+            </w:tcMar>
+            <w:vAlign w:val="center"/>
+          </w:tcPr>
+          <w:p>
+            <w:pPr>
+              <w:spacing w:after="0" w:line="260"/>
+              <w:jc w:val="right"/>
+            </w:pPr>
+            <w:r>
+              <w:rPr>
+                <w:rFonts w:ascii="MS Pゴシック" w:cs="MS Pゴシック" w:eastAsia="MS Pゴシック" w:hAnsi="MS Pゴシック"/>
+                <w:b w:val="false"/>
+                <w:bCs w:val="false"/>
+                <w:color w:val="1A1A1A"/>
+                <w:sz w:val="18"/>
+                <w:szCs w:val="18"/>
+              </w:rPr>
+              <w:t xml:space="preserve">4,538円</w:t>
+            </w:r>
+          </w:p>
+        </w:tc>
+        <w:tc>
+          <w:tcPr>
+            <w:tcW w:type="dxa" w:w="985"/>
+            <w:tcMar>
+              <w:top w:type="dxa" w:w="60"/>
+              <w:left w:type="dxa" w:w="90"/>
+              <w:bottom w:type="dxa" w:w="60"/>
+              <w:right w:type="dxa" w:w="90"/>
+            </w:tcMar>
+            <w:vAlign w:val="center"/>
+          </w:tcPr>
+          <w:p>
+            <w:pPr>
+              <w:spacing w:after="0" w:line="260"/>
+              <w:jc w:val="right"/>
+            </w:pPr>
+            <w:r>
+              <w:rPr>
+                <w:rFonts w:ascii="MS Pゴシック" w:cs="MS Pゴシック" w:eastAsia="MS Pゴシック" w:hAnsi="MS Pゴシック"/>
+                <w:b w:val="false"/>
+                <w:bCs w:val="false"/>
+                <w:color w:val="1A1A1A"/>
+                <w:sz w:val="18"/>
+                <w:szCs w:val="18"/>
+              </w:rPr>
+              <w:t xml:space="preserve">6,452円</w:t>
+            </w:r>
+          </w:p>
+        </w:tc>
+        <w:tc>
+          <w:tcPr>
+            <w:tcW w:type="dxa" w:w="985"/>
+            <w:tcMar>
+              <w:top w:type="dxa" w:w="60"/>
+              <w:left w:type="dxa" w:w="90"/>
+              <w:bottom w:type="dxa" w:w="60"/>
+              <w:right w:type="dxa" w:w="90"/>
+            </w:tcMar>
+            <w:vAlign w:val="center"/>
+          </w:tcPr>
+          <w:p>
+            <w:pPr>
+              <w:spacing w:after="0" w:line="260"/>
+              <w:jc w:val="right"/>
+            </w:pPr>
+            <w:r>
+              <w:rPr>
+                <w:rFonts w:ascii="MS Pゴシック" w:cs="MS Pゴシック" w:eastAsia="MS Pゴシック" w:hAnsi="MS Pゴシック"/>
+                <w:b w:val="false"/>
+                <w:bCs w:val="false"/>
+                <w:color w:val="1A1A1A"/>
+                <w:sz w:val="18"/>
+                <w:szCs w:val="18"/>
+              </w:rPr>
+              <w:t xml:space="preserve">10,280円</w:t>
+            </w:r>
+          </w:p>
+        </w:tc>
+        <w:tc>
+          <w:tcPr>
+            <w:tcW w:type="dxa" w:w="985"/>
+            <w:tcMar>
+              <w:top w:type="dxa" w:w="60"/>
+              <w:left w:type="dxa" w:w="90"/>
+              <w:bottom w:type="dxa" w:w="60"/>
+              <w:right w:type="dxa" w:w="90"/>
+            </w:tcMar>
+            <w:vAlign w:val="center"/>
+          </w:tcPr>
+          <w:p>
+            <w:pPr>
+              <w:spacing w:after="0" w:line="260"/>
+              <w:jc w:val="right"/>
+            </w:pPr>
+            <w:r>
+              <w:rPr>
+                <w:rFonts w:ascii="MS Pゴシック" w:cs="MS Pゴシック" w:eastAsia="MS Pゴシック" w:hAnsi="MS Pゴシック"/>
+                <w:b w:val="false"/>
+                <w:bCs w:val="false"/>
+                <w:color w:val="1A1A1A"/>
+                <w:sz w:val="18"/>
+                <w:szCs w:val="18"/>
+              </w:rPr>
+              <w:t xml:space="preserve">17,936円</w:t>
+            </w:r>
+          </w:p>
+        </w:tc>
+        <w:tc>
+          <w:tcPr>
+            <w:tcW w:type="dxa" w:w="985"/>
+            <w:tcMar>
+              <w:top w:type="dxa" w:w="60"/>
+              <w:left w:type="dxa" w:w="90"/>
+              <w:bottom w:type="dxa" w:w="60"/>
+              <w:right w:type="dxa" w:w="90"/>
+            </w:tcMar>
+            <w:vAlign w:val="center"/>
+          </w:tcPr>
+          <w:p>
+            <w:pPr>
+              <w:spacing w:after="0" w:line="260"/>
+              <w:jc w:val="right"/>
+            </w:pPr>
+            <w:r>
+              <w:rPr>
+                <w:rFonts w:ascii="MS Pゴシック" w:cs="MS Pゴシック" w:eastAsia="MS Pゴシック" w:hAnsi="MS Pゴシック"/>
+                <w:b w:val="false"/>
+                <w:bCs w:val="false"/>
+                <w:color w:val="1A1A1A"/>
+                <w:sz w:val="18"/>
+                <w:szCs w:val="18"/>
+              </w:rPr>
+              <w:t xml:space="preserve">39,936円</w:t>
+            </w:r>
+          </w:p>
+        </w:tc>
+      </w:tr>
+      <w:tr>
+        <w:tc>
+          <w:tcPr>
+            <w:tcW w:type="dxa" w:w="2100"/>
+            <w:shd w:fill="FBEAE0" w:color="auto" w:val="clear"/>
+            <w:tcMar>
+              <w:top w:type="dxa" w:w="60"/>
+              <w:left w:type="dxa" w:w="90"/>
+              <w:bottom w:type="dxa" w:w="60"/>
+              <w:right w:type="dxa" w:w="90"/>
+            </w:tcMar>
+            <w:vAlign w:val="center"/>
+          </w:tcPr>
+          <w:p>
+            <w:pPr>
+              <w:spacing w:after="0" w:line="260"/>
+              <w:jc w:val="left"/>
+            </w:pPr>
+            <w:r>
+              <w:rPr>
+                <w:rFonts w:ascii="MS Pゴシック" w:cs="MS Pゴシック" w:eastAsia="MS Pゴシック" w:hAnsi="MS Pゴシック"/>
+                <w:b/>
+                <w:bCs/>
+                <w:color w:val="1A1A1A"/>
+                <w:sz w:val="18"/>
+                <w:szCs w:val="18"/>
+              </w:rPr>
+              <w:t xml:space="preserve">B案（基準）</w:t>
+            </w:r>
+          </w:p>
+        </w:tc>
+        <w:tc>
+          <w:tcPr>
+            <w:tcW w:type="dxa" w:w="985"/>
+            <w:shd w:fill="FBEAE0" w:color="auto" w:val="clear"/>
+            <w:tcMar>
+              <w:top w:type="dxa" w:w="60"/>
+              <w:left w:type="dxa" w:w="90"/>
+              <w:bottom w:type="dxa" w:w="60"/>
+              <w:right w:type="dxa" w:w="90"/>
+            </w:tcMar>
+            <w:vAlign w:val="center"/>
+          </w:tcPr>
+          <w:p>
+            <w:pPr>
+              <w:spacing w:after="0" w:line="260"/>
+              <w:jc w:val="right"/>
+            </w:pPr>
+            <w:r>
+              <w:rPr>
+                <w:rFonts w:ascii="MS Pゴシック" w:cs="MS Pゴシック" w:eastAsia="MS Pゴシック" w:hAnsi="MS Pゴシック"/>
+                <w:b/>
+                <w:bCs/>
+                <w:color w:val="1A1A1A"/>
+                <w:sz w:val="18"/>
+                <w:szCs w:val="18"/>
+              </w:rPr>
+              <w:t xml:space="preserve">±0%</w:t>
+            </w:r>
+          </w:p>
+        </w:tc>
+        <w:tc>
+          <w:tcPr>
+            <w:tcW w:type="dxa" w:w="985"/>
+            <w:shd w:fill="FBEAE0" w:color="auto" w:val="clear"/>
+            <w:tcMar>
+              <w:top w:type="dxa" w:w="60"/>
+              <w:left w:type="dxa" w:w="90"/>
+              <w:bottom w:type="dxa" w:w="60"/>
+              <w:right w:type="dxa" w:w="90"/>
+            </w:tcMar>
+            <w:vAlign w:val="center"/>
+          </w:tcPr>
+          <w:p>
+            <w:pPr>
+              <w:spacing w:after="0" w:line="260"/>
+              <w:jc w:val="right"/>
+            </w:pPr>
+            <w:r>
+              <w:rPr>
+                <w:rFonts w:ascii="MS Pゴシック" w:cs="MS Pゴシック" w:eastAsia="MS Pゴシック" w:hAnsi="MS Pゴシック"/>
+                <w:b/>
+                <w:bCs/>
+                <w:color w:val="1A1A1A"/>
+                <w:sz w:val="18"/>
+                <w:szCs w:val="18"/>
+              </w:rPr>
+              <w:t xml:space="preserve">+9.7%</w:t>
+            </w:r>
+          </w:p>
+        </w:tc>
+        <w:tc>
+          <w:tcPr>
+            <w:tcW w:type="dxa" w:w="985"/>
+            <w:shd w:fill="FBEAE0" w:color="auto" w:val="clear"/>
+            <w:tcMar>
+              <w:top w:type="dxa" w:w="60"/>
+              <w:left w:type="dxa" w:w="90"/>
+              <w:bottom w:type="dxa" w:w="60"/>
+              <w:right w:type="dxa" w:w="90"/>
+            </w:tcMar>
+            <w:vAlign w:val="center"/>
+          </w:tcPr>
+          <w:p>
+            <w:pPr>
+              <w:spacing w:after="0" w:line="260"/>
+              <w:jc w:val="right"/>
+            </w:pPr>
+            <w:r>
+              <w:rPr>
+                <w:rFonts w:ascii="MS Pゴシック" w:cs="MS Pゴシック" w:eastAsia="MS Pゴシック" w:hAnsi="MS Pゴシック"/>
+                <w:b/>
+                <w:bCs/>
+                <w:color w:val="1A1A1A"/>
+                <w:sz w:val="18"/>
+                <w:szCs w:val="18"/>
+              </w:rPr>
+              <w:t xml:space="preserve">+15.1%</w:t>
+            </w:r>
+          </w:p>
+        </w:tc>
+        <w:tc>
+          <w:tcPr>
+            <w:tcW w:type="dxa" w:w="985"/>
+            <w:shd w:fill="FBEAE0" w:color="auto" w:val="clear"/>
+            <w:tcMar>
+              <w:top w:type="dxa" w:w="60"/>
+              <w:left w:type="dxa" w:w="90"/>
+              <w:bottom w:type="dxa" w:w="60"/>
+              <w:right w:type="dxa" w:w="90"/>
+            </w:tcMar>
+            <w:vAlign w:val="center"/>
+          </w:tcPr>
+          <w:p>
+            <w:pPr>
+              <w:spacing w:after="0" w:line="260"/>
+              <w:jc w:val="right"/>
+            </w:pPr>
+            <w:r>
+              <w:rPr>
+                <w:rFonts w:ascii="MS Pゴシック" w:cs="MS Pゴシック" w:eastAsia="MS Pゴシック" w:hAnsi="MS Pゴシック"/>
+                <w:b/>
+                <w:bCs/>
+                <w:color w:val="1A1A1A"/>
+                <w:sz w:val="18"/>
+                <w:szCs w:val="18"/>
+              </w:rPr>
+              <w:t xml:space="preserve">+12.8%</w:t>
+            </w:r>
+          </w:p>
+        </w:tc>
+        <w:tc>
+          <w:tcPr>
+            <w:tcW w:type="dxa" w:w="985"/>
+            <w:shd w:fill="FBEAE0" w:color="auto" w:val="clear"/>
+            <w:tcMar>
+              <w:top w:type="dxa" w:w="60"/>
+              <w:left w:type="dxa" w:w="90"/>
+              <w:bottom w:type="dxa" w:w="60"/>
+              <w:right w:type="dxa" w:w="90"/>
+            </w:tcMar>
+            <w:vAlign w:val="center"/>
+          </w:tcPr>
+          <w:p>
+            <w:pPr>
+              <w:spacing w:after="0" w:line="260"/>
+              <w:jc w:val="right"/>
+            </w:pPr>
+            <w:r>
+              <w:rPr>
+                <w:rFonts w:ascii="MS Pゴシック" w:cs="MS Pゴシック" w:eastAsia="MS Pゴシック" w:hAnsi="MS Pゴシック"/>
+                <w:b/>
+                <w:bCs/>
+                <w:color w:val="1A1A1A"/>
+                <w:sz w:val="18"/>
+                <w:szCs w:val="18"/>
+              </w:rPr>
+              <w:t xml:space="preserve">+11.9%</w:t>
+            </w:r>
+          </w:p>
+        </w:tc>
+        <w:tc>
+          <w:tcPr>
+            <w:tcW w:type="dxa" w:w="985"/>
+            <w:shd w:fill="FBEAE0" w:color="auto" w:val="clear"/>
+            <w:tcMar>
+              <w:top w:type="dxa" w:w="60"/>
+              <w:left w:type="dxa" w:w="90"/>
+              <w:bottom w:type="dxa" w:w="60"/>
+              <w:right w:type="dxa" w:w="90"/>
+            </w:tcMar>
+            <w:vAlign w:val="center"/>
+          </w:tcPr>
+          <w:p>
+            <w:pPr>
+              <w:spacing w:after="0" w:line="260"/>
+              <w:jc w:val="right"/>
+            </w:pPr>
+            <w:r>
+              <w:rPr>
+                <w:rFonts w:ascii="MS Pゴシック" w:cs="MS Pゴシック" w:eastAsia="MS Pゴシック" w:hAnsi="MS Pゴシック"/>
+                <w:b/>
+                <w:bCs/>
+                <w:color w:val="1A1A1A"/>
+                <w:sz w:val="18"/>
+                <w:szCs w:val="18"/>
+              </w:rPr>
+              <w:t xml:space="preserve">+11.1%</w:t>
+            </w:r>
+          </w:p>
+        </w:tc>
+        <w:tc>
+          <w:tcPr>
+            <w:tcW w:type="dxa" w:w="985"/>
+            <w:shd w:fill="FBEAE0" w:color="auto" w:val="clear"/>
+            <w:tcMar>
+              <w:top w:type="dxa" w:w="60"/>
+              <w:left w:type="dxa" w:w="90"/>
+              <w:bottom w:type="dxa" w:w="60"/>
+              <w:right w:type="dxa" w:w="90"/>
+            </w:tcMar>
+            <w:vAlign w:val="center"/>
+          </w:tcPr>
+          <w:p>
+            <w:pPr>
+              <w:spacing w:after="0" w:line="260"/>
+              <w:jc w:val="right"/>
+            </w:pPr>
+            <w:r>
+              <w:rPr>
+                <w:rFonts w:ascii="MS Pゴシック" w:cs="MS Pゴシック" w:eastAsia="MS Pゴシック" w:hAnsi="MS Pゴシック"/>
+                <w:b/>
+                <w:bCs/>
+                <w:color w:val="1A1A1A"/>
+                <w:sz w:val="18"/>
+                <w:szCs w:val="18"/>
+              </w:rPr>
+              <w:t xml:space="preserve">+10.5%</w:t>
+            </w:r>
+          </w:p>
+        </w:tc>
+        <w:tc>
+          <w:tcPr>
+            <w:tcW w:type="dxa" w:w="985"/>
+            <w:shd w:fill="FBEAE0" w:color="auto" w:val="clear"/>
+            <w:tcMar>
+              <w:top w:type="dxa" w:w="60"/>
+              <w:left w:type="dxa" w:w="90"/>
+              <w:bottom w:type="dxa" w:w="60"/>
+              <w:right w:type="dxa" w:w="90"/>
+            </w:tcMar>
+            <w:vAlign w:val="center"/>
+          </w:tcPr>
+          <w:p>
+            <w:pPr>
+              <w:spacing w:after="0" w:line="260"/>
+              <w:jc w:val="right"/>
+            </w:pPr>
+            <w:r>
+              <w:rPr>
+                <w:rFonts w:ascii="MS Pゴシック" w:cs="MS Pゴシック" w:eastAsia="MS Pゴシック" w:hAnsi="MS Pゴシック"/>
+                <w:b/>
+                <w:bCs/>
+                <w:color w:val="1A1A1A"/>
+                <w:sz w:val="18"/>
+                <w:szCs w:val="18"/>
+              </w:rPr>
+              <w:t xml:space="preserve">+10.2%</w:t>
+            </w:r>
+          </w:p>
+        </w:tc>
+      </w:tr>
+      <w:tr>
+        <w:tc>
+          <w:tcPr>
+            <w:tcW w:type="dxa" w:w="2100"/>
+            <w:tcMar>
+              <w:top w:type="dxa" w:w="60"/>
+              <w:left w:type="dxa" w:w="90"/>
+              <w:bottom w:type="dxa" w:w="60"/>
+              <w:right w:type="dxa" w:w="90"/>
+            </w:tcMar>
+            <w:vAlign w:val="center"/>
+          </w:tcPr>
+          <w:p>
+            <w:pPr>
+              <w:spacing w:after="0" w:line="260"/>
+              <w:jc w:val="left"/>
+            </w:pPr>
+            <w:r>
+              <w:rPr>
+                <w:rFonts w:ascii="MS Pゴシック" w:cs="MS Pゴシック" w:eastAsia="MS Pゴシック" w:hAnsi="MS Pゴシック"/>
+                <w:b w:val="false"/>
+                <w:bCs w:val="false"/>
+                <w:color w:val="1A1A1A"/>
+                <w:sz w:val="18"/>
+                <w:szCs w:val="18"/>
+              </w:rPr>
+              <w:t xml:space="preserve">B-1　3区分化</w:t>
+            </w:r>
+          </w:p>
+        </w:tc>
+        <w:tc>
+          <w:tcPr>
+            <w:tcW w:type="dxa" w:w="985"/>
+            <w:tcMar>
+              <w:top w:type="dxa" w:w="60"/>
+              <w:left w:type="dxa" w:w="90"/>
+              <w:bottom w:type="dxa" w:w="60"/>
+              <w:right w:type="dxa" w:w="90"/>
+            </w:tcMar>
+            <w:vAlign w:val="center"/>
+          </w:tcPr>
+          <w:p>
+            <w:pPr>
+              <w:spacing w:after="0" w:line="260"/>
+              <w:jc w:val="right"/>
+            </w:pPr>
+            <w:r>
+              <w:rPr>
+                <w:rFonts w:ascii="MS Pゴシック" w:cs="MS Pゴシック" w:eastAsia="MS Pゴシック" w:hAnsi="MS Pゴシック"/>
+                <w:b w:val="false"/>
+                <w:bCs w:val="false"/>
+                <w:color w:val="1A1A1A"/>
+                <w:sz w:val="18"/>
+                <w:szCs w:val="18"/>
+              </w:rPr>
+              <w:t xml:space="preserve">±0%</w:t>
+            </w:r>
+          </w:p>
+        </w:tc>
+        <w:tc>
+          <w:tcPr>
+            <w:tcW w:type="dxa" w:w="985"/>
+            <w:tcMar>
+              <w:top w:type="dxa" w:w="60"/>
+              <w:left w:type="dxa" w:w="90"/>
+              <w:bottom w:type="dxa" w:w="60"/>
+              <w:right w:type="dxa" w:w="90"/>
+            </w:tcMar>
+            <w:vAlign w:val="center"/>
+          </w:tcPr>
+          <w:p>
+            <w:pPr>
+              <w:spacing w:after="0" w:line="260"/>
+              <w:jc w:val="right"/>
+            </w:pPr>
+            <w:r>
+              <w:rPr>
+                <w:rFonts w:ascii="MS Pゴシック" w:cs="MS Pゴシック" w:eastAsia="MS Pゴシック" w:hAnsi="MS Pゴシック"/>
+                <w:b w:val="false"/>
+                <w:bCs w:val="false"/>
+                <w:color w:val="1A1A1A"/>
+                <w:sz w:val="18"/>
+                <w:szCs w:val="18"/>
+              </w:rPr>
+              <w:t xml:space="preserve">+28.7%</w:t>
+            </w:r>
+          </w:p>
+        </w:tc>
+        <w:tc>
+          <w:tcPr>
+            <w:tcW w:type="dxa" w:w="985"/>
+            <w:tcMar>
+              <w:top w:type="dxa" w:w="60"/>
+              <w:left w:type="dxa" w:w="90"/>
+              <w:bottom w:type="dxa" w:w="60"/>
+              <w:right w:type="dxa" w:w="90"/>
+            </w:tcMar>
+            <w:vAlign w:val="center"/>
+          </w:tcPr>
+          <w:p>
+            <w:pPr>
+              <w:spacing w:after="0" w:line="260"/>
+              <w:jc w:val="right"/>
+            </w:pPr>
+            <w:r>
+              <w:rPr>
+                <w:rFonts w:ascii="MS Pゴシック" w:cs="MS Pゴシック" w:eastAsia="MS Pゴシック" w:hAnsi="MS Pゴシック"/>
+                <w:b w:val="false"/>
+                <w:bCs w:val="false"/>
+                <w:color w:val="1A1A1A"/>
+                <w:sz w:val="18"/>
+                <w:szCs w:val="18"/>
+              </w:rPr>
+              <w:t xml:space="preserve">+44.9%</w:t>
+            </w:r>
+          </w:p>
+        </w:tc>
+        <w:tc>
+          <w:tcPr>
+            <w:tcW w:type="dxa" w:w="985"/>
+            <w:tcMar>
+              <w:top w:type="dxa" w:w="60"/>
+              <w:left w:type="dxa" w:w="90"/>
+              <w:bottom w:type="dxa" w:w="60"/>
+              <w:right w:type="dxa" w:w="90"/>
+            </w:tcMar>
+            <w:vAlign w:val="center"/>
+          </w:tcPr>
+          <w:p>
+            <w:pPr>
+              <w:spacing w:after="0" w:line="260"/>
+              <w:jc w:val="right"/>
+            </w:pPr>
+            <w:r>
+              <w:rPr>
+                <w:rFonts w:ascii="MS Pゴシック" w:cs="MS Pゴシック" w:eastAsia="MS Pゴシック" w:hAnsi="MS Pゴシック"/>
+                <w:b w:val="false"/>
+                <w:bCs w:val="false"/>
+                <w:color w:val="1A1A1A"/>
+                <w:sz w:val="18"/>
+                <w:szCs w:val="18"/>
+              </w:rPr>
+              <w:t xml:space="preserve">+18.7%</w:t>
+            </w:r>
+          </w:p>
+        </w:tc>
+        <w:tc>
+          <w:tcPr>
+            <w:tcW w:type="dxa" w:w="985"/>
+            <w:tcMar>
+              <w:top w:type="dxa" w:w="60"/>
+              <w:left w:type="dxa" w:w="90"/>
+              <w:bottom w:type="dxa" w:w="60"/>
+              <w:right w:type="dxa" w:w="90"/>
+            </w:tcMar>
+            <w:vAlign w:val="center"/>
+          </w:tcPr>
+          <w:p>
+            <w:pPr>
+              <w:spacing w:after="0" w:line="260"/>
+              <w:jc w:val="right"/>
+            </w:pPr>
+            <w:r>
+              <w:rPr>
+                <w:rFonts w:ascii="MS Pゴシック" w:cs="MS Pゴシック" w:eastAsia="MS Pゴシック" w:hAnsi="MS Pゴシック"/>
+                <w:b w:val="false"/>
+                <w:bCs w:val="false"/>
+                <w:color w:val="1A1A1A"/>
+                <w:sz w:val="18"/>
+                <w:szCs w:val="18"/>
+              </w:rPr>
+              <w:t xml:space="preserve">+8.0%</w:t>
+            </w:r>
+          </w:p>
+        </w:tc>
+        <w:tc>
+          <w:tcPr>
+            <w:tcW w:type="dxa" w:w="985"/>
+            <w:tcMar>
+              <w:top w:type="dxa" w:w="60"/>
+              <w:left w:type="dxa" w:w="90"/>
+              <w:bottom w:type="dxa" w:w="60"/>
+              <w:right w:type="dxa" w:w="90"/>
+            </w:tcMar>
+            <w:vAlign w:val="center"/>
+          </w:tcPr>
+          <w:p>
+            <w:pPr>
+              <w:spacing w:after="0" w:line="260"/>
+              <w:jc w:val="right"/>
+            </w:pPr>
+            <w:r>
+              <w:rPr>
+                <w:rFonts w:ascii="MS Pゴシック" w:cs="MS Pゴシック" w:eastAsia="MS Pゴシック" w:hAnsi="MS Pゴシック"/>
+                <w:b w:val="false"/>
+                <w:bCs w:val="false"/>
+                <w:color w:val="1A1A1A"/>
+                <w:sz w:val="18"/>
+                <w:szCs w:val="18"/>
+              </w:rPr>
+              <w:t xml:space="preserve">−1.4%</w:t>
+            </w:r>
+          </w:p>
+        </w:tc>
+        <w:tc>
+          <w:tcPr>
+            <w:tcW w:type="dxa" w:w="985"/>
+            <w:tcMar>
+              <w:top w:type="dxa" w:w="60"/>
+              <w:left w:type="dxa" w:w="90"/>
+              <w:bottom w:type="dxa" w:w="60"/>
+              <w:right w:type="dxa" w:w="90"/>
+            </w:tcMar>
+            <w:vAlign w:val="center"/>
+          </w:tcPr>
+          <w:p>
+            <w:pPr>
+              <w:spacing w:after="0" w:line="260"/>
+              <w:jc w:val="right"/>
+            </w:pPr>
+            <w:r>
+              <w:rPr>
+                <w:rFonts w:ascii="MS Pゴシック" w:cs="MS Pゴシック" w:eastAsia="MS Pゴシック" w:hAnsi="MS Pゴシック"/>
+                <w:b w:val="false"/>
+                <w:bCs w:val="false"/>
+                <w:color w:val="1A1A1A"/>
+                <w:sz w:val="18"/>
+                <w:szCs w:val="18"/>
+              </w:rPr>
+              <w:t xml:space="preserve">−8.2%</w:t>
+            </w:r>
+          </w:p>
+        </w:tc>
+        <w:tc>
+          <w:tcPr>
+            <w:tcW w:type="dxa" w:w="985"/>
+            <w:tcMar>
+              <w:top w:type="dxa" w:w="60"/>
+              <w:left w:type="dxa" w:w="90"/>
+              <w:bottom w:type="dxa" w:w="60"/>
+              <w:right w:type="dxa" w:w="90"/>
+            </w:tcMar>
+            <w:vAlign w:val="center"/>
+          </w:tcPr>
+          <w:p>
+            <w:pPr>
+              <w:spacing w:after="0" w:line="260"/>
+              <w:jc w:val="right"/>
+            </w:pPr>
+            <w:r>
+              <w:rPr>
+                <w:rFonts w:ascii="MS Pゴシック" w:cs="MS Pゴシック" w:eastAsia="MS Pゴシック" w:hAnsi="MS Pゴシック"/>
+                <w:b w:val="false"/>
+                <w:bCs w:val="false"/>
+                <w:color w:val="1A1A1A"/>
+                <w:sz w:val="18"/>
+                <w:szCs w:val="18"/>
+              </w:rPr>
+              <w:t xml:space="preserve">+1.8%</w:t>
+            </w:r>
+          </w:p>
+        </w:tc>
+      </w:tr>
+      <w:tr>
+        <w:tc>
+          <w:tcPr>
+            <w:tcW w:type="dxa" w:w="2100"/>
+            <w:shd w:fill="F4F7F7" w:color="auto" w:val="clear"/>
+            <w:tcMar>
+              <w:top w:type="dxa" w:w="60"/>
+              <w:left w:type="dxa" w:w="90"/>
+              <w:bottom w:type="dxa" w:w="60"/>
+              <w:right w:type="dxa" w:w="90"/>
+            </w:tcMar>
+            <w:vAlign w:val="center"/>
+          </w:tcPr>
+          <w:p>
+            <w:pPr>
+              <w:spacing w:after="0" w:line="260"/>
+              <w:jc w:val="left"/>
+            </w:pPr>
+            <w:r>
+              <w:rPr>
+                <w:rFonts w:ascii="MS Pゴシック" w:cs="MS Pゴシック" w:eastAsia="MS Pゴシック" w:hAnsi="MS Pゴシック"/>
+                <w:b w:val="false"/>
+                <w:bCs w:val="false"/>
+                <w:color w:val="1A1A1A"/>
+                <w:sz w:val="18"/>
+                <w:szCs w:val="18"/>
+              </w:rPr>
+              <w:t xml:space="preserve">B-2　第1境界20㎥</w:t>
+            </w:r>
+          </w:p>
+        </w:tc>
+        <w:tc>
+          <w:tcPr>
+            <w:tcW w:type="dxa" w:w="985"/>
+            <w:shd w:fill="F4F7F7" w:color="auto" w:val="clear"/>
+            <w:tcMar>
+              <w:top w:type="dxa" w:w="60"/>
+              <w:left w:type="dxa" w:w="90"/>
+              <w:bottom w:type="dxa" w:w="60"/>
+              <w:right w:type="dxa" w:w="90"/>
+            </w:tcMar>
+            <w:vAlign w:val="center"/>
+          </w:tcPr>
+          <w:p>
+            <w:pPr>
+              <w:spacing w:after="0" w:line="260"/>
+              <w:jc w:val="right"/>
+            </w:pPr>
+            <w:r>
+              <w:rPr>
+                <w:rFonts w:ascii="MS Pゴシック" w:cs="MS Pゴシック" w:eastAsia="MS Pゴシック" w:hAnsi="MS Pゴシック"/>
+                <w:b w:val="false"/>
+                <w:bCs w:val="false"/>
+                <w:color w:val="1A1A1A"/>
+                <w:sz w:val="18"/>
+                <w:szCs w:val="18"/>
+              </w:rPr>
+              <w:t xml:space="preserve">±0%</w:t>
+            </w:r>
+          </w:p>
+        </w:tc>
+        <w:tc>
+          <w:tcPr>
+            <w:tcW w:type="dxa" w:w="985"/>
+            <w:shd w:fill="F4F7F7" w:color="auto" w:val="clear"/>
+            <w:tcMar>
+              <w:top w:type="dxa" w:w="60"/>
+              <w:left w:type="dxa" w:w="90"/>
+              <w:bottom w:type="dxa" w:w="60"/>
+              <w:right w:type="dxa" w:w="90"/>
+            </w:tcMar>
+            <w:vAlign w:val="center"/>
+          </w:tcPr>
+          <w:p>
+            <w:pPr>
+              <w:spacing w:after="0" w:line="260"/>
+              <w:jc w:val="right"/>
+            </w:pPr>
+            <w:r>
+              <w:rPr>
+                <w:rFonts w:ascii="MS Pゴシック" w:cs="MS Pゴシック" w:eastAsia="MS Pゴシック" w:hAnsi="MS Pゴシック"/>
+                <w:b w:val="false"/>
+                <w:bCs w:val="false"/>
+                <w:color w:val="1A1A1A"/>
+                <w:sz w:val="18"/>
+                <w:szCs w:val="18"/>
+              </w:rPr>
+              <w:t xml:space="preserve">+25.8%</w:t>
+            </w:r>
+          </w:p>
+        </w:tc>
+        <w:tc>
+          <w:tcPr>
+            <w:tcW w:type="dxa" w:w="985"/>
+            <w:shd w:fill="F4F7F7" w:color="auto" w:val="clear"/>
+            <w:tcMar>
+              <w:top w:type="dxa" w:w="60"/>
+              <w:left w:type="dxa" w:w="90"/>
+              <w:bottom w:type="dxa" w:w="60"/>
+              <w:right w:type="dxa" w:w="90"/>
+            </w:tcMar>
+            <w:vAlign w:val="center"/>
+          </w:tcPr>
+          <w:p>
+            <w:pPr>
+              <w:spacing w:after="0" w:line="260"/>
+              <w:jc w:val="right"/>
+            </w:pPr>
+            <w:r>
+              <w:rPr>
+                <w:rFonts w:ascii="MS Pゴシック" w:cs="MS Pゴシック" w:eastAsia="MS Pゴシック" w:hAnsi="MS Pゴシック"/>
+                <w:b w:val="false"/>
+                <w:bCs w:val="false"/>
+                <w:color w:val="1A1A1A"/>
+                <w:sz w:val="18"/>
+                <w:szCs w:val="18"/>
+              </w:rPr>
+              <w:t xml:space="preserve">+40.2%</w:t>
+            </w:r>
+          </w:p>
+        </w:tc>
+        <w:tc>
+          <w:tcPr>
+            <w:tcW w:type="dxa" w:w="985"/>
+            <w:shd w:fill="F4F7F7" w:color="auto" w:val="clear"/>
+            <w:tcMar>
+              <w:top w:type="dxa" w:w="60"/>
+              <w:left w:type="dxa" w:w="90"/>
+              <w:bottom w:type="dxa" w:w="60"/>
+              <w:right w:type="dxa" w:w="90"/>
+            </w:tcMar>
+            <w:vAlign w:val="center"/>
+          </w:tcPr>
+          <w:p>
+            <w:pPr>
+              <w:spacing w:after="0" w:line="260"/>
+              <w:jc w:val="right"/>
+            </w:pPr>
+            <w:r>
+              <w:rPr>
+                <w:rFonts w:ascii="MS Pゴシック" w:cs="MS Pゴシック" w:eastAsia="MS Pゴシック" w:hAnsi="MS Pゴシック"/>
+                <w:b w:val="false"/>
+                <w:bCs w:val="false"/>
+                <w:color w:val="1A1A1A"/>
+                <w:sz w:val="18"/>
+                <w:szCs w:val="18"/>
+              </w:rPr>
+              <w:t xml:space="preserve">+13.3%</w:t>
+            </w:r>
+          </w:p>
+        </w:tc>
+        <w:tc>
+          <w:tcPr>
+            <w:tcW w:type="dxa" w:w="985"/>
+            <w:shd w:fill="F4F7F7" w:color="auto" w:val="clear"/>
+            <w:tcMar>
+              <w:top w:type="dxa" w:w="60"/>
+              <w:left w:type="dxa" w:w="90"/>
+              <w:bottom w:type="dxa" w:w="60"/>
+              <w:right w:type="dxa" w:w="90"/>
+            </w:tcMar>
+            <w:vAlign w:val="center"/>
+          </w:tcPr>
+          <w:p>
+            <w:pPr>
+              <w:spacing w:after="0" w:line="260"/>
+              <w:jc w:val="right"/>
+            </w:pPr>
+            <w:r>
+              <w:rPr>
+                <w:rFonts w:ascii="MS Pゴシック" w:cs="MS Pゴシック" w:eastAsia="MS Pゴシック" w:hAnsi="MS Pゴシック"/>
+                <w:b w:val="false"/>
+                <w:bCs w:val="false"/>
+                <w:color w:val="1A1A1A"/>
+                <w:sz w:val="18"/>
+                <w:szCs w:val="18"/>
+              </w:rPr>
+              <w:t xml:space="preserve">+2.4%</w:t>
+            </w:r>
+          </w:p>
+        </w:tc>
+        <w:tc>
+          <w:tcPr>
+            <w:tcW w:type="dxa" w:w="985"/>
+            <w:shd w:fill="F4F7F7" w:color="auto" w:val="clear"/>
+            <w:tcMar>
+              <w:top w:type="dxa" w:w="60"/>
+              <w:left w:type="dxa" w:w="90"/>
+              <w:bottom w:type="dxa" w:w="60"/>
+              <w:right w:type="dxa" w:w="90"/>
+            </w:tcMar>
+            <w:vAlign w:val="center"/>
+          </w:tcPr>
+          <w:p>
+            <w:pPr>
+              <w:spacing w:after="0" w:line="260"/>
+              <w:jc w:val="right"/>
+            </w:pPr>
+            <w:r>
+              <w:rPr>
+                <w:rFonts w:ascii="MS Pゴシック" w:cs="MS Pゴシック" w:eastAsia="MS Pゴシック" w:hAnsi="MS Pゴシック"/>
+                <w:b w:val="false"/>
+                <w:bCs w:val="false"/>
+                <w:color w:val="1A1A1A"/>
+                <w:sz w:val="18"/>
+                <w:szCs w:val="18"/>
+              </w:rPr>
+              <w:t xml:space="preserve">+5.1%</w:t>
+            </w:r>
+          </w:p>
+        </w:tc>
+        <w:tc>
+          <w:tcPr>
+            <w:tcW w:type="dxa" w:w="985"/>
+            <w:shd w:fill="F4F7F7" w:color="auto" w:val="clear"/>
+            <w:tcMar>
+              <w:top w:type="dxa" w:w="60"/>
+              <w:left w:type="dxa" w:w="90"/>
+              <w:bottom w:type="dxa" w:w="60"/>
+              <w:right w:type="dxa" w:w="90"/>
+            </w:tcMar>
+            <w:vAlign w:val="center"/>
+          </w:tcPr>
+          <w:p>
+            <w:pPr>
+              <w:spacing w:after="0" w:line="260"/>
+              <w:jc w:val="right"/>
+            </w:pPr>
+            <w:r>
+              <w:rPr>
+                <w:rFonts w:ascii="MS Pゴシック" w:cs="MS Pゴシック" w:eastAsia="MS Pゴシック" w:hAnsi="MS Pゴシック"/>
+                <w:b w:val="false"/>
+                <w:bCs w:val="false"/>
+                <w:color w:val="1A1A1A"/>
+                <w:sz w:val="18"/>
+                <w:szCs w:val="18"/>
+              </w:rPr>
+              <w:t xml:space="preserve">+7.1%</w:t>
+            </w:r>
+          </w:p>
+        </w:tc>
+        <w:tc>
+          <w:tcPr>
+            <w:tcW w:type="dxa" w:w="985"/>
+            <w:shd w:fill="F4F7F7" w:color="auto" w:val="clear"/>
+            <w:tcMar>
+              <w:top w:type="dxa" w:w="60"/>
+              <w:left w:type="dxa" w:w="90"/>
+              <w:bottom w:type="dxa" w:w="60"/>
+              <w:right w:type="dxa" w:w="90"/>
+            </w:tcMar>
+            <w:vAlign w:val="center"/>
+          </w:tcPr>
+          <w:p>
+            <w:pPr>
+              <w:spacing w:after="0" w:line="260"/>
+              <w:jc w:val="right"/>
+            </w:pPr>
+            <w:r>
+              <w:rPr>
+                <w:rFonts w:ascii="MS Pゴシック" w:cs="MS Pゴシック" w:eastAsia="MS Pゴシック" w:hAnsi="MS Pゴシック"/>
+                <w:b w:val="false"/>
+                <w:bCs w:val="false"/>
+                <w:color w:val="1A1A1A"/>
+                <w:sz w:val="18"/>
+                <w:szCs w:val="18"/>
+              </w:rPr>
+              <w:t xml:space="preserve">+8.7%</w:t>
+            </w:r>
+          </w:p>
+        </w:tc>
+      </w:tr>
+      <w:tr>
+        <w:tc>
+          <w:tcPr>
+            <w:tcW w:type="dxa" w:w="2100"/>
+            <w:tcMar>
+              <w:top w:type="dxa" w:w="60"/>
+              <w:left w:type="dxa" w:w="90"/>
+              <w:bottom w:type="dxa" w:w="60"/>
+              <w:right w:type="dxa" w:w="90"/>
+            </w:tcMar>
+            <w:vAlign w:val="center"/>
+          </w:tcPr>
+          <w:p>
+            <w:pPr>
+              <w:spacing w:after="0" w:line="260"/>
+              <w:jc w:val="left"/>
+            </w:pPr>
+            <w:r>
+              <w:rPr>
+                <w:rFonts w:ascii="MS Pゴシック" w:cs="MS Pゴシック" w:eastAsia="MS Pゴシック" w:hAnsi="MS Pゴシック"/>
+                <w:b w:val="false"/>
+                <w:bCs w:val="false"/>
+                <w:color w:val="1A1A1A"/>
+                <w:sz w:val="18"/>
+                <w:szCs w:val="18"/>
+              </w:rPr>
+              <w:t xml:space="preserve">B-3　上位境界100㎥</w:t>
+            </w:r>
+          </w:p>
+        </w:tc>
+        <w:tc>
+          <w:tcPr>
+            <w:tcW w:type="dxa" w:w="985"/>
+            <w:tcMar>
+              <w:top w:type="dxa" w:w="60"/>
+              <w:left w:type="dxa" w:w="90"/>
+              <w:bottom w:type="dxa" w:w="60"/>
+              <w:right w:type="dxa" w:w="90"/>
+            </w:tcMar>
+            <w:vAlign w:val="center"/>
+          </w:tcPr>
+          <w:p>
+            <w:pPr>
+              <w:spacing w:after="0" w:line="260"/>
+              <w:jc w:val="right"/>
+            </w:pPr>
+            <w:r>
+              <w:rPr>
+                <w:rFonts w:ascii="MS Pゴシック" w:cs="MS Pゴシック" w:eastAsia="MS Pゴシック" w:hAnsi="MS Pゴシック"/>
+                <w:b w:val="false"/>
+                <w:bCs w:val="false"/>
+                <w:color w:val="1A1A1A"/>
+                <w:sz w:val="18"/>
+                <w:szCs w:val="18"/>
+              </w:rPr>
+              <w:t xml:space="preserve">±0%</w:t>
+            </w:r>
+          </w:p>
+        </w:tc>
+        <w:tc>
+          <w:tcPr>
+            <w:tcW w:type="dxa" w:w="985"/>
+            <w:tcMar>
+              <w:top w:type="dxa" w:w="60"/>
+              <w:left w:type="dxa" w:w="90"/>
+              <w:bottom w:type="dxa" w:w="60"/>
+              <w:right w:type="dxa" w:w="90"/>
+            </w:tcMar>
+            <w:vAlign w:val="center"/>
+          </w:tcPr>
+          <w:p>
+            <w:pPr>
+              <w:spacing w:after="0" w:line="260"/>
+              <w:jc w:val="right"/>
+            </w:pPr>
+            <w:r>
+              <w:rPr>
+                <w:rFonts w:ascii="MS Pゴシック" w:cs="MS Pゴシック" w:eastAsia="MS Pゴシック" w:hAnsi="MS Pゴシック"/>
+                <w:b w:val="false"/>
+                <w:bCs w:val="false"/>
+                <w:color w:val="1A1A1A"/>
+                <w:sz w:val="18"/>
+                <w:szCs w:val="18"/>
+              </w:rPr>
+              <w:t xml:space="preserve">+9.7%</w:t>
+            </w:r>
+          </w:p>
+        </w:tc>
+        <w:tc>
+          <w:tcPr>
+            <w:tcW w:type="dxa" w:w="985"/>
+            <w:tcMar>
+              <w:top w:type="dxa" w:w="60"/>
+              <w:left w:type="dxa" w:w="90"/>
+              <w:bottom w:type="dxa" w:w="60"/>
+              <w:right w:type="dxa" w:w="90"/>
+            </w:tcMar>
+            <w:vAlign w:val="center"/>
+          </w:tcPr>
+          <w:p>
+            <w:pPr>
+              <w:spacing w:after="0" w:line="260"/>
+              <w:jc w:val="right"/>
+            </w:pPr>
+            <w:r>
+              <w:rPr>
+                <w:rFonts w:ascii="MS Pゴシック" w:cs="MS Pゴシック" w:eastAsia="MS Pゴシック" w:hAnsi="MS Pゴシック"/>
+                <w:b w:val="false"/>
+                <w:bCs w:val="false"/>
+                <w:color w:val="1A1A1A"/>
+                <w:sz w:val="18"/>
+                <w:szCs w:val="18"/>
+              </w:rPr>
+              <w:t xml:space="preserve">+15.1%</w:t>
+            </w:r>
+          </w:p>
+        </w:tc>
+        <w:tc>
+          <w:tcPr>
+            <w:tcW w:type="dxa" w:w="985"/>
+            <w:tcMar>
+              <w:top w:type="dxa" w:w="60"/>
+              <w:left w:type="dxa" w:w="90"/>
+              <w:bottom w:type="dxa" w:w="60"/>
+              <w:right w:type="dxa" w:w="90"/>
+            </w:tcMar>
+            <w:vAlign w:val="center"/>
+          </w:tcPr>
+          <w:p>
+            <w:pPr>
+              <w:spacing w:after="0" w:line="260"/>
+              <w:jc w:val="right"/>
+            </w:pPr>
+            <w:r>
+              <w:rPr>
+                <w:rFonts w:ascii="MS Pゴシック" w:cs="MS Pゴシック" w:eastAsia="MS Pゴシック" w:hAnsi="MS Pゴシック"/>
+                <w:b w:val="false"/>
+                <w:bCs w:val="false"/>
+                <w:color w:val="1A1A1A"/>
+                <w:sz w:val="18"/>
+                <w:szCs w:val="18"/>
+              </w:rPr>
+              <w:t xml:space="preserve">+13.3%</w:t>
+            </w:r>
+          </w:p>
+        </w:tc>
+        <w:tc>
+          <w:tcPr>
+            <w:tcW w:type="dxa" w:w="985"/>
+            <w:tcMar>
+              <w:top w:type="dxa" w:w="60"/>
+              <w:left w:type="dxa" w:w="90"/>
+              <w:bottom w:type="dxa" w:w="60"/>
+              <w:right w:type="dxa" w:w="90"/>
+            </w:tcMar>
+            <w:vAlign w:val="center"/>
+          </w:tcPr>
+          <w:p>
+            <w:pPr>
+              <w:spacing w:after="0" w:line="260"/>
+              <w:jc w:val="right"/>
+            </w:pPr>
+            <w:r>
+              <w:rPr>
+                <w:rFonts w:ascii="MS Pゴシック" w:cs="MS Pゴシック" w:eastAsia="MS Pゴシック" w:hAnsi="MS Pゴシック"/>
+                <w:b w:val="false"/>
+                <w:bCs w:val="false"/>
+                <w:color w:val="1A1A1A"/>
+                <w:sz w:val="18"/>
+                <w:szCs w:val="18"/>
+              </w:rPr>
+              <w:t xml:space="preserve">+12.6%</w:t>
+            </w:r>
+          </w:p>
+        </w:tc>
+        <w:tc>
+          <w:tcPr>
+            <w:tcW w:type="dxa" w:w="985"/>
+            <w:tcMar>
+              <w:top w:type="dxa" w:w="60"/>
+              <w:left w:type="dxa" w:w="90"/>
+              <w:bottom w:type="dxa" w:w="60"/>
+              <w:right w:type="dxa" w:w="90"/>
+            </w:tcMar>
+            <w:vAlign w:val="center"/>
+          </w:tcPr>
+          <w:p>
+            <w:pPr>
+              <w:spacing w:after="0" w:line="260"/>
+              <w:jc w:val="right"/>
+            </w:pPr>
+            <w:r>
+              <w:rPr>
+                <w:rFonts w:ascii="MS Pゴシック" w:cs="MS Pゴシック" w:eastAsia="MS Pゴシック" w:hAnsi="MS Pゴシック"/>
+                <w:b w:val="false"/>
+                <w:bCs w:val="false"/>
+                <w:color w:val="1A1A1A"/>
+                <w:sz w:val="18"/>
+                <w:szCs w:val="18"/>
+              </w:rPr>
+              <w:t xml:space="preserve">+12.0%</w:t>
+            </w:r>
+          </w:p>
+        </w:tc>
+        <w:tc>
+          <w:tcPr>
+            <w:tcW w:type="dxa" w:w="985"/>
+            <w:tcMar>
+              <w:top w:type="dxa" w:w="60"/>
+              <w:left w:type="dxa" w:w="90"/>
+              <w:bottom w:type="dxa" w:w="60"/>
+              <w:right w:type="dxa" w:w="90"/>
+            </w:tcMar>
+            <w:vAlign w:val="center"/>
+          </w:tcPr>
+          <w:p>
+            <w:pPr>
+              <w:spacing w:after="0" w:line="260"/>
+              <w:jc w:val="right"/>
+            </w:pPr>
+            <w:r>
+              <w:rPr>
+                <w:rFonts w:ascii="MS Pゴシック" w:cs="MS Pゴシック" w:eastAsia="MS Pゴシック" w:hAnsi="MS Pゴシック"/>
+                <w:b w:val="false"/>
+                <w:bCs w:val="false"/>
+                <w:color w:val="1A1A1A"/>
+                <w:sz w:val="18"/>
+                <w:szCs w:val="18"/>
+              </w:rPr>
+              <w:t xml:space="preserve">+11.5%</w:t>
+            </w:r>
+          </w:p>
+        </w:tc>
+        <w:tc>
+          <w:tcPr>
+            <w:tcW w:type="dxa" w:w="985"/>
+            <w:tcMar>
+              <w:top w:type="dxa" w:w="60"/>
+              <w:left w:type="dxa" w:w="90"/>
+              <w:bottom w:type="dxa" w:w="60"/>
+              <w:right w:type="dxa" w:w="90"/>
+            </w:tcMar>
+            <w:vAlign w:val="center"/>
+          </w:tcPr>
+          <w:p>
+            <w:pPr>
+              <w:spacing w:after="0" w:line="260"/>
+              <w:jc w:val="right"/>
+            </w:pPr>
+            <w:r>
+              <w:rPr>
+                <w:rFonts w:ascii="MS Pゴシック" w:cs="MS Pゴシック" w:eastAsia="MS Pゴシック" w:hAnsi="MS Pゴシック"/>
+                <w:b w:val="false"/>
+                <w:bCs w:val="false"/>
+                <w:color w:val="1A1A1A"/>
+                <w:sz w:val="18"/>
+                <w:szCs w:val="18"/>
+              </w:rPr>
+              <w:t xml:space="preserve">+3.3%</w:t>
+            </w:r>
+          </w:p>
+        </w:tc>
+      </w:tr>
+      <w:tr>
+        <w:tc>
+          <w:tcPr>
+            <w:tcW w:type="dxa" w:w="2100"/>
+            <w:shd w:fill="F4F7F7" w:color="auto" w:val="clear"/>
+            <w:tcMar>
+              <w:top w:type="dxa" w:w="60"/>
+              <w:left w:type="dxa" w:w="90"/>
+              <w:bottom w:type="dxa" w:w="60"/>
+              <w:right w:type="dxa" w:w="90"/>
+            </w:tcMar>
+            <w:vAlign w:val="center"/>
+          </w:tcPr>
+          <w:p>
+            <w:pPr>
+              <w:spacing w:after="0" w:line="260"/>
+              <w:jc w:val="left"/>
+            </w:pPr>
+            <w:r>
+              <w:rPr>
+                <w:rFonts w:ascii="MS Pゴシック" w:cs="MS Pゴシック" w:eastAsia="MS Pゴシック" w:hAnsi="MS Pゴシック"/>
+                <w:b w:val="false"/>
+                <w:bCs w:val="false"/>
+                <w:color w:val="1A1A1A"/>
+                <w:sz w:val="18"/>
+                <w:szCs w:val="18"/>
+              </w:rPr>
+              <w:t xml:space="preserve">B-4　大口区分新設</w:t>
+            </w:r>
+          </w:p>
+        </w:tc>
+        <w:tc>
+          <w:tcPr>
+            <w:tcW w:type="dxa" w:w="985"/>
+            <w:shd w:fill="F4F7F7" w:color="auto" w:val="clear"/>
+            <w:tcMar>
+              <w:top w:type="dxa" w:w="60"/>
+              <w:left w:type="dxa" w:w="90"/>
+              <w:bottom w:type="dxa" w:w="60"/>
+              <w:right w:type="dxa" w:w="90"/>
+            </w:tcMar>
+            <w:vAlign w:val="center"/>
+          </w:tcPr>
+          <w:p>
+            <w:pPr>
+              <w:spacing w:after="0" w:line="260"/>
+              <w:jc w:val="right"/>
+            </w:pPr>
+            <w:r>
+              <w:rPr>
+                <w:rFonts w:ascii="MS Pゴシック" w:cs="MS Pゴシック" w:eastAsia="MS Pゴシック" w:hAnsi="MS Pゴシック"/>
+                <w:b w:val="false"/>
+                <w:bCs w:val="false"/>
+                <w:color w:val="1A1A1A"/>
+                <w:sz w:val="18"/>
+                <w:szCs w:val="18"/>
+              </w:rPr>
+              <w:t xml:space="preserve">±0%</w:t>
+            </w:r>
+          </w:p>
+        </w:tc>
+        <w:tc>
+          <w:tcPr>
+            <w:tcW w:type="dxa" w:w="985"/>
+            <w:shd w:fill="F4F7F7" w:color="auto" w:val="clear"/>
+            <w:tcMar>
+              <w:top w:type="dxa" w:w="60"/>
+              <w:left w:type="dxa" w:w="90"/>
+              <w:bottom w:type="dxa" w:w="60"/>
+              <w:right w:type="dxa" w:w="90"/>
+            </w:tcMar>
+            <w:vAlign w:val="center"/>
+          </w:tcPr>
+          <w:p>
+            <w:pPr>
+              <w:spacing w:after="0" w:line="260"/>
+              <w:jc w:val="right"/>
+            </w:pPr>
+            <w:r>
+              <w:rPr>
+                <w:rFonts w:ascii="MS Pゴシック" w:cs="MS Pゴシック" w:eastAsia="MS Pゴシック" w:hAnsi="MS Pゴシック"/>
+                <w:b w:val="false"/>
+                <w:bCs w:val="false"/>
+                <w:color w:val="1A1A1A"/>
+                <w:sz w:val="18"/>
+                <w:szCs w:val="18"/>
+              </w:rPr>
+              <w:t xml:space="preserve">+9.7%</w:t>
+            </w:r>
+          </w:p>
+        </w:tc>
+        <w:tc>
+          <w:tcPr>
+            <w:tcW w:type="dxa" w:w="985"/>
+            <w:shd w:fill="F4F7F7" w:color="auto" w:val="clear"/>
+            <w:tcMar>
+              <w:top w:type="dxa" w:w="60"/>
+              <w:left w:type="dxa" w:w="90"/>
+              <w:bottom w:type="dxa" w:w="60"/>
+              <w:right w:type="dxa" w:w="90"/>
+            </w:tcMar>
+            <w:vAlign w:val="center"/>
+          </w:tcPr>
+          <w:p>
+            <w:pPr>
+              <w:spacing w:after="0" w:line="260"/>
+              <w:jc w:val="right"/>
+            </w:pPr>
+            <w:r>
+              <w:rPr>
+                <w:rFonts w:ascii="MS Pゴシック" w:cs="MS Pゴシック" w:eastAsia="MS Pゴシック" w:hAnsi="MS Pゴシック"/>
+                <w:b w:val="false"/>
+                <w:bCs w:val="false"/>
+                <w:color w:val="1A1A1A"/>
+                <w:sz w:val="18"/>
+                <w:szCs w:val="18"/>
+              </w:rPr>
+              <w:t xml:space="preserve">+15.1%</w:t>
+            </w:r>
+          </w:p>
+        </w:tc>
+        <w:tc>
+          <w:tcPr>
+            <w:tcW w:type="dxa" w:w="985"/>
+            <w:shd w:fill="F4F7F7" w:color="auto" w:val="clear"/>
+            <w:tcMar>
+              <w:top w:type="dxa" w:w="60"/>
+              <w:left w:type="dxa" w:w="90"/>
+              <w:bottom w:type="dxa" w:w="60"/>
+              <w:right w:type="dxa" w:w="90"/>
+            </w:tcMar>
+            <w:vAlign w:val="center"/>
+          </w:tcPr>
+          <w:p>
+            <w:pPr>
+              <w:spacing w:after="0" w:line="260"/>
+              <w:jc w:val="right"/>
+            </w:pPr>
+            <w:r>
+              <w:rPr>
+                <w:rFonts w:ascii="MS Pゴシック" w:cs="MS Pゴシック" w:eastAsia="MS Pゴシック" w:hAnsi="MS Pゴシック"/>
+                <w:b w:val="false"/>
+                <w:bCs w:val="false"/>
+                <w:color w:val="1A1A1A"/>
+                <w:sz w:val="18"/>
+                <w:szCs w:val="18"/>
+              </w:rPr>
+              <w:t xml:space="preserve">+11.2%</w:t>
+            </w:r>
+          </w:p>
+        </w:tc>
+        <w:tc>
+          <w:tcPr>
+            <w:tcW w:type="dxa" w:w="985"/>
+            <w:shd w:fill="F4F7F7" w:color="auto" w:val="clear"/>
+            <w:tcMar>
+              <w:top w:type="dxa" w:w="60"/>
+              <w:left w:type="dxa" w:w="90"/>
+              <w:bottom w:type="dxa" w:w="60"/>
+              <w:right w:type="dxa" w:w="90"/>
+            </w:tcMar>
+            <w:vAlign w:val="center"/>
+          </w:tcPr>
+          <w:p>
+            <w:pPr>
+              <w:spacing w:after="0" w:line="260"/>
+              <w:jc w:val="right"/>
+            </w:pPr>
+            <w:r>
+              <w:rPr>
+                <w:rFonts w:ascii="MS Pゴシック" w:cs="MS Pゴシック" w:eastAsia="MS Pゴシック" w:hAnsi="MS Pゴシック"/>
+                <w:b w:val="false"/>
+                <w:bCs w:val="false"/>
+                <w:color w:val="1A1A1A"/>
+                <w:sz w:val="18"/>
+                <w:szCs w:val="18"/>
+              </w:rPr>
+              <w:t xml:space="preserve">+9.5%</w:t>
+            </w:r>
+          </w:p>
+        </w:tc>
+        <w:tc>
+          <w:tcPr>
+            <w:tcW w:type="dxa" w:w="985"/>
+            <w:shd w:fill="F4F7F7" w:color="auto" w:val="clear"/>
+            <w:tcMar>
+              <w:top w:type="dxa" w:w="60"/>
+              <w:left w:type="dxa" w:w="90"/>
+              <w:bottom w:type="dxa" w:w="60"/>
+              <w:right w:type="dxa" w:w="90"/>
+            </w:tcMar>
+            <w:vAlign w:val="center"/>
+          </w:tcPr>
+          <w:p>
+            <w:pPr>
+              <w:spacing w:after="0" w:line="260"/>
+              <w:jc w:val="right"/>
+            </w:pPr>
+            <w:r>
+              <w:rPr>
+                <w:rFonts w:ascii="MS Pゴシック" w:cs="MS Pゴシック" w:eastAsia="MS Pゴシック" w:hAnsi="MS Pゴシック"/>
+                <w:b w:val="false"/>
+                <w:bCs w:val="false"/>
+                <w:color w:val="1A1A1A"/>
+                <w:sz w:val="18"/>
+                <w:szCs w:val="18"/>
+              </w:rPr>
+              <w:t xml:space="preserve">+8.1%</w:t>
+            </w:r>
+          </w:p>
+        </w:tc>
+        <w:tc>
+          <w:tcPr>
+            <w:tcW w:type="dxa" w:w="985"/>
+            <w:shd w:fill="F4F7F7" w:color="auto" w:val="clear"/>
+            <w:tcMar>
+              <w:top w:type="dxa" w:w="60"/>
+              <w:left w:type="dxa" w:w="90"/>
+              <w:bottom w:type="dxa" w:w="60"/>
+              <w:right w:type="dxa" w:w="90"/>
+            </w:tcMar>
+            <w:vAlign w:val="center"/>
+          </w:tcPr>
+          <w:p>
+            <w:pPr>
+              <w:spacing w:after="0" w:line="260"/>
+              <w:jc w:val="right"/>
+            </w:pPr>
+            <w:r>
+              <w:rPr>
+                <w:rFonts w:ascii="MS Pゴシック" w:cs="MS Pゴシック" w:eastAsia="MS Pゴシック" w:hAnsi="MS Pゴシック"/>
+                <w:b w:val="false"/>
+                <w:bCs w:val="false"/>
+                <w:color w:val="1A1A1A"/>
+                <w:sz w:val="18"/>
+                <w:szCs w:val="18"/>
+              </w:rPr>
+              <w:t xml:space="preserve">+7.1%</w:t>
+            </w:r>
+          </w:p>
+        </w:tc>
+        <w:tc>
+          <w:tcPr>
+            <w:tcW w:type="dxa" w:w="985"/>
+            <w:shd w:fill="F4F7F7" w:color="auto" w:val="clear"/>
+            <w:tcMar>
+              <w:top w:type="dxa" w:w="60"/>
+              <w:left w:type="dxa" w:w="90"/>
+              <w:bottom w:type="dxa" w:w="60"/>
+              <w:right w:type="dxa" w:w="90"/>
+            </w:tcMar>
+            <w:vAlign w:val="center"/>
+          </w:tcPr>
+          <w:p>
+            <w:pPr>
+              <w:spacing w:after="0" w:line="260"/>
+              <w:jc w:val="right"/>
+            </w:pPr>
+            <w:r>
+              <w:rPr>
+                <w:rFonts w:ascii="MS Pゴシック" w:cs="MS Pゴシック" w:eastAsia="MS Pゴシック" w:hAnsi="MS Pゴシック"/>
+                <w:b w:val="false"/>
+                <w:bCs w:val="false"/>
+                <w:color w:val="1A1A1A"/>
+                <w:sz w:val="18"/>
+                <w:szCs w:val="18"/>
+              </w:rPr>
+              <w:t xml:space="preserve">+8.7%</w:t>
+            </w:r>
+          </w:p>
+        </w:tc>
+      </w:tr>
+      <w:tr>
+        <w:tc>
+          <w:tcPr>
+            <w:tcW w:type="dxa" w:w="2100"/>
+            <w:tcMar>
+              <w:top w:type="dxa" w:w="60"/>
+              <w:left w:type="dxa" w:w="90"/>
+              <w:bottom w:type="dxa" w:w="60"/>
+              <w:right w:type="dxa" w:w="90"/>
+            </w:tcMar>
+            <w:vAlign w:val="center"/>
+          </w:tcPr>
+          <w:p>
+            <w:pPr>
+              <w:spacing w:after="0" w:line="260"/>
+              <w:jc w:val="left"/>
+            </w:pPr>
+            <w:r>
+              <w:rPr>
+                <w:rFonts w:ascii="MS Pゴシック" w:cs="MS Pゴシック" w:eastAsia="MS Pゴシック" w:hAnsi="MS Pゴシック"/>
+                <w:b w:val="false"/>
+                <w:bCs w:val="false"/>
+                <w:color w:val="1A1A1A"/>
+                <w:sz w:val="18"/>
+                <w:szCs w:val="18"/>
+              </w:rPr>
+              <w:t xml:space="preserve">B-5　基本水量10㎥</w:t>
+            </w:r>
+          </w:p>
+        </w:tc>
+        <w:tc>
+          <w:tcPr>
+            <w:tcW w:type="dxa" w:w="985"/>
+            <w:tcMar>
+              <w:top w:type="dxa" w:w="60"/>
+              <w:left w:type="dxa" w:w="90"/>
+              <w:bottom w:type="dxa" w:w="60"/>
+              <w:right w:type="dxa" w:w="90"/>
+            </w:tcMar>
+            <w:vAlign w:val="center"/>
+          </w:tcPr>
+          <w:p>
+            <w:pPr>
+              <w:spacing w:after="0" w:line="260"/>
+              <w:jc w:val="right"/>
+            </w:pPr>
+            <w:r>
+              <w:rPr>
+                <w:rFonts w:ascii="MS Pゴシック" w:cs="MS Pゴシック" w:eastAsia="MS Pゴシック" w:hAnsi="MS Pゴシック"/>
+                <w:b w:val="false"/>
+                <w:bCs w:val="false"/>
+                <w:color w:val="1A1A1A"/>
+                <w:sz w:val="18"/>
+                <w:szCs w:val="18"/>
+              </w:rPr>
+              <w:t xml:space="preserve">+19.1%</w:t>
+            </w:r>
+          </w:p>
+        </w:tc>
+        <w:tc>
+          <w:tcPr>
+            <w:tcW w:type="dxa" w:w="985"/>
+            <w:tcMar>
+              <w:top w:type="dxa" w:w="60"/>
+              <w:left w:type="dxa" w:w="90"/>
+              <w:bottom w:type="dxa" w:w="60"/>
+              <w:right w:type="dxa" w:w="90"/>
+            </w:tcMar>
+            <w:vAlign w:val="center"/>
+          </w:tcPr>
+          <w:p>
+            <w:pPr>
+              <w:spacing w:after="0" w:line="260"/>
+              <w:jc w:val="right"/>
+            </w:pPr>
+            <w:r>
+              <w:rPr>
+                <w:rFonts w:ascii="MS Pゴシック" w:cs="MS Pゴシック" w:eastAsia="MS Pゴシック" w:hAnsi="MS Pゴシック"/>
+                <w:b w:val="false"/>
+                <w:bCs w:val="false"/>
+                <w:color w:val="1A1A1A"/>
+                <w:sz w:val="18"/>
+                <w:szCs w:val="18"/>
+              </w:rPr>
+              <w:t xml:space="preserve">+7.3%</w:t>
+            </w:r>
+          </w:p>
+        </w:tc>
+        <w:tc>
+          <w:tcPr>
+            <w:tcW w:type="dxa" w:w="985"/>
+            <w:tcMar>
+              <w:top w:type="dxa" w:w="60"/>
+              <w:left w:type="dxa" w:w="90"/>
+              <w:bottom w:type="dxa" w:w="60"/>
+              <w:right w:type="dxa" w:w="90"/>
+            </w:tcMar>
+            <w:vAlign w:val="center"/>
+          </w:tcPr>
+          <w:p>
+            <w:pPr>
+              <w:spacing w:after="0" w:line="260"/>
+              <w:jc w:val="right"/>
+            </w:pPr>
+            <w:r>
+              <w:rPr>
+                <w:rFonts w:ascii="MS Pゴシック" w:cs="MS Pゴシック" w:eastAsia="MS Pゴシック" w:hAnsi="MS Pゴシック"/>
+                <w:b w:val="false"/>
+                <w:bCs w:val="false"/>
+                <w:color w:val="1A1A1A"/>
+                <w:sz w:val="18"/>
+                <w:szCs w:val="18"/>
+              </w:rPr>
+              <w:t xml:space="preserve">+0.6%</w:t>
+            </w:r>
+          </w:p>
+        </w:tc>
+        <w:tc>
+          <w:tcPr>
+            <w:tcW w:type="dxa" w:w="985"/>
+            <w:tcMar>
+              <w:top w:type="dxa" w:w="60"/>
+              <w:left w:type="dxa" w:w="90"/>
+              <w:bottom w:type="dxa" w:w="60"/>
+              <w:right w:type="dxa" w:w="90"/>
+            </w:tcMar>
+            <w:vAlign w:val="center"/>
+          </w:tcPr>
+          <w:p>
+            <w:pPr>
+              <w:spacing w:after="0" w:line="260"/>
+              <w:jc w:val="right"/>
+            </w:pPr>
+            <w:r>
+              <w:rPr>
+                <w:rFonts w:ascii="MS Pゴシック" w:cs="MS Pゴシック" w:eastAsia="MS Pゴシック" w:hAnsi="MS Pゴシック"/>
+                <w:b w:val="false"/>
+                <w:bCs w:val="false"/>
+                <w:color w:val="1A1A1A"/>
+                <w:sz w:val="18"/>
+                <w:szCs w:val="18"/>
+              </w:rPr>
+              <w:t xml:space="preserve">+6.7%</w:t>
+            </w:r>
+          </w:p>
+        </w:tc>
+        <w:tc>
+          <w:tcPr>
+            <w:tcW w:type="dxa" w:w="985"/>
+            <w:tcMar>
+              <w:top w:type="dxa" w:w="60"/>
+              <w:left w:type="dxa" w:w="90"/>
+              <w:bottom w:type="dxa" w:w="60"/>
+              <w:right w:type="dxa" w:w="90"/>
+            </w:tcMar>
+            <w:vAlign w:val="center"/>
+          </w:tcPr>
+          <w:p>
+            <w:pPr>
+              <w:spacing w:after="0" w:line="260"/>
+              <w:jc w:val="right"/>
+            </w:pPr>
+            <w:r>
+              <w:rPr>
+                <w:rFonts w:ascii="MS Pゴシック" w:cs="MS Pゴシック" w:eastAsia="MS Pゴシック" w:hAnsi="MS Pゴシック"/>
+                <w:b w:val="false"/>
+                <w:bCs w:val="false"/>
+                <w:color w:val="1A1A1A"/>
+                <w:sz w:val="18"/>
+                <w:szCs w:val="18"/>
+              </w:rPr>
+              <w:t xml:space="preserve">+9.1%</w:t>
+            </w:r>
+          </w:p>
+        </w:tc>
+        <w:tc>
+          <w:tcPr>
+            <w:tcW w:type="dxa" w:w="985"/>
+            <w:tcMar>
+              <w:top w:type="dxa" w:w="60"/>
+              <w:left w:type="dxa" w:w="90"/>
+              <w:bottom w:type="dxa" w:w="60"/>
+              <w:right w:type="dxa" w:w="90"/>
+            </w:tcMar>
+            <w:vAlign w:val="center"/>
+          </w:tcPr>
+          <w:p>
+            <w:pPr>
+              <w:spacing w:after="0" w:line="260"/>
+              <w:jc w:val="right"/>
+            </w:pPr>
+            <w:r>
+              <w:rPr>
+                <w:rFonts w:ascii="MS Pゴシック" w:cs="MS Pゴシック" w:eastAsia="MS Pゴシック" w:hAnsi="MS Pゴシック"/>
+                <w:b w:val="false"/>
+                <w:bCs w:val="false"/>
+                <w:color w:val="1A1A1A"/>
+                <w:sz w:val="18"/>
+                <w:szCs w:val="18"/>
+              </w:rPr>
+              <w:t xml:space="preserve">+11.3%</w:t>
+            </w:r>
+          </w:p>
+        </w:tc>
+        <w:tc>
+          <w:tcPr>
+            <w:tcW w:type="dxa" w:w="985"/>
+            <w:tcMar>
+              <w:top w:type="dxa" w:w="60"/>
+              <w:left w:type="dxa" w:w="90"/>
+              <w:bottom w:type="dxa" w:w="60"/>
+              <w:right w:type="dxa" w:w="90"/>
+            </w:tcMar>
+            <w:vAlign w:val="center"/>
+          </w:tcPr>
+          <w:p>
+            <w:pPr>
+              <w:spacing w:after="0" w:line="260"/>
+              <w:jc w:val="right"/>
+            </w:pPr>
+            <w:r>
+              <w:rPr>
+                <w:rFonts w:ascii="MS Pゴシック" w:cs="MS Pゴシック" w:eastAsia="MS Pゴシック" w:hAnsi="MS Pゴシック"/>
+                <w:b w:val="false"/>
+                <w:bCs w:val="false"/>
+                <w:color w:val="1A1A1A"/>
+                <w:sz w:val="18"/>
+                <w:szCs w:val="18"/>
+              </w:rPr>
+              <w:t xml:space="preserve">+12.8%</w:t>
+            </w:r>
+          </w:p>
+        </w:tc>
+        <w:tc>
+          <w:tcPr>
+            <w:tcW w:type="dxa" w:w="985"/>
+            <w:tcMar>
+              <w:top w:type="dxa" w:w="60"/>
+              <w:left w:type="dxa" w:w="90"/>
+              <w:bottom w:type="dxa" w:w="60"/>
+              <w:right w:type="dxa" w:w="90"/>
+            </w:tcMar>
+            <w:vAlign w:val="center"/>
+          </w:tcPr>
+          <w:p>
+            <w:pPr>
+              <w:spacing w:after="0" w:line="260"/>
+              <w:jc w:val="right"/>
+            </w:pPr>
+            <w:r>
+              <w:rPr>
+                <w:rFonts w:ascii="MS Pゴシック" w:cs="MS Pゴシック" w:eastAsia="MS Pゴシック" w:hAnsi="MS Pゴシック"/>
+                <w:b w:val="false"/>
+                <w:bCs w:val="false"/>
+                <w:color w:val="1A1A1A"/>
+                <w:sz w:val="18"/>
+                <w:szCs w:val="18"/>
+              </w:rPr>
+              <w:t xml:space="preserve">+11.3%</w:t>
+            </w:r>
+          </w:p>
+        </w:tc>
+      </w:tr>
+      <w:tr>
+        <w:tc>
+          <w:tcPr>
+            <w:tcW w:type="dxa" w:w="2100"/>
+            <w:shd w:fill="F4F7F7" w:color="auto" w:val="clear"/>
+            <w:tcMar>
+              <w:top w:type="dxa" w:w="60"/>
+              <w:left w:type="dxa" w:w="90"/>
+              <w:bottom w:type="dxa" w:w="60"/>
+              <w:right w:type="dxa" w:w="90"/>
+            </w:tcMar>
+            <w:vAlign w:val="center"/>
+          </w:tcPr>
+          <w:p>
+            <w:pPr>
+              <w:spacing w:after="0" w:line="260"/>
+              <w:jc w:val="left"/>
+            </w:pPr>
+            <w:r>
+              <w:rPr>
+                <w:rFonts w:ascii="MS Pゴシック" w:cs="MS Pゴシック" w:eastAsia="MS Pゴシック" w:hAnsi="MS Pゴシック"/>
+                <w:b w:val="false"/>
+                <w:bCs w:val="false"/>
+                <w:color w:val="1A1A1A"/>
+                <w:sz w:val="18"/>
+                <w:szCs w:val="18"/>
+              </w:rPr>
+              <w:t xml:space="preserve">B-6　基本水量廃止</w:t>
+            </w:r>
+          </w:p>
+        </w:tc>
+        <w:tc>
+          <w:tcPr>
+            <w:tcW w:type="dxa" w:w="985"/>
+            <w:shd w:fill="F4F7F7" w:color="auto" w:val="clear"/>
+            <w:tcMar>
+              <w:top w:type="dxa" w:w="60"/>
+              <w:left w:type="dxa" w:w="90"/>
+              <w:bottom w:type="dxa" w:w="60"/>
+              <w:right w:type="dxa" w:w="90"/>
+            </w:tcMar>
+            <w:vAlign w:val="center"/>
+          </w:tcPr>
+          <w:p>
+            <w:pPr>
+              <w:spacing w:after="0" w:line="260"/>
+              <w:jc w:val="right"/>
+            </w:pPr>
+            <w:r>
+              <w:rPr>
+                <w:rFonts w:ascii="MS Pゴシック" w:cs="MS Pゴシック" w:eastAsia="MS Pゴシック" w:hAnsi="MS Pゴシック"/>
+                <w:b w:val="false"/>
+                <w:bCs w:val="false"/>
+                <w:color w:val="1A1A1A"/>
+                <w:sz w:val="18"/>
+                <w:szCs w:val="18"/>
+              </w:rPr>
+              <w:t xml:space="preserve">+15.4%</w:t>
+            </w:r>
+          </w:p>
+        </w:tc>
+        <w:tc>
+          <w:tcPr>
+            <w:tcW w:type="dxa" w:w="985"/>
+            <w:shd w:fill="F4F7F7" w:color="auto" w:val="clear"/>
+            <w:tcMar>
+              <w:top w:type="dxa" w:w="60"/>
+              <w:left w:type="dxa" w:w="90"/>
+              <w:bottom w:type="dxa" w:w="60"/>
+              <w:right w:type="dxa" w:w="90"/>
+            </w:tcMar>
+            <w:vAlign w:val="center"/>
+          </w:tcPr>
+          <w:p>
+            <w:pPr>
+              <w:spacing w:after="0" w:line="260"/>
+              <w:jc w:val="right"/>
+            </w:pPr>
+            <w:r>
+              <w:rPr>
+                <w:rFonts w:ascii="MS Pゴシック" w:cs="MS Pゴシック" w:eastAsia="MS Pゴシック" w:hAnsi="MS Pゴシック"/>
+                <w:b w:val="false"/>
+                <w:bCs w:val="false"/>
+                <w:color w:val="1A1A1A"/>
+                <w:sz w:val="18"/>
+                <w:szCs w:val="18"/>
+              </w:rPr>
+              <w:t xml:space="preserve">+12.3%</w:t>
+            </w:r>
+          </w:p>
+        </w:tc>
+        <w:tc>
+          <w:tcPr>
+            <w:tcW w:type="dxa" w:w="985"/>
+            <w:shd w:fill="F4F7F7" w:color="auto" w:val="clear"/>
+            <w:tcMar>
+              <w:top w:type="dxa" w:w="60"/>
+              <w:left w:type="dxa" w:w="90"/>
+              <w:bottom w:type="dxa" w:w="60"/>
+              <w:right w:type="dxa" w:w="90"/>
+            </w:tcMar>
+            <w:vAlign w:val="center"/>
+          </w:tcPr>
+          <w:p>
+            <w:pPr>
+              <w:spacing w:after="0" w:line="260"/>
+              <w:jc w:val="right"/>
+            </w:pPr>
+            <w:r>
+              <w:rPr>
+                <w:rFonts w:ascii="MS Pゴシック" w:cs="MS Pゴシック" w:eastAsia="MS Pゴシック" w:hAnsi="MS Pゴシック"/>
+                <w:b w:val="false"/>
+                <w:bCs w:val="false"/>
+                <w:color w:val="1A1A1A"/>
+                <w:sz w:val="18"/>
+                <w:szCs w:val="18"/>
+              </w:rPr>
+              <w:t xml:space="preserve">+10.5%</w:t>
+            </w:r>
+          </w:p>
+        </w:tc>
+        <w:tc>
+          <w:tcPr>
+            <w:tcW w:type="dxa" w:w="985"/>
+            <w:shd w:fill="F4F7F7" w:color="auto" w:val="clear"/>
+            <w:tcMar>
+              <w:top w:type="dxa" w:w="60"/>
+              <w:left w:type="dxa" w:w="90"/>
+              <w:bottom w:type="dxa" w:w="60"/>
+              <w:right w:type="dxa" w:w="90"/>
+            </w:tcMar>
+            <w:vAlign w:val="center"/>
+          </w:tcPr>
+          <w:p>
+            <w:pPr>
+              <w:spacing w:after="0" w:line="260"/>
+              <w:jc w:val="right"/>
+            </w:pPr>
+            <w:r>
+              <w:rPr>
+                <w:rFonts w:ascii="MS Pゴシック" w:cs="MS Pゴシック" w:eastAsia="MS Pゴシック" w:hAnsi="MS Pゴシック"/>
+                <w:b w:val="false"/>
+                <w:bCs w:val="false"/>
+                <w:color w:val="1A1A1A"/>
+                <w:sz w:val="18"/>
+                <w:szCs w:val="18"/>
+              </w:rPr>
+              <w:t xml:space="preserve">+10.2%</w:t>
+            </w:r>
+          </w:p>
+        </w:tc>
+        <w:tc>
+          <w:tcPr>
+            <w:tcW w:type="dxa" w:w="985"/>
+            <w:shd w:fill="F4F7F7" w:color="auto" w:val="clear"/>
+            <w:tcMar>
+              <w:top w:type="dxa" w:w="60"/>
+              <w:left w:type="dxa" w:w="90"/>
+              <w:bottom w:type="dxa" w:w="60"/>
+              <w:right w:type="dxa" w:w="90"/>
+            </w:tcMar>
+            <w:vAlign w:val="center"/>
+          </w:tcPr>
+          <w:p>
+            <w:pPr>
+              <w:spacing w:after="0" w:line="260"/>
+              <w:jc w:val="right"/>
+            </w:pPr>
+            <w:r>
+              <w:rPr>
+                <w:rFonts w:ascii="MS Pゴシック" w:cs="MS Pゴシック" w:eastAsia="MS Pゴシック" w:hAnsi="MS Pゴシック"/>
+                <w:b w:val="false"/>
+                <w:bCs w:val="false"/>
+                <w:color w:val="1A1A1A"/>
+                <w:sz w:val="18"/>
+                <w:szCs w:val="18"/>
+              </w:rPr>
+              <w:t xml:space="preserve">+10.1%</w:t>
+            </w:r>
+          </w:p>
+        </w:tc>
+        <w:tc>
+          <w:tcPr>
+            <w:tcW w:type="dxa" w:w="985"/>
+            <w:shd w:fill="F4F7F7" w:color="auto" w:val="clear"/>
+            <w:tcMar>
+              <w:top w:type="dxa" w:w="60"/>
+              <w:left w:type="dxa" w:w="90"/>
+              <w:bottom w:type="dxa" w:w="60"/>
+              <w:right w:type="dxa" w:w="90"/>
+            </w:tcMar>
+            <w:vAlign w:val="center"/>
+          </w:tcPr>
+          <w:p>
+            <w:pPr>
+              <w:spacing w:after="0" w:line="260"/>
+              <w:jc w:val="right"/>
+            </w:pPr>
+            <w:r>
+              <w:rPr>
+                <w:rFonts w:ascii="MS Pゴシック" w:cs="MS Pゴシック" w:eastAsia="MS Pゴシック" w:hAnsi="MS Pゴシック"/>
+                <w:b w:val="false"/>
+                <w:bCs w:val="false"/>
+                <w:color w:val="1A1A1A"/>
+                <w:sz w:val="18"/>
+                <w:szCs w:val="18"/>
+              </w:rPr>
+              <w:t xml:space="preserve">+10.0%</w:t>
+            </w:r>
+          </w:p>
+        </w:tc>
+        <w:tc>
+          <w:tcPr>
+            <w:tcW w:type="dxa" w:w="985"/>
+            <w:shd w:fill="F4F7F7" w:color="auto" w:val="clear"/>
+            <w:tcMar>
+              <w:top w:type="dxa" w:w="60"/>
+              <w:left w:type="dxa" w:w="90"/>
+              <w:bottom w:type="dxa" w:w="60"/>
+              <w:right w:type="dxa" w:w="90"/>
+            </w:tcMar>
+            <w:vAlign w:val="center"/>
+          </w:tcPr>
+          <w:p>
+            <w:pPr>
+              <w:spacing w:after="0" w:line="260"/>
+              <w:jc w:val="right"/>
+            </w:pPr>
+            <w:r>
+              <w:rPr>
+                <w:rFonts w:ascii="MS Pゴシック" w:cs="MS Pゴシック" w:eastAsia="MS Pゴシック" w:hAnsi="MS Pゴシック"/>
+                <w:b w:val="false"/>
+                <w:bCs w:val="false"/>
+                <w:color w:val="1A1A1A"/>
+                <w:sz w:val="18"/>
+                <w:szCs w:val="18"/>
+              </w:rPr>
+              <w:t xml:space="preserve">+9.9%</w:t>
+            </w:r>
+          </w:p>
+        </w:tc>
+        <w:tc>
+          <w:tcPr>
+            <w:tcW w:type="dxa" w:w="985"/>
+            <w:shd w:fill="F4F7F7" w:color="auto" w:val="clear"/>
+            <w:tcMar>
+              <w:top w:type="dxa" w:w="60"/>
+              <w:left w:type="dxa" w:w="90"/>
+              <w:bottom w:type="dxa" w:w="60"/>
+              <w:right w:type="dxa" w:w="90"/>
+            </w:tcMar>
+            <w:vAlign w:val="center"/>
+          </w:tcPr>
+          <w:p>
+            <w:pPr>
+              <w:spacing w:after="0" w:line="260"/>
+              <w:jc w:val="right"/>
+            </w:pPr>
+            <w:r>
+              <w:rPr>
+                <w:rFonts w:ascii="MS Pゴシック" w:cs="MS Pゴシック" w:eastAsia="MS Pゴシック" w:hAnsi="MS Pゴシック"/>
+                <w:b w:val="false"/>
+                <w:bCs w:val="false"/>
+                <w:color w:val="1A1A1A"/>
+                <w:sz w:val="18"/>
+                <w:szCs w:val="18"/>
+              </w:rPr>
+              <w:t xml:space="preserve">+9.9%</w:t>
+            </w:r>
+          </w:p>
+        </w:tc>
+      </w:tr>
+    </w:tbl>
+    <w:p>
+      <w:pPr>
+        <w:spacing w:after="200" w:before="40"/>
+      </w:pPr>
+      <w:r>
+        <w:rPr>
+          <w:rFonts w:ascii="MS Pゴシック" w:cs="MS Pゴシック" w:eastAsia="MS Pゴシック" w:hAnsi="MS Pゴシック"/>
+          <w:color w:val="5F6F74"/>
+          <w:sz w:val="17"/>
+          <w:szCs w:val="17"/>
+        </w:rPr>
+        <w:t xml:space="preserve">最上段は現行の2か月請求額（税込）、以下は現行比の増減率。B-6の月5㎥は、基本水量がなくなるため月5㎥を使った場合の額である（使用量ゼロなら基本使用料1,008円の2か月分2,217円で±0%）。</w:t>
+      </w:r>
+    </w:p>
+    <w:tbl>
+      <w:tblPr>
+        <w:tblW w:type="dxa" w:w="9600"/>
+        <w:tblBorders>
+          <w:top w:val="single" w:color="E0CBBC" w:sz="4"/>
+          <w:left w:val="single" w:color="CF5B1A" w:sz="18"/>
+          <w:bottom w:val="single" w:color="E0CBBC" w:sz="4"/>
+          <w:right w:val="single" w:color="E0CBBC" w:sz="4"/>
+          <w:insideH w:val="none"/>
+          <w:insideV w:val="none"/>
+        </w:tblBorders>
+      </w:tblPr>
+      <w:tblGrid>
+        <w:gridCol w:w="9600"/>
+      </w:tblGrid>
+      <w:tr>
+        <w:tc>
+          <w:tcPr>
+            <w:tcW w:type="dxa" w:w="9600"/>
+            <w:shd w:fill="FDF6F1" w:color="auto" w:val="clear"/>
+            <w:tcMar>
+              <w:top w:type="dxa" w:w="140"/>
+              <w:left w:type="dxa" w:w="180"/>
+              <w:bottom w:type="dxa" w:w="140"/>
+              <w:right w:type="dxa" w:w="160"/>
+            </w:tcMar>
+          </w:tcPr>
+          <w:p>
+            <w:pPr>
+              <w:spacing w:after="70"/>
+            </w:pPr>
+            <w:r>
+              <w:rPr>
+                <w:rFonts w:ascii="MS Pゴシック" w:cs="MS Pゴシック" w:eastAsia="MS Pゴシック" w:hAnsi="MS Pゴシック"/>
+                <w:b/>
+                <w:bCs/>
+                <w:color w:val="CF5B1A"/>
+                <w:sz w:val="18"/>
+                <w:szCs w:val="18"/>
+              </w:rPr>
+              <w:t xml:space="preserve">区分変更の効き方</w:t>
+            </w:r>
+          </w:p>
+          <w:p>
+            <w:pPr>
+              <w:spacing w:after="60" w:line="290"/>
+            </w:pPr>
+            <w:r>
+              <w:rPr>
+                <w:rFonts w:ascii="MS Pゴシック" w:cs="MS Pゴシック" w:eastAsia="MS Pゴシック" w:hAnsi="MS Pゴシック"/>
+                <w:color w:val="1A1A1A"/>
+                <w:sz w:val="20"/>
+                <w:szCs w:val="20"/>
+              </w:rPr>
+              <w:t xml:space="preserve">B-1（3区分化）は6〜10㎥の低単価を完全に解消する最も単純な形だが、単価144円が現行の11〜50㎥単価174円を下回るため、月30㎥以上が減額になる。574レコード（6.2%）が減額となり、減額分を少量帯が負担する構図になる（月10㎥+44.9%）。</w:t>
+            </w:r>
+          </w:p>
+          <w:p>
+            <w:pPr>
+              <w:spacing w:after="60" w:line="290"/>
+            </w:pPr>
+            <w:r>
+              <w:rPr>
+                <w:rFonts w:ascii="MS Pゴシック" w:cs="MS Pゴシック" w:eastAsia="MS Pゴシック" w:hAnsi="MS Pゴシック"/>
+                <w:color w:val="1A1A1A"/>
+                <w:sz w:val="20"/>
+                <w:szCs w:val="20"/>
+              </w:rPr>
+              <w:t xml:space="preserve">B-2（第1境界を20㎥へ）は、現在10㎥にある境界を20㎥に動かし、6〜20㎥を1つの区分にまとめる案である。単価の開きは4.70倍から1.44倍まで縮まり、区分間の段差は最も小さくなる。ただし現在11〜20㎥にいる2,889レコード（31.3%）の単価が174円から133円に下がるため、その分を月6〜10㎥が負担する（+40.2%）。</w:t>
+            </w:r>
+          </w:p>
+          <w:p>
+            <w:pPr>
+              <w:spacing w:after="60" w:line="290"/>
+            </w:pPr>
+            <w:r>
+              <w:rPr>
+                <w:rFonts w:ascii="MS Pゴシック" w:cs="MS Pゴシック" w:eastAsia="MS Pゴシック" w:hAnsi="MS Pゴシック"/>
+                <w:color w:val="1A1A1A"/>
+                <w:sz w:val="20"/>
+                <w:szCs w:val="20"/>
+              </w:rPr>
+              <w:t xml:space="preserve">B-3（上位境界を100㎥へ）とB-4（100㎥超の新設）は、大口側だけを動かす案である。効果は限定的で、11〜50㎥を191円から193円（B-3）または184円（B-4）に動かす程度にとどまる。月100㎥超の水量が全体の約13%しかないためである。大口への配慮（B-3）または大口への追加負担（B-4）を明示したい場合の選択肢になる。</w:t>
+            </w:r>
+          </w:p>
+          <w:p>
+            <w:pPr>
+              <w:spacing w:after="60" w:line="290"/>
+            </w:pPr>
+            <w:r>
+              <w:rPr>
+                <w:rFonts w:ascii="MS Pゴシック" w:cs="MS Pゴシック" w:eastAsia="MS Pゴシック" w:hAnsi="MS Pゴシック"/>
+                <w:color w:val="1A1A1A"/>
+                <w:sz w:val="20"/>
+                <w:szCs w:val="20"/>
+              </w:rPr>
+              <w:t xml:space="preserve">B-5（基本水量を10㎥へ）は、6〜10㎥区分そのものを基本使用料に吸収する案である。区分は3つになり単価差の問題は構造的に消えるが、基本使用料を1,200円（+19.1%）に上げる必要があり、月5㎥以下の1,934レコードが+19.1%となる。月10㎥は+0.6%とほぼ据置になる。</w:t>
+            </w:r>
+          </w:p>
+          <w:p>
+            <w:pPr>
+              <w:spacing w:after="60" w:line="290"/>
+            </w:pPr>
+            <w:r>
+              <w:rPr>
+                <w:rFonts w:ascii="MS Pゴシック" w:cs="MS Pゴシック" w:eastAsia="MS Pゴシック" w:hAnsi="MS Pゴシック"/>
+                <w:color w:val="1A1A1A"/>
+                <w:sz w:val="20"/>
+                <w:szCs w:val="20"/>
+              </w:rPr>
+              <w:t xml:space="preserve">B-6（基本水量の廃止）は、基本使用料を「使用量にかかわらず負担する固定費」と位置づけ、1㎥目から従量単価を課す案である。使用量に比例した負担となるため、どの使用量帯もほぼ平均増収率どおり（+9.9〜+12.3%）に収まり、最も均等な配分になる。</w:t>
+            </w:r>
+          </w:p>
+        </w:tc>
+      </w:tr>
+    </w:tbl>
+    <w:tbl>
+      <w:tblPr>
+        <w:tblW w:type="dxa" w:w="9600"/>
+        <w:tblBorders>
+          <w:top w:val="single" w:color="E0CBBC" w:sz="4"/>
+          <w:left w:val="single" w:color="CF5B1A" w:sz="18"/>
+          <w:bottom w:val="single" w:color="E0CBBC" w:sz="4"/>
+          <w:right w:val="single" w:color="E0CBBC" w:sz="4"/>
+          <w:insideH w:val="none"/>
+          <w:insideV w:val="none"/>
+        </w:tblBorders>
+      </w:tblPr>
+      <w:tblGrid>
+        <w:gridCol w:w="9600"/>
+      </w:tblGrid>
+      <w:tr>
+        <w:tc>
+          <w:tcPr>
+            <w:tcW w:type="dxa" w:w="9600"/>
+            <w:shd w:fill="FDF6F1" w:color="auto" w:val="clear"/>
+            <w:tcMar>
+              <w:top w:type="dxa" w:w="140"/>
+              <w:left w:type="dxa" w:w="180"/>
+              <w:bottom w:type="dxa" w:w="140"/>
+              <w:right w:type="dxa" w:w="160"/>
+            </w:tcMar>
+          </w:tcPr>
+          <w:p>
+            <w:pPr>
+              <w:spacing w:after="70"/>
+            </w:pPr>
+            <w:r>
+              <w:rPr>
+                <w:rFonts w:ascii="MS Pゴシック" w:cs="MS Pゴシック" w:eastAsia="MS Pゴシック" w:hAnsi="MS Pゴシック"/>
+                <w:b/>
+                <w:bCs/>
+                <w:color w:val="CF5B1A"/>
+                <w:sz w:val="18"/>
+                <w:szCs w:val="18"/>
+              </w:rPr>
+              <w:t xml:space="preserve">基本水量を下げる案（B-6）には水量の仮定が必要</w:t>
+            </w:r>
+          </w:p>
+          <w:p>
+            <w:pPr>
+              <w:spacing w:after="60" w:line="290"/>
+            </w:pPr>
+            <w:r>
+              <w:rPr>
+                <w:rFonts w:ascii="MS Pゴシック" w:cs="MS Pゴシック" w:eastAsia="MS Pゴシック" w:hAnsi="MS Pゴシック"/>
+                <w:color w:val="1A1A1A"/>
+                <w:sz w:val="20"/>
+                <w:szCs w:val="20"/>
+              </w:rPr>
+              <w:t xml:space="preserve">基本水量内の1,934レコードは、2か月2,217円という同じ額であり、実際の使用量が1〜10㎥（月あたり0〜5㎥）のいずれであっても区別がつかない。基本水量を現行の5㎥より下げる場合、この層の請求額は実使用量によって変わるため、集計ブックだけでは確定できない。</w:t>
+            </w:r>
+          </w:p>
+          <w:p>
+            <w:pPr>
+              <w:spacing w:after="60" w:line="290"/>
+            </w:pPr>
+            <w:r>
+              <w:rPr>
+                <w:rFonts w:ascii="MS Pゴシック" w:cs="MS Pゴシック" w:eastAsia="MS Pゴシック" w:hAnsi="MS Pゴシック"/>
+                <w:color w:val="1A1A1A"/>
+                <w:sz w:val="20"/>
+                <w:szCs w:val="20"/>
+              </w:rPr>
+              <w:t xml:space="preserve">表15・表16のB-6は月2.5㎥を想定した値である。想定を0㎥（下限）から5㎥（上限）まで動かすと、平年度増収額は4,119,807円〜4,810,313円（+9.24%〜+10.79%）の幅をもつ。基本使用料を据え置いているため幅は比較的狭いが、基本使用料を下げて従量単価への依存を高めるほど幅は広がる。</w:t>
+            </w:r>
+          </w:p>
+          <w:p>
+            <w:pPr>
+              <w:spacing w:after="60" w:line="290"/>
+            </w:pPr>
+            <w:r>
+              <w:rPr>
+                <w:rFonts w:ascii="MS Pゴシック" w:cs="MS Pゴシック" w:eastAsia="MS Pゴシック" w:hAnsi="MS Pゴシック"/>
+                <w:color w:val="1A1A1A"/>
+                <w:sz w:val="20"/>
+                <w:szCs w:val="20"/>
+              </w:rPr>
+              <w:t xml:space="preserve">B-6を実際に採用する場合は、基本水量内の調定明細から実使用量を集計して確定させる必要がある。</w:t>
+            </w:r>
+          </w:p>
+        </w:tc>
+      </w:tr>
+    </w:tbl>
+    <w:tbl>
+      <w:tblPr>
+        <w:tblW w:type="dxa" w:w="9600"/>
+        <w:tblBorders>
+          <w:top w:val="single" w:color="E0CBBC" w:sz="4"/>
+          <w:left w:val="single" w:color="CF5B1A" w:sz="18"/>
+          <w:bottom w:val="single" w:color="E0CBBC" w:sz="4"/>
+          <w:right w:val="single" w:color="E0CBBC" w:sz="4"/>
+          <w:insideH w:val="none"/>
+          <w:insideV w:val="none"/>
+        </w:tblBorders>
+      </w:tblPr>
+      <w:tblGrid>
+        <w:gridCol w:w="9600"/>
+      </w:tblGrid>
+      <w:tr>
+        <w:tc>
+          <w:tcPr>
+            <w:tcW w:type="dxa" w:w="9600"/>
+            <w:shd w:fill="FDF6F1" w:color="auto" w:val="clear"/>
+            <w:tcMar>
+              <w:top w:type="dxa" w:w="140"/>
+              <w:left w:type="dxa" w:w="180"/>
+              <w:bottom w:type="dxa" w:w="140"/>
+              <w:right w:type="dxa" w:w="160"/>
+            </w:tcMar>
+          </w:tcPr>
+          <w:p>
+            <w:pPr>
+              <w:spacing w:after="70"/>
+            </w:pPr>
+            <w:r>
+              <w:rPr>
+                <w:rFonts w:ascii="MS Pゴシック" w:cs="MS Pゴシック" w:eastAsia="MS Pゴシック" w:hAnsi="MS Pゴシック"/>
+                <w:b/>
+                <w:bCs/>
+                <w:color w:val="CF5B1A"/>
+                <w:sz w:val="18"/>
+                <w:szCs w:val="18"/>
+              </w:rPr>
+              <w:t xml:space="preserve">基本水量を上げる案（B-5）は日割の対象範囲も変わる</w:t>
+            </w:r>
+          </w:p>
+          <w:p>
+            <w:pPr>
+              <w:spacing w:after="60" w:line="290"/>
+            </w:pPr>
+            <w:r>
+              <w:rPr>
+                <w:rFonts w:ascii="MS Pゴシック" w:cs="MS Pゴシック" w:eastAsia="MS Pゴシック" w:hAnsi="MS Pゴシック"/>
+                <w:color w:val="1A1A1A"/>
+                <w:sz w:val="20"/>
+                <w:szCs w:val="20"/>
+              </w:rPr>
+              <w:t xml:space="preserve">第18条第4項（漁集は第20条第4項）の日割は「基本水量未満」の場合に適用される。基本水量を5㎥から10㎥に引き上げると、これまで通常算定であった月5〜10㎥の異動月の記録も日割の対象に入る。</w:t>
+            </w:r>
+          </w:p>
+          <w:p>
+            <w:pPr>
+              <w:spacing w:after="60" w:line="290"/>
+            </w:pPr>
+            <w:r>
+              <w:rPr>
+                <w:rFonts w:ascii="MS Pゴシック" w:cs="MS Pゴシック" w:eastAsia="MS Pゴシック" w:hAnsi="MS Pゴシック"/>
+                <w:color w:val="1A1A1A"/>
+                <w:sz w:val="20"/>
+                <w:szCs w:val="20"/>
+              </w:rPr>
+              <w:t xml:space="preserve">現在の日割は502件・456,776円だが、B-5を採る場合はこの範囲が広がるため、調定明細で対象件数と金額を確認したうえで増収額を再計算する必要がある。表15のB-5はこの影響を含んでいない。</w:t>
+            </w:r>
+          </w:p>
+        </w:tc>
+      </w:tr>
+    </w:tbl>
+    <w:p>
+      <w:pPr>
+        <w:pStyle w:val="Heading2"/>
+        <w:keepNext/>
+        <w:spacing w:after="100" w:before="240"/>
+      </w:pPr>
+      <w:r>
+        <w:rPr>
+          <w:rFonts w:ascii="MS Pゴシック" w:cs="MS Pゴシック" w:eastAsia="MS Pゴシック" w:hAnsi="MS Pゴシック"/>
+          <w:b/>
+          <w:bCs/>
+          <w:color w:val="12939E"/>
+          <w:sz w:val="22"/>
+          <w:szCs w:val="22"/>
+        </w:rPr>
+        <w:t xml:space="preserve">6-3　設計レバーの整理</w:t>
+      </w:r>
+    </w:p>
+    <w:p>
+      <w:pPr>
+        <w:keepNext/>
+        <w:spacing w:after="70" w:before="200"/>
+      </w:pPr>
+      <w:r>
+        <w:rPr>
+          <w:rFonts w:ascii="MS Pゴシック" w:cs="MS Pゴシック" w:eastAsia="MS Pゴシック" w:hAnsi="MS Pゴシック"/>
+          <w:b/>
+          <w:bCs/>
+          <w:color w:val="1A1A1A"/>
+          <w:sz w:val="19"/>
+          <w:szCs w:val="19"/>
+        </w:rPr>
+        <w:t xml:space="preserve">表17　設計レバー別の効き方（本章の整理）</w:t>
+      </w:r>
+    </w:p>
+    <w:tbl>
+      <w:tblPr>
+        <w:tblW w:type="dxa" w:w="9600"/>
+        <w:tblBorders>
+          <w:top w:val="single" w:color="A9BEBE" w:sz="6"/>
+          <w:left w:val="single" w:color="A9BEBE" w:sz="6"/>
+          <w:bottom w:val="single" w:color="A9BEBE" w:sz="6"/>
+          <w:right w:val="single" w:color="A9BEBE" w:sz="6"/>
+          <w:insideH w:val="single" w:color="D3DEDE" w:sz="4"/>
+          <w:insideV w:val="single" w:color="D3DEDE" w:sz="4"/>
+        </w:tblBorders>
+      </w:tblPr>
+      <w:tblGrid>
+        <w:gridCol w:w="1500"/>
+        <w:gridCol w:w="2400"/>
+        <w:gridCol w:w="2400"/>
+        <w:gridCol w:w="1900"/>
+      </w:tblGrid>
+      <w:tr>
+        <w:trPr>
+          <w:tblHeader/>
+        </w:trPr>
+        <w:tc>
+          <w:tcPr>
+            <w:tcW w:type="dxa" w:w="1500"/>
+            <w:shd w:fill="DCEBED" w:color="auto" w:val="clear"/>
+            <w:tcMar>
+              <w:top w:type="dxa" w:w="60"/>
+              <w:left w:type="dxa" w:w="90"/>
+              <w:bottom w:type="dxa" w:w="60"/>
+              <w:right w:type="dxa" w:w="90"/>
+            </w:tcMar>
+            <w:vAlign w:val="center"/>
+          </w:tcPr>
+          <w:p>
+            <w:pPr>
+              <w:spacing w:after="0" w:line="260"/>
+              <w:jc w:val="left"/>
+            </w:pPr>
+            <w:r>
+              <w:rPr>
+                <w:rFonts w:ascii="MS Pゴシック" w:cs="MS Pゴシック" w:eastAsia="MS Pゴシック" w:hAnsi="MS Pゴシック"/>
+                <w:b/>
+                <w:bCs/>
+                <w:color w:val="1A1A1A"/>
+                <w:sz w:val="18"/>
+                <w:szCs w:val="18"/>
+              </w:rPr>
+              <w:t xml:space="preserve">設計レバー</w:t>
+            </w:r>
+          </w:p>
+        </w:tc>
+        <w:tc>
+          <w:tcPr>
+            <w:tcW w:type="dxa" w:w="2400"/>
+            <w:shd w:fill="DCEBED" w:color="auto" w:val="clear"/>
+            <w:tcMar>
+              <w:top w:type="dxa" w:w="60"/>
+              <w:left w:type="dxa" w:w="90"/>
+              <w:bottom w:type="dxa" w:w="60"/>
+              <w:right w:type="dxa" w:w="90"/>
+            </w:tcMar>
+            <w:vAlign w:val="center"/>
+          </w:tcPr>
+          <w:p>
+            <w:pPr>
+              <w:spacing w:after="0" w:line="260"/>
+              <w:jc w:val="center"/>
+            </w:pPr>
+            <w:r>
+              <w:rPr>
+                <w:rFonts w:ascii="MS Pゴシック" w:cs="MS Pゴシック" w:eastAsia="MS Pゴシック" w:hAnsi="MS Pゴシック"/>
+                <w:b/>
+                <w:bCs/>
+                <w:color w:val="1A1A1A"/>
+                <w:sz w:val="18"/>
+                <w:szCs w:val="18"/>
+              </w:rPr>
+              <w:t xml:space="preserve">効きやすいこと</w:t>
+            </w:r>
+          </w:p>
+        </w:tc>
+        <w:tc>
+          <w:tcPr>
+            <w:tcW w:type="dxa" w:w="2400"/>
+            <w:shd w:fill="DCEBED" w:color="auto" w:val="clear"/>
+            <w:tcMar>
+              <w:top w:type="dxa" w:w="60"/>
+              <w:left w:type="dxa" w:w="90"/>
+              <w:bottom w:type="dxa" w:w="60"/>
+              <w:right w:type="dxa" w:w="90"/>
+            </w:tcMar>
+            <w:vAlign w:val="center"/>
+          </w:tcPr>
+          <w:p>
+            <w:pPr>
+              <w:spacing w:after="0" w:line="260"/>
+              <w:jc w:val="center"/>
+            </w:pPr>
+            <w:r>
+              <w:rPr>
+                <w:rFonts w:ascii="MS Pゴシック" w:cs="MS Pゴシック" w:eastAsia="MS Pゴシック" w:hAnsi="MS Pゴシック"/>
+                <w:b/>
+                <w:bCs/>
+                <w:color w:val="1A1A1A"/>
+                <w:sz w:val="18"/>
+                <w:szCs w:val="18"/>
+              </w:rPr>
+              <w:t xml:space="preserve">効きにくいこと</w:t>
+            </w:r>
+          </w:p>
+        </w:tc>
+        <w:tc>
+          <w:tcPr>
+            <w:tcW w:type="dxa" w:w="1900"/>
+            <w:shd w:fill="DCEBED" w:color="auto" w:val="clear"/>
+            <w:tcMar>
+              <w:top w:type="dxa" w:w="60"/>
+              <w:left w:type="dxa" w:w="90"/>
+              <w:bottom w:type="dxa" w:w="60"/>
+              <w:right w:type="dxa" w:w="90"/>
+            </w:tcMar>
+            <w:vAlign w:val="center"/>
+          </w:tcPr>
+          <w:p>
+            <w:pPr>
+              <w:spacing w:after="0" w:line="260"/>
+              <w:jc w:val="center"/>
+            </w:pPr>
+            <w:r>
+              <w:rPr>
+                <w:rFonts w:ascii="MS Pゴシック" w:cs="MS Pゴシック" w:eastAsia="MS Pゴシック" w:hAnsi="MS Pゴシック"/>
+                <w:b/>
+                <w:bCs/>
+                <w:color w:val="1A1A1A"/>
+                <w:sz w:val="18"/>
+                <w:szCs w:val="18"/>
+              </w:rPr>
+              <w:t xml:space="preserve">本件との相性</w:t>
+            </w:r>
+          </w:p>
+        </w:tc>
+      </w:tr>
+      <w:tr>
+        <w:tc>
+          <w:tcPr>
+            <w:tcW w:type="dxa" w:w="1500"/>
+            <w:tcMar>
+              <w:top w:type="dxa" w:w="60"/>
+              <w:left w:type="dxa" w:w="90"/>
+              <w:bottom w:type="dxa" w:w="60"/>
+              <w:right w:type="dxa" w:w="90"/>
+            </w:tcMar>
+            <w:vAlign w:val="center"/>
+          </w:tcPr>
+          <w:p>
+            <w:pPr>
+              <w:spacing w:after="0" w:line="260"/>
+              <w:jc w:val="left"/>
+            </w:pPr>
+            <w:r>
+              <w:rPr>
+                <w:rFonts w:ascii="MS Pゴシック" w:cs="MS Pゴシック" w:eastAsia="MS Pゴシック" w:hAnsi="MS Pゴシック"/>
+                <w:b w:val="false"/>
+                <w:bCs w:val="false"/>
+                <w:color w:val="1A1A1A"/>
+                <w:sz w:val="18"/>
+                <w:szCs w:val="18"/>
+              </w:rPr>
+              <w:t xml:space="preserve">基本使用料</w:t>
+            </w:r>
+          </w:p>
+        </w:tc>
+        <w:tc>
+          <w:tcPr>
+            <w:tcW w:type="dxa" w:w="2400"/>
+            <w:tcMar>
+              <w:top w:type="dxa" w:w="60"/>
+              <w:left w:type="dxa" w:w="90"/>
+              <w:bottom w:type="dxa" w:w="60"/>
+              <w:right w:type="dxa" w:w="90"/>
+            </w:tcMar>
+            <w:vAlign w:val="center"/>
+          </w:tcPr>
+          <w:p>
+            <w:pPr>
+              <w:spacing w:after="0" w:line="260"/>
+              <w:jc w:val="right"/>
+            </w:pPr>
+            <w:r>
+              <w:rPr>
+                <w:rFonts w:ascii="MS Pゴシック" w:cs="MS Pゴシック" w:eastAsia="MS Pゴシック" w:hAnsi="MS Pゴシック"/>
+                <w:b w:val="false"/>
+                <w:bCs w:val="false"/>
+                <w:color w:val="1A1A1A"/>
+                <w:sz w:val="18"/>
+                <w:szCs w:val="18"/>
+              </w:rPr>
+              <w:t xml:space="preserve">収入の安定（水量変動に左右されない）。全件に均等に及ぶため説明が容易</w:t>
+            </w:r>
+          </w:p>
+        </w:tc>
+        <w:tc>
+          <w:tcPr>
+            <w:tcW w:type="dxa" w:w="2400"/>
+            <w:tcMar>
+              <w:top w:type="dxa" w:w="60"/>
+              <w:left w:type="dxa" w:w="90"/>
+              <w:bottom w:type="dxa" w:w="60"/>
+              <w:right w:type="dxa" w:w="90"/>
+            </w:tcMar>
+            <w:vAlign w:val="center"/>
+          </w:tcPr>
+          <w:p>
+            <w:pPr>
+              <w:spacing w:after="0" w:line="260"/>
+              <w:jc w:val="right"/>
+            </w:pPr>
+            <w:r>
+              <w:rPr>
+                <w:rFonts w:ascii="MS Pゴシック" w:cs="MS Pゴシック" w:eastAsia="MS Pゴシック" w:hAnsi="MS Pゴシック"/>
+                <w:b w:val="false"/>
+                <w:bCs w:val="false"/>
+                <w:color w:val="1A1A1A"/>
+                <w:sz w:val="18"/>
+                <w:szCs w:val="18"/>
+              </w:rPr>
+              <w:t xml:space="preserve">負担の配分を変えること（据え置かれる層がなくなる）</w:t>
+            </w:r>
+          </w:p>
+        </w:tc>
+        <w:tc>
+          <w:tcPr>
+            <w:tcW w:type="dxa" w:w="1900"/>
+            <w:tcMar>
+              <w:top w:type="dxa" w:w="60"/>
+              <w:left w:type="dxa" w:w="90"/>
+              <w:bottom w:type="dxa" w:w="60"/>
+              <w:right w:type="dxa" w:w="90"/>
+            </w:tcMar>
+            <w:vAlign w:val="center"/>
+          </w:tcPr>
+          <w:p>
+            <w:pPr>
+              <w:spacing w:after="0" w:line="260"/>
+              <w:jc w:val="right"/>
+            </w:pPr>
+            <w:r>
+              <w:rPr>
+                <w:rFonts w:ascii="MS Pゴシック" w:cs="MS Pゴシック" w:eastAsia="MS Pゴシック" w:hAnsi="MS Pゴシック"/>
+                <w:b w:val="false"/>
+                <w:bCs w:val="false"/>
+                <w:color w:val="1A1A1A"/>
+                <w:sz w:val="18"/>
+                <w:szCs w:val="18"/>
+              </w:rPr>
+              <w:t xml:space="preserve">△　単価差の縮小と併用すると月10㎥前後に二重に効く</w:t>
+            </w:r>
+          </w:p>
+        </w:tc>
+      </w:tr>
+      <w:tr>
+        <w:tc>
+          <w:tcPr>
+            <w:tcW w:type="dxa" w:w="1500"/>
+            <w:shd w:fill="FBEAE0" w:color="auto" w:val="clear"/>
+            <w:tcMar>
+              <w:top w:type="dxa" w:w="60"/>
+              <w:left w:type="dxa" w:w="90"/>
+              <w:bottom w:type="dxa" w:w="60"/>
+              <w:right w:type="dxa" w:w="90"/>
+            </w:tcMar>
+            <w:vAlign w:val="center"/>
+          </w:tcPr>
+          <w:p>
+            <w:pPr>
+              <w:spacing w:after="0" w:line="260"/>
+              <w:jc w:val="left"/>
+            </w:pPr>
+            <w:r>
+              <w:rPr>
+                <w:rFonts w:ascii="MS Pゴシック" w:cs="MS Pゴシック" w:eastAsia="MS Pゴシック" w:hAnsi="MS Pゴシック"/>
+                <w:b/>
+                <w:bCs/>
+                <w:color w:val="1A1A1A"/>
+                <w:sz w:val="18"/>
+                <w:szCs w:val="18"/>
+              </w:rPr>
+              <w:t xml:space="preserve">従量単価</w:t>
+            </w:r>
+          </w:p>
+        </w:tc>
+        <w:tc>
+          <w:tcPr>
+            <w:tcW w:type="dxa" w:w="2400"/>
+            <w:shd w:fill="FBEAE0" w:color="auto" w:val="clear"/>
+            <w:tcMar>
+              <w:top w:type="dxa" w:w="60"/>
+              <w:left w:type="dxa" w:w="90"/>
+              <w:bottom w:type="dxa" w:w="60"/>
+              <w:right w:type="dxa" w:w="90"/>
+            </w:tcMar>
+            <w:vAlign w:val="center"/>
+          </w:tcPr>
+          <w:p>
+            <w:pPr>
+              <w:spacing w:after="0" w:line="260"/>
+              <w:jc w:val="right"/>
+            </w:pPr>
+            <w:r>
+              <w:rPr>
+                <w:rFonts w:ascii="MS Pゴシック" w:cs="MS Pゴシック" w:eastAsia="MS Pゴシック" w:hAnsi="MS Pゴシック"/>
+                <w:b/>
+                <w:bCs/>
+                <w:color w:val="1A1A1A"/>
+                <w:sz w:val="18"/>
+                <w:szCs w:val="18"/>
+              </w:rPr>
+              <w:t xml:space="preserve">区分間の負担配分の調整。据置とする層を選べる</w:t>
+            </w:r>
+          </w:p>
+        </w:tc>
+        <w:tc>
+          <w:tcPr>
+            <w:tcW w:type="dxa" w:w="2400"/>
+            <w:shd w:fill="FBEAE0" w:color="auto" w:val="clear"/>
+            <w:tcMar>
+              <w:top w:type="dxa" w:w="60"/>
+              <w:left w:type="dxa" w:w="90"/>
+              <w:bottom w:type="dxa" w:w="60"/>
+              <w:right w:type="dxa" w:w="90"/>
+            </w:tcMar>
+            <w:vAlign w:val="center"/>
+          </w:tcPr>
+          <w:p>
+            <w:pPr>
+              <w:spacing w:after="0" w:line="260"/>
+              <w:jc w:val="right"/>
+            </w:pPr>
+            <w:r>
+              <w:rPr>
+                <w:rFonts w:ascii="MS Pゴシック" w:cs="MS Pゴシック" w:eastAsia="MS Pゴシック" w:hAnsi="MS Pゴシック"/>
+                <w:b/>
+                <w:bCs/>
+                <w:color w:val="1A1A1A"/>
+                <w:sz w:val="18"/>
+                <w:szCs w:val="18"/>
+              </w:rPr>
+              <w:t xml:space="preserve">収入の安定（水量変動を直接受ける）</w:t>
+            </w:r>
+          </w:p>
+        </w:tc>
+        <w:tc>
+          <w:tcPr>
+            <w:tcW w:type="dxa" w:w="1900"/>
+            <w:shd w:fill="FBEAE0" w:color="auto" w:val="clear"/>
+            <w:tcMar>
+              <w:top w:type="dxa" w:w="60"/>
+              <w:left w:type="dxa" w:w="90"/>
+              <w:bottom w:type="dxa" w:w="60"/>
+              <w:right w:type="dxa" w:w="90"/>
+            </w:tcMar>
+            <w:vAlign w:val="center"/>
+          </w:tcPr>
+          <w:p>
+            <w:pPr>
+              <w:spacing w:after="0" w:line="260"/>
+              <w:jc w:val="right"/>
+            </w:pPr>
+            <w:r>
+              <w:rPr>
+                <w:rFonts w:ascii="MS Pゴシック" w:cs="MS Pゴシック" w:eastAsia="MS Pゴシック" w:hAnsi="MS Pゴシック"/>
+                <w:b/>
+                <w:bCs/>
+                <w:color w:val="1A1A1A"/>
+                <w:sz w:val="18"/>
+                <w:szCs w:val="18"/>
+              </w:rPr>
+              <w:t xml:space="preserve">○　A案・B案が採用</w:t>
+            </w:r>
+          </w:p>
+        </w:tc>
+      </w:tr>
+      <w:tr>
+        <w:tc>
+          <w:tcPr>
+            <w:tcW w:type="dxa" w:w="1500"/>
+            <w:shd w:fill="FBEAE0" w:color="auto" w:val="clear"/>
+            <w:tcMar>
+              <w:top w:type="dxa" w:w="60"/>
+              <w:left w:type="dxa" w:w="90"/>
+              <w:bottom w:type="dxa" w:w="60"/>
+              <w:right w:type="dxa" w:w="90"/>
+            </w:tcMar>
+            <w:vAlign w:val="center"/>
+          </w:tcPr>
+          <w:p>
+            <w:pPr>
+              <w:spacing w:after="0" w:line="260"/>
+              <w:jc w:val="left"/>
+            </w:pPr>
+            <w:r>
+              <w:rPr>
+                <w:rFonts w:ascii="MS Pゴシック" w:cs="MS Pゴシック" w:eastAsia="MS Pゴシック" w:hAnsi="MS Pゴシック"/>
+                <w:b/>
+                <w:bCs/>
+                <w:color w:val="1A1A1A"/>
+                <w:sz w:val="18"/>
+                <w:szCs w:val="18"/>
+              </w:rPr>
+              <w:t xml:space="preserve">区分の統合・境界</w:t>
+            </w:r>
+          </w:p>
+        </w:tc>
+        <w:tc>
+          <w:tcPr>
+            <w:tcW w:type="dxa" w:w="2400"/>
+            <w:shd w:fill="FBEAE0" w:color="auto" w:val="clear"/>
+            <w:tcMar>
+              <w:top w:type="dxa" w:w="60"/>
+              <w:left w:type="dxa" w:w="90"/>
+              <w:bottom w:type="dxa" w:w="60"/>
+              <w:right w:type="dxa" w:w="90"/>
+            </w:tcMar>
+            <w:vAlign w:val="center"/>
+          </w:tcPr>
+          <w:p>
+            <w:pPr>
+              <w:spacing w:after="0" w:line="260"/>
+              <w:jc w:val="right"/>
+            </w:pPr>
+            <w:r>
+              <w:rPr>
+                <w:rFonts w:ascii="MS Pゴシック" w:cs="MS Pゴシック" w:eastAsia="MS Pゴシック" w:hAnsi="MS Pゴシック"/>
+                <w:b/>
+                <w:bCs/>
+                <w:color w:val="1A1A1A"/>
+                <w:sz w:val="18"/>
+                <w:szCs w:val="18"/>
+              </w:rPr>
+              <w:t xml:space="preserve">単価差の構造的な解消。段差の平準化</w:t>
+            </w:r>
+          </w:p>
+        </w:tc>
+        <w:tc>
+          <w:tcPr>
+            <w:tcW w:type="dxa" w:w="2400"/>
+            <w:shd w:fill="FBEAE0" w:color="auto" w:val="clear"/>
+            <w:tcMar>
+              <w:top w:type="dxa" w:w="60"/>
+              <w:left w:type="dxa" w:w="90"/>
+              <w:bottom w:type="dxa" w:w="60"/>
+              <w:right w:type="dxa" w:w="90"/>
+            </w:tcMar>
+            <w:vAlign w:val="center"/>
+          </w:tcPr>
+          <w:p>
+            <w:pPr>
+              <w:spacing w:after="0" w:line="260"/>
+              <w:jc w:val="right"/>
+            </w:pPr>
+            <w:r>
+              <w:rPr>
+                <w:rFonts w:ascii="MS Pゴシック" w:cs="MS Pゴシック" w:eastAsia="MS Pゴシック" w:hAnsi="MS Pゴシック"/>
+                <w:b/>
+                <w:bCs/>
+                <w:color w:val="1A1A1A"/>
+                <w:sz w:val="18"/>
+                <w:szCs w:val="18"/>
+              </w:rPr>
+              <w:t xml:space="preserve">増収額（どの切り方でも総額はほぼ同じ）</w:t>
+            </w:r>
+          </w:p>
+        </w:tc>
+        <w:tc>
+          <w:tcPr>
+            <w:tcW w:type="dxa" w:w="1900"/>
+            <w:shd w:fill="FBEAE0" w:color="auto" w:val="clear"/>
+            <w:tcMar>
+              <w:top w:type="dxa" w:w="60"/>
+              <w:left w:type="dxa" w:w="90"/>
+              <w:bottom w:type="dxa" w:w="60"/>
+              <w:right w:type="dxa" w:w="90"/>
+            </w:tcMar>
+            <w:vAlign w:val="center"/>
+          </w:tcPr>
+          <w:p>
+            <w:pPr>
+              <w:spacing w:after="0" w:line="260"/>
+              <w:jc w:val="right"/>
+            </w:pPr>
+            <w:r>
+              <w:rPr>
+                <w:rFonts w:ascii="MS Pゴシック" w:cs="MS Pゴシック" w:eastAsia="MS Pゴシック" w:hAnsi="MS Pゴシック"/>
+                <w:b/>
+                <w:bCs/>
+                <w:color w:val="1A1A1A"/>
+                <w:sz w:val="18"/>
+                <w:szCs w:val="18"/>
+              </w:rPr>
+              <w:t xml:space="preserve">○　B-2・B-5は単価差を構造的に解消</w:t>
+            </w:r>
+          </w:p>
+        </w:tc>
+      </w:tr>
+      <w:tr>
+        <w:tc>
+          <w:tcPr>
+            <w:tcW w:type="dxa" w:w="1500"/>
+            <w:shd w:fill="F4F7F7" w:color="auto" w:val="clear"/>
+            <w:tcMar>
+              <w:top w:type="dxa" w:w="60"/>
+              <w:left w:type="dxa" w:w="90"/>
+              <w:bottom w:type="dxa" w:w="60"/>
+              <w:right w:type="dxa" w:w="90"/>
+            </w:tcMar>
+            <w:vAlign w:val="center"/>
+          </w:tcPr>
+          <w:p>
+            <w:pPr>
+              <w:spacing w:after="0" w:line="260"/>
+              <w:jc w:val="left"/>
+            </w:pPr>
+            <w:r>
+              <w:rPr>
+                <w:rFonts w:ascii="MS Pゴシック" w:cs="MS Pゴシック" w:eastAsia="MS Pゴシック" w:hAnsi="MS Pゴシック"/>
+                <w:b w:val="false"/>
+                <w:bCs w:val="false"/>
+                <w:color w:val="1A1A1A"/>
+                <w:sz w:val="18"/>
+                <w:szCs w:val="18"/>
+              </w:rPr>
+              <w:t xml:space="preserve">基本水量</w:t>
+            </w:r>
+          </w:p>
+        </w:tc>
+        <w:tc>
+          <w:tcPr>
+            <w:tcW w:type="dxa" w:w="2400"/>
+            <w:shd w:fill="F4F7F7" w:color="auto" w:val="clear"/>
+            <w:tcMar>
+              <w:top w:type="dxa" w:w="60"/>
+              <w:left w:type="dxa" w:w="90"/>
+              <w:bottom w:type="dxa" w:w="60"/>
+              <w:right w:type="dxa" w:w="90"/>
+            </w:tcMar>
+            <w:vAlign w:val="center"/>
+          </w:tcPr>
+          <w:p>
+            <w:pPr>
+              <w:spacing w:after="0" w:line="260"/>
+              <w:jc w:val="right"/>
+            </w:pPr>
+            <w:r>
+              <w:rPr>
+                <w:rFonts w:ascii="MS Pゴシック" w:cs="MS Pゴシック" w:eastAsia="MS Pゴシック" w:hAnsi="MS Pゴシック"/>
+                <w:b w:val="false"/>
+                <w:bCs w:val="false"/>
+                <w:color w:val="1A1A1A"/>
+                <w:sz w:val="18"/>
+                <w:szCs w:val="18"/>
+              </w:rPr>
+              <w:t xml:space="preserve">少量帯の負担水準の設定。B-6は最も均等な配分</w:t>
+            </w:r>
+          </w:p>
+        </w:tc>
+        <w:tc>
+          <w:tcPr>
+            <w:tcW w:type="dxa" w:w="2400"/>
+            <w:shd w:fill="F4F7F7" w:color="auto" w:val="clear"/>
+            <w:tcMar>
+              <w:top w:type="dxa" w:w="60"/>
+              <w:left w:type="dxa" w:w="90"/>
+              <w:bottom w:type="dxa" w:w="60"/>
+              <w:right w:type="dxa" w:w="90"/>
+            </w:tcMar>
+            <w:vAlign w:val="center"/>
+          </w:tcPr>
+          <w:p>
+            <w:pPr>
+              <w:spacing w:after="0" w:line="260"/>
+              <w:jc w:val="right"/>
+            </w:pPr>
+            <w:r>
+              <w:rPr>
+                <w:rFonts w:ascii="MS Pゴシック" w:cs="MS Pゴシック" w:eastAsia="MS Pゴシック" w:hAnsi="MS Pゴシック"/>
+                <w:b w:val="false"/>
+                <w:bCs w:val="false"/>
+                <w:color w:val="1A1A1A"/>
+                <w:sz w:val="18"/>
+                <w:szCs w:val="18"/>
+              </w:rPr>
+              <w:t xml:space="preserve">増収額</w:t>
+            </w:r>
+          </w:p>
+        </w:tc>
+        <w:tc>
+          <w:tcPr>
+            <w:tcW w:type="dxa" w:w="1900"/>
+            <w:shd w:fill="F4F7F7" w:color="auto" w:val="clear"/>
+            <w:tcMar>
+              <w:top w:type="dxa" w:w="60"/>
+              <w:left w:type="dxa" w:w="90"/>
+              <w:bottom w:type="dxa" w:w="60"/>
+              <w:right w:type="dxa" w:w="90"/>
+            </w:tcMar>
+            <w:vAlign w:val="center"/>
+          </w:tcPr>
+          <w:p>
+            <w:pPr>
+              <w:spacing w:after="0" w:line="260"/>
+              <w:jc w:val="right"/>
+            </w:pPr>
+            <w:r>
+              <w:rPr>
+                <w:rFonts w:ascii="MS Pゴシック" w:cs="MS Pゴシック" w:eastAsia="MS Pゴシック" w:hAnsi="MS Pゴシック"/>
+                <w:b w:val="false"/>
+                <w:bCs w:val="false"/>
+                <w:color w:val="1A1A1A"/>
+                <w:sz w:val="18"/>
+                <w:szCs w:val="18"/>
+              </w:rPr>
+              <w:t xml:space="preserve">△　下げる場合は実使用量の把握が前提</w:t>
+            </w:r>
+          </w:p>
+        </w:tc>
+      </w:tr>
+    </w:tbl>
+    <w:p>
+      <w:pPr>
+        <w:spacing w:after="200" w:before="40"/>
+      </w:pPr>
+      <w:r>
+        <w:rPr>
+          <w:rFonts w:ascii="MS Pゴシック" w:cs="MS Pゴシック" w:eastAsia="MS Pゴシック" w:hAnsi="MS Pゴシック"/>
+          <w:color w:val="5F6F74"/>
+          <w:sz w:val="17"/>
+          <w:szCs w:val="17"/>
+        </w:rPr>
+        <w:t xml:space="preserve">増収額はどのレバーでもほぼ同じ約4,500千円（経費回収率54.5%）に揃えられる。レバーの選択は「いくら増やすか」ではなく「誰にどう配分するか」と「収入をどれだけ安定させるか」の判断である。</w:t>
+      </w:r>
+    </w:p>
+    <w:p>
+      <w:pPr>
+        <w:pStyle w:val="Heading1"/>
+        <w:keepNext/>
+        <w:pBdr>
+          <w:bottom w:val="single" w:color="12939E" w:sz="12" w:space="4"/>
+        </w:pBdr>
+        <w:spacing w:after="160" w:before="320"/>
+      </w:pPr>
+      <w:r>
+        <w:rPr>
+          <w:rFonts w:ascii="MS Pゴシック" w:cs="MS Pゴシック" w:eastAsia="MS Pゴシック" w:hAnsi="MS Pゴシック"/>
+          <w:b/>
+          <w:bCs/>
+          <w:color w:val="1A1A1A"/>
+          <w:sz w:val="26"/>
+          <w:szCs w:val="26"/>
+        </w:rPr>
+        <w:t xml:space="preserve">7　平年度増収額と経費回収率</w:t>
+      </w:r>
+    </w:p>
+    <w:p>
+      <w:pPr>
+        <w:keepNext/>
+        <w:spacing w:after="70" w:before="200"/>
+      </w:pPr>
+      <w:r>
+        <w:rPr>
+          <w:rFonts w:ascii="MS Pゴシック" w:cs="MS Pゴシック" w:eastAsia="MS Pゴシック" w:hAnsi="MS Pゴシック"/>
+          <w:b/>
+          <w:bCs/>
+          <w:color w:val="1A1A1A"/>
+          <w:sz w:val="19"/>
+          <w:szCs w:val="19"/>
+        </w:rPr>
+        <w:t xml:space="preserve">表18　料金案別の平年度増収額と経費回収率</w:t>
       </w:r>
     </w:p>
     <w:tbl>
@@ -19067,7 +26997,7 @@
           <w:sz w:val="19"/>
           <w:szCs w:val="19"/>
         </w:rPr>
-        <w:t xml:space="preserve">表14　繰入金の扱いによる経常収支比率への効果の違い</w:t>
+        <w:t xml:space="preserve">表19　繰入金の扱いによる経常収支比率への効果の違い</w:t>
       </w:r>
     </w:p>
     <w:tbl>
@@ -20006,7 +27936,7 @@
           <w:sz w:val="17"/>
           <w:szCs w:val="17"/>
         </w:rPr>
-        <w:t xml:space="preserve">経常収支比率は令和7年度決算の経常収益237,340千円÷経常費用271,139千円＝87.5%を基礎とした静態試算。①は経常収益に増収額を上乗せして再計算したものである。本表の増収額は、経常収益と分母を揃えるため令和7年度決算の使用料収入40,586千円（税抜）に表13の平均増収率を乗じた額であり、調定分布から積み上げた表13の税抜増収額（A案4,074千円等）とは基礎が異なるため数千円単位で一致しない。経費回収率は使用料収入÷汚水処理費であり繰入金を含まないため、①②いずれでも同じ値になる。①は基準内繰入金が変わらないことを前提としており、その根拠は下の参考試算による。</w:t>
+        <w:t xml:space="preserve">経常収支比率は令和7年度決算の経常収益237,340千円÷経常費用271,139千円＝87.5%を基礎とした静態試算。①は経常収益に増収額を上乗せして再計算したものである。本表の増収額は、経常収益と分母を揃えるため令和7年度決算の使用料収入40,586千円（税抜）に表18の平均増収率を乗じた額であり、調定分布から積み上げた表18の税抜増収額（A案4,074千円等）とは基礎が異なるため数千円単位で一致しない。経費回収率は使用料収入÷汚水処理費であり繰入金を含まないため、①②いずれでも同じ値になる。①は基準内繰入金が変わらないことを前提としており、その根拠は下の参考試算による。</w:t>
       </w:r>
     </w:p>
     <w:tbl>
@@ -20119,7 +28049,7 @@
                 <w:sz w:val="20"/>
                 <w:szCs w:val="20"/>
               </w:rPr>
-              <w:t xml:space="preserve">したがって今回検討する5〜15%の範囲では、令和6年度の費用構成を前提とするかぎり基準内繰入金は減額されず、増収分はそのまま経常収益の増加となる（表14の①）。ただしこれは令和6年度の費用構成を固定した参考試算であり、令和7年度の決算統計32表・40表を取得したうえで年度を揃えて再確認する必要がある。</w:t>
+              <w:t xml:space="preserve">したがって今回検討する5〜15%の範囲では、令和6年度の費用構成を前提とするかぎり基準内繰入金は減額されず、増収分はそのまま経常収益の増加となる（表19の①）。ただしこれは令和6年度の費用構成を固定した参考試算であり、令和7年度の決算統計32表・40表を取得したうえで年度を揃えて再確認する必要がある。</w:t>
             </w:r>
           </w:p>
           <w:p>
@@ -20133,7 +28063,7 @@
                 <w:sz w:val="20"/>
                 <w:szCs w:val="20"/>
               </w:rPr>
-              <w:t xml:space="preserve">ただし基準外繰入金を増収分だけ減額するという政策判断を採る場合は、経常収支比率は87.5%のまま変わらない（表14の②）。この場合は一般会計の負担が同額軽減される。どちらを採るかは繰出基準の問題ではなく町の財政運営の判断である。</w:t>
+              <w:t xml:space="preserve">ただし基準外繰入金を増収分だけ減額するという政策判断を採る場合は、経常収支比率は87.5%のまま変わらない（表19の②）。この場合は一般会計の負担が同額軽減される。どちらを採るかは繰出基準の問題ではなく町の財政運営の判断である。</w:t>
             </w:r>
           </w:p>
           <w:p>
@@ -20185,7 +28115,7 @@
           <w:sz w:val="26"/>
           <w:szCs w:val="26"/>
         </w:rPr>
-        <w:t xml:space="preserve">7　段階的な縮小の考え方</w:t>
+        <w:t xml:space="preserve">8　段階的な縮小の考え方</w:t>
       </w:r>
     </w:p>
     <w:p>
@@ -20216,7 +28146,7 @@
           <w:sz w:val="19"/>
           <w:szCs w:val="19"/>
         </w:rPr>
-        <w:t xml:space="preserve">表15　段階的縮小の料金表（1か月・税抜）</w:t>
+        <w:t xml:space="preserve">表20　段階的縮小の料金表（1か月・税抜）</w:t>
       </w:r>
     </w:p>
     <w:tbl>
@@ -21183,7 +29113,7 @@
           <w:sz w:val="19"/>
           <w:szCs w:val="19"/>
         </w:rPr>
-        <w:t xml:space="preserve">表16　段階別の2か月請求額（一般汚水・税込）</w:t>
+        <w:t xml:space="preserve">表21　段階別の2か月請求額（一般汚水・税込）</w:t>
       </w:r>
     </w:p>
     <w:tbl>
@@ -22352,7 +30282,7 @@
                 <w:sz w:val="20"/>
                 <w:szCs w:val="20"/>
               </w:rPr>
-              <w:t xml:space="preserve">経営戦略は定期的な使用料改定の必要性を示しているが、その将来数値には不整合が確認されているため（第9章）、段階の水準は令和7年度決算からの改善幅で管理する。</w:t>
+              <w:t xml:space="preserve">経営戦略は定期的な使用料改定の必要性を示しているが、その将来数値には不整合が確認されているため（第10章）、段階の水準は令和7年度決算からの改善幅で管理する。</w:t>
             </w:r>
           </w:p>
           <w:p>
@@ -22390,7 +30320,7 @@
           <w:sz w:val="26"/>
           <w:szCs w:val="26"/>
         </w:rPr>
-        <w:t xml:space="preserve">8　条例改正に向けた整理</w:t>
+        <w:t xml:space="preserve">9　条例改正に向けた整理</w:t>
       </w:r>
     </w:p>
     <w:p>
@@ -22421,7 +30351,7 @@
           <w:sz w:val="19"/>
           <w:szCs w:val="19"/>
         </w:rPr>
-        <w:t xml:space="preserve">表17　条例別表（第17条関係／漁集は第19条関係）の改正案</w:t>
+        <w:t xml:space="preserve">表22　条例別表（第17条関係／漁集は第19条関係）の改正案</w:t>
       </w:r>
     </w:p>
     <w:tbl>
@@ -24106,7 +32036,7 @@
           <w:sz w:val="26"/>
           <w:szCs w:val="26"/>
         </w:rPr>
-        <w:t xml:space="preserve">9　参考　経営戦略および令和8年度予算との関係</w:t>
+        <w:t xml:space="preserve">10　参考　経営戦略および令和8年度予算との関係</w:t>
       </w:r>
     </w:p>
     <w:p>
@@ -24230,7 +32160,7 @@
           <w:sz w:val="19"/>
           <w:szCs w:val="19"/>
         </w:rPr>
-        <w:t xml:space="preserve">表18　令和8年度予算と経営戦略の差異（単位：千円・すべて税抜）</w:t>
+        <w:t xml:space="preserve">表23　令和8年度予算と経営戦略の差異（単位：千円・すべて税抜）</w:t>
       </w:r>
     </w:p>
     <w:tbl>
@@ -25247,7 +33177,7 @@
           <w:sz w:val="26"/>
           <w:szCs w:val="26"/>
         </w:rPr>
-        <w:t xml:space="preserve">10　留意事項</w:t>
+        <w:t xml:space="preserve">11　留意事項</w:t>
       </w:r>
     </w:p>
     <w:p>
